--- a/Дипломная_работа_ИВТАСбд-41_БорковИван.docx
+++ b/Дипломная_работа_ИВТАСбд-41_БорковИван.docx
@@ -510,38 +510,387 @@
           <w:lang w:val="ru-RU"/>
         </w:rPr>
       </w:pPr>
+      <w:r>
+        <w:rPr>
+          <w:rFonts w:ascii="Times New Roman" w:hAnsi="Times New Roman" w:cs="Times New Roman"/>
+          <w:sz w:val="28"/>
+          <w:szCs w:val="28"/>
+          <w:lang w:val="ru-RU"/>
+        </w:rPr>
+        <w:t>Введение</w:t>
+      </w:r>
+      <w:r>
+        <w:rPr>
+          <w:rFonts w:hint="default" w:ascii="Times New Roman" w:hAnsi="Times New Roman" w:cs="Times New Roman"/>
+          <w:sz w:val="28"/>
+          <w:szCs w:val="28"/>
+          <w:lang w:val="ru-RU"/>
+        </w:rPr>
+        <w:t>. Проблематика, автотестирование в разработке</w:t>
+      </w:r>
+    </w:p>
+    <w:p>
+      <w:pPr>
+        <w:spacing w:line="360" w:lineRule="auto"/>
+        <w:jc w:val="both"/>
+        <w:rPr>
+          <w:rFonts w:hint="default" w:ascii="Times New Roman" w:hAnsi="Times New Roman" w:cs="Times New Roman"/>
+          <w:sz w:val="28"/>
+          <w:szCs w:val="28"/>
+          <w:lang w:val="ru-RU"/>
+        </w:rPr>
+      </w:pPr>
+      <w:r>
+        <w:rPr>
+          <w:rFonts w:ascii="Times New Roman" w:hAnsi="Times New Roman" w:cs="Times New Roman"/>
+          <w:sz w:val="28"/>
+          <w:szCs w:val="28"/>
+          <w:lang w:val="ru-RU"/>
+        </w:rPr>
+        <w:t>Глава</w:t>
+      </w:r>
+      <w:r>
+        <w:rPr>
+          <w:rFonts w:hint="default" w:ascii="Times New Roman" w:hAnsi="Times New Roman" w:cs="Times New Roman"/>
+          <w:sz w:val="28"/>
+          <w:szCs w:val="28"/>
+          <w:lang w:val="ru-RU"/>
+        </w:rPr>
+        <w:t xml:space="preserve"> 1. Тестирование ПО</w:t>
+      </w:r>
+    </w:p>
+    <w:p>
+      <w:pPr>
+        <w:spacing w:line="360" w:lineRule="auto"/>
+        <w:jc w:val="both"/>
+        <w:rPr>
+          <w:rFonts w:hint="default" w:ascii="Times New Roman" w:hAnsi="Times New Roman" w:cs="Times New Roman"/>
+          <w:sz w:val="28"/>
+          <w:szCs w:val="28"/>
+          <w:lang w:val="ru-RU"/>
+        </w:rPr>
+      </w:pPr>
+      <w:r>
+        <w:rPr>
+          <w:rFonts w:hint="default" w:ascii="Times New Roman" w:hAnsi="Times New Roman" w:cs="Times New Roman"/>
+          <w:sz w:val="28"/>
+          <w:szCs w:val="28"/>
+          <w:lang w:val="en-US"/>
+        </w:rPr>
+        <w:tab/>
+      </w:r>
+      <w:r>
+        <w:rPr>
+          <w:rFonts w:hint="default" w:ascii="Times New Roman" w:hAnsi="Times New Roman" w:cs="Times New Roman"/>
+          <w:sz w:val="28"/>
+          <w:szCs w:val="28"/>
+          <w:lang w:val="ru-RU"/>
+        </w:rPr>
+        <w:t>Параграф 1.</w:t>
+      </w:r>
+    </w:p>
+    <w:p>
+      <w:pPr>
+        <w:numPr>
+          <w:ilvl w:val="2"/>
+          <w:numId w:val="1"/>
+        </w:numPr>
+        <w:spacing w:line="360" w:lineRule="auto"/>
+        <w:ind w:left="1416" w:leftChars="0" w:firstLine="0" w:firstLineChars="0"/>
+        <w:jc w:val="both"/>
+        <w:rPr>
+          <w:rFonts w:hint="default" w:ascii="Times New Roman" w:hAnsi="Times New Roman" w:cs="Times New Roman"/>
+          <w:sz w:val="28"/>
+          <w:szCs w:val="28"/>
+          <w:lang w:val="ru-RU"/>
+        </w:rPr>
+      </w:pPr>
+      <w:r>
+        <w:rPr>
+          <w:rFonts w:hint="default" w:ascii="Times New Roman" w:hAnsi="Times New Roman" w:cs="Times New Roman"/>
+          <w:sz w:val="28"/>
+          <w:szCs w:val="28"/>
+          <w:lang w:val="ru-RU"/>
+        </w:rPr>
+        <w:t>Веб интерфейсы</w:t>
+      </w:r>
+    </w:p>
+    <w:p>
+      <w:pPr>
+        <w:numPr>
+          <w:ilvl w:val="2"/>
+          <w:numId w:val="1"/>
+        </w:numPr>
+        <w:spacing w:line="360" w:lineRule="auto"/>
+        <w:ind w:left="1416" w:leftChars="0" w:firstLine="0" w:firstLineChars="0"/>
+        <w:jc w:val="both"/>
+        <w:rPr>
+          <w:rFonts w:hint="default" w:ascii="Times New Roman" w:hAnsi="Times New Roman" w:cs="Times New Roman"/>
+          <w:sz w:val="28"/>
+          <w:szCs w:val="28"/>
+          <w:lang w:val="ru-RU"/>
+        </w:rPr>
+      </w:pPr>
+      <w:r>
+        <w:rPr>
+          <w:rFonts w:hint="default" w:ascii="Times New Roman" w:hAnsi="Times New Roman" w:cs="Times New Roman"/>
+          <w:sz w:val="28"/>
+          <w:szCs w:val="28"/>
+          <w:lang w:val="ru-RU"/>
+        </w:rPr>
+        <w:t>Тестирование. Определение видов. Зачем? Какие виды есть.</w:t>
+      </w:r>
+    </w:p>
+    <w:p>
+      <w:pPr>
+        <w:numPr>
+          <w:ilvl w:val="2"/>
+          <w:numId w:val="1"/>
+        </w:numPr>
+        <w:spacing w:line="360" w:lineRule="auto"/>
+        <w:ind w:left="1416" w:leftChars="0" w:firstLine="0" w:firstLineChars="0"/>
+        <w:jc w:val="both"/>
+        <w:rPr>
+          <w:rFonts w:hint="default" w:ascii="Times New Roman" w:hAnsi="Times New Roman" w:cs="Times New Roman"/>
+          <w:sz w:val="28"/>
+          <w:szCs w:val="28"/>
+          <w:lang w:val="ru-RU"/>
+        </w:rPr>
+      </w:pPr>
+      <w:r>
+        <w:rPr>
+          <w:rFonts w:hint="default" w:ascii="Times New Roman" w:hAnsi="Times New Roman" w:cs="Times New Roman"/>
+          <w:sz w:val="28"/>
+          <w:szCs w:val="28"/>
+          <w:lang w:val="ru-RU"/>
+        </w:rPr>
+        <w:t>Тестирование в разработке веб интерфейсов (?)</w:t>
+      </w:r>
+    </w:p>
+    <w:p>
+      <w:pPr>
+        <w:numPr>
+          <w:numId w:val="0"/>
+        </w:numPr>
+        <w:spacing w:after="160" w:line="360" w:lineRule="auto"/>
+        <w:jc w:val="both"/>
+        <w:rPr>
+          <w:rFonts w:hint="default" w:ascii="Times New Roman" w:hAnsi="Times New Roman" w:cs="Times New Roman"/>
+          <w:sz w:val="28"/>
+          <w:szCs w:val="28"/>
+          <w:lang w:val="ru-RU"/>
+        </w:rPr>
+      </w:pPr>
+      <w:r>
+        <w:rPr>
+          <w:rFonts w:hint="default" w:ascii="Times New Roman" w:hAnsi="Times New Roman" w:cs="Times New Roman"/>
+          <w:sz w:val="28"/>
+          <w:szCs w:val="28"/>
+          <w:lang w:val="ru-RU"/>
+        </w:rPr>
+        <w:tab/>
+        <w:t>Параграф 2. Обзор средств автотестирования и тестирования</w:t>
+      </w:r>
+    </w:p>
+    <w:p>
+      <w:pPr>
+        <w:numPr>
+          <w:numId w:val="0"/>
+        </w:numPr>
+        <w:spacing w:after="160" w:line="360" w:lineRule="auto"/>
+        <w:jc w:val="both"/>
+        <w:rPr>
+          <w:rFonts w:hint="default" w:ascii="Times New Roman" w:hAnsi="Times New Roman" w:cs="Times New Roman"/>
+          <w:sz w:val="28"/>
+          <w:szCs w:val="28"/>
+          <w:lang w:val="ru-RU"/>
+        </w:rPr>
+      </w:pPr>
+      <w:r>
+        <w:rPr>
+          <w:rFonts w:hint="default" w:ascii="Times New Roman" w:hAnsi="Times New Roman" w:cs="Times New Roman"/>
+          <w:sz w:val="28"/>
+          <w:szCs w:val="28"/>
+          <w:lang w:val="ru-RU"/>
+        </w:rPr>
+        <w:tab/>
+        <w:t/>
+      </w:r>
+      <w:r>
+        <w:rPr>
+          <w:rFonts w:hint="default" w:ascii="Times New Roman" w:hAnsi="Times New Roman" w:cs="Times New Roman"/>
+          <w:sz w:val="28"/>
+          <w:szCs w:val="28"/>
+          <w:lang w:val="ru-RU"/>
+        </w:rPr>
+        <w:tab/>
+        <w:t>1.2.1. Подходы</w:t>
+      </w:r>
+    </w:p>
+    <w:p>
+      <w:pPr>
+        <w:numPr>
+          <w:numId w:val="0"/>
+        </w:numPr>
+        <w:spacing w:after="160" w:line="360" w:lineRule="auto"/>
+        <w:jc w:val="both"/>
+        <w:rPr>
+          <w:rFonts w:hint="default" w:ascii="Times New Roman" w:hAnsi="Times New Roman" w:cs="Times New Roman"/>
+          <w:sz w:val="28"/>
+          <w:szCs w:val="28"/>
+          <w:lang w:val="ru-RU"/>
+        </w:rPr>
+      </w:pPr>
+      <w:r>
+        <w:rPr>
+          <w:rFonts w:hint="default" w:ascii="Times New Roman" w:hAnsi="Times New Roman" w:cs="Times New Roman"/>
+          <w:sz w:val="28"/>
+          <w:szCs w:val="28"/>
+          <w:lang w:val="ru-RU"/>
+        </w:rPr>
+        <w:tab/>
+        <w:t/>
+      </w:r>
+      <w:r>
+        <w:rPr>
+          <w:rFonts w:hint="default" w:ascii="Times New Roman" w:hAnsi="Times New Roman" w:cs="Times New Roman"/>
+          <w:sz w:val="28"/>
+          <w:szCs w:val="28"/>
+          <w:lang w:val="ru-RU"/>
+        </w:rPr>
+        <w:tab/>
+        <w:t>1.2.2. Виды</w:t>
+      </w:r>
+    </w:p>
+    <w:p>
+      <w:pPr>
+        <w:numPr>
+          <w:numId w:val="0"/>
+        </w:numPr>
+        <w:spacing w:after="160" w:line="360" w:lineRule="auto"/>
+        <w:jc w:val="both"/>
+        <w:rPr>
+          <w:rFonts w:hint="default" w:ascii="Times New Roman" w:hAnsi="Times New Roman" w:cs="Times New Roman"/>
+          <w:sz w:val="28"/>
+          <w:szCs w:val="28"/>
+          <w:lang w:val="ru-RU"/>
+        </w:rPr>
+      </w:pPr>
+      <w:r>
+        <w:rPr>
+          <w:rFonts w:hint="default" w:ascii="Times New Roman" w:hAnsi="Times New Roman" w:cs="Times New Roman"/>
+          <w:sz w:val="28"/>
+          <w:szCs w:val="28"/>
+          <w:lang w:val="ru-RU"/>
+        </w:rPr>
+        <w:tab/>
+        <w:t/>
+      </w:r>
+      <w:r>
+        <w:rPr>
+          <w:rFonts w:hint="default" w:ascii="Times New Roman" w:hAnsi="Times New Roman" w:cs="Times New Roman"/>
+          <w:sz w:val="28"/>
+          <w:szCs w:val="28"/>
+          <w:lang w:val="ru-RU"/>
+        </w:rPr>
+        <w:tab/>
+        <w:t>1.2.3. Выводы</w:t>
+      </w:r>
+    </w:p>
+    <w:p>
+      <w:pPr>
+        <w:numPr>
+          <w:numId w:val="0"/>
+        </w:numPr>
+        <w:spacing w:after="160" w:line="360" w:lineRule="auto"/>
+        <w:jc w:val="both"/>
+        <w:rPr>
+          <w:rFonts w:hint="default" w:ascii="Times New Roman" w:hAnsi="Times New Roman" w:cs="Times New Roman"/>
+          <w:sz w:val="28"/>
+          <w:szCs w:val="28"/>
+          <w:lang w:val="ru-RU"/>
+        </w:rPr>
+      </w:pPr>
+      <w:r>
+        <w:rPr>
+          <w:rFonts w:hint="default" w:ascii="Times New Roman" w:hAnsi="Times New Roman" w:cs="Times New Roman"/>
+          <w:sz w:val="28"/>
+          <w:szCs w:val="28"/>
+          <w:lang w:val="ru-RU"/>
+        </w:rPr>
+        <w:tab/>
+        <w:t>Параграф 3. Выбор средств разработки автотестов</w:t>
+      </w:r>
+    </w:p>
+    <w:p>
+      <w:pPr>
+        <w:numPr>
+          <w:numId w:val="0"/>
+        </w:numPr>
+        <w:spacing w:after="160" w:line="360" w:lineRule="auto"/>
+        <w:jc w:val="both"/>
+        <w:rPr>
+          <w:rFonts w:hint="default" w:ascii="Times New Roman" w:hAnsi="Times New Roman" w:cs="Times New Roman"/>
+          <w:sz w:val="28"/>
+          <w:szCs w:val="28"/>
+          <w:lang w:val="ru-RU"/>
+        </w:rPr>
+      </w:pPr>
+      <w:r>
+        <w:rPr>
+          <w:rFonts w:hint="default" w:ascii="Times New Roman" w:hAnsi="Times New Roman" w:cs="Times New Roman"/>
+          <w:sz w:val="28"/>
+          <w:szCs w:val="28"/>
+          <w:lang w:val="ru-RU"/>
+        </w:rPr>
+        <w:tab/>
+        <w:t>Параграф 4. Реализация</w:t>
+      </w:r>
+    </w:p>
+    <w:p>
+      <w:pPr>
+        <w:spacing w:line="360" w:lineRule="auto"/>
+        <w:jc w:val="both"/>
+        <w:rPr>
+          <w:rFonts w:hint="default" w:ascii="Times New Roman" w:hAnsi="Times New Roman" w:cs="Times New Roman"/>
+          <w:sz w:val="28"/>
+          <w:szCs w:val="28"/>
+          <w:lang w:val="ru-RU"/>
+        </w:rPr>
+      </w:pPr>
+      <w:r>
+        <w:rPr>
+          <w:rFonts w:hint="default" w:ascii="Times New Roman" w:hAnsi="Times New Roman" w:cs="Times New Roman"/>
+          <w:sz w:val="28"/>
+          <w:szCs w:val="28"/>
+          <w:lang w:val="ru-RU"/>
+        </w:rPr>
+        <w:tab/>
+        <w:t/>
+      </w:r>
+      <w:r>
+        <w:rPr>
+          <w:rFonts w:hint="default" w:ascii="Times New Roman" w:hAnsi="Times New Roman" w:cs="Times New Roman"/>
+          <w:sz w:val="28"/>
+          <w:szCs w:val="28"/>
+          <w:lang w:val="ru-RU"/>
+        </w:rPr>
+        <w:tab/>
+      </w:r>
+    </w:p>
+    <w:p>
+      <w:pPr>
+        <w:spacing w:line="360" w:lineRule="auto"/>
+        <w:jc w:val="both"/>
+        <w:rPr>
+          <w:rFonts w:hint="default" w:ascii="Times New Roman" w:hAnsi="Times New Roman" w:cs="Times New Roman"/>
+          <w:sz w:val="28"/>
+          <w:szCs w:val="28"/>
+          <w:lang w:val="ru-RU"/>
+        </w:rPr>
+      </w:pPr>
       <w:bookmarkStart w:id="0" w:name="_GoBack"/>
       <w:bookmarkEnd w:id="0"/>
-      <w:r>
-        <w:rPr>
-          <w:rFonts w:ascii="Times New Roman" w:hAnsi="Times New Roman" w:cs="Times New Roman"/>
-          <w:sz w:val="28"/>
-          <w:szCs w:val="28"/>
-          <w:lang w:val="ru-RU"/>
-        </w:rPr>
-        <w:t>Глава</w:t>
-      </w:r>
-      <w:r>
-        <w:rPr>
-          <w:rFonts w:hint="default" w:ascii="Times New Roman" w:hAnsi="Times New Roman" w:cs="Times New Roman"/>
-          <w:sz w:val="28"/>
-          <w:szCs w:val="28"/>
-          <w:lang w:val="ru-RU"/>
-        </w:rPr>
-        <w:t xml:space="preserve"> 1. Тестирование ПО</w:t>
-      </w:r>
-    </w:p>
-    <w:p>
-      <w:pPr>
-        <w:spacing w:line="360" w:lineRule="auto"/>
-        <w:jc w:val="both"/>
-        <w:rPr>
-          <w:rFonts w:hint="default" w:ascii="Times New Roman" w:hAnsi="Times New Roman" w:cs="Times New Roman"/>
-          <w:sz w:val="28"/>
-          <w:szCs w:val="28"/>
-          <w:lang w:val="ru-RU"/>
-        </w:rPr>
-      </w:pPr>
     </w:p>
     <w:p>
       <w:pPr>
@@ -670,6 +1019,136 @@
     </w:p>
   </w:footnote>
 </w:footnotes>
+</file>
+
+<file path=word/numbering.xml><?xml version="1.0" encoding="utf-8"?>
+<w:numbering xmlns:wpc="http://schemas.microsoft.com/office/word/2010/wordprocessingCanvas" xmlns:mc="http://schemas.openxmlformats.org/markup-compatibility/2006" xmlns:o="urn:schemas-microsoft-com:office:office" xmlns:r="http://schemas.openxmlformats.org/officeDocument/2006/relationships" xmlns:m="http://schemas.openxmlformats.org/officeDocument/2006/math" xmlns:v="urn:schemas-microsoft-com:vml" xmlns:wp14="http://schemas.microsoft.com/office/word/2010/wordprocessingDrawing" xmlns:wp="http://schemas.openxmlformats.org/drawingml/2006/wordprocessingDrawing" xmlns:w10="urn:schemas-microsoft-com:office:word" xmlns:w="http://schemas.openxmlformats.org/wordprocessingml/2006/main" xmlns:w14="http://schemas.microsoft.com/office/word/2010/wordml" xmlns:wpg="http://schemas.microsoft.com/office/word/2010/wordprocessingGroup" xmlns:wpi="http://schemas.microsoft.com/office/word/2010/wordprocessingInk" xmlns:wne="http://schemas.microsoft.com/office/word/2006/wordml" xmlns:wps="http://schemas.microsoft.com/office/word/2010/wordprocessingShape" xmlns:wpsCustomData="http://www.wps.cn/officeDocument/2013/wpsCustomData" mc:Ignorable="w14 wp14">
+  <w:abstractNum w:abstractNumId="0">
+    <w:nsid w:val="4952075A"/>
+    <w:multiLevelType w:val="multilevel"/>
+    <w:tmpl w:val="4952075A"/>
+    <w:lvl w:ilvl="0" w:tentative="0">
+      <w:start w:val="1"/>
+      <w:numFmt w:val="decimal"/>
+      <w:suff w:val="space"/>
+      <w:lvlText w:val="%1."/>
+      <w:lvlJc w:val="left"/>
+      <w:pPr>
+        <w:ind w:left="1416" w:leftChars="0" w:firstLine="0" w:firstLineChars="0"/>
+      </w:pPr>
+      <w:rPr>
+        <w:rFonts w:hint="default"/>
+      </w:rPr>
+    </w:lvl>
+    <w:lvl w:ilvl="1" w:tentative="0">
+      <w:start w:val="1"/>
+      <w:numFmt w:val="decimal"/>
+      <w:suff w:val="space"/>
+      <w:lvlText w:val="%1.%2."/>
+      <w:lvlJc w:val="left"/>
+      <w:pPr>
+        <w:ind w:left="1416" w:leftChars="0" w:firstLine="0" w:firstLineChars="0"/>
+      </w:pPr>
+      <w:rPr>
+        <w:rFonts w:hint="default"/>
+      </w:rPr>
+    </w:lvl>
+    <w:lvl w:ilvl="2" w:tentative="0">
+      <w:start w:val="1"/>
+      <w:numFmt w:val="decimal"/>
+      <w:suff w:val="space"/>
+      <w:lvlText w:val="%1.%2.%3."/>
+      <w:lvlJc w:val="left"/>
+      <w:pPr>
+        <w:ind w:left="1416" w:leftChars="0" w:firstLine="0" w:firstLineChars="0"/>
+      </w:pPr>
+      <w:rPr>
+        <w:rFonts w:hint="default"/>
+      </w:rPr>
+    </w:lvl>
+    <w:lvl w:ilvl="3" w:tentative="0">
+      <w:start w:val="1"/>
+      <w:numFmt w:val="decimal"/>
+      <w:suff w:val="space"/>
+      <w:lvlText w:val="%1.%2.%3.%4."/>
+      <w:lvlJc w:val="left"/>
+      <w:pPr>
+        <w:ind w:left="1416" w:leftChars="0" w:firstLine="0" w:firstLineChars="0"/>
+      </w:pPr>
+      <w:rPr>
+        <w:rFonts w:hint="default"/>
+      </w:rPr>
+    </w:lvl>
+    <w:lvl w:ilvl="4" w:tentative="0">
+      <w:start w:val="1"/>
+      <w:numFmt w:val="decimal"/>
+      <w:suff w:val="space"/>
+      <w:lvlText w:val="%1.%2.%3.%4.%5."/>
+      <w:lvlJc w:val="left"/>
+      <w:pPr>
+        <w:ind w:left="1416" w:leftChars="0" w:firstLine="0" w:firstLineChars="0"/>
+      </w:pPr>
+      <w:rPr>
+        <w:rFonts w:hint="default"/>
+      </w:rPr>
+    </w:lvl>
+    <w:lvl w:ilvl="5" w:tentative="0">
+      <w:start w:val="1"/>
+      <w:numFmt w:val="decimal"/>
+      <w:suff w:val="space"/>
+      <w:lvlText w:val="%1.%2.%3.%4.%5.%6."/>
+      <w:lvlJc w:val="left"/>
+      <w:pPr>
+        <w:ind w:left="1416" w:leftChars="0" w:firstLine="0" w:firstLineChars="0"/>
+      </w:pPr>
+      <w:rPr>
+        <w:rFonts w:hint="default"/>
+      </w:rPr>
+    </w:lvl>
+    <w:lvl w:ilvl="6" w:tentative="0">
+      <w:start w:val="1"/>
+      <w:numFmt w:val="decimal"/>
+      <w:suff w:val="space"/>
+      <w:lvlText w:val="%1.%2.%3.%4.%5.%6.%7."/>
+      <w:lvlJc w:val="left"/>
+      <w:pPr>
+        <w:ind w:left="1416" w:leftChars="0" w:firstLine="0" w:firstLineChars="0"/>
+      </w:pPr>
+      <w:rPr>
+        <w:rFonts w:hint="default"/>
+      </w:rPr>
+    </w:lvl>
+    <w:lvl w:ilvl="7" w:tentative="0">
+      <w:start w:val="1"/>
+      <w:numFmt w:val="decimal"/>
+      <w:suff w:val="space"/>
+      <w:lvlText w:val="%1.%2.%3.%4.%5.%6.%7.%8."/>
+      <w:lvlJc w:val="left"/>
+      <w:pPr>
+        <w:ind w:left="1416" w:leftChars="0" w:firstLine="0" w:firstLineChars="0"/>
+      </w:pPr>
+      <w:rPr>
+        <w:rFonts w:hint="default"/>
+      </w:rPr>
+    </w:lvl>
+    <w:lvl w:ilvl="8" w:tentative="0">
+      <w:start w:val="1"/>
+      <w:numFmt w:val="decimal"/>
+      <w:suff w:val="space"/>
+      <w:lvlText w:val="%1.%2.%3.%4.%5.%6.%7.%8.%9."/>
+      <w:lvlJc w:val="left"/>
+      <w:pPr>
+        <w:ind w:left="1416" w:leftChars="0" w:firstLine="0" w:firstLineChars="0"/>
+      </w:pPr>
+      <w:rPr>
+        <w:rFonts w:hint="default"/>
+      </w:rPr>
+    </w:lvl>
+  </w:abstractNum>
+  <w:num w:numId="1">
+    <w:abstractNumId w:val="0"/>
+  </w:num>
+</w:numbering>
 </file>
 
 <file path=word/styles.xml><?xml version="1.0" encoding="utf-8"?>

--- a/Дипломная_работа_ИВТАСбд-41_БорковИван.docx
+++ b/Дипломная_работа_ИВТАСбд-41_БорковИван.docx
@@ -453,7 +453,7 @@
           <w:rFonts w:hint="default" w:ascii="Times New Roman" w:hAnsi="Times New Roman" w:cs="Times New Roman"/>
           <w:sz w:val="28"/>
           <w:szCs w:val="28"/>
-          <w:lang w:val="ru-RU"/>
+          <w:lang w:val="en-US"/>
         </w:rPr>
       </w:pPr>
       <w:r>
@@ -472,6 +472,17 @@
           <w:lang w:val="ru-RU"/>
         </w:rPr>
         <w:t>6</w:t>
+      </w:r>
+      <w:bookmarkStart w:id="0" w:name="_GoBack"/>
+      <w:bookmarkEnd w:id="0"/>
+      <w:r>
+        <w:rPr>
+          <w:rFonts w:hint="default" w:ascii="Times New Roman" w:hAnsi="Times New Roman" w:cs="Times New Roman"/>
+          <w:sz w:val="28"/>
+          <w:szCs w:val="28"/>
+          <w:lang w:val="en-US"/>
+        </w:rPr>
+        <w:br w:type="page"/>
       </w:r>
     </w:p>
     <w:p>
@@ -513,6 +524,8 @@
       <w:r>
         <w:rPr>
           <w:rFonts w:ascii="Times New Roman" w:hAnsi="Times New Roman" w:cs="Times New Roman"/>
+          <w:b/>
+          <w:bCs/>
           <w:sz w:val="28"/>
           <w:szCs w:val="28"/>
           <w:lang w:val="ru-RU"/>
@@ -522,132 +535,249 @@
       <w:r>
         <w:rPr>
           <w:rFonts w:hint="default" w:ascii="Times New Roman" w:hAnsi="Times New Roman" w:cs="Times New Roman"/>
-          <w:sz w:val="28"/>
-          <w:szCs w:val="28"/>
-          <w:lang w:val="ru-RU"/>
-        </w:rPr>
-        <w:t>. Проблематика, автотестирование в разработке</w:t>
-      </w:r>
-    </w:p>
-    <w:p>
-      <w:pPr>
-        <w:spacing w:line="360" w:lineRule="auto"/>
-        <w:jc w:val="both"/>
-        <w:rPr>
-          <w:rFonts w:hint="default" w:ascii="Times New Roman" w:hAnsi="Times New Roman" w:cs="Times New Roman"/>
-          <w:sz w:val="28"/>
-          <w:szCs w:val="28"/>
-          <w:lang w:val="ru-RU"/>
-        </w:rPr>
-      </w:pPr>
-      <w:r>
-        <w:rPr>
-          <w:rFonts w:ascii="Times New Roman" w:hAnsi="Times New Roman" w:cs="Times New Roman"/>
-          <w:sz w:val="28"/>
-          <w:szCs w:val="28"/>
-          <w:lang w:val="ru-RU"/>
-        </w:rPr>
-        <w:t>Глава</w:t>
-      </w:r>
-      <w:r>
-        <w:rPr>
-          <w:rFonts w:hint="default" w:ascii="Times New Roman" w:hAnsi="Times New Roman" w:cs="Times New Roman"/>
-          <w:sz w:val="28"/>
-          <w:szCs w:val="28"/>
-          <w:lang w:val="ru-RU"/>
-        </w:rPr>
-        <w:t xml:space="preserve"> 1. Тестирование ПО</w:t>
-      </w:r>
-    </w:p>
-    <w:p>
-      <w:pPr>
-        <w:spacing w:line="360" w:lineRule="auto"/>
-        <w:jc w:val="both"/>
-        <w:rPr>
-          <w:rFonts w:hint="default" w:ascii="Times New Roman" w:hAnsi="Times New Roman" w:cs="Times New Roman"/>
-          <w:sz w:val="28"/>
-          <w:szCs w:val="28"/>
-          <w:lang w:val="ru-RU"/>
-        </w:rPr>
-      </w:pPr>
-      <w:r>
-        <w:rPr>
-          <w:rFonts w:hint="default" w:ascii="Times New Roman" w:hAnsi="Times New Roman" w:cs="Times New Roman"/>
-          <w:sz w:val="28"/>
-          <w:szCs w:val="28"/>
-          <w:lang w:val="en-US"/>
-        </w:rPr>
-        <w:tab/>
-      </w:r>
-      <w:r>
-        <w:rPr>
-          <w:rFonts w:hint="default" w:ascii="Times New Roman" w:hAnsi="Times New Roman" w:cs="Times New Roman"/>
-          <w:sz w:val="28"/>
-          <w:szCs w:val="28"/>
-          <w:lang w:val="ru-RU"/>
-        </w:rPr>
-        <w:t>Параграф 1.</w:t>
+          <w:b/>
+          <w:bCs/>
+          <w:sz w:val="28"/>
+          <w:szCs w:val="28"/>
+          <w:lang w:val="ru-RU"/>
+        </w:rPr>
+        <w:t>.</w:t>
+      </w:r>
+      <w:r>
+        <w:rPr>
+          <w:rFonts w:hint="default" w:ascii="Times New Roman" w:hAnsi="Times New Roman" w:cs="Times New Roman"/>
+          <w:sz w:val="28"/>
+          <w:szCs w:val="28"/>
+          <w:lang w:val="ru-RU"/>
+        </w:rPr>
+        <w:t xml:space="preserve"> </w:t>
       </w:r>
     </w:p>
     <w:p>
       <w:pPr>
         <w:numPr>
-          <w:ilvl w:val="2"/>
+          <w:ilvl w:val="0"/>
           <w:numId w:val="1"/>
         </w:numPr>
         <w:spacing w:line="360" w:lineRule="auto"/>
-        <w:ind w:left="1416" w:leftChars="0" w:firstLine="0" w:firstLineChars="0"/>
-        <w:jc w:val="both"/>
-        <w:rPr>
-          <w:rFonts w:hint="default" w:ascii="Times New Roman" w:hAnsi="Times New Roman" w:cs="Times New Roman"/>
-          <w:sz w:val="28"/>
-          <w:szCs w:val="28"/>
-          <w:lang w:val="ru-RU"/>
-        </w:rPr>
-      </w:pPr>
-      <w:r>
-        <w:rPr>
-          <w:rFonts w:hint="default" w:ascii="Times New Roman" w:hAnsi="Times New Roman" w:cs="Times New Roman"/>
-          <w:sz w:val="28"/>
-          <w:szCs w:val="28"/>
-          <w:lang w:val="ru-RU"/>
-        </w:rPr>
-        <w:t>Веб интерфейсы</w:t>
+        <w:ind w:left="420" w:leftChars="0" w:hanging="420" w:firstLineChars="0"/>
+        <w:jc w:val="both"/>
+        <w:rPr>
+          <w:rFonts w:hint="default" w:ascii="Times New Roman" w:hAnsi="Times New Roman" w:cs="Times New Roman"/>
+          <w:sz w:val="28"/>
+          <w:szCs w:val="28"/>
+          <w:lang w:val="ru-RU"/>
+        </w:rPr>
+      </w:pPr>
+      <w:r>
+        <w:rPr>
+          <w:rFonts w:hint="default" w:ascii="Times New Roman" w:hAnsi="Times New Roman" w:cs="Times New Roman"/>
+          <w:sz w:val="28"/>
+          <w:szCs w:val="28"/>
+          <w:lang w:val="ru-RU"/>
+        </w:rPr>
+        <w:t>Актуальность автоматизации тестирования в современной разработке ПО</w:t>
       </w:r>
     </w:p>
     <w:p>
       <w:pPr>
         <w:numPr>
-          <w:ilvl w:val="2"/>
+          <w:ilvl w:val="0"/>
           <w:numId w:val="1"/>
         </w:numPr>
         <w:spacing w:line="360" w:lineRule="auto"/>
-        <w:ind w:left="1416" w:leftChars="0" w:firstLine="0" w:firstLineChars="0"/>
-        <w:jc w:val="both"/>
-        <w:rPr>
-          <w:rFonts w:hint="default" w:ascii="Times New Roman" w:hAnsi="Times New Roman" w:cs="Times New Roman"/>
-          <w:sz w:val="28"/>
-          <w:szCs w:val="28"/>
-          <w:lang w:val="ru-RU"/>
-        </w:rPr>
-      </w:pPr>
-      <w:r>
-        <w:rPr>
-          <w:rFonts w:hint="default" w:ascii="Times New Roman" w:hAnsi="Times New Roman" w:cs="Times New Roman"/>
-          <w:sz w:val="28"/>
-          <w:szCs w:val="28"/>
-          <w:lang w:val="ru-RU"/>
-        </w:rPr>
-        <w:t>Тестирование. Определение видов. Зачем? Какие виды есть.</w:t>
+        <w:ind w:left="420" w:leftChars="0" w:hanging="420" w:firstLineChars="0"/>
+        <w:jc w:val="both"/>
+        <w:rPr>
+          <w:rFonts w:hint="default" w:ascii="Times New Roman" w:hAnsi="Times New Roman" w:cs="Times New Roman"/>
+          <w:sz w:val="28"/>
+          <w:szCs w:val="28"/>
+          <w:lang w:val="ru-RU"/>
+        </w:rPr>
+      </w:pPr>
+      <w:r>
+        <w:rPr>
+          <w:rFonts w:hint="default" w:ascii="Times New Roman" w:hAnsi="Times New Roman" w:cs="Times New Roman"/>
+          <w:sz w:val="28"/>
+          <w:szCs w:val="28"/>
+          <w:lang w:val="en-US"/>
+        </w:rPr>
+        <w:t>Роль тестирования в жизненном цикле программного обеспечения</w:t>
       </w:r>
     </w:p>
     <w:p>
       <w:pPr>
         <w:numPr>
-          <w:ilvl w:val="2"/>
+          <w:ilvl w:val="0"/>
           <w:numId w:val="1"/>
         </w:numPr>
         <w:spacing w:line="360" w:lineRule="auto"/>
+        <w:ind w:left="420" w:leftChars="0" w:hanging="420" w:firstLineChars="0"/>
+        <w:jc w:val="both"/>
+        <w:rPr>
+          <w:rFonts w:hint="default" w:ascii="Times New Roman" w:hAnsi="Times New Roman" w:cs="Times New Roman"/>
+          <w:sz w:val="28"/>
+          <w:szCs w:val="28"/>
+          <w:lang w:val="ru-RU"/>
+        </w:rPr>
+      </w:pPr>
+      <w:r>
+        <w:rPr>
+          <w:rFonts w:hint="default" w:ascii="Times New Roman" w:hAnsi="Times New Roman" w:cs="Times New Roman"/>
+          <w:sz w:val="28"/>
+          <w:szCs w:val="28"/>
+          <w:lang w:val="ru-RU"/>
+        </w:rPr>
+        <w:t>Значение автотестирования веб-приложений</w:t>
+      </w:r>
+    </w:p>
+    <w:p>
+      <w:pPr>
+        <w:numPr>
+          <w:ilvl w:val="0"/>
+          <w:numId w:val="1"/>
+        </w:numPr>
+        <w:spacing w:line="360" w:lineRule="auto"/>
+        <w:ind w:left="420" w:leftChars="0" w:hanging="420" w:firstLineChars="0"/>
+        <w:jc w:val="both"/>
+        <w:rPr>
+          <w:rFonts w:hint="default" w:ascii="Times New Roman" w:hAnsi="Times New Roman" w:cs="Times New Roman"/>
+          <w:sz w:val="28"/>
+          <w:szCs w:val="28"/>
+          <w:lang w:val="ru-RU"/>
+        </w:rPr>
+      </w:pPr>
+      <w:r>
+        <w:rPr>
+          <w:rFonts w:hint="default" w:ascii="Times New Roman" w:hAnsi="Times New Roman" w:cs="Times New Roman"/>
+          <w:sz w:val="28"/>
+          <w:szCs w:val="28"/>
+          <w:lang w:val="ru-RU"/>
+        </w:rPr>
+        <w:t>Цель и задачи дипломной работы</w:t>
+      </w:r>
+    </w:p>
+    <w:p>
+      <w:pPr>
+        <w:numPr>
+          <w:ilvl w:val="0"/>
+          <w:numId w:val="1"/>
+        </w:numPr>
+        <w:spacing w:line="360" w:lineRule="auto"/>
+        <w:ind w:left="420" w:leftChars="0" w:hanging="420" w:firstLineChars="0"/>
+        <w:jc w:val="both"/>
+        <w:rPr>
+          <w:rFonts w:hint="default" w:ascii="Times New Roman" w:hAnsi="Times New Roman" w:cs="Times New Roman"/>
+          <w:sz w:val="28"/>
+          <w:szCs w:val="28"/>
+          <w:lang w:val="ru-RU"/>
+        </w:rPr>
+      </w:pPr>
+      <w:r>
+        <w:rPr>
+          <w:rFonts w:hint="default" w:ascii="Times New Roman" w:hAnsi="Times New Roman" w:cs="Times New Roman"/>
+          <w:sz w:val="28"/>
+          <w:szCs w:val="28"/>
+          <w:lang w:val="ru-RU"/>
+        </w:rPr>
+        <w:t>Объект и предмет исследования</w:t>
+      </w:r>
+    </w:p>
+    <w:p>
+      <w:pPr>
+        <w:spacing w:line="360" w:lineRule="auto"/>
+        <w:jc w:val="both"/>
+        <w:rPr>
+          <w:rFonts w:hint="default" w:ascii="Times New Roman" w:hAnsi="Times New Roman" w:cs="Times New Roman"/>
+          <w:sz w:val="28"/>
+          <w:szCs w:val="28"/>
+          <w:lang w:val="ru-RU"/>
+        </w:rPr>
+      </w:pPr>
+      <w:r>
+        <w:rPr>
+          <w:rFonts w:ascii="Times New Roman" w:hAnsi="Times New Roman" w:cs="Times New Roman"/>
+          <w:b/>
+          <w:bCs/>
+          <w:sz w:val="28"/>
+          <w:szCs w:val="28"/>
+          <w:lang w:val="ru-RU"/>
+        </w:rPr>
+        <w:t>Глава</w:t>
+      </w:r>
+      <w:r>
+        <w:rPr>
+          <w:rFonts w:hint="default" w:ascii="Times New Roman" w:hAnsi="Times New Roman" w:cs="Times New Roman"/>
+          <w:b/>
+          <w:bCs/>
+          <w:sz w:val="28"/>
+          <w:szCs w:val="28"/>
+          <w:lang w:val="ru-RU"/>
+        </w:rPr>
+        <w:t xml:space="preserve"> 1. Теоретические основы тестирования программного обеспечения</w:t>
+      </w:r>
+    </w:p>
+    <w:p>
+      <w:pPr>
+        <w:spacing w:line="360" w:lineRule="auto"/>
+        <w:jc w:val="both"/>
+        <w:rPr>
+          <w:rFonts w:hint="default" w:ascii="Times New Roman" w:hAnsi="Times New Roman" w:cs="Times New Roman"/>
+          <w:sz w:val="28"/>
+          <w:szCs w:val="28"/>
+          <w:lang w:val="ru-RU"/>
+        </w:rPr>
+      </w:pPr>
+      <w:r>
+        <w:rPr>
+          <w:rFonts w:hint="default" w:ascii="Times New Roman" w:hAnsi="Times New Roman" w:cs="Times New Roman"/>
+          <w:sz w:val="28"/>
+          <w:szCs w:val="28"/>
+          <w:lang w:val="en-US"/>
+        </w:rPr>
+        <w:tab/>
+      </w:r>
+      <w:r>
+        <w:rPr>
+          <w:rFonts w:hint="default" w:ascii="Times New Roman" w:hAnsi="Times New Roman" w:cs="Times New Roman"/>
+          <w:b/>
+          <w:bCs/>
+          <w:sz w:val="28"/>
+          <w:szCs w:val="28"/>
+          <w:lang w:val="ru-RU"/>
+        </w:rPr>
+        <w:t>Параграф 1.</w:t>
+      </w:r>
+      <w:r>
+        <w:rPr>
+          <w:rFonts w:hint="default" w:ascii="Times New Roman" w:hAnsi="Times New Roman" w:cs="Times New Roman"/>
+          <w:sz w:val="28"/>
+          <w:szCs w:val="28"/>
+          <w:lang w:val="ru-RU"/>
+        </w:rPr>
+        <w:t xml:space="preserve"> </w:t>
+      </w:r>
+      <w:r>
+        <w:rPr>
+          <w:rFonts w:hint="default" w:ascii="Times New Roman" w:hAnsi="Times New Roman" w:cs="Times New Roman"/>
+          <w:b w:val="0"/>
+          <w:bCs w:val="0"/>
+          <w:i/>
+          <w:iCs/>
+          <w:sz w:val="28"/>
+          <w:szCs w:val="28"/>
+          <w:lang w:val="ru-RU"/>
+        </w:rPr>
+        <w:t>Веб-приложения и особенности их тестирования</w:t>
+      </w:r>
+    </w:p>
+    <w:p>
+      <w:pPr>
+        <w:numPr>
+          <w:ilvl w:val="2"/>
+          <w:numId w:val="2"/>
+        </w:numPr>
+        <w:spacing w:line="360" w:lineRule="auto"/>
         <w:ind w:left="1416" w:leftChars="0" w:firstLine="0" w:firstLineChars="0"/>
         <w:jc w:val="both"/>
         <w:rPr>
@@ -660,22 +790,140 @@
       <w:r>
         <w:rPr>
           <w:rFonts w:hint="default" w:ascii="Times New Roman" w:hAnsi="Times New Roman" w:cs="Times New Roman"/>
-          <w:sz w:val="28"/>
-          <w:szCs w:val="28"/>
-          <w:lang w:val="ru-RU"/>
-        </w:rPr>
-        <w:t>Тестирование в разработке веб интерфейсов (?)</w:t>
+          <w:i/>
+          <w:iCs/>
+          <w:sz w:val="28"/>
+          <w:szCs w:val="28"/>
+          <w:lang w:val="ru-RU"/>
+        </w:rPr>
+        <w:t>Веб-интерфейсы и их роль в современных информационных системах</w:t>
+      </w:r>
+      <w:r>
+        <w:rPr>
+          <w:rFonts w:hint="default" w:ascii="Times New Roman" w:hAnsi="Times New Roman" w:cs="Times New Roman"/>
+          <w:sz w:val="28"/>
+          <w:szCs w:val="28"/>
+          <w:lang w:val="ru-RU"/>
+        </w:rPr>
+        <w:t xml:space="preserve"> (Здесь о том, что такое веб-приложение; что такое веб-интерфейс; frontend / backend (на высоком уровне); почему веб-интерфейс — критическая часть продукта; зависимость UX, функциональности и качества )</w:t>
       </w:r>
     </w:p>
     <w:p>
       <w:pPr>
         <w:numPr>
+          <w:ilvl w:val="2"/>
+          <w:numId w:val="2"/>
+        </w:numPr>
+        <w:spacing w:line="360" w:lineRule="auto"/>
+        <w:ind w:left="1416" w:leftChars="0" w:firstLine="0" w:firstLineChars="0"/>
+        <w:jc w:val="both"/>
+        <w:rPr>
+          <w:rFonts w:hint="default" w:ascii="Times New Roman" w:hAnsi="Times New Roman" w:cs="Times New Roman"/>
+          <w:sz w:val="28"/>
+          <w:szCs w:val="28"/>
+          <w:lang w:val="ru-RU"/>
+        </w:rPr>
+      </w:pPr>
+      <w:r>
+        <w:rPr>
+          <w:rFonts w:hint="default" w:ascii="Times New Roman" w:hAnsi="Times New Roman" w:cs="Times New Roman"/>
+          <w:i/>
+          <w:iCs/>
+          <w:sz w:val="28"/>
+          <w:szCs w:val="28"/>
+          <w:lang w:val="ru-RU"/>
+        </w:rPr>
+        <w:t>Тестирование программного обеспечения: понятие, цели и задачи.</w:t>
+      </w:r>
+      <w:r>
+        <w:rPr>
+          <w:rFonts w:hint="default" w:ascii="Times New Roman" w:hAnsi="Times New Roman" w:cs="Times New Roman"/>
+          <w:sz w:val="28"/>
+          <w:szCs w:val="28"/>
+          <w:lang w:val="ru-RU"/>
+        </w:rPr>
+        <w:t xml:space="preserve"> (Здесь о том, что такое определение тестирования; зачем нужно тестирование; основные цели (поиск дефектов, обеспечение качества, снижение рисков); роль тестирования в процессе разработки )</w:t>
+      </w:r>
+    </w:p>
+    <w:p>
+      <w:pPr>
+        <w:numPr>
+          <w:ilvl w:val="2"/>
+          <w:numId w:val="2"/>
+        </w:numPr>
+        <w:spacing w:line="360" w:lineRule="auto"/>
+        <w:ind w:left="1416" w:leftChars="0" w:firstLine="0" w:firstLineChars="0"/>
+        <w:jc w:val="both"/>
+        <w:rPr>
+          <w:rFonts w:hint="default" w:ascii="Times New Roman" w:hAnsi="Times New Roman" w:cs="Times New Roman"/>
+          <w:i/>
+          <w:iCs/>
+          <w:sz w:val="28"/>
+          <w:szCs w:val="28"/>
+          <w:lang w:val="ru-RU"/>
+        </w:rPr>
+      </w:pPr>
+      <w:r>
+        <w:rPr>
+          <w:rFonts w:hint="default" w:ascii="Times New Roman" w:hAnsi="Times New Roman" w:cs="Times New Roman"/>
+          <w:i/>
+          <w:iCs/>
+          <w:sz w:val="28"/>
+          <w:szCs w:val="28"/>
+          <w:lang w:val="ru-RU"/>
+        </w:rPr>
+        <w:t>Виды тестирования программного обеспечения</w:t>
+      </w:r>
+    </w:p>
+    <w:p>
+      <w:pPr>
+        <w:numPr>
+          <w:ilvl w:val="2"/>
+          <w:numId w:val="2"/>
+        </w:numPr>
+        <w:spacing w:line="360" w:lineRule="auto"/>
+        <w:ind w:left="1416" w:leftChars="0" w:firstLine="0" w:firstLineChars="0"/>
+        <w:jc w:val="both"/>
+        <w:rPr>
+          <w:rFonts w:hint="default" w:ascii="Times New Roman" w:hAnsi="Times New Roman" w:cs="Times New Roman"/>
+          <w:sz w:val="28"/>
+          <w:szCs w:val="28"/>
+          <w:lang w:val="ru-RU"/>
+        </w:rPr>
+      </w:pPr>
+      <w:r>
+        <w:rPr>
+          <w:rFonts w:hint="default" w:ascii="Times New Roman" w:hAnsi="Times New Roman" w:cs="Times New Roman"/>
+          <w:i/>
+          <w:iCs/>
+          <w:sz w:val="28"/>
+          <w:szCs w:val="28"/>
+          <w:lang w:val="ru-RU"/>
+        </w:rPr>
+        <w:t xml:space="preserve">Роль тестирования в разработке веб-интерфейсов </w:t>
+      </w:r>
+      <w:r>
+        <w:rPr>
+          <w:rFonts w:hint="default" w:ascii="Times New Roman" w:hAnsi="Times New Roman" w:cs="Times New Roman"/>
+          <w:sz w:val="28"/>
+          <w:szCs w:val="28"/>
+          <w:lang w:val="ru-RU"/>
+        </w:rPr>
+        <w:t>( специфика ошибок в веб-интерфейсах; проблемы кроссбраузерности; зависимость UI от backend; необходимость автоматизации UI-тестов )</w:t>
+      </w:r>
+    </w:p>
+    <w:p>
+      <w:pPr>
+        <w:numPr>
+          <w:ilvl w:val="0"/>
           <w:numId w:val="0"/>
         </w:numPr>
         <w:spacing w:after="160" w:line="360" w:lineRule="auto"/>
         <w:jc w:val="both"/>
         <w:rPr>
           <w:rFonts w:hint="default" w:ascii="Times New Roman" w:hAnsi="Times New Roman" w:cs="Times New Roman"/>
+          <w:i/>
+          <w:iCs/>
           <w:sz w:val="28"/>
           <w:szCs w:val="28"/>
           <w:lang w:val="ru-RU"/>
@@ -689,12 +937,43 @@
           <w:lang w:val="ru-RU"/>
         </w:rPr>
         <w:tab/>
-        <w:t>Параграф 2. Обзор средств автотестирования и тестирования</w:t>
+      </w:r>
+      <w:r>
+        <w:rPr>
+          <w:rFonts w:hint="default" w:ascii="Times New Roman" w:hAnsi="Times New Roman" w:cs="Times New Roman"/>
+          <w:b/>
+          <w:bCs/>
+          <w:sz w:val="28"/>
+          <w:szCs w:val="28"/>
+          <w:lang w:val="ru-RU"/>
+        </w:rPr>
+        <w:t>Параграф 2.</w:t>
+      </w:r>
+      <w:r>
+        <w:rPr>
+          <w:rFonts w:hint="default" w:ascii="Times New Roman" w:hAnsi="Times New Roman" w:cs="Times New Roman"/>
+          <w:sz w:val="28"/>
+          <w:szCs w:val="28"/>
+          <w:lang w:val="ru-RU"/>
+        </w:rPr>
+        <w:t xml:space="preserve"> </w:t>
+      </w:r>
+      <w:r>
+        <w:rPr>
+          <w:rFonts w:hint="default" w:ascii="Times New Roman" w:hAnsi="Times New Roman" w:cs="Times New Roman"/>
+          <w:i/>
+          <w:iCs/>
+          <w:sz w:val="28"/>
+          <w:szCs w:val="28"/>
+          <w:lang w:val="ru-RU"/>
+        </w:rPr>
+        <w:t>Автоматизированное тестирование программного обеспечения</w:t>
       </w:r>
     </w:p>
     <w:p>
       <w:pPr>
         <w:numPr>
+          <w:ilvl w:val="0"/>
           <w:numId w:val="0"/>
         </w:numPr>
         <w:spacing w:after="160" w:line="360" w:lineRule="auto"/>
@@ -714,7 +993,6 @@
           <w:lang w:val="ru-RU"/>
         </w:rPr>
         <w:tab/>
-        <w:t/>
       </w:r>
       <w:r>
         <w:rPr>
@@ -724,12 +1002,52 @@
           <w:lang w:val="ru-RU"/>
         </w:rPr>
         <w:tab/>
-        <w:t>1.2.1. Подходы</w:t>
+      </w:r>
+      <w:r>
+        <w:rPr>
+          <w:rFonts w:hint="default" w:ascii="Times New Roman" w:hAnsi="Times New Roman" w:cs="Times New Roman"/>
+          <w:b/>
+          <w:bCs/>
+          <w:sz w:val="28"/>
+          <w:szCs w:val="28"/>
+          <w:lang w:val="ru-RU"/>
+        </w:rPr>
+        <w:t>1.2.1.</w:t>
+      </w:r>
+      <w:r>
+        <w:rPr>
+          <w:rFonts w:hint="default" w:ascii="Times New Roman" w:hAnsi="Times New Roman" w:cs="Times New Roman"/>
+          <w:sz w:val="28"/>
+          <w:szCs w:val="28"/>
+          <w:lang w:val="ru-RU"/>
+        </w:rPr>
+        <w:t xml:space="preserve"> </w:t>
+      </w:r>
+      <w:r>
+        <w:rPr>
+          <w:rFonts w:hint="default" w:ascii="Times New Roman" w:hAnsi="Times New Roman" w:cs="Times New Roman"/>
+          <w:i/>
+          <w:iCs/>
+          <w:sz w:val="28"/>
+          <w:szCs w:val="28"/>
+          <w:lang w:val="ru-RU"/>
+        </w:rPr>
+        <w:t>Понятие и подходы к автоматизированному тестированию</w:t>
+      </w:r>
+      <w:r>
+        <w:rPr>
+          <w:rFonts w:hint="default" w:ascii="Times New Roman" w:hAnsi="Times New Roman" w:cs="Times New Roman"/>
+          <w:sz w:val="28"/>
+          <w:szCs w:val="28"/>
+          <w:lang w:val="ru-RU"/>
+        </w:rPr>
+        <w:t xml:space="preserve"> ( что такое автотестирование; когда оно целесообразно; плюсы и минусы автоматизации; место автотестов в SDLC и CI/CD )</w:t>
       </w:r>
     </w:p>
     <w:p>
       <w:pPr>
         <w:numPr>
+          <w:ilvl w:val="0"/>
           <w:numId w:val="0"/>
         </w:numPr>
         <w:spacing w:after="160" w:line="360" w:lineRule="auto"/>
@@ -749,7 +1067,6 @@
           <w:lang w:val="ru-RU"/>
         </w:rPr>
         <w:tab/>
-        <w:t/>
       </w:r>
       <w:r>
         <w:rPr>
@@ -759,12 +1076,52 @@
           <w:lang w:val="ru-RU"/>
         </w:rPr>
         <w:tab/>
-        <w:t>1.2.2. Виды</w:t>
+      </w:r>
+      <w:r>
+        <w:rPr>
+          <w:rFonts w:hint="default" w:ascii="Times New Roman" w:hAnsi="Times New Roman" w:cs="Times New Roman"/>
+          <w:b/>
+          <w:bCs/>
+          <w:sz w:val="28"/>
+          <w:szCs w:val="28"/>
+          <w:lang w:val="ru-RU"/>
+        </w:rPr>
+        <w:t>1.2.2.</w:t>
+      </w:r>
+      <w:r>
+        <w:rPr>
+          <w:rFonts w:hint="default" w:ascii="Times New Roman" w:hAnsi="Times New Roman" w:cs="Times New Roman"/>
+          <w:sz w:val="28"/>
+          <w:szCs w:val="28"/>
+          <w:lang w:val="ru-RU"/>
+        </w:rPr>
+        <w:t xml:space="preserve"> </w:t>
+      </w:r>
+      <w:r>
+        <w:rPr>
+          <w:rFonts w:hint="default" w:ascii="Times New Roman" w:hAnsi="Times New Roman" w:cs="Times New Roman"/>
+          <w:i/>
+          <w:iCs/>
+          <w:sz w:val="28"/>
+          <w:szCs w:val="28"/>
+          <w:lang w:val="ru-RU"/>
+        </w:rPr>
+        <w:t>Виды автоматизированного тестирования</w:t>
+      </w:r>
+      <w:r>
+        <w:rPr>
+          <w:rFonts w:hint="default" w:ascii="Times New Roman" w:hAnsi="Times New Roman" w:cs="Times New Roman"/>
+          <w:sz w:val="28"/>
+          <w:szCs w:val="28"/>
+          <w:lang w:val="ru-RU"/>
+        </w:rPr>
+        <w:t xml:space="preserve"> ( модульные автотесты; интеграционные автотесты; UI-автотесты; API-автотесты; end-to-end тестирование )</w:t>
       </w:r>
     </w:p>
     <w:p>
       <w:pPr>
         <w:numPr>
+          <w:ilvl w:val="0"/>
           <w:numId w:val="0"/>
         </w:numPr>
         <w:spacing w:after="160" w:line="360" w:lineRule="auto"/>
@@ -784,7 +1141,6 @@
           <w:lang w:val="ru-RU"/>
         </w:rPr>
         <w:tab/>
-        <w:t/>
       </w:r>
       <w:r>
         <w:rPr>
@@ -794,12 +1150,52 @@
           <w:lang w:val="ru-RU"/>
         </w:rPr>
         <w:tab/>
-        <w:t>1.2.3. Выводы</w:t>
+      </w:r>
+      <w:r>
+        <w:rPr>
+          <w:rFonts w:hint="default" w:ascii="Times New Roman" w:hAnsi="Times New Roman" w:cs="Times New Roman"/>
+          <w:b/>
+          <w:bCs/>
+          <w:sz w:val="28"/>
+          <w:szCs w:val="28"/>
+          <w:lang w:val="ru-RU"/>
+        </w:rPr>
+        <w:t>1.2.3.</w:t>
+      </w:r>
+      <w:r>
+        <w:rPr>
+          <w:rFonts w:hint="default" w:ascii="Times New Roman" w:hAnsi="Times New Roman" w:cs="Times New Roman"/>
+          <w:sz w:val="28"/>
+          <w:szCs w:val="28"/>
+          <w:lang w:val="ru-RU"/>
+        </w:rPr>
+        <w:t xml:space="preserve"> </w:t>
+      </w:r>
+      <w:r>
+        <w:rPr>
+          <w:rFonts w:hint="default" w:ascii="Times New Roman" w:hAnsi="Times New Roman" w:cs="Times New Roman"/>
+          <w:i/>
+          <w:iCs/>
+          <w:sz w:val="28"/>
+          <w:szCs w:val="28"/>
+          <w:lang w:val="ru-RU"/>
+        </w:rPr>
+        <w:t xml:space="preserve">Обзор средств автоматизированного тестирования </w:t>
+      </w:r>
+      <w:r>
+        <w:rPr>
+          <w:rFonts w:hint="default" w:ascii="Times New Roman" w:hAnsi="Times New Roman" w:cs="Times New Roman"/>
+          <w:sz w:val="28"/>
+          <w:szCs w:val="28"/>
+          <w:lang w:val="ru-RU"/>
+        </w:rPr>
+        <w:t>( Selenium; TestNG / JUnit (без углубления); инструменты API-тестирования; CI/CD-инструменты (Jenkins); отчётность (Allure) )</w:t>
       </w:r>
     </w:p>
     <w:p>
       <w:pPr>
         <w:numPr>
+          <w:ilvl w:val="0"/>
           <w:numId w:val="0"/>
         </w:numPr>
         <w:spacing w:after="160" w:line="360" w:lineRule="auto"/>
@@ -819,18 +1215,70 @@
           <w:lang w:val="ru-RU"/>
         </w:rPr>
         <w:tab/>
-        <w:t>Параграф 3. Выбор средств разработки автотестов</w:t>
+        <w:t/>
+      </w:r>
+      <w:r>
+        <w:rPr>
+          <w:rFonts w:hint="default" w:ascii="Times New Roman" w:hAnsi="Times New Roman" w:cs="Times New Roman"/>
+          <w:sz w:val="28"/>
+          <w:szCs w:val="28"/>
+          <w:lang w:val="ru-RU"/>
+        </w:rPr>
+        <w:tab/>
+      </w:r>
+      <w:r>
+        <w:rPr>
+          <w:rFonts w:hint="default" w:ascii="Times New Roman" w:hAnsi="Times New Roman" w:cs="Times New Roman"/>
+          <w:b/>
+          <w:bCs/>
+          <w:sz w:val="28"/>
+          <w:szCs w:val="28"/>
+          <w:lang w:val="ru-RU"/>
+        </w:rPr>
+        <w:t>1.2.4.</w:t>
+      </w:r>
+      <w:r>
+        <w:rPr>
+          <w:rFonts w:hint="default" w:ascii="Times New Roman" w:hAnsi="Times New Roman" w:cs="Times New Roman"/>
+          <w:sz w:val="28"/>
+          <w:szCs w:val="28"/>
+          <w:lang w:val="ru-RU"/>
+        </w:rPr>
+        <w:t xml:space="preserve"> </w:t>
+      </w:r>
+      <w:r>
+        <w:rPr>
+          <w:rFonts w:hint="default" w:ascii="Times New Roman" w:hAnsi="Times New Roman" w:cs="Times New Roman"/>
+          <w:i/>
+          <w:iCs/>
+          <w:sz w:val="28"/>
+          <w:szCs w:val="28"/>
+          <w:lang w:val="ru-RU"/>
+        </w:rPr>
+        <w:t xml:space="preserve">Преимущества и ограничения автоматизированного тестирования </w:t>
+      </w:r>
+      <w:r>
+        <w:rPr>
+          <w:rFonts w:hint="default" w:ascii="Times New Roman" w:hAnsi="Times New Roman" w:cs="Times New Roman"/>
+          <w:sz w:val="28"/>
+          <w:szCs w:val="28"/>
+          <w:lang w:val="ru-RU"/>
+        </w:rPr>
+        <w:t>( где автотесты эффективны; где они не заменяют ручное тестирование; проблемы поддержки автотестов; необходимость архитектурного подхода )</w:t>
       </w:r>
     </w:p>
     <w:p>
       <w:pPr>
         <w:numPr>
+          <w:ilvl w:val="0"/>
           <w:numId w:val="0"/>
         </w:numPr>
         <w:spacing w:after="160" w:line="360" w:lineRule="auto"/>
         <w:jc w:val="both"/>
         <w:rPr>
           <w:rFonts w:hint="default" w:ascii="Times New Roman" w:hAnsi="Times New Roman" w:cs="Times New Roman"/>
+          <w:i/>
+          <w:iCs/>
           <w:sz w:val="28"/>
           <w:szCs w:val="28"/>
           <w:lang w:val="ru-RU"/>
@@ -844,12 +1292,46 @@
           <w:lang w:val="ru-RU"/>
         </w:rPr>
         <w:tab/>
-        <w:t>Параграф 4. Реализация</w:t>
-      </w:r>
-    </w:p>
-    <w:p>
-      <w:pPr>
-        <w:spacing w:line="360" w:lineRule="auto"/>
+      </w:r>
+      <w:r>
+        <w:rPr>
+          <w:rFonts w:hint="default" w:ascii="Times New Roman" w:hAnsi="Times New Roman" w:cs="Times New Roman"/>
+          <w:b/>
+          <w:bCs/>
+          <w:sz w:val="28"/>
+          <w:szCs w:val="28"/>
+          <w:lang w:val="ru-RU"/>
+        </w:rPr>
+        <w:t>Параграф 3</w:t>
+      </w:r>
+      <w:r>
+        <w:rPr>
+          <w:rFonts w:hint="default" w:ascii="Times New Roman" w:hAnsi="Times New Roman" w:cs="Times New Roman"/>
+          <w:sz w:val="28"/>
+          <w:szCs w:val="28"/>
+          <w:lang w:val="ru-RU"/>
+        </w:rPr>
+        <w:t>.</w:t>
+      </w:r>
+      <w:r>
+        <w:rPr>
+          <w:rFonts w:hint="default" w:ascii="Times New Roman" w:hAnsi="Times New Roman" w:cs="Times New Roman"/>
+          <w:i/>
+          <w:iCs/>
+          <w:sz w:val="28"/>
+          <w:szCs w:val="28"/>
+          <w:lang w:val="ru-RU"/>
+        </w:rPr>
+        <w:t xml:space="preserve"> Выбор средств и технологий для разработки автотестов</w:t>
+      </w:r>
+    </w:p>
+    <w:p>
+      <w:pPr>
+        <w:numPr>
+          <w:ilvl w:val="0"/>
+          <w:numId w:val="0"/>
+        </w:numPr>
+        <w:spacing w:after="160" w:line="360" w:lineRule="auto"/>
         <w:jc w:val="both"/>
         <w:rPr>
           <w:rFonts w:hint="default" w:ascii="Times New Roman" w:hAnsi="Times New Roman" w:cs="Times New Roman"/>
@@ -877,6 +1359,187 @@
         </w:rPr>
         <w:tab/>
       </w:r>
+      <w:r>
+        <w:rPr>
+          <w:rFonts w:hint="default" w:ascii="Times New Roman" w:hAnsi="Times New Roman" w:cs="Times New Roman"/>
+          <w:b/>
+          <w:bCs/>
+          <w:sz w:val="28"/>
+          <w:szCs w:val="28"/>
+          <w:lang w:val="ru-RU"/>
+        </w:rPr>
+        <w:t>1.3.1.</w:t>
+      </w:r>
+      <w:r>
+        <w:rPr>
+          <w:rFonts w:hint="default" w:ascii="Times New Roman" w:hAnsi="Times New Roman" w:cs="Times New Roman"/>
+          <w:sz w:val="28"/>
+          <w:szCs w:val="28"/>
+          <w:lang w:val="ru-RU"/>
+        </w:rPr>
+        <w:t xml:space="preserve"> </w:t>
+      </w:r>
+      <w:r>
+        <w:rPr>
+          <w:rFonts w:hint="default" w:ascii="Times New Roman" w:hAnsi="Times New Roman" w:cs="Times New Roman"/>
+          <w:i/>
+          <w:iCs/>
+          <w:sz w:val="28"/>
+          <w:szCs w:val="28"/>
+          <w:lang w:val="ru-RU"/>
+        </w:rPr>
+        <w:t>Критерии выбора инструментов автоматизации тестирования</w:t>
+      </w:r>
+      <w:r>
+        <w:rPr>
+          <w:rFonts w:hint="default" w:ascii="Times New Roman" w:hAnsi="Times New Roman" w:cs="Times New Roman"/>
+          <w:sz w:val="28"/>
+          <w:szCs w:val="28"/>
+          <w:lang w:val="ru-RU"/>
+        </w:rPr>
+        <w:t xml:space="preserve"> ( язык программирования; масштабируемость; интеграция с CI/CD; поддержка отчётности;  возможность параллельного запуска )</w:t>
+      </w:r>
+    </w:p>
+    <w:p>
+      <w:pPr>
+        <w:numPr>
+          <w:ilvl w:val="0"/>
+          <w:numId w:val="0"/>
+        </w:numPr>
+        <w:spacing w:after="160" w:line="360" w:lineRule="auto"/>
+        <w:jc w:val="both"/>
+        <w:rPr>
+          <w:rFonts w:hint="default" w:ascii="Times New Roman" w:hAnsi="Times New Roman" w:cs="Times New Roman"/>
+          <w:sz w:val="28"/>
+          <w:szCs w:val="28"/>
+          <w:lang w:val="ru-RU"/>
+        </w:rPr>
+      </w:pPr>
+      <w:r>
+        <w:rPr>
+          <w:rFonts w:hint="default" w:ascii="Times New Roman" w:hAnsi="Times New Roman" w:cs="Times New Roman"/>
+          <w:sz w:val="28"/>
+          <w:szCs w:val="28"/>
+          <w:lang w:val="ru-RU"/>
+        </w:rPr>
+        <w:tab/>
+        <w:t/>
+      </w:r>
+      <w:r>
+        <w:rPr>
+          <w:rFonts w:hint="default" w:ascii="Times New Roman" w:hAnsi="Times New Roman" w:cs="Times New Roman"/>
+          <w:sz w:val="28"/>
+          <w:szCs w:val="28"/>
+          <w:lang w:val="ru-RU"/>
+        </w:rPr>
+        <w:tab/>
+      </w:r>
+      <w:r>
+        <w:rPr>
+          <w:rFonts w:hint="default" w:ascii="Times New Roman" w:hAnsi="Times New Roman" w:cs="Times New Roman"/>
+          <w:b/>
+          <w:bCs/>
+          <w:sz w:val="28"/>
+          <w:szCs w:val="28"/>
+          <w:lang w:val="ru-RU"/>
+        </w:rPr>
+        <w:t xml:space="preserve">1.3.2. </w:t>
+      </w:r>
+      <w:r>
+        <w:rPr>
+          <w:rFonts w:hint="default" w:ascii="Times New Roman" w:hAnsi="Times New Roman" w:cs="Times New Roman"/>
+          <w:i/>
+          <w:iCs/>
+          <w:sz w:val="28"/>
+          <w:szCs w:val="28"/>
+          <w:lang w:val="ru-RU"/>
+        </w:rPr>
+        <w:t>Обоснование выбора стека для разработки автотестов</w:t>
+      </w:r>
+      <w:r>
+        <w:rPr>
+          <w:rFonts w:hint="default" w:ascii="Times New Roman" w:hAnsi="Times New Roman" w:cs="Times New Roman"/>
+          <w:sz w:val="28"/>
+          <w:szCs w:val="28"/>
+          <w:lang w:val="ru-RU"/>
+        </w:rPr>
+        <w:t xml:space="preserve"> ( </w:t>
+      </w:r>
+      <w:r>
+        <w:rPr>
+          <w:rFonts w:hint="default" w:ascii="Times New Roman" w:hAnsi="Times New Roman"/>
+          <w:sz w:val="28"/>
+          <w:szCs w:val="28"/>
+          <w:lang w:val="ru-RU"/>
+        </w:rPr>
+        <w:t>Java; Selenium; TestNG; Docker; Selenium Grid; Jenkins; Allure )</w:t>
+      </w:r>
+    </w:p>
+    <w:p>
+      <w:pPr>
+        <w:numPr>
+          <w:ilvl w:val="0"/>
+          <w:numId w:val="0"/>
+        </w:numPr>
+        <w:spacing w:after="160" w:line="360" w:lineRule="auto"/>
+        <w:jc w:val="both"/>
+        <w:rPr>
+          <w:rFonts w:hint="default" w:ascii="Times New Roman" w:hAnsi="Times New Roman" w:cs="Times New Roman"/>
+          <w:sz w:val="28"/>
+          <w:szCs w:val="28"/>
+          <w:lang w:val="ru-RU"/>
+        </w:rPr>
+      </w:pPr>
+      <w:r>
+        <w:rPr>
+          <w:rFonts w:hint="default" w:ascii="Times New Roman" w:hAnsi="Times New Roman" w:cs="Times New Roman"/>
+          <w:sz w:val="28"/>
+          <w:szCs w:val="28"/>
+          <w:lang w:val="ru-RU"/>
+        </w:rPr>
+        <w:tab/>
+      </w:r>
+      <w:r>
+        <w:rPr>
+          <w:rFonts w:hint="default" w:ascii="Times New Roman" w:hAnsi="Times New Roman" w:cs="Times New Roman"/>
+          <w:b/>
+          <w:bCs/>
+          <w:sz w:val="28"/>
+          <w:szCs w:val="28"/>
+          <w:lang w:val="ru-RU"/>
+        </w:rPr>
+        <w:t>Параграф 4.</w:t>
+      </w:r>
+      <w:r>
+        <w:rPr>
+          <w:rFonts w:hint="default" w:ascii="Times New Roman" w:hAnsi="Times New Roman" w:cs="Times New Roman"/>
+          <w:i/>
+          <w:iCs/>
+          <w:sz w:val="28"/>
+          <w:szCs w:val="28"/>
+          <w:lang w:val="ru-RU"/>
+        </w:rPr>
+        <w:t xml:space="preserve"> Выводы по первой главе</w:t>
+      </w:r>
+      <w:r>
+        <w:rPr>
+          <w:rFonts w:hint="default" w:ascii="Times New Roman" w:hAnsi="Times New Roman" w:cs="Times New Roman"/>
+          <w:sz w:val="28"/>
+          <w:szCs w:val="28"/>
+          <w:lang w:val="ru-RU"/>
+        </w:rPr>
+        <w:tab/>
+        <w:t/>
+      </w:r>
+      <w:r>
+        <w:rPr>
+          <w:rFonts w:hint="default" w:ascii="Times New Roman" w:hAnsi="Times New Roman" w:cs="Times New Roman"/>
+          <w:sz w:val="28"/>
+          <w:szCs w:val="28"/>
+          <w:lang w:val="ru-RU"/>
+        </w:rPr>
+        <w:tab/>
+      </w:r>
     </w:p>
     <w:p>
       <w:pPr>
@@ -889,8 +1552,45 @@
           <w:lang w:val="ru-RU"/>
         </w:rPr>
       </w:pPr>
-      <w:bookmarkStart w:id="0" w:name="_GoBack"/>
-      <w:bookmarkEnd w:id="0"/>
+      <w:r>
+        <w:rPr>
+          <w:rFonts w:hint="default" w:ascii="Times New Roman" w:hAnsi="Times New Roman" w:cs="Times New Roman"/>
+          <w:sz w:val="28"/>
+          <w:szCs w:val="28"/>
+          <w:lang w:val="ru-RU"/>
+        </w:rPr>
+        <w:tab/>
+        <w:t/>
+      </w:r>
+      <w:r>
+        <w:rPr>
+          <w:rFonts w:hint="default" w:ascii="Times New Roman" w:hAnsi="Times New Roman" w:cs="Times New Roman"/>
+          <w:sz w:val="28"/>
+          <w:szCs w:val="28"/>
+          <w:lang w:val="ru-RU"/>
+        </w:rPr>
+        <w:tab/>
+      </w:r>
+      <w:r>
+        <w:rPr>
+          <w:rFonts w:hint="default" w:ascii="Times New Roman" w:hAnsi="Times New Roman" w:cs="Times New Roman"/>
+          <w:b/>
+          <w:bCs/>
+          <w:sz w:val="28"/>
+          <w:szCs w:val="28"/>
+          <w:lang w:val="ru-RU"/>
+        </w:rPr>
+        <w:t>1.4.1</w:t>
+      </w:r>
+      <w:r>
+        <w:rPr>
+          <w:rFonts w:hint="default" w:ascii="Times New Roman" w:hAnsi="Times New Roman" w:cs="Times New Roman"/>
+          <w:sz w:val="28"/>
+          <w:szCs w:val="28"/>
+          <w:lang w:val="ru-RU"/>
+        </w:rPr>
+        <w:t xml:space="preserve"> краткое резюме; что показала теоретическая часть; логический переход к проектированию системы автотестов (глава 2).</w:t>
+      </w:r>
     </w:p>
     <w:p>
       <w:pPr>
@@ -1024,9 +1724,29 @@
 <file path=word/numbering.xml><?xml version="1.0" encoding="utf-8"?>
 <w:numbering xmlns:wpc="http://schemas.microsoft.com/office/word/2010/wordprocessingCanvas" xmlns:mc="http://schemas.openxmlformats.org/markup-compatibility/2006" xmlns:o="urn:schemas-microsoft-com:office:office" xmlns:r="http://schemas.openxmlformats.org/officeDocument/2006/relationships" xmlns:m="http://schemas.openxmlformats.org/officeDocument/2006/math" xmlns:v="urn:schemas-microsoft-com:vml" xmlns:wp14="http://schemas.microsoft.com/office/word/2010/wordprocessingDrawing" xmlns:wp="http://schemas.openxmlformats.org/drawingml/2006/wordprocessingDrawing" xmlns:w10="urn:schemas-microsoft-com:office:word" xmlns:w="http://schemas.openxmlformats.org/wordprocessingml/2006/main" xmlns:w14="http://schemas.microsoft.com/office/word/2010/wordml" xmlns:wpg="http://schemas.microsoft.com/office/word/2010/wordprocessingGroup" xmlns:wpi="http://schemas.microsoft.com/office/word/2010/wordprocessingInk" xmlns:wne="http://schemas.microsoft.com/office/word/2006/wordml" xmlns:wps="http://schemas.microsoft.com/office/word/2010/wordprocessingShape" xmlns:wpsCustomData="http://www.wps.cn/officeDocument/2013/wpsCustomData" mc:Ignorable="w14 wp14">
   <w:abstractNum w:abstractNumId="0">
-    <w:nsid w:val="4952075A"/>
+    <w:nsid w:val="C06AC08F"/>
+    <w:multiLevelType w:val="singleLevel"/>
+    <w:tmpl w:val="C06AC08F"/>
+    <w:lvl w:ilvl="0" w:tentative="0">
+      <w:start w:val="1"/>
+      <w:numFmt w:val="bullet"/>
+      <w:lvlText w:val=""/>
+      <w:lvlJc w:val="left"/>
+      <w:pPr>
+        <w:tabs>
+          <w:tab w:val="left" w:pos="420"/>
+        </w:tabs>
+        <w:ind w:left="420" w:leftChars="0" w:hanging="420" w:firstLineChars="0"/>
+      </w:pPr>
+      <w:rPr>
+        <w:rFonts w:hint="default" w:ascii="Wingdings" w:hAnsi="Wingdings"/>
+      </w:rPr>
+    </w:lvl>
+  </w:abstractNum>
+  <w:abstractNum w:abstractNumId="1">
+    <w:nsid w:val="54015A84"/>
     <w:multiLevelType w:val="multilevel"/>
-    <w:tmpl w:val="4952075A"/>
+    <w:tmpl w:val="54015A84"/>
     <w:lvl w:ilvl="0" w:tentative="0">
       <w:start w:val="1"/>
       <w:numFmt w:val="decimal"/>
@@ -1034,7 +1754,7 @@
       <w:lvlText w:val="%1."/>
       <w:lvlJc w:val="left"/>
       <w:pPr>
-        <w:ind w:left="1416" w:leftChars="0" w:firstLine="0" w:firstLineChars="0"/>
+        <w:ind w:left="0" w:leftChars="0" w:firstLine="0" w:firstLineChars="0"/>
       </w:pPr>
       <w:rPr>
         <w:rFonts w:hint="default"/>
@@ -1047,7 +1767,7 @@
       <w:lvlText w:val="%1.%2."/>
       <w:lvlJc w:val="left"/>
       <w:pPr>
-        <w:ind w:left="1416" w:leftChars="0" w:firstLine="0" w:firstLineChars="0"/>
+        <w:ind w:left="0" w:leftChars="0" w:firstLine="0" w:firstLineChars="0"/>
       </w:pPr>
       <w:rPr>
         <w:rFonts w:hint="default"/>
@@ -1060,10 +1780,12 @@
       <w:lvlText w:val="%1.%2.%3."/>
       <w:lvlJc w:val="left"/>
       <w:pPr>
-        <w:ind w:left="1416" w:leftChars="0" w:firstLine="0" w:firstLineChars="0"/>
+        <w:ind w:left="0" w:leftChars="0" w:firstLine="0" w:firstLineChars="0"/>
       </w:pPr>
       <w:rPr>
         <w:rFonts w:hint="default"/>
+        <w:b/>
+        <w:bCs/>
       </w:rPr>
     </w:lvl>
     <w:lvl w:ilvl="3" w:tentative="0">
@@ -1073,7 +1795,7 @@
       <w:lvlText w:val="%1.%2.%3.%4."/>
       <w:lvlJc w:val="left"/>
       <w:pPr>
-        <w:ind w:left="1416" w:leftChars="0" w:firstLine="0" w:firstLineChars="0"/>
+        <w:ind w:left="0" w:leftChars="0" w:firstLine="0" w:firstLineChars="0"/>
       </w:pPr>
       <w:rPr>
         <w:rFonts w:hint="default"/>
@@ -1086,7 +1808,7 @@
       <w:lvlText w:val="%1.%2.%3.%4.%5."/>
       <w:lvlJc w:val="left"/>
       <w:pPr>
-        <w:ind w:left="1416" w:leftChars="0" w:firstLine="0" w:firstLineChars="0"/>
+        <w:ind w:left="0" w:leftChars="0" w:firstLine="0" w:firstLineChars="0"/>
       </w:pPr>
       <w:rPr>
         <w:rFonts w:hint="default"/>
@@ -1099,7 +1821,7 @@
       <w:lvlText w:val="%1.%2.%3.%4.%5.%6."/>
       <w:lvlJc w:val="left"/>
       <w:pPr>
-        <w:ind w:left="1416" w:leftChars="0" w:firstLine="0" w:firstLineChars="0"/>
+        <w:ind w:left="0" w:leftChars="0" w:firstLine="0" w:firstLineChars="0"/>
       </w:pPr>
       <w:rPr>
         <w:rFonts w:hint="default"/>
@@ -1112,7 +1834,7 @@
       <w:lvlText w:val="%1.%2.%3.%4.%5.%6.%7."/>
       <w:lvlJc w:val="left"/>
       <w:pPr>
-        <w:ind w:left="1416" w:leftChars="0" w:firstLine="0" w:firstLineChars="0"/>
+        <w:ind w:left="0" w:leftChars="0" w:firstLine="0" w:firstLineChars="0"/>
       </w:pPr>
       <w:rPr>
         <w:rFonts w:hint="default"/>
@@ -1125,7 +1847,7 @@
       <w:lvlText w:val="%1.%2.%3.%4.%5.%6.%7.%8."/>
       <w:lvlJc w:val="left"/>
       <w:pPr>
-        <w:ind w:left="1416" w:leftChars="0" w:firstLine="0" w:firstLineChars="0"/>
+        <w:ind w:left="0" w:leftChars="0" w:firstLine="0" w:firstLineChars="0"/>
       </w:pPr>
       <w:rPr>
         <w:rFonts w:hint="default"/>
@@ -1138,7 +1860,7 @@
       <w:lvlText w:val="%1.%2.%3.%4.%5.%6.%7.%8.%9."/>
       <w:lvlJc w:val="left"/>
       <w:pPr>
-        <w:ind w:left="1416" w:leftChars="0" w:firstLine="0" w:firstLineChars="0"/>
+        <w:ind w:left="0" w:leftChars="0" w:firstLine="0" w:firstLineChars="0"/>
       </w:pPr>
       <w:rPr>
         <w:rFonts w:hint="default"/>
@@ -1147,6 +1869,9 @@
   </w:abstractNum>
   <w:num w:numId="1">
     <w:abstractNumId w:val="0"/>
+  </w:num>
+  <w:num w:numId="2">
+    <w:abstractNumId w:val="1"/>
   </w:num>
 </w:numbering>
 </file>

--- a/Дипломная_работа_ИВТАСбд-41_БорковИван.docx
+++ b/Дипломная_работа_ИВТАСбд-41_БорковИван.docx
@@ -473,8 +473,6 @@
         </w:rPr>
         <w:t>6</w:t>
       </w:r>
-      <w:bookmarkStart w:id="0" w:name="_GoBack"/>
-      <w:bookmarkEnd w:id="0"/>
       <w:r>
         <w:rPr>
           <w:rFonts w:hint="default" w:ascii="Times New Roman" w:hAnsi="Times New Roman" w:cs="Times New Roman"/>
@@ -1215,7 +1213,6 @@
           <w:lang w:val="ru-RU"/>
         </w:rPr>
         <w:tab/>
-        <w:t/>
       </w:r>
       <w:r>
         <w:rPr>
@@ -1348,7 +1345,6 @@
           <w:lang w:val="ru-RU"/>
         </w:rPr>
         <w:tab/>
-        <w:t/>
       </w:r>
       <w:r>
         <w:rPr>
@@ -1423,7 +1419,6 @@
           <w:lang w:val="ru-RU"/>
         </w:rPr>
         <w:tab/>
-        <w:t/>
       </w:r>
       <w:r>
         <w:rPr>
@@ -1529,7 +1524,6 @@
           <w:lang w:val="ru-RU"/>
         </w:rPr>
         <w:tab/>
-        <w:t/>
       </w:r>
       <w:r>
         <w:rPr>
@@ -1560,7 +1554,6 @@
           <w:lang w:val="ru-RU"/>
         </w:rPr>
         <w:tab/>
-        <w:t/>
       </w:r>
       <w:r>
         <w:rPr>
@@ -1607,22 +1600,379 @@
     <w:p>
       <w:pPr>
         <w:spacing w:line="360" w:lineRule="auto"/>
-        <w:jc w:val="both"/>
-        <w:rPr>
-          <w:rFonts w:ascii="Times New Roman" w:hAnsi="Times New Roman" w:cs="Times New Roman"/>
-          <w:sz w:val="28"/>
-          <w:szCs w:val="28"/>
-        </w:rPr>
-      </w:pPr>
-    </w:p>
-    <w:p>
-      <w:pPr>
-        <w:spacing w:line="360" w:lineRule="auto"/>
-        <w:jc w:val="both"/>
-        <w:rPr>
-          <w:rFonts w:ascii="Times New Roman" w:hAnsi="Times New Roman" w:cs="Times New Roman"/>
-          <w:sz w:val="28"/>
-          <w:szCs w:val="28"/>
+        <w:jc w:val="center"/>
+        <w:rPr>
+          <w:rFonts w:hint="default" w:ascii="Times New Roman" w:hAnsi="Times New Roman" w:cs="Times New Roman"/>
+          <w:b/>
+          <w:bCs/>
+          <w:sz w:val="28"/>
+          <w:szCs w:val="28"/>
+          <w:lang w:val="ru-RU"/>
+        </w:rPr>
+      </w:pPr>
+      <w:r>
+        <w:rPr>
+          <w:rFonts w:ascii="Times New Roman" w:hAnsi="Times New Roman" w:cs="Times New Roman"/>
+          <w:b/>
+          <w:bCs/>
+          <w:sz w:val="28"/>
+          <w:szCs w:val="28"/>
+          <w:lang w:val="ru-RU"/>
+        </w:rPr>
+        <w:t>Введение</w:t>
+      </w:r>
+    </w:p>
+    <w:p>
+      <w:pPr>
+        <w:spacing w:line="360" w:lineRule="auto"/>
+        <w:jc w:val="both"/>
+        <w:rPr>
+          <w:rFonts w:hint="default" w:ascii="Times New Roman" w:hAnsi="Times New Roman" w:cs="Times New Roman"/>
+          <w:sz w:val="28"/>
+          <w:szCs w:val="28"/>
+          <w:lang w:val="ru-RU"/>
+        </w:rPr>
+      </w:pPr>
+      <w:r>
+        <w:rPr>
+          <w:rFonts w:hint="default" w:ascii="Times New Roman" w:hAnsi="Times New Roman" w:cs="Times New Roman"/>
+          <w:sz w:val="28"/>
+          <w:szCs w:val="28"/>
+          <w:lang w:val="ru-RU"/>
+        </w:rPr>
+        <w:tab/>
+        <w:t>В условиях активного развития информационных технологий и роста сложности программных систем особую значимость приобретает обеспечение качества программного обеспечения. Современные веб-приложения представляют собой многоуровневые системы, включающие пользовательский интерфейс, серверную часть и интеграцию с внешними сервисами, что существенно усложняет процесс разработки и сопровождения. В связи с этим автоматизация процессов тестирования становится неотъемлемой частью жизненного цикла программного обеспечения.</w:t>
+      </w:r>
+    </w:p>
+    <w:p>
+      <w:pPr>
+        <w:spacing w:line="360" w:lineRule="auto"/>
+        <w:ind w:firstLine="708" w:firstLineChars="0"/>
+        <w:jc w:val="both"/>
+        <w:rPr>
+          <w:rFonts w:hint="default" w:ascii="Times New Roman" w:hAnsi="Times New Roman" w:cs="Times New Roman"/>
+          <w:sz w:val="28"/>
+          <w:szCs w:val="28"/>
+          <w:lang w:val="ru-RU"/>
+        </w:rPr>
+      </w:pPr>
+      <w:r>
+        <w:rPr>
+          <w:rFonts w:hint="default" w:ascii="Times New Roman" w:hAnsi="Times New Roman" w:cs="Times New Roman"/>
+          <w:sz w:val="28"/>
+          <w:szCs w:val="28"/>
+          <w:lang w:val="ru-RU"/>
+        </w:rPr>
+        <w:t>Тестирование программного обеспечения играет ключевую роль на всех этапах его жизненного цикла - от проектирования и разработки до внедрения и эксплуатации. Основной задачей тестирования является выявление дефектов, оценка соответствия программного продукта требованиям и снижение рисков возникновения ошибок в промышленной эксплуатации. Интеграция тестирования в процесс разработки позволяет повысить надёжность программных систем, сократить затраты на исправление ошибок и обеспечить стабильность выпускаемых версий.</w:t>
+      </w:r>
+    </w:p>
+    <w:p>
+      <w:pPr>
+        <w:spacing w:line="360" w:lineRule="auto"/>
+        <w:ind w:firstLine="708" w:firstLineChars="0"/>
+        <w:jc w:val="both"/>
+        <w:rPr>
+          <w:rFonts w:hint="default" w:ascii="Times New Roman" w:hAnsi="Times New Roman" w:cs="Times New Roman"/>
+          <w:sz w:val="28"/>
+          <w:szCs w:val="28"/>
+          <w:lang w:val="ru-RU"/>
+        </w:rPr>
+      </w:pPr>
+      <w:r>
+        <w:rPr>
+          <w:rFonts w:hint="default" w:ascii="Times New Roman" w:hAnsi="Times New Roman" w:cs="Times New Roman"/>
+          <w:sz w:val="28"/>
+          <w:szCs w:val="28"/>
+          <w:lang w:val="ru-RU"/>
+        </w:rPr>
+        <w:t>Особое значение в современной разработке приобретает автоматизированное тестирование веб-приложений. Высокая частота обновлений, необходимость поддержки различных браузеров и платформ, а также тесная взаимосвязь пользовательского интерфейса с серверной логикой требуют применения автоматизированных средств проверки. Автотестирование позволяет обеспечить воспроизводимость проверок, ускорить процесс тестирования и повысить качество программного продукта за счёт регулярного выполнения тестов при изменениях в коде.</w:t>
+      </w:r>
+    </w:p>
+    <w:p>
+      <w:pPr>
+        <w:spacing w:line="360" w:lineRule="auto"/>
+        <w:ind w:firstLine="708" w:firstLineChars="0"/>
+        <w:jc w:val="both"/>
+        <w:rPr>
+          <w:rFonts w:hint="default" w:ascii="Times New Roman" w:hAnsi="Times New Roman" w:cs="Times New Roman"/>
+          <w:sz w:val="28"/>
+          <w:szCs w:val="28"/>
+          <w:lang w:val="ru-RU"/>
+        </w:rPr>
+      </w:pPr>
+      <w:r>
+        <w:rPr>
+          <w:rFonts w:hint="default" w:ascii="Times New Roman" w:hAnsi="Times New Roman" w:cs="Times New Roman"/>
+          <w:sz w:val="28"/>
+          <w:szCs w:val="28"/>
+          <w:lang w:val="ru-RU"/>
+        </w:rPr>
+        <w:t>В условиях использования практик непрерывной интеграции и доставки (CI/CD) автоматизированные тесты становятся важным элементом процесса разработки, обеспечивая оперативную обратную связь о качестве изменений. Наличие автоматизированных UI и API тестов позволяет своевременно выявлять дефекты, связанные с функциональностью, производительностью и корректностью работы веб-приложений.</w:t>
+      </w:r>
+    </w:p>
+    <w:p>
+      <w:pPr>
+        <w:spacing w:line="360" w:lineRule="auto"/>
+        <w:ind w:firstLine="708" w:firstLineChars="0"/>
+        <w:jc w:val="both"/>
+        <w:rPr>
+          <w:rFonts w:hint="default" w:ascii="Times New Roman" w:hAnsi="Times New Roman" w:cs="Times New Roman"/>
+          <w:sz w:val="28"/>
+          <w:szCs w:val="28"/>
+          <w:lang w:val="ru-RU"/>
+        </w:rPr>
+      </w:pPr>
+      <w:r>
+        <w:rPr>
+          <w:rFonts w:hint="default" w:ascii="Times New Roman" w:hAnsi="Times New Roman" w:cs="Times New Roman"/>
+          <w:sz w:val="28"/>
+          <w:szCs w:val="28"/>
+          <w:lang w:val="ru-RU"/>
+        </w:rPr>
+        <w:t>Целью выпускной квалификационной работы является разработка и исследование фреймворка автоматизированного тестирования веб-приложений на языке Java, обеспечивающего поддержку UI-тестирования, интеграцию с CI/CD пайплайном и формирование отчётности о результатах тестирования.</w:t>
+      </w:r>
+    </w:p>
+    <w:p>
+      <w:pPr>
+        <w:spacing w:line="360" w:lineRule="auto"/>
+        <w:ind w:firstLine="708" w:firstLineChars="0"/>
+        <w:jc w:val="both"/>
+        <w:rPr>
+          <w:rFonts w:hint="default" w:ascii="Times New Roman" w:hAnsi="Times New Roman" w:cs="Times New Roman"/>
+          <w:sz w:val="28"/>
+          <w:szCs w:val="28"/>
+          <w:lang w:val="ru-RU"/>
+        </w:rPr>
+      </w:pPr>
+      <w:r>
+        <w:rPr>
+          <w:rFonts w:hint="default" w:ascii="Times New Roman" w:hAnsi="Times New Roman" w:cs="Times New Roman"/>
+          <w:sz w:val="28"/>
+          <w:szCs w:val="28"/>
+          <w:lang w:val="ru-RU"/>
+        </w:rPr>
+        <w:t>Для достижения поставленной цели в работе предполагается решение следующих задач:</w:t>
+      </w:r>
+    </w:p>
+    <w:p>
+      <w:pPr>
+        <w:numPr>
+          <w:ilvl w:val="0"/>
+          <w:numId w:val="3"/>
+        </w:numPr>
+        <w:spacing w:line="360" w:lineRule="auto"/>
+        <w:ind w:left="420" w:leftChars="0" w:hanging="420" w:firstLineChars="0"/>
+        <w:jc w:val="both"/>
+        <w:rPr>
+          <w:rFonts w:hint="default" w:ascii="Times New Roman" w:hAnsi="Times New Roman"/>
+          <w:sz w:val="28"/>
+          <w:szCs w:val="28"/>
+          <w:lang w:val="ru-RU"/>
+        </w:rPr>
+      </w:pPr>
+      <w:r>
+        <w:rPr>
+          <w:rFonts w:hint="default" w:ascii="Times New Roman" w:hAnsi="Times New Roman"/>
+          <w:sz w:val="28"/>
+          <w:szCs w:val="28"/>
+          <w:lang w:val="ru-RU"/>
+        </w:rPr>
+        <w:t>анализ теоретических основ тестирования программного обеспечения и автоматизации тестирования;</w:t>
+      </w:r>
+    </w:p>
+    <w:p>
+      <w:pPr>
+        <w:numPr>
+          <w:ilvl w:val="0"/>
+          <w:numId w:val="3"/>
+        </w:numPr>
+        <w:spacing w:line="360" w:lineRule="auto"/>
+        <w:ind w:left="420" w:leftChars="0" w:hanging="420" w:firstLineChars="0"/>
+        <w:jc w:val="both"/>
+        <w:rPr>
+          <w:rFonts w:hint="default" w:ascii="Times New Roman" w:hAnsi="Times New Roman"/>
+          <w:sz w:val="28"/>
+          <w:szCs w:val="28"/>
+          <w:lang w:val="ru-RU"/>
+        </w:rPr>
+      </w:pPr>
+      <w:r>
+        <w:rPr>
+          <w:rFonts w:hint="default" w:ascii="Times New Roman" w:hAnsi="Times New Roman"/>
+          <w:sz w:val="28"/>
+          <w:szCs w:val="28"/>
+          <w:lang w:val="ru-RU"/>
+        </w:rPr>
+        <w:t>обзор и сравнительный анализ средств автоматизированного тестирования веб-приложений;</w:t>
+      </w:r>
+    </w:p>
+    <w:p>
+      <w:pPr>
+        <w:numPr>
+          <w:ilvl w:val="0"/>
+          <w:numId w:val="3"/>
+        </w:numPr>
+        <w:spacing w:line="360" w:lineRule="auto"/>
+        <w:ind w:left="420" w:leftChars="0" w:hanging="420" w:firstLineChars="0"/>
+        <w:jc w:val="both"/>
+        <w:rPr>
+          <w:rFonts w:hint="default" w:ascii="Times New Roman" w:hAnsi="Times New Roman"/>
+          <w:sz w:val="28"/>
+          <w:szCs w:val="28"/>
+          <w:lang w:val="ru-RU"/>
+        </w:rPr>
+      </w:pPr>
+      <w:r>
+        <w:rPr>
+          <w:rFonts w:hint="default" w:ascii="Times New Roman" w:hAnsi="Times New Roman"/>
+          <w:sz w:val="28"/>
+          <w:szCs w:val="28"/>
+          <w:lang w:val="ru-RU"/>
+        </w:rPr>
+        <w:t>проектирование архитектуры фреймворка автоматизированного тестирования;</w:t>
+      </w:r>
+    </w:p>
+    <w:p>
+      <w:pPr>
+        <w:numPr>
+          <w:ilvl w:val="0"/>
+          <w:numId w:val="3"/>
+        </w:numPr>
+        <w:spacing w:line="360" w:lineRule="auto"/>
+        <w:ind w:left="420" w:leftChars="0" w:hanging="420" w:firstLineChars="0"/>
+        <w:jc w:val="both"/>
+        <w:rPr>
+          <w:rFonts w:hint="default" w:ascii="Times New Roman" w:hAnsi="Times New Roman"/>
+          <w:sz w:val="28"/>
+          <w:szCs w:val="28"/>
+          <w:lang w:val="ru-RU"/>
+        </w:rPr>
+      </w:pPr>
+      <w:r>
+        <w:rPr>
+          <w:rFonts w:hint="default" w:ascii="Times New Roman" w:hAnsi="Times New Roman"/>
+          <w:sz w:val="28"/>
+          <w:szCs w:val="28"/>
+          <w:lang w:val="ru-RU"/>
+        </w:rPr>
+        <w:t>реализация основных компонентов тестовой инфраструктуры;</w:t>
+      </w:r>
+    </w:p>
+    <w:p>
+      <w:pPr>
+        <w:numPr>
+          <w:ilvl w:val="0"/>
+          <w:numId w:val="3"/>
+        </w:numPr>
+        <w:spacing w:line="360" w:lineRule="auto"/>
+        <w:ind w:left="420" w:leftChars="0" w:hanging="420" w:firstLineChars="0"/>
+        <w:jc w:val="both"/>
+        <w:rPr>
+          <w:rFonts w:hint="default" w:ascii="Times New Roman" w:hAnsi="Times New Roman"/>
+          <w:sz w:val="28"/>
+          <w:szCs w:val="28"/>
+          <w:lang w:val="ru-RU"/>
+        </w:rPr>
+      </w:pPr>
+      <w:r>
+        <w:rPr>
+          <w:rFonts w:hint="default" w:ascii="Times New Roman" w:hAnsi="Times New Roman"/>
+          <w:sz w:val="28"/>
+          <w:szCs w:val="28"/>
+          <w:lang w:val="ru-RU"/>
+        </w:rPr>
+        <w:t>интеграция разработанного фреймворка в CI/CD пайплайн;</w:t>
+      </w:r>
+    </w:p>
+    <w:p>
+      <w:pPr>
+        <w:numPr>
+          <w:ilvl w:val="0"/>
+          <w:numId w:val="3"/>
+        </w:numPr>
+        <w:spacing w:line="360" w:lineRule="auto"/>
+        <w:ind w:left="420" w:leftChars="0" w:hanging="420" w:firstLineChars="0"/>
+        <w:jc w:val="both"/>
+        <w:rPr>
+          <w:rFonts w:hint="default" w:ascii="Times New Roman" w:hAnsi="Times New Roman" w:cs="Times New Roman"/>
+          <w:sz w:val="28"/>
+          <w:szCs w:val="28"/>
+          <w:lang w:val="ru-RU"/>
+        </w:rPr>
+      </w:pPr>
+      <w:r>
+        <w:rPr>
+          <w:rFonts w:hint="default" w:ascii="Times New Roman" w:hAnsi="Times New Roman"/>
+          <w:sz w:val="28"/>
+          <w:szCs w:val="28"/>
+          <w:lang w:val="ru-RU"/>
+        </w:rPr>
+        <w:t>анализ результатов автоматизированного тестирования и формирование отчётности.</w:t>
+      </w:r>
+    </w:p>
+    <w:p>
+      <w:pPr>
+        <w:numPr>
+          <w:numId w:val="0"/>
+        </w:numPr>
+        <w:spacing w:after="160" w:line="360" w:lineRule="auto"/>
+        <w:jc w:val="both"/>
+        <w:rPr>
+          <w:rFonts w:hint="default" w:ascii="Times New Roman" w:hAnsi="Times New Roman" w:cs="Times New Roman"/>
+          <w:sz w:val="28"/>
+          <w:szCs w:val="28"/>
+          <w:lang w:val="ru-RU"/>
+        </w:rPr>
+      </w:pPr>
+      <w:r>
+        <w:rPr>
+          <w:rFonts w:hint="default" w:ascii="Times New Roman" w:hAnsi="Times New Roman"/>
+          <w:sz w:val="28"/>
+          <w:szCs w:val="28"/>
+          <w:lang w:val="ru-RU"/>
+        </w:rPr>
+        <w:tab/>
+        <w:t>Объектом исследования в данной выпускной квалификационной работе является процесс тестирования веб-приложений.</w:t>
+      </w:r>
+      <w:r>
+        <w:rPr>
+          <w:rFonts w:hint="default" w:ascii="Times New Roman" w:hAnsi="Times New Roman"/>
+          <w:sz w:val="28"/>
+          <w:szCs w:val="28"/>
+          <w:lang w:val="ru-RU"/>
+        </w:rPr>
+        <w:br w:type="textWrapping"/>
+      </w:r>
+      <w:r>
+        <w:rPr>
+          <w:rFonts w:hint="default" w:ascii="Times New Roman" w:hAnsi="Times New Roman"/>
+          <w:sz w:val="28"/>
+          <w:szCs w:val="28"/>
+          <w:lang w:val="ru-RU"/>
+        </w:rPr>
+        <w:tab/>
+      </w:r>
+      <w:bookmarkStart w:id="0" w:name="_GoBack"/>
+      <w:bookmarkEnd w:id="0"/>
+      <w:r>
+        <w:rPr>
+          <w:rFonts w:hint="default" w:ascii="Times New Roman" w:hAnsi="Times New Roman"/>
+          <w:sz w:val="28"/>
+          <w:szCs w:val="28"/>
+          <w:lang w:val="ru-RU"/>
+        </w:rPr>
+        <w:t>Предметом исследования являются методы, средства и архитектурные решения автоматизированного UI-тестирования веб-приложений с использованием языка Java.</w:t>
+      </w:r>
+    </w:p>
+    <w:p>
+      <w:pPr>
+        <w:spacing w:line="360" w:lineRule="auto"/>
+        <w:jc w:val="both"/>
+        <w:rPr>
+          <w:rFonts w:hint="default" w:ascii="Times New Roman" w:hAnsi="Times New Roman" w:cs="Times New Roman"/>
+          <w:sz w:val="28"/>
+          <w:szCs w:val="28"/>
+          <w:lang w:val="ru-RU"/>
         </w:rPr>
       </w:pPr>
     </w:p>
@@ -1724,6 +2074,26 @@
 <file path=word/numbering.xml><?xml version="1.0" encoding="utf-8"?>
 <w:numbering xmlns:wpc="http://schemas.microsoft.com/office/word/2010/wordprocessingCanvas" xmlns:mc="http://schemas.openxmlformats.org/markup-compatibility/2006" xmlns:o="urn:schemas-microsoft-com:office:office" xmlns:r="http://schemas.openxmlformats.org/officeDocument/2006/relationships" xmlns:m="http://schemas.openxmlformats.org/officeDocument/2006/math" xmlns:v="urn:schemas-microsoft-com:vml" xmlns:wp14="http://schemas.microsoft.com/office/word/2010/wordprocessingDrawing" xmlns:wp="http://schemas.openxmlformats.org/drawingml/2006/wordprocessingDrawing" xmlns:w10="urn:schemas-microsoft-com:office:word" xmlns:w="http://schemas.openxmlformats.org/wordprocessingml/2006/main" xmlns:w14="http://schemas.microsoft.com/office/word/2010/wordml" xmlns:wpg="http://schemas.microsoft.com/office/word/2010/wordprocessingGroup" xmlns:wpi="http://schemas.microsoft.com/office/word/2010/wordprocessingInk" xmlns:wne="http://schemas.microsoft.com/office/word/2006/wordml" xmlns:wps="http://schemas.microsoft.com/office/word/2010/wordprocessingShape" xmlns:wpsCustomData="http://www.wps.cn/officeDocument/2013/wpsCustomData" mc:Ignorable="w14 wp14">
   <w:abstractNum w:abstractNumId="0">
+    <w:nsid w:val="B0B41195"/>
+    <w:multiLevelType w:val="singleLevel"/>
+    <w:tmpl w:val="B0B41195"/>
+    <w:lvl w:ilvl="0" w:tentative="0">
+      <w:start w:val="1"/>
+      <w:numFmt w:val="bullet"/>
+      <w:lvlText w:val=""/>
+      <w:lvlJc w:val="left"/>
+      <w:pPr>
+        <w:tabs>
+          <w:tab w:val="left" w:pos="420"/>
+        </w:tabs>
+        <w:ind w:left="420" w:leftChars="0" w:hanging="420" w:firstLineChars="0"/>
+      </w:pPr>
+      <w:rPr>
+        <w:rFonts w:hint="default" w:ascii="Wingdings" w:hAnsi="Wingdings"/>
+      </w:rPr>
+    </w:lvl>
+  </w:abstractNum>
+  <w:abstractNum w:abstractNumId="1">
     <w:nsid w:val="C06AC08F"/>
     <w:multiLevelType w:val="singleLevel"/>
     <w:tmpl w:val="C06AC08F"/>
@@ -1743,7 +2113,7 @@
       </w:rPr>
     </w:lvl>
   </w:abstractNum>
-  <w:abstractNum w:abstractNumId="1">
+  <w:abstractNum w:abstractNumId="2">
     <w:nsid w:val="54015A84"/>
     <w:multiLevelType w:val="multilevel"/>
     <w:tmpl w:val="54015A84"/>
@@ -1868,10 +2238,13 @@
     </w:lvl>
   </w:abstractNum>
   <w:num w:numId="1">
-    <w:abstractNumId w:val="0"/>
+    <w:abstractNumId w:val="1"/>
   </w:num>
   <w:num w:numId="2">
-    <w:abstractNumId w:val="1"/>
+    <w:abstractNumId w:val="2"/>
+  </w:num>
+  <w:num w:numId="3">
+    <w:abstractNumId w:val="0"/>
   </w:num>
 </w:numbering>
 </file>
@@ -1979,11 +2352,11 @@
     <w:lsdException w:uiPriority="99" w:name="Document Map"/>
     <w:lsdException w:uiPriority="99" w:name="Plain Text"/>
     <w:lsdException w:uiPriority="99" w:name="E-mail Signature"/>
-    <w:lsdException w:uiPriority="99" w:name="Normal (Web)"/>
+    <w:lsdException w:qFormat="1" w:uiPriority="99" w:name="Normal (Web)"/>
     <w:lsdException w:uiPriority="99" w:name="HTML Acronym"/>
     <w:lsdException w:uiPriority="99" w:name="HTML Address"/>
     <w:lsdException w:uiPriority="99" w:name="HTML Cite"/>
-    <w:lsdException w:uiPriority="99" w:name="HTML Code"/>
+    <w:lsdException w:qFormat="1" w:uiPriority="99" w:name="HTML Code"/>
     <w:lsdException w:uiPriority="99" w:name="HTML Definition"/>
     <w:lsdException w:uiPriority="99" w:name="HTML Keyboard"/>
     <w:lsdException w:uiPriority="99" w:name="HTML Preformatted"/>
@@ -2096,6 +2469,7 @@
     <w:basedOn w:val="3"/>
     <w:semiHidden/>
     <w:unhideWhenUsed/>
+    <w:qFormat/>
     <w:uiPriority w:val="99"/>
     <w:rPr>
       <w:rFonts w:ascii="Courier New" w:hAnsi="Courier New" w:eastAsia="Times New Roman" w:cs="Courier New"/>
@@ -2108,6 +2482,7 @@
     <w:basedOn w:val="1"/>
     <w:semiHidden/>
     <w:unhideWhenUsed/>
+    <w:qFormat/>
     <w:uiPriority w:val="99"/>
     <w:rPr>
       <w:rFonts w:ascii="Times New Roman" w:hAnsi="Times New Roman" w:cs="Times New Roman"/>
@@ -2128,11 +2503,13 @@
   <w:style w:type="character" w:customStyle="1" w:styleId="8">
     <w:name w:val="mord"/>
     <w:basedOn w:val="3"/>
+    <w:qFormat/>
     <w:uiPriority w:val="0"/>
   </w:style>
   <w:style w:type="character" w:customStyle="1" w:styleId="9">
     <w:name w:val="mopen"/>
     <w:basedOn w:val="3"/>
+    <w:qFormat/>
     <w:uiPriority w:val="0"/>
   </w:style>
   <w:style w:type="character" w:customStyle="1" w:styleId="10">
@@ -2143,12 +2520,14 @@
   <w:style w:type="character" w:customStyle="1" w:styleId="11">
     <w:name w:val="mpunct"/>
     <w:basedOn w:val="3"/>
+    <w:qFormat/>
     <w:uiPriority w:val="0"/>
   </w:style>
   <w:style w:type="character" w:customStyle="1" w:styleId="12">
     <w:name w:val="Заголовок 3 Знак"/>
     <w:basedOn w:val="3"/>
     <w:link w:val="2"/>
+    <w:qFormat/>
     <w:uiPriority w:val="9"/>
     <w:rPr>
       <w:rFonts w:ascii="Times New Roman" w:hAnsi="Times New Roman" w:eastAsia="Times New Roman" w:cs="Times New Roman"/>
@@ -2162,6 +2541,7 @@
   <w:style w:type="character" w:customStyle="1" w:styleId="13">
     <w:name w:val="vlist-s"/>
     <w:basedOn w:val="3"/>
+    <w:qFormat/>
     <w:uiPriority w:val="0"/>
   </w:style>
 </w:styles>

--- a/Дипломная_работа_ИВТАСбд-41_БорковИван.docx
+++ b/Дипломная_работа_ИВТАСбд-41_БорковИван.docx
@@ -1951,50 +1951,408 @@
           <w:lang w:val="ru-RU"/>
         </w:rPr>
         <w:tab/>
-      </w:r>
+        <w:t>Предметом исследования являются методы, средства и архитектурные решения автоматизированного UI-тестирования веб-приложений с использованием языка Java.</w:t>
+      </w:r>
+    </w:p>
+    <w:p>
+      <w:pPr>
+        <w:spacing w:line="360" w:lineRule="auto"/>
+        <w:jc w:val="both"/>
+        <w:rPr>
+          <w:rFonts w:hint="default" w:ascii="Times New Roman" w:hAnsi="Times New Roman" w:cs="Times New Roman"/>
+          <w:sz w:val="28"/>
+          <w:szCs w:val="28"/>
+          <w:lang w:val="ru-RU"/>
+        </w:rPr>
+      </w:pPr>
+    </w:p>
+    <w:p>
+      <w:pPr>
+        <w:spacing w:line="360" w:lineRule="auto"/>
+        <w:jc w:val="both"/>
+        <w:rPr>
+          <w:rFonts w:ascii="Times New Roman" w:hAnsi="Times New Roman" w:cs="Times New Roman"/>
+          <w:sz w:val="28"/>
+          <w:szCs w:val="28"/>
+        </w:rPr>
+      </w:pPr>
+    </w:p>
+    <w:p>
+      <w:pPr>
+        <w:spacing w:line="360" w:lineRule="auto"/>
+        <w:jc w:val="center"/>
+        <w:rPr>
+          <w:rFonts w:hint="default" w:ascii="Times New Roman" w:hAnsi="Times New Roman" w:cs="Times New Roman"/>
+          <w:b/>
+          <w:bCs/>
+          <w:sz w:val="32"/>
+          <w:szCs w:val="32"/>
+          <w:lang w:val="en-US"/>
+        </w:rPr>
+      </w:pPr>
+      <w:r>
+        <w:rPr>
+          <w:rFonts w:hint="default" w:ascii="Times New Roman" w:hAnsi="Times New Roman" w:cs="Times New Roman"/>
+          <w:b/>
+          <w:bCs/>
+          <w:sz w:val="32"/>
+          <w:szCs w:val="32"/>
+          <w:lang w:val="en-US"/>
+        </w:rPr>
+        <w:t>Глава 1. Теоретические основы тестирования программного обеспечения</w:t>
+      </w:r>
+    </w:p>
+    <w:p>
+      <w:pPr>
+        <w:spacing w:line="360" w:lineRule="auto"/>
+        <w:jc w:val="center"/>
+        <w:rPr>
+          <w:rFonts w:hint="default" w:ascii="Times New Roman" w:hAnsi="Times New Roman" w:cs="Times New Roman"/>
+          <w:b w:val="0"/>
+          <w:bCs w:val="0"/>
+          <w:i w:val="0"/>
+          <w:iCs w:val="0"/>
+          <w:sz w:val="28"/>
+          <w:szCs w:val="28"/>
+          <w:u w:val="single"/>
+          <w:lang w:val="ru-RU"/>
+        </w:rPr>
+      </w:pPr>
+      <w:r>
+        <w:rPr>
+          <w:rFonts w:hint="default" w:ascii="Times New Roman" w:hAnsi="Times New Roman" w:cs="Times New Roman"/>
+          <w:b/>
+          <w:bCs/>
+          <w:sz w:val="28"/>
+          <w:szCs w:val="28"/>
+          <w:u w:val="single"/>
+          <w:lang w:val="ru-RU"/>
+        </w:rPr>
+        <w:t>Параграф 1.</w:t>
+      </w:r>
+      <w:r>
+        <w:rPr>
+          <w:rFonts w:hint="default" w:ascii="Times New Roman" w:hAnsi="Times New Roman" w:cs="Times New Roman"/>
+          <w:sz w:val="28"/>
+          <w:szCs w:val="28"/>
+          <w:u w:val="single"/>
+          <w:lang w:val="ru-RU"/>
+        </w:rPr>
+        <w:t xml:space="preserve"> </w:t>
+      </w:r>
+      <w:r>
+        <w:rPr>
+          <w:rFonts w:hint="default" w:ascii="Times New Roman" w:hAnsi="Times New Roman" w:cs="Times New Roman"/>
+          <w:b w:val="0"/>
+          <w:bCs w:val="0"/>
+          <w:i w:val="0"/>
+          <w:iCs w:val="0"/>
+          <w:sz w:val="28"/>
+          <w:szCs w:val="28"/>
+          <w:u w:val="single"/>
+          <w:lang w:val="ru-RU"/>
+        </w:rPr>
+        <w:t>Веб-приложения и особенности их тестирования</w:t>
+      </w:r>
+    </w:p>
+    <w:p>
+      <w:pPr>
+        <w:spacing w:line="360" w:lineRule="auto"/>
+        <w:jc w:val="both"/>
+        <w:rPr>
+          <w:rFonts w:hint="default" w:ascii="Times New Roman" w:hAnsi="Times New Roman" w:cs="Times New Roman"/>
+          <w:b/>
+          <w:bCs/>
+          <w:i w:val="0"/>
+          <w:iCs w:val="0"/>
+          <w:sz w:val="28"/>
+          <w:szCs w:val="28"/>
+          <w:lang w:val="en-US"/>
+        </w:rPr>
+      </w:pPr>
+      <w:r>
+        <w:rPr>
+          <w:rFonts w:hint="default" w:ascii="Times New Roman" w:hAnsi="Times New Roman" w:cs="Times New Roman"/>
+          <w:b w:val="0"/>
+          <w:bCs w:val="0"/>
+          <w:i w:val="0"/>
+          <w:iCs w:val="0"/>
+          <w:sz w:val="28"/>
+          <w:szCs w:val="28"/>
+          <w:lang w:val="en-US"/>
+        </w:rPr>
+        <w:tab/>
+      </w:r>
+      <w:r>
+        <w:rPr>
+          <w:rFonts w:hint="default" w:ascii="Times New Roman" w:hAnsi="Times New Roman" w:cs="Times New Roman"/>
+          <w:b/>
+          <w:bCs/>
+          <w:i w:val="0"/>
+          <w:iCs w:val="0"/>
+          <w:sz w:val="28"/>
+          <w:szCs w:val="28"/>
+          <w:lang w:val="en-US"/>
+        </w:rPr>
+        <w:t>1.1.1. Веб-интерфейсы и их роль в современных информационных системах</w:t>
+      </w:r>
+    </w:p>
+    <w:p>
+      <w:pPr>
+        <w:spacing w:line="360" w:lineRule="auto"/>
+        <w:jc w:val="both"/>
+        <w:rPr>
+          <w:rFonts w:hint="default" w:ascii="Times New Roman" w:hAnsi="Times New Roman" w:cs="Times New Roman"/>
+          <w:b w:val="0"/>
+          <w:bCs w:val="0"/>
+          <w:i w:val="0"/>
+          <w:iCs w:val="0"/>
+          <w:sz w:val="28"/>
+          <w:szCs w:val="28"/>
+          <w:lang w:val="en-US"/>
+        </w:rPr>
+      </w:pPr>
+      <w:r>
+        <w:rPr>
+          <w:rFonts w:hint="default" w:ascii="Times New Roman" w:hAnsi="Times New Roman" w:cs="Times New Roman"/>
+          <w:b w:val="0"/>
+          <w:bCs w:val="0"/>
+          <w:i w:val="0"/>
+          <w:iCs w:val="0"/>
+          <w:sz w:val="28"/>
+          <w:szCs w:val="28"/>
+          <w:lang w:val="en-US"/>
+        </w:rPr>
+        <w:tab/>
+        <w:t>Веб-приложения в настоящее время являются одной из наиболее распространённых форм программных систем и широко применяются в различных сферах деятельности, включая бизнес, образование, государственные сервисы и электронную коммерцию. Веб-приложение представляет собой программный продукт, доступ к которому осуществляется через веб-браузер и который обеспечивает взаимодействие пользователя с функциональностью системы посредством сети Интернет.</w:t>
+      </w:r>
+    </w:p>
+    <w:p>
+      <w:pPr>
+        <w:spacing w:line="360" w:lineRule="auto"/>
+        <w:ind w:firstLine="708" w:firstLineChars="0"/>
+        <w:jc w:val="both"/>
+        <w:rPr>
+          <w:rFonts w:hint="default" w:ascii="Times New Roman" w:hAnsi="Times New Roman" w:cs="Times New Roman"/>
+          <w:b w:val="0"/>
+          <w:bCs w:val="0"/>
+          <w:i w:val="0"/>
+          <w:iCs w:val="0"/>
+          <w:sz w:val="28"/>
+          <w:szCs w:val="28"/>
+          <w:lang w:val="en-US"/>
+        </w:rPr>
+      </w:pPr>
+      <w:r>
+        <w:rPr>
+          <w:rFonts w:hint="default" w:ascii="Times New Roman" w:hAnsi="Times New Roman" w:cs="Times New Roman"/>
+          <w:b w:val="0"/>
+          <w:bCs w:val="0"/>
+          <w:i w:val="0"/>
+          <w:iCs w:val="0"/>
+          <w:sz w:val="28"/>
+          <w:szCs w:val="28"/>
+          <w:lang w:val="en-US"/>
+        </w:rPr>
+        <w:t>Ключевым элементом веб-приложения является веб-интерфейс, представляющий собой совокупность визуальных и интерактивных элементов, обеспечивающих взаимодействие пользователя с системой. Веб-интерфейс включает в себя формы ввода данных, элементы навигации, кнопки управления и другие компоненты, через которые пользователь получает доступ к функциональности приложения. От качества реализации веб-интерфейса во многом зависит удобство использования, эффективность работы пользователя и общее восприятие программного продукта.</w:t>
+      </w:r>
+    </w:p>
+    <w:p>
+      <w:pPr>
+        <w:spacing w:line="360" w:lineRule="auto"/>
+        <w:ind w:firstLine="708" w:firstLineChars="0"/>
+        <w:jc w:val="both"/>
+        <w:rPr>
+          <w:rFonts w:hint="default" w:ascii="Times New Roman" w:hAnsi="Times New Roman" w:cs="Times New Roman"/>
+          <w:b w:val="0"/>
+          <w:bCs w:val="0"/>
+          <w:i w:val="0"/>
+          <w:iCs w:val="0"/>
+          <w:sz w:val="28"/>
+          <w:szCs w:val="28"/>
+          <w:lang w:val="en-US"/>
+        </w:rPr>
+      </w:pPr>
+      <w:r>
+        <w:rPr>
+          <w:rFonts w:hint="default" w:ascii="Times New Roman" w:hAnsi="Times New Roman" w:cs="Times New Roman"/>
+          <w:b w:val="0"/>
+          <w:bCs w:val="0"/>
+          <w:i w:val="0"/>
+          <w:iCs w:val="0"/>
+          <w:sz w:val="28"/>
+          <w:szCs w:val="28"/>
+          <w:lang w:val="en-US"/>
+        </w:rPr>
+        <w:t>Архитектура современных веб-приложений, как правило, разделяется на две основные части: клиентскую и серверную. Клиентская часть, или frontend, отвечает за отображение пользовательского интерфейса, обработку пользовательских действий и первичную валидацию данных. Серверная часть, или backend, обеспечивает обработку бизнес-логики, хранение и обработку данных, а также взаимодействие с внешними сервисами и базами данных. Такое разделение позволяет повысить масштабируемость системы, упростить сопровождение и обеспечить гибкость развития приложения.</w:t>
+      </w:r>
+    </w:p>
+    <w:p>
+      <w:pPr>
+        <w:spacing w:line="360" w:lineRule="auto"/>
+        <w:ind w:firstLine="708" w:firstLineChars="0"/>
+        <w:jc w:val="both"/>
+        <w:rPr>
+          <w:rFonts w:hint="default" w:ascii="Times New Roman" w:hAnsi="Times New Roman" w:cs="Times New Roman"/>
+          <w:b w:val="0"/>
+          <w:bCs w:val="0"/>
+          <w:i w:val="0"/>
+          <w:iCs w:val="0"/>
+          <w:sz w:val="28"/>
+          <w:szCs w:val="28"/>
+          <w:lang w:val="en-US"/>
+        </w:rPr>
+      </w:pPr>
+      <w:r>
+        <w:rPr>
+          <w:rFonts w:hint="default" w:ascii="Times New Roman" w:hAnsi="Times New Roman" w:cs="Times New Roman"/>
+          <w:b w:val="0"/>
+          <w:bCs w:val="0"/>
+          <w:i w:val="0"/>
+          <w:iCs w:val="0"/>
+          <w:sz w:val="28"/>
+          <w:szCs w:val="28"/>
+          <w:lang w:val="en-US"/>
+        </w:rPr>
+        <w:t>Веб-интерфейс является критически важной частью веб-приложения, поскольку именно через него пользователь взаимодействует с системой. Даже при корректной работе серверной логики ошибки или недостатки в пользовательском интерфейсе могут привести к снижению удобства использования, потере функциональности и негативному пользовательскому опыту. Некорректное отображение элементов, ошибки навигации или несоответствие интерфейса ожиданиям пользователя способны существенно повлиять на восприятие качества программного продукта.</w:t>
+      </w:r>
+    </w:p>
+    <w:p>
+      <w:pPr>
+        <w:spacing w:line="360" w:lineRule="auto"/>
+        <w:ind w:firstLine="708" w:firstLineChars="0"/>
+        <w:jc w:val="both"/>
+        <w:rPr>
+          <w:rFonts w:hint="default" w:ascii="Times New Roman" w:hAnsi="Times New Roman" w:cs="Times New Roman"/>
+          <w:b w:val="0"/>
+          <w:bCs w:val="0"/>
+          <w:i w:val="0"/>
+          <w:iCs w:val="0"/>
+          <w:sz w:val="28"/>
+          <w:szCs w:val="28"/>
+          <w:lang w:val="en-US"/>
+        </w:rPr>
+      </w:pPr>
+      <w:r>
+        <w:rPr>
+          <w:rFonts w:hint="default" w:ascii="Times New Roman" w:hAnsi="Times New Roman" w:cs="Times New Roman"/>
+          <w:b w:val="0"/>
+          <w:bCs w:val="0"/>
+          <w:i w:val="0"/>
+          <w:iCs w:val="0"/>
+          <w:sz w:val="28"/>
+          <w:szCs w:val="28"/>
+          <w:lang w:val="en-US"/>
+        </w:rPr>
+        <w:t>Качество веб-интерфейса напрямую связано с такими характеристиками, как удобство использования (UX), функциональная корректность и надёжность работы приложения. Пользовательский опыт формируется не только внешним видом интерфейса, но и стабильностью его работы, предсказуемостью поведения элементов и корректной обработкой пользовательских действий. В связи с этим веб-интерфейс требует тщательной проверки на всех этапах разработки, что обуславливает необходимость применения систематического тестирования и, в частности, автоматизированных средств проверки.</w:t>
+      </w:r>
+    </w:p>
+    <w:p>
+      <w:pPr>
+        <w:spacing w:line="360" w:lineRule="auto"/>
+        <w:ind w:firstLine="708" w:firstLineChars="0"/>
+        <w:jc w:val="both"/>
+        <w:rPr>
+          <w:rFonts w:hint="default" w:ascii="Times New Roman" w:hAnsi="Times New Roman" w:cs="Times New Roman"/>
+          <w:b w:val="0"/>
+          <w:bCs w:val="0"/>
+          <w:i w:val="0"/>
+          <w:iCs w:val="0"/>
+          <w:sz w:val="28"/>
+          <w:szCs w:val="28"/>
+          <w:lang w:val="en-US"/>
+        </w:rPr>
+      </w:pPr>
+      <w:r>
+        <w:rPr>
+          <w:rFonts w:hint="default" w:ascii="Times New Roman" w:hAnsi="Times New Roman" w:cs="Times New Roman"/>
+          <w:b w:val="0"/>
+          <w:bCs w:val="0"/>
+          <w:i w:val="0"/>
+          <w:iCs w:val="0"/>
+          <w:sz w:val="28"/>
+          <w:szCs w:val="28"/>
+          <w:lang w:val="en-US"/>
+        </w:rPr>
+        <w:t>Таким образом, веб-интерфейсы играют ключевую роль в современных информационных системах, являясь основным каналом взаимодействия пользователя с программным обеспечением. Обеспечение их качества и корректной работы является важной задачей в процессе разработки веб-приложений и напрямую влияет на эффективность и надёжность программных систем.</w:t>
+      </w:r>
+    </w:p>
+    <w:p>
+      <w:pPr>
+        <w:spacing w:line="360" w:lineRule="auto"/>
+        <w:ind w:firstLine="708" w:firstLineChars="0"/>
+        <w:jc w:val="both"/>
+        <w:rPr>
+          <w:rFonts w:hint="default" w:ascii="Times New Roman" w:hAnsi="Times New Roman" w:cs="Times New Roman"/>
+          <w:b w:val="0"/>
+          <w:bCs w:val="0"/>
+          <w:i w:val="0"/>
+          <w:iCs w:val="0"/>
+          <w:sz w:val="28"/>
+          <w:szCs w:val="28"/>
+          <w:lang w:val="en-US"/>
+        </w:rPr>
+      </w:pPr>
+    </w:p>
+    <w:p>
+      <w:pPr>
+        <w:rPr>
+          <w:rFonts w:hint="default" w:ascii="Times New Roman" w:hAnsi="Times New Roman" w:cs="Times New Roman"/>
+          <w:b w:val="0"/>
+          <w:bCs w:val="0"/>
+          <w:i w:val="0"/>
+          <w:iCs w:val="0"/>
+          <w:sz w:val="28"/>
+          <w:szCs w:val="28"/>
+          <w:lang w:val="en-US"/>
+        </w:rPr>
+      </w:pPr>
+      <w:r>
+        <w:rPr>
+          <w:rFonts w:hint="default" w:ascii="Times New Roman" w:hAnsi="Times New Roman" w:cs="Times New Roman"/>
+          <w:b w:val="0"/>
+          <w:bCs w:val="0"/>
+          <w:i w:val="0"/>
+          <w:iCs w:val="0"/>
+          <w:sz w:val="28"/>
+          <w:szCs w:val="28"/>
+          <w:lang w:val="en-US"/>
+        </w:rPr>
+        <w:br w:type="page"/>
+      </w:r>
+    </w:p>
+    <w:p>
+      <w:pPr>
+        <w:spacing w:line="360" w:lineRule="auto"/>
+        <w:ind w:firstLine="708" w:firstLineChars="0"/>
+        <w:jc w:val="both"/>
+        <w:rPr>
+          <w:rFonts w:hint="default" w:ascii="Times New Roman" w:hAnsi="Times New Roman" w:cs="Times New Roman"/>
+          <w:b w:val="0"/>
+          <w:bCs w:val="0"/>
+          <w:i w:val="0"/>
+          <w:iCs w:val="0"/>
+          <w:sz w:val="28"/>
+          <w:szCs w:val="28"/>
+          <w:lang w:val="en-US"/>
+        </w:rPr>
+      </w:pPr>
       <w:bookmarkStart w:id="0" w:name="_GoBack"/>
       <w:bookmarkEnd w:id="0"/>
-      <w:r>
-        <w:rPr>
-          <w:rFonts w:hint="default" w:ascii="Times New Roman" w:hAnsi="Times New Roman"/>
-          <w:sz w:val="28"/>
-          <w:szCs w:val="28"/>
-          <w:lang w:val="ru-RU"/>
-        </w:rPr>
-        <w:t>Предметом исследования являются методы, средства и архитектурные решения автоматизированного UI-тестирования веб-приложений с использованием языка Java.</w:t>
-      </w:r>
-    </w:p>
-    <w:p>
-      <w:pPr>
-        <w:spacing w:line="360" w:lineRule="auto"/>
-        <w:jc w:val="both"/>
-        <w:rPr>
-          <w:rFonts w:hint="default" w:ascii="Times New Roman" w:hAnsi="Times New Roman" w:cs="Times New Roman"/>
-          <w:sz w:val="28"/>
-          <w:szCs w:val="28"/>
-          <w:lang w:val="ru-RU"/>
-        </w:rPr>
-      </w:pPr>
-    </w:p>
-    <w:p>
-      <w:pPr>
-        <w:spacing w:line="360" w:lineRule="auto"/>
-        <w:jc w:val="both"/>
-        <w:rPr>
-          <w:rFonts w:ascii="Times New Roman" w:hAnsi="Times New Roman" w:cs="Times New Roman"/>
-          <w:sz w:val="28"/>
-          <w:szCs w:val="28"/>
-        </w:rPr>
-      </w:pPr>
-    </w:p>
-    <w:p>
-      <w:pPr>
-        <w:spacing w:line="360" w:lineRule="auto"/>
-        <w:jc w:val="both"/>
-        <w:rPr>
-          <w:rFonts w:ascii="Times New Roman" w:hAnsi="Times New Roman" w:cs="Times New Roman"/>
-          <w:sz w:val="28"/>
-          <w:szCs w:val="28"/>
+    </w:p>
+    <w:p>
+      <w:pPr>
+        <w:spacing w:line="360" w:lineRule="auto"/>
+        <w:jc w:val="both"/>
+        <w:rPr>
+          <w:rFonts w:hint="default" w:ascii="Times New Roman" w:hAnsi="Times New Roman" w:cs="Times New Roman"/>
+          <w:b/>
+          <w:bCs/>
+          <w:i w:val="0"/>
+          <w:iCs w:val="0"/>
+          <w:sz w:val="28"/>
+          <w:szCs w:val="28"/>
+          <w:lang w:val="en-US"/>
         </w:rPr>
       </w:pPr>
     </w:p>

--- a/Дипломная_работа_ИВТАСбд-41_БорковИван.docx
+++ b/Дипломная_работа_ИВТАСбд-41_БорковИван.docx
@@ -2328,17 +2328,410 @@
         <w:jc w:val="both"/>
         <w:rPr>
           <w:rFonts w:hint="default" w:ascii="Times New Roman" w:hAnsi="Times New Roman" w:cs="Times New Roman"/>
-          <w:b w:val="0"/>
-          <w:bCs w:val="0"/>
-          <w:i w:val="0"/>
-          <w:iCs w:val="0"/>
-          <w:sz w:val="28"/>
-          <w:szCs w:val="28"/>
-          <w:lang w:val="en-US"/>
-        </w:rPr>
-      </w:pPr>
+          <w:b/>
+          <w:bCs/>
+          <w:i w:val="0"/>
+          <w:iCs w:val="0"/>
+          <w:sz w:val="28"/>
+          <w:szCs w:val="28"/>
+          <w:lang w:val="en-US"/>
+        </w:rPr>
+      </w:pPr>
+      <w:r>
+        <w:rPr>
+          <w:rFonts w:hint="default" w:ascii="Times New Roman" w:hAnsi="Times New Roman" w:cs="Times New Roman"/>
+          <w:b/>
+          <w:bCs/>
+          <w:i w:val="0"/>
+          <w:iCs w:val="0"/>
+          <w:sz w:val="28"/>
+          <w:szCs w:val="28"/>
+          <w:lang w:val="en-US"/>
+        </w:rPr>
+        <w:t>1.1.2. Тестирование программного обеспечения: понятие, цели и задачи</w:t>
+      </w:r>
+    </w:p>
+    <w:p>
+      <w:pPr>
+        <w:spacing w:line="360" w:lineRule="auto"/>
+        <w:ind w:firstLine="708" w:firstLineChars="0"/>
+        <w:jc w:val="both"/>
+        <w:rPr>
+          <w:rFonts w:hint="default" w:ascii="Times New Roman" w:hAnsi="Times New Roman" w:cs="Times New Roman"/>
+          <w:b w:val="0"/>
+          <w:bCs w:val="0"/>
+          <w:i w:val="0"/>
+          <w:iCs w:val="0"/>
+          <w:sz w:val="28"/>
+          <w:szCs w:val="28"/>
+          <w:lang w:val="en-US"/>
+        </w:rPr>
+      </w:pPr>
+      <w:r>
+        <w:rPr>
+          <w:rFonts w:hint="default" w:ascii="Times New Roman" w:hAnsi="Times New Roman" w:cs="Times New Roman"/>
+          <w:b w:val="0"/>
+          <w:bCs w:val="0"/>
+          <w:i w:val="0"/>
+          <w:iCs w:val="0"/>
+          <w:sz w:val="28"/>
+          <w:szCs w:val="28"/>
+          <w:lang w:val="en-US"/>
+        </w:rPr>
+        <w:t>Тестирование программного обеспечения является неотъемлемой частью процесса разработки современных информационных систем. Под тестированием программного обеспечения понимается процесс проверки соответствия программного продукта заданным требованиям, выявления дефектов и оценки качества его функционирования в различных условиях эксплуатации. Основной целью тестирования является обеспечение корректной и стабильной работы программной системы до её ввода в эксплуатацию.</w:t>
+      </w:r>
+    </w:p>
+    <w:p>
+      <w:pPr>
+        <w:spacing w:line="360" w:lineRule="auto"/>
+        <w:ind w:firstLine="708" w:firstLineChars="0"/>
+        <w:jc w:val="both"/>
+        <w:rPr>
+          <w:rFonts w:hint="default" w:ascii="Times New Roman" w:hAnsi="Times New Roman" w:cs="Times New Roman"/>
+          <w:b w:val="0"/>
+          <w:bCs w:val="0"/>
+          <w:i w:val="0"/>
+          <w:iCs w:val="0"/>
+          <w:sz w:val="28"/>
+          <w:szCs w:val="28"/>
+          <w:lang w:val="en-US"/>
+        </w:rPr>
+      </w:pPr>
+      <w:r>
+        <w:rPr>
+          <w:rFonts w:hint="default" w:ascii="Times New Roman" w:hAnsi="Times New Roman" w:cs="Times New Roman"/>
+          <w:b w:val="0"/>
+          <w:bCs w:val="0"/>
+          <w:i w:val="0"/>
+          <w:iCs w:val="0"/>
+          <w:sz w:val="28"/>
+          <w:szCs w:val="28"/>
+          <w:lang w:val="en-US"/>
+        </w:rPr>
+        <w:t>Необходимость тестирования обусловлена сложностью современных программных систем, а также высокой степенью требований к их надёжности, безопасности и удобству использования. В процессе разработки программного обеспечения неизбежно возникают ошибки, связанные с человеческим фактором, сложностью архитектуры, изменениями требований и интеграцией различных компонентов. Без систематического тестирования такие ошибки могут привести к сбоям в работе системы, утечке данных, финансовым потерям и снижению доверия пользователей.</w:t>
+      </w:r>
+    </w:p>
+    <w:p>
+      <w:pPr>
+        <w:spacing w:line="360" w:lineRule="auto"/>
+        <w:ind w:firstLine="708" w:firstLineChars="0"/>
+        <w:jc w:val="both"/>
+        <w:rPr>
+          <w:rFonts w:hint="default" w:ascii="Times New Roman" w:hAnsi="Times New Roman" w:cs="Times New Roman"/>
+          <w:b w:val="0"/>
+          <w:bCs w:val="0"/>
+          <w:i w:val="0"/>
+          <w:iCs w:val="0"/>
+          <w:sz w:val="28"/>
+          <w:szCs w:val="28"/>
+          <w:lang w:val="en-US"/>
+        </w:rPr>
+      </w:pPr>
+      <w:r>
+        <w:rPr>
+          <w:rFonts w:hint="default" w:ascii="Times New Roman" w:hAnsi="Times New Roman" w:cs="Times New Roman"/>
+          <w:b w:val="0"/>
+          <w:bCs w:val="0"/>
+          <w:i w:val="0"/>
+          <w:iCs w:val="0"/>
+          <w:sz w:val="28"/>
+          <w:szCs w:val="28"/>
+          <w:lang w:val="en-US"/>
+        </w:rPr>
+        <w:t>Основными целями тестирования программного обеспечения являются:</w:t>
+      </w:r>
+    </w:p>
+    <w:p>
+      <w:pPr>
+        <w:numPr>
+          <w:ilvl w:val="0"/>
+          <w:numId w:val="4"/>
+        </w:numPr>
+        <w:spacing w:line="360" w:lineRule="auto"/>
+        <w:ind w:left="420" w:leftChars="0" w:hanging="420" w:firstLineChars="0"/>
+        <w:jc w:val="both"/>
+        <w:rPr>
+          <w:rFonts w:hint="default" w:ascii="Times New Roman" w:hAnsi="Times New Roman"/>
+          <w:b w:val="0"/>
+          <w:bCs w:val="0"/>
+          <w:i w:val="0"/>
+          <w:iCs w:val="0"/>
+          <w:sz w:val="28"/>
+          <w:szCs w:val="28"/>
+          <w:lang w:val="en-US"/>
+        </w:rPr>
+      </w:pPr>
+      <w:r>
+        <w:rPr>
+          <w:rFonts w:hint="default" w:ascii="Times New Roman" w:hAnsi="Times New Roman"/>
+          <w:b w:val="0"/>
+          <w:bCs w:val="0"/>
+          <w:i w:val="0"/>
+          <w:iCs w:val="0"/>
+          <w:sz w:val="28"/>
+          <w:szCs w:val="28"/>
+          <w:lang w:val="en-US"/>
+        </w:rPr>
+        <w:t>выявление дефектов и ошибок на ранних этапах разработки;</w:t>
+      </w:r>
+    </w:p>
+    <w:p>
+      <w:pPr>
+        <w:numPr>
+          <w:ilvl w:val="0"/>
+          <w:numId w:val="4"/>
+        </w:numPr>
+        <w:spacing w:line="360" w:lineRule="auto"/>
+        <w:ind w:left="420" w:leftChars="0" w:hanging="420" w:firstLineChars="0"/>
+        <w:jc w:val="both"/>
+        <w:rPr>
+          <w:rFonts w:hint="default" w:ascii="Times New Roman" w:hAnsi="Times New Roman"/>
+          <w:b w:val="0"/>
+          <w:bCs w:val="0"/>
+          <w:i w:val="0"/>
+          <w:iCs w:val="0"/>
+          <w:sz w:val="28"/>
+          <w:szCs w:val="28"/>
+          <w:lang w:val="en-US"/>
+        </w:rPr>
+      </w:pPr>
+      <w:r>
+        <w:rPr>
+          <w:rFonts w:hint="default" w:ascii="Times New Roman" w:hAnsi="Times New Roman"/>
+          <w:b w:val="0"/>
+          <w:bCs w:val="0"/>
+          <w:i w:val="0"/>
+          <w:iCs w:val="0"/>
+          <w:sz w:val="28"/>
+          <w:szCs w:val="28"/>
+          <w:lang w:val="en-US"/>
+        </w:rPr>
+        <w:t>подтверждение соответствия программного продукта функциональным и нефункциональным требованиям;</w:t>
+      </w:r>
+    </w:p>
+    <w:p>
+      <w:pPr>
+        <w:numPr>
+          <w:ilvl w:val="0"/>
+          <w:numId w:val="4"/>
+        </w:numPr>
+        <w:spacing w:line="360" w:lineRule="auto"/>
+        <w:ind w:left="420" w:leftChars="0" w:hanging="420" w:firstLineChars="0"/>
+        <w:jc w:val="both"/>
+        <w:rPr>
+          <w:rFonts w:hint="default" w:ascii="Times New Roman" w:hAnsi="Times New Roman"/>
+          <w:b w:val="0"/>
+          <w:bCs w:val="0"/>
+          <w:i w:val="0"/>
+          <w:iCs w:val="0"/>
+          <w:sz w:val="28"/>
+          <w:szCs w:val="28"/>
+          <w:lang w:val="en-US"/>
+        </w:rPr>
+      </w:pPr>
+      <w:r>
+        <w:rPr>
+          <w:rFonts w:hint="default" w:ascii="Times New Roman" w:hAnsi="Times New Roman"/>
+          <w:b w:val="0"/>
+          <w:bCs w:val="0"/>
+          <w:i w:val="0"/>
+          <w:iCs w:val="0"/>
+          <w:sz w:val="28"/>
+          <w:szCs w:val="28"/>
+          <w:lang w:val="en-US"/>
+        </w:rPr>
+        <w:t>обеспечение заданного уровня качества программного обеспечения;</w:t>
+      </w:r>
+    </w:p>
+    <w:p>
+      <w:pPr>
+        <w:numPr>
+          <w:ilvl w:val="0"/>
+          <w:numId w:val="4"/>
+        </w:numPr>
+        <w:spacing w:line="360" w:lineRule="auto"/>
+        <w:ind w:left="420" w:leftChars="0" w:hanging="420" w:firstLineChars="0"/>
+        <w:jc w:val="both"/>
+        <w:rPr>
+          <w:rFonts w:hint="default" w:ascii="Times New Roman" w:hAnsi="Times New Roman"/>
+          <w:b w:val="0"/>
+          <w:bCs w:val="0"/>
+          <w:i w:val="0"/>
+          <w:iCs w:val="0"/>
+          <w:sz w:val="28"/>
+          <w:szCs w:val="28"/>
+          <w:lang w:val="en-US"/>
+        </w:rPr>
+      </w:pPr>
+      <w:r>
+        <w:rPr>
+          <w:rFonts w:hint="default" w:ascii="Times New Roman" w:hAnsi="Times New Roman"/>
+          <w:b w:val="0"/>
+          <w:bCs w:val="0"/>
+          <w:i w:val="0"/>
+          <w:iCs w:val="0"/>
+          <w:sz w:val="28"/>
+          <w:szCs w:val="28"/>
+          <w:lang w:val="en-US"/>
+        </w:rPr>
+        <w:t>снижение рисков, связанных с эксплуатацией программного продукта;</w:t>
+      </w:r>
+    </w:p>
+    <w:p>
+      <w:pPr>
+        <w:numPr>
+          <w:ilvl w:val="0"/>
+          <w:numId w:val="4"/>
+        </w:numPr>
+        <w:spacing w:line="360" w:lineRule="auto"/>
+        <w:ind w:left="420" w:leftChars="0" w:hanging="420" w:firstLineChars="0"/>
+        <w:jc w:val="both"/>
+        <w:rPr>
+          <w:rFonts w:hint="default" w:ascii="Times New Roman" w:hAnsi="Times New Roman" w:cs="Times New Roman"/>
+          <w:b w:val="0"/>
+          <w:bCs w:val="0"/>
+          <w:i w:val="0"/>
+          <w:iCs w:val="0"/>
+          <w:sz w:val="28"/>
+          <w:szCs w:val="28"/>
+          <w:lang w:val="en-US"/>
+        </w:rPr>
+      </w:pPr>
+      <w:r>
+        <w:rPr>
+          <w:rFonts w:hint="default" w:ascii="Times New Roman" w:hAnsi="Times New Roman"/>
+          <w:b w:val="0"/>
+          <w:bCs w:val="0"/>
+          <w:i w:val="0"/>
+          <w:iCs w:val="0"/>
+          <w:sz w:val="28"/>
+          <w:szCs w:val="28"/>
+          <w:lang w:val="en-US"/>
+        </w:rPr>
+        <w:t>повышение надёжности и устойчивости системы в реальных условиях использования.</w:t>
+      </w:r>
+    </w:p>
+    <w:p>
+      <w:pPr>
+        <w:spacing w:line="360" w:lineRule="auto"/>
+        <w:ind w:firstLine="708" w:firstLineChars="0"/>
+        <w:jc w:val="both"/>
+        <w:rPr>
+          <w:rFonts w:hint="default" w:ascii="Times New Roman" w:hAnsi="Times New Roman" w:cs="Times New Roman"/>
+          <w:b w:val="0"/>
+          <w:bCs w:val="0"/>
+          <w:i w:val="0"/>
+          <w:iCs w:val="0"/>
+          <w:sz w:val="28"/>
+          <w:szCs w:val="28"/>
+          <w:lang w:val="en-US"/>
+        </w:rPr>
+      </w:pPr>
+      <w:r>
+        <w:rPr>
+          <w:rFonts w:hint="default" w:ascii="Times New Roman" w:hAnsi="Times New Roman" w:cs="Times New Roman"/>
+          <w:b w:val="0"/>
+          <w:bCs w:val="0"/>
+          <w:i w:val="0"/>
+          <w:iCs w:val="0"/>
+          <w:sz w:val="28"/>
+          <w:szCs w:val="28"/>
+          <w:lang w:val="en-US"/>
+        </w:rPr>
+        <w:t>Важной задачей тестирования является не только поиск ошибок, но и предотвращение их появления в дальнейшем. Раннее обнаружение дефектов позволяет значительно сократить затраты на их исправление, поскольку исправление ошибок на поздних этапах жизненного цикла программного обеспечения требует значительно больших ресурсов. Кроме того, тестирование способствуе</w:t>
+      </w:r>
       <w:bookmarkStart w:id="0" w:name="_GoBack"/>
       <w:bookmarkEnd w:id="0"/>
+      <w:r>
+        <w:rPr>
+          <w:rFonts w:hint="default" w:ascii="Times New Roman" w:hAnsi="Times New Roman" w:cs="Times New Roman"/>
+          <w:b w:val="0"/>
+          <w:bCs w:val="0"/>
+          <w:i w:val="0"/>
+          <w:iCs w:val="0"/>
+          <w:sz w:val="28"/>
+          <w:szCs w:val="28"/>
+          <w:lang w:val="en-US"/>
+        </w:rPr>
+        <w:t>т повышению качества архитектурных и проектных решений за счёт выявления слабых мест системы.</w:t>
+      </w:r>
+    </w:p>
+    <w:p>
+      <w:pPr>
+        <w:spacing w:line="360" w:lineRule="auto"/>
+        <w:ind w:firstLine="708" w:firstLineChars="0"/>
+        <w:jc w:val="both"/>
+        <w:rPr>
+          <w:rFonts w:hint="default" w:ascii="Times New Roman" w:hAnsi="Times New Roman" w:cs="Times New Roman"/>
+          <w:b w:val="0"/>
+          <w:bCs w:val="0"/>
+          <w:i w:val="0"/>
+          <w:iCs w:val="0"/>
+          <w:sz w:val="28"/>
+          <w:szCs w:val="28"/>
+          <w:lang w:val="en-US"/>
+        </w:rPr>
+      </w:pPr>
+      <w:r>
+        <w:rPr>
+          <w:rFonts w:hint="default" w:ascii="Times New Roman" w:hAnsi="Times New Roman" w:cs="Times New Roman"/>
+          <w:b w:val="0"/>
+          <w:bCs w:val="0"/>
+          <w:i w:val="0"/>
+          <w:iCs w:val="0"/>
+          <w:sz w:val="28"/>
+          <w:szCs w:val="28"/>
+          <w:lang w:val="en-US"/>
+        </w:rPr>
+        <w:t>Тестирование играет ключевую роль в процессе разработки программного обеспечения и является составной частью жизненного цикла программного продукта. Оно сопровождает все этапы разработки, начиная с анализа требований и проектирования, и заканчивая внедрением и сопровождением системы. В современных подходах к разработке, таких как Agile и DevOps, тестирование интегрируется в процесс разработки и выполняется на постоянной основе, обеспечивая быструю обратную связь и оперативное выявление дефектов.</w:t>
+      </w:r>
+    </w:p>
+    <w:p>
+      <w:pPr>
+        <w:spacing w:line="360" w:lineRule="auto"/>
+        <w:ind w:firstLine="708" w:firstLineChars="0"/>
+        <w:jc w:val="both"/>
+        <w:rPr>
+          <w:rFonts w:hint="default" w:ascii="Times New Roman" w:hAnsi="Times New Roman" w:cs="Times New Roman"/>
+          <w:b w:val="0"/>
+          <w:bCs w:val="0"/>
+          <w:i w:val="0"/>
+          <w:iCs w:val="0"/>
+          <w:sz w:val="28"/>
+          <w:szCs w:val="28"/>
+          <w:lang w:val="en-US"/>
+        </w:rPr>
+      </w:pPr>
+      <w:r>
+        <w:rPr>
+          <w:rFonts w:hint="default" w:ascii="Times New Roman" w:hAnsi="Times New Roman" w:cs="Times New Roman"/>
+          <w:b w:val="0"/>
+          <w:bCs w:val="0"/>
+          <w:i w:val="0"/>
+          <w:iCs w:val="0"/>
+          <w:sz w:val="28"/>
+          <w:szCs w:val="28"/>
+          <w:lang w:val="en-US"/>
+        </w:rPr>
+        <w:t>Таким образом, тестирование программного обеспечения является важным инструментом обеспечения качества и надёжности программных систем. Его применение позволяет повысить устойчивость программных продуктов, снизить эксплуатационные риски и обеспечить соответствие системы ожиданиям пользователей и требованиям заказчика.</w:t>
+      </w:r>
+    </w:p>
+    <w:p>
+      <w:pPr>
+        <w:spacing w:line="360" w:lineRule="auto"/>
+        <w:ind w:firstLine="708" w:firstLineChars="0"/>
+        <w:jc w:val="both"/>
+        <w:rPr>
+          <w:rFonts w:hint="default" w:ascii="Times New Roman" w:hAnsi="Times New Roman" w:cs="Times New Roman"/>
+          <w:b w:val="0"/>
+          <w:bCs w:val="0"/>
+          <w:i w:val="0"/>
+          <w:iCs w:val="0"/>
+          <w:sz w:val="28"/>
+          <w:szCs w:val="28"/>
+          <w:lang w:val="en-US"/>
+        </w:rPr>
+      </w:pPr>
     </w:p>
     <w:p>
       <w:pPr>
@@ -2472,6 +2865,26 @@
     </w:lvl>
   </w:abstractNum>
   <w:abstractNum w:abstractNumId="2">
+    <w:nsid w:val="14A793B9"/>
+    <w:multiLevelType w:val="singleLevel"/>
+    <w:tmpl w:val="14A793B9"/>
+    <w:lvl w:ilvl="0" w:tentative="0">
+      <w:start w:val="1"/>
+      <w:numFmt w:val="bullet"/>
+      <w:lvlText w:val=""/>
+      <w:lvlJc w:val="left"/>
+      <w:pPr>
+        <w:tabs>
+          <w:tab w:val="left" w:pos="420"/>
+        </w:tabs>
+        <w:ind w:left="420" w:leftChars="0" w:hanging="420" w:firstLineChars="0"/>
+      </w:pPr>
+      <w:rPr>
+        <w:rFonts w:hint="default" w:ascii="Wingdings" w:hAnsi="Wingdings"/>
+      </w:rPr>
+    </w:lvl>
+  </w:abstractNum>
+  <w:abstractNum w:abstractNumId="3">
     <w:nsid w:val="54015A84"/>
     <w:multiLevelType w:val="multilevel"/>
     <w:tmpl w:val="54015A84"/>
@@ -2599,10 +3012,13 @@
     <w:abstractNumId w:val="1"/>
   </w:num>
   <w:num w:numId="2">
-    <w:abstractNumId w:val="2"/>
+    <w:abstractNumId w:val="3"/>
   </w:num>
   <w:num w:numId="3">
     <w:abstractNumId w:val="0"/>
+  </w:num>
+  <w:num w:numId="4">
+    <w:abstractNumId w:val="2"/>
   </w:num>
 </w:numbering>
 </file>

--- a/Дипломная_работа_ИВТАСбд-41_БорковИван.docx
+++ b/Дипломная_работа_ИВТАСбд-41_БорковИван.docx
@@ -2638,114 +2638,415 @@
           <w:szCs w:val="28"/>
           <w:lang w:val="en-US"/>
         </w:rPr>
-        <w:t>Важной задачей тестирования является не только поиск ошибок, но и предотвращение их появления в дальнейшем. Раннее обнаружение дефектов позволяет значительно сократить затраты на их исправление, поскольку исправление ошибок на поздних этапах жизненного цикла программного обеспечения требует значительно больших ресурсов. Кроме того, тестирование способствуе</w:t>
-      </w:r>
+        <w:t>Важной задачей тестирования является не только поиск ошибок, но и предотвращение их появления в дальнейшем. Раннее обнаружение дефектов позволяет значительно сократить затраты на их исправление, поскольку исправление ошибок на поздних этапах жизненного цикла программного обеспечения требует значительно больших ресурсов. Кроме того, тестирование способствует повышению качества архитектурных и проектных решений за счёт выявления слабых мест системы.</w:t>
+      </w:r>
+    </w:p>
+    <w:p>
+      <w:pPr>
+        <w:spacing w:line="360" w:lineRule="auto"/>
+        <w:ind w:firstLine="708" w:firstLineChars="0"/>
+        <w:jc w:val="both"/>
+        <w:rPr>
+          <w:rFonts w:hint="default" w:ascii="Times New Roman" w:hAnsi="Times New Roman" w:cs="Times New Roman"/>
+          <w:b w:val="0"/>
+          <w:bCs w:val="0"/>
+          <w:i w:val="0"/>
+          <w:iCs w:val="0"/>
+          <w:sz w:val="28"/>
+          <w:szCs w:val="28"/>
+          <w:lang w:val="en-US"/>
+        </w:rPr>
+      </w:pPr>
+      <w:r>
+        <w:rPr>
+          <w:rFonts w:hint="default" w:ascii="Times New Roman" w:hAnsi="Times New Roman" w:cs="Times New Roman"/>
+          <w:b w:val="0"/>
+          <w:bCs w:val="0"/>
+          <w:i w:val="0"/>
+          <w:iCs w:val="0"/>
+          <w:sz w:val="28"/>
+          <w:szCs w:val="28"/>
+          <w:lang w:val="en-US"/>
+        </w:rPr>
+        <w:t>Тестирование играет ключевую роль в процессе разработки программного обеспечения и является составной частью жизненного цикла программного продукта. Оно сопровождает все этапы разработки, начиная с анализа требований и проектирования, и заканчивая внедрением и сопровождением системы. В современных подходах к разработке, таких как Agile и DevOps, тестирование интегрируется в процесс разработки и выполняется на постоянной основе, обеспечивая быструю обратную связь и оперативное выявление дефектов.</w:t>
+      </w:r>
+    </w:p>
+    <w:p>
+      <w:pPr>
+        <w:spacing w:line="360" w:lineRule="auto"/>
+        <w:ind w:firstLine="708" w:firstLineChars="0"/>
+        <w:jc w:val="both"/>
+        <w:rPr>
+          <w:rFonts w:hint="default" w:ascii="Times New Roman" w:hAnsi="Times New Roman" w:cs="Times New Roman"/>
+          <w:b w:val="0"/>
+          <w:bCs w:val="0"/>
+          <w:i w:val="0"/>
+          <w:iCs w:val="0"/>
+          <w:sz w:val="28"/>
+          <w:szCs w:val="28"/>
+          <w:lang w:val="en-US"/>
+        </w:rPr>
+      </w:pPr>
+      <w:r>
+        <w:rPr>
+          <w:rFonts w:hint="default" w:ascii="Times New Roman" w:hAnsi="Times New Roman" w:cs="Times New Roman"/>
+          <w:b w:val="0"/>
+          <w:bCs w:val="0"/>
+          <w:i w:val="0"/>
+          <w:iCs w:val="0"/>
+          <w:sz w:val="28"/>
+          <w:szCs w:val="28"/>
+          <w:lang w:val="en-US"/>
+        </w:rPr>
+        <w:t>Таким образом, тестирование программного обеспечения является важным инструментом обеспечения качества и надёжности программных систем. Его применение позволяет повысить устойчивость программных продуктов, снизить эксплуатационные риски и обеспечить соответствие системы ожиданиям пользователей и требованиям заказчика.</w:t>
+      </w:r>
+    </w:p>
+    <w:p>
+      <w:pPr>
+        <w:spacing w:line="360" w:lineRule="auto"/>
+        <w:ind w:firstLine="708" w:firstLineChars="0"/>
+        <w:jc w:val="both"/>
+        <w:rPr>
+          <w:rFonts w:hint="default" w:ascii="Times New Roman" w:hAnsi="Times New Roman" w:cs="Times New Roman"/>
+          <w:b w:val="0"/>
+          <w:bCs w:val="0"/>
+          <w:i w:val="0"/>
+          <w:iCs w:val="0"/>
+          <w:sz w:val="28"/>
+          <w:szCs w:val="28"/>
+          <w:lang w:val="en-US"/>
+        </w:rPr>
+      </w:pPr>
+    </w:p>
+    <w:p>
+      <w:pPr>
+        <w:rPr>
+          <w:rFonts w:hint="default" w:ascii="Times New Roman" w:hAnsi="Times New Roman" w:cs="Times New Roman"/>
+          <w:b w:val="0"/>
+          <w:bCs w:val="0"/>
+          <w:i w:val="0"/>
+          <w:iCs w:val="0"/>
+          <w:sz w:val="28"/>
+          <w:szCs w:val="28"/>
+          <w:lang w:val="en-US"/>
+        </w:rPr>
+      </w:pPr>
+      <w:r>
+        <w:rPr>
+          <w:rFonts w:hint="default" w:ascii="Times New Roman" w:hAnsi="Times New Roman" w:cs="Times New Roman"/>
+          <w:b w:val="0"/>
+          <w:bCs w:val="0"/>
+          <w:i w:val="0"/>
+          <w:iCs w:val="0"/>
+          <w:sz w:val="28"/>
+          <w:szCs w:val="28"/>
+          <w:lang w:val="en-US"/>
+        </w:rPr>
+        <w:br w:type="page"/>
+      </w:r>
+    </w:p>
+    <w:p>
+      <w:pPr>
+        <w:spacing w:line="360" w:lineRule="auto"/>
+        <w:ind w:firstLine="708" w:firstLineChars="0"/>
+        <w:jc w:val="both"/>
+        <w:rPr>
+          <w:rFonts w:hint="default" w:ascii="Times New Roman" w:hAnsi="Times New Roman" w:cs="Times New Roman"/>
+          <w:b/>
+          <w:bCs/>
+          <w:i w:val="0"/>
+          <w:iCs w:val="0"/>
+          <w:sz w:val="28"/>
+          <w:szCs w:val="28"/>
+          <w:lang w:val="en-US"/>
+        </w:rPr>
+      </w:pPr>
+      <w:r>
+        <w:rPr>
+          <w:rFonts w:hint="default" w:ascii="Times New Roman" w:hAnsi="Times New Roman" w:cs="Times New Roman"/>
+          <w:b/>
+          <w:bCs/>
+          <w:i w:val="0"/>
+          <w:iCs w:val="0"/>
+          <w:sz w:val="28"/>
+          <w:szCs w:val="28"/>
+          <w:lang w:val="en-US"/>
+        </w:rPr>
+        <w:t>1.1.3. Виды тестирования программного обеспечения</w:t>
+      </w:r>
+    </w:p>
+    <w:p>
+      <w:pPr>
+        <w:spacing w:line="360" w:lineRule="auto"/>
+        <w:jc w:val="both"/>
+        <w:rPr>
+          <w:rFonts w:hint="default" w:ascii="Times New Roman" w:hAnsi="Times New Roman" w:cs="Times New Roman"/>
+          <w:b w:val="0"/>
+          <w:bCs w:val="0"/>
+          <w:i w:val="0"/>
+          <w:iCs w:val="0"/>
+          <w:sz w:val="28"/>
+          <w:szCs w:val="28"/>
+          <w:lang w:val="ru-RU"/>
+        </w:rPr>
+      </w:pPr>
+      <w:r>
+        <w:rPr>
+          <w:rFonts w:hint="default" w:ascii="Times New Roman" w:hAnsi="Times New Roman" w:cs="Times New Roman"/>
+          <w:b w:val="0"/>
+          <w:bCs w:val="0"/>
+          <w:i w:val="0"/>
+          <w:iCs w:val="0"/>
+          <w:sz w:val="28"/>
+          <w:szCs w:val="28"/>
+          <w:lang w:val="ru-RU"/>
+        </w:rPr>
+        <w:tab/>
+        <w:t>В процессе обеспечения качества программного обеспечения применяются различные виды тестирования, каждый из которых направлен на проверку определённых аспектов функционирования системы. Классификация видов тестирования позволяет систематизировать процесс проверки программного продукта и выбрать наиболее эффективные методы в зависимости от этапа разработки и поставленных задач.</w:t>
+      </w:r>
+    </w:p>
+    <w:p>
+      <w:pPr>
+        <w:spacing w:line="360" w:lineRule="auto"/>
+        <w:ind w:firstLine="708" w:firstLineChars="0"/>
+        <w:jc w:val="both"/>
+        <w:rPr>
+          <w:rFonts w:hint="default" w:ascii="Times New Roman" w:hAnsi="Times New Roman" w:cs="Times New Roman"/>
+          <w:b w:val="0"/>
+          <w:bCs w:val="0"/>
+          <w:i w:val="0"/>
+          <w:iCs w:val="0"/>
+          <w:sz w:val="28"/>
+          <w:szCs w:val="28"/>
+          <w:lang w:val="ru-RU"/>
+        </w:rPr>
+      </w:pPr>
+      <w:r>
+        <w:rPr>
+          <w:rFonts w:hint="default" w:ascii="Times New Roman" w:hAnsi="Times New Roman" w:cs="Times New Roman"/>
+          <w:b w:val="0"/>
+          <w:bCs w:val="0"/>
+          <w:i w:val="0"/>
+          <w:iCs w:val="0"/>
+          <w:sz w:val="28"/>
+          <w:szCs w:val="28"/>
+          <w:lang w:val="ru-RU"/>
+        </w:rPr>
+        <w:t>Одним из основных видов является функциональное тестирование, целью которого является проверка соответствия программного обеспечения функциональным требованиям. В рамках функционального тестирования оценивается корректность выполнения бизнес-логики, правильность обработки входных данных и ожидаемость получаемых результатов. Функциональное тестирование отвечает на вопрос, выполняет ли система заявленные функции в соответствии с требованиями.</w:t>
+      </w:r>
+    </w:p>
+    <w:p>
+      <w:pPr>
+        <w:spacing w:line="360" w:lineRule="auto"/>
+        <w:ind w:firstLine="708" w:firstLineChars="0"/>
+        <w:jc w:val="both"/>
+        <w:rPr>
+          <w:rFonts w:hint="default" w:ascii="Times New Roman" w:hAnsi="Times New Roman" w:cs="Times New Roman"/>
+          <w:b w:val="0"/>
+          <w:bCs w:val="0"/>
+          <w:i w:val="0"/>
+          <w:iCs w:val="0"/>
+          <w:sz w:val="28"/>
+          <w:szCs w:val="28"/>
+          <w:lang w:val="ru-RU"/>
+        </w:rPr>
+      </w:pPr>
+      <w:r>
+        <w:rPr>
+          <w:rFonts w:hint="default" w:ascii="Times New Roman" w:hAnsi="Times New Roman" w:cs="Times New Roman"/>
+          <w:b w:val="0"/>
+          <w:bCs w:val="0"/>
+          <w:i w:val="0"/>
+          <w:iCs w:val="0"/>
+          <w:sz w:val="28"/>
+          <w:szCs w:val="28"/>
+          <w:lang w:val="ru-RU"/>
+        </w:rPr>
+        <w:t>Нефункциональное тестирование направлено на оценку характеристик программного обеспечения, не связанных напрямую с реализацией функциональности. К таким характеристикам относятся производительность, надёжность, безопасность, удобство использования, масштабируемость и устойчивость к нагрузкам. Нефункциональное тестирование позволяет определить, насколько система соответствует требованиям по качеству и эксплуатационным характеристикам.</w:t>
+      </w:r>
+    </w:p>
+    <w:p>
+      <w:pPr>
+        <w:spacing w:line="360" w:lineRule="auto"/>
+        <w:ind w:firstLine="708" w:firstLineChars="0"/>
+        <w:jc w:val="both"/>
+        <w:rPr>
+          <w:rFonts w:hint="default" w:ascii="Times New Roman" w:hAnsi="Times New Roman" w:cs="Times New Roman"/>
+          <w:b w:val="0"/>
+          <w:bCs w:val="0"/>
+          <w:i w:val="0"/>
+          <w:iCs w:val="0"/>
+          <w:sz w:val="28"/>
+          <w:szCs w:val="28"/>
+          <w:lang w:val="ru-RU"/>
+        </w:rPr>
+      </w:pPr>
+      <w:r>
+        <w:rPr>
+          <w:rFonts w:hint="default" w:ascii="Times New Roman" w:hAnsi="Times New Roman" w:cs="Times New Roman"/>
+          <w:b w:val="0"/>
+          <w:bCs w:val="0"/>
+          <w:i w:val="0"/>
+          <w:iCs w:val="0"/>
+          <w:sz w:val="28"/>
+          <w:szCs w:val="28"/>
+          <w:lang w:val="ru-RU"/>
+        </w:rPr>
+        <w:t>В зависимости от уровня проверки программного обеспечения выделяют модульное, интеграционное, системное и приёмочное тестирование. Модульное тестирование применяется для проверки отдельных компонентов или модулей системы в изоляции от остальных частей. Интеграционное тестирование направлено на проверку взаимодействия между модулями и корректности обмена данными между компонентами системы. Системное тестирование проводится для оценки работы системы в целом и проверки её соответствия заданным требованиям. Приёмочное тестирование выполняется с целью подтверждения готовности программного продукта к эксплуатации и соответствия ожиданиям заказчика или пользователя.</w:t>
+      </w:r>
+    </w:p>
+    <w:p>
+      <w:pPr>
+        <w:spacing w:line="360" w:lineRule="auto"/>
+        <w:ind w:firstLine="708" w:firstLineChars="0"/>
+        <w:jc w:val="both"/>
+        <w:rPr>
+          <w:rFonts w:hint="default" w:ascii="Times New Roman" w:hAnsi="Times New Roman" w:cs="Times New Roman"/>
+          <w:b w:val="0"/>
+          <w:bCs w:val="0"/>
+          <w:i w:val="0"/>
+          <w:iCs w:val="0"/>
+          <w:sz w:val="28"/>
+          <w:szCs w:val="28"/>
+          <w:lang w:val="ru-RU"/>
+        </w:rPr>
+      </w:pPr>
+      <w:r>
+        <w:rPr>
+          <w:rFonts w:hint="default" w:ascii="Times New Roman" w:hAnsi="Times New Roman" w:cs="Times New Roman"/>
+          <w:b w:val="0"/>
+          <w:bCs w:val="0"/>
+          <w:i w:val="0"/>
+          <w:iCs w:val="0"/>
+          <w:sz w:val="28"/>
+          <w:szCs w:val="28"/>
+          <w:lang w:val="ru-RU"/>
+        </w:rPr>
+        <w:t>Отдельное место в процессе тестирования занимает UI-тестирование, направленное на проверку пользовательского интерфейса программного обеспечения. В рамках UI-тестирования оценивается корректность отображения элементов интерфейса, их поведение при взаимодействии с пользователем, а также соответствие интерфейса функциональным требованиям и принципам удобства использования. Для веб-приложений UI-тестирование имеет особое значение, поскольку пользовательский интерфейс является основным каналом взаимодействия с системой.</w:t>
+      </w:r>
+    </w:p>
+    <w:p>
+      <w:pPr>
+        <w:spacing w:line="360" w:lineRule="auto"/>
+        <w:ind w:firstLine="708" w:firstLineChars="0"/>
+        <w:jc w:val="both"/>
+        <w:rPr>
+          <w:rFonts w:hint="default" w:ascii="Times New Roman" w:hAnsi="Times New Roman" w:cs="Times New Roman"/>
+          <w:b w:val="0"/>
+          <w:bCs w:val="0"/>
+          <w:i w:val="0"/>
+          <w:iCs w:val="0"/>
+          <w:sz w:val="28"/>
+          <w:szCs w:val="28"/>
+          <w:lang w:val="ru-RU"/>
+        </w:rPr>
+      </w:pPr>
+      <w:r>
+        <w:rPr>
+          <w:rFonts w:hint="default" w:ascii="Times New Roman" w:hAnsi="Times New Roman" w:cs="Times New Roman"/>
+          <w:b w:val="0"/>
+          <w:bCs w:val="0"/>
+          <w:i w:val="0"/>
+          <w:iCs w:val="0"/>
+          <w:sz w:val="28"/>
+          <w:szCs w:val="28"/>
+          <w:lang w:val="ru-RU"/>
+        </w:rPr>
+        <w:t>API-тестирование используется для проверки корректности работы программных интерфейсов приложения, обеспечивающих взаимодействие между различными компонентами системы. В ходе API-тестирования проверяются корректность запросов и ответов, форматы передаваемых данных, обработка ошибок и соответствие протоколов взаимодействия установленным требованиям. API-тестирование позволяет выявлять дефекты на уровне взаимодействия компонентов без использования пользовательского интерфейса.</w:t>
+      </w:r>
+    </w:p>
+    <w:p>
+      <w:pPr>
+        <w:spacing w:line="360" w:lineRule="auto"/>
+        <w:ind w:firstLine="708" w:firstLineChars="0"/>
+        <w:jc w:val="both"/>
+        <w:rPr>
+          <w:rFonts w:hint="default" w:ascii="Times New Roman" w:hAnsi="Times New Roman" w:cs="Times New Roman"/>
+          <w:b w:val="0"/>
+          <w:bCs w:val="0"/>
+          <w:i w:val="0"/>
+          <w:iCs w:val="0"/>
+          <w:sz w:val="28"/>
+          <w:szCs w:val="28"/>
+          <w:lang w:val="ru-RU"/>
+        </w:rPr>
+      </w:pPr>
+      <w:r>
+        <w:rPr>
+          <w:rFonts w:hint="default" w:ascii="Times New Roman" w:hAnsi="Times New Roman" w:cs="Times New Roman"/>
+          <w:b w:val="0"/>
+          <w:bCs w:val="0"/>
+          <w:i w:val="0"/>
+          <w:iCs w:val="0"/>
+          <w:sz w:val="28"/>
+          <w:szCs w:val="28"/>
+          <w:lang w:val="ru-RU"/>
+        </w:rPr>
+        <w:t>В зависимости от способа выполнения тестов различают ручное и автоматизированное тестирование. Ручное тестирование предполагает выполнение тестовых сценариев без использования автоматизированных средств и позволяет гибко оценивать поведение системы. Автоматизированное тестирование, в свою очередь, основано на использовании специализированных инструментов и позволяет повысить скорость выполнения тестов, их воспроизводимость и эффективность, особенно при частых изменениях программного кода.</w:t>
+      </w:r>
+    </w:p>
+    <w:p>
+      <w:pPr>
+        <w:spacing w:line="360" w:lineRule="auto"/>
+        <w:ind w:firstLine="708" w:firstLineChars="0"/>
+        <w:jc w:val="both"/>
+        <w:rPr>
+          <w:rFonts w:hint="default" w:ascii="Times New Roman" w:hAnsi="Times New Roman" w:cs="Times New Roman"/>
+          <w:b w:val="0"/>
+          <w:bCs w:val="0"/>
+          <w:i w:val="0"/>
+          <w:iCs w:val="0"/>
+          <w:sz w:val="28"/>
+          <w:szCs w:val="28"/>
+          <w:lang w:val="ru-RU"/>
+        </w:rPr>
+      </w:pPr>
+      <w:r>
+        <w:rPr>
+          <w:rFonts w:hint="default" w:ascii="Times New Roman" w:hAnsi="Times New Roman" w:cs="Times New Roman"/>
+          <w:b w:val="0"/>
+          <w:bCs w:val="0"/>
+          <w:i w:val="0"/>
+          <w:iCs w:val="0"/>
+          <w:sz w:val="28"/>
+          <w:szCs w:val="28"/>
+          <w:lang w:val="ru-RU"/>
+        </w:rPr>
+        <w:t>Таким образом, применение различных видов тестирования обеспечивает комплексный подход к проверке программного обеспечения, позволяя выявлять дефекты на разных уровнях системы и обеспечивать требуемое качество программного продукта.</w:t>
+      </w:r>
+    </w:p>
+    <w:p>
+      <w:pPr>
+        <w:spacing w:line="360" w:lineRule="auto"/>
+        <w:ind w:firstLine="708" w:firstLineChars="0"/>
+        <w:jc w:val="both"/>
+        <w:rPr>
+          <w:rFonts w:hint="default" w:ascii="Times New Roman" w:hAnsi="Times New Roman" w:cs="Times New Roman"/>
+          <w:b w:val="0"/>
+          <w:bCs w:val="0"/>
+          <w:i w:val="0"/>
+          <w:iCs w:val="0"/>
+          <w:sz w:val="28"/>
+          <w:szCs w:val="28"/>
+          <w:lang w:val="ru-RU"/>
+        </w:rPr>
+      </w:pPr>
       <w:bookmarkStart w:id="0" w:name="_GoBack"/>
       <w:bookmarkEnd w:id="0"/>
-      <w:r>
-        <w:rPr>
-          <w:rFonts w:hint="default" w:ascii="Times New Roman" w:hAnsi="Times New Roman" w:cs="Times New Roman"/>
-          <w:b w:val="0"/>
-          <w:bCs w:val="0"/>
-          <w:i w:val="0"/>
-          <w:iCs w:val="0"/>
-          <w:sz w:val="28"/>
-          <w:szCs w:val="28"/>
-          <w:lang w:val="en-US"/>
-        </w:rPr>
-        <w:t>т повышению качества архитектурных и проектных решений за счёт выявления слабых мест системы.</w:t>
-      </w:r>
-    </w:p>
-    <w:p>
-      <w:pPr>
-        <w:spacing w:line="360" w:lineRule="auto"/>
-        <w:ind w:firstLine="708" w:firstLineChars="0"/>
-        <w:jc w:val="both"/>
-        <w:rPr>
-          <w:rFonts w:hint="default" w:ascii="Times New Roman" w:hAnsi="Times New Roman" w:cs="Times New Roman"/>
-          <w:b w:val="0"/>
-          <w:bCs w:val="0"/>
-          <w:i w:val="0"/>
-          <w:iCs w:val="0"/>
-          <w:sz w:val="28"/>
-          <w:szCs w:val="28"/>
-          <w:lang w:val="en-US"/>
-        </w:rPr>
-      </w:pPr>
-      <w:r>
-        <w:rPr>
-          <w:rFonts w:hint="default" w:ascii="Times New Roman" w:hAnsi="Times New Roman" w:cs="Times New Roman"/>
-          <w:b w:val="0"/>
-          <w:bCs w:val="0"/>
-          <w:i w:val="0"/>
-          <w:iCs w:val="0"/>
-          <w:sz w:val="28"/>
-          <w:szCs w:val="28"/>
-          <w:lang w:val="en-US"/>
-        </w:rPr>
-        <w:t>Тестирование играет ключевую роль в процессе разработки программного обеспечения и является составной частью жизненного цикла программного продукта. Оно сопровождает все этапы разработки, начиная с анализа требований и проектирования, и заканчивая внедрением и сопровождением системы. В современных подходах к разработке, таких как Agile и DevOps, тестирование интегрируется в процесс разработки и выполняется на постоянной основе, обеспечивая быструю обратную связь и оперативное выявление дефектов.</w:t>
-      </w:r>
-    </w:p>
-    <w:p>
-      <w:pPr>
-        <w:spacing w:line="360" w:lineRule="auto"/>
-        <w:ind w:firstLine="708" w:firstLineChars="0"/>
-        <w:jc w:val="both"/>
-        <w:rPr>
-          <w:rFonts w:hint="default" w:ascii="Times New Roman" w:hAnsi="Times New Roman" w:cs="Times New Roman"/>
-          <w:b w:val="0"/>
-          <w:bCs w:val="0"/>
-          <w:i w:val="0"/>
-          <w:iCs w:val="0"/>
-          <w:sz w:val="28"/>
-          <w:szCs w:val="28"/>
-          <w:lang w:val="en-US"/>
-        </w:rPr>
-      </w:pPr>
-      <w:r>
-        <w:rPr>
-          <w:rFonts w:hint="default" w:ascii="Times New Roman" w:hAnsi="Times New Roman" w:cs="Times New Roman"/>
-          <w:b w:val="0"/>
-          <w:bCs w:val="0"/>
-          <w:i w:val="0"/>
-          <w:iCs w:val="0"/>
-          <w:sz w:val="28"/>
-          <w:szCs w:val="28"/>
-          <w:lang w:val="en-US"/>
-        </w:rPr>
-        <w:t>Таким образом, тестирование программного обеспечения является важным инструментом обеспечения качества и надёжности программных систем. Его применение позволяет повысить устойчивость программных продуктов, снизить эксплуатационные риски и обеспечить соответствие системы ожиданиям пользователей и требованиям заказчика.</w:t>
-      </w:r>
-    </w:p>
-    <w:p>
-      <w:pPr>
-        <w:spacing w:line="360" w:lineRule="auto"/>
-        <w:ind w:firstLine="708" w:firstLineChars="0"/>
-        <w:jc w:val="both"/>
-        <w:rPr>
-          <w:rFonts w:hint="default" w:ascii="Times New Roman" w:hAnsi="Times New Roman" w:cs="Times New Roman"/>
-          <w:b w:val="0"/>
-          <w:bCs w:val="0"/>
-          <w:i w:val="0"/>
-          <w:iCs w:val="0"/>
-          <w:sz w:val="28"/>
-          <w:szCs w:val="28"/>
-          <w:lang w:val="en-US"/>
-        </w:rPr>
-      </w:pPr>
-    </w:p>
-    <w:p>
-      <w:pPr>
-        <w:spacing w:line="360" w:lineRule="auto"/>
-        <w:jc w:val="both"/>
-        <w:rPr>
-          <w:rFonts w:hint="default" w:ascii="Times New Roman" w:hAnsi="Times New Roman" w:cs="Times New Roman"/>
-          <w:b/>
-          <w:bCs/>
-          <w:i w:val="0"/>
-          <w:iCs w:val="0"/>
-          <w:sz w:val="28"/>
-          <w:szCs w:val="28"/>
-          <w:lang w:val="en-US"/>
+    </w:p>
+    <w:p>
+      <w:pPr>
+        <w:spacing w:line="360" w:lineRule="auto"/>
+        <w:jc w:val="both"/>
+        <w:rPr>
+          <w:rFonts w:hint="default" w:ascii="Times New Roman" w:hAnsi="Times New Roman" w:cs="Times New Roman"/>
+          <w:b w:val="0"/>
+          <w:bCs w:val="0"/>
+          <w:i w:val="0"/>
+          <w:iCs w:val="0"/>
+          <w:sz w:val="28"/>
+          <w:szCs w:val="28"/>
+          <w:lang w:val="ru-RU"/>
         </w:rPr>
       </w:pPr>
     </w:p>

--- a/Дипломная_работа_ИВТАСбд-41_БорковИван.docx
+++ b/Дипломная_работа_ИВТАСбд-41_БорковИван.docx
@@ -3017,31 +3017,263 @@
     </w:p>
     <w:p>
       <w:pPr>
+        <w:rPr>
+          <w:rFonts w:hint="default" w:ascii="Times New Roman" w:hAnsi="Times New Roman" w:cs="Times New Roman"/>
+          <w:b w:val="0"/>
+          <w:bCs w:val="0"/>
+          <w:i w:val="0"/>
+          <w:iCs w:val="0"/>
+          <w:sz w:val="28"/>
+          <w:szCs w:val="28"/>
+          <w:lang w:val="ru-RU"/>
+        </w:rPr>
+      </w:pPr>
+      <w:r>
+        <w:rPr>
+          <w:rFonts w:hint="default" w:ascii="Times New Roman" w:hAnsi="Times New Roman" w:cs="Times New Roman"/>
+          <w:b w:val="0"/>
+          <w:bCs w:val="0"/>
+          <w:i w:val="0"/>
+          <w:iCs w:val="0"/>
+          <w:sz w:val="28"/>
+          <w:szCs w:val="28"/>
+          <w:lang w:val="ru-RU"/>
+        </w:rPr>
+        <w:br w:type="page"/>
+      </w:r>
+    </w:p>
+    <w:p>
+      <w:pPr>
         <w:spacing w:line="360" w:lineRule="auto"/>
         <w:ind w:firstLine="708" w:firstLineChars="0"/>
         <w:jc w:val="both"/>
         <w:rPr>
           <w:rFonts w:hint="default" w:ascii="Times New Roman" w:hAnsi="Times New Roman" w:cs="Times New Roman"/>
-          <w:b w:val="0"/>
-          <w:bCs w:val="0"/>
-          <w:i w:val="0"/>
-          <w:iCs w:val="0"/>
-          <w:sz w:val="28"/>
-          <w:szCs w:val="28"/>
-          <w:lang w:val="ru-RU"/>
-        </w:rPr>
-      </w:pPr>
+          <w:b/>
+          <w:bCs/>
+          <w:i w:val="0"/>
+          <w:iCs w:val="0"/>
+          <w:sz w:val="28"/>
+          <w:szCs w:val="28"/>
+          <w:lang w:val="ru-RU"/>
+        </w:rPr>
+      </w:pPr>
+      <w:r>
+        <w:rPr>
+          <w:rFonts w:hint="default" w:ascii="Times New Roman" w:hAnsi="Times New Roman" w:cs="Times New Roman"/>
+          <w:b/>
+          <w:bCs/>
+          <w:i w:val="0"/>
+          <w:iCs w:val="0"/>
+          <w:sz w:val="28"/>
+          <w:szCs w:val="28"/>
+          <w:lang w:val="ru-RU"/>
+        </w:rPr>
+        <w:t>1.1.4. Роль тестирования в разработке веб-интерфейсов</w:t>
+      </w:r>
+    </w:p>
+    <w:p>
+      <w:pPr>
+        <w:spacing w:line="360" w:lineRule="auto"/>
+        <w:jc w:val="both"/>
+        <w:rPr>
+          <w:rFonts w:hint="default" w:ascii="Times New Roman" w:hAnsi="Times New Roman" w:cs="Times New Roman"/>
+          <w:b w:val="0"/>
+          <w:bCs w:val="0"/>
+          <w:i w:val="0"/>
+          <w:iCs w:val="0"/>
+          <w:sz w:val="28"/>
+          <w:szCs w:val="28"/>
+          <w:lang w:val="ru-RU"/>
+        </w:rPr>
+      </w:pPr>
+      <w:r>
+        <w:rPr>
+          <w:rFonts w:hint="default" w:ascii="Times New Roman" w:hAnsi="Times New Roman" w:cs="Times New Roman"/>
+          <w:b w:val="0"/>
+          <w:bCs w:val="0"/>
+          <w:i w:val="0"/>
+          <w:iCs w:val="0"/>
+          <w:sz w:val="28"/>
+          <w:szCs w:val="28"/>
+          <w:lang w:val="ru-RU"/>
+        </w:rPr>
+        <w:tab/>
+      </w:r>
       <w:bookmarkStart w:id="0" w:name="_GoBack"/>
       <w:bookmarkEnd w:id="0"/>
-    </w:p>
-    <w:p>
-      <w:pPr>
-        <w:spacing w:line="360" w:lineRule="auto"/>
-        <w:jc w:val="both"/>
-        <w:rPr>
-          <w:rFonts w:hint="default" w:ascii="Times New Roman" w:hAnsi="Times New Roman" w:cs="Times New Roman"/>
-          <w:b w:val="0"/>
-          <w:bCs w:val="0"/>
+      <w:r>
+        <w:rPr>
+          <w:rFonts w:hint="default" w:ascii="Times New Roman" w:hAnsi="Times New Roman" w:cs="Times New Roman"/>
+          <w:b w:val="0"/>
+          <w:bCs w:val="0"/>
+          <w:i w:val="0"/>
+          <w:iCs w:val="0"/>
+          <w:sz w:val="28"/>
+          <w:szCs w:val="28"/>
+          <w:lang w:val="ru-RU"/>
+        </w:rPr>
+        <w:t>Веб-интерфейс является ключевым элементом взаимодействия пользователя с веб-приложением, поэтому его качество напрямую влияет на удобство использования, восприятие продукта и общую удовлетворённость пользователей. Ошибки в пользовательском интерфейсе зачастую становятся наиболее заметными и критичными, даже если внутренняя логика системы функционирует корректно.</w:t>
+      </w:r>
+    </w:p>
+    <w:p>
+      <w:pPr>
+        <w:spacing w:line="360" w:lineRule="auto"/>
+        <w:ind w:firstLine="708" w:firstLineChars="0"/>
+        <w:jc w:val="both"/>
+        <w:rPr>
+          <w:rFonts w:hint="default" w:ascii="Times New Roman" w:hAnsi="Times New Roman" w:cs="Times New Roman"/>
+          <w:b w:val="0"/>
+          <w:bCs w:val="0"/>
+          <w:i w:val="0"/>
+          <w:iCs w:val="0"/>
+          <w:sz w:val="28"/>
+          <w:szCs w:val="28"/>
+          <w:lang w:val="ru-RU"/>
+        </w:rPr>
+      </w:pPr>
+      <w:r>
+        <w:rPr>
+          <w:rFonts w:hint="default" w:ascii="Times New Roman" w:hAnsi="Times New Roman" w:cs="Times New Roman"/>
+          <w:b w:val="0"/>
+          <w:bCs w:val="0"/>
+          <w:i w:val="0"/>
+          <w:iCs w:val="0"/>
+          <w:sz w:val="28"/>
+          <w:szCs w:val="28"/>
+          <w:lang w:val="ru-RU"/>
+        </w:rPr>
+        <w:t>Специфика ошибок в веб-интерфейсах заключается в их разнообразии и зависимости от множества факторов. К таким ошибкам относятся некорректное отображение элементов интерфейса, неправильная работа интерактивных компонентов, нарушения адаптивной вёрстки, а также ошибки, возникающие при взаимодействии пользователя с формами, кнопками и навигационными элементами. Подобные дефекты могут приводить к невозможности выполнения пользовательских сценариев и снижению доверия к системе.</w:t>
+      </w:r>
+    </w:p>
+    <w:p>
+      <w:pPr>
+        <w:spacing w:line="360" w:lineRule="auto"/>
+        <w:ind w:firstLine="708" w:firstLineChars="0"/>
+        <w:jc w:val="both"/>
+        <w:rPr>
+          <w:rFonts w:hint="default" w:ascii="Times New Roman" w:hAnsi="Times New Roman" w:cs="Times New Roman"/>
+          <w:b w:val="0"/>
+          <w:bCs w:val="0"/>
+          <w:i w:val="0"/>
+          <w:iCs w:val="0"/>
+          <w:sz w:val="28"/>
+          <w:szCs w:val="28"/>
+          <w:lang w:val="ru-RU"/>
+        </w:rPr>
+      </w:pPr>
+      <w:r>
+        <w:rPr>
+          <w:rFonts w:hint="default" w:ascii="Times New Roman" w:hAnsi="Times New Roman" w:cs="Times New Roman"/>
+          <w:b w:val="0"/>
+          <w:bCs w:val="0"/>
+          <w:i w:val="0"/>
+          <w:iCs w:val="0"/>
+          <w:sz w:val="28"/>
+          <w:szCs w:val="28"/>
+          <w:lang w:val="ru-RU"/>
+        </w:rPr>
+        <w:t>Одной из характерных проблем веб-интерфейсов является кроссбраузерность. Веб-приложения должны корректно работать в различных браузерах и на разных устройствах, однако различия в реализации стандартов HTML, CSS и JavaScript могут приводить к некорректному отображению и поведению интерфейса. В связи с этим тестирование веб-интерфейсов должно учитывать особенности популярных браузеров и их версий, а также различные разрешения экранов и типы устройств.</w:t>
+      </w:r>
+    </w:p>
+    <w:p>
+      <w:pPr>
+        <w:spacing w:line="360" w:lineRule="auto"/>
+        <w:ind w:firstLine="708" w:firstLineChars="0"/>
+        <w:jc w:val="both"/>
+        <w:rPr>
+          <w:rFonts w:hint="default" w:ascii="Times New Roman" w:hAnsi="Times New Roman" w:cs="Times New Roman"/>
+          <w:b w:val="0"/>
+          <w:bCs w:val="0"/>
+          <w:i w:val="0"/>
+          <w:iCs w:val="0"/>
+          <w:sz w:val="28"/>
+          <w:szCs w:val="28"/>
+          <w:lang w:val="ru-RU"/>
+        </w:rPr>
+      </w:pPr>
+      <w:r>
+        <w:rPr>
+          <w:rFonts w:hint="default" w:ascii="Times New Roman" w:hAnsi="Times New Roman" w:cs="Times New Roman"/>
+          <w:b w:val="0"/>
+          <w:bCs w:val="0"/>
+          <w:i w:val="0"/>
+          <w:iCs w:val="0"/>
+          <w:sz w:val="28"/>
+          <w:szCs w:val="28"/>
+          <w:lang w:val="ru-RU"/>
+        </w:rPr>
+        <w:t>Важным аспектом является зависимость пользовательского интерфейса от серверной части приложения. Веб-интерфейс тесно связан с backend-компонентами, поскольку данные для отображения, результаты пользовательских действий и состояние интерфейса формируются на основе ответов сервера. Ошибки в API или некорректная обработка данных на сервере могут напрямую отражаться на работе интерфейса, что требует комплексного подхода к тестированию и проверки взаимодействия frontend и backend частей системы.</w:t>
+      </w:r>
+    </w:p>
+    <w:p>
+      <w:pPr>
+        <w:spacing w:line="360" w:lineRule="auto"/>
+        <w:ind w:firstLine="708" w:firstLineChars="0"/>
+        <w:jc w:val="both"/>
+        <w:rPr>
+          <w:rFonts w:hint="default" w:ascii="Times New Roman" w:hAnsi="Times New Roman" w:cs="Times New Roman"/>
+          <w:b w:val="0"/>
+          <w:bCs w:val="0"/>
+          <w:i w:val="0"/>
+          <w:iCs w:val="0"/>
+          <w:sz w:val="28"/>
+          <w:szCs w:val="28"/>
+          <w:lang w:val="ru-RU"/>
+        </w:rPr>
+      </w:pPr>
+      <w:r>
+        <w:rPr>
+          <w:rFonts w:hint="default" w:ascii="Times New Roman" w:hAnsi="Times New Roman" w:cs="Times New Roman"/>
+          <w:b w:val="0"/>
+          <w:bCs w:val="0"/>
+          <w:i w:val="0"/>
+          <w:iCs w:val="0"/>
+          <w:sz w:val="28"/>
+          <w:szCs w:val="28"/>
+          <w:lang w:val="ru-RU"/>
+        </w:rPr>
+        <w:t>С учётом сложности современных веб-приложений и высокой частоты изменений в пользовательском интерфейсе возрастает необходимость автоматизации UI-тестирования. Автоматизированные UI-тесты позволяют регулярно проверять основные пользовательские сценарии, обеспечивать стабильность функциональности при внесении изменений и сокращать затраты времени на регрессионное тестирование. Использование средств автоматизации тестирования способствует повышению качества веб-интерфейсов и снижению рисков появления критических дефектов в процессе эксплуатации приложения.</w:t>
+      </w:r>
+    </w:p>
+    <w:p>
+      <w:pPr>
+        <w:spacing w:line="360" w:lineRule="auto"/>
+        <w:ind w:firstLine="708" w:firstLineChars="0"/>
+        <w:jc w:val="both"/>
+        <w:rPr>
+          <w:rFonts w:hint="default" w:ascii="Times New Roman" w:hAnsi="Times New Roman" w:cs="Times New Roman"/>
+          <w:b w:val="0"/>
+          <w:bCs w:val="0"/>
+          <w:i w:val="0"/>
+          <w:iCs w:val="0"/>
+          <w:sz w:val="28"/>
+          <w:szCs w:val="28"/>
+          <w:lang w:val="ru-RU"/>
+        </w:rPr>
+      </w:pPr>
+      <w:r>
+        <w:rPr>
+          <w:rFonts w:hint="default" w:ascii="Times New Roman" w:hAnsi="Times New Roman" w:cs="Times New Roman"/>
+          <w:b w:val="0"/>
+          <w:bCs w:val="0"/>
+          <w:i w:val="0"/>
+          <w:iCs w:val="0"/>
+          <w:sz w:val="28"/>
+          <w:szCs w:val="28"/>
+          <w:lang w:val="ru-RU"/>
+        </w:rPr>
+        <w:t>Таким образом, тестирование веб-интерфейсов является неотъемлемой частью разработки веб-приложений и требует системного подхода, учитывающего специфику ошибок, проблемы кроссбраузерности, взаимосвязь с серверной логикой и необходимость применения автоматизированных методов тестирования.</w:t>
+      </w:r>
+    </w:p>
+    <w:p>
+      <w:pPr>
+        <w:spacing w:line="360" w:lineRule="auto"/>
+        <w:jc w:val="both"/>
+        <w:rPr>
+          <w:rFonts w:hint="default" w:ascii="Times New Roman" w:hAnsi="Times New Roman" w:cs="Times New Roman"/>
+          <w:b/>
+          <w:bCs/>
           <w:i w:val="0"/>
           <w:iCs w:val="0"/>
           <w:sz w:val="28"/>

--- a/Дипломная_работа_ИВТАСбд-41_БорковИван.docx
+++ b/Дипломная_работа_ИВТАСбд-41_БорковИван.docx
@@ -1641,6 +1641,14 @@
           <w:lang w:val="ru-RU"/>
         </w:rPr>
         <w:tab/>
+      </w:r>
+      <w:r>
+        <w:rPr>
+          <w:rFonts w:hint="default" w:ascii="Times New Roman" w:hAnsi="Times New Roman" w:cs="Times New Roman"/>
+          <w:sz w:val="28"/>
+          <w:szCs w:val="28"/>
+          <w:lang w:val="ru-RU"/>
+        </w:rPr>
         <w:t>В условиях активного развития информационных технологий и роста сложности программных систем особую значимость приобретает обеспечение качества программного обеспечения. Современные веб-приложения представляют собой многоуровневые системы, включающие пользовательский интерфейс, серверную часть и интеграцию с внешними сервисами, что существенно усложняет процесс разработки и сопровождения. В связи с этим автоматизация процессов тестирования становится неотъемлемой частью жизненного цикла программного обеспечения.</w:t>
       </w:r>
     </w:p>
@@ -1913,6 +1921,7 @@
     <w:p>
       <w:pPr>
         <w:numPr>
+          <w:ilvl w:val="0"/>
           <w:numId w:val="0"/>
         </w:numPr>
         <w:spacing w:after="160" w:line="360" w:lineRule="auto"/>
@@ -1932,6 +1941,14 @@
           <w:lang w:val="ru-RU"/>
         </w:rPr>
         <w:tab/>
+      </w:r>
+      <w:r>
+        <w:rPr>
+          <w:rFonts w:hint="default" w:ascii="Times New Roman" w:hAnsi="Times New Roman"/>
+          <w:sz w:val="28"/>
+          <w:szCs w:val="28"/>
+          <w:lang w:val="ru-RU"/>
+        </w:rPr>
         <w:t>Объектом исследования в данной выпускной квалификационной работе является процесс тестирования веб-приложений.</w:t>
       </w:r>
       <w:r>
@@ -1951,6 +1968,14 @@
           <w:lang w:val="ru-RU"/>
         </w:rPr>
         <w:tab/>
+      </w:r>
+      <w:r>
+        <w:rPr>
+          <w:rFonts w:hint="default" w:ascii="Times New Roman" w:hAnsi="Times New Roman"/>
+          <w:sz w:val="28"/>
+          <w:szCs w:val="28"/>
+          <w:lang w:val="ru-RU"/>
+        </w:rPr>
         <w:t>Предметом исследования являются методы, средства и архитектурные решения автоматизированного UI-тестирования веб-приложений с использованием языка Java.</w:t>
       </w:r>
     </w:p>
@@ -2124,6 +2149,18 @@
           <w:lang w:val="en-US"/>
         </w:rPr>
         <w:tab/>
+      </w:r>
+      <w:r>
+        <w:rPr>
+          <w:rFonts w:hint="default" w:ascii="Times New Roman" w:hAnsi="Times New Roman" w:cs="Times New Roman"/>
+          <w:b w:val="0"/>
+          <w:bCs w:val="0"/>
+          <w:i w:val="0"/>
+          <w:iCs w:val="0"/>
+          <w:sz w:val="28"/>
+          <w:szCs w:val="28"/>
+          <w:lang w:val="en-US"/>
+        </w:rPr>
         <w:t>Веб-приложения в настоящее время являются одной из наиболее распространённых форм программных систем и широко применяются в различных сферах деятельности, включая бизнес, образование, государственные сервисы и электронную коммерцию. Веб-приложение представляет собой программный продукт, доступ к которому осуществляется через веб-браузер и который обеспечивает взаимодействие пользователя с функциональностью системы посредством сети Интернет.</w:t>
       </w:r>
     </w:p>
@@ -2296,36 +2333,7 @@
     </w:p>
     <w:p>
       <w:pPr>
-        <w:rPr>
-          <w:rFonts w:hint="default" w:ascii="Times New Roman" w:hAnsi="Times New Roman" w:cs="Times New Roman"/>
-          <w:b w:val="0"/>
-          <w:bCs w:val="0"/>
-          <w:i w:val="0"/>
-          <w:iCs w:val="0"/>
-          <w:sz w:val="28"/>
-          <w:szCs w:val="28"/>
-          <w:lang w:val="en-US"/>
-        </w:rPr>
-      </w:pPr>
-      <w:r>
-        <w:rPr>
-          <w:rFonts w:hint="default" w:ascii="Times New Roman" w:hAnsi="Times New Roman" w:cs="Times New Roman"/>
-          <w:b w:val="0"/>
-          <w:bCs w:val="0"/>
-          <w:i w:val="0"/>
-          <w:iCs w:val="0"/>
-          <w:sz w:val="28"/>
-          <w:szCs w:val="28"/>
-          <w:lang w:val="en-US"/>
-        </w:rPr>
-        <w:br w:type="page"/>
-      </w:r>
-    </w:p>
-    <w:p>
-      <w:pPr>
-        <w:spacing w:line="360" w:lineRule="auto"/>
         <w:ind w:firstLine="708" w:firstLineChars="0"/>
-        <w:jc w:val="both"/>
         <w:rPr>
           <w:rFonts w:hint="default" w:ascii="Times New Roman" w:hAnsi="Times New Roman" w:cs="Times New Roman"/>
           <w:b/>
@@ -2720,36 +2728,7 @@
     </w:p>
     <w:p>
       <w:pPr>
-        <w:rPr>
-          <w:rFonts w:hint="default" w:ascii="Times New Roman" w:hAnsi="Times New Roman" w:cs="Times New Roman"/>
-          <w:b w:val="0"/>
-          <w:bCs w:val="0"/>
-          <w:i w:val="0"/>
-          <w:iCs w:val="0"/>
-          <w:sz w:val="28"/>
-          <w:szCs w:val="28"/>
-          <w:lang w:val="en-US"/>
-        </w:rPr>
-      </w:pPr>
-      <w:r>
-        <w:rPr>
-          <w:rFonts w:hint="default" w:ascii="Times New Roman" w:hAnsi="Times New Roman" w:cs="Times New Roman"/>
-          <w:b w:val="0"/>
-          <w:bCs w:val="0"/>
-          <w:i w:val="0"/>
-          <w:iCs w:val="0"/>
-          <w:sz w:val="28"/>
-          <w:szCs w:val="28"/>
-          <w:lang w:val="en-US"/>
-        </w:rPr>
-        <w:br w:type="page"/>
-      </w:r>
-    </w:p>
-    <w:p>
-      <w:pPr>
-        <w:spacing w:line="360" w:lineRule="auto"/>
         <w:ind w:firstLine="708" w:firstLineChars="0"/>
-        <w:jc w:val="both"/>
         <w:rPr>
           <w:rFonts w:hint="default" w:ascii="Times New Roman" w:hAnsi="Times New Roman" w:cs="Times New Roman"/>
           <w:b/>
@@ -2802,6 +2781,18 @@
           <w:lang w:val="ru-RU"/>
         </w:rPr>
         <w:tab/>
+      </w:r>
+      <w:r>
+        <w:rPr>
+          <w:rFonts w:hint="default" w:ascii="Times New Roman" w:hAnsi="Times New Roman" w:cs="Times New Roman"/>
+          <w:b w:val="0"/>
+          <w:bCs w:val="0"/>
+          <w:i w:val="0"/>
+          <w:iCs w:val="0"/>
+          <w:sz w:val="28"/>
+          <w:szCs w:val="28"/>
+          <w:lang w:val="ru-RU"/>
+        </w:rPr>
         <w:t>В процессе обеспечения качества программного обеспечения применяются различные виды тестирования, каждый из которых направлен на проверку определённых аспектов функционирования системы. Классификация видов тестирования позволяет систематизировать процесс проверки программного продукта и выбрать наиболее эффективные методы в зависимости от этапа разработки и поставленных задач.</w:t>
       </w:r>
     </w:p>
@@ -3017,36 +3008,24 @@
     </w:p>
     <w:p>
       <w:pPr>
-        <w:rPr>
-          <w:rFonts w:hint="default" w:ascii="Times New Roman" w:hAnsi="Times New Roman" w:cs="Times New Roman"/>
-          <w:b w:val="0"/>
-          <w:bCs w:val="0"/>
-          <w:i w:val="0"/>
-          <w:iCs w:val="0"/>
-          <w:sz w:val="28"/>
-          <w:szCs w:val="28"/>
-          <w:lang w:val="ru-RU"/>
-        </w:rPr>
-      </w:pPr>
-      <w:r>
-        <w:rPr>
-          <w:rFonts w:hint="default" w:ascii="Times New Roman" w:hAnsi="Times New Roman" w:cs="Times New Roman"/>
-          <w:b w:val="0"/>
-          <w:bCs w:val="0"/>
-          <w:i w:val="0"/>
-          <w:iCs w:val="0"/>
-          <w:sz w:val="28"/>
-          <w:szCs w:val="28"/>
-          <w:lang w:val="ru-RU"/>
-        </w:rPr>
-        <w:br w:type="page"/>
-      </w:r>
-    </w:p>
-    <w:p>
-      <w:pPr>
         <w:spacing w:line="360" w:lineRule="auto"/>
         <w:ind w:firstLine="708" w:firstLineChars="0"/>
         <w:jc w:val="both"/>
+        <w:rPr>
+          <w:rFonts w:hint="default" w:ascii="Times New Roman" w:hAnsi="Times New Roman" w:cs="Times New Roman"/>
+          <w:b w:val="0"/>
+          <w:bCs w:val="0"/>
+          <w:i w:val="0"/>
+          <w:iCs w:val="0"/>
+          <w:sz w:val="28"/>
+          <w:szCs w:val="28"/>
+          <w:lang w:val="ru-RU"/>
+        </w:rPr>
+      </w:pPr>
+    </w:p>
+    <w:p>
+      <w:pPr>
+        <w:ind w:firstLine="708" w:firstLineChars="0"/>
         <w:rPr>
           <w:rFonts w:hint="default" w:ascii="Times New Roman" w:hAnsi="Times New Roman" w:cs="Times New Roman"/>
           <w:b/>
@@ -3100,198 +3079,787 @@
         </w:rPr>
         <w:tab/>
       </w:r>
+      <w:r>
+        <w:rPr>
+          <w:rFonts w:hint="default" w:ascii="Times New Roman" w:hAnsi="Times New Roman" w:cs="Times New Roman"/>
+          <w:b w:val="0"/>
+          <w:bCs w:val="0"/>
+          <w:i w:val="0"/>
+          <w:iCs w:val="0"/>
+          <w:sz w:val="28"/>
+          <w:szCs w:val="28"/>
+          <w:lang w:val="ru-RU"/>
+        </w:rPr>
+        <w:t>Веб-интерфейс является ключевым элементом взаимодействия пользователя с веб-приложением, поэтому его качество напрямую влияет на удобство использования, восприятие продукта и общую удовлетворённость пользователей. Ошибки в пользовательском интерфейсе зачастую становятся наиболее заметными и критичными, даже если внутренняя логика системы функционирует корректно.</w:t>
+      </w:r>
+    </w:p>
+    <w:p>
+      <w:pPr>
+        <w:spacing w:line="360" w:lineRule="auto"/>
+        <w:ind w:firstLine="708" w:firstLineChars="0"/>
+        <w:jc w:val="both"/>
+        <w:rPr>
+          <w:rFonts w:hint="default" w:ascii="Times New Roman" w:hAnsi="Times New Roman" w:cs="Times New Roman"/>
+          <w:b w:val="0"/>
+          <w:bCs w:val="0"/>
+          <w:i w:val="0"/>
+          <w:iCs w:val="0"/>
+          <w:sz w:val="28"/>
+          <w:szCs w:val="28"/>
+          <w:lang w:val="ru-RU"/>
+        </w:rPr>
+      </w:pPr>
+      <w:r>
+        <w:rPr>
+          <w:rFonts w:hint="default" w:ascii="Times New Roman" w:hAnsi="Times New Roman" w:cs="Times New Roman"/>
+          <w:b w:val="0"/>
+          <w:bCs w:val="0"/>
+          <w:i w:val="0"/>
+          <w:iCs w:val="0"/>
+          <w:sz w:val="28"/>
+          <w:szCs w:val="28"/>
+          <w:lang w:val="ru-RU"/>
+        </w:rPr>
+        <w:t>Специфика ошибок в веб-интерфейсах заключается в их разнообразии и зависимости от множества факторов. К таким ошибкам относятся некорректное отображение элементов интерфейса, неправильная работа интерактивных компонентов, нарушения адаптивной вёрстки, а также ошибки, возникающие при взаимодействии пользователя с формами, кнопками и навигационными элементами. Подобные дефекты могут приводить к невозможности выполнения пользовательских сценариев и снижению доверия к системе.</w:t>
+      </w:r>
+    </w:p>
+    <w:p>
+      <w:pPr>
+        <w:spacing w:line="360" w:lineRule="auto"/>
+        <w:ind w:firstLine="708" w:firstLineChars="0"/>
+        <w:jc w:val="both"/>
+        <w:rPr>
+          <w:rFonts w:hint="default" w:ascii="Times New Roman" w:hAnsi="Times New Roman" w:cs="Times New Roman"/>
+          <w:b w:val="0"/>
+          <w:bCs w:val="0"/>
+          <w:i w:val="0"/>
+          <w:iCs w:val="0"/>
+          <w:sz w:val="28"/>
+          <w:szCs w:val="28"/>
+          <w:lang w:val="ru-RU"/>
+        </w:rPr>
+      </w:pPr>
+      <w:r>
+        <w:rPr>
+          <w:rFonts w:hint="default" w:ascii="Times New Roman" w:hAnsi="Times New Roman" w:cs="Times New Roman"/>
+          <w:b w:val="0"/>
+          <w:bCs w:val="0"/>
+          <w:i w:val="0"/>
+          <w:iCs w:val="0"/>
+          <w:sz w:val="28"/>
+          <w:szCs w:val="28"/>
+          <w:lang w:val="ru-RU"/>
+        </w:rPr>
+        <w:t>Одной из характерных проблем веб-интерфейсов является кроссбраузерность. Веб-приложения должны корректно работать в различных браузерах и на разных устройствах, однако различия в реализации стандартов HTML, CSS и JavaScript могут приводить к некорректному отображению и поведению интерфейса. В связи с этим тестирование веб-интерфейсов должно учитывать особенности популярных браузеров и их версий, а также различные разрешения экранов и типы устройств.</w:t>
+      </w:r>
+    </w:p>
+    <w:p>
+      <w:pPr>
+        <w:spacing w:line="360" w:lineRule="auto"/>
+        <w:ind w:firstLine="708" w:firstLineChars="0"/>
+        <w:jc w:val="both"/>
+        <w:rPr>
+          <w:rFonts w:hint="default" w:ascii="Times New Roman" w:hAnsi="Times New Roman" w:cs="Times New Roman"/>
+          <w:b w:val="0"/>
+          <w:bCs w:val="0"/>
+          <w:i w:val="0"/>
+          <w:iCs w:val="0"/>
+          <w:sz w:val="28"/>
+          <w:szCs w:val="28"/>
+          <w:lang w:val="ru-RU"/>
+        </w:rPr>
+      </w:pPr>
+      <w:r>
+        <w:rPr>
+          <w:rFonts w:hint="default" w:ascii="Times New Roman" w:hAnsi="Times New Roman" w:cs="Times New Roman"/>
+          <w:b w:val="0"/>
+          <w:bCs w:val="0"/>
+          <w:i w:val="0"/>
+          <w:iCs w:val="0"/>
+          <w:sz w:val="28"/>
+          <w:szCs w:val="28"/>
+          <w:lang w:val="ru-RU"/>
+        </w:rPr>
+        <w:t>Важным аспектом является зависимость пользовательского интерфейса от серверной части приложения. Веб-интерфейс тесно связан с backend-компонентами, поскольку данные для отображения, результаты пользовательских действий и состояние интерфейса формируются на основе ответов сервера. Ошибки в API или некорректная обработка данных на сервере могут напрямую отражаться на работе интерфейса, что требует комплексного подхода к тестированию и проверки взаимодействия frontend и backend частей системы.</w:t>
+      </w:r>
+    </w:p>
+    <w:p>
+      <w:pPr>
+        <w:spacing w:line="360" w:lineRule="auto"/>
+        <w:ind w:firstLine="708" w:firstLineChars="0"/>
+        <w:jc w:val="both"/>
+        <w:rPr>
+          <w:rFonts w:hint="default" w:ascii="Times New Roman" w:hAnsi="Times New Roman" w:cs="Times New Roman"/>
+          <w:b w:val="0"/>
+          <w:bCs w:val="0"/>
+          <w:i w:val="0"/>
+          <w:iCs w:val="0"/>
+          <w:sz w:val="28"/>
+          <w:szCs w:val="28"/>
+          <w:lang w:val="ru-RU"/>
+        </w:rPr>
+      </w:pPr>
+      <w:r>
+        <w:rPr>
+          <w:rFonts w:hint="default" w:ascii="Times New Roman" w:hAnsi="Times New Roman" w:cs="Times New Roman"/>
+          <w:b w:val="0"/>
+          <w:bCs w:val="0"/>
+          <w:i w:val="0"/>
+          <w:iCs w:val="0"/>
+          <w:sz w:val="28"/>
+          <w:szCs w:val="28"/>
+          <w:lang w:val="ru-RU"/>
+        </w:rPr>
+        <w:t>С учётом сложности современных веб-приложений и высокой частоты изменений в пользовательском интерфейсе возрастает необходимость автоматизации UI-тестирования. Автоматизированные UI-тесты позволяют регулярно проверять основные пользовательские сценарии, обеспечивать стабильность функциональности при внесении изменений и сокращать затраты времени на регрессионное тестирование. Использование средств автоматизации тестирования способствует повышению качества веб-интерфейсов и снижению рисков появления критических дефектов в процессе эксплуатации приложения.</w:t>
+      </w:r>
+    </w:p>
+    <w:p>
+      <w:pPr>
+        <w:spacing w:line="360" w:lineRule="auto"/>
+        <w:ind w:firstLine="708" w:firstLineChars="0"/>
+        <w:jc w:val="both"/>
+        <w:rPr>
+          <w:rFonts w:hint="default" w:ascii="Times New Roman" w:hAnsi="Times New Roman" w:cs="Times New Roman"/>
+          <w:b w:val="0"/>
+          <w:bCs w:val="0"/>
+          <w:i w:val="0"/>
+          <w:iCs w:val="0"/>
+          <w:sz w:val="28"/>
+          <w:szCs w:val="28"/>
+          <w:lang w:val="ru-RU"/>
+        </w:rPr>
+      </w:pPr>
+      <w:r>
+        <w:rPr>
+          <w:rFonts w:hint="default" w:ascii="Times New Roman" w:hAnsi="Times New Roman" w:cs="Times New Roman"/>
+          <w:b w:val="0"/>
+          <w:bCs w:val="0"/>
+          <w:i w:val="0"/>
+          <w:iCs w:val="0"/>
+          <w:sz w:val="28"/>
+          <w:szCs w:val="28"/>
+          <w:lang w:val="ru-RU"/>
+        </w:rPr>
+        <w:t>Таким образом, тестирование веб-интерфейсов является неотъемлемой частью разработки веб-приложений и требует системного подхода, учитывающего специфику ошибок, проблемы кроссбраузерности, взаимосвязь с серверной логикой и необходимость применения автоматизированных методов тестирования.</w:t>
+      </w:r>
+    </w:p>
+    <w:p>
+      <w:pPr>
+        <w:spacing w:line="360" w:lineRule="auto"/>
+        <w:jc w:val="both"/>
+        <w:rPr>
+          <w:rFonts w:hint="default" w:ascii="Times New Roman" w:hAnsi="Times New Roman" w:cs="Times New Roman"/>
+          <w:b/>
+          <w:bCs/>
+          <w:i w:val="0"/>
+          <w:iCs w:val="0"/>
+          <w:sz w:val="28"/>
+          <w:szCs w:val="28"/>
+          <w:lang w:val="ru-RU"/>
+        </w:rPr>
+      </w:pPr>
+    </w:p>
+    <w:p>
+      <w:pPr>
+        <w:rPr>
+          <w:rFonts w:ascii="Times New Roman" w:hAnsi="Times New Roman" w:cs="Times New Roman"/>
+          <w:b/>
+          <w:bCs/>
+          <w:sz w:val="28"/>
+          <w:szCs w:val="28"/>
+        </w:rPr>
+      </w:pPr>
+      <w:r>
+        <w:rPr>
+          <w:rFonts w:ascii="Times New Roman" w:hAnsi="Times New Roman" w:cs="Times New Roman"/>
+          <w:b/>
+          <w:bCs/>
+          <w:sz w:val="28"/>
+          <w:szCs w:val="28"/>
+        </w:rPr>
+        <w:br w:type="page"/>
+      </w:r>
+    </w:p>
+    <w:p>
+      <w:pPr>
+        <w:spacing w:line="360" w:lineRule="auto"/>
+        <w:jc w:val="center"/>
+        <w:rPr>
+          <w:rFonts w:hint="default" w:ascii="Times New Roman" w:hAnsi="Times New Roman" w:cs="Times New Roman"/>
+          <w:b w:val="0"/>
+          <w:bCs w:val="0"/>
+          <w:sz w:val="28"/>
+          <w:szCs w:val="28"/>
+          <w:u w:val="single"/>
+          <w:lang w:val="ru-RU"/>
+        </w:rPr>
+      </w:pPr>
+      <w:r>
+        <w:rPr>
+          <w:rFonts w:hint="default" w:ascii="Times New Roman" w:hAnsi="Times New Roman" w:cs="Times New Roman"/>
+          <w:b/>
+          <w:bCs/>
+          <w:sz w:val="28"/>
+          <w:szCs w:val="28"/>
+          <w:u w:val="single"/>
+          <w:lang w:val="ru-RU"/>
+        </w:rPr>
+        <w:t xml:space="preserve">Параграф 2. </w:t>
+      </w:r>
+      <w:r>
+        <w:rPr>
+          <w:rFonts w:hint="default" w:ascii="Times New Roman" w:hAnsi="Times New Roman" w:cs="Times New Roman"/>
+          <w:b w:val="0"/>
+          <w:bCs w:val="0"/>
+          <w:sz w:val="28"/>
+          <w:szCs w:val="28"/>
+          <w:u w:val="single"/>
+          <w:lang w:val="ru-RU"/>
+        </w:rPr>
+        <w:t>Автоматизированное тестирование программного обеспечения</w:t>
+      </w:r>
+    </w:p>
+    <w:p>
+      <w:pPr>
+        <w:spacing w:line="360" w:lineRule="auto"/>
+        <w:ind w:firstLine="708" w:firstLineChars="0"/>
+        <w:jc w:val="both"/>
+        <w:rPr>
+          <w:rFonts w:hint="default" w:ascii="Times New Roman" w:hAnsi="Times New Roman" w:cs="Times New Roman"/>
+          <w:b/>
+          <w:bCs/>
+          <w:sz w:val="28"/>
+          <w:szCs w:val="28"/>
+          <w:lang w:val="ru-RU"/>
+        </w:rPr>
+      </w:pPr>
+      <w:r>
+        <w:rPr>
+          <w:rFonts w:hint="default" w:ascii="Times New Roman" w:hAnsi="Times New Roman" w:cs="Times New Roman"/>
+          <w:b/>
+          <w:bCs/>
+          <w:sz w:val="28"/>
+          <w:szCs w:val="28"/>
+          <w:lang w:val="ru-RU"/>
+        </w:rPr>
+        <w:t>1.2.1. Понятие и подходы к автоматизированному тестированию</w:t>
+      </w:r>
+    </w:p>
+    <w:p>
+      <w:pPr>
+        <w:spacing w:line="360" w:lineRule="auto"/>
+        <w:ind w:firstLine="708" w:firstLineChars="0"/>
+        <w:jc w:val="both"/>
+        <w:rPr>
+          <w:rFonts w:hint="default" w:ascii="Times New Roman" w:hAnsi="Times New Roman" w:cs="Times New Roman"/>
+          <w:b w:val="0"/>
+          <w:bCs w:val="0"/>
+          <w:sz w:val="28"/>
+          <w:szCs w:val="28"/>
+          <w:lang w:val="ru-RU"/>
+        </w:rPr>
+      </w:pPr>
+      <w:r>
+        <w:rPr>
+          <w:rFonts w:hint="default" w:ascii="Times New Roman" w:hAnsi="Times New Roman" w:cs="Times New Roman"/>
+          <w:b w:val="0"/>
+          <w:bCs w:val="0"/>
+          <w:sz w:val="28"/>
+          <w:szCs w:val="28"/>
+          <w:lang w:val="ru-RU"/>
+        </w:rPr>
+        <w:t>Автоматизированное тестирование программного обеспечения представляет собой процесс выполнения тестовых сценариев с использованием специализированных программных средств без непосредственного участия человека. В отличие от ручного тестирования, при котором тестировщик самостоятельно выполняет действия и анализирует результаты, автоматизированное тестирование позволяет запускать тесты автоматически, обеспечивая воспроизводимость и масштабируемость процесса проверки качества программного продукта.</w:t>
+      </w:r>
+    </w:p>
+    <w:p>
+      <w:pPr>
+        <w:spacing w:line="360" w:lineRule="auto"/>
+        <w:ind w:firstLine="708" w:firstLineChars="0"/>
+        <w:jc w:val="both"/>
+        <w:rPr>
+          <w:rFonts w:hint="default" w:ascii="Times New Roman" w:hAnsi="Times New Roman" w:cs="Times New Roman"/>
+          <w:b w:val="0"/>
+          <w:bCs w:val="0"/>
+          <w:sz w:val="28"/>
+          <w:szCs w:val="28"/>
+          <w:lang w:val="ru-RU"/>
+        </w:rPr>
+      </w:pPr>
+      <w:r>
+        <w:rPr>
+          <w:rFonts w:hint="default" w:ascii="Times New Roman" w:hAnsi="Times New Roman" w:cs="Times New Roman"/>
+          <w:b w:val="0"/>
+          <w:bCs w:val="0"/>
+          <w:sz w:val="28"/>
+          <w:szCs w:val="28"/>
+          <w:lang w:val="ru-RU"/>
+        </w:rPr>
+        <w:t>Автоматизация тестирования целесообразна в случаях, когда требуется регулярное выполнение однотипных тестовых сценариев, например при регрессионном тестировании, проверке критически важных бизнес-функций и многократных сборках программного обеспечения. Особенно эффективно автоматизированное тестирование применяется в проектах с длительным жизненным циклом, высокой частотой изменений и необходимостью быстрого получения обратной связи о качестве продукта.</w:t>
+      </w:r>
+    </w:p>
+    <w:p>
+      <w:pPr>
+        <w:spacing w:line="360" w:lineRule="auto"/>
+        <w:ind w:firstLine="708" w:firstLineChars="0"/>
+        <w:jc w:val="both"/>
+        <w:rPr>
+          <w:rFonts w:hint="default" w:ascii="Times New Roman" w:hAnsi="Times New Roman" w:cs="Times New Roman"/>
+          <w:b w:val="0"/>
+          <w:bCs w:val="0"/>
+          <w:sz w:val="28"/>
+          <w:szCs w:val="28"/>
+          <w:lang w:val="ru-RU"/>
+        </w:rPr>
+      </w:pPr>
+      <w:r>
+        <w:rPr>
+          <w:rFonts w:hint="default" w:ascii="Times New Roman" w:hAnsi="Times New Roman" w:cs="Times New Roman"/>
+          <w:b w:val="0"/>
+          <w:bCs w:val="0"/>
+          <w:sz w:val="28"/>
+          <w:szCs w:val="28"/>
+          <w:lang w:val="ru-RU"/>
+        </w:rPr>
+        <w:t>К основным преимуществам автоматизированного тестирования относятся:</w:t>
+      </w:r>
+    </w:p>
+    <w:p>
+      <w:pPr>
+        <w:numPr>
+          <w:ilvl w:val="0"/>
+          <w:numId w:val="5"/>
+        </w:numPr>
+        <w:spacing w:line="360" w:lineRule="auto"/>
+        <w:ind w:left="420" w:leftChars="0" w:hanging="420" w:firstLineChars="0"/>
+        <w:jc w:val="both"/>
+        <w:rPr>
+          <w:rFonts w:hint="default" w:ascii="Times New Roman" w:hAnsi="Times New Roman"/>
+          <w:b w:val="0"/>
+          <w:bCs w:val="0"/>
+          <w:sz w:val="28"/>
+          <w:szCs w:val="28"/>
+          <w:lang w:val="ru-RU"/>
+        </w:rPr>
+      </w:pPr>
+      <w:r>
+        <w:rPr>
+          <w:rFonts w:hint="default" w:ascii="Times New Roman" w:hAnsi="Times New Roman"/>
+          <w:b w:val="0"/>
+          <w:bCs w:val="0"/>
+          <w:sz w:val="28"/>
+          <w:szCs w:val="28"/>
+          <w:lang w:val="ru-RU"/>
+        </w:rPr>
+        <w:t>сокращение времени выполнения тестов по сравнению с ручным тестированием;</w:t>
+      </w:r>
+    </w:p>
+    <w:p>
+      <w:pPr>
+        <w:numPr>
+          <w:ilvl w:val="0"/>
+          <w:numId w:val="5"/>
+        </w:numPr>
+        <w:spacing w:line="360" w:lineRule="auto"/>
+        <w:ind w:left="420" w:leftChars="0" w:hanging="420" w:firstLineChars="0"/>
+        <w:jc w:val="both"/>
+        <w:rPr>
+          <w:rFonts w:hint="default" w:ascii="Times New Roman" w:hAnsi="Times New Roman"/>
+          <w:b w:val="0"/>
+          <w:bCs w:val="0"/>
+          <w:sz w:val="28"/>
+          <w:szCs w:val="28"/>
+          <w:lang w:val="ru-RU"/>
+        </w:rPr>
+      </w:pPr>
+      <w:r>
+        <w:rPr>
+          <w:rFonts w:hint="default" w:ascii="Times New Roman" w:hAnsi="Times New Roman"/>
+          <w:b w:val="0"/>
+          <w:bCs w:val="0"/>
+          <w:sz w:val="28"/>
+          <w:szCs w:val="28"/>
+          <w:lang w:val="ru-RU"/>
+        </w:rPr>
+        <w:t>повышение стабильности и повторяемости тестовых сценариев;</w:t>
+      </w:r>
+    </w:p>
+    <w:p>
+      <w:pPr>
+        <w:numPr>
+          <w:ilvl w:val="0"/>
+          <w:numId w:val="5"/>
+        </w:numPr>
+        <w:spacing w:line="360" w:lineRule="auto"/>
+        <w:ind w:left="420" w:leftChars="0" w:hanging="420" w:firstLineChars="0"/>
+        <w:jc w:val="both"/>
+        <w:rPr>
+          <w:rFonts w:hint="default" w:ascii="Times New Roman" w:hAnsi="Times New Roman"/>
+          <w:b w:val="0"/>
+          <w:bCs w:val="0"/>
+          <w:sz w:val="28"/>
+          <w:szCs w:val="28"/>
+          <w:lang w:val="ru-RU"/>
+        </w:rPr>
+      </w:pPr>
+      <w:r>
+        <w:rPr>
+          <w:rFonts w:hint="default" w:ascii="Times New Roman" w:hAnsi="Times New Roman"/>
+          <w:b w:val="0"/>
+          <w:bCs w:val="0"/>
+          <w:sz w:val="28"/>
+          <w:szCs w:val="28"/>
+          <w:lang w:val="ru-RU"/>
+        </w:rPr>
+        <w:t>снижение влияния человеческого фактора;</w:t>
+      </w:r>
+    </w:p>
+    <w:p>
+      <w:pPr>
+        <w:numPr>
+          <w:ilvl w:val="0"/>
+          <w:numId w:val="5"/>
+        </w:numPr>
+        <w:spacing w:line="360" w:lineRule="auto"/>
+        <w:ind w:left="420" w:leftChars="0" w:hanging="420" w:firstLineChars="0"/>
+        <w:jc w:val="both"/>
+        <w:rPr>
+          <w:rFonts w:hint="default" w:ascii="Times New Roman" w:hAnsi="Times New Roman"/>
+          <w:b w:val="0"/>
+          <w:bCs w:val="0"/>
+          <w:sz w:val="28"/>
+          <w:szCs w:val="28"/>
+          <w:lang w:val="ru-RU"/>
+        </w:rPr>
+      </w:pPr>
+      <w:r>
+        <w:rPr>
+          <w:rFonts w:hint="default" w:ascii="Times New Roman" w:hAnsi="Times New Roman"/>
+          <w:b w:val="0"/>
+          <w:bCs w:val="0"/>
+          <w:sz w:val="28"/>
+          <w:szCs w:val="28"/>
+          <w:lang w:val="ru-RU"/>
+        </w:rPr>
+        <w:t>возможность интеграции тестирования в процессы непрерывной интеграции и доставки (CI/CD);</w:t>
+      </w:r>
+    </w:p>
+    <w:p>
+      <w:pPr>
+        <w:numPr>
+          <w:ilvl w:val="0"/>
+          <w:numId w:val="5"/>
+        </w:numPr>
+        <w:spacing w:line="360" w:lineRule="auto"/>
+        <w:ind w:left="420" w:leftChars="0" w:hanging="420" w:firstLineChars="0"/>
+        <w:jc w:val="both"/>
+        <w:rPr>
+          <w:rFonts w:hint="default" w:ascii="Times New Roman" w:hAnsi="Times New Roman" w:cs="Times New Roman"/>
+          <w:b w:val="0"/>
+          <w:bCs w:val="0"/>
+          <w:sz w:val="28"/>
+          <w:szCs w:val="28"/>
+          <w:lang w:val="ru-RU"/>
+        </w:rPr>
+      </w:pPr>
+      <w:r>
+        <w:rPr>
+          <w:rFonts w:hint="default" w:ascii="Times New Roman" w:hAnsi="Times New Roman"/>
+          <w:b w:val="0"/>
+          <w:bCs w:val="0"/>
+          <w:sz w:val="28"/>
+          <w:szCs w:val="28"/>
+          <w:lang w:val="ru-RU"/>
+        </w:rPr>
+        <w:t>ускорение выявления дефектов на ранних этапах разработки.</w:t>
+      </w:r>
+    </w:p>
+    <w:p>
+      <w:pPr>
+        <w:numPr>
+          <w:numId w:val="0"/>
+        </w:numPr>
+        <w:spacing w:after="160" w:line="360" w:lineRule="auto"/>
+        <w:jc w:val="both"/>
+        <w:rPr>
+          <w:rFonts w:hint="default" w:ascii="Times New Roman" w:hAnsi="Times New Roman"/>
+          <w:b w:val="0"/>
+          <w:bCs w:val="0"/>
+          <w:sz w:val="28"/>
+          <w:szCs w:val="28"/>
+          <w:lang w:val="ru-RU"/>
+        </w:rPr>
+      </w:pPr>
+      <w:r>
+        <w:rPr>
+          <w:rFonts w:hint="default" w:ascii="Times New Roman" w:hAnsi="Times New Roman"/>
+          <w:b w:val="0"/>
+          <w:bCs w:val="0"/>
+          <w:sz w:val="28"/>
+          <w:szCs w:val="28"/>
+          <w:lang w:val="ru-RU"/>
+        </w:rPr>
+        <w:tab/>
+        <w:t>Однако автоматизация тестирования имеет и ряд ограничений. К недостаткам относятся значительные начальные затраты на разработку и поддержку автотестов, необходимость наличия квалифицированных специалистов, а также ограниченная применимость автоматизации для тестирования пользовательского опыта и визуального восприятия интерфейса. В связи с этим автоматизированное тестирование не заменяет полностью ручное тестирование, а дополняет его.</w:t>
+      </w:r>
+    </w:p>
+    <w:p>
+      <w:pPr>
+        <w:numPr>
+          <w:numId w:val="0"/>
+        </w:numPr>
+        <w:spacing w:after="160" w:line="360" w:lineRule="auto"/>
+        <w:ind w:firstLine="708" w:firstLineChars="0"/>
+        <w:jc w:val="both"/>
+        <w:rPr>
+          <w:rFonts w:hint="default" w:ascii="Times New Roman" w:hAnsi="Times New Roman"/>
+          <w:b w:val="0"/>
+          <w:bCs w:val="0"/>
+          <w:sz w:val="28"/>
+          <w:szCs w:val="28"/>
+          <w:lang w:val="ru-RU"/>
+        </w:rPr>
+      </w:pPr>
+      <w:r>
+        <w:rPr>
+          <w:rFonts w:hint="default" w:ascii="Times New Roman" w:hAnsi="Times New Roman"/>
+          <w:b w:val="0"/>
+          <w:bCs w:val="0"/>
+          <w:sz w:val="28"/>
+          <w:szCs w:val="28"/>
+          <w:lang w:val="ru-RU"/>
+        </w:rPr>
+        <w:t>Существуют различные подходы к автоматизированному тестированию, выбор которых зависит от архитектуры системы и целей тестирования. Наиболее распространёнными являются:</w:t>
+      </w:r>
+    </w:p>
+    <w:p>
+      <w:pPr>
+        <w:numPr>
+          <w:ilvl w:val="0"/>
+          <w:numId w:val="6"/>
+        </w:numPr>
+        <w:spacing w:after="160" w:line="360" w:lineRule="auto"/>
+        <w:ind w:left="420" w:leftChars="0" w:hanging="420" w:firstLineChars="0"/>
+        <w:jc w:val="both"/>
+        <w:rPr>
+          <w:rFonts w:hint="default" w:ascii="Times New Roman" w:hAnsi="Times New Roman"/>
+          <w:b w:val="0"/>
+          <w:bCs w:val="0"/>
+          <w:sz w:val="28"/>
+          <w:szCs w:val="28"/>
+          <w:lang w:val="ru-RU"/>
+        </w:rPr>
+      </w:pPr>
+      <w:r>
+        <w:rPr>
+          <w:rFonts w:hint="default" w:ascii="Times New Roman" w:hAnsi="Times New Roman"/>
+          <w:b w:val="0"/>
+          <w:bCs w:val="0"/>
+          <w:sz w:val="28"/>
+          <w:szCs w:val="28"/>
+          <w:lang w:val="ru-RU"/>
+        </w:rPr>
+        <w:t>автоматизация тестирования на уровне пользовательского интерфейса;</w:t>
+      </w:r>
+    </w:p>
+    <w:p>
+      <w:pPr>
+        <w:numPr>
+          <w:ilvl w:val="0"/>
+          <w:numId w:val="6"/>
+        </w:numPr>
+        <w:spacing w:after="160" w:line="360" w:lineRule="auto"/>
+        <w:ind w:left="420" w:leftChars="0" w:hanging="420" w:firstLineChars="0"/>
+        <w:jc w:val="both"/>
+        <w:rPr>
+          <w:rFonts w:hint="default" w:ascii="Times New Roman" w:hAnsi="Times New Roman"/>
+          <w:b w:val="0"/>
+          <w:bCs w:val="0"/>
+          <w:sz w:val="28"/>
+          <w:szCs w:val="28"/>
+          <w:lang w:val="ru-RU"/>
+        </w:rPr>
+      </w:pPr>
+      <w:r>
+        <w:rPr>
+          <w:rFonts w:hint="default" w:ascii="Times New Roman" w:hAnsi="Times New Roman"/>
+          <w:b w:val="0"/>
+          <w:bCs w:val="0"/>
+          <w:sz w:val="28"/>
+          <w:szCs w:val="28"/>
+          <w:lang w:val="ru-RU"/>
+        </w:rPr>
+        <w:t>автоматизация тестирования API и сервисного уровня;</w:t>
+      </w:r>
+    </w:p>
+    <w:p>
+      <w:pPr>
+        <w:numPr>
+          <w:ilvl w:val="0"/>
+          <w:numId w:val="6"/>
+        </w:numPr>
+        <w:spacing w:after="160" w:line="360" w:lineRule="auto"/>
+        <w:ind w:left="420" w:leftChars="0" w:hanging="420" w:firstLineChars="0"/>
+        <w:jc w:val="both"/>
+        <w:rPr>
+          <w:rFonts w:hint="default" w:ascii="Times New Roman" w:hAnsi="Times New Roman" w:cs="Times New Roman"/>
+          <w:b w:val="0"/>
+          <w:bCs w:val="0"/>
+          <w:sz w:val="28"/>
+          <w:szCs w:val="28"/>
+          <w:lang w:val="ru-RU"/>
+        </w:rPr>
+      </w:pPr>
+      <w:r>
+        <w:rPr>
+          <w:rFonts w:hint="default" w:ascii="Times New Roman" w:hAnsi="Times New Roman"/>
+          <w:b w:val="0"/>
+          <w:bCs w:val="0"/>
+          <w:sz w:val="28"/>
+          <w:szCs w:val="28"/>
+          <w:lang w:val="ru-RU"/>
+        </w:rPr>
+        <w:t>автоматизация модульного и интеграционного тестирования.</w:t>
+      </w:r>
+    </w:p>
+    <w:p>
+      <w:pPr>
+        <w:numPr>
+          <w:numId w:val="0"/>
+        </w:numPr>
+        <w:spacing w:after="160" w:line="360" w:lineRule="auto"/>
+        <w:jc w:val="both"/>
+        <w:rPr>
+          <w:rFonts w:hint="default" w:ascii="Times New Roman" w:hAnsi="Times New Roman"/>
+          <w:b w:val="0"/>
+          <w:bCs w:val="0"/>
+          <w:sz w:val="28"/>
+          <w:szCs w:val="28"/>
+          <w:lang w:val="ru-RU"/>
+        </w:rPr>
+      </w:pPr>
+      <w:r>
+        <w:rPr>
+          <w:rFonts w:hint="default" w:ascii="Times New Roman" w:hAnsi="Times New Roman"/>
+          <w:b w:val="0"/>
+          <w:bCs w:val="0"/>
+          <w:sz w:val="28"/>
+          <w:szCs w:val="28"/>
+          <w:lang w:val="ru-RU"/>
+        </w:rPr>
+        <w:tab/>
+        <w:t>В современных методологиях разработки программного обеспечения автоматизированное тестирование является неотъемлемой частью жизненного цикла программного обеспечения (SDLC). Автотесты разрабатываются и поддерживаются параллельно с основным кодом приложения и используются на различных этапах разработки — от локального тестирования до промышленной эксплуатации.</w:t>
+      </w:r>
+    </w:p>
+    <w:p>
+      <w:pPr>
+        <w:numPr>
+          <w:numId w:val="0"/>
+        </w:numPr>
+        <w:spacing w:after="160" w:line="360" w:lineRule="auto"/>
+        <w:ind w:firstLine="708" w:firstLineChars="0"/>
+        <w:jc w:val="both"/>
+        <w:rPr>
+          <w:rFonts w:hint="default" w:ascii="Times New Roman" w:hAnsi="Times New Roman"/>
+          <w:b w:val="0"/>
+          <w:bCs w:val="0"/>
+          <w:sz w:val="28"/>
+          <w:szCs w:val="28"/>
+          <w:lang w:val="ru-RU"/>
+        </w:rPr>
+      </w:pPr>
+      <w:r>
+        <w:rPr>
+          <w:rFonts w:hint="default" w:ascii="Times New Roman" w:hAnsi="Times New Roman"/>
+          <w:b w:val="0"/>
+          <w:bCs w:val="0"/>
+          <w:sz w:val="28"/>
+          <w:szCs w:val="28"/>
+          <w:lang w:val="ru-RU"/>
+        </w:rPr>
+        <w:t>Особую роль автоматизированное тестирование играет в процессах непрерывной интеграции и непрерывной доставки (CI/CD). В рамках CI/CD автотесты автоматически запускаются при каждом изменении кода, что позволяет оперативно выявлять дефекты, предотвращать попадание некорректных изменений в основную ветку разработки и обеспечивать стабильность выпускаемых версий программного обеспечения.</w:t>
+      </w:r>
+    </w:p>
+    <w:p>
+      <w:pPr>
+        <w:numPr>
+          <w:numId w:val="0"/>
+        </w:numPr>
+        <w:spacing w:after="160" w:line="360" w:lineRule="auto"/>
+        <w:ind w:firstLine="708" w:firstLineChars="0"/>
+        <w:jc w:val="both"/>
+        <w:rPr>
+          <w:rFonts w:hint="default" w:ascii="Times New Roman" w:hAnsi="Times New Roman"/>
+          <w:b w:val="0"/>
+          <w:bCs w:val="0"/>
+          <w:sz w:val="28"/>
+          <w:szCs w:val="28"/>
+          <w:lang w:val="ru-RU"/>
+        </w:rPr>
+      </w:pPr>
+      <w:r>
+        <w:rPr>
+          <w:rFonts w:hint="default" w:ascii="Times New Roman" w:hAnsi="Times New Roman"/>
+          <w:b w:val="0"/>
+          <w:bCs w:val="0"/>
+          <w:sz w:val="28"/>
+          <w:szCs w:val="28"/>
+          <w:lang w:val="ru-RU"/>
+        </w:rPr>
+        <w:t>Таким образом, автоматизированное тестирование является эффективным инструментом повышения качества программного обеспечения, позволяющим оптимизировать процессы тестирования и разработки при условии его грамотного применения и сочетания с ручными методами тестирования.</w:t>
+      </w:r>
+    </w:p>
+    <w:p>
+      <w:pPr>
+        <w:numPr>
+          <w:numId w:val="0"/>
+        </w:numPr>
+        <w:spacing w:after="160" w:line="360" w:lineRule="auto"/>
+        <w:ind w:firstLine="708" w:firstLineChars="0"/>
+        <w:jc w:val="both"/>
+        <w:rPr>
+          <w:rFonts w:hint="default" w:ascii="Times New Roman" w:hAnsi="Times New Roman"/>
+          <w:b w:val="0"/>
+          <w:bCs w:val="0"/>
+          <w:sz w:val="28"/>
+          <w:szCs w:val="28"/>
+          <w:lang w:val="ru-RU"/>
+        </w:rPr>
+      </w:pPr>
+    </w:p>
+    <w:p>
+      <w:pPr>
+        <w:numPr>
+          <w:numId w:val="0"/>
+        </w:numPr>
+        <w:spacing w:after="160" w:line="360" w:lineRule="auto"/>
+        <w:ind w:firstLine="708" w:firstLineChars="0"/>
+        <w:jc w:val="both"/>
+        <w:rPr>
+          <w:rFonts w:hint="default" w:ascii="Times New Roman" w:hAnsi="Times New Roman"/>
+          <w:b w:val="0"/>
+          <w:bCs w:val="0"/>
+          <w:sz w:val="28"/>
+          <w:szCs w:val="28"/>
+          <w:lang w:val="ru-RU"/>
+        </w:rPr>
+      </w:pPr>
       <w:bookmarkStart w:id="0" w:name="_GoBack"/>
       <w:bookmarkEnd w:id="0"/>
-      <w:r>
-        <w:rPr>
-          <w:rFonts w:hint="default" w:ascii="Times New Roman" w:hAnsi="Times New Roman" w:cs="Times New Roman"/>
-          <w:b w:val="0"/>
-          <w:bCs w:val="0"/>
-          <w:i w:val="0"/>
-          <w:iCs w:val="0"/>
-          <w:sz w:val="28"/>
-          <w:szCs w:val="28"/>
-          <w:lang w:val="ru-RU"/>
-        </w:rPr>
-        <w:t>Веб-интерфейс является ключевым элементом взаимодействия пользователя с веб-приложением, поэтому его качество напрямую влияет на удобство использования, восприятие продукта и общую удовлетворённость пользователей. Ошибки в пользовательском интерфейсе зачастую становятся наиболее заметными и критичными, даже если внутренняя логика системы функционирует корректно.</w:t>
-      </w:r>
-    </w:p>
-    <w:p>
-      <w:pPr>
-        <w:spacing w:line="360" w:lineRule="auto"/>
-        <w:ind w:firstLine="708" w:firstLineChars="0"/>
-        <w:jc w:val="both"/>
-        <w:rPr>
-          <w:rFonts w:hint="default" w:ascii="Times New Roman" w:hAnsi="Times New Roman" w:cs="Times New Roman"/>
-          <w:b w:val="0"/>
-          <w:bCs w:val="0"/>
-          <w:i w:val="0"/>
-          <w:iCs w:val="0"/>
-          <w:sz w:val="28"/>
-          <w:szCs w:val="28"/>
-          <w:lang w:val="ru-RU"/>
-        </w:rPr>
-      </w:pPr>
-      <w:r>
-        <w:rPr>
-          <w:rFonts w:hint="default" w:ascii="Times New Roman" w:hAnsi="Times New Roman" w:cs="Times New Roman"/>
-          <w:b w:val="0"/>
-          <w:bCs w:val="0"/>
-          <w:i w:val="0"/>
-          <w:iCs w:val="0"/>
-          <w:sz w:val="28"/>
-          <w:szCs w:val="28"/>
-          <w:lang w:val="ru-RU"/>
-        </w:rPr>
-        <w:t>Специфика ошибок в веб-интерфейсах заключается в их разнообразии и зависимости от множества факторов. К таким ошибкам относятся некорректное отображение элементов интерфейса, неправильная работа интерактивных компонентов, нарушения адаптивной вёрстки, а также ошибки, возникающие при взаимодействии пользователя с формами, кнопками и навигационными элементами. Подобные дефекты могут приводить к невозможности выполнения пользовательских сценариев и снижению доверия к системе.</w:t>
-      </w:r>
-    </w:p>
-    <w:p>
-      <w:pPr>
-        <w:spacing w:line="360" w:lineRule="auto"/>
-        <w:ind w:firstLine="708" w:firstLineChars="0"/>
-        <w:jc w:val="both"/>
-        <w:rPr>
-          <w:rFonts w:hint="default" w:ascii="Times New Roman" w:hAnsi="Times New Roman" w:cs="Times New Roman"/>
-          <w:b w:val="0"/>
-          <w:bCs w:val="0"/>
-          <w:i w:val="0"/>
-          <w:iCs w:val="0"/>
-          <w:sz w:val="28"/>
-          <w:szCs w:val="28"/>
-          <w:lang w:val="ru-RU"/>
-        </w:rPr>
-      </w:pPr>
-      <w:r>
-        <w:rPr>
-          <w:rFonts w:hint="default" w:ascii="Times New Roman" w:hAnsi="Times New Roman" w:cs="Times New Roman"/>
-          <w:b w:val="0"/>
-          <w:bCs w:val="0"/>
-          <w:i w:val="0"/>
-          <w:iCs w:val="0"/>
-          <w:sz w:val="28"/>
-          <w:szCs w:val="28"/>
-          <w:lang w:val="ru-RU"/>
-        </w:rPr>
-        <w:t>Одной из характерных проблем веб-интерфейсов является кроссбраузерность. Веб-приложения должны корректно работать в различных браузерах и на разных устройствах, однако различия в реализации стандартов HTML, CSS и JavaScript могут приводить к некорректному отображению и поведению интерфейса. В связи с этим тестирование веб-интерфейсов должно учитывать особенности популярных браузеров и их версий, а также различные разрешения экранов и типы устройств.</w:t>
-      </w:r>
-    </w:p>
-    <w:p>
-      <w:pPr>
-        <w:spacing w:line="360" w:lineRule="auto"/>
-        <w:ind w:firstLine="708" w:firstLineChars="0"/>
-        <w:jc w:val="both"/>
-        <w:rPr>
-          <w:rFonts w:hint="default" w:ascii="Times New Roman" w:hAnsi="Times New Roman" w:cs="Times New Roman"/>
-          <w:b w:val="0"/>
-          <w:bCs w:val="0"/>
-          <w:i w:val="0"/>
-          <w:iCs w:val="0"/>
-          <w:sz w:val="28"/>
-          <w:szCs w:val="28"/>
-          <w:lang w:val="ru-RU"/>
-        </w:rPr>
-      </w:pPr>
-      <w:r>
-        <w:rPr>
-          <w:rFonts w:hint="default" w:ascii="Times New Roman" w:hAnsi="Times New Roman" w:cs="Times New Roman"/>
-          <w:b w:val="0"/>
-          <w:bCs w:val="0"/>
-          <w:i w:val="0"/>
-          <w:iCs w:val="0"/>
-          <w:sz w:val="28"/>
-          <w:szCs w:val="28"/>
-          <w:lang w:val="ru-RU"/>
-        </w:rPr>
-        <w:t>Важным аспектом является зависимость пользовательского интерфейса от серверной части приложения. Веб-интерфейс тесно связан с backend-компонентами, поскольку данные для отображения, результаты пользовательских действий и состояние интерфейса формируются на основе ответов сервера. Ошибки в API или некорректная обработка данных на сервере могут напрямую отражаться на работе интерфейса, что требует комплексного подхода к тестированию и проверки взаимодействия frontend и backend частей системы.</w:t>
-      </w:r>
-    </w:p>
-    <w:p>
-      <w:pPr>
-        <w:spacing w:line="360" w:lineRule="auto"/>
-        <w:ind w:firstLine="708" w:firstLineChars="0"/>
-        <w:jc w:val="both"/>
-        <w:rPr>
-          <w:rFonts w:hint="default" w:ascii="Times New Roman" w:hAnsi="Times New Roman" w:cs="Times New Roman"/>
-          <w:b w:val="0"/>
-          <w:bCs w:val="0"/>
-          <w:i w:val="0"/>
-          <w:iCs w:val="0"/>
-          <w:sz w:val="28"/>
-          <w:szCs w:val="28"/>
-          <w:lang w:val="ru-RU"/>
-        </w:rPr>
-      </w:pPr>
-      <w:r>
-        <w:rPr>
-          <w:rFonts w:hint="default" w:ascii="Times New Roman" w:hAnsi="Times New Roman" w:cs="Times New Roman"/>
-          <w:b w:val="0"/>
-          <w:bCs w:val="0"/>
-          <w:i w:val="0"/>
-          <w:iCs w:val="0"/>
-          <w:sz w:val="28"/>
-          <w:szCs w:val="28"/>
-          <w:lang w:val="ru-RU"/>
-        </w:rPr>
-        <w:t>С учётом сложности современных веб-приложений и высокой частоты изменений в пользовательском интерфейсе возрастает необходимость автоматизации UI-тестирования. Автоматизированные UI-тесты позволяют регулярно проверять основные пользовательские сценарии, обеспечивать стабильность функциональности при внесении изменений и сокращать затраты времени на регрессионное тестирование. Использование средств автоматизации тестирования способствует повышению качества веб-интерфейсов и снижению рисков появления критических дефектов в процессе эксплуатации приложения.</w:t>
-      </w:r>
-    </w:p>
-    <w:p>
-      <w:pPr>
-        <w:spacing w:line="360" w:lineRule="auto"/>
-        <w:ind w:firstLine="708" w:firstLineChars="0"/>
-        <w:jc w:val="both"/>
-        <w:rPr>
-          <w:rFonts w:hint="default" w:ascii="Times New Roman" w:hAnsi="Times New Roman" w:cs="Times New Roman"/>
-          <w:b w:val="0"/>
-          <w:bCs w:val="0"/>
-          <w:i w:val="0"/>
-          <w:iCs w:val="0"/>
-          <w:sz w:val="28"/>
-          <w:szCs w:val="28"/>
-          <w:lang w:val="ru-RU"/>
-        </w:rPr>
-      </w:pPr>
-      <w:r>
-        <w:rPr>
-          <w:rFonts w:hint="default" w:ascii="Times New Roman" w:hAnsi="Times New Roman" w:cs="Times New Roman"/>
-          <w:b w:val="0"/>
-          <w:bCs w:val="0"/>
-          <w:i w:val="0"/>
-          <w:iCs w:val="0"/>
-          <w:sz w:val="28"/>
-          <w:szCs w:val="28"/>
-          <w:lang w:val="ru-RU"/>
-        </w:rPr>
-        <w:t>Таким образом, тестирование веб-интерфейсов является неотъемлемой частью разработки веб-приложений и требует системного подхода, учитывающего специфику ошибок, проблемы кроссбраузерности, взаимосвязь с серверной логикой и необходимость применения автоматизированных методов тестирования.</w:t>
-      </w:r>
-    </w:p>
-    <w:p>
-      <w:pPr>
-        <w:spacing w:line="360" w:lineRule="auto"/>
-        <w:jc w:val="both"/>
-        <w:rPr>
-          <w:rFonts w:hint="default" w:ascii="Times New Roman" w:hAnsi="Times New Roman" w:cs="Times New Roman"/>
-          <w:b/>
-          <w:bCs/>
-          <w:i w:val="0"/>
-          <w:iCs w:val="0"/>
-          <w:sz w:val="28"/>
-          <w:szCs w:val="28"/>
-          <w:lang w:val="ru-RU"/>
-        </w:rPr>
-      </w:pPr>
-    </w:p>
-    <w:p>
-      <w:pPr>
-        <w:spacing w:line="360" w:lineRule="auto"/>
-        <w:jc w:val="both"/>
-        <w:rPr>
-          <w:rFonts w:ascii="Times New Roman" w:hAnsi="Times New Roman" w:cs="Times New Roman"/>
-          <w:b/>
-          <w:bCs/>
-          <w:sz w:val="28"/>
-          <w:szCs w:val="28"/>
+    </w:p>
+    <w:p>
+      <w:pPr>
+        <w:numPr>
+          <w:numId w:val="0"/>
+        </w:numPr>
+        <w:spacing w:after="160" w:line="360" w:lineRule="auto"/>
+        <w:jc w:val="both"/>
+        <w:rPr>
+          <w:rFonts w:hint="default" w:ascii="Times New Roman" w:hAnsi="Times New Roman" w:cs="Times New Roman"/>
+          <w:b w:val="0"/>
+          <w:bCs w:val="0"/>
+          <w:sz w:val="28"/>
+          <w:szCs w:val="28"/>
+          <w:lang w:val="ru-RU"/>
         </w:rPr>
       </w:pPr>
     </w:p>
@@ -3398,6 +3966,26 @@
     </w:lvl>
   </w:abstractNum>
   <w:abstractNum w:abstractNumId="2">
+    <w:nsid w:val="F59E7499"/>
+    <w:multiLevelType w:val="singleLevel"/>
+    <w:tmpl w:val="F59E7499"/>
+    <w:lvl w:ilvl="0" w:tentative="0">
+      <w:start w:val="1"/>
+      <w:numFmt w:val="bullet"/>
+      <w:lvlText w:val=""/>
+      <w:lvlJc w:val="left"/>
+      <w:pPr>
+        <w:tabs>
+          <w:tab w:val="left" w:pos="420"/>
+        </w:tabs>
+        <w:ind w:left="420" w:leftChars="0" w:hanging="420" w:firstLineChars="0"/>
+      </w:pPr>
+      <w:rPr>
+        <w:rFonts w:hint="default" w:ascii="Wingdings" w:hAnsi="Wingdings"/>
+      </w:rPr>
+    </w:lvl>
+  </w:abstractNum>
+  <w:abstractNum w:abstractNumId="3">
     <w:nsid w:val="14A793B9"/>
     <w:multiLevelType w:val="singleLevel"/>
     <w:tmpl w:val="14A793B9"/>
@@ -3417,7 +4005,7 @@
       </w:rPr>
     </w:lvl>
   </w:abstractNum>
-  <w:abstractNum w:abstractNumId="3">
+  <w:abstractNum w:abstractNumId="4">
     <w:nsid w:val="54015A84"/>
     <w:multiLevelType w:val="multilevel"/>
     <w:tmpl w:val="54015A84"/>
@@ -3541,17 +4129,43 @@
       </w:rPr>
     </w:lvl>
   </w:abstractNum>
+  <w:abstractNum w:abstractNumId="5">
+    <w:nsid w:val="613638AE"/>
+    <w:multiLevelType w:val="singleLevel"/>
+    <w:tmpl w:val="613638AE"/>
+    <w:lvl w:ilvl="0" w:tentative="0">
+      <w:start w:val="1"/>
+      <w:numFmt w:val="bullet"/>
+      <w:lvlText w:val=""/>
+      <w:lvlJc w:val="left"/>
+      <w:pPr>
+        <w:tabs>
+          <w:tab w:val="left" w:pos="420"/>
+        </w:tabs>
+        <w:ind w:left="420" w:leftChars="0" w:hanging="420" w:firstLineChars="0"/>
+      </w:pPr>
+      <w:rPr>
+        <w:rFonts w:hint="default" w:ascii="Wingdings" w:hAnsi="Wingdings"/>
+      </w:rPr>
+    </w:lvl>
+  </w:abstractNum>
   <w:num w:numId="1">
     <w:abstractNumId w:val="1"/>
   </w:num>
   <w:num w:numId="2">
-    <w:abstractNumId w:val="3"/>
+    <w:abstractNumId w:val="4"/>
   </w:num>
   <w:num w:numId="3">
     <w:abstractNumId w:val="0"/>
   </w:num>
   <w:num w:numId="4">
+    <w:abstractNumId w:val="3"/>
+  </w:num>
+  <w:num w:numId="5">
     <w:abstractNumId w:val="2"/>
+  </w:num>
+  <w:num w:numId="6">
+    <w:abstractNumId w:val="5"/>
   </w:num>
 </w:numbering>
 </file>
@@ -3632,7 +4246,7 @@
     <w:lsdException w:qFormat="1" w:unhideWhenUsed="0" w:uiPriority="10" w:semiHidden="0" w:name="Title"/>
     <w:lsdException w:uiPriority="99" w:name="Closing"/>
     <w:lsdException w:uiPriority="99" w:name="Signature"/>
-    <w:lsdException w:uiPriority="1" w:semiHidden="0" w:name="Default Paragraph Font"/>
+    <w:lsdException w:qFormat="1" w:uiPriority="1" w:semiHidden="0" w:name="Default Paragraph Font"/>
     <w:lsdException w:uiPriority="99" w:name="Body Text"/>
     <w:lsdException w:uiPriority="99" w:name="Body Text Indent"/>
     <w:lsdException w:uiPriority="99" w:name="List Continue"/>
@@ -3755,6 +4369,7 @@
   <w:style w:type="character" w:default="1" w:styleId="3">
     <w:name w:val="Default Paragraph Font"/>
     <w:unhideWhenUsed/>
+    <w:qFormat/>
     <w:uiPriority w:val="1"/>
   </w:style>
   <w:style w:type="table" w:default="1" w:styleId="4">
@@ -3822,6 +4437,7 @@
   <w:style w:type="character" w:customStyle="1" w:styleId="10">
     <w:name w:val="mclose"/>
     <w:basedOn w:val="3"/>
+    <w:qFormat/>
     <w:uiPriority w:val="0"/>
   </w:style>
   <w:style w:type="character" w:customStyle="1" w:styleId="11">

--- a/Дипломная_работа_ИВТАСбд-41_БорковИван.docx
+++ b/Дипломная_работа_ИВТАСбд-41_БорковИван.docx
@@ -3836,6 +3836,238 @@
         <w:jc w:val="both"/>
         <w:rPr>
           <w:rFonts w:hint="default" w:ascii="Times New Roman" w:hAnsi="Times New Roman"/>
+          <w:b/>
+          <w:bCs/>
+          <w:sz w:val="28"/>
+          <w:szCs w:val="28"/>
+          <w:lang w:val="ru-RU"/>
+        </w:rPr>
+      </w:pPr>
+      <w:r>
+        <w:rPr>
+          <w:rFonts w:hint="default" w:ascii="Times New Roman" w:hAnsi="Times New Roman"/>
+          <w:b/>
+          <w:bCs/>
+          <w:sz w:val="28"/>
+          <w:szCs w:val="28"/>
+          <w:lang w:val="ru-RU"/>
+        </w:rPr>
+        <w:t>1.2.2. Виды автоматизированного тестирования</w:t>
+      </w:r>
+    </w:p>
+    <w:p>
+      <w:pPr>
+        <w:numPr>
+          <w:numId w:val="0"/>
+        </w:numPr>
+        <w:spacing w:after="160" w:line="360" w:lineRule="auto"/>
+        <w:ind w:firstLine="708" w:firstLineChars="0"/>
+        <w:jc w:val="both"/>
+        <w:rPr>
+          <w:rFonts w:hint="default" w:ascii="Times New Roman" w:hAnsi="Times New Roman"/>
+          <w:b w:val="0"/>
+          <w:bCs w:val="0"/>
+          <w:sz w:val="28"/>
+          <w:szCs w:val="28"/>
+          <w:lang w:val="ru-RU"/>
+        </w:rPr>
+      </w:pPr>
+      <w:r>
+        <w:rPr>
+          <w:rFonts w:hint="default" w:ascii="Times New Roman" w:hAnsi="Times New Roman"/>
+          <w:b w:val="0"/>
+          <w:bCs w:val="0"/>
+          <w:sz w:val="28"/>
+          <w:szCs w:val="28"/>
+          <w:lang w:val="ru-RU"/>
+        </w:rPr>
+        <w:t>Автоматизированное тестирование включает в себя различные виды тестов, которые применяются на разных уровнях программной системы и направлены на проверку отдельных компонентов, их взаимодействия и поведения системы в целом. Разделение автоматизированных тестов по уровням позволяет выстроить эффективную стратегию обеспечения качества программного обеспечения.</w:t>
+      </w:r>
+    </w:p>
+    <w:p>
+      <w:pPr>
+        <w:numPr>
+          <w:numId w:val="0"/>
+        </w:numPr>
+        <w:spacing w:after="160" w:line="360" w:lineRule="auto"/>
+        <w:ind w:firstLine="708" w:firstLineChars="0"/>
+        <w:jc w:val="both"/>
+        <w:rPr>
+          <w:rFonts w:hint="default" w:ascii="Times New Roman" w:hAnsi="Times New Roman"/>
+          <w:b w:val="0"/>
+          <w:bCs w:val="0"/>
+          <w:sz w:val="28"/>
+          <w:szCs w:val="28"/>
+          <w:lang w:val="ru-RU"/>
+        </w:rPr>
+      </w:pPr>
+      <w:r>
+        <w:rPr>
+          <w:rFonts w:hint="default" w:ascii="Times New Roman" w:hAnsi="Times New Roman"/>
+          <w:b w:val="0"/>
+          <w:bCs w:val="0"/>
+          <w:sz w:val="28"/>
+          <w:szCs w:val="28"/>
+          <w:lang w:val="ru-RU"/>
+        </w:rPr>
+        <w:t>Модульные автотесты предназначены для проверки отдельных компонентов или методов программы в изоляции от остальных частей системы. Такие тесты позволяют выявлять ошибки на ранних этапах разработки, обеспечивая корректность работы базовой логики приложения. Модульные автотесты отличаются высокой скоростью выполнения и простотой поддержки, что делает их важной частью процесса разработки.</w:t>
+      </w:r>
+    </w:p>
+    <w:p>
+      <w:pPr>
+        <w:numPr>
+          <w:numId w:val="0"/>
+        </w:numPr>
+        <w:spacing w:after="160" w:line="360" w:lineRule="auto"/>
+        <w:ind w:firstLine="708" w:firstLineChars="0"/>
+        <w:jc w:val="both"/>
+        <w:rPr>
+          <w:rFonts w:hint="default" w:ascii="Times New Roman" w:hAnsi="Times New Roman"/>
+          <w:b w:val="0"/>
+          <w:bCs w:val="0"/>
+          <w:sz w:val="28"/>
+          <w:szCs w:val="28"/>
+          <w:lang w:val="ru-RU"/>
+        </w:rPr>
+      </w:pPr>
+      <w:r>
+        <w:rPr>
+          <w:rFonts w:hint="default" w:ascii="Times New Roman" w:hAnsi="Times New Roman"/>
+          <w:b w:val="0"/>
+          <w:bCs w:val="0"/>
+          <w:sz w:val="28"/>
+          <w:szCs w:val="28"/>
+          <w:lang w:val="ru-RU"/>
+        </w:rPr>
+        <w:t>Интеграционные автотесты направлены на проверку корректности взаимодействия между несколькими модулями или компонентами системы. В рамках интеграционного тестирования проверяется обмен данными между слоями приложения, взаимодействие с базами данных и внешними сервисами. Эти тесты позволяют выявлять ошибки, которые невозможно обнаружить на уровне отдельных модулей.</w:t>
+      </w:r>
+    </w:p>
+    <w:p>
+      <w:pPr>
+        <w:numPr>
+          <w:numId w:val="0"/>
+        </w:numPr>
+        <w:spacing w:after="160" w:line="360" w:lineRule="auto"/>
+        <w:ind w:firstLine="708" w:firstLineChars="0"/>
+        <w:jc w:val="both"/>
+        <w:rPr>
+          <w:rFonts w:hint="default" w:ascii="Times New Roman" w:hAnsi="Times New Roman"/>
+          <w:b w:val="0"/>
+          <w:bCs w:val="0"/>
+          <w:sz w:val="28"/>
+          <w:szCs w:val="28"/>
+          <w:lang w:val="ru-RU"/>
+        </w:rPr>
+      </w:pPr>
+      <w:r>
+        <w:rPr>
+          <w:rFonts w:hint="default" w:ascii="Times New Roman" w:hAnsi="Times New Roman"/>
+          <w:b w:val="0"/>
+          <w:bCs w:val="0"/>
+          <w:sz w:val="28"/>
+          <w:szCs w:val="28"/>
+          <w:lang w:val="ru-RU"/>
+        </w:rPr>
+        <w:t>UI-автотесты ориентированы на проверку пользовательского интерфейса веб-приложения. Они имитируют действия реального пользователя, такие как навигация по страницам, ввод данных в формы и выполнение пользовательских сценариев. UI-автотесты позволяют убедиться в корректной работе интерфейса, однако требуют значительных ресурсов на разработку и поддержку, поскольку чувствительны к изменениям в структуре и дизайне интерфейса.</w:t>
+      </w:r>
+    </w:p>
+    <w:p>
+      <w:pPr>
+        <w:numPr>
+          <w:numId w:val="0"/>
+        </w:numPr>
+        <w:spacing w:after="160" w:line="360" w:lineRule="auto"/>
+        <w:ind w:firstLine="708" w:firstLineChars="0"/>
+        <w:jc w:val="both"/>
+        <w:rPr>
+          <w:rFonts w:hint="default" w:ascii="Times New Roman" w:hAnsi="Times New Roman"/>
+          <w:b w:val="0"/>
+          <w:bCs w:val="0"/>
+          <w:sz w:val="28"/>
+          <w:szCs w:val="28"/>
+          <w:lang w:val="ru-RU"/>
+        </w:rPr>
+      </w:pPr>
+      <w:r>
+        <w:rPr>
+          <w:rFonts w:hint="default" w:ascii="Times New Roman" w:hAnsi="Times New Roman"/>
+          <w:b w:val="0"/>
+          <w:bCs w:val="0"/>
+          <w:sz w:val="28"/>
+          <w:szCs w:val="28"/>
+          <w:lang w:val="ru-RU"/>
+        </w:rPr>
+        <w:t>API-автотесты используются для проверки серверной части приложения и взаимодействия через программные интерфейсы. Такие тесты позволяют проверить корректность обработки запросов, структуру ответов, работу механизмов авторизации и обработку ошибок. API-тестирование является важным этапом обеспечения стабильности backend-компонентов и часто выполняется независимо от пользовательского интерфейса.</w:t>
+      </w:r>
+    </w:p>
+    <w:p>
+      <w:pPr>
+        <w:numPr>
+          <w:numId w:val="0"/>
+        </w:numPr>
+        <w:spacing w:after="160" w:line="360" w:lineRule="auto"/>
+        <w:ind w:firstLine="708" w:firstLineChars="0"/>
+        <w:jc w:val="both"/>
+        <w:rPr>
+          <w:rFonts w:hint="default" w:ascii="Times New Roman" w:hAnsi="Times New Roman"/>
+          <w:b w:val="0"/>
+          <w:bCs w:val="0"/>
+          <w:sz w:val="28"/>
+          <w:szCs w:val="28"/>
+          <w:lang w:val="ru-RU"/>
+        </w:rPr>
+      </w:pPr>
+      <w:r>
+        <w:rPr>
+          <w:rFonts w:hint="default" w:ascii="Times New Roman" w:hAnsi="Times New Roman"/>
+          <w:b w:val="0"/>
+          <w:bCs w:val="0"/>
+          <w:sz w:val="28"/>
+          <w:szCs w:val="28"/>
+          <w:lang w:val="ru-RU"/>
+        </w:rPr>
+        <w:t>End-to-end тестирование направлено на проверку полной цепочки работы системы от пользовательского интерфейса до серверной части и базы данных. End-to-end автотесты моделируют реальные пользовательские сценарии и позволяют убедиться, что все компоненты системы корректно взаимодействуют между собой. Несмотря на высокую ценность таких тестов, они обладают высокой стоимостью разработки и исполнения, поэтому применяются выборочно для проверки ключевых бизнес-сценариев.</w:t>
+      </w:r>
+    </w:p>
+    <w:p>
+      <w:pPr>
+        <w:numPr>
+          <w:numId w:val="0"/>
+        </w:numPr>
+        <w:spacing w:after="160" w:line="360" w:lineRule="auto"/>
+        <w:ind w:firstLine="708" w:firstLineChars="0"/>
+        <w:jc w:val="both"/>
+        <w:rPr>
+          <w:rFonts w:hint="default" w:ascii="Times New Roman" w:hAnsi="Times New Roman"/>
+          <w:b w:val="0"/>
+          <w:bCs w:val="0"/>
+          <w:sz w:val="28"/>
+          <w:szCs w:val="28"/>
+          <w:lang w:val="ru-RU"/>
+        </w:rPr>
+      </w:pPr>
+      <w:r>
+        <w:rPr>
+          <w:rFonts w:hint="default" w:ascii="Times New Roman" w:hAnsi="Times New Roman"/>
+          <w:b w:val="0"/>
+          <w:bCs w:val="0"/>
+          <w:sz w:val="28"/>
+          <w:szCs w:val="28"/>
+          <w:lang w:val="ru-RU"/>
+        </w:rPr>
+        <w:t>Таким образом, использование различных видов автоматизированного тестирования позволяет обеспечить комплексную проверку программного продукта на всех уровнях его архитектуры и повысить общее качество и надёжность веб-приложений.</w:t>
+      </w:r>
+    </w:p>
+    <w:p>
+      <w:pPr>
+        <w:numPr>
+          <w:numId w:val="0"/>
+        </w:numPr>
+        <w:spacing w:after="160" w:line="360" w:lineRule="auto"/>
+        <w:ind w:firstLine="708" w:firstLineChars="0"/>
+        <w:jc w:val="both"/>
+        <w:rPr>
+          <w:rFonts w:hint="default" w:ascii="Times New Roman" w:hAnsi="Times New Roman"/>
           <w:b w:val="0"/>
           <w:bCs w:val="0"/>
           <w:sz w:val="28"/>
@@ -3845,6 +4077,42 @@
       </w:pPr>
       <w:bookmarkStart w:id="0" w:name="_GoBack"/>
       <w:bookmarkEnd w:id="0"/>
+    </w:p>
+    <w:p>
+      <w:pPr>
+        <w:numPr>
+          <w:numId w:val="0"/>
+        </w:numPr>
+        <w:spacing w:after="160" w:line="360" w:lineRule="auto"/>
+        <w:ind w:firstLine="708" w:firstLineChars="0"/>
+        <w:jc w:val="both"/>
+        <w:rPr>
+          <w:rFonts w:hint="default" w:ascii="Times New Roman" w:hAnsi="Times New Roman"/>
+          <w:b w:val="0"/>
+          <w:bCs w:val="0"/>
+          <w:sz w:val="28"/>
+          <w:szCs w:val="28"/>
+          <w:lang w:val="ru-RU"/>
+        </w:rPr>
+      </w:pPr>
+    </w:p>
+    <w:p>
+      <w:pPr>
+        <w:numPr>
+          <w:numId w:val="0"/>
+        </w:numPr>
+        <w:spacing w:after="160" w:line="360" w:lineRule="auto"/>
+        <w:ind w:firstLine="708" w:firstLineChars="0"/>
+        <w:jc w:val="both"/>
+        <w:rPr>
+          <w:rFonts w:hint="default" w:ascii="Times New Roman" w:hAnsi="Times New Roman"/>
+          <w:b w:val="0"/>
+          <w:bCs w:val="0"/>
+          <w:sz w:val="28"/>
+          <w:szCs w:val="28"/>
+          <w:lang w:val="en-US"/>
+        </w:rPr>
+      </w:pPr>
     </w:p>
     <w:p>
       <w:pPr>
@@ -4350,7 +4618,7 @@
   <w:style w:type="paragraph" w:styleId="2">
     <w:name w:val="heading 3"/>
     <w:basedOn w:val="1"/>
-    <w:link w:val="12"/>
+    <w:link w:val="13"/>
     <w:qFormat/>
     <w:uiPriority w:val="9"/>
     <w:pPr>
@@ -4399,7 +4667,17 @@
       <w:szCs w:val="20"/>
     </w:rPr>
   </w:style>
-  <w:style w:type="paragraph" w:styleId="6">
+  <w:style w:type="character" w:styleId="6">
+    <w:name w:val="Strong"/>
+    <w:basedOn w:val="3"/>
+    <w:qFormat/>
+    <w:uiPriority w:val="22"/>
+    <w:rPr>
+      <w:b/>
+      <w:bCs/>
+    </w:rPr>
+  </w:style>
+  <w:style w:type="paragraph" w:styleId="7">
     <w:name w:val="Normal (Web)"/>
     <w:basedOn w:val="1"/>
     <w:semiHidden/>
@@ -4412,7 +4690,7 @@
       <w:szCs w:val="24"/>
     </w:rPr>
   </w:style>
-  <w:style w:type="paragraph" w:styleId="7">
+  <w:style w:type="paragraph" w:styleId="8">
     <w:name w:val="List Paragraph"/>
     <w:basedOn w:val="1"/>
     <w:qFormat/>
@@ -4422,31 +4700,31 @@
       <w:contextualSpacing/>
     </w:pPr>
   </w:style>
-  <w:style w:type="character" w:customStyle="1" w:styleId="8">
+  <w:style w:type="character" w:customStyle="1" w:styleId="9">
     <w:name w:val="mord"/>
     <w:basedOn w:val="3"/>
     <w:qFormat/>
     <w:uiPriority w:val="0"/>
   </w:style>
-  <w:style w:type="character" w:customStyle="1" w:styleId="9">
+  <w:style w:type="character" w:customStyle="1" w:styleId="10">
     <w:name w:val="mopen"/>
     <w:basedOn w:val="3"/>
     <w:qFormat/>
     <w:uiPriority w:val="0"/>
   </w:style>
-  <w:style w:type="character" w:customStyle="1" w:styleId="10">
+  <w:style w:type="character" w:customStyle="1" w:styleId="11">
     <w:name w:val="mclose"/>
     <w:basedOn w:val="3"/>
     <w:qFormat/>
     <w:uiPriority w:val="0"/>
   </w:style>
-  <w:style w:type="character" w:customStyle="1" w:styleId="11">
+  <w:style w:type="character" w:customStyle="1" w:styleId="12">
     <w:name w:val="mpunct"/>
     <w:basedOn w:val="3"/>
     <w:qFormat/>
     <w:uiPriority w:val="0"/>
   </w:style>
-  <w:style w:type="character" w:customStyle="1" w:styleId="12">
+  <w:style w:type="character" w:customStyle="1" w:styleId="13">
     <w:name w:val="Заголовок 3 Знак"/>
     <w:basedOn w:val="3"/>
     <w:link w:val="2"/>
@@ -4461,7 +4739,7 @@
       <w:lang w:eastAsia="ru-RU"/>
     </w:rPr>
   </w:style>
-  <w:style w:type="character" w:customStyle="1" w:styleId="13">
+  <w:style w:type="character" w:customStyle="1" w:styleId="14">
     <w:name w:val="vlist-s"/>
     <w:basedOn w:val="3"/>
     <w:qFormat/>

--- a/Дипломная_работа_ИВТАСбд-41_БорковИван.docx
+++ b/Дипломная_работа_ИВТАСбд-41_БорковИван.docx
@@ -4075,8 +4075,276 @@
           <w:lang w:val="ru-RU"/>
         </w:rPr>
       </w:pPr>
+    </w:p>
+    <w:p>
+      <w:pPr>
+        <w:numPr>
+          <w:numId w:val="0"/>
+        </w:numPr>
+        <w:spacing w:after="160" w:line="360" w:lineRule="auto"/>
+        <w:ind w:firstLine="708" w:firstLineChars="0"/>
+        <w:jc w:val="both"/>
+        <w:rPr>
+          <w:rFonts w:hint="default" w:ascii="Times New Roman" w:hAnsi="Times New Roman"/>
+          <w:b/>
+          <w:bCs/>
+          <w:sz w:val="28"/>
+          <w:szCs w:val="28"/>
+          <w:lang w:val="ru-RU"/>
+        </w:rPr>
+      </w:pPr>
+      <w:r>
+        <w:rPr>
+          <w:rFonts w:hint="default" w:ascii="Times New Roman" w:hAnsi="Times New Roman"/>
+          <w:b/>
+          <w:bCs/>
+          <w:sz w:val="28"/>
+          <w:szCs w:val="28"/>
+          <w:lang w:val="ru-RU"/>
+        </w:rPr>
+        <w:t>1.2.3. Обзор средств автоматизированного тестирования</w:t>
+      </w:r>
+    </w:p>
+    <w:p>
+      <w:pPr>
+        <w:numPr>
+          <w:numId w:val="0"/>
+        </w:numPr>
+        <w:spacing w:after="160" w:line="360" w:lineRule="auto"/>
+        <w:ind w:firstLine="708" w:firstLineChars="0"/>
+        <w:jc w:val="both"/>
+        <w:rPr>
+          <w:rFonts w:hint="default" w:ascii="Times New Roman" w:hAnsi="Times New Roman"/>
+          <w:b w:val="0"/>
+          <w:bCs w:val="0"/>
+          <w:sz w:val="28"/>
+          <w:szCs w:val="28"/>
+          <w:lang w:val="ru-RU"/>
+        </w:rPr>
+      </w:pPr>
+      <w:r>
+        <w:rPr>
+          <w:rFonts w:hint="default" w:ascii="Times New Roman" w:hAnsi="Times New Roman"/>
+          <w:b w:val="0"/>
+          <w:bCs w:val="0"/>
+          <w:sz w:val="28"/>
+          <w:szCs w:val="28"/>
+          <w:lang w:val="ru-RU"/>
+        </w:rPr>
+        <w:t>Для реализации автоматизированного тестирования веб-приложений используется широкий набор инструментальных средств, которые позволяют автоматизировать проверку пользовательского интерфейса, серверной логики, а также организовать процесс непрерывного тестирования и анализа результатов.</w:t>
+      </w:r>
+    </w:p>
+    <w:p>
+      <w:pPr>
+        <w:numPr>
+          <w:numId w:val="0"/>
+        </w:numPr>
+        <w:spacing w:after="160" w:line="360" w:lineRule="auto"/>
+        <w:ind w:firstLine="708" w:firstLineChars="0"/>
+        <w:jc w:val="both"/>
+        <w:rPr>
+          <w:rFonts w:hint="default" w:ascii="Times New Roman" w:hAnsi="Times New Roman"/>
+          <w:b w:val="0"/>
+          <w:bCs w:val="0"/>
+          <w:sz w:val="28"/>
+          <w:szCs w:val="28"/>
+          <w:lang w:val="ru-RU"/>
+        </w:rPr>
+      </w:pPr>
+      <w:r>
+        <w:rPr>
+          <w:rFonts w:hint="default" w:ascii="Times New Roman" w:hAnsi="Times New Roman"/>
+          <w:b w:val="0"/>
+          <w:bCs w:val="0"/>
+          <w:sz w:val="28"/>
+          <w:szCs w:val="28"/>
+          <w:lang w:val="ru-RU"/>
+        </w:rPr>
+        <w:t>Одним из наиболее распространённых инструментов для автоматизации тестирования веб-интерфейсов является Selenium. Данный инструмент предоставляет возможность управления браузером программным способом и имитации действий пользователя. Selenium поддерживает различные браузеры и операционные системы, что делает его удобным средством для кроссбраузерного тестирования веб-приложений. Благодаря поддержке языка Java и широкому сообществу, Selenium широко применяется в промышленных проектах.</w:t>
+      </w:r>
+    </w:p>
+    <w:p>
+      <w:pPr>
+        <w:numPr>
+          <w:numId w:val="0"/>
+        </w:numPr>
+        <w:spacing w:after="160" w:line="360" w:lineRule="auto"/>
+        <w:ind w:firstLine="708" w:firstLineChars="0"/>
+        <w:jc w:val="both"/>
+        <w:rPr>
+          <w:rFonts w:hint="default" w:ascii="Times New Roman" w:hAnsi="Times New Roman"/>
+          <w:b w:val="0"/>
+          <w:bCs w:val="0"/>
+          <w:sz w:val="28"/>
+          <w:szCs w:val="28"/>
+          <w:lang w:val="ru-RU"/>
+        </w:rPr>
+      </w:pPr>
+      <w:r>
+        <w:rPr>
+          <w:rFonts w:hint="default" w:ascii="Times New Roman" w:hAnsi="Times New Roman"/>
+          <w:b w:val="0"/>
+          <w:bCs w:val="0"/>
+          <w:sz w:val="28"/>
+          <w:szCs w:val="28"/>
+          <w:lang w:val="ru-RU"/>
+        </w:rPr>
+        <w:t>Для организации и управления автотестами используются фреймворки модульного тестирования, такие как TestNG и JUnit. Эти инструменты позволяют структурировать тесты, управлять порядком их выполнения, использовать аннотации и формировать отчётность о результатах тестирования. В контексте автоматизированного тестирования веб-приложений данные фреймворки применяются в качестве основы для построения тестовой инфраструктуры.</w:t>
+      </w:r>
+    </w:p>
+    <w:p>
+      <w:pPr>
+        <w:numPr>
+          <w:numId w:val="0"/>
+        </w:numPr>
+        <w:spacing w:after="160" w:line="360" w:lineRule="auto"/>
+        <w:ind w:firstLine="708" w:firstLineChars="0"/>
+        <w:jc w:val="both"/>
+        <w:rPr>
+          <w:rFonts w:hint="default" w:ascii="Times New Roman" w:hAnsi="Times New Roman"/>
+          <w:b w:val="0"/>
+          <w:bCs w:val="0"/>
+          <w:sz w:val="28"/>
+          <w:szCs w:val="28"/>
+          <w:lang w:val="ru-RU"/>
+        </w:rPr>
+      </w:pPr>
+      <w:r>
+        <w:rPr>
+          <w:rFonts w:hint="default" w:ascii="Times New Roman" w:hAnsi="Times New Roman"/>
+          <w:b w:val="0"/>
+          <w:bCs w:val="0"/>
+          <w:sz w:val="28"/>
+          <w:szCs w:val="28"/>
+          <w:lang w:val="ru-RU"/>
+        </w:rPr>
+        <w:t>Для тестирования программных интерфейсов приложений применяются специализированные инструменты API-тестирования. Они позволяют формировать HTTP-запросы, проверять корректность ответов сервера, а также выполнять валидацию данных и механизмов авторизации. Использование API-тестирования позволяет проверить бизнес-логику приложения независимо от пользовательского интерфейса и ускорить процесс выявления дефектов.</w:t>
+      </w:r>
+    </w:p>
+    <w:p>
+      <w:pPr>
+        <w:numPr>
+          <w:numId w:val="0"/>
+        </w:numPr>
+        <w:spacing w:after="160" w:line="360" w:lineRule="auto"/>
+        <w:ind w:firstLine="708" w:firstLineChars="0"/>
+        <w:jc w:val="both"/>
+        <w:rPr>
+          <w:rFonts w:hint="default" w:ascii="Times New Roman" w:hAnsi="Times New Roman"/>
+          <w:b w:val="0"/>
+          <w:bCs w:val="0"/>
+          <w:sz w:val="28"/>
+          <w:szCs w:val="28"/>
+          <w:lang w:val="ru-RU"/>
+        </w:rPr>
+      </w:pPr>
+      <w:r>
+        <w:rPr>
+          <w:rFonts w:hint="default" w:ascii="Times New Roman" w:hAnsi="Times New Roman"/>
+          <w:b w:val="0"/>
+          <w:bCs w:val="0"/>
+          <w:sz w:val="28"/>
+          <w:szCs w:val="28"/>
+          <w:lang w:val="ru-RU"/>
+        </w:rPr>
+        <w:t>Важной составляющей автоматизированного тестирования являются инструменты непрерывной интеграции и доставки (CI/CD). Одним из наиболее распространённых решений в данной области является Jenkins, который позволяет автоматизировать процесс сборки проекта и запуск автотестов при изменениях в коде. Интеграция автотестов с CI/CD-системами обеспечивает регулярную проверку качества программного обеспечения и своевременное выявление ошибок.</w:t>
+      </w:r>
+    </w:p>
+    <w:p>
+      <w:pPr>
+        <w:numPr>
+          <w:numId w:val="0"/>
+        </w:numPr>
+        <w:spacing w:after="160" w:line="360" w:lineRule="auto"/>
+        <w:ind w:firstLine="708" w:firstLineChars="0"/>
+        <w:jc w:val="both"/>
+        <w:rPr>
+          <w:rFonts w:hint="default" w:ascii="Times New Roman" w:hAnsi="Times New Roman"/>
+          <w:b w:val="0"/>
+          <w:bCs w:val="0"/>
+          <w:sz w:val="28"/>
+          <w:szCs w:val="28"/>
+          <w:lang w:val="ru-RU"/>
+        </w:rPr>
+      </w:pPr>
+      <w:r>
+        <w:rPr>
+          <w:rFonts w:hint="default" w:ascii="Times New Roman" w:hAnsi="Times New Roman"/>
+          <w:b w:val="0"/>
+          <w:bCs w:val="0"/>
+          <w:sz w:val="28"/>
+          <w:szCs w:val="28"/>
+          <w:lang w:val="ru-RU"/>
+        </w:rPr>
+        <w:t>Для анализа результатов тестирования и наглядного представления информации о качестве программного продукта используются инструменты отчётности, такие как Allure Report. Данные средства позволяют формировать подробные отчёты о выполнении тестов, отображать статистику, историю запусков и выявленные дефекты. Наличие отчётности облегчает анализ результатов тестирования и повышает прозрачность процесса обеспечения качества.</w:t>
+      </w:r>
+    </w:p>
+    <w:p>
+      <w:pPr>
+        <w:numPr>
+          <w:numId w:val="0"/>
+        </w:numPr>
+        <w:spacing w:after="160" w:line="360" w:lineRule="auto"/>
+        <w:ind w:firstLine="708" w:firstLineChars="0"/>
+        <w:jc w:val="both"/>
+        <w:rPr>
+          <w:rFonts w:hint="default" w:ascii="Times New Roman" w:hAnsi="Times New Roman"/>
+          <w:b w:val="0"/>
+          <w:bCs w:val="0"/>
+          <w:sz w:val="28"/>
+          <w:szCs w:val="28"/>
+          <w:lang w:val="ru-RU"/>
+        </w:rPr>
+      </w:pPr>
+      <w:r>
+        <w:rPr>
+          <w:rFonts w:hint="default" w:ascii="Times New Roman" w:hAnsi="Times New Roman"/>
+          <w:b w:val="0"/>
+          <w:bCs w:val="0"/>
+          <w:sz w:val="28"/>
+          <w:szCs w:val="28"/>
+          <w:lang w:val="ru-RU"/>
+        </w:rPr>
+        <w:t>Таким образом, использование современных средств автоматизированного тестирования позволяет выстроить эффективную и масштабируемую систему контроля качества веб-приложений, интегрированную в процесс разработки и сопровождения программного обеспечения.</w:t>
+      </w:r>
+    </w:p>
+    <w:p>
+      <w:pPr>
+        <w:numPr>
+          <w:numId w:val="0"/>
+        </w:numPr>
+        <w:spacing w:after="160" w:line="360" w:lineRule="auto"/>
+        <w:ind w:firstLine="708" w:firstLineChars="0"/>
+        <w:jc w:val="both"/>
+        <w:rPr>
+          <w:rFonts w:hint="default" w:ascii="Times New Roman" w:hAnsi="Times New Roman"/>
+          <w:b w:val="0"/>
+          <w:bCs w:val="0"/>
+          <w:sz w:val="28"/>
+          <w:szCs w:val="28"/>
+          <w:lang w:val="ru-RU"/>
+        </w:rPr>
+      </w:pPr>
       <w:bookmarkStart w:id="0" w:name="_GoBack"/>
       <w:bookmarkEnd w:id="0"/>
+    </w:p>
+    <w:p>
+      <w:pPr>
+        <w:numPr>
+          <w:numId w:val="0"/>
+        </w:numPr>
+        <w:spacing w:after="160" w:line="360" w:lineRule="auto"/>
+        <w:ind w:firstLine="708" w:firstLineChars="0"/>
+        <w:jc w:val="both"/>
+        <w:rPr>
+          <w:rFonts w:hint="default" w:ascii="Times New Roman" w:hAnsi="Times New Roman"/>
+          <w:b w:val="0"/>
+          <w:bCs w:val="0"/>
+          <w:sz w:val="28"/>
+          <w:szCs w:val="28"/>
+          <w:lang w:val="ru-RU"/>
+        </w:rPr>
+      </w:pPr>
     </w:p>
     <w:p>
       <w:pPr>

--- a/Дипломная_работа_ИВТАСбд-41_БорковИван.docx
+++ b/Дипломная_работа_ИВТАСбд-41_БорковИван.docx
@@ -4325,8 +4325,432 @@
           <w:lang w:val="ru-RU"/>
         </w:rPr>
       </w:pPr>
+    </w:p>
+    <w:p>
+      <w:pPr>
+        <w:numPr>
+          <w:numId w:val="0"/>
+        </w:numPr>
+        <w:spacing w:after="160" w:line="360" w:lineRule="auto"/>
+        <w:ind w:firstLine="708" w:firstLineChars="0"/>
+        <w:jc w:val="both"/>
+        <w:rPr>
+          <w:rFonts w:hint="default" w:ascii="Times New Roman" w:hAnsi="Times New Roman"/>
+          <w:b/>
+          <w:bCs/>
+          <w:sz w:val="28"/>
+          <w:szCs w:val="28"/>
+          <w:lang w:val="ru-RU"/>
+        </w:rPr>
+      </w:pPr>
+      <w:r>
+        <w:rPr>
+          <w:rFonts w:hint="default" w:ascii="Times New Roman" w:hAnsi="Times New Roman"/>
+          <w:b/>
+          <w:bCs/>
+          <w:sz w:val="28"/>
+          <w:szCs w:val="28"/>
+          <w:lang w:val="ru-RU"/>
+        </w:rPr>
+        <w:t>1.2.4. Преимущества и ограничения автоматизированного тестирования</w:t>
+      </w:r>
+    </w:p>
+    <w:p>
+      <w:pPr>
+        <w:numPr>
+          <w:numId w:val="0"/>
+        </w:numPr>
+        <w:spacing w:after="160" w:line="360" w:lineRule="auto"/>
+        <w:ind w:firstLine="708" w:firstLineChars="0"/>
+        <w:jc w:val="both"/>
+        <w:rPr>
+          <w:rFonts w:hint="default" w:ascii="Times New Roman" w:hAnsi="Times New Roman"/>
+          <w:b w:val="0"/>
+          <w:bCs w:val="0"/>
+          <w:sz w:val="28"/>
+          <w:szCs w:val="28"/>
+          <w:lang w:val="ru-RU"/>
+        </w:rPr>
+      </w:pPr>
+      <w:r>
+        <w:rPr>
+          <w:rFonts w:hint="default" w:ascii="Times New Roman" w:hAnsi="Times New Roman"/>
+          <w:b w:val="0"/>
+          <w:bCs w:val="0"/>
+          <w:sz w:val="28"/>
+          <w:szCs w:val="28"/>
+          <w:lang w:val="ru-RU"/>
+        </w:rPr>
+        <w:t>Автоматизированное тестирование обладает рядом существенных преимуществ, которые делают его эффективным инструментом обеспечения качества программного обеспечения, особенно в проектах с высокой сложностью и частыми изменениями.</w:t>
+      </w:r>
+    </w:p>
+    <w:p>
+      <w:pPr>
+        <w:numPr>
+          <w:numId w:val="0"/>
+        </w:numPr>
+        <w:spacing w:after="160" w:line="360" w:lineRule="auto"/>
+        <w:ind w:firstLine="708" w:firstLineChars="0"/>
+        <w:jc w:val="both"/>
+        <w:rPr>
+          <w:rFonts w:hint="default" w:ascii="Times New Roman" w:hAnsi="Times New Roman"/>
+          <w:b w:val="0"/>
+          <w:bCs w:val="0"/>
+          <w:sz w:val="28"/>
+          <w:szCs w:val="28"/>
+          <w:lang w:val="ru-RU"/>
+        </w:rPr>
+      </w:pPr>
+      <w:r>
+        <w:rPr>
+          <w:rFonts w:hint="default" w:ascii="Times New Roman" w:hAnsi="Times New Roman"/>
+          <w:b w:val="0"/>
+          <w:bCs w:val="0"/>
+          <w:sz w:val="28"/>
+          <w:szCs w:val="28"/>
+          <w:lang w:val="ru-RU"/>
+        </w:rPr>
+        <w:t>К основным преимуществам автоматизированного тестирования относится его высокая эффективность при повторяющихся проверках. Автотесты позволяют выполнять регрессионное тестирование после каждого изменения кода без значительных временных затрат. Это особенно важно для крупных веб-приложений, где ручная проверка всех функциональных сценариев требует значительных ресурсов.</w:t>
+      </w:r>
+    </w:p>
+    <w:p>
+      <w:pPr>
+        <w:numPr>
+          <w:numId w:val="0"/>
+        </w:numPr>
+        <w:spacing w:after="160" w:line="360" w:lineRule="auto"/>
+        <w:ind w:firstLine="708" w:firstLineChars="0"/>
+        <w:jc w:val="both"/>
+        <w:rPr>
+          <w:rFonts w:hint="default" w:ascii="Times New Roman" w:hAnsi="Times New Roman"/>
+          <w:b w:val="0"/>
+          <w:bCs w:val="0"/>
+          <w:sz w:val="28"/>
+          <w:szCs w:val="28"/>
+          <w:lang w:val="ru-RU"/>
+        </w:rPr>
+      </w:pPr>
+      <w:r>
+        <w:rPr>
+          <w:rFonts w:hint="default" w:ascii="Times New Roman" w:hAnsi="Times New Roman"/>
+          <w:b w:val="0"/>
+          <w:bCs w:val="0"/>
+          <w:sz w:val="28"/>
+          <w:szCs w:val="28"/>
+          <w:lang w:val="ru-RU"/>
+        </w:rPr>
+        <w:t>Автоматизация тестирования также обеспечивает стабильность и воспроизводимость результатов. Автотесты выполняются по заранее заданным сценариям и исключают влияние человеческого фактора, что позволяет получать объективную информацию о состоянии системы. Кроме того, автоматизированное тестирование хорошо интегрируется в процессы непрерывной интеграции и доставки, обеспечивая быстрый контроль качества на каждом этапе разработки.</w:t>
+      </w:r>
+    </w:p>
+    <w:p>
+      <w:pPr>
+        <w:numPr>
+          <w:numId w:val="0"/>
+        </w:numPr>
+        <w:spacing w:after="160" w:line="360" w:lineRule="auto"/>
+        <w:ind w:firstLine="708" w:firstLineChars="0"/>
+        <w:jc w:val="both"/>
+        <w:rPr>
+          <w:rFonts w:hint="default" w:ascii="Times New Roman" w:hAnsi="Times New Roman"/>
+          <w:b w:val="0"/>
+          <w:bCs w:val="0"/>
+          <w:sz w:val="28"/>
+          <w:szCs w:val="28"/>
+          <w:lang w:val="ru-RU"/>
+        </w:rPr>
+      </w:pPr>
+      <w:r>
+        <w:rPr>
+          <w:rFonts w:hint="default" w:ascii="Times New Roman" w:hAnsi="Times New Roman"/>
+          <w:b w:val="0"/>
+          <w:bCs w:val="0"/>
+          <w:sz w:val="28"/>
+          <w:szCs w:val="28"/>
+          <w:lang w:val="ru-RU"/>
+        </w:rPr>
+        <w:t>Наиболее эффективно автоматизированное тестирование применяется для проверки бизнес-критичных сценариев, API-интерфейсов, а также при нагрузочном и регрессионном тестировании. В таких случаях автоматизация позволяет существенно сократить время тестирования и повысить надёжность выпускаемых версий программного обеспечения.</w:t>
+      </w:r>
+    </w:p>
+    <w:p>
+      <w:pPr>
+        <w:numPr>
+          <w:numId w:val="0"/>
+        </w:numPr>
+        <w:spacing w:after="160" w:line="360" w:lineRule="auto"/>
+        <w:ind w:firstLine="708" w:firstLineChars="0"/>
+        <w:jc w:val="both"/>
+        <w:rPr>
+          <w:rFonts w:hint="default" w:ascii="Times New Roman" w:hAnsi="Times New Roman"/>
+          <w:b w:val="0"/>
+          <w:bCs w:val="0"/>
+          <w:sz w:val="28"/>
+          <w:szCs w:val="28"/>
+          <w:lang w:val="ru-RU"/>
+        </w:rPr>
+      </w:pPr>
+      <w:r>
+        <w:rPr>
+          <w:rFonts w:hint="default" w:ascii="Times New Roman" w:hAnsi="Times New Roman"/>
+          <w:b w:val="0"/>
+          <w:bCs w:val="0"/>
+          <w:sz w:val="28"/>
+          <w:szCs w:val="28"/>
+          <w:lang w:val="ru-RU"/>
+        </w:rPr>
+        <w:t>В то же время автоматизированное тестирование имеет и определённые ограничения. Автотесты не способны полностью заменить ручное тестирование, особенно в задачах, связанных с оценкой удобства использования, визуального восприятия интерфейса и пользовательского опыта. Такие аспекты требуют участия человека и субъективной оценки.</w:t>
+      </w:r>
+    </w:p>
+    <w:p>
+      <w:pPr>
+        <w:numPr>
+          <w:numId w:val="0"/>
+        </w:numPr>
+        <w:spacing w:after="160" w:line="360" w:lineRule="auto"/>
+        <w:ind w:firstLine="708" w:firstLineChars="0"/>
+        <w:jc w:val="both"/>
+        <w:rPr>
+          <w:rFonts w:hint="default" w:ascii="Times New Roman" w:hAnsi="Times New Roman"/>
+          <w:b w:val="0"/>
+          <w:bCs w:val="0"/>
+          <w:sz w:val="28"/>
+          <w:szCs w:val="28"/>
+          <w:lang w:val="ru-RU"/>
+        </w:rPr>
+      </w:pPr>
+      <w:r>
+        <w:rPr>
+          <w:rFonts w:hint="default" w:ascii="Times New Roman" w:hAnsi="Times New Roman"/>
+          <w:b w:val="0"/>
+          <w:bCs w:val="0"/>
+          <w:sz w:val="28"/>
+          <w:szCs w:val="28"/>
+          <w:lang w:val="ru-RU"/>
+        </w:rPr>
+        <w:t>Существенной проблемой автоматизированного тестирования является сложность поддержки автотестов. Изменения в пользовательском интерфейсе, бизнес-логике или архитектуре приложения могут приводить к необходимости доработки большого количества тестов. Без продуманной архитектуры тестовой инфраструктуры автотесты могут становиться нестабильными и трудоёмкими в сопровождении.</w:t>
+      </w:r>
+    </w:p>
+    <w:p>
+      <w:pPr>
+        <w:numPr>
+          <w:numId w:val="0"/>
+        </w:numPr>
+        <w:spacing w:after="160" w:line="360" w:lineRule="auto"/>
+        <w:ind w:firstLine="708" w:firstLineChars="0"/>
+        <w:jc w:val="both"/>
+        <w:rPr>
+          <w:rFonts w:hint="default" w:ascii="Times New Roman" w:hAnsi="Times New Roman"/>
+          <w:b w:val="0"/>
+          <w:bCs w:val="0"/>
+          <w:sz w:val="28"/>
+          <w:szCs w:val="28"/>
+          <w:lang w:val="ru-RU"/>
+        </w:rPr>
+      </w:pPr>
+      <w:r>
+        <w:rPr>
+          <w:rFonts w:hint="default" w:ascii="Times New Roman" w:hAnsi="Times New Roman"/>
+          <w:b w:val="0"/>
+          <w:bCs w:val="0"/>
+          <w:sz w:val="28"/>
+          <w:szCs w:val="28"/>
+          <w:lang w:val="ru-RU"/>
+        </w:rPr>
+        <w:t>В связи с этим эффективное применение автоматизированного тестирования требует архитектурного подхода к построению тестовой системы. Необходимо учитывать принципы модульности, переиспользуемости компонентов и изоляции тестов. Грамотно спроектированная тестовая инфраструктура позволяет снизить затраты на поддержку автотестов и обеспечить их долгосрочную эффективность.</w:t>
+      </w:r>
+    </w:p>
+    <w:p>
+      <w:pPr>
+        <w:numPr>
+          <w:numId w:val="0"/>
+        </w:numPr>
+        <w:spacing w:after="160" w:line="360" w:lineRule="auto"/>
+        <w:ind w:firstLine="708" w:firstLineChars="0"/>
+        <w:jc w:val="both"/>
+        <w:rPr>
+          <w:rFonts w:hint="default" w:ascii="Times New Roman" w:hAnsi="Times New Roman"/>
+          <w:b w:val="0"/>
+          <w:bCs w:val="0"/>
+          <w:sz w:val="28"/>
+          <w:szCs w:val="28"/>
+          <w:lang w:val="ru-RU"/>
+        </w:rPr>
+      </w:pPr>
+      <w:r>
+        <w:rPr>
+          <w:rFonts w:hint="default" w:ascii="Times New Roman" w:hAnsi="Times New Roman"/>
+          <w:b w:val="0"/>
+          <w:bCs w:val="0"/>
+          <w:sz w:val="28"/>
+          <w:szCs w:val="28"/>
+          <w:lang w:val="ru-RU"/>
+        </w:rPr>
+        <w:t>Таким образом, автоматизированное тестирование является мощным инструментом обеспечения качества программного обеспечения, однако его использование должно быть обоснованным и сочетаться с ручными методами тестирования в рамках комплексной стратегии контроля качества.</w:t>
+      </w:r>
+    </w:p>
+    <w:p>
+      <w:pPr>
+        <w:rPr>
+          <w:rFonts w:hint="default" w:ascii="Times New Roman" w:hAnsi="Times New Roman"/>
+          <w:b w:val="0"/>
+          <w:bCs w:val="0"/>
+          <w:sz w:val="28"/>
+          <w:szCs w:val="28"/>
+          <w:lang w:val="ru-RU"/>
+        </w:rPr>
+      </w:pPr>
+      <w:r>
+        <w:rPr>
+          <w:rFonts w:hint="default" w:ascii="Times New Roman" w:hAnsi="Times New Roman"/>
+          <w:b w:val="0"/>
+          <w:bCs w:val="0"/>
+          <w:sz w:val="28"/>
+          <w:szCs w:val="28"/>
+          <w:lang w:val="ru-RU"/>
+        </w:rPr>
+        <w:br w:type="page"/>
+      </w:r>
+    </w:p>
+    <w:p>
+      <w:pPr>
+        <w:numPr>
+          <w:numId w:val="0"/>
+        </w:numPr>
+        <w:spacing w:after="160" w:line="360" w:lineRule="auto"/>
+        <w:ind w:firstLine="708" w:firstLineChars="0"/>
+        <w:jc w:val="center"/>
+        <w:rPr>
+          <w:rFonts w:hint="default" w:ascii="Times New Roman" w:hAnsi="Times New Roman"/>
+          <w:b w:val="0"/>
+          <w:bCs w:val="0"/>
+          <w:sz w:val="28"/>
+          <w:szCs w:val="28"/>
+          <w:u w:val="single"/>
+          <w:lang w:val="ru-RU"/>
+        </w:rPr>
+      </w:pPr>
+      <w:r>
+        <w:rPr>
+          <w:rFonts w:hint="default" w:ascii="Times New Roman" w:hAnsi="Times New Roman"/>
+          <w:b/>
+          <w:bCs/>
+          <w:sz w:val="28"/>
+          <w:szCs w:val="28"/>
+          <w:u w:val="single"/>
+          <w:lang w:val="ru-RU"/>
+        </w:rPr>
+        <w:t>Параграф 3.</w:t>
+      </w:r>
+      <w:r>
+        <w:rPr>
+          <w:rFonts w:hint="default" w:ascii="Times New Roman" w:hAnsi="Times New Roman"/>
+          <w:b w:val="0"/>
+          <w:bCs w:val="0"/>
+          <w:sz w:val="28"/>
+          <w:szCs w:val="28"/>
+          <w:u w:val="single"/>
+          <w:lang w:val="ru-RU"/>
+        </w:rPr>
+        <w:t xml:space="preserve"> </w:t>
+      </w:r>
+      <w:r>
+        <w:rPr>
+          <w:rFonts w:hint="default" w:ascii="Times New Roman" w:hAnsi="Times New Roman"/>
+          <w:b w:val="0"/>
+          <w:bCs w:val="0"/>
+          <w:i/>
+          <w:iCs/>
+          <w:sz w:val="28"/>
+          <w:szCs w:val="28"/>
+          <w:u w:val="single"/>
+          <w:lang w:val="ru-RU"/>
+        </w:rPr>
+        <w:t>Выбор средств и технологий для разработки автотестов</w:t>
+      </w:r>
+    </w:p>
+    <w:p>
+      <w:pPr>
+        <w:numPr>
+          <w:numId w:val="0"/>
+        </w:numPr>
+        <w:spacing w:after="160" w:line="360" w:lineRule="auto"/>
+        <w:ind w:firstLine="708" w:firstLineChars="0"/>
+        <w:jc w:val="both"/>
+        <w:rPr>
+          <w:rFonts w:hint="default" w:ascii="Times New Roman" w:hAnsi="Times New Roman"/>
+          <w:b/>
+          <w:bCs/>
+          <w:sz w:val="28"/>
+          <w:szCs w:val="28"/>
+          <w:lang w:val="ru-RU"/>
+        </w:rPr>
+      </w:pPr>
+      <w:r>
+        <w:rPr>
+          <w:rFonts w:hint="default" w:ascii="Times New Roman" w:hAnsi="Times New Roman"/>
+          <w:b/>
+          <w:bCs/>
+          <w:sz w:val="28"/>
+          <w:szCs w:val="28"/>
+          <w:lang w:val="ru-RU"/>
+        </w:rPr>
+        <w:t xml:space="preserve">1.3.1. Критерии выбора инструментов автоматизации тестирования </w:t>
+      </w:r>
+    </w:p>
+    <w:p>
+      <w:pPr>
+        <w:numPr>
+          <w:numId w:val="0"/>
+        </w:numPr>
+        <w:spacing w:after="160" w:line="360" w:lineRule="auto"/>
+        <w:ind w:firstLine="708" w:firstLineChars="0"/>
+        <w:jc w:val="both"/>
+        <w:rPr>
+          <w:rFonts w:hint="default" w:ascii="Times New Roman" w:hAnsi="Times New Roman"/>
+          <w:b w:val="0"/>
+          <w:bCs w:val="0"/>
+          <w:sz w:val="28"/>
+          <w:szCs w:val="28"/>
+          <w:lang w:val="ru-RU"/>
+        </w:rPr>
+      </w:pPr>
       <w:bookmarkStart w:id="0" w:name="_GoBack"/>
       <w:bookmarkEnd w:id="0"/>
+    </w:p>
+    <w:p>
+      <w:pPr>
+        <w:numPr>
+          <w:numId w:val="0"/>
+        </w:numPr>
+        <w:spacing w:after="160" w:line="360" w:lineRule="auto"/>
+        <w:ind w:firstLine="708" w:firstLineChars="0"/>
+        <w:jc w:val="both"/>
+        <w:rPr>
+          <w:rFonts w:hint="default" w:ascii="Times New Roman" w:hAnsi="Times New Roman"/>
+          <w:b w:val="0"/>
+          <w:bCs w:val="0"/>
+          <w:sz w:val="28"/>
+          <w:szCs w:val="28"/>
+          <w:lang w:val="ru-RU"/>
+        </w:rPr>
+      </w:pPr>
+    </w:p>
+    <w:p>
+      <w:pPr>
+        <w:numPr>
+          <w:numId w:val="0"/>
+        </w:numPr>
+        <w:spacing w:after="160" w:line="360" w:lineRule="auto"/>
+        <w:ind w:firstLine="708" w:firstLineChars="0"/>
+        <w:jc w:val="both"/>
+        <w:rPr>
+          <w:rFonts w:hint="default" w:ascii="Times New Roman" w:hAnsi="Times New Roman"/>
+          <w:b w:val="0"/>
+          <w:bCs w:val="0"/>
+          <w:sz w:val="28"/>
+          <w:szCs w:val="28"/>
+          <w:lang w:val="ru-RU"/>
+        </w:rPr>
+      </w:pPr>
     </w:p>
     <w:p>
       <w:pPr>

--- a/Дипломная_работа_ИВТАСбд-41_БорковИван.docx
+++ b/Дипломная_работа_ИВТАСбд-41_БорковИван.docx
@@ -4715,6 +4715,17 @@
       </w:pPr>
       <w:bookmarkStart w:id="0" w:name="_GoBack"/>
       <w:bookmarkEnd w:id="0"/>
+      <w:r>
+        <w:rPr>
+          <w:rFonts w:hint="default" w:ascii="Times New Roman" w:hAnsi="Times New Roman"/>
+          <w:b w:val="0"/>
+          <w:bCs w:val="0"/>
+          <w:sz w:val="28"/>
+          <w:szCs w:val="28"/>
+          <w:lang w:val="ru-RU"/>
+        </w:rPr>
+        <w:t>Выбор средств и технологий для автоматизации тестирования является важным этапом при построении эффективной тестовой инфраструктуры. От корректности данного выбора зависит масштабируемость системы автотестов, удобство её сопровождения, а также возможность интеграции в процессы разработки и непрерывной интеграции.</w:t>
+      </w:r>
     </w:p>
     <w:p>
       <w:pPr>
@@ -4733,6 +4744,17 @@
           <w:lang w:val="ru-RU"/>
         </w:rPr>
       </w:pPr>
+      <w:r>
+        <w:rPr>
+          <w:rFonts w:hint="default" w:ascii="Times New Roman" w:hAnsi="Times New Roman"/>
+          <w:b w:val="0"/>
+          <w:bCs w:val="0"/>
+          <w:sz w:val="28"/>
+          <w:szCs w:val="28"/>
+          <w:lang w:val="ru-RU"/>
+        </w:rPr>
+        <w:t>Одним из ключевых критериев выбора инструментов автоматизации тестирования является язык программирования. Используемый язык должен быть распространённым, обладать развитой экосистемой библиотек и инструментов, а также быть знакомым команде разработки и тестирования. Применение единого языка программирования для разработки приложения и автотестов упрощает поддержку тестового кода и снижает порог входа для специалистов.</w:t>
+      </w:r>
     </w:p>
     <w:p>
       <w:pPr>
@@ -4751,6 +4773,17 @@
           <w:lang w:val="ru-RU"/>
         </w:rPr>
       </w:pPr>
+      <w:r>
+        <w:rPr>
+          <w:rFonts w:hint="default" w:ascii="Times New Roman" w:hAnsi="Times New Roman"/>
+          <w:b w:val="0"/>
+          <w:bCs w:val="0"/>
+          <w:sz w:val="28"/>
+          <w:szCs w:val="28"/>
+          <w:lang w:val="ru-RU"/>
+        </w:rPr>
+        <w:t>Важным фактором является масштабируемость тестовой инфраструктуры. Инструменты автоматизации должны поддерживать возможность расширения набора тестов, добавления новых сценариев и работы с различными окружениями без существенных изменений архитектуры. Масштабируемость особенно актуальна для проектов с активным развитием функциональности и увеличением объёма тестирования.</w:t>
+      </w:r>
     </w:p>
     <w:p>
       <w:pPr>
@@ -4769,6 +4802,17 @@
           <w:lang w:val="ru-RU"/>
         </w:rPr>
       </w:pPr>
+      <w:r>
+        <w:rPr>
+          <w:rFonts w:hint="default" w:ascii="Times New Roman" w:hAnsi="Times New Roman"/>
+          <w:b w:val="0"/>
+          <w:bCs w:val="0"/>
+          <w:sz w:val="28"/>
+          <w:szCs w:val="28"/>
+          <w:lang w:val="ru-RU"/>
+        </w:rPr>
+        <w:t>Неотъемлемым критерием является интеграция с системами CI/CD. Современные процессы разработки программного обеспечения предполагают автоматический запуск тестов при каждом изменении кода. Инструменты автоматизации тестирования должны обеспечивать простую и надёжную интеграцию с системами непрерывной интеграции и доставки, позволяя получать оперативную обратную связь о качестве программного продукта.</w:t>
+      </w:r>
     </w:p>
     <w:p>
       <w:pPr>
@@ -4787,6 +4831,17 @@
           <w:lang w:val="ru-RU"/>
         </w:rPr>
       </w:pPr>
+      <w:r>
+        <w:rPr>
+          <w:rFonts w:hint="default" w:ascii="Times New Roman" w:hAnsi="Times New Roman"/>
+          <w:b w:val="0"/>
+          <w:bCs w:val="0"/>
+          <w:sz w:val="28"/>
+          <w:szCs w:val="28"/>
+          <w:lang w:val="ru-RU"/>
+        </w:rPr>
+        <w:t>Значимым аспектом является поддержка средств отчётности. Результаты выполнения автотестов должны быть представлены в наглядном и структурированном виде, что облегчает анализ ошибок и контроль качества. Инструменты автоматизации должны предоставлять возможность формирования отчётов, содержащих информацию о статусе тестов, времени выполнения и выявленных дефектах.</w:t>
+      </w:r>
     </w:p>
     <w:p>
       <w:pPr>
@@ -4802,6 +4857,154 @@
           <w:bCs w:val="0"/>
           <w:sz w:val="28"/>
           <w:szCs w:val="28"/>
+          <w:lang w:val="ru-RU"/>
+        </w:rPr>
+      </w:pPr>
+      <w:r>
+        <w:rPr>
+          <w:rFonts w:hint="default" w:ascii="Times New Roman" w:hAnsi="Times New Roman"/>
+          <w:b w:val="0"/>
+          <w:bCs w:val="0"/>
+          <w:sz w:val="28"/>
+          <w:szCs w:val="28"/>
+          <w:lang w:val="ru-RU"/>
+        </w:rPr>
+        <w:t>Дополнительным критерием выбора является возможность параллельного запуска тестов. Поддержка параллельного выполнения позволяет существенно сократить общее время тестирования, особенно при большом объёме тестовых сценариев. Это особенно актуально при интеграции автотестов в CI/CD-процессы, где скорость получения результатов играет важную роль.</w:t>
+      </w:r>
+    </w:p>
+    <w:p>
+      <w:pPr>
+        <w:numPr>
+          <w:numId w:val="0"/>
+        </w:numPr>
+        <w:spacing w:after="160" w:line="360" w:lineRule="auto"/>
+        <w:ind w:firstLine="708" w:firstLineChars="0"/>
+        <w:jc w:val="both"/>
+        <w:rPr>
+          <w:rFonts w:hint="default" w:ascii="Times New Roman" w:hAnsi="Times New Roman"/>
+          <w:b w:val="0"/>
+          <w:bCs w:val="0"/>
+          <w:sz w:val="28"/>
+          <w:szCs w:val="28"/>
+          <w:lang w:val="ru-RU"/>
+        </w:rPr>
+      </w:pPr>
+      <w:r>
+        <w:rPr>
+          <w:rFonts w:hint="default" w:ascii="Times New Roman" w:hAnsi="Times New Roman"/>
+          <w:b w:val="0"/>
+          <w:bCs w:val="0"/>
+          <w:sz w:val="28"/>
+          <w:szCs w:val="28"/>
+          <w:lang w:val="ru-RU"/>
+        </w:rPr>
+        <w:t>Таким образом, при выборе инструментов автоматизации тестирования необходимо учитывать совокупность критериев, обеспечивающих эффективность, надёжность и долгосрочную поддерживаемость тестовой инфраструктуры.</w:t>
+      </w:r>
+    </w:p>
+    <w:p>
+      <w:pPr>
+        <w:numPr>
+          <w:numId w:val="0"/>
+        </w:numPr>
+        <w:spacing w:after="160" w:line="360" w:lineRule="auto"/>
+        <w:ind w:firstLine="708" w:firstLineChars="0"/>
+        <w:jc w:val="both"/>
+        <w:rPr>
+          <w:rFonts w:hint="default" w:ascii="Times New Roman" w:hAnsi="Times New Roman"/>
+          <w:b w:val="0"/>
+          <w:bCs w:val="0"/>
+          <w:sz w:val="28"/>
+          <w:szCs w:val="28"/>
+          <w:lang w:val="ru-RU"/>
+        </w:rPr>
+      </w:pPr>
+    </w:p>
+    <w:p>
+      <w:pPr>
+        <w:numPr>
+          <w:numId w:val="0"/>
+        </w:numPr>
+        <w:spacing w:after="160" w:line="360" w:lineRule="auto"/>
+        <w:ind w:firstLine="708" w:firstLineChars="0"/>
+        <w:jc w:val="both"/>
+        <w:rPr>
+          <w:rFonts w:hint="default" w:ascii="Times New Roman" w:hAnsi="Times New Roman"/>
+          <w:b w:val="0"/>
+          <w:bCs w:val="0"/>
+          <w:sz w:val="28"/>
+          <w:szCs w:val="28"/>
+          <w:lang w:val="ru-RU"/>
+        </w:rPr>
+      </w:pPr>
+    </w:p>
+    <w:p>
+      <w:pPr>
+        <w:numPr>
+          <w:numId w:val="0"/>
+        </w:numPr>
+        <w:spacing w:after="160" w:line="360" w:lineRule="auto"/>
+        <w:ind w:firstLine="708" w:firstLineChars="0"/>
+        <w:jc w:val="both"/>
+        <w:rPr>
+          <w:rFonts w:hint="default" w:ascii="Times New Roman" w:hAnsi="Times New Roman"/>
+          <w:b w:val="0"/>
+          <w:bCs w:val="0"/>
+          <w:sz w:val="28"/>
+          <w:szCs w:val="28"/>
+          <w:lang w:val="ru-RU"/>
+        </w:rPr>
+      </w:pPr>
+    </w:p>
+    <w:p>
+      <w:pPr>
+        <w:numPr>
+          <w:numId w:val="0"/>
+        </w:numPr>
+        <w:spacing w:after="160" w:line="360" w:lineRule="auto"/>
+        <w:ind w:firstLine="708" w:firstLineChars="0"/>
+        <w:jc w:val="both"/>
+        <w:rPr>
+          <w:rFonts w:hint="default" w:ascii="Times New Roman" w:hAnsi="Times New Roman"/>
+          <w:b w:val="0"/>
+          <w:bCs w:val="0"/>
+          <w:sz w:val="28"/>
+          <w:szCs w:val="28"/>
+          <w:lang w:val="ru-RU"/>
+        </w:rPr>
+      </w:pPr>
+    </w:p>
+    <w:p>
+      <w:pPr>
+        <w:numPr>
+          <w:numId w:val="0"/>
+        </w:numPr>
+        <w:spacing w:after="160" w:line="360" w:lineRule="auto"/>
+        <w:ind w:firstLine="708" w:firstLineChars="0"/>
+        <w:jc w:val="both"/>
+        <w:rPr>
+          <w:rFonts w:hint="default" w:ascii="Times New Roman" w:hAnsi="Times New Roman"/>
+          <w:b w:val="0"/>
+          <w:bCs w:val="0"/>
+          <w:sz w:val="28"/>
+          <w:szCs w:val="28"/>
+          <w:lang w:val="ru-RU"/>
+        </w:rPr>
+      </w:pPr>
+    </w:p>
+    <w:p>
+      <w:pPr>
+        <w:numPr>
+          <w:numId w:val="0"/>
+        </w:numPr>
+        <w:spacing w:after="160" w:line="360" w:lineRule="auto"/>
+        <w:ind w:firstLine="708" w:firstLineChars="0"/>
+        <w:jc w:val="both"/>
+        <w:rPr>
+          <w:rFonts w:hint="default" w:ascii="Times New Roman" w:hAnsi="Times New Roman"/>
+          <w:b w:val="0"/>
+          <w:bCs w:val="0"/>
+          <w:sz w:val="28"/>
+          <w:szCs w:val="28"/>
           <w:lang w:val="en-US"/>
         </w:rPr>
       </w:pPr>
@@ -4824,9 +5027,11 @@
       </w:pPr>
     </w:p>
     <w:sectPr>
+      <w:footerReference r:id="rId5" w:type="default"/>
       <w:pgSz w:w="11906" w:h="16838"/>
       <w:pgMar w:top="1134" w:right="850" w:bottom="1134" w:left="1701" w:header="708" w:footer="708" w:gutter="0"/>
       <w:cols w:space="708" w:num="1"/>
+      <w:titlePg/>
       <w:docGrid w:linePitch="360" w:charSpace="0"/>
     </w:sectPr>
   </w:body>
@@ -4856,6 +5061,152 @@
     </w:p>
   </w:endnote>
 </w:endnotes>
+</file>
+
+<file path=word/footer1.xml><?xml version="1.0" encoding="utf-8"?>
+<w:ftr xmlns:wpc="http://schemas.microsoft.com/office/word/2010/wordprocessingCanvas" xmlns:mc="http://schemas.openxmlformats.org/markup-compatibility/2006" xmlns:o="urn:schemas-microsoft-com:office:office" xmlns:r="http://schemas.openxmlformats.org/officeDocument/2006/relationships" xmlns:m="http://schemas.openxmlformats.org/officeDocument/2006/math" xmlns:v="urn:schemas-microsoft-com:vml" xmlns:wp14="http://schemas.microsoft.com/office/word/2010/wordprocessingDrawing" xmlns:wp="http://schemas.openxmlformats.org/drawingml/2006/wordprocessingDrawing" xmlns:w10="urn:schemas-microsoft-com:office:word" xmlns:w="http://schemas.openxmlformats.org/wordprocessingml/2006/main" xmlns:w14="http://schemas.microsoft.com/office/word/2010/wordml" xmlns:w15="http://schemas.microsoft.com/office/word/2012/wordml" xmlns:wpg="http://schemas.microsoft.com/office/word/2010/wordprocessingGroup" xmlns:wpi="http://schemas.microsoft.com/office/word/2010/wordprocessingInk" xmlns:wne="http://schemas.microsoft.com/office/word/2006/wordml" xmlns:wps="http://schemas.microsoft.com/office/word/2010/wordprocessingShape" xmlns:wpsCustomData="http://www.wps.cn/officeDocument/2013/wpsCustomData" mc:Ignorable="w14 w15 wp14">
+  <w:p>
+    <w:pPr>
+      <w:pStyle w:val="8"/>
+    </w:pPr>
+    <w:r>
+      <w:rPr>
+        <w:sz w:val="22"/>
+      </w:rPr>
+      <mc:AlternateContent>
+        <mc:Choice Requires="wps">
+          <w:drawing>
+            <wp:anchor distT="0" distB="0" distL="114300" distR="114300" simplePos="0" relativeHeight="251659264" behindDoc="0" locked="0" layoutInCell="1" allowOverlap="1">
+              <wp:simplePos x="0" y="0"/>
+              <wp:positionH relativeFrom="margin">
+                <wp:align>center</wp:align>
+              </wp:positionH>
+              <wp:positionV relativeFrom="paragraph">
+                <wp:posOffset>0</wp:posOffset>
+              </wp:positionV>
+              <wp:extent cx="1828800" cy="1828800"/>
+              <wp:effectExtent l="0" t="0" r="0" b="0"/>
+              <wp:wrapNone/>
+              <wp:docPr id="2" name="Текстовое поле 2"/>
+              <wp:cNvGraphicFramePr/>
+              <a:graphic xmlns:a="http://schemas.openxmlformats.org/drawingml/2006/main">
+                <a:graphicData uri="http://schemas.microsoft.com/office/word/2010/wordprocessingShape">
+                  <wps:wsp>
+                    <wps:cNvSpPr txBox="1"/>
+                    <wps:spPr>
+                      <a:xfrm>
+                        <a:off x="0" y="0"/>
+                        <a:ext cx="1828800" cy="1828800"/>
+                      </a:xfrm>
+                      <a:prstGeom prst="rect">
+                        <a:avLst/>
+                      </a:prstGeom>
+                      <a:noFill/>
+                      <a:ln w="6350">
+                        <a:noFill/>
+                      </a:ln>
+                      <a:extLst>
+                        <a:ext uri="{909E8E84-426E-40DD-AFC4-6F175D3DCCD1}">
+                          <a14:hiddenFill xmlns:a14="http://schemas.microsoft.com/office/drawing/2010/main">
+                            <a:solidFill>
+                              <a:schemeClr val="lt1"/>
+                            </a:solidFill>
+                          </a14:hiddenFill>
+                        </a:ext>
+                        <a:ext uri="{91240B29-F687-4F45-9708-019B960494DF}">
+                          <a14:hiddenLine xmlns:a14="http://schemas.microsoft.com/office/drawing/2010/main" w="6350">
+                            <a:solidFill>
+                              <a:prstClr val="black"/>
+                            </a:solidFill>
+                          </a14:hiddenLine>
+                        </a:ext>
+                      </a:extLst>
+                    </wps:spPr>
+                    <wps:style>
+                      <a:lnRef idx="0">
+                        <a:schemeClr val="accent1"/>
+                      </a:lnRef>
+                      <a:fillRef idx="0">
+                        <a:schemeClr val="accent1"/>
+                      </a:fillRef>
+                      <a:effectRef idx="0">
+                        <a:schemeClr val="accent1"/>
+                      </a:effectRef>
+                      <a:fontRef idx="minor">
+                        <a:schemeClr val="dk1"/>
+                      </a:fontRef>
+                    </wps:style>
+                    <wps:txbx>
+                      <w:txbxContent>
+                        <w:p>
+                          <w:pPr>
+                            <w:pStyle w:val="8"/>
+                          </w:pPr>
+                          <w:r>
+                            <w:fldChar w:fldCharType="begin"/>
+                          </w:r>
+                          <w:r>
+                            <w:instrText xml:space="preserve"> PAGE  \* MERGEFORMAT </w:instrText>
+                          </w:r>
+                          <w:r>
+                            <w:fldChar w:fldCharType="separate"/>
+                          </w:r>
+                          <w:r>
+                            <w:t>1</w:t>
+                          </w:r>
+                          <w:r>
+                            <w:fldChar w:fldCharType="end"/>
+                          </w:r>
+                        </w:p>
+                      </w:txbxContent>
+                    </wps:txbx>
+                    <wps:bodyPr rot="0" spcFirstLastPara="0" vertOverflow="overflow" horzOverflow="overflow" vert="horz" wrap="none" lIns="0" tIns="0" rIns="0" bIns="0" numCol="1" spcCol="0" rtlCol="0" fromWordArt="0" anchor="t" anchorCtr="0" forceAA="0" upright="0" compatLnSpc="1">
+                      <a:spAutoFit/>
+                    </wps:bodyPr>
+                  </wps:wsp>
+                </a:graphicData>
+              </a:graphic>
+            </wp:anchor>
+          </w:drawing>
+        </mc:Choice>
+        <mc:Fallback>
+          <w:pict>
+            <v:shape id="_x0000_s1026" o:spid="_x0000_s1026" o:spt="202" type="#_x0000_t202" style="position:absolute;left:0pt;margin-top:0pt;height:144pt;width:144pt;mso-position-horizontal:center;mso-position-horizontal-relative:margin;mso-wrap-style:none;z-index:251659264;mso-width-relative:page;mso-height-relative:page;" filled="f" stroked="f" coordsize="21600,21600" o:gfxdata="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">
+              <v:fill on="f" focussize="0,0"/>
+              <v:stroke on="f" weight="0.5pt"/>
+              <v:imagedata o:title=""/>
+              <o:lock v:ext="edit" aspectratio="f"/>
+              <v:textbox inset="0mm,0mm,0mm,0mm" style="mso-fit-shape-to-text:t;">
+                <w:txbxContent>
+                  <w:p>
+                    <w:pPr>
+                      <w:pStyle w:val="8"/>
+                    </w:pPr>
+                    <w:r>
+                      <w:fldChar w:fldCharType="begin"/>
+                    </w:r>
+                    <w:r>
+                      <w:instrText xml:space="preserve"> PAGE  \* MERGEFORMAT </w:instrText>
+                    </w:r>
+                    <w:r>
+                      <w:fldChar w:fldCharType="separate"/>
+                    </w:r>
+                    <w:r>
+                      <w:t>1</w:t>
+                    </w:r>
+                    <w:r>
+                      <w:fldChar w:fldCharType="end"/>
+                    </w:r>
+                  </w:p>
+                </w:txbxContent>
+              </v:textbox>
+            </v:shape>
+          </w:pict>
+        </mc:Fallback>
+      </mc:AlternateContent>
+    </w:r>
+  </w:p>
+</w:ftr>
 </file>
 
 <file path=word/footnotes.xml><?xml version="1.0" encoding="utf-8"?>
@@ -5310,7 +5661,7 @@
   <w:style w:type="paragraph" w:styleId="2">
     <w:name w:val="heading 3"/>
     <w:basedOn w:val="1"/>
-    <w:link w:val="13"/>
+    <w:link w:val="15"/>
     <w:qFormat/>
     <w:uiPriority w:val="9"/>
     <w:pPr>
@@ -5370,6 +5721,32 @@
     </w:rPr>
   </w:style>
   <w:style w:type="paragraph" w:styleId="7">
+    <w:name w:val="header"/>
+    <w:basedOn w:val="1"/>
+    <w:semiHidden/>
+    <w:unhideWhenUsed/>
+    <w:uiPriority w:val="99"/>
+    <w:pPr>
+      <w:tabs>
+        <w:tab w:val="center" w:pos="4153"/>
+        <w:tab w:val="right" w:pos="8306"/>
+      </w:tabs>
+    </w:pPr>
+  </w:style>
+  <w:style w:type="paragraph" w:styleId="8">
+    <w:name w:val="footer"/>
+    <w:basedOn w:val="1"/>
+    <w:semiHidden/>
+    <w:unhideWhenUsed/>
+    <w:uiPriority w:val="99"/>
+    <w:pPr>
+      <w:tabs>
+        <w:tab w:val="center" w:pos="4153"/>
+        <w:tab w:val="right" w:pos="8306"/>
+      </w:tabs>
+    </w:pPr>
+  </w:style>
+  <w:style w:type="paragraph" w:styleId="9">
     <w:name w:val="Normal (Web)"/>
     <w:basedOn w:val="1"/>
     <w:semiHidden/>
@@ -5382,7 +5759,7 @@
       <w:szCs w:val="24"/>
     </w:rPr>
   </w:style>
-  <w:style w:type="paragraph" w:styleId="8">
+  <w:style w:type="paragraph" w:styleId="10">
     <w:name w:val="List Paragraph"/>
     <w:basedOn w:val="1"/>
     <w:qFormat/>
@@ -5392,31 +5769,31 @@
       <w:contextualSpacing/>
     </w:pPr>
   </w:style>
-  <w:style w:type="character" w:customStyle="1" w:styleId="9">
+  <w:style w:type="character" w:customStyle="1" w:styleId="11">
     <w:name w:val="mord"/>
     <w:basedOn w:val="3"/>
     <w:qFormat/>
     <w:uiPriority w:val="0"/>
   </w:style>
-  <w:style w:type="character" w:customStyle="1" w:styleId="10">
+  <w:style w:type="character" w:customStyle="1" w:styleId="12">
     <w:name w:val="mopen"/>
     <w:basedOn w:val="3"/>
     <w:qFormat/>
     <w:uiPriority w:val="0"/>
   </w:style>
-  <w:style w:type="character" w:customStyle="1" w:styleId="11">
+  <w:style w:type="character" w:customStyle="1" w:styleId="13">
     <w:name w:val="mclose"/>
     <w:basedOn w:val="3"/>
     <w:qFormat/>
     <w:uiPriority w:val="0"/>
   </w:style>
-  <w:style w:type="character" w:customStyle="1" w:styleId="12">
+  <w:style w:type="character" w:customStyle="1" w:styleId="14">
     <w:name w:val="mpunct"/>
     <w:basedOn w:val="3"/>
     <w:qFormat/>
     <w:uiPriority w:val="0"/>
   </w:style>
-  <w:style w:type="character" w:customStyle="1" w:styleId="13">
+  <w:style w:type="character" w:customStyle="1" w:styleId="15">
     <w:name w:val="Заголовок 3 Знак"/>
     <w:basedOn w:val="3"/>
     <w:link w:val="2"/>
@@ -5431,7 +5808,7 @@
       <w:lang w:eastAsia="ru-RU"/>
     </w:rPr>
   </w:style>
-  <w:style w:type="character" w:customStyle="1" w:styleId="14">
+  <w:style w:type="character" w:customStyle="1" w:styleId="16">
     <w:name w:val="vlist-s"/>
     <w:basedOn w:val="3"/>
     <w:qFormat/>
@@ -5693,4 +6070,21 @@
   </a:themeElements>
   <a:objectDefaults/>
 </a:theme>
+</file>
+
+<file path=customXml/item1.xml><?xml version="1.0" encoding="utf-8"?>
+<s:customData xmlns="http://www.wps.cn/officeDocument/2013/wpsCustomData" xmlns:s="http://www.wps.cn/officeDocument/2013/wpsCustomData">
+  <customSectProps/>
+  <customShpExts>
+    <customShpInfo spid="_x0000_s1026" textRotate="1"/>
+  </customShpExts>
+</s:customData>
+</file>
+
+<file path=customXml/itemProps1.xml><?xml version="1.0" encoding="utf-8"?>
+<ds:datastoreItem xmlns:ds="http://schemas.openxmlformats.org/officeDocument/2006/customXml" ds:itemID="{B1977F7D-205B-4081-913C-38D41E755F92}">
+  <ds:schemaRefs>
+    <ds:schemaRef ds:uri="http://www.wps.cn/officeDocument/2013/wpsCustomData"/>
+  </ds:schemaRefs>
+</ds:datastoreItem>
 </file>
--- a/Дипломная_работа_ИВТАСбд-41_БорковИван.docx
+++ b/Дипломная_работа_ИВТАСбд-41_БорковИван.docx
@@ -4713,318 +4713,644 @@
           <w:lang w:val="ru-RU"/>
         </w:rPr>
       </w:pPr>
+      <w:r>
+        <w:rPr>
+          <w:rFonts w:hint="default" w:ascii="Times New Roman" w:hAnsi="Times New Roman"/>
+          <w:b w:val="0"/>
+          <w:bCs w:val="0"/>
+          <w:sz w:val="28"/>
+          <w:szCs w:val="28"/>
+          <w:lang w:val="ru-RU"/>
+        </w:rPr>
+        <w:t>Выбор средств и технологий для автоматизации тестирования является важным этапом при построении эффективной тестовой инфраструктуры. От корректности данного выбора зависит масштабируемость системы автотестов, удобство её сопровождения, а также возможность интеграции в процессы разработки и непрерывной интеграции.</w:t>
+      </w:r>
+    </w:p>
+    <w:p>
+      <w:pPr>
+        <w:numPr>
+          <w:numId w:val="0"/>
+        </w:numPr>
+        <w:spacing w:after="160" w:line="360" w:lineRule="auto"/>
+        <w:ind w:firstLine="708" w:firstLineChars="0"/>
+        <w:jc w:val="both"/>
+        <w:rPr>
+          <w:rFonts w:hint="default" w:ascii="Times New Roman" w:hAnsi="Times New Roman"/>
+          <w:b w:val="0"/>
+          <w:bCs w:val="0"/>
+          <w:sz w:val="28"/>
+          <w:szCs w:val="28"/>
+          <w:lang w:val="ru-RU"/>
+        </w:rPr>
+      </w:pPr>
+      <w:r>
+        <w:rPr>
+          <w:rFonts w:hint="default" w:ascii="Times New Roman" w:hAnsi="Times New Roman"/>
+          <w:b w:val="0"/>
+          <w:bCs w:val="0"/>
+          <w:sz w:val="28"/>
+          <w:szCs w:val="28"/>
+          <w:lang w:val="ru-RU"/>
+        </w:rPr>
+        <w:t>Одним из ключевых критериев выбора инструментов автоматизации тестирования является язык программирования. Используемый язык должен быть распространённым, обладать развитой экосистемой библиотек и инструментов, а также быть знакомым команде разработки и тестирования. Применение единого языка программирования для разработки приложения и автотестов упрощает поддержку тестового кода и снижает порог входа для специалистов.</w:t>
+      </w:r>
+    </w:p>
+    <w:p>
+      <w:pPr>
+        <w:numPr>
+          <w:numId w:val="0"/>
+        </w:numPr>
+        <w:spacing w:after="160" w:line="360" w:lineRule="auto"/>
+        <w:ind w:firstLine="708" w:firstLineChars="0"/>
+        <w:jc w:val="both"/>
+        <w:rPr>
+          <w:rFonts w:hint="default" w:ascii="Times New Roman" w:hAnsi="Times New Roman"/>
+          <w:b w:val="0"/>
+          <w:bCs w:val="0"/>
+          <w:sz w:val="28"/>
+          <w:szCs w:val="28"/>
+          <w:lang w:val="ru-RU"/>
+        </w:rPr>
+      </w:pPr>
+      <w:r>
+        <w:rPr>
+          <w:rFonts w:hint="default" w:ascii="Times New Roman" w:hAnsi="Times New Roman"/>
+          <w:b w:val="0"/>
+          <w:bCs w:val="0"/>
+          <w:sz w:val="28"/>
+          <w:szCs w:val="28"/>
+          <w:lang w:val="ru-RU"/>
+        </w:rPr>
+        <w:t>Важным фактором является масштабируемость тестовой инфраструктуры. Инструменты автоматизации должны поддерживать возможность расширения набора тестов, добавления новых сценариев и работы с различными окружениями без существенных изменений архитектуры. Масштабируемость особенно актуальна для проектов с активным развитием функциональности и увеличением объёма тестирования.</w:t>
+      </w:r>
+    </w:p>
+    <w:p>
+      <w:pPr>
+        <w:numPr>
+          <w:numId w:val="0"/>
+        </w:numPr>
+        <w:spacing w:after="160" w:line="360" w:lineRule="auto"/>
+        <w:ind w:firstLine="708" w:firstLineChars="0"/>
+        <w:jc w:val="both"/>
+        <w:rPr>
+          <w:rFonts w:hint="default" w:ascii="Times New Roman" w:hAnsi="Times New Roman"/>
+          <w:b w:val="0"/>
+          <w:bCs w:val="0"/>
+          <w:sz w:val="28"/>
+          <w:szCs w:val="28"/>
+          <w:lang w:val="ru-RU"/>
+        </w:rPr>
+      </w:pPr>
+      <w:r>
+        <w:rPr>
+          <w:rFonts w:hint="default" w:ascii="Times New Roman" w:hAnsi="Times New Roman"/>
+          <w:b w:val="0"/>
+          <w:bCs w:val="0"/>
+          <w:sz w:val="28"/>
+          <w:szCs w:val="28"/>
+          <w:lang w:val="ru-RU"/>
+        </w:rPr>
+        <w:t>Неотъемлемым критерием является интеграция с системами CI/CD. Современные процессы разработки программного обеспечения предполагают автоматический запуск тестов при каждом изменении кода. Инструменты автоматизации тестирования должны обеспечивать простую и надёжную интеграцию с системами непрерывной интеграции и доставки, позволяя получать оперативную обратную связь о качестве программного продукта.</w:t>
+      </w:r>
+    </w:p>
+    <w:p>
+      <w:pPr>
+        <w:numPr>
+          <w:numId w:val="0"/>
+        </w:numPr>
+        <w:spacing w:after="160" w:line="360" w:lineRule="auto"/>
+        <w:ind w:firstLine="708" w:firstLineChars="0"/>
+        <w:jc w:val="both"/>
+        <w:rPr>
+          <w:rFonts w:hint="default" w:ascii="Times New Roman" w:hAnsi="Times New Roman"/>
+          <w:b w:val="0"/>
+          <w:bCs w:val="0"/>
+          <w:sz w:val="28"/>
+          <w:szCs w:val="28"/>
+          <w:lang w:val="ru-RU"/>
+        </w:rPr>
+      </w:pPr>
+      <w:r>
+        <w:rPr>
+          <w:rFonts w:hint="default" w:ascii="Times New Roman" w:hAnsi="Times New Roman"/>
+          <w:b w:val="0"/>
+          <w:bCs w:val="0"/>
+          <w:sz w:val="28"/>
+          <w:szCs w:val="28"/>
+          <w:lang w:val="ru-RU"/>
+        </w:rPr>
+        <w:t>Значимым аспектом является поддержка средств отчётности. Результаты выполнения автотестов должны быть представлены в наглядном и структурированном виде, что облегчает анализ ошибок и контроль качества. Инструменты автоматизации должны предоставлять возможность формирования отчётов, содержащих информацию о статусе тестов, времени выполнения и выявленных дефектах.</w:t>
+      </w:r>
+    </w:p>
+    <w:p>
+      <w:pPr>
+        <w:numPr>
+          <w:numId w:val="0"/>
+        </w:numPr>
+        <w:spacing w:after="160" w:line="360" w:lineRule="auto"/>
+        <w:ind w:firstLine="708" w:firstLineChars="0"/>
+        <w:jc w:val="both"/>
+        <w:rPr>
+          <w:rFonts w:hint="default" w:ascii="Times New Roman" w:hAnsi="Times New Roman"/>
+          <w:b w:val="0"/>
+          <w:bCs w:val="0"/>
+          <w:sz w:val="28"/>
+          <w:szCs w:val="28"/>
+          <w:lang w:val="ru-RU"/>
+        </w:rPr>
+      </w:pPr>
+      <w:r>
+        <w:rPr>
+          <w:rFonts w:hint="default" w:ascii="Times New Roman" w:hAnsi="Times New Roman"/>
+          <w:b w:val="0"/>
+          <w:bCs w:val="0"/>
+          <w:sz w:val="28"/>
+          <w:szCs w:val="28"/>
+          <w:lang w:val="ru-RU"/>
+        </w:rPr>
+        <w:t>Дополнительным критерием выбора является возможность параллельного запуска тестов. Поддержка параллельного выполнения позволяет существенно сократить общее время тестирования, особенно при большом объёме тестовых сценариев. Это особенно актуально при интеграции автотестов в CI/CD-процессы, где скорость получения результатов играет важную роль.</w:t>
+      </w:r>
+    </w:p>
+    <w:p>
+      <w:pPr>
+        <w:numPr>
+          <w:numId w:val="0"/>
+        </w:numPr>
+        <w:spacing w:after="160" w:line="360" w:lineRule="auto"/>
+        <w:ind w:firstLine="708" w:firstLineChars="0"/>
+        <w:jc w:val="both"/>
+        <w:rPr>
+          <w:rFonts w:hint="default" w:ascii="Times New Roman" w:hAnsi="Times New Roman"/>
+          <w:b w:val="0"/>
+          <w:bCs w:val="0"/>
+          <w:sz w:val="28"/>
+          <w:szCs w:val="28"/>
+          <w:lang w:val="ru-RU"/>
+        </w:rPr>
+      </w:pPr>
+      <w:r>
+        <w:rPr>
+          <w:rFonts w:hint="default" w:ascii="Times New Roman" w:hAnsi="Times New Roman"/>
+          <w:b w:val="0"/>
+          <w:bCs w:val="0"/>
+          <w:sz w:val="28"/>
+          <w:szCs w:val="28"/>
+          <w:lang w:val="ru-RU"/>
+        </w:rPr>
+        <w:t>Таким образом, при выборе инструментов автоматизации тестирования необходимо учитывать совокупность критериев, обеспечивающих эффективность, надёжность и долгосрочную поддерживаемость тестовой инфраструктуры.</w:t>
+      </w:r>
+    </w:p>
+    <w:p>
+      <w:pPr>
+        <w:numPr>
+          <w:numId w:val="0"/>
+        </w:numPr>
+        <w:spacing w:after="160" w:line="360" w:lineRule="auto"/>
+        <w:ind w:firstLine="708" w:firstLineChars="0"/>
+        <w:jc w:val="both"/>
+        <w:rPr>
+          <w:rFonts w:hint="default" w:ascii="Times New Roman" w:hAnsi="Times New Roman"/>
+          <w:b w:val="0"/>
+          <w:bCs w:val="0"/>
+          <w:sz w:val="28"/>
+          <w:szCs w:val="28"/>
+          <w:lang w:val="ru-RU"/>
+        </w:rPr>
+      </w:pPr>
+    </w:p>
+    <w:p>
+      <w:pPr>
+        <w:numPr>
+          <w:numId w:val="0"/>
+        </w:numPr>
+        <w:spacing w:after="160" w:line="360" w:lineRule="auto"/>
+        <w:ind w:firstLine="708" w:firstLineChars="0"/>
+        <w:jc w:val="both"/>
+        <w:rPr>
+          <w:rFonts w:hint="default" w:ascii="Times New Roman" w:hAnsi="Times New Roman"/>
+          <w:b/>
+          <w:bCs/>
+          <w:sz w:val="28"/>
+          <w:szCs w:val="28"/>
+          <w:lang w:val="ru-RU"/>
+        </w:rPr>
+      </w:pPr>
+      <w:r>
+        <w:rPr>
+          <w:rFonts w:hint="default" w:ascii="Times New Roman" w:hAnsi="Times New Roman"/>
+          <w:b/>
+          <w:bCs/>
+          <w:sz w:val="28"/>
+          <w:szCs w:val="28"/>
+          <w:lang w:val="ru-RU"/>
+        </w:rPr>
+        <w:t>1.3.2. Обоснование выбора стека для разработки автотестов</w:t>
+      </w:r>
+    </w:p>
+    <w:p>
+      <w:pPr>
+        <w:numPr>
+          <w:numId w:val="0"/>
+        </w:numPr>
+        <w:spacing w:after="160" w:line="360" w:lineRule="auto"/>
+        <w:ind w:firstLine="708" w:firstLineChars="0"/>
+        <w:jc w:val="both"/>
+        <w:rPr>
+          <w:rFonts w:hint="default" w:ascii="Times New Roman" w:hAnsi="Times New Roman"/>
+          <w:b w:val="0"/>
+          <w:bCs w:val="0"/>
+          <w:sz w:val="28"/>
+          <w:szCs w:val="28"/>
+          <w:lang w:val="ru-RU"/>
+        </w:rPr>
+      </w:pPr>
+      <w:r>
+        <w:rPr>
+          <w:rFonts w:hint="default" w:ascii="Times New Roman" w:hAnsi="Times New Roman"/>
+          <w:b w:val="0"/>
+          <w:bCs w:val="0"/>
+          <w:sz w:val="28"/>
+          <w:szCs w:val="28"/>
+          <w:lang w:val="ru-RU"/>
+        </w:rPr>
+        <w:t>При разработке системы автоматизированного тестирования веб-приложений особое значение имеет выбор технологического стека, который должен обеспечивать надёжность, расширяемость и удобство интеграции в процессы разработки. Выбор инструментов осуществляется с учётом критериев, рассмотренных в предыдущем разделе, а также их распространённости и применимости в промышленной разработке.</w:t>
+      </w:r>
+    </w:p>
+    <w:p>
+      <w:pPr>
+        <w:numPr>
+          <w:numId w:val="0"/>
+        </w:numPr>
+        <w:spacing w:after="160" w:line="360" w:lineRule="auto"/>
+        <w:ind w:firstLine="708" w:firstLineChars="0"/>
+        <w:jc w:val="both"/>
+        <w:rPr>
+          <w:rFonts w:hint="default" w:ascii="Times New Roman" w:hAnsi="Times New Roman"/>
+          <w:b w:val="0"/>
+          <w:bCs w:val="0"/>
+          <w:sz w:val="28"/>
+          <w:szCs w:val="28"/>
+          <w:lang w:val="ru-RU"/>
+        </w:rPr>
+      </w:pPr>
+      <w:r>
+        <w:rPr>
+          <w:rFonts w:hint="default" w:ascii="Times New Roman" w:hAnsi="Times New Roman"/>
+          <w:b w:val="0"/>
+          <w:bCs w:val="0"/>
+          <w:sz w:val="28"/>
+          <w:szCs w:val="28"/>
+          <w:lang w:val="ru-RU"/>
+        </w:rPr>
+        <w:t>В качестве основного языка программирования для разработки автотестов был выбран Java. Данный язык широко используется в корпоративных и веб-проектах, обладает высокой стабильностью, развитой экосистемой библиотек и инструментов, а также поддерживается большинством популярных фреймворков автоматизированного тестирования. Использование Java позволяет разрабатывать масштабируемые и поддерживаемые автотесты, а также интегрировать их с существующими системами сборки и CI/CD.</w:t>
+      </w:r>
+    </w:p>
+    <w:p>
+      <w:pPr>
+        <w:numPr>
+          <w:numId w:val="0"/>
+        </w:numPr>
+        <w:spacing w:after="160" w:line="360" w:lineRule="auto"/>
+        <w:ind w:firstLine="708" w:firstLineChars="0"/>
+        <w:jc w:val="both"/>
+        <w:rPr>
+          <w:rFonts w:hint="default" w:ascii="Times New Roman" w:hAnsi="Times New Roman"/>
+          <w:b w:val="0"/>
+          <w:bCs w:val="0"/>
+          <w:sz w:val="28"/>
+          <w:szCs w:val="28"/>
+          <w:lang w:val="ru-RU"/>
+        </w:rPr>
+      </w:pPr>
+      <w:r>
+        <w:rPr>
+          <w:rFonts w:hint="default" w:ascii="Times New Roman" w:hAnsi="Times New Roman"/>
+          <w:b w:val="0"/>
+          <w:bCs w:val="0"/>
+          <w:sz w:val="28"/>
+          <w:szCs w:val="28"/>
+          <w:lang w:val="ru-RU"/>
+        </w:rPr>
+        <w:t>Для автоматизации тестирования пользовательского интерфейса веб-приложений используется Selenium. Этот инструмент предоставляет возможность управления веб-браузерами и имитации действий пользователя, что позволяет реализовывать UI-автотесты, близкие к реальным пользовательским сценариям. Selenium поддерживает различные браузеры и операционные системы, что делает его удобным средством для кроссбраузерного тестирования.</w:t>
+      </w:r>
+    </w:p>
+    <w:p>
+      <w:pPr>
+        <w:numPr>
+          <w:numId w:val="0"/>
+        </w:numPr>
+        <w:spacing w:after="160" w:line="360" w:lineRule="auto"/>
+        <w:ind w:firstLine="708" w:firstLineChars="0"/>
+        <w:jc w:val="both"/>
+        <w:rPr>
+          <w:rFonts w:hint="default" w:ascii="Times New Roman" w:hAnsi="Times New Roman"/>
+          <w:b w:val="0"/>
+          <w:bCs w:val="0"/>
+          <w:sz w:val="28"/>
+          <w:szCs w:val="28"/>
+          <w:lang w:val="ru-RU"/>
+        </w:rPr>
+      </w:pPr>
+      <w:r>
+        <w:rPr>
+          <w:rFonts w:hint="default" w:ascii="Times New Roman" w:hAnsi="Times New Roman"/>
+          <w:b w:val="0"/>
+          <w:bCs w:val="0"/>
+          <w:sz w:val="28"/>
+          <w:szCs w:val="28"/>
+          <w:lang w:val="ru-RU"/>
+        </w:rPr>
+        <w:t>В качестве фреймворка управления тестами выбран TestNG. Он предоставляет средства для структурирования тестовых сценариев, управления порядком их выполнения, группировки тестов и реализации параметризации. TestNG также поддерживает параллельный запуск тестов, что позволяет сократить общее время выполнения тестового набора.</w:t>
+      </w:r>
+    </w:p>
+    <w:p>
+      <w:pPr>
+        <w:numPr>
+          <w:numId w:val="0"/>
+        </w:numPr>
+        <w:spacing w:after="160" w:line="360" w:lineRule="auto"/>
+        <w:ind w:firstLine="708" w:firstLineChars="0"/>
+        <w:jc w:val="both"/>
+        <w:rPr>
+          <w:rFonts w:hint="default" w:ascii="Times New Roman" w:hAnsi="Times New Roman"/>
+          <w:b w:val="0"/>
+          <w:bCs w:val="0"/>
+          <w:sz w:val="28"/>
+          <w:szCs w:val="28"/>
+          <w:lang w:val="ru-RU"/>
+        </w:rPr>
+      </w:pPr>
+      <w:r>
+        <w:rPr>
+          <w:rFonts w:hint="default" w:ascii="Times New Roman" w:hAnsi="Times New Roman"/>
+          <w:b w:val="0"/>
+          <w:bCs w:val="0"/>
+          <w:sz w:val="28"/>
+          <w:szCs w:val="28"/>
+          <w:lang w:val="ru-RU"/>
+        </w:rPr>
+        <w:t>Для обеспечения воспроизводимости окружения и упрощения развертывания тестовой инфраструктуры применяется Docker. Контейнеризация позволяет изолировать тестовое окружение, обеспечить единые условия выполнения тестов и упростить интеграцию автотестов в процессы непрерывной интеграции.</w:t>
+      </w:r>
+    </w:p>
+    <w:p>
+      <w:pPr>
+        <w:numPr>
+          <w:numId w:val="0"/>
+        </w:numPr>
+        <w:spacing w:after="160" w:line="360" w:lineRule="auto"/>
+        <w:ind w:firstLine="708" w:firstLineChars="0"/>
+        <w:jc w:val="both"/>
+        <w:rPr>
+          <w:rFonts w:hint="default" w:ascii="Times New Roman" w:hAnsi="Times New Roman"/>
+          <w:b w:val="0"/>
+          <w:bCs w:val="0"/>
+          <w:sz w:val="28"/>
+          <w:szCs w:val="28"/>
+          <w:lang w:val="ru-RU"/>
+        </w:rPr>
+      </w:pPr>
+      <w:r>
+        <w:rPr>
+          <w:rFonts w:hint="default" w:ascii="Times New Roman" w:hAnsi="Times New Roman"/>
+          <w:b w:val="0"/>
+          <w:bCs w:val="0"/>
+          <w:sz w:val="28"/>
+          <w:szCs w:val="28"/>
+          <w:lang w:val="ru-RU"/>
+        </w:rPr>
+        <w:t>Для реализации параллельного и распределённого запуска UI-автотестов используется Selenium Grid. Данный инструмент позволяет выполнять тесты одновременно в нескольких браузерах и на различных конфигурациях, что значительно ускоряет процесс тестирования и повышает покрытие сценариев.</w:t>
+      </w:r>
+    </w:p>
+    <w:p>
+      <w:pPr>
+        <w:numPr>
+          <w:numId w:val="0"/>
+        </w:numPr>
+        <w:spacing w:after="160" w:line="360" w:lineRule="auto"/>
+        <w:ind w:firstLine="708" w:firstLineChars="0"/>
+        <w:jc w:val="both"/>
+        <w:rPr>
+          <w:rFonts w:hint="default" w:ascii="Times New Roman" w:hAnsi="Times New Roman"/>
+          <w:b w:val="0"/>
+          <w:bCs w:val="0"/>
+          <w:sz w:val="28"/>
+          <w:szCs w:val="28"/>
+          <w:lang w:val="ru-RU"/>
+        </w:rPr>
+      </w:pPr>
+      <w:r>
+        <w:rPr>
+          <w:rFonts w:hint="default" w:ascii="Times New Roman" w:hAnsi="Times New Roman"/>
+          <w:b w:val="0"/>
+          <w:bCs w:val="0"/>
+          <w:sz w:val="28"/>
+          <w:szCs w:val="28"/>
+          <w:lang w:val="ru-RU"/>
+        </w:rPr>
+        <w:t>Интеграция автотестов в процесс непрерывной интеграции осуществляется с использованием системы Jenkins. Jenkins позволяет автоматизировать запуск тестов при изменениях в коде, управлять тестовыми заданиями и получать оперативную информацию о состоянии тестирования в рамках CI/CD-процесса.</w:t>
+      </w:r>
+    </w:p>
+    <w:p>
+      <w:pPr>
+        <w:numPr>
+          <w:numId w:val="0"/>
+        </w:numPr>
+        <w:spacing w:after="160" w:line="360" w:lineRule="auto"/>
+        <w:ind w:firstLine="708" w:firstLineChars="0"/>
+        <w:jc w:val="both"/>
+        <w:rPr>
+          <w:rFonts w:hint="default" w:ascii="Times New Roman" w:hAnsi="Times New Roman"/>
+          <w:b w:val="0"/>
+          <w:bCs w:val="0"/>
+          <w:sz w:val="28"/>
+          <w:szCs w:val="28"/>
+          <w:lang w:val="ru-RU"/>
+        </w:rPr>
+      </w:pPr>
+      <w:r>
+        <w:rPr>
+          <w:rFonts w:hint="default" w:ascii="Times New Roman" w:hAnsi="Times New Roman"/>
+          <w:b w:val="0"/>
+          <w:bCs w:val="0"/>
+          <w:sz w:val="28"/>
+          <w:szCs w:val="28"/>
+          <w:lang w:val="ru-RU"/>
+        </w:rPr>
+        <w:t>Для анализа результатов тестирования и представления информации в наглядном виде используется Allure Report. Данный инструмент формирует подробные отчёты о выполнении автотестов, включая информацию о статусе тестов, шагах выполнения и выявленных ошибках, что облегчает анализ качества программного обеспечения.</w:t>
+      </w:r>
+    </w:p>
+    <w:p>
+      <w:pPr>
+        <w:numPr>
+          <w:numId w:val="0"/>
+        </w:numPr>
+        <w:spacing w:after="160" w:line="360" w:lineRule="auto"/>
+        <w:ind w:firstLine="708" w:firstLineChars="0"/>
+        <w:jc w:val="both"/>
+        <w:rPr>
+          <w:rFonts w:hint="default" w:ascii="Times New Roman" w:hAnsi="Times New Roman"/>
+          <w:b w:val="0"/>
+          <w:bCs w:val="0"/>
+          <w:sz w:val="28"/>
+          <w:szCs w:val="28"/>
+          <w:lang w:val="ru-RU"/>
+        </w:rPr>
+      </w:pPr>
+      <w:r>
+        <w:rPr>
+          <w:rFonts w:hint="default" w:ascii="Times New Roman" w:hAnsi="Times New Roman"/>
+          <w:b w:val="0"/>
+          <w:bCs w:val="0"/>
+          <w:sz w:val="28"/>
+          <w:szCs w:val="28"/>
+          <w:lang w:val="ru-RU"/>
+        </w:rPr>
+        <w:t>Таким образом, выбранный стек технологий обеспечивает комплексный подход к автоматизированному тестированию веб-приложений и соответствует современным требованиям к качеству, масштабируемости и интеграции тестовой инфраструктуры.</w:t>
+      </w:r>
+    </w:p>
+    <w:p>
+      <w:pPr>
+        <w:numPr>
+          <w:numId w:val="0"/>
+        </w:numPr>
+        <w:spacing w:after="160" w:line="360" w:lineRule="auto"/>
+        <w:ind w:firstLine="708" w:firstLineChars="0"/>
+        <w:jc w:val="both"/>
+        <w:rPr>
+          <w:rFonts w:hint="default" w:ascii="Times New Roman" w:hAnsi="Times New Roman"/>
+          <w:b w:val="0"/>
+          <w:bCs w:val="0"/>
+          <w:sz w:val="28"/>
+          <w:szCs w:val="28"/>
+          <w:lang w:val="ru-RU"/>
+        </w:rPr>
+      </w:pPr>
+    </w:p>
+    <w:p>
+      <w:pPr>
+        <w:numPr>
+          <w:numId w:val="0"/>
+        </w:numPr>
+        <w:spacing w:after="160" w:line="360" w:lineRule="auto"/>
+        <w:ind w:firstLine="708" w:firstLineChars="0"/>
+        <w:jc w:val="both"/>
+        <w:rPr>
+          <w:rFonts w:hint="default" w:ascii="Times New Roman" w:hAnsi="Times New Roman"/>
+          <w:b w:val="0"/>
+          <w:bCs w:val="0"/>
+          <w:sz w:val="28"/>
+          <w:szCs w:val="28"/>
+          <w:lang w:val="ru-RU"/>
+        </w:rPr>
+      </w:pPr>
+    </w:p>
+    <w:p>
+      <w:pPr>
+        <w:numPr>
+          <w:numId w:val="0"/>
+        </w:numPr>
+        <w:spacing w:after="160" w:line="360" w:lineRule="auto"/>
+        <w:ind w:firstLine="708" w:firstLineChars="0"/>
+        <w:jc w:val="both"/>
+        <w:rPr>
+          <w:rFonts w:hint="default" w:ascii="Times New Roman" w:hAnsi="Times New Roman"/>
+          <w:b w:val="0"/>
+          <w:bCs w:val="0"/>
+          <w:sz w:val="28"/>
+          <w:szCs w:val="28"/>
+          <w:lang w:val="ru-RU"/>
+        </w:rPr>
+      </w:pPr>
+    </w:p>
+    <w:p>
+      <w:pPr>
+        <w:numPr>
+          <w:numId w:val="0"/>
+        </w:numPr>
+        <w:spacing w:after="160" w:line="360" w:lineRule="auto"/>
+        <w:ind w:firstLine="708" w:firstLineChars="0"/>
+        <w:jc w:val="both"/>
+        <w:rPr>
+          <w:rFonts w:hint="default" w:ascii="Times New Roman" w:hAnsi="Times New Roman"/>
+          <w:b w:val="0"/>
+          <w:bCs w:val="0"/>
+          <w:sz w:val="28"/>
+          <w:szCs w:val="28"/>
+          <w:lang w:val="ru-RU"/>
+        </w:rPr>
+      </w:pPr>
+    </w:p>
+    <w:p>
+      <w:pPr>
+        <w:numPr>
+          <w:numId w:val="0"/>
+        </w:numPr>
+        <w:spacing w:after="160" w:line="360" w:lineRule="auto"/>
+        <w:ind w:firstLine="708" w:firstLineChars="0"/>
+        <w:jc w:val="both"/>
+        <w:rPr>
+          <w:rFonts w:hint="default" w:ascii="Times New Roman" w:hAnsi="Times New Roman"/>
+          <w:b w:val="0"/>
+          <w:bCs w:val="0"/>
+          <w:sz w:val="28"/>
+          <w:szCs w:val="28"/>
+          <w:lang w:val="ru-RU"/>
+        </w:rPr>
+      </w:pPr>
+    </w:p>
+    <w:p>
+      <w:pPr>
+        <w:numPr>
+          <w:numId w:val="0"/>
+        </w:numPr>
+        <w:spacing w:after="160" w:line="360" w:lineRule="auto"/>
+        <w:ind w:firstLine="708" w:firstLineChars="0"/>
+        <w:jc w:val="both"/>
+        <w:rPr>
+          <w:rFonts w:hint="default" w:ascii="Times New Roman" w:hAnsi="Times New Roman"/>
+          <w:b w:val="0"/>
+          <w:bCs w:val="0"/>
+          <w:sz w:val="28"/>
+          <w:szCs w:val="28"/>
+          <w:lang w:val="ru-RU"/>
+        </w:rPr>
+      </w:pPr>
+    </w:p>
+    <w:p>
+      <w:pPr>
+        <w:numPr>
+          <w:numId w:val="0"/>
+        </w:numPr>
+        <w:spacing w:after="160" w:line="360" w:lineRule="auto"/>
+        <w:ind w:firstLine="708" w:firstLineChars="0"/>
+        <w:jc w:val="both"/>
+        <w:rPr>
+          <w:rFonts w:hint="default" w:ascii="Times New Roman" w:hAnsi="Times New Roman"/>
+          <w:b w:val="0"/>
+          <w:bCs w:val="0"/>
+          <w:sz w:val="28"/>
+          <w:szCs w:val="28"/>
+          <w:lang w:val="en-US"/>
+        </w:rPr>
+      </w:pPr>
+    </w:p>
+    <w:p>
+      <w:pPr>
+        <w:numPr>
+          <w:numId w:val="0"/>
+        </w:numPr>
+        <w:spacing w:after="160" w:line="360" w:lineRule="auto"/>
+        <w:jc w:val="both"/>
+        <w:rPr>
+          <w:rFonts w:hint="default" w:ascii="Times New Roman" w:hAnsi="Times New Roman" w:cs="Times New Roman"/>
+          <w:b w:val="0"/>
+          <w:bCs w:val="0"/>
+          <w:sz w:val="28"/>
+          <w:szCs w:val="28"/>
+          <w:lang w:val="ru-RU"/>
+        </w:rPr>
+      </w:pPr>
       <w:bookmarkStart w:id="0" w:name="_GoBack"/>
       <w:bookmarkEnd w:id="0"/>
-      <w:r>
-        <w:rPr>
-          <w:rFonts w:hint="default" w:ascii="Times New Roman" w:hAnsi="Times New Roman"/>
-          <w:b w:val="0"/>
-          <w:bCs w:val="0"/>
-          <w:sz w:val="28"/>
-          <w:szCs w:val="28"/>
-          <w:lang w:val="ru-RU"/>
-        </w:rPr>
-        <w:t>Выбор средств и технологий для автоматизации тестирования является важным этапом при построении эффективной тестовой инфраструктуры. От корректности данного выбора зависит масштабируемость системы автотестов, удобство её сопровождения, а также возможность интеграции в процессы разработки и непрерывной интеграции.</w:t>
-      </w:r>
-    </w:p>
-    <w:p>
-      <w:pPr>
-        <w:numPr>
-          <w:numId w:val="0"/>
-        </w:numPr>
-        <w:spacing w:after="160" w:line="360" w:lineRule="auto"/>
-        <w:ind w:firstLine="708" w:firstLineChars="0"/>
-        <w:jc w:val="both"/>
-        <w:rPr>
-          <w:rFonts w:hint="default" w:ascii="Times New Roman" w:hAnsi="Times New Roman"/>
-          <w:b w:val="0"/>
-          <w:bCs w:val="0"/>
-          <w:sz w:val="28"/>
-          <w:szCs w:val="28"/>
-          <w:lang w:val="ru-RU"/>
-        </w:rPr>
-      </w:pPr>
-      <w:r>
-        <w:rPr>
-          <w:rFonts w:hint="default" w:ascii="Times New Roman" w:hAnsi="Times New Roman"/>
-          <w:b w:val="0"/>
-          <w:bCs w:val="0"/>
-          <w:sz w:val="28"/>
-          <w:szCs w:val="28"/>
-          <w:lang w:val="ru-RU"/>
-        </w:rPr>
-        <w:t>Одним из ключевых критериев выбора инструментов автоматизации тестирования является язык программирования. Используемый язык должен быть распространённым, обладать развитой экосистемой библиотек и инструментов, а также быть знакомым команде разработки и тестирования. Применение единого языка программирования для разработки приложения и автотестов упрощает поддержку тестового кода и снижает порог входа для специалистов.</w:t>
-      </w:r>
-    </w:p>
-    <w:p>
-      <w:pPr>
-        <w:numPr>
-          <w:numId w:val="0"/>
-        </w:numPr>
-        <w:spacing w:after="160" w:line="360" w:lineRule="auto"/>
-        <w:ind w:firstLine="708" w:firstLineChars="0"/>
-        <w:jc w:val="both"/>
-        <w:rPr>
-          <w:rFonts w:hint="default" w:ascii="Times New Roman" w:hAnsi="Times New Roman"/>
-          <w:b w:val="0"/>
-          <w:bCs w:val="0"/>
-          <w:sz w:val="28"/>
-          <w:szCs w:val="28"/>
-          <w:lang w:val="ru-RU"/>
-        </w:rPr>
-      </w:pPr>
-      <w:r>
-        <w:rPr>
-          <w:rFonts w:hint="default" w:ascii="Times New Roman" w:hAnsi="Times New Roman"/>
-          <w:b w:val="0"/>
-          <w:bCs w:val="0"/>
-          <w:sz w:val="28"/>
-          <w:szCs w:val="28"/>
-          <w:lang w:val="ru-RU"/>
-        </w:rPr>
-        <w:t>Важным фактором является масштабируемость тестовой инфраструктуры. Инструменты автоматизации должны поддерживать возможность расширения набора тестов, добавления новых сценариев и работы с различными окружениями без существенных изменений архитектуры. Масштабируемость особенно актуальна для проектов с активным развитием функциональности и увеличением объёма тестирования.</w:t>
-      </w:r>
-    </w:p>
-    <w:p>
-      <w:pPr>
-        <w:numPr>
-          <w:numId w:val="0"/>
-        </w:numPr>
-        <w:spacing w:after="160" w:line="360" w:lineRule="auto"/>
-        <w:ind w:firstLine="708" w:firstLineChars="0"/>
-        <w:jc w:val="both"/>
-        <w:rPr>
-          <w:rFonts w:hint="default" w:ascii="Times New Roman" w:hAnsi="Times New Roman"/>
-          <w:b w:val="0"/>
-          <w:bCs w:val="0"/>
-          <w:sz w:val="28"/>
-          <w:szCs w:val="28"/>
-          <w:lang w:val="ru-RU"/>
-        </w:rPr>
-      </w:pPr>
-      <w:r>
-        <w:rPr>
-          <w:rFonts w:hint="default" w:ascii="Times New Roman" w:hAnsi="Times New Roman"/>
-          <w:b w:val="0"/>
-          <w:bCs w:val="0"/>
-          <w:sz w:val="28"/>
-          <w:szCs w:val="28"/>
-          <w:lang w:val="ru-RU"/>
-        </w:rPr>
-        <w:t>Неотъемлемым критерием является интеграция с системами CI/CD. Современные процессы разработки программного обеспечения предполагают автоматический запуск тестов при каждом изменении кода. Инструменты автоматизации тестирования должны обеспечивать простую и надёжную интеграцию с системами непрерывной интеграции и доставки, позволяя получать оперативную обратную связь о качестве программного продукта.</w:t>
-      </w:r>
-    </w:p>
-    <w:p>
-      <w:pPr>
-        <w:numPr>
-          <w:numId w:val="0"/>
-        </w:numPr>
-        <w:spacing w:after="160" w:line="360" w:lineRule="auto"/>
-        <w:ind w:firstLine="708" w:firstLineChars="0"/>
-        <w:jc w:val="both"/>
-        <w:rPr>
-          <w:rFonts w:hint="default" w:ascii="Times New Roman" w:hAnsi="Times New Roman"/>
-          <w:b w:val="0"/>
-          <w:bCs w:val="0"/>
-          <w:sz w:val="28"/>
-          <w:szCs w:val="28"/>
-          <w:lang w:val="ru-RU"/>
-        </w:rPr>
-      </w:pPr>
-      <w:r>
-        <w:rPr>
-          <w:rFonts w:hint="default" w:ascii="Times New Roman" w:hAnsi="Times New Roman"/>
-          <w:b w:val="0"/>
-          <w:bCs w:val="0"/>
-          <w:sz w:val="28"/>
-          <w:szCs w:val="28"/>
-          <w:lang w:val="ru-RU"/>
-        </w:rPr>
-        <w:t>Значимым аспектом является поддержка средств отчётности. Результаты выполнения автотестов должны быть представлены в наглядном и структурированном виде, что облегчает анализ ошибок и контроль качества. Инструменты автоматизации должны предоставлять возможность формирования отчётов, содержащих информацию о статусе тестов, времени выполнения и выявленных дефектах.</w:t>
-      </w:r>
-    </w:p>
-    <w:p>
-      <w:pPr>
-        <w:numPr>
-          <w:numId w:val="0"/>
-        </w:numPr>
-        <w:spacing w:after="160" w:line="360" w:lineRule="auto"/>
-        <w:ind w:firstLine="708" w:firstLineChars="0"/>
-        <w:jc w:val="both"/>
-        <w:rPr>
-          <w:rFonts w:hint="default" w:ascii="Times New Roman" w:hAnsi="Times New Roman"/>
-          <w:b w:val="0"/>
-          <w:bCs w:val="0"/>
-          <w:sz w:val="28"/>
-          <w:szCs w:val="28"/>
-          <w:lang w:val="ru-RU"/>
-        </w:rPr>
-      </w:pPr>
-      <w:r>
-        <w:rPr>
-          <w:rFonts w:hint="default" w:ascii="Times New Roman" w:hAnsi="Times New Roman"/>
-          <w:b w:val="0"/>
-          <w:bCs w:val="0"/>
-          <w:sz w:val="28"/>
-          <w:szCs w:val="28"/>
-          <w:lang w:val="ru-RU"/>
-        </w:rPr>
-        <w:t>Дополнительным критерием выбора является возможность параллельного запуска тестов. Поддержка параллельного выполнения позволяет существенно сократить общее время тестирования, особенно при большом объёме тестовых сценариев. Это особенно актуально при интеграции автотестов в CI/CD-процессы, где скорость получения результатов играет важную роль.</w:t>
-      </w:r>
-    </w:p>
-    <w:p>
-      <w:pPr>
-        <w:numPr>
-          <w:numId w:val="0"/>
-        </w:numPr>
-        <w:spacing w:after="160" w:line="360" w:lineRule="auto"/>
-        <w:ind w:firstLine="708" w:firstLineChars="0"/>
-        <w:jc w:val="both"/>
-        <w:rPr>
-          <w:rFonts w:hint="default" w:ascii="Times New Roman" w:hAnsi="Times New Roman"/>
-          <w:b w:val="0"/>
-          <w:bCs w:val="0"/>
-          <w:sz w:val="28"/>
-          <w:szCs w:val="28"/>
-          <w:lang w:val="ru-RU"/>
-        </w:rPr>
-      </w:pPr>
-      <w:r>
-        <w:rPr>
-          <w:rFonts w:hint="default" w:ascii="Times New Roman" w:hAnsi="Times New Roman"/>
-          <w:b w:val="0"/>
-          <w:bCs w:val="0"/>
-          <w:sz w:val="28"/>
-          <w:szCs w:val="28"/>
-          <w:lang w:val="ru-RU"/>
-        </w:rPr>
-        <w:t>Таким образом, при выборе инструментов автоматизации тестирования необходимо учитывать совокупность критериев, обеспечивающих эффективность, надёжность и долгосрочную поддерживаемость тестовой инфраструктуры.</w:t>
-      </w:r>
-    </w:p>
-    <w:p>
-      <w:pPr>
-        <w:numPr>
-          <w:numId w:val="0"/>
-        </w:numPr>
-        <w:spacing w:after="160" w:line="360" w:lineRule="auto"/>
-        <w:ind w:firstLine="708" w:firstLineChars="0"/>
-        <w:jc w:val="both"/>
-        <w:rPr>
-          <w:rFonts w:hint="default" w:ascii="Times New Roman" w:hAnsi="Times New Roman"/>
-          <w:b w:val="0"/>
-          <w:bCs w:val="0"/>
-          <w:sz w:val="28"/>
-          <w:szCs w:val="28"/>
-          <w:lang w:val="ru-RU"/>
-        </w:rPr>
-      </w:pPr>
-    </w:p>
-    <w:p>
-      <w:pPr>
-        <w:numPr>
-          <w:numId w:val="0"/>
-        </w:numPr>
-        <w:spacing w:after="160" w:line="360" w:lineRule="auto"/>
-        <w:ind w:firstLine="708" w:firstLineChars="0"/>
-        <w:jc w:val="both"/>
-        <w:rPr>
-          <w:rFonts w:hint="default" w:ascii="Times New Roman" w:hAnsi="Times New Roman"/>
-          <w:b w:val="0"/>
-          <w:bCs w:val="0"/>
-          <w:sz w:val="28"/>
-          <w:szCs w:val="28"/>
-          <w:lang w:val="ru-RU"/>
-        </w:rPr>
-      </w:pPr>
-    </w:p>
-    <w:p>
-      <w:pPr>
-        <w:numPr>
-          <w:numId w:val="0"/>
-        </w:numPr>
-        <w:spacing w:after="160" w:line="360" w:lineRule="auto"/>
-        <w:ind w:firstLine="708" w:firstLineChars="0"/>
-        <w:jc w:val="both"/>
-        <w:rPr>
-          <w:rFonts w:hint="default" w:ascii="Times New Roman" w:hAnsi="Times New Roman"/>
-          <w:b w:val="0"/>
-          <w:bCs w:val="0"/>
-          <w:sz w:val="28"/>
-          <w:szCs w:val="28"/>
-          <w:lang w:val="ru-RU"/>
-        </w:rPr>
-      </w:pPr>
-    </w:p>
-    <w:p>
-      <w:pPr>
-        <w:numPr>
-          <w:numId w:val="0"/>
-        </w:numPr>
-        <w:spacing w:after="160" w:line="360" w:lineRule="auto"/>
-        <w:ind w:firstLine="708" w:firstLineChars="0"/>
-        <w:jc w:val="both"/>
-        <w:rPr>
-          <w:rFonts w:hint="default" w:ascii="Times New Roman" w:hAnsi="Times New Roman"/>
-          <w:b w:val="0"/>
-          <w:bCs w:val="0"/>
-          <w:sz w:val="28"/>
-          <w:szCs w:val="28"/>
-          <w:lang w:val="ru-RU"/>
-        </w:rPr>
-      </w:pPr>
-    </w:p>
-    <w:p>
-      <w:pPr>
-        <w:numPr>
-          <w:numId w:val="0"/>
-        </w:numPr>
-        <w:spacing w:after="160" w:line="360" w:lineRule="auto"/>
-        <w:ind w:firstLine="708" w:firstLineChars="0"/>
-        <w:jc w:val="both"/>
-        <w:rPr>
-          <w:rFonts w:hint="default" w:ascii="Times New Roman" w:hAnsi="Times New Roman"/>
-          <w:b w:val="0"/>
-          <w:bCs w:val="0"/>
-          <w:sz w:val="28"/>
-          <w:szCs w:val="28"/>
-          <w:lang w:val="ru-RU"/>
-        </w:rPr>
-      </w:pPr>
-    </w:p>
-    <w:p>
-      <w:pPr>
-        <w:numPr>
-          <w:numId w:val="0"/>
-        </w:numPr>
-        <w:spacing w:after="160" w:line="360" w:lineRule="auto"/>
-        <w:ind w:firstLine="708" w:firstLineChars="0"/>
-        <w:jc w:val="both"/>
-        <w:rPr>
-          <w:rFonts w:hint="default" w:ascii="Times New Roman" w:hAnsi="Times New Roman"/>
-          <w:b w:val="0"/>
-          <w:bCs w:val="0"/>
-          <w:sz w:val="28"/>
-          <w:szCs w:val="28"/>
-          <w:lang w:val="en-US"/>
-        </w:rPr>
-      </w:pPr>
-    </w:p>
-    <w:p>
-      <w:pPr>
-        <w:numPr>
-          <w:numId w:val="0"/>
-        </w:numPr>
-        <w:spacing w:after="160" w:line="360" w:lineRule="auto"/>
-        <w:jc w:val="both"/>
-        <w:rPr>
-          <w:rFonts w:hint="default" w:ascii="Times New Roman" w:hAnsi="Times New Roman" w:cs="Times New Roman"/>
-          <w:b w:val="0"/>
-          <w:bCs w:val="0"/>
-          <w:sz w:val="28"/>
-          <w:szCs w:val="28"/>
-          <w:lang w:val="ru-RU"/>
-        </w:rPr>
-      </w:pPr>
     </w:p>
     <w:sectPr>
       <w:footerReference r:id="rId5" w:type="default"/>

--- a/Дипломная_работа_ИВТАСбд-41_БорковИван.docx
+++ b/Дипломная_работа_ИВТАСбд-41_БорковИван.docx
@@ -5209,148 +5209,368 @@
     </w:p>
     <w:p>
       <w:pPr>
-        <w:numPr>
-          <w:numId w:val="0"/>
-        </w:numPr>
-        <w:spacing w:after="160" w:line="360" w:lineRule="auto"/>
-        <w:ind w:firstLine="708" w:firstLineChars="0"/>
-        <w:jc w:val="both"/>
-        <w:rPr>
-          <w:rFonts w:hint="default" w:ascii="Times New Roman" w:hAnsi="Times New Roman"/>
-          <w:b w:val="0"/>
-          <w:bCs w:val="0"/>
-          <w:sz w:val="28"/>
-          <w:szCs w:val="28"/>
-          <w:lang w:val="ru-RU"/>
-        </w:rPr>
-      </w:pPr>
-    </w:p>
-    <w:p>
-      <w:pPr>
-        <w:numPr>
-          <w:numId w:val="0"/>
-        </w:numPr>
-        <w:spacing w:after="160" w:line="360" w:lineRule="auto"/>
-        <w:ind w:firstLine="708" w:firstLineChars="0"/>
-        <w:jc w:val="both"/>
-        <w:rPr>
-          <w:rFonts w:hint="default" w:ascii="Times New Roman" w:hAnsi="Times New Roman"/>
-          <w:b w:val="0"/>
-          <w:bCs w:val="0"/>
-          <w:sz w:val="28"/>
-          <w:szCs w:val="28"/>
-          <w:lang w:val="ru-RU"/>
-        </w:rPr>
-      </w:pPr>
-    </w:p>
-    <w:p>
-      <w:pPr>
-        <w:numPr>
-          <w:numId w:val="0"/>
-        </w:numPr>
-        <w:spacing w:after="160" w:line="360" w:lineRule="auto"/>
-        <w:ind w:firstLine="708" w:firstLineChars="0"/>
-        <w:jc w:val="both"/>
-        <w:rPr>
-          <w:rFonts w:hint="default" w:ascii="Times New Roman" w:hAnsi="Times New Roman"/>
-          <w:b w:val="0"/>
-          <w:bCs w:val="0"/>
-          <w:sz w:val="28"/>
-          <w:szCs w:val="28"/>
-          <w:lang w:val="ru-RU"/>
-        </w:rPr>
-      </w:pPr>
-    </w:p>
-    <w:p>
-      <w:pPr>
-        <w:numPr>
-          <w:numId w:val="0"/>
-        </w:numPr>
-        <w:spacing w:after="160" w:line="360" w:lineRule="auto"/>
-        <w:ind w:firstLine="708" w:firstLineChars="0"/>
-        <w:jc w:val="both"/>
-        <w:rPr>
-          <w:rFonts w:hint="default" w:ascii="Times New Roman" w:hAnsi="Times New Roman"/>
-          <w:b w:val="0"/>
-          <w:bCs w:val="0"/>
-          <w:sz w:val="28"/>
-          <w:szCs w:val="28"/>
-          <w:lang w:val="ru-RU"/>
-        </w:rPr>
-      </w:pPr>
-    </w:p>
-    <w:p>
-      <w:pPr>
-        <w:numPr>
-          <w:numId w:val="0"/>
-        </w:numPr>
-        <w:spacing w:after="160" w:line="360" w:lineRule="auto"/>
-        <w:ind w:firstLine="708" w:firstLineChars="0"/>
-        <w:jc w:val="both"/>
-        <w:rPr>
-          <w:rFonts w:hint="default" w:ascii="Times New Roman" w:hAnsi="Times New Roman"/>
-          <w:b w:val="0"/>
-          <w:bCs w:val="0"/>
-          <w:sz w:val="28"/>
-          <w:szCs w:val="28"/>
-          <w:lang w:val="ru-RU"/>
-        </w:rPr>
-      </w:pPr>
-    </w:p>
-    <w:p>
-      <w:pPr>
-        <w:numPr>
-          <w:numId w:val="0"/>
-        </w:numPr>
-        <w:spacing w:after="160" w:line="360" w:lineRule="auto"/>
-        <w:ind w:firstLine="708" w:firstLineChars="0"/>
-        <w:jc w:val="both"/>
-        <w:rPr>
-          <w:rFonts w:hint="default" w:ascii="Times New Roman" w:hAnsi="Times New Roman"/>
-          <w:b w:val="0"/>
-          <w:bCs w:val="0"/>
-          <w:sz w:val="28"/>
-          <w:szCs w:val="28"/>
-          <w:lang w:val="ru-RU"/>
-        </w:rPr>
-      </w:pPr>
-    </w:p>
-    <w:p>
-      <w:pPr>
-        <w:numPr>
-          <w:numId w:val="0"/>
-        </w:numPr>
-        <w:spacing w:after="160" w:line="360" w:lineRule="auto"/>
-        <w:ind w:firstLine="708" w:firstLineChars="0"/>
-        <w:jc w:val="both"/>
-        <w:rPr>
-          <w:rFonts w:hint="default" w:ascii="Times New Roman" w:hAnsi="Times New Roman"/>
-          <w:b w:val="0"/>
-          <w:bCs w:val="0"/>
-          <w:sz w:val="28"/>
-          <w:szCs w:val="28"/>
-          <w:lang w:val="en-US"/>
-        </w:rPr>
-      </w:pPr>
-    </w:p>
-    <w:p>
-      <w:pPr>
-        <w:numPr>
-          <w:numId w:val="0"/>
-        </w:numPr>
-        <w:spacing w:after="160" w:line="360" w:lineRule="auto"/>
-        <w:jc w:val="both"/>
-        <w:rPr>
-          <w:rFonts w:hint="default" w:ascii="Times New Roman" w:hAnsi="Times New Roman" w:cs="Times New Roman"/>
-          <w:b w:val="0"/>
-          <w:bCs w:val="0"/>
-          <w:sz w:val="28"/>
-          <w:szCs w:val="28"/>
-          <w:lang w:val="ru-RU"/>
-        </w:rPr>
-      </w:pPr>
+        <w:rPr>
+          <w:rFonts w:hint="default" w:ascii="Times New Roman" w:hAnsi="Times New Roman"/>
+          <w:b w:val="0"/>
+          <w:bCs w:val="0"/>
+          <w:sz w:val="28"/>
+          <w:szCs w:val="28"/>
+          <w:lang w:val="ru-RU"/>
+        </w:rPr>
+      </w:pPr>
+      <w:r>
+        <w:rPr>
+          <w:rFonts w:hint="default" w:ascii="Times New Roman" w:hAnsi="Times New Roman"/>
+          <w:b w:val="0"/>
+          <w:bCs w:val="0"/>
+          <w:sz w:val="28"/>
+          <w:szCs w:val="28"/>
+          <w:lang w:val="ru-RU"/>
+        </w:rPr>
+        <w:br w:type="page"/>
+      </w:r>
+    </w:p>
+    <w:p>
+      <w:pPr>
+        <w:numPr>
+          <w:ilvl w:val="0"/>
+          <w:numId w:val="0"/>
+        </w:numPr>
+        <w:spacing w:after="160" w:line="360" w:lineRule="auto"/>
+        <w:jc w:val="center"/>
+        <w:rPr>
+          <w:rFonts w:hint="default" w:ascii="Times New Roman" w:hAnsi="Times New Roman" w:cs="Times New Roman"/>
+          <w:sz w:val="28"/>
+          <w:szCs w:val="28"/>
+          <w:u w:val="single"/>
+          <w:lang w:val="ru-RU"/>
+        </w:rPr>
+      </w:pPr>
+      <w:r>
+        <w:rPr>
+          <w:rFonts w:hint="default" w:ascii="Times New Roman" w:hAnsi="Times New Roman" w:cs="Times New Roman"/>
+          <w:b/>
+          <w:bCs/>
+          <w:sz w:val="28"/>
+          <w:szCs w:val="28"/>
+          <w:u w:val="single"/>
+          <w:lang w:val="ru-RU"/>
+        </w:rPr>
+        <w:t>Параграф 4.</w:t>
+      </w:r>
+      <w:r>
+        <w:rPr>
+          <w:rFonts w:hint="default" w:ascii="Times New Roman" w:hAnsi="Times New Roman" w:cs="Times New Roman"/>
+          <w:i/>
+          <w:iCs/>
+          <w:sz w:val="28"/>
+          <w:szCs w:val="28"/>
+          <w:u w:val="single"/>
+          <w:lang w:val="ru-RU"/>
+        </w:rPr>
+        <w:t xml:space="preserve"> Выводы по первой главе</w:t>
+      </w:r>
+    </w:p>
+    <w:p>
+      <w:pPr>
+        <w:numPr>
+          <w:numId w:val="0"/>
+        </w:numPr>
+        <w:spacing w:after="160" w:line="360" w:lineRule="auto"/>
+        <w:ind w:firstLine="708" w:firstLineChars="0"/>
+        <w:jc w:val="both"/>
+        <w:rPr>
+          <w:rFonts w:hint="default" w:ascii="Times New Roman" w:hAnsi="Times New Roman"/>
+          <w:b w:val="0"/>
+          <w:bCs w:val="0"/>
+          <w:sz w:val="28"/>
+          <w:szCs w:val="28"/>
+          <w:lang w:val="ru-RU"/>
+        </w:rPr>
+      </w:pPr>
+      <w:r>
+        <w:rPr>
+          <w:rFonts w:hint="default" w:ascii="Times New Roman" w:hAnsi="Times New Roman"/>
+          <w:b w:val="0"/>
+          <w:bCs w:val="0"/>
+          <w:sz w:val="28"/>
+          <w:szCs w:val="28"/>
+          <w:lang w:val="ru-RU"/>
+        </w:rPr>
+        <w:t xml:space="preserve">В первой главе выпускной квалификационной работы были рассмотрены теоретические основы тестирования программного обеспечения с акцентом на особенности тестирования веб-приложений и применение автоматизированных методов </w:t>
+      </w:r>
       <w:bookmarkStart w:id="0" w:name="_GoBack"/>
       <w:bookmarkEnd w:id="0"/>
+      <w:r>
+        <w:rPr>
+          <w:rFonts w:hint="default" w:ascii="Times New Roman" w:hAnsi="Times New Roman"/>
+          <w:b w:val="0"/>
+          <w:bCs w:val="0"/>
+          <w:sz w:val="28"/>
+          <w:szCs w:val="28"/>
+          <w:lang w:val="ru-RU"/>
+        </w:rPr>
+        <w:t>обеспечения качества. Проведённый анализ позволил определить роль тестирования как неотъемлемой части жизненного цикла программного обеспечения и обосновать его значимость в процессе разработки современных информационных систем.</w:t>
+      </w:r>
+    </w:p>
+    <w:p>
+      <w:pPr>
+        <w:numPr>
+          <w:numId w:val="0"/>
+        </w:numPr>
+        <w:spacing w:after="160" w:line="360" w:lineRule="auto"/>
+        <w:ind w:firstLine="708" w:firstLineChars="0"/>
+        <w:jc w:val="both"/>
+        <w:rPr>
+          <w:rFonts w:hint="default" w:ascii="Times New Roman" w:hAnsi="Times New Roman"/>
+          <w:b w:val="0"/>
+          <w:bCs w:val="0"/>
+          <w:sz w:val="28"/>
+          <w:szCs w:val="28"/>
+          <w:lang w:val="ru-RU"/>
+        </w:rPr>
+      </w:pPr>
+      <w:r>
+        <w:rPr>
+          <w:rFonts w:hint="default" w:ascii="Times New Roman" w:hAnsi="Times New Roman"/>
+          <w:b w:val="0"/>
+          <w:bCs w:val="0"/>
+          <w:sz w:val="28"/>
+          <w:szCs w:val="28"/>
+          <w:lang w:val="ru-RU"/>
+        </w:rPr>
+        <w:t>В рамках главы были рассмотрены основные виды тестирования программного обеспечения, включая функциональное и нефункциональное тестирование, а также модульное, интеграционное, системное и приёмочное тестирование. Отдельное внимание было уделено UI- и API-тестированию, которые играют ключевую роль в обеспечении качества веб-приложений. Рассмотрены особенности ошибок, характерных для веб-интерфейсов, проблемы кроссбраузерности и зависимость пользовательского интерфейса от серверной части приложения.</w:t>
+      </w:r>
+    </w:p>
+    <w:p>
+      <w:pPr>
+        <w:numPr>
+          <w:numId w:val="0"/>
+        </w:numPr>
+        <w:spacing w:after="160" w:line="360" w:lineRule="auto"/>
+        <w:ind w:firstLine="708" w:firstLineChars="0"/>
+        <w:jc w:val="both"/>
+        <w:rPr>
+          <w:rFonts w:hint="default" w:ascii="Times New Roman" w:hAnsi="Times New Roman"/>
+          <w:b w:val="0"/>
+          <w:bCs w:val="0"/>
+          <w:sz w:val="28"/>
+          <w:szCs w:val="28"/>
+          <w:lang w:val="ru-RU"/>
+        </w:rPr>
+      </w:pPr>
+      <w:r>
+        <w:rPr>
+          <w:rFonts w:hint="default" w:ascii="Times New Roman" w:hAnsi="Times New Roman"/>
+          <w:b w:val="0"/>
+          <w:bCs w:val="0"/>
+          <w:sz w:val="28"/>
+          <w:szCs w:val="28"/>
+          <w:lang w:val="ru-RU"/>
+        </w:rPr>
+        <w:t>Также были изучены принципы и подходы к автоматизированному тестированию, его преимущества и ограничения. Показано, что автоматизация тестирования является эффективным инструментом для проверки повторяющихся сценариев и регрессионного тестирования, однако требует архитектурного подхода и не может полностью заменить ручное тестирование. Обоснована необходимость сочетания различных видов тестирования в рамках комплексной стратегии обеспечения качества программного обеспечения.</w:t>
+      </w:r>
+    </w:p>
+    <w:p>
+      <w:pPr>
+        <w:numPr>
+          <w:numId w:val="0"/>
+        </w:numPr>
+        <w:spacing w:after="160" w:line="360" w:lineRule="auto"/>
+        <w:ind w:firstLine="708" w:firstLineChars="0"/>
+        <w:jc w:val="both"/>
+        <w:rPr>
+          <w:rFonts w:hint="default" w:ascii="Times New Roman" w:hAnsi="Times New Roman"/>
+          <w:b w:val="0"/>
+          <w:bCs w:val="0"/>
+          <w:sz w:val="28"/>
+          <w:szCs w:val="28"/>
+          <w:lang w:val="ru-RU"/>
+        </w:rPr>
+      </w:pPr>
+      <w:r>
+        <w:rPr>
+          <w:rFonts w:hint="default" w:ascii="Times New Roman" w:hAnsi="Times New Roman"/>
+          <w:b w:val="0"/>
+          <w:bCs w:val="0"/>
+          <w:sz w:val="28"/>
+          <w:szCs w:val="28"/>
+          <w:lang w:val="ru-RU"/>
+        </w:rPr>
+        <w:t>В теоретической части был выполнен обзор современных средств автоматизированного тестирования и определены критерии их выбора. На основе проведённого анализа обоснован выбор технологического стека для разработки системы автотестов, включающего язык программирования Java, инструменты Selenium и TestNG, а также средства контейнеризации, распределённого запуска тестов и CI/CD-интеграции.</w:t>
+      </w:r>
+    </w:p>
+    <w:p>
+      <w:pPr>
+        <w:numPr>
+          <w:numId w:val="0"/>
+        </w:numPr>
+        <w:spacing w:after="160" w:line="360" w:lineRule="auto"/>
+        <w:ind w:firstLine="708" w:firstLineChars="0"/>
+        <w:jc w:val="both"/>
+        <w:rPr>
+          <w:rFonts w:hint="default" w:ascii="Times New Roman" w:hAnsi="Times New Roman"/>
+          <w:b w:val="0"/>
+          <w:bCs w:val="0"/>
+          <w:sz w:val="28"/>
+          <w:szCs w:val="28"/>
+          <w:lang w:val="ru-RU"/>
+        </w:rPr>
+      </w:pPr>
+      <w:r>
+        <w:rPr>
+          <w:rFonts w:hint="default" w:ascii="Times New Roman" w:hAnsi="Times New Roman"/>
+          <w:b w:val="0"/>
+          <w:bCs w:val="0"/>
+          <w:sz w:val="28"/>
+          <w:szCs w:val="28"/>
+          <w:lang w:val="ru-RU"/>
+        </w:rPr>
+        <w:t>Таким образом, теоретическая часть работы сформировала основу для дальнейшего проектирования системы автоматизированного тестирования веб-приложений. Полученные выводы и обоснования послужили базой для разработки архитектуры тестовой инфраструктуры, которая будет подробно рассмотрена во второй главе выпускной квалификационной работы.</w:t>
+      </w:r>
+    </w:p>
+    <w:p>
+      <w:pPr>
+        <w:numPr>
+          <w:numId w:val="0"/>
+        </w:numPr>
+        <w:spacing w:after="160" w:line="360" w:lineRule="auto"/>
+        <w:ind w:firstLine="708" w:firstLineChars="0"/>
+        <w:jc w:val="both"/>
+        <w:rPr>
+          <w:rFonts w:hint="default" w:ascii="Times New Roman" w:hAnsi="Times New Roman"/>
+          <w:b w:val="0"/>
+          <w:bCs w:val="0"/>
+          <w:sz w:val="28"/>
+          <w:szCs w:val="28"/>
+          <w:lang w:val="ru-RU"/>
+        </w:rPr>
+      </w:pPr>
+    </w:p>
+    <w:p>
+      <w:pPr>
+        <w:numPr>
+          <w:numId w:val="0"/>
+        </w:numPr>
+        <w:spacing w:after="160" w:line="360" w:lineRule="auto"/>
+        <w:ind w:firstLine="708" w:firstLineChars="0"/>
+        <w:jc w:val="both"/>
+        <w:rPr>
+          <w:rFonts w:hint="default" w:ascii="Times New Roman" w:hAnsi="Times New Roman"/>
+          <w:b w:val="0"/>
+          <w:bCs w:val="0"/>
+          <w:sz w:val="28"/>
+          <w:szCs w:val="28"/>
+          <w:lang w:val="ru-RU"/>
+        </w:rPr>
+      </w:pPr>
+    </w:p>
+    <w:p>
+      <w:pPr>
+        <w:numPr>
+          <w:numId w:val="0"/>
+        </w:numPr>
+        <w:spacing w:after="160" w:line="360" w:lineRule="auto"/>
+        <w:ind w:firstLine="708" w:firstLineChars="0"/>
+        <w:jc w:val="both"/>
+        <w:rPr>
+          <w:rFonts w:hint="default" w:ascii="Times New Roman" w:hAnsi="Times New Roman"/>
+          <w:b w:val="0"/>
+          <w:bCs w:val="0"/>
+          <w:sz w:val="28"/>
+          <w:szCs w:val="28"/>
+          <w:lang w:val="ru-RU"/>
+        </w:rPr>
+      </w:pPr>
+    </w:p>
+    <w:p>
+      <w:pPr>
+        <w:numPr>
+          <w:numId w:val="0"/>
+        </w:numPr>
+        <w:spacing w:after="160" w:line="360" w:lineRule="auto"/>
+        <w:ind w:firstLine="708" w:firstLineChars="0"/>
+        <w:jc w:val="both"/>
+        <w:rPr>
+          <w:rFonts w:hint="default" w:ascii="Times New Roman" w:hAnsi="Times New Roman"/>
+          <w:b w:val="0"/>
+          <w:bCs w:val="0"/>
+          <w:sz w:val="28"/>
+          <w:szCs w:val="28"/>
+          <w:lang w:val="ru-RU"/>
+        </w:rPr>
+      </w:pPr>
+    </w:p>
+    <w:p>
+      <w:pPr>
+        <w:numPr>
+          <w:numId w:val="0"/>
+        </w:numPr>
+        <w:spacing w:after="160" w:line="360" w:lineRule="auto"/>
+        <w:ind w:firstLine="708" w:firstLineChars="0"/>
+        <w:jc w:val="both"/>
+        <w:rPr>
+          <w:rFonts w:hint="default" w:ascii="Times New Roman" w:hAnsi="Times New Roman"/>
+          <w:b w:val="0"/>
+          <w:bCs w:val="0"/>
+          <w:sz w:val="28"/>
+          <w:szCs w:val="28"/>
+          <w:lang w:val="ru-RU"/>
+        </w:rPr>
+      </w:pPr>
+    </w:p>
+    <w:p>
+      <w:pPr>
+        <w:numPr>
+          <w:numId w:val="0"/>
+        </w:numPr>
+        <w:spacing w:after="160" w:line="360" w:lineRule="auto"/>
+        <w:ind w:firstLine="708" w:firstLineChars="0"/>
+        <w:jc w:val="both"/>
+        <w:rPr>
+          <w:rFonts w:hint="default" w:ascii="Times New Roman" w:hAnsi="Times New Roman"/>
+          <w:b w:val="0"/>
+          <w:bCs w:val="0"/>
+          <w:sz w:val="28"/>
+          <w:szCs w:val="28"/>
+          <w:lang w:val="ru-RU"/>
+        </w:rPr>
+      </w:pPr>
+    </w:p>
+    <w:p>
+      <w:pPr>
+        <w:numPr>
+          <w:numId w:val="0"/>
+        </w:numPr>
+        <w:spacing w:after="160" w:line="360" w:lineRule="auto"/>
+        <w:ind w:firstLine="708" w:firstLineChars="0"/>
+        <w:jc w:val="both"/>
+        <w:rPr>
+          <w:rFonts w:hint="default" w:ascii="Times New Roman" w:hAnsi="Times New Roman"/>
+          <w:b w:val="0"/>
+          <w:bCs w:val="0"/>
+          <w:sz w:val="28"/>
+          <w:szCs w:val="28"/>
+          <w:lang w:val="en-US"/>
+        </w:rPr>
+      </w:pPr>
+    </w:p>
+    <w:p>
+      <w:pPr>
+        <w:numPr>
+          <w:numId w:val="0"/>
+        </w:numPr>
+        <w:spacing w:after="160" w:line="360" w:lineRule="auto"/>
+        <w:jc w:val="both"/>
+        <w:rPr>
+          <w:rFonts w:hint="default" w:ascii="Times New Roman" w:hAnsi="Times New Roman" w:cs="Times New Roman"/>
+          <w:b w:val="0"/>
+          <w:bCs w:val="0"/>
+          <w:sz w:val="28"/>
+          <w:szCs w:val="28"/>
+          <w:lang w:val="ru-RU"/>
+        </w:rPr>
+      </w:pPr>
     </w:p>
     <w:sectPr>
       <w:footerReference r:id="rId5" w:type="default"/>

--- a/Дипломная_работа_ИВТАСбд-41_БорковИван.docx
+++ b/Дипломная_работа_ИВТАСбд-41_БорковИван.docx
@@ -1649,29 +1649,29 @@
           <w:szCs w:val="28"/>
           <w:lang w:val="ru-RU"/>
         </w:rPr>
-        <w:t>В условиях активного развития информационных технологий и роста сложности программных систем особую значимость приобретает обеспечение качества программного обеспечения. Современные веб-приложения представляют собой многоуровневые системы, включающие пользовательский интерфейс, серверную часть и интеграцию с внешними сервисами, что существенно усложняет процесс разработки и сопровождения. В связи с этим автоматизация процессов тестирования становится неотъемлемой частью жизненного цикла программного обеспечения.</w:t>
-      </w:r>
-    </w:p>
-    <w:p>
-      <w:pPr>
-        <w:spacing w:line="360" w:lineRule="auto"/>
-        <w:ind w:firstLine="708" w:firstLineChars="0"/>
-        <w:jc w:val="both"/>
-        <w:rPr>
-          <w:rFonts w:hint="default" w:ascii="Times New Roman" w:hAnsi="Times New Roman" w:cs="Times New Roman"/>
-          <w:sz w:val="28"/>
-          <w:szCs w:val="28"/>
-          <w:lang w:val="ru-RU"/>
-        </w:rPr>
-      </w:pPr>
-      <w:r>
-        <w:rPr>
-          <w:rFonts w:hint="default" w:ascii="Times New Roman" w:hAnsi="Times New Roman" w:cs="Times New Roman"/>
-          <w:sz w:val="28"/>
-          <w:szCs w:val="28"/>
-          <w:lang w:val="ru-RU"/>
-        </w:rPr>
-        <w:t>Тестирование программного обеспечения играет ключевую роль на всех этапах его жизненного цикла - от проектирования и разработки до внедрения и эксплуатации. Основной задачей тестирования является выявление дефектов, оценка соответствия программного продукта требованиям и снижение рисков возникновения ошибок в промышленной эксплуатации. Интеграция тестирования в процесс разработки позволяет повысить надёжность программных систем, сократить затраты на исправление ошибок и обеспечить стабильность выпускаемых версий.</w:t>
+        <w:t>В условиях активного развития информационных технологий и роста сложности программных систем особую значимость приобретает обеспечение качества программного обеспечения. В рамках данной работы рассматриваются вопросы тестирования именно веб-приложений и их пользовательских веб-интерфейсов. Современные веб-приложения представляют собой многоуровневые системы, включающие клиентскую часть (frontend), серверную часть (backend) и интеграцию с внешними сервисами, что существенно усложняет процесс разработки и сопровождения. Взаимодействие между frontend и backend осуществляется посредством сетевых протоколов (HTTP/HTTPS) и программных интерфейсов (API), чаще всего с использованием форматов обмена данными, таких как JSON или XML. В связи с этим автоматизация процессов тестирования становится неотъемлемой частью жизненного цикла программного обеспечения.</w:t>
+      </w:r>
+    </w:p>
+    <w:p>
+      <w:pPr>
+        <w:spacing w:line="360" w:lineRule="auto"/>
+        <w:ind w:firstLine="708" w:firstLineChars="0"/>
+        <w:jc w:val="both"/>
+        <w:rPr>
+          <w:rFonts w:hint="default" w:ascii="Times New Roman" w:hAnsi="Times New Roman" w:cs="Times New Roman"/>
+          <w:sz w:val="28"/>
+          <w:szCs w:val="28"/>
+          <w:lang w:val="ru-RU"/>
+        </w:rPr>
+      </w:pPr>
+      <w:r>
+        <w:rPr>
+          <w:rFonts w:hint="default" w:ascii="Times New Roman" w:hAnsi="Times New Roman" w:cs="Times New Roman"/>
+          <w:sz w:val="28"/>
+          <w:szCs w:val="28"/>
+          <w:lang w:val="ru-RU"/>
+        </w:rPr>
+        <w:t>Тестирование программного обеспечения играет ключевую роль на всех этапах его жизненного цикла - от проектирования и разработки до внедрения и эксплуатации. Основной задачей тестирования является выявление дефектов, оценка соответствия программного продукта требованиям и снижение рисков возникновения ошибок в промышленной эксплуатации. При выполнении ручного тестирования существенную роль играет человеческий фактор: тестировщики могут допускать ошибки из-за невнимательности, усталости при выполнении повторяющихся проверок, различной интерпретации требований или пропуска граничных сценариев. Интеграция автоматизированного тестирования в процесс разработки позволяет повысить надёжность программных систем, сократить затраты на исправление ошибок и обеспечить стабильность выпускаемых версий.</w:t>
       </w:r>
     </w:p>
     <w:p>
@@ -1715,7 +1715,18 @@
           <w:szCs w:val="28"/>
           <w:lang w:val="ru-RU"/>
         </w:rPr>
-        <w:t>В условиях использования практик непрерывной интеграции и доставки (CI/CD) автоматизированные тесты становятся важным элементом процесса разработки, обеспечивая оперативную обратную связь о качестве изменений. Наличие автоматизированных UI и API тестов позволяет своевременно выявлять дефекты, связанные с функциональностью, производительностью и корректностью работы веб-приложений.</w:t>
+        <w:t>В условиях использования практик непрерывной интеграции и доставки (CI/CD) автоматизированные тесты становятся важным элементом процесса разработки, обеспечивая оперативную обратную связь о качестве изменений. Наличие автоматизированных UI- и API-тестов позволяет своевременно выявлять дефекты, связанные с функциональностью, производительностью и корректностью работы веб-приложений</w:t>
+      </w:r>
+      <w:bookmarkStart w:id="0" w:name="_GoBack"/>
+      <w:bookmarkEnd w:id="0"/>
+      <w:r>
+        <w:rPr>
+          <w:rFonts w:hint="default" w:ascii="Times New Roman" w:hAnsi="Times New Roman" w:cs="Times New Roman"/>
+          <w:sz w:val="28"/>
+          <w:szCs w:val="28"/>
+          <w:lang w:val="ru-RU"/>
+        </w:rPr>
+        <w:t>.</w:t>
       </w:r>
     </w:p>
     <w:p>
@@ -3576,6 +3587,7 @@
     <w:p>
       <w:pPr>
         <w:numPr>
+          <w:ilvl w:val="0"/>
           <w:numId w:val="0"/>
         </w:numPr>
         <w:spacing w:after="160" w:line="360" w:lineRule="auto"/>
@@ -3599,12 +3611,23 @@
           <w:lang w:val="ru-RU"/>
         </w:rPr>
         <w:tab/>
+      </w:r>
+      <w:r>
+        <w:rPr>
+          <w:rFonts w:hint="default" w:ascii="Times New Roman" w:hAnsi="Times New Roman"/>
+          <w:b w:val="0"/>
+          <w:bCs w:val="0"/>
+          <w:sz w:val="28"/>
+          <w:szCs w:val="28"/>
+          <w:lang w:val="ru-RU"/>
+        </w:rPr>
         <w:t>Однако автоматизация тестирования имеет и ряд ограничений. К недостаткам относятся значительные начальные затраты на разработку и поддержку автотестов, необходимость наличия квалифицированных специалистов, а также ограниченная применимость автоматизации для тестирования пользовательского опыта и визуального восприятия интерфейса. В связи с этим автоматизированное тестирование не заменяет полностью ручное тестирование, а дополняет его.</w:t>
       </w:r>
     </w:p>
     <w:p>
       <w:pPr>
         <w:numPr>
+          <w:ilvl w:val="0"/>
           <w:numId w:val="0"/>
         </w:numPr>
         <w:spacing w:after="160" w:line="360" w:lineRule="auto"/>
@@ -3724,6 +3747,7 @@
     <w:p>
       <w:pPr>
         <w:numPr>
+          <w:ilvl w:val="0"/>
           <w:numId w:val="0"/>
         </w:numPr>
         <w:spacing w:after="160" w:line="360" w:lineRule="auto"/>
@@ -3747,12 +3771,23 @@
           <w:lang w:val="ru-RU"/>
         </w:rPr>
         <w:tab/>
+      </w:r>
+      <w:r>
+        <w:rPr>
+          <w:rFonts w:hint="default" w:ascii="Times New Roman" w:hAnsi="Times New Roman"/>
+          <w:b w:val="0"/>
+          <w:bCs w:val="0"/>
+          <w:sz w:val="28"/>
+          <w:szCs w:val="28"/>
+          <w:lang w:val="ru-RU"/>
+        </w:rPr>
         <w:t>В современных методологиях разработки программного обеспечения автоматизированное тестирование является неотъемлемой частью жизненного цикла программного обеспечения (SDLC). Автотесты разрабатываются и поддерживаются параллельно с основным кодом приложения и используются на различных этапах разработки — от локального тестирования до промышленной эксплуатации.</w:t>
       </w:r>
     </w:p>
     <w:p>
       <w:pPr>
         <w:numPr>
+          <w:ilvl w:val="0"/>
           <w:numId w:val="0"/>
         </w:numPr>
         <w:spacing w:after="160" w:line="360" w:lineRule="auto"/>
@@ -3782,6 +3817,7 @@
     <w:p>
       <w:pPr>
         <w:numPr>
+          <w:ilvl w:val="0"/>
           <w:numId w:val="0"/>
         </w:numPr>
         <w:spacing w:after="160" w:line="360" w:lineRule="auto"/>
@@ -3811,24 +3847,26 @@
     <w:p>
       <w:pPr>
         <w:numPr>
-          <w:numId w:val="0"/>
-        </w:numPr>
-        <w:spacing w:after="160" w:line="360" w:lineRule="auto"/>
-        <w:ind w:firstLine="708" w:firstLineChars="0"/>
-        <w:jc w:val="both"/>
-        <w:rPr>
-          <w:rFonts w:hint="default" w:ascii="Times New Roman" w:hAnsi="Times New Roman"/>
-          <w:b w:val="0"/>
-          <w:bCs w:val="0"/>
-          <w:sz w:val="28"/>
-          <w:szCs w:val="28"/>
-          <w:lang w:val="ru-RU"/>
-        </w:rPr>
-      </w:pPr>
-    </w:p>
-    <w:p>
-      <w:pPr>
-        <w:numPr>
+          <w:ilvl w:val="0"/>
+          <w:numId w:val="0"/>
+        </w:numPr>
+        <w:spacing w:after="160" w:line="360" w:lineRule="auto"/>
+        <w:ind w:firstLine="708" w:firstLineChars="0"/>
+        <w:jc w:val="both"/>
+        <w:rPr>
+          <w:rFonts w:hint="default" w:ascii="Times New Roman" w:hAnsi="Times New Roman"/>
+          <w:b w:val="0"/>
+          <w:bCs w:val="0"/>
+          <w:sz w:val="28"/>
+          <w:szCs w:val="28"/>
+          <w:lang w:val="ru-RU"/>
+        </w:rPr>
+      </w:pPr>
+    </w:p>
+    <w:p>
+      <w:pPr>
+        <w:numPr>
+          <w:ilvl w:val="0"/>
           <w:numId w:val="0"/>
         </w:numPr>
         <w:spacing w:after="160" w:line="360" w:lineRule="auto"/>
@@ -3858,6 +3896,7 @@
     <w:p>
       <w:pPr>
         <w:numPr>
+          <w:ilvl w:val="0"/>
           <w:numId w:val="0"/>
         </w:numPr>
         <w:spacing w:after="160" w:line="360" w:lineRule="auto"/>
@@ -3887,6 +3926,7 @@
     <w:p>
       <w:pPr>
         <w:numPr>
+          <w:ilvl w:val="0"/>
           <w:numId w:val="0"/>
         </w:numPr>
         <w:spacing w:after="160" w:line="360" w:lineRule="auto"/>
@@ -3916,6 +3956,7 @@
     <w:p>
       <w:pPr>
         <w:numPr>
+          <w:ilvl w:val="0"/>
           <w:numId w:val="0"/>
         </w:numPr>
         <w:spacing w:after="160" w:line="360" w:lineRule="auto"/>
@@ -3945,6 +3986,7 @@
     <w:p>
       <w:pPr>
         <w:numPr>
+          <w:ilvl w:val="0"/>
           <w:numId w:val="0"/>
         </w:numPr>
         <w:spacing w:after="160" w:line="360" w:lineRule="auto"/>
@@ -3974,6 +4016,7 @@
     <w:p>
       <w:pPr>
         <w:numPr>
+          <w:ilvl w:val="0"/>
           <w:numId w:val="0"/>
         </w:numPr>
         <w:spacing w:after="160" w:line="360" w:lineRule="auto"/>
@@ -4003,6 +4046,7 @@
     <w:p>
       <w:pPr>
         <w:numPr>
+          <w:ilvl w:val="0"/>
           <w:numId w:val="0"/>
         </w:numPr>
         <w:spacing w:after="160" w:line="360" w:lineRule="auto"/>
@@ -4032,6 +4076,7 @@
     <w:p>
       <w:pPr>
         <w:numPr>
+          <w:ilvl w:val="0"/>
           <w:numId w:val="0"/>
         </w:numPr>
         <w:spacing w:after="160" w:line="360" w:lineRule="auto"/>
@@ -4061,24 +4106,26 @@
     <w:p>
       <w:pPr>
         <w:numPr>
-          <w:numId w:val="0"/>
-        </w:numPr>
-        <w:spacing w:after="160" w:line="360" w:lineRule="auto"/>
-        <w:ind w:firstLine="708" w:firstLineChars="0"/>
-        <w:jc w:val="both"/>
-        <w:rPr>
-          <w:rFonts w:hint="default" w:ascii="Times New Roman" w:hAnsi="Times New Roman"/>
-          <w:b w:val="0"/>
-          <w:bCs w:val="0"/>
-          <w:sz w:val="28"/>
-          <w:szCs w:val="28"/>
-          <w:lang w:val="ru-RU"/>
-        </w:rPr>
-      </w:pPr>
-    </w:p>
-    <w:p>
-      <w:pPr>
-        <w:numPr>
+          <w:ilvl w:val="0"/>
+          <w:numId w:val="0"/>
+        </w:numPr>
+        <w:spacing w:after="160" w:line="360" w:lineRule="auto"/>
+        <w:ind w:firstLine="708" w:firstLineChars="0"/>
+        <w:jc w:val="both"/>
+        <w:rPr>
+          <w:rFonts w:hint="default" w:ascii="Times New Roman" w:hAnsi="Times New Roman"/>
+          <w:b w:val="0"/>
+          <w:bCs w:val="0"/>
+          <w:sz w:val="28"/>
+          <w:szCs w:val="28"/>
+          <w:lang w:val="ru-RU"/>
+        </w:rPr>
+      </w:pPr>
+    </w:p>
+    <w:p>
+      <w:pPr>
+        <w:numPr>
+          <w:ilvl w:val="0"/>
           <w:numId w:val="0"/>
         </w:numPr>
         <w:spacing w:after="160" w:line="360" w:lineRule="auto"/>
@@ -4108,6 +4155,7 @@
     <w:p>
       <w:pPr>
         <w:numPr>
+          <w:ilvl w:val="0"/>
           <w:numId w:val="0"/>
         </w:numPr>
         <w:spacing w:after="160" w:line="360" w:lineRule="auto"/>
@@ -4137,6 +4185,7 @@
     <w:p>
       <w:pPr>
         <w:numPr>
+          <w:ilvl w:val="0"/>
           <w:numId w:val="0"/>
         </w:numPr>
         <w:spacing w:after="160" w:line="360" w:lineRule="auto"/>
@@ -4166,6 +4215,7 @@
     <w:p>
       <w:pPr>
         <w:numPr>
+          <w:ilvl w:val="0"/>
           <w:numId w:val="0"/>
         </w:numPr>
         <w:spacing w:after="160" w:line="360" w:lineRule="auto"/>
@@ -4195,6 +4245,7 @@
     <w:p>
       <w:pPr>
         <w:numPr>
+          <w:ilvl w:val="0"/>
           <w:numId w:val="0"/>
         </w:numPr>
         <w:spacing w:after="160" w:line="360" w:lineRule="auto"/>
@@ -4224,6 +4275,7 @@
     <w:p>
       <w:pPr>
         <w:numPr>
+          <w:ilvl w:val="0"/>
           <w:numId w:val="0"/>
         </w:numPr>
         <w:spacing w:after="160" w:line="360" w:lineRule="auto"/>
@@ -4253,6 +4305,7 @@
     <w:p>
       <w:pPr>
         <w:numPr>
+          <w:ilvl w:val="0"/>
           <w:numId w:val="0"/>
         </w:numPr>
         <w:spacing w:after="160" w:line="360" w:lineRule="auto"/>
@@ -4282,6 +4335,7 @@
     <w:p>
       <w:pPr>
         <w:numPr>
+          <w:ilvl w:val="0"/>
           <w:numId w:val="0"/>
         </w:numPr>
         <w:spacing w:after="160" w:line="360" w:lineRule="auto"/>
@@ -4311,24 +4365,26 @@
     <w:p>
       <w:pPr>
         <w:numPr>
-          <w:numId w:val="0"/>
-        </w:numPr>
-        <w:spacing w:after="160" w:line="360" w:lineRule="auto"/>
-        <w:ind w:firstLine="708" w:firstLineChars="0"/>
-        <w:jc w:val="both"/>
-        <w:rPr>
-          <w:rFonts w:hint="default" w:ascii="Times New Roman" w:hAnsi="Times New Roman"/>
-          <w:b w:val="0"/>
-          <w:bCs w:val="0"/>
-          <w:sz w:val="28"/>
-          <w:szCs w:val="28"/>
-          <w:lang w:val="ru-RU"/>
-        </w:rPr>
-      </w:pPr>
-    </w:p>
-    <w:p>
-      <w:pPr>
-        <w:numPr>
+          <w:ilvl w:val="0"/>
+          <w:numId w:val="0"/>
+        </w:numPr>
+        <w:spacing w:after="160" w:line="360" w:lineRule="auto"/>
+        <w:ind w:firstLine="708" w:firstLineChars="0"/>
+        <w:jc w:val="both"/>
+        <w:rPr>
+          <w:rFonts w:hint="default" w:ascii="Times New Roman" w:hAnsi="Times New Roman"/>
+          <w:b w:val="0"/>
+          <w:bCs w:val="0"/>
+          <w:sz w:val="28"/>
+          <w:szCs w:val="28"/>
+          <w:lang w:val="ru-RU"/>
+        </w:rPr>
+      </w:pPr>
+    </w:p>
+    <w:p>
+      <w:pPr>
+        <w:numPr>
+          <w:ilvl w:val="0"/>
           <w:numId w:val="0"/>
         </w:numPr>
         <w:spacing w:after="160" w:line="360" w:lineRule="auto"/>
@@ -4358,6 +4414,7 @@
     <w:p>
       <w:pPr>
         <w:numPr>
+          <w:ilvl w:val="0"/>
           <w:numId w:val="0"/>
         </w:numPr>
         <w:spacing w:after="160" w:line="360" w:lineRule="auto"/>
@@ -4387,6 +4444,7 @@
     <w:p>
       <w:pPr>
         <w:numPr>
+          <w:ilvl w:val="0"/>
           <w:numId w:val="0"/>
         </w:numPr>
         <w:spacing w:after="160" w:line="360" w:lineRule="auto"/>
@@ -4416,6 +4474,7 @@
     <w:p>
       <w:pPr>
         <w:numPr>
+          <w:ilvl w:val="0"/>
           <w:numId w:val="0"/>
         </w:numPr>
         <w:spacing w:after="160" w:line="360" w:lineRule="auto"/>
@@ -4445,6 +4504,7 @@
     <w:p>
       <w:pPr>
         <w:numPr>
+          <w:ilvl w:val="0"/>
           <w:numId w:val="0"/>
         </w:numPr>
         <w:spacing w:after="160" w:line="360" w:lineRule="auto"/>
@@ -4474,6 +4534,7 @@
     <w:p>
       <w:pPr>
         <w:numPr>
+          <w:ilvl w:val="0"/>
           <w:numId w:val="0"/>
         </w:numPr>
         <w:spacing w:after="160" w:line="360" w:lineRule="auto"/>
@@ -4503,6 +4564,7 @@
     <w:p>
       <w:pPr>
         <w:numPr>
+          <w:ilvl w:val="0"/>
           <w:numId w:val="0"/>
         </w:numPr>
         <w:spacing w:after="160" w:line="360" w:lineRule="auto"/>
@@ -4532,6 +4594,7 @@
     <w:p>
       <w:pPr>
         <w:numPr>
+          <w:ilvl w:val="0"/>
           <w:numId w:val="0"/>
         </w:numPr>
         <w:spacing w:after="160" w:line="360" w:lineRule="auto"/>
@@ -4561,6 +4624,7 @@
     <w:p>
       <w:pPr>
         <w:numPr>
+          <w:ilvl w:val="0"/>
           <w:numId w:val="0"/>
         </w:numPr>
         <w:spacing w:after="160" w:line="360" w:lineRule="auto"/>
@@ -4613,6 +4677,7 @@
     <w:p>
       <w:pPr>
         <w:numPr>
+          <w:ilvl w:val="0"/>
           <w:numId w:val="0"/>
         </w:numPr>
         <w:spacing w:after="160" w:line="360" w:lineRule="auto"/>
@@ -4670,6 +4735,7 @@
     <w:p>
       <w:pPr>
         <w:numPr>
+          <w:ilvl w:val="0"/>
           <w:numId w:val="0"/>
         </w:numPr>
         <w:spacing w:after="160" w:line="360" w:lineRule="auto"/>
@@ -4699,6 +4765,7 @@
     <w:p>
       <w:pPr>
         <w:numPr>
+          <w:ilvl w:val="0"/>
           <w:numId w:val="0"/>
         </w:numPr>
         <w:spacing w:after="160" w:line="360" w:lineRule="auto"/>
@@ -4728,6 +4795,7 @@
     <w:p>
       <w:pPr>
         <w:numPr>
+          <w:ilvl w:val="0"/>
           <w:numId w:val="0"/>
         </w:numPr>
         <w:spacing w:after="160" w:line="360" w:lineRule="auto"/>
@@ -4757,6 +4825,7 @@
     <w:p>
       <w:pPr>
         <w:numPr>
+          <w:ilvl w:val="0"/>
           <w:numId w:val="0"/>
         </w:numPr>
         <w:spacing w:after="160" w:line="360" w:lineRule="auto"/>
@@ -4786,6 +4855,7 @@
     <w:p>
       <w:pPr>
         <w:numPr>
+          <w:ilvl w:val="0"/>
           <w:numId w:val="0"/>
         </w:numPr>
         <w:spacing w:after="160" w:line="360" w:lineRule="auto"/>
@@ -4815,6 +4885,7 @@
     <w:p>
       <w:pPr>
         <w:numPr>
+          <w:ilvl w:val="0"/>
           <w:numId w:val="0"/>
         </w:numPr>
         <w:spacing w:after="160" w:line="360" w:lineRule="auto"/>
@@ -4844,6 +4915,7 @@
     <w:p>
       <w:pPr>
         <w:numPr>
+          <w:ilvl w:val="0"/>
           <w:numId w:val="0"/>
         </w:numPr>
         <w:spacing w:after="160" w:line="360" w:lineRule="auto"/>
@@ -4873,6 +4945,7 @@
     <w:p>
       <w:pPr>
         <w:numPr>
+          <w:ilvl w:val="0"/>
           <w:numId w:val="0"/>
         </w:numPr>
         <w:spacing w:after="160" w:line="360" w:lineRule="auto"/>
@@ -4902,24 +4975,26 @@
     <w:p>
       <w:pPr>
         <w:numPr>
-          <w:numId w:val="0"/>
-        </w:numPr>
-        <w:spacing w:after="160" w:line="360" w:lineRule="auto"/>
-        <w:ind w:firstLine="708" w:firstLineChars="0"/>
-        <w:jc w:val="both"/>
-        <w:rPr>
-          <w:rFonts w:hint="default" w:ascii="Times New Roman" w:hAnsi="Times New Roman"/>
-          <w:b w:val="0"/>
-          <w:bCs w:val="0"/>
-          <w:sz w:val="28"/>
-          <w:szCs w:val="28"/>
-          <w:lang w:val="ru-RU"/>
-        </w:rPr>
-      </w:pPr>
-    </w:p>
-    <w:p>
-      <w:pPr>
-        <w:numPr>
+          <w:ilvl w:val="0"/>
+          <w:numId w:val="0"/>
+        </w:numPr>
+        <w:spacing w:after="160" w:line="360" w:lineRule="auto"/>
+        <w:ind w:firstLine="708" w:firstLineChars="0"/>
+        <w:jc w:val="both"/>
+        <w:rPr>
+          <w:rFonts w:hint="default" w:ascii="Times New Roman" w:hAnsi="Times New Roman"/>
+          <w:b w:val="0"/>
+          <w:bCs w:val="0"/>
+          <w:sz w:val="28"/>
+          <w:szCs w:val="28"/>
+          <w:lang w:val="ru-RU"/>
+        </w:rPr>
+      </w:pPr>
+    </w:p>
+    <w:p>
+      <w:pPr>
+        <w:numPr>
+          <w:ilvl w:val="0"/>
           <w:numId w:val="0"/>
         </w:numPr>
         <w:spacing w:after="160" w:line="360" w:lineRule="auto"/>
@@ -4949,6 +5024,7 @@
     <w:p>
       <w:pPr>
         <w:numPr>
+          <w:ilvl w:val="0"/>
           <w:numId w:val="0"/>
         </w:numPr>
         <w:spacing w:after="160" w:line="360" w:lineRule="auto"/>
@@ -4978,6 +5054,7 @@
     <w:p>
       <w:pPr>
         <w:numPr>
+          <w:ilvl w:val="0"/>
           <w:numId w:val="0"/>
         </w:numPr>
         <w:spacing w:after="160" w:line="360" w:lineRule="auto"/>
@@ -5007,6 +5084,7 @@
     <w:p>
       <w:pPr>
         <w:numPr>
+          <w:ilvl w:val="0"/>
           <w:numId w:val="0"/>
         </w:numPr>
         <w:spacing w:after="160" w:line="360" w:lineRule="auto"/>
@@ -5036,6 +5114,7 @@
     <w:p>
       <w:pPr>
         <w:numPr>
+          <w:ilvl w:val="0"/>
           <w:numId w:val="0"/>
         </w:numPr>
         <w:spacing w:after="160" w:line="360" w:lineRule="auto"/>
@@ -5065,6 +5144,7 @@
     <w:p>
       <w:pPr>
         <w:numPr>
+          <w:ilvl w:val="0"/>
           <w:numId w:val="0"/>
         </w:numPr>
         <w:spacing w:after="160" w:line="360" w:lineRule="auto"/>
@@ -5094,6 +5174,7 @@
     <w:p>
       <w:pPr>
         <w:numPr>
+          <w:ilvl w:val="0"/>
           <w:numId w:val="0"/>
         </w:numPr>
         <w:spacing w:after="160" w:line="360" w:lineRule="auto"/>
@@ -5123,6 +5204,7 @@
     <w:p>
       <w:pPr>
         <w:numPr>
+          <w:ilvl w:val="0"/>
           <w:numId w:val="0"/>
         </w:numPr>
         <w:spacing w:after="160" w:line="360" w:lineRule="auto"/>
@@ -5152,6 +5234,7 @@
     <w:p>
       <w:pPr>
         <w:numPr>
+          <w:ilvl w:val="0"/>
           <w:numId w:val="0"/>
         </w:numPr>
         <w:spacing w:after="160" w:line="360" w:lineRule="auto"/>
@@ -5181,6 +5264,7 @@
     <w:p>
       <w:pPr>
         <w:numPr>
+          <w:ilvl w:val="0"/>
           <w:numId w:val="0"/>
         </w:numPr>
         <w:spacing w:after="160" w:line="360" w:lineRule="auto"/>
@@ -5274,48 +5358,37 @@
     <w:p>
       <w:pPr>
         <w:numPr>
-          <w:numId w:val="0"/>
-        </w:numPr>
-        <w:spacing w:after="160" w:line="360" w:lineRule="auto"/>
-        <w:ind w:firstLine="708" w:firstLineChars="0"/>
-        <w:jc w:val="both"/>
-        <w:rPr>
-          <w:rFonts w:hint="default" w:ascii="Times New Roman" w:hAnsi="Times New Roman"/>
-          <w:b w:val="0"/>
-          <w:bCs w:val="0"/>
-          <w:sz w:val="28"/>
-          <w:szCs w:val="28"/>
-          <w:lang w:val="ru-RU"/>
-        </w:rPr>
-      </w:pPr>
-      <w:r>
-        <w:rPr>
-          <w:rFonts w:hint="default" w:ascii="Times New Roman" w:hAnsi="Times New Roman"/>
-          <w:b w:val="0"/>
-          <w:bCs w:val="0"/>
-          <w:sz w:val="28"/>
-          <w:szCs w:val="28"/>
-          <w:lang w:val="ru-RU"/>
-        </w:rPr>
-        <w:t xml:space="preserve">В первой главе выпускной квалификационной работы были рассмотрены теоретические основы тестирования программного обеспечения с акцентом на особенности тестирования веб-приложений и применение автоматизированных методов </w:t>
-      </w:r>
-      <w:bookmarkStart w:id="0" w:name="_GoBack"/>
-      <w:bookmarkEnd w:id="0"/>
-      <w:r>
-        <w:rPr>
-          <w:rFonts w:hint="default" w:ascii="Times New Roman" w:hAnsi="Times New Roman"/>
-          <w:b w:val="0"/>
-          <w:bCs w:val="0"/>
-          <w:sz w:val="28"/>
-          <w:szCs w:val="28"/>
-          <w:lang w:val="ru-RU"/>
-        </w:rPr>
-        <w:t>обеспечения качества. Проведённый анализ позволил определить роль тестирования как неотъемлемой части жизненного цикла программного обеспечения и обосновать его значимость в процессе разработки современных информационных систем.</w:t>
-      </w:r>
-    </w:p>
-    <w:p>
-      <w:pPr>
-        <w:numPr>
+          <w:ilvl w:val="0"/>
+          <w:numId w:val="0"/>
+        </w:numPr>
+        <w:spacing w:after="160" w:line="360" w:lineRule="auto"/>
+        <w:ind w:firstLine="708" w:firstLineChars="0"/>
+        <w:jc w:val="both"/>
+        <w:rPr>
+          <w:rFonts w:hint="default" w:ascii="Times New Roman" w:hAnsi="Times New Roman"/>
+          <w:b w:val="0"/>
+          <w:bCs w:val="0"/>
+          <w:sz w:val="28"/>
+          <w:szCs w:val="28"/>
+          <w:lang w:val="ru-RU"/>
+        </w:rPr>
+      </w:pPr>
+      <w:r>
+        <w:rPr>
+          <w:rFonts w:hint="default" w:ascii="Times New Roman" w:hAnsi="Times New Roman"/>
+          <w:b w:val="0"/>
+          <w:bCs w:val="0"/>
+          <w:sz w:val="28"/>
+          <w:szCs w:val="28"/>
+          <w:lang w:val="ru-RU"/>
+        </w:rPr>
+        <w:t>В первой главе выпускной квалификационной работы были рассмотрены теоретические основы тестирования программного обеспечения с акцентом на особенности тестирования веб-приложений и применение автоматизированных методов обеспечения качества. Проведённый анализ позволил определить роль тестирования как неотъемлемой части жизненного цикла программного обеспечения и обосновать его значимость в процессе разработки современных информационных систем.</w:t>
+      </w:r>
+    </w:p>
+    <w:p>
+      <w:pPr>
+        <w:numPr>
+          <w:ilvl w:val="0"/>
           <w:numId w:val="0"/>
         </w:numPr>
         <w:spacing w:after="160" w:line="360" w:lineRule="auto"/>
@@ -5345,6 +5418,7 @@
     <w:p>
       <w:pPr>
         <w:numPr>
+          <w:ilvl w:val="0"/>
           <w:numId w:val="0"/>
         </w:numPr>
         <w:spacing w:after="160" w:line="360" w:lineRule="auto"/>
@@ -5374,6 +5448,7 @@
     <w:p>
       <w:pPr>
         <w:numPr>
+          <w:ilvl w:val="0"/>
           <w:numId w:val="0"/>
         </w:numPr>
         <w:spacing w:after="160" w:line="360" w:lineRule="auto"/>
@@ -5403,6 +5478,7 @@
     <w:p>
       <w:pPr>
         <w:numPr>
+          <w:ilvl w:val="0"/>
           <w:numId w:val="0"/>
         </w:numPr>
         <w:spacing w:after="160" w:line="360" w:lineRule="auto"/>
@@ -5432,114 +5508,121 @@
     <w:p>
       <w:pPr>
         <w:numPr>
-          <w:numId w:val="0"/>
-        </w:numPr>
-        <w:spacing w:after="160" w:line="360" w:lineRule="auto"/>
-        <w:ind w:firstLine="708" w:firstLineChars="0"/>
-        <w:jc w:val="both"/>
-        <w:rPr>
-          <w:rFonts w:hint="default" w:ascii="Times New Roman" w:hAnsi="Times New Roman"/>
-          <w:b w:val="0"/>
-          <w:bCs w:val="0"/>
-          <w:sz w:val="28"/>
-          <w:szCs w:val="28"/>
-          <w:lang w:val="ru-RU"/>
-        </w:rPr>
-      </w:pPr>
-    </w:p>
-    <w:p>
-      <w:pPr>
-        <w:numPr>
-          <w:numId w:val="0"/>
-        </w:numPr>
-        <w:spacing w:after="160" w:line="360" w:lineRule="auto"/>
-        <w:ind w:firstLine="708" w:firstLineChars="0"/>
-        <w:jc w:val="both"/>
-        <w:rPr>
-          <w:rFonts w:hint="default" w:ascii="Times New Roman" w:hAnsi="Times New Roman"/>
-          <w:b w:val="0"/>
-          <w:bCs w:val="0"/>
-          <w:sz w:val="28"/>
-          <w:szCs w:val="28"/>
-          <w:lang w:val="ru-RU"/>
-        </w:rPr>
-      </w:pPr>
-    </w:p>
-    <w:p>
-      <w:pPr>
-        <w:numPr>
-          <w:numId w:val="0"/>
-        </w:numPr>
-        <w:spacing w:after="160" w:line="360" w:lineRule="auto"/>
-        <w:ind w:firstLine="708" w:firstLineChars="0"/>
-        <w:jc w:val="both"/>
-        <w:rPr>
-          <w:rFonts w:hint="default" w:ascii="Times New Roman" w:hAnsi="Times New Roman"/>
-          <w:b w:val="0"/>
-          <w:bCs w:val="0"/>
-          <w:sz w:val="28"/>
-          <w:szCs w:val="28"/>
-          <w:lang w:val="ru-RU"/>
-        </w:rPr>
-      </w:pPr>
-    </w:p>
-    <w:p>
-      <w:pPr>
-        <w:numPr>
-          <w:numId w:val="0"/>
-        </w:numPr>
-        <w:spacing w:after="160" w:line="360" w:lineRule="auto"/>
-        <w:ind w:firstLine="708" w:firstLineChars="0"/>
-        <w:jc w:val="both"/>
-        <w:rPr>
-          <w:rFonts w:hint="default" w:ascii="Times New Roman" w:hAnsi="Times New Roman"/>
-          <w:b w:val="0"/>
-          <w:bCs w:val="0"/>
-          <w:sz w:val="28"/>
-          <w:szCs w:val="28"/>
-          <w:lang w:val="ru-RU"/>
-        </w:rPr>
-      </w:pPr>
-    </w:p>
-    <w:p>
-      <w:pPr>
-        <w:numPr>
-          <w:numId w:val="0"/>
-        </w:numPr>
-        <w:spacing w:after="160" w:line="360" w:lineRule="auto"/>
-        <w:ind w:firstLine="708" w:firstLineChars="0"/>
-        <w:jc w:val="both"/>
-        <w:rPr>
-          <w:rFonts w:hint="default" w:ascii="Times New Roman" w:hAnsi="Times New Roman"/>
-          <w:b w:val="0"/>
-          <w:bCs w:val="0"/>
-          <w:sz w:val="28"/>
-          <w:szCs w:val="28"/>
-          <w:lang w:val="ru-RU"/>
-        </w:rPr>
-      </w:pPr>
-    </w:p>
-    <w:p>
-      <w:pPr>
-        <w:numPr>
-          <w:numId w:val="0"/>
-        </w:numPr>
-        <w:spacing w:after="160" w:line="360" w:lineRule="auto"/>
-        <w:ind w:firstLine="708" w:firstLineChars="0"/>
-        <w:jc w:val="both"/>
-        <w:rPr>
-          <w:rFonts w:hint="default" w:ascii="Times New Roman" w:hAnsi="Times New Roman"/>
-          <w:b w:val="0"/>
-          <w:bCs w:val="0"/>
-          <w:sz w:val="28"/>
-          <w:szCs w:val="28"/>
-          <w:lang w:val="ru-RU"/>
-        </w:rPr>
-      </w:pPr>
-    </w:p>
-    <w:p>
-      <w:pPr>
-        <w:numPr>
+          <w:ilvl w:val="0"/>
+          <w:numId w:val="0"/>
+        </w:numPr>
+        <w:spacing w:after="160" w:line="360" w:lineRule="auto"/>
+        <w:ind w:firstLine="708" w:firstLineChars="0"/>
+        <w:jc w:val="both"/>
+        <w:rPr>
+          <w:rFonts w:hint="default" w:ascii="Times New Roman" w:hAnsi="Times New Roman"/>
+          <w:b w:val="0"/>
+          <w:bCs w:val="0"/>
+          <w:sz w:val="28"/>
+          <w:szCs w:val="28"/>
+          <w:lang w:val="ru-RU"/>
+        </w:rPr>
+      </w:pPr>
+    </w:p>
+    <w:p>
+      <w:pPr>
+        <w:numPr>
+          <w:ilvl w:val="0"/>
+          <w:numId w:val="0"/>
+        </w:numPr>
+        <w:spacing w:after="160" w:line="360" w:lineRule="auto"/>
+        <w:ind w:firstLine="708" w:firstLineChars="0"/>
+        <w:jc w:val="both"/>
+        <w:rPr>
+          <w:rFonts w:hint="default" w:ascii="Times New Roman" w:hAnsi="Times New Roman"/>
+          <w:b w:val="0"/>
+          <w:bCs w:val="0"/>
+          <w:sz w:val="28"/>
+          <w:szCs w:val="28"/>
+          <w:lang w:val="ru-RU"/>
+        </w:rPr>
+      </w:pPr>
+    </w:p>
+    <w:p>
+      <w:pPr>
+        <w:numPr>
+          <w:ilvl w:val="0"/>
+          <w:numId w:val="0"/>
+        </w:numPr>
+        <w:spacing w:after="160" w:line="360" w:lineRule="auto"/>
+        <w:ind w:firstLine="708" w:firstLineChars="0"/>
+        <w:jc w:val="both"/>
+        <w:rPr>
+          <w:rFonts w:hint="default" w:ascii="Times New Roman" w:hAnsi="Times New Roman"/>
+          <w:b w:val="0"/>
+          <w:bCs w:val="0"/>
+          <w:sz w:val="28"/>
+          <w:szCs w:val="28"/>
+          <w:lang w:val="ru-RU"/>
+        </w:rPr>
+      </w:pPr>
+    </w:p>
+    <w:p>
+      <w:pPr>
+        <w:numPr>
+          <w:ilvl w:val="0"/>
+          <w:numId w:val="0"/>
+        </w:numPr>
+        <w:spacing w:after="160" w:line="360" w:lineRule="auto"/>
+        <w:ind w:firstLine="708" w:firstLineChars="0"/>
+        <w:jc w:val="both"/>
+        <w:rPr>
+          <w:rFonts w:hint="default" w:ascii="Times New Roman" w:hAnsi="Times New Roman"/>
+          <w:b w:val="0"/>
+          <w:bCs w:val="0"/>
+          <w:sz w:val="28"/>
+          <w:szCs w:val="28"/>
+          <w:lang w:val="ru-RU"/>
+        </w:rPr>
+      </w:pPr>
+    </w:p>
+    <w:p>
+      <w:pPr>
+        <w:numPr>
+          <w:ilvl w:val="0"/>
+          <w:numId w:val="0"/>
+        </w:numPr>
+        <w:spacing w:after="160" w:line="360" w:lineRule="auto"/>
+        <w:ind w:firstLine="708" w:firstLineChars="0"/>
+        <w:jc w:val="both"/>
+        <w:rPr>
+          <w:rFonts w:hint="default" w:ascii="Times New Roman" w:hAnsi="Times New Roman"/>
+          <w:b w:val="0"/>
+          <w:bCs w:val="0"/>
+          <w:sz w:val="28"/>
+          <w:szCs w:val="28"/>
+          <w:lang w:val="ru-RU"/>
+        </w:rPr>
+      </w:pPr>
+    </w:p>
+    <w:p>
+      <w:pPr>
+        <w:numPr>
+          <w:ilvl w:val="0"/>
+          <w:numId w:val="0"/>
+        </w:numPr>
+        <w:spacing w:after="160" w:line="360" w:lineRule="auto"/>
+        <w:ind w:firstLine="708" w:firstLineChars="0"/>
+        <w:jc w:val="both"/>
+        <w:rPr>
+          <w:rFonts w:hint="default" w:ascii="Times New Roman" w:hAnsi="Times New Roman"/>
+          <w:b w:val="0"/>
+          <w:bCs w:val="0"/>
+          <w:sz w:val="28"/>
+          <w:szCs w:val="28"/>
+          <w:lang w:val="ru-RU"/>
+        </w:rPr>
+      </w:pPr>
+    </w:p>
+    <w:p>
+      <w:pPr>
+        <w:numPr>
+          <w:ilvl w:val="0"/>
           <w:numId w:val="0"/>
         </w:numPr>
         <w:spacing w:after="160" w:line="360" w:lineRule="auto"/>
@@ -5558,6 +5641,7 @@
     <w:p>
       <w:pPr>
         <w:numPr>
+          <w:ilvl w:val="0"/>
           <w:numId w:val="0"/>
         </w:numPr>
         <w:spacing w:after="160" w:line="360" w:lineRule="auto"/>
@@ -5651,22 +5735,6 @@
                       <a:ln w="6350">
                         <a:noFill/>
                       </a:ln>
-                      <a:extLst>
-                        <a:ext uri="{909E8E84-426E-40DD-AFC4-6F175D3DCCD1}">
-                          <a14:hiddenFill xmlns:a14="http://schemas.microsoft.com/office/drawing/2010/main">
-                            <a:solidFill>
-                              <a:schemeClr val="lt1"/>
-                            </a:solidFill>
-                          </a14:hiddenFill>
-                        </a:ext>
-                        <a:ext uri="{91240B29-F687-4F45-9708-019B960494DF}">
-                          <a14:hiddenLine xmlns:a14="http://schemas.microsoft.com/office/drawing/2010/main" w="6350">
-                            <a:solidFill>
-                              <a:prstClr val="black"/>
-                            </a:solidFill>
-                          </a14:hiddenLine>
-                        </a:ext>
-                      </a:extLst>
                     </wps:spPr>
                     <wps:style>
                       <a:lnRef idx="0">
@@ -5717,7 +5785,7 @@
         </mc:Choice>
         <mc:Fallback>
           <w:pict>
-            <v:shape id="_x0000_s1026" o:spid="_x0000_s1026" o:spt="202" type="#_x0000_t202" style="position:absolute;left:0pt;margin-top:0pt;height:144pt;width:144pt;mso-position-horizontal:center;mso-position-horizontal-relative:margin;mso-wrap-style:none;z-index:251659264;mso-width-relative:page;mso-height-relative:page;" filled="f" stroked="f" coordsize="21600,21600" o:gfxdata="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">
+            <v:shape id="_x0000_s1026" o:spid="_x0000_s1026" o:spt="202" type="#_x0000_t202" style="position:absolute;left:0pt;margin-top:0pt;height:144pt;width:144pt;mso-position-horizontal:center;mso-position-horizontal-relative:margin;mso-wrap-style:none;z-index:251659264;mso-width-relative:page;mso-height-relative:page;" filled="f" stroked="f" coordsize="21600,21600" o:gfxdata="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">
               <v:fill on="f" focussize="0,0"/>
               <v:stroke on="f" weight="0.5pt"/>
               <v:imagedata o:title=""/>
@@ -6069,8 +6137,8 @@
     <w:lsdException w:uiPriority="99" w:name="Normal Indent"/>
     <w:lsdException w:uiPriority="99" w:name="footnote text"/>
     <w:lsdException w:uiPriority="99" w:name="annotation text"/>
-    <w:lsdException w:uiPriority="99" w:name="header"/>
-    <w:lsdException w:uiPriority="99" w:name="footer"/>
+    <w:lsdException w:qFormat="1" w:uiPriority="99" w:name="header"/>
+    <w:lsdException w:qFormat="1" w:uiPriority="99" w:name="footer"/>
     <w:lsdException w:uiPriority="99" w:name="index heading"/>
     <w:lsdException w:qFormat="1" w:uiPriority="35" w:name="caption"/>
     <w:lsdException w:uiPriority="99" w:name="table of figures"/>
@@ -6141,7 +6209,7 @@
     <w:lsdException w:uiPriority="99" w:name="HTML Sample"/>
     <w:lsdException w:uiPriority="99" w:name="HTML Typewriter"/>
     <w:lsdException w:uiPriority="99" w:name="HTML Variable"/>
-    <w:lsdException w:uiPriority="99" w:name="Normal Table"/>
+    <w:lsdException w:qFormat="1" w:uiPriority="99" w:name="Normal Table"/>
     <w:lsdException w:uiPriority="99" w:name="annotation subject"/>
     <w:lsdException w:uiPriority="99" w:name="Table Simple 1"/>
     <w:lsdException w:uiPriority="99" w:name="Table Simple 2"/>
@@ -6233,6 +6301,7 @@
     <w:name w:val="Normal Table"/>
     <w:semiHidden/>
     <w:unhideWhenUsed/>
+    <w:qFormat/>
     <w:uiPriority w:val="99"/>
     <w:tblPr>
       <w:tblCellMar>
@@ -6271,6 +6340,7 @@
     <w:basedOn w:val="1"/>
     <w:semiHidden/>
     <w:unhideWhenUsed/>
+    <w:qFormat/>
     <w:uiPriority w:val="99"/>
     <w:pPr>
       <w:tabs>
@@ -6284,6 +6354,7 @@
     <w:basedOn w:val="1"/>
     <w:semiHidden/>
     <w:unhideWhenUsed/>
+    <w:qFormat/>
     <w:uiPriority w:val="99"/>
     <w:pPr>
       <w:tabs>

--- a/Дипломная_работа_ИВТАСбд-41_БорковИван.docx
+++ b/Дипломная_работа_ИВТАСбд-41_БорковИван.docx
@@ -1715,18 +1715,7 @@
           <w:szCs w:val="28"/>
           <w:lang w:val="ru-RU"/>
         </w:rPr>
-        <w:t>В условиях использования практик непрерывной интеграции и доставки (CI/CD) автоматизированные тесты становятся важным элементом процесса разработки, обеспечивая оперативную обратную связь о качестве изменений. Наличие автоматизированных UI- и API-тестов позволяет своевременно выявлять дефекты, связанные с функциональностью, производительностью и корректностью работы веб-приложений</w:t>
-      </w:r>
-      <w:bookmarkStart w:id="0" w:name="_GoBack"/>
-      <w:bookmarkEnd w:id="0"/>
-      <w:r>
-        <w:rPr>
-          <w:rFonts w:hint="default" w:ascii="Times New Roman" w:hAnsi="Times New Roman" w:cs="Times New Roman"/>
-          <w:sz w:val="28"/>
-          <w:szCs w:val="28"/>
-          <w:lang w:val="ru-RU"/>
-        </w:rPr>
-        <w:t>.</w:t>
+        <w:t>В условиях использования практик непрерывной интеграции и доставки (CI/CD) автоматизированные тесты становятся важным элементом процесса разработки, обеспечивая оперативную обратную связь о качестве изменений. Наличие автоматизированных UI- и API-тестов позволяет своевременно выявлять дефекты, связанные с функциональностью, производительностью и корректностью работы веб-приложений.</w:t>
       </w:r>
     </w:p>
     <w:p>
@@ -1992,26 +1981,22 @@
     </w:p>
     <w:p>
       <w:pPr>
-        <w:spacing w:line="360" w:lineRule="auto"/>
-        <w:jc w:val="both"/>
-        <w:rPr>
-          <w:rFonts w:hint="default" w:ascii="Times New Roman" w:hAnsi="Times New Roman" w:cs="Times New Roman"/>
-          <w:sz w:val="28"/>
-          <w:szCs w:val="28"/>
-          <w:lang w:val="ru-RU"/>
-        </w:rPr>
-      </w:pPr>
-    </w:p>
-    <w:p>
-      <w:pPr>
-        <w:spacing w:line="360" w:lineRule="auto"/>
-        <w:jc w:val="both"/>
-        <w:rPr>
-          <w:rFonts w:ascii="Times New Roman" w:hAnsi="Times New Roman" w:cs="Times New Roman"/>
-          <w:sz w:val="28"/>
-          <w:szCs w:val="28"/>
-        </w:rPr>
-      </w:pPr>
+        <w:rPr>
+          <w:rFonts w:hint="default" w:ascii="Times New Roman" w:hAnsi="Times New Roman" w:cs="Times New Roman"/>
+          <w:sz w:val="28"/>
+          <w:szCs w:val="28"/>
+          <w:lang w:val="ru-RU"/>
+        </w:rPr>
+      </w:pPr>
+      <w:r>
+        <w:rPr>
+          <w:rFonts w:hint="default" w:ascii="Times New Roman" w:hAnsi="Times New Roman" w:cs="Times New Roman"/>
+          <w:sz w:val="28"/>
+          <w:szCs w:val="28"/>
+          <w:lang w:val="ru-RU"/>
+        </w:rPr>
+        <w:br w:type="page"/>
+      </w:r>
     </w:p>
     <w:p>
       <w:pPr>
@@ -2232,14 +2217,9 @@
           <w:szCs w:val="28"/>
           <w:lang w:val="en-US"/>
         </w:rPr>
-        <w:t>Архитектура современных веб-приложений, как правило, разделяется на две основные части: клиентскую и серверную. Клиентская часть, или frontend, отвечает за отображение пользовательского интерфейса, обработку пользовательских действий и первичную валидацию данных. Серверная часть, или backend, обеспечивает обработку бизнес-логики, хранение и обработку данных, а также взаимодействие с внешними сервисами и базами данных. Такое разделение позволяет повысить масштабируемость системы, упростить сопровождение и обеспечить гибкость развития приложения.</w:t>
-      </w:r>
-    </w:p>
-    <w:p>
-      <w:pPr>
-        <w:spacing w:line="360" w:lineRule="auto"/>
-        <w:ind w:firstLine="708" w:firstLineChars="0"/>
-        <w:jc w:val="both"/>
+        <w:t>Архитектура современных веб-приложений, как правило, разделяется на две основные части: клиентскую и серверную. Клиентская часть, или frontend, отвечает за отображение пользовательского интерфейса, обработку пользовательских действий и первичную валидацию данных. Серверная часть, или backend, обеспечивает обработку бизнес-логики, хранение и обработку данных, а также взаимодействие с внешними сервисами и базами данных.</w:t>
+      </w:r>
+      <w:r>
         <w:rPr>
           <w:rFonts w:hint="default" w:ascii="Times New Roman" w:hAnsi="Times New Roman" w:cs="Times New Roman"/>
           <w:b w:val="0"/>
@@ -2250,7 +2230,8 @@
           <w:szCs w:val="28"/>
           <w:lang w:val="en-US"/>
         </w:rPr>
-      </w:pPr>
+        <w:br w:type="textWrapping"/>
+      </w:r>
       <w:r>
         <w:rPr>
           <w:rFonts w:hint="default" w:ascii="Times New Roman" w:hAnsi="Times New Roman" w:cs="Times New Roman"/>
@@ -2262,6 +2243,36 @@
           <w:szCs w:val="28"/>
           <w:lang w:val="en-US"/>
         </w:rPr>
+        <w:t>Взаимодействие между клиентской и серверной частями осуществляется посредством сетевых протоколов (HTTP/HTTPS) и программных интерфейсов (API). При этом данные передаются в структурированных форматах, например JSON или XML. Нарушения в процессе обмена данными, ошибки обработки запросов или задержки ответа сервера могут приводить к некорректной работе пользовательского интерфейса, что усложняет процесс тестирования веб-приложений и требует комплексной проверки как клиентской, так и серверной части.</w:t>
+      </w:r>
+    </w:p>
+    <w:p>
+      <w:pPr>
+        <w:spacing w:line="360" w:lineRule="auto"/>
+        <w:ind w:firstLine="708" w:firstLineChars="0"/>
+        <w:jc w:val="both"/>
+        <w:rPr>
+          <w:rFonts w:hint="default" w:ascii="Times New Roman" w:hAnsi="Times New Roman" w:cs="Times New Roman"/>
+          <w:b w:val="0"/>
+          <w:bCs w:val="0"/>
+          <w:i w:val="0"/>
+          <w:iCs w:val="0"/>
+          <w:sz w:val="28"/>
+          <w:szCs w:val="28"/>
+          <w:lang w:val="en-US"/>
+        </w:rPr>
+      </w:pPr>
+      <w:r>
+        <w:rPr>
+          <w:rFonts w:hint="default" w:ascii="Times New Roman" w:hAnsi="Times New Roman" w:cs="Times New Roman"/>
+          <w:b w:val="0"/>
+          <w:bCs w:val="0"/>
+          <w:i w:val="0"/>
+          <w:iCs w:val="0"/>
+          <w:sz w:val="28"/>
+          <w:szCs w:val="28"/>
+          <w:lang w:val="en-US"/>
+        </w:rPr>
         <w:t>Веб-интерфейс является критически важной частью веб-приложения, поскольку именно через него пользователь взаимодействует с системой. Даже при корректной работе серверной логики ошибки или недостатки в пользовательском интерфейсе могут привести к снижению удобства использования, потере функциональности и негативному пользовательскому опыту. Некорректное отображение элементов, ошибки навигации или несоответствие интерфейса ожиданиям пользователя способны существенно повлиять на восприятие качества программного продукта.</w:t>
       </w:r>
     </w:p>
@@ -2292,8 +2303,40 @@
           <w:szCs w:val="28"/>
           <w:lang w:val="en-US"/>
         </w:rPr>
-        <w:t>Качество веб-интерфейса напрямую связано с такими характеристиками, как удобство использования (UX), функциональная корректность и надёжность работы приложения. Пользовательский опыт формируется не только внешним видом интерфейса, но и стабильностью его работы, предсказуемостью поведения элементов и корректной обработкой пользовательских действий. В связи с этим веб-интерфейс требует тщательной проверки на всех этапах разработки, что обуславливает необходимость применения систематического тестирования и, в частности, автоматизированных средств проверки.</w:t>
-      </w:r>
+        <w:t>Качество веб-интерфейса напрямую связано с такими характеристиками, как удобство использования (UX), функциональная корректность и надёжность работы приложения. Пользовательский опыт формируется не только внешним видом интерфейса, но и стабильностью его работы, предсказуемостью поведения элементов и корректной обработкой пользовательских действий. В процессе тестирования веб-интерфейсов необходимо учитывать влияние человеческого фактора: пользователи могут вводить некорректные данные, допускать ошибки при работе с интерфейсом или использовать систему не по предполагаемому сценарию. Аналогично, при ручном тестировании тестировщики могут пропускать дефекты из-за усталости, невнимательности или повторяемости проверок. Это повышает значимость автоматизированного тестирования, позволяющего обеспечить стабильность и воспроизводимость проверок.</w:t>
+      </w:r>
+    </w:p>
+    <w:p>
+      <w:pPr>
+        <w:spacing w:line="360" w:lineRule="auto"/>
+        <w:ind w:firstLine="708" w:firstLineChars="0"/>
+        <w:jc w:val="both"/>
+        <w:rPr>
+          <w:rFonts w:hint="default" w:ascii="Times New Roman" w:hAnsi="Times New Roman" w:cs="Times New Roman"/>
+          <w:b w:val="0"/>
+          <w:bCs w:val="0"/>
+          <w:i w:val="0"/>
+          <w:iCs w:val="0"/>
+          <w:sz w:val="28"/>
+          <w:szCs w:val="28"/>
+          <w:lang w:val="en-US"/>
+        </w:rPr>
+      </w:pPr>
+      <w:r>
+        <w:rPr>
+          <w:rFonts w:hint="default" w:ascii="Times New Roman" w:hAnsi="Times New Roman" w:cs="Times New Roman"/>
+          <w:b w:val="0"/>
+          <w:bCs w:val="0"/>
+          <w:i w:val="0"/>
+          <w:iCs w:val="0"/>
+          <w:sz w:val="28"/>
+          <w:szCs w:val="28"/>
+          <w:lang w:val="en-US"/>
+        </w:rPr>
+        <w:t>В связи с этим веб-интерфейс требует тщательной проверки на всех этапах разработки, что обуславливает необходимость применения систематического тестирования и, в частности, автоматизированных средств проверки.</w:t>
+      </w:r>
+      <w:bookmarkStart w:id="0" w:name="_GoBack"/>
+      <w:bookmarkEnd w:id="0"/>
     </w:p>
     <w:p>
       <w:pPr>

--- a/Дипломная_работа_ИВТАСбд-41_БорковИван.docx
+++ b/Дипломная_работа_ИВТАСбд-41_БорковИван.docx
@@ -2335,14 +2335,490 @@
         </w:rPr>
         <w:t>В связи с этим веб-интерфейс требует тщательной проверки на всех этапах разработки, что обуславливает необходимость применения систематического тестирования и, в частности, автоматизированных средств проверки.</w:t>
       </w:r>
+    </w:p>
+    <w:p>
+      <w:pPr>
+        <w:spacing w:line="360" w:lineRule="auto"/>
+        <w:ind w:firstLine="708" w:firstLineChars="0"/>
+        <w:jc w:val="both"/>
+        <w:rPr>
+          <w:rFonts w:hint="default" w:ascii="Times New Roman" w:hAnsi="Times New Roman" w:cs="Times New Roman"/>
+          <w:b w:val="0"/>
+          <w:bCs w:val="0"/>
+          <w:i w:val="0"/>
+          <w:iCs w:val="0"/>
+          <w:sz w:val="28"/>
+          <w:szCs w:val="28"/>
+          <w:lang w:val="en-US"/>
+        </w:rPr>
+      </w:pPr>
+      <w:r>
+        <w:rPr>
+          <w:rFonts w:hint="default" w:ascii="Times New Roman" w:hAnsi="Times New Roman" w:cs="Times New Roman"/>
+          <w:b w:val="0"/>
+          <w:bCs w:val="0"/>
+          <w:i w:val="0"/>
+          <w:iCs w:val="0"/>
+          <w:sz w:val="28"/>
+          <w:szCs w:val="28"/>
+          <w:lang w:val="en-US"/>
+        </w:rPr>
+        <w:t>Таким образом, веб-интерфейсы играют ключевую роль в современных информационных системах, являясь основным каналом взаимодействия пользователя с программным обеспечением. Обеспечение их качества и корректной работы является важной задачей в процессе разработки веб-приложений и напрямую влияет на эффективность и надёжность программных систем.</w:t>
+      </w:r>
+    </w:p>
+    <w:p>
+      <w:pPr>
+        <w:spacing w:line="360" w:lineRule="auto"/>
+        <w:ind w:firstLine="708" w:firstLineChars="0"/>
+        <w:jc w:val="both"/>
+        <w:rPr>
+          <w:rFonts w:hint="default" w:ascii="Times New Roman" w:hAnsi="Times New Roman" w:cs="Times New Roman"/>
+          <w:b w:val="0"/>
+          <w:bCs w:val="0"/>
+          <w:i w:val="0"/>
+          <w:iCs w:val="0"/>
+          <w:sz w:val="28"/>
+          <w:szCs w:val="28"/>
+          <w:lang w:val="en-US"/>
+        </w:rPr>
+      </w:pPr>
+    </w:p>
+    <w:p>
+      <w:pPr>
+        <w:ind w:firstLine="708" w:firstLineChars="0"/>
+        <w:rPr>
+          <w:rFonts w:hint="default" w:ascii="Times New Roman" w:hAnsi="Times New Roman" w:cs="Times New Roman"/>
+          <w:b/>
+          <w:bCs/>
+          <w:i w:val="0"/>
+          <w:iCs w:val="0"/>
+          <w:sz w:val="28"/>
+          <w:szCs w:val="28"/>
+          <w:lang w:val="en-US"/>
+        </w:rPr>
+      </w:pPr>
+      <w:r>
+        <w:rPr>
+          <w:rFonts w:hint="default" w:ascii="Times New Roman" w:hAnsi="Times New Roman" w:cs="Times New Roman"/>
+          <w:b/>
+          <w:bCs/>
+          <w:i w:val="0"/>
+          <w:iCs w:val="0"/>
+          <w:sz w:val="28"/>
+          <w:szCs w:val="28"/>
+          <w:lang w:val="en-US"/>
+        </w:rPr>
+        <w:t>1.1.2. Тестирование программного обеспечения: понятие, цели и задачи</w:t>
+      </w:r>
+    </w:p>
+    <w:p>
+      <w:pPr>
+        <w:spacing w:line="360" w:lineRule="auto"/>
+        <w:ind w:firstLine="708" w:firstLineChars="0"/>
+        <w:jc w:val="both"/>
+        <w:rPr>
+          <w:rFonts w:hint="default" w:ascii="Times New Roman" w:hAnsi="Times New Roman" w:cs="Times New Roman"/>
+          <w:b w:val="0"/>
+          <w:bCs w:val="0"/>
+          <w:i w:val="0"/>
+          <w:iCs w:val="0"/>
+          <w:sz w:val="28"/>
+          <w:szCs w:val="28"/>
+          <w:lang w:val="en-US"/>
+        </w:rPr>
+      </w:pPr>
+      <w:r>
+        <w:rPr>
+          <w:rFonts w:hint="default" w:ascii="Times New Roman" w:hAnsi="Times New Roman" w:cs="Times New Roman"/>
+          <w:b w:val="0"/>
+          <w:bCs w:val="0"/>
+          <w:i w:val="0"/>
+          <w:iCs w:val="0"/>
+          <w:sz w:val="28"/>
+          <w:szCs w:val="28"/>
+          <w:lang w:val="en-US"/>
+        </w:rPr>
+        <w:t>Тестирование программного обеспечения является неотъемлемой частью процесса разработки современных информационных систем. Под тестированием программного обеспечения понимается процесс проверки соответствия программного продукта заданным требованиям, выявления дефектов и оценки качества его функционирования в различных условиях эксплуатации. Основной целью тестирования является обеспечение корректной и стабильной работы программной системы до её ввода в эксплуатацию.</w:t>
+      </w:r>
+    </w:p>
+    <w:p>
+      <w:pPr>
+        <w:spacing w:line="360" w:lineRule="auto"/>
+        <w:ind w:firstLine="708" w:firstLineChars="0"/>
+        <w:jc w:val="both"/>
+        <w:rPr>
+          <w:rFonts w:hint="default" w:ascii="Times New Roman" w:hAnsi="Times New Roman" w:cs="Times New Roman"/>
+          <w:b w:val="0"/>
+          <w:bCs w:val="0"/>
+          <w:i w:val="0"/>
+          <w:iCs w:val="0"/>
+          <w:sz w:val="28"/>
+          <w:szCs w:val="28"/>
+          <w:lang w:val="en-US"/>
+        </w:rPr>
+      </w:pPr>
+      <w:r>
+        <w:rPr>
+          <w:rFonts w:hint="default" w:ascii="Times New Roman" w:hAnsi="Times New Roman" w:cs="Times New Roman"/>
+          <w:b w:val="0"/>
+          <w:bCs w:val="0"/>
+          <w:i w:val="0"/>
+          <w:iCs w:val="0"/>
+          <w:sz w:val="28"/>
+          <w:szCs w:val="28"/>
+          <w:lang w:val="en-US"/>
+        </w:rPr>
+        <w:t>Необходимость тестирования обусловлена сложностью современных программных систем, а также высокой степенью требований к их надёжности, безопасности и удобству использования. В процессе разработки программного обеспечения неизбежно возникают ошибки, связанные с человеческим фактором, сложностью архитектуры, изменениями требований и интеграцией различных компонентов.</w:t>
+      </w:r>
+      <w:r>
+        <w:rPr>
+          <w:rFonts w:hint="default" w:ascii="Times New Roman" w:hAnsi="Times New Roman" w:cs="Times New Roman"/>
+          <w:b w:val="0"/>
+          <w:bCs w:val="0"/>
+          <w:i w:val="0"/>
+          <w:iCs w:val="0"/>
+          <w:sz w:val="28"/>
+          <w:szCs w:val="28"/>
+          <w:lang w:val="en-US"/>
+        </w:rPr>
+        <w:br w:type="textWrapping"/>
+      </w:r>
+      <w:r>
+        <w:rPr>
+          <w:rFonts w:hint="default" w:ascii="Times New Roman" w:hAnsi="Times New Roman" w:cs="Times New Roman"/>
+          <w:b w:val="0"/>
+          <w:bCs w:val="0"/>
+          <w:i w:val="0"/>
+          <w:iCs w:val="0"/>
+          <w:sz w:val="28"/>
+          <w:szCs w:val="28"/>
+          <w:lang w:val="en-US"/>
+        </w:rPr>
+        <w:t>Человеческий фактор может проявляться на различных этапах разработки. Разработчики могут допускать ошибки в логике работы программы, некорректно реализовывать алгоритмы или неправильно обрабатывать исключительные ситуации. Тестировщики могут пропускать дефекты из-за невнимательности, усталости или недостаточной проработки тестовых сценариев. Пользователи, в свою очередь, могут использовать систему не по предполагаемому сценарию, вводить некорректные данные или выполнять действия в нестандартной последовательности. Без систематического тестирования такие ошибки могут привести к сбоям в работе системы, утечке данных, финансовым потерям и снижению доверия пользователей.</w:t>
+      </w:r>
+    </w:p>
+    <w:p>
+      <w:pPr>
+        <w:spacing w:line="360" w:lineRule="auto"/>
+        <w:ind w:firstLine="708" w:firstLineChars="0"/>
+        <w:jc w:val="both"/>
+        <w:rPr>
+          <w:rFonts w:hint="default" w:ascii="Times New Roman" w:hAnsi="Times New Roman" w:cs="Times New Roman"/>
+          <w:b w:val="0"/>
+          <w:bCs w:val="0"/>
+          <w:i w:val="0"/>
+          <w:iCs w:val="0"/>
+          <w:sz w:val="28"/>
+          <w:szCs w:val="28"/>
+          <w:lang w:val="en-US"/>
+        </w:rPr>
+      </w:pPr>
+      <w:r>
+        <w:rPr>
+          <w:rFonts w:hint="default" w:ascii="Times New Roman" w:hAnsi="Times New Roman" w:cs="Times New Roman"/>
+          <w:b w:val="0"/>
+          <w:bCs w:val="0"/>
+          <w:i w:val="0"/>
+          <w:iCs w:val="0"/>
+          <w:sz w:val="28"/>
+          <w:szCs w:val="28"/>
+          <w:lang w:val="en-US"/>
+        </w:rPr>
+        <w:t>Основными целями тестирования программного обеспечения являются:</w:t>
+      </w:r>
+    </w:p>
+    <w:p>
+      <w:pPr>
+        <w:numPr>
+          <w:ilvl w:val="0"/>
+          <w:numId w:val="4"/>
+        </w:numPr>
+        <w:spacing w:line="360" w:lineRule="auto"/>
+        <w:ind w:left="420" w:leftChars="0" w:hanging="420" w:firstLineChars="0"/>
+        <w:jc w:val="both"/>
+        <w:rPr>
+          <w:rFonts w:hint="default" w:ascii="Times New Roman" w:hAnsi="Times New Roman"/>
+          <w:b w:val="0"/>
+          <w:bCs w:val="0"/>
+          <w:i w:val="0"/>
+          <w:iCs w:val="0"/>
+          <w:sz w:val="28"/>
+          <w:szCs w:val="28"/>
+          <w:lang w:val="en-US"/>
+        </w:rPr>
+      </w:pPr>
+      <w:r>
+        <w:rPr>
+          <w:rFonts w:hint="default" w:ascii="Times New Roman" w:hAnsi="Times New Roman"/>
+          <w:b w:val="0"/>
+          <w:bCs w:val="0"/>
+          <w:i w:val="0"/>
+          <w:iCs w:val="0"/>
+          <w:sz w:val="28"/>
+          <w:szCs w:val="28"/>
+          <w:lang w:val="en-US"/>
+        </w:rPr>
+        <w:t>выявление дефектов и ошибок на ранних этапах разработки;</w:t>
+      </w:r>
+    </w:p>
+    <w:p>
+      <w:pPr>
+        <w:numPr>
+          <w:ilvl w:val="0"/>
+          <w:numId w:val="4"/>
+        </w:numPr>
+        <w:spacing w:line="360" w:lineRule="auto"/>
+        <w:ind w:left="420" w:leftChars="0" w:hanging="420" w:firstLineChars="0"/>
+        <w:jc w:val="both"/>
+        <w:rPr>
+          <w:rFonts w:hint="default" w:ascii="Times New Roman" w:hAnsi="Times New Roman"/>
+          <w:b w:val="0"/>
+          <w:bCs w:val="0"/>
+          <w:i w:val="0"/>
+          <w:iCs w:val="0"/>
+          <w:sz w:val="28"/>
+          <w:szCs w:val="28"/>
+          <w:lang w:val="en-US"/>
+        </w:rPr>
+      </w:pPr>
+      <w:r>
+        <w:rPr>
+          <w:rFonts w:hint="default" w:ascii="Times New Roman" w:hAnsi="Times New Roman"/>
+          <w:b w:val="0"/>
+          <w:bCs w:val="0"/>
+          <w:i w:val="0"/>
+          <w:iCs w:val="0"/>
+          <w:sz w:val="28"/>
+          <w:szCs w:val="28"/>
+          <w:lang w:val="en-US"/>
+        </w:rPr>
+        <w:t>подтверждение соответствия программного продукта функциональным и нефункциональным требованиям;</w:t>
+      </w:r>
+    </w:p>
+    <w:p>
+      <w:pPr>
+        <w:numPr>
+          <w:ilvl w:val="0"/>
+          <w:numId w:val="4"/>
+        </w:numPr>
+        <w:spacing w:line="360" w:lineRule="auto"/>
+        <w:ind w:left="420" w:leftChars="0" w:hanging="420" w:firstLineChars="0"/>
+        <w:jc w:val="both"/>
+        <w:rPr>
+          <w:rFonts w:hint="default" w:ascii="Times New Roman" w:hAnsi="Times New Roman"/>
+          <w:b w:val="0"/>
+          <w:bCs w:val="0"/>
+          <w:i w:val="0"/>
+          <w:iCs w:val="0"/>
+          <w:sz w:val="28"/>
+          <w:szCs w:val="28"/>
+          <w:lang w:val="en-US"/>
+        </w:rPr>
+      </w:pPr>
+      <w:r>
+        <w:rPr>
+          <w:rFonts w:hint="default" w:ascii="Times New Roman" w:hAnsi="Times New Roman"/>
+          <w:b w:val="0"/>
+          <w:bCs w:val="0"/>
+          <w:i w:val="0"/>
+          <w:iCs w:val="0"/>
+          <w:sz w:val="28"/>
+          <w:szCs w:val="28"/>
+          <w:lang w:val="en-US"/>
+        </w:rPr>
+        <w:t>обеспечение заданного уровня качества программного обеспечения;</w:t>
+      </w:r>
+    </w:p>
+    <w:p>
+      <w:pPr>
+        <w:numPr>
+          <w:ilvl w:val="0"/>
+          <w:numId w:val="4"/>
+        </w:numPr>
+        <w:spacing w:line="360" w:lineRule="auto"/>
+        <w:ind w:left="420" w:leftChars="0" w:hanging="420" w:firstLineChars="0"/>
+        <w:jc w:val="both"/>
+        <w:rPr>
+          <w:rFonts w:hint="default" w:ascii="Times New Roman" w:hAnsi="Times New Roman"/>
+          <w:b w:val="0"/>
+          <w:bCs w:val="0"/>
+          <w:i w:val="0"/>
+          <w:iCs w:val="0"/>
+          <w:sz w:val="28"/>
+          <w:szCs w:val="28"/>
+          <w:lang w:val="en-US"/>
+        </w:rPr>
+      </w:pPr>
+      <w:r>
+        <w:rPr>
+          <w:rFonts w:hint="default" w:ascii="Times New Roman" w:hAnsi="Times New Roman"/>
+          <w:b w:val="0"/>
+          <w:bCs w:val="0"/>
+          <w:i w:val="0"/>
+          <w:iCs w:val="0"/>
+          <w:sz w:val="28"/>
+          <w:szCs w:val="28"/>
+          <w:lang w:val="en-US"/>
+        </w:rPr>
+        <w:t>снижение рисков, связанных с эксплуатацией программного продукта;</w:t>
+      </w:r>
+    </w:p>
+    <w:p>
+      <w:pPr>
+        <w:numPr>
+          <w:ilvl w:val="0"/>
+          <w:numId w:val="4"/>
+        </w:numPr>
+        <w:spacing w:line="360" w:lineRule="auto"/>
+        <w:ind w:left="420" w:leftChars="0" w:hanging="420" w:firstLineChars="0"/>
+        <w:jc w:val="both"/>
+        <w:rPr>
+          <w:rFonts w:hint="default" w:ascii="Times New Roman" w:hAnsi="Times New Roman" w:cs="Times New Roman"/>
+          <w:b w:val="0"/>
+          <w:bCs w:val="0"/>
+          <w:i w:val="0"/>
+          <w:iCs w:val="0"/>
+          <w:sz w:val="28"/>
+          <w:szCs w:val="28"/>
+          <w:lang w:val="en-US"/>
+        </w:rPr>
+      </w:pPr>
+      <w:r>
+        <w:rPr>
+          <w:rFonts w:hint="default" w:ascii="Times New Roman" w:hAnsi="Times New Roman"/>
+          <w:b w:val="0"/>
+          <w:bCs w:val="0"/>
+          <w:i w:val="0"/>
+          <w:iCs w:val="0"/>
+          <w:sz w:val="28"/>
+          <w:szCs w:val="28"/>
+          <w:lang w:val="en-US"/>
+        </w:rPr>
+        <w:t>повышение надёжности и устойчивости системы в реальных условиях использования.</w:t>
+      </w:r>
+    </w:p>
+    <w:p>
+      <w:pPr>
+        <w:spacing w:line="360" w:lineRule="auto"/>
+        <w:ind w:firstLine="708" w:firstLineChars="0"/>
+        <w:jc w:val="both"/>
+        <w:rPr>
+          <w:rFonts w:hint="default" w:ascii="Times New Roman" w:hAnsi="Times New Roman" w:cs="Times New Roman"/>
+          <w:b w:val="0"/>
+          <w:bCs w:val="0"/>
+          <w:i w:val="0"/>
+          <w:iCs w:val="0"/>
+          <w:sz w:val="28"/>
+          <w:szCs w:val="28"/>
+          <w:lang w:val="en-US"/>
+        </w:rPr>
+      </w:pPr>
+      <w:r>
+        <w:rPr>
+          <w:rFonts w:hint="default" w:ascii="Times New Roman" w:hAnsi="Times New Roman" w:cs="Times New Roman"/>
+          <w:b w:val="0"/>
+          <w:bCs w:val="0"/>
+          <w:i w:val="0"/>
+          <w:iCs w:val="0"/>
+          <w:sz w:val="28"/>
+          <w:szCs w:val="28"/>
+          <w:lang w:val="en-US"/>
+        </w:rPr>
+        <w:t>Важной задачей тестирования является не только поиск ошибок, но и предотвращение их появления в дальнейшем. Раннее обнаружение дефектов позволяет значительно сократить затраты на их исправление, поскольку исправление ошибок на поздних этапах жизненного цикла программного обеспечения требует значительно больших ресурсов. Кроме того, тестирование способствует повышению качества архитектурных и проектных решений за счёт выявления слабых мест системы.</w:t>
+      </w:r>
+    </w:p>
+    <w:p>
+      <w:pPr>
+        <w:spacing w:line="360" w:lineRule="auto"/>
+        <w:ind w:firstLine="708" w:firstLineChars="0"/>
+        <w:jc w:val="both"/>
+        <w:rPr>
+          <w:rFonts w:hint="default" w:ascii="Times New Roman" w:hAnsi="Times New Roman" w:cs="Times New Roman"/>
+          <w:b w:val="0"/>
+          <w:bCs w:val="0"/>
+          <w:i w:val="0"/>
+          <w:iCs w:val="0"/>
+          <w:sz w:val="28"/>
+          <w:szCs w:val="28"/>
+          <w:lang w:val="en-US"/>
+        </w:rPr>
+      </w:pPr>
+      <w:r>
+        <w:rPr>
+          <w:rFonts w:hint="default" w:ascii="Times New Roman" w:hAnsi="Times New Roman" w:cs="Times New Roman"/>
+          <w:b w:val="0"/>
+          <w:bCs w:val="0"/>
+          <w:i w:val="0"/>
+          <w:iCs w:val="0"/>
+          <w:sz w:val="28"/>
+          <w:szCs w:val="28"/>
+          <w:lang w:val="en-US"/>
+        </w:rPr>
+        <w:t>Тестирование играет ключевую роль в процессе разработки программного обеспечения и является составной частью жизненного цикла программного продукта. Оно сопровождает все этапы разработки, начиная с анализа требований и проектирования, и заканчивая внедрением и сопровождением системы. В современных подходах к разработке, таких как Agile и DevOps, тестирование интегрируется в процесс разработки и выполняется на постоянной основе, обеспечивая быструю обратную связь и оперативное выявление дефектов.</w:t>
+      </w:r>
+    </w:p>
+    <w:p>
+      <w:pPr>
+        <w:spacing w:line="360" w:lineRule="auto"/>
+        <w:ind w:firstLine="708" w:firstLineChars="0"/>
+        <w:jc w:val="both"/>
+        <w:rPr>
+          <w:rFonts w:hint="default" w:ascii="Times New Roman" w:hAnsi="Times New Roman" w:cs="Times New Roman"/>
+          <w:b w:val="0"/>
+          <w:bCs w:val="0"/>
+          <w:i w:val="0"/>
+          <w:iCs w:val="0"/>
+          <w:sz w:val="28"/>
+          <w:szCs w:val="28"/>
+          <w:lang w:val="en-US"/>
+        </w:rPr>
+      </w:pPr>
+      <w:r>
+        <w:rPr>
+          <w:rFonts w:hint="default" w:ascii="Times New Roman" w:hAnsi="Times New Roman" w:cs="Times New Roman"/>
+          <w:b w:val="0"/>
+          <w:bCs w:val="0"/>
+          <w:i w:val="0"/>
+          <w:iCs w:val="0"/>
+          <w:sz w:val="28"/>
+          <w:szCs w:val="28"/>
+          <w:lang w:val="en-US"/>
+        </w:rPr>
+        <w:t>Особую значимость тестирование приобретает при разработке веб-приложений, где корректность работы пользовательского интерфейса напрямую зависит от взаимодействия клиентской и серверной частей системы. В таких условиях тестирование должно учитывать как проверку бизнес-логики, так и корректность отображения интерфейса, обмена данными через API и поведения системы при различных сценариях использования.</w:t>
+      </w:r>
+    </w:p>
+    <w:p>
+      <w:pPr>
+        <w:spacing w:line="360" w:lineRule="auto"/>
+        <w:ind w:firstLine="708" w:firstLineChars="0"/>
+        <w:jc w:val="both"/>
+        <w:rPr>
+          <w:rFonts w:hint="default" w:ascii="Times New Roman" w:hAnsi="Times New Roman" w:cs="Times New Roman"/>
+          <w:b w:val="0"/>
+          <w:bCs w:val="0"/>
+          <w:i w:val="0"/>
+          <w:iCs w:val="0"/>
+          <w:sz w:val="28"/>
+          <w:szCs w:val="28"/>
+          <w:lang w:val="en-US"/>
+        </w:rPr>
+      </w:pPr>
+      <w:r>
+        <w:rPr>
+          <w:rFonts w:hint="default" w:ascii="Times New Roman" w:hAnsi="Times New Roman" w:cs="Times New Roman"/>
+          <w:b w:val="0"/>
+          <w:bCs w:val="0"/>
+          <w:i w:val="0"/>
+          <w:iCs w:val="0"/>
+          <w:sz w:val="28"/>
+          <w:szCs w:val="28"/>
+          <w:lang w:val="en-US"/>
+        </w:rPr>
+        <w:t>Таким образом, тестирование программного обеспечения является важным инструментом обеспечения качества и надёжности программных систем. Его применение позволяет повысить устойчивость программных продуктов, снизить эксплуатационные риски и обеспечить соответствие системы ожиданиям пользователей и требованиям заказчика</w:t>
+      </w:r>
       <w:bookmarkStart w:id="0" w:name="_GoBack"/>
       <w:bookmarkEnd w:id="0"/>
-    </w:p>
-    <w:p>
-      <w:pPr>
-        <w:spacing w:line="360" w:lineRule="auto"/>
-        <w:ind w:firstLine="708" w:firstLineChars="0"/>
-        <w:jc w:val="both"/>
+      <w:r>
         <w:rPr>
           <w:rFonts w:hint="default" w:ascii="Times New Roman" w:hAnsi="Times New Roman" w:cs="Times New Roman"/>
           <w:b w:val="0"/>
@@ -2353,414 +2829,7 @@
           <w:szCs w:val="28"/>
           <w:lang w:val="en-US"/>
         </w:rPr>
-      </w:pPr>
-      <w:r>
-        <w:rPr>
-          <w:rFonts w:hint="default" w:ascii="Times New Roman" w:hAnsi="Times New Roman" w:cs="Times New Roman"/>
-          <w:b w:val="0"/>
-          <w:bCs w:val="0"/>
-          <w:i w:val="0"/>
-          <w:iCs w:val="0"/>
-          <w:sz w:val="28"/>
-          <w:szCs w:val="28"/>
-          <w:lang w:val="en-US"/>
-        </w:rPr>
-        <w:t>Таким образом, веб-интерфейсы играют ключевую роль в современных информационных системах, являясь основным каналом взаимодействия пользователя с программным обеспечением. Обеспечение их качества и корректной работы является важной задачей в процессе разработки веб-приложений и напрямую влияет на эффективность и надёжность программных систем.</w:t>
-      </w:r>
-    </w:p>
-    <w:p>
-      <w:pPr>
-        <w:spacing w:line="360" w:lineRule="auto"/>
-        <w:ind w:firstLine="708" w:firstLineChars="0"/>
-        <w:jc w:val="both"/>
-        <w:rPr>
-          <w:rFonts w:hint="default" w:ascii="Times New Roman" w:hAnsi="Times New Roman" w:cs="Times New Roman"/>
-          <w:b w:val="0"/>
-          <w:bCs w:val="0"/>
-          <w:i w:val="0"/>
-          <w:iCs w:val="0"/>
-          <w:sz w:val="28"/>
-          <w:szCs w:val="28"/>
-          <w:lang w:val="en-US"/>
-        </w:rPr>
-      </w:pPr>
-    </w:p>
-    <w:p>
-      <w:pPr>
-        <w:ind w:firstLine="708" w:firstLineChars="0"/>
-        <w:rPr>
-          <w:rFonts w:hint="default" w:ascii="Times New Roman" w:hAnsi="Times New Roman" w:cs="Times New Roman"/>
-          <w:b/>
-          <w:bCs/>
-          <w:i w:val="0"/>
-          <w:iCs w:val="0"/>
-          <w:sz w:val="28"/>
-          <w:szCs w:val="28"/>
-          <w:lang w:val="en-US"/>
-        </w:rPr>
-      </w:pPr>
-      <w:r>
-        <w:rPr>
-          <w:rFonts w:hint="default" w:ascii="Times New Roman" w:hAnsi="Times New Roman" w:cs="Times New Roman"/>
-          <w:b/>
-          <w:bCs/>
-          <w:i w:val="0"/>
-          <w:iCs w:val="0"/>
-          <w:sz w:val="28"/>
-          <w:szCs w:val="28"/>
-          <w:lang w:val="en-US"/>
-        </w:rPr>
-        <w:t>1.1.2. Тестирование программного обеспечения: понятие, цели и задачи</w:t>
-      </w:r>
-    </w:p>
-    <w:p>
-      <w:pPr>
-        <w:spacing w:line="360" w:lineRule="auto"/>
-        <w:ind w:firstLine="708" w:firstLineChars="0"/>
-        <w:jc w:val="both"/>
-        <w:rPr>
-          <w:rFonts w:hint="default" w:ascii="Times New Roman" w:hAnsi="Times New Roman" w:cs="Times New Roman"/>
-          <w:b w:val="0"/>
-          <w:bCs w:val="0"/>
-          <w:i w:val="0"/>
-          <w:iCs w:val="0"/>
-          <w:sz w:val="28"/>
-          <w:szCs w:val="28"/>
-          <w:lang w:val="en-US"/>
-        </w:rPr>
-      </w:pPr>
-      <w:r>
-        <w:rPr>
-          <w:rFonts w:hint="default" w:ascii="Times New Roman" w:hAnsi="Times New Roman" w:cs="Times New Roman"/>
-          <w:b w:val="0"/>
-          <w:bCs w:val="0"/>
-          <w:i w:val="0"/>
-          <w:iCs w:val="0"/>
-          <w:sz w:val="28"/>
-          <w:szCs w:val="28"/>
-          <w:lang w:val="en-US"/>
-        </w:rPr>
-        <w:t>Тестирование программного обеспечения является неотъемлемой частью процесса разработки современных информационных систем. Под тестированием программного обеспечения понимается процесс проверки соответствия программного продукта заданным требованиям, выявления дефектов и оценки качества его функционирования в различных условиях эксплуатации. Основной целью тестирования является обеспечение корректной и стабильной работы программной системы до её ввода в эксплуатацию.</w:t>
-      </w:r>
-    </w:p>
-    <w:p>
-      <w:pPr>
-        <w:spacing w:line="360" w:lineRule="auto"/>
-        <w:ind w:firstLine="708" w:firstLineChars="0"/>
-        <w:jc w:val="both"/>
-        <w:rPr>
-          <w:rFonts w:hint="default" w:ascii="Times New Roman" w:hAnsi="Times New Roman" w:cs="Times New Roman"/>
-          <w:b w:val="0"/>
-          <w:bCs w:val="0"/>
-          <w:i w:val="0"/>
-          <w:iCs w:val="0"/>
-          <w:sz w:val="28"/>
-          <w:szCs w:val="28"/>
-          <w:lang w:val="en-US"/>
-        </w:rPr>
-      </w:pPr>
-      <w:r>
-        <w:rPr>
-          <w:rFonts w:hint="default" w:ascii="Times New Roman" w:hAnsi="Times New Roman" w:cs="Times New Roman"/>
-          <w:b w:val="0"/>
-          <w:bCs w:val="0"/>
-          <w:i w:val="0"/>
-          <w:iCs w:val="0"/>
-          <w:sz w:val="28"/>
-          <w:szCs w:val="28"/>
-          <w:lang w:val="en-US"/>
-        </w:rPr>
-        <w:t>Необходимость тестирования обусловлена сложностью современных программных систем, а также высокой степенью требований к их надёжности, безопасности и удобству использования. В процессе разработки программного обеспечения неизбежно возникают ошибки, связанные с человеческим фактором, сложностью архитектуры, изменениями требований и интеграцией различных компонентов. Без систематического тестирования такие ошибки могут привести к сбоям в работе системы, утечке данных, финансовым потерям и снижению доверия пользователей.</w:t>
-      </w:r>
-    </w:p>
-    <w:p>
-      <w:pPr>
-        <w:spacing w:line="360" w:lineRule="auto"/>
-        <w:ind w:firstLine="708" w:firstLineChars="0"/>
-        <w:jc w:val="both"/>
-        <w:rPr>
-          <w:rFonts w:hint="default" w:ascii="Times New Roman" w:hAnsi="Times New Roman" w:cs="Times New Roman"/>
-          <w:b w:val="0"/>
-          <w:bCs w:val="0"/>
-          <w:i w:val="0"/>
-          <w:iCs w:val="0"/>
-          <w:sz w:val="28"/>
-          <w:szCs w:val="28"/>
-          <w:lang w:val="en-US"/>
-        </w:rPr>
-      </w:pPr>
-      <w:r>
-        <w:rPr>
-          <w:rFonts w:hint="default" w:ascii="Times New Roman" w:hAnsi="Times New Roman" w:cs="Times New Roman"/>
-          <w:b w:val="0"/>
-          <w:bCs w:val="0"/>
-          <w:i w:val="0"/>
-          <w:iCs w:val="0"/>
-          <w:sz w:val="28"/>
-          <w:szCs w:val="28"/>
-          <w:lang w:val="en-US"/>
-        </w:rPr>
-        <w:t>Основными целями тестирования программного обеспечения являются:</w:t>
-      </w:r>
-    </w:p>
-    <w:p>
-      <w:pPr>
-        <w:numPr>
-          <w:ilvl w:val="0"/>
-          <w:numId w:val="4"/>
-        </w:numPr>
-        <w:spacing w:line="360" w:lineRule="auto"/>
-        <w:ind w:left="420" w:leftChars="0" w:hanging="420" w:firstLineChars="0"/>
-        <w:jc w:val="both"/>
-        <w:rPr>
-          <w:rFonts w:hint="default" w:ascii="Times New Roman" w:hAnsi="Times New Roman"/>
-          <w:b w:val="0"/>
-          <w:bCs w:val="0"/>
-          <w:i w:val="0"/>
-          <w:iCs w:val="0"/>
-          <w:sz w:val="28"/>
-          <w:szCs w:val="28"/>
-          <w:lang w:val="en-US"/>
-        </w:rPr>
-      </w:pPr>
-      <w:r>
-        <w:rPr>
-          <w:rFonts w:hint="default" w:ascii="Times New Roman" w:hAnsi="Times New Roman"/>
-          <w:b w:val="0"/>
-          <w:bCs w:val="0"/>
-          <w:i w:val="0"/>
-          <w:iCs w:val="0"/>
-          <w:sz w:val="28"/>
-          <w:szCs w:val="28"/>
-          <w:lang w:val="en-US"/>
-        </w:rPr>
-        <w:t>выявление дефектов и ошибок на ранних этапах разработки;</w:t>
-      </w:r>
-    </w:p>
-    <w:p>
-      <w:pPr>
-        <w:numPr>
-          <w:ilvl w:val="0"/>
-          <w:numId w:val="4"/>
-        </w:numPr>
-        <w:spacing w:line="360" w:lineRule="auto"/>
-        <w:ind w:left="420" w:leftChars="0" w:hanging="420" w:firstLineChars="0"/>
-        <w:jc w:val="both"/>
-        <w:rPr>
-          <w:rFonts w:hint="default" w:ascii="Times New Roman" w:hAnsi="Times New Roman"/>
-          <w:b w:val="0"/>
-          <w:bCs w:val="0"/>
-          <w:i w:val="0"/>
-          <w:iCs w:val="0"/>
-          <w:sz w:val="28"/>
-          <w:szCs w:val="28"/>
-          <w:lang w:val="en-US"/>
-        </w:rPr>
-      </w:pPr>
-      <w:r>
-        <w:rPr>
-          <w:rFonts w:hint="default" w:ascii="Times New Roman" w:hAnsi="Times New Roman"/>
-          <w:b w:val="0"/>
-          <w:bCs w:val="0"/>
-          <w:i w:val="0"/>
-          <w:iCs w:val="0"/>
-          <w:sz w:val="28"/>
-          <w:szCs w:val="28"/>
-          <w:lang w:val="en-US"/>
-        </w:rPr>
-        <w:t>подтверждение соответствия программного продукта функциональным и нефункциональным требованиям;</w:t>
-      </w:r>
-    </w:p>
-    <w:p>
-      <w:pPr>
-        <w:numPr>
-          <w:ilvl w:val="0"/>
-          <w:numId w:val="4"/>
-        </w:numPr>
-        <w:spacing w:line="360" w:lineRule="auto"/>
-        <w:ind w:left="420" w:leftChars="0" w:hanging="420" w:firstLineChars="0"/>
-        <w:jc w:val="both"/>
-        <w:rPr>
-          <w:rFonts w:hint="default" w:ascii="Times New Roman" w:hAnsi="Times New Roman"/>
-          <w:b w:val="0"/>
-          <w:bCs w:val="0"/>
-          <w:i w:val="0"/>
-          <w:iCs w:val="0"/>
-          <w:sz w:val="28"/>
-          <w:szCs w:val="28"/>
-          <w:lang w:val="en-US"/>
-        </w:rPr>
-      </w:pPr>
-      <w:r>
-        <w:rPr>
-          <w:rFonts w:hint="default" w:ascii="Times New Roman" w:hAnsi="Times New Roman"/>
-          <w:b w:val="0"/>
-          <w:bCs w:val="0"/>
-          <w:i w:val="0"/>
-          <w:iCs w:val="0"/>
-          <w:sz w:val="28"/>
-          <w:szCs w:val="28"/>
-          <w:lang w:val="en-US"/>
-        </w:rPr>
-        <w:t>обеспечение заданного уровня качества программного обеспечения;</w:t>
-      </w:r>
-    </w:p>
-    <w:p>
-      <w:pPr>
-        <w:numPr>
-          <w:ilvl w:val="0"/>
-          <w:numId w:val="4"/>
-        </w:numPr>
-        <w:spacing w:line="360" w:lineRule="auto"/>
-        <w:ind w:left="420" w:leftChars="0" w:hanging="420" w:firstLineChars="0"/>
-        <w:jc w:val="both"/>
-        <w:rPr>
-          <w:rFonts w:hint="default" w:ascii="Times New Roman" w:hAnsi="Times New Roman"/>
-          <w:b w:val="0"/>
-          <w:bCs w:val="0"/>
-          <w:i w:val="0"/>
-          <w:iCs w:val="0"/>
-          <w:sz w:val="28"/>
-          <w:szCs w:val="28"/>
-          <w:lang w:val="en-US"/>
-        </w:rPr>
-      </w:pPr>
-      <w:r>
-        <w:rPr>
-          <w:rFonts w:hint="default" w:ascii="Times New Roman" w:hAnsi="Times New Roman"/>
-          <w:b w:val="0"/>
-          <w:bCs w:val="0"/>
-          <w:i w:val="0"/>
-          <w:iCs w:val="0"/>
-          <w:sz w:val="28"/>
-          <w:szCs w:val="28"/>
-          <w:lang w:val="en-US"/>
-        </w:rPr>
-        <w:t>снижение рисков, связанных с эксплуатацией программного продукта;</w:t>
-      </w:r>
-    </w:p>
-    <w:p>
-      <w:pPr>
-        <w:numPr>
-          <w:ilvl w:val="0"/>
-          <w:numId w:val="4"/>
-        </w:numPr>
-        <w:spacing w:line="360" w:lineRule="auto"/>
-        <w:ind w:left="420" w:leftChars="0" w:hanging="420" w:firstLineChars="0"/>
-        <w:jc w:val="both"/>
-        <w:rPr>
-          <w:rFonts w:hint="default" w:ascii="Times New Roman" w:hAnsi="Times New Roman" w:cs="Times New Roman"/>
-          <w:b w:val="0"/>
-          <w:bCs w:val="0"/>
-          <w:i w:val="0"/>
-          <w:iCs w:val="0"/>
-          <w:sz w:val="28"/>
-          <w:szCs w:val="28"/>
-          <w:lang w:val="en-US"/>
-        </w:rPr>
-      </w:pPr>
-      <w:r>
-        <w:rPr>
-          <w:rFonts w:hint="default" w:ascii="Times New Roman" w:hAnsi="Times New Roman"/>
-          <w:b w:val="0"/>
-          <w:bCs w:val="0"/>
-          <w:i w:val="0"/>
-          <w:iCs w:val="0"/>
-          <w:sz w:val="28"/>
-          <w:szCs w:val="28"/>
-          <w:lang w:val="en-US"/>
-        </w:rPr>
-        <w:t>повышение надёжности и устойчивости системы в реальных условиях использования.</w:t>
-      </w:r>
-    </w:p>
-    <w:p>
-      <w:pPr>
-        <w:spacing w:line="360" w:lineRule="auto"/>
-        <w:ind w:firstLine="708" w:firstLineChars="0"/>
-        <w:jc w:val="both"/>
-        <w:rPr>
-          <w:rFonts w:hint="default" w:ascii="Times New Roman" w:hAnsi="Times New Roman" w:cs="Times New Roman"/>
-          <w:b w:val="0"/>
-          <w:bCs w:val="0"/>
-          <w:i w:val="0"/>
-          <w:iCs w:val="0"/>
-          <w:sz w:val="28"/>
-          <w:szCs w:val="28"/>
-          <w:lang w:val="en-US"/>
-        </w:rPr>
-      </w:pPr>
-      <w:r>
-        <w:rPr>
-          <w:rFonts w:hint="default" w:ascii="Times New Roman" w:hAnsi="Times New Roman" w:cs="Times New Roman"/>
-          <w:b w:val="0"/>
-          <w:bCs w:val="0"/>
-          <w:i w:val="0"/>
-          <w:iCs w:val="0"/>
-          <w:sz w:val="28"/>
-          <w:szCs w:val="28"/>
-          <w:lang w:val="en-US"/>
-        </w:rPr>
-        <w:t>Важной задачей тестирования является не только поиск ошибок, но и предотвращение их появления в дальнейшем. Раннее обнаружение дефектов позволяет значительно сократить затраты на их исправление, поскольку исправление ошибок на поздних этапах жизненного цикла программного обеспечения требует значительно больших ресурсов. Кроме того, тестирование способствует повышению качества архитектурных и проектных решений за счёт выявления слабых мест системы.</w:t>
-      </w:r>
-    </w:p>
-    <w:p>
-      <w:pPr>
-        <w:spacing w:line="360" w:lineRule="auto"/>
-        <w:ind w:firstLine="708" w:firstLineChars="0"/>
-        <w:jc w:val="both"/>
-        <w:rPr>
-          <w:rFonts w:hint="default" w:ascii="Times New Roman" w:hAnsi="Times New Roman" w:cs="Times New Roman"/>
-          <w:b w:val="0"/>
-          <w:bCs w:val="0"/>
-          <w:i w:val="0"/>
-          <w:iCs w:val="0"/>
-          <w:sz w:val="28"/>
-          <w:szCs w:val="28"/>
-          <w:lang w:val="en-US"/>
-        </w:rPr>
-      </w:pPr>
-      <w:r>
-        <w:rPr>
-          <w:rFonts w:hint="default" w:ascii="Times New Roman" w:hAnsi="Times New Roman" w:cs="Times New Roman"/>
-          <w:b w:val="0"/>
-          <w:bCs w:val="0"/>
-          <w:i w:val="0"/>
-          <w:iCs w:val="0"/>
-          <w:sz w:val="28"/>
-          <w:szCs w:val="28"/>
-          <w:lang w:val="en-US"/>
-        </w:rPr>
-        <w:t>Тестирование играет ключевую роль в процессе разработки программного обеспечения и является составной частью жизненного цикла программного продукта. Оно сопровождает все этапы разработки, начиная с анализа требований и проектирования, и заканчивая внедрением и сопровождением системы. В современных подходах к разработке, таких как Agile и DevOps, тестирование интегрируется в процесс разработки и выполняется на постоянной основе, обеспечивая быструю обратную связь и оперативное выявление дефектов.</w:t>
-      </w:r>
-    </w:p>
-    <w:p>
-      <w:pPr>
-        <w:spacing w:line="360" w:lineRule="auto"/>
-        <w:ind w:firstLine="708" w:firstLineChars="0"/>
-        <w:jc w:val="both"/>
-        <w:rPr>
-          <w:rFonts w:hint="default" w:ascii="Times New Roman" w:hAnsi="Times New Roman" w:cs="Times New Roman"/>
-          <w:b w:val="0"/>
-          <w:bCs w:val="0"/>
-          <w:i w:val="0"/>
-          <w:iCs w:val="0"/>
-          <w:sz w:val="28"/>
-          <w:szCs w:val="28"/>
-          <w:lang w:val="en-US"/>
-        </w:rPr>
-      </w:pPr>
-      <w:r>
-        <w:rPr>
-          <w:rFonts w:hint="default" w:ascii="Times New Roman" w:hAnsi="Times New Roman" w:cs="Times New Roman"/>
-          <w:b w:val="0"/>
-          <w:bCs w:val="0"/>
-          <w:i w:val="0"/>
-          <w:iCs w:val="0"/>
-          <w:sz w:val="28"/>
-          <w:szCs w:val="28"/>
-          <w:lang w:val="en-US"/>
-        </w:rPr>
-        <w:t>Таким образом, тестирование программного обеспечения является важным инструментом обеспечения качества и надёжности программных систем. Его применение позволяет повысить устойчивость программных продуктов, снизить эксплуатационные риски и обеспечить соответствие системы ожиданиям пользователей и требованиям заказчика.</w:t>
+        <w:t>.</w:t>
       </w:r>
     </w:p>
     <w:p>

--- a/Дипломная_работа_ИВТАСбд-41_БорковИван.docx
+++ b/Дипломная_работа_ИВТАСбд-41_БорковИван.docx
@@ -2814,7 +2814,487 @@
           <w:szCs w:val="28"/>
           <w:lang w:val="en-US"/>
         </w:rPr>
-        <w:t>Таким образом, тестирование программного обеспечения является важным инструментом обеспечения качества и надёжности программных систем. Его применение позволяет повысить устойчивость программных продуктов, снизить эксплуатационные риски и обеспечить соответствие системы ожиданиям пользователей и требованиям заказчика</w:t>
+        <w:t>Таким образом, тестирование программного обеспечения является важным инструментом обеспечения качества и надёжности программных систем. Его применение позволяет повысить устойчивость программных продуктов, снизить эксплуатационные риски и обеспечить соответствие системы ожиданиям пользователей и требованиям заказчика.</w:t>
+      </w:r>
+    </w:p>
+    <w:p>
+      <w:pPr>
+        <w:spacing w:line="360" w:lineRule="auto"/>
+        <w:ind w:firstLine="708" w:firstLineChars="0"/>
+        <w:jc w:val="both"/>
+        <w:rPr>
+          <w:rFonts w:hint="default" w:ascii="Times New Roman" w:hAnsi="Times New Roman" w:cs="Times New Roman"/>
+          <w:b w:val="0"/>
+          <w:bCs w:val="0"/>
+          <w:i w:val="0"/>
+          <w:iCs w:val="0"/>
+          <w:sz w:val="28"/>
+          <w:szCs w:val="28"/>
+          <w:lang w:val="en-US"/>
+        </w:rPr>
+      </w:pPr>
+    </w:p>
+    <w:p>
+      <w:pPr>
+        <w:ind w:firstLine="708" w:firstLineChars="0"/>
+        <w:rPr>
+          <w:rFonts w:hint="default" w:ascii="Times New Roman" w:hAnsi="Times New Roman" w:cs="Times New Roman"/>
+          <w:b/>
+          <w:bCs/>
+          <w:i w:val="0"/>
+          <w:iCs w:val="0"/>
+          <w:sz w:val="28"/>
+          <w:szCs w:val="28"/>
+          <w:lang w:val="en-US"/>
+        </w:rPr>
+      </w:pPr>
+      <w:r>
+        <w:rPr>
+          <w:rFonts w:hint="default" w:ascii="Times New Roman" w:hAnsi="Times New Roman" w:cs="Times New Roman"/>
+          <w:b/>
+          <w:bCs/>
+          <w:i w:val="0"/>
+          <w:iCs w:val="0"/>
+          <w:sz w:val="28"/>
+          <w:szCs w:val="28"/>
+          <w:lang w:val="en-US"/>
+        </w:rPr>
+        <w:t>1.1.3. Виды тестирования программного обеспечения</w:t>
+      </w:r>
+    </w:p>
+    <w:p>
+      <w:pPr>
+        <w:spacing w:line="360" w:lineRule="auto"/>
+        <w:ind w:firstLine="708" w:firstLineChars="0"/>
+        <w:jc w:val="both"/>
+        <w:rPr>
+          <w:rFonts w:hint="default" w:ascii="Times New Roman" w:hAnsi="Times New Roman" w:cs="Times New Roman"/>
+          <w:b w:val="0"/>
+          <w:bCs w:val="0"/>
+          <w:i w:val="0"/>
+          <w:iCs w:val="0"/>
+          <w:sz w:val="28"/>
+          <w:szCs w:val="28"/>
+          <w:lang w:val="ru-RU"/>
+        </w:rPr>
+      </w:pPr>
+      <w:r>
+        <w:rPr>
+          <w:rFonts w:hint="default" w:ascii="Times New Roman" w:hAnsi="Times New Roman" w:cs="Times New Roman"/>
+          <w:b w:val="0"/>
+          <w:bCs w:val="0"/>
+          <w:i w:val="0"/>
+          <w:iCs w:val="0"/>
+          <w:sz w:val="28"/>
+          <w:szCs w:val="28"/>
+          <w:lang w:val="ru-RU"/>
+        </w:rPr>
+        <w:tab/>
+      </w:r>
+      <w:r>
+        <w:rPr>
+          <w:rFonts w:hint="default" w:ascii="Times New Roman" w:hAnsi="Times New Roman" w:cs="Times New Roman"/>
+          <w:b w:val="0"/>
+          <w:bCs w:val="0"/>
+          <w:i w:val="0"/>
+          <w:iCs w:val="0"/>
+          <w:sz w:val="28"/>
+          <w:szCs w:val="28"/>
+          <w:lang w:val="ru-RU"/>
+        </w:rPr>
+        <w:t>В процессе обеспечения качества программного обеспечения применяются различные виды тестирования, каждый из которых направлен на проверку определённых аспектов функционирования системы. Классификация видов тестирования позволяет систематизировать процесс проверки программного продукта и выбрать наиболее эффективные методы в зависимости от этапа разработки, архитектуры системы и поставленных задач. Особую актуальность применение комплексного подхода к тестированию приобретает при разработке веб-приложений, которые представляют собой распределённые системы, включающие клиентскую и серверную части.</w:t>
+      </w:r>
+    </w:p>
+    <w:p>
+      <w:pPr>
+        <w:spacing w:line="360" w:lineRule="auto"/>
+        <w:ind w:firstLine="708" w:firstLineChars="0"/>
+        <w:jc w:val="both"/>
+        <w:rPr>
+          <w:rFonts w:hint="default" w:ascii="Times New Roman" w:hAnsi="Times New Roman" w:cs="Times New Roman"/>
+          <w:b w:val="0"/>
+          <w:bCs w:val="0"/>
+          <w:i w:val="0"/>
+          <w:iCs w:val="0"/>
+          <w:sz w:val="28"/>
+          <w:szCs w:val="28"/>
+          <w:lang w:val="ru-RU"/>
+        </w:rPr>
+      </w:pPr>
+      <w:r>
+        <w:rPr>
+          <w:rFonts w:hint="default" w:ascii="Times New Roman" w:hAnsi="Times New Roman" w:cs="Times New Roman"/>
+          <w:b w:val="0"/>
+          <w:bCs w:val="0"/>
+          <w:i w:val="0"/>
+          <w:iCs w:val="0"/>
+          <w:sz w:val="28"/>
+          <w:szCs w:val="28"/>
+          <w:lang w:val="ru-RU"/>
+        </w:rPr>
+        <w:t>Одним из основных видов является функциональное тестирование, целью которого является проверка соответствия программного обеспечения функциональным требованиям. В рамках функционального тестирования оценивается корректность выполнения бизнес-логики, правильность обработки входных данных и ожидаемость получаемых результатов. Для веб-приложений функциональное тестирование включает проверку корректности работы пользовательских сценариев, обработки запросов серверной частью и корректности взаимодействия через API. Функциональное тестирование отвечает на вопрос, выполняет ли система заявленные функции в соответствии с требованиями.</w:t>
+      </w:r>
+    </w:p>
+    <w:p>
+      <w:pPr>
+        <w:spacing w:line="360" w:lineRule="auto"/>
+        <w:ind w:firstLine="708" w:firstLineChars="0"/>
+        <w:jc w:val="both"/>
+        <w:rPr>
+          <w:rFonts w:hint="default" w:ascii="Times New Roman" w:hAnsi="Times New Roman" w:cs="Times New Roman"/>
+          <w:b w:val="0"/>
+          <w:bCs w:val="0"/>
+          <w:i w:val="0"/>
+          <w:iCs w:val="0"/>
+          <w:sz w:val="28"/>
+          <w:szCs w:val="28"/>
+          <w:lang w:val="ru-RU"/>
+        </w:rPr>
+      </w:pPr>
+      <w:r>
+        <w:rPr>
+          <w:rFonts w:hint="default" w:ascii="Times New Roman" w:hAnsi="Times New Roman" w:cs="Times New Roman"/>
+          <w:b w:val="0"/>
+          <w:bCs w:val="0"/>
+          <w:i w:val="0"/>
+          <w:iCs w:val="0"/>
+          <w:sz w:val="28"/>
+          <w:szCs w:val="28"/>
+          <w:lang w:val="ru-RU"/>
+        </w:rPr>
+        <w:t>Нефункциональное тестирование направлено на оценку характеристик программного обеспечения, не связанных напрямую с реализацией функциональности. К таким характеристикам относятся производительность, надёжность, безопасность, удобство использования, масштабируемость и устойчивость к нагрузкам. Для веб-приложений особое значение имеют нагрузочное тестирование, тестирование безопасности веб-интерфейсов и проверка устойчивости серверной части при большом количестве одновременных запросов пользователей.</w:t>
+      </w:r>
+    </w:p>
+    <w:p>
+      <w:pPr>
+        <w:spacing w:line="360" w:lineRule="auto"/>
+        <w:ind w:firstLine="708" w:firstLineChars="0"/>
+        <w:jc w:val="both"/>
+        <w:rPr>
+          <w:rFonts w:hint="default" w:ascii="Times New Roman" w:hAnsi="Times New Roman" w:cs="Times New Roman"/>
+          <w:b w:val="0"/>
+          <w:bCs w:val="0"/>
+          <w:i w:val="0"/>
+          <w:iCs w:val="0"/>
+          <w:sz w:val="28"/>
+          <w:szCs w:val="28"/>
+          <w:lang w:val="ru-RU"/>
+        </w:rPr>
+      </w:pPr>
+      <w:r>
+        <w:rPr>
+          <w:rFonts w:hint="default" w:ascii="Times New Roman" w:hAnsi="Times New Roman" w:cs="Times New Roman"/>
+          <w:b w:val="0"/>
+          <w:bCs w:val="0"/>
+          <w:i w:val="0"/>
+          <w:iCs w:val="0"/>
+          <w:sz w:val="28"/>
+          <w:szCs w:val="28"/>
+          <w:lang w:val="ru-RU"/>
+        </w:rPr>
+        <w:t>В зависимости от уровня проверки программного обеспечения выделяют модульное, интеграционное, системное и приёмочное тестирование.</w:t>
+      </w:r>
+      <w:r>
+        <w:rPr>
+          <w:rFonts w:hint="default" w:ascii="Times New Roman" w:hAnsi="Times New Roman" w:cs="Times New Roman"/>
+          <w:b w:val="0"/>
+          <w:bCs w:val="0"/>
+          <w:i w:val="0"/>
+          <w:iCs w:val="0"/>
+          <w:sz w:val="28"/>
+          <w:szCs w:val="28"/>
+          <w:lang w:val="ru-RU"/>
+        </w:rPr>
+        <w:br w:type="textWrapping"/>
+      </w:r>
+      <w:r>
+        <w:rPr>
+          <w:rFonts w:hint="default" w:ascii="Times New Roman" w:hAnsi="Times New Roman" w:cs="Times New Roman"/>
+          <w:b w:val="0"/>
+          <w:bCs w:val="0"/>
+          <w:i w:val="0"/>
+          <w:iCs w:val="0"/>
+          <w:sz w:val="28"/>
+          <w:szCs w:val="28"/>
+          <w:lang w:val="ru-RU"/>
+        </w:rPr>
+        <w:tab/>
+      </w:r>
+      <w:r>
+        <w:rPr>
+          <w:rFonts w:hint="default" w:ascii="Times New Roman" w:hAnsi="Times New Roman" w:cs="Times New Roman"/>
+          <w:b w:val="0"/>
+          <w:bCs w:val="0"/>
+          <w:i w:val="0"/>
+          <w:iCs w:val="0"/>
+          <w:sz w:val="28"/>
+          <w:szCs w:val="28"/>
+          <w:lang w:val="ru-RU"/>
+        </w:rPr>
+        <w:t>Модульное тестирование применяется для проверки отдельных компонентов или модулей системы в изоляции от остальных частей. В контексте веб-приложений это может быть проверка отдельных сервисов, контроллеров или классов бизнес-логики.</w:t>
+      </w:r>
+      <w:r>
+        <w:rPr>
+          <w:rFonts w:hint="default" w:ascii="Times New Roman" w:hAnsi="Times New Roman" w:cs="Times New Roman"/>
+          <w:b w:val="0"/>
+          <w:bCs w:val="0"/>
+          <w:i w:val="0"/>
+          <w:iCs w:val="0"/>
+          <w:sz w:val="28"/>
+          <w:szCs w:val="28"/>
+          <w:lang w:val="ru-RU"/>
+        </w:rPr>
+        <w:br w:type="textWrapping"/>
+      </w:r>
+      <w:r>
+        <w:rPr>
+          <w:rFonts w:hint="default" w:ascii="Times New Roman" w:hAnsi="Times New Roman" w:cs="Times New Roman"/>
+          <w:b w:val="0"/>
+          <w:bCs w:val="0"/>
+          <w:i w:val="0"/>
+          <w:iCs w:val="0"/>
+          <w:sz w:val="28"/>
+          <w:szCs w:val="28"/>
+          <w:lang w:val="ru-RU"/>
+        </w:rPr>
+        <w:tab/>
+      </w:r>
+      <w:r>
+        <w:rPr>
+          <w:rFonts w:hint="default" w:ascii="Times New Roman" w:hAnsi="Times New Roman" w:cs="Times New Roman"/>
+          <w:b w:val="0"/>
+          <w:bCs w:val="0"/>
+          <w:i w:val="0"/>
+          <w:iCs w:val="0"/>
+          <w:sz w:val="28"/>
+          <w:szCs w:val="28"/>
+          <w:lang w:val="ru-RU"/>
+        </w:rPr>
+        <w:t>Интеграционное тестирование направлено на проверку взаимодействия между модулями и корректности обмена данными между компонентами системы, например между frontend, backend и базой данных.</w:t>
+      </w:r>
+      <w:r>
+        <w:rPr>
+          <w:rFonts w:hint="default" w:ascii="Times New Roman" w:hAnsi="Times New Roman" w:cs="Times New Roman"/>
+          <w:b w:val="0"/>
+          <w:bCs w:val="0"/>
+          <w:i w:val="0"/>
+          <w:iCs w:val="0"/>
+          <w:sz w:val="28"/>
+          <w:szCs w:val="28"/>
+          <w:lang w:val="ru-RU"/>
+        </w:rPr>
+        <w:br w:type="textWrapping"/>
+      </w:r>
+      <w:r>
+        <w:rPr>
+          <w:rFonts w:hint="default" w:ascii="Times New Roman" w:hAnsi="Times New Roman" w:cs="Times New Roman"/>
+          <w:b w:val="0"/>
+          <w:bCs w:val="0"/>
+          <w:i w:val="0"/>
+          <w:iCs w:val="0"/>
+          <w:sz w:val="28"/>
+          <w:szCs w:val="28"/>
+          <w:lang w:val="ru-RU"/>
+        </w:rPr>
+        <w:tab/>
+      </w:r>
+      <w:r>
+        <w:rPr>
+          <w:rFonts w:hint="default" w:ascii="Times New Roman" w:hAnsi="Times New Roman" w:cs="Times New Roman"/>
+          <w:b w:val="0"/>
+          <w:bCs w:val="0"/>
+          <w:i w:val="0"/>
+          <w:iCs w:val="0"/>
+          <w:sz w:val="28"/>
+          <w:szCs w:val="28"/>
+          <w:lang w:val="ru-RU"/>
+        </w:rPr>
+        <w:t>Системное тестирование проводится для оценки работы системы в целом, включая полный цикл обработки пользовательского запроса — от отправки данных через веб-интерфейс до получения ответа от сервера.</w:t>
+      </w:r>
+      <w:r>
+        <w:rPr>
+          <w:rFonts w:hint="default" w:ascii="Times New Roman" w:hAnsi="Times New Roman" w:cs="Times New Roman"/>
+          <w:b w:val="0"/>
+          <w:bCs w:val="0"/>
+          <w:i w:val="0"/>
+          <w:iCs w:val="0"/>
+          <w:sz w:val="28"/>
+          <w:szCs w:val="28"/>
+          <w:lang w:val="ru-RU"/>
+        </w:rPr>
+        <w:br w:type="textWrapping"/>
+      </w:r>
+      <w:r>
+        <w:rPr>
+          <w:rFonts w:hint="default" w:ascii="Times New Roman" w:hAnsi="Times New Roman" w:cs="Times New Roman"/>
+          <w:b w:val="0"/>
+          <w:bCs w:val="0"/>
+          <w:i w:val="0"/>
+          <w:iCs w:val="0"/>
+          <w:sz w:val="28"/>
+          <w:szCs w:val="28"/>
+          <w:lang w:val="ru-RU"/>
+        </w:rPr>
+        <w:tab/>
+      </w:r>
+      <w:r>
+        <w:rPr>
+          <w:rFonts w:hint="default" w:ascii="Times New Roman" w:hAnsi="Times New Roman" w:cs="Times New Roman"/>
+          <w:b w:val="0"/>
+          <w:bCs w:val="0"/>
+          <w:i w:val="0"/>
+          <w:iCs w:val="0"/>
+          <w:sz w:val="28"/>
+          <w:szCs w:val="28"/>
+          <w:lang w:val="ru-RU"/>
+        </w:rPr>
+        <w:t>Приёмочное тестирование выполняется с целью подтверждения готовности программного продукта к эксплуатации и соответствия ожиданиям заказчика или пользователя.</w:t>
+      </w:r>
+    </w:p>
+    <w:p>
+      <w:pPr>
+        <w:spacing w:line="360" w:lineRule="auto"/>
+        <w:ind w:firstLine="708" w:firstLineChars="0"/>
+        <w:jc w:val="both"/>
+        <w:rPr>
+          <w:rFonts w:hint="default" w:ascii="Times New Roman" w:hAnsi="Times New Roman" w:cs="Times New Roman"/>
+          <w:b w:val="0"/>
+          <w:bCs w:val="0"/>
+          <w:i w:val="0"/>
+          <w:iCs w:val="0"/>
+          <w:sz w:val="28"/>
+          <w:szCs w:val="28"/>
+          <w:lang w:val="ru-RU"/>
+        </w:rPr>
+      </w:pPr>
+      <w:r>
+        <w:rPr>
+          <w:rFonts w:hint="default" w:ascii="Times New Roman" w:hAnsi="Times New Roman" w:cs="Times New Roman"/>
+          <w:b w:val="0"/>
+          <w:bCs w:val="0"/>
+          <w:i w:val="0"/>
+          <w:iCs w:val="0"/>
+          <w:sz w:val="28"/>
+          <w:szCs w:val="28"/>
+          <w:lang w:val="ru-RU"/>
+        </w:rPr>
+        <w:t>Отдельное место в процессе тестирования занимает UI-тестирование, направленное на проверку пользовательского интерфейса программного обеспечения. В рамках UI-тестирования оценивается корректность отображения элементов интерфейса, их поведение при взаимодействии с пользователем, а также соответствие интерфейса функциональным требованиям и принципам удобства использования. Для веб-приложений UI-тестирование имеет критическое значение, поскольку пользовательский интерфейс является основным каналом взаимодействия пользователя с системой, а ошибки отображения или логики интерфейса напрямую влияют на пользовательский опыт.</w:t>
+      </w:r>
+    </w:p>
+    <w:p>
+      <w:pPr>
+        <w:spacing w:line="360" w:lineRule="auto"/>
+        <w:ind w:firstLine="708" w:firstLineChars="0"/>
+        <w:jc w:val="both"/>
+        <w:rPr>
+          <w:rFonts w:hint="default" w:ascii="Times New Roman" w:hAnsi="Times New Roman" w:cs="Times New Roman"/>
+          <w:b w:val="0"/>
+          <w:bCs w:val="0"/>
+          <w:i w:val="0"/>
+          <w:iCs w:val="0"/>
+          <w:sz w:val="28"/>
+          <w:szCs w:val="28"/>
+          <w:lang w:val="ru-RU"/>
+        </w:rPr>
+      </w:pPr>
+      <w:r>
+        <w:rPr>
+          <w:rFonts w:hint="default" w:ascii="Times New Roman" w:hAnsi="Times New Roman" w:cs="Times New Roman"/>
+          <w:b w:val="0"/>
+          <w:bCs w:val="0"/>
+          <w:i w:val="0"/>
+          <w:iCs w:val="0"/>
+          <w:sz w:val="28"/>
+          <w:szCs w:val="28"/>
+          <w:lang w:val="ru-RU"/>
+        </w:rPr>
+        <w:t>API-тестирование используется для проверки корректности работы программных интерфейсов приложения, обеспечивающих взаимодействие между различными компонентами системы. В ходе API-тестирования проверяются корректность запросов и ответов, форматы передаваемых данных, обработка ошибок и соответствие протоколов взаимодействия установленным требованиям. Для веб-приложений API-тестирование позволяет проверить корректность обмена данными между frontend и backend без использования пользовательского интерфейса, что значительно ускоряет процесс поиска дефектов.</w:t>
+      </w:r>
+    </w:p>
+    <w:p>
+      <w:pPr>
+        <w:spacing w:line="360" w:lineRule="auto"/>
+        <w:ind w:firstLine="708" w:firstLineChars="0"/>
+        <w:jc w:val="both"/>
+        <w:rPr>
+          <w:rFonts w:hint="default" w:ascii="Times New Roman" w:hAnsi="Times New Roman" w:cs="Times New Roman"/>
+          <w:b w:val="0"/>
+          <w:bCs w:val="0"/>
+          <w:i w:val="0"/>
+          <w:iCs w:val="0"/>
+          <w:sz w:val="28"/>
+          <w:szCs w:val="28"/>
+          <w:lang w:val="ru-RU"/>
+        </w:rPr>
+      </w:pPr>
+      <w:r>
+        <w:rPr>
+          <w:rFonts w:hint="default" w:ascii="Times New Roman" w:hAnsi="Times New Roman" w:cs="Times New Roman"/>
+          <w:b w:val="0"/>
+          <w:bCs w:val="0"/>
+          <w:i w:val="0"/>
+          <w:iCs w:val="0"/>
+          <w:sz w:val="28"/>
+          <w:szCs w:val="28"/>
+          <w:lang w:val="ru-RU"/>
+        </w:rPr>
+        <w:t>В зависимости от способа выполнения тестов различают ручное и автоматизированное тестирование. Ручное тестирование предполагает выполнение тестовых сценариев специалистом без использования автоматизированных средств. Такой подход позволяет гибко анализировать поведение системы, однако зависит от внимательности, опыта и усталости тестировщика, что может приводить к пропуску дефектов.</w:t>
+      </w:r>
+      <w:r>
+        <w:rPr>
+          <w:rFonts w:hint="default" w:ascii="Times New Roman" w:hAnsi="Times New Roman" w:cs="Times New Roman"/>
+          <w:b w:val="0"/>
+          <w:bCs w:val="0"/>
+          <w:i w:val="0"/>
+          <w:iCs w:val="0"/>
+          <w:sz w:val="28"/>
+          <w:szCs w:val="28"/>
+          <w:lang w:val="ru-RU"/>
+        </w:rPr>
+        <w:br w:type="textWrapping"/>
+      </w:r>
+      <w:r>
+        <w:rPr>
+          <w:rFonts w:hint="default" w:ascii="Times New Roman" w:hAnsi="Times New Roman" w:cs="Times New Roman"/>
+          <w:b w:val="0"/>
+          <w:bCs w:val="0"/>
+          <w:i w:val="0"/>
+          <w:iCs w:val="0"/>
+          <w:sz w:val="28"/>
+          <w:szCs w:val="28"/>
+          <w:lang w:val="ru-RU"/>
+        </w:rPr>
+        <w:t>Автоматизированное тестирование, в свою очередь, основано на использовании специализированных инструментов и позволяет повысить скорость выполнения тестов, их воспроизводимость и точность результатов. Автоматизация особенно эффективна для регрессионного тестирования, повторяющихся проверок и тестирования веб-приложений с высокой частотой обновлений.</w:t>
+      </w:r>
+    </w:p>
+    <w:p>
+      <w:pPr>
+        <w:spacing w:line="360" w:lineRule="auto"/>
+        <w:ind w:firstLine="708" w:firstLineChars="0"/>
+        <w:jc w:val="both"/>
+        <w:rPr>
+          <w:rFonts w:hint="default" w:ascii="Times New Roman" w:hAnsi="Times New Roman" w:cs="Times New Roman"/>
+          <w:b w:val="0"/>
+          <w:bCs w:val="0"/>
+          <w:i w:val="0"/>
+          <w:iCs w:val="0"/>
+          <w:sz w:val="28"/>
+          <w:szCs w:val="28"/>
+          <w:lang w:val="ru-RU"/>
+        </w:rPr>
+      </w:pPr>
+      <w:r>
+        <w:rPr>
+          <w:rFonts w:hint="default" w:ascii="Times New Roman" w:hAnsi="Times New Roman" w:cs="Times New Roman"/>
+          <w:b w:val="0"/>
+          <w:bCs w:val="0"/>
+          <w:i w:val="0"/>
+          <w:iCs w:val="0"/>
+          <w:sz w:val="28"/>
+          <w:szCs w:val="28"/>
+          <w:lang w:val="ru-RU"/>
+        </w:rPr>
+        <w:t>Таким образом, применение различных видов тестирования обеспечивает комплексный подход к проверке программного обеспечения, позволяя выявлять дефекты на разных уровнях системы. Для веб-приложений использование комбинации функционального, нефункционального, UI и API тестирования является необходимым условием обеспечения высокого качества программного продукта</w:t>
       </w:r>
       <w:bookmarkStart w:id="0" w:name="_GoBack"/>
       <w:bookmarkEnd w:id="0"/>
@@ -2827,306 +3307,9 @@
           <w:iCs w:val="0"/>
           <w:sz w:val="28"/>
           <w:szCs w:val="28"/>
-          <w:lang w:val="en-US"/>
+          <w:lang w:val="ru-RU"/>
         </w:rPr>
         <w:t>.</w:t>
-      </w:r>
-    </w:p>
-    <w:p>
-      <w:pPr>
-        <w:spacing w:line="360" w:lineRule="auto"/>
-        <w:ind w:firstLine="708" w:firstLineChars="0"/>
-        <w:jc w:val="both"/>
-        <w:rPr>
-          <w:rFonts w:hint="default" w:ascii="Times New Roman" w:hAnsi="Times New Roman" w:cs="Times New Roman"/>
-          <w:b w:val="0"/>
-          <w:bCs w:val="0"/>
-          <w:i w:val="0"/>
-          <w:iCs w:val="0"/>
-          <w:sz w:val="28"/>
-          <w:szCs w:val="28"/>
-          <w:lang w:val="en-US"/>
-        </w:rPr>
-      </w:pPr>
-    </w:p>
-    <w:p>
-      <w:pPr>
-        <w:ind w:firstLine="708" w:firstLineChars="0"/>
-        <w:rPr>
-          <w:rFonts w:hint="default" w:ascii="Times New Roman" w:hAnsi="Times New Roman" w:cs="Times New Roman"/>
-          <w:b/>
-          <w:bCs/>
-          <w:i w:val="0"/>
-          <w:iCs w:val="0"/>
-          <w:sz w:val="28"/>
-          <w:szCs w:val="28"/>
-          <w:lang w:val="en-US"/>
-        </w:rPr>
-      </w:pPr>
-      <w:r>
-        <w:rPr>
-          <w:rFonts w:hint="default" w:ascii="Times New Roman" w:hAnsi="Times New Roman" w:cs="Times New Roman"/>
-          <w:b/>
-          <w:bCs/>
-          <w:i w:val="0"/>
-          <w:iCs w:val="0"/>
-          <w:sz w:val="28"/>
-          <w:szCs w:val="28"/>
-          <w:lang w:val="en-US"/>
-        </w:rPr>
-        <w:t>1.1.3. Виды тестирования программного обеспечения</w:t>
-      </w:r>
-    </w:p>
-    <w:p>
-      <w:pPr>
-        <w:spacing w:line="360" w:lineRule="auto"/>
-        <w:jc w:val="both"/>
-        <w:rPr>
-          <w:rFonts w:hint="default" w:ascii="Times New Roman" w:hAnsi="Times New Roman" w:cs="Times New Roman"/>
-          <w:b w:val="0"/>
-          <w:bCs w:val="0"/>
-          <w:i w:val="0"/>
-          <w:iCs w:val="0"/>
-          <w:sz w:val="28"/>
-          <w:szCs w:val="28"/>
-          <w:lang w:val="ru-RU"/>
-        </w:rPr>
-      </w:pPr>
-      <w:r>
-        <w:rPr>
-          <w:rFonts w:hint="default" w:ascii="Times New Roman" w:hAnsi="Times New Roman" w:cs="Times New Roman"/>
-          <w:b w:val="0"/>
-          <w:bCs w:val="0"/>
-          <w:i w:val="0"/>
-          <w:iCs w:val="0"/>
-          <w:sz w:val="28"/>
-          <w:szCs w:val="28"/>
-          <w:lang w:val="ru-RU"/>
-        </w:rPr>
-        <w:tab/>
-      </w:r>
-      <w:r>
-        <w:rPr>
-          <w:rFonts w:hint="default" w:ascii="Times New Roman" w:hAnsi="Times New Roman" w:cs="Times New Roman"/>
-          <w:b w:val="0"/>
-          <w:bCs w:val="0"/>
-          <w:i w:val="0"/>
-          <w:iCs w:val="0"/>
-          <w:sz w:val="28"/>
-          <w:szCs w:val="28"/>
-          <w:lang w:val="ru-RU"/>
-        </w:rPr>
-        <w:t>В процессе обеспечения качества программного обеспечения применяются различные виды тестирования, каждый из которых направлен на проверку определённых аспектов функционирования системы. Классификация видов тестирования позволяет систематизировать процесс проверки программного продукта и выбрать наиболее эффективные методы в зависимости от этапа разработки и поставленных задач.</w:t>
-      </w:r>
-    </w:p>
-    <w:p>
-      <w:pPr>
-        <w:spacing w:line="360" w:lineRule="auto"/>
-        <w:ind w:firstLine="708" w:firstLineChars="0"/>
-        <w:jc w:val="both"/>
-        <w:rPr>
-          <w:rFonts w:hint="default" w:ascii="Times New Roman" w:hAnsi="Times New Roman" w:cs="Times New Roman"/>
-          <w:b w:val="0"/>
-          <w:bCs w:val="0"/>
-          <w:i w:val="0"/>
-          <w:iCs w:val="0"/>
-          <w:sz w:val="28"/>
-          <w:szCs w:val="28"/>
-          <w:lang w:val="ru-RU"/>
-        </w:rPr>
-      </w:pPr>
-      <w:r>
-        <w:rPr>
-          <w:rFonts w:hint="default" w:ascii="Times New Roman" w:hAnsi="Times New Roman" w:cs="Times New Roman"/>
-          <w:b w:val="0"/>
-          <w:bCs w:val="0"/>
-          <w:i w:val="0"/>
-          <w:iCs w:val="0"/>
-          <w:sz w:val="28"/>
-          <w:szCs w:val="28"/>
-          <w:lang w:val="ru-RU"/>
-        </w:rPr>
-        <w:t>Одним из основных видов является функциональное тестирование, целью которого является проверка соответствия программного обеспечения функциональным требованиям. В рамках функционального тестирования оценивается корректность выполнения бизнес-логики, правильность обработки входных данных и ожидаемость получаемых результатов. Функциональное тестирование отвечает на вопрос, выполняет ли система заявленные функции в соответствии с требованиями.</w:t>
-      </w:r>
-    </w:p>
-    <w:p>
-      <w:pPr>
-        <w:spacing w:line="360" w:lineRule="auto"/>
-        <w:ind w:firstLine="708" w:firstLineChars="0"/>
-        <w:jc w:val="both"/>
-        <w:rPr>
-          <w:rFonts w:hint="default" w:ascii="Times New Roman" w:hAnsi="Times New Roman" w:cs="Times New Roman"/>
-          <w:b w:val="0"/>
-          <w:bCs w:val="0"/>
-          <w:i w:val="0"/>
-          <w:iCs w:val="0"/>
-          <w:sz w:val="28"/>
-          <w:szCs w:val="28"/>
-          <w:lang w:val="ru-RU"/>
-        </w:rPr>
-      </w:pPr>
-      <w:r>
-        <w:rPr>
-          <w:rFonts w:hint="default" w:ascii="Times New Roman" w:hAnsi="Times New Roman" w:cs="Times New Roman"/>
-          <w:b w:val="0"/>
-          <w:bCs w:val="0"/>
-          <w:i w:val="0"/>
-          <w:iCs w:val="0"/>
-          <w:sz w:val="28"/>
-          <w:szCs w:val="28"/>
-          <w:lang w:val="ru-RU"/>
-        </w:rPr>
-        <w:t>Нефункциональное тестирование направлено на оценку характеристик программного обеспечения, не связанных напрямую с реализацией функциональности. К таким характеристикам относятся производительность, надёжность, безопасность, удобство использования, масштабируемость и устойчивость к нагрузкам. Нефункциональное тестирование позволяет определить, насколько система соответствует требованиям по качеству и эксплуатационным характеристикам.</w:t>
-      </w:r>
-    </w:p>
-    <w:p>
-      <w:pPr>
-        <w:spacing w:line="360" w:lineRule="auto"/>
-        <w:ind w:firstLine="708" w:firstLineChars="0"/>
-        <w:jc w:val="both"/>
-        <w:rPr>
-          <w:rFonts w:hint="default" w:ascii="Times New Roman" w:hAnsi="Times New Roman" w:cs="Times New Roman"/>
-          <w:b w:val="0"/>
-          <w:bCs w:val="0"/>
-          <w:i w:val="0"/>
-          <w:iCs w:val="0"/>
-          <w:sz w:val="28"/>
-          <w:szCs w:val="28"/>
-          <w:lang w:val="ru-RU"/>
-        </w:rPr>
-      </w:pPr>
-      <w:r>
-        <w:rPr>
-          <w:rFonts w:hint="default" w:ascii="Times New Roman" w:hAnsi="Times New Roman" w:cs="Times New Roman"/>
-          <w:b w:val="0"/>
-          <w:bCs w:val="0"/>
-          <w:i w:val="0"/>
-          <w:iCs w:val="0"/>
-          <w:sz w:val="28"/>
-          <w:szCs w:val="28"/>
-          <w:lang w:val="ru-RU"/>
-        </w:rPr>
-        <w:t>В зависимости от уровня проверки программного обеспечения выделяют модульное, интеграционное, системное и приёмочное тестирование. Модульное тестирование применяется для проверки отдельных компонентов или модулей системы в изоляции от остальных частей. Интеграционное тестирование направлено на проверку взаимодействия между модулями и корректности обмена данными между компонентами системы. Системное тестирование проводится для оценки работы системы в целом и проверки её соответствия заданным требованиям. Приёмочное тестирование выполняется с целью подтверждения готовности программного продукта к эксплуатации и соответствия ожиданиям заказчика или пользователя.</w:t>
-      </w:r>
-    </w:p>
-    <w:p>
-      <w:pPr>
-        <w:spacing w:line="360" w:lineRule="auto"/>
-        <w:ind w:firstLine="708" w:firstLineChars="0"/>
-        <w:jc w:val="both"/>
-        <w:rPr>
-          <w:rFonts w:hint="default" w:ascii="Times New Roman" w:hAnsi="Times New Roman" w:cs="Times New Roman"/>
-          <w:b w:val="0"/>
-          <w:bCs w:val="0"/>
-          <w:i w:val="0"/>
-          <w:iCs w:val="0"/>
-          <w:sz w:val="28"/>
-          <w:szCs w:val="28"/>
-          <w:lang w:val="ru-RU"/>
-        </w:rPr>
-      </w:pPr>
-      <w:r>
-        <w:rPr>
-          <w:rFonts w:hint="default" w:ascii="Times New Roman" w:hAnsi="Times New Roman" w:cs="Times New Roman"/>
-          <w:b w:val="0"/>
-          <w:bCs w:val="0"/>
-          <w:i w:val="0"/>
-          <w:iCs w:val="0"/>
-          <w:sz w:val="28"/>
-          <w:szCs w:val="28"/>
-          <w:lang w:val="ru-RU"/>
-        </w:rPr>
-        <w:t>Отдельное место в процессе тестирования занимает UI-тестирование, направленное на проверку пользовательского интерфейса программного обеспечения. В рамках UI-тестирования оценивается корректность отображения элементов интерфейса, их поведение при взаимодействии с пользователем, а также соответствие интерфейса функциональным требованиям и принципам удобства использования. Для веб-приложений UI-тестирование имеет особое значение, поскольку пользовательский интерфейс является основным каналом взаимодействия с системой.</w:t>
-      </w:r>
-    </w:p>
-    <w:p>
-      <w:pPr>
-        <w:spacing w:line="360" w:lineRule="auto"/>
-        <w:ind w:firstLine="708" w:firstLineChars="0"/>
-        <w:jc w:val="both"/>
-        <w:rPr>
-          <w:rFonts w:hint="default" w:ascii="Times New Roman" w:hAnsi="Times New Roman" w:cs="Times New Roman"/>
-          <w:b w:val="0"/>
-          <w:bCs w:val="0"/>
-          <w:i w:val="0"/>
-          <w:iCs w:val="0"/>
-          <w:sz w:val="28"/>
-          <w:szCs w:val="28"/>
-          <w:lang w:val="ru-RU"/>
-        </w:rPr>
-      </w:pPr>
-      <w:r>
-        <w:rPr>
-          <w:rFonts w:hint="default" w:ascii="Times New Roman" w:hAnsi="Times New Roman" w:cs="Times New Roman"/>
-          <w:b w:val="0"/>
-          <w:bCs w:val="0"/>
-          <w:i w:val="0"/>
-          <w:iCs w:val="0"/>
-          <w:sz w:val="28"/>
-          <w:szCs w:val="28"/>
-          <w:lang w:val="ru-RU"/>
-        </w:rPr>
-        <w:t>API-тестирование используется для проверки корректности работы программных интерфейсов приложения, обеспечивающих взаимодействие между различными компонентами системы. В ходе API-тестирования проверяются корректность запросов и ответов, форматы передаваемых данных, обработка ошибок и соответствие протоколов взаимодействия установленным требованиям. API-тестирование позволяет выявлять дефекты на уровне взаимодействия компонентов без использования пользовательского интерфейса.</w:t>
-      </w:r>
-    </w:p>
-    <w:p>
-      <w:pPr>
-        <w:spacing w:line="360" w:lineRule="auto"/>
-        <w:ind w:firstLine="708" w:firstLineChars="0"/>
-        <w:jc w:val="both"/>
-        <w:rPr>
-          <w:rFonts w:hint="default" w:ascii="Times New Roman" w:hAnsi="Times New Roman" w:cs="Times New Roman"/>
-          <w:b w:val="0"/>
-          <w:bCs w:val="0"/>
-          <w:i w:val="0"/>
-          <w:iCs w:val="0"/>
-          <w:sz w:val="28"/>
-          <w:szCs w:val="28"/>
-          <w:lang w:val="ru-RU"/>
-        </w:rPr>
-      </w:pPr>
-      <w:r>
-        <w:rPr>
-          <w:rFonts w:hint="default" w:ascii="Times New Roman" w:hAnsi="Times New Roman" w:cs="Times New Roman"/>
-          <w:b w:val="0"/>
-          <w:bCs w:val="0"/>
-          <w:i w:val="0"/>
-          <w:iCs w:val="0"/>
-          <w:sz w:val="28"/>
-          <w:szCs w:val="28"/>
-          <w:lang w:val="ru-RU"/>
-        </w:rPr>
-        <w:t>В зависимости от способа выполнения тестов различают ручное и автоматизированное тестирование. Ручное тестирование предполагает выполнение тестовых сценариев без использования автоматизированных средств и позволяет гибко оценивать поведение системы. Автоматизированное тестирование, в свою очередь, основано на использовании специализированных инструментов и позволяет повысить скорость выполнения тестов, их воспроизводимость и эффективность, особенно при частых изменениях программного кода.</w:t>
-      </w:r>
-    </w:p>
-    <w:p>
-      <w:pPr>
-        <w:spacing w:line="360" w:lineRule="auto"/>
-        <w:ind w:firstLine="708" w:firstLineChars="0"/>
-        <w:jc w:val="both"/>
-        <w:rPr>
-          <w:rFonts w:hint="default" w:ascii="Times New Roman" w:hAnsi="Times New Roman" w:cs="Times New Roman"/>
-          <w:b w:val="0"/>
-          <w:bCs w:val="0"/>
-          <w:i w:val="0"/>
-          <w:iCs w:val="0"/>
-          <w:sz w:val="28"/>
-          <w:szCs w:val="28"/>
-          <w:lang w:val="ru-RU"/>
-        </w:rPr>
-      </w:pPr>
-      <w:r>
-        <w:rPr>
-          <w:rFonts w:hint="default" w:ascii="Times New Roman" w:hAnsi="Times New Roman" w:cs="Times New Roman"/>
-          <w:b w:val="0"/>
-          <w:bCs w:val="0"/>
-          <w:i w:val="0"/>
-          <w:iCs w:val="0"/>
-          <w:sz w:val="28"/>
-          <w:szCs w:val="28"/>
-          <w:lang w:val="ru-RU"/>
-        </w:rPr>
-        <w:t>Таким образом, применение различных видов тестирования обеспечивает комплексный подход к проверке программного обеспечения, позволяя выявлять дефекты на разных уровнях системы и обеспечивать требуемое качество программного продукта.</w:t>
       </w:r>
     </w:p>
     <w:p>

--- a/Дипломная_работа_ИВТАСбд-41_БорковИван.docx
+++ b/Дипломная_работа_ИВТАСбд-41_БорковИван.docx
@@ -3294,7 +3294,275 @@
           <w:szCs w:val="28"/>
           <w:lang w:val="ru-RU"/>
         </w:rPr>
-        <w:t>Таким образом, применение различных видов тестирования обеспечивает комплексный подход к проверке программного обеспечения, позволяя выявлять дефекты на разных уровнях системы. Для веб-приложений использование комбинации функционального, нефункционального, UI и API тестирования является необходимым условием обеспечения высокого качества программного продукта</w:t>
+        <w:t>Таким образом, применение различных видов тестирования обеспечивает комплексный подход к проверке программного обеспечения, позволяя выявлять дефекты на разных уровнях системы. Для веб-приложений использование комбинации функционального, нефункционального, UI и API тестирования является необходимым условием обеспечения высокого качества программного продукта.</w:t>
+      </w:r>
+    </w:p>
+    <w:p>
+      <w:pPr>
+        <w:spacing w:line="360" w:lineRule="auto"/>
+        <w:ind w:firstLine="708" w:firstLineChars="0"/>
+        <w:jc w:val="both"/>
+        <w:rPr>
+          <w:rFonts w:hint="default" w:ascii="Times New Roman" w:hAnsi="Times New Roman" w:cs="Times New Roman"/>
+          <w:b w:val="0"/>
+          <w:bCs w:val="0"/>
+          <w:i w:val="0"/>
+          <w:iCs w:val="0"/>
+          <w:sz w:val="28"/>
+          <w:szCs w:val="28"/>
+          <w:lang w:val="ru-RU"/>
+        </w:rPr>
+      </w:pPr>
+    </w:p>
+    <w:p>
+      <w:pPr>
+        <w:ind w:firstLine="708" w:firstLineChars="0"/>
+        <w:rPr>
+          <w:rFonts w:hint="default" w:ascii="Times New Roman" w:hAnsi="Times New Roman" w:cs="Times New Roman"/>
+          <w:b/>
+          <w:bCs/>
+          <w:i w:val="0"/>
+          <w:iCs w:val="0"/>
+          <w:sz w:val="28"/>
+          <w:szCs w:val="28"/>
+          <w:lang w:val="ru-RU"/>
+        </w:rPr>
+      </w:pPr>
+      <w:r>
+        <w:rPr>
+          <w:rFonts w:hint="default" w:ascii="Times New Roman" w:hAnsi="Times New Roman" w:cs="Times New Roman"/>
+          <w:b/>
+          <w:bCs/>
+          <w:i w:val="0"/>
+          <w:iCs w:val="0"/>
+          <w:sz w:val="28"/>
+          <w:szCs w:val="28"/>
+          <w:lang w:val="ru-RU"/>
+        </w:rPr>
+        <w:t>1.1.4. Роль тестирования в разработке веб-интерфейсов</w:t>
+      </w:r>
+    </w:p>
+    <w:p>
+      <w:pPr>
+        <w:spacing w:line="360" w:lineRule="auto"/>
+        <w:ind w:firstLine="708" w:firstLineChars="0"/>
+        <w:jc w:val="both"/>
+        <w:rPr>
+          <w:rFonts w:hint="default" w:ascii="Times New Roman" w:hAnsi="Times New Roman" w:cs="Times New Roman"/>
+          <w:b w:val="0"/>
+          <w:bCs w:val="0"/>
+          <w:i w:val="0"/>
+          <w:iCs w:val="0"/>
+          <w:sz w:val="28"/>
+          <w:szCs w:val="28"/>
+          <w:lang w:val="ru-RU"/>
+        </w:rPr>
+      </w:pPr>
+      <w:r>
+        <w:rPr>
+          <w:rFonts w:hint="default" w:ascii="Times New Roman" w:hAnsi="Times New Roman" w:cs="Times New Roman"/>
+          <w:b w:val="0"/>
+          <w:bCs w:val="0"/>
+          <w:i w:val="0"/>
+          <w:iCs w:val="0"/>
+          <w:sz w:val="28"/>
+          <w:szCs w:val="28"/>
+          <w:lang w:val="ru-RU"/>
+        </w:rPr>
+        <w:tab/>
+      </w:r>
+      <w:r>
+        <w:rPr>
+          <w:rFonts w:hint="default" w:ascii="Times New Roman" w:hAnsi="Times New Roman" w:cs="Times New Roman"/>
+          <w:b w:val="0"/>
+          <w:bCs w:val="0"/>
+          <w:i w:val="0"/>
+          <w:iCs w:val="0"/>
+          <w:sz w:val="28"/>
+          <w:szCs w:val="28"/>
+          <w:lang w:val="ru-RU"/>
+        </w:rPr>
+        <w:t>Веб-интерфейс является ключевым элементом взаимодействия пользователя с веб-приложением, поэтому его качество напрямую влияет на удобство использования, восприятие продукта и общую удовлетворённость пользователей. Ошибки в пользовательском интерфейсе зачастую становятся наиболее заметными и критичными, даже если внутренняя логика системы функционирует корректно.</w:t>
+      </w:r>
+    </w:p>
+    <w:p>
+      <w:pPr>
+        <w:spacing w:line="360" w:lineRule="auto"/>
+        <w:ind w:firstLine="708" w:firstLineChars="0"/>
+        <w:jc w:val="both"/>
+        <w:rPr>
+          <w:rFonts w:hint="default" w:ascii="Times New Roman" w:hAnsi="Times New Roman" w:cs="Times New Roman"/>
+          <w:b w:val="0"/>
+          <w:bCs w:val="0"/>
+          <w:i w:val="0"/>
+          <w:iCs w:val="0"/>
+          <w:sz w:val="28"/>
+          <w:szCs w:val="28"/>
+          <w:lang w:val="ru-RU"/>
+        </w:rPr>
+      </w:pPr>
+      <w:r>
+        <w:rPr>
+          <w:rFonts w:hint="default" w:ascii="Times New Roman" w:hAnsi="Times New Roman" w:cs="Times New Roman"/>
+          <w:b w:val="0"/>
+          <w:bCs w:val="0"/>
+          <w:i w:val="0"/>
+          <w:iCs w:val="0"/>
+          <w:sz w:val="28"/>
+          <w:szCs w:val="28"/>
+          <w:lang w:val="ru-RU"/>
+        </w:rPr>
+        <w:t>Специфика ошибок в веб-интерфейсах заключается в их разнообразии и зависимости от множества факторов. К таким ошибкам относятся некорректное отображение элементов интерфейса, неправильная работа интерактивных компонентов, нарушения адаптивной вёрстки, а также ошибки, возникающие при взаимодействии пользователя с формами, кнопками и навигационными элементами. Подобные дефекты могут приводить к невозможности выполнения пользовательских сценариев и снижению доверия к системе.</w:t>
+      </w:r>
+    </w:p>
+    <w:p>
+      <w:pPr>
+        <w:spacing w:line="360" w:lineRule="auto"/>
+        <w:ind w:firstLine="708" w:firstLineChars="0"/>
+        <w:jc w:val="both"/>
+        <w:rPr>
+          <w:rFonts w:hint="default" w:ascii="Times New Roman" w:hAnsi="Times New Roman" w:cs="Times New Roman"/>
+          <w:b w:val="0"/>
+          <w:bCs w:val="0"/>
+          <w:i w:val="0"/>
+          <w:iCs w:val="0"/>
+          <w:sz w:val="28"/>
+          <w:szCs w:val="28"/>
+          <w:lang w:val="ru-RU"/>
+        </w:rPr>
+      </w:pPr>
+      <w:r>
+        <w:rPr>
+          <w:rFonts w:hint="default" w:ascii="Times New Roman" w:hAnsi="Times New Roman" w:cs="Times New Roman"/>
+          <w:b w:val="0"/>
+          <w:bCs w:val="0"/>
+          <w:i w:val="0"/>
+          <w:iCs w:val="0"/>
+          <w:sz w:val="28"/>
+          <w:szCs w:val="28"/>
+          <w:lang w:val="ru-RU"/>
+        </w:rPr>
+        <w:t>Дополнительным фактором риска является влияние человеческого фактора при тестировании пользовательских интерфейсов. При ручном тестировании возможно пропускание дефектов из-за усталости специалиста, невнимательности или субъективной оценки удобства использования интерфейса. Кроме того, ручная проверка большого количества пользовательских сценариев требует значительных временных затрат, что повышает вероятность неполного тестового покрытия. В связи с этим применение автоматизированных средств тестирования позволяет снизить влияние человеческого фактора и повысить стабильность результатов проверки.</w:t>
+      </w:r>
+    </w:p>
+    <w:p>
+      <w:pPr>
+        <w:spacing w:line="360" w:lineRule="auto"/>
+        <w:ind w:firstLine="708" w:firstLineChars="0"/>
+        <w:jc w:val="both"/>
+        <w:rPr>
+          <w:rFonts w:hint="default" w:ascii="Times New Roman" w:hAnsi="Times New Roman" w:cs="Times New Roman"/>
+          <w:b w:val="0"/>
+          <w:bCs w:val="0"/>
+          <w:i w:val="0"/>
+          <w:iCs w:val="0"/>
+          <w:sz w:val="28"/>
+          <w:szCs w:val="28"/>
+          <w:lang w:val="ru-RU"/>
+        </w:rPr>
+      </w:pPr>
+      <w:r>
+        <w:rPr>
+          <w:rFonts w:hint="default" w:ascii="Times New Roman" w:hAnsi="Times New Roman" w:cs="Times New Roman"/>
+          <w:b w:val="0"/>
+          <w:bCs w:val="0"/>
+          <w:i w:val="0"/>
+          <w:iCs w:val="0"/>
+          <w:sz w:val="28"/>
+          <w:szCs w:val="28"/>
+          <w:lang w:val="ru-RU"/>
+        </w:rPr>
+        <w:t>Одной из характерных проблем веб-интерфейсов является кроссбраузерность. Веб-приложения должны корректно работать в различных браузерах и на разных устройствах, однако различия в реализации стандартов HTML, CSS и JavaScript могут приводить к некорректному отображению и поведению интерфейса. В связи с этим тестирование веб-интерфейсов должно учитывать особенности популярных браузеров и их версий, а также различные разрешения экранов и типы устройств.</w:t>
+      </w:r>
+    </w:p>
+    <w:p>
+      <w:pPr>
+        <w:spacing w:line="360" w:lineRule="auto"/>
+        <w:ind w:firstLine="708" w:firstLineChars="0"/>
+        <w:jc w:val="both"/>
+        <w:rPr>
+          <w:rFonts w:hint="default" w:ascii="Times New Roman" w:hAnsi="Times New Roman" w:cs="Times New Roman"/>
+          <w:b w:val="0"/>
+          <w:bCs w:val="0"/>
+          <w:i w:val="0"/>
+          <w:iCs w:val="0"/>
+          <w:sz w:val="28"/>
+          <w:szCs w:val="28"/>
+          <w:lang w:val="ru-RU"/>
+        </w:rPr>
+      </w:pPr>
+      <w:r>
+        <w:rPr>
+          <w:rFonts w:hint="default" w:ascii="Times New Roman" w:hAnsi="Times New Roman" w:cs="Times New Roman"/>
+          <w:b w:val="0"/>
+          <w:bCs w:val="0"/>
+          <w:i w:val="0"/>
+          <w:iCs w:val="0"/>
+          <w:sz w:val="28"/>
+          <w:szCs w:val="28"/>
+          <w:lang w:val="ru-RU"/>
+        </w:rPr>
+        <w:t>Важным аспектом является зависимость пользовательского интерфейса от серверной части приложения. Веб-интерфейс тесно связан с backend-компонентами, поскольку данные для отображения, результаты пользовательских действий и состояние интерфейса формируются на основе ответов сервера. Взаимодействие между frontend и backend, как правило, осуществляется через API с использованием сетевых протоколов и форматов обмена данными. Ошибки в API, задержки обработки запросов или некорректная обработка данных на сервере могут напрямую отражаться на работе интерфейса, что требует комплексного подхода к тестированию и проверки взаимодействия frontend и backend частей системы.</w:t>
+      </w:r>
+    </w:p>
+    <w:p>
+      <w:pPr>
+        <w:spacing w:line="360" w:lineRule="auto"/>
+        <w:ind w:firstLine="708" w:firstLineChars="0"/>
+        <w:jc w:val="both"/>
+        <w:rPr>
+          <w:rFonts w:hint="default" w:ascii="Times New Roman" w:hAnsi="Times New Roman" w:cs="Times New Roman"/>
+          <w:b w:val="0"/>
+          <w:bCs w:val="0"/>
+          <w:i w:val="0"/>
+          <w:iCs w:val="0"/>
+          <w:sz w:val="28"/>
+          <w:szCs w:val="28"/>
+          <w:lang w:val="ru-RU"/>
+        </w:rPr>
+      </w:pPr>
+      <w:r>
+        <w:rPr>
+          <w:rFonts w:hint="default" w:ascii="Times New Roman" w:hAnsi="Times New Roman" w:cs="Times New Roman"/>
+          <w:b w:val="0"/>
+          <w:bCs w:val="0"/>
+          <w:i w:val="0"/>
+          <w:iCs w:val="0"/>
+          <w:sz w:val="28"/>
+          <w:szCs w:val="28"/>
+          <w:lang w:val="ru-RU"/>
+        </w:rPr>
+        <w:t>С учётом сложности современных веб-приложений и высокой частоты изменений в пользовательском интерфейсе возрастает необходимость автоматизации UI-тестирования. Автоматизированные UI-тесты позволяют регулярно проверять основные пользовательские сценарии, обеспечивать стабильность функциональности при внесении изменений и сокращать затраты времени на регрессионное тестирование. Использование средств автоматизации тестирования способствует повышению качества веб-интерфейсов и снижению рисков появления критических дефектов в процессе эксплуатации приложения.</w:t>
+      </w:r>
+    </w:p>
+    <w:p>
+      <w:pPr>
+        <w:spacing w:line="360" w:lineRule="auto"/>
+        <w:ind w:firstLine="708" w:firstLineChars="0"/>
+        <w:jc w:val="both"/>
+        <w:rPr>
+          <w:rFonts w:hint="default" w:ascii="Times New Roman" w:hAnsi="Times New Roman" w:cs="Times New Roman"/>
+          <w:b/>
+          <w:bCs/>
+          <w:i w:val="0"/>
+          <w:iCs w:val="0"/>
+          <w:sz w:val="28"/>
+          <w:szCs w:val="28"/>
+          <w:lang w:val="ru-RU"/>
+        </w:rPr>
+      </w:pPr>
+      <w:r>
+        <w:rPr>
+          <w:rFonts w:hint="default" w:ascii="Times New Roman" w:hAnsi="Times New Roman" w:cs="Times New Roman"/>
+          <w:b w:val="0"/>
+          <w:bCs w:val="0"/>
+          <w:i w:val="0"/>
+          <w:iCs w:val="0"/>
+          <w:sz w:val="28"/>
+          <w:szCs w:val="28"/>
+          <w:lang w:val="ru-RU"/>
+        </w:rPr>
+        <w:t>Таким образом, тестирование веб-интерфейсов является неотъемлемой частью разработки веб-приложений и требует системного подхода, учитывающего специфику ошибок, проблемы кроссбраузерности, взаимосвязь с серверной логикой, влияние человеческого фактора и необходимость применения автоматизированных методов тест</w:t>
       </w:r>
       <w:bookmarkStart w:id="0" w:name="_GoBack"/>
       <w:bookmarkEnd w:id="0"/>
@@ -3309,261 +3577,8 @@
           <w:szCs w:val="28"/>
           <w:lang w:val="ru-RU"/>
         </w:rPr>
-        <w:t>.</w:t>
-      </w:r>
-    </w:p>
-    <w:p>
-      <w:pPr>
-        <w:spacing w:line="360" w:lineRule="auto"/>
-        <w:ind w:firstLine="708" w:firstLineChars="0"/>
-        <w:jc w:val="both"/>
-        <w:rPr>
-          <w:rFonts w:hint="default" w:ascii="Times New Roman" w:hAnsi="Times New Roman" w:cs="Times New Roman"/>
-          <w:b w:val="0"/>
-          <w:bCs w:val="0"/>
-          <w:i w:val="0"/>
-          <w:iCs w:val="0"/>
-          <w:sz w:val="28"/>
-          <w:szCs w:val="28"/>
-          <w:lang w:val="ru-RU"/>
-        </w:rPr>
-      </w:pPr>
-    </w:p>
-    <w:p>
-      <w:pPr>
-        <w:ind w:firstLine="708" w:firstLineChars="0"/>
-        <w:rPr>
-          <w:rFonts w:hint="default" w:ascii="Times New Roman" w:hAnsi="Times New Roman" w:cs="Times New Roman"/>
-          <w:b/>
-          <w:bCs/>
-          <w:i w:val="0"/>
-          <w:iCs w:val="0"/>
-          <w:sz w:val="28"/>
-          <w:szCs w:val="28"/>
-          <w:lang w:val="ru-RU"/>
-        </w:rPr>
-      </w:pPr>
-      <w:r>
-        <w:rPr>
-          <w:rFonts w:hint="default" w:ascii="Times New Roman" w:hAnsi="Times New Roman" w:cs="Times New Roman"/>
-          <w:b/>
-          <w:bCs/>
-          <w:i w:val="0"/>
-          <w:iCs w:val="0"/>
-          <w:sz w:val="28"/>
-          <w:szCs w:val="28"/>
-          <w:lang w:val="ru-RU"/>
-        </w:rPr>
-        <w:t>1.1.4. Роль тестирования в разработке веб-интерфейсов</w:t>
-      </w:r>
-    </w:p>
-    <w:p>
-      <w:pPr>
-        <w:spacing w:line="360" w:lineRule="auto"/>
-        <w:jc w:val="both"/>
-        <w:rPr>
-          <w:rFonts w:hint="default" w:ascii="Times New Roman" w:hAnsi="Times New Roman" w:cs="Times New Roman"/>
-          <w:b w:val="0"/>
-          <w:bCs w:val="0"/>
-          <w:i w:val="0"/>
-          <w:iCs w:val="0"/>
-          <w:sz w:val="28"/>
-          <w:szCs w:val="28"/>
-          <w:lang w:val="ru-RU"/>
-        </w:rPr>
-      </w:pPr>
-      <w:r>
-        <w:rPr>
-          <w:rFonts w:hint="default" w:ascii="Times New Roman" w:hAnsi="Times New Roman" w:cs="Times New Roman"/>
-          <w:b w:val="0"/>
-          <w:bCs w:val="0"/>
-          <w:i w:val="0"/>
-          <w:iCs w:val="0"/>
-          <w:sz w:val="28"/>
-          <w:szCs w:val="28"/>
-          <w:lang w:val="ru-RU"/>
-        </w:rPr>
-        <w:tab/>
-      </w:r>
-      <w:r>
-        <w:rPr>
-          <w:rFonts w:hint="default" w:ascii="Times New Roman" w:hAnsi="Times New Roman" w:cs="Times New Roman"/>
-          <w:b w:val="0"/>
-          <w:bCs w:val="0"/>
-          <w:i w:val="0"/>
-          <w:iCs w:val="0"/>
-          <w:sz w:val="28"/>
-          <w:szCs w:val="28"/>
-          <w:lang w:val="ru-RU"/>
-        </w:rPr>
-        <w:t>Веб-интерфейс является ключевым элементом взаимодействия пользователя с веб-приложением, поэтому его качество напрямую влияет на удобство использования, восприятие продукта и общую удовлетворённость пользователей. Ошибки в пользовательском интерфейсе зачастую становятся наиболее заметными и критичными, даже если внутренняя логика системы функционирует корректно.</w:t>
-      </w:r>
-    </w:p>
-    <w:p>
-      <w:pPr>
-        <w:spacing w:line="360" w:lineRule="auto"/>
-        <w:ind w:firstLine="708" w:firstLineChars="0"/>
-        <w:jc w:val="both"/>
-        <w:rPr>
-          <w:rFonts w:hint="default" w:ascii="Times New Roman" w:hAnsi="Times New Roman" w:cs="Times New Roman"/>
-          <w:b w:val="0"/>
-          <w:bCs w:val="0"/>
-          <w:i w:val="0"/>
-          <w:iCs w:val="0"/>
-          <w:sz w:val="28"/>
-          <w:szCs w:val="28"/>
-          <w:lang w:val="ru-RU"/>
-        </w:rPr>
-      </w:pPr>
-      <w:r>
-        <w:rPr>
-          <w:rFonts w:hint="default" w:ascii="Times New Roman" w:hAnsi="Times New Roman" w:cs="Times New Roman"/>
-          <w:b w:val="0"/>
-          <w:bCs w:val="0"/>
-          <w:i w:val="0"/>
-          <w:iCs w:val="0"/>
-          <w:sz w:val="28"/>
-          <w:szCs w:val="28"/>
-          <w:lang w:val="ru-RU"/>
-        </w:rPr>
-        <w:t>Специфика ошибок в веб-интерфейсах заключается в их разнообразии и зависимости от множества факторов. К таким ошибкам относятся некорректное отображение элементов интерфейса, неправильная работа интерактивных компонентов, нарушения адаптивной вёрстки, а также ошибки, возникающие при взаимодействии пользователя с формами, кнопками и навигационными элементами. Подобные дефекты могут приводить к невозможности выполнения пользовательских сценариев и снижению доверия к системе.</w:t>
-      </w:r>
-    </w:p>
-    <w:p>
-      <w:pPr>
-        <w:spacing w:line="360" w:lineRule="auto"/>
-        <w:ind w:firstLine="708" w:firstLineChars="0"/>
-        <w:jc w:val="both"/>
-        <w:rPr>
-          <w:rFonts w:hint="default" w:ascii="Times New Roman" w:hAnsi="Times New Roman" w:cs="Times New Roman"/>
-          <w:b w:val="0"/>
-          <w:bCs w:val="0"/>
-          <w:i w:val="0"/>
-          <w:iCs w:val="0"/>
-          <w:sz w:val="28"/>
-          <w:szCs w:val="28"/>
-          <w:lang w:val="ru-RU"/>
-        </w:rPr>
-      </w:pPr>
-      <w:r>
-        <w:rPr>
-          <w:rFonts w:hint="default" w:ascii="Times New Roman" w:hAnsi="Times New Roman" w:cs="Times New Roman"/>
-          <w:b w:val="0"/>
-          <w:bCs w:val="0"/>
-          <w:i w:val="0"/>
-          <w:iCs w:val="0"/>
-          <w:sz w:val="28"/>
-          <w:szCs w:val="28"/>
-          <w:lang w:val="ru-RU"/>
-        </w:rPr>
-        <w:t>Одной из характерных проблем веб-интерфейсов является кроссбраузерность. Веб-приложения должны корректно работать в различных браузерах и на разных устройствах, однако различия в реализации стандартов HTML, CSS и JavaScript могут приводить к некорректному отображению и поведению интерфейса. В связи с этим тестирование веб-интерфейсов должно учитывать особенности популярных браузеров и их версий, а также различные разрешения экранов и типы устройств.</w:t>
-      </w:r>
-    </w:p>
-    <w:p>
-      <w:pPr>
-        <w:spacing w:line="360" w:lineRule="auto"/>
-        <w:ind w:firstLine="708" w:firstLineChars="0"/>
-        <w:jc w:val="both"/>
-        <w:rPr>
-          <w:rFonts w:hint="default" w:ascii="Times New Roman" w:hAnsi="Times New Roman" w:cs="Times New Roman"/>
-          <w:b w:val="0"/>
-          <w:bCs w:val="0"/>
-          <w:i w:val="0"/>
-          <w:iCs w:val="0"/>
-          <w:sz w:val="28"/>
-          <w:szCs w:val="28"/>
-          <w:lang w:val="ru-RU"/>
-        </w:rPr>
-      </w:pPr>
-      <w:r>
-        <w:rPr>
-          <w:rFonts w:hint="default" w:ascii="Times New Roman" w:hAnsi="Times New Roman" w:cs="Times New Roman"/>
-          <w:b w:val="0"/>
-          <w:bCs w:val="0"/>
-          <w:i w:val="0"/>
-          <w:iCs w:val="0"/>
-          <w:sz w:val="28"/>
-          <w:szCs w:val="28"/>
-          <w:lang w:val="ru-RU"/>
-        </w:rPr>
-        <w:t>Важным аспектом является зависимость пользовательского интерфейса от серверной части приложения. Веб-интерфейс тесно связан с backend-компонентами, поскольку данные для отображения, результаты пользовательских действий и состояние интерфейса формируются на основе ответов сервера. Ошибки в API или некорректная обработка данных на сервере могут напрямую отражаться на работе интерфейса, что требует комплексного подхода к тестированию и проверки взаимодействия frontend и backend частей системы.</w:t>
-      </w:r>
-    </w:p>
-    <w:p>
-      <w:pPr>
-        <w:spacing w:line="360" w:lineRule="auto"/>
-        <w:ind w:firstLine="708" w:firstLineChars="0"/>
-        <w:jc w:val="both"/>
-        <w:rPr>
-          <w:rFonts w:hint="default" w:ascii="Times New Roman" w:hAnsi="Times New Roman" w:cs="Times New Roman"/>
-          <w:b w:val="0"/>
-          <w:bCs w:val="0"/>
-          <w:i w:val="0"/>
-          <w:iCs w:val="0"/>
-          <w:sz w:val="28"/>
-          <w:szCs w:val="28"/>
-          <w:lang w:val="ru-RU"/>
-        </w:rPr>
-      </w:pPr>
-      <w:r>
-        <w:rPr>
-          <w:rFonts w:hint="default" w:ascii="Times New Roman" w:hAnsi="Times New Roman" w:cs="Times New Roman"/>
-          <w:b w:val="0"/>
-          <w:bCs w:val="0"/>
-          <w:i w:val="0"/>
-          <w:iCs w:val="0"/>
-          <w:sz w:val="28"/>
-          <w:szCs w:val="28"/>
-          <w:lang w:val="ru-RU"/>
-        </w:rPr>
-        <w:t>С учётом сложности современных веб-приложений и высокой частоты изменений в пользовательском интерфейсе возрастает необходимость автоматизации UI-тестирования. Автоматизированные UI-тесты позволяют регулярно проверять основные пользовательские сценарии, обеспечивать стабильность функциональности при внесении изменений и сокращать затраты времени на регрессионное тестирование. Использование средств автоматизации тестирования способствует повышению качества веб-интерфейсов и снижению рисков появления критических дефектов в процессе эксплуатации приложения.</w:t>
-      </w:r>
-    </w:p>
-    <w:p>
-      <w:pPr>
-        <w:spacing w:line="360" w:lineRule="auto"/>
-        <w:ind w:firstLine="708" w:firstLineChars="0"/>
-        <w:jc w:val="both"/>
-        <w:rPr>
-          <w:rFonts w:hint="default" w:ascii="Times New Roman" w:hAnsi="Times New Roman" w:cs="Times New Roman"/>
-          <w:b w:val="0"/>
-          <w:bCs w:val="0"/>
-          <w:i w:val="0"/>
-          <w:iCs w:val="0"/>
-          <w:sz w:val="28"/>
-          <w:szCs w:val="28"/>
-          <w:lang w:val="ru-RU"/>
-        </w:rPr>
-      </w:pPr>
-      <w:r>
-        <w:rPr>
-          <w:rFonts w:hint="default" w:ascii="Times New Roman" w:hAnsi="Times New Roman" w:cs="Times New Roman"/>
-          <w:b w:val="0"/>
-          <w:bCs w:val="0"/>
-          <w:i w:val="0"/>
-          <w:iCs w:val="0"/>
-          <w:sz w:val="28"/>
-          <w:szCs w:val="28"/>
-          <w:lang w:val="ru-RU"/>
-        </w:rPr>
-        <w:t>Таким образом, тестирование веб-интерфейсов является неотъемлемой частью разработки веб-приложений и требует системного подхода, учитывающего специфику ошибок, проблемы кроссбраузерности, взаимосвязь с серверной логикой и необходимость применения автоматизированных методов тестирования.</w:t>
-      </w:r>
-    </w:p>
-    <w:p>
-      <w:pPr>
-        <w:spacing w:line="360" w:lineRule="auto"/>
-        <w:jc w:val="both"/>
-        <w:rPr>
-          <w:rFonts w:hint="default" w:ascii="Times New Roman" w:hAnsi="Times New Roman" w:cs="Times New Roman"/>
-          <w:b/>
-          <w:bCs/>
-          <w:i w:val="0"/>
-          <w:iCs w:val="0"/>
-          <w:sz w:val="28"/>
-          <w:szCs w:val="28"/>
-          <w:lang w:val="ru-RU"/>
-        </w:rPr>
-      </w:pPr>
+        <w:t>ирования.</w:t>
+      </w:r>
     </w:p>
     <w:p>
       <w:pPr>

--- a/Дипломная_работа_ИВТАСбд-41_БорковИван.docx
+++ b/Дипломная_работа_ИВТАСбд-41_БорковИван.docx
@@ -2219,7 +2219,12 @@
         </w:rPr>
         <w:t>Архитектура современных веб-приложений, как правило, разделяется на две основные части: клиентскую и серверную. Клиентская часть, или frontend, отвечает за отображение пользовательского интерфейса, обработку пользовательских действий и первичную валидацию данных. Серверная часть, или backend, обеспечивает обработку бизнес-логики, хранение и обработку данных, а также взаимодействие с внешними сервисами и базами данных.</w:t>
       </w:r>
-      <w:r>
+    </w:p>
+    <w:p>
+      <w:pPr>
+        <w:spacing w:line="360" w:lineRule="auto"/>
+        <w:ind w:firstLine="708" w:firstLineChars="0"/>
+        <w:jc w:val="both"/>
         <w:rPr>
           <w:rFonts w:hint="default" w:ascii="Times New Roman" w:hAnsi="Times New Roman" w:cs="Times New Roman"/>
           <w:b w:val="0"/>
@@ -2230,8 +2235,114 @@
           <w:szCs w:val="28"/>
           <w:lang w:val="en-US"/>
         </w:rPr>
+      </w:pPr>
+    </w:p>
+    <w:p>
+      <w:pPr>
+        <w:spacing w:line="360" w:lineRule="auto"/>
+        <w:jc w:val="center"/>
+        <w:rPr>
+          <w:rFonts w:hint="default" w:ascii="Times New Roman" w:hAnsi="Times New Roman" w:cs="Times New Roman"/>
+          <w:b w:val="0"/>
+          <w:bCs w:val="0"/>
+          <w:i w:val="0"/>
+          <w:iCs w:val="0"/>
+          <w:sz w:val="28"/>
+          <w:szCs w:val="28"/>
+          <w:lang w:val="ru-RU"/>
+        </w:rPr>
+      </w:pPr>
+      <w:r>
+        <w:rPr>
+          <w:rFonts w:ascii="SimSun" w:hAnsi="SimSun" w:eastAsia="SimSun" w:cs="SimSun"/>
+          <w:sz w:val="24"/>
+          <w:szCs w:val="24"/>
+        </w:rPr>
+        <w:drawing>
+          <wp:inline distT="0" distB="0" distL="114300" distR="114300">
+            <wp:extent cx="5933440" cy="3068955"/>
+            <wp:effectExtent l="0" t="0" r="10160" b="17145"/>
+            <wp:docPr id="3" name="Изображение 2" descr="IMG_256"/>
+            <wp:cNvGraphicFramePr>
+              <a:graphicFrameLocks xmlns:a="http://schemas.openxmlformats.org/drawingml/2006/main" noChangeAspect="1"/>
+            </wp:cNvGraphicFramePr>
+            <a:graphic xmlns:a="http://schemas.openxmlformats.org/drawingml/2006/main">
+              <a:graphicData uri="http://schemas.openxmlformats.org/drawingml/2006/picture">
+                <pic:pic xmlns:pic="http://schemas.openxmlformats.org/drawingml/2006/picture">
+                  <pic:nvPicPr>
+                    <pic:cNvPr id="3" name="Изображение 2" descr="IMG_256"/>
+                    <pic:cNvPicPr>
+                      <a:picLocks noChangeAspect="1"/>
+                    </pic:cNvPicPr>
+                  </pic:nvPicPr>
+                  <pic:blipFill>
+                    <a:blip r:embed="rId7"/>
+                    <a:stretch>
+                      <a:fillRect/>
+                    </a:stretch>
+                  </pic:blipFill>
+                  <pic:spPr>
+                    <a:xfrm>
+                      <a:off x="0" y="0"/>
+                      <a:ext cx="5933440" cy="3068955"/>
+                    </a:xfrm>
+                    <a:prstGeom prst="rect">
+                      <a:avLst/>
+                    </a:prstGeom>
+                    <a:noFill/>
+                    <a:ln w="9525">
+                      <a:noFill/>
+                    </a:ln>
+                  </pic:spPr>
+                </pic:pic>
+              </a:graphicData>
+            </a:graphic>
+          </wp:inline>
+        </w:drawing>
+      </w:r>
+      <w:r>
+        <w:rPr>
+          <w:rFonts w:hint="default" w:ascii="Times New Roman" w:hAnsi="Times New Roman" w:cs="Times New Roman"/>
+          <w:b w:val="0"/>
+          <w:bCs w:val="0"/>
+          <w:i w:val="0"/>
+          <w:iCs w:val="0"/>
+          <w:sz w:val="28"/>
+          <w:szCs w:val="28"/>
+          <w:lang w:val="en-US"/>
+        </w:rPr>
         <w:br w:type="textWrapping"/>
       </w:r>
+      <w:r>
+        <w:rPr>
+          <w:rFonts w:hint="default" w:ascii="Times New Roman" w:hAnsi="Times New Roman" w:cs="Times New Roman"/>
+          <w:b w:val="0"/>
+          <w:bCs w:val="0"/>
+          <w:i w:val="0"/>
+          <w:iCs w:val="0"/>
+          <w:sz w:val="28"/>
+          <w:szCs w:val="28"/>
+          <w:lang w:val="ru-RU"/>
+        </w:rPr>
+        <w:t>Рисунок 1.1.1. Схема взаимодействия фронтенда и бекэнда.</w:t>
+      </w:r>
+    </w:p>
+    <w:p>
+      <w:pPr>
+        <w:spacing w:line="360" w:lineRule="auto"/>
+        <w:ind w:firstLine="708" w:firstLineChars="0"/>
+        <w:jc w:val="both"/>
+        <w:rPr>
+          <w:rFonts w:hint="default" w:ascii="Times New Roman" w:hAnsi="Times New Roman" w:cs="Times New Roman"/>
+          <w:b w:val="0"/>
+          <w:bCs w:val="0"/>
+          <w:i w:val="0"/>
+          <w:iCs w:val="0"/>
+          <w:sz w:val="28"/>
+          <w:szCs w:val="28"/>
+          <w:lang w:val="en-US"/>
+        </w:rPr>
+      </w:pPr>
       <w:r>
         <w:rPr>
           <w:rFonts w:hint="default" w:ascii="Times New Roman" w:hAnsi="Times New Roman" w:cs="Times New Roman"/>
@@ -2492,6 +2603,19 @@
           <w:iCs w:val="0"/>
           <w:sz w:val="28"/>
           <w:szCs w:val="28"/>
+          <w:lang w:val="ru-RU"/>
+        </w:rPr>
+        <w:tab/>
+      </w:r>
+      <w:r>
+        <w:rPr>
+          <w:rFonts w:hint="default" w:ascii="Times New Roman" w:hAnsi="Times New Roman" w:cs="Times New Roman"/>
+          <w:b w:val="0"/>
+          <w:bCs w:val="0"/>
+          <w:i w:val="0"/>
+          <w:iCs w:val="0"/>
+          <w:sz w:val="28"/>
+          <w:szCs w:val="28"/>
           <w:lang w:val="en-US"/>
         </w:rPr>
         <w:t>Человеческий фактор может проявляться на различных этапах разработки. Разработчики могут допускать ошибки в логике работы программы, некорректно реализовывать алгоритмы или неправильно обрабатывать исключительные ситуации. Тестировщики могут пропускать дефекты из-за невнимательности, усталости или недостаточной проработки тестовых сценариев. Пользователи, в свою очередь, могут использовать систему не по предполагаемому сценарию, вводить некорректные данные или выполнять действия в нестандартной последовательности. Без систематического тестирования такие ошибки могут привести к сбоям в работе системы, утечке данных, финансовым потерям и снижению доверия пользователей.</w:t>
@@ -2760,6 +2884,86 @@
     <w:p>
       <w:pPr>
         <w:spacing w:line="360" w:lineRule="auto"/>
+        <w:jc w:val="both"/>
+        <w:rPr>
+          <w:rFonts w:ascii="SimSun" w:hAnsi="SimSun" w:eastAsia="SimSun" w:cs="SimSun"/>
+          <w:sz w:val="24"/>
+          <w:szCs w:val="24"/>
+        </w:rPr>
+      </w:pPr>
+      <w:r>
+        <w:rPr>
+          <w:rFonts w:ascii="SimSun" w:hAnsi="SimSun" w:eastAsia="SimSun" w:cs="SimSun"/>
+          <w:sz w:val="24"/>
+          <w:szCs w:val="24"/>
+        </w:rPr>
+        <w:drawing>
+          <wp:inline distT="0" distB="0" distL="114300" distR="114300">
+            <wp:extent cx="5933440" cy="3402965"/>
+            <wp:effectExtent l="0" t="0" r="10160" b="6985"/>
+            <wp:docPr id="4" name="Изображение 3" descr="IMG_256"/>
+            <wp:cNvGraphicFramePr>
+              <a:graphicFrameLocks xmlns:a="http://schemas.openxmlformats.org/drawingml/2006/main" noChangeAspect="1"/>
+            </wp:cNvGraphicFramePr>
+            <a:graphic xmlns:a="http://schemas.openxmlformats.org/drawingml/2006/main">
+              <a:graphicData uri="http://schemas.openxmlformats.org/drawingml/2006/picture">
+                <pic:pic xmlns:pic="http://schemas.openxmlformats.org/drawingml/2006/picture">
+                  <pic:nvPicPr>
+                    <pic:cNvPr id="4" name="Изображение 3" descr="IMG_256"/>
+                    <pic:cNvPicPr>
+                      <a:picLocks noChangeAspect="1"/>
+                    </pic:cNvPicPr>
+                  </pic:nvPicPr>
+                  <pic:blipFill>
+                    <a:blip r:embed="rId8"/>
+                    <a:stretch>
+                      <a:fillRect/>
+                    </a:stretch>
+                  </pic:blipFill>
+                  <pic:spPr>
+                    <a:xfrm>
+                      <a:off x="0" y="0"/>
+                      <a:ext cx="5933440" cy="3402965"/>
+                    </a:xfrm>
+                    <a:prstGeom prst="rect">
+                      <a:avLst/>
+                    </a:prstGeom>
+                    <a:noFill/>
+                    <a:ln w="9525">
+                      <a:noFill/>
+                    </a:ln>
+                  </pic:spPr>
+                </pic:pic>
+              </a:graphicData>
+            </a:graphic>
+          </wp:inline>
+        </w:drawing>
+      </w:r>
+    </w:p>
+    <w:p>
+      <w:pPr>
+        <w:spacing w:line="360" w:lineRule="auto"/>
+        <w:jc w:val="center"/>
+        <w:rPr>
+          <w:rFonts w:hint="default" w:ascii="Times New Roman" w:hAnsi="Times New Roman" w:eastAsia="SimSun" w:cs="Times New Roman"/>
+          <w:sz w:val="28"/>
+          <w:szCs w:val="28"/>
+          <w:lang w:val="ru-RU"/>
+        </w:rPr>
+      </w:pPr>
+      <w:r>
+        <w:rPr>
+          <w:rFonts w:hint="default" w:ascii="Times New Roman" w:hAnsi="Times New Roman" w:eastAsia="SimSun" w:cs="Times New Roman"/>
+          <w:sz w:val="28"/>
+          <w:szCs w:val="28"/>
+          <w:lang w:val="ru-RU"/>
+        </w:rPr>
+        <w:t>Рисунок 1.1.2. Жизненный цикл разработки ПО.</w:t>
+      </w:r>
+    </w:p>
+    <w:p>
+      <w:pPr>
+        <w:spacing w:line="360" w:lineRule="auto"/>
         <w:ind w:firstLine="708" w:firstLineChars="0"/>
         <w:jc w:val="both"/>
         <w:rPr>
@@ -2921,6 +3125,154 @@
           <w:lang w:val="ru-RU"/>
         </w:rPr>
       </w:pPr>
+    </w:p>
+    <w:p>
+      <w:pPr>
+        <w:spacing w:line="360" w:lineRule="auto"/>
+        <w:ind w:firstLine="708" w:firstLineChars="0"/>
+        <w:jc w:val="both"/>
+        <w:rPr>
+          <w:rFonts w:hint="default" w:ascii="Times New Roman" w:hAnsi="Times New Roman" w:cs="Times New Roman"/>
+          <w:b w:val="0"/>
+          <w:bCs w:val="0"/>
+          <w:i w:val="0"/>
+          <w:iCs w:val="0"/>
+          <w:sz w:val="28"/>
+          <w:szCs w:val="28"/>
+          <w:lang w:val="ru-RU"/>
+        </w:rPr>
+      </w:pPr>
+    </w:p>
+    <w:p>
+      <w:pPr>
+        <w:spacing w:line="360" w:lineRule="auto"/>
+        <w:ind w:firstLine="708" w:firstLineChars="0"/>
+        <w:jc w:val="both"/>
+        <w:rPr>
+          <w:rFonts w:hint="default" w:ascii="Times New Roman" w:hAnsi="Times New Roman" w:cs="Times New Roman"/>
+          <w:b w:val="0"/>
+          <w:bCs w:val="0"/>
+          <w:i w:val="0"/>
+          <w:iCs w:val="0"/>
+          <w:sz w:val="28"/>
+          <w:szCs w:val="28"/>
+          <w:lang w:val="ru-RU"/>
+        </w:rPr>
+      </w:pPr>
+    </w:p>
+    <w:p>
+      <w:pPr>
+        <w:spacing w:line="360" w:lineRule="auto"/>
+        <w:ind w:firstLine="708" w:firstLineChars="0"/>
+        <w:jc w:val="both"/>
+        <w:rPr>
+          <w:rFonts w:hint="default" w:ascii="Times New Roman" w:hAnsi="Times New Roman" w:cs="Times New Roman"/>
+          <w:b w:val="0"/>
+          <w:bCs w:val="0"/>
+          <w:i w:val="0"/>
+          <w:iCs w:val="0"/>
+          <w:sz w:val="28"/>
+          <w:szCs w:val="28"/>
+          <w:lang w:val="ru-RU"/>
+        </w:rPr>
+      </w:pPr>
+    </w:p>
+    <w:p>
+      <w:pPr>
+        <w:spacing w:line="360" w:lineRule="auto"/>
+        <w:jc w:val="both"/>
+        <w:rPr>
+          <w:rFonts w:ascii="SimSun" w:hAnsi="SimSun" w:eastAsia="SimSun" w:cs="SimSun"/>
+          <w:sz w:val="24"/>
+          <w:szCs w:val="24"/>
+        </w:rPr>
+      </w:pPr>
+      <w:r>
+        <w:rPr>
+          <w:rFonts w:ascii="SimSun" w:hAnsi="SimSun" w:eastAsia="SimSun" w:cs="SimSun"/>
+          <w:sz w:val="24"/>
+          <w:szCs w:val="24"/>
+        </w:rPr>
+        <w:drawing>
+          <wp:inline distT="0" distB="0" distL="114300" distR="114300">
+            <wp:extent cx="5935345" cy="2130425"/>
+            <wp:effectExtent l="0" t="0" r="8255" b="3175"/>
+            <wp:docPr id="5" name="Изображение 4" descr="IMG_256"/>
+            <wp:cNvGraphicFramePr>
+              <a:graphicFrameLocks xmlns:a="http://schemas.openxmlformats.org/drawingml/2006/main" noChangeAspect="1"/>
+            </wp:cNvGraphicFramePr>
+            <a:graphic xmlns:a="http://schemas.openxmlformats.org/drawingml/2006/main">
+              <a:graphicData uri="http://schemas.openxmlformats.org/drawingml/2006/picture">
+                <pic:pic xmlns:pic="http://schemas.openxmlformats.org/drawingml/2006/picture">
+                  <pic:nvPicPr>
+                    <pic:cNvPr id="5" name="Изображение 4" descr="IMG_256"/>
+                    <pic:cNvPicPr>
+                      <a:picLocks noChangeAspect="1"/>
+                    </pic:cNvPicPr>
+                  </pic:nvPicPr>
+                  <pic:blipFill>
+                    <a:blip r:embed="rId9"/>
+                    <a:stretch>
+                      <a:fillRect/>
+                    </a:stretch>
+                  </pic:blipFill>
+                  <pic:spPr>
+                    <a:xfrm>
+                      <a:off x="0" y="0"/>
+                      <a:ext cx="5935345" cy="2130425"/>
+                    </a:xfrm>
+                    <a:prstGeom prst="rect">
+                      <a:avLst/>
+                    </a:prstGeom>
+                    <a:noFill/>
+                    <a:ln w="9525">
+                      <a:noFill/>
+                    </a:ln>
+                  </pic:spPr>
+                </pic:pic>
+              </a:graphicData>
+            </a:graphic>
+          </wp:inline>
+        </w:drawing>
+      </w:r>
+    </w:p>
+    <w:p>
+      <w:pPr>
+        <w:spacing w:line="360" w:lineRule="auto"/>
+        <w:jc w:val="center"/>
+        <w:rPr>
+          <w:rFonts w:hint="default" w:ascii="Times New Roman" w:hAnsi="Times New Roman" w:eastAsia="SimSun" w:cs="Times New Roman"/>
+          <w:sz w:val="28"/>
+          <w:szCs w:val="28"/>
+          <w:lang w:val="ru-RU"/>
+        </w:rPr>
+      </w:pPr>
+      <w:r>
+        <w:rPr>
+          <w:rFonts w:hint="default" w:ascii="Times New Roman" w:hAnsi="Times New Roman" w:eastAsia="SimSun" w:cs="Times New Roman"/>
+          <w:sz w:val="28"/>
+          <w:szCs w:val="28"/>
+          <w:lang w:val="ru-RU"/>
+        </w:rPr>
+        <w:t>Рисунок 1.1.3. Виды тестирвоания.</w:t>
+      </w:r>
+    </w:p>
+    <w:p>
+      <w:pPr>
+        <w:spacing w:line="360" w:lineRule="auto"/>
+        <w:ind w:firstLine="708" w:firstLineChars="0"/>
+        <w:jc w:val="both"/>
+        <w:rPr>
+          <w:rFonts w:hint="default" w:ascii="Times New Roman" w:hAnsi="Times New Roman" w:cs="Times New Roman"/>
+          <w:b w:val="0"/>
+          <w:bCs w:val="0"/>
+          <w:i w:val="0"/>
+          <w:iCs w:val="0"/>
+          <w:sz w:val="28"/>
+          <w:szCs w:val="28"/>
+          <w:lang w:val="ru-RU"/>
+        </w:rPr>
+      </w:pPr>
       <w:r>
         <w:rPr>
           <w:rFonts w:hint="default" w:ascii="Times New Roman" w:hAnsi="Times New Roman" w:cs="Times New Roman"/>
@@ -3447,6 +3799,1138 @@
     </w:p>
     <w:p>
       <w:pPr>
+        <w:wordWrap w:val="0"/>
+        <w:spacing w:line="360" w:lineRule="auto"/>
+        <w:ind w:firstLine="708" w:firstLineChars="0"/>
+        <w:jc w:val="right"/>
+        <w:rPr>
+          <w:rFonts w:hint="default" w:ascii="Times New Roman" w:hAnsi="Times New Roman" w:cs="Times New Roman"/>
+          <w:b w:val="0"/>
+          <w:bCs w:val="0"/>
+          <w:i w:val="0"/>
+          <w:iCs w:val="0"/>
+          <w:sz w:val="28"/>
+          <w:szCs w:val="28"/>
+          <w:lang w:val="ru-RU"/>
+        </w:rPr>
+      </w:pPr>
+      <w:r>
+        <w:rPr>
+          <w:rFonts w:hint="default" w:ascii="Times New Roman" w:hAnsi="Times New Roman" w:cs="Times New Roman"/>
+          <w:b w:val="0"/>
+          <w:bCs w:val="0"/>
+          <w:i w:val="0"/>
+          <w:iCs w:val="0"/>
+          <w:sz w:val="28"/>
+          <w:szCs w:val="28"/>
+          <w:lang w:val="ru-RU"/>
+        </w:rPr>
+        <w:t>Таблица 1.1.1. Факторы риска в тестировании ПО.</w:t>
+      </w:r>
+    </w:p>
+    <w:tbl>
+      <w:tblPr>
+        <w:tblW w:w="0" w:type="auto"/>
+        <w:tblCellSpacing w:w="15" w:type="dxa"/>
+        <w:tblInd w:w="0" w:type="dxa"/>
+        <w:tblBorders>
+          <w:top w:val="none" w:color="auto" w:sz="0" w:space="0"/>
+          <w:left w:val="none" w:color="auto" w:sz="0" w:space="0"/>
+          <w:bottom w:val="none" w:color="auto" w:sz="0" w:space="0"/>
+          <w:right w:val="none" w:color="auto" w:sz="0" w:space="0"/>
+          <w:insideH w:val="none" w:color="auto" w:sz="0" w:space="0"/>
+          <w:insideV w:val="none" w:color="auto" w:sz="0" w:space="0"/>
+        </w:tblBorders>
+        <w:shd w:val="clear"/>
+        <w:tblLayout w:type="autofit"/>
+        <w:tblCellMar>
+          <w:top w:w="15" w:type="dxa"/>
+          <w:left w:w="15" w:type="dxa"/>
+          <w:bottom w:w="15" w:type="dxa"/>
+          <w:right w:w="15" w:type="dxa"/>
+        </w:tblCellMar>
+      </w:tblPr>
+      <w:tblGrid>
+        <w:gridCol w:w="2377"/>
+        <w:gridCol w:w="2348"/>
+        <w:gridCol w:w="2228"/>
+        <w:gridCol w:w="2552"/>
+      </w:tblGrid>
+      <w:tr>
+        <w:tblPrEx>
+          <w:tblBorders>
+            <w:top w:val="none" w:color="auto" w:sz="0" w:space="0"/>
+            <w:left w:val="none" w:color="auto" w:sz="0" w:space="0"/>
+            <w:bottom w:val="none" w:color="auto" w:sz="0" w:space="0"/>
+            <w:right w:val="none" w:color="auto" w:sz="0" w:space="0"/>
+            <w:insideH w:val="none" w:color="auto" w:sz="0" w:space="0"/>
+            <w:insideV w:val="none" w:color="auto" w:sz="0" w:space="0"/>
+          </w:tblBorders>
+          <w:tblCellMar>
+            <w:top w:w="15" w:type="dxa"/>
+            <w:left w:w="15" w:type="dxa"/>
+            <w:bottom w:w="15" w:type="dxa"/>
+            <w:right w:w="15" w:type="dxa"/>
+          </w:tblCellMar>
+        </w:tblPrEx>
+        <w:trPr>
+          <w:tblHeader/>
+          <w:tblCellSpacing w:w="15" w:type="dxa"/>
+        </w:trPr>
+        <w:tc>
+          <w:tcPr>
+            <w:tcW w:w="0" w:type="auto"/>
+            <w:tcBorders>
+              <w:top w:val="single" w:color="auto" w:sz="4" w:space="0"/>
+              <w:left w:val="single" w:color="auto" w:sz="0" w:space="0"/>
+              <w:bottom w:val="single" w:color="auto" w:sz="4" w:space="0"/>
+              <w:right w:val="single" w:color="auto" w:sz="4" w:space="0"/>
+            </w:tcBorders>
+            <w:shd w:val="clear"/>
+            <w:vAlign w:val="center"/>
+          </w:tcPr>
+          <w:p>
+            <w:pPr>
+              <w:keepNext w:val="0"/>
+              <w:keepLines w:val="0"/>
+              <w:widowControl/>
+              <w:suppressLineNumbers w:val="0"/>
+              <w:spacing w:line="360" w:lineRule="auto"/>
+              <w:jc w:val="center"/>
+              <w:rPr>
+                <w:rFonts w:hint="default" w:ascii="Times New Roman" w:hAnsi="Times New Roman" w:cs="Times New Roman"/>
+                <w:b/>
+                <w:bCs/>
+                <w:sz w:val="28"/>
+                <w:szCs w:val="28"/>
+              </w:rPr>
+            </w:pPr>
+            <w:r>
+              <w:rPr>
+                <w:rFonts w:hint="default" w:ascii="Times New Roman" w:hAnsi="Times New Roman" w:eastAsia="SimSun" w:cs="Times New Roman"/>
+                <w:b/>
+                <w:bCs/>
+                <w:kern w:val="0"/>
+                <w:sz w:val="28"/>
+                <w:szCs w:val="28"/>
+                <w:lang w:val="en-US" w:eastAsia="zh-CN" w:bidi="ar"/>
+              </w:rPr>
+              <w:t>Фактор риска</w:t>
+            </w:r>
+          </w:p>
+        </w:tc>
+        <w:tc>
+          <w:tcPr>
+            <w:tcW w:w="0" w:type="auto"/>
+            <w:tcBorders>
+              <w:top w:val="single" w:color="auto" w:sz="4" w:space="0"/>
+              <w:left w:val="single" w:color="auto" w:sz="4" w:space="0"/>
+              <w:bottom w:val="single" w:color="auto" w:sz="4" w:space="0"/>
+              <w:right w:val="single" w:color="auto" w:sz="4" w:space="0"/>
+            </w:tcBorders>
+            <w:shd w:val="clear"/>
+            <w:vAlign w:val="center"/>
+          </w:tcPr>
+          <w:p>
+            <w:pPr>
+              <w:keepNext w:val="0"/>
+              <w:keepLines w:val="0"/>
+              <w:widowControl/>
+              <w:suppressLineNumbers w:val="0"/>
+              <w:spacing w:line="360" w:lineRule="auto"/>
+              <w:jc w:val="center"/>
+              <w:rPr>
+                <w:rFonts w:hint="default" w:ascii="Times New Roman" w:hAnsi="Times New Roman" w:cs="Times New Roman"/>
+                <w:b/>
+                <w:bCs/>
+                <w:sz w:val="28"/>
+                <w:szCs w:val="28"/>
+              </w:rPr>
+            </w:pPr>
+            <w:r>
+              <w:rPr>
+                <w:rFonts w:hint="default" w:ascii="Times New Roman" w:hAnsi="Times New Roman" w:eastAsia="SimSun" w:cs="Times New Roman"/>
+                <w:b/>
+                <w:bCs/>
+                <w:kern w:val="0"/>
+                <w:sz w:val="28"/>
+                <w:szCs w:val="28"/>
+                <w:lang w:val="en-US" w:eastAsia="zh-CN" w:bidi="ar"/>
+              </w:rPr>
+              <w:t>Проявление проблемы</w:t>
+            </w:r>
+          </w:p>
+        </w:tc>
+        <w:tc>
+          <w:tcPr>
+            <w:tcW w:w="0" w:type="auto"/>
+            <w:tcBorders>
+              <w:top w:val="single" w:color="auto" w:sz="4" w:space="0"/>
+              <w:left w:val="single" w:color="auto" w:sz="4" w:space="0"/>
+              <w:bottom w:val="single" w:color="auto" w:sz="4" w:space="0"/>
+              <w:right w:val="single" w:color="auto" w:sz="4" w:space="0"/>
+            </w:tcBorders>
+            <w:shd w:val="clear"/>
+            <w:vAlign w:val="center"/>
+          </w:tcPr>
+          <w:p>
+            <w:pPr>
+              <w:keepNext w:val="0"/>
+              <w:keepLines w:val="0"/>
+              <w:widowControl/>
+              <w:suppressLineNumbers w:val="0"/>
+              <w:spacing w:line="360" w:lineRule="auto"/>
+              <w:jc w:val="center"/>
+              <w:rPr>
+                <w:rFonts w:hint="default" w:ascii="Times New Roman" w:hAnsi="Times New Roman" w:cs="Times New Roman"/>
+                <w:b/>
+                <w:bCs/>
+                <w:sz w:val="28"/>
+                <w:szCs w:val="28"/>
+              </w:rPr>
+            </w:pPr>
+            <w:r>
+              <w:rPr>
+                <w:rFonts w:hint="default" w:ascii="Times New Roman" w:hAnsi="Times New Roman" w:eastAsia="SimSun" w:cs="Times New Roman"/>
+                <w:b/>
+                <w:bCs/>
+                <w:kern w:val="0"/>
+                <w:sz w:val="28"/>
+                <w:szCs w:val="28"/>
+                <w:lang w:val="en-US" w:eastAsia="zh-CN" w:bidi="ar"/>
+              </w:rPr>
+              <w:t>Возможные последствия</w:t>
+            </w:r>
+          </w:p>
+        </w:tc>
+        <w:tc>
+          <w:tcPr>
+            <w:tcW w:w="0" w:type="auto"/>
+            <w:tcBorders>
+              <w:top w:val="single" w:color="auto" w:sz="4" w:space="0"/>
+              <w:left w:val="single" w:color="auto" w:sz="4" w:space="0"/>
+              <w:bottom w:val="single" w:color="auto" w:sz="4" w:space="0"/>
+              <w:right w:val="single" w:color="auto" w:sz="4" w:space="0"/>
+            </w:tcBorders>
+            <w:shd w:val="clear"/>
+            <w:vAlign w:val="center"/>
+          </w:tcPr>
+          <w:p>
+            <w:pPr>
+              <w:keepNext w:val="0"/>
+              <w:keepLines w:val="0"/>
+              <w:widowControl/>
+              <w:suppressLineNumbers w:val="0"/>
+              <w:spacing w:line="360" w:lineRule="auto"/>
+              <w:jc w:val="center"/>
+              <w:rPr>
+                <w:rFonts w:hint="default" w:ascii="Times New Roman" w:hAnsi="Times New Roman" w:cs="Times New Roman"/>
+                <w:b/>
+                <w:bCs/>
+                <w:sz w:val="28"/>
+                <w:szCs w:val="28"/>
+              </w:rPr>
+            </w:pPr>
+            <w:r>
+              <w:rPr>
+                <w:rFonts w:hint="default" w:ascii="Times New Roman" w:hAnsi="Times New Roman" w:eastAsia="SimSun" w:cs="Times New Roman"/>
+                <w:b/>
+                <w:bCs/>
+                <w:kern w:val="0"/>
+                <w:sz w:val="28"/>
+                <w:szCs w:val="28"/>
+                <w:lang w:val="en-US" w:eastAsia="zh-CN" w:bidi="ar"/>
+              </w:rPr>
+              <w:t>Способы минимизации</w:t>
+            </w:r>
+          </w:p>
+        </w:tc>
+      </w:tr>
+      <w:tr>
+        <w:tblPrEx>
+          <w:tblBorders>
+            <w:top w:val="none" w:color="auto" w:sz="0" w:space="0"/>
+            <w:left w:val="none" w:color="auto" w:sz="0" w:space="0"/>
+            <w:bottom w:val="none" w:color="auto" w:sz="0" w:space="0"/>
+            <w:right w:val="none" w:color="auto" w:sz="0" w:space="0"/>
+            <w:insideH w:val="none" w:color="auto" w:sz="0" w:space="0"/>
+            <w:insideV w:val="none" w:color="auto" w:sz="0" w:space="0"/>
+          </w:tblBorders>
+          <w:shd w:val="clear"/>
+          <w:tblCellMar>
+            <w:top w:w="15" w:type="dxa"/>
+            <w:left w:w="15" w:type="dxa"/>
+            <w:bottom w:w="15" w:type="dxa"/>
+            <w:right w:w="15" w:type="dxa"/>
+          </w:tblCellMar>
+        </w:tblPrEx>
+        <w:trPr>
+          <w:tblCellSpacing w:w="15" w:type="dxa"/>
+        </w:trPr>
+        <w:tc>
+          <w:tcPr>
+            <w:tcW w:w="0" w:type="auto"/>
+            <w:tcBorders>
+              <w:top w:val="single" w:color="auto" w:sz="4" w:space="0"/>
+              <w:left w:val="single" w:color="auto" w:sz="4" w:space="0"/>
+              <w:bottom w:val="single" w:color="auto" w:sz="4" w:space="0"/>
+              <w:right w:val="single" w:color="auto" w:sz="4" w:space="0"/>
+            </w:tcBorders>
+            <w:shd w:val="clear"/>
+            <w:vAlign w:val="center"/>
+          </w:tcPr>
+          <w:p>
+            <w:pPr>
+              <w:keepNext w:val="0"/>
+              <w:keepLines w:val="0"/>
+              <w:widowControl/>
+              <w:suppressLineNumbers w:val="0"/>
+              <w:spacing w:line="360" w:lineRule="auto"/>
+              <w:jc w:val="center"/>
+              <w:rPr>
+                <w:rFonts w:hint="default" w:ascii="Times New Roman" w:hAnsi="Times New Roman" w:cs="Times New Roman"/>
+                <w:sz w:val="24"/>
+                <w:szCs w:val="24"/>
+              </w:rPr>
+            </w:pPr>
+            <w:r>
+              <w:rPr>
+                <w:rFonts w:hint="default" w:ascii="Times New Roman" w:hAnsi="Times New Roman" w:eastAsia="SimSun" w:cs="Times New Roman"/>
+                <w:kern w:val="0"/>
+                <w:sz w:val="24"/>
+                <w:szCs w:val="24"/>
+                <w:lang w:val="en-US" w:eastAsia="zh-CN" w:bidi="ar"/>
+              </w:rPr>
+              <w:t>Человеческий фактор</w:t>
+            </w:r>
+          </w:p>
+        </w:tc>
+        <w:tc>
+          <w:tcPr>
+            <w:tcW w:w="0" w:type="auto"/>
+            <w:tcBorders>
+              <w:top w:val="single" w:color="auto" w:sz="4" w:space="0"/>
+              <w:left w:val="single" w:color="auto" w:sz="4" w:space="0"/>
+              <w:bottom w:val="single" w:color="auto" w:sz="4" w:space="0"/>
+              <w:right w:val="single" w:color="auto" w:sz="4" w:space="0"/>
+            </w:tcBorders>
+            <w:shd w:val="clear"/>
+            <w:vAlign w:val="center"/>
+          </w:tcPr>
+          <w:p>
+            <w:pPr>
+              <w:keepNext w:val="0"/>
+              <w:keepLines w:val="0"/>
+              <w:widowControl/>
+              <w:suppressLineNumbers w:val="0"/>
+              <w:spacing w:line="360" w:lineRule="auto"/>
+              <w:jc w:val="center"/>
+              <w:rPr>
+                <w:rFonts w:hint="default" w:ascii="Times New Roman" w:hAnsi="Times New Roman" w:cs="Times New Roman"/>
+                <w:sz w:val="24"/>
+                <w:szCs w:val="24"/>
+              </w:rPr>
+            </w:pPr>
+            <w:r>
+              <w:rPr>
+                <w:rFonts w:hint="default" w:ascii="Times New Roman" w:hAnsi="Times New Roman" w:eastAsia="SimSun" w:cs="Times New Roman"/>
+                <w:kern w:val="0"/>
+                <w:sz w:val="24"/>
+                <w:szCs w:val="24"/>
+                <w:lang w:val="en-US" w:eastAsia="zh-CN" w:bidi="ar"/>
+              </w:rPr>
+              <w:t>Пропуск дефектов, субъективная оценка UX, усталость тестировщика</w:t>
+            </w:r>
+          </w:p>
+        </w:tc>
+        <w:tc>
+          <w:tcPr>
+            <w:tcW w:w="0" w:type="auto"/>
+            <w:tcBorders>
+              <w:top w:val="single" w:color="auto" w:sz="4" w:space="0"/>
+              <w:left w:val="single" w:color="auto" w:sz="4" w:space="0"/>
+              <w:bottom w:val="single" w:color="auto" w:sz="4" w:space="0"/>
+              <w:right w:val="single" w:color="auto" w:sz="4" w:space="0"/>
+            </w:tcBorders>
+            <w:shd w:val="clear"/>
+            <w:vAlign w:val="center"/>
+          </w:tcPr>
+          <w:p>
+            <w:pPr>
+              <w:keepNext w:val="0"/>
+              <w:keepLines w:val="0"/>
+              <w:widowControl/>
+              <w:suppressLineNumbers w:val="0"/>
+              <w:spacing w:line="360" w:lineRule="auto"/>
+              <w:jc w:val="center"/>
+              <w:rPr>
+                <w:rFonts w:hint="default" w:ascii="Times New Roman" w:hAnsi="Times New Roman" w:cs="Times New Roman"/>
+                <w:sz w:val="24"/>
+                <w:szCs w:val="24"/>
+              </w:rPr>
+            </w:pPr>
+            <w:r>
+              <w:rPr>
+                <w:rFonts w:hint="default" w:ascii="Times New Roman" w:hAnsi="Times New Roman" w:eastAsia="SimSun" w:cs="Times New Roman"/>
+                <w:kern w:val="0"/>
+                <w:sz w:val="24"/>
+                <w:szCs w:val="24"/>
+                <w:lang w:val="en-US" w:eastAsia="zh-CN" w:bidi="ar"/>
+              </w:rPr>
+              <w:t>Снижение качества тестирования, неполное покрытие</w:t>
+            </w:r>
+          </w:p>
+        </w:tc>
+        <w:tc>
+          <w:tcPr>
+            <w:tcW w:w="0" w:type="auto"/>
+            <w:tcBorders>
+              <w:top w:val="single" w:color="auto" w:sz="4" w:space="0"/>
+              <w:left w:val="single" w:color="auto" w:sz="4" w:space="0"/>
+              <w:bottom w:val="single" w:color="auto" w:sz="4" w:space="0"/>
+              <w:right w:val="single" w:color="auto" w:sz="4" w:space="0"/>
+            </w:tcBorders>
+            <w:shd w:val="clear"/>
+            <w:vAlign w:val="center"/>
+          </w:tcPr>
+          <w:p>
+            <w:pPr>
+              <w:keepNext w:val="0"/>
+              <w:keepLines w:val="0"/>
+              <w:widowControl/>
+              <w:suppressLineNumbers w:val="0"/>
+              <w:spacing w:line="360" w:lineRule="auto"/>
+              <w:jc w:val="center"/>
+              <w:rPr>
+                <w:rFonts w:hint="default" w:ascii="Times New Roman" w:hAnsi="Times New Roman" w:cs="Times New Roman"/>
+                <w:sz w:val="24"/>
+                <w:szCs w:val="24"/>
+              </w:rPr>
+            </w:pPr>
+            <w:r>
+              <w:rPr>
+                <w:rFonts w:hint="default" w:ascii="Times New Roman" w:hAnsi="Times New Roman" w:eastAsia="SimSun" w:cs="Times New Roman"/>
+                <w:kern w:val="0"/>
+                <w:sz w:val="24"/>
+                <w:szCs w:val="24"/>
+                <w:lang w:val="en-US" w:eastAsia="zh-CN" w:bidi="ar"/>
+              </w:rPr>
+              <w:t>Использование автотестов, code review тестов, чек-листы</w:t>
+            </w:r>
+          </w:p>
+        </w:tc>
+      </w:tr>
+      <w:tr>
+        <w:tblPrEx>
+          <w:tblBorders>
+            <w:top w:val="none" w:color="auto" w:sz="0" w:space="0"/>
+            <w:left w:val="none" w:color="auto" w:sz="0" w:space="0"/>
+            <w:bottom w:val="none" w:color="auto" w:sz="0" w:space="0"/>
+            <w:right w:val="none" w:color="auto" w:sz="0" w:space="0"/>
+            <w:insideH w:val="none" w:color="auto" w:sz="0" w:space="0"/>
+            <w:insideV w:val="none" w:color="auto" w:sz="0" w:space="0"/>
+          </w:tblBorders>
+          <w:tblCellMar>
+            <w:top w:w="15" w:type="dxa"/>
+            <w:left w:w="15" w:type="dxa"/>
+            <w:bottom w:w="15" w:type="dxa"/>
+            <w:right w:w="15" w:type="dxa"/>
+          </w:tblCellMar>
+        </w:tblPrEx>
+        <w:trPr>
+          <w:tblCellSpacing w:w="15" w:type="dxa"/>
+        </w:trPr>
+        <w:tc>
+          <w:tcPr>
+            <w:tcW w:w="0" w:type="auto"/>
+            <w:tcBorders>
+              <w:top w:val="single" w:color="auto" w:sz="4" w:space="0"/>
+              <w:left w:val="single" w:color="auto" w:sz="4" w:space="0"/>
+              <w:bottom w:val="single" w:color="auto" w:sz="4" w:space="0"/>
+              <w:right w:val="single" w:color="auto" w:sz="4" w:space="0"/>
+            </w:tcBorders>
+            <w:shd w:val="clear"/>
+            <w:vAlign w:val="center"/>
+          </w:tcPr>
+          <w:p>
+            <w:pPr>
+              <w:keepNext w:val="0"/>
+              <w:keepLines w:val="0"/>
+              <w:widowControl/>
+              <w:suppressLineNumbers w:val="0"/>
+              <w:spacing w:line="360" w:lineRule="auto"/>
+              <w:jc w:val="center"/>
+              <w:rPr>
+                <w:rFonts w:hint="default" w:ascii="Times New Roman" w:hAnsi="Times New Roman" w:cs="Times New Roman"/>
+                <w:sz w:val="24"/>
+                <w:szCs w:val="24"/>
+              </w:rPr>
+            </w:pPr>
+            <w:r>
+              <w:rPr>
+                <w:rFonts w:hint="default" w:ascii="Times New Roman" w:hAnsi="Times New Roman" w:eastAsia="SimSun" w:cs="Times New Roman"/>
+                <w:kern w:val="0"/>
+                <w:sz w:val="24"/>
+                <w:szCs w:val="24"/>
+                <w:lang w:val="en-US" w:eastAsia="zh-CN" w:bidi="ar"/>
+              </w:rPr>
+              <w:t>Кроссбраузерность</w:t>
+            </w:r>
+          </w:p>
+        </w:tc>
+        <w:tc>
+          <w:tcPr>
+            <w:tcW w:w="0" w:type="auto"/>
+            <w:tcBorders>
+              <w:top w:val="single" w:color="auto" w:sz="4" w:space="0"/>
+              <w:left w:val="single" w:color="auto" w:sz="4" w:space="0"/>
+              <w:bottom w:val="single" w:color="auto" w:sz="4" w:space="0"/>
+              <w:right w:val="single" w:color="auto" w:sz="4" w:space="0"/>
+            </w:tcBorders>
+            <w:shd w:val="clear"/>
+            <w:vAlign w:val="center"/>
+          </w:tcPr>
+          <w:p>
+            <w:pPr>
+              <w:keepNext w:val="0"/>
+              <w:keepLines w:val="0"/>
+              <w:widowControl/>
+              <w:suppressLineNumbers w:val="0"/>
+              <w:spacing w:line="360" w:lineRule="auto"/>
+              <w:jc w:val="center"/>
+              <w:rPr>
+                <w:rFonts w:hint="default" w:ascii="Times New Roman" w:hAnsi="Times New Roman" w:cs="Times New Roman"/>
+                <w:sz w:val="24"/>
+                <w:szCs w:val="24"/>
+              </w:rPr>
+            </w:pPr>
+            <w:r>
+              <w:rPr>
+                <w:rFonts w:hint="default" w:ascii="Times New Roman" w:hAnsi="Times New Roman" w:eastAsia="SimSun" w:cs="Times New Roman"/>
+                <w:kern w:val="0"/>
+                <w:sz w:val="24"/>
+                <w:szCs w:val="24"/>
+                <w:lang w:val="en-US" w:eastAsia="zh-CN" w:bidi="ar"/>
+              </w:rPr>
+              <w:t>Различия отображения UI в браузерах</w:t>
+            </w:r>
+          </w:p>
+        </w:tc>
+        <w:tc>
+          <w:tcPr>
+            <w:tcW w:w="0" w:type="auto"/>
+            <w:tcBorders>
+              <w:top w:val="single" w:color="auto" w:sz="4" w:space="0"/>
+              <w:left w:val="single" w:color="auto" w:sz="4" w:space="0"/>
+              <w:bottom w:val="single" w:color="auto" w:sz="4" w:space="0"/>
+              <w:right w:val="single" w:color="auto" w:sz="4" w:space="0"/>
+            </w:tcBorders>
+            <w:shd w:val="clear"/>
+            <w:vAlign w:val="center"/>
+          </w:tcPr>
+          <w:p>
+            <w:pPr>
+              <w:keepNext w:val="0"/>
+              <w:keepLines w:val="0"/>
+              <w:widowControl/>
+              <w:suppressLineNumbers w:val="0"/>
+              <w:spacing w:line="360" w:lineRule="auto"/>
+              <w:jc w:val="center"/>
+              <w:rPr>
+                <w:rFonts w:hint="default" w:ascii="Times New Roman" w:hAnsi="Times New Roman" w:cs="Times New Roman"/>
+                <w:sz w:val="24"/>
+                <w:szCs w:val="24"/>
+              </w:rPr>
+            </w:pPr>
+            <w:r>
+              <w:rPr>
+                <w:rFonts w:hint="default" w:ascii="Times New Roman" w:hAnsi="Times New Roman" w:eastAsia="SimSun" w:cs="Times New Roman"/>
+                <w:kern w:val="0"/>
+                <w:sz w:val="24"/>
+                <w:szCs w:val="24"/>
+                <w:lang w:val="en-US" w:eastAsia="zh-CN" w:bidi="ar"/>
+              </w:rPr>
+              <w:t>Ошибки отображения, некорректная работа функций</w:t>
+            </w:r>
+          </w:p>
+        </w:tc>
+        <w:tc>
+          <w:tcPr>
+            <w:tcW w:w="0" w:type="auto"/>
+            <w:tcBorders>
+              <w:top w:val="single" w:color="auto" w:sz="4" w:space="0"/>
+              <w:left w:val="single" w:color="auto" w:sz="4" w:space="0"/>
+              <w:bottom w:val="single" w:color="auto" w:sz="4" w:space="0"/>
+              <w:right w:val="single" w:color="auto" w:sz="4" w:space="0"/>
+            </w:tcBorders>
+            <w:shd w:val="clear"/>
+            <w:vAlign w:val="center"/>
+          </w:tcPr>
+          <w:p>
+            <w:pPr>
+              <w:keepNext w:val="0"/>
+              <w:keepLines w:val="0"/>
+              <w:widowControl/>
+              <w:suppressLineNumbers w:val="0"/>
+              <w:spacing w:line="360" w:lineRule="auto"/>
+              <w:jc w:val="center"/>
+              <w:rPr>
+                <w:rFonts w:hint="default" w:ascii="Times New Roman" w:hAnsi="Times New Roman" w:cs="Times New Roman"/>
+                <w:sz w:val="24"/>
+                <w:szCs w:val="24"/>
+              </w:rPr>
+            </w:pPr>
+            <w:r>
+              <w:rPr>
+                <w:rFonts w:hint="default" w:ascii="Times New Roman" w:hAnsi="Times New Roman" w:eastAsia="SimSun" w:cs="Times New Roman"/>
+                <w:kern w:val="0"/>
+                <w:sz w:val="24"/>
+                <w:szCs w:val="24"/>
+                <w:lang w:val="en-US" w:eastAsia="zh-CN" w:bidi="ar"/>
+              </w:rPr>
+              <w:t>Кроссбраузерное тестирование, Selenium Grid</w:t>
+            </w:r>
+          </w:p>
+        </w:tc>
+      </w:tr>
+      <w:tr>
+        <w:tblPrEx>
+          <w:tblBorders>
+            <w:top w:val="none" w:color="auto" w:sz="0" w:space="0"/>
+            <w:left w:val="none" w:color="auto" w:sz="0" w:space="0"/>
+            <w:bottom w:val="none" w:color="auto" w:sz="0" w:space="0"/>
+            <w:right w:val="none" w:color="auto" w:sz="0" w:space="0"/>
+            <w:insideH w:val="none" w:color="auto" w:sz="0" w:space="0"/>
+            <w:insideV w:val="none" w:color="auto" w:sz="0" w:space="0"/>
+          </w:tblBorders>
+          <w:tblCellMar>
+            <w:top w:w="15" w:type="dxa"/>
+            <w:left w:w="15" w:type="dxa"/>
+            <w:bottom w:w="15" w:type="dxa"/>
+            <w:right w:w="15" w:type="dxa"/>
+          </w:tblCellMar>
+        </w:tblPrEx>
+        <w:trPr>
+          <w:tblCellSpacing w:w="15" w:type="dxa"/>
+        </w:trPr>
+        <w:tc>
+          <w:tcPr>
+            <w:tcW w:w="0" w:type="auto"/>
+            <w:tcBorders>
+              <w:top w:val="single" w:color="auto" w:sz="4" w:space="0"/>
+              <w:left w:val="single" w:color="auto" w:sz="4" w:space="0"/>
+              <w:bottom w:val="single" w:color="auto" w:sz="4" w:space="0"/>
+              <w:right w:val="single" w:color="auto" w:sz="4" w:space="0"/>
+            </w:tcBorders>
+            <w:shd w:val="clear"/>
+            <w:vAlign w:val="center"/>
+          </w:tcPr>
+          <w:p>
+            <w:pPr>
+              <w:keepNext w:val="0"/>
+              <w:keepLines w:val="0"/>
+              <w:widowControl/>
+              <w:suppressLineNumbers w:val="0"/>
+              <w:spacing w:line="360" w:lineRule="auto"/>
+              <w:jc w:val="center"/>
+              <w:rPr>
+                <w:rFonts w:hint="default" w:ascii="Times New Roman" w:hAnsi="Times New Roman" w:cs="Times New Roman"/>
+                <w:sz w:val="24"/>
+                <w:szCs w:val="24"/>
+              </w:rPr>
+            </w:pPr>
+            <w:r>
+              <w:rPr>
+                <w:rFonts w:hint="default" w:ascii="Times New Roman" w:hAnsi="Times New Roman" w:eastAsia="SimSun" w:cs="Times New Roman"/>
+                <w:kern w:val="0"/>
+                <w:sz w:val="24"/>
+                <w:szCs w:val="24"/>
+                <w:lang w:val="en-US" w:eastAsia="zh-CN" w:bidi="ar"/>
+              </w:rPr>
+              <w:t>Зависимость от backend</w:t>
+            </w:r>
+          </w:p>
+        </w:tc>
+        <w:tc>
+          <w:tcPr>
+            <w:tcW w:w="0" w:type="auto"/>
+            <w:tcBorders>
+              <w:top w:val="single" w:color="auto" w:sz="4" w:space="0"/>
+              <w:left w:val="single" w:color="auto" w:sz="4" w:space="0"/>
+              <w:bottom w:val="single" w:color="auto" w:sz="4" w:space="0"/>
+              <w:right w:val="single" w:color="auto" w:sz="4" w:space="0"/>
+            </w:tcBorders>
+            <w:shd w:val="clear"/>
+            <w:vAlign w:val="center"/>
+          </w:tcPr>
+          <w:p>
+            <w:pPr>
+              <w:keepNext w:val="0"/>
+              <w:keepLines w:val="0"/>
+              <w:widowControl/>
+              <w:suppressLineNumbers w:val="0"/>
+              <w:spacing w:line="360" w:lineRule="auto"/>
+              <w:jc w:val="center"/>
+              <w:rPr>
+                <w:rFonts w:hint="default" w:ascii="Times New Roman" w:hAnsi="Times New Roman" w:cs="Times New Roman"/>
+                <w:sz w:val="24"/>
+                <w:szCs w:val="24"/>
+              </w:rPr>
+            </w:pPr>
+            <w:r>
+              <w:rPr>
+                <w:rFonts w:hint="default" w:ascii="Times New Roman" w:hAnsi="Times New Roman" w:eastAsia="SimSun" w:cs="Times New Roman"/>
+                <w:kern w:val="0"/>
+                <w:sz w:val="24"/>
+                <w:szCs w:val="24"/>
+                <w:lang w:val="en-US" w:eastAsia="zh-CN" w:bidi="ar"/>
+              </w:rPr>
+              <w:t>Ошибки API, задержки ответов сервера</w:t>
+            </w:r>
+          </w:p>
+        </w:tc>
+        <w:tc>
+          <w:tcPr>
+            <w:tcW w:w="0" w:type="auto"/>
+            <w:tcBorders>
+              <w:top w:val="single" w:color="auto" w:sz="4" w:space="0"/>
+              <w:left w:val="single" w:color="auto" w:sz="4" w:space="0"/>
+              <w:bottom w:val="single" w:color="auto" w:sz="4" w:space="0"/>
+              <w:right w:val="single" w:color="auto" w:sz="4" w:space="0"/>
+            </w:tcBorders>
+            <w:shd w:val="clear"/>
+            <w:vAlign w:val="center"/>
+          </w:tcPr>
+          <w:p>
+            <w:pPr>
+              <w:keepNext w:val="0"/>
+              <w:keepLines w:val="0"/>
+              <w:widowControl/>
+              <w:suppressLineNumbers w:val="0"/>
+              <w:spacing w:line="360" w:lineRule="auto"/>
+              <w:jc w:val="center"/>
+              <w:rPr>
+                <w:rFonts w:hint="default" w:ascii="Times New Roman" w:hAnsi="Times New Roman" w:cs="Times New Roman"/>
+                <w:sz w:val="24"/>
+                <w:szCs w:val="24"/>
+              </w:rPr>
+            </w:pPr>
+            <w:r>
+              <w:rPr>
+                <w:rFonts w:hint="default" w:ascii="Times New Roman" w:hAnsi="Times New Roman" w:eastAsia="SimSun" w:cs="Times New Roman"/>
+                <w:kern w:val="0"/>
+                <w:sz w:val="24"/>
+                <w:szCs w:val="24"/>
+                <w:lang w:val="en-US" w:eastAsia="zh-CN" w:bidi="ar"/>
+              </w:rPr>
+              <w:t>Некорректное отображение данных, сбои UI</w:t>
+            </w:r>
+          </w:p>
+        </w:tc>
+        <w:tc>
+          <w:tcPr>
+            <w:tcW w:w="0" w:type="auto"/>
+            <w:tcBorders>
+              <w:top w:val="single" w:color="auto" w:sz="4" w:space="0"/>
+              <w:left w:val="single" w:color="auto" w:sz="4" w:space="0"/>
+              <w:bottom w:val="single" w:color="auto" w:sz="4" w:space="0"/>
+              <w:right w:val="single" w:color="auto" w:sz="4" w:space="0"/>
+            </w:tcBorders>
+            <w:shd w:val="clear"/>
+            <w:vAlign w:val="center"/>
+          </w:tcPr>
+          <w:p>
+            <w:pPr>
+              <w:keepNext w:val="0"/>
+              <w:keepLines w:val="0"/>
+              <w:widowControl/>
+              <w:suppressLineNumbers w:val="0"/>
+              <w:spacing w:line="360" w:lineRule="auto"/>
+              <w:jc w:val="center"/>
+              <w:rPr>
+                <w:rFonts w:hint="default" w:ascii="Times New Roman" w:hAnsi="Times New Roman" w:cs="Times New Roman"/>
+                <w:sz w:val="24"/>
+                <w:szCs w:val="24"/>
+              </w:rPr>
+            </w:pPr>
+            <w:r>
+              <w:rPr>
+                <w:rFonts w:hint="default" w:ascii="Times New Roman" w:hAnsi="Times New Roman" w:eastAsia="SimSun" w:cs="Times New Roman"/>
+                <w:kern w:val="0"/>
+                <w:sz w:val="24"/>
+                <w:szCs w:val="24"/>
+                <w:lang w:val="en-US" w:eastAsia="zh-CN" w:bidi="ar"/>
+              </w:rPr>
+              <w:t>API-тестирование, мокирование сервисов</w:t>
+            </w:r>
+          </w:p>
+        </w:tc>
+      </w:tr>
+      <w:tr>
+        <w:tblPrEx>
+          <w:tblBorders>
+            <w:top w:val="none" w:color="auto" w:sz="0" w:space="0"/>
+            <w:left w:val="none" w:color="auto" w:sz="0" w:space="0"/>
+            <w:bottom w:val="none" w:color="auto" w:sz="0" w:space="0"/>
+            <w:right w:val="none" w:color="auto" w:sz="0" w:space="0"/>
+            <w:insideH w:val="none" w:color="auto" w:sz="0" w:space="0"/>
+            <w:insideV w:val="none" w:color="auto" w:sz="0" w:space="0"/>
+          </w:tblBorders>
+          <w:tblCellMar>
+            <w:top w:w="15" w:type="dxa"/>
+            <w:left w:w="15" w:type="dxa"/>
+            <w:bottom w:w="15" w:type="dxa"/>
+            <w:right w:w="15" w:type="dxa"/>
+          </w:tblCellMar>
+        </w:tblPrEx>
+        <w:trPr>
+          <w:tblCellSpacing w:w="15" w:type="dxa"/>
+        </w:trPr>
+        <w:tc>
+          <w:tcPr>
+            <w:tcW w:w="0" w:type="auto"/>
+            <w:tcBorders>
+              <w:top w:val="single" w:color="auto" w:sz="4" w:space="0"/>
+              <w:left w:val="single" w:color="auto" w:sz="4" w:space="0"/>
+              <w:bottom w:val="single" w:color="auto" w:sz="4" w:space="0"/>
+              <w:right w:val="single" w:color="auto" w:sz="4" w:space="0"/>
+            </w:tcBorders>
+            <w:shd w:val="clear"/>
+            <w:vAlign w:val="center"/>
+          </w:tcPr>
+          <w:p>
+            <w:pPr>
+              <w:keepNext w:val="0"/>
+              <w:keepLines w:val="0"/>
+              <w:widowControl/>
+              <w:suppressLineNumbers w:val="0"/>
+              <w:spacing w:line="360" w:lineRule="auto"/>
+              <w:jc w:val="center"/>
+              <w:rPr>
+                <w:rFonts w:hint="default" w:ascii="Times New Roman" w:hAnsi="Times New Roman" w:cs="Times New Roman"/>
+                <w:sz w:val="24"/>
+                <w:szCs w:val="24"/>
+              </w:rPr>
+            </w:pPr>
+            <w:r>
+              <w:rPr>
+                <w:rFonts w:hint="default" w:ascii="Times New Roman" w:hAnsi="Times New Roman" w:eastAsia="SimSun" w:cs="Times New Roman"/>
+                <w:kern w:val="0"/>
+                <w:sz w:val="24"/>
+                <w:szCs w:val="24"/>
+                <w:lang w:val="en-US" w:eastAsia="zh-CN" w:bidi="ar"/>
+              </w:rPr>
+              <w:t>Частые изменения UI</w:t>
+            </w:r>
+          </w:p>
+        </w:tc>
+        <w:tc>
+          <w:tcPr>
+            <w:tcW w:w="0" w:type="auto"/>
+            <w:tcBorders>
+              <w:top w:val="single" w:color="auto" w:sz="4" w:space="0"/>
+              <w:left w:val="single" w:color="auto" w:sz="4" w:space="0"/>
+              <w:bottom w:val="single" w:color="auto" w:sz="4" w:space="0"/>
+              <w:right w:val="single" w:color="auto" w:sz="4" w:space="0"/>
+            </w:tcBorders>
+            <w:shd w:val="clear"/>
+            <w:vAlign w:val="center"/>
+          </w:tcPr>
+          <w:p>
+            <w:pPr>
+              <w:keepNext w:val="0"/>
+              <w:keepLines w:val="0"/>
+              <w:widowControl/>
+              <w:suppressLineNumbers w:val="0"/>
+              <w:spacing w:line="360" w:lineRule="auto"/>
+              <w:jc w:val="center"/>
+              <w:rPr>
+                <w:rFonts w:hint="default" w:ascii="Times New Roman" w:hAnsi="Times New Roman" w:cs="Times New Roman"/>
+                <w:sz w:val="24"/>
+                <w:szCs w:val="24"/>
+              </w:rPr>
+            </w:pPr>
+            <w:r>
+              <w:rPr>
+                <w:rFonts w:hint="default" w:ascii="Times New Roman" w:hAnsi="Times New Roman" w:eastAsia="SimSun" w:cs="Times New Roman"/>
+                <w:kern w:val="0"/>
+                <w:sz w:val="24"/>
+                <w:szCs w:val="24"/>
+                <w:lang w:val="en-US" w:eastAsia="zh-CN" w:bidi="ar"/>
+              </w:rPr>
+              <w:t>Частые правки интерфейса</w:t>
+            </w:r>
+          </w:p>
+        </w:tc>
+        <w:tc>
+          <w:tcPr>
+            <w:tcW w:w="0" w:type="auto"/>
+            <w:tcBorders>
+              <w:top w:val="single" w:color="auto" w:sz="4" w:space="0"/>
+              <w:left w:val="single" w:color="auto" w:sz="4" w:space="0"/>
+              <w:bottom w:val="single" w:color="auto" w:sz="4" w:space="0"/>
+              <w:right w:val="single" w:color="auto" w:sz="4" w:space="0"/>
+            </w:tcBorders>
+            <w:shd w:val="clear"/>
+            <w:vAlign w:val="center"/>
+          </w:tcPr>
+          <w:p>
+            <w:pPr>
+              <w:keepNext w:val="0"/>
+              <w:keepLines w:val="0"/>
+              <w:widowControl/>
+              <w:suppressLineNumbers w:val="0"/>
+              <w:spacing w:line="360" w:lineRule="auto"/>
+              <w:jc w:val="center"/>
+              <w:rPr>
+                <w:rFonts w:hint="default" w:ascii="Times New Roman" w:hAnsi="Times New Roman" w:cs="Times New Roman"/>
+                <w:sz w:val="24"/>
+                <w:szCs w:val="24"/>
+              </w:rPr>
+            </w:pPr>
+            <w:r>
+              <w:rPr>
+                <w:rFonts w:hint="default" w:ascii="Times New Roman" w:hAnsi="Times New Roman" w:eastAsia="SimSun" w:cs="Times New Roman"/>
+                <w:kern w:val="0"/>
+                <w:sz w:val="24"/>
+                <w:szCs w:val="24"/>
+                <w:lang w:val="en-US" w:eastAsia="zh-CN" w:bidi="ar"/>
+              </w:rPr>
+              <w:t>Ломаются тесты, растёт стоимость поддержки</w:t>
+            </w:r>
+          </w:p>
+        </w:tc>
+        <w:tc>
+          <w:tcPr>
+            <w:tcW w:w="0" w:type="auto"/>
+            <w:tcBorders>
+              <w:top w:val="single" w:color="auto" w:sz="4" w:space="0"/>
+              <w:left w:val="single" w:color="auto" w:sz="4" w:space="0"/>
+              <w:bottom w:val="single" w:color="auto" w:sz="4" w:space="0"/>
+              <w:right w:val="single" w:color="auto" w:sz="4" w:space="0"/>
+            </w:tcBorders>
+            <w:shd w:val="clear"/>
+            <w:vAlign w:val="center"/>
+          </w:tcPr>
+          <w:p>
+            <w:pPr>
+              <w:keepNext w:val="0"/>
+              <w:keepLines w:val="0"/>
+              <w:widowControl/>
+              <w:suppressLineNumbers w:val="0"/>
+              <w:spacing w:line="360" w:lineRule="auto"/>
+              <w:jc w:val="center"/>
+              <w:rPr>
+                <w:rFonts w:hint="default" w:ascii="Times New Roman" w:hAnsi="Times New Roman" w:cs="Times New Roman"/>
+                <w:sz w:val="24"/>
+                <w:szCs w:val="24"/>
+              </w:rPr>
+            </w:pPr>
+            <w:r>
+              <w:rPr>
+                <w:rFonts w:hint="default" w:ascii="Times New Roman" w:hAnsi="Times New Roman" w:eastAsia="SimSun" w:cs="Times New Roman"/>
+                <w:kern w:val="0"/>
+                <w:sz w:val="24"/>
+                <w:szCs w:val="24"/>
+                <w:lang w:val="en-US" w:eastAsia="zh-CN" w:bidi="ar"/>
+              </w:rPr>
+              <w:t>Page Object Pattern, стабильные локаторы</w:t>
+            </w:r>
+          </w:p>
+        </w:tc>
+      </w:tr>
+      <w:tr>
+        <w:tblPrEx>
+          <w:tblBorders>
+            <w:top w:val="none" w:color="auto" w:sz="0" w:space="0"/>
+            <w:left w:val="none" w:color="auto" w:sz="0" w:space="0"/>
+            <w:bottom w:val="none" w:color="auto" w:sz="0" w:space="0"/>
+            <w:right w:val="none" w:color="auto" w:sz="0" w:space="0"/>
+            <w:insideH w:val="none" w:color="auto" w:sz="0" w:space="0"/>
+            <w:insideV w:val="none" w:color="auto" w:sz="0" w:space="0"/>
+          </w:tblBorders>
+          <w:tblCellMar>
+            <w:top w:w="15" w:type="dxa"/>
+            <w:left w:w="15" w:type="dxa"/>
+            <w:bottom w:w="15" w:type="dxa"/>
+            <w:right w:w="15" w:type="dxa"/>
+          </w:tblCellMar>
+        </w:tblPrEx>
+        <w:trPr>
+          <w:tblCellSpacing w:w="15" w:type="dxa"/>
+        </w:trPr>
+        <w:tc>
+          <w:tcPr>
+            <w:tcW w:w="0" w:type="auto"/>
+            <w:tcBorders>
+              <w:top w:val="single" w:color="auto" w:sz="4" w:space="0"/>
+              <w:left w:val="single" w:color="auto" w:sz="4" w:space="0"/>
+              <w:bottom w:val="single" w:color="auto" w:sz="4" w:space="0"/>
+              <w:right w:val="single" w:color="auto" w:sz="4" w:space="0"/>
+            </w:tcBorders>
+            <w:shd w:val="clear"/>
+            <w:vAlign w:val="center"/>
+          </w:tcPr>
+          <w:p>
+            <w:pPr>
+              <w:keepNext w:val="0"/>
+              <w:keepLines w:val="0"/>
+              <w:widowControl/>
+              <w:suppressLineNumbers w:val="0"/>
+              <w:spacing w:line="360" w:lineRule="auto"/>
+              <w:jc w:val="center"/>
+              <w:rPr>
+                <w:rFonts w:hint="default" w:ascii="Times New Roman" w:hAnsi="Times New Roman" w:cs="Times New Roman"/>
+                <w:sz w:val="24"/>
+                <w:szCs w:val="24"/>
+              </w:rPr>
+            </w:pPr>
+            <w:r>
+              <w:rPr>
+                <w:rFonts w:hint="default" w:ascii="Times New Roman" w:hAnsi="Times New Roman" w:eastAsia="SimSun" w:cs="Times New Roman"/>
+                <w:kern w:val="0"/>
+                <w:sz w:val="24"/>
+                <w:szCs w:val="24"/>
+                <w:lang w:val="en-US" w:eastAsia="zh-CN" w:bidi="ar"/>
+              </w:rPr>
+              <w:t>Сложность пользовательских сценариев</w:t>
+            </w:r>
+          </w:p>
+        </w:tc>
+        <w:tc>
+          <w:tcPr>
+            <w:tcW w:w="0" w:type="auto"/>
+            <w:tcBorders>
+              <w:top w:val="single" w:color="auto" w:sz="4" w:space="0"/>
+              <w:left w:val="single" w:color="auto" w:sz="4" w:space="0"/>
+              <w:bottom w:val="single" w:color="auto" w:sz="4" w:space="0"/>
+              <w:right w:val="single" w:color="auto" w:sz="4" w:space="0"/>
+            </w:tcBorders>
+            <w:shd w:val="clear"/>
+            <w:vAlign w:val="center"/>
+          </w:tcPr>
+          <w:p>
+            <w:pPr>
+              <w:keepNext w:val="0"/>
+              <w:keepLines w:val="0"/>
+              <w:widowControl/>
+              <w:suppressLineNumbers w:val="0"/>
+              <w:spacing w:line="360" w:lineRule="auto"/>
+              <w:jc w:val="center"/>
+              <w:rPr>
+                <w:rFonts w:hint="default" w:ascii="Times New Roman" w:hAnsi="Times New Roman" w:cs="Times New Roman"/>
+                <w:sz w:val="24"/>
+                <w:szCs w:val="24"/>
+              </w:rPr>
+            </w:pPr>
+            <w:r>
+              <w:rPr>
+                <w:rFonts w:hint="default" w:ascii="Times New Roman" w:hAnsi="Times New Roman" w:eastAsia="SimSun" w:cs="Times New Roman"/>
+                <w:kern w:val="0"/>
+                <w:sz w:val="24"/>
+                <w:szCs w:val="24"/>
+                <w:lang w:val="en-US" w:eastAsia="zh-CN" w:bidi="ar"/>
+              </w:rPr>
+              <w:t>Большое количество вариантов поведения</w:t>
+            </w:r>
+          </w:p>
+        </w:tc>
+        <w:tc>
+          <w:tcPr>
+            <w:tcW w:w="0" w:type="auto"/>
+            <w:tcBorders>
+              <w:top w:val="single" w:color="auto" w:sz="4" w:space="0"/>
+              <w:left w:val="single" w:color="auto" w:sz="4" w:space="0"/>
+              <w:bottom w:val="single" w:color="auto" w:sz="4" w:space="0"/>
+              <w:right w:val="single" w:color="auto" w:sz="4" w:space="0"/>
+            </w:tcBorders>
+            <w:shd w:val="clear"/>
+            <w:vAlign w:val="center"/>
+          </w:tcPr>
+          <w:p>
+            <w:pPr>
+              <w:keepNext w:val="0"/>
+              <w:keepLines w:val="0"/>
+              <w:widowControl/>
+              <w:suppressLineNumbers w:val="0"/>
+              <w:spacing w:line="360" w:lineRule="auto"/>
+              <w:jc w:val="center"/>
+              <w:rPr>
+                <w:rFonts w:hint="default" w:ascii="Times New Roman" w:hAnsi="Times New Roman" w:cs="Times New Roman"/>
+                <w:sz w:val="24"/>
+                <w:szCs w:val="24"/>
+              </w:rPr>
+            </w:pPr>
+            <w:r>
+              <w:rPr>
+                <w:rFonts w:hint="default" w:ascii="Times New Roman" w:hAnsi="Times New Roman" w:eastAsia="SimSun" w:cs="Times New Roman"/>
+                <w:kern w:val="0"/>
+                <w:sz w:val="24"/>
+                <w:szCs w:val="24"/>
+                <w:lang w:val="en-US" w:eastAsia="zh-CN" w:bidi="ar"/>
+              </w:rPr>
+              <w:t>Неполное покрытие тестами</w:t>
+            </w:r>
+          </w:p>
+        </w:tc>
+        <w:tc>
+          <w:tcPr>
+            <w:tcW w:w="0" w:type="auto"/>
+            <w:tcBorders>
+              <w:top w:val="single" w:color="auto" w:sz="4" w:space="0"/>
+              <w:left w:val="single" w:color="auto" w:sz="4" w:space="0"/>
+              <w:bottom w:val="single" w:color="auto" w:sz="4" w:space="0"/>
+              <w:right w:val="single" w:color="auto" w:sz="4" w:space="0"/>
+            </w:tcBorders>
+            <w:shd w:val="clear"/>
+            <w:vAlign w:val="center"/>
+          </w:tcPr>
+          <w:p>
+            <w:pPr>
+              <w:keepNext w:val="0"/>
+              <w:keepLines w:val="0"/>
+              <w:widowControl/>
+              <w:suppressLineNumbers w:val="0"/>
+              <w:spacing w:line="360" w:lineRule="auto"/>
+              <w:jc w:val="center"/>
+              <w:rPr>
+                <w:rFonts w:hint="default" w:ascii="Times New Roman" w:hAnsi="Times New Roman" w:cs="Times New Roman"/>
+                <w:sz w:val="24"/>
+                <w:szCs w:val="24"/>
+              </w:rPr>
+            </w:pPr>
+            <w:r>
+              <w:rPr>
+                <w:rFonts w:hint="default" w:ascii="Times New Roman" w:hAnsi="Times New Roman" w:eastAsia="SimSun" w:cs="Times New Roman"/>
+                <w:kern w:val="0"/>
+                <w:sz w:val="24"/>
+                <w:szCs w:val="24"/>
+                <w:lang w:val="en-US" w:eastAsia="zh-CN" w:bidi="ar"/>
+              </w:rPr>
+              <w:t>Приоритизация сценариев, риск-ориентированное тестирование</w:t>
+            </w:r>
+          </w:p>
+        </w:tc>
+      </w:tr>
+    </w:tbl>
+    <w:p>
+      <w:pPr>
+        <w:spacing w:line="360" w:lineRule="auto"/>
+        <w:jc w:val="both"/>
+        <w:rPr>
+          <w:rFonts w:hint="default" w:ascii="Times New Roman" w:hAnsi="Times New Roman" w:cs="Times New Roman"/>
+          <w:b w:val="0"/>
+          <w:bCs w:val="0"/>
+          <w:i w:val="0"/>
+          <w:iCs w:val="0"/>
+          <w:sz w:val="28"/>
+          <w:szCs w:val="28"/>
+          <w:lang w:val="ru-RU"/>
+        </w:rPr>
+      </w:pPr>
+    </w:p>
+    <w:p>
+      <w:pPr>
         <w:spacing w:line="360" w:lineRule="auto"/>
         <w:ind w:firstLine="708" w:firstLineChars="0"/>
         <w:jc w:val="both"/>
@@ -3562,22 +5046,7 @@
           <w:szCs w:val="28"/>
           <w:lang w:val="ru-RU"/>
         </w:rPr>
-        <w:t>Таким образом, тестирование веб-интерфейсов является неотъемлемой частью разработки веб-приложений и требует системного подхода, учитывающего специфику ошибок, проблемы кроссбраузерности, взаимосвязь с серверной логикой, влияние человеческого фактора и необходимость применения автоматизированных методов тест</w:t>
-      </w:r>
-      <w:bookmarkStart w:id="0" w:name="_GoBack"/>
-      <w:bookmarkEnd w:id="0"/>
-      <w:r>
-        <w:rPr>
-          <w:rFonts w:hint="default" w:ascii="Times New Roman" w:hAnsi="Times New Roman" w:cs="Times New Roman"/>
-          <w:b w:val="0"/>
-          <w:bCs w:val="0"/>
-          <w:i w:val="0"/>
-          <w:iCs w:val="0"/>
-          <w:sz w:val="28"/>
-          <w:szCs w:val="28"/>
-          <w:lang w:val="ru-RU"/>
-        </w:rPr>
-        <w:t>ирования.</w:t>
+        <w:t>Таким образом, тестирование веб-интерфейсов является неотъемлемой частью разработки веб-приложений и требует системного подхода, учитывающего специфику ошибок, проблемы кроссбраузерности, взаимосвязь с серверной логикой, влияние человеческого фактора и необходимость применения автоматизированных методов тестирования.</w:t>
       </w:r>
     </w:p>
     <w:p>
@@ -4240,27 +5709,60 @@
           <w:numId w:val="0"/>
         </w:numPr>
         <w:spacing w:after="160" w:line="360" w:lineRule="auto"/>
-        <w:ind w:firstLine="708" w:firstLineChars="0"/>
-        <w:jc w:val="both"/>
-        <w:rPr>
-          <w:rFonts w:hint="default" w:ascii="Times New Roman" w:hAnsi="Times New Roman"/>
-          <w:b w:val="0"/>
-          <w:bCs w:val="0"/>
-          <w:sz w:val="28"/>
-          <w:szCs w:val="28"/>
-          <w:lang w:val="ru-RU"/>
-        </w:rPr>
-      </w:pPr>
-      <w:r>
-        <w:rPr>
-          <w:rFonts w:hint="default" w:ascii="Times New Roman" w:hAnsi="Times New Roman"/>
-          <w:b w:val="0"/>
-          <w:bCs w:val="0"/>
-          <w:sz w:val="28"/>
-          <w:szCs w:val="28"/>
-          <w:lang w:val="ru-RU"/>
-        </w:rPr>
-        <w:t>Модульные автотесты предназначены для проверки отдельных компонентов или методов программы в изоляции от остальных частей системы. Такие тесты позволяют выявлять ошибки на ранних этапах разработки, обеспечивая корректность работы базовой логики приложения. Модульные автотесты отличаются высокой скоростью выполнения и простотой поддержки, что делает их важной частью процесса разработки.</w:t>
+        <w:jc w:val="both"/>
+        <w:rPr>
+          <w:rFonts w:ascii="SimSun" w:hAnsi="SimSun" w:eastAsia="SimSun" w:cs="SimSun"/>
+          <w:sz w:val="24"/>
+          <w:szCs w:val="24"/>
+        </w:rPr>
+      </w:pPr>
+      <w:r>
+        <w:rPr>
+          <w:rFonts w:ascii="SimSun" w:hAnsi="SimSun" w:eastAsia="SimSun" w:cs="SimSun"/>
+          <w:sz w:val="24"/>
+          <w:szCs w:val="24"/>
+        </w:rPr>
+        <w:drawing>
+          <wp:inline distT="0" distB="0" distL="114300" distR="114300">
+            <wp:extent cx="5925820" cy="4444365"/>
+            <wp:effectExtent l="0" t="0" r="17780" b="13335"/>
+            <wp:docPr id="6" name="Изображение 5" descr="IMG_256"/>
+            <wp:cNvGraphicFramePr>
+              <a:graphicFrameLocks xmlns:a="http://schemas.openxmlformats.org/drawingml/2006/main" noChangeAspect="1"/>
+            </wp:cNvGraphicFramePr>
+            <a:graphic xmlns:a="http://schemas.openxmlformats.org/drawingml/2006/main">
+              <a:graphicData uri="http://schemas.openxmlformats.org/drawingml/2006/picture">
+                <pic:pic xmlns:pic="http://schemas.openxmlformats.org/drawingml/2006/picture">
+                  <pic:nvPicPr>
+                    <pic:cNvPr id="6" name="Изображение 5" descr="IMG_256"/>
+                    <pic:cNvPicPr>
+                      <a:picLocks noChangeAspect="1"/>
+                    </pic:cNvPicPr>
+                  </pic:nvPicPr>
+                  <pic:blipFill>
+                    <a:blip r:embed="rId10"/>
+                    <a:stretch>
+                      <a:fillRect/>
+                    </a:stretch>
+                  </pic:blipFill>
+                  <pic:spPr>
+                    <a:xfrm>
+                      <a:off x="0" y="0"/>
+                      <a:ext cx="5925820" cy="4444365"/>
+                    </a:xfrm>
+                    <a:prstGeom prst="rect">
+                      <a:avLst/>
+                    </a:prstGeom>
+                    <a:noFill/>
+                    <a:ln w="9525">
+                      <a:noFill/>
+                    </a:ln>
+                  </pic:spPr>
+                </pic:pic>
+              </a:graphicData>
+            </a:graphic>
+          </wp:inline>
+        </w:drawing>
       </w:r>
     </w:p>
     <w:p>
@@ -4270,27 +5772,22 @@
           <w:numId w:val="0"/>
         </w:numPr>
         <w:spacing w:after="160" w:line="360" w:lineRule="auto"/>
-        <w:ind w:firstLine="708" w:firstLineChars="0"/>
-        <w:jc w:val="both"/>
-        <w:rPr>
-          <w:rFonts w:hint="default" w:ascii="Times New Roman" w:hAnsi="Times New Roman"/>
-          <w:b w:val="0"/>
-          <w:bCs w:val="0"/>
-          <w:sz w:val="28"/>
-          <w:szCs w:val="28"/>
-          <w:lang w:val="ru-RU"/>
-        </w:rPr>
-      </w:pPr>
-      <w:r>
-        <w:rPr>
-          <w:rFonts w:hint="default" w:ascii="Times New Roman" w:hAnsi="Times New Roman"/>
-          <w:b w:val="0"/>
-          <w:bCs w:val="0"/>
-          <w:sz w:val="28"/>
-          <w:szCs w:val="28"/>
-          <w:lang w:val="ru-RU"/>
-        </w:rPr>
-        <w:t>Интеграционные автотесты направлены на проверку корректности взаимодействия между несколькими модулями или компонентами системы. В рамках интеграционного тестирования проверяется обмен данными между слоями приложения, взаимодействие с базами данных и внешними сервисами. Эти тесты позволяют выявлять ошибки, которые невозможно обнаружить на уровне отдельных модулей.</w:t>
+        <w:jc w:val="center"/>
+        <w:rPr>
+          <w:rFonts w:hint="default" w:ascii="Times New Roman" w:hAnsi="Times New Roman" w:eastAsia="SimSun" w:cs="Times New Roman"/>
+          <w:sz w:val="28"/>
+          <w:szCs w:val="28"/>
+          <w:lang w:val="ru-RU"/>
+        </w:rPr>
+      </w:pPr>
+      <w:r>
+        <w:rPr>
+          <w:rFonts w:hint="default" w:ascii="Times New Roman" w:hAnsi="Times New Roman" w:eastAsia="SimSun" w:cs="Times New Roman"/>
+          <w:sz w:val="28"/>
+          <w:szCs w:val="28"/>
+          <w:lang w:val="ru-RU"/>
+        </w:rPr>
+        <w:t>Рисунок 1.2.1. Пирамида тестирования.</w:t>
       </w:r>
     </w:p>
     <w:p>
@@ -4320,7 +5817,7 @@
           <w:szCs w:val="28"/>
           <w:lang w:val="ru-RU"/>
         </w:rPr>
-        <w:t>UI-автотесты ориентированы на проверку пользовательского интерфейса веб-приложения. Они имитируют действия реального пользователя, такие как навигация по страницам, ввод данных в формы и выполнение пользовательских сценариев. UI-автотесты позволяют убедиться в корректной работе интерфейса, однако требуют значительных ресурсов на разработку и поддержку, поскольку чувствительны к изменениям в структуре и дизайне интерфейса.</w:t>
+        <w:t>Модульные автотесты предназначены для проверки отдельных компонентов или методов программы в изоляции от остальных частей системы. Такие тесты позволяют выявлять ошибки на ранних этапах разработки, обеспечивая корректность работы базовой логики приложения. Модульные автотесты отличаются высокой скоростью выполнения и простотой поддержки, что делает их важной частью процесса разработки.</w:t>
       </w:r>
     </w:p>
     <w:p>
@@ -4350,7 +5847,7 @@
           <w:szCs w:val="28"/>
           <w:lang w:val="ru-RU"/>
         </w:rPr>
-        <w:t>API-автотесты используются для проверки серверной части приложения и взаимодействия через программные интерфейсы. Такие тесты позволяют проверить корректность обработки запросов, структуру ответов, работу механизмов авторизации и обработку ошибок. API-тестирование является важным этапом обеспечения стабильности backend-компонентов и часто выполняется независимо от пользовательского интерфейса.</w:t>
+        <w:t>Интеграционные автотесты направлены на проверку корректности взаимодействия между несколькими модулями или компонентами системы. В рамках интеграционного тестирования проверяется обмен данными между слоями приложения, взаимодействие с базами данных и внешними сервисами. Эти тесты позволяют выявлять ошибки, которые невозможно обнаружить на уровне отдельных модулей.</w:t>
       </w:r>
     </w:p>
     <w:p>
@@ -4380,7 +5877,7 @@
           <w:szCs w:val="28"/>
           <w:lang w:val="ru-RU"/>
         </w:rPr>
-        <w:t>End-to-end тестирование направлено на проверку полной цепочки работы системы от пользовательского интерфейса до серверной части и базы данных. End-to-end автотесты моделируют реальные пользовательские сценарии и позволяют убедиться, что все компоненты системы корректно взаимодействуют между собой. Несмотря на высокую ценность таких тестов, они обладают высокой стоимостью разработки и исполнения, поэтому применяются выборочно для проверки ключевых бизнес-сценариев.</w:t>
+        <w:t>UI-автотесты ориентированы на проверку пользовательского интерфейса веб-приложения. Они имитируют действия реального пользователя, такие как навигация по страницам, ввод данных в формы и выполнение пользовательских сценариев. UI-автотесты позволяют убедиться в корректной работе интерфейса, однако требуют значительных ресурсов на разработку и поддержку, поскольку чувствительны к изменениям в структуре и дизайне интерфейса.</w:t>
       </w:r>
     </w:p>
     <w:p>
@@ -4410,7 +5907,7 @@
           <w:szCs w:val="28"/>
           <w:lang w:val="ru-RU"/>
         </w:rPr>
-        <w:t>Таким образом, использование различных видов автоматизированного тестирования позволяет обеспечить комплексную проверку программного продукта на всех уровнях его архитектуры и повысить общее качество и надёжность веб-приложений.</w:t>
+        <w:t>API-автотесты используются для проверки серверной части приложения и взаимодействия через программные интерфейсы. Такие тесты позволяют проверить корректность обработки запросов, структуру ответов, работу механизмов авторизации и обработку ошибок. API-тестирование является важным этапом обеспечения стабильности backend-компонентов и часто выполняется независимо от пользовательского интерфейса.</w:t>
       </w:r>
     </w:p>
     <w:p>
@@ -4431,6 +5928,17 @@
           <w:lang w:val="ru-RU"/>
         </w:rPr>
       </w:pPr>
+      <w:r>
+        <w:rPr>
+          <w:rFonts w:hint="default" w:ascii="Times New Roman" w:hAnsi="Times New Roman"/>
+          <w:b w:val="0"/>
+          <w:bCs w:val="0"/>
+          <w:sz w:val="28"/>
+          <w:szCs w:val="28"/>
+          <w:lang w:val="ru-RU"/>
+        </w:rPr>
+        <w:t>End-to-end тестирование направлено на проверку полной цепочки работы системы от пользовательского интерфейса до серверной части и базы данных. End-to-end автотесты моделируют реальные пользовательские сценарии и позволяют убедиться, что все компоненты системы корректно взаимодействуют между собой. Несмотря на высокую ценность таких тестов, они обладают высокой стоимостью разработки и исполнения, поэтому применяются выборочно для проверки ключевых бизнес-сценариев.</w:t>
+      </w:r>
     </w:p>
     <w:p>
       <w:pPr>
@@ -4443,6 +5951,55 @@
         <w:jc w:val="both"/>
         <w:rPr>
           <w:rFonts w:hint="default" w:ascii="Times New Roman" w:hAnsi="Times New Roman"/>
+          <w:b w:val="0"/>
+          <w:bCs w:val="0"/>
+          <w:sz w:val="28"/>
+          <w:szCs w:val="28"/>
+          <w:lang w:val="ru-RU"/>
+        </w:rPr>
+      </w:pPr>
+      <w:r>
+        <w:rPr>
+          <w:rFonts w:hint="default" w:ascii="Times New Roman" w:hAnsi="Times New Roman"/>
+          <w:b w:val="0"/>
+          <w:bCs w:val="0"/>
+          <w:sz w:val="28"/>
+          <w:szCs w:val="28"/>
+          <w:lang w:val="ru-RU"/>
+        </w:rPr>
+        <w:t>Таким образом, использование различных видов автоматизированного тестирования позволяет обеспечить комплексную проверку программного продукта на всех уровнях его архитектуры и повысить общее качество и надёжность веб-приложений.</w:t>
+      </w:r>
+    </w:p>
+    <w:p>
+      <w:pPr>
+        <w:numPr>
+          <w:ilvl w:val="0"/>
+          <w:numId w:val="0"/>
+        </w:numPr>
+        <w:spacing w:after="160" w:line="360" w:lineRule="auto"/>
+        <w:ind w:firstLine="708" w:firstLineChars="0"/>
+        <w:jc w:val="both"/>
+        <w:rPr>
+          <w:rFonts w:hint="default" w:ascii="Times New Roman" w:hAnsi="Times New Roman"/>
+          <w:b w:val="0"/>
+          <w:bCs w:val="0"/>
+          <w:sz w:val="28"/>
+          <w:szCs w:val="28"/>
+          <w:lang w:val="ru-RU"/>
+        </w:rPr>
+      </w:pPr>
+    </w:p>
+    <w:p>
+      <w:pPr>
+        <w:numPr>
+          <w:ilvl w:val="0"/>
+          <w:numId w:val="0"/>
+        </w:numPr>
+        <w:spacing w:after="160" w:line="360" w:lineRule="auto"/>
+        <w:ind w:firstLine="708" w:firstLineChars="0"/>
+        <w:jc w:val="both"/>
+        <w:rPr>
+          <w:rFonts w:hint="default" w:ascii="Times New Roman" w:hAnsi="Times New Roman"/>
           <w:b/>
           <w:bCs/>
           <w:sz w:val="28"/>
@@ -4648,30 +6205,1478 @@
           <w:ilvl w:val="0"/>
           <w:numId w:val="0"/>
         </w:numPr>
+        <w:wordWrap w:val="0"/>
         <w:spacing w:after="160" w:line="360" w:lineRule="auto"/>
         <w:ind w:firstLine="708" w:firstLineChars="0"/>
-        <w:jc w:val="both"/>
-        <w:rPr>
-          <w:rFonts w:hint="default" w:ascii="Times New Roman" w:hAnsi="Times New Roman"/>
-          <w:b w:val="0"/>
-          <w:bCs w:val="0"/>
-          <w:sz w:val="28"/>
-          <w:szCs w:val="28"/>
-          <w:lang w:val="ru-RU"/>
-        </w:rPr>
-      </w:pPr>
-      <w:r>
-        <w:rPr>
-          <w:rFonts w:hint="default" w:ascii="Times New Roman" w:hAnsi="Times New Roman"/>
-          <w:b w:val="0"/>
-          <w:bCs w:val="0"/>
-          <w:sz w:val="28"/>
-          <w:szCs w:val="28"/>
-          <w:lang w:val="ru-RU"/>
-        </w:rPr>
-        <w:t>Таким образом, использование современных средств автоматизированного тестирования позволяет выстроить эффективную и масштабируемую систему контроля качества веб-приложений, интегрированную в процесс разработки и сопровождения программного обеспечения.</w:t>
-      </w:r>
-    </w:p>
+        <w:jc w:val="right"/>
+        <w:rPr>
+          <w:rFonts w:hint="default" w:ascii="Times New Roman" w:hAnsi="Times New Roman"/>
+          <w:b w:val="0"/>
+          <w:bCs w:val="0"/>
+          <w:sz w:val="28"/>
+          <w:szCs w:val="28"/>
+          <w:lang w:val="ru-RU"/>
+        </w:rPr>
+      </w:pPr>
+      <w:r>
+        <w:rPr>
+          <w:rFonts w:hint="default" w:ascii="Times New Roman" w:hAnsi="Times New Roman"/>
+          <w:b w:val="0"/>
+          <w:bCs w:val="0"/>
+          <w:sz w:val="28"/>
+          <w:szCs w:val="28"/>
+          <w:lang w:val="ru-RU"/>
+        </w:rPr>
+        <w:t>Таблица 1.2.1. Средства автоматизированного тестирования.</w:t>
+      </w:r>
+    </w:p>
+    <w:tbl>
+      <w:tblPr>
+        <w:tblW w:w="0" w:type="auto"/>
+        <w:jc w:val="center"/>
+        <w:tblCellSpacing w:w="15" w:type="dxa"/>
+        <w:tblBorders>
+          <w:top w:val="single" w:color="auto" w:sz="4" w:space="0"/>
+          <w:left w:val="single" w:color="auto" w:sz="4" w:space="0"/>
+          <w:bottom w:val="single" w:color="auto" w:sz="4" w:space="0"/>
+          <w:right w:val="single" w:color="auto" w:sz="4" w:space="0"/>
+          <w:insideH w:val="single" w:color="auto" w:sz="4" w:space="0"/>
+          <w:insideV w:val="single" w:color="auto" w:sz="4" w:space="0"/>
+        </w:tblBorders>
+        <w:shd w:val="clear"/>
+        <w:tblLayout w:type="autofit"/>
+        <w:tblCellMar>
+          <w:top w:w="15" w:type="dxa"/>
+          <w:left w:w="15" w:type="dxa"/>
+          <w:bottom w:w="15" w:type="dxa"/>
+          <w:right w:w="15" w:type="dxa"/>
+        </w:tblCellMar>
+      </w:tblPr>
+      <w:tblGrid>
+        <w:gridCol w:w="1697"/>
+        <w:gridCol w:w="1884"/>
+        <w:gridCol w:w="1773"/>
+        <w:gridCol w:w="2336"/>
+        <w:gridCol w:w="1775"/>
+      </w:tblGrid>
+      <w:tr>
+        <w:tblPrEx>
+          <w:tblBorders>
+            <w:top w:val="single" w:color="auto" w:sz="4" w:space="0"/>
+            <w:left w:val="single" w:color="auto" w:sz="4" w:space="0"/>
+            <w:bottom w:val="single" w:color="auto" w:sz="4" w:space="0"/>
+            <w:right w:val="single" w:color="auto" w:sz="4" w:space="0"/>
+            <w:insideH w:val="single" w:color="auto" w:sz="4" w:space="0"/>
+            <w:insideV w:val="single" w:color="auto" w:sz="4" w:space="0"/>
+          </w:tblBorders>
+          <w:shd w:val="clear"/>
+          <w:tblCellMar>
+            <w:top w:w="15" w:type="dxa"/>
+            <w:left w:w="15" w:type="dxa"/>
+            <w:bottom w:w="15" w:type="dxa"/>
+            <w:right w:w="15" w:type="dxa"/>
+          </w:tblCellMar>
+        </w:tblPrEx>
+        <w:trPr>
+          <w:tblHeader/>
+          <w:tblCellSpacing w:w="15" w:type="dxa"/>
+          <w:jc w:val="center"/>
+        </w:trPr>
+        <w:tc>
+          <w:tcPr>
+            <w:tcW w:w="0" w:type="auto"/>
+            <w:shd w:val="clear"/>
+            <w:vAlign w:val="center"/>
+          </w:tcPr>
+          <w:p>
+            <w:pPr>
+              <w:numPr>
+                <w:ilvl w:val="0"/>
+                <w:numId w:val="0"/>
+              </w:numPr>
+              <w:spacing w:after="160" w:line="360" w:lineRule="auto"/>
+              <w:jc w:val="center"/>
+              <w:rPr>
+                <w:rFonts w:hint="default" w:ascii="Times New Roman" w:hAnsi="Times New Roman"/>
+                <w:b/>
+                <w:bCs/>
+                <w:sz w:val="28"/>
+                <w:szCs w:val="28"/>
+                <w:lang w:val="ru-RU"/>
+              </w:rPr>
+            </w:pPr>
+            <w:r>
+              <w:rPr>
+                <w:rFonts w:hint="default" w:ascii="Times New Roman" w:hAnsi="Times New Roman"/>
+                <w:b/>
+                <w:bCs/>
+                <w:sz w:val="28"/>
+                <w:szCs w:val="28"/>
+                <w:lang w:val="ru-RU" w:eastAsia="zh-CN"/>
+              </w:rPr>
+              <w:t>Инструмент</w:t>
+            </w:r>
+          </w:p>
+        </w:tc>
+        <w:tc>
+          <w:tcPr>
+            <w:tcW w:w="0" w:type="auto"/>
+            <w:shd w:val="clear"/>
+            <w:vAlign w:val="center"/>
+          </w:tcPr>
+          <w:p>
+            <w:pPr>
+              <w:numPr>
+                <w:ilvl w:val="0"/>
+                <w:numId w:val="0"/>
+              </w:numPr>
+              <w:spacing w:after="160" w:line="360" w:lineRule="auto"/>
+              <w:jc w:val="center"/>
+              <w:rPr>
+                <w:rFonts w:hint="default" w:ascii="Times New Roman" w:hAnsi="Times New Roman"/>
+                <w:b/>
+                <w:bCs/>
+                <w:sz w:val="28"/>
+                <w:szCs w:val="28"/>
+                <w:lang w:val="ru-RU"/>
+              </w:rPr>
+            </w:pPr>
+            <w:r>
+              <w:rPr>
+                <w:rFonts w:hint="default" w:ascii="Times New Roman" w:hAnsi="Times New Roman"/>
+                <w:b/>
+                <w:bCs/>
+                <w:sz w:val="28"/>
+                <w:szCs w:val="28"/>
+                <w:lang w:val="ru-RU" w:eastAsia="zh-CN"/>
+              </w:rPr>
+              <w:t>Тип тестирования</w:t>
+            </w:r>
+          </w:p>
+        </w:tc>
+        <w:tc>
+          <w:tcPr>
+            <w:tcW w:w="0" w:type="auto"/>
+            <w:shd w:val="clear"/>
+            <w:vAlign w:val="center"/>
+          </w:tcPr>
+          <w:p>
+            <w:pPr>
+              <w:numPr>
+                <w:ilvl w:val="0"/>
+                <w:numId w:val="0"/>
+              </w:numPr>
+              <w:spacing w:after="160" w:line="360" w:lineRule="auto"/>
+              <w:jc w:val="center"/>
+              <w:rPr>
+                <w:rFonts w:hint="default" w:ascii="Times New Roman" w:hAnsi="Times New Roman"/>
+                <w:b/>
+                <w:bCs/>
+                <w:sz w:val="28"/>
+                <w:szCs w:val="28"/>
+                <w:lang w:val="ru-RU"/>
+              </w:rPr>
+            </w:pPr>
+            <w:r>
+              <w:rPr>
+                <w:rFonts w:hint="default" w:ascii="Times New Roman" w:hAnsi="Times New Roman"/>
+                <w:b/>
+                <w:bCs/>
+                <w:sz w:val="28"/>
+                <w:szCs w:val="28"/>
+                <w:lang w:val="ru-RU" w:eastAsia="zh-CN"/>
+              </w:rPr>
+              <w:t>Основное назначение</w:t>
+            </w:r>
+          </w:p>
+        </w:tc>
+        <w:tc>
+          <w:tcPr>
+            <w:tcW w:w="0" w:type="auto"/>
+            <w:shd w:val="clear"/>
+            <w:vAlign w:val="center"/>
+          </w:tcPr>
+          <w:p>
+            <w:pPr>
+              <w:numPr>
+                <w:ilvl w:val="0"/>
+                <w:numId w:val="0"/>
+              </w:numPr>
+              <w:spacing w:after="160" w:line="360" w:lineRule="auto"/>
+              <w:jc w:val="center"/>
+              <w:rPr>
+                <w:rFonts w:hint="default" w:ascii="Times New Roman" w:hAnsi="Times New Roman"/>
+                <w:b/>
+                <w:bCs/>
+                <w:sz w:val="28"/>
+                <w:szCs w:val="28"/>
+                <w:lang w:val="ru-RU"/>
+              </w:rPr>
+            </w:pPr>
+            <w:r>
+              <w:rPr>
+                <w:rFonts w:hint="default" w:ascii="Times New Roman" w:hAnsi="Times New Roman"/>
+                <w:b/>
+                <w:bCs/>
+                <w:sz w:val="28"/>
+                <w:szCs w:val="28"/>
+                <w:lang w:val="ru-RU" w:eastAsia="zh-CN"/>
+              </w:rPr>
+              <w:t>Преимущества</w:t>
+            </w:r>
+          </w:p>
+        </w:tc>
+        <w:tc>
+          <w:tcPr>
+            <w:tcW w:w="0" w:type="auto"/>
+            <w:shd w:val="clear"/>
+            <w:vAlign w:val="center"/>
+          </w:tcPr>
+          <w:p>
+            <w:pPr>
+              <w:numPr>
+                <w:ilvl w:val="0"/>
+                <w:numId w:val="0"/>
+              </w:numPr>
+              <w:spacing w:after="160" w:line="360" w:lineRule="auto"/>
+              <w:jc w:val="center"/>
+              <w:rPr>
+                <w:rFonts w:hint="default" w:ascii="Times New Roman" w:hAnsi="Times New Roman"/>
+                <w:b/>
+                <w:bCs/>
+                <w:sz w:val="28"/>
+                <w:szCs w:val="28"/>
+                <w:lang w:val="ru-RU"/>
+              </w:rPr>
+            </w:pPr>
+            <w:r>
+              <w:rPr>
+                <w:rFonts w:hint="default" w:ascii="Times New Roman" w:hAnsi="Times New Roman"/>
+                <w:b/>
+                <w:bCs/>
+                <w:sz w:val="28"/>
+                <w:szCs w:val="28"/>
+                <w:lang w:val="ru-RU" w:eastAsia="zh-CN"/>
+              </w:rPr>
+              <w:t>Область применения</w:t>
+            </w:r>
+          </w:p>
+        </w:tc>
+      </w:tr>
+      <w:tr>
+        <w:tblPrEx>
+          <w:tblBorders>
+            <w:top w:val="single" w:color="auto" w:sz="4" w:space="0"/>
+            <w:left w:val="single" w:color="auto" w:sz="4" w:space="0"/>
+            <w:bottom w:val="single" w:color="auto" w:sz="4" w:space="0"/>
+            <w:right w:val="single" w:color="auto" w:sz="4" w:space="0"/>
+            <w:insideH w:val="single" w:color="auto" w:sz="4" w:space="0"/>
+            <w:insideV w:val="single" w:color="auto" w:sz="4" w:space="0"/>
+          </w:tblBorders>
+          <w:tblCellMar>
+            <w:top w:w="15" w:type="dxa"/>
+            <w:left w:w="15" w:type="dxa"/>
+            <w:bottom w:w="15" w:type="dxa"/>
+            <w:right w:w="15" w:type="dxa"/>
+          </w:tblCellMar>
+        </w:tblPrEx>
+        <w:trPr>
+          <w:tblCellSpacing w:w="15" w:type="dxa"/>
+          <w:jc w:val="center"/>
+        </w:trPr>
+        <w:tc>
+          <w:tcPr>
+            <w:tcW w:w="0" w:type="auto"/>
+            <w:shd w:val="clear"/>
+            <w:vAlign w:val="center"/>
+          </w:tcPr>
+          <w:p>
+            <w:pPr>
+              <w:numPr>
+                <w:ilvl w:val="0"/>
+                <w:numId w:val="0"/>
+              </w:numPr>
+              <w:spacing w:after="160" w:line="360" w:lineRule="auto"/>
+              <w:jc w:val="center"/>
+              <w:rPr>
+                <w:rFonts w:hint="default" w:ascii="Times New Roman" w:hAnsi="Times New Roman"/>
+                <w:b w:val="0"/>
+                <w:bCs w:val="0"/>
+                <w:sz w:val="24"/>
+                <w:szCs w:val="24"/>
+                <w:lang w:val="ru-RU"/>
+              </w:rPr>
+            </w:pPr>
+            <w:r>
+              <w:rPr>
+                <w:rFonts w:hint="default" w:ascii="Times New Roman" w:hAnsi="Times New Roman"/>
+                <w:b w:val="0"/>
+                <w:bCs w:val="0"/>
+                <w:sz w:val="24"/>
+                <w:szCs w:val="24"/>
+                <w:lang w:val="ru-RU" w:eastAsia="zh-CN"/>
+              </w:rPr>
+              <w:t>Selenium</w:t>
+            </w:r>
+          </w:p>
+        </w:tc>
+        <w:tc>
+          <w:tcPr>
+            <w:tcW w:w="0" w:type="auto"/>
+            <w:shd w:val="clear"/>
+            <w:vAlign w:val="center"/>
+          </w:tcPr>
+          <w:p>
+            <w:pPr>
+              <w:numPr>
+                <w:ilvl w:val="0"/>
+                <w:numId w:val="0"/>
+              </w:numPr>
+              <w:spacing w:after="160" w:line="360" w:lineRule="auto"/>
+              <w:jc w:val="center"/>
+              <w:rPr>
+                <w:rFonts w:hint="default" w:ascii="Times New Roman" w:hAnsi="Times New Roman"/>
+                <w:b w:val="0"/>
+                <w:bCs w:val="0"/>
+                <w:sz w:val="24"/>
+                <w:szCs w:val="24"/>
+                <w:lang w:val="ru-RU"/>
+              </w:rPr>
+            </w:pPr>
+            <w:r>
+              <w:rPr>
+                <w:rFonts w:hint="default" w:ascii="Times New Roman" w:hAnsi="Times New Roman"/>
+                <w:b w:val="0"/>
+                <w:bCs w:val="0"/>
+                <w:sz w:val="24"/>
+                <w:szCs w:val="24"/>
+                <w:lang w:val="ru-RU" w:eastAsia="zh-CN"/>
+              </w:rPr>
+              <w:t>UI-тестирование</w:t>
+            </w:r>
+          </w:p>
+        </w:tc>
+        <w:tc>
+          <w:tcPr>
+            <w:tcW w:w="0" w:type="auto"/>
+            <w:shd w:val="clear"/>
+            <w:vAlign w:val="center"/>
+          </w:tcPr>
+          <w:p>
+            <w:pPr>
+              <w:numPr>
+                <w:ilvl w:val="0"/>
+                <w:numId w:val="0"/>
+              </w:numPr>
+              <w:spacing w:after="160" w:line="360" w:lineRule="auto"/>
+              <w:jc w:val="center"/>
+              <w:rPr>
+                <w:rFonts w:hint="default" w:ascii="Times New Roman" w:hAnsi="Times New Roman"/>
+                <w:b w:val="0"/>
+                <w:bCs w:val="0"/>
+                <w:sz w:val="24"/>
+                <w:szCs w:val="24"/>
+                <w:lang w:val="ru-RU"/>
+              </w:rPr>
+            </w:pPr>
+            <w:r>
+              <w:rPr>
+                <w:rFonts w:hint="default" w:ascii="Times New Roman" w:hAnsi="Times New Roman"/>
+                <w:b w:val="0"/>
+                <w:bCs w:val="0"/>
+                <w:sz w:val="24"/>
+                <w:szCs w:val="24"/>
+                <w:lang w:val="ru-RU" w:eastAsia="zh-CN"/>
+              </w:rPr>
+              <w:t>Автоматизация действий пользователя в браузере</w:t>
+            </w:r>
+          </w:p>
+        </w:tc>
+        <w:tc>
+          <w:tcPr>
+            <w:tcW w:w="0" w:type="auto"/>
+            <w:shd w:val="clear"/>
+            <w:vAlign w:val="center"/>
+          </w:tcPr>
+          <w:p>
+            <w:pPr>
+              <w:numPr>
+                <w:ilvl w:val="0"/>
+                <w:numId w:val="0"/>
+              </w:numPr>
+              <w:spacing w:after="160" w:line="360" w:lineRule="auto"/>
+              <w:jc w:val="center"/>
+              <w:rPr>
+                <w:rFonts w:hint="default" w:ascii="Times New Roman" w:hAnsi="Times New Roman"/>
+                <w:b w:val="0"/>
+                <w:bCs w:val="0"/>
+                <w:sz w:val="24"/>
+                <w:szCs w:val="24"/>
+                <w:lang w:val="ru-RU"/>
+              </w:rPr>
+            </w:pPr>
+            <w:r>
+              <w:rPr>
+                <w:rFonts w:hint="default" w:ascii="Times New Roman" w:hAnsi="Times New Roman"/>
+                <w:b w:val="0"/>
+                <w:bCs w:val="0"/>
+                <w:sz w:val="24"/>
+                <w:szCs w:val="24"/>
+                <w:lang w:val="ru-RU" w:eastAsia="zh-CN"/>
+              </w:rPr>
+              <w:t>Кроссбраузерность, поддержка многих языков</w:t>
+            </w:r>
+          </w:p>
+        </w:tc>
+        <w:tc>
+          <w:tcPr>
+            <w:tcW w:w="0" w:type="auto"/>
+            <w:shd w:val="clear"/>
+            <w:vAlign w:val="center"/>
+          </w:tcPr>
+          <w:p>
+            <w:pPr>
+              <w:numPr>
+                <w:ilvl w:val="0"/>
+                <w:numId w:val="0"/>
+              </w:numPr>
+              <w:spacing w:after="160" w:line="360" w:lineRule="auto"/>
+              <w:jc w:val="center"/>
+              <w:rPr>
+                <w:rFonts w:hint="default" w:ascii="Times New Roman" w:hAnsi="Times New Roman"/>
+                <w:b w:val="0"/>
+                <w:bCs w:val="0"/>
+                <w:sz w:val="24"/>
+                <w:szCs w:val="24"/>
+                <w:lang w:val="ru-RU"/>
+              </w:rPr>
+            </w:pPr>
+            <w:r>
+              <w:rPr>
+                <w:rFonts w:hint="default" w:ascii="Times New Roman" w:hAnsi="Times New Roman"/>
+                <w:b w:val="0"/>
+                <w:bCs w:val="0"/>
+                <w:sz w:val="24"/>
+                <w:szCs w:val="24"/>
+                <w:lang w:val="ru-RU" w:eastAsia="zh-CN"/>
+              </w:rPr>
+              <w:t>Тестирование веб-интерфейсов</w:t>
+            </w:r>
+          </w:p>
+        </w:tc>
+      </w:tr>
+      <w:tr>
+        <w:tblPrEx>
+          <w:tblBorders>
+            <w:top w:val="single" w:color="auto" w:sz="4" w:space="0"/>
+            <w:left w:val="single" w:color="auto" w:sz="4" w:space="0"/>
+            <w:bottom w:val="single" w:color="auto" w:sz="4" w:space="0"/>
+            <w:right w:val="single" w:color="auto" w:sz="4" w:space="0"/>
+            <w:insideH w:val="single" w:color="auto" w:sz="4" w:space="0"/>
+            <w:insideV w:val="single" w:color="auto" w:sz="4" w:space="0"/>
+          </w:tblBorders>
+          <w:tblCellMar>
+            <w:top w:w="15" w:type="dxa"/>
+            <w:left w:w="15" w:type="dxa"/>
+            <w:bottom w:w="15" w:type="dxa"/>
+            <w:right w:w="15" w:type="dxa"/>
+          </w:tblCellMar>
+        </w:tblPrEx>
+        <w:trPr>
+          <w:tblCellSpacing w:w="15" w:type="dxa"/>
+          <w:jc w:val="center"/>
+        </w:trPr>
+        <w:tc>
+          <w:tcPr>
+            <w:tcW w:w="0" w:type="auto"/>
+            <w:shd w:val="clear"/>
+            <w:vAlign w:val="center"/>
+          </w:tcPr>
+          <w:p>
+            <w:pPr>
+              <w:numPr>
+                <w:ilvl w:val="0"/>
+                <w:numId w:val="0"/>
+              </w:numPr>
+              <w:spacing w:after="160" w:line="360" w:lineRule="auto"/>
+              <w:jc w:val="center"/>
+              <w:rPr>
+                <w:rFonts w:hint="default" w:ascii="Times New Roman" w:hAnsi="Times New Roman"/>
+                <w:b w:val="0"/>
+                <w:bCs w:val="0"/>
+                <w:sz w:val="24"/>
+                <w:szCs w:val="24"/>
+                <w:lang w:val="ru-RU"/>
+              </w:rPr>
+            </w:pPr>
+            <w:r>
+              <w:rPr>
+                <w:rFonts w:hint="default" w:ascii="Times New Roman" w:hAnsi="Times New Roman"/>
+                <w:b w:val="0"/>
+                <w:bCs w:val="0"/>
+                <w:sz w:val="24"/>
+                <w:szCs w:val="24"/>
+                <w:lang w:val="ru-RU" w:eastAsia="zh-CN"/>
+              </w:rPr>
+              <w:t>JUnit</w:t>
+            </w:r>
+          </w:p>
+        </w:tc>
+        <w:tc>
+          <w:tcPr>
+            <w:tcW w:w="0" w:type="auto"/>
+            <w:shd w:val="clear"/>
+            <w:vAlign w:val="center"/>
+          </w:tcPr>
+          <w:p>
+            <w:pPr>
+              <w:numPr>
+                <w:ilvl w:val="0"/>
+                <w:numId w:val="0"/>
+              </w:numPr>
+              <w:spacing w:after="160" w:line="360" w:lineRule="auto"/>
+              <w:jc w:val="center"/>
+              <w:rPr>
+                <w:rFonts w:hint="default" w:ascii="Times New Roman" w:hAnsi="Times New Roman"/>
+                <w:b w:val="0"/>
+                <w:bCs w:val="0"/>
+                <w:sz w:val="24"/>
+                <w:szCs w:val="24"/>
+                <w:lang w:val="ru-RU"/>
+              </w:rPr>
+            </w:pPr>
+            <w:r>
+              <w:rPr>
+                <w:rFonts w:hint="default" w:ascii="Times New Roman" w:hAnsi="Times New Roman"/>
+                <w:b w:val="0"/>
+                <w:bCs w:val="0"/>
+                <w:sz w:val="24"/>
+                <w:szCs w:val="24"/>
+                <w:lang w:val="ru-RU" w:eastAsia="zh-CN"/>
+              </w:rPr>
+              <w:t>Модульное тестирование</w:t>
+            </w:r>
+          </w:p>
+        </w:tc>
+        <w:tc>
+          <w:tcPr>
+            <w:tcW w:w="0" w:type="auto"/>
+            <w:shd w:val="clear"/>
+            <w:vAlign w:val="center"/>
+          </w:tcPr>
+          <w:p>
+            <w:pPr>
+              <w:numPr>
+                <w:ilvl w:val="0"/>
+                <w:numId w:val="0"/>
+              </w:numPr>
+              <w:spacing w:after="160" w:line="360" w:lineRule="auto"/>
+              <w:jc w:val="center"/>
+              <w:rPr>
+                <w:rFonts w:hint="default" w:ascii="Times New Roman" w:hAnsi="Times New Roman"/>
+                <w:b w:val="0"/>
+                <w:bCs w:val="0"/>
+                <w:sz w:val="24"/>
+                <w:szCs w:val="24"/>
+                <w:lang w:val="ru-RU"/>
+              </w:rPr>
+            </w:pPr>
+            <w:r>
+              <w:rPr>
+                <w:rFonts w:hint="default" w:ascii="Times New Roman" w:hAnsi="Times New Roman"/>
+                <w:b w:val="0"/>
+                <w:bCs w:val="0"/>
+                <w:sz w:val="24"/>
+                <w:szCs w:val="24"/>
+                <w:lang w:val="ru-RU" w:eastAsia="zh-CN"/>
+              </w:rPr>
+              <w:t>Организация и запуск тестов</w:t>
+            </w:r>
+          </w:p>
+        </w:tc>
+        <w:tc>
+          <w:tcPr>
+            <w:tcW w:w="0" w:type="auto"/>
+            <w:shd w:val="clear"/>
+            <w:vAlign w:val="center"/>
+          </w:tcPr>
+          <w:p>
+            <w:pPr>
+              <w:numPr>
+                <w:ilvl w:val="0"/>
+                <w:numId w:val="0"/>
+              </w:numPr>
+              <w:spacing w:after="160" w:line="360" w:lineRule="auto"/>
+              <w:jc w:val="center"/>
+              <w:rPr>
+                <w:rFonts w:hint="default" w:ascii="Times New Roman" w:hAnsi="Times New Roman"/>
+                <w:b w:val="0"/>
+                <w:bCs w:val="0"/>
+                <w:sz w:val="24"/>
+                <w:szCs w:val="24"/>
+                <w:lang w:val="ru-RU"/>
+              </w:rPr>
+            </w:pPr>
+            <w:r>
+              <w:rPr>
+                <w:rFonts w:hint="default" w:ascii="Times New Roman" w:hAnsi="Times New Roman"/>
+                <w:b w:val="0"/>
+                <w:bCs w:val="0"/>
+                <w:sz w:val="24"/>
+                <w:szCs w:val="24"/>
+                <w:lang w:val="ru-RU" w:eastAsia="zh-CN"/>
+              </w:rPr>
+              <w:t>Простота интеграции, распространённость</w:t>
+            </w:r>
+          </w:p>
+        </w:tc>
+        <w:tc>
+          <w:tcPr>
+            <w:tcW w:w="0" w:type="auto"/>
+            <w:shd w:val="clear"/>
+            <w:vAlign w:val="center"/>
+          </w:tcPr>
+          <w:p>
+            <w:pPr>
+              <w:numPr>
+                <w:ilvl w:val="0"/>
+                <w:numId w:val="0"/>
+              </w:numPr>
+              <w:spacing w:after="160" w:line="360" w:lineRule="auto"/>
+              <w:jc w:val="center"/>
+              <w:rPr>
+                <w:rFonts w:hint="default" w:ascii="Times New Roman" w:hAnsi="Times New Roman"/>
+                <w:b w:val="0"/>
+                <w:bCs w:val="0"/>
+                <w:sz w:val="24"/>
+                <w:szCs w:val="24"/>
+                <w:lang w:val="ru-RU"/>
+              </w:rPr>
+            </w:pPr>
+            <w:r>
+              <w:rPr>
+                <w:rFonts w:hint="default" w:ascii="Times New Roman" w:hAnsi="Times New Roman"/>
+                <w:b w:val="0"/>
+                <w:bCs w:val="0"/>
+                <w:sz w:val="24"/>
+                <w:szCs w:val="24"/>
+                <w:lang w:val="ru-RU" w:eastAsia="zh-CN"/>
+              </w:rPr>
+              <w:t>Backend-логика, unit-тесты</w:t>
+            </w:r>
+          </w:p>
+        </w:tc>
+      </w:tr>
+      <w:tr>
+        <w:tblPrEx>
+          <w:tblBorders>
+            <w:top w:val="single" w:color="auto" w:sz="4" w:space="0"/>
+            <w:left w:val="single" w:color="auto" w:sz="4" w:space="0"/>
+            <w:bottom w:val="single" w:color="auto" w:sz="4" w:space="0"/>
+            <w:right w:val="single" w:color="auto" w:sz="4" w:space="0"/>
+            <w:insideH w:val="single" w:color="auto" w:sz="4" w:space="0"/>
+            <w:insideV w:val="single" w:color="auto" w:sz="4" w:space="0"/>
+          </w:tblBorders>
+          <w:tblCellMar>
+            <w:top w:w="15" w:type="dxa"/>
+            <w:left w:w="15" w:type="dxa"/>
+            <w:bottom w:w="15" w:type="dxa"/>
+            <w:right w:w="15" w:type="dxa"/>
+          </w:tblCellMar>
+        </w:tblPrEx>
+        <w:trPr>
+          <w:tblCellSpacing w:w="15" w:type="dxa"/>
+          <w:jc w:val="center"/>
+        </w:trPr>
+        <w:tc>
+          <w:tcPr>
+            <w:tcW w:w="0" w:type="auto"/>
+            <w:shd w:val="clear"/>
+            <w:vAlign w:val="center"/>
+          </w:tcPr>
+          <w:p>
+            <w:pPr>
+              <w:numPr>
+                <w:ilvl w:val="0"/>
+                <w:numId w:val="0"/>
+              </w:numPr>
+              <w:spacing w:after="160" w:line="360" w:lineRule="auto"/>
+              <w:jc w:val="center"/>
+              <w:rPr>
+                <w:rFonts w:hint="default" w:ascii="Times New Roman" w:hAnsi="Times New Roman"/>
+                <w:b w:val="0"/>
+                <w:bCs w:val="0"/>
+                <w:sz w:val="24"/>
+                <w:szCs w:val="24"/>
+                <w:lang w:val="ru-RU"/>
+              </w:rPr>
+            </w:pPr>
+            <w:r>
+              <w:rPr>
+                <w:rFonts w:hint="default" w:ascii="Times New Roman" w:hAnsi="Times New Roman"/>
+                <w:b w:val="0"/>
+                <w:bCs w:val="0"/>
+                <w:sz w:val="24"/>
+                <w:szCs w:val="24"/>
+                <w:lang w:val="ru-RU" w:eastAsia="zh-CN"/>
+              </w:rPr>
+              <w:t>TestNG</w:t>
+            </w:r>
+          </w:p>
+        </w:tc>
+        <w:tc>
+          <w:tcPr>
+            <w:tcW w:w="0" w:type="auto"/>
+            <w:shd w:val="clear"/>
+            <w:vAlign w:val="center"/>
+          </w:tcPr>
+          <w:p>
+            <w:pPr>
+              <w:numPr>
+                <w:ilvl w:val="0"/>
+                <w:numId w:val="0"/>
+              </w:numPr>
+              <w:spacing w:after="160" w:line="360" w:lineRule="auto"/>
+              <w:jc w:val="center"/>
+              <w:rPr>
+                <w:rFonts w:hint="default" w:ascii="Times New Roman" w:hAnsi="Times New Roman"/>
+                <w:b w:val="0"/>
+                <w:bCs w:val="0"/>
+                <w:sz w:val="24"/>
+                <w:szCs w:val="24"/>
+                <w:lang w:val="ru-RU"/>
+              </w:rPr>
+            </w:pPr>
+            <w:r>
+              <w:rPr>
+                <w:rFonts w:hint="default" w:ascii="Times New Roman" w:hAnsi="Times New Roman"/>
+                <w:b w:val="0"/>
+                <w:bCs w:val="0"/>
+                <w:sz w:val="24"/>
+                <w:szCs w:val="24"/>
+                <w:lang w:val="ru-RU" w:eastAsia="zh-CN"/>
+              </w:rPr>
+              <w:t>Модульное тестирование</w:t>
+            </w:r>
+          </w:p>
+        </w:tc>
+        <w:tc>
+          <w:tcPr>
+            <w:tcW w:w="0" w:type="auto"/>
+            <w:shd w:val="clear"/>
+            <w:vAlign w:val="center"/>
+          </w:tcPr>
+          <w:p>
+            <w:pPr>
+              <w:numPr>
+                <w:ilvl w:val="0"/>
+                <w:numId w:val="0"/>
+              </w:numPr>
+              <w:spacing w:after="160" w:line="360" w:lineRule="auto"/>
+              <w:jc w:val="center"/>
+              <w:rPr>
+                <w:rFonts w:hint="default" w:ascii="Times New Roman" w:hAnsi="Times New Roman"/>
+                <w:b w:val="0"/>
+                <w:bCs w:val="0"/>
+                <w:sz w:val="24"/>
+                <w:szCs w:val="24"/>
+                <w:lang w:val="ru-RU"/>
+              </w:rPr>
+            </w:pPr>
+            <w:r>
+              <w:rPr>
+                <w:rFonts w:hint="default" w:ascii="Times New Roman" w:hAnsi="Times New Roman"/>
+                <w:b w:val="0"/>
+                <w:bCs w:val="0"/>
+                <w:sz w:val="24"/>
+                <w:szCs w:val="24"/>
+                <w:lang w:val="ru-RU" w:eastAsia="zh-CN"/>
+              </w:rPr>
+              <w:t>Управление тестовыми наборами</w:t>
+            </w:r>
+          </w:p>
+        </w:tc>
+        <w:tc>
+          <w:tcPr>
+            <w:tcW w:w="0" w:type="auto"/>
+            <w:shd w:val="clear"/>
+            <w:vAlign w:val="center"/>
+          </w:tcPr>
+          <w:p>
+            <w:pPr>
+              <w:numPr>
+                <w:ilvl w:val="0"/>
+                <w:numId w:val="0"/>
+              </w:numPr>
+              <w:spacing w:after="160" w:line="360" w:lineRule="auto"/>
+              <w:jc w:val="center"/>
+              <w:rPr>
+                <w:rFonts w:hint="default" w:ascii="Times New Roman" w:hAnsi="Times New Roman"/>
+                <w:b w:val="0"/>
+                <w:bCs w:val="0"/>
+                <w:sz w:val="24"/>
+                <w:szCs w:val="24"/>
+                <w:lang w:val="ru-RU"/>
+              </w:rPr>
+            </w:pPr>
+            <w:r>
+              <w:rPr>
+                <w:rFonts w:hint="default" w:ascii="Times New Roman" w:hAnsi="Times New Roman"/>
+                <w:b w:val="0"/>
+                <w:bCs w:val="0"/>
+                <w:sz w:val="24"/>
+                <w:szCs w:val="24"/>
+                <w:lang w:val="ru-RU" w:eastAsia="zh-CN"/>
+              </w:rPr>
+              <w:t>Гибкая конфигурация, отчётность</w:t>
+            </w:r>
+          </w:p>
+        </w:tc>
+        <w:tc>
+          <w:tcPr>
+            <w:tcW w:w="0" w:type="auto"/>
+            <w:shd w:val="clear"/>
+            <w:vAlign w:val="center"/>
+          </w:tcPr>
+          <w:p>
+            <w:pPr>
+              <w:numPr>
+                <w:ilvl w:val="0"/>
+                <w:numId w:val="0"/>
+              </w:numPr>
+              <w:spacing w:after="160" w:line="360" w:lineRule="auto"/>
+              <w:jc w:val="center"/>
+              <w:rPr>
+                <w:rFonts w:hint="default" w:ascii="Times New Roman" w:hAnsi="Times New Roman"/>
+                <w:b w:val="0"/>
+                <w:bCs w:val="0"/>
+                <w:sz w:val="24"/>
+                <w:szCs w:val="24"/>
+                <w:lang w:val="ru-RU"/>
+              </w:rPr>
+            </w:pPr>
+            <w:r>
+              <w:rPr>
+                <w:rFonts w:hint="default" w:ascii="Times New Roman" w:hAnsi="Times New Roman"/>
+                <w:b w:val="0"/>
+                <w:bCs w:val="0"/>
+                <w:sz w:val="24"/>
+                <w:szCs w:val="24"/>
+                <w:lang w:val="ru-RU" w:eastAsia="zh-CN"/>
+              </w:rPr>
+              <w:t>Комплексные тестовые сценарии</w:t>
+            </w:r>
+          </w:p>
+        </w:tc>
+      </w:tr>
+      <w:tr>
+        <w:tblPrEx>
+          <w:tblBorders>
+            <w:top w:val="single" w:color="auto" w:sz="4" w:space="0"/>
+            <w:left w:val="single" w:color="auto" w:sz="4" w:space="0"/>
+            <w:bottom w:val="single" w:color="auto" w:sz="4" w:space="0"/>
+            <w:right w:val="single" w:color="auto" w:sz="4" w:space="0"/>
+            <w:insideH w:val="single" w:color="auto" w:sz="4" w:space="0"/>
+            <w:insideV w:val="single" w:color="auto" w:sz="4" w:space="0"/>
+          </w:tblBorders>
+          <w:tblCellMar>
+            <w:top w:w="15" w:type="dxa"/>
+            <w:left w:w="15" w:type="dxa"/>
+            <w:bottom w:w="15" w:type="dxa"/>
+            <w:right w:w="15" w:type="dxa"/>
+          </w:tblCellMar>
+        </w:tblPrEx>
+        <w:trPr>
+          <w:tblCellSpacing w:w="15" w:type="dxa"/>
+          <w:jc w:val="center"/>
+        </w:trPr>
+        <w:tc>
+          <w:tcPr>
+            <w:tcW w:w="0" w:type="auto"/>
+            <w:shd w:val="clear"/>
+            <w:vAlign w:val="center"/>
+          </w:tcPr>
+          <w:p>
+            <w:pPr>
+              <w:numPr>
+                <w:ilvl w:val="0"/>
+                <w:numId w:val="0"/>
+              </w:numPr>
+              <w:spacing w:after="160" w:line="360" w:lineRule="auto"/>
+              <w:jc w:val="center"/>
+              <w:rPr>
+                <w:rFonts w:hint="default" w:ascii="Times New Roman" w:hAnsi="Times New Roman"/>
+                <w:b w:val="0"/>
+                <w:bCs w:val="0"/>
+                <w:sz w:val="24"/>
+                <w:szCs w:val="24"/>
+                <w:lang w:val="ru-RU"/>
+              </w:rPr>
+            </w:pPr>
+            <w:r>
+              <w:rPr>
+                <w:rFonts w:hint="default" w:ascii="Times New Roman" w:hAnsi="Times New Roman"/>
+                <w:b w:val="0"/>
+                <w:bCs w:val="0"/>
+                <w:sz w:val="24"/>
+                <w:szCs w:val="24"/>
+                <w:lang w:val="ru-RU" w:eastAsia="zh-CN"/>
+              </w:rPr>
+              <w:t>API-тест инструменты</w:t>
+            </w:r>
+          </w:p>
+        </w:tc>
+        <w:tc>
+          <w:tcPr>
+            <w:tcW w:w="0" w:type="auto"/>
+            <w:shd w:val="clear"/>
+            <w:vAlign w:val="center"/>
+          </w:tcPr>
+          <w:p>
+            <w:pPr>
+              <w:numPr>
+                <w:ilvl w:val="0"/>
+                <w:numId w:val="0"/>
+              </w:numPr>
+              <w:spacing w:after="160" w:line="360" w:lineRule="auto"/>
+              <w:jc w:val="center"/>
+              <w:rPr>
+                <w:rFonts w:hint="default" w:ascii="Times New Roman" w:hAnsi="Times New Roman"/>
+                <w:b w:val="0"/>
+                <w:bCs w:val="0"/>
+                <w:sz w:val="24"/>
+                <w:szCs w:val="24"/>
+                <w:lang w:val="ru-RU"/>
+              </w:rPr>
+            </w:pPr>
+            <w:r>
+              <w:rPr>
+                <w:rFonts w:hint="default" w:ascii="Times New Roman" w:hAnsi="Times New Roman"/>
+                <w:b w:val="0"/>
+                <w:bCs w:val="0"/>
+                <w:sz w:val="24"/>
+                <w:szCs w:val="24"/>
+                <w:lang w:val="ru-RU" w:eastAsia="zh-CN"/>
+              </w:rPr>
+              <w:t>API-тестирование</w:t>
+            </w:r>
+          </w:p>
+        </w:tc>
+        <w:tc>
+          <w:tcPr>
+            <w:tcW w:w="0" w:type="auto"/>
+            <w:shd w:val="clear"/>
+            <w:vAlign w:val="center"/>
+          </w:tcPr>
+          <w:p>
+            <w:pPr>
+              <w:numPr>
+                <w:ilvl w:val="0"/>
+                <w:numId w:val="0"/>
+              </w:numPr>
+              <w:spacing w:after="160" w:line="360" w:lineRule="auto"/>
+              <w:jc w:val="center"/>
+              <w:rPr>
+                <w:rFonts w:hint="default" w:ascii="Times New Roman" w:hAnsi="Times New Roman"/>
+                <w:b w:val="0"/>
+                <w:bCs w:val="0"/>
+                <w:sz w:val="24"/>
+                <w:szCs w:val="24"/>
+                <w:lang w:val="ru-RU"/>
+              </w:rPr>
+            </w:pPr>
+            <w:r>
+              <w:rPr>
+                <w:rFonts w:hint="default" w:ascii="Times New Roman" w:hAnsi="Times New Roman"/>
+                <w:b w:val="0"/>
+                <w:bCs w:val="0"/>
+                <w:sz w:val="24"/>
+                <w:szCs w:val="24"/>
+                <w:lang w:val="ru-RU" w:eastAsia="zh-CN"/>
+              </w:rPr>
+              <w:t>Проверка HTTP-запросов и ответов</w:t>
+            </w:r>
+          </w:p>
+        </w:tc>
+        <w:tc>
+          <w:tcPr>
+            <w:tcW w:w="0" w:type="auto"/>
+            <w:shd w:val="clear"/>
+            <w:vAlign w:val="center"/>
+          </w:tcPr>
+          <w:p>
+            <w:pPr>
+              <w:numPr>
+                <w:ilvl w:val="0"/>
+                <w:numId w:val="0"/>
+              </w:numPr>
+              <w:spacing w:after="160" w:line="360" w:lineRule="auto"/>
+              <w:jc w:val="center"/>
+              <w:rPr>
+                <w:rFonts w:hint="default" w:ascii="Times New Roman" w:hAnsi="Times New Roman"/>
+                <w:b w:val="0"/>
+                <w:bCs w:val="0"/>
+                <w:sz w:val="24"/>
+                <w:szCs w:val="24"/>
+                <w:lang w:val="ru-RU"/>
+              </w:rPr>
+            </w:pPr>
+            <w:r>
+              <w:rPr>
+                <w:rFonts w:hint="default" w:ascii="Times New Roman" w:hAnsi="Times New Roman"/>
+                <w:b w:val="0"/>
+                <w:bCs w:val="0"/>
+                <w:sz w:val="24"/>
+                <w:szCs w:val="24"/>
+                <w:lang w:val="ru-RU" w:eastAsia="zh-CN"/>
+              </w:rPr>
+              <w:t>Быстрое выявление ошибок бизнес-логики</w:t>
+            </w:r>
+          </w:p>
+        </w:tc>
+        <w:tc>
+          <w:tcPr>
+            <w:tcW w:w="0" w:type="auto"/>
+            <w:shd w:val="clear"/>
+            <w:vAlign w:val="center"/>
+          </w:tcPr>
+          <w:p>
+            <w:pPr>
+              <w:numPr>
+                <w:ilvl w:val="0"/>
+                <w:numId w:val="0"/>
+              </w:numPr>
+              <w:spacing w:after="160" w:line="360" w:lineRule="auto"/>
+              <w:jc w:val="center"/>
+              <w:rPr>
+                <w:rFonts w:hint="default" w:ascii="Times New Roman" w:hAnsi="Times New Roman"/>
+                <w:b w:val="0"/>
+                <w:bCs w:val="0"/>
+                <w:sz w:val="24"/>
+                <w:szCs w:val="24"/>
+                <w:lang w:val="ru-RU"/>
+              </w:rPr>
+            </w:pPr>
+            <w:r>
+              <w:rPr>
+                <w:rFonts w:hint="default" w:ascii="Times New Roman" w:hAnsi="Times New Roman"/>
+                <w:b w:val="0"/>
+                <w:bCs w:val="0"/>
+                <w:sz w:val="24"/>
+                <w:szCs w:val="24"/>
+                <w:lang w:val="ru-RU" w:eastAsia="zh-CN"/>
+              </w:rPr>
+              <w:t>Проверка backend без UI</w:t>
+            </w:r>
+          </w:p>
+        </w:tc>
+      </w:tr>
+      <w:tr>
+        <w:tblPrEx>
+          <w:tblBorders>
+            <w:top w:val="single" w:color="auto" w:sz="4" w:space="0"/>
+            <w:left w:val="single" w:color="auto" w:sz="4" w:space="0"/>
+            <w:bottom w:val="single" w:color="auto" w:sz="4" w:space="0"/>
+            <w:right w:val="single" w:color="auto" w:sz="4" w:space="0"/>
+            <w:insideH w:val="single" w:color="auto" w:sz="4" w:space="0"/>
+            <w:insideV w:val="single" w:color="auto" w:sz="4" w:space="0"/>
+          </w:tblBorders>
+          <w:shd w:val="clear"/>
+          <w:tblCellMar>
+            <w:top w:w="15" w:type="dxa"/>
+            <w:left w:w="15" w:type="dxa"/>
+            <w:bottom w:w="15" w:type="dxa"/>
+            <w:right w:w="15" w:type="dxa"/>
+          </w:tblCellMar>
+        </w:tblPrEx>
+        <w:trPr>
+          <w:tblCellSpacing w:w="15" w:type="dxa"/>
+          <w:jc w:val="center"/>
+        </w:trPr>
+        <w:tc>
+          <w:tcPr>
+            <w:tcW w:w="0" w:type="auto"/>
+            <w:shd w:val="clear"/>
+            <w:vAlign w:val="center"/>
+          </w:tcPr>
+          <w:p>
+            <w:pPr>
+              <w:numPr>
+                <w:ilvl w:val="0"/>
+                <w:numId w:val="0"/>
+              </w:numPr>
+              <w:spacing w:after="160" w:line="360" w:lineRule="auto"/>
+              <w:jc w:val="center"/>
+              <w:rPr>
+                <w:rFonts w:hint="default" w:ascii="Times New Roman" w:hAnsi="Times New Roman"/>
+                <w:b w:val="0"/>
+                <w:bCs w:val="0"/>
+                <w:sz w:val="24"/>
+                <w:szCs w:val="24"/>
+                <w:lang w:val="ru-RU"/>
+              </w:rPr>
+            </w:pPr>
+            <w:r>
+              <w:rPr>
+                <w:rFonts w:hint="default" w:ascii="Times New Roman" w:hAnsi="Times New Roman"/>
+                <w:b w:val="0"/>
+                <w:bCs w:val="0"/>
+                <w:sz w:val="24"/>
+                <w:szCs w:val="24"/>
+                <w:lang w:val="ru-RU" w:eastAsia="zh-CN"/>
+              </w:rPr>
+              <w:t>Jenkins</w:t>
+            </w:r>
+          </w:p>
+        </w:tc>
+        <w:tc>
+          <w:tcPr>
+            <w:tcW w:w="0" w:type="auto"/>
+            <w:shd w:val="clear"/>
+            <w:vAlign w:val="center"/>
+          </w:tcPr>
+          <w:p>
+            <w:pPr>
+              <w:numPr>
+                <w:ilvl w:val="0"/>
+                <w:numId w:val="0"/>
+              </w:numPr>
+              <w:spacing w:after="160" w:line="360" w:lineRule="auto"/>
+              <w:jc w:val="center"/>
+              <w:rPr>
+                <w:rFonts w:hint="default" w:ascii="Times New Roman" w:hAnsi="Times New Roman"/>
+                <w:b w:val="0"/>
+                <w:bCs w:val="0"/>
+                <w:sz w:val="24"/>
+                <w:szCs w:val="24"/>
+                <w:lang w:val="ru-RU"/>
+              </w:rPr>
+            </w:pPr>
+            <w:r>
+              <w:rPr>
+                <w:rFonts w:hint="default" w:ascii="Times New Roman" w:hAnsi="Times New Roman"/>
+                <w:b w:val="0"/>
+                <w:bCs w:val="0"/>
+                <w:sz w:val="24"/>
+                <w:szCs w:val="24"/>
+                <w:lang w:val="ru-RU" w:eastAsia="zh-CN"/>
+              </w:rPr>
+              <w:t>CI/CD</w:t>
+            </w:r>
+          </w:p>
+        </w:tc>
+        <w:tc>
+          <w:tcPr>
+            <w:tcW w:w="0" w:type="auto"/>
+            <w:shd w:val="clear"/>
+            <w:vAlign w:val="center"/>
+          </w:tcPr>
+          <w:p>
+            <w:pPr>
+              <w:numPr>
+                <w:ilvl w:val="0"/>
+                <w:numId w:val="0"/>
+              </w:numPr>
+              <w:spacing w:after="160" w:line="360" w:lineRule="auto"/>
+              <w:jc w:val="center"/>
+              <w:rPr>
+                <w:rFonts w:hint="default" w:ascii="Times New Roman" w:hAnsi="Times New Roman"/>
+                <w:b w:val="0"/>
+                <w:bCs w:val="0"/>
+                <w:sz w:val="24"/>
+                <w:szCs w:val="24"/>
+                <w:lang w:val="ru-RU"/>
+              </w:rPr>
+            </w:pPr>
+            <w:r>
+              <w:rPr>
+                <w:rFonts w:hint="default" w:ascii="Times New Roman" w:hAnsi="Times New Roman"/>
+                <w:b w:val="0"/>
+                <w:bCs w:val="0"/>
+                <w:sz w:val="24"/>
+                <w:szCs w:val="24"/>
+                <w:lang w:val="ru-RU" w:eastAsia="zh-CN"/>
+              </w:rPr>
+              <w:t>Автоматизация сборки и запуска тестов</w:t>
+            </w:r>
+          </w:p>
+        </w:tc>
+        <w:tc>
+          <w:tcPr>
+            <w:tcW w:w="0" w:type="auto"/>
+            <w:shd w:val="clear"/>
+            <w:vAlign w:val="center"/>
+          </w:tcPr>
+          <w:p>
+            <w:pPr>
+              <w:numPr>
+                <w:ilvl w:val="0"/>
+                <w:numId w:val="0"/>
+              </w:numPr>
+              <w:spacing w:after="160" w:line="360" w:lineRule="auto"/>
+              <w:jc w:val="center"/>
+              <w:rPr>
+                <w:rFonts w:hint="default" w:ascii="Times New Roman" w:hAnsi="Times New Roman"/>
+                <w:b w:val="0"/>
+                <w:bCs w:val="0"/>
+                <w:sz w:val="24"/>
+                <w:szCs w:val="24"/>
+                <w:lang w:val="ru-RU"/>
+              </w:rPr>
+            </w:pPr>
+            <w:r>
+              <w:rPr>
+                <w:rFonts w:hint="default" w:ascii="Times New Roman" w:hAnsi="Times New Roman"/>
+                <w:b w:val="0"/>
+                <w:bCs w:val="0"/>
+                <w:sz w:val="24"/>
+                <w:szCs w:val="24"/>
+                <w:lang w:val="ru-RU" w:eastAsia="zh-CN"/>
+              </w:rPr>
+              <w:t>Автоматизация процессов разработки</w:t>
+            </w:r>
+          </w:p>
+        </w:tc>
+        <w:tc>
+          <w:tcPr>
+            <w:tcW w:w="0" w:type="auto"/>
+            <w:shd w:val="clear"/>
+            <w:vAlign w:val="center"/>
+          </w:tcPr>
+          <w:p>
+            <w:pPr>
+              <w:numPr>
+                <w:ilvl w:val="0"/>
+                <w:numId w:val="0"/>
+              </w:numPr>
+              <w:spacing w:after="160" w:line="360" w:lineRule="auto"/>
+              <w:jc w:val="center"/>
+              <w:rPr>
+                <w:rFonts w:hint="default" w:ascii="Times New Roman" w:hAnsi="Times New Roman"/>
+                <w:b w:val="0"/>
+                <w:bCs w:val="0"/>
+                <w:sz w:val="24"/>
+                <w:szCs w:val="24"/>
+                <w:lang w:val="ru-RU"/>
+              </w:rPr>
+            </w:pPr>
+            <w:r>
+              <w:rPr>
+                <w:rFonts w:hint="default" w:ascii="Times New Roman" w:hAnsi="Times New Roman"/>
+                <w:b w:val="0"/>
+                <w:bCs w:val="0"/>
+                <w:sz w:val="24"/>
+                <w:szCs w:val="24"/>
+                <w:lang w:val="ru-RU" w:eastAsia="zh-CN"/>
+              </w:rPr>
+              <w:t>Непрерывная интеграция</w:t>
+            </w:r>
+          </w:p>
+        </w:tc>
+      </w:tr>
+      <w:tr>
+        <w:tblPrEx>
+          <w:tblBorders>
+            <w:top w:val="single" w:color="auto" w:sz="4" w:space="0"/>
+            <w:left w:val="single" w:color="auto" w:sz="4" w:space="0"/>
+            <w:bottom w:val="single" w:color="auto" w:sz="4" w:space="0"/>
+            <w:right w:val="single" w:color="auto" w:sz="4" w:space="0"/>
+            <w:insideH w:val="single" w:color="auto" w:sz="4" w:space="0"/>
+            <w:insideV w:val="single" w:color="auto" w:sz="4" w:space="0"/>
+          </w:tblBorders>
+          <w:tblCellMar>
+            <w:top w:w="15" w:type="dxa"/>
+            <w:left w:w="15" w:type="dxa"/>
+            <w:bottom w:w="15" w:type="dxa"/>
+            <w:right w:w="15" w:type="dxa"/>
+          </w:tblCellMar>
+        </w:tblPrEx>
+        <w:trPr>
+          <w:tblCellSpacing w:w="15" w:type="dxa"/>
+          <w:jc w:val="center"/>
+        </w:trPr>
+        <w:tc>
+          <w:tcPr>
+            <w:tcW w:w="0" w:type="auto"/>
+            <w:shd w:val="clear"/>
+            <w:vAlign w:val="center"/>
+          </w:tcPr>
+          <w:p>
+            <w:pPr>
+              <w:numPr>
+                <w:ilvl w:val="0"/>
+                <w:numId w:val="0"/>
+              </w:numPr>
+              <w:spacing w:after="160" w:line="360" w:lineRule="auto"/>
+              <w:jc w:val="center"/>
+              <w:rPr>
+                <w:rFonts w:hint="default" w:ascii="Times New Roman" w:hAnsi="Times New Roman"/>
+                <w:b w:val="0"/>
+                <w:bCs w:val="0"/>
+                <w:sz w:val="24"/>
+                <w:szCs w:val="24"/>
+                <w:lang w:val="ru-RU"/>
+              </w:rPr>
+            </w:pPr>
+            <w:r>
+              <w:rPr>
+                <w:rFonts w:hint="default" w:ascii="Times New Roman" w:hAnsi="Times New Roman"/>
+                <w:b w:val="0"/>
+                <w:bCs w:val="0"/>
+                <w:sz w:val="24"/>
+                <w:szCs w:val="24"/>
+                <w:lang w:val="ru-RU" w:eastAsia="zh-CN"/>
+              </w:rPr>
+              <w:t>Allure Report</w:t>
+            </w:r>
+          </w:p>
+        </w:tc>
+        <w:tc>
+          <w:tcPr>
+            <w:tcW w:w="0" w:type="auto"/>
+            <w:shd w:val="clear"/>
+            <w:vAlign w:val="center"/>
+          </w:tcPr>
+          <w:p>
+            <w:pPr>
+              <w:numPr>
+                <w:ilvl w:val="0"/>
+                <w:numId w:val="0"/>
+              </w:numPr>
+              <w:spacing w:after="160" w:line="360" w:lineRule="auto"/>
+              <w:jc w:val="center"/>
+              <w:rPr>
+                <w:rFonts w:hint="default" w:ascii="Times New Roman" w:hAnsi="Times New Roman"/>
+                <w:b w:val="0"/>
+                <w:bCs w:val="0"/>
+                <w:sz w:val="24"/>
+                <w:szCs w:val="24"/>
+                <w:lang w:val="ru-RU"/>
+              </w:rPr>
+            </w:pPr>
+            <w:r>
+              <w:rPr>
+                <w:rFonts w:hint="default" w:ascii="Times New Roman" w:hAnsi="Times New Roman"/>
+                <w:b w:val="0"/>
+                <w:bCs w:val="0"/>
+                <w:sz w:val="24"/>
+                <w:szCs w:val="24"/>
+                <w:lang w:val="ru-RU" w:eastAsia="zh-CN"/>
+              </w:rPr>
+              <w:t>Отчётность</w:t>
+            </w:r>
+          </w:p>
+        </w:tc>
+        <w:tc>
+          <w:tcPr>
+            <w:tcW w:w="0" w:type="auto"/>
+            <w:shd w:val="clear"/>
+            <w:vAlign w:val="center"/>
+          </w:tcPr>
+          <w:p>
+            <w:pPr>
+              <w:numPr>
+                <w:ilvl w:val="0"/>
+                <w:numId w:val="0"/>
+              </w:numPr>
+              <w:spacing w:after="160" w:line="360" w:lineRule="auto"/>
+              <w:jc w:val="center"/>
+              <w:rPr>
+                <w:rFonts w:hint="default" w:ascii="Times New Roman" w:hAnsi="Times New Roman"/>
+                <w:b w:val="0"/>
+                <w:bCs w:val="0"/>
+                <w:sz w:val="24"/>
+                <w:szCs w:val="24"/>
+                <w:lang w:val="ru-RU"/>
+              </w:rPr>
+            </w:pPr>
+            <w:r>
+              <w:rPr>
+                <w:rFonts w:hint="default" w:ascii="Times New Roman" w:hAnsi="Times New Roman"/>
+                <w:b w:val="0"/>
+                <w:bCs w:val="0"/>
+                <w:sz w:val="24"/>
+                <w:szCs w:val="24"/>
+                <w:lang w:val="ru-RU" w:eastAsia="zh-CN"/>
+              </w:rPr>
+              <w:t>Анализ результатов тестирования</w:t>
+            </w:r>
+          </w:p>
+        </w:tc>
+        <w:tc>
+          <w:tcPr>
+            <w:tcW w:w="0" w:type="auto"/>
+            <w:shd w:val="clear"/>
+            <w:vAlign w:val="center"/>
+          </w:tcPr>
+          <w:p>
+            <w:pPr>
+              <w:numPr>
+                <w:ilvl w:val="0"/>
+                <w:numId w:val="0"/>
+              </w:numPr>
+              <w:spacing w:after="160" w:line="360" w:lineRule="auto"/>
+              <w:jc w:val="center"/>
+              <w:rPr>
+                <w:rFonts w:hint="default" w:ascii="Times New Roman" w:hAnsi="Times New Roman"/>
+                <w:b w:val="0"/>
+                <w:bCs w:val="0"/>
+                <w:sz w:val="24"/>
+                <w:szCs w:val="24"/>
+                <w:lang w:val="ru-RU"/>
+              </w:rPr>
+            </w:pPr>
+            <w:r>
+              <w:rPr>
+                <w:rFonts w:hint="default" w:ascii="Times New Roman" w:hAnsi="Times New Roman"/>
+                <w:b w:val="0"/>
+                <w:bCs w:val="0"/>
+                <w:sz w:val="24"/>
+                <w:szCs w:val="24"/>
+                <w:lang w:val="ru-RU" w:eastAsia="zh-CN"/>
+              </w:rPr>
+              <w:t>Наглядные отчёты, история запусков</w:t>
+            </w:r>
+          </w:p>
+        </w:tc>
+        <w:tc>
+          <w:tcPr>
+            <w:tcW w:w="0" w:type="auto"/>
+            <w:shd w:val="clear"/>
+            <w:vAlign w:val="center"/>
+          </w:tcPr>
+          <w:p>
+            <w:pPr>
+              <w:numPr>
+                <w:ilvl w:val="0"/>
+                <w:numId w:val="0"/>
+              </w:numPr>
+              <w:spacing w:after="160" w:line="360" w:lineRule="auto"/>
+              <w:jc w:val="center"/>
+              <w:rPr>
+                <w:rFonts w:hint="default" w:ascii="Times New Roman" w:hAnsi="Times New Roman"/>
+                <w:b w:val="0"/>
+                <w:bCs w:val="0"/>
+                <w:sz w:val="24"/>
+                <w:szCs w:val="24"/>
+                <w:lang w:val="ru-RU"/>
+              </w:rPr>
+            </w:pPr>
+            <w:r>
+              <w:rPr>
+                <w:rFonts w:hint="default" w:ascii="Times New Roman" w:hAnsi="Times New Roman"/>
+                <w:b w:val="0"/>
+                <w:bCs w:val="0"/>
+                <w:sz w:val="24"/>
+                <w:szCs w:val="24"/>
+                <w:lang w:val="ru-RU" w:eastAsia="zh-CN"/>
+              </w:rPr>
+              <w:t>Анализ качества ПО</w:t>
+            </w:r>
+          </w:p>
+        </w:tc>
+      </w:tr>
+    </w:tbl>
     <w:p>
       <w:pPr>
         <w:numPr>
@@ -4679,7 +7684,6 @@
           <w:numId w:val="0"/>
         </w:numPr>
         <w:spacing w:after="160" w:line="360" w:lineRule="auto"/>
-        <w:ind w:firstLine="708" w:firstLineChars="0"/>
         <w:jc w:val="both"/>
         <w:rPr>
           <w:rFonts w:hint="default" w:ascii="Times New Roman" w:hAnsi="Times New Roman"/>
@@ -4702,6 +7706,55 @@
         <w:jc w:val="both"/>
         <w:rPr>
           <w:rFonts w:hint="default" w:ascii="Times New Roman" w:hAnsi="Times New Roman"/>
+          <w:b w:val="0"/>
+          <w:bCs w:val="0"/>
+          <w:sz w:val="28"/>
+          <w:szCs w:val="28"/>
+          <w:lang w:val="ru-RU"/>
+        </w:rPr>
+      </w:pPr>
+      <w:r>
+        <w:rPr>
+          <w:rFonts w:hint="default" w:ascii="Times New Roman" w:hAnsi="Times New Roman"/>
+          <w:b w:val="0"/>
+          <w:bCs w:val="0"/>
+          <w:sz w:val="28"/>
+          <w:szCs w:val="28"/>
+          <w:lang w:val="ru-RU"/>
+        </w:rPr>
+        <w:t>Таким образом, использование современных средств автоматизированного тестирования позволяет выстроить эффективную и масштабируемую систему контроля качества веб-приложений, интегрированную в процесс разработки и сопровождения программного обеспечения.</w:t>
+      </w:r>
+    </w:p>
+    <w:p>
+      <w:pPr>
+        <w:numPr>
+          <w:ilvl w:val="0"/>
+          <w:numId w:val="0"/>
+        </w:numPr>
+        <w:spacing w:after="160" w:line="360" w:lineRule="auto"/>
+        <w:ind w:firstLine="708" w:firstLineChars="0"/>
+        <w:jc w:val="both"/>
+        <w:rPr>
+          <w:rFonts w:hint="default" w:ascii="Times New Roman" w:hAnsi="Times New Roman"/>
+          <w:b w:val="0"/>
+          <w:bCs w:val="0"/>
+          <w:sz w:val="28"/>
+          <w:szCs w:val="28"/>
+          <w:lang w:val="ru-RU"/>
+        </w:rPr>
+      </w:pPr>
+    </w:p>
+    <w:p>
+      <w:pPr>
+        <w:numPr>
+          <w:ilvl w:val="0"/>
+          <w:numId w:val="0"/>
+        </w:numPr>
+        <w:spacing w:after="160" w:line="360" w:lineRule="auto"/>
+        <w:ind w:firstLine="708" w:firstLineChars="0"/>
+        <w:jc w:val="both"/>
+        <w:rPr>
+          <w:rFonts w:hint="default" w:ascii="Times New Roman" w:hAnsi="Times New Roman"/>
           <w:b/>
           <w:bCs/>
           <w:sz w:val="28"/>
@@ -5251,6 +8304,808 @@
         </w:rPr>
         <w:t>Дополнительным критерием выбора является возможность параллельного запуска тестов. Поддержка параллельного выполнения позволяет существенно сократить общее время тестирования, особенно при большом объёме тестовых сценариев. Это особенно актуально при интеграции автотестов в CI/CD-процессы, где скорость получения результатов играет важную роль.</w:t>
       </w:r>
+    </w:p>
+    <w:p>
+      <w:pPr>
+        <w:numPr>
+          <w:ilvl w:val="0"/>
+          <w:numId w:val="0"/>
+        </w:numPr>
+        <w:wordWrap w:val="0"/>
+        <w:spacing w:after="160" w:line="360" w:lineRule="auto"/>
+        <w:ind w:firstLine="708" w:firstLineChars="0"/>
+        <w:jc w:val="right"/>
+        <w:rPr>
+          <w:rFonts w:hint="default" w:ascii="Times New Roman" w:hAnsi="Times New Roman"/>
+          <w:b w:val="0"/>
+          <w:bCs w:val="0"/>
+          <w:sz w:val="28"/>
+          <w:szCs w:val="28"/>
+          <w:lang w:val="ru-RU"/>
+        </w:rPr>
+      </w:pPr>
+      <w:r>
+        <w:rPr>
+          <w:rFonts w:hint="default" w:ascii="Times New Roman" w:hAnsi="Times New Roman"/>
+          <w:b w:val="0"/>
+          <w:bCs w:val="0"/>
+          <w:sz w:val="28"/>
+          <w:szCs w:val="28"/>
+          <w:lang w:val="ru-RU"/>
+        </w:rPr>
+        <w:t>Таблица 1.3.1. Критерии выбора инструментов автоматизации тестирования.</w:t>
+      </w:r>
+      <w:bookmarkStart w:id="0" w:name="_GoBack"/>
+      <w:bookmarkEnd w:id="0"/>
+    </w:p>
+    <w:tbl>
+      <w:tblPr>
+        <w:tblW w:w="0" w:type="auto"/>
+        <w:jc w:val="center"/>
+        <w:tblCellSpacing w:w="15" w:type="dxa"/>
+        <w:tblBorders>
+          <w:top w:val="single" w:color="auto" w:sz="4" w:space="0"/>
+          <w:left w:val="single" w:color="auto" w:sz="4" w:space="0"/>
+          <w:bottom w:val="single" w:color="auto" w:sz="4" w:space="0"/>
+          <w:right w:val="single" w:color="auto" w:sz="4" w:space="0"/>
+          <w:insideH w:val="single" w:color="auto" w:sz="4" w:space="0"/>
+          <w:insideV w:val="single" w:color="auto" w:sz="4" w:space="0"/>
+        </w:tblBorders>
+        <w:shd w:val="clear"/>
+        <w:tblLayout w:type="autofit"/>
+        <w:tblCellMar>
+          <w:top w:w="15" w:type="dxa"/>
+          <w:left w:w="15" w:type="dxa"/>
+          <w:bottom w:w="15" w:type="dxa"/>
+          <w:right w:w="15" w:type="dxa"/>
+        </w:tblCellMar>
+      </w:tblPr>
+      <w:tblGrid>
+        <w:gridCol w:w="2428"/>
+        <w:gridCol w:w="3817"/>
+        <w:gridCol w:w="3220"/>
+      </w:tblGrid>
+      <w:tr>
+        <w:tblPrEx>
+          <w:tblBorders>
+            <w:top w:val="single" w:color="auto" w:sz="4" w:space="0"/>
+            <w:left w:val="single" w:color="auto" w:sz="4" w:space="0"/>
+            <w:bottom w:val="single" w:color="auto" w:sz="4" w:space="0"/>
+            <w:right w:val="single" w:color="auto" w:sz="4" w:space="0"/>
+            <w:insideH w:val="single" w:color="auto" w:sz="4" w:space="0"/>
+            <w:insideV w:val="single" w:color="auto" w:sz="4" w:space="0"/>
+          </w:tblBorders>
+          <w:shd w:val="clear"/>
+          <w:tblCellMar>
+            <w:top w:w="15" w:type="dxa"/>
+            <w:left w:w="15" w:type="dxa"/>
+            <w:bottom w:w="15" w:type="dxa"/>
+            <w:right w:w="15" w:type="dxa"/>
+          </w:tblCellMar>
+        </w:tblPrEx>
+        <w:trPr>
+          <w:tblHeader/>
+          <w:tblCellSpacing w:w="15" w:type="dxa"/>
+          <w:jc w:val="center"/>
+        </w:trPr>
+        <w:tc>
+          <w:tcPr>
+            <w:tcW w:w="0" w:type="auto"/>
+            <w:shd w:val="clear"/>
+            <w:vAlign w:val="center"/>
+          </w:tcPr>
+          <w:p>
+            <w:pPr>
+              <w:keepNext w:val="0"/>
+              <w:keepLines w:val="0"/>
+              <w:widowControl/>
+              <w:suppressLineNumbers w:val="0"/>
+              <w:spacing w:line="360" w:lineRule="auto"/>
+              <w:jc w:val="center"/>
+              <w:rPr>
+                <w:rFonts w:hint="default" w:ascii="Times New Roman" w:hAnsi="Times New Roman" w:cs="Times New Roman"/>
+                <w:b/>
+                <w:bCs/>
+                <w:sz w:val="28"/>
+                <w:szCs w:val="28"/>
+              </w:rPr>
+            </w:pPr>
+            <w:r>
+              <w:rPr>
+                <w:rFonts w:hint="default" w:ascii="Times New Roman" w:hAnsi="Times New Roman" w:eastAsia="SimSun" w:cs="Times New Roman"/>
+                <w:b/>
+                <w:bCs/>
+                <w:kern w:val="0"/>
+                <w:sz w:val="28"/>
+                <w:szCs w:val="28"/>
+                <w:lang w:val="en-US" w:eastAsia="zh-CN" w:bidi="ar"/>
+              </w:rPr>
+              <w:t>Критерий</w:t>
+            </w:r>
+          </w:p>
+        </w:tc>
+        <w:tc>
+          <w:tcPr>
+            <w:tcW w:w="0" w:type="auto"/>
+            <w:shd w:val="clear"/>
+            <w:vAlign w:val="center"/>
+          </w:tcPr>
+          <w:p>
+            <w:pPr>
+              <w:keepNext w:val="0"/>
+              <w:keepLines w:val="0"/>
+              <w:widowControl/>
+              <w:suppressLineNumbers w:val="0"/>
+              <w:spacing w:line="360" w:lineRule="auto"/>
+              <w:jc w:val="center"/>
+              <w:rPr>
+                <w:rFonts w:hint="default" w:ascii="Times New Roman" w:hAnsi="Times New Roman" w:cs="Times New Roman"/>
+                <w:b/>
+                <w:bCs/>
+                <w:sz w:val="28"/>
+                <w:szCs w:val="28"/>
+              </w:rPr>
+            </w:pPr>
+            <w:r>
+              <w:rPr>
+                <w:rFonts w:hint="default" w:ascii="Times New Roman" w:hAnsi="Times New Roman" w:eastAsia="SimSun" w:cs="Times New Roman"/>
+                <w:b/>
+                <w:bCs/>
+                <w:kern w:val="0"/>
+                <w:sz w:val="28"/>
+                <w:szCs w:val="28"/>
+                <w:lang w:val="en-US" w:eastAsia="zh-CN" w:bidi="ar"/>
+              </w:rPr>
+              <w:t>Содержание критерия</w:t>
+            </w:r>
+          </w:p>
+        </w:tc>
+        <w:tc>
+          <w:tcPr>
+            <w:tcW w:w="0" w:type="auto"/>
+            <w:shd w:val="clear"/>
+            <w:vAlign w:val="center"/>
+          </w:tcPr>
+          <w:p>
+            <w:pPr>
+              <w:keepNext w:val="0"/>
+              <w:keepLines w:val="0"/>
+              <w:widowControl/>
+              <w:suppressLineNumbers w:val="0"/>
+              <w:spacing w:line="360" w:lineRule="auto"/>
+              <w:jc w:val="center"/>
+              <w:rPr>
+                <w:rFonts w:hint="default" w:ascii="Times New Roman" w:hAnsi="Times New Roman" w:cs="Times New Roman"/>
+                <w:b/>
+                <w:bCs/>
+                <w:sz w:val="28"/>
+                <w:szCs w:val="28"/>
+              </w:rPr>
+            </w:pPr>
+            <w:r>
+              <w:rPr>
+                <w:rFonts w:hint="default" w:ascii="Times New Roman" w:hAnsi="Times New Roman" w:eastAsia="SimSun" w:cs="Times New Roman"/>
+                <w:b/>
+                <w:bCs/>
+                <w:kern w:val="0"/>
+                <w:sz w:val="28"/>
+                <w:szCs w:val="28"/>
+                <w:lang w:val="en-US" w:eastAsia="zh-CN" w:bidi="ar"/>
+              </w:rPr>
+              <w:t>Практическое значение</w:t>
+            </w:r>
+          </w:p>
+        </w:tc>
+      </w:tr>
+      <w:tr>
+        <w:tblPrEx>
+          <w:tblBorders>
+            <w:top w:val="single" w:color="auto" w:sz="4" w:space="0"/>
+            <w:left w:val="single" w:color="auto" w:sz="4" w:space="0"/>
+            <w:bottom w:val="single" w:color="auto" w:sz="4" w:space="0"/>
+            <w:right w:val="single" w:color="auto" w:sz="4" w:space="0"/>
+            <w:insideH w:val="single" w:color="auto" w:sz="4" w:space="0"/>
+            <w:insideV w:val="single" w:color="auto" w:sz="4" w:space="0"/>
+          </w:tblBorders>
+          <w:shd w:val="clear"/>
+          <w:tblCellMar>
+            <w:top w:w="15" w:type="dxa"/>
+            <w:left w:w="15" w:type="dxa"/>
+            <w:bottom w:w="15" w:type="dxa"/>
+            <w:right w:w="15" w:type="dxa"/>
+          </w:tblCellMar>
+        </w:tblPrEx>
+        <w:trPr>
+          <w:tblCellSpacing w:w="15" w:type="dxa"/>
+          <w:jc w:val="center"/>
+        </w:trPr>
+        <w:tc>
+          <w:tcPr>
+            <w:tcW w:w="0" w:type="auto"/>
+            <w:shd w:val="clear"/>
+            <w:vAlign w:val="center"/>
+          </w:tcPr>
+          <w:p>
+            <w:pPr>
+              <w:keepNext w:val="0"/>
+              <w:keepLines w:val="0"/>
+              <w:widowControl/>
+              <w:suppressLineNumbers w:val="0"/>
+              <w:spacing w:line="360" w:lineRule="auto"/>
+              <w:jc w:val="left"/>
+              <w:rPr>
+                <w:rFonts w:hint="default" w:ascii="Times New Roman" w:hAnsi="Times New Roman" w:cs="Times New Roman"/>
+                <w:sz w:val="24"/>
+                <w:szCs w:val="24"/>
+              </w:rPr>
+            </w:pPr>
+            <w:r>
+              <w:rPr>
+                <w:rFonts w:hint="default" w:ascii="Times New Roman" w:hAnsi="Times New Roman" w:eastAsia="SimSun" w:cs="Times New Roman"/>
+                <w:kern w:val="0"/>
+                <w:sz w:val="24"/>
+                <w:szCs w:val="24"/>
+                <w:lang w:val="en-US" w:eastAsia="zh-CN" w:bidi="ar"/>
+              </w:rPr>
+              <w:t>Язык программирования</w:t>
+            </w:r>
+          </w:p>
+        </w:tc>
+        <w:tc>
+          <w:tcPr>
+            <w:tcW w:w="0" w:type="auto"/>
+            <w:shd w:val="clear"/>
+            <w:vAlign w:val="center"/>
+          </w:tcPr>
+          <w:p>
+            <w:pPr>
+              <w:keepNext w:val="0"/>
+              <w:keepLines w:val="0"/>
+              <w:widowControl/>
+              <w:suppressLineNumbers w:val="0"/>
+              <w:spacing w:line="360" w:lineRule="auto"/>
+              <w:jc w:val="left"/>
+              <w:rPr>
+                <w:rFonts w:hint="default" w:ascii="Times New Roman" w:hAnsi="Times New Roman" w:cs="Times New Roman"/>
+                <w:sz w:val="24"/>
+                <w:szCs w:val="24"/>
+              </w:rPr>
+            </w:pPr>
+            <w:r>
+              <w:rPr>
+                <w:rFonts w:hint="default" w:ascii="Times New Roman" w:hAnsi="Times New Roman" w:eastAsia="SimSun" w:cs="Times New Roman"/>
+                <w:kern w:val="0"/>
+                <w:sz w:val="24"/>
+                <w:szCs w:val="24"/>
+                <w:lang w:val="en-US" w:eastAsia="zh-CN" w:bidi="ar"/>
+              </w:rPr>
+              <w:t>Соответствие используемого инструмента языку разработки проекта</w:t>
+            </w:r>
+          </w:p>
+        </w:tc>
+        <w:tc>
+          <w:tcPr>
+            <w:tcW w:w="0" w:type="auto"/>
+            <w:shd w:val="clear"/>
+            <w:vAlign w:val="center"/>
+          </w:tcPr>
+          <w:p>
+            <w:pPr>
+              <w:keepNext w:val="0"/>
+              <w:keepLines w:val="0"/>
+              <w:widowControl/>
+              <w:suppressLineNumbers w:val="0"/>
+              <w:spacing w:line="360" w:lineRule="auto"/>
+              <w:jc w:val="left"/>
+              <w:rPr>
+                <w:rFonts w:hint="default" w:ascii="Times New Roman" w:hAnsi="Times New Roman" w:cs="Times New Roman"/>
+                <w:sz w:val="24"/>
+                <w:szCs w:val="24"/>
+              </w:rPr>
+            </w:pPr>
+            <w:r>
+              <w:rPr>
+                <w:rFonts w:hint="default" w:ascii="Times New Roman" w:hAnsi="Times New Roman" w:eastAsia="SimSun" w:cs="Times New Roman"/>
+                <w:kern w:val="0"/>
+                <w:sz w:val="24"/>
+                <w:szCs w:val="24"/>
+                <w:lang w:val="en-US" w:eastAsia="zh-CN" w:bidi="ar"/>
+              </w:rPr>
+              <w:t>Упрощение поддержки тестового кода, снижение порога входа</w:t>
+            </w:r>
+          </w:p>
+        </w:tc>
+      </w:tr>
+      <w:tr>
+        <w:tblPrEx>
+          <w:tblBorders>
+            <w:top w:val="single" w:color="auto" w:sz="4" w:space="0"/>
+            <w:left w:val="single" w:color="auto" w:sz="4" w:space="0"/>
+            <w:bottom w:val="single" w:color="auto" w:sz="4" w:space="0"/>
+            <w:right w:val="single" w:color="auto" w:sz="4" w:space="0"/>
+            <w:insideH w:val="single" w:color="auto" w:sz="4" w:space="0"/>
+            <w:insideV w:val="single" w:color="auto" w:sz="4" w:space="0"/>
+          </w:tblBorders>
+          <w:tblCellMar>
+            <w:top w:w="15" w:type="dxa"/>
+            <w:left w:w="15" w:type="dxa"/>
+            <w:bottom w:w="15" w:type="dxa"/>
+            <w:right w:w="15" w:type="dxa"/>
+          </w:tblCellMar>
+        </w:tblPrEx>
+        <w:trPr>
+          <w:tblCellSpacing w:w="15" w:type="dxa"/>
+          <w:jc w:val="center"/>
+        </w:trPr>
+        <w:tc>
+          <w:tcPr>
+            <w:tcW w:w="0" w:type="auto"/>
+            <w:shd w:val="clear"/>
+            <w:vAlign w:val="center"/>
+          </w:tcPr>
+          <w:p>
+            <w:pPr>
+              <w:keepNext w:val="0"/>
+              <w:keepLines w:val="0"/>
+              <w:widowControl/>
+              <w:suppressLineNumbers w:val="0"/>
+              <w:spacing w:line="360" w:lineRule="auto"/>
+              <w:jc w:val="left"/>
+              <w:rPr>
+                <w:rFonts w:hint="default" w:ascii="Times New Roman" w:hAnsi="Times New Roman" w:cs="Times New Roman"/>
+                <w:sz w:val="24"/>
+                <w:szCs w:val="24"/>
+              </w:rPr>
+            </w:pPr>
+            <w:r>
+              <w:rPr>
+                <w:rFonts w:hint="default" w:ascii="Times New Roman" w:hAnsi="Times New Roman" w:eastAsia="SimSun" w:cs="Times New Roman"/>
+                <w:kern w:val="0"/>
+                <w:sz w:val="24"/>
+                <w:szCs w:val="24"/>
+                <w:lang w:val="en-US" w:eastAsia="zh-CN" w:bidi="ar"/>
+              </w:rPr>
+              <w:t>Масштабируемость</w:t>
+            </w:r>
+          </w:p>
+        </w:tc>
+        <w:tc>
+          <w:tcPr>
+            <w:tcW w:w="0" w:type="auto"/>
+            <w:shd w:val="clear"/>
+            <w:vAlign w:val="center"/>
+          </w:tcPr>
+          <w:p>
+            <w:pPr>
+              <w:keepNext w:val="0"/>
+              <w:keepLines w:val="0"/>
+              <w:widowControl/>
+              <w:suppressLineNumbers w:val="0"/>
+              <w:spacing w:line="360" w:lineRule="auto"/>
+              <w:jc w:val="left"/>
+              <w:rPr>
+                <w:rFonts w:hint="default" w:ascii="Times New Roman" w:hAnsi="Times New Roman" w:cs="Times New Roman"/>
+                <w:sz w:val="24"/>
+                <w:szCs w:val="24"/>
+              </w:rPr>
+            </w:pPr>
+            <w:r>
+              <w:rPr>
+                <w:rFonts w:hint="default" w:ascii="Times New Roman" w:hAnsi="Times New Roman" w:eastAsia="SimSun" w:cs="Times New Roman"/>
+                <w:kern w:val="0"/>
+                <w:sz w:val="24"/>
+                <w:szCs w:val="24"/>
+                <w:lang w:val="en-US" w:eastAsia="zh-CN" w:bidi="ar"/>
+              </w:rPr>
+              <w:t>Возможность расширения тестовой инфраструктуры и добавления новых тестов</w:t>
+            </w:r>
+          </w:p>
+        </w:tc>
+        <w:tc>
+          <w:tcPr>
+            <w:tcW w:w="0" w:type="auto"/>
+            <w:shd w:val="clear"/>
+            <w:vAlign w:val="center"/>
+          </w:tcPr>
+          <w:p>
+            <w:pPr>
+              <w:keepNext w:val="0"/>
+              <w:keepLines w:val="0"/>
+              <w:widowControl/>
+              <w:suppressLineNumbers w:val="0"/>
+              <w:spacing w:line="360" w:lineRule="auto"/>
+              <w:jc w:val="left"/>
+              <w:rPr>
+                <w:rFonts w:hint="default" w:ascii="Times New Roman" w:hAnsi="Times New Roman" w:cs="Times New Roman"/>
+                <w:sz w:val="24"/>
+                <w:szCs w:val="24"/>
+              </w:rPr>
+            </w:pPr>
+            <w:r>
+              <w:rPr>
+                <w:rFonts w:hint="default" w:ascii="Times New Roman" w:hAnsi="Times New Roman" w:eastAsia="SimSun" w:cs="Times New Roman"/>
+                <w:kern w:val="0"/>
+                <w:sz w:val="24"/>
+                <w:szCs w:val="24"/>
+                <w:lang w:val="en-US" w:eastAsia="zh-CN" w:bidi="ar"/>
+              </w:rPr>
+              <w:t>Обеспечение роста системы тестирования вместе с проектом</w:t>
+            </w:r>
+          </w:p>
+        </w:tc>
+      </w:tr>
+      <w:tr>
+        <w:tblPrEx>
+          <w:tblBorders>
+            <w:top w:val="single" w:color="auto" w:sz="4" w:space="0"/>
+            <w:left w:val="single" w:color="auto" w:sz="4" w:space="0"/>
+            <w:bottom w:val="single" w:color="auto" w:sz="4" w:space="0"/>
+            <w:right w:val="single" w:color="auto" w:sz="4" w:space="0"/>
+            <w:insideH w:val="single" w:color="auto" w:sz="4" w:space="0"/>
+            <w:insideV w:val="single" w:color="auto" w:sz="4" w:space="0"/>
+          </w:tblBorders>
+          <w:tblCellMar>
+            <w:top w:w="15" w:type="dxa"/>
+            <w:left w:w="15" w:type="dxa"/>
+            <w:bottom w:w="15" w:type="dxa"/>
+            <w:right w:w="15" w:type="dxa"/>
+          </w:tblCellMar>
+        </w:tblPrEx>
+        <w:trPr>
+          <w:tblCellSpacing w:w="15" w:type="dxa"/>
+          <w:jc w:val="center"/>
+        </w:trPr>
+        <w:tc>
+          <w:tcPr>
+            <w:tcW w:w="0" w:type="auto"/>
+            <w:shd w:val="clear"/>
+            <w:vAlign w:val="center"/>
+          </w:tcPr>
+          <w:p>
+            <w:pPr>
+              <w:keepNext w:val="0"/>
+              <w:keepLines w:val="0"/>
+              <w:widowControl/>
+              <w:suppressLineNumbers w:val="0"/>
+              <w:spacing w:line="360" w:lineRule="auto"/>
+              <w:jc w:val="left"/>
+              <w:rPr>
+                <w:rFonts w:hint="default" w:ascii="Times New Roman" w:hAnsi="Times New Roman" w:cs="Times New Roman"/>
+                <w:sz w:val="24"/>
+                <w:szCs w:val="24"/>
+              </w:rPr>
+            </w:pPr>
+            <w:r>
+              <w:rPr>
+                <w:rFonts w:hint="default" w:ascii="Times New Roman" w:hAnsi="Times New Roman" w:eastAsia="SimSun" w:cs="Times New Roman"/>
+                <w:kern w:val="0"/>
+                <w:sz w:val="24"/>
+                <w:szCs w:val="24"/>
+                <w:lang w:val="en-US" w:eastAsia="zh-CN" w:bidi="ar"/>
+              </w:rPr>
+              <w:t>Интеграция с CI/CD</w:t>
+            </w:r>
+          </w:p>
+        </w:tc>
+        <w:tc>
+          <w:tcPr>
+            <w:tcW w:w="0" w:type="auto"/>
+            <w:shd w:val="clear"/>
+            <w:vAlign w:val="center"/>
+          </w:tcPr>
+          <w:p>
+            <w:pPr>
+              <w:keepNext w:val="0"/>
+              <w:keepLines w:val="0"/>
+              <w:widowControl/>
+              <w:suppressLineNumbers w:val="0"/>
+              <w:spacing w:line="360" w:lineRule="auto"/>
+              <w:jc w:val="left"/>
+              <w:rPr>
+                <w:rFonts w:hint="default" w:ascii="Times New Roman" w:hAnsi="Times New Roman" w:cs="Times New Roman"/>
+                <w:sz w:val="24"/>
+                <w:szCs w:val="24"/>
+              </w:rPr>
+            </w:pPr>
+            <w:r>
+              <w:rPr>
+                <w:rFonts w:hint="default" w:ascii="Times New Roman" w:hAnsi="Times New Roman" w:eastAsia="SimSun" w:cs="Times New Roman"/>
+                <w:kern w:val="0"/>
+                <w:sz w:val="24"/>
+                <w:szCs w:val="24"/>
+                <w:lang w:val="en-US" w:eastAsia="zh-CN" w:bidi="ar"/>
+              </w:rPr>
+              <w:t>Возможность автоматического запуска тестов в процессе сборки</w:t>
+            </w:r>
+          </w:p>
+        </w:tc>
+        <w:tc>
+          <w:tcPr>
+            <w:tcW w:w="0" w:type="auto"/>
+            <w:shd w:val="clear"/>
+            <w:vAlign w:val="center"/>
+          </w:tcPr>
+          <w:p>
+            <w:pPr>
+              <w:keepNext w:val="0"/>
+              <w:keepLines w:val="0"/>
+              <w:widowControl/>
+              <w:suppressLineNumbers w:val="0"/>
+              <w:spacing w:line="360" w:lineRule="auto"/>
+              <w:jc w:val="left"/>
+              <w:rPr>
+                <w:rFonts w:hint="default" w:ascii="Times New Roman" w:hAnsi="Times New Roman" w:cs="Times New Roman"/>
+                <w:sz w:val="24"/>
+                <w:szCs w:val="24"/>
+              </w:rPr>
+            </w:pPr>
+            <w:r>
+              <w:rPr>
+                <w:rFonts w:hint="default" w:ascii="Times New Roman" w:hAnsi="Times New Roman" w:eastAsia="SimSun" w:cs="Times New Roman"/>
+                <w:kern w:val="0"/>
+                <w:sz w:val="24"/>
+                <w:szCs w:val="24"/>
+                <w:lang w:val="en-US" w:eastAsia="zh-CN" w:bidi="ar"/>
+              </w:rPr>
+              <w:t>Быстрое выявление ошибок и повышение качества релизов</w:t>
+            </w:r>
+          </w:p>
+        </w:tc>
+      </w:tr>
+      <w:tr>
+        <w:tblPrEx>
+          <w:tblBorders>
+            <w:top w:val="single" w:color="auto" w:sz="4" w:space="0"/>
+            <w:left w:val="single" w:color="auto" w:sz="4" w:space="0"/>
+            <w:bottom w:val="single" w:color="auto" w:sz="4" w:space="0"/>
+            <w:right w:val="single" w:color="auto" w:sz="4" w:space="0"/>
+            <w:insideH w:val="single" w:color="auto" w:sz="4" w:space="0"/>
+            <w:insideV w:val="single" w:color="auto" w:sz="4" w:space="0"/>
+          </w:tblBorders>
+          <w:tblCellMar>
+            <w:top w:w="15" w:type="dxa"/>
+            <w:left w:w="15" w:type="dxa"/>
+            <w:bottom w:w="15" w:type="dxa"/>
+            <w:right w:w="15" w:type="dxa"/>
+          </w:tblCellMar>
+        </w:tblPrEx>
+        <w:trPr>
+          <w:tblCellSpacing w:w="15" w:type="dxa"/>
+          <w:jc w:val="center"/>
+        </w:trPr>
+        <w:tc>
+          <w:tcPr>
+            <w:tcW w:w="0" w:type="auto"/>
+            <w:shd w:val="clear"/>
+            <w:vAlign w:val="center"/>
+          </w:tcPr>
+          <w:p>
+            <w:pPr>
+              <w:keepNext w:val="0"/>
+              <w:keepLines w:val="0"/>
+              <w:widowControl/>
+              <w:suppressLineNumbers w:val="0"/>
+              <w:spacing w:line="360" w:lineRule="auto"/>
+              <w:jc w:val="left"/>
+              <w:rPr>
+                <w:rFonts w:hint="default" w:ascii="Times New Roman" w:hAnsi="Times New Roman" w:cs="Times New Roman"/>
+                <w:sz w:val="24"/>
+                <w:szCs w:val="24"/>
+              </w:rPr>
+            </w:pPr>
+            <w:r>
+              <w:rPr>
+                <w:rFonts w:hint="default" w:ascii="Times New Roman" w:hAnsi="Times New Roman" w:eastAsia="SimSun" w:cs="Times New Roman"/>
+                <w:kern w:val="0"/>
+                <w:sz w:val="24"/>
+                <w:szCs w:val="24"/>
+                <w:lang w:val="en-US" w:eastAsia="zh-CN" w:bidi="ar"/>
+              </w:rPr>
+              <w:t>Поддержка отчётности</w:t>
+            </w:r>
+          </w:p>
+        </w:tc>
+        <w:tc>
+          <w:tcPr>
+            <w:tcW w:w="0" w:type="auto"/>
+            <w:shd w:val="clear"/>
+            <w:vAlign w:val="center"/>
+          </w:tcPr>
+          <w:p>
+            <w:pPr>
+              <w:keepNext w:val="0"/>
+              <w:keepLines w:val="0"/>
+              <w:widowControl/>
+              <w:suppressLineNumbers w:val="0"/>
+              <w:spacing w:line="360" w:lineRule="auto"/>
+              <w:jc w:val="left"/>
+              <w:rPr>
+                <w:rFonts w:hint="default" w:ascii="Times New Roman" w:hAnsi="Times New Roman" w:cs="Times New Roman"/>
+                <w:sz w:val="24"/>
+                <w:szCs w:val="24"/>
+              </w:rPr>
+            </w:pPr>
+            <w:r>
+              <w:rPr>
+                <w:rFonts w:hint="default" w:ascii="Times New Roman" w:hAnsi="Times New Roman" w:eastAsia="SimSun" w:cs="Times New Roman"/>
+                <w:kern w:val="0"/>
+                <w:sz w:val="24"/>
+                <w:szCs w:val="24"/>
+                <w:lang w:val="en-US" w:eastAsia="zh-CN" w:bidi="ar"/>
+              </w:rPr>
+              <w:t>Формирование наглядных отчётов о результатах тестирования</w:t>
+            </w:r>
+          </w:p>
+        </w:tc>
+        <w:tc>
+          <w:tcPr>
+            <w:tcW w:w="0" w:type="auto"/>
+            <w:shd w:val="clear"/>
+            <w:vAlign w:val="center"/>
+          </w:tcPr>
+          <w:p>
+            <w:pPr>
+              <w:keepNext w:val="0"/>
+              <w:keepLines w:val="0"/>
+              <w:widowControl/>
+              <w:suppressLineNumbers w:val="0"/>
+              <w:spacing w:line="360" w:lineRule="auto"/>
+              <w:jc w:val="left"/>
+              <w:rPr>
+                <w:rFonts w:hint="default" w:ascii="Times New Roman" w:hAnsi="Times New Roman" w:cs="Times New Roman"/>
+                <w:sz w:val="24"/>
+                <w:szCs w:val="24"/>
+              </w:rPr>
+            </w:pPr>
+            <w:r>
+              <w:rPr>
+                <w:rFonts w:hint="default" w:ascii="Times New Roman" w:hAnsi="Times New Roman" w:eastAsia="SimSun" w:cs="Times New Roman"/>
+                <w:kern w:val="0"/>
+                <w:sz w:val="24"/>
+                <w:szCs w:val="24"/>
+                <w:lang w:val="en-US" w:eastAsia="zh-CN" w:bidi="ar"/>
+              </w:rPr>
+              <w:t>Упрощение анализа дефектов и контроля качества</w:t>
+            </w:r>
+          </w:p>
+        </w:tc>
+      </w:tr>
+      <w:tr>
+        <w:tblPrEx>
+          <w:tblBorders>
+            <w:top w:val="single" w:color="auto" w:sz="4" w:space="0"/>
+            <w:left w:val="single" w:color="auto" w:sz="4" w:space="0"/>
+            <w:bottom w:val="single" w:color="auto" w:sz="4" w:space="0"/>
+            <w:right w:val="single" w:color="auto" w:sz="4" w:space="0"/>
+            <w:insideH w:val="single" w:color="auto" w:sz="4" w:space="0"/>
+            <w:insideV w:val="single" w:color="auto" w:sz="4" w:space="0"/>
+          </w:tblBorders>
+          <w:tblCellMar>
+            <w:top w:w="15" w:type="dxa"/>
+            <w:left w:w="15" w:type="dxa"/>
+            <w:bottom w:w="15" w:type="dxa"/>
+            <w:right w:w="15" w:type="dxa"/>
+          </w:tblCellMar>
+        </w:tblPrEx>
+        <w:trPr>
+          <w:tblCellSpacing w:w="15" w:type="dxa"/>
+          <w:jc w:val="center"/>
+        </w:trPr>
+        <w:tc>
+          <w:tcPr>
+            <w:tcW w:w="0" w:type="auto"/>
+            <w:shd w:val="clear"/>
+            <w:vAlign w:val="center"/>
+          </w:tcPr>
+          <w:p>
+            <w:pPr>
+              <w:keepNext w:val="0"/>
+              <w:keepLines w:val="0"/>
+              <w:widowControl/>
+              <w:suppressLineNumbers w:val="0"/>
+              <w:spacing w:line="360" w:lineRule="auto"/>
+              <w:jc w:val="left"/>
+              <w:rPr>
+                <w:rFonts w:hint="default" w:ascii="Times New Roman" w:hAnsi="Times New Roman" w:cs="Times New Roman"/>
+                <w:sz w:val="24"/>
+                <w:szCs w:val="24"/>
+              </w:rPr>
+            </w:pPr>
+            <w:r>
+              <w:rPr>
+                <w:rFonts w:hint="default" w:ascii="Times New Roman" w:hAnsi="Times New Roman" w:eastAsia="SimSun" w:cs="Times New Roman"/>
+                <w:kern w:val="0"/>
+                <w:sz w:val="24"/>
+                <w:szCs w:val="24"/>
+                <w:lang w:val="en-US" w:eastAsia="zh-CN" w:bidi="ar"/>
+              </w:rPr>
+              <w:t>Параллельный запуск тестов</w:t>
+            </w:r>
+          </w:p>
+        </w:tc>
+        <w:tc>
+          <w:tcPr>
+            <w:tcW w:w="0" w:type="auto"/>
+            <w:shd w:val="clear"/>
+            <w:vAlign w:val="center"/>
+          </w:tcPr>
+          <w:p>
+            <w:pPr>
+              <w:keepNext w:val="0"/>
+              <w:keepLines w:val="0"/>
+              <w:widowControl/>
+              <w:suppressLineNumbers w:val="0"/>
+              <w:spacing w:line="360" w:lineRule="auto"/>
+              <w:jc w:val="left"/>
+              <w:rPr>
+                <w:rFonts w:hint="default" w:ascii="Times New Roman" w:hAnsi="Times New Roman" w:cs="Times New Roman"/>
+                <w:sz w:val="24"/>
+                <w:szCs w:val="24"/>
+              </w:rPr>
+            </w:pPr>
+            <w:r>
+              <w:rPr>
+                <w:rFonts w:hint="default" w:ascii="Times New Roman" w:hAnsi="Times New Roman" w:eastAsia="SimSun" w:cs="Times New Roman"/>
+                <w:kern w:val="0"/>
+                <w:sz w:val="24"/>
+                <w:szCs w:val="24"/>
+                <w:lang w:val="en-US" w:eastAsia="zh-CN" w:bidi="ar"/>
+              </w:rPr>
+              <w:t>Возможность одновременного выполнения нескольких тестов</w:t>
+            </w:r>
+          </w:p>
+        </w:tc>
+        <w:tc>
+          <w:tcPr>
+            <w:tcW w:w="0" w:type="auto"/>
+            <w:shd w:val="clear"/>
+            <w:vAlign w:val="center"/>
+          </w:tcPr>
+          <w:p>
+            <w:pPr>
+              <w:keepNext w:val="0"/>
+              <w:keepLines w:val="0"/>
+              <w:widowControl/>
+              <w:suppressLineNumbers w:val="0"/>
+              <w:spacing w:line="360" w:lineRule="auto"/>
+              <w:jc w:val="left"/>
+              <w:rPr>
+                <w:rFonts w:hint="default" w:ascii="Times New Roman" w:hAnsi="Times New Roman" w:cs="Times New Roman"/>
+                <w:sz w:val="24"/>
+                <w:szCs w:val="24"/>
+              </w:rPr>
+            </w:pPr>
+            <w:r>
+              <w:rPr>
+                <w:rFonts w:hint="default" w:ascii="Times New Roman" w:hAnsi="Times New Roman" w:eastAsia="SimSun" w:cs="Times New Roman"/>
+                <w:kern w:val="0"/>
+                <w:sz w:val="24"/>
+                <w:szCs w:val="24"/>
+                <w:lang w:val="en-US" w:eastAsia="zh-CN" w:bidi="ar"/>
+              </w:rPr>
+              <w:t>Сокращение времени тестирования</w:t>
+            </w:r>
+          </w:p>
+        </w:tc>
+      </w:tr>
+    </w:tbl>
+    <w:p>
+      <w:pPr>
+        <w:numPr>
+          <w:ilvl w:val="0"/>
+          <w:numId w:val="0"/>
+        </w:numPr>
+        <w:spacing w:after="160" w:line="360" w:lineRule="auto"/>
+        <w:jc w:val="both"/>
+        <w:rPr>
+          <w:rFonts w:hint="default" w:ascii="Times New Roman" w:hAnsi="Times New Roman"/>
+          <w:b w:val="0"/>
+          <w:bCs w:val="0"/>
+          <w:sz w:val="28"/>
+          <w:szCs w:val="28"/>
+          <w:lang w:val="ru-RU"/>
+        </w:rPr>
+      </w:pPr>
     </w:p>
     <w:p>
       <w:pPr>
@@ -5970,6 +9825,12 @@
       <w:footerReference r:id="rId5" w:type="default"/>
       <w:pgSz w:w="11906" w:h="16838"/>
       <w:pgMar w:top="1134" w:right="850" w:bottom="1134" w:left="1701" w:header="708" w:footer="708" w:gutter="0"/>
+      <w:pgBorders>
+        <w:top w:val="none" w:sz="0" w:space="0"/>
+        <w:left w:val="none" w:sz="0" w:space="0"/>
+        <w:bottom w:val="none" w:sz="0" w:space="0"/>
+        <w:right w:val="none" w:sz="0" w:space="0"/>
+      </w:pgBorders>
       <w:cols w:space="708" w:num="1"/>
       <w:titlePg/>
       <w:docGrid w:linePitch="360" w:charSpace="0"/>

--- a/Дипломная_работа_ИВТАСбд-41_БорковИван.docx
+++ b/Дипломная_работа_ИВТАСбд-41_БорковИван.docx
@@ -3830,6 +3830,7 @@
     </w:p>
     <w:tbl>
       <w:tblPr>
+        <w:tblStyle w:val="5"/>
         <w:tblW w:w="0" w:type="auto"/>
         <w:tblCellSpacing w:w="15" w:type="dxa"/>
         <w:tblInd w:w="0" w:type="dxa"/>
@@ -3841,7 +3842,7 @@
           <w:insideH w:val="none" w:color="auto" w:sz="0" w:space="0"/>
           <w:insideV w:val="none" w:color="auto" w:sz="0" w:space="0"/>
         </w:tblBorders>
-        <w:shd w:val="clear"/>
+        <w:shd w:val="clear" w:color="auto" w:fill="auto"/>
         <w:tblLayout w:type="autofit"/>
         <w:tblCellMar>
           <w:top w:w="15" w:type="dxa"/>
@@ -3851,10 +3852,10 @@
         </w:tblCellMar>
       </w:tblPr>
       <w:tblGrid>
-        <w:gridCol w:w="2377"/>
-        <w:gridCol w:w="2348"/>
-        <w:gridCol w:w="2228"/>
-        <w:gridCol w:w="2552"/>
+        <w:gridCol w:w="2370"/>
+        <w:gridCol w:w="2331"/>
+        <w:gridCol w:w="2216"/>
+        <w:gridCol w:w="2538"/>
       </w:tblGrid>
       <w:tr>
         <w:tblPrEx>
@@ -3866,6 +3867,7 @@
             <w:insideH w:val="none" w:color="auto" w:sz="0" w:space="0"/>
             <w:insideV w:val="none" w:color="auto" w:sz="0" w:space="0"/>
           </w:tblBorders>
+          <w:shd w:val="clear" w:color="auto" w:fill="auto"/>
           <w:tblCellMar>
             <w:top w:w="15" w:type="dxa"/>
             <w:left w:w="15" w:type="dxa"/>
@@ -3886,7 +3888,7 @@
               <w:bottom w:val="single" w:color="auto" w:sz="4" w:space="0"/>
               <w:right w:val="single" w:color="auto" w:sz="4" w:space="0"/>
             </w:tcBorders>
-            <w:shd w:val="clear"/>
+            <w:shd w:val="clear" w:color="auto" w:fill="auto"/>
             <w:vAlign w:val="center"/>
           </w:tcPr>
           <w:p>
@@ -3928,7 +3930,7 @@
               <w:bottom w:val="single" w:color="auto" w:sz="4" w:space="0"/>
               <w:right w:val="single" w:color="auto" w:sz="4" w:space="0"/>
             </w:tcBorders>
-            <w:shd w:val="clear"/>
+            <w:shd w:val="clear" w:color="auto" w:fill="auto"/>
             <w:vAlign w:val="center"/>
           </w:tcPr>
           <w:p>
@@ -3970,7 +3972,7 @@
               <w:bottom w:val="single" w:color="auto" w:sz="4" w:space="0"/>
               <w:right w:val="single" w:color="auto" w:sz="4" w:space="0"/>
             </w:tcBorders>
-            <w:shd w:val="clear"/>
+            <w:shd w:val="clear" w:color="auto" w:fill="auto"/>
             <w:vAlign w:val="center"/>
           </w:tcPr>
           <w:p>
@@ -4012,7 +4014,7 @@
               <w:bottom w:val="single" w:color="auto" w:sz="4" w:space="0"/>
               <w:right w:val="single" w:color="auto" w:sz="4" w:space="0"/>
             </w:tcBorders>
-            <w:shd w:val="clear"/>
+            <w:shd w:val="clear" w:color="auto" w:fill="auto"/>
             <w:vAlign w:val="center"/>
           </w:tcPr>
           <w:p>
@@ -4042,180 +4044,6 @@
                 <w:lang w:val="en-US" w:eastAsia="zh-CN" w:bidi="ar"/>
               </w:rPr>
               <w:t>Способы минимизации</w:t>
-            </w:r>
-          </w:p>
-        </w:tc>
-      </w:tr>
-      <w:tr>
-        <w:tblPrEx>
-          <w:tblBorders>
-            <w:top w:val="none" w:color="auto" w:sz="0" w:space="0"/>
-            <w:left w:val="none" w:color="auto" w:sz="0" w:space="0"/>
-            <w:bottom w:val="none" w:color="auto" w:sz="0" w:space="0"/>
-            <w:right w:val="none" w:color="auto" w:sz="0" w:space="0"/>
-            <w:insideH w:val="none" w:color="auto" w:sz="0" w:space="0"/>
-            <w:insideV w:val="none" w:color="auto" w:sz="0" w:space="0"/>
-          </w:tblBorders>
-          <w:shd w:val="clear"/>
-          <w:tblCellMar>
-            <w:top w:w="15" w:type="dxa"/>
-            <w:left w:w="15" w:type="dxa"/>
-            <w:bottom w:w="15" w:type="dxa"/>
-            <w:right w:w="15" w:type="dxa"/>
-          </w:tblCellMar>
-        </w:tblPrEx>
-        <w:trPr>
-          <w:tblCellSpacing w:w="15" w:type="dxa"/>
-        </w:trPr>
-        <w:tc>
-          <w:tcPr>
-            <w:tcW w:w="0" w:type="auto"/>
-            <w:tcBorders>
-              <w:top w:val="single" w:color="auto" w:sz="4" w:space="0"/>
-              <w:left w:val="single" w:color="auto" w:sz="4" w:space="0"/>
-              <w:bottom w:val="single" w:color="auto" w:sz="4" w:space="0"/>
-              <w:right w:val="single" w:color="auto" w:sz="4" w:space="0"/>
-            </w:tcBorders>
-            <w:shd w:val="clear"/>
-            <w:vAlign w:val="center"/>
-          </w:tcPr>
-          <w:p>
-            <w:pPr>
-              <w:keepNext w:val="0"/>
-              <w:keepLines w:val="0"/>
-              <w:widowControl/>
-              <w:suppressLineNumbers w:val="0"/>
-              <w:spacing w:line="360" w:lineRule="auto"/>
-              <w:jc w:val="center"/>
-              <w:rPr>
-                <w:rFonts w:hint="default" w:ascii="Times New Roman" w:hAnsi="Times New Roman" w:cs="Times New Roman"/>
-                <w:sz w:val="24"/>
-                <w:szCs w:val="24"/>
-              </w:rPr>
-            </w:pPr>
-            <w:r>
-              <w:rPr>
-                <w:rFonts w:hint="default" w:ascii="Times New Roman" w:hAnsi="Times New Roman" w:eastAsia="SimSun" w:cs="Times New Roman"/>
-                <w:kern w:val="0"/>
-                <w:sz w:val="24"/>
-                <w:szCs w:val="24"/>
-                <w:lang w:val="en-US" w:eastAsia="zh-CN" w:bidi="ar"/>
-              </w:rPr>
-              <w:t>Человеческий фактор</w:t>
-            </w:r>
-          </w:p>
-        </w:tc>
-        <w:tc>
-          <w:tcPr>
-            <w:tcW w:w="0" w:type="auto"/>
-            <w:tcBorders>
-              <w:top w:val="single" w:color="auto" w:sz="4" w:space="0"/>
-              <w:left w:val="single" w:color="auto" w:sz="4" w:space="0"/>
-              <w:bottom w:val="single" w:color="auto" w:sz="4" w:space="0"/>
-              <w:right w:val="single" w:color="auto" w:sz="4" w:space="0"/>
-            </w:tcBorders>
-            <w:shd w:val="clear"/>
-            <w:vAlign w:val="center"/>
-          </w:tcPr>
-          <w:p>
-            <w:pPr>
-              <w:keepNext w:val="0"/>
-              <w:keepLines w:val="0"/>
-              <w:widowControl/>
-              <w:suppressLineNumbers w:val="0"/>
-              <w:spacing w:line="360" w:lineRule="auto"/>
-              <w:jc w:val="center"/>
-              <w:rPr>
-                <w:rFonts w:hint="default" w:ascii="Times New Roman" w:hAnsi="Times New Roman" w:cs="Times New Roman"/>
-                <w:sz w:val="24"/>
-                <w:szCs w:val="24"/>
-              </w:rPr>
-            </w:pPr>
-            <w:r>
-              <w:rPr>
-                <w:rFonts w:hint="default" w:ascii="Times New Roman" w:hAnsi="Times New Roman" w:eastAsia="SimSun" w:cs="Times New Roman"/>
-                <w:kern w:val="0"/>
-                <w:sz w:val="24"/>
-                <w:szCs w:val="24"/>
-                <w:lang w:val="en-US" w:eastAsia="zh-CN" w:bidi="ar"/>
-              </w:rPr>
-              <w:t>Пропуск дефектов, субъективная оценка UX, усталость тестировщика</w:t>
-            </w:r>
-          </w:p>
-        </w:tc>
-        <w:tc>
-          <w:tcPr>
-            <w:tcW w:w="0" w:type="auto"/>
-            <w:tcBorders>
-              <w:top w:val="single" w:color="auto" w:sz="4" w:space="0"/>
-              <w:left w:val="single" w:color="auto" w:sz="4" w:space="0"/>
-              <w:bottom w:val="single" w:color="auto" w:sz="4" w:space="0"/>
-              <w:right w:val="single" w:color="auto" w:sz="4" w:space="0"/>
-            </w:tcBorders>
-            <w:shd w:val="clear"/>
-            <w:vAlign w:val="center"/>
-          </w:tcPr>
-          <w:p>
-            <w:pPr>
-              <w:keepNext w:val="0"/>
-              <w:keepLines w:val="0"/>
-              <w:widowControl/>
-              <w:suppressLineNumbers w:val="0"/>
-              <w:spacing w:line="360" w:lineRule="auto"/>
-              <w:jc w:val="center"/>
-              <w:rPr>
-                <w:rFonts w:hint="default" w:ascii="Times New Roman" w:hAnsi="Times New Roman" w:cs="Times New Roman"/>
-                <w:sz w:val="24"/>
-                <w:szCs w:val="24"/>
-              </w:rPr>
-            </w:pPr>
-            <w:r>
-              <w:rPr>
-                <w:rFonts w:hint="default" w:ascii="Times New Roman" w:hAnsi="Times New Roman" w:eastAsia="SimSun" w:cs="Times New Roman"/>
-                <w:kern w:val="0"/>
-                <w:sz w:val="24"/>
-                <w:szCs w:val="24"/>
-                <w:lang w:val="en-US" w:eastAsia="zh-CN" w:bidi="ar"/>
-              </w:rPr>
-              <w:t>Снижение качества тестирования, неполное покрытие</w:t>
-            </w:r>
-          </w:p>
-        </w:tc>
-        <w:tc>
-          <w:tcPr>
-            <w:tcW w:w="0" w:type="auto"/>
-            <w:tcBorders>
-              <w:top w:val="single" w:color="auto" w:sz="4" w:space="0"/>
-              <w:left w:val="single" w:color="auto" w:sz="4" w:space="0"/>
-              <w:bottom w:val="single" w:color="auto" w:sz="4" w:space="0"/>
-              <w:right w:val="single" w:color="auto" w:sz="4" w:space="0"/>
-            </w:tcBorders>
-            <w:shd w:val="clear"/>
-            <w:vAlign w:val="center"/>
-          </w:tcPr>
-          <w:p>
-            <w:pPr>
-              <w:keepNext w:val="0"/>
-              <w:keepLines w:val="0"/>
-              <w:widowControl/>
-              <w:suppressLineNumbers w:val="0"/>
-              <w:spacing w:line="360" w:lineRule="auto"/>
-              <w:jc w:val="center"/>
-              <w:rPr>
-                <w:rFonts w:hint="default" w:ascii="Times New Roman" w:hAnsi="Times New Roman" w:cs="Times New Roman"/>
-                <w:sz w:val="24"/>
-                <w:szCs w:val="24"/>
-              </w:rPr>
-            </w:pPr>
-            <w:r>
-              <w:rPr>
-                <w:rFonts w:hint="default" w:ascii="Times New Roman" w:hAnsi="Times New Roman" w:eastAsia="SimSun" w:cs="Times New Roman"/>
-                <w:kern w:val="0"/>
-                <w:sz w:val="24"/>
-                <w:szCs w:val="24"/>
-                <w:lang w:val="en-US" w:eastAsia="zh-CN" w:bidi="ar"/>
-              </w:rPr>
-              <w:t>Использование автотестов, code review тестов, чек-листы</w:t>
             </w:r>
           </w:p>
         </w:tc>
@@ -4249,7 +4077,7 @@
               <w:bottom w:val="single" w:color="auto" w:sz="4" w:space="0"/>
               <w:right w:val="single" w:color="auto" w:sz="4" w:space="0"/>
             </w:tcBorders>
-            <w:shd w:val="clear"/>
+            <w:shd w:val="clear" w:color="auto" w:fill="auto"/>
             <w:vAlign w:val="center"/>
           </w:tcPr>
           <w:p>
@@ -4274,7 +4102,7 @@
                 <w:szCs w:val="24"/>
                 <w:lang w:val="en-US" w:eastAsia="zh-CN" w:bidi="ar"/>
               </w:rPr>
-              <w:t>Кроссбраузерность</w:t>
+              <w:t>Человеческий фактор</w:t>
             </w:r>
           </w:p>
         </w:tc>
@@ -4287,7 +4115,7 @@
               <w:bottom w:val="single" w:color="auto" w:sz="4" w:space="0"/>
               <w:right w:val="single" w:color="auto" w:sz="4" w:space="0"/>
             </w:tcBorders>
-            <w:shd w:val="clear"/>
+            <w:shd w:val="clear" w:color="auto" w:fill="auto"/>
             <w:vAlign w:val="center"/>
           </w:tcPr>
           <w:p>
@@ -4312,7 +4140,7 @@
                 <w:szCs w:val="24"/>
                 <w:lang w:val="en-US" w:eastAsia="zh-CN" w:bidi="ar"/>
               </w:rPr>
-              <w:t>Различия отображения UI в браузерах</w:t>
+              <w:t>Пропуск дефектов, субъективная оценка UX, усталость тестировщика</w:t>
             </w:r>
           </w:p>
         </w:tc>
@@ -4325,7 +4153,7 @@
               <w:bottom w:val="single" w:color="auto" w:sz="4" w:space="0"/>
               <w:right w:val="single" w:color="auto" w:sz="4" w:space="0"/>
             </w:tcBorders>
-            <w:shd w:val="clear"/>
+            <w:shd w:val="clear" w:color="auto" w:fill="auto"/>
             <w:vAlign w:val="center"/>
           </w:tcPr>
           <w:p>
@@ -4350,7 +4178,7 @@
                 <w:szCs w:val="24"/>
                 <w:lang w:val="en-US" w:eastAsia="zh-CN" w:bidi="ar"/>
               </w:rPr>
-              <w:t>Ошибки отображения, некорректная работа функций</w:t>
+              <w:t>Снижение качества тестирования, неполное покрытие</w:t>
             </w:r>
           </w:p>
         </w:tc>
@@ -4363,7 +4191,7 @@
               <w:bottom w:val="single" w:color="auto" w:sz="4" w:space="0"/>
               <w:right w:val="single" w:color="auto" w:sz="4" w:space="0"/>
             </w:tcBorders>
-            <w:shd w:val="clear"/>
+            <w:shd w:val="clear" w:color="auto" w:fill="auto"/>
             <w:vAlign w:val="center"/>
           </w:tcPr>
           <w:p>
@@ -4388,7 +4216,7 @@
                 <w:szCs w:val="24"/>
                 <w:lang w:val="en-US" w:eastAsia="zh-CN" w:bidi="ar"/>
               </w:rPr>
-              <w:t>Кроссбраузерное тестирование, Selenium Grid</w:t>
+              <w:t>Использование автотестов, code review тестов, чек-листы</w:t>
             </w:r>
           </w:p>
         </w:tc>
@@ -4403,6 +4231,7 @@
             <w:insideH w:val="none" w:color="auto" w:sz="0" w:space="0"/>
             <w:insideV w:val="none" w:color="auto" w:sz="0" w:space="0"/>
           </w:tblBorders>
+          <w:shd w:val="clear" w:color="auto" w:fill="auto"/>
           <w:tblCellMar>
             <w:top w:w="15" w:type="dxa"/>
             <w:left w:w="15" w:type="dxa"/>
@@ -4422,7 +4251,181 @@
               <w:bottom w:val="single" w:color="auto" w:sz="4" w:space="0"/>
               <w:right w:val="single" w:color="auto" w:sz="4" w:space="0"/>
             </w:tcBorders>
-            <w:shd w:val="clear"/>
+            <w:shd w:val="clear" w:color="auto" w:fill="auto"/>
+            <w:vAlign w:val="center"/>
+          </w:tcPr>
+          <w:p>
+            <w:pPr>
+              <w:keepNext w:val="0"/>
+              <w:keepLines w:val="0"/>
+              <w:widowControl/>
+              <w:suppressLineNumbers w:val="0"/>
+              <w:spacing w:line="360" w:lineRule="auto"/>
+              <w:jc w:val="center"/>
+              <w:rPr>
+                <w:rFonts w:hint="default" w:ascii="Times New Roman" w:hAnsi="Times New Roman" w:cs="Times New Roman"/>
+                <w:sz w:val="24"/>
+                <w:szCs w:val="24"/>
+              </w:rPr>
+            </w:pPr>
+            <w:r>
+              <w:rPr>
+                <w:rFonts w:hint="default" w:ascii="Times New Roman" w:hAnsi="Times New Roman" w:eastAsia="SimSun" w:cs="Times New Roman"/>
+                <w:kern w:val="0"/>
+                <w:sz w:val="24"/>
+                <w:szCs w:val="24"/>
+                <w:lang w:val="en-US" w:eastAsia="zh-CN" w:bidi="ar"/>
+              </w:rPr>
+              <w:t>Кроссбраузерность</w:t>
+            </w:r>
+          </w:p>
+        </w:tc>
+        <w:tc>
+          <w:tcPr>
+            <w:tcW w:w="0" w:type="auto"/>
+            <w:tcBorders>
+              <w:top w:val="single" w:color="auto" w:sz="4" w:space="0"/>
+              <w:left w:val="single" w:color="auto" w:sz="4" w:space="0"/>
+              <w:bottom w:val="single" w:color="auto" w:sz="4" w:space="0"/>
+              <w:right w:val="single" w:color="auto" w:sz="4" w:space="0"/>
+            </w:tcBorders>
+            <w:shd w:val="clear" w:color="auto" w:fill="auto"/>
+            <w:vAlign w:val="center"/>
+          </w:tcPr>
+          <w:p>
+            <w:pPr>
+              <w:keepNext w:val="0"/>
+              <w:keepLines w:val="0"/>
+              <w:widowControl/>
+              <w:suppressLineNumbers w:val="0"/>
+              <w:spacing w:line="360" w:lineRule="auto"/>
+              <w:jc w:val="center"/>
+              <w:rPr>
+                <w:rFonts w:hint="default" w:ascii="Times New Roman" w:hAnsi="Times New Roman" w:cs="Times New Roman"/>
+                <w:sz w:val="24"/>
+                <w:szCs w:val="24"/>
+              </w:rPr>
+            </w:pPr>
+            <w:r>
+              <w:rPr>
+                <w:rFonts w:hint="default" w:ascii="Times New Roman" w:hAnsi="Times New Roman" w:eastAsia="SimSun" w:cs="Times New Roman"/>
+                <w:kern w:val="0"/>
+                <w:sz w:val="24"/>
+                <w:szCs w:val="24"/>
+                <w:lang w:val="en-US" w:eastAsia="zh-CN" w:bidi="ar"/>
+              </w:rPr>
+              <w:t>Различия отображения UI в браузерах</w:t>
+            </w:r>
+          </w:p>
+        </w:tc>
+        <w:tc>
+          <w:tcPr>
+            <w:tcW w:w="0" w:type="auto"/>
+            <w:tcBorders>
+              <w:top w:val="single" w:color="auto" w:sz="4" w:space="0"/>
+              <w:left w:val="single" w:color="auto" w:sz="4" w:space="0"/>
+              <w:bottom w:val="single" w:color="auto" w:sz="4" w:space="0"/>
+              <w:right w:val="single" w:color="auto" w:sz="4" w:space="0"/>
+            </w:tcBorders>
+            <w:shd w:val="clear" w:color="auto" w:fill="auto"/>
+            <w:vAlign w:val="center"/>
+          </w:tcPr>
+          <w:p>
+            <w:pPr>
+              <w:keepNext w:val="0"/>
+              <w:keepLines w:val="0"/>
+              <w:widowControl/>
+              <w:suppressLineNumbers w:val="0"/>
+              <w:spacing w:line="360" w:lineRule="auto"/>
+              <w:jc w:val="center"/>
+              <w:rPr>
+                <w:rFonts w:hint="default" w:ascii="Times New Roman" w:hAnsi="Times New Roman" w:cs="Times New Roman"/>
+                <w:sz w:val="24"/>
+                <w:szCs w:val="24"/>
+              </w:rPr>
+            </w:pPr>
+            <w:r>
+              <w:rPr>
+                <w:rFonts w:hint="default" w:ascii="Times New Roman" w:hAnsi="Times New Roman" w:eastAsia="SimSun" w:cs="Times New Roman"/>
+                <w:kern w:val="0"/>
+                <w:sz w:val="24"/>
+                <w:szCs w:val="24"/>
+                <w:lang w:val="en-US" w:eastAsia="zh-CN" w:bidi="ar"/>
+              </w:rPr>
+              <w:t>Ошибки отображения, некорректная работа функций</w:t>
+            </w:r>
+          </w:p>
+        </w:tc>
+        <w:tc>
+          <w:tcPr>
+            <w:tcW w:w="0" w:type="auto"/>
+            <w:tcBorders>
+              <w:top w:val="single" w:color="auto" w:sz="4" w:space="0"/>
+              <w:left w:val="single" w:color="auto" w:sz="4" w:space="0"/>
+              <w:bottom w:val="single" w:color="auto" w:sz="4" w:space="0"/>
+              <w:right w:val="single" w:color="auto" w:sz="4" w:space="0"/>
+            </w:tcBorders>
+            <w:shd w:val="clear" w:color="auto" w:fill="auto"/>
+            <w:vAlign w:val="center"/>
+          </w:tcPr>
+          <w:p>
+            <w:pPr>
+              <w:keepNext w:val="0"/>
+              <w:keepLines w:val="0"/>
+              <w:widowControl/>
+              <w:suppressLineNumbers w:val="0"/>
+              <w:spacing w:line="360" w:lineRule="auto"/>
+              <w:jc w:val="center"/>
+              <w:rPr>
+                <w:rFonts w:hint="default" w:ascii="Times New Roman" w:hAnsi="Times New Roman" w:cs="Times New Roman"/>
+                <w:sz w:val="24"/>
+                <w:szCs w:val="24"/>
+              </w:rPr>
+            </w:pPr>
+            <w:r>
+              <w:rPr>
+                <w:rFonts w:hint="default" w:ascii="Times New Roman" w:hAnsi="Times New Roman" w:eastAsia="SimSun" w:cs="Times New Roman"/>
+                <w:kern w:val="0"/>
+                <w:sz w:val="24"/>
+                <w:szCs w:val="24"/>
+                <w:lang w:val="en-US" w:eastAsia="zh-CN" w:bidi="ar"/>
+              </w:rPr>
+              <w:t>Кроссбраузерное тестирование, Selenium Grid</w:t>
+            </w:r>
+          </w:p>
+        </w:tc>
+      </w:tr>
+      <w:tr>
+        <w:tblPrEx>
+          <w:tblBorders>
+            <w:top w:val="none" w:color="auto" w:sz="0" w:space="0"/>
+            <w:left w:val="none" w:color="auto" w:sz="0" w:space="0"/>
+            <w:bottom w:val="none" w:color="auto" w:sz="0" w:space="0"/>
+            <w:right w:val="none" w:color="auto" w:sz="0" w:space="0"/>
+            <w:insideH w:val="none" w:color="auto" w:sz="0" w:space="0"/>
+            <w:insideV w:val="none" w:color="auto" w:sz="0" w:space="0"/>
+          </w:tblBorders>
+          <w:shd w:val="clear" w:color="auto" w:fill="auto"/>
+          <w:tblCellMar>
+            <w:top w:w="15" w:type="dxa"/>
+            <w:left w:w="15" w:type="dxa"/>
+            <w:bottom w:w="15" w:type="dxa"/>
+            <w:right w:w="15" w:type="dxa"/>
+          </w:tblCellMar>
+        </w:tblPrEx>
+        <w:trPr>
+          <w:tblCellSpacing w:w="15" w:type="dxa"/>
+        </w:trPr>
+        <w:tc>
+          <w:tcPr>
+            <w:tcW w:w="0" w:type="auto"/>
+            <w:tcBorders>
+              <w:top w:val="single" w:color="auto" w:sz="4" w:space="0"/>
+              <w:left w:val="single" w:color="auto" w:sz="4" w:space="0"/>
+              <w:bottom w:val="single" w:color="auto" w:sz="4" w:space="0"/>
+              <w:right w:val="single" w:color="auto" w:sz="4" w:space="0"/>
+            </w:tcBorders>
+            <w:shd w:val="clear" w:color="auto" w:fill="auto"/>
             <w:vAlign w:val="center"/>
           </w:tcPr>
           <w:p>
@@ -4460,7 +4463,7 @@
               <w:bottom w:val="single" w:color="auto" w:sz="4" w:space="0"/>
               <w:right w:val="single" w:color="auto" w:sz="4" w:space="0"/>
             </w:tcBorders>
-            <w:shd w:val="clear"/>
+            <w:shd w:val="clear" w:color="auto" w:fill="auto"/>
             <w:vAlign w:val="center"/>
           </w:tcPr>
           <w:p>
@@ -4498,7 +4501,7 @@
               <w:bottom w:val="single" w:color="auto" w:sz="4" w:space="0"/>
               <w:right w:val="single" w:color="auto" w:sz="4" w:space="0"/>
             </w:tcBorders>
-            <w:shd w:val="clear"/>
+            <w:shd w:val="clear" w:color="auto" w:fill="auto"/>
             <w:vAlign w:val="center"/>
           </w:tcPr>
           <w:p>
@@ -4536,7 +4539,7 @@
               <w:bottom w:val="single" w:color="auto" w:sz="4" w:space="0"/>
               <w:right w:val="single" w:color="auto" w:sz="4" w:space="0"/>
             </w:tcBorders>
-            <w:shd w:val="clear"/>
+            <w:shd w:val="clear" w:color="auto" w:fill="auto"/>
             <w:vAlign w:val="center"/>
           </w:tcPr>
           <w:p>
@@ -4595,7 +4598,7 @@
               <w:bottom w:val="single" w:color="auto" w:sz="4" w:space="0"/>
               <w:right w:val="single" w:color="auto" w:sz="4" w:space="0"/>
             </w:tcBorders>
-            <w:shd w:val="clear"/>
+            <w:shd w:val="clear" w:color="auto" w:fill="auto"/>
             <w:vAlign w:val="center"/>
           </w:tcPr>
           <w:p>
@@ -4633,7 +4636,7 @@
               <w:bottom w:val="single" w:color="auto" w:sz="4" w:space="0"/>
               <w:right w:val="single" w:color="auto" w:sz="4" w:space="0"/>
             </w:tcBorders>
-            <w:shd w:val="clear"/>
+            <w:shd w:val="clear" w:color="auto" w:fill="auto"/>
             <w:vAlign w:val="center"/>
           </w:tcPr>
           <w:p>
@@ -4671,7 +4674,7 @@
               <w:bottom w:val="single" w:color="auto" w:sz="4" w:space="0"/>
               <w:right w:val="single" w:color="auto" w:sz="4" w:space="0"/>
             </w:tcBorders>
-            <w:shd w:val="clear"/>
+            <w:shd w:val="clear" w:color="auto" w:fill="auto"/>
             <w:vAlign w:val="center"/>
           </w:tcPr>
           <w:p>
@@ -4709,7 +4712,7 @@
               <w:bottom w:val="single" w:color="auto" w:sz="4" w:space="0"/>
               <w:right w:val="single" w:color="auto" w:sz="4" w:space="0"/>
             </w:tcBorders>
-            <w:shd w:val="clear"/>
+            <w:shd w:val="clear" w:color="auto" w:fill="auto"/>
             <w:vAlign w:val="center"/>
           </w:tcPr>
           <w:p>
@@ -4768,7 +4771,7 @@
               <w:bottom w:val="single" w:color="auto" w:sz="4" w:space="0"/>
               <w:right w:val="single" w:color="auto" w:sz="4" w:space="0"/>
             </w:tcBorders>
-            <w:shd w:val="clear"/>
+            <w:shd w:val="clear" w:color="auto" w:fill="auto"/>
             <w:vAlign w:val="center"/>
           </w:tcPr>
           <w:p>
@@ -4806,7 +4809,7 @@
               <w:bottom w:val="single" w:color="auto" w:sz="4" w:space="0"/>
               <w:right w:val="single" w:color="auto" w:sz="4" w:space="0"/>
             </w:tcBorders>
-            <w:shd w:val="clear"/>
+            <w:shd w:val="clear" w:color="auto" w:fill="auto"/>
             <w:vAlign w:val="center"/>
           </w:tcPr>
           <w:p>
@@ -4844,7 +4847,7 @@
               <w:bottom w:val="single" w:color="auto" w:sz="4" w:space="0"/>
               <w:right w:val="single" w:color="auto" w:sz="4" w:space="0"/>
             </w:tcBorders>
-            <w:shd w:val="clear"/>
+            <w:shd w:val="clear" w:color="auto" w:fill="auto"/>
             <w:vAlign w:val="center"/>
           </w:tcPr>
           <w:p>
@@ -4882,7 +4885,7 @@
               <w:bottom w:val="single" w:color="auto" w:sz="4" w:space="0"/>
               <w:right w:val="single" w:color="auto" w:sz="4" w:space="0"/>
             </w:tcBorders>
-            <w:shd w:val="clear"/>
+            <w:shd w:val="clear" w:color="auto" w:fill="auto"/>
             <w:vAlign w:val="center"/>
           </w:tcPr>
           <w:p>
@@ -6232,6 +6235,7 @@
     </w:p>
     <w:tbl>
       <w:tblPr>
+        <w:tblStyle w:val="5"/>
         <w:tblW w:w="0" w:type="auto"/>
         <w:jc w:val="center"/>
         <w:tblCellSpacing w:w="15" w:type="dxa"/>
@@ -6243,7 +6247,7 @@
           <w:insideH w:val="single" w:color="auto" w:sz="4" w:space="0"/>
           <w:insideV w:val="single" w:color="auto" w:sz="4" w:space="0"/>
         </w:tblBorders>
-        <w:shd w:val="clear"/>
+        <w:shd w:val="clear" w:color="auto" w:fill="auto"/>
         <w:tblLayout w:type="autofit"/>
         <w:tblCellMar>
           <w:top w:w="15" w:type="dxa"/>
@@ -6269,7 +6273,7 @@
             <w:insideH w:val="single" w:color="auto" w:sz="4" w:space="0"/>
             <w:insideV w:val="single" w:color="auto" w:sz="4" w:space="0"/>
           </w:tblBorders>
-          <w:shd w:val="clear"/>
+          <w:shd w:val="clear" w:color="auto" w:fill="auto"/>
           <w:tblCellMar>
             <w:top w:w="15" w:type="dxa"/>
             <w:left w:w="15" w:type="dxa"/>
@@ -6285,7 +6289,7 @@
         <w:tc>
           <w:tcPr>
             <w:tcW w:w="0" w:type="auto"/>
-            <w:shd w:val="clear"/>
+            <w:shd w:val="clear" w:color="auto" w:fill="auto"/>
             <w:vAlign w:val="center"/>
           </w:tcPr>
           <w:p>
@@ -6321,7 +6325,7 @@
         <w:tc>
           <w:tcPr>
             <w:tcW w:w="0" w:type="auto"/>
-            <w:shd w:val="clear"/>
+            <w:shd w:val="clear" w:color="auto" w:fill="auto"/>
             <w:vAlign w:val="center"/>
           </w:tcPr>
           <w:p>
@@ -6357,7 +6361,7 @@
         <w:tc>
           <w:tcPr>
             <w:tcW w:w="0" w:type="auto"/>
-            <w:shd w:val="clear"/>
+            <w:shd w:val="clear" w:color="auto" w:fill="auto"/>
             <w:vAlign w:val="center"/>
           </w:tcPr>
           <w:p>
@@ -6393,7 +6397,7 @@
         <w:tc>
           <w:tcPr>
             <w:tcW w:w="0" w:type="auto"/>
-            <w:shd w:val="clear"/>
+            <w:shd w:val="clear" w:color="auto" w:fill="auto"/>
             <w:vAlign w:val="center"/>
           </w:tcPr>
           <w:p>
@@ -6429,7 +6433,7 @@
         <w:tc>
           <w:tcPr>
             <w:tcW w:w="0" w:type="auto"/>
-            <w:shd w:val="clear"/>
+            <w:shd w:val="clear" w:color="auto" w:fill="auto"/>
             <w:vAlign w:val="center"/>
           </w:tcPr>
           <w:p>
@@ -6459,6 +6463,2043 @@
                 <w:lang w:val="ru-RU" w:eastAsia="zh-CN"/>
               </w:rPr>
               <w:t>Область применения</w:t>
+            </w:r>
+          </w:p>
+        </w:tc>
+      </w:tr>
+      <w:tr>
+        <w:tblPrEx>
+          <w:tblBorders>
+            <w:top w:val="single" w:color="auto" w:sz="4" w:space="0"/>
+            <w:left w:val="single" w:color="auto" w:sz="4" w:space="0"/>
+            <w:bottom w:val="single" w:color="auto" w:sz="4" w:space="0"/>
+            <w:right w:val="single" w:color="auto" w:sz="4" w:space="0"/>
+            <w:insideH w:val="single" w:color="auto" w:sz="4" w:space="0"/>
+            <w:insideV w:val="single" w:color="auto" w:sz="4" w:space="0"/>
+          </w:tblBorders>
+          <w:shd w:val="clear" w:color="auto" w:fill="auto"/>
+          <w:tblCellMar>
+            <w:top w:w="15" w:type="dxa"/>
+            <w:left w:w="15" w:type="dxa"/>
+            <w:bottom w:w="15" w:type="dxa"/>
+            <w:right w:w="15" w:type="dxa"/>
+          </w:tblCellMar>
+        </w:tblPrEx>
+        <w:trPr>
+          <w:tblCellSpacing w:w="15" w:type="dxa"/>
+          <w:jc w:val="center"/>
+        </w:trPr>
+        <w:tc>
+          <w:tcPr>
+            <w:tcW w:w="0" w:type="auto"/>
+            <w:shd w:val="clear" w:color="auto" w:fill="auto"/>
+            <w:vAlign w:val="center"/>
+          </w:tcPr>
+          <w:p>
+            <w:pPr>
+              <w:numPr>
+                <w:ilvl w:val="0"/>
+                <w:numId w:val="0"/>
+              </w:numPr>
+              <w:spacing w:after="160" w:line="360" w:lineRule="auto"/>
+              <w:jc w:val="center"/>
+              <w:rPr>
+                <w:rFonts w:hint="default" w:ascii="Times New Roman" w:hAnsi="Times New Roman"/>
+                <w:b w:val="0"/>
+                <w:bCs w:val="0"/>
+                <w:sz w:val="24"/>
+                <w:szCs w:val="24"/>
+                <w:lang w:val="ru-RU"/>
+              </w:rPr>
+            </w:pPr>
+            <w:r>
+              <w:rPr>
+                <w:rFonts w:hint="default" w:ascii="Times New Roman" w:hAnsi="Times New Roman"/>
+                <w:b w:val="0"/>
+                <w:bCs w:val="0"/>
+                <w:sz w:val="24"/>
+                <w:szCs w:val="24"/>
+                <w:lang w:val="ru-RU" w:eastAsia="zh-CN"/>
+              </w:rPr>
+              <w:t>Selenium</w:t>
+            </w:r>
+          </w:p>
+        </w:tc>
+        <w:tc>
+          <w:tcPr>
+            <w:tcW w:w="0" w:type="auto"/>
+            <w:shd w:val="clear" w:color="auto" w:fill="auto"/>
+            <w:vAlign w:val="center"/>
+          </w:tcPr>
+          <w:p>
+            <w:pPr>
+              <w:numPr>
+                <w:ilvl w:val="0"/>
+                <w:numId w:val="0"/>
+              </w:numPr>
+              <w:spacing w:after="160" w:line="360" w:lineRule="auto"/>
+              <w:jc w:val="center"/>
+              <w:rPr>
+                <w:rFonts w:hint="default" w:ascii="Times New Roman" w:hAnsi="Times New Roman"/>
+                <w:b w:val="0"/>
+                <w:bCs w:val="0"/>
+                <w:sz w:val="24"/>
+                <w:szCs w:val="24"/>
+                <w:lang w:val="ru-RU"/>
+              </w:rPr>
+            </w:pPr>
+            <w:r>
+              <w:rPr>
+                <w:rFonts w:hint="default" w:ascii="Times New Roman" w:hAnsi="Times New Roman"/>
+                <w:b w:val="0"/>
+                <w:bCs w:val="0"/>
+                <w:sz w:val="24"/>
+                <w:szCs w:val="24"/>
+                <w:lang w:val="ru-RU" w:eastAsia="zh-CN"/>
+              </w:rPr>
+              <w:t>UI-тестирование</w:t>
+            </w:r>
+          </w:p>
+        </w:tc>
+        <w:tc>
+          <w:tcPr>
+            <w:tcW w:w="0" w:type="auto"/>
+            <w:shd w:val="clear" w:color="auto" w:fill="auto"/>
+            <w:vAlign w:val="center"/>
+          </w:tcPr>
+          <w:p>
+            <w:pPr>
+              <w:numPr>
+                <w:ilvl w:val="0"/>
+                <w:numId w:val="0"/>
+              </w:numPr>
+              <w:spacing w:after="160" w:line="360" w:lineRule="auto"/>
+              <w:jc w:val="center"/>
+              <w:rPr>
+                <w:rFonts w:hint="default" w:ascii="Times New Roman" w:hAnsi="Times New Roman"/>
+                <w:b w:val="0"/>
+                <w:bCs w:val="0"/>
+                <w:sz w:val="24"/>
+                <w:szCs w:val="24"/>
+                <w:lang w:val="ru-RU"/>
+              </w:rPr>
+            </w:pPr>
+            <w:r>
+              <w:rPr>
+                <w:rFonts w:hint="default" w:ascii="Times New Roman" w:hAnsi="Times New Roman"/>
+                <w:b w:val="0"/>
+                <w:bCs w:val="0"/>
+                <w:sz w:val="24"/>
+                <w:szCs w:val="24"/>
+                <w:lang w:val="ru-RU" w:eastAsia="zh-CN"/>
+              </w:rPr>
+              <w:t>Автоматизация действий пользователя в браузере</w:t>
+            </w:r>
+          </w:p>
+        </w:tc>
+        <w:tc>
+          <w:tcPr>
+            <w:tcW w:w="0" w:type="auto"/>
+            <w:shd w:val="clear" w:color="auto" w:fill="auto"/>
+            <w:vAlign w:val="center"/>
+          </w:tcPr>
+          <w:p>
+            <w:pPr>
+              <w:numPr>
+                <w:ilvl w:val="0"/>
+                <w:numId w:val="0"/>
+              </w:numPr>
+              <w:spacing w:after="160" w:line="360" w:lineRule="auto"/>
+              <w:jc w:val="center"/>
+              <w:rPr>
+                <w:rFonts w:hint="default" w:ascii="Times New Roman" w:hAnsi="Times New Roman"/>
+                <w:b w:val="0"/>
+                <w:bCs w:val="0"/>
+                <w:sz w:val="24"/>
+                <w:szCs w:val="24"/>
+                <w:lang w:val="ru-RU"/>
+              </w:rPr>
+            </w:pPr>
+            <w:r>
+              <w:rPr>
+                <w:rFonts w:hint="default" w:ascii="Times New Roman" w:hAnsi="Times New Roman"/>
+                <w:b w:val="0"/>
+                <w:bCs w:val="0"/>
+                <w:sz w:val="24"/>
+                <w:szCs w:val="24"/>
+                <w:lang w:val="ru-RU" w:eastAsia="zh-CN"/>
+              </w:rPr>
+              <w:t>Кроссбраузерность, поддержка многих языков</w:t>
+            </w:r>
+          </w:p>
+        </w:tc>
+        <w:tc>
+          <w:tcPr>
+            <w:tcW w:w="0" w:type="auto"/>
+            <w:shd w:val="clear" w:color="auto" w:fill="auto"/>
+            <w:vAlign w:val="center"/>
+          </w:tcPr>
+          <w:p>
+            <w:pPr>
+              <w:numPr>
+                <w:ilvl w:val="0"/>
+                <w:numId w:val="0"/>
+              </w:numPr>
+              <w:spacing w:after="160" w:line="360" w:lineRule="auto"/>
+              <w:jc w:val="center"/>
+              <w:rPr>
+                <w:rFonts w:hint="default" w:ascii="Times New Roman" w:hAnsi="Times New Roman"/>
+                <w:b w:val="0"/>
+                <w:bCs w:val="0"/>
+                <w:sz w:val="24"/>
+                <w:szCs w:val="24"/>
+                <w:lang w:val="ru-RU"/>
+              </w:rPr>
+            </w:pPr>
+            <w:r>
+              <w:rPr>
+                <w:rFonts w:hint="default" w:ascii="Times New Roman" w:hAnsi="Times New Roman"/>
+                <w:b w:val="0"/>
+                <w:bCs w:val="0"/>
+                <w:sz w:val="24"/>
+                <w:szCs w:val="24"/>
+                <w:lang w:val="ru-RU" w:eastAsia="zh-CN"/>
+              </w:rPr>
+              <w:t>Тестирование веб-интерфейсов</w:t>
+            </w:r>
+          </w:p>
+        </w:tc>
+      </w:tr>
+      <w:tr>
+        <w:tblPrEx>
+          <w:tblBorders>
+            <w:top w:val="single" w:color="auto" w:sz="4" w:space="0"/>
+            <w:left w:val="single" w:color="auto" w:sz="4" w:space="0"/>
+            <w:bottom w:val="single" w:color="auto" w:sz="4" w:space="0"/>
+            <w:right w:val="single" w:color="auto" w:sz="4" w:space="0"/>
+            <w:insideH w:val="single" w:color="auto" w:sz="4" w:space="0"/>
+            <w:insideV w:val="single" w:color="auto" w:sz="4" w:space="0"/>
+          </w:tblBorders>
+          <w:shd w:val="clear" w:color="auto" w:fill="auto"/>
+          <w:tblCellMar>
+            <w:top w:w="15" w:type="dxa"/>
+            <w:left w:w="15" w:type="dxa"/>
+            <w:bottom w:w="15" w:type="dxa"/>
+            <w:right w:w="15" w:type="dxa"/>
+          </w:tblCellMar>
+        </w:tblPrEx>
+        <w:trPr>
+          <w:tblCellSpacing w:w="15" w:type="dxa"/>
+          <w:jc w:val="center"/>
+        </w:trPr>
+        <w:tc>
+          <w:tcPr>
+            <w:tcW w:w="0" w:type="auto"/>
+            <w:shd w:val="clear" w:color="auto" w:fill="auto"/>
+            <w:vAlign w:val="center"/>
+          </w:tcPr>
+          <w:p>
+            <w:pPr>
+              <w:numPr>
+                <w:ilvl w:val="0"/>
+                <w:numId w:val="0"/>
+              </w:numPr>
+              <w:spacing w:after="160" w:line="360" w:lineRule="auto"/>
+              <w:jc w:val="center"/>
+              <w:rPr>
+                <w:rFonts w:hint="default" w:ascii="Times New Roman" w:hAnsi="Times New Roman"/>
+                <w:b w:val="0"/>
+                <w:bCs w:val="0"/>
+                <w:sz w:val="24"/>
+                <w:szCs w:val="24"/>
+                <w:lang w:val="ru-RU"/>
+              </w:rPr>
+            </w:pPr>
+            <w:r>
+              <w:rPr>
+                <w:rFonts w:hint="default" w:ascii="Times New Roman" w:hAnsi="Times New Roman"/>
+                <w:b w:val="0"/>
+                <w:bCs w:val="0"/>
+                <w:sz w:val="24"/>
+                <w:szCs w:val="24"/>
+                <w:lang w:val="ru-RU" w:eastAsia="zh-CN"/>
+              </w:rPr>
+              <w:t>JUnit</w:t>
+            </w:r>
+          </w:p>
+        </w:tc>
+        <w:tc>
+          <w:tcPr>
+            <w:tcW w:w="0" w:type="auto"/>
+            <w:shd w:val="clear" w:color="auto" w:fill="auto"/>
+            <w:vAlign w:val="center"/>
+          </w:tcPr>
+          <w:p>
+            <w:pPr>
+              <w:numPr>
+                <w:ilvl w:val="0"/>
+                <w:numId w:val="0"/>
+              </w:numPr>
+              <w:spacing w:after="160" w:line="360" w:lineRule="auto"/>
+              <w:jc w:val="center"/>
+              <w:rPr>
+                <w:rFonts w:hint="default" w:ascii="Times New Roman" w:hAnsi="Times New Roman"/>
+                <w:b w:val="0"/>
+                <w:bCs w:val="0"/>
+                <w:sz w:val="24"/>
+                <w:szCs w:val="24"/>
+                <w:lang w:val="ru-RU"/>
+              </w:rPr>
+            </w:pPr>
+            <w:r>
+              <w:rPr>
+                <w:rFonts w:hint="default" w:ascii="Times New Roman" w:hAnsi="Times New Roman"/>
+                <w:b w:val="0"/>
+                <w:bCs w:val="0"/>
+                <w:sz w:val="24"/>
+                <w:szCs w:val="24"/>
+                <w:lang w:val="ru-RU" w:eastAsia="zh-CN"/>
+              </w:rPr>
+              <w:t>Модульное тестирование</w:t>
+            </w:r>
+          </w:p>
+        </w:tc>
+        <w:tc>
+          <w:tcPr>
+            <w:tcW w:w="0" w:type="auto"/>
+            <w:shd w:val="clear" w:color="auto" w:fill="auto"/>
+            <w:vAlign w:val="center"/>
+          </w:tcPr>
+          <w:p>
+            <w:pPr>
+              <w:numPr>
+                <w:ilvl w:val="0"/>
+                <w:numId w:val="0"/>
+              </w:numPr>
+              <w:spacing w:after="160" w:line="360" w:lineRule="auto"/>
+              <w:jc w:val="center"/>
+              <w:rPr>
+                <w:rFonts w:hint="default" w:ascii="Times New Roman" w:hAnsi="Times New Roman"/>
+                <w:b w:val="0"/>
+                <w:bCs w:val="0"/>
+                <w:sz w:val="24"/>
+                <w:szCs w:val="24"/>
+                <w:lang w:val="ru-RU"/>
+              </w:rPr>
+            </w:pPr>
+            <w:r>
+              <w:rPr>
+                <w:rFonts w:hint="default" w:ascii="Times New Roman" w:hAnsi="Times New Roman"/>
+                <w:b w:val="0"/>
+                <w:bCs w:val="0"/>
+                <w:sz w:val="24"/>
+                <w:szCs w:val="24"/>
+                <w:lang w:val="ru-RU" w:eastAsia="zh-CN"/>
+              </w:rPr>
+              <w:t>Организация и запуск тестов</w:t>
+            </w:r>
+          </w:p>
+        </w:tc>
+        <w:tc>
+          <w:tcPr>
+            <w:tcW w:w="0" w:type="auto"/>
+            <w:shd w:val="clear" w:color="auto" w:fill="auto"/>
+            <w:vAlign w:val="center"/>
+          </w:tcPr>
+          <w:p>
+            <w:pPr>
+              <w:numPr>
+                <w:ilvl w:val="0"/>
+                <w:numId w:val="0"/>
+              </w:numPr>
+              <w:spacing w:after="160" w:line="360" w:lineRule="auto"/>
+              <w:jc w:val="center"/>
+              <w:rPr>
+                <w:rFonts w:hint="default" w:ascii="Times New Roman" w:hAnsi="Times New Roman"/>
+                <w:b w:val="0"/>
+                <w:bCs w:val="0"/>
+                <w:sz w:val="24"/>
+                <w:szCs w:val="24"/>
+                <w:lang w:val="ru-RU"/>
+              </w:rPr>
+            </w:pPr>
+            <w:r>
+              <w:rPr>
+                <w:rFonts w:hint="default" w:ascii="Times New Roman" w:hAnsi="Times New Roman"/>
+                <w:b w:val="0"/>
+                <w:bCs w:val="0"/>
+                <w:sz w:val="24"/>
+                <w:szCs w:val="24"/>
+                <w:lang w:val="ru-RU" w:eastAsia="zh-CN"/>
+              </w:rPr>
+              <w:t>Простота интеграции, распространённость</w:t>
+            </w:r>
+          </w:p>
+        </w:tc>
+        <w:tc>
+          <w:tcPr>
+            <w:tcW w:w="0" w:type="auto"/>
+            <w:shd w:val="clear" w:color="auto" w:fill="auto"/>
+            <w:vAlign w:val="center"/>
+          </w:tcPr>
+          <w:p>
+            <w:pPr>
+              <w:numPr>
+                <w:ilvl w:val="0"/>
+                <w:numId w:val="0"/>
+              </w:numPr>
+              <w:spacing w:after="160" w:line="360" w:lineRule="auto"/>
+              <w:jc w:val="center"/>
+              <w:rPr>
+                <w:rFonts w:hint="default" w:ascii="Times New Roman" w:hAnsi="Times New Roman"/>
+                <w:b w:val="0"/>
+                <w:bCs w:val="0"/>
+                <w:sz w:val="24"/>
+                <w:szCs w:val="24"/>
+                <w:lang w:val="ru-RU"/>
+              </w:rPr>
+            </w:pPr>
+            <w:r>
+              <w:rPr>
+                <w:rFonts w:hint="default" w:ascii="Times New Roman" w:hAnsi="Times New Roman"/>
+                <w:b w:val="0"/>
+                <w:bCs w:val="0"/>
+                <w:sz w:val="24"/>
+                <w:szCs w:val="24"/>
+                <w:lang w:val="ru-RU" w:eastAsia="zh-CN"/>
+              </w:rPr>
+              <w:t>Backend-логика, unit-тесты</w:t>
+            </w:r>
+          </w:p>
+        </w:tc>
+      </w:tr>
+      <w:tr>
+        <w:tblPrEx>
+          <w:tblBorders>
+            <w:top w:val="single" w:color="auto" w:sz="4" w:space="0"/>
+            <w:left w:val="single" w:color="auto" w:sz="4" w:space="0"/>
+            <w:bottom w:val="single" w:color="auto" w:sz="4" w:space="0"/>
+            <w:right w:val="single" w:color="auto" w:sz="4" w:space="0"/>
+            <w:insideH w:val="single" w:color="auto" w:sz="4" w:space="0"/>
+            <w:insideV w:val="single" w:color="auto" w:sz="4" w:space="0"/>
+          </w:tblBorders>
+          <w:shd w:val="clear" w:color="auto" w:fill="auto"/>
+          <w:tblCellMar>
+            <w:top w:w="15" w:type="dxa"/>
+            <w:left w:w="15" w:type="dxa"/>
+            <w:bottom w:w="15" w:type="dxa"/>
+            <w:right w:w="15" w:type="dxa"/>
+          </w:tblCellMar>
+        </w:tblPrEx>
+        <w:trPr>
+          <w:tblCellSpacing w:w="15" w:type="dxa"/>
+          <w:jc w:val="center"/>
+        </w:trPr>
+        <w:tc>
+          <w:tcPr>
+            <w:tcW w:w="0" w:type="auto"/>
+            <w:shd w:val="clear" w:color="auto" w:fill="auto"/>
+            <w:vAlign w:val="center"/>
+          </w:tcPr>
+          <w:p>
+            <w:pPr>
+              <w:numPr>
+                <w:ilvl w:val="0"/>
+                <w:numId w:val="0"/>
+              </w:numPr>
+              <w:spacing w:after="160" w:line="360" w:lineRule="auto"/>
+              <w:jc w:val="center"/>
+              <w:rPr>
+                <w:rFonts w:hint="default" w:ascii="Times New Roman" w:hAnsi="Times New Roman"/>
+                <w:b w:val="0"/>
+                <w:bCs w:val="0"/>
+                <w:sz w:val="24"/>
+                <w:szCs w:val="24"/>
+                <w:lang w:val="ru-RU"/>
+              </w:rPr>
+            </w:pPr>
+            <w:r>
+              <w:rPr>
+                <w:rFonts w:hint="default" w:ascii="Times New Roman" w:hAnsi="Times New Roman"/>
+                <w:b w:val="0"/>
+                <w:bCs w:val="0"/>
+                <w:sz w:val="24"/>
+                <w:szCs w:val="24"/>
+                <w:lang w:val="ru-RU" w:eastAsia="zh-CN"/>
+              </w:rPr>
+              <w:t>TestNG</w:t>
+            </w:r>
+          </w:p>
+        </w:tc>
+        <w:tc>
+          <w:tcPr>
+            <w:tcW w:w="0" w:type="auto"/>
+            <w:shd w:val="clear" w:color="auto" w:fill="auto"/>
+            <w:vAlign w:val="center"/>
+          </w:tcPr>
+          <w:p>
+            <w:pPr>
+              <w:numPr>
+                <w:ilvl w:val="0"/>
+                <w:numId w:val="0"/>
+              </w:numPr>
+              <w:spacing w:after="160" w:line="360" w:lineRule="auto"/>
+              <w:jc w:val="center"/>
+              <w:rPr>
+                <w:rFonts w:hint="default" w:ascii="Times New Roman" w:hAnsi="Times New Roman"/>
+                <w:b w:val="0"/>
+                <w:bCs w:val="0"/>
+                <w:sz w:val="24"/>
+                <w:szCs w:val="24"/>
+                <w:lang w:val="ru-RU"/>
+              </w:rPr>
+            </w:pPr>
+            <w:r>
+              <w:rPr>
+                <w:rFonts w:hint="default" w:ascii="Times New Roman" w:hAnsi="Times New Roman"/>
+                <w:b w:val="0"/>
+                <w:bCs w:val="0"/>
+                <w:sz w:val="24"/>
+                <w:szCs w:val="24"/>
+                <w:lang w:val="ru-RU" w:eastAsia="zh-CN"/>
+              </w:rPr>
+              <w:t>Модульное тестирование</w:t>
+            </w:r>
+          </w:p>
+        </w:tc>
+        <w:tc>
+          <w:tcPr>
+            <w:tcW w:w="0" w:type="auto"/>
+            <w:shd w:val="clear" w:color="auto" w:fill="auto"/>
+            <w:vAlign w:val="center"/>
+          </w:tcPr>
+          <w:p>
+            <w:pPr>
+              <w:numPr>
+                <w:ilvl w:val="0"/>
+                <w:numId w:val="0"/>
+              </w:numPr>
+              <w:spacing w:after="160" w:line="360" w:lineRule="auto"/>
+              <w:jc w:val="center"/>
+              <w:rPr>
+                <w:rFonts w:hint="default" w:ascii="Times New Roman" w:hAnsi="Times New Roman"/>
+                <w:b w:val="0"/>
+                <w:bCs w:val="0"/>
+                <w:sz w:val="24"/>
+                <w:szCs w:val="24"/>
+                <w:lang w:val="ru-RU"/>
+              </w:rPr>
+            </w:pPr>
+            <w:r>
+              <w:rPr>
+                <w:rFonts w:hint="default" w:ascii="Times New Roman" w:hAnsi="Times New Roman"/>
+                <w:b w:val="0"/>
+                <w:bCs w:val="0"/>
+                <w:sz w:val="24"/>
+                <w:szCs w:val="24"/>
+                <w:lang w:val="ru-RU" w:eastAsia="zh-CN"/>
+              </w:rPr>
+              <w:t>Управление тестовыми наборами</w:t>
+            </w:r>
+          </w:p>
+        </w:tc>
+        <w:tc>
+          <w:tcPr>
+            <w:tcW w:w="0" w:type="auto"/>
+            <w:shd w:val="clear" w:color="auto" w:fill="auto"/>
+            <w:vAlign w:val="center"/>
+          </w:tcPr>
+          <w:p>
+            <w:pPr>
+              <w:numPr>
+                <w:ilvl w:val="0"/>
+                <w:numId w:val="0"/>
+              </w:numPr>
+              <w:spacing w:after="160" w:line="360" w:lineRule="auto"/>
+              <w:jc w:val="center"/>
+              <w:rPr>
+                <w:rFonts w:hint="default" w:ascii="Times New Roman" w:hAnsi="Times New Roman"/>
+                <w:b w:val="0"/>
+                <w:bCs w:val="0"/>
+                <w:sz w:val="24"/>
+                <w:szCs w:val="24"/>
+                <w:lang w:val="ru-RU"/>
+              </w:rPr>
+            </w:pPr>
+            <w:r>
+              <w:rPr>
+                <w:rFonts w:hint="default" w:ascii="Times New Roman" w:hAnsi="Times New Roman"/>
+                <w:b w:val="0"/>
+                <w:bCs w:val="0"/>
+                <w:sz w:val="24"/>
+                <w:szCs w:val="24"/>
+                <w:lang w:val="ru-RU" w:eastAsia="zh-CN"/>
+              </w:rPr>
+              <w:t>Гибкая конфигурация, отчётность</w:t>
+            </w:r>
+          </w:p>
+        </w:tc>
+        <w:tc>
+          <w:tcPr>
+            <w:tcW w:w="0" w:type="auto"/>
+            <w:shd w:val="clear" w:color="auto" w:fill="auto"/>
+            <w:vAlign w:val="center"/>
+          </w:tcPr>
+          <w:p>
+            <w:pPr>
+              <w:numPr>
+                <w:ilvl w:val="0"/>
+                <w:numId w:val="0"/>
+              </w:numPr>
+              <w:spacing w:after="160" w:line="360" w:lineRule="auto"/>
+              <w:jc w:val="center"/>
+              <w:rPr>
+                <w:rFonts w:hint="default" w:ascii="Times New Roman" w:hAnsi="Times New Roman"/>
+                <w:b w:val="0"/>
+                <w:bCs w:val="0"/>
+                <w:sz w:val="24"/>
+                <w:szCs w:val="24"/>
+                <w:lang w:val="ru-RU"/>
+              </w:rPr>
+            </w:pPr>
+            <w:r>
+              <w:rPr>
+                <w:rFonts w:hint="default" w:ascii="Times New Roman" w:hAnsi="Times New Roman"/>
+                <w:b w:val="0"/>
+                <w:bCs w:val="0"/>
+                <w:sz w:val="24"/>
+                <w:szCs w:val="24"/>
+                <w:lang w:val="ru-RU" w:eastAsia="zh-CN"/>
+              </w:rPr>
+              <w:t>Комплексные тестовые сценарии</w:t>
+            </w:r>
+          </w:p>
+        </w:tc>
+      </w:tr>
+      <w:tr>
+        <w:tblPrEx>
+          <w:tblBorders>
+            <w:top w:val="single" w:color="auto" w:sz="4" w:space="0"/>
+            <w:left w:val="single" w:color="auto" w:sz="4" w:space="0"/>
+            <w:bottom w:val="single" w:color="auto" w:sz="4" w:space="0"/>
+            <w:right w:val="single" w:color="auto" w:sz="4" w:space="0"/>
+            <w:insideH w:val="single" w:color="auto" w:sz="4" w:space="0"/>
+            <w:insideV w:val="single" w:color="auto" w:sz="4" w:space="0"/>
+          </w:tblBorders>
+          <w:shd w:val="clear" w:color="auto" w:fill="auto"/>
+          <w:tblCellMar>
+            <w:top w:w="15" w:type="dxa"/>
+            <w:left w:w="15" w:type="dxa"/>
+            <w:bottom w:w="15" w:type="dxa"/>
+            <w:right w:w="15" w:type="dxa"/>
+          </w:tblCellMar>
+        </w:tblPrEx>
+        <w:trPr>
+          <w:tblCellSpacing w:w="15" w:type="dxa"/>
+          <w:jc w:val="center"/>
+        </w:trPr>
+        <w:tc>
+          <w:tcPr>
+            <w:tcW w:w="0" w:type="auto"/>
+            <w:shd w:val="clear" w:color="auto" w:fill="auto"/>
+            <w:vAlign w:val="center"/>
+          </w:tcPr>
+          <w:p>
+            <w:pPr>
+              <w:numPr>
+                <w:ilvl w:val="0"/>
+                <w:numId w:val="0"/>
+              </w:numPr>
+              <w:spacing w:after="160" w:line="360" w:lineRule="auto"/>
+              <w:jc w:val="center"/>
+              <w:rPr>
+                <w:rFonts w:hint="default" w:ascii="Times New Roman" w:hAnsi="Times New Roman"/>
+                <w:b w:val="0"/>
+                <w:bCs w:val="0"/>
+                <w:sz w:val="24"/>
+                <w:szCs w:val="24"/>
+                <w:lang w:val="ru-RU"/>
+              </w:rPr>
+            </w:pPr>
+            <w:r>
+              <w:rPr>
+                <w:rFonts w:hint="default" w:ascii="Times New Roman" w:hAnsi="Times New Roman"/>
+                <w:b w:val="0"/>
+                <w:bCs w:val="0"/>
+                <w:sz w:val="24"/>
+                <w:szCs w:val="24"/>
+                <w:lang w:val="ru-RU" w:eastAsia="zh-CN"/>
+              </w:rPr>
+              <w:t>API-тест инструменты</w:t>
+            </w:r>
+          </w:p>
+        </w:tc>
+        <w:tc>
+          <w:tcPr>
+            <w:tcW w:w="0" w:type="auto"/>
+            <w:shd w:val="clear" w:color="auto" w:fill="auto"/>
+            <w:vAlign w:val="center"/>
+          </w:tcPr>
+          <w:p>
+            <w:pPr>
+              <w:numPr>
+                <w:ilvl w:val="0"/>
+                <w:numId w:val="0"/>
+              </w:numPr>
+              <w:spacing w:after="160" w:line="360" w:lineRule="auto"/>
+              <w:jc w:val="center"/>
+              <w:rPr>
+                <w:rFonts w:hint="default" w:ascii="Times New Roman" w:hAnsi="Times New Roman"/>
+                <w:b w:val="0"/>
+                <w:bCs w:val="0"/>
+                <w:sz w:val="24"/>
+                <w:szCs w:val="24"/>
+                <w:lang w:val="ru-RU"/>
+              </w:rPr>
+            </w:pPr>
+            <w:r>
+              <w:rPr>
+                <w:rFonts w:hint="default" w:ascii="Times New Roman" w:hAnsi="Times New Roman"/>
+                <w:b w:val="0"/>
+                <w:bCs w:val="0"/>
+                <w:sz w:val="24"/>
+                <w:szCs w:val="24"/>
+                <w:lang w:val="ru-RU" w:eastAsia="zh-CN"/>
+              </w:rPr>
+              <w:t>API-тестирование</w:t>
+            </w:r>
+          </w:p>
+        </w:tc>
+        <w:tc>
+          <w:tcPr>
+            <w:tcW w:w="0" w:type="auto"/>
+            <w:shd w:val="clear" w:color="auto" w:fill="auto"/>
+            <w:vAlign w:val="center"/>
+          </w:tcPr>
+          <w:p>
+            <w:pPr>
+              <w:numPr>
+                <w:ilvl w:val="0"/>
+                <w:numId w:val="0"/>
+              </w:numPr>
+              <w:spacing w:after="160" w:line="360" w:lineRule="auto"/>
+              <w:jc w:val="center"/>
+              <w:rPr>
+                <w:rFonts w:hint="default" w:ascii="Times New Roman" w:hAnsi="Times New Roman"/>
+                <w:b w:val="0"/>
+                <w:bCs w:val="0"/>
+                <w:sz w:val="24"/>
+                <w:szCs w:val="24"/>
+                <w:lang w:val="ru-RU"/>
+              </w:rPr>
+            </w:pPr>
+            <w:r>
+              <w:rPr>
+                <w:rFonts w:hint="default" w:ascii="Times New Roman" w:hAnsi="Times New Roman"/>
+                <w:b w:val="0"/>
+                <w:bCs w:val="0"/>
+                <w:sz w:val="24"/>
+                <w:szCs w:val="24"/>
+                <w:lang w:val="ru-RU" w:eastAsia="zh-CN"/>
+              </w:rPr>
+              <w:t>Проверка HTTP-запросов и ответов</w:t>
+            </w:r>
+          </w:p>
+        </w:tc>
+        <w:tc>
+          <w:tcPr>
+            <w:tcW w:w="0" w:type="auto"/>
+            <w:shd w:val="clear" w:color="auto" w:fill="auto"/>
+            <w:vAlign w:val="center"/>
+          </w:tcPr>
+          <w:p>
+            <w:pPr>
+              <w:numPr>
+                <w:ilvl w:val="0"/>
+                <w:numId w:val="0"/>
+              </w:numPr>
+              <w:spacing w:after="160" w:line="360" w:lineRule="auto"/>
+              <w:jc w:val="center"/>
+              <w:rPr>
+                <w:rFonts w:hint="default" w:ascii="Times New Roman" w:hAnsi="Times New Roman"/>
+                <w:b w:val="0"/>
+                <w:bCs w:val="0"/>
+                <w:sz w:val="24"/>
+                <w:szCs w:val="24"/>
+                <w:lang w:val="ru-RU"/>
+              </w:rPr>
+            </w:pPr>
+            <w:r>
+              <w:rPr>
+                <w:rFonts w:hint="default" w:ascii="Times New Roman" w:hAnsi="Times New Roman"/>
+                <w:b w:val="0"/>
+                <w:bCs w:val="0"/>
+                <w:sz w:val="24"/>
+                <w:szCs w:val="24"/>
+                <w:lang w:val="ru-RU" w:eastAsia="zh-CN"/>
+              </w:rPr>
+              <w:t>Быстрое выявление ошибок бизнес-логики</w:t>
+            </w:r>
+          </w:p>
+        </w:tc>
+        <w:tc>
+          <w:tcPr>
+            <w:tcW w:w="0" w:type="auto"/>
+            <w:shd w:val="clear" w:color="auto" w:fill="auto"/>
+            <w:vAlign w:val="center"/>
+          </w:tcPr>
+          <w:p>
+            <w:pPr>
+              <w:numPr>
+                <w:ilvl w:val="0"/>
+                <w:numId w:val="0"/>
+              </w:numPr>
+              <w:spacing w:after="160" w:line="360" w:lineRule="auto"/>
+              <w:jc w:val="center"/>
+              <w:rPr>
+                <w:rFonts w:hint="default" w:ascii="Times New Roman" w:hAnsi="Times New Roman"/>
+                <w:b w:val="0"/>
+                <w:bCs w:val="0"/>
+                <w:sz w:val="24"/>
+                <w:szCs w:val="24"/>
+                <w:lang w:val="ru-RU"/>
+              </w:rPr>
+            </w:pPr>
+            <w:r>
+              <w:rPr>
+                <w:rFonts w:hint="default" w:ascii="Times New Roman" w:hAnsi="Times New Roman"/>
+                <w:b w:val="0"/>
+                <w:bCs w:val="0"/>
+                <w:sz w:val="24"/>
+                <w:szCs w:val="24"/>
+                <w:lang w:val="ru-RU" w:eastAsia="zh-CN"/>
+              </w:rPr>
+              <w:t>Проверка backend без UI</w:t>
+            </w:r>
+          </w:p>
+        </w:tc>
+      </w:tr>
+      <w:tr>
+        <w:tblPrEx>
+          <w:tblBorders>
+            <w:top w:val="single" w:color="auto" w:sz="4" w:space="0"/>
+            <w:left w:val="single" w:color="auto" w:sz="4" w:space="0"/>
+            <w:bottom w:val="single" w:color="auto" w:sz="4" w:space="0"/>
+            <w:right w:val="single" w:color="auto" w:sz="4" w:space="0"/>
+            <w:insideH w:val="single" w:color="auto" w:sz="4" w:space="0"/>
+            <w:insideV w:val="single" w:color="auto" w:sz="4" w:space="0"/>
+          </w:tblBorders>
+          <w:shd w:val="clear" w:color="auto" w:fill="auto"/>
+          <w:tblCellMar>
+            <w:top w:w="15" w:type="dxa"/>
+            <w:left w:w="15" w:type="dxa"/>
+            <w:bottom w:w="15" w:type="dxa"/>
+            <w:right w:w="15" w:type="dxa"/>
+          </w:tblCellMar>
+        </w:tblPrEx>
+        <w:trPr>
+          <w:tblCellSpacing w:w="15" w:type="dxa"/>
+          <w:jc w:val="center"/>
+        </w:trPr>
+        <w:tc>
+          <w:tcPr>
+            <w:tcW w:w="0" w:type="auto"/>
+            <w:shd w:val="clear" w:color="auto" w:fill="auto"/>
+            <w:vAlign w:val="center"/>
+          </w:tcPr>
+          <w:p>
+            <w:pPr>
+              <w:numPr>
+                <w:ilvl w:val="0"/>
+                <w:numId w:val="0"/>
+              </w:numPr>
+              <w:spacing w:after="160" w:line="360" w:lineRule="auto"/>
+              <w:jc w:val="center"/>
+              <w:rPr>
+                <w:rFonts w:hint="default" w:ascii="Times New Roman" w:hAnsi="Times New Roman"/>
+                <w:b w:val="0"/>
+                <w:bCs w:val="0"/>
+                <w:sz w:val="24"/>
+                <w:szCs w:val="24"/>
+                <w:lang w:val="ru-RU"/>
+              </w:rPr>
+            </w:pPr>
+            <w:r>
+              <w:rPr>
+                <w:rFonts w:hint="default" w:ascii="Times New Roman" w:hAnsi="Times New Roman"/>
+                <w:b w:val="0"/>
+                <w:bCs w:val="0"/>
+                <w:sz w:val="24"/>
+                <w:szCs w:val="24"/>
+                <w:lang w:val="ru-RU" w:eastAsia="zh-CN"/>
+              </w:rPr>
+              <w:t>Jenkins</w:t>
+            </w:r>
+          </w:p>
+        </w:tc>
+        <w:tc>
+          <w:tcPr>
+            <w:tcW w:w="0" w:type="auto"/>
+            <w:shd w:val="clear" w:color="auto" w:fill="auto"/>
+            <w:vAlign w:val="center"/>
+          </w:tcPr>
+          <w:p>
+            <w:pPr>
+              <w:numPr>
+                <w:ilvl w:val="0"/>
+                <w:numId w:val="0"/>
+              </w:numPr>
+              <w:spacing w:after="160" w:line="360" w:lineRule="auto"/>
+              <w:jc w:val="center"/>
+              <w:rPr>
+                <w:rFonts w:hint="default" w:ascii="Times New Roman" w:hAnsi="Times New Roman"/>
+                <w:b w:val="0"/>
+                <w:bCs w:val="0"/>
+                <w:sz w:val="24"/>
+                <w:szCs w:val="24"/>
+                <w:lang w:val="ru-RU"/>
+              </w:rPr>
+            </w:pPr>
+            <w:r>
+              <w:rPr>
+                <w:rFonts w:hint="default" w:ascii="Times New Roman" w:hAnsi="Times New Roman"/>
+                <w:b w:val="0"/>
+                <w:bCs w:val="0"/>
+                <w:sz w:val="24"/>
+                <w:szCs w:val="24"/>
+                <w:lang w:val="ru-RU" w:eastAsia="zh-CN"/>
+              </w:rPr>
+              <w:t>CI/CD</w:t>
+            </w:r>
+          </w:p>
+        </w:tc>
+        <w:tc>
+          <w:tcPr>
+            <w:tcW w:w="0" w:type="auto"/>
+            <w:shd w:val="clear" w:color="auto" w:fill="auto"/>
+            <w:vAlign w:val="center"/>
+          </w:tcPr>
+          <w:p>
+            <w:pPr>
+              <w:numPr>
+                <w:ilvl w:val="0"/>
+                <w:numId w:val="0"/>
+              </w:numPr>
+              <w:spacing w:after="160" w:line="360" w:lineRule="auto"/>
+              <w:jc w:val="center"/>
+              <w:rPr>
+                <w:rFonts w:hint="default" w:ascii="Times New Roman" w:hAnsi="Times New Roman"/>
+                <w:b w:val="0"/>
+                <w:bCs w:val="0"/>
+                <w:sz w:val="24"/>
+                <w:szCs w:val="24"/>
+                <w:lang w:val="ru-RU"/>
+              </w:rPr>
+            </w:pPr>
+            <w:r>
+              <w:rPr>
+                <w:rFonts w:hint="default" w:ascii="Times New Roman" w:hAnsi="Times New Roman"/>
+                <w:b w:val="0"/>
+                <w:bCs w:val="0"/>
+                <w:sz w:val="24"/>
+                <w:szCs w:val="24"/>
+                <w:lang w:val="ru-RU" w:eastAsia="zh-CN"/>
+              </w:rPr>
+              <w:t>Автоматизация сборки и запуска тестов</w:t>
+            </w:r>
+          </w:p>
+        </w:tc>
+        <w:tc>
+          <w:tcPr>
+            <w:tcW w:w="0" w:type="auto"/>
+            <w:shd w:val="clear" w:color="auto" w:fill="auto"/>
+            <w:vAlign w:val="center"/>
+          </w:tcPr>
+          <w:p>
+            <w:pPr>
+              <w:numPr>
+                <w:ilvl w:val="0"/>
+                <w:numId w:val="0"/>
+              </w:numPr>
+              <w:spacing w:after="160" w:line="360" w:lineRule="auto"/>
+              <w:jc w:val="center"/>
+              <w:rPr>
+                <w:rFonts w:hint="default" w:ascii="Times New Roman" w:hAnsi="Times New Roman"/>
+                <w:b w:val="0"/>
+                <w:bCs w:val="0"/>
+                <w:sz w:val="24"/>
+                <w:szCs w:val="24"/>
+                <w:lang w:val="ru-RU"/>
+              </w:rPr>
+            </w:pPr>
+            <w:r>
+              <w:rPr>
+                <w:rFonts w:hint="default" w:ascii="Times New Roman" w:hAnsi="Times New Roman"/>
+                <w:b w:val="0"/>
+                <w:bCs w:val="0"/>
+                <w:sz w:val="24"/>
+                <w:szCs w:val="24"/>
+                <w:lang w:val="ru-RU" w:eastAsia="zh-CN"/>
+              </w:rPr>
+              <w:t>Автоматизация процессов разработки</w:t>
+            </w:r>
+          </w:p>
+        </w:tc>
+        <w:tc>
+          <w:tcPr>
+            <w:tcW w:w="0" w:type="auto"/>
+            <w:shd w:val="clear" w:color="auto" w:fill="auto"/>
+            <w:vAlign w:val="center"/>
+          </w:tcPr>
+          <w:p>
+            <w:pPr>
+              <w:numPr>
+                <w:ilvl w:val="0"/>
+                <w:numId w:val="0"/>
+              </w:numPr>
+              <w:spacing w:after="160" w:line="360" w:lineRule="auto"/>
+              <w:jc w:val="center"/>
+              <w:rPr>
+                <w:rFonts w:hint="default" w:ascii="Times New Roman" w:hAnsi="Times New Roman"/>
+                <w:b w:val="0"/>
+                <w:bCs w:val="0"/>
+                <w:sz w:val="24"/>
+                <w:szCs w:val="24"/>
+                <w:lang w:val="ru-RU"/>
+              </w:rPr>
+            </w:pPr>
+            <w:r>
+              <w:rPr>
+                <w:rFonts w:hint="default" w:ascii="Times New Roman" w:hAnsi="Times New Roman"/>
+                <w:b w:val="0"/>
+                <w:bCs w:val="0"/>
+                <w:sz w:val="24"/>
+                <w:szCs w:val="24"/>
+                <w:lang w:val="ru-RU" w:eastAsia="zh-CN"/>
+              </w:rPr>
+              <w:t>Непрерывная интеграция</w:t>
+            </w:r>
+          </w:p>
+        </w:tc>
+      </w:tr>
+      <w:tr>
+        <w:tblPrEx>
+          <w:tblBorders>
+            <w:top w:val="single" w:color="auto" w:sz="4" w:space="0"/>
+            <w:left w:val="single" w:color="auto" w:sz="4" w:space="0"/>
+            <w:bottom w:val="single" w:color="auto" w:sz="4" w:space="0"/>
+            <w:right w:val="single" w:color="auto" w:sz="4" w:space="0"/>
+            <w:insideH w:val="single" w:color="auto" w:sz="4" w:space="0"/>
+            <w:insideV w:val="single" w:color="auto" w:sz="4" w:space="0"/>
+          </w:tblBorders>
+          <w:shd w:val="clear" w:color="auto" w:fill="auto"/>
+          <w:tblCellMar>
+            <w:top w:w="15" w:type="dxa"/>
+            <w:left w:w="15" w:type="dxa"/>
+            <w:bottom w:w="15" w:type="dxa"/>
+            <w:right w:w="15" w:type="dxa"/>
+          </w:tblCellMar>
+        </w:tblPrEx>
+        <w:trPr>
+          <w:tblCellSpacing w:w="15" w:type="dxa"/>
+          <w:jc w:val="center"/>
+        </w:trPr>
+        <w:tc>
+          <w:tcPr>
+            <w:tcW w:w="0" w:type="auto"/>
+            <w:shd w:val="clear" w:color="auto" w:fill="auto"/>
+            <w:vAlign w:val="center"/>
+          </w:tcPr>
+          <w:p>
+            <w:pPr>
+              <w:numPr>
+                <w:ilvl w:val="0"/>
+                <w:numId w:val="0"/>
+              </w:numPr>
+              <w:spacing w:after="160" w:line="360" w:lineRule="auto"/>
+              <w:jc w:val="center"/>
+              <w:rPr>
+                <w:rFonts w:hint="default" w:ascii="Times New Roman" w:hAnsi="Times New Roman"/>
+                <w:b w:val="0"/>
+                <w:bCs w:val="0"/>
+                <w:sz w:val="24"/>
+                <w:szCs w:val="24"/>
+                <w:lang w:val="ru-RU"/>
+              </w:rPr>
+            </w:pPr>
+            <w:r>
+              <w:rPr>
+                <w:rFonts w:hint="default" w:ascii="Times New Roman" w:hAnsi="Times New Roman"/>
+                <w:b w:val="0"/>
+                <w:bCs w:val="0"/>
+                <w:sz w:val="24"/>
+                <w:szCs w:val="24"/>
+                <w:lang w:val="ru-RU" w:eastAsia="zh-CN"/>
+              </w:rPr>
+              <w:t>Allure Report</w:t>
+            </w:r>
+          </w:p>
+        </w:tc>
+        <w:tc>
+          <w:tcPr>
+            <w:tcW w:w="0" w:type="auto"/>
+            <w:shd w:val="clear" w:color="auto" w:fill="auto"/>
+            <w:vAlign w:val="center"/>
+          </w:tcPr>
+          <w:p>
+            <w:pPr>
+              <w:numPr>
+                <w:ilvl w:val="0"/>
+                <w:numId w:val="0"/>
+              </w:numPr>
+              <w:spacing w:after="160" w:line="360" w:lineRule="auto"/>
+              <w:jc w:val="center"/>
+              <w:rPr>
+                <w:rFonts w:hint="default" w:ascii="Times New Roman" w:hAnsi="Times New Roman"/>
+                <w:b w:val="0"/>
+                <w:bCs w:val="0"/>
+                <w:sz w:val="24"/>
+                <w:szCs w:val="24"/>
+                <w:lang w:val="ru-RU"/>
+              </w:rPr>
+            </w:pPr>
+            <w:r>
+              <w:rPr>
+                <w:rFonts w:hint="default" w:ascii="Times New Roman" w:hAnsi="Times New Roman"/>
+                <w:b w:val="0"/>
+                <w:bCs w:val="0"/>
+                <w:sz w:val="24"/>
+                <w:szCs w:val="24"/>
+                <w:lang w:val="ru-RU" w:eastAsia="zh-CN"/>
+              </w:rPr>
+              <w:t>Отчётность</w:t>
+            </w:r>
+          </w:p>
+        </w:tc>
+        <w:tc>
+          <w:tcPr>
+            <w:tcW w:w="0" w:type="auto"/>
+            <w:shd w:val="clear" w:color="auto" w:fill="auto"/>
+            <w:vAlign w:val="center"/>
+          </w:tcPr>
+          <w:p>
+            <w:pPr>
+              <w:numPr>
+                <w:ilvl w:val="0"/>
+                <w:numId w:val="0"/>
+              </w:numPr>
+              <w:spacing w:after="160" w:line="360" w:lineRule="auto"/>
+              <w:jc w:val="center"/>
+              <w:rPr>
+                <w:rFonts w:hint="default" w:ascii="Times New Roman" w:hAnsi="Times New Roman"/>
+                <w:b w:val="0"/>
+                <w:bCs w:val="0"/>
+                <w:sz w:val="24"/>
+                <w:szCs w:val="24"/>
+                <w:lang w:val="ru-RU"/>
+              </w:rPr>
+            </w:pPr>
+            <w:r>
+              <w:rPr>
+                <w:rFonts w:hint="default" w:ascii="Times New Roman" w:hAnsi="Times New Roman"/>
+                <w:b w:val="0"/>
+                <w:bCs w:val="0"/>
+                <w:sz w:val="24"/>
+                <w:szCs w:val="24"/>
+                <w:lang w:val="ru-RU" w:eastAsia="zh-CN"/>
+              </w:rPr>
+              <w:t>Анализ результатов тестирования</w:t>
+            </w:r>
+          </w:p>
+        </w:tc>
+        <w:tc>
+          <w:tcPr>
+            <w:tcW w:w="0" w:type="auto"/>
+            <w:shd w:val="clear" w:color="auto" w:fill="auto"/>
+            <w:vAlign w:val="center"/>
+          </w:tcPr>
+          <w:p>
+            <w:pPr>
+              <w:numPr>
+                <w:ilvl w:val="0"/>
+                <w:numId w:val="0"/>
+              </w:numPr>
+              <w:spacing w:after="160" w:line="360" w:lineRule="auto"/>
+              <w:jc w:val="center"/>
+              <w:rPr>
+                <w:rFonts w:hint="default" w:ascii="Times New Roman" w:hAnsi="Times New Roman"/>
+                <w:b w:val="0"/>
+                <w:bCs w:val="0"/>
+                <w:sz w:val="24"/>
+                <w:szCs w:val="24"/>
+                <w:lang w:val="ru-RU"/>
+              </w:rPr>
+            </w:pPr>
+            <w:r>
+              <w:rPr>
+                <w:rFonts w:hint="default" w:ascii="Times New Roman" w:hAnsi="Times New Roman"/>
+                <w:b w:val="0"/>
+                <w:bCs w:val="0"/>
+                <w:sz w:val="24"/>
+                <w:szCs w:val="24"/>
+                <w:lang w:val="ru-RU" w:eastAsia="zh-CN"/>
+              </w:rPr>
+              <w:t>Наглядные отчёты, история запусков</w:t>
+            </w:r>
+          </w:p>
+        </w:tc>
+        <w:tc>
+          <w:tcPr>
+            <w:tcW w:w="0" w:type="auto"/>
+            <w:shd w:val="clear" w:color="auto" w:fill="auto"/>
+            <w:vAlign w:val="center"/>
+          </w:tcPr>
+          <w:p>
+            <w:pPr>
+              <w:numPr>
+                <w:ilvl w:val="0"/>
+                <w:numId w:val="0"/>
+              </w:numPr>
+              <w:spacing w:after="160" w:line="360" w:lineRule="auto"/>
+              <w:jc w:val="center"/>
+              <w:rPr>
+                <w:rFonts w:hint="default" w:ascii="Times New Roman" w:hAnsi="Times New Roman"/>
+                <w:b w:val="0"/>
+                <w:bCs w:val="0"/>
+                <w:sz w:val="24"/>
+                <w:szCs w:val="24"/>
+                <w:lang w:val="ru-RU"/>
+              </w:rPr>
+            </w:pPr>
+            <w:r>
+              <w:rPr>
+                <w:rFonts w:hint="default" w:ascii="Times New Roman" w:hAnsi="Times New Roman"/>
+                <w:b w:val="0"/>
+                <w:bCs w:val="0"/>
+                <w:sz w:val="24"/>
+                <w:szCs w:val="24"/>
+                <w:lang w:val="ru-RU" w:eastAsia="zh-CN"/>
+              </w:rPr>
+              <w:t>Анализ качества ПО</w:t>
+            </w:r>
+          </w:p>
+        </w:tc>
+      </w:tr>
+    </w:tbl>
+    <w:p>
+      <w:pPr>
+        <w:numPr>
+          <w:ilvl w:val="0"/>
+          <w:numId w:val="0"/>
+        </w:numPr>
+        <w:spacing w:after="160" w:line="360" w:lineRule="auto"/>
+        <w:jc w:val="both"/>
+        <w:rPr>
+          <w:rFonts w:hint="default" w:ascii="Times New Roman" w:hAnsi="Times New Roman"/>
+          <w:b w:val="0"/>
+          <w:bCs w:val="0"/>
+          <w:sz w:val="28"/>
+          <w:szCs w:val="28"/>
+          <w:lang w:val="ru-RU"/>
+        </w:rPr>
+      </w:pPr>
+    </w:p>
+    <w:p>
+      <w:pPr>
+        <w:numPr>
+          <w:ilvl w:val="0"/>
+          <w:numId w:val="0"/>
+        </w:numPr>
+        <w:spacing w:after="160" w:line="360" w:lineRule="auto"/>
+        <w:ind w:firstLine="708" w:firstLineChars="0"/>
+        <w:jc w:val="both"/>
+        <w:rPr>
+          <w:rFonts w:hint="default" w:ascii="Times New Roman" w:hAnsi="Times New Roman"/>
+          <w:b w:val="0"/>
+          <w:bCs w:val="0"/>
+          <w:sz w:val="28"/>
+          <w:szCs w:val="28"/>
+          <w:lang w:val="ru-RU"/>
+        </w:rPr>
+      </w:pPr>
+      <w:r>
+        <w:rPr>
+          <w:rFonts w:hint="default" w:ascii="Times New Roman" w:hAnsi="Times New Roman"/>
+          <w:b w:val="0"/>
+          <w:bCs w:val="0"/>
+          <w:sz w:val="28"/>
+          <w:szCs w:val="28"/>
+          <w:lang w:val="ru-RU"/>
+        </w:rPr>
+        <w:t>Таким образом, использование современных средств автоматизированного тестирования позволяет выстроить эффективную и масштабируемую систему контроля качества веб-приложений, интегрированную в процесс разработки и сопровождения программного обеспечения.</w:t>
+      </w:r>
+    </w:p>
+    <w:p>
+      <w:pPr>
+        <w:numPr>
+          <w:ilvl w:val="0"/>
+          <w:numId w:val="0"/>
+        </w:numPr>
+        <w:spacing w:after="160" w:line="360" w:lineRule="auto"/>
+        <w:ind w:firstLine="708" w:firstLineChars="0"/>
+        <w:jc w:val="both"/>
+        <w:rPr>
+          <w:rFonts w:hint="default" w:ascii="Times New Roman" w:hAnsi="Times New Roman"/>
+          <w:b w:val="0"/>
+          <w:bCs w:val="0"/>
+          <w:sz w:val="28"/>
+          <w:szCs w:val="28"/>
+          <w:lang w:val="ru-RU"/>
+        </w:rPr>
+      </w:pPr>
+    </w:p>
+    <w:p>
+      <w:pPr>
+        <w:numPr>
+          <w:ilvl w:val="0"/>
+          <w:numId w:val="0"/>
+        </w:numPr>
+        <w:spacing w:after="160" w:line="360" w:lineRule="auto"/>
+        <w:ind w:firstLine="708" w:firstLineChars="0"/>
+        <w:jc w:val="both"/>
+        <w:rPr>
+          <w:rFonts w:hint="default" w:ascii="Times New Roman" w:hAnsi="Times New Roman"/>
+          <w:b/>
+          <w:bCs/>
+          <w:sz w:val="28"/>
+          <w:szCs w:val="28"/>
+          <w:lang w:val="ru-RU"/>
+        </w:rPr>
+      </w:pPr>
+      <w:r>
+        <w:rPr>
+          <w:rFonts w:hint="default" w:ascii="Times New Roman" w:hAnsi="Times New Roman"/>
+          <w:b/>
+          <w:bCs/>
+          <w:sz w:val="28"/>
+          <w:szCs w:val="28"/>
+          <w:lang w:val="ru-RU"/>
+        </w:rPr>
+        <w:t>1.2.4. Преимущества и ограничения автоматизированного тестирования</w:t>
+      </w:r>
+    </w:p>
+    <w:p>
+      <w:pPr>
+        <w:numPr>
+          <w:ilvl w:val="0"/>
+          <w:numId w:val="0"/>
+        </w:numPr>
+        <w:spacing w:after="160" w:line="360" w:lineRule="auto"/>
+        <w:ind w:firstLine="708" w:firstLineChars="0"/>
+        <w:jc w:val="both"/>
+        <w:rPr>
+          <w:rFonts w:hint="default" w:ascii="Times New Roman" w:hAnsi="Times New Roman"/>
+          <w:b w:val="0"/>
+          <w:bCs w:val="0"/>
+          <w:sz w:val="28"/>
+          <w:szCs w:val="28"/>
+          <w:lang w:val="ru-RU"/>
+        </w:rPr>
+      </w:pPr>
+      <w:r>
+        <w:rPr>
+          <w:rFonts w:hint="default" w:ascii="Times New Roman" w:hAnsi="Times New Roman"/>
+          <w:b w:val="0"/>
+          <w:bCs w:val="0"/>
+          <w:sz w:val="28"/>
+          <w:szCs w:val="28"/>
+          <w:lang w:val="ru-RU"/>
+        </w:rPr>
+        <w:t>Автоматизированное тестирование обладает рядом существенных преимуществ, которые делают его эффективным инструментом обеспечения качества программного обеспечения, особенно в проектах с высокой сложностью и частыми изменениями.</w:t>
+      </w:r>
+    </w:p>
+    <w:p>
+      <w:pPr>
+        <w:numPr>
+          <w:ilvl w:val="0"/>
+          <w:numId w:val="0"/>
+        </w:numPr>
+        <w:spacing w:after="160" w:line="360" w:lineRule="auto"/>
+        <w:ind w:firstLine="708" w:firstLineChars="0"/>
+        <w:jc w:val="both"/>
+        <w:rPr>
+          <w:rFonts w:hint="default" w:ascii="Times New Roman" w:hAnsi="Times New Roman"/>
+          <w:b w:val="0"/>
+          <w:bCs w:val="0"/>
+          <w:sz w:val="28"/>
+          <w:szCs w:val="28"/>
+          <w:lang w:val="ru-RU"/>
+        </w:rPr>
+      </w:pPr>
+      <w:r>
+        <w:rPr>
+          <w:rFonts w:hint="default" w:ascii="Times New Roman" w:hAnsi="Times New Roman"/>
+          <w:b w:val="0"/>
+          <w:bCs w:val="0"/>
+          <w:sz w:val="28"/>
+          <w:szCs w:val="28"/>
+          <w:lang w:val="ru-RU"/>
+        </w:rPr>
+        <w:t>К основным преимуществам автоматизированного тестирования относится его высокая эффективность при повторяющихся проверках. Автотесты позволяют выполнять регрессионное тестирование после каждого изменения кода без значительных временных затрат. Это особенно важно для крупных веб-приложений, где ручная проверка всех функциональных сценариев требует значительных ресурсов.</w:t>
+      </w:r>
+    </w:p>
+    <w:p>
+      <w:pPr>
+        <w:numPr>
+          <w:ilvl w:val="0"/>
+          <w:numId w:val="0"/>
+        </w:numPr>
+        <w:spacing w:after="160" w:line="360" w:lineRule="auto"/>
+        <w:ind w:firstLine="708" w:firstLineChars="0"/>
+        <w:jc w:val="both"/>
+        <w:rPr>
+          <w:rFonts w:hint="default" w:ascii="Times New Roman" w:hAnsi="Times New Roman"/>
+          <w:b w:val="0"/>
+          <w:bCs w:val="0"/>
+          <w:sz w:val="28"/>
+          <w:szCs w:val="28"/>
+          <w:lang w:val="ru-RU"/>
+        </w:rPr>
+      </w:pPr>
+      <w:r>
+        <w:rPr>
+          <w:rFonts w:hint="default" w:ascii="Times New Roman" w:hAnsi="Times New Roman"/>
+          <w:b w:val="0"/>
+          <w:bCs w:val="0"/>
+          <w:sz w:val="28"/>
+          <w:szCs w:val="28"/>
+          <w:lang w:val="ru-RU"/>
+        </w:rPr>
+        <w:t>Автоматизация тестирования также обеспечивает стабильность и воспроизводимость результатов. Автотесты выполняются по заранее заданным сценариям и исключают влияние человеческого фактора, что позволяет получать объективную информацию о состоянии системы. Кроме того, автоматизированное тестирование хорошо интегрируется в процессы непрерывной интеграции и доставки, обеспечивая быстрый контроль качества на каждом этапе разработки.</w:t>
+      </w:r>
+    </w:p>
+    <w:p>
+      <w:pPr>
+        <w:numPr>
+          <w:ilvl w:val="0"/>
+          <w:numId w:val="0"/>
+        </w:numPr>
+        <w:spacing w:after="160" w:line="360" w:lineRule="auto"/>
+        <w:ind w:firstLine="708" w:firstLineChars="0"/>
+        <w:jc w:val="both"/>
+        <w:rPr>
+          <w:rFonts w:hint="default" w:ascii="Times New Roman" w:hAnsi="Times New Roman"/>
+          <w:b w:val="0"/>
+          <w:bCs w:val="0"/>
+          <w:sz w:val="28"/>
+          <w:szCs w:val="28"/>
+          <w:lang w:val="ru-RU"/>
+        </w:rPr>
+      </w:pPr>
+      <w:r>
+        <w:rPr>
+          <w:rFonts w:hint="default" w:ascii="Times New Roman" w:hAnsi="Times New Roman"/>
+          <w:b w:val="0"/>
+          <w:bCs w:val="0"/>
+          <w:sz w:val="28"/>
+          <w:szCs w:val="28"/>
+          <w:lang w:val="ru-RU"/>
+        </w:rPr>
+        <w:t>Наиболее эффективно автоматизированное тестирование применяется для проверки бизнес-критичных сценариев, API-интерфейсов, а также при нагрузочном и регрессионном тестировании. В таких случаях автоматизация позволяет существенно сократить время тестирования и повысить надёжность выпускаемых версий программного обеспечения.</w:t>
+      </w:r>
+    </w:p>
+    <w:p>
+      <w:pPr>
+        <w:numPr>
+          <w:ilvl w:val="0"/>
+          <w:numId w:val="0"/>
+        </w:numPr>
+        <w:spacing w:after="160" w:line="360" w:lineRule="auto"/>
+        <w:ind w:firstLine="708" w:firstLineChars="0"/>
+        <w:jc w:val="both"/>
+        <w:rPr>
+          <w:rFonts w:hint="default" w:ascii="Times New Roman" w:hAnsi="Times New Roman"/>
+          <w:b w:val="0"/>
+          <w:bCs w:val="0"/>
+          <w:sz w:val="28"/>
+          <w:szCs w:val="28"/>
+          <w:lang w:val="ru-RU"/>
+        </w:rPr>
+      </w:pPr>
+      <w:r>
+        <w:rPr>
+          <w:rFonts w:hint="default" w:ascii="Times New Roman" w:hAnsi="Times New Roman"/>
+          <w:b w:val="0"/>
+          <w:bCs w:val="0"/>
+          <w:sz w:val="28"/>
+          <w:szCs w:val="28"/>
+          <w:lang w:val="ru-RU"/>
+        </w:rPr>
+        <w:t>В то же время автоматизированное тестирование имеет и определённые ограничения. Автотесты не способны полностью заменить ручное тестирование, особенно в задачах, связанных с оценкой удобства использования, визуального восприятия интерфейса и пользовательского опыта. Такие аспекты требуют участия человека и субъективной оценки.</w:t>
+      </w:r>
+    </w:p>
+    <w:p>
+      <w:pPr>
+        <w:numPr>
+          <w:ilvl w:val="0"/>
+          <w:numId w:val="0"/>
+        </w:numPr>
+        <w:spacing w:after="160" w:line="360" w:lineRule="auto"/>
+        <w:ind w:firstLine="708" w:firstLineChars="0"/>
+        <w:jc w:val="both"/>
+        <w:rPr>
+          <w:rFonts w:hint="default" w:ascii="Times New Roman" w:hAnsi="Times New Roman"/>
+          <w:b w:val="0"/>
+          <w:bCs w:val="0"/>
+          <w:sz w:val="28"/>
+          <w:szCs w:val="28"/>
+          <w:lang w:val="ru-RU"/>
+        </w:rPr>
+      </w:pPr>
+      <w:r>
+        <w:rPr>
+          <w:rFonts w:hint="default" w:ascii="Times New Roman" w:hAnsi="Times New Roman"/>
+          <w:b w:val="0"/>
+          <w:bCs w:val="0"/>
+          <w:sz w:val="28"/>
+          <w:szCs w:val="28"/>
+          <w:lang w:val="ru-RU"/>
+        </w:rPr>
+        <w:t>Существенной проблемой автоматизированного тестирования является сложность поддержки автотестов. Изменения в пользовательском интерфейсе, бизнес-логике или архитектуре приложения могут приводить к необходимости доработки большого количества тестов. Без продуманной архитектуры тестовой инфраструктуры автотесты могут становиться нестабильными и трудоёмкими в сопровождении.</w:t>
+      </w:r>
+    </w:p>
+    <w:p>
+      <w:pPr>
+        <w:numPr>
+          <w:ilvl w:val="0"/>
+          <w:numId w:val="0"/>
+        </w:numPr>
+        <w:spacing w:after="160" w:line="360" w:lineRule="auto"/>
+        <w:ind w:firstLine="708" w:firstLineChars="0"/>
+        <w:jc w:val="both"/>
+        <w:rPr>
+          <w:rFonts w:hint="default" w:ascii="Times New Roman" w:hAnsi="Times New Roman"/>
+          <w:b w:val="0"/>
+          <w:bCs w:val="0"/>
+          <w:sz w:val="28"/>
+          <w:szCs w:val="28"/>
+          <w:lang w:val="ru-RU"/>
+        </w:rPr>
+      </w:pPr>
+      <w:r>
+        <w:rPr>
+          <w:rFonts w:hint="default" w:ascii="Times New Roman" w:hAnsi="Times New Roman"/>
+          <w:b w:val="0"/>
+          <w:bCs w:val="0"/>
+          <w:sz w:val="28"/>
+          <w:szCs w:val="28"/>
+          <w:lang w:val="ru-RU"/>
+        </w:rPr>
+        <w:t>В связи с этим эффективное применение автоматизированного тестирования требует архитектурного подхода к построению тестовой системы. Необходимо учитывать принципы модульности, переиспользуемости компонентов и изоляции тестов. Грамотно спроектированная тестовая инфраструктура позволяет снизить затраты на поддержку автотестов и обеспечить их долгосрочную эффективность.</w:t>
+      </w:r>
+    </w:p>
+    <w:p>
+      <w:pPr>
+        <w:numPr>
+          <w:ilvl w:val="0"/>
+          <w:numId w:val="0"/>
+        </w:numPr>
+        <w:spacing w:after="160" w:line="360" w:lineRule="auto"/>
+        <w:ind w:firstLine="708" w:firstLineChars="0"/>
+        <w:jc w:val="both"/>
+        <w:rPr>
+          <w:rFonts w:hint="default" w:ascii="Times New Roman" w:hAnsi="Times New Roman"/>
+          <w:b w:val="0"/>
+          <w:bCs w:val="0"/>
+          <w:sz w:val="28"/>
+          <w:szCs w:val="28"/>
+          <w:lang w:val="ru-RU"/>
+        </w:rPr>
+      </w:pPr>
+      <w:r>
+        <w:rPr>
+          <w:rFonts w:hint="default" w:ascii="Times New Roman" w:hAnsi="Times New Roman"/>
+          <w:b w:val="0"/>
+          <w:bCs w:val="0"/>
+          <w:sz w:val="28"/>
+          <w:szCs w:val="28"/>
+          <w:lang w:val="ru-RU"/>
+        </w:rPr>
+        <w:t>Таким образом, автоматизированное тестирование является мощным инструментом обеспечения качества программного обеспечения, однако его использование должно быть обоснованным и сочетаться с ручными методами тестирования в рамках комплексной стратегии контроля качества.</w:t>
+      </w:r>
+    </w:p>
+    <w:p>
+      <w:pPr>
+        <w:rPr>
+          <w:rFonts w:hint="default" w:ascii="Times New Roman" w:hAnsi="Times New Roman"/>
+          <w:b w:val="0"/>
+          <w:bCs w:val="0"/>
+          <w:sz w:val="28"/>
+          <w:szCs w:val="28"/>
+          <w:lang w:val="ru-RU"/>
+        </w:rPr>
+      </w:pPr>
+      <w:r>
+        <w:rPr>
+          <w:rFonts w:hint="default" w:ascii="Times New Roman" w:hAnsi="Times New Roman"/>
+          <w:b w:val="0"/>
+          <w:bCs w:val="0"/>
+          <w:sz w:val="28"/>
+          <w:szCs w:val="28"/>
+          <w:lang w:val="ru-RU"/>
+        </w:rPr>
+        <w:br w:type="page"/>
+      </w:r>
+    </w:p>
+    <w:p>
+      <w:pPr>
+        <w:numPr>
+          <w:ilvl w:val="0"/>
+          <w:numId w:val="0"/>
+        </w:numPr>
+        <w:spacing w:after="160" w:line="360" w:lineRule="auto"/>
+        <w:ind w:firstLine="708" w:firstLineChars="0"/>
+        <w:jc w:val="center"/>
+        <w:rPr>
+          <w:rFonts w:hint="default" w:ascii="Times New Roman" w:hAnsi="Times New Roman"/>
+          <w:b w:val="0"/>
+          <w:bCs w:val="0"/>
+          <w:sz w:val="28"/>
+          <w:szCs w:val="28"/>
+          <w:u w:val="single"/>
+          <w:lang w:val="ru-RU"/>
+        </w:rPr>
+      </w:pPr>
+      <w:r>
+        <w:rPr>
+          <w:rFonts w:hint="default" w:ascii="Times New Roman" w:hAnsi="Times New Roman"/>
+          <w:b/>
+          <w:bCs/>
+          <w:sz w:val="28"/>
+          <w:szCs w:val="28"/>
+          <w:u w:val="single"/>
+          <w:lang w:val="ru-RU"/>
+        </w:rPr>
+        <w:t>Параграф 3.</w:t>
+      </w:r>
+      <w:r>
+        <w:rPr>
+          <w:rFonts w:hint="default" w:ascii="Times New Roman" w:hAnsi="Times New Roman"/>
+          <w:b w:val="0"/>
+          <w:bCs w:val="0"/>
+          <w:sz w:val="28"/>
+          <w:szCs w:val="28"/>
+          <w:u w:val="single"/>
+          <w:lang w:val="ru-RU"/>
+        </w:rPr>
+        <w:t xml:space="preserve"> </w:t>
+      </w:r>
+      <w:r>
+        <w:rPr>
+          <w:rFonts w:hint="default" w:ascii="Times New Roman" w:hAnsi="Times New Roman"/>
+          <w:b w:val="0"/>
+          <w:bCs w:val="0"/>
+          <w:i/>
+          <w:iCs/>
+          <w:sz w:val="28"/>
+          <w:szCs w:val="28"/>
+          <w:u w:val="single"/>
+          <w:lang w:val="ru-RU"/>
+        </w:rPr>
+        <w:t>Выбор средств и технологий для разработки автотестов</w:t>
+      </w:r>
+    </w:p>
+    <w:p>
+      <w:pPr>
+        <w:numPr>
+          <w:ilvl w:val="0"/>
+          <w:numId w:val="0"/>
+        </w:numPr>
+        <w:spacing w:after="160" w:line="360" w:lineRule="auto"/>
+        <w:ind w:firstLine="708" w:firstLineChars="0"/>
+        <w:jc w:val="both"/>
+        <w:rPr>
+          <w:rFonts w:hint="default" w:ascii="Times New Roman" w:hAnsi="Times New Roman"/>
+          <w:b/>
+          <w:bCs/>
+          <w:sz w:val="28"/>
+          <w:szCs w:val="28"/>
+          <w:lang w:val="ru-RU"/>
+        </w:rPr>
+      </w:pPr>
+      <w:r>
+        <w:rPr>
+          <w:rFonts w:hint="default" w:ascii="Times New Roman" w:hAnsi="Times New Roman"/>
+          <w:b/>
+          <w:bCs/>
+          <w:sz w:val="28"/>
+          <w:szCs w:val="28"/>
+          <w:lang w:val="ru-RU"/>
+        </w:rPr>
+        <w:t xml:space="preserve">1.3.1. Критерии выбора инструментов автоматизации тестирования </w:t>
+      </w:r>
+    </w:p>
+    <w:p>
+      <w:pPr>
+        <w:numPr>
+          <w:ilvl w:val="0"/>
+          <w:numId w:val="0"/>
+        </w:numPr>
+        <w:spacing w:after="160" w:line="360" w:lineRule="auto"/>
+        <w:ind w:firstLine="708" w:firstLineChars="0"/>
+        <w:jc w:val="both"/>
+        <w:rPr>
+          <w:rFonts w:hint="default" w:ascii="Times New Roman" w:hAnsi="Times New Roman"/>
+          <w:b w:val="0"/>
+          <w:bCs w:val="0"/>
+          <w:sz w:val="28"/>
+          <w:szCs w:val="28"/>
+          <w:lang w:val="ru-RU"/>
+        </w:rPr>
+      </w:pPr>
+      <w:r>
+        <w:rPr>
+          <w:rFonts w:hint="default" w:ascii="Times New Roman" w:hAnsi="Times New Roman"/>
+          <w:b w:val="0"/>
+          <w:bCs w:val="0"/>
+          <w:sz w:val="28"/>
+          <w:szCs w:val="28"/>
+          <w:lang w:val="ru-RU"/>
+        </w:rPr>
+        <w:t>Выбор средств и технологий для автоматизации тестирования является важным этапом при построении эффективной тестовой инфраструктуры. От корректности данного выбора зависит масштабируемость системы автотестов, удобство её сопровождения, а также возможность интеграции в процессы разработки и непрерывной интеграции.</w:t>
+      </w:r>
+    </w:p>
+    <w:p>
+      <w:pPr>
+        <w:numPr>
+          <w:ilvl w:val="0"/>
+          <w:numId w:val="0"/>
+        </w:numPr>
+        <w:spacing w:after="160" w:line="360" w:lineRule="auto"/>
+        <w:ind w:firstLine="708" w:firstLineChars="0"/>
+        <w:jc w:val="both"/>
+        <w:rPr>
+          <w:rFonts w:hint="default" w:ascii="Times New Roman" w:hAnsi="Times New Roman"/>
+          <w:b w:val="0"/>
+          <w:bCs w:val="0"/>
+          <w:sz w:val="28"/>
+          <w:szCs w:val="28"/>
+          <w:lang w:val="ru-RU"/>
+        </w:rPr>
+      </w:pPr>
+      <w:r>
+        <w:rPr>
+          <w:rFonts w:hint="default" w:ascii="Times New Roman" w:hAnsi="Times New Roman"/>
+          <w:b w:val="0"/>
+          <w:bCs w:val="0"/>
+          <w:sz w:val="28"/>
+          <w:szCs w:val="28"/>
+          <w:lang w:val="ru-RU"/>
+        </w:rPr>
+        <w:t>Одним из ключевых критериев выбора инструментов автоматизации тестирования является язык программирования. Используемый язык должен быть распространённым, обладать развитой экосистемой библиотек и инструментов, а также быть знакомым команде разработки и тестирования. Применение единого языка программирования для разработки приложения и автотестов упрощает поддержку тестового кода и снижает порог входа для специалистов.</w:t>
+      </w:r>
+    </w:p>
+    <w:p>
+      <w:pPr>
+        <w:numPr>
+          <w:ilvl w:val="0"/>
+          <w:numId w:val="0"/>
+        </w:numPr>
+        <w:spacing w:after="160" w:line="360" w:lineRule="auto"/>
+        <w:ind w:firstLine="708" w:firstLineChars="0"/>
+        <w:jc w:val="both"/>
+        <w:rPr>
+          <w:rFonts w:hint="default" w:ascii="Times New Roman" w:hAnsi="Times New Roman"/>
+          <w:b w:val="0"/>
+          <w:bCs w:val="0"/>
+          <w:sz w:val="28"/>
+          <w:szCs w:val="28"/>
+          <w:lang w:val="ru-RU"/>
+        </w:rPr>
+      </w:pPr>
+      <w:r>
+        <w:rPr>
+          <w:rFonts w:hint="default" w:ascii="Times New Roman" w:hAnsi="Times New Roman"/>
+          <w:b w:val="0"/>
+          <w:bCs w:val="0"/>
+          <w:sz w:val="28"/>
+          <w:szCs w:val="28"/>
+          <w:lang w:val="ru-RU"/>
+        </w:rPr>
+        <w:t>Важным фактором является масштабируемость тестовой инфраструктуры. Инструменты автоматизации должны поддерживать возможность расширения набора тестов, добавления новых сценариев и работы с различными окружениями без существенных изменений архитектуры. Масштабируемость особенно актуальна для проектов с активным развитием функциональности и увеличением объёма тестирования.</w:t>
+      </w:r>
+    </w:p>
+    <w:p>
+      <w:pPr>
+        <w:numPr>
+          <w:ilvl w:val="0"/>
+          <w:numId w:val="0"/>
+        </w:numPr>
+        <w:spacing w:after="160" w:line="360" w:lineRule="auto"/>
+        <w:ind w:firstLine="708" w:firstLineChars="0"/>
+        <w:jc w:val="both"/>
+        <w:rPr>
+          <w:rFonts w:hint="default" w:ascii="Times New Roman" w:hAnsi="Times New Roman"/>
+          <w:b w:val="0"/>
+          <w:bCs w:val="0"/>
+          <w:sz w:val="28"/>
+          <w:szCs w:val="28"/>
+          <w:lang w:val="ru-RU"/>
+        </w:rPr>
+      </w:pPr>
+      <w:r>
+        <w:rPr>
+          <w:rFonts w:hint="default" w:ascii="Times New Roman" w:hAnsi="Times New Roman"/>
+          <w:b w:val="0"/>
+          <w:bCs w:val="0"/>
+          <w:sz w:val="28"/>
+          <w:szCs w:val="28"/>
+          <w:lang w:val="ru-RU"/>
+        </w:rPr>
+        <w:t>Неотъемлемым критерием является интеграция с системами CI/CD. Современные процессы разработки программного обеспечения предполагают автоматический запуск тестов при каждом изменении кода. Инструменты автоматизации тестирования должны обеспечивать простую и надёжную интеграцию с системами непрерывной интеграции и доставки, позволяя получать оперативную обратную связь о качестве программного продукта.</w:t>
+      </w:r>
+    </w:p>
+    <w:p>
+      <w:pPr>
+        <w:numPr>
+          <w:ilvl w:val="0"/>
+          <w:numId w:val="0"/>
+        </w:numPr>
+        <w:spacing w:after="160" w:line="360" w:lineRule="auto"/>
+        <w:ind w:firstLine="708" w:firstLineChars="0"/>
+        <w:jc w:val="both"/>
+        <w:rPr>
+          <w:rFonts w:hint="default" w:ascii="Times New Roman" w:hAnsi="Times New Roman"/>
+          <w:b w:val="0"/>
+          <w:bCs w:val="0"/>
+          <w:sz w:val="28"/>
+          <w:szCs w:val="28"/>
+          <w:lang w:val="ru-RU"/>
+        </w:rPr>
+      </w:pPr>
+      <w:r>
+        <w:rPr>
+          <w:rFonts w:hint="default" w:ascii="Times New Roman" w:hAnsi="Times New Roman"/>
+          <w:b w:val="0"/>
+          <w:bCs w:val="0"/>
+          <w:sz w:val="28"/>
+          <w:szCs w:val="28"/>
+          <w:lang w:val="ru-RU"/>
+        </w:rPr>
+        <w:t>Значимым аспектом является поддержка средств отчётности. Результаты выполнения автотестов должны быть представлены в наглядном и структурированном виде, что облегчает анализ ошибок и контроль качества. Инструменты автоматизации должны предоставлять возможность формирования отчётов, содержащих информацию о статусе тестов, времени выполнения и выявленных дефектах.</w:t>
+      </w:r>
+    </w:p>
+    <w:p>
+      <w:pPr>
+        <w:numPr>
+          <w:ilvl w:val="0"/>
+          <w:numId w:val="0"/>
+        </w:numPr>
+        <w:spacing w:after="160" w:line="360" w:lineRule="auto"/>
+        <w:ind w:firstLine="708" w:firstLineChars="0"/>
+        <w:jc w:val="both"/>
+        <w:rPr>
+          <w:rFonts w:hint="default" w:ascii="Times New Roman" w:hAnsi="Times New Roman"/>
+          <w:b w:val="0"/>
+          <w:bCs w:val="0"/>
+          <w:sz w:val="28"/>
+          <w:szCs w:val="28"/>
+          <w:lang w:val="ru-RU"/>
+        </w:rPr>
+      </w:pPr>
+      <w:r>
+        <w:rPr>
+          <w:rFonts w:hint="default" w:ascii="Times New Roman" w:hAnsi="Times New Roman"/>
+          <w:b w:val="0"/>
+          <w:bCs w:val="0"/>
+          <w:sz w:val="28"/>
+          <w:szCs w:val="28"/>
+          <w:lang w:val="ru-RU"/>
+        </w:rPr>
+        <w:t>Дополнительным критерием выбора является возможность параллельного запуска тестов. Поддержка параллельного выполнения позволяет существенно сократить общее время тестирования, особенно при большом объёме тестовых сценариев. Это особенно актуально при интеграции автотестов в CI/CD-процессы, где скорость получения результатов играет важную роль.</w:t>
+      </w:r>
+    </w:p>
+    <w:p>
+      <w:pPr>
+        <w:numPr>
+          <w:ilvl w:val="0"/>
+          <w:numId w:val="0"/>
+        </w:numPr>
+        <w:wordWrap w:val="0"/>
+        <w:spacing w:after="160" w:line="360" w:lineRule="auto"/>
+        <w:ind w:firstLine="708" w:firstLineChars="0"/>
+        <w:jc w:val="right"/>
+        <w:rPr>
+          <w:rFonts w:hint="default" w:ascii="Times New Roman" w:hAnsi="Times New Roman"/>
+          <w:b w:val="0"/>
+          <w:bCs w:val="0"/>
+          <w:sz w:val="28"/>
+          <w:szCs w:val="28"/>
+          <w:lang w:val="ru-RU"/>
+        </w:rPr>
+      </w:pPr>
+      <w:r>
+        <w:rPr>
+          <w:rFonts w:hint="default" w:ascii="Times New Roman" w:hAnsi="Times New Roman"/>
+          <w:b w:val="0"/>
+          <w:bCs w:val="0"/>
+          <w:sz w:val="28"/>
+          <w:szCs w:val="28"/>
+          <w:lang w:val="ru-RU"/>
+        </w:rPr>
+        <w:t>Таблица 1.3.1. Критерии выбора инструментов автоматизации тестирования.</w:t>
+      </w:r>
+    </w:p>
+    <w:tbl>
+      <w:tblPr>
+        <w:tblStyle w:val="5"/>
+        <w:tblW w:w="0" w:type="auto"/>
+        <w:jc w:val="center"/>
+        <w:tblCellSpacing w:w="15" w:type="dxa"/>
+        <w:tblBorders>
+          <w:top w:val="single" w:color="auto" w:sz="4" w:space="0"/>
+          <w:left w:val="single" w:color="auto" w:sz="4" w:space="0"/>
+          <w:bottom w:val="single" w:color="auto" w:sz="4" w:space="0"/>
+          <w:right w:val="single" w:color="auto" w:sz="4" w:space="0"/>
+          <w:insideH w:val="single" w:color="auto" w:sz="4" w:space="0"/>
+          <w:insideV w:val="single" w:color="auto" w:sz="4" w:space="0"/>
+        </w:tblBorders>
+        <w:shd w:val="clear" w:color="auto" w:fill="auto"/>
+        <w:tblLayout w:type="autofit"/>
+        <w:tblCellMar>
+          <w:top w:w="15" w:type="dxa"/>
+          <w:left w:w="15" w:type="dxa"/>
+          <w:bottom w:w="15" w:type="dxa"/>
+          <w:right w:w="15" w:type="dxa"/>
+        </w:tblCellMar>
+      </w:tblPr>
+      <w:tblGrid>
+        <w:gridCol w:w="2428"/>
+        <w:gridCol w:w="3817"/>
+        <w:gridCol w:w="3220"/>
+      </w:tblGrid>
+      <w:tr>
+        <w:tblPrEx>
+          <w:tblBorders>
+            <w:top w:val="single" w:color="auto" w:sz="4" w:space="0"/>
+            <w:left w:val="single" w:color="auto" w:sz="4" w:space="0"/>
+            <w:bottom w:val="single" w:color="auto" w:sz="4" w:space="0"/>
+            <w:right w:val="single" w:color="auto" w:sz="4" w:space="0"/>
+            <w:insideH w:val="single" w:color="auto" w:sz="4" w:space="0"/>
+            <w:insideV w:val="single" w:color="auto" w:sz="4" w:space="0"/>
+          </w:tblBorders>
+          <w:tblCellMar>
+            <w:top w:w="15" w:type="dxa"/>
+            <w:left w:w="15" w:type="dxa"/>
+            <w:bottom w:w="15" w:type="dxa"/>
+            <w:right w:w="15" w:type="dxa"/>
+          </w:tblCellMar>
+        </w:tblPrEx>
+        <w:trPr>
+          <w:tblHeader/>
+          <w:tblCellSpacing w:w="15" w:type="dxa"/>
+          <w:jc w:val="center"/>
+        </w:trPr>
+        <w:tc>
+          <w:tcPr>
+            <w:tcW w:w="0" w:type="auto"/>
+            <w:shd w:val="clear" w:color="auto" w:fill="auto"/>
+            <w:vAlign w:val="center"/>
+          </w:tcPr>
+          <w:p>
+            <w:pPr>
+              <w:keepNext w:val="0"/>
+              <w:keepLines w:val="0"/>
+              <w:widowControl/>
+              <w:suppressLineNumbers w:val="0"/>
+              <w:spacing w:line="360" w:lineRule="auto"/>
+              <w:jc w:val="center"/>
+              <w:rPr>
+                <w:rFonts w:hint="default" w:ascii="Times New Roman" w:hAnsi="Times New Roman" w:cs="Times New Roman"/>
+                <w:b/>
+                <w:bCs/>
+                <w:sz w:val="28"/>
+                <w:szCs w:val="28"/>
+              </w:rPr>
+            </w:pPr>
+            <w:r>
+              <w:rPr>
+                <w:rFonts w:hint="default" w:ascii="Times New Roman" w:hAnsi="Times New Roman" w:eastAsia="SimSun" w:cs="Times New Roman"/>
+                <w:b/>
+                <w:bCs/>
+                <w:kern w:val="0"/>
+                <w:sz w:val="28"/>
+                <w:szCs w:val="28"/>
+                <w:lang w:val="en-US" w:eastAsia="zh-CN" w:bidi="ar"/>
+              </w:rPr>
+              <w:t>Критерий</w:t>
+            </w:r>
+          </w:p>
+        </w:tc>
+        <w:tc>
+          <w:tcPr>
+            <w:tcW w:w="0" w:type="auto"/>
+            <w:shd w:val="clear" w:color="auto" w:fill="auto"/>
+            <w:vAlign w:val="center"/>
+          </w:tcPr>
+          <w:p>
+            <w:pPr>
+              <w:keepNext w:val="0"/>
+              <w:keepLines w:val="0"/>
+              <w:widowControl/>
+              <w:suppressLineNumbers w:val="0"/>
+              <w:spacing w:line="360" w:lineRule="auto"/>
+              <w:jc w:val="center"/>
+              <w:rPr>
+                <w:rFonts w:hint="default" w:ascii="Times New Roman" w:hAnsi="Times New Roman" w:cs="Times New Roman"/>
+                <w:b/>
+                <w:bCs/>
+                <w:sz w:val="28"/>
+                <w:szCs w:val="28"/>
+              </w:rPr>
+            </w:pPr>
+            <w:r>
+              <w:rPr>
+                <w:rFonts w:hint="default" w:ascii="Times New Roman" w:hAnsi="Times New Roman" w:eastAsia="SimSun" w:cs="Times New Roman"/>
+                <w:b/>
+                <w:bCs/>
+                <w:kern w:val="0"/>
+                <w:sz w:val="28"/>
+                <w:szCs w:val="28"/>
+                <w:lang w:val="en-US" w:eastAsia="zh-CN" w:bidi="ar"/>
+              </w:rPr>
+              <w:t>Содержание критерия</w:t>
+            </w:r>
+          </w:p>
+        </w:tc>
+        <w:tc>
+          <w:tcPr>
+            <w:tcW w:w="0" w:type="auto"/>
+            <w:shd w:val="clear" w:color="auto" w:fill="auto"/>
+            <w:vAlign w:val="center"/>
+          </w:tcPr>
+          <w:p>
+            <w:pPr>
+              <w:keepNext w:val="0"/>
+              <w:keepLines w:val="0"/>
+              <w:widowControl/>
+              <w:suppressLineNumbers w:val="0"/>
+              <w:spacing w:line="360" w:lineRule="auto"/>
+              <w:jc w:val="center"/>
+              <w:rPr>
+                <w:rFonts w:hint="default" w:ascii="Times New Roman" w:hAnsi="Times New Roman" w:cs="Times New Roman"/>
+                <w:b/>
+                <w:bCs/>
+                <w:sz w:val="28"/>
+                <w:szCs w:val="28"/>
+              </w:rPr>
+            </w:pPr>
+            <w:r>
+              <w:rPr>
+                <w:rFonts w:hint="default" w:ascii="Times New Roman" w:hAnsi="Times New Roman" w:eastAsia="SimSun" w:cs="Times New Roman"/>
+                <w:b/>
+                <w:bCs/>
+                <w:kern w:val="0"/>
+                <w:sz w:val="28"/>
+                <w:szCs w:val="28"/>
+                <w:lang w:val="en-US" w:eastAsia="zh-CN" w:bidi="ar"/>
+              </w:rPr>
+              <w:t>Практическое значение</w:t>
             </w:r>
           </w:p>
         </w:tc>
@@ -6487,2042 +8528,7 @@
         <w:tc>
           <w:tcPr>
             <w:tcW w:w="0" w:type="auto"/>
-            <w:shd w:val="clear"/>
-            <w:vAlign w:val="center"/>
-          </w:tcPr>
-          <w:p>
-            <w:pPr>
-              <w:numPr>
-                <w:ilvl w:val="0"/>
-                <w:numId w:val="0"/>
-              </w:numPr>
-              <w:spacing w:after="160" w:line="360" w:lineRule="auto"/>
-              <w:jc w:val="center"/>
-              <w:rPr>
-                <w:rFonts w:hint="default" w:ascii="Times New Roman" w:hAnsi="Times New Roman"/>
-                <w:b w:val="0"/>
-                <w:bCs w:val="0"/>
-                <w:sz w:val="24"/>
-                <w:szCs w:val="24"/>
-                <w:lang w:val="ru-RU"/>
-              </w:rPr>
-            </w:pPr>
-            <w:r>
-              <w:rPr>
-                <w:rFonts w:hint="default" w:ascii="Times New Roman" w:hAnsi="Times New Roman"/>
-                <w:b w:val="0"/>
-                <w:bCs w:val="0"/>
-                <w:sz w:val="24"/>
-                <w:szCs w:val="24"/>
-                <w:lang w:val="ru-RU" w:eastAsia="zh-CN"/>
-              </w:rPr>
-              <w:t>Selenium</w:t>
-            </w:r>
-          </w:p>
-        </w:tc>
-        <w:tc>
-          <w:tcPr>
-            <w:tcW w:w="0" w:type="auto"/>
-            <w:shd w:val="clear"/>
-            <w:vAlign w:val="center"/>
-          </w:tcPr>
-          <w:p>
-            <w:pPr>
-              <w:numPr>
-                <w:ilvl w:val="0"/>
-                <w:numId w:val="0"/>
-              </w:numPr>
-              <w:spacing w:after="160" w:line="360" w:lineRule="auto"/>
-              <w:jc w:val="center"/>
-              <w:rPr>
-                <w:rFonts w:hint="default" w:ascii="Times New Roman" w:hAnsi="Times New Roman"/>
-                <w:b w:val="0"/>
-                <w:bCs w:val="0"/>
-                <w:sz w:val="24"/>
-                <w:szCs w:val="24"/>
-                <w:lang w:val="ru-RU"/>
-              </w:rPr>
-            </w:pPr>
-            <w:r>
-              <w:rPr>
-                <w:rFonts w:hint="default" w:ascii="Times New Roman" w:hAnsi="Times New Roman"/>
-                <w:b w:val="0"/>
-                <w:bCs w:val="0"/>
-                <w:sz w:val="24"/>
-                <w:szCs w:val="24"/>
-                <w:lang w:val="ru-RU" w:eastAsia="zh-CN"/>
-              </w:rPr>
-              <w:t>UI-тестирование</w:t>
-            </w:r>
-          </w:p>
-        </w:tc>
-        <w:tc>
-          <w:tcPr>
-            <w:tcW w:w="0" w:type="auto"/>
-            <w:shd w:val="clear"/>
-            <w:vAlign w:val="center"/>
-          </w:tcPr>
-          <w:p>
-            <w:pPr>
-              <w:numPr>
-                <w:ilvl w:val="0"/>
-                <w:numId w:val="0"/>
-              </w:numPr>
-              <w:spacing w:after="160" w:line="360" w:lineRule="auto"/>
-              <w:jc w:val="center"/>
-              <w:rPr>
-                <w:rFonts w:hint="default" w:ascii="Times New Roman" w:hAnsi="Times New Roman"/>
-                <w:b w:val="0"/>
-                <w:bCs w:val="0"/>
-                <w:sz w:val="24"/>
-                <w:szCs w:val="24"/>
-                <w:lang w:val="ru-RU"/>
-              </w:rPr>
-            </w:pPr>
-            <w:r>
-              <w:rPr>
-                <w:rFonts w:hint="default" w:ascii="Times New Roman" w:hAnsi="Times New Roman"/>
-                <w:b w:val="0"/>
-                <w:bCs w:val="0"/>
-                <w:sz w:val="24"/>
-                <w:szCs w:val="24"/>
-                <w:lang w:val="ru-RU" w:eastAsia="zh-CN"/>
-              </w:rPr>
-              <w:t>Автоматизация действий пользователя в браузере</w:t>
-            </w:r>
-          </w:p>
-        </w:tc>
-        <w:tc>
-          <w:tcPr>
-            <w:tcW w:w="0" w:type="auto"/>
-            <w:shd w:val="clear"/>
-            <w:vAlign w:val="center"/>
-          </w:tcPr>
-          <w:p>
-            <w:pPr>
-              <w:numPr>
-                <w:ilvl w:val="0"/>
-                <w:numId w:val="0"/>
-              </w:numPr>
-              <w:spacing w:after="160" w:line="360" w:lineRule="auto"/>
-              <w:jc w:val="center"/>
-              <w:rPr>
-                <w:rFonts w:hint="default" w:ascii="Times New Roman" w:hAnsi="Times New Roman"/>
-                <w:b w:val="0"/>
-                <w:bCs w:val="0"/>
-                <w:sz w:val="24"/>
-                <w:szCs w:val="24"/>
-                <w:lang w:val="ru-RU"/>
-              </w:rPr>
-            </w:pPr>
-            <w:r>
-              <w:rPr>
-                <w:rFonts w:hint="default" w:ascii="Times New Roman" w:hAnsi="Times New Roman"/>
-                <w:b w:val="0"/>
-                <w:bCs w:val="0"/>
-                <w:sz w:val="24"/>
-                <w:szCs w:val="24"/>
-                <w:lang w:val="ru-RU" w:eastAsia="zh-CN"/>
-              </w:rPr>
-              <w:t>Кроссбраузерность, поддержка многих языков</w:t>
-            </w:r>
-          </w:p>
-        </w:tc>
-        <w:tc>
-          <w:tcPr>
-            <w:tcW w:w="0" w:type="auto"/>
-            <w:shd w:val="clear"/>
-            <w:vAlign w:val="center"/>
-          </w:tcPr>
-          <w:p>
-            <w:pPr>
-              <w:numPr>
-                <w:ilvl w:val="0"/>
-                <w:numId w:val="0"/>
-              </w:numPr>
-              <w:spacing w:after="160" w:line="360" w:lineRule="auto"/>
-              <w:jc w:val="center"/>
-              <w:rPr>
-                <w:rFonts w:hint="default" w:ascii="Times New Roman" w:hAnsi="Times New Roman"/>
-                <w:b w:val="0"/>
-                <w:bCs w:val="0"/>
-                <w:sz w:val="24"/>
-                <w:szCs w:val="24"/>
-                <w:lang w:val="ru-RU"/>
-              </w:rPr>
-            </w:pPr>
-            <w:r>
-              <w:rPr>
-                <w:rFonts w:hint="default" w:ascii="Times New Roman" w:hAnsi="Times New Roman"/>
-                <w:b w:val="0"/>
-                <w:bCs w:val="0"/>
-                <w:sz w:val="24"/>
-                <w:szCs w:val="24"/>
-                <w:lang w:val="ru-RU" w:eastAsia="zh-CN"/>
-              </w:rPr>
-              <w:t>Тестирование веб-интерфейсов</w:t>
-            </w:r>
-          </w:p>
-        </w:tc>
-      </w:tr>
-      <w:tr>
-        <w:tblPrEx>
-          <w:tblBorders>
-            <w:top w:val="single" w:color="auto" w:sz="4" w:space="0"/>
-            <w:left w:val="single" w:color="auto" w:sz="4" w:space="0"/>
-            <w:bottom w:val="single" w:color="auto" w:sz="4" w:space="0"/>
-            <w:right w:val="single" w:color="auto" w:sz="4" w:space="0"/>
-            <w:insideH w:val="single" w:color="auto" w:sz="4" w:space="0"/>
-            <w:insideV w:val="single" w:color="auto" w:sz="4" w:space="0"/>
-          </w:tblBorders>
-          <w:tblCellMar>
-            <w:top w:w="15" w:type="dxa"/>
-            <w:left w:w="15" w:type="dxa"/>
-            <w:bottom w:w="15" w:type="dxa"/>
-            <w:right w:w="15" w:type="dxa"/>
-          </w:tblCellMar>
-        </w:tblPrEx>
-        <w:trPr>
-          <w:tblCellSpacing w:w="15" w:type="dxa"/>
-          <w:jc w:val="center"/>
-        </w:trPr>
-        <w:tc>
-          <w:tcPr>
-            <w:tcW w:w="0" w:type="auto"/>
-            <w:shd w:val="clear"/>
-            <w:vAlign w:val="center"/>
-          </w:tcPr>
-          <w:p>
-            <w:pPr>
-              <w:numPr>
-                <w:ilvl w:val="0"/>
-                <w:numId w:val="0"/>
-              </w:numPr>
-              <w:spacing w:after="160" w:line="360" w:lineRule="auto"/>
-              <w:jc w:val="center"/>
-              <w:rPr>
-                <w:rFonts w:hint="default" w:ascii="Times New Roman" w:hAnsi="Times New Roman"/>
-                <w:b w:val="0"/>
-                <w:bCs w:val="0"/>
-                <w:sz w:val="24"/>
-                <w:szCs w:val="24"/>
-                <w:lang w:val="ru-RU"/>
-              </w:rPr>
-            </w:pPr>
-            <w:r>
-              <w:rPr>
-                <w:rFonts w:hint="default" w:ascii="Times New Roman" w:hAnsi="Times New Roman"/>
-                <w:b w:val="0"/>
-                <w:bCs w:val="0"/>
-                <w:sz w:val="24"/>
-                <w:szCs w:val="24"/>
-                <w:lang w:val="ru-RU" w:eastAsia="zh-CN"/>
-              </w:rPr>
-              <w:t>JUnit</w:t>
-            </w:r>
-          </w:p>
-        </w:tc>
-        <w:tc>
-          <w:tcPr>
-            <w:tcW w:w="0" w:type="auto"/>
-            <w:shd w:val="clear"/>
-            <w:vAlign w:val="center"/>
-          </w:tcPr>
-          <w:p>
-            <w:pPr>
-              <w:numPr>
-                <w:ilvl w:val="0"/>
-                <w:numId w:val="0"/>
-              </w:numPr>
-              <w:spacing w:after="160" w:line="360" w:lineRule="auto"/>
-              <w:jc w:val="center"/>
-              <w:rPr>
-                <w:rFonts w:hint="default" w:ascii="Times New Roman" w:hAnsi="Times New Roman"/>
-                <w:b w:val="0"/>
-                <w:bCs w:val="0"/>
-                <w:sz w:val="24"/>
-                <w:szCs w:val="24"/>
-                <w:lang w:val="ru-RU"/>
-              </w:rPr>
-            </w:pPr>
-            <w:r>
-              <w:rPr>
-                <w:rFonts w:hint="default" w:ascii="Times New Roman" w:hAnsi="Times New Roman"/>
-                <w:b w:val="0"/>
-                <w:bCs w:val="0"/>
-                <w:sz w:val="24"/>
-                <w:szCs w:val="24"/>
-                <w:lang w:val="ru-RU" w:eastAsia="zh-CN"/>
-              </w:rPr>
-              <w:t>Модульное тестирование</w:t>
-            </w:r>
-          </w:p>
-        </w:tc>
-        <w:tc>
-          <w:tcPr>
-            <w:tcW w:w="0" w:type="auto"/>
-            <w:shd w:val="clear"/>
-            <w:vAlign w:val="center"/>
-          </w:tcPr>
-          <w:p>
-            <w:pPr>
-              <w:numPr>
-                <w:ilvl w:val="0"/>
-                <w:numId w:val="0"/>
-              </w:numPr>
-              <w:spacing w:after="160" w:line="360" w:lineRule="auto"/>
-              <w:jc w:val="center"/>
-              <w:rPr>
-                <w:rFonts w:hint="default" w:ascii="Times New Roman" w:hAnsi="Times New Roman"/>
-                <w:b w:val="0"/>
-                <w:bCs w:val="0"/>
-                <w:sz w:val="24"/>
-                <w:szCs w:val="24"/>
-                <w:lang w:val="ru-RU"/>
-              </w:rPr>
-            </w:pPr>
-            <w:r>
-              <w:rPr>
-                <w:rFonts w:hint="default" w:ascii="Times New Roman" w:hAnsi="Times New Roman"/>
-                <w:b w:val="0"/>
-                <w:bCs w:val="0"/>
-                <w:sz w:val="24"/>
-                <w:szCs w:val="24"/>
-                <w:lang w:val="ru-RU" w:eastAsia="zh-CN"/>
-              </w:rPr>
-              <w:t>Организация и запуск тестов</w:t>
-            </w:r>
-          </w:p>
-        </w:tc>
-        <w:tc>
-          <w:tcPr>
-            <w:tcW w:w="0" w:type="auto"/>
-            <w:shd w:val="clear"/>
-            <w:vAlign w:val="center"/>
-          </w:tcPr>
-          <w:p>
-            <w:pPr>
-              <w:numPr>
-                <w:ilvl w:val="0"/>
-                <w:numId w:val="0"/>
-              </w:numPr>
-              <w:spacing w:after="160" w:line="360" w:lineRule="auto"/>
-              <w:jc w:val="center"/>
-              <w:rPr>
-                <w:rFonts w:hint="default" w:ascii="Times New Roman" w:hAnsi="Times New Roman"/>
-                <w:b w:val="0"/>
-                <w:bCs w:val="0"/>
-                <w:sz w:val="24"/>
-                <w:szCs w:val="24"/>
-                <w:lang w:val="ru-RU"/>
-              </w:rPr>
-            </w:pPr>
-            <w:r>
-              <w:rPr>
-                <w:rFonts w:hint="default" w:ascii="Times New Roman" w:hAnsi="Times New Roman"/>
-                <w:b w:val="0"/>
-                <w:bCs w:val="0"/>
-                <w:sz w:val="24"/>
-                <w:szCs w:val="24"/>
-                <w:lang w:val="ru-RU" w:eastAsia="zh-CN"/>
-              </w:rPr>
-              <w:t>Простота интеграции, распространённость</w:t>
-            </w:r>
-          </w:p>
-        </w:tc>
-        <w:tc>
-          <w:tcPr>
-            <w:tcW w:w="0" w:type="auto"/>
-            <w:shd w:val="clear"/>
-            <w:vAlign w:val="center"/>
-          </w:tcPr>
-          <w:p>
-            <w:pPr>
-              <w:numPr>
-                <w:ilvl w:val="0"/>
-                <w:numId w:val="0"/>
-              </w:numPr>
-              <w:spacing w:after="160" w:line="360" w:lineRule="auto"/>
-              <w:jc w:val="center"/>
-              <w:rPr>
-                <w:rFonts w:hint="default" w:ascii="Times New Roman" w:hAnsi="Times New Roman"/>
-                <w:b w:val="0"/>
-                <w:bCs w:val="0"/>
-                <w:sz w:val="24"/>
-                <w:szCs w:val="24"/>
-                <w:lang w:val="ru-RU"/>
-              </w:rPr>
-            </w:pPr>
-            <w:r>
-              <w:rPr>
-                <w:rFonts w:hint="default" w:ascii="Times New Roman" w:hAnsi="Times New Roman"/>
-                <w:b w:val="0"/>
-                <w:bCs w:val="0"/>
-                <w:sz w:val="24"/>
-                <w:szCs w:val="24"/>
-                <w:lang w:val="ru-RU" w:eastAsia="zh-CN"/>
-              </w:rPr>
-              <w:t>Backend-логика, unit-тесты</w:t>
-            </w:r>
-          </w:p>
-        </w:tc>
-      </w:tr>
-      <w:tr>
-        <w:tblPrEx>
-          <w:tblBorders>
-            <w:top w:val="single" w:color="auto" w:sz="4" w:space="0"/>
-            <w:left w:val="single" w:color="auto" w:sz="4" w:space="0"/>
-            <w:bottom w:val="single" w:color="auto" w:sz="4" w:space="0"/>
-            <w:right w:val="single" w:color="auto" w:sz="4" w:space="0"/>
-            <w:insideH w:val="single" w:color="auto" w:sz="4" w:space="0"/>
-            <w:insideV w:val="single" w:color="auto" w:sz="4" w:space="0"/>
-          </w:tblBorders>
-          <w:tblCellMar>
-            <w:top w:w="15" w:type="dxa"/>
-            <w:left w:w="15" w:type="dxa"/>
-            <w:bottom w:w="15" w:type="dxa"/>
-            <w:right w:w="15" w:type="dxa"/>
-          </w:tblCellMar>
-        </w:tblPrEx>
-        <w:trPr>
-          <w:tblCellSpacing w:w="15" w:type="dxa"/>
-          <w:jc w:val="center"/>
-        </w:trPr>
-        <w:tc>
-          <w:tcPr>
-            <w:tcW w:w="0" w:type="auto"/>
-            <w:shd w:val="clear"/>
-            <w:vAlign w:val="center"/>
-          </w:tcPr>
-          <w:p>
-            <w:pPr>
-              <w:numPr>
-                <w:ilvl w:val="0"/>
-                <w:numId w:val="0"/>
-              </w:numPr>
-              <w:spacing w:after="160" w:line="360" w:lineRule="auto"/>
-              <w:jc w:val="center"/>
-              <w:rPr>
-                <w:rFonts w:hint="default" w:ascii="Times New Roman" w:hAnsi="Times New Roman"/>
-                <w:b w:val="0"/>
-                <w:bCs w:val="0"/>
-                <w:sz w:val="24"/>
-                <w:szCs w:val="24"/>
-                <w:lang w:val="ru-RU"/>
-              </w:rPr>
-            </w:pPr>
-            <w:r>
-              <w:rPr>
-                <w:rFonts w:hint="default" w:ascii="Times New Roman" w:hAnsi="Times New Roman"/>
-                <w:b w:val="0"/>
-                <w:bCs w:val="0"/>
-                <w:sz w:val="24"/>
-                <w:szCs w:val="24"/>
-                <w:lang w:val="ru-RU" w:eastAsia="zh-CN"/>
-              </w:rPr>
-              <w:t>TestNG</w:t>
-            </w:r>
-          </w:p>
-        </w:tc>
-        <w:tc>
-          <w:tcPr>
-            <w:tcW w:w="0" w:type="auto"/>
-            <w:shd w:val="clear"/>
-            <w:vAlign w:val="center"/>
-          </w:tcPr>
-          <w:p>
-            <w:pPr>
-              <w:numPr>
-                <w:ilvl w:val="0"/>
-                <w:numId w:val="0"/>
-              </w:numPr>
-              <w:spacing w:after="160" w:line="360" w:lineRule="auto"/>
-              <w:jc w:val="center"/>
-              <w:rPr>
-                <w:rFonts w:hint="default" w:ascii="Times New Roman" w:hAnsi="Times New Roman"/>
-                <w:b w:val="0"/>
-                <w:bCs w:val="0"/>
-                <w:sz w:val="24"/>
-                <w:szCs w:val="24"/>
-                <w:lang w:val="ru-RU"/>
-              </w:rPr>
-            </w:pPr>
-            <w:r>
-              <w:rPr>
-                <w:rFonts w:hint="default" w:ascii="Times New Roman" w:hAnsi="Times New Roman"/>
-                <w:b w:val="0"/>
-                <w:bCs w:val="0"/>
-                <w:sz w:val="24"/>
-                <w:szCs w:val="24"/>
-                <w:lang w:val="ru-RU" w:eastAsia="zh-CN"/>
-              </w:rPr>
-              <w:t>Модульное тестирование</w:t>
-            </w:r>
-          </w:p>
-        </w:tc>
-        <w:tc>
-          <w:tcPr>
-            <w:tcW w:w="0" w:type="auto"/>
-            <w:shd w:val="clear"/>
-            <w:vAlign w:val="center"/>
-          </w:tcPr>
-          <w:p>
-            <w:pPr>
-              <w:numPr>
-                <w:ilvl w:val="0"/>
-                <w:numId w:val="0"/>
-              </w:numPr>
-              <w:spacing w:after="160" w:line="360" w:lineRule="auto"/>
-              <w:jc w:val="center"/>
-              <w:rPr>
-                <w:rFonts w:hint="default" w:ascii="Times New Roman" w:hAnsi="Times New Roman"/>
-                <w:b w:val="0"/>
-                <w:bCs w:val="0"/>
-                <w:sz w:val="24"/>
-                <w:szCs w:val="24"/>
-                <w:lang w:val="ru-RU"/>
-              </w:rPr>
-            </w:pPr>
-            <w:r>
-              <w:rPr>
-                <w:rFonts w:hint="default" w:ascii="Times New Roman" w:hAnsi="Times New Roman"/>
-                <w:b w:val="0"/>
-                <w:bCs w:val="0"/>
-                <w:sz w:val="24"/>
-                <w:szCs w:val="24"/>
-                <w:lang w:val="ru-RU" w:eastAsia="zh-CN"/>
-              </w:rPr>
-              <w:t>Управление тестовыми наборами</w:t>
-            </w:r>
-          </w:p>
-        </w:tc>
-        <w:tc>
-          <w:tcPr>
-            <w:tcW w:w="0" w:type="auto"/>
-            <w:shd w:val="clear"/>
-            <w:vAlign w:val="center"/>
-          </w:tcPr>
-          <w:p>
-            <w:pPr>
-              <w:numPr>
-                <w:ilvl w:val="0"/>
-                <w:numId w:val="0"/>
-              </w:numPr>
-              <w:spacing w:after="160" w:line="360" w:lineRule="auto"/>
-              <w:jc w:val="center"/>
-              <w:rPr>
-                <w:rFonts w:hint="default" w:ascii="Times New Roman" w:hAnsi="Times New Roman"/>
-                <w:b w:val="0"/>
-                <w:bCs w:val="0"/>
-                <w:sz w:val="24"/>
-                <w:szCs w:val="24"/>
-                <w:lang w:val="ru-RU"/>
-              </w:rPr>
-            </w:pPr>
-            <w:r>
-              <w:rPr>
-                <w:rFonts w:hint="default" w:ascii="Times New Roman" w:hAnsi="Times New Roman"/>
-                <w:b w:val="0"/>
-                <w:bCs w:val="0"/>
-                <w:sz w:val="24"/>
-                <w:szCs w:val="24"/>
-                <w:lang w:val="ru-RU" w:eastAsia="zh-CN"/>
-              </w:rPr>
-              <w:t>Гибкая конфигурация, отчётность</w:t>
-            </w:r>
-          </w:p>
-        </w:tc>
-        <w:tc>
-          <w:tcPr>
-            <w:tcW w:w="0" w:type="auto"/>
-            <w:shd w:val="clear"/>
-            <w:vAlign w:val="center"/>
-          </w:tcPr>
-          <w:p>
-            <w:pPr>
-              <w:numPr>
-                <w:ilvl w:val="0"/>
-                <w:numId w:val="0"/>
-              </w:numPr>
-              <w:spacing w:after="160" w:line="360" w:lineRule="auto"/>
-              <w:jc w:val="center"/>
-              <w:rPr>
-                <w:rFonts w:hint="default" w:ascii="Times New Roman" w:hAnsi="Times New Roman"/>
-                <w:b w:val="0"/>
-                <w:bCs w:val="0"/>
-                <w:sz w:val="24"/>
-                <w:szCs w:val="24"/>
-                <w:lang w:val="ru-RU"/>
-              </w:rPr>
-            </w:pPr>
-            <w:r>
-              <w:rPr>
-                <w:rFonts w:hint="default" w:ascii="Times New Roman" w:hAnsi="Times New Roman"/>
-                <w:b w:val="0"/>
-                <w:bCs w:val="0"/>
-                <w:sz w:val="24"/>
-                <w:szCs w:val="24"/>
-                <w:lang w:val="ru-RU" w:eastAsia="zh-CN"/>
-              </w:rPr>
-              <w:t>Комплексные тестовые сценарии</w:t>
-            </w:r>
-          </w:p>
-        </w:tc>
-      </w:tr>
-      <w:tr>
-        <w:tblPrEx>
-          <w:tblBorders>
-            <w:top w:val="single" w:color="auto" w:sz="4" w:space="0"/>
-            <w:left w:val="single" w:color="auto" w:sz="4" w:space="0"/>
-            <w:bottom w:val="single" w:color="auto" w:sz="4" w:space="0"/>
-            <w:right w:val="single" w:color="auto" w:sz="4" w:space="0"/>
-            <w:insideH w:val="single" w:color="auto" w:sz="4" w:space="0"/>
-            <w:insideV w:val="single" w:color="auto" w:sz="4" w:space="0"/>
-          </w:tblBorders>
-          <w:tblCellMar>
-            <w:top w:w="15" w:type="dxa"/>
-            <w:left w:w="15" w:type="dxa"/>
-            <w:bottom w:w="15" w:type="dxa"/>
-            <w:right w:w="15" w:type="dxa"/>
-          </w:tblCellMar>
-        </w:tblPrEx>
-        <w:trPr>
-          <w:tblCellSpacing w:w="15" w:type="dxa"/>
-          <w:jc w:val="center"/>
-        </w:trPr>
-        <w:tc>
-          <w:tcPr>
-            <w:tcW w:w="0" w:type="auto"/>
-            <w:shd w:val="clear"/>
-            <w:vAlign w:val="center"/>
-          </w:tcPr>
-          <w:p>
-            <w:pPr>
-              <w:numPr>
-                <w:ilvl w:val="0"/>
-                <w:numId w:val="0"/>
-              </w:numPr>
-              <w:spacing w:after="160" w:line="360" w:lineRule="auto"/>
-              <w:jc w:val="center"/>
-              <w:rPr>
-                <w:rFonts w:hint="default" w:ascii="Times New Roman" w:hAnsi="Times New Roman"/>
-                <w:b w:val="0"/>
-                <w:bCs w:val="0"/>
-                <w:sz w:val="24"/>
-                <w:szCs w:val="24"/>
-                <w:lang w:val="ru-RU"/>
-              </w:rPr>
-            </w:pPr>
-            <w:r>
-              <w:rPr>
-                <w:rFonts w:hint="default" w:ascii="Times New Roman" w:hAnsi="Times New Roman"/>
-                <w:b w:val="0"/>
-                <w:bCs w:val="0"/>
-                <w:sz w:val="24"/>
-                <w:szCs w:val="24"/>
-                <w:lang w:val="ru-RU" w:eastAsia="zh-CN"/>
-              </w:rPr>
-              <w:t>API-тест инструменты</w:t>
-            </w:r>
-          </w:p>
-        </w:tc>
-        <w:tc>
-          <w:tcPr>
-            <w:tcW w:w="0" w:type="auto"/>
-            <w:shd w:val="clear"/>
-            <w:vAlign w:val="center"/>
-          </w:tcPr>
-          <w:p>
-            <w:pPr>
-              <w:numPr>
-                <w:ilvl w:val="0"/>
-                <w:numId w:val="0"/>
-              </w:numPr>
-              <w:spacing w:after="160" w:line="360" w:lineRule="auto"/>
-              <w:jc w:val="center"/>
-              <w:rPr>
-                <w:rFonts w:hint="default" w:ascii="Times New Roman" w:hAnsi="Times New Roman"/>
-                <w:b w:val="0"/>
-                <w:bCs w:val="0"/>
-                <w:sz w:val="24"/>
-                <w:szCs w:val="24"/>
-                <w:lang w:val="ru-RU"/>
-              </w:rPr>
-            </w:pPr>
-            <w:r>
-              <w:rPr>
-                <w:rFonts w:hint="default" w:ascii="Times New Roman" w:hAnsi="Times New Roman"/>
-                <w:b w:val="0"/>
-                <w:bCs w:val="0"/>
-                <w:sz w:val="24"/>
-                <w:szCs w:val="24"/>
-                <w:lang w:val="ru-RU" w:eastAsia="zh-CN"/>
-              </w:rPr>
-              <w:t>API-тестирование</w:t>
-            </w:r>
-          </w:p>
-        </w:tc>
-        <w:tc>
-          <w:tcPr>
-            <w:tcW w:w="0" w:type="auto"/>
-            <w:shd w:val="clear"/>
-            <w:vAlign w:val="center"/>
-          </w:tcPr>
-          <w:p>
-            <w:pPr>
-              <w:numPr>
-                <w:ilvl w:val="0"/>
-                <w:numId w:val="0"/>
-              </w:numPr>
-              <w:spacing w:after="160" w:line="360" w:lineRule="auto"/>
-              <w:jc w:val="center"/>
-              <w:rPr>
-                <w:rFonts w:hint="default" w:ascii="Times New Roman" w:hAnsi="Times New Roman"/>
-                <w:b w:val="0"/>
-                <w:bCs w:val="0"/>
-                <w:sz w:val="24"/>
-                <w:szCs w:val="24"/>
-                <w:lang w:val="ru-RU"/>
-              </w:rPr>
-            </w:pPr>
-            <w:r>
-              <w:rPr>
-                <w:rFonts w:hint="default" w:ascii="Times New Roman" w:hAnsi="Times New Roman"/>
-                <w:b w:val="0"/>
-                <w:bCs w:val="0"/>
-                <w:sz w:val="24"/>
-                <w:szCs w:val="24"/>
-                <w:lang w:val="ru-RU" w:eastAsia="zh-CN"/>
-              </w:rPr>
-              <w:t>Проверка HTTP-запросов и ответов</w:t>
-            </w:r>
-          </w:p>
-        </w:tc>
-        <w:tc>
-          <w:tcPr>
-            <w:tcW w:w="0" w:type="auto"/>
-            <w:shd w:val="clear"/>
-            <w:vAlign w:val="center"/>
-          </w:tcPr>
-          <w:p>
-            <w:pPr>
-              <w:numPr>
-                <w:ilvl w:val="0"/>
-                <w:numId w:val="0"/>
-              </w:numPr>
-              <w:spacing w:after="160" w:line="360" w:lineRule="auto"/>
-              <w:jc w:val="center"/>
-              <w:rPr>
-                <w:rFonts w:hint="default" w:ascii="Times New Roman" w:hAnsi="Times New Roman"/>
-                <w:b w:val="0"/>
-                <w:bCs w:val="0"/>
-                <w:sz w:val="24"/>
-                <w:szCs w:val="24"/>
-                <w:lang w:val="ru-RU"/>
-              </w:rPr>
-            </w:pPr>
-            <w:r>
-              <w:rPr>
-                <w:rFonts w:hint="default" w:ascii="Times New Roman" w:hAnsi="Times New Roman"/>
-                <w:b w:val="0"/>
-                <w:bCs w:val="0"/>
-                <w:sz w:val="24"/>
-                <w:szCs w:val="24"/>
-                <w:lang w:val="ru-RU" w:eastAsia="zh-CN"/>
-              </w:rPr>
-              <w:t>Быстрое выявление ошибок бизнес-логики</w:t>
-            </w:r>
-          </w:p>
-        </w:tc>
-        <w:tc>
-          <w:tcPr>
-            <w:tcW w:w="0" w:type="auto"/>
-            <w:shd w:val="clear"/>
-            <w:vAlign w:val="center"/>
-          </w:tcPr>
-          <w:p>
-            <w:pPr>
-              <w:numPr>
-                <w:ilvl w:val="0"/>
-                <w:numId w:val="0"/>
-              </w:numPr>
-              <w:spacing w:after="160" w:line="360" w:lineRule="auto"/>
-              <w:jc w:val="center"/>
-              <w:rPr>
-                <w:rFonts w:hint="default" w:ascii="Times New Roman" w:hAnsi="Times New Roman"/>
-                <w:b w:val="0"/>
-                <w:bCs w:val="0"/>
-                <w:sz w:val="24"/>
-                <w:szCs w:val="24"/>
-                <w:lang w:val="ru-RU"/>
-              </w:rPr>
-            </w:pPr>
-            <w:r>
-              <w:rPr>
-                <w:rFonts w:hint="default" w:ascii="Times New Roman" w:hAnsi="Times New Roman"/>
-                <w:b w:val="0"/>
-                <w:bCs w:val="0"/>
-                <w:sz w:val="24"/>
-                <w:szCs w:val="24"/>
-                <w:lang w:val="ru-RU" w:eastAsia="zh-CN"/>
-              </w:rPr>
-              <w:t>Проверка backend без UI</w:t>
-            </w:r>
-          </w:p>
-        </w:tc>
-      </w:tr>
-      <w:tr>
-        <w:tblPrEx>
-          <w:tblBorders>
-            <w:top w:val="single" w:color="auto" w:sz="4" w:space="0"/>
-            <w:left w:val="single" w:color="auto" w:sz="4" w:space="0"/>
-            <w:bottom w:val="single" w:color="auto" w:sz="4" w:space="0"/>
-            <w:right w:val="single" w:color="auto" w:sz="4" w:space="0"/>
-            <w:insideH w:val="single" w:color="auto" w:sz="4" w:space="0"/>
-            <w:insideV w:val="single" w:color="auto" w:sz="4" w:space="0"/>
-          </w:tblBorders>
-          <w:shd w:val="clear"/>
-          <w:tblCellMar>
-            <w:top w:w="15" w:type="dxa"/>
-            <w:left w:w="15" w:type="dxa"/>
-            <w:bottom w:w="15" w:type="dxa"/>
-            <w:right w:w="15" w:type="dxa"/>
-          </w:tblCellMar>
-        </w:tblPrEx>
-        <w:trPr>
-          <w:tblCellSpacing w:w="15" w:type="dxa"/>
-          <w:jc w:val="center"/>
-        </w:trPr>
-        <w:tc>
-          <w:tcPr>
-            <w:tcW w:w="0" w:type="auto"/>
-            <w:shd w:val="clear"/>
-            <w:vAlign w:val="center"/>
-          </w:tcPr>
-          <w:p>
-            <w:pPr>
-              <w:numPr>
-                <w:ilvl w:val="0"/>
-                <w:numId w:val="0"/>
-              </w:numPr>
-              <w:spacing w:after="160" w:line="360" w:lineRule="auto"/>
-              <w:jc w:val="center"/>
-              <w:rPr>
-                <w:rFonts w:hint="default" w:ascii="Times New Roman" w:hAnsi="Times New Roman"/>
-                <w:b w:val="0"/>
-                <w:bCs w:val="0"/>
-                <w:sz w:val="24"/>
-                <w:szCs w:val="24"/>
-                <w:lang w:val="ru-RU"/>
-              </w:rPr>
-            </w:pPr>
-            <w:r>
-              <w:rPr>
-                <w:rFonts w:hint="default" w:ascii="Times New Roman" w:hAnsi="Times New Roman"/>
-                <w:b w:val="0"/>
-                <w:bCs w:val="0"/>
-                <w:sz w:val="24"/>
-                <w:szCs w:val="24"/>
-                <w:lang w:val="ru-RU" w:eastAsia="zh-CN"/>
-              </w:rPr>
-              <w:t>Jenkins</w:t>
-            </w:r>
-          </w:p>
-        </w:tc>
-        <w:tc>
-          <w:tcPr>
-            <w:tcW w:w="0" w:type="auto"/>
-            <w:shd w:val="clear"/>
-            <w:vAlign w:val="center"/>
-          </w:tcPr>
-          <w:p>
-            <w:pPr>
-              <w:numPr>
-                <w:ilvl w:val="0"/>
-                <w:numId w:val="0"/>
-              </w:numPr>
-              <w:spacing w:after="160" w:line="360" w:lineRule="auto"/>
-              <w:jc w:val="center"/>
-              <w:rPr>
-                <w:rFonts w:hint="default" w:ascii="Times New Roman" w:hAnsi="Times New Roman"/>
-                <w:b w:val="0"/>
-                <w:bCs w:val="0"/>
-                <w:sz w:val="24"/>
-                <w:szCs w:val="24"/>
-                <w:lang w:val="ru-RU"/>
-              </w:rPr>
-            </w:pPr>
-            <w:r>
-              <w:rPr>
-                <w:rFonts w:hint="default" w:ascii="Times New Roman" w:hAnsi="Times New Roman"/>
-                <w:b w:val="0"/>
-                <w:bCs w:val="0"/>
-                <w:sz w:val="24"/>
-                <w:szCs w:val="24"/>
-                <w:lang w:val="ru-RU" w:eastAsia="zh-CN"/>
-              </w:rPr>
-              <w:t>CI/CD</w:t>
-            </w:r>
-          </w:p>
-        </w:tc>
-        <w:tc>
-          <w:tcPr>
-            <w:tcW w:w="0" w:type="auto"/>
-            <w:shd w:val="clear"/>
-            <w:vAlign w:val="center"/>
-          </w:tcPr>
-          <w:p>
-            <w:pPr>
-              <w:numPr>
-                <w:ilvl w:val="0"/>
-                <w:numId w:val="0"/>
-              </w:numPr>
-              <w:spacing w:after="160" w:line="360" w:lineRule="auto"/>
-              <w:jc w:val="center"/>
-              <w:rPr>
-                <w:rFonts w:hint="default" w:ascii="Times New Roman" w:hAnsi="Times New Roman"/>
-                <w:b w:val="0"/>
-                <w:bCs w:val="0"/>
-                <w:sz w:val="24"/>
-                <w:szCs w:val="24"/>
-                <w:lang w:val="ru-RU"/>
-              </w:rPr>
-            </w:pPr>
-            <w:r>
-              <w:rPr>
-                <w:rFonts w:hint="default" w:ascii="Times New Roman" w:hAnsi="Times New Roman"/>
-                <w:b w:val="0"/>
-                <w:bCs w:val="0"/>
-                <w:sz w:val="24"/>
-                <w:szCs w:val="24"/>
-                <w:lang w:val="ru-RU" w:eastAsia="zh-CN"/>
-              </w:rPr>
-              <w:t>Автоматизация сборки и запуска тестов</w:t>
-            </w:r>
-          </w:p>
-        </w:tc>
-        <w:tc>
-          <w:tcPr>
-            <w:tcW w:w="0" w:type="auto"/>
-            <w:shd w:val="clear"/>
-            <w:vAlign w:val="center"/>
-          </w:tcPr>
-          <w:p>
-            <w:pPr>
-              <w:numPr>
-                <w:ilvl w:val="0"/>
-                <w:numId w:val="0"/>
-              </w:numPr>
-              <w:spacing w:after="160" w:line="360" w:lineRule="auto"/>
-              <w:jc w:val="center"/>
-              <w:rPr>
-                <w:rFonts w:hint="default" w:ascii="Times New Roman" w:hAnsi="Times New Roman"/>
-                <w:b w:val="0"/>
-                <w:bCs w:val="0"/>
-                <w:sz w:val="24"/>
-                <w:szCs w:val="24"/>
-                <w:lang w:val="ru-RU"/>
-              </w:rPr>
-            </w:pPr>
-            <w:r>
-              <w:rPr>
-                <w:rFonts w:hint="default" w:ascii="Times New Roman" w:hAnsi="Times New Roman"/>
-                <w:b w:val="0"/>
-                <w:bCs w:val="0"/>
-                <w:sz w:val="24"/>
-                <w:szCs w:val="24"/>
-                <w:lang w:val="ru-RU" w:eastAsia="zh-CN"/>
-              </w:rPr>
-              <w:t>Автоматизация процессов разработки</w:t>
-            </w:r>
-          </w:p>
-        </w:tc>
-        <w:tc>
-          <w:tcPr>
-            <w:tcW w:w="0" w:type="auto"/>
-            <w:shd w:val="clear"/>
-            <w:vAlign w:val="center"/>
-          </w:tcPr>
-          <w:p>
-            <w:pPr>
-              <w:numPr>
-                <w:ilvl w:val="0"/>
-                <w:numId w:val="0"/>
-              </w:numPr>
-              <w:spacing w:after="160" w:line="360" w:lineRule="auto"/>
-              <w:jc w:val="center"/>
-              <w:rPr>
-                <w:rFonts w:hint="default" w:ascii="Times New Roman" w:hAnsi="Times New Roman"/>
-                <w:b w:val="0"/>
-                <w:bCs w:val="0"/>
-                <w:sz w:val="24"/>
-                <w:szCs w:val="24"/>
-                <w:lang w:val="ru-RU"/>
-              </w:rPr>
-            </w:pPr>
-            <w:r>
-              <w:rPr>
-                <w:rFonts w:hint="default" w:ascii="Times New Roman" w:hAnsi="Times New Roman"/>
-                <w:b w:val="0"/>
-                <w:bCs w:val="0"/>
-                <w:sz w:val="24"/>
-                <w:szCs w:val="24"/>
-                <w:lang w:val="ru-RU" w:eastAsia="zh-CN"/>
-              </w:rPr>
-              <w:t>Непрерывная интеграция</w:t>
-            </w:r>
-          </w:p>
-        </w:tc>
-      </w:tr>
-      <w:tr>
-        <w:tblPrEx>
-          <w:tblBorders>
-            <w:top w:val="single" w:color="auto" w:sz="4" w:space="0"/>
-            <w:left w:val="single" w:color="auto" w:sz="4" w:space="0"/>
-            <w:bottom w:val="single" w:color="auto" w:sz="4" w:space="0"/>
-            <w:right w:val="single" w:color="auto" w:sz="4" w:space="0"/>
-            <w:insideH w:val="single" w:color="auto" w:sz="4" w:space="0"/>
-            <w:insideV w:val="single" w:color="auto" w:sz="4" w:space="0"/>
-          </w:tblBorders>
-          <w:tblCellMar>
-            <w:top w:w="15" w:type="dxa"/>
-            <w:left w:w="15" w:type="dxa"/>
-            <w:bottom w:w="15" w:type="dxa"/>
-            <w:right w:w="15" w:type="dxa"/>
-          </w:tblCellMar>
-        </w:tblPrEx>
-        <w:trPr>
-          <w:tblCellSpacing w:w="15" w:type="dxa"/>
-          <w:jc w:val="center"/>
-        </w:trPr>
-        <w:tc>
-          <w:tcPr>
-            <w:tcW w:w="0" w:type="auto"/>
-            <w:shd w:val="clear"/>
-            <w:vAlign w:val="center"/>
-          </w:tcPr>
-          <w:p>
-            <w:pPr>
-              <w:numPr>
-                <w:ilvl w:val="0"/>
-                <w:numId w:val="0"/>
-              </w:numPr>
-              <w:spacing w:after="160" w:line="360" w:lineRule="auto"/>
-              <w:jc w:val="center"/>
-              <w:rPr>
-                <w:rFonts w:hint="default" w:ascii="Times New Roman" w:hAnsi="Times New Roman"/>
-                <w:b w:val="0"/>
-                <w:bCs w:val="0"/>
-                <w:sz w:val="24"/>
-                <w:szCs w:val="24"/>
-                <w:lang w:val="ru-RU"/>
-              </w:rPr>
-            </w:pPr>
-            <w:r>
-              <w:rPr>
-                <w:rFonts w:hint="default" w:ascii="Times New Roman" w:hAnsi="Times New Roman"/>
-                <w:b w:val="0"/>
-                <w:bCs w:val="0"/>
-                <w:sz w:val="24"/>
-                <w:szCs w:val="24"/>
-                <w:lang w:val="ru-RU" w:eastAsia="zh-CN"/>
-              </w:rPr>
-              <w:t>Allure Report</w:t>
-            </w:r>
-          </w:p>
-        </w:tc>
-        <w:tc>
-          <w:tcPr>
-            <w:tcW w:w="0" w:type="auto"/>
-            <w:shd w:val="clear"/>
-            <w:vAlign w:val="center"/>
-          </w:tcPr>
-          <w:p>
-            <w:pPr>
-              <w:numPr>
-                <w:ilvl w:val="0"/>
-                <w:numId w:val="0"/>
-              </w:numPr>
-              <w:spacing w:after="160" w:line="360" w:lineRule="auto"/>
-              <w:jc w:val="center"/>
-              <w:rPr>
-                <w:rFonts w:hint="default" w:ascii="Times New Roman" w:hAnsi="Times New Roman"/>
-                <w:b w:val="0"/>
-                <w:bCs w:val="0"/>
-                <w:sz w:val="24"/>
-                <w:szCs w:val="24"/>
-                <w:lang w:val="ru-RU"/>
-              </w:rPr>
-            </w:pPr>
-            <w:r>
-              <w:rPr>
-                <w:rFonts w:hint="default" w:ascii="Times New Roman" w:hAnsi="Times New Roman"/>
-                <w:b w:val="0"/>
-                <w:bCs w:val="0"/>
-                <w:sz w:val="24"/>
-                <w:szCs w:val="24"/>
-                <w:lang w:val="ru-RU" w:eastAsia="zh-CN"/>
-              </w:rPr>
-              <w:t>Отчётность</w:t>
-            </w:r>
-          </w:p>
-        </w:tc>
-        <w:tc>
-          <w:tcPr>
-            <w:tcW w:w="0" w:type="auto"/>
-            <w:shd w:val="clear"/>
-            <w:vAlign w:val="center"/>
-          </w:tcPr>
-          <w:p>
-            <w:pPr>
-              <w:numPr>
-                <w:ilvl w:val="0"/>
-                <w:numId w:val="0"/>
-              </w:numPr>
-              <w:spacing w:after="160" w:line="360" w:lineRule="auto"/>
-              <w:jc w:val="center"/>
-              <w:rPr>
-                <w:rFonts w:hint="default" w:ascii="Times New Roman" w:hAnsi="Times New Roman"/>
-                <w:b w:val="0"/>
-                <w:bCs w:val="0"/>
-                <w:sz w:val="24"/>
-                <w:szCs w:val="24"/>
-                <w:lang w:val="ru-RU"/>
-              </w:rPr>
-            </w:pPr>
-            <w:r>
-              <w:rPr>
-                <w:rFonts w:hint="default" w:ascii="Times New Roman" w:hAnsi="Times New Roman"/>
-                <w:b w:val="0"/>
-                <w:bCs w:val="0"/>
-                <w:sz w:val="24"/>
-                <w:szCs w:val="24"/>
-                <w:lang w:val="ru-RU" w:eastAsia="zh-CN"/>
-              </w:rPr>
-              <w:t>Анализ результатов тестирования</w:t>
-            </w:r>
-          </w:p>
-        </w:tc>
-        <w:tc>
-          <w:tcPr>
-            <w:tcW w:w="0" w:type="auto"/>
-            <w:shd w:val="clear"/>
-            <w:vAlign w:val="center"/>
-          </w:tcPr>
-          <w:p>
-            <w:pPr>
-              <w:numPr>
-                <w:ilvl w:val="0"/>
-                <w:numId w:val="0"/>
-              </w:numPr>
-              <w:spacing w:after="160" w:line="360" w:lineRule="auto"/>
-              <w:jc w:val="center"/>
-              <w:rPr>
-                <w:rFonts w:hint="default" w:ascii="Times New Roman" w:hAnsi="Times New Roman"/>
-                <w:b w:val="0"/>
-                <w:bCs w:val="0"/>
-                <w:sz w:val="24"/>
-                <w:szCs w:val="24"/>
-                <w:lang w:val="ru-RU"/>
-              </w:rPr>
-            </w:pPr>
-            <w:r>
-              <w:rPr>
-                <w:rFonts w:hint="default" w:ascii="Times New Roman" w:hAnsi="Times New Roman"/>
-                <w:b w:val="0"/>
-                <w:bCs w:val="0"/>
-                <w:sz w:val="24"/>
-                <w:szCs w:val="24"/>
-                <w:lang w:val="ru-RU" w:eastAsia="zh-CN"/>
-              </w:rPr>
-              <w:t>Наглядные отчёты, история запусков</w:t>
-            </w:r>
-          </w:p>
-        </w:tc>
-        <w:tc>
-          <w:tcPr>
-            <w:tcW w:w="0" w:type="auto"/>
-            <w:shd w:val="clear"/>
-            <w:vAlign w:val="center"/>
-          </w:tcPr>
-          <w:p>
-            <w:pPr>
-              <w:numPr>
-                <w:ilvl w:val="0"/>
-                <w:numId w:val="0"/>
-              </w:numPr>
-              <w:spacing w:after="160" w:line="360" w:lineRule="auto"/>
-              <w:jc w:val="center"/>
-              <w:rPr>
-                <w:rFonts w:hint="default" w:ascii="Times New Roman" w:hAnsi="Times New Roman"/>
-                <w:b w:val="0"/>
-                <w:bCs w:val="0"/>
-                <w:sz w:val="24"/>
-                <w:szCs w:val="24"/>
-                <w:lang w:val="ru-RU"/>
-              </w:rPr>
-            </w:pPr>
-            <w:r>
-              <w:rPr>
-                <w:rFonts w:hint="default" w:ascii="Times New Roman" w:hAnsi="Times New Roman"/>
-                <w:b w:val="0"/>
-                <w:bCs w:val="0"/>
-                <w:sz w:val="24"/>
-                <w:szCs w:val="24"/>
-                <w:lang w:val="ru-RU" w:eastAsia="zh-CN"/>
-              </w:rPr>
-              <w:t>Анализ качества ПО</w:t>
-            </w:r>
-          </w:p>
-        </w:tc>
-      </w:tr>
-    </w:tbl>
-    <w:p>
-      <w:pPr>
-        <w:numPr>
-          <w:ilvl w:val="0"/>
-          <w:numId w:val="0"/>
-        </w:numPr>
-        <w:spacing w:after="160" w:line="360" w:lineRule="auto"/>
-        <w:jc w:val="both"/>
-        <w:rPr>
-          <w:rFonts w:hint="default" w:ascii="Times New Roman" w:hAnsi="Times New Roman"/>
-          <w:b w:val="0"/>
-          <w:bCs w:val="0"/>
-          <w:sz w:val="28"/>
-          <w:szCs w:val="28"/>
-          <w:lang w:val="ru-RU"/>
-        </w:rPr>
-      </w:pPr>
-    </w:p>
-    <w:p>
-      <w:pPr>
-        <w:numPr>
-          <w:ilvl w:val="0"/>
-          <w:numId w:val="0"/>
-        </w:numPr>
-        <w:spacing w:after="160" w:line="360" w:lineRule="auto"/>
-        <w:ind w:firstLine="708" w:firstLineChars="0"/>
-        <w:jc w:val="both"/>
-        <w:rPr>
-          <w:rFonts w:hint="default" w:ascii="Times New Roman" w:hAnsi="Times New Roman"/>
-          <w:b w:val="0"/>
-          <w:bCs w:val="0"/>
-          <w:sz w:val="28"/>
-          <w:szCs w:val="28"/>
-          <w:lang w:val="ru-RU"/>
-        </w:rPr>
-      </w:pPr>
-      <w:r>
-        <w:rPr>
-          <w:rFonts w:hint="default" w:ascii="Times New Roman" w:hAnsi="Times New Roman"/>
-          <w:b w:val="0"/>
-          <w:bCs w:val="0"/>
-          <w:sz w:val="28"/>
-          <w:szCs w:val="28"/>
-          <w:lang w:val="ru-RU"/>
-        </w:rPr>
-        <w:t>Таким образом, использование современных средств автоматизированного тестирования позволяет выстроить эффективную и масштабируемую систему контроля качества веб-приложений, интегрированную в процесс разработки и сопровождения программного обеспечения.</w:t>
-      </w:r>
-    </w:p>
-    <w:p>
-      <w:pPr>
-        <w:numPr>
-          <w:ilvl w:val="0"/>
-          <w:numId w:val="0"/>
-        </w:numPr>
-        <w:spacing w:after="160" w:line="360" w:lineRule="auto"/>
-        <w:ind w:firstLine="708" w:firstLineChars="0"/>
-        <w:jc w:val="both"/>
-        <w:rPr>
-          <w:rFonts w:hint="default" w:ascii="Times New Roman" w:hAnsi="Times New Roman"/>
-          <w:b w:val="0"/>
-          <w:bCs w:val="0"/>
-          <w:sz w:val="28"/>
-          <w:szCs w:val="28"/>
-          <w:lang w:val="ru-RU"/>
-        </w:rPr>
-      </w:pPr>
-    </w:p>
-    <w:p>
-      <w:pPr>
-        <w:numPr>
-          <w:ilvl w:val="0"/>
-          <w:numId w:val="0"/>
-        </w:numPr>
-        <w:spacing w:after="160" w:line="360" w:lineRule="auto"/>
-        <w:ind w:firstLine="708" w:firstLineChars="0"/>
-        <w:jc w:val="both"/>
-        <w:rPr>
-          <w:rFonts w:hint="default" w:ascii="Times New Roman" w:hAnsi="Times New Roman"/>
-          <w:b/>
-          <w:bCs/>
-          <w:sz w:val="28"/>
-          <w:szCs w:val="28"/>
-          <w:lang w:val="ru-RU"/>
-        </w:rPr>
-      </w:pPr>
-      <w:r>
-        <w:rPr>
-          <w:rFonts w:hint="default" w:ascii="Times New Roman" w:hAnsi="Times New Roman"/>
-          <w:b/>
-          <w:bCs/>
-          <w:sz w:val="28"/>
-          <w:szCs w:val="28"/>
-          <w:lang w:val="ru-RU"/>
-        </w:rPr>
-        <w:t>1.2.4. Преимущества и ограничения автоматизированного тестирования</w:t>
-      </w:r>
-    </w:p>
-    <w:p>
-      <w:pPr>
-        <w:numPr>
-          <w:ilvl w:val="0"/>
-          <w:numId w:val="0"/>
-        </w:numPr>
-        <w:spacing w:after="160" w:line="360" w:lineRule="auto"/>
-        <w:ind w:firstLine="708" w:firstLineChars="0"/>
-        <w:jc w:val="both"/>
-        <w:rPr>
-          <w:rFonts w:hint="default" w:ascii="Times New Roman" w:hAnsi="Times New Roman"/>
-          <w:b w:val="0"/>
-          <w:bCs w:val="0"/>
-          <w:sz w:val="28"/>
-          <w:szCs w:val="28"/>
-          <w:lang w:val="ru-RU"/>
-        </w:rPr>
-      </w:pPr>
-      <w:r>
-        <w:rPr>
-          <w:rFonts w:hint="default" w:ascii="Times New Roman" w:hAnsi="Times New Roman"/>
-          <w:b w:val="0"/>
-          <w:bCs w:val="0"/>
-          <w:sz w:val="28"/>
-          <w:szCs w:val="28"/>
-          <w:lang w:val="ru-RU"/>
-        </w:rPr>
-        <w:t>Автоматизированное тестирование обладает рядом существенных преимуществ, которые делают его эффективным инструментом обеспечения качества программного обеспечения, особенно в проектах с высокой сложностью и частыми изменениями.</w:t>
-      </w:r>
-    </w:p>
-    <w:p>
-      <w:pPr>
-        <w:numPr>
-          <w:ilvl w:val="0"/>
-          <w:numId w:val="0"/>
-        </w:numPr>
-        <w:spacing w:after="160" w:line="360" w:lineRule="auto"/>
-        <w:ind w:firstLine="708" w:firstLineChars="0"/>
-        <w:jc w:val="both"/>
-        <w:rPr>
-          <w:rFonts w:hint="default" w:ascii="Times New Roman" w:hAnsi="Times New Roman"/>
-          <w:b w:val="0"/>
-          <w:bCs w:val="0"/>
-          <w:sz w:val="28"/>
-          <w:szCs w:val="28"/>
-          <w:lang w:val="ru-RU"/>
-        </w:rPr>
-      </w:pPr>
-      <w:r>
-        <w:rPr>
-          <w:rFonts w:hint="default" w:ascii="Times New Roman" w:hAnsi="Times New Roman"/>
-          <w:b w:val="0"/>
-          <w:bCs w:val="0"/>
-          <w:sz w:val="28"/>
-          <w:szCs w:val="28"/>
-          <w:lang w:val="ru-RU"/>
-        </w:rPr>
-        <w:t>К основным преимуществам автоматизированного тестирования относится его высокая эффективность при повторяющихся проверках. Автотесты позволяют выполнять регрессионное тестирование после каждого изменения кода без значительных временных затрат. Это особенно важно для крупных веб-приложений, где ручная проверка всех функциональных сценариев требует значительных ресурсов.</w:t>
-      </w:r>
-    </w:p>
-    <w:p>
-      <w:pPr>
-        <w:numPr>
-          <w:ilvl w:val="0"/>
-          <w:numId w:val="0"/>
-        </w:numPr>
-        <w:spacing w:after="160" w:line="360" w:lineRule="auto"/>
-        <w:ind w:firstLine="708" w:firstLineChars="0"/>
-        <w:jc w:val="both"/>
-        <w:rPr>
-          <w:rFonts w:hint="default" w:ascii="Times New Roman" w:hAnsi="Times New Roman"/>
-          <w:b w:val="0"/>
-          <w:bCs w:val="0"/>
-          <w:sz w:val="28"/>
-          <w:szCs w:val="28"/>
-          <w:lang w:val="ru-RU"/>
-        </w:rPr>
-      </w:pPr>
-      <w:r>
-        <w:rPr>
-          <w:rFonts w:hint="default" w:ascii="Times New Roman" w:hAnsi="Times New Roman"/>
-          <w:b w:val="0"/>
-          <w:bCs w:val="0"/>
-          <w:sz w:val="28"/>
-          <w:szCs w:val="28"/>
-          <w:lang w:val="ru-RU"/>
-        </w:rPr>
-        <w:t>Автоматизация тестирования также обеспечивает стабильность и воспроизводимость результатов. Автотесты выполняются по заранее заданным сценариям и исключают влияние человеческого фактора, что позволяет получать объективную информацию о состоянии системы. Кроме того, автоматизированное тестирование хорошо интегрируется в процессы непрерывной интеграции и доставки, обеспечивая быстрый контроль качества на каждом этапе разработки.</w:t>
-      </w:r>
-    </w:p>
-    <w:p>
-      <w:pPr>
-        <w:numPr>
-          <w:ilvl w:val="0"/>
-          <w:numId w:val="0"/>
-        </w:numPr>
-        <w:spacing w:after="160" w:line="360" w:lineRule="auto"/>
-        <w:ind w:firstLine="708" w:firstLineChars="0"/>
-        <w:jc w:val="both"/>
-        <w:rPr>
-          <w:rFonts w:hint="default" w:ascii="Times New Roman" w:hAnsi="Times New Roman"/>
-          <w:b w:val="0"/>
-          <w:bCs w:val="0"/>
-          <w:sz w:val="28"/>
-          <w:szCs w:val="28"/>
-          <w:lang w:val="ru-RU"/>
-        </w:rPr>
-      </w:pPr>
-      <w:r>
-        <w:rPr>
-          <w:rFonts w:hint="default" w:ascii="Times New Roman" w:hAnsi="Times New Roman"/>
-          <w:b w:val="0"/>
-          <w:bCs w:val="0"/>
-          <w:sz w:val="28"/>
-          <w:szCs w:val="28"/>
-          <w:lang w:val="ru-RU"/>
-        </w:rPr>
-        <w:t>Наиболее эффективно автоматизированное тестирование применяется для проверки бизнес-критичных сценариев, API-интерфейсов, а также при нагрузочном и регрессионном тестировании. В таких случаях автоматизация позволяет существенно сократить время тестирования и повысить надёжность выпускаемых версий программного обеспечения.</w:t>
-      </w:r>
-    </w:p>
-    <w:p>
-      <w:pPr>
-        <w:numPr>
-          <w:ilvl w:val="0"/>
-          <w:numId w:val="0"/>
-        </w:numPr>
-        <w:spacing w:after="160" w:line="360" w:lineRule="auto"/>
-        <w:ind w:firstLine="708" w:firstLineChars="0"/>
-        <w:jc w:val="both"/>
-        <w:rPr>
-          <w:rFonts w:hint="default" w:ascii="Times New Roman" w:hAnsi="Times New Roman"/>
-          <w:b w:val="0"/>
-          <w:bCs w:val="0"/>
-          <w:sz w:val="28"/>
-          <w:szCs w:val="28"/>
-          <w:lang w:val="ru-RU"/>
-        </w:rPr>
-      </w:pPr>
-      <w:r>
-        <w:rPr>
-          <w:rFonts w:hint="default" w:ascii="Times New Roman" w:hAnsi="Times New Roman"/>
-          <w:b w:val="0"/>
-          <w:bCs w:val="0"/>
-          <w:sz w:val="28"/>
-          <w:szCs w:val="28"/>
-          <w:lang w:val="ru-RU"/>
-        </w:rPr>
-        <w:t>В то же время автоматизированное тестирование имеет и определённые ограничения. Автотесты не способны полностью заменить ручное тестирование, особенно в задачах, связанных с оценкой удобства использования, визуального восприятия интерфейса и пользовательского опыта. Такие аспекты требуют участия человека и субъективной оценки.</w:t>
-      </w:r>
-    </w:p>
-    <w:p>
-      <w:pPr>
-        <w:numPr>
-          <w:ilvl w:val="0"/>
-          <w:numId w:val="0"/>
-        </w:numPr>
-        <w:spacing w:after="160" w:line="360" w:lineRule="auto"/>
-        <w:ind w:firstLine="708" w:firstLineChars="0"/>
-        <w:jc w:val="both"/>
-        <w:rPr>
-          <w:rFonts w:hint="default" w:ascii="Times New Roman" w:hAnsi="Times New Roman"/>
-          <w:b w:val="0"/>
-          <w:bCs w:val="0"/>
-          <w:sz w:val="28"/>
-          <w:szCs w:val="28"/>
-          <w:lang w:val="ru-RU"/>
-        </w:rPr>
-      </w:pPr>
-      <w:r>
-        <w:rPr>
-          <w:rFonts w:hint="default" w:ascii="Times New Roman" w:hAnsi="Times New Roman"/>
-          <w:b w:val="0"/>
-          <w:bCs w:val="0"/>
-          <w:sz w:val="28"/>
-          <w:szCs w:val="28"/>
-          <w:lang w:val="ru-RU"/>
-        </w:rPr>
-        <w:t>Существенной проблемой автоматизированного тестирования является сложность поддержки автотестов. Изменения в пользовательском интерфейсе, бизнес-логике или архитектуре приложения могут приводить к необходимости доработки большого количества тестов. Без продуманной архитектуры тестовой инфраструктуры автотесты могут становиться нестабильными и трудоёмкими в сопровождении.</w:t>
-      </w:r>
-    </w:p>
-    <w:p>
-      <w:pPr>
-        <w:numPr>
-          <w:ilvl w:val="0"/>
-          <w:numId w:val="0"/>
-        </w:numPr>
-        <w:spacing w:after="160" w:line="360" w:lineRule="auto"/>
-        <w:ind w:firstLine="708" w:firstLineChars="0"/>
-        <w:jc w:val="both"/>
-        <w:rPr>
-          <w:rFonts w:hint="default" w:ascii="Times New Roman" w:hAnsi="Times New Roman"/>
-          <w:b w:val="0"/>
-          <w:bCs w:val="0"/>
-          <w:sz w:val="28"/>
-          <w:szCs w:val="28"/>
-          <w:lang w:val="ru-RU"/>
-        </w:rPr>
-      </w:pPr>
-      <w:r>
-        <w:rPr>
-          <w:rFonts w:hint="default" w:ascii="Times New Roman" w:hAnsi="Times New Roman"/>
-          <w:b w:val="0"/>
-          <w:bCs w:val="0"/>
-          <w:sz w:val="28"/>
-          <w:szCs w:val="28"/>
-          <w:lang w:val="ru-RU"/>
-        </w:rPr>
-        <w:t>В связи с этим эффективное применение автоматизированного тестирования требует архитектурного подхода к построению тестовой системы. Необходимо учитывать принципы модульности, переиспользуемости компонентов и изоляции тестов. Грамотно спроектированная тестовая инфраструктура позволяет снизить затраты на поддержку автотестов и обеспечить их долгосрочную эффективность.</w:t>
-      </w:r>
-    </w:p>
-    <w:p>
-      <w:pPr>
-        <w:numPr>
-          <w:ilvl w:val="0"/>
-          <w:numId w:val="0"/>
-        </w:numPr>
-        <w:spacing w:after="160" w:line="360" w:lineRule="auto"/>
-        <w:ind w:firstLine="708" w:firstLineChars="0"/>
-        <w:jc w:val="both"/>
-        <w:rPr>
-          <w:rFonts w:hint="default" w:ascii="Times New Roman" w:hAnsi="Times New Roman"/>
-          <w:b w:val="0"/>
-          <w:bCs w:val="0"/>
-          <w:sz w:val="28"/>
-          <w:szCs w:val="28"/>
-          <w:lang w:val="ru-RU"/>
-        </w:rPr>
-      </w:pPr>
-      <w:r>
-        <w:rPr>
-          <w:rFonts w:hint="default" w:ascii="Times New Roman" w:hAnsi="Times New Roman"/>
-          <w:b w:val="0"/>
-          <w:bCs w:val="0"/>
-          <w:sz w:val="28"/>
-          <w:szCs w:val="28"/>
-          <w:lang w:val="ru-RU"/>
-        </w:rPr>
-        <w:t>Таким образом, автоматизированное тестирование является мощным инструментом обеспечения качества программного обеспечения, однако его использование должно быть обоснованным и сочетаться с ручными методами тестирования в рамках комплексной стратегии контроля качества.</w:t>
-      </w:r>
-    </w:p>
-    <w:p>
-      <w:pPr>
-        <w:rPr>
-          <w:rFonts w:hint="default" w:ascii="Times New Roman" w:hAnsi="Times New Roman"/>
-          <w:b w:val="0"/>
-          <w:bCs w:val="0"/>
-          <w:sz w:val="28"/>
-          <w:szCs w:val="28"/>
-          <w:lang w:val="ru-RU"/>
-        </w:rPr>
-      </w:pPr>
-      <w:r>
-        <w:rPr>
-          <w:rFonts w:hint="default" w:ascii="Times New Roman" w:hAnsi="Times New Roman"/>
-          <w:b w:val="0"/>
-          <w:bCs w:val="0"/>
-          <w:sz w:val="28"/>
-          <w:szCs w:val="28"/>
-          <w:lang w:val="ru-RU"/>
-        </w:rPr>
-        <w:br w:type="page"/>
-      </w:r>
-    </w:p>
-    <w:p>
-      <w:pPr>
-        <w:numPr>
-          <w:ilvl w:val="0"/>
-          <w:numId w:val="0"/>
-        </w:numPr>
-        <w:spacing w:after="160" w:line="360" w:lineRule="auto"/>
-        <w:ind w:firstLine="708" w:firstLineChars="0"/>
-        <w:jc w:val="center"/>
-        <w:rPr>
-          <w:rFonts w:hint="default" w:ascii="Times New Roman" w:hAnsi="Times New Roman"/>
-          <w:b w:val="0"/>
-          <w:bCs w:val="0"/>
-          <w:sz w:val="28"/>
-          <w:szCs w:val="28"/>
-          <w:u w:val="single"/>
-          <w:lang w:val="ru-RU"/>
-        </w:rPr>
-      </w:pPr>
-      <w:r>
-        <w:rPr>
-          <w:rFonts w:hint="default" w:ascii="Times New Roman" w:hAnsi="Times New Roman"/>
-          <w:b/>
-          <w:bCs/>
-          <w:sz w:val="28"/>
-          <w:szCs w:val="28"/>
-          <w:u w:val="single"/>
-          <w:lang w:val="ru-RU"/>
-        </w:rPr>
-        <w:t>Параграф 3.</w:t>
-      </w:r>
-      <w:r>
-        <w:rPr>
-          <w:rFonts w:hint="default" w:ascii="Times New Roman" w:hAnsi="Times New Roman"/>
-          <w:b w:val="0"/>
-          <w:bCs w:val="0"/>
-          <w:sz w:val="28"/>
-          <w:szCs w:val="28"/>
-          <w:u w:val="single"/>
-          <w:lang w:val="ru-RU"/>
-        </w:rPr>
-        <w:t xml:space="preserve"> </w:t>
-      </w:r>
-      <w:r>
-        <w:rPr>
-          <w:rFonts w:hint="default" w:ascii="Times New Roman" w:hAnsi="Times New Roman"/>
-          <w:b w:val="0"/>
-          <w:bCs w:val="0"/>
-          <w:i/>
-          <w:iCs/>
-          <w:sz w:val="28"/>
-          <w:szCs w:val="28"/>
-          <w:u w:val="single"/>
-          <w:lang w:val="ru-RU"/>
-        </w:rPr>
-        <w:t>Выбор средств и технологий для разработки автотестов</w:t>
-      </w:r>
-    </w:p>
-    <w:p>
-      <w:pPr>
-        <w:numPr>
-          <w:ilvl w:val="0"/>
-          <w:numId w:val="0"/>
-        </w:numPr>
-        <w:spacing w:after="160" w:line="360" w:lineRule="auto"/>
-        <w:ind w:firstLine="708" w:firstLineChars="0"/>
-        <w:jc w:val="both"/>
-        <w:rPr>
-          <w:rFonts w:hint="default" w:ascii="Times New Roman" w:hAnsi="Times New Roman"/>
-          <w:b/>
-          <w:bCs/>
-          <w:sz w:val="28"/>
-          <w:szCs w:val="28"/>
-          <w:lang w:val="ru-RU"/>
-        </w:rPr>
-      </w:pPr>
-      <w:r>
-        <w:rPr>
-          <w:rFonts w:hint="default" w:ascii="Times New Roman" w:hAnsi="Times New Roman"/>
-          <w:b/>
-          <w:bCs/>
-          <w:sz w:val="28"/>
-          <w:szCs w:val="28"/>
-          <w:lang w:val="ru-RU"/>
-        </w:rPr>
-        <w:t xml:space="preserve">1.3.1. Критерии выбора инструментов автоматизации тестирования </w:t>
-      </w:r>
-    </w:p>
-    <w:p>
-      <w:pPr>
-        <w:numPr>
-          <w:ilvl w:val="0"/>
-          <w:numId w:val="0"/>
-        </w:numPr>
-        <w:spacing w:after="160" w:line="360" w:lineRule="auto"/>
-        <w:ind w:firstLine="708" w:firstLineChars="0"/>
-        <w:jc w:val="both"/>
-        <w:rPr>
-          <w:rFonts w:hint="default" w:ascii="Times New Roman" w:hAnsi="Times New Roman"/>
-          <w:b w:val="0"/>
-          <w:bCs w:val="0"/>
-          <w:sz w:val="28"/>
-          <w:szCs w:val="28"/>
-          <w:lang w:val="ru-RU"/>
-        </w:rPr>
-      </w:pPr>
-      <w:r>
-        <w:rPr>
-          <w:rFonts w:hint="default" w:ascii="Times New Roman" w:hAnsi="Times New Roman"/>
-          <w:b w:val="0"/>
-          <w:bCs w:val="0"/>
-          <w:sz w:val="28"/>
-          <w:szCs w:val="28"/>
-          <w:lang w:val="ru-RU"/>
-        </w:rPr>
-        <w:t>Выбор средств и технологий для автоматизации тестирования является важным этапом при построении эффективной тестовой инфраструктуры. От корректности данного выбора зависит масштабируемость системы автотестов, удобство её сопровождения, а также возможность интеграции в процессы разработки и непрерывной интеграции.</w:t>
-      </w:r>
-    </w:p>
-    <w:p>
-      <w:pPr>
-        <w:numPr>
-          <w:ilvl w:val="0"/>
-          <w:numId w:val="0"/>
-        </w:numPr>
-        <w:spacing w:after="160" w:line="360" w:lineRule="auto"/>
-        <w:ind w:firstLine="708" w:firstLineChars="0"/>
-        <w:jc w:val="both"/>
-        <w:rPr>
-          <w:rFonts w:hint="default" w:ascii="Times New Roman" w:hAnsi="Times New Roman"/>
-          <w:b w:val="0"/>
-          <w:bCs w:val="0"/>
-          <w:sz w:val="28"/>
-          <w:szCs w:val="28"/>
-          <w:lang w:val="ru-RU"/>
-        </w:rPr>
-      </w:pPr>
-      <w:r>
-        <w:rPr>
-          <w:rFonts w:hint="default" w:ascii="Times New Roman" w:hAnsi="Times New Roman"/>
-          <w:b w:val="0"/>
-          <w:bCs w:val="0"/>
-          <w:sz w:val="28"/>
-          <w:szCs w:val="28"/>
-          <w:lang w:val="ru-RU"/>
-        </w:rPr>
-        <w:t>Одним из ключевых критериев выбора инструментов автоматизации тестирования является язык программирования. Используемый язык должен быть распространённым, обладать развитой экосистемой библиотек и инструментов, а также быть знакомым команде разработки и тестирования. Применение единого языка программирования для разработки приложения и автотестов упрощает поддержку тестового кода и снижает порог входа для специалистов.</w:t>
-      </w:r>
-    </w:p>
-    <w:p>
-      <w:pPr>
-        <w:numPr>
-          <w:ilvl w:val="0"/>
-          <w:numId w:val="0"/>
-        </w:numPr>
-        <w:spacing w:after="160" w:line="360" w:lineRule="auto"/>
-        <w:ind w:firstLine="708" w:firstLineChars="0"/>
-        <w:jc w:val="both"/>
-        <w:rPr>
-          <w:rFonts w:hint="default" w:ascii="Times New Roman" w:hAnsi="Times New Roman"/>
-          <w:b w:val="0"/>
-          <w:bCs w:val="0"/>
-          <w:sz w:val="28"/>
-          <w:szCs w:val="28"/>
-          <w:lang w:val="ru-RU"/>
-        </w:rPr>
-      </w:pPr>
-      <w:r>
-        <w:rPr>
-          <w:rFonts w:hint="default" w:ascii="Times New Roman" w:hAnsi="Times New Roman"/>
-          <w:b w:val="0"/>
-          <w:bCs w:val="0"/>
-          <w:sz w:val="28"/>
-          <w:szCs w:val="28"/>
-          <w:lang w:val="ru-RU"/>
-        </w:rPr>
-        <w:t>Важным фактором является масштабируемость тестовой инфраструктуры. Инструменты автоматизации должны поддерживать возможность расширения набора тестов, добавления новых сценариев и работы с различными окружениями без существенных изменений архитектуры. Масштабируемость особенно актуальна для проектов с активным развитием функциональности и увеличением объёма тестирования.</w:t>
-      </w:r>
-    </w:p>
-    <w:p>
-      <w:pPr>
-        <w:numPr>
-          <w:ilvl w:val="0"/>
-          <w:numId w:val="0"/>
-        </w:numPr>
-        <w:spacing w:after="160" w:line="360" w:lineRule="auto"/>
-        <w:ind w:firstLine="708" w:firstLineChars="0"/>
-        <w:jc w:val="both"/>
-        <w:rPr>
-          <w:rFonts w:hint="default" w:ascii="Times New Roman" w:hAnsi="Times New Roman"/>
-          <w:b w:val="0"/>
-          <w:bCs w:val="0"/>
-          <w:sz w:val="28"/>
-          <w:szCs w:val="28"/>
-          <w:lang w:val="ru-RU"/>
-        </w:rPr>
-      </w:pPr>
-      <w:r>
-        <w:rPr>
-          <w:rFonts w:hint="default" w:ascii="Times New Roman" w:hAnsi="Times New Roman"/>
-          <w:b w:val="0"/>
-          <w:bCs w:val="0"/>
-          <w:sz w:val="28"/>
-          <w:szCs w:val="28"/>
-          <w:lang w:val="ru-RU"/>
-        </w:rPr>
-        <w:t>Неотъемлемым критерием является интеграция с системами CI/CD. Современные процессы разработки программного обеспечения предполагают автоматический запуск тестов при каждом изменении кода. Инструменты автоматизации тестирования должны обеспечивать простую и надёжную интеграцию с системами непрерывной интеграции и доставки, позволяя получать оперативную обратную связь о качестве программного продукта.</w:t>
-      </w:r>
-    </w:p>
-    <w:p>
-      <w:pPr>
-        <w:numPr>
-          <w:ilvl w:val="0"/>
-          <w:numId w:val="0"/>
-        </w:numPr>
-        <w:spacing w:after="160" w:line="360" w:lineRule="auto"/>
-        <w:ind w:firstLine="708" w:firstLineChars="0"/>
-        <w:jc w:val="both"/>
-        <w:rPr>
-          <w:rFonts w:hint="default" w:ascii="Times New Roman" w:hAnsi="Times New Roman"/>
-          <w:b w:val="0"/>
-          <w:bCs w:val="0"/>
-          <w:sz w:val="28"/>
-          <w:szCs w:val="28"/>
-          <w:lang w:val="ru-RU"/>
-        </w:rPr>
-      </w:pPr>
-      <w:r>
-        <w:rPr>
-          <w:rFonts w:hint="default" w:ascii="Times New Roman" w:hAnsi="Times New Roman"/>
-          <w:b w:val="0"/>
-          <w:bCs w:val="0"/>
-          <w:sz w:val="28"/>
-          <w:szCs w:val="28"/>
-          <w:lang w:val="ru-RU"/>
-        </w:rPr>
-        <w:t>Значимым аспектом является поддержка средств отчётности. Результаты выполнения автотестов должны быть представлены в наглядном и структурированном виде, что облегчает анализ ошибок и контроль качества. Инструменты автоматизации должны предоставлять возможность формирования отчётов, содержащих информацию о статусе тестов, времени выполнения и выявленных дефектах.</w:t>
-      </w:r>
-    </w:p>
-    <w:p>
-      <w:pPr>
-        <w:numPr>
-          <w:ilvl w:val="0"/>
-          <w:numId w:val="0"/>
-        </w:numPr>
-        <w:spacing w:after="160" w:line="360" w:lineRule="auto"/>
-        <w:ind w:firstLine="708" w:firstLineChars="0"/>
-        <w:jc w:val="both"/>
-        <w:rPr>
-          <w:rFonts w:hint="default" w:ascii="Times New Roman" w:hAnsi="Times New Roman"/>
-          <w:b w:val="0"/>
-          <w:bCs w:val="0"/>
-          <w:sz w:val="28"/>
-          <w:szCs w:val="28"/>
-          <w:lang w:val="ru-RU"/>
-        </w:rPr>
-      </w:pPr>
-      <w:r>
-        <w:rPr>
-          <w:rFonts w:hint="default" w:ascii="Times New Roman" w:hAnsi="Times New Roman"/>
-          <w:b w:val="0"/>
-          <w:bCs w:val="0"/>
-          <w:sz w:val="28"/>
-          <w:szCs w:val="28"/>
-          <w:lang w:val="ru-RU"/>
-        </w:rPr>
-        <w:t>Дополнительным критерием выбора является возможность параллельного запуска тестов. Поддержка параллельного выполнения позволяет существенно сократить общее время тестирования, особенно при большом объёме тестовых сценариев. Это особенно актуально при интеграции автотестов в CI/CD-процессы, где скорость получения результатов играет важную роль.</w:t>
-      </w:r>
-    </w:p>
-    <w:p>
-      <w:pPr>
-        <w:numPr>
-          <w:ilvl w:val="0"/>
-          <w:numId w:val="0"/>
-        </w:numPr>
-        <w:wordWrap w:val="0"/>
-        <w:spacing w:after="160" w:line="360" w:lineRule="auto"/>
-        <w:ind w:firstLine="708" w:firstLineChars="0"/>
-        <w:jc w:val="right"/>
-        <w:rPr>
-          <w:rFonts w:hint="default" w:ascii="Times New Roman" w:hAnsi="Times New Roman"/>
-          <w:b w:val="0"/>
-          <w:bCs w:val="0"/>
-          <w:sz w:val="28"/>
-          <w:szCs w:val="28"/>
-          <w:lang w:val="ru-RU"/>
-        </w:rPr>
-      </w:pPr>
-      <w:r>
-        <w:rPr>
-          <w:rFonts w:hint="default" w:ascii="Times New Roman" w:hAnsi="Times New Roman"/>
-          <w:b w:val="0"/>
-          <w:bCs w:val="0"/>
-          <w:sz w:val="28"/>
-          <w:szCs w:val="28"/>
-          <w:lang w:val="ru-RU"/>
-        </w:rPr>
-        <w:t>Таблица 1.3.1. Критерии выбора инструментов автоматизации тестирования.</w:t>
-      </w:r>
-      <w:bookmarkStart w:id="0" w:name="_GoBack"/>
-      <w:bookmarkEnd w:id="0"/>
-    </w:p>
-    <w:tbl>
-      <w:tblPr>
-        <w:tblW w:w="0" w:type="auto"/>
-        <w:jc w:val="center"/>
-        <w:tblCellSpacing w:w="15" w:type="dxa"/>
-        <w:tblBorders>
-          <w:top w:val="single" w:color="auto" w:sz="4" w:space="0"/>
-          <w:left w:val="single" w:color="auto" w:sz="4" w:space="0"/>
-          <w:bottom w:val="single" w:color="auto" w:sz="4" w:space="0"/>
-          <w:right w:val="single" w:color="auto" w:sz="4" w:space="0"/>
-          <w:insideH w:val="single" w:color="auto" w:sz="4" w:space="0"/>
-          <w:insideV w:val="single" w:color="auto" w:sz="4" w:space="0"/>
-        </w:tblBorders>
-        <w:shd w:val="clear"/>
-        <w:tblLayout w:type="autofit"/>
-        <w:tblCellMar>
-          <w:top w:w="15" w:type="dxa"/>
-          <w:left w:w="15" w:type="dxa"/>
-          <w:bottom w:w="15" w:type="dxa"/>
-          <w:right w:w="15" w:type="dxa"/>
-        </w:tblCellMar>
-      </w:tblPr>
-      <w:tblGrid>
-        <w:gridCol w:w="2428"/>
-        <w:gridCol w:w="3817"/>
-        <w:gridCol w:w="3220"/>
-      </w:tblGrid>
-      <w:tr>
-        <w:tblPrEx>
-          <w:tblBorders>
-            <w:top w:val="single" w:color="auto" w:sz="4" w:space="0"/>
-            <w:left w:val="single" w:color="auto" w:sz="4" w:space="0"/>
-            <w:bottom w:val="single" w:color="auto" w:sz="4" w:space="0"/>
-            <w:right w:val="single" w:color="auto" w:sz="4" w:space="0"/>
-            <w:insideH w:val="single" w:color="auto" w:sz="4" w:space="0"/>
-            <w:insideV w:val="single" w:color="auto" w:sz="4" w:space="0"/>
-          </w:tblBorders>
-          <w:shd w:val="clear"/>
-          <w:tblCellMar>
-            <w:top w:w="15" w:type="dxa"/>
-            <w:left w:w="15" w:type="dxa"/>
-            <w:bottom w:w="15" w:type="dxa"/>
-            <w:right w:w="15" w:type="dxa"/>
-          </w:tblCellMar>
-        </w:tblPrEx>
-        <w:trPr>
-          <w:tblHeader/>
-          <w:tblCellSpacing w:w="15" w:type="dxa"/>
-          <w:jc w:val="center"/>
-        </w:trPr>
-        <w:tc>
-          <w:tcPr>
-            <w:tcW w:w="0" w:type="auto"/>
-            <w:shd w:val="clear"/>
-            <w:vAlign w:val="center"/>
-          </w:tcPr>
-          <w:p>
-            <w:pPr>
-              <w:keepNext w:val="0"/>
-              <w:keepLines w:val="0"/>
-              <w:widowControl/>
-              <w:suppressLineNumbers w:val="0"/>
-              <w:spacing w:line="360" w:lineRule="auto"/>
-              <w:jc w:val="center"/>
-              <w:rPr>
-                <w:rFonts w:hint="default" w:ascii="Times New Roman" w:hAnsi="Times New Roman" w:cs="Times New Roman"/>
-                <w:b/>
-                <w:bCs/>
-                <w:sz w:val="28"/>
-                <w:szCs w:val="28"/>
-              </w:rPr>
-            </w:pPr>
-            <w:r>
-              <w:rPr>
-                <w:rFonts w:hint="default" w:ascii="Times New Roman" w:hAnsi="Times New Roman" w:eastAsia="SimSun" w:cs="Times New Roman"/>
-                <w:b/>
-                <w:bCs/>
-                <w:kern w:val="0"/>
-                <w:sz w:val="28"/>
-                <w:szCs w:val="28"/>
-                <w:lang w:val="en-US" w:eastAsia="zh-CN" w:bidi="ar"/>
-              </w:rPr>
-              <w:t>Критерий</w:t>
-            </w:r>
-          </w:p>
-        </w:tc>
-        <w:tc>
-          <w:tcPr>
-            <w:tcW w:w="0" w:type="auto"/>
-            <w:shd w:val="clear"/>
-            <w:vAlign w:val="center"/>
-          </w:tcPr>
-          <w:p>
-            <w:pPr>
-              <w:keepNext w:val="0"/>
-              <w:keepLines w:val="0"/>
-              <w:widowControl/>
-              <w:suppressLineNumbers w:val="0"/>
-              <w:spacing w:line="360" w:lineRule="auto"/>
-              <w:jc w:val="center"/>
-              <w:rPr>
-                <w:rFonts w:hint="default" w:ascii="Times New Roman" w:hAnsi="Times New Roman" w:cs="Times New Roman"/>
-                <w:b/>
-                <w:bCs/>
-                <w:sz w:val="28"/>
-                <w:szCs w:val="28"/>
-              </w:rPr>
-            </w:pPr>
-            <w:r>
-              <w:rPr>
-                <w:rFonts w:hint="default" w:ascii="Times New Roman" w:hAnsi="Times New Roman" w:eastAsia="SimSun" w:cs="Times New Roman"/>
-                <w:b/>
-                <w:bCs/>
-                <w:kern w:val="0"/>
-                <w:sz w:val="28"/>
-                <w:szCs w:val="28"/>
-                <w:lang w:val="en-US" w:eastAsia="zh-CN" w:bidi="ar"/>
-              </w:rPr>
-              <w:t>Содержание критерия</w:t>
-            </w:r>
-          </w:p>
-        </w:tc>
-        <w:tc>
-          <w:tcPr>
-            <w:tcW w:w="0" w:type="auto"/>
-            <w:shd w:val="clear"/>
-            <w:vAlign w:val="center"/>
-          </w:tcPr>
-          <w:p>
-            <w:pPr>
-              <w:keepNext w:val="0"/>
-              <w:keepLines w:val="0"/>
-              <w:widowControl/>
-              <w:suppressLineNumbers w:val="0"/>
-              <w:spacing w:line="360" w:lineRule="auto"/>
-              <w:jc w:val="center"/>
-              <w:rPr>
-                <w:rFonts w:hint="default" w:ascii="Times New Roman" w:hAnsi="Times New Roman" w:cs="Times New Roman"/>
-                <w:b/>
-                <w:bCs/>
-                <w:sz w:val="28"/>
-                <w:szCs w:val="28"/>
-              </w:rPr>
-            </w:pPr>
-            <w:r>
-              <w:rPr>
-                <w:rFonts w:hint="default" w:ascii="Times New Roman" w:hAnsi="Times New Roman" w:eastAsia="SimSun" w:cs="Times New Roman"/>
-                <w:b/>
-                <w:bCs/>
-                <w:kern w:val="0"/>
-                <w:sz w:val="28"/>
-                <w:szCs w:val="28"/>
-                <w:lang w:val="en-US" w:eastAsia="zh-CN" w:bidi="ar"/>
-              </w:rPr>
-              <w:t>Практическое значение</w:t>
-            </w:r>
-          </w:p>
-        </w:tc>
-      </w:tr>
-      <w:tr>
-        <w:tblPrEx>
-          <w:tblBorders>
-            <w:top w:val="single" w:color="auto" w:sz="4" w:space="0"/>
-            <w:left w:val="single" w:color="auto" w:sz="4" w:space="0"/>
-            <w:bottom w:val="single" w:color="auto" w:sz="4" w:space="0"/>
-            <w:right w:val="single" w:color="auto" w:sz="4" w:space="0"/>
-            <w:insideH w:val="single" w:color="auto" w:sz="4" w:space="0"/>
-            <w:insideV w:val="single" w:color="auto" w:sz="4" w:space="0"/>
-          </w:tblBorders>
-          <w:shd w:val="clear"/>
-          <w:tblCellMar>
-            <w:top w:w="15" w:type="dxa"/>
-            <w:left w:w="15" w:type="dxa"/>
-            <w:bottom w:w="15" w:type="dxa"/>
-            <w:right w:w="15" w:type="dxa"/>
-          </w:tblCellMar>
-        </w:tblPrEx>
-        <w:trPr>
-          <w:tblCellSpacing w:w="15" w:type="dxa"/>
-          <w:jc w:val="center"/>
-        </w:trPr>
-        <w:tc>
-          <w:tcPr>
-            <w:tcW w:w="0" w:type="auto"/>
-            <w:shd w:val="clear"/>
+            <w:shd w:val="clear" w:color="auto" w:fill="auto"/>
             <w:vAlign w:val="center"/>
           </w:tcPr>
           <w:p>
@@ -8554,7 +8560,7 @@
         <w:tc>
           <w:tcPr>
             <w:tcW w:w="0" w:type="auto"/>
-            <w:shd w:val="clear"/>
+            <w:shd w:val="clear" w:color="auto" w:fill="auto"/>
             <w:vAlign w:val="center"/>
           </w:tcPr>
           <w:p>
@@ -8586,7 +8592,7 @@
         <w:tc>
           <w:tcPr>
             <w:tcW w:w="0" w:type="auto"/>
-            <w:shd w:val="clear"/>
+            <w:shd w:val="clear" w:color="auto" w:fill="auto"/>
             <w:vAlign w:val="center"/>
           </w:tcPr>
           <w:p>
@@ -8640,7 +8646,7 @@
         <w:tc>
           <w:tcPr>
             <w:tcW w:w="0" w:type="auto"/>
-            <w:shd w:val="clear"/>
+            <w:shd w:val="clear" w:color="auto" w:fill="auto"/>
             <w:vAlign w:val="center"/>
           </w:tcPr>
           <w:p>
@@ -8672,7 +8678,7 @@
         <w:tc>
           <w:tcPr>
             <w:tcW w:w="0" w:type="auto"/>
-            <w:shd w:val="clear"/>
+            <w:shd w:val="clear" w:color="auto" w:fill="auto"/>
             <w:vAlign w:val="center"/>
           </w:tcPr>
           <w:p>
@@ -8704,7 +8710,7 @@
         <w:tc>
           <w:tcPr>
             <w:tcW w:w="0" w:type="auto"/>
-            <w:shd w:val="clear"/>
+            <w:shd w:val="clear" w:color="auto" w:fill="auto"/>
             <w:vAlign w:val="center"/>
           </w:tcPr>
           <w:p>
@@ -8744,6 +8750,7 @@
             <w:insideH w:val="single" w:color="auto" w:sz="4" w:space="0"/>
             <w:insideV w:val="single" w:color="auto" w:sz="4" w:space="0"/>
           </w:tblBorders>
+          <w:shd w:val="clear" w:color="auto" w:fill="auto"/>
           <w:tblCellMar>
             <w:top w:w="15" w:type="dxa"/>
             <w:left w:w="15" w:type="dxa"/>
@@ -8758,7 +8765,7 @@
         <w:tc>
           <w:tcPr>
             <w:tcW w:w="0" w:type="auto"/>
-            <w:shd w:val="clear"/>
+            <w:shd w:val="clear" w:color="auto" w:fill="auto"/>
             <w:vAlign w:val="center"/>
           </w:tcPr>
           <w:p>
@@ -8790,7 +8797,7 @@
         <w:tc>
           <w:tcPr>
             <w:tcW w:w="0" w:type="auto"/>
-            <w:shd w:val="clear"/>
+            <w:shd w:val="clear" w:color="auto" w:fill="auto"/>
             <w:vAlign w:val="center"/>
           </w:tcPr>
           <w:p>
@@ -8822,7 +8829,7 @@
         <w:tc>
           <w:tcPr>
             <w:tcW w:w="0" w:type="auto"/>
-            <w:shd w:val="clear"/>
+            <w:shd w:val="clear" w:color="auto" w:fill="auto"/>
             <w:vAlign w:val="center"/>
           </w:tcPr>
           <w:p>
@@ -8862,6 +8869,7 @@
             <w:insideH w:val="single" w:color="auto" w:sz="4" w:space="0"/>
             <w:insideV w:val="single" w:color="auto" w:sz="4" w:space="0"/>
           </w:tblBorders>
+          <w:shd w:val="clear" w:color="auto" w:fill="auto"/>
           <w:tblCellMar>
             <w:top w:w="15" w:type="dxa"/>
             <w:left w:w="15" w:type="dxa"/>
@@ -8876,7 +8884,7 @@
         <w:tc>
           <w:tcPr>
             <w:tcW w:w="0" w:type="auto"/>
-            <w:shd w:val="clear"/>
+            <w:shd w:val="clear" w:color="auto" w:fill="auto"/>
             <w:vAlign w:val="center"/>
           </w:tcPr>
           <w:p>
@@ -8908,7 +8916,7 @@
         <w:tc>
           <w:tcPr>
             <w:tcW w:w="0" w:type="auto"/>
-            <w:shd w:val="clear"/>
+            <w:shd w:val="clear" w:color="auto" w:fill="auto"/>
             <w:vAlign w:val="center"/>
           </w:tcPr>
           <w:p>
@@ -8940,7 +8948,7 @@
         <w:tc>
           <w:tcPr>
             <w:tcW w:w="0" w:type="auto"/>
-            <w:shd w:val="clear"/>
+            <w:shd w:val="clear" w:color="auto" w:fill="auto"/>
             <w:vAlign w:val="center"/>
           </w:tcPr>
           <w:p>
@@ -8994,7 +9002,7 @@
         <w:tc>
           <w:tcPr>
             <w:tcW w:w="0" w:type="auto"/>
-            <w:shd w:val="clear"/>
+            <w:shd w:val="clear" w:color="auto" w:fill="auto"/>
             <w:vAlign w:val="center"/>
           </w:tcPr>
           <w:p>
@@ -9026,7 +9034,7 @@
         <w:tc>
           <w:tcPr>
             <w:tcW w:w="0" w:type="auto"/>
-            <w:shd w:val="clear"/>
+            <w:shd w:val="clear" w:color="auto" w:fill="auto"/>
             <w:vAlign w:val="center"/>
           </w:tcPr>
           <w:p>
@@ -9058,7 +9066,7 @@
         <w:tc>
           <w:tcPr>
             <w:tcW w:w="0" w:type="auto"/>
-            <w:shd w:val="clear"/>
+            <w:shd w:val="clear" w:color="auto" w:fill="auto"/>
             <w:vAlign w:val="center"/>
           </w:tcPr>
           <w:p>
@@ -9691,22 +9699,1686 @@
     </w:p>
     <w:p>
       <w:pPr>
+        <w:rPr>
+          <w:rFonts w:hint="default" w:ascii="Times New Roman" w:hAnsi="Times New Roman"/>
+          <w:b w:val="0"/>
+          <w:bCs w:val="0"/>
+          <w:sz w:val="28"/>
+          <w:szCs w:val="28"/>
+          <w:lang w:val="ru-RU"/>
+        </w:rPr>
+      </w:pPr>
+      <w:r>
+        <w:rPr>
+          <w:rFonts w:hint="default" w:ascii="Times New Roman" w:hAnsi="Times New Roman"/>
+          <w:b w:val="0"/>
+          <w:bCs w:val="0"/>
+          <w:sz w:val="28"/>
+          <w:szCs w:val="28"/>
+          <w:lang w:val="ru-RU"/>
+        </w:rPr>
+        <w:br w:type="page"/>
+      </w:r>
+    </w:p>
+    <w:p>
+      <w:pPr>
         <w:numPr>
           <w:ilvl w:val="0"/>
           <w:numId w:val="0"/>
         </w:numPr>
         <w:spacing w:after="160" w:line="360" w:lineRule="auto"/>
-        <w:ind w:firstLine="708" w:firstLineChars="0"/>
-        <w:jc w:val="both"/>
-        <w:rPr>
-          <w:rFonts w:hint="default" w:ascii="Times New Roman" w:hAnsi="Times New Roman"/>
-          <w:b w:val="0"/>
-          <w:bCs w:val="0"/>
-          <w:sz w:val="28"/>
-          <w:szCs w:val="28"/>
-          <w:lang w:val="ru-RU"/>
-        </w:rPr>
-      </w:pPr>
+        <w:jc w:val="center"/>
+        <w:rPr>
+          <w:rFonts w:hint="default" w:ascii="Times New Roman" w:hAnsi="Times New Roman" w:cs="Times New Roman"/>
+          <w:b/>
+          <w:bCs/>
+          <w:sz w:val="32"/>
+          <w:szCs w:val="32"/>
+          <w:lang w:val="ru-RU"/>
+        </w:rPr>
+      </w:pPr>
+      <w:r>
+        <w:rPr>
+          <w:rFonts w:hint="default" w:ascii="Times New Roman" w:hAnsi="Times New Roman" w:cs="Times New Roman"/>
+          <w:b/>
+          <w:bCs/>
+          <w:sz w:val="32"/>
+          <w:szCs w:val="32"/>
+          <w:lang w:val="ru-RU"/>
+        </w:rPr>
+        <w:t>Список источников</w:t>
+      </w:r>
+    </w:p>
+    <w:p>
+      <w:pPr>
+        <w:pStyle w:val="12"/>
+        <w:numPr>
+          <w:ilvl w:val="0"/>
+          <w:numId w:val="7"/>
+        </w:numPr>
+        <w:spacing w:line="360" w:lineRule="auto"/>
+        <w:jc w:val="both"/>
+        <w:rPr>
+          <w:rFonts w:ascii="Times New Roman" w:hAnsi="Times New Roman"/>
+          <w:color w:val="000000"/>
+          <w:sz w:val="28"/>
+          <w:szCs w:val="28"/>
+        </w:rPr>
+      </w:pPr>
+      <w:bookmarkStart w:id="0" w:name="_Hlk165796575"/>
+      <w:r>
+        <w:rPr>
+          <w:rFonts w:hint="default" w:ascii="Times New Roman" w:hAnsi="Times New Roman"/>
+          <w:sz w:val="28"/>
+          <w:szCs w:val="28"/>
+          <w:lang w:val="ru"/>
+        </w:rPr>
+        <w:t>Теория тестирования ПО простыми словами: от основ до практики</w:t>
+      </w:r>
+      <w:r>
+        <w:rPr>
+          <w:rFonts w:ascii="Times New Roman" w:hAnsi="Times New Roman"/>
+          <w:sz w:val="28"/>
+          <w:szCs w:val="28"/>
+        </w:rPr>
+        <w:t xml:space="preserve">. // Хабр URL: </w:t>
+      </w:r>
+      <w:r>
+        <w:rPr>
+          <w:rFonts w:hint="default" w:ascii="Times New Roman" w:hAnsi="Times New Roman"/>
+          <w:sz w:val="28"/>
+          <w:szCs w:val="28"/>
+        </w:rPr>
+        <w:fldChar w:fldCharType="begin"/>
+      </w:r>
+      <w:r>
+        <w:rPr>
+          <w:rFonts w:hint="default" w:ascii="Times New Roman" w:hAnsi="Times New Roman"/>
+          <w:sz w:val="28"/>
+          <w:szCs w:val="28"/>
+        </w:rPr>
+        <w:instrText xml:space="preserve"> HYPERLINK "https://habr.com/ru/articles/960202/" </w:instrText>
+      </w:r>
+      <w:r>
+        <w:rPr>
+          <w:rFonts w:hint="default" w:ascii="Times New Roman" w:hAnsi="Times New Roman"/>
+          <w:sz w:val="28"/>
+          <w:szCs w:val="28"/>
+        </w:rPr>
+        <w:fldChar w:fldCharType="separate"/>
+      </w:r>
+      <w:r>
+        <w:rPr>
+          <w:rStyle w:val="6"/>
+          <w:rFonts w:hint="default" w:ascii="Times New Roman" w:hAnsi="Times New Roman"/>
+          <w:sz w:val="28"/>
+          <w:szCs w:val="28"/>
+        </w:rPr>
+        <w:t>https://habr.com/ru/articles/960202/</w:t>
+      </w:r>
+      <w:r>
+        <w:rPr>
+          <w:rFonts w:hint="default" w:ascii="Times New Roman" w:hAnsi="Times New Roman"/>
+          <w:sz w:val="28"/>
+          <w:szCs w:val="28"/>
+        </w:rPr>
+        <w:fldChar w:fldCharType="end"/>
+      </w:r>
+      <w:r>
+        <w:rPr>
+          <w:rFonts w:ascii="Times New Roman" w:hAnsi="Times New Roman"/>
+          <w:sz w:val="28"/>
+          <w:szCs w:val="28"/>
+        </w:rPr>
+        <w:t xml:space="preserve"> (дата обращения: </w:t>
+      </w:r>
+      <w:r>
+        <w:rPr>
+          <w:rFonts w:hint="default" w:ascii="Times New Roman" w:hAnsi="Times New Roman"/>
+          <w:sz w:val="28"/>
+          <w:szCs w:val="28"/>
+          <w:lang w:val="en-US"/>
+        </w:rPr>
+        <w:t>0</w:t>
+      </w:r>
+      <w:r>
+        <w:rPr>
+          <w:rFonts w:ascii="Times New Roman" w:hAnsi="Times New Roman"/>
+          <w:sz w:val="28"/>
+          <w:szCs w:val="28"/>
+        </w:rPr>
+        <w:t>1.0</w:t>
+      </w:r>
+      <w:r>
+        <w:rPr>
+          <w:rFonts w:hint="default" w:ascii="Times New Roman" w:hAnsi="Times New Roman"/>
+          <w:sz w:val="28"/>
+          <w:szCs w:val="28"/>
+          <w:lang w:val="en-US"/>
+        </w:rPr>
+        <w:t>1</w:t>
+      </w:r>
+      <w:r>
+        <w:rPr>
+          <w:rFonts w:ascii="Times New Roman" w:hAnsi="Times New Roman"/>
+          <w:sz w:val="28"/>
+          <w:szCs w:val="28"/>
+        </w:rPr>
+        <w:t>.202</w:t>
+      </w:r>
+      <w:r>
+        <w:rPr>
+          <w:rFonts w:hint="default" w:ascii="Times New Roman" w:hAnsi="Times New Roman"/>
+          <w:sz w:val="28"/>
+          <w:szCs w:val="28"/>
+          <w:lang w:val="en-US"/>
+        </w:rPr>
+        <w:t>6</w:t>
+      </w:r>
+      <w:r>
+        <w:rPr>
+          <w:rFonts w:ascii="Times New Roman" w:hAnsi="Times New Roman"/>
+          <w:sz w:val="28"/>
+          <w:szCs w:val="28"/>
+        </w:rPr>
+        <w:t>).</w:t>
+      </w:r>
+      <w:bookmarkEnd w:id="0"/>
+    </w:p>
+    <w:p>
+      <w:pPr>
+        <w:pStyle w:val="12"/>
+        <w:numPr>
+          <w:ilvl w:val="0"/>
+          <w:numId w:val="7"/>
+        </w:numPr>
+        <w:spacing w:line="360" w:lineRule="auto"/>
+        <w:jc w:val="both"/>
+        <w:rPr>
+          <w:rFonts w:ascii="Times New Roman" w:hAnsi="Times New Roman"/>
+          <w:color w:val="000000"/>
+          <w:sz w:val="28"/>
+          <w:szCs w:val="28"/>
+        </w:rPr>
+      </w:pPr>
+      <w:r>
+        <w:rPr>
+          <w:rFonts w:hint="default" w:ascii="Times New Roman" w:hAnsi="Times New Roman"/>
+          <w:sz w:val="28"/>
+          <w:szCs w:val="28"/>
+          <w:lang w:val="ru"/>
+        </w:rPr>
+        <w:t>Знакомство с тестированием веб-приложений</w:t>
+      </w:r>
+      <w:r>
+        <w:rPr>
+          <w:rFonts w:ascii="Times New Roman" w:hAnsi="Times New Roman"/>
+          <w:sz w:val="28"/>
+          <w:szCs w:val="28"/>
+        </w:rPr>
+        <w:t>.</w:t>
+      </w:r>
+      <w:r>
+        <w:rPr>
+          <w:rFonts w:hint="default" w:ascii="Times New Roman" w:hAnsi="Times New Roman"/>
+          <w:sz w:val="28"/>
+          <w:szCs w:val="28"/>
+          <w:lang w:val="ru-RU"/>
+        </w:rPr>
+        <w:t xml:space="preserve"> </w:t>
+      </w:r>
+      <w:r>
+        <w:rPr>
+          <w:rFonts w:ascii="Times New Roman" w:hAnsi="Times New Roman"/>
+          <w:sz w:val="28"/>
+          <w:szCs w:val="28"/>
+        </w:rPr>
+        <w:t xml:space="preserve">// Хабр URL: </w:t>
+      </w:r>
+      <w:r>
+        <w:rPr>
+          <w:rFonts w:hint="default" w:ascii="Times New Roman" w:hAnsi="Times New Roman"/>
+          <w:sz w:val="28"/>
+          <w:szCs w:val="28"/>
+        </w:rPr>
+        <w:fldChar w:fldCharType="begin"/>
+      </w:r>
+      <w:r>
+        <w:rPr>
+          <w:rFonts w:hint="default" w:ascii="Times New Roman" w:hAnsi="Times New Roman"/>
+          <w:sz w:val="28"/>
+          <w:szCs w:val="28"/>
+        </w:rPr>
+        <w:instrText xml:space="preserve"> HYPERLINK "https://habr.com/ru/companies/ruvds/articles/676752/" </w:instrText>
+      </w:r>
+      <w:r>
+        <w:rPr>
+          <w:rFonts w:hint="default" w:ascii="Times New Roman" w:hAnsi="Times New Roman"/>
+          <w:sz w:val="28"/>
+          <w:szCs w:val="28"/>
+        </w:rPr>
+        <w:fldChar w:fldCharType="separate"/>
+      </w:r>
+      <w:r>
+        <w:rPr>
+          <w:rStyle w:val="6"/>
+          <w:rFonts w:hint="default" w:ascii="Times New Roman" w:hAnsi="Times New Roman"/>
+          <w:sz w:val="28"/>
+          <w:szCs w:val="28"/>
+        </w:rPr>
+        <w:t>https://habr.com/ru/companies/ruvds/articles/676752/</w:t>
+      </w:r>
+      <w:r>
+        <w:rPr>
+          <w:rFonts w:hint="default" w:ascii="Times New Roman" w:hAnsi="Times New Roman"/>
+          <w:sz w:val="28"/>
+          <w:szCs w:val="28"/>
+        </w:rPr>
+        <w:fldChar w:fldCharType="end"/>
+      </w:r>
+      <w:r>
+        <w:rPr>
+          <w:rFonts w:ascii="Times New Roman" w:hAnsi="Times New Roman"/>
+          <w:sz w:val="28"/>
+          <w:szCs w:val="28"/>
+        </w:rPr>
+        <w:t xml:space="preserve"> (дата обращения: </w:t>
+      </w:r>
+      <w:r>
+        <w:rPr>
+          <w:rFonts w:hint="default" w:ascii="Times New Roman" w:hAnsi="Times New Roman"/>
+          <w:sz w:val="28"/>
+          <w:szCs w:val="28"/>
+          <w:lang w:val="en-US"/>
+        </w:rPr>
+        <w:t>0</w:t>
+      </w:r>
+      <w:r>
+        <w:rPr>
+          <w:rFonts w:hint="default" w:ascii="Times New Roman" w:hAnsi="Times New Roman"/>
+          <w:sz w:val="28"/>
+          <w:szCs w:val="28"/>
+          <w:lang w:val="ru-RU"/>
+        </w:rPr>
+        <w:t>3</w:t>
+      </w:r>
+      <w:r>
+        <w:rPr>
+          <w:rFonts w:ascii="Times New Roman" w:hAnsi="Times New Roman"/>
+          <w:sz w:val="28"/>
+          <w:szCs w:val="28"/>
+        </w:rPr>
+        <w:t>.0</w:t>
+      </w:r>
+      <w:r>
+        <w:rPr>
+          <w:rFonts w:hint="default" w:ascii="Times New Roman" w:hAnsi="Times New Roman"/>
+          <w:sz w:val="28"/>
+          <w:szCs w:val="28"/>
+          <w:lang w:val="en-US"/>
+        </w:rPr>
+        <w:t>1</w:t>
+      </w:r>
+      <w:r>
+        <w:rPr>
+          <w:rFonts w:ascii="Times New Roman" w:hAnsi="Times New Roman"/>
+          <w:sz w:val="28"/>
+          <w:szCs w:val="28"/>
+        </w:rPr>
+        <w:t>.202</w:t>
+      </w:r>
+      <w:r>
+        <w:rPr>
+          <w:rFonts w:hint="default" w:ascii="Times New Roman" w:hAnsi="Times New Roman"/>
+          <w:sz w:val="28"/>
+          <w:szCs w:val="28"/>
+          <w:lang w:val="en-US"/>
+        </w:rPr>
+        <w:t>6</w:t>
+      </w:r>
+      <w:r>
+        <w:rPr>
+          <w:rFonts w:ascii="Times New Roman" w:hAnsi="Times New Roman"/>
+          <w:sz w:val="28"/>
+          <w:szCs w:val="28"/>
+        </w:rPr>
+        <w:t>).</w:t>
+      </w:r>
+    </w:p>
+    <w:p>
+      <w:pPr>
+        <w:pStyle w:val="12"/>
+        <w:numPr>
+          <w:ilvl w:val="0"/>
+          <w:numId w:val="7"/>
+        </w:numPr>
+        <w:spacing w:line="360" w:lineRule="auto"/>
+        <w:jc w:val="both"/>
+        <w:rPr>
+          <w:rFonts w:ascii="Times New Roman" w:hAnsi="Times New Roman"/>
+          <w:color w:val="000000"/>
+          <w:sz w:val="28"/>
+          <w:szCs w:val="28"/>
+        </w:rPr>
+      </w:pPr>
+      <w:r>
+        <w:rPr>
+          <w:rFonts w:ascii="Times New Roman" w:hAnsi="Times New Roman"/>
+          <w:color w:val="000000"/>
+          <w:sz w:val="28"/>
+          <w:szCs w:val="28"/>
+        </w:rPr>
+        <w:t xml:space="preserve">CI/CD и Jenkins в современном тестировании // qarocks.ru. URL: </w:t>
+      </w:r>
+      <w:r>
+        <w:rPr>
+          <w:rFonts w:ascii="Times New Roman" w:hAnsi="Times New Roman"/>
+          <w:color w:val="000000"/>
+          <w:sz w:val="28"/>
+          <w:szCs w:val="28"/>
+          <w:u w:val="none"/>
+        </w:rPr>
+        <w:fldChar w:fldCharType="begin"/>
+      </w:r>
+      <w:r>
+        <w:rPr>
+          <w:rFonts w:ascii="Times New Roman" w:hAnsi="Times New Roman"/>
+          <w:color w:val="000000"/>
+          <w:sz w:val="28"/>
+          <w:szCs w:val="28"/>
+          <w:u w:val="none"/>
+        </w:rPr>
+        <w:instrText xml:space="preserve"> HYPERLINK "https://qarocks.ru/ci-cd-jenkins-testing/" </w:instrText>
+      </w:r>
+      <w:r>
+        <w:rPr>
+          <w:rFonts w:ascii="Times New Roman" w:hAnsi="Times New Roman"/>
+          <w:color w:val="000000"/>
+          <w:sz w:val="28"/>
+          <w:szCs w:val="28"/>
+          <w:u w:val="none"/>
+        </w:rPr>
+        <w:fldChar w:fldCharType="separate"/>
+      </w:r>
+      <w:r>
+        <w:rPr>
+          <w:rStyle w:val="6"/>
+          <w:rFonts w:ascii="Times New Roman" w:hAnsi="Times New Roman"/>
+          <w:sz w:val="28"/>
+          <w:szCs w:val="28"/>
+        </w:rPr>
+        <w:t>https://qarocks.ru/ci-cd-jenkins-testing/</w:t>
+      </w:r>
+      <w:r>
+        <w:rPr>
+          <w:rFonts w:ascii="Times New Roman" w:hAnsi="Times New Roman"/>
+          <w:color w:val="000000"/>
+          <w:sz w:val="28"/>
+          <w:szCs w:val="28"/>
+          <w:u w:val="none"/>
+        </w:rPr>
+        <w:fldChar w:fldCharType="end"/>
+      </w:r>
+      <w:r>
+        <w:rPr>
+          <w:rFonts w:ascii="Times New Roman" w:hAnsi="Times New Roman"/>
+          <w:color w:val="000000"/>
+          <w:sz w:val="28"/>
+          <w:szCs w:val="28"/>
+        </w:rPr>
+        <w:t xml:space="preserve"> (дата обращения:</w:t>
+      </w:r>
+      <w:r>
+        <w:rPr>
+          <w:rFonts w:hint="default" w:ascii="Times New Roman" w:hAnsi="Times New Roman"/>
+          <w:color w:val="000000"/>
+          <w:sz w:val="28"/>
+          <w:szCs w:val="28"/>
+          <w:lang w:val="ru-RU"/>
+        </w:rPr>
+        <w:t xml:space="preserve"> </w:t>
+      </w:r>
+      <w:r>
+        <w:rPr>
+          <w:rFonts w:hint="default" w:ascii="Times New Roman" w:hAnsi="Times New Roman"/>
+          <w:sz w:val="28"/>
+          <w:szCs w:val="28"/>
+          <w:lang w:val="en-US"/>
+        </w:rPr>
+        <w:t>0</w:t>
+      </w:r>
+      <w:r>
+        <w:rPr>
+          <w:rFonts w:hint="default" w:ascii="Times New Roman" w:hAnsi="Times New Roman"/>
+          <w:sz w:val="28"/>
+          <w:szCs w:val="28"/>
+          <w:lang w:val="ru-RU"/>
+        </w:rPr>
+        <w:t>5</w:t>
+      </w:r>
+      <w:r>
+        <w:rPr>
+          <w:rFonts w:ascii="Times New Roman" w:hAnsi="Times New Roman"/>
+          <w:sz w:val="28"/>
+          <w:szCs w:val="28"/>
+        </w:rPr>
+        <w:t>.0</w:t>
+      </w:r>
+      <w:r>
+        <w:rPr>
+          <w:rFonts w:hint="default" w:ascii="Times New Roman" w:hAnsi="Times New Roman"/>
+          <w:sz w:val="28"/>
+          <w:szCs w:val="28"/>
+          <w:lang w:val="en-US"/>
+        </w:rPr>
+        <w:t>1</w:t>
+      </w:r>
+      <w:r>
+        <w:rPr>
+          <w:rFonts w:ascii="Times New Roman" w:hAnsi="Times New Roman"/>
+          <w:sz w:val="28"/>
+          <w:szCs w:val="28"/>
+        </w:rPr>
+        <w:t>.202</w:t>
+      </w:r>
+      <w:r>
+        <w:rPr>
+          <w:rFonts w:hint="default" w:ascii="Times New Roman" w:hAnsi="Times New Roman"/>
+          <w:sz w:val="28"/>
+          <w:szCs w:val="28"/>
+          <w:lang w:val="en-US"/>
+        </w:rPr>
+        <w:t>6</w:t>
+      </w:r>
+      <w:r>
+        <w:rPr>
+          <w:rFonts w:ascii="Times New Roman" w:hAnsi="Times New Roman"/>
+          <w:color w:val="000000"/>
+          <w:sz w:val="28"/>
+          <w:szCs w:val="28"/>
+        </w:rPr>
+        <w:t>)</w:t>
+      </w:r>
+    </w:p>
+    <w:p>
+      <w:pPr>
+        <w:pStyle w:val="12"/>
+        <w:numPr>
+          <w:ilvl w:val="0"/>
+          <w:numId w:val="7"/>
+        </w:numPr>
+        <w:spacing w:line="360" w:lineRule="auto"/>
+        <w:jc w:val="both"/>
+        <w:rPr>
+          <w:rFonts w:ascii="Times New Roman" w:hAnsi="Times New Roman"/>
+          <w:color w:val="000000"/>
+          <w:sz w:val="28"/>
+          <w:szCs w:val="28"/>
+        </w:rPr>
+      </w:pPr>
+      <w:r>
+        <w:rPr>
+          <w:rFonts w:hint="default" w:ascii="Times New Roman" w:hAnsi="Times New Roman"/>
+          <w:color w:val="000000"/>
+          <w:sz w:val="28"/>
+          <w:szCs w:val="28"/>
+          <w:lang w:val="ru-RU"/>
+        </w:rPr>
+        <w:t xml:space="preserve">Официальная документация </w:t>
+      </w:r>
+      <w:r>
+        <w:rPr>
+          <w:rFonts w:hint="default" w:ascii="Times New Roman" w:hAnsi="Times New Roman"/>
+          <w:color w:val="000000"/>
+          <w:sz w:val="28"/>
+          <w:szCs w:val="28"/>
+          <w:lang w:val="en-US"/>
+        </w:rPr>
+        <w:t>Selenium</w:t>
+      </w:r>
+      <w:r>
+        <w:rPr>
+          <w:rFonts w:ascii="Times New Roman" w:hAnsi="Times New Roman"/>
+          <w:color w:val="000000"/>
+          <w:sz w:val="28"/>
+          <w:szCs w:val="28"/>
+        </w:rPr>
+        <w:t xml:space="preserve"> // </w:t>
+      </w:r>
+      <w:r>
+        <w:rPr>
+          <w:rFonts w:hint="default" w:ascii="Times New Roman" w:hAnsi="Times New Roman"/>
+          <w:color w:val="000000"/>
+          <w:sz w:val="28"/>
+          <w:szCs w:val="28"/>
+        </w:rPr>
+        <w:t>www.selenium</w:t>
+      </w:r>
+      <w:r>
+        <w:rPr>
+          <w:rFonts w:ascii="Times New Roman" w:hAnsi="Times New Roman"/>
+          <w:color w:val="000000"/>
+          <w:sz w:val="28"/>
+          <w:szCs w:val="28"/>
+        </w:rPr>
+        <w:t xml:space="preserve">. URL: </w:t>
+      </w:r>
+      <w:r>
+        <w:rPr>
+          <w:rFonts w:hint="default" w:ascii="Times New Roman" w:hAnsi="Times New Roman"/>
+          <w:color w:val="000000"/>
+          <w:sz w:val="28"/>
+          <w:szCs w:val="28"/>
+          <w:u w:val="none"/>
+        </w:rPr>
+        <w:fldChar w:fldCharType="begin"/>
+      </w:r>
+      <w:r>
+        <w:rPr>
+          <w:rFonts w:hint="default" w:ascii="Times New Roman" w:hAnsi="Times New Roman"/>
+          <w:color w:val="000000"/>
+          <w:sz w:val="28"/>
+          <w:szCs w:val="28"/>
+          <w:u w:val="none"/>
+        </w:rPr>
+        <w:instrText xml:space="preserve"> HYPERLINK "https://www.selenium.dev/documentation/webdriver/" </w:instrText>
+      </w:r>
+      <w:r>
+        <w:rPr>
+          <w:rFonts w:hint="default" w:ascii="Times New Roman" w:hAnsi="Times New Roman"/>
+          <w:color w:val="000000"/>
+          <w:sz w:val="28"/>
+          <w:szCs w:val="28"/>
+          <w:u w:val="none"/>
+        </w:rPr>
+        <w:fldChar w:fldCharType="separate"/>
+      </w:r>
+      <w:r>
+        <w:rPr>
+          <w:rStyle w:val="6"/>
+          <w:rFonts w:hint="default" w:ascii="Times New Roman" w:hAnsi="Times New Roman"/>
+          <w:sz w:val="28"/>
+          <w:szCs w:val="28"/>
+        </w:rPr>
+        <w:t>https://www.selenium.dev/documentation/webdriver/</w:t>
+      </w:r>
+      <w:r>
+        <w:rPr>
+          <w:rFonts w:hint="default" w:ascii="Times New Roman" w:hAnsi="Times New Roman"/>
+          <w:color w:val="000000"/>
+          <w:sz w:val="28"/>
+          <w:szCs w:val="28"/>
+          <w:u w:val="none"/>
+        </w:rPr>
+        <w:fldChar w:fldCharType="end"/>
+      </w:r>
+      <w:r>
+        <w:rPr>
+          <w:rFonts w:ascii="Times New Roman" w:hAnsi="Times New Roman"/>
+          <w:color w:val="000000"/>
+          <w:sz w:val="28"/>
+          <w:szCs w:val="28"/>
+        </w:rPr>
+        <w:t xml:space="preserve"> (дата обращения:</w:t>
+      </w:r>
+      <w:r>
+        <w:rPr>
+          <w:rFonts w:hint="default" w:ascii="Times New Roman" w:hAnsi="Times New Roman"/>
+          <w:color w:val="000000"/>
+          <w:sz w:val="28"/>
+          <w:szCs w:val="28"/>
+          <w:lang w:val="ru-RU"/>
+        </w:rPr>
+        <w:t xml:space="preserve"> </w:t>
+      </w:r>
+      <w:r>
+        <w:rPr>
+          <w:rFonts w:hint="default" w:ascii="Times New Roman" w:hAnsi="Times New Roman"/>
+          <w:sz w:val="28"/>
+          <w:szCs w:val="28"/>
+          <w:lang w:val="en-US"/>
+        </w:rPr>
+        <w:t>0</w:t>
+      </w:r>
+      <w:r>
+        <w:rPr>
+          <w:rFonts w:hint="default" w:ascii="Times New Roman" w:hAnsi="Times New Roman"/>
+          <w:sz w:val="28"/>
+          <w:szCs w:val="28"/>
+          <w:lang w:val="ru-RU"/>
+        </w:rPr>
+        <w:t>5</w:t>
+      </w:r>
+      <w:r>
+        <w:rPr>
+          <w:rFonts w:ascii="Times New Roman" w:hAnsi="Times New Roman"/>
+          <w:sz w:val="28"/>
+          <w:szCs w:val="28"/>
+        </w:rPr>
+        <w:t>.0</w:t>
+      </w:r>
+      <w:r>
+        <w:rPr>
+          <w:rFonts w:hint="default" w:ascii="Times New Roman" w:hAnsi="Times New Roman"/>
+          <w:sz w:val="28"/>
+          <w:szCs w:val="28"/>
+          <w:lang w:val="en-US"/>
+        </w:rPr>
+        <w:t>1</w:t>
+      </w:r>
+      <w:r>
+        <w:rPr>
+          <w:rFonts w:ascii="Times New Roman" w:hAnsi="Times New Roman"/>
+          <w:sz w:val="28"/>
+          <w:szCs w:val="28"/>
+        </w:rPr>
+        <w:t>.202</w:t>
+      </w:r>
+      <w:r>
+        <w:rPr>
+          <w:rFonts w:hint="default" w:ascii="Times New Roman" w:hAnsi="Times New Roman"/>
+          <w:sz w:val="28"/>
+          <w:szCs w:val="28"/>
+          <w:lang w:val="en-US"/>
+        </w:rPr>
+        <w:t>6</w:t>
+      </w:r>
+      <w:r>
+        <w:rPr>
+          <w:rFonts w:ascii="Times New Roman" w:hAnsi="Times New Roman"/>
+          <w:color w:val="000000"/>
+          <w:sz w:val="28"/>
+          <w:szCs w:val="28"/>
+        </w:rPr>
+        <w:t>)</w:t>
+      </w:r>
+    </w:p>
+    <w:p>
+      <w:pPr>
+        <w:pStyle w:val="12"/>
+        <w:numPr>
+          <w:ilvl w:val="0"/>
+          <w:numId w:val="7"/>
+        </w:numPr>
+        <w:spacing w:line="360" w:lineRule="auto"/>
+        <w:jc w:val="both"/>
+        <w:rPr>
+          <w:rFonts w:ascii="Times New Roman" w:hAnsi="Times New Roman"/>
+          <w:color w:val="000000"/>
+          <w:sz w:val="28"/>
+          <w:szCs w:val="28"/>
+        </w:rPr>
+      </w:pPr>
+      <w:r>
+        <w:rPr>
+          <w:rFonts w:hint="default" w:ascii="Times New Roman" w:hAnsi="Times New Roman"/>
+          <w:color w:val="000000"/>
+          <w:sz w:val="28"/>
+          <w:szCs w:val="28"/>
+          <w:lang w:val="ru-RU"/>
+        </w:rPr>
+        <w:t xml:space="preserve">Официальная документация </w:t>
+      </w:r>
+      <w:r>
+        <w:rPr>
+          <w:rFonts w:hint="default" w:ascii="Times New Roman" w:hAnsi="Times New Roman"/>
+          <w:color w:val="000000"/>
+          <w:sz w:val="28"/>
+          <w:szCs w:val="28"/>
+          <w:lang w:val="en-US"/>
+        </w:rPr>
+        <w:t>Allure</w:t>
+      </w:r>
+      <w:r>
+        <w:rPr>
+          <w:rFonts w:ascii="Times New Roman" w:hAnsi="Times New Roman"/>
+          <w:color w:val="000000"/>
+          <w:sz w:val="28"/>
+          <w:szCs w:val="28"/>
+        </w:rPr>
+        <w:t xml:space="preserve"> // </w:t>
+      </w:r>
+      <w:r>
+        <w:rPr>
+          <w:rFonts w:hint="default" w:ascii="Times New Roman" w:hAnsi="Times New Roman"/>
+          <w:color w:val="000000"/>
+          <w:sz w:val="28"/>
+          <w:szCs w:val="28"/>
+        </w:rPr>
+        <w:t>allurereport.org</w:t>
+      </w:r>
+      <w:r>
+        <w:rPr>
+          <w:rFonts w:ascii="Times New Roman" w:hAnsi="Times New Roman"/>
+          <w:color w:val="000000"/>
+          <w:sz w:val="28"/>
+          <w:szCs w:val="28"/>
+        </w:rPr>
+        <w:t xml:space="preserve">. URL: </w:t>
+      </w:r>
+      <w:r>
+        <w:rPr>
+          <w:rFonts w:hint="default" w:ascii="Times New Roman" w:hAnsi="Times New Roman"/>
+          <w:color w:val="000000"/>
+          <w:sz w:val="28"/>
+          <w:szCs w:val="28"/>
+          <w:u w:val="none"/>
+        </w:rPr>
+        <w:fldChar w:fldCharType="begin"/>
+      </w:r>
+      <w:r>
+        <w:rPr>
+          <w:rFonts w:hint="default" w:ascii="Times New Roman" w:hAnsi="Times New Roman"/>
+          <w:color w:val="000000"/>
+          <w:sz w:val="28"/>
+          <w:szCs w:val="28"/>
+          <w:u w:val="none"/>
+        </w:rPr>
+        <w:instrText xml:space="preserve"> HYPERLINK "https://allurereport.org/docs/" </w:instrText>
+      </w:r>
+      <w:r>
+        <w:rPr>
+          <w:rFonts w:hint="default" w:ascii="Times New Roman" w:hAnsi="Times New Roman"/>
+          <w:color w:val="000000"/>
+          <w:sz w:val="28"/>
+          <w:szCs w:val="28"/>
+          <w:u w:val="none"/>
+        </w:rPr>
+        <w:fldChar w:fldCharType="separate"/>
+      </w:r>
+      <w:r>
+        <w:rPr>
+          <w:rStyle w:val="6"/>
+          <w:rFonts w:hint="default" w:ascii="Times New Roman" w:hAnsi="Times New Roman"/>
+          <w:sz w:val="28"/>
+          <w:szCs w:val="28"/>
+        </w:rPr>
+        <w:t>https://allurereport.org/docs/</w:t>
+      </w:r>
+      <w:r>
+        <w:rPr>
+          <w:rFonts w:hint="default" w:ascii="Times New Roman" w:hAnsi="Times New Roman"/>
+          <w:color w:val="000000"/>
+          <w:sz w:val="28"/>
+          <w:szCs w:val="28"/>
+          <w:u w:val="none"/>
+        </w:rPr>
+        <w:fldChar w:fldCharType="end"/>
+      </w:r>
+      <w:r>
+        <w:rPr>
+          <w:rFonts w:ascii="Times New Roman" w:hAnsi="Times New Roman"/>
+          <w:color w:val="000000"/>
+          <w:sz w:val="28"/>
+          <w:szCs w:val="28"/>
+        </w:rPr>
+        <w:t xml:space="preserve"> (дата обращения:</w:t>
+      </w:r>
+      <w:r>
+        <w:rPr>
+          <w:rFonts w:hint="default" w:ascii="Times New Roman" w:hAnsi="Times New Roman"/>
+          <w:color w:val="000000"/>
+          <w:sz w:val="28"/>
+          <w:szCs w:val="28"/>
+          <w:lang w:val="ru-RU"/>
+        </w:rPr>
+        <w:t xml:space="preserve"> </w:t>
+      </w:r>
+      <w:r>
+        <w:rPr>
+          <w:rFonts w:hint="default" w:ascii="Times New Roman" w:hAnsi="Times New Roman"/>
+          <w:sz w:val="28"/>
+          <w:szCs w:val="28"/>
+          <w:lang w:val="en-US"/>
+        </w:rPr>
+        <w:t>0</w:t>
+      </w:r>
+      <w:r>
+        <w:rPr>
+          <w:rFonts w:hint="default" w:ascii="Times New Roman" w:hAnsi="Times New Roman"/>
+          <w:sz w:val="28"/>
+          <w:szCs w:val="28"/>
+          <w:lang w:val="ru-RU"/>
+        </w:rPr>
+        <w:t>5</w:t>
+      </w:r>
+      <w:r>
+        <w:rPr>
+          <w:rFonts w:ascii="Times New Roman" w:hAnsi="Times New Roman"/>
+          <w:sz w:val="28"/>
+          <w:szCs w:val="28"/>
+        </w:rPr>
+        <w:t>.0</w:t>
+      </w:r>
+      <w:r>
+        <w:rPr>
+          <w:rFonts w:hint="default" w:ascii="Times New Roman" w:hAnsi="Times New Roman"/>
+          <w:sz w:val="28"/>
+          <w:szCs w:val="28"/>
+          <w:lang w:val="en-US"/>
+        </w:rPr>
+        <w:t>1</w:t>
+      </w:r>
+      <w:r>
+        <w:rPr>
+          <w:rFonts w:ascii="Times New Roman" w:hAnsi="Times New Roman"/>
+          <w:sz w:val="28"/>
+          <w:szCs w:val="28"/>
+        </w:rPr>
+        <w:t>.202</w:t>
+      </w:r>
+      <w:r>
+        <w:rPr>
+          <w:rFonts w:hint="default" w:ascii="Times New Roman" w:hAnsi="Times New Roman"/>
+          <w:sz w:val="28"/>
+          <w:szCs w:val="28"/>
+          <w:lang w:val="en-US"/>
+        </w:rPr>
+        <w:t>6</w:t>
+      </w:r>
+      <w:r>
+        <w:rPr>
+          <w:rFonts w:ascii="Times New Roman" w:hAnsi="Times New Roman"/>
+          <w:color w:val="000000"/>
+          <w:sz w:val="28"/>
+          <w:szCs w:val="28"/>
+        </w:rPr>
+        <w:t>)</w:t>
+      </w:r>
+    </w:p>
+    <w:p>
+      <w:pPr>
+        <w:pStyle w:val="12"/>
+        <w:numPr>
+          <w:ilvl w:val="0"/>
+          <w:numId w:val="7"/>
+        </w:numPr>
+        <w:spacing w:line="360" w:lineRule="auto"/>
+        <w:jc w:val="both"/>
+        <w:rPr>
+          <w:rFonts w:ascii="Times New Roman" w:hAnsi="Times New Roman"/>
+          <w:color w:val="000000"/>
+          <w:sz w:val="28"/>
+          <w:szCs w:val="28"/>
+        </w:rPr>
+      </w:pPr>
+      <w:r>
+        <w:rPr>
+          <w:rFonts w:hint="default" w:ascii="Times New Roman" w:hAnsi="Times New Roman"/>
+          <w:sz w:val="28"/>
+          <w:szCs w:val="28"/>
+          <w:lang w:val="ru"/>
+        </w:rPr>
+        <w:t>Тестирование в Java. TestNG</w:t>
+      </w:r>
+      <w:r>
+        <w:rPr>
+          <w:rFonts w:ascii="Times New Roman" w:hAnsi="Times New Roman"/>
+          <w:sz w:val="28"/>
+          <w:szCs w:val="28"/>
+        </w:rPr>
+        <w:t xml:space="preserve">. // Хабр URL: </w:t>
+      </w:r>
+      <w:r>
+        <w:rPr>
+          <w:rFonts w:hint="default" w:ascii="Times New Roman" w:hAnsi="Times New Roman"/>
+          <w:sz w:val="28"/>
+          <w:szCs w:val="28"/>
+        </w:rPr>
+        <w:fldChar w:fldCharType="begin"/>
+      </w:r>
+      <w:r>
+        <w:rPr>
+          <w:rFonts w:hint="default" w:ascii="Times New Roman" w:hAnsi="Times New Roman"/>
+          <w:sz w:val="28"/>
+          <w:szCs w:val="28"/>
+        </w:rPr>
+        <w:instrText xml:space="preserve"> HYPERLINK "https://habr.com/ru/articles/121234/" </w:instrText>
+      </w:r>
+      <w:r>
+        <w:rPr>
+          <w:rFonts w:hint="default" w:ascii="Times New Roman" w:hAnsi="Times New Roman"/>
+          <w:sz w:val="28"/>
+          <w:szCs w:val="28"/>
+        </w:rPr>
+        <w:fldChar w:fldCharType="separate"/>
+      </w:r>
+      <w:r>
+        <w:rPr>
+          <w:rStyle w:val="6"/>
+          <w:rFonts w:hint="default" w:ascii="Times New Roman" w:hAnsi="Times New Roman"/>
+          <w:sz w:val="28"/>
+          <w:szCs w:val="28"/>
+        </w:rPr>
+        <w:t>https://habr.com/ru/articles/121234/</w:t>
+      </w:r>
+      <w:r>
+        <w:rPr>
+          <w:rFonts w:hint="default" w:ascii="Times New Roman" w:hAnsi="Times New Roman"/>
+          <w:sz w:val="28"/>
+          <w:szCs w:val="28"/>
+        </w:rPr>
+        <w:fldChar w:fldCharType="end"/>
+      </w:r>
+      <w:r>
+        <w:rPr>
+          <w:rFonts w:ascii="Times New Roman" w:hAnsi="Times New Roman"/>
+          <w:sz w:val="28"/>
+          <w:szCs w:val="28"/>
+        </w:rPr>
+        <w:t xml:space="preserve"> (дата обращения: </w:t>
+      </w:r>
+      <w:r>
+        <w:rPr>
+          <w:rFonts w:hint="default" w:ascii="Times New Roman" w:hAnsi="Times New Roman"/>
+          <w:sz w:val="28"/>
+          <w:szCs w:val="28"/>
+          <w:lang w:val="en-US"/>
+        </w:rPr>
+        <w:t>0</w:t>
+      </w:r>
+      <w:r>
+        <w:rPr>
+          <w:rFonts w:hint="default" w:ascii="Times New Roman" w:hAnsi="Times New Roman"/>
+          <w:sz w:val="28"/>
+          <w:szCs w:val="28"/>
+          <w:lang w:val="ru-RU"/>
+        </w:rPr>
+        <w:t>6</w:t>
+      </w:r>
+      <w:r>
+        <w:rPr>
+          <w:rFonts w:ascii="Times New Roman" w:hAnsi="Times New Roman"/>
+          <w:sz w:val="28"/>
+          <w:szCs w:val="28"/>
+        </w:rPr>
+        <w:t>.0</w:t>
+      </w:r>
+      <w:r>
+        <w:rPr>
+          <w:rFonts w:hint="default" w:ascii="Times New Roman" w:hAnsi="Times New Roman"/>
+          <w:sz w:val="28"/>
+          <w:szCs w:val="28"/>
+          <w:lang w:val="en-US"/>
+        </w:rPr>
+        <w:t>1</w:t>
+      </w:r>
+      <w:r>
+        <w:rPr>
+          <w:rFonts w:ascii="Times New Roman" w:hAnsi="Times New Roman"/>
+          <w:sz w:val="28"/>
+          <w:szCs w:val="28"/>
+        </w:rPr>
+        <w:t>.202</w:t>
+      </w:r>
+      <w:r>
+        <w:rPr>
+          <w:rFonts w:hint="default" w:ascii="Times New Roman" w:hAnsi="Times New Roman"/>
+          <w:sz w:val="28"/>
+          <w:szCs w:val="28"/>
+          <w:lang w:val="en-US"/>
+        </w:rPr>
+        <w:t>6</w:t>
+      </w:r>
+      <w:r>
+        <w:rPr>
+          <w:rFonts w:ascii="Times New Roman" w:hAnsi="Times New Roman"/>
+          <w:sz w:val="28"/>
+          <w:szCs w:val="28"/>
+        </w:rPr>
+        <w:t>).</w:t>
+      </w:r>
+    </w:p>
+    <w:p>
+      <w:pPr>
+        <w:pStyle w:val="12"/>
+        <w:numPr>
+          <w:ilvl w:val="0"/>
+          <w:numId w:val="7"/>
+        </w:numPr>
+        <w:spacing w:line="360" w:lineRule="auto"/>
+        <w:jc w:val="both"/>
+        <w:rPr>
+          <w:rFonts w:ascii="Times New Roman" w:hAnsi="Times New Roman"/>
+          <w:color w:val="000000"/>
+          <w:sz w:val="28"/>
+          <w:szCs w:val="28"/>
+        </w:rPr>
+      </w:pPr>
+      <w:r>
+        <w:rPr>
+          <w:rFonts w:hint="default" w:ascii="Times New Roman" w:hAnsi="Times New Roman"/>
+          <w:color w:val="000000"/>
+          <w:sz w:val="28"/>
+          <w:szCs w:val="28"/>
+          <w:lang w:val="ru-RU"/>
+        </w:rPr>
+        <w:t xml:space="preserve">Официальная документация </w:t>
+      </w:r>
+      <w:r>
+        <w:rPr>
+          <w:rFonts w:hint="default" w:ascii="Times New Roman" w:hAnsi="Times New Roman"/>
+          <w:color w:val="000000"/>
+          <w:sz w:val="28"/>
+          <w:szCs w:val="28"/>
+          <w:lang w:val="en-US"/>
+        </w:rPr>
+        <w:t>JUnit</w:t>
+      </w:r>
+      <w:r>
+        <w:rPr>
+          <w:rFonts w:ascii="Times New Roman" w:hAnsi="Times New Roman"/>
+          <w:color w:val="000000"/>
+          <w:sz w:val="28"/>
+          <w:szCs w:val="28"/>
+        </w:rPr>
+        <w:t xml:space="preserve"> // </w:t>
+      </w:r>
+      <w:r>
+        <w:rPr>
+          <w:rFonts w:hint="default" w:ascii="Times New Roman" w:hAnsi="Times New Roman"/>
+          <w:color w:val="000000"/>
+          <w:sz w:val="28"/>
+          <w:szCs w:val="28"/>
+        </w:rPr>
+        <w:t>junit.org</w:t>
+      </w:r>
+      <w:r>
+        <w:rPr>
+          <w:rFonts w:ascii="Times New Roman" w:hAnsi="Times New Roman"/>
+          <w:color w:val="000000"/>
+          <w:sz w:val="28"/>
+          <w:szCs w:val="28"/>
+        </w:rPr>
+        <w:t xml:space="preserve">. URL: </w:t>
+      </w:r>
+      <w:r>
+        <w:rPr>
+          <w:rFonts w:hint="default" w:ascii="Times New Roman" w:hAnsi="Times New Roman"/>
+          <w:color w:val="000000"/>
+          <w:sz w:val="28"/>
+          <w:szCs w:val="28"/>
+          <w:u w:val="none"/>
+        </w:rPr>
+        <w:fldChar w:fldCharType="begin"/>
+      </w:r>
+      <w:r>
+        <w:rPr>
+          <w:rFonts w:hint="default" w:ascii="Times New Roman" w:hAnsi="Times New Roman"/>
+          <w:color w:val="000000"/>
+          <w:sz w:val="28"/>
+          <w:szCs w:val="28"/>
+          <w:u w:val="none"/>
+        </w:rPr>
+        <w:instrText xml:space="preserve"> HYPERLINK "https://docs.junit.org/6.0.2/overview.html" </w:instrText>
+      </w:r>
+      <w:r>
+        <w:rPr>
+          <w:rFonts w:hint="default" w:ascii="Times New Roman" w:hAnsi="Times New Roman"/>
+          <w:color w:val="000000"/>
+          <w:sz w:val="28"/>
+          <w:szCs w:val="28"/>
+          <w:u w:val="none"/>
+        </w:rPr>
+        <w:fldChar w:fldCharType="separate"/>
+      </w:r>
+      <w:r>
+        <w:rPr>
+          <w:rStyle w:val="6"/>
+          <w:rFonts w:hint="default" w:ascii="Times New Roman" w:hAnsi="Times New Roman"/>
+          <w:sz w:val="28"/>
+          <w:szCs w:val="28"/>
+        </w:rPr>
+        <w:t>https://docs.junit.org/6.0.2/overview.html</w:t>
+      </w:r>
+      <w:r>
+        <w:rPr>
+          <w:rFonts w:hint="default" w:ascii="Times New Roman" w:hAnsi="Times New Roman"/>
+          <w:color w:val="000000"/>
+          <w:sz w:val="28"/>
+          <w:szCs w:val="28"/>
+          <w:u w:val="none"/>
+        </w:rPr>
+        <w:fldChar w:fldCharType="end"/>
+      </w:r>
+      <w:r>
+        <w:rPr>
+          <w:rFonts w:ascii="Times New Roman" w:hAnsi="Times New Roman"/>
+          <w:color w:val="000000"/>
+          <w:sz w:val="28"/>
+          <w:szCs w:val="28"/>
+        </w:rPr>
+        <w:t xml:space="preserve"> (дата обращения:</w:t>
+      </w:r>
+      <w:r>
+        <w:rPr>
+          <w:rFonts w:hint="default" w:ascii="Times New Roman" w:hAnsi="Times New Roman"/>
+          <w:color w:val="000000"/>
+          <w:sz w:val="28"/>
+          <w:szCs w:val="28"/>
+          <w:lang w:val="ru-RU"/>
+        </w:rPr>
+        <w:t xml:space="preserve"> </w:t>
+      </w:r>
+      <w:r>
+        <w:rPr>
+          <w:rFonts w:hint="default" w:ascii="Times New Roman" w:hAnsi="Times New Roman"/>
+          <w:sz w:val="28"/>
+          <w:szCs w:val="28"/>
+          <w:lang w:val="en-US"/>
+        </w:rPr>
+        <w:t>07</w:t>
+      </w:r>
+      <w:r>
+        <w:rPr>
+          <w:rFonts w:ascii="Times New Roman" w:hAnsi="Times New Roman"/>
+          <w:sz w:val="28"/>
+          <w:szCs w:val="28"/>
+        </w:rPr>
+        <w:t>.0</w:t>
+      </w:r>
+      <w:r>
+        <w:rPr>
+          <w:rFonts w:hint="default" w:ascii="Times New Roman" w:hAnsi="Times New Roman"/>
+          <w:sz w:val="28"/>
+          <w:szCs w:val="28"/>
+          <w:lang w:val="en-US"/>
+        </w:rPr>
+        <w:t>1</w:t>
+      </w:r>
+      <w:r>
+        <w:rPr>
+          <w:rFonts w:ascii="Times New Roman" w:hAnsi="Times New Roman"/>
+          <w:sz w:val="28"/>
+          <w:szCs w:val="28"/>
+        </w:rPr>
+        <w:t>.202</w:t>
+      </w:r>
+      <w:r>
+        <w:rPr>
+          <w:rFonts w:hint="default" w:ascii="Times New Roman" w:hAnsi="Times New Roman"/>
+          <w:sz w:val="28"/>
+          <w:szCs w:val="28"/>
+          <w:lang w:val="en-US"/>
+        </w:rPr>
+        <w:t>6</w:t>
+      </w:r>
+      <w:r>
+        <w:rPr>
+          <w:rFonts w:ascii="Times New Roman" w:hAnsi="Times New Roman"/>
+          <w:color w:val="000000"/>
+          <w:sz w:val="28"/>
+          <w:szCs w:val="28"/>
+        </w:rPr>
+        <w:t>)</w:t>
+      </w:r>
+    </w:p>
+    <w:p>
+      <w:pPr>
+        <w:pStyle w:val="12"/>
+        <w:numPr>
+          <w:ilvl w:val="0"/>
+          <w:numId w:val="7"/>
+        </w:numPr>
+        <w:spacing w:line="360" w:lineRule="auto"/>
+        <w:jc w:val="both"/>
+        <w:rPr>
+          <w:rFonts w:ascii="Times New Roman" w:hAnsi="Times New Roman"/>
+          <w:color w:val="000000"/>
+          <w:sz w:val="28"/>
+          <w:szCs w:val="28"/>
+        </w:rPr>
+      </w:pPr>
+      <w:r>
+        <w:rPr>
+          <w:rFonts w:hint="default" w:ascii="Times New Roman" w:hAnsi="Times New Roman"/>
+          <w:sz w:val="28"/>
+          <w:szCs w:val="28"/>
+          <w:lang w:val="ru"/>
+        </w:rPr>
+        <w:t>Как выполнять много UI-тестов параллельно, используя Selenium Grid</w:t>
+      </w:r>
+      <w:r>
+        <w:rPr>
+          <w:rFonts w:ascii="Times New Roman" w:hAnsi="Times New Roman"/>
+          <w:sz w:val="28"/>
+          <w:szCs w:val="28"/>
+        </w:rPr>
+        <w:t xml:space="preserve">. // Хабр URL: </w:t>
+      </w:r>
+      <w:r>
+        <w:rPr>
+          <w:rFonts w:hint="default" w:ascii="Times New Roman" w:hAnsi="Times New Roman"/>
+          <w:sz w:val="28"/>
+          <w:szCs w:val="28"/>
+        </w:rPr>
+        <w:fldChar w:fldCharType="begin"/>
+      </w:r>
+      <w:r>
+        <w:rPr>
+          <w:rFonts w:hint="default" w:ascii="Times New Roman" w:hAnsi="Times New Roman"/>
+          <w:sz w:val="28"/>
+          <w:szCs w:val="28"/>
+        </w:rPr>
+        <w:instrText xml:space="preserve"> HYPERLINK "https://habr.com/ru/companies/avito/articles/352208/" </w:instrText>
+      </w:r>
+      <w:r>
+        <w:rPr>
+          <w:rFonts w:hint="default" w:ascii="Times New Roman" w:hAnsi="Times New Roman"/>
+          <w:sz w:val="28"/>
+          <w:szCs w:val="28"/>
+        </w:rPr>
+        <w:fldChar w:fldCharType="separate"/>
+      </w:r>
+      <w:r>
+        <w:rPr>
+          <w:rStyle w:val="6"/>
+          <w:rFonts w:hint="default" w:ascii="Times New Roman" w:hAnsi="Times New Roman"/>
+          <w:sz w:val="28"/>
+          <w:szCs w:val="28"/>
+        </w:rPr>
+        <w:t>https://habr.com/ru/companies/avito/articles/352208</w:t>
+      </w:r>
+      <w:r>
+        <w:rPr>
+          <w:rFonts w:hint="default" w:ascii="Times New Roman" w:hAnsi="Times New Roman"/>
+          <w:sz w:val="28"/>
+          <w:szCs w:val="28"/>
+        </w:rPr>
+        <w:fldChar w:fldCharType="end"/>
+      </w:r>
+      <w:r>
+        <w:rPr>
+          <w:rFonts w:hint="default" w:ascii="Times New Roman" w:hAnsi="Times New Roman"/>
+          <w:sz w:val="28"/>
+          <w:szCs w:val="28"/>
+        </w:rPr>
+        <w:t>/</w:t>
+      </w:r>
+      <w:r>
+        <w:rPr>
+          <w:rFonts w:ascii="Times New Roman" w:hAnsi="Times New Roman"/>
+          <w:sz w:val="28"/>
+          <w:szCs w:val="28"/>
+        </w:rPr>
+        <w:t xml:space="preserve"> (дата обращения: </w:t>
+      </w:r>
+      <w:r>
+        <w:rPr>
+          <w:rFonts w:hint="default" w:ascii="Times New Roman" w:hAnsi="Times New Roman"/>
+          <w:sz w:val="28"/>
+          <w:szCs w:val="28"/>
+          <w:lang w:val="en-US"/>
+        </w:rPr>
+        <w:t>08</w:t>
+      </w:r>
+      <w:r>
+        <w:rPr>
+          <w:rFonts w:ascii="Times New Roman" w:hAnsi="Times New Roman"/>
+          <w:sz w:val="28"/>
+          <w:szCs w:val="28"/>
+        </w:rPr>
+        <w:t>.0</w:t>
+      </w:r>
+      <w:r>
+        <w:rPr>
+          <w:rFonts w:hint="default" w:ascii="Times New Roman" w:hAnsi="Times New Roman"/>
+          <w:sz w:val="28"/>
+          <w:szCs w:val="28"/>
+          <w:lang w:val="en-US"/>
+        </w:rPr>
+        <w:t>1</w:t>
+      </w:r>
+      <w:r>
+        <w:rPr>
+          <w:rFonts w:ascii="Times New Roman" w:hAnsi="Times New Roman"/>
+          <w:sz w:val="28"/>
+          <w:szCs w:val="28"/>
+        </w:rPr>
+        <w:t>.202</w:t>
+      </w:r>
+      <w:r>
+        <w:rPr>
+          <w:rFonts w:hint="default" w:ascii="Times New Roman" w:hAnsi="Times New Roman"/>
+          <w:sz w:val="28"/>
+          <w:szCs w:val="28"/>
+          <w:lang w:val="en-US"/>
+        </w:rPr>
+        <w:t>6</w:t>
+      </w:r>
+      <w:r>
+        <w:rPr>
+          <w:rFonts w:ascii="Times New Roman" w:hAnsi="Times New Roman"/>
+          <w:sz w:val="28"/>
+          <w:szCs w:val="28"/>
+        </w:rPr>
+        <w:t>).</w:t>
+      </w:r>
+    </w:p>
+    <w:p>
+      <w:pPr>
+        <w:pStyle w:val="12"/>
+        <w:numPr>
+          <w:ilvl w:val="0"/>
+          <w:numId w:val="7"/>
+        </w:numPr>
+        <w:spacing w:line="360" w:lineRule="auto"/>
+        <w:jc w:val="both"/>
+        <w:rPr>
+          <w:rFonts w:ascii="Times New Roman" w:hAnsi="Times New Roman"/>
+          <w:color w:val="000000"/>
+          <w:sz w:val="28"/>
+          <w:szCs w:val="28"/>
+        </w:rPr>
+      </w:pPr>
+      <w:r>
+        <w:rPr>
+          <w:rFonts w:hint="default" w:ascii="Times New Roman" w:hAnsi="Times New Roman"/>
+          <w:sz w:val="28"/>
+          <w:szCs w:val="28"/>
+        </w:rPr>
+        <w:t>Как проводить тестирование с использованием Jenkins</w:t>
+      </w:r>
+      <w:r>
+        <w:rPr>
+          <w:rFonts w:ascii="Times New Roman" w:hAnsi="Times New Roman"/>
+          <w:sz w:val="28"/>
+          <w:szCs w:val="28"/>
+        </w:rPr>
+        <w:t xml:space="preserve">. // </w:t>
+      </w:r>
+      <w:r>
+        <w:rPr>
+          <w:rFonts w:hint="default" w:ascii="Times New Roman" w:hAnsi="Times New Roman"/>
+          <w:sz w:val="28"/>
+          <w:szCs w:val="28"/>
+        </w:rPr>
+        <w:t>kurshub.ru</w:t>
+      </w:r>
+      <w:r>
+        <w:rPr>
+          <w:rFonts w:ascii="Times New Roman" w:hAnsi="Times New Roman"/>
+          <w:sz w:val="28"/>
+          <w:szCs w:val="28"/>
+        </w:rPr>
+        <w:t xml:space="preserve"> URL: </w:t>
+      </w:r>
+      <w:r>
+        <w:rPr>
+          <w:rFonts w:hint="default" w:ascii="Times New Roman" w:hAnsi="Times New Roman"/>
+          <w:sz w:val="28"/>
+          <w:szCs w:val="28"/>
+        </w:rPr>
+        <w:fldChar w:fldCharType="begin"/>
+      </w:r>
+      <w:r>
+        <w:rPr>
+          <w:rFonts w:hint="default" w:ascii="Times New Roman" w:hAnsi="Times New Roman"/>
+          <w:sz w:val="28"/>
+          <w:szCs w:val="28"/>
+        </w:rPr>
+        <w:instrText xml:space="preserve"> HYPERLINK "https://kurshub.ru/journal/blog/kak-provodit-testirovanie-s-ispolzovaniem-jenkins/" </w:instrText>
+      </w:r>
+      <w:r>
+        <w:rPr>
+          <w:rFonts w:hint="default" w:ascii="Times New Roman" w:hAnsi="Times New Roman"/>
+          <w:sz w:val="28"/>
+          <w:szCs w:val="28"/>
+        </w:rPr>
+        <w:fldChar w:fldCharType="separate"/>
+      </w:r>
+      <w:r>
+        <w:rPr>
+          <w:rStyle w:val="6"/>
+          <w:rFonts w:hint="default" w:ascii="Times New Roman" w:hAnsi="Times New Roman"/>
+          <w:sz w:val="28"/>
+          <w:szCs w:val="28"/>
+        </w:rPr>
+        <w:t>https://kurshub.ru/journal/blog/kak-provodit-testirovanie-s-ispolzovaniem-jenkins/</w:t>
+      </w:r>
+      <w:r>
+        <w:rPr>
+          <w:rFonts w:hint="default" w:ascii="Times New Roman" w:hAnsi="Times New Roman"/>
+          <w:sz w:val="28"/>
+          <w:szCs w:val="28"/>
+        </w:rPr>
+        <w:fldChar w:fldCharType="end"/>
+      </w:r>
+      <w:r>
+        <w:rPr>
+          <w:rFonts w:ascii="Times New Roman" w:hAnsi="Times New Roman"/>
+          <w:sz w:val="28"/>
+          <w:szCs w:val="28"/>
+        </w:rPr>
+        <w:t xml:space="preserve"> (дата обращения: </w:t>
+      </w:r>
+      <w:r>
+        <w:rPr>
+          <w:rFonts w:hint="default" w:ascii="Times New Roman" w:hAnsi="Times New Roman"/>
+          <w:sz w:val="28"/>
+          <w:szCs w:val="28"/>
+          <w:lang w:val="en-US"/>
+        </w:rPr>
+        <w:t>08</w:t>
+      </w:r>
+      <w:r>
+        <w:rPr>
+          <w:rFonts w:ascii="Times New Roman" w:hAnsi="Times New Roman"/>
+          <w:sz w:val="28"/>
+          <w:szCs w:val="28"/>
+        </w:rPr>
+        <w:t>.0</w:t>
+      </w:r>
+      <w:r>
+        <w:rPr>
+          <w:rFonts w:hint="default" w:ascii="Times New Roman" w:hAnsi="Times New Roman"/>
+          <w:sz w:val="28"/>
+          <w:szCs w:val="28"/>
+          <w:lang w:val="en-US"/>
+        </w:rPr>
+        <w:t>1</w:t>
+      </w:r>
+      <w:r>
+        <w:rPr>
+          <w:rFonts w:ascii="Times New Roman" w:hAnsi="Times New Roman"/>
+          <w:sz w:val="28"/>
+          <w:szCs w:val="28"/>
+        </w:rPr>
+        <w:t>.202</w:t>
+      </w:r>
+      <w:r>
+        <w:rPr>
+          <w:rFonts w:hint="default" w:ascii="Times New Roman" w:hAnsi="Times New Roman"/>
+          <w:sz w:val="28"/>
+          <w:szCs w:val="28"/>
+          <w:lang w:val="en-US"/>
+        </w:rPr>
+        <w:t>6</w:t>
+      </w:r>
+      <w:r>
+        <w:rPr>
+          <w:rFonts w:ascii="Times New Roman" w:hAnsi="Times New Roman"/>
+          <w:sz w:val="28"/>
+          <w:szCs w:val="28"/>
+        </w:rPr>
+        <w:t>).</w:t>
+      </w:r>
+    </w:p>
+    <w:p>
+      <w:pPr>
+        <w:pStyle w:val="12"/>
+        <w:numPr>
+          <w:ilvl w:val="0"/>
+          <w:numId w:val="7"/>
+        </w:numPr>
+        <w:spacing w:line="360" w:lineRule="auto"/>
+        <w:jc w:val="both"/>
+        <w:rPr>
+          <w:rFonts w:ascii="Times New Roman" w:hAnsi="Times New Roman"/>
+          <w:color w:val="000000"/>
+          <w:sz w:val="28"/>
+          <w:szCs w:val="28"/>
+        </w:rPr>
+      </w:pPr>
+      <w:r>
+        <w:rPr>
+          <w:rFonts w:hint="default" w:ascii="Times New Roman" w:hAnsi="Times New Roman"/>
+          <w:sz w:val="28"/>
+          <w:szCs w:val="28"/>
+        </w:rPr>
+        <w:t>Что такое автоматизированное тестирование</w:t>
+      </w:r>
+      <w:r>
+        <w:rPr>
+          <w:rFonts w:ascii="Times New Roman" w:hAnsi="Times New Roman"/>
+          <w:sz w:val="28"/>
+          <w:szCs w:val="28"/>
+        </w:rPr>
+        <w:t xml:space="preserve">. // </w:t>
+      </w:r>
+      <w:r>
+        <w:rPr>
+          <w:rFonts w:hint="default" w:ascii="Times New Roman" w:hAnsi="Times New Roman"/>
+          <w:sz w:val="28"/>
+          <w:szCs w:val="28"/>
+        </w:rPr>
+        <w:t>selectel.ru</w:t>
+      </w:r>
+      <w:r>
+        <w:rPr>
+          <w:rFonts w:ascii="Times New Roman" w:hAnsi="Times New Roman"/>
+          <w:sz w:val="28"/>
+          <w:szCs w:val="28"/>
+        </w:rPr>
+        <w:t xml:space="preserve"> URL: </w:t>
+      </w:r>
+      <w:r>
+        <w:rPr>
+          <w:rFonts w:hint="default" w:ascii="Times New Roman" w:hAnsi="Times New Roman"/>
+          <w:sz w:val="28"/>
+          <w:szCs w:val="28"/>
+        </w:rPr>
+        <w:fldChar w:fldCharType="begin"/>
+      </w:r>
+      <w:r>
+        <w:rPr>
+          <w:rFonts w:hint="default" w:ascii="Times New Roman" w:hAnsi="Times New Roman"/>
+          <w:sz w:val="28"/>
+          <w:szCs w:val="28"/>
+        </w:rPr>
+        <w:instrText xml:space="preserve"> HYPERLINK "https://selectel.ru/blog/test-automation/" </w:instrText>
+      </w:r>
+      <w:r>
+        <w:rPr>
+          <w:rFonts w:hint="default" w:ascii="Times New Roman" w:hAnsi="Times New Roman"/>
+          <w:sz w:val="28"/>
+          <w:szCs w:val="28"/>
+        </w:rPr>
+        <w:fldChar w:fldCharType="separate"/>
+      </w:r>
+      <w:r>
+        <w:rPr>
+          <w:rStyle w:val="6"/>
+          <w:rFonts w:hint="default" w:ascii="Times New Roman" w:hAnsi="Times New Roman"/>
+          <w:sz w:val="28"/>
+          <w:szCs w:val="28"/>
+        </w:rPr>
+        <w:t>https://selectel.ru/blog/test-automation/</w:t>
+      </w:r>
+      <w:r>
+        <w:rPr>
+          <w:rFonts w:hint="default" w:ascii="Times New Roman" w:hAnsi="Times New Roman"/>
+          <w:sz w:val="28"/>
+          <w:szCs w:val="28"/>
+        </w:rPr>
+        <w:fldChar w:fldCharType="end"/>
+      </w:r>
+      <w:r>
+        <w:rPr>
+          <w:rFonts w:ascii="Times New Roman" w:hAnsi="Times New Roman"/>
+          <w:sz w:val="28"/>
+          <w:szCs w:val="28"/>
+        </w:rPr>
+        <w:t xml:space="preserve"> (дата обращения: </w:t>
+      </w:r>
+      <w:r>
+        <w:rPr>
+          <w:rFonts w:hint="default" w:ascii="Times New Roman" w:hAnsi="Times New Roman"/>
+          <w:sz w:val="28"/>
+          <w:szCs w:val="28"/>
+          <w:lang w:val="en-US"/>
+        </w:rPr>
+        <w:t>0</w:t>
+      </w:r>
+      <w:r>
+        <w:rPr>
+          <w:rFonts w:hint="default" w:ascii="Times New Roman" w:hAnsi="Times New Roman"/>
+          <w:sz w:val="28"/>
+          <w:szCs w:val="28"/>
+          <w:lang w:val="ru-RU"/>
+        </w:rPr>
+        <w:t>9</w:t>
+      </w:r>
+      <w:r>
+        <w:rPr>
+          <w:rFonts w:ascii="Times New Roman" w:hAnsi="Times New Roman"/>
+          <w:sz w:val="28"/>
+          <w:szCs w:val="28"/>
+        </w:rPr>
+        <w:t>.0</w:t>
+      </w:r>
+      <w:r>
+        <w:rPr>
+          <w:rFonts w:hint="default" w:ascii="Times New Roman" w:hAnsi="Times New Roman"/>
+          <w:sz w:val="28"/>
+          <w:szCs w:val="28"/>
+          <w:lang w:val="en-US"/>
+        </w:rPr>
+        <w:t>1</w:t>
+      </w:r>
+      <w:r>
+        <w:rPr>
+          <w:rFonts w:ascii="Times New Roman" w:hAnsi="Times New Roman"/>
+          <w:sz w:val="28"/>
+          <w:szCs w:val="28"/>
+        </w:rPr>
+        <w:t>.202</w:t>
+      </w:r>
+      <w:r>
+        <w:rPr>
+          <w:rFonts w:hint="default" w:ascii="Times New Roman" w:hAnsi="Times New Roman"/>
+          <w:sz w:val="28"/>
+          <w:szCs w:val="28"/>
+          <w:lang w:val="en-US"/>
+        </w:rPr>
+        <w:t>6</w:t>
+      </w:r>
+      <w:r>
+        <w:rPr>
+          <w:rFonts w:ascii="Times New Roman" w:hAnsi="Times New Roman"/>
+          <w:sz w:val="28"/>
+          <w:szCs w:val="28"/>
+        </w:rPr>
+        <w:t>).</w:t>
+      </w:r>
+    </w:p>
+    <w:p>
+      <w:pPr>
+        <w:pStyle w:val="12"/>
+        <w:numPr>
+          <w:numId w:val="0"/>
+        </w:numPr>
+        <w:spacing w:line="360" w:lineRule="auto"/>
+        <w:jc w:val="both"/>
+        <w:rPr>
+          <w:rFonts w:ascii="Times New Roman" w:hAnsi="Times New Roman"/>
+          <w:color w:val="000000"/>
+          <w:sz w:val="28"/>
+          <w:szCs w:val="28"/>
+        </w:rPr>
+      </w:pPr>
+      <w:bookmarkStart w:id="1" w:name="_GoBack"/>
+      <w:bookmarkEnd w:id="1"/>
     </w:p>
     <w:p>
       <w:pPr>
@@ -9868,7 +11540,7 @@
 <w:ftr xmlns:wpc="http://schemas.microsoft.com/office/word/2010/wordprocessingCanvas" xmlns:mc="http://schemas.openxmlformats.org/markup-compatibility/2006" xmlns:o="urn:schemas-microsoft-com:office:office" xmlns:r="http://schemas.openxmlformats.org/officeDocument/2006/relationships" xmlns:m="http://schemas.openxmlformats.org/officeDocument/2006/math" xmlns:v="urn:schemas-microsoft-com:vml" xmlns:wp14="http://schemas.microsoft.com/office/word/2010/wordprocessingDrawing" xmlns:wp="http://schemas.openxmlformats.org/drawingml/2006/wordprocessingDrawing" xmlns:w10="urn:schemas-microsoft-com:office:word" xmlns:w="http://schemas.openxmlformats.org/wordprocessingml/2006/main" xmlns:w14="http://schemas.microsoft.com/office/word/2010/wordml" xmlns:w15="http://schemas.microsoft.com/office/word/2012/wordml" xmlns:wpg="http://schemas.microsoft.com/office/word/2010/wordprocessingGroup" xmlns:wpi="http://schemas.microsoft.com/office/word/2010/wordprocessingInk" xmlns:wne="http://schemas.microsoft.com/office/word/2006/wordml" xmlns:wps="http://schemas.microsoft.com/office/word/2010/wordprocessingShape" xmlns:wpsCustomData="http://www.wps.cn/officeDocument/2013/wpsCustomData" mc:Ignorable="w14 w15 wp14">
   <w:p>
     <w:pPr>
-      <w:pStyle w:val="8"/>
+      <w:pStyle w:val="10"/>
     </w:pPr>
     <w:r>
       <w:rPr>
@@ -9925,7 +11597,7 @@
                       <w:txbxContent>
                         <w:p>
                           <w:pPr>
-                            <w:pStyle w:val="8"/>
+                            <w:pStyle w:val="10"/>
                           </w:pPr>
                           <w:r>
                             <w:fldChar w:fldCharType="begin"/>
@@ -9965,7 +11637,7 @@
                 <w:txbxContent>
                   <w:p>
                     <w:pPr>
-                      <w:pStyle w:val="8"/>
+                      <w:pStyle w:val="10"/>
                     </w:pPr>
                     <w:r>
                       <w:fldChar w:fldCharType="begin"/>
@@ -10082,6 +11754,92 @@
     </w:lvl>
   </w:abstractNum>
   <w:abstractNum w:abstractNumId="3">
+    <w:nsid w:val="148A2A50"/>
+    <w:multiLevelType w:val="multilevel"/>
+    <w:tmpl w:val="148A2A50"/>
+    <w:lvl w:ilvl="0" w:tentative="0">
+      <w:start w:val="1"/>
+      <w:numFmt w:val="decimal"/>
+      <w:lvlText w:val="%1."/>
+      <w:lvlJc w:val="left"/>
+      <w:pPr>
+        <w:ind w:left="709" w:hanging="360"/>
+      </w:pPr>
+    </w:lvl>
+    <w:lvl w:ilvl="1" w:tentative="0">
+      <w:start w:val="1"/>
+      <w:numFmt w:val="lowerLetter"/>
+      <w:lvlText w:val="%2."/>
+      <w:lvlJc w:val="left"/>
+      <w:pPr>
+        <w:ind w:left="1429" w:hanging="360"/>
+      </w:pPr>
+    </w:lvl>
+    <w:lvl w:ilvl="2" w:tentative="0">
+      <w:start w:val="1"/>
+      <w:numFmt w:val="lowerRoman"/>
+      <w:lvlText w:val="%3."/>
+      <w:lvlJc w:val="right"/>
+      <w:pPr>
+        <w:ind w:left="2149" w:hanging="180"/>
+      </w:pPr>
+    </w:lvl>
+    <w:lvl w:ilvl="3" w:tentative="0">
+      <w:start w:val="1"/>
+      <w:numFmt w:val="decimal"/>
+      <w:lvlText w:val="%4."/>
+      <w:lvlJc w:val="left"/>
+      <w:pPr>
+        <w:ind w:left="2869" w:hanging="360"/>
+      </w:pPr>
+    </w:lvl>
+    <w:lvl w:ilvl="4" w:tentative="0">
+      <w:start w:val="1"/>
+      <w:numFmt w:val="lowerLetter"/>
+      <w:lvlText w:val="%5."/>
+      <w:lvlJc w:val="left"/>
+      <w:pPr>
+        <w:ind w:left="3589" w:hanging="360"/>
+      </w:pPr>
+    </w:lvl>
+    <w:lvl w:ilvl="5" w:tentative="0">
+      <w:start w:val="1"/>
+      <w:numFmt w:val="lowerRoman"/>
+      <w:lvlText w:val="%6."/>
+      <w:lvlJc w:val="right"/>
+      <w:pPr>
+        <w:ind w:left="4309" w:hanging="180"/>
+      </w:pPr>
+    </w:lvl>
+    <w:lvl w:ilvl="6" w:tentative="0">
+      <w:start w:val="1"/>
+      <w:numFmt w:val="decimal"/>
+      <w:lvlText w:val="%7."/>
+      <w:lvlJc w:val="left"/>
+      <w:pPr>
+        <w:ind w:left="5029" w:hanging="360"/>
+      </w:pPr>
+    </w:lvl>
+    <w:lvl w:ilvl="7" w:tentative="0">
+      <w:start w:val="1"/>
+      <w:numFmt w:val="lowerLetter"/>
+      <w:lvlText w:val="%8."/>
+      <w:lvlJc w:val="left"/>
+      <w:pPr>
+        <w:ind w:left="5749" w:hanging="360"/>
+      </w:pPr>
+    </w:lvl>
+    <w:lvl w:ilvl="8" w:tentative="0">
+      <w:start w:val="1"/>
+      <w:numFmt w:val="lowerRoman"/>
+      <w:lvlText w:val="%9."/>
+      <w:lvlJc w:val="right"/>
+      <w:pPr>
+        <w:ind w:left="6469" w:hanging="180"/>
+      </w:pPr>
+    </w:lvl>
+  </w:abstractNum>
+  <w:abstractNum w:abstractNumId="4">
     <w:nsid w:val="14A793B9"/>
     <w:multiLevelType w:val="singleLevel"/>
     <w:tmpl w:val="14A793B9"/>
@@ -10101,7 +11859,7 @@
       </w:rPr>
     </w:lvl>
   </w:abstractNum>
-  <w:abstractNum w:abstractNumId="4">
+  <w:abstractNum w:abstractNumId="5">
     <w:nsid w:val="54015A84"/>
     <w:multiLevelType w:val="multilevel"/>
     <w:tmpl w:val="54015A84"/>
@@ -10225,7 +11983,7 @@
       </w:rPr>
     </w:lvl>
   </w:abstractNum>
-  <w:abstractNum w:abstractNumId="5">
+  <w:abstractNum w:abstractNumId="6">
     <w:nsid w:val="613638AE"/>
     <w:multiLevelType w:val="singleLevel"/>
     <w:tmpl w:val="613638AE"/>
@@ -10249,19 +12007,22 @@
     <w:abstractNumId w:val="1"/>
   </w:num>
   <w:num w:numId="2">
-    <w:abstractNumId w:val="4"/>
+    <w:abstractNumId w:val="5"/>
   </w:num>
   <w:num w:numId="3">
     <w:abstractNumId w:val="0"/>
   </w:num>
   <w:num w:numId="4">
-    <w:abstractNumId w:val="3"/>
+    <w:abstractNumId w:val="4"/>
   </w:num>
   <w:num w:numId="5">
     <w:abstractNumId w:val="2"/>
   </w:num>
   <w:num w:numId="6">
-    <w:abstractNumId w:val="5"/>
+    <w:abstractNumId w:val="6"/>
+  </w:num>
+  <w:num w:numId="7">
+    <w:abstractNumId w:val="3"/>
   </w:num>
 </w:numbering>
 </file>
@@ -10362,7 +12123,7 @@
     <w:lsdException w:uiPriority="99" w:name="Body Text Indent 2"/>
     <w:lsdException w:uiPriority="99" w:name="Body Text Indent 3"/>
     <w:lsdException w:uiPriority="99" w:name="Block Text"/>
-    <w:lsdException w:uiPriority="99" w:name="Hyperlink"/>
+    <w:lsdException w:qFormat="1" w:uiPriority="99" w:semiHidden="0" w:name="Hyperlink"/>
     <w:lsdException w:uiPriority="99" w:name="FollowedHyperlink"/>
     <w:lsdException w:qFormat="1" w:unhideWhenUsed="0" w:uiPriority="22" w:semiHidden="0" w:name="Strong"/>
     <w:lsdException w:qFormat="1" w:unhideWhenUsed="0" w:uiPriority="20" w:semiHidden="0" w:name="Emphasis"/>
@@ -10444,9 +12205,28 @@
     </w:rPr>
   </w:style>
   <w:style w:type="paragraph" w:styleId="2">
+    <w:name w:val="heading 1"/>
+    <w:next w:val="1"/>
+    <w:qFormat/>
+    <w:uiPriority w:val="9"/>
+    <w:pPr>
+      <w:spacing w:before="0" w:beforeAutospacing="1" w:after="0" w:afterAutospacing="1"/>
+      <w:jc w:val="left"/>
+    </w:pPr>
+    <w:rPr>
+      <w:rFonts w:hint="eastAsia" w:ascii="SimSun" w:hAnsi="SimSun" w:eastAsia="SimSun" w:cs="SimSun"/>
+      <w:b/>
+      <w:bCs/>
+      <w:kern w:val="32"/>
+      <w:sz w:val="48"/>
+      <w:szCs w:val="48"/>
+      <w:lang w:val="en-US" w:eastAsia="zh-CN" w:bidi="ar"/>
+    </w:rPr>
+  </w:style>
+  <w:style w:type="paragraph" w:styleId="3">
     <w:name w:val="heading 3"/>
     <w:basedOn w:val="1"/>
-    <w:link w:val="15"/>
+    <w:link w:val="17"/>
     <w:qFormat/>
     <w:uiPriority w:val="9"/>
     <w:pPr>
@@ -10462,13 +12242,13 @@
       <w:lang w:eastAsia="ru-RU"/>
     </w:rPr>
   </w:style>
-  <w:style w:type="character" w:default="1" w:styleId="3">
+  <w:style w:type="character" w:default="1" w:styleId="4">
     <w:name w:val="Default Paragraph Font"/>
     <w:unhideWhenUsed/>
     <w:qFormat/>
     <w:uiPriority w:val="1"/>
   </w:style>
-  <w:style w:type="table" w:default="1" w:styleId="4">
+  <w:style w:type="table" w:default="1" w:styleId="5">
     <w:name w:val="Normal Table"/>
     <w:semiHidden/>
     <w:unhideWhenUsed/>
@@ -10483,9 +12263,19 @@
       </w:tblCellMar>
     </w:tblPr>
   </w:style>
-  <w:style w:type="character" w:styleId="5">
+  <w:style w:type="character" w:styleId="6">
+    <w:name w:val="Hyperlink"/>
+    <w:unhideWhenUsed/>
+    <w:qFormat/>
+    <w:uiPriority w:val="99"/>
+    <w:rPr>
+      <w:color w:val="0000FF"/>
+      <w:u w:val="single"/>
+    </w:rPr>
+  </w:style>
+  <w:style w:type="character" w:styleId="7">
     <w:name w:val="HTML Code"/>
-    <w:basedOn w:val="3"/>
+    <w:basedOn w:val="4"/>
     <w:semiHidden/>
     <w:unhideWhenUsed/>
     <w:qFormat/>
@@ -10496,9 +12286,9 @@
       <w:szCs w:val="20"/>
     </w:rPr>
   </w:style>
-  <w:style w:type="character" w:styleId="6">
+  <w:style w:type="character" w:styleId="8">
     <w:name w:val="Strong"/>
-    <w:basedOn w:val="3"/>
+    <w:basedOn w:val="4"/>
     <w:qFormat/>
     <w:uiPriority w:val="22"/>
     <w:rPr>
@@ -10506,7 +12296,7 @@
       <w:bCs/>
     </w:rPr>
   </w:style>
-  <w:style w:type="paragraph" w:styleId="7">
+  <w:style w:type="paragraph" w:styleId="9">
     <w:name w:val="header"/>
     <w:basedOn w:val="1"/>
     <w:semiHidden/>
@@ -10520,7 +12310,7 @@
       </w:tabs>
     </w:pPr>
   </w:style>
-  <w:style w:type="paragraph" w:styleId="8">
+  <w:style w:type="paragraph" w:styleId="10">
     <w:name w:val="footer"/>
     <w:basedOn w:val="1"/>
     <w:semiHidden/>
@@ -10534,7 +12324,7 @@
       </w:tabs>
     </w:pPr>
   </w:style>
-  <w:style w:type="paragraph" w:styleId="9">
+  <w:style w:type="paragraph" w:styleId="11">
     <w:name w:val="Normal (Web)"/>
     <w:basedOn w:val="1"/>
     <w:semiHidden/>
@@ -10547,7 +12337,7 @@
       <w:szCs w:val="24"/>
     </w:rPr>
   </w:style>
-  <w:style w:type="paragraph" w:styleId="10">
+  <w:style w:type="paragraph" w:styleId="12">
     <w:name w:val="List Paragraph"/>
     <w:basedOn w:val="1"/>
     <w:qFormat/>
@@ -10557,34 +12347,34 @@
       <w:contextualSpacing/>
     </w:pPr>
   </w:style>
-  <w:style w:type="character" w:customStyle="1" w:styleId="11">
+  <w:style w:type="character" w:customStyle="1" w:styleId="13">
     <w:name w:val="mord"/>
-    <w:basedOn w:val="3"/>
-    <w:qFormat/>
-    <w:uiPriority w:val="0"/>
-  </w:style>
-  <w:style w:type="character" w:customStyle="1" w:styleId="12">
-    <w:name w:val="mopen"/>
-    <w:basedOn w:val="3"/>
-    <w:qFormat/>
-    <w:uiPriority w:val="0"/>
-  </w:style>
-  <w:style w:type="character" w:customStyle="1" w:styleId="13">
-    <w:name w:val="mclose"/>
-    <w:basedOn w:val="3"/>
+    <w:basedOn w:val="4"/>
     <w:qFormat/>
     <w:uiPriority w:val="0"/>
   </w:style>
   <w:style w:type="character" w:customStyle="1" w:styleId="14">
-    <w:name w:val="mpunct"/>
-    <w:basedOn w:val="3"/>
+    <w:name w:val="mopen"/>
+    <w:basedOn w:val="4"/>
     <w:qFormat/>
     <w:uiPriority w:val="0"/>
   </w:style>
   <w:style w:type="character" w:customStyle="1" w:styleId="15">
+    <w:name w:val="mclose"/>
+    <w:basedOn w:val="4"/>
+    <w:qFormat/>
+    <w:uiPriority w:val="0"/>
+  </w:style>
+  <w:style w:type="character" w:customStyle="1" w:styleId="16">
+    <w:name w:val="mpunct"/>
+    <w:basedOn w:val="4"/>
+    <w:qFormat/>
+    <w:uiPriority w:val="0"/>
+  </w:style>
+  <w:style w:type="character" w:customStyle="1" w:styleId="17">
     <w:name w:val="Заголовок 3 Знак"/>
-    <w:basedOn w:val="3"/>
-    <w:link w:val="2"/>
+    <w:basedOn w:val="4"/>
+    <w:link w:val="3"/>
     <w:qFormat/>
     <w:uiPriority w:val="9"/>
     <w:rPr>
@@ -10596,9 +12386,9 @@
       <w:lang w:eastAsia="ru-RU"/>
     </w:rPr>
   </w:style>
-  <w:style w:type="character" w:customStyle="1" w:styleId="16">
+  <w:style w:type="character" w:customStyle="1" w:styleId="18">
     <w:name w:val="vlist-s"/>
-    <w:basedOn w:val="3"/>
+    <w:basedOn w:val="4"/>
     <w:qFormat/>
     <w:uiPriority w:val="0"/>
   </w:style>

--- a/Дипломная_работа_ИВТАСбд-41_БорковИван.docx
+++ b/Дипломная_работа_ИВТАСбд-41_БорковИван.docx
@@ -1587,24 +1587,22 @@
     </w:p>
     <w:p>
       <w:pPr>
-        <w:spacing w:before="100" w:beforeAutospacing="1" w:after="100" w:afterAutospacing="1" w:line="360" w:lineRule="auto"/>
-        <w:jc w:val="center"/>
-        <w:rPr>
-          <w:rFonts w:ascii="Times New Roman" w:hAnsi="Times New Roman" w:eastAsia="Times New Roman" w:cs="Times New Roman"/>
-          <w:sz w:val="28"/>
-          <w:szCs w:val="28"/>
-          <w:lang w:eastAsia="ru-RU"/>
-        </w:rPr>
-      </w:pPr>
-    </w:p>
-    <w:p>
-      <w:pPr>
         <w:spacing w:line="360" w:lineRule="auto"/>
-        <w:jc w:val="center"/>
-        <w:rPr>
-          <w:rFonts w:hint="default" w:ascii="Times New Roman" w:hAnsi="Times New Roman" w:cs="Times New Roman"/>
-          <w:b/>
-          <w:bCs/>
+        <w:jc w:val="both"/>
+        <w:rPr>
+          <w:rFonts w:hint="default" w:ascii="Times New Roman" w:hAnsi="Times New Roman" w:cs="Times New Roman"/>
+          <w:sz w:val="28"/>
+          <w:szCs w:val="28"/>
+          <w:lang w:val="ru-RU"/>
+        </w:rPr>
+      </w:pPr>
+    </w:p>
+    <w:p>
+      <w:pPr>
+        <w:spacing w:line="360" w:lineRule="auto"/>
+        <w:jc w:val="both"/>
+        <w:rPr>
+          <w:rFonts w:hint="default" w:ascii="Times New Roman" w:hAnsi="Times New Roman" w:cs="Times New Roman"/>
           <w:sz w:val="28"/>
           <w:szCs w:val="28"/>
           <w:lang w:val="ru-RU"/>
@@ -1619,6 +1617,3960 @@
           <w:szCs w:val="28"/>
           <w:lang w:val="ru-RU"/>
         </w:rPr>
+        <w:t>Глава</w:t>
+      </w:r>
+      <w:r>
+        <w:rPr>
+          <w:rFonts w:hint="default" w:ascii="Times New Roman" w:hAnsi="Times New Roman" w:cs="Times New Roman"/>
+          <w:b/>
+          <w:bCs/>
+          <w:sz w:val="28"/>
+          <w:szCs w:val="28"/>
+          <w:lang w:val="ru-RU"/>
+        </w:rPr>
+        <w:t xml:space="preserve"> </w:t>
+      </w:r>
+      <w:r>
+        <w:rPr>
+          <w:rFonts w:hint="default" w:ascii="Times New Roman" w:hAnsi="Times New Roman" w:cs="Times New Roman"/>
+          <w:b/>
+          <w:bCs/>
+          <w:sz w:val="28"/>
+          <w:szCs w:val="28"/>
+          <w:lang w:val="en-US"/>
+        </w:rPr>
+        <w:t>2</w:t>
+      </w:r>
+      <w:r>
+        <w:rPr>
+          <w:rFonts w:hint="default" w:ascii="Times New Roman" w:hAnsi="Times New Roman" w:cs="Times New Roman"/>
+          <w:b/>
+          <w:bCs/>
+          <w:sz w:val="28"/>
+          <w:szCs w:val="28"/>
+          <w:lang w:val="ru-RU"/>
+        </w:rPr>
+        <w:t>. Проектирование фреймворка автоматизации UI-тестирования веб-приложений</w:t>
+      </w:r>
+    </w:p>
+    <w:p>
+      <w:pPr>
+        <w:spacing w:line="360" w:lineRule="auto"/>
+        <w:jc w:val="both"/>
+        <w:rPr>
+          <w:rFonts w:hint="default" w:ascii="Times New Roman" w:hAnsi="Times New Roman" w:cs="Times New Roman"/>
+          <w:sz w:val="28"/>
+          <w:szCs w:val="28"/>
+          <w:lang w:val="ru-RU"/>
+        </w:rPr>
+      </w:pPr>
+      <w:r>
+        <w:rPr>
+          <w:rFonts w:hint="default" w:ascii="Times New Roman" w:hAnsi="Times New Roman" w:cs="Times New Roman"/>
+          <w:sz w:val="28"/>
+          <w:szCs w:val="28"/>
+          <w:lang w:val="en-US"/>
+        </w:rPr>
+        <w:tab/>
+      </w:r>
+      <w:r>
+        <w:rPr>
+          <w:rFonts w:hint="default" w:ascii="Times New Roman" w:hAnsi="Times New Roman" w:cs="Times New Roman"/>
+          <w:b/>
+          <w:bCs/>
+          <w:sz w:val="28"/>
+          <w:szCs w:val="28"/>
+          <w:lang w:val="ru-RU"/>
+        </w:rPr>
+        <w:t>Параграф 1.</w:t>
+      </w:r>
+      <w:r>
+        <w:rPr>
+          <w:rFonts w:hint="default" w:ascii="Times New Roman" w:hAnsi="Times New Roman" w:cs="Times New Roman"/>
+          <w:sz w:val="28"/>
+          <w:szCs w:val="28"/>
+          <w:lang w:val="ru-RU"/>
+        </w:rPr>
+        <w:t xml:space="preserve"> </w:t>
+      </w:r>
+      <w:r>
+        <w:rPr>
+          <w:rFonts w:hint="default" w:ascii="Times New Roman" w:hAnsi="Times New Roman" w:cs="Times New Roman"/>
+          <w:i/>
+          <w:iCs/>
+          <w:sz w:val="28"/>
+          <w:szCs w:val="28"/>
+          <w:lang w:val="ru-RU"/>
+        </w:rPr>
+        <w:t>Анализ требований к системе автоматизированного тестирования</w:t>
+      </w:r>
+    </w:p>
+    <w:p>
+      <w:pPr>
+        <w:pStyle w:val="3"/>
+        <w:keepNext w:val="0"/>
+        <w:keepLines w:val="0"/>
+        <w:widowControl/>
+        <w:suppressLineNumbers w:val="0"/>
+        <w:spacing w:line="360" w:lineRule="auto"/>
+        <w:jc w:val="both"/>
+        <w:rPr>
+          <w:rFonts w:hint="default" w:ascii="Times New Roman" w:hAnsi="Times New Roman" w:cs="Times New Roman"/>
+          <w:sz w:val="28"/>
+          <w:szCs w:val="28"/>
+        </w:rPr>
+      </w:pPr>
+      <w:r>
+        <w:rPr>
+          <w:rFonts w:hint="default" w:ascii="Times New Roman" w:hAnsi="Times New Roman" w:cs="Times New Roman"/>
+          <w:sz w:val="28"/>
+          <w:szCs w:val="28"/>
+        </w:rPr>
+        <w:t>2.1.1. Цели и задачи разрабатываемого фреймворка</w:t>
+      </w:r>
+    </w:p>
+    <w:p>
+      <w:pPr>
+        <w:keepNext w:val="0"/>
+        <w:keepLines w:val="0"/>
+        <w:widowControl/>
+        <w:numPr>
+          <w:ilvl w:val="0"/>
+          <w:numId w:val="3"/>
+        </w:numPr>
+        <w:suppressLineNumbers w:val="0"/>
+        <w:spacing w:before="0" w:beforeAutospacing="1" w:after="0" w:afterAutospacing="1" w:line="360" w:lineRule="auto"/>
+        <w:ind w:left="720" w:hanging="360"/>
+        <w:jc w:val="both"/>
+        <w:rPr>
+          <w:rFonts w:hint="default" w:ascii="Times New Roman" w:hAnsi="Times New Roman" w:cs="Times New Roman"/>
+          <w:sz w:val="28"/>
+          <w:szCs w:val="28"/>
+        </w:rPr>
+      </w:pPr>
+      <w:r>
+        <w:rPr>
+          <w:rFonts w:hint="default" w:ascii="Times New Roman" w:hAnsi="Times New Roman" w:cs="Times New Roman"/>
+          <w:sz w:val="28"/>
+          <w:szCs w:val="28"/>
+        </w:rPr>
+        <w:t xml:space="preserve">сокращение времени регрессионного тестирования </w:t>
+      </w:r>
+    </w:p>
+    <w:p>
+      <w:pPr>
+        <w:keepNext w:val="0"/>
+        <w:keepLines w:val="0"/>
+        <w:widowControl/>
+        <w:numPr>
+          <w:ilvl w:val="0"/>
+          <w:numId w:val="3"/>
+        </w:numPr>
+        <w:suppressLineNumbers w:val="0"/>
+        <w:spacing w:before="0" w:beforeAutospacing="1" w:after="0" w:afterAutospacing="1" w:line="360" w:lineRule="auto"/>
+        <w:ind w:left="720" w:hanging="360"/>
+        <w:jc w:val="both"/>
+        <w:rPr>
+          <w:rFonts w:hint="default" w:ascii="Times New Roman" w:hAnsi="Times New Roman" w:cs="Times New Roman"/>
+          <w:sz w:val="28"/>
+          <w:szCs w:val="28"/>
+        </w:rPr>
+      </w:pPr>
+      <w:r>
+        <w:rPr>
+          <w:rFonts w:hint="default" w:ascii="Times New Roman" w:hAnsi="Times New Roman" w:cs="Times New Roman"/>
+          <w:sz w:val="28"/>
+          <w:szCs w:val="28"/>
+        </w:rPr>
+        <w:t xml:space="preserve">повышение стабильности проверки UI </w:t>
+      </w:r>
+    </w:p>
+    <w:p>
+      <w:pPr>
+        <w:keepNext w:val="0"/>
+        <w:keepLines w:val="0"/>
+        <w:widowControl/>
+        <w:numPr>
+          <w:ilvl w:val="0"/>
+          <w:numId w:val="3"/>
+        </w:numPr>
+        <w:suppressLineNumbers w:val="0"/>
+        <w:spacing w:before="0" w:beforeAutospacing="1" w:after="0" w:afterAutospacing="1" w:line="360" w:lineRule="auto"/>
+        <w:ind w:left="720" w:hanging="360"/>
+        <w:jc w:val="both"/>
+        <w:rPr>
+          <w:rFonts w:hint="default" w:ascii="Times New Roman" w:hAnsi="Times New Roman" w:cs="Times New Roman"/>
+          <w:sz w:val="28"/>
+          <w:szCs w:val="28"/>
+        </w:rPr>
+      </w:pPr>
+      <w:r>
+        <w:rPr>
+          <w:rFonts w:hint="default" w:ascii="Times New Roman" w:hAnsi="Times New Roman" w:cs="Times New Roman"/>
+          <w:sz w:val="28"/>
+          <w:szCs w:val="28"/>
+        </w:rPr>
+        <w:t xml:space="preserve">возможность масштабирования тестов </w:t>
+      </w:r>
+    </w:p>
+    <w:p>
+      <w:pPr>
+        <w:keepNext w:val="0"/>
+        <w:keepLines w:val="0"/>
+        <w:widowControl/>
+        <w:numPr>
+          <w:ilvl w:val="0"/>
+          <w:numId w:val="3"/>
+        </w:numPr>
+        <w:suppressLineNumbers w:val="0"/>
+        <w:spacing w:before="0" w:beforeAutospacing="1" w:after="0" w:afterAutospacing="1" w:line="360" w:lineRule="auto"/>
+        <w:ind w:left="720" w:hanging="360"/>
+        <w:jc w:val="both"/>
+        <w:rPr>
+          <w:rFonts w:hint="default" w:ascii="Times New Roman" w:hAnsi="Times New Roman" w:cs="Times New Roman"/>
+          <w:sz w:val="28"/>
+          <w:szCs w:val="28"/>
+        </w:rPr>
+      </w:pPr>
+      <w:r>
+        <w:rPr>
+          <w:rFonts w:hint="default" w:ascii="Times New Roman" w:hAnsi="Times New Roman" w:cs="Times New Roman"/>
+          <w:sz w:val="28"/>
+          <w:szCs w:val="28"/>
+        </w:rPr>
+        <w:t xml:space="preserve">поддержка параллельного выполнения </w:t>
+      </w:r>
+    </w:p>
+    <w:p>
+      <w:pPr>
+        <w:keepNext w:val="0"/>
+        <w:keepLines w:val="0"/>
+        <w:widowControl/>
+        <w:numPr>
+          <w:ilvl w:val="0"/>
+          <w:numId w:val="3"/>
+        </w:numPr>
+        <w:suppressLineNumbers w:val="0"/>
+        <w:spacing w:before="0" w:beforeAutospacing="1" w:after="0" w:afterAutospacing="1" w:line="360" w:lineRule="auto"/>
+        <w:ind w:left="720" w:hanging="360"/>
+        <w:jc w:val="both"/>
+        <w:rPr>
+          <w:rFonts w:hint="default" w:ascii="Times New Roman" w:hAnsi="Times New Roman" w:cs="Times New Roman"/>
+          <w:sz w:val="28"/>
+          <w:szCs w:val="28"/>
+        </w:rPr>
+      </w:pPr>
+      <w:r>
+        <w:rPr>
+          <w:rFonts w:hint="default" w:ascii="Times New Roman" w:hAnsi="Times New Roman" w:cs="Times New Roman"/>
+          <w:sz w:val="28"/>
+          <w:szCs w:val="28"/>
+        </w:rPr>
+        <w:t xml:space="preserve">централизованный запуск тестов </w:t>
+      </w:r>
+    </w:p>
+    <w:p>
+      <w:pPr>
+        <w:keepNext w:val="0"/>
+        <w:keepLines w:val="0"/>
+        <w:widowControl/>
+        <w:numPr>
+          <w:ilvl w:val="0"/>
+          <w:numId w:val="3"/>
+        </w:numPr>
+        <w:suppressLineNumbers w:val="0"/>
+        <w:spacing w:before="0" w:beforeAutospacing="1" w:after="0" w:afterAutospacing="1" w:line="360" w:lineRule="auto"/>
+        <w:ind w:left="720" w:hanging="360"/>
+        <w:jc w:val="both"/>
+        <w:rPr>
+          <w:rFonts w:hint="default" w:ascii="Times New Roman" w:hAnsi="Times New Roman" w:cs="Times New Roman"/>
+          <w:sz w:val="28"/>
+          <w:szCs w:val="28"/>
+        </w:rPr>
+      </w:pPr>
+      <w:r>
+        <w:rPr>
+          <w:rFonts w:hint="default" w:ascii="Times New Roman" w:hAnsi="Times New Roman" w:cs="Times New Roman"/>
+          <w:sz w:val="28"/>
+          <w:szCs w:val="28"/>
+        </w:rPr>
+        <w:t xml:space="preserve">генерация отчётности </w:t>
+      </w:r>
+    </w:p>
+    <w:p>
+      <w:pPr>
+        <w:pStyle w:val="3"/>
+        <w:keepNext w:val="0"/>
+        <w:keepLines w:val="0"/>
+        <w:widowControl/>
+        <w:suppressLineNumbers w:val="0"/>
+        <w:spacing w:line="360" w:lineRule="auto"/>
+        <w:jc w:val="both"/>
+        <w:rPr>
+          <w:rFonts w:hint="default" w:ascii="Times New Roman" w:hAnsi="Times New Roman" w:cs="Times New Roman"/>
+          <w:sz w:val="28"/>
+          <w:szCs w:val="28"/>
+        </w:rPr>
+      </w:pPr>
+      <w:r>
+        <w:rPr>
+          <w:rFonts w:hint="default" w:ascii="Times New Roman" w:hAnsi="Times New Roman" w:cs="Times New Roman"/>
+          <w:sz w:val="28"/>
+          <w:szCs w:val="28"/>
+        </w:rPr>
+        <w:t>2.1.2. Требования к архитектуре тестового фреймворка</w:t>
+      </w:r>
+    </w:p>
+    <w:p>
+      <w:pPr>
+        <w:keepNext w:val="0"/>
+        <w:keepLines w:val="0"/>
+        <w:widowControl/>
+        <w:numPr>
+          <w:ilvl w:val="0"/>
+          <w:numId w:val="4"/>
+        </w:numPr>
+        <w:suppressLineNumbers w:val="0"/>
+        <w:spacing w:before="0" w:beforeAutospacing="1" w:after="0" w:afterAutospacing="1" w:line="360" w:lineRule="auto"/>
+        <w:ind w:left="720" w:hanging="360"/>
+        <w:jc w:val="both"/>
+        <w:rPr>
+          <w:rFonts w:hint="default" w:ascii="Times New Roman" w:hAnsi="Times New Roman" w:cs="Times New Roman"/>
+          <w:sz w:val="28"/>
+          <w:szCs w:val="28"/>
+        </w:rPr>
+      </w:pPr>
+      <w:r>
+        <w:rPr>
+          <w:rFonts w:hint="default" w:ascii="Times New Roman" w:hAnsi="Times New Roman" w:cs="Times New Roman"/>
+          <w:sz w:val="28"/>
+          <w:szCs w:val="28"/>
+        </w:rPr>
+        <w:t xml:space="preserve">модульность </w:t>
+      </w:r>
+    </w:p>
+    <w:p>
+      <w:pPr>
+        <w:keepNext w:val="0"/>
+        <w:keepLines w:val="0"/>
+        <w:widowControl/>
+        <w:numPr>
+          <w:ilvl w:val="0"/>
+          <w:numId w:val="4"/>
+        </w:numPr>
+        <w:suppressLineNumbers w:val="0"/>
+        <w:spacing w:before="0" w:beforeAutospacing="1" w:after="0" w:afterAutospacing="1" w:line="360" w:lineRule="auto"/>
+        <w:ind w:left="720" w:hanging="360"/>
+        <w:jc w:val="both"/>
+        <w:rPr>
+          <w:rFonts w:hint="default" w:ascii="Times New Roman" w:hAnsi="Times New Roman" w:cs="Times New Roman"/>
+          <w:sz w:val="28"/>
+          <w:szCs w:val="28"/>
+        </w:rPr>
+      </w:pPr>
+      <w:r>
+        <w:rPr>
+          <w:rFonts w:hint="default" w:ascii="Times New Roman" w:hAnsi="Times New Roman" w:cs="Times New Roman"/>
+          <w:sz w:val="28"/>
+          <w:szCs w:val="28"/>
+        </w:rPr>
+        <w:t xml:space="preserve">расширяемость </w:t>
+      </w:r>
+    </w:p>
+    <w:p>
+      <w:pPr>
+        <w:keepNext w:val="0"/>
+        <w:keepLines w:val="0"/>
+        <w:widowControl/>
+        <w:numPr>
+          <w:ilvl w:val="0"/>
+          <w:numId w:val="4"/>
+        </w:numPr>
+        <w:suppressLineNumbers w:val="0"/>
+        <w:spacing w:before="0" w:beforeAutospacing="1" w:after="0" w:afterAutospacing="1" w:line="360" w:lineRule="auto"/>
+        <w:ind w:left="720" w:hanging="360"/>
+        <w:jc w:val="both"/>
+        <w:rPr>
+          <w:rFonts w:hint="default" w:ascii="Times New Roman" w:hAnsi="Times New Roman" w:cs="Times New Roman"/>
+          <w:sz w:val="28"/>
+          <w:szCs w:val="28"/>
+        </w:rPr>
+      </w:pPr>
+      <w:r>
+        <w:rPr>
+          <w:rFonts w:hint="default" w:ascii="Times New Roman" w:hAnsi="Times New Roman" w:cs="Times New Roman"/>
+          <w:sz w:val="28"/>
+          <w:szCs w:val="28"/>
+        </w:rPr>
+        <w:t xml:space="preserve">повторное использование компонентов </w:t>
+      </w:r>
+    </w:p>
+    <w:p>
+      <w:pPr>
+        <w:keepNext w:val="0"/>
+        <w:keepLines w:val="0"/>
+        <w:widowControl/>
+        <w:numPr>
+          <w:ilvl w:val="0"/>
+          <w:numId w:val="4"/>
+        </w:numPr>
+        <w:suppressLineNumbers w:val="0"/>
+        <w:spacing w:before="0" w:beforeAutospacing="1" w:after="0" w:afterAutospacing="1" w:line="360" w:lineRule="auto"/>
+        <w:ind w:left="720" w:hanging="360"/>
+        <w:jc w:val="both"/>
+        <w:rPr>
+          <w:rFonts w:hint="default" w:ascii="Times New Roman" w:hAnsi="Times New Roman" w:cs="Times New Roman"/>
+          <w:sz w:val="28"/>
+          <w:szCs w:val="28"/>
+        </w:rPr>
+      </w:pPr>
+      <w:r>
+        <w:rPr>
+          <w:rFonts w:hint="default" w:ascii="Times New Roman" w:hAnsi="Times New Roman" w:cs="Times New Roman"/>
+          <w:sz w:val="28"/>
+          <w:szCs w:val="28"/>
+        </w:rPr>
+        <w:t xml:space="preserve">поддерживаемость </w:t>
+      </w:r>
+    </w:p>
+    <w:p>
+      <w:pPr>
+        <w:keepNext w:val="0"/>
+        <w:keepLines w:val="0"/>
+        <w:widowControl/>
+        <w:numPr>
+          <w:ilvl w:val="0"/>
+          <w:numId w:val="4"/>
+        </w:numPr>
+        <w:suppressLineNumbers w:val="0"/>
+        <w:spacing w:before="0" w:beforeAutospacing="1" w:after="0" w:afterAutospacing="1" w:line="360" w:lineRule="auto"/>
+        <w:ind w:left="720" w:hanging="360"/>
+        <w:jc w:val="both"/>
+        <w:rPr>
+          <w:rFonts w:hint="default" w:ascii="Times New Roman" w:hAnsi="Times New Roman" w:cs="Times New Roman"/>
+          <w:sz w:val="28"/>
+          <w:szCs w:val="28"/>
+        </w:rPr>
+      </w:pPr>
+      <w:r>
+        <w:rPr>
+          <w:rFonts w:hint="default" w:ascii="Times New Roman" w:hAnsi="Times New Roman" w:cs="Times New Roman"/>
+          <w:sz w:val="28"/>
+          <w:szCs w:val="28"/>
+        </w:rPr>
+        <w:t xml:space="preserve">независимость тестов </w:t>
+      </w:r>
+    </w:p>
+    <w:p>
+      <w:pPr>
+        <w:keepNext w:val="0"/>
+        <w:keepLines w:val="0"/>
+        <w:widowControl/>
+        <w:numPr>
+          <w:ilvl w:val="0"/>
+          <w:numId w:val="4"/>
+        </w:numPr>
+        <w:suppressLineNumbers w:val="0"/>
+        <w:spacing w:before="0" w:beforeAutospacing="1" w:after="0" w:afterAutospacing="1" w:line="360" w:lineRule="auto"/>
+        <w:ind w:left="720" w:hanging="360"/>
+        <w:jc w:val="both"/>
+        <w:rPr>
+          <w:rFonts w:hint="default" w:ascii="Times New Roman" w:hAnsi="Times New Roman" w:cs="Times New Roman"/>
+          <w:sz w:val="28"/>
+          <w:szCs w:val="28"/>
+        </w:rPr>
+      </w:pPr>
+      <w:r>
+        <w:rPr>
+          <w:rFonts w:hint="default" w:ascii="Times New Roman" w:hAnsi="Times New Roman" w:cs="Times New Roman"/>
+          <w:sz w:val="28"/>
+          <w:szCs w:val="28"/>
+        </w:rPr>
+        <w:t xml:space="preserve">удобство интеграции с CI/CD </w:t>
+      </w:r>
+    </w:p>
+    <w:p>
+      <w:pPr>
+        <w:pStyle w:val="3"/>
+        <w:keepNext w:val="0"/>
+        <w:keepLines w:val="0"/>
+        <w:widowControl/>
+        <w:suppressLineNumbers w:val="0"/>
+        <w:spacing w:line="360" w:lineRule="auto"/>
+        <w:jc w:val="both"/>
+        <w:rPr>
+          <w:rFonts w:hint="default" w:ascii="Times New Roman" w:hAnsi="Times New Roman" w:cs="Times New Roman"/>
+          <w:sz w:val="28"/>
+          <w:szCs w:val="28"/>
+        </w:rPr>
+      </w:pPr>
+      <w:r>
+        <w:rPr>
+          <w:rFonts w:hint="default" w:ascii="Times New Roman" w:hAnsi="Times New Roman" w:cs="Times New Roman"/>
+          <w:sz w:val="28"/>
+          <w:szCs w:val="28"/>
+        </w:rPr>
+        <w:t>2.1.3. Функциональные и нефункциональные требования</w:t>
+      </w:r>
+    </w:p>
+    <w:p>
+      <w:pPr>
+        <w:pStyle w:val="11"/>
+        <w:keepNext w:val="0"/>
+        <w:keepLines w:val="0"/>
+        <w:widowControl/>
+        <w:suppressLineNumbers w:val="0"/>
+        <w:spacing w:beforeAutospacing="1" w:line="360" w:lineRule="auto"/>
+        <w:jc w:val="both"/>
+        <w:rPr>
+          <w:rFonts w:hint="default" w:ascii="Times New Roman" w:hAnsi="Times New Roman" w:cs="Times New Roman"/>
+          <w:sz w:val="28"/>
+          <w:szCs w:val="28"/>
+        </w:rPr>
+      </w:pPr>
+      <w:r>
+        <w:rPr>
+          <w:rStyle w:val="8"/>
+          <w:rFonts w:hint="default" w:ascii="Times New Roman" w:hAnsi="Times New Roman" w:cs="Times New Roman"/>
+          <w:sz w:val="28"/>
+          <w:szCs w:val="28"/>
+        </w:rPr>
+        <w:t>Функциональные:</w:t>
+      </w:r>
+    </w:p>
+    <w:p>
+      <w:pPr>
+        <w:keepNext w:val="0"/>
+        <w:keepLines w:val="0"/>
+        <w:widowControl/>
+        <w:numPr>
+          <w:ilvl w:val="0"/>
+          <w:numId w:val="5"/>
+        </w:numPr>
+        <w:suppressLineNumbers w:val="0"/>
+        <w:spacing w:before="0" w:beforeAutospacing="1" w:after="0" w:afterAutospacing="1" w:line="360" w:lineRule="auto"/>
+        <w:ind w:left="720" w:hanging="360"/>
+        <w:jc w:val="both"/>
+        <w:rPr>
+          <w:rFonts w:hint="default" w:ascii="Times New Roman" w:hAnsi="Times New Roman" w:cs="Times New Roman"/>
+          <w:sz w:val="28"/>
+          <w:szCs w:val="28"/>
+        </w:rPr>
+      </w:pPr>
+      <w:r>
+        <w:rPr>
+          <w:rFonts w:hint="default" w:ascii="Times New Roman" w:hAnsi="Times New Roman" w:cs="Times New Roman"/>
+          <w:sz w:val="28"/>
+          <w:szCs w:val="28"/>
+        </w:rPr>
+        <w:t xml:space="preserve">запуск UI-тестов </w:t>
+      </w:r>
+    </w:p>
+    <w:p>
+      <w:pPr>
+        <w:keepNext w:val="0"/>
+        <w:keepLines w:val="0"/>
+        <w:widowControl/>
+        <w:numPr>
+          <w:ilvl w:val="0"/>
+          <w:numId w:val="5"/>
+        </w:numPr>
+        <w:suppressLineNumbers w:val="0"/>
+        <w:spacing w:before="0" w:beforeAutospacing="1" w:after="0" w:afterAutospacing="1" w:line="360" w:lineRule="auto"/>
+        <w:ind w:left="720" w:hanging="360"/>
+        <w:jc w:val="both"/>
+        <w:rPr>
+          <w:rFonts w:hint="default" w:ascii="Times New Roman" w:hAnsi="Times New Roman" w:cs="Times New Roman"/>
+          <w:sz w:val="28"/>
+          <w:szCs w:val="28"/>
+        </w:rPr>
+      </w:pPr>
+      <w:r>
+        <w:rPr>
+          <w:rFonts w:hint="default" w:ascii="Times New Roman" w:hAnsi="Times New Roman" w:cs="Times New Roman"/>
+          <w:sz w:val="28"/>
+          <w:szCs w:val="28"/>
+        </w:rPr>
+        <w:t xml:space="preserve">работа с браузерами </w:t>
+      </w:r>
+    </w:p>
+    <w:p>
+      <w:pPr>
+        <w:keepNext w:val="0"/>
+        <w:keepLines w:val="0"/>
+        <w:widowControl/>
+        <w:numPr>
+          <w:ilvl w:val="0"/>
+          <w:numId w:val="5"/>
+        </w:numPr>
+        <w:suppressLineNumbers w:val="0"/>
+        <w:spacing w:before="0" w:beforeAutospacing="1" w:after="0" w:afterAutospacing="1" w:line="360" w:lineRule="auto"/>
+        <w:ind w:left="720" w:hanging="360"/>
+        <w:jc w:val="both"/>
+        <w:rPr>
+          <w:rFonts w:hint="default" w:ascii="Times New Roman" w:hAnsi="Times New Roman" w:cs="Times New Roman"/>
+          <w:sz w:val="28"/>
+          <w:szCs w:val="28"/>
+        </w:rPr>
+      </w:pPr>
+      <w:r>
+        <w:rPr>
+          <w:rFonts w:hint="default" w:ascii="Times New Roman" w:hAnsi="Times New Roman" w:cs="Times New Roman"/>
+          <w:sz w:val="28"/>
+          <w:szCs w:val="28"/>
+        </w:rPr>
+        <w:t xml:space="preserve">выполнение тестовых сценариев </w:t>
+      </w:r>
+    </w:p>
+    <w:p>
+      <w:pPr>
+        <w:keepNext w:val="0"/>
+        <w:keepLines w:val="0"/>
+        <w:widowControl/>
+        <w:numPr>
+          <w:ilvl w:val="0"/>
+          <w:numId w:val="5"/>
+        </w:numPr>
+        <w:suppressLineNumbers w:val="0"/>
+        <w:spacing w:before="0" w:beforeAutospacing="1" w:after="0" w:afterAutospacing="1" w:line="360" w:lineRule="auto"/>
+        <w:ind w:left="720" w:hanging="360"/>
+        <w:jc w:val="both"/>
+        <w:rPr>
+          <w:rFonts w:hint="default" w:ascii="Times New Roman" w:hAnsi="Times New Roman" w:cs="Times New Roman"/>
+          <w:sz w:val="28"/>
+          <w:szCs w:val="28"/>
+        </w:rPr>
+      </w:pPr>
+      <w:r>
+        <w:rPr>
+          <w:rFonts w:hint="default" w:ascii="Times New Roman" w:hAnsi="Times New Roman" w:cs="Times New Roman"/>
+          <w:sz w:val="28"/>
+          <w:szCs w:val="28"/>
+        </w:rPr>
+        <w:t xml:space="preserve">формирование отчётов </w:t>
+      </w:r>
+    </w:p>
+    <w:p>
+      <w:pPr>
+        <w:keepNext w:val="0"/>
+        <w:keepLines w:val="0"/>
+        <w:widowControl/>
+        <w:numPr>
+          <w:ilvl w:val="0"/>
+          <w:numId w:val="5"/>
+        </w:numPr>
+        <w:suppressLineNumbers w:val="0"/>
+        <w:spacing w:before="0" w:beforeAutospacing="1" w:after="0" w:afterAutospacing="1" w:line="360" w:lineRule="auto"/>
+        <w:ind w:left="720" w:hanging="360"/>
+        <w:jc w:val="both"/>
+        <w:rPr>
+          <w:rFonts w:hint="default" w:ascii="Times New Roman" w:hAnsi="Times New Roman" w:cs="Times New Roman"/>
+          <w:sz w:val="28"/>
+          <w:szCs w:val="28"/>
+        </w:rPr>
+      </w:pPr>
+      <w:r>
+        <w:rPr>
+          <w:rFonts w:hint="default" w:ascii="Times New Roman" w:hAnsi="Times New Roman" w:cs="Times New Roman"/>
+          <w:sz w:val="28"/>
+          <w:szCs w:val="28"/>
+        </w:rPr>
+        <w:t xml:space="preserve">параллельный запуск </w:t>
+      </w:r>
+    </w:p>
+    <w:p>
+      <w:pPr>
+        <w:pStyle w:val="11"/>
+        <w:keepNext w:val="0"/>
+        <w:keepLines w:val="0"/>
+        <w:widowControl/>
+        <w:suppressLineNumbers w:val="0"/>
+        <w:spacing w:beforeAutospacing="1" w:line="360" w:lineRule="auto"/>
+        <w:jc w:val="both"/>
+        <w:rPr>
+          <w:rFonts w:hint="default" w:ascii="Times New Roman" w:hAnsi="Times New Roman" w:cs="Times New Roman"/>
+          <w:sz w:val="28"/>
+          <w:szCs w:val="28"/>
+        </w:rPr>
+      </w:pPr>
+      <w:r>
+        <w:rPr>
+          <w:rStyle w:val="8"/>
+          <w:rFonts w:hint="default" w:ascii="Times New Roman" w:hAnsi="Times New Roman" w:cs="Times New Roman"/>
+          <w:sz w:val="28"/>
+          <w:szCs w:val="28"/>
+        </w:rPr>
+        <w:t>Нефункциональные:</w:t>
+      </w:r>
+    </w:p>
+    <w:p>
+      <w:pPr>
+        <w:keepNext w:val="0"/>
+        <w:keepLines w:val="0"/>
+        <w:widowControl/>
+        <w:numPr>
+          <w:ilvl w:val="0"/>
+          <w:numId w:val="6"/>
+        </w:numPr>
+        <w:suppressLineNumbers w:val="0"/>
+        <w:spacing w:before="0" w:beforeAutospacing="1" w:after="0" w:afterAutospacing="1" w:line="360" w:lineRule="auto"/>
+        <w:ind w:left="720" w:hanging="360"/>
+        <w:jc w:val="both"/>
+        <w:rPr>
+          <w:rFonts w:hint="default" w:ascii="Times New Roman" w:hAnsi="Times New Roman" w:cs="Times New Roman"/>
+          <w:sz w:val="28"/>
+          <w:szCs w:val="28"/>
+        </w:rPr>
+      </w:pPr>
+      <w:r>
+        <w:rPr>
+          <w:rFonts w:hint="default" w:ascii="Times New Roman" w:hAnsi="Times New Roman" w:cs="Times New Roman"/>
+          <w:sz w:val="28"/>
+          <w:szCs w:val="28"/>
+        </w:rPr>
+        <w:t xml:space="preserve">производительность </w:t>
+      </w:r>
+    </w:p>
+    <w:p>
+      <w:pPr>
+        <w:keepNext w:val="0"/>
+        <w:keepLines w:val="0"/>
+        <w:widowControl/>
+        <w:numPr>
+          <w:ilvl w:val="0"/>
+          <w:numId w:val="6"/>
+        </w:numPr>
+        <w:suppressLineNumbers w:val="0"/>
+        <w:spacing w:before="0" w:beforeAutospacing="1" w:after="0" w:afterAutospacing="1" w:line="360" w:lineRule="auto"/>
+        <w:ind w:left="720" w:hanging="360"/>
+        <w:jc w:val="both"/>
+        <w:rPr>
+          <w:rFonts w:hint="default" w:ascii="Times New Roman" w:hAnsi="Times New Roman" w:cs="Times New Roman"/>
+          <w:sz w:val="28"/>
+          <w:szCs w:val="28"/>
+        </w:rPr>
+      </w:pPr>
+      <w:r>
+        <w:rPr>
+          <w:rFonts w:hint="default" w:ascii="Times New Roman" w:hAnsi="Times New Roman" w:cs="Times New Roman"/>
+          <w:sz w:val="28"/>
+          <w:szCs w:val="28"/>
+        </w:rPr>
+        <w:t xml:space="preserve">стабильность </w:t>
+      </w:r>
+    </w:p>
+    <w:p>
+      <w:pPr>
+        <w:keepNext w:val="0"/>
+        <w:keepLines w:val="0"/>
+        <w:widowControl/>
+        <w:numPr>
+          <w:ilvl w:val="0"/>
+          <w:numId w:val="6"/>
+        </w:numPr>
+        <w:suppressLineNumbers w:val="0"/>
+        <w:spacing w:before="0" w:beforeAutospacing="1" w:after="0" w:afterAutospacing="1" w:line="360" w:lineRule="auto"/>
+        <w:ind w:left="720" w:hanging="360"/>
+        <w:jc w:val="both"/>
+        <w:rPr>
+          <w:rFonts w:hint="default" w:ascii="Times New Roman" w:hAnsi="Times New Roman" w:cs="Times New Roman"/>
+          <w:sz w:val="28"/>
+          <w:szCs w:val="28"/>
+        </w:rPr>
+      </w:pPr>
+      <w:r>
+        <w:rPr>
+          <w:rFonts w:hint="default" w:ascii="Times New Roman" w:hAnsi="Times New Roman" w:cs="Times New Roman"/>
+          <w:sz w:val="28"/>
+          <w:szCs w:val="28"/>
+        </w:rPr>
+        <w:t xml:space="preserve">масштабируемость </w:t>
+      </w:r>
+    </w:p>
+    <w:p>
+      <w:pPr>
+        <w:keepNext w:val="0"/>
+        <w:keepLines w:val="0"/>
+        <w:widowControl/>
+        <w:numPr>
+          <w:ilvl w:val="0"/>
+          <w:numId w:val="6"/>
+        </w:numPr>
+        <w:suppressLineNumbers w:val="0"/>
+        <w:spacing w:before="0" w:beforeAutospacing="1" w:after="0" w:afterAutospacing="1" w:line="360" w:lineRule="auto"/>
+        <w:ind w:left="720" w:hanging="360"/>
+        <w:jc w:val="both"/>
+        <w:rPr>
+          <w:rFonts w:hint="default" w:ascii="Times New Roman" w:hAnsi="Times New Roman" w:cs="Times New Roman"/>
+          <w:sz w:val="28"/>
+          <w:szCs w:val="28"/>
+        </w:rPr>
+      </w:pPr>
+      <w:r>
+        <w:rPr>
+          <w:rFonts w:hint="default" w:ascii="Times New Roman" w:hAnsi="Times New Roman" w:cs="Times New Roman"/>
+          <w:sz w:val="28"/>
+          <w:szCs w:val="28"/>
+        </w:rPr>
+        <w:t xml:space="preserve">переносимость </w:t>
+      </w:r>
+    </w:p>
+    <w:p>
+      <w:pPr>
+        <w:keepNext w:val="0"/>
+        <w:keepLines w:val="0"/>
+        <w:widowControl/>
+        <w:numPr>
+          <w:ilvl w:val="0"/>
+          <w:numId w:val="6"/>
+        </w:numPr>
+        <w:suppressLineNumbers w:val="0"/>
+        <w:spacing w:before="0" w:beforeAutospacing="1" w:after="0" w:afterAutospacing="1" w:line="360" w:lineRule="auto"/>
+        <w:ind w:left="720" w:hanging="360"/>
+        <w:jc w:val="both"/>
+        <w:rPr>
+          <w:rFonts w:hint="default" w:ascii="Times New Roman" w:hAnsi="Times New Roman" w:cs="Times New Roman"/>
+          <w:sz w:val="28"/>
+          <w:szCs w:val="28"/>
+        </w:rPr>
+      </w:pPr>
+      <w:r>
+        <w:rPr>
+          <w:rFonts w:hint="default" w:ascii="Times New Roman" w:hAnsi="Times New Roman" w:cs="Times New Roman"/>
+          <w:sz w:val="28"/>
+          <w:szCs w:val="28"/>
+        </w:rPr>
+        <w:t>удобство сопровождения</w:t>
+      </w:r>
+    </w:p>
+    <w:p>
+      <w:pPr>
+        <w:spacing w:line="360" w:lineRule="auto"/>
+        <w:jc w:val="both"/>
+        <w:rPr>
+          <w:rFonts w:hint="default" w:ascii="Times New Roman" w:hAnsi="Times New Roman" w:cs="Times New Roman"/>
+          <w:sz w:val="28"/>
+          <w:szCs w:val="28"/>
+          <w:lang w:val="ru-RU"/>
+        </w:rPr>
+      </w:pPr>
+      <w:r>
+        <w:rPr>
+          <w:rFonts w:hint="default" w:ascii="Times New Roman" w:hAnsi="Times New Roman" w:cs="Times New Roman"/>
+          <w:sz w:val="28"/>
+          <w:szCs w:val="28"/>
+          <w:lang w:val="en-US"/>
+        </w:rPr>
+        <w:tab/>
+      </w:r>
+      <w:r>
+        <w:rPr>
+          <w:rFonts w:hint="default" w:ascii="Times New Roman" w:hAnsi="Times New Roman" w:cs="Times New Roman"/>
+          <w:b/>
+          <w:bCs/>
+          <w:sz w:val="28"/>
+          <w:szCs w:val="28"/>
+          <w:lang w:val="ru-RU"/>
+        </w:rPr>
+        <w:t>Параграф 2.</w:t>
+      </w:r>
+      <w:r>
+        <w:rPr>
+          <w:rFonts w:hint="default" w:ascii="Times New Roman" w:hAnsi="Times New Roman" w:cs="Times New Roman"/>
+          <w:sz w:val="28"/>
+          <w:szCs w:val="28"/>
+          <w:lang w:val="ru-RU"/>
+        </w:rPr>
+        <w:t xml:space="preserve"> </w:t>
+      </w:r>
+      <w:r>
+        <w:rPr>
+          <w:rFonts w:hint="default" w:ascii="Times New Roman" w:hAnsi="Times New Roman" w:cs="Times New Roman"/>
+          <w:i/>
+          <w:iCs/>
+          <w:sz w:val="28"/>
+          <w:szCs w:val="28"/>
+          <w:lang w:val="ru-RU"/>
+        </w:rPr>
+        <w:t>Проектирование архитектуры фреймворка автоматизации тестирования</w:t>
+      </w:r>
+    </w:p>
+    <w:p>
+      <w:pPr>
+        <w:pStyle w:val="3"/>
+        <w:keepNext w:val="0"/>
+        <w:keepLines w:val="0"/>
+        <w:widowControl/>
+        <w:suppressLineNumbers w:val="0"/>
+        <w:spacing w:line="360" w:lineRule="auto"/>
+        <w:jc w:val="both"/>
+        <w:rPr>
+          <w:rFonts w:hint="default" w:ascii="Times New Roman" w:hAnsi="Times New Roman" w:cs="Times New Roman"/>
+          <w:sz w:val="28"/>
+          <w:szCs w:val="28"/>
+        </w:rPr>
+      </w:pPr>
+      <w:r>
+        <w:rPr>
+          <w:rFonts w:hint="default" w:ascii="Times New Roman" w:hAnsi="Times New Roman" w:cs="Times New Roman"/>
+          <w:sz w:val="28"/>
+          <w:szCs w:val="28"/>
+        </w:rPr>
+        <w:t>2.2.1. Выбор архитектурного подхода к построению фреймворка</w:t>
+      </w:r>
+    </w:p>
+    <w:p>
+      <w:pPr>
+        <w:pStyle w:val="11"/>
+        <w:keepNext w:val="0"/>
+        <w:keepLines w:val="0"/>
+        <w:widowControl/>
+        <w:suppressLineNumbers w:val="0"/>
+        <w:spacing w:beforeAutospacing="1" w:line="360" w:lineRule="auto"/>
+        <w:jc w:val="both"/>
+        <w:rPr>
+          <w:rFonts w:hint="default" w:ascii="Times New Roman" w:hAnsi="Times New Roman" w:cs="Times New Roman"/>
+          <w:sz w:val="28"/>
+          <w:szCs w:val="28"/>
+        </w:rPr>
+      </w:pPr>
+      <w:r>
+        <w:rPr>
+          <w:rFonts w:hint="default" w:ascii="Times New Roman" w:hAnsi="Times New Roman" w:cs="Times New Roman"/>
+          <w:sz w:val="28"/>
+          <w:szCs w:val="28"/>
+        </w:rPr>
+        <w:t>Тут:</w:t>
+      </w:r>
+    </w:p>
+    <w:p>
+      <w:pPr>
+        <w:keepNext w:val="0"/>
+        <w:keepLines w:val="0"/>
+        <w:widowControl/>
+        <w:numPr>
+          <w:ilvl w:val="0"/>
+          <w:numId w:val="7"/>
+        </w:numPr>
+        <w:suppressLineNumbers w:val="0"/>
+        <w:spacing w:before="0" w:beforeAutospacing="1" w:after="0" w:afterAutospacing="1" w:line="360" w:lineRule="auto"/>
+        <w:ind w:left="720" w:hanging="360"/>
+        <w:jc w:val="both"/>
+        <w:rPr>
+          <w:rFonts w:hint="default" w:ascii="Times New Roman" w:hAnsi="Times New Roman" w:cs="Times New Roman"/>
+          <w:sz w:val="28"/>
+          <w:szCs w:val="28"/>
+        </w:rPr>
+      </w:pPr>
+      <w:r>
+        <w:rPr>
+          <w:rFonts w:hint="default" w:ascii="Times New Roman" w:hAnsi="Times New Roman" w:cs="Times New Roman"/>
+          <w:sz w:val="28"/>
+          <w:szCs w:val="28"/>
+        </w:rPr>
+        <w:t xml:space="preserve">почему выбран Page Object Model (POM) </w:t>
+      </w:r>
+    </w:p>
+    <w:p>
+      <w:pPr>
+        <w:keepNext w:val="0"/>
+        <w:keepLines w:val="0"/>
+        <w:widowControl/>
+        <w:numPr>
+          <w:ilvl w:val="0"/>
+          <w:numId w:val="7"/>
+        </w:numPr>
+        <w:suppressLineNumbers w:val="0"/>
+        <w:spacing w:before="0" w:beforeAutospacing="1" w:after="0" w:afterAutospacing="1" w:line="360" w:lineRule="auto"/>
+        <w:ind w:left="720" w:hanging="360"/>
+        <w:jc w:val="both"/>
+        <w:rPr>
+          <w:rFonts w:hint="default" w:ascii="Times New Roman" w:hAnsi="Times New Roman" w:cs="Times New Roman"/>
+          <w:sz w:val="28"/>
+          <w:szCs w:val="28"/>
+        </w:rPr>
+      </w:pPr>
+      <w:r>
+        <w:rPr>
+          <w:rFonts w:hint="default" w:ascii="Times New Roman" w:hAnsi="Times New Roman" w:cs="Times New Roman"/>
+          <w:sz w:val="28"/>
+          <w:szCs w:val="28"/>
+        </w:rPr>
+        <w:t xml:space="preserve">преимущества POM </w:t>
+      </w:r>
+    </w:p>
+    <w:p>
+      <w:pPr>
+        <w:keepNext w:val="0"/>
+        <w:keepLines w:val="0"/>
+        <w:widowControl/>
+        <w:numPr>
+          <w:ilvl w:val="0"/>
+          <w:numId w:val="7"/>
+        </w:numPr>
+        <w:suppressLineNumbers w:val="0"/>
+        <w:spacing w:before="0" w:beforeAutospacing="1" w:after="0" w:afterAutospacing="1" w:line="360" w:lineRule="auto"/>
+        <w:ind w:left="720" w:hanging="360"/>
+        <w:jc w:val="both"/>
+        <w:rPr>
+          <w:rFonts w:hint="default" w:ascii="Times New Roman" w:hAnsi="Times New Roman" w:cs="Times New Roman"/>
+          <w:sz w:val="28"/>
+          <w:szCs w:val="28"/>
+        </w:rPr>
+      </w:pPr>
+      <w:r>
+        <w:rPr>
+          <w:rFonts w:hint="default" w:ascii="Times New Roman" w:hAnsi="Times New Roman" w:cs="Times New Roman"/>
+          <w:sz w:val="28"/>
+          <w:szCs w:val="28"/>
+        </w:rPr>
+        <w:t xml:space="preserve">разделение логики тестов и UI-элементов </w:t>
+      </w:r>
+    </w:p>
+    <w:p>
+      <w:pPr>
+        <w:keepNext w:val="0"/>
+        <w:keepLines w:val="0"/>
+        <w:widowControl/>
+        <w:numPr>
+          <w:ilvl w:val="0"/>
+          <w:numId w:val="7"/>
+        </w:numPr>
+        <w:suppressLineNumbers w:val="0"/>
+        <w:spacing w:before="0" w:beforeAutospacing="1" w:after="0" w:afterAutospacing="1" w:line="360" w:lineRule="auto"/>
+        <w:ind w:left="720" w:hanging="360"/>
+        <w:jc w:val="both"/>
+        <w:rPr>
+          <w:rFonts w:hint="default" w:ascii="Times New Roman" w:hAnsi="Times New Roman" w:cs="Times New Roman"/>
+          <w:sz w:val="28"/>
+          <w:szCs w:val="28"/>
+        </w:rPr>
+      </w:pPr>
+      <w:r>
+        <w:rPr>
+          <w:rFonts w:hint="default" w:ascii="Times New Roman" w:hAnsi="Times New Roman" w:cs="Times New Roman"/>
+          <w:sz w:val="28"/>
+          <w:szCs w:val="28"/>
+        </w:rPr>
+        <w:t xml:space="preserve">уменьшение дублирования кода </w:t>
+      </w:r>
+    </w:p>
+    <w:p>
+      <w:pPr>
+        <w:pStyle w:val="11"/>
+        <w:keepNext w:val="0"/>
+        <w:keepLines w:val="0"/>
+        <w:widowControl/>
+        <w:suppressLineNumbers w:val="0"/>
+        <w:spacing w:beforeAutospacing="1" w:line="360" w:lineRule="auto"/>
+        <w:jc w:val="both"/>
+        <w:rPr>
+          <w:rFonts w:hint="default" w:ascii="Times New Roman" w:hAnsi="Times New Roman" w:cs="Times New Roman"/>
+          <w:sz w:val="28"/>
+          <w:szCs w:val="28"/>
+        </w:rPr>
+      </w:pPr>
+      <w:r>
+        <w:rPr>
+          <w:rFonts w:hint="default" w:ascii="Times New Roman" w:hAnsi="Times New Roman" w:cs="Times New Roman"/>
+          <w:sz w:val="28"/>
+          <w:szCs w:val="28"/>
+        </w:rPr>
+        <w:t>Можно ещё упомянуть:</w:t>
+      </w:r>
+    </w:p>
+    <w:p>
+      <w:pPr>
+        <w:keepNext w:val="0"/>
+        <w:keepLines w:val="0"/>
+        <w:widowControl/>
+        <w:numPr>
+          <w:ilvl w:val="0"/>
+          <w:numId w:val="8"/>
+        </w:numPr>
+        <w:suppressLineNumbers w:val="0"/>
+        <w:spacing w:before="0" w:beforeAutospacing="1" w:after="0" w:afterAutospacing="1" w:line="360" w:lineRule="auto"/>
+        <w:ind w:left="720" w:hanging="360"/>
+        <w:jc w:val="both"/>
+        <w:rPr>
+          <w:rFonts w:hint="default" w:ascii="Times New Roman" w:hAnsi="Times New Roman" w:cs="Times New Roman"/>
+          <w:sz w:val="28"/>
+          <w:szCs w:val="28"/>
+        </w:rPr>
+      </w:pPr>
+      <w:r>
+        <w:rPr>
+          <w:rFonts w:hint="default" w:ascii="Times New Roman" w:hAnsi="Times New Roman" w:cs="Times New Roman"/>
+          <w:sz w:val="28"/>
+          <w:szCs w:val="28"/>
+        </w:rPr>
+        <w:t xml:space="preserve">BasePage </w:t>
+      </w:r>
+    </w:p>
+    <w:p>
+      <w:pPr>
+        <w:keepNext w:val="0"/>
+        <w:keepLines w:val="0"/>
+        <w:widowControl/>
+        <w:numPr>
+          <w:ilvl w:val="0"/>
+          <w:numId w:val="8"/>
+        </w:numPr>
+        <w:suppressLineNumbers w:val="0"/>
+        <w:spacing w:before="0" w:beforeAutospacing="1" w:after="0" w:afterAutospacing="1" w:line="360" w:lineRule="auto"/>
+        <w:ind w:left="720" w:hanging="360"/>
+        <w:jc w:val="both"/>
+        <w:rPr>
+          <w:rFonts w:hint="default" w:ascii="Times New Roman" w:hAnsi="Times New Roman" w:cs="Times New Roman"/>
+          <w:sz w:val="28"/>
+          <w:szCs w:val="28"/>
+        </w:rPr>
+      </w:pPr>
+      <w:r>
+        <w:rPr>
+          <w:rFonts w:hint="default" w:ascii="Times New Roman" w:hAnsi="Times New Roman" w:cs="Times New Roman"/>
+          <w:sz w:val="28"/>
+          <w:szCs w:val="28"/>
+        </w:rPr>
+        <w:t xml:space="preserve">BaseTest </w:t>
+      </w:r>
+    </w:p>
+    <w:p>
+      <w:pPr>
+        <w:keepNext w:val="0"/>
+        <w:keepLines w:val="0"/>
+        <w:widowControl/>
+        <w:numPr>
+          <w:ilvl w:val="0"/>
+          <w:numId w:val="8"/>
+        </w:numPr>
+        <w:suppressLineNumbers w:val="0"/>
+        <w:spacing w:before="0" w:beforeAutospacing="1" w:after="0" w:afterAutospacing="1" w:line="360" w:lineRule="auto"/>
+        <w:ind w:left="720" w:hanging="360"/>
+        <w:jc w:val="both"/>
+        <w:rPr>
+          <w:rFonts w:hint="default" w:ascii="Times New Roman" w:hAnsi="Times New Roman" w:cs="Times New Roman"/>
+          <w:sz w:val="28"/>
+          <w:szCs w:val="28"/>
+        </w:rPr>
+      </w:pPr>
+      <w:r>
+        <w:rPr>
+          <w:rFonts w:hint="default" w:ascii="Times New Roman" w:hAnsi="Times New Roman" w:cs="Times New Roman"/>
+          <w:sz w:val="28"/>
+          <w:szCs w:val="28"/>
+        </w:rPr>
+        <w:t xml:space="preserve">utility-классы </w:t>
+      </w:r>
+    </w:p>
+    <w:p>
+      <w:pPr>
+        <w:keepNext w:val="0"/>
+        <w:keepLines w:val="0"/>
+        <w:widowControl/>
+        <w:suppressLineNumbers w:val="0"/>
+        <w:spacing w:line="360" w:lineRule="auto"/>
+        <w:jc w:val="both"/>
+        <w:rPr>
+          <w:rFonts w:hint="default" w:ascii="Times New Roman" w:hAnsi="Times New Roman" w:cs="Times New Roman"/>
+          <w:sz w:val="28"/>
+          <w:szCs w:val="28"/>
+        </w:rPr>
+      </w:pPr>
+      <w:r>
+        <w:rPr>
+          <w:rFonts w:hint="default" w:ascii="Times New Roman" w:hAnsi="Times New Roman" w:cs="Times New Roman"/>
+          <w:sz w:val="28"/>
+          <w:szCs w:val="28"/>
+        </w:rPr>
+        <w:pict>
+          <v:rect id="_x0000_i1025" o:spt="1" style="height:1.5pt;width:432pt;" fillcolor="#A0A0A0" filled="t" stroked="f" coordsize="21600,21600" o:hr="t" o:hrstd="t" o:hralign="center">
+            <v:path/>
+            <v:fill on="t" focussize="0,0"/>
+            <v:stroke on="f"/>
+            <v:imagedata o:title=""/>
+            <o:lock v:ext="edit"/>
+            <w10:wrap type="none"/>
+            <w10:anchorlock/>
+          </v:rect>
+        </w:pict>
+      </w:r>
+    </w:p>
+    <w:p>
+      <w:pPr>
+        <w:pStyle w:val="3"/>
+        <w:keepNext w:val="0"/>
+        <w:keepLines w:val="0"/>
+        <w:widowControl/>
+        <w:suppressLineNumbers w:val="0"/>
+        <w:spacing w:line="360" w:lineRule="auto"/>
+        <w:jc w:val="both"/>
+        <w:rPr>
+          <w:rFonts w:hint="default" w:ascii="Times New Roman" w:hAnsi="Times New Roman" w:cs="Times New Roman"/>
+          <w:sz w:val="28"/>
+          <w:szCs w:val="28"/>
+        </w:rPr>
+      </w:pPr>
+      <w:r>
+        <w:rPr>
+          <w:rFonts w:hint="default" w:ascii="Times New Roman" w:hAnsi="Times New Roman" w:cs="Times New Roman"/>
+          <w:sz w:val="28"/>
+          <w:szCs w:val="28"/>
+        </w:rPr>
+        <w:t>2.2.2. Общая архитектура системы автоматизированного тестирования</w:t>
+      </w:r>
+    </w:p>
+    <w:p>
+      <w:pPr>
+        <w:pStyle w:val="11"/>
+        <w:keepNext w:val="0"/>
+        <w:keepLines w:val="0"/>
+        <w:widowControl/>
+        <w:suppressLineNumbers w:val="0"/>
+        <w:spacing w:beforeAutospacing="1" w:line="360" w:lineRule="auto"/>
+        <w:jc w:val="both"/>
+        <w:rPr>
+          <w:rFonts w:hint="default" w:ascii="Times New Roman" w:hAnsi="Times New Roman" w:cs="Times New Roman"/>
+          <w:sz w:val="28"/>
+          <w:szCs w:val="28"/>
+        </w:rPr>
+      </w:pPr>
+      <w:r>
+        <w:rPr>
+          <w:rFonts w:hint="default" w:ascii="Times New Roman" w:hAnsi="Times New Roman" w:cs="Times New Roman"/>
+          <w:sz w:val="28"/>
+          <w:szCs w:val="28"/>
+        </w:rPr>
+        <w:t>Тут уже схема всей системы:</w:t>
+      </w:r>
+    </w:p>
+    <w:p>
+      <w:pPr>
+        <w:keepNext w:val="0"/>
+        <w:keepLines w:val="0"/>
+        <w:widowControl/>
+        <w:numPr>
+          <w:ilvl w:val="0"/>
+          <w:numId w:val="9"/>
+        </w:numPr>
+        <w:suppressLineNumbers w:val="0"/>
+        <w:spacing w:before="0" w:beforeAutospacing="1" w:after="0" w:afterAutospacing="1" w:line="360" w:lineRule="auto"/>
+        <w:ind w:left="720" w:hanging="360"/>
+        <w:jc w:val="both"/>
+        <w:rPr>
+          <w:rFonts w:hint="default" w:ascii="Times New Roman" w:hAnsi="Times New Roman" w:cs="Times New Roman"/>
+          <w:sz w:val="28"/>
+          <w:szCs w:val="28"/>
+        </w:rPr>
+      </w:pPr>
+      <w:r>
+        <w:rPr>
+          <w:rFonts w:hint="default" w:ascii="Times New Roman" w:hAnsi="Times New Roman" w:cs="Times New Roman"/>
+          <w:sz w:val="28"/>
+          <w:szCs w:val="28"/>
+        </w:rPr>
+        <w:t xml:space="preserve">TestNG </w:t>
+      </w:r>
+    </w:p>
+    <w:p>
+      <w:pPr>
+        <w:keepNext w:val="0"/>
+        <w:keepLines w:val="0"/>
+        <w:widowControl/>
+        <w:numPr>
+          <w:ilvl w:val="0"/>
+          <w:numId w:val="9"/>
+        </w:numPr>
+        <w:suppressLineNumbers w:val="0"/>
+        <w:spacing w:before="0" w:beforeAutospacing="1" w:after="0" w:afterAutospacing="1" w:line="360" w:lineRule="auto"/>
+        <w:ind w:left="720" w:hanging="360"/>
+        <w:jc w:val="both"/>
+        <w:rPr>
+          <w:rFonts w:hint="default" w:ascii="Times New Roman" w:hAnsi="Times New Roman" w:cs="Times New Roman"/>
+          <w:sz w:val="28"/>
+          <w:szCs w:val="28"/>
+        </w:rPr>
+      </w:pPr>
+      <w:r>
+        <w:rPr>
+          <w:rFonts w:hint="default" w:ascii="Times New Roman" w:hAnsi="Times New Roman" w:cs="Times New Roman"/>
+          <w:sz w:val="28"/>
+          <w:szCs w:val="28"/>
+        </w:rPr>
+        <w:t xml:space="preserve">Selenium WebDriver </w:t>
+      </w:r>
+    </w:p>
+    <w:p>
+      <w:pPr>
+        <w:keepNext w:val="0"/>
+        <w:keepLines w:val="0"/>
+        <w:widowControl/>
+        <w:numPr>
+          <w:ilvl w:val="0"/>
+          <w:numId w:val="9"/>
+        </w:numPr>
+        <w:suppressLineNumbers w:val="0"/>
+        <w:spacing w:before="0" w:beforeAutospacing="1" w:after="0" w:afterAutospacing="1" w:line="360" w:lineRule="auto"/>
+        <w:ind w:left="720" w:hanging="360"/>
+        <w:jc w:val="both"/>
+        <w:rPr>
+          <w:rFonts w:hint="default" w:ascii="Times New Roman" w:hAnsi="Times New Roman" w:cs="Times New Roman"/>
+          <w:sz w:val="28"/>
+          <w:szCs w:val="28"/>
+        </w:rPr>
+      </w:pPr>
+      <w:r>
+        <w:rPr>
+          <w:rFonts w:hint="default" w:ascii="Times New Roman" w:hAnsi="Times New Roman" w:cs="Times New Roman"/>
+          <w:sz w:val="28"/>
+          <w:szCs w:val="28"/>
+        </w:rPr>
+        <w:t xml:space="preserve">Selenium Grid </w:t>
+      </w:r>
+    </w:p>
+    <w:p>
+      <w:pPr>
+        <w:keepNext w:val="0"/>
+        <w:keepLines w:val="0"/>
+        <w:widowControl/>
+        <w:numPr>
+          <w:ilvl w:val="0"/>
+          <w:numId w:val="9"/>
+        </w:numPr>
+        <w:suppressLineNumbers w:val="0"/>
+        <w:spacing w:before="0" w:beforeAutospacing="1" w:after="0" w:afterAutospacing="1" w:line="360" w:lineRule="auto"/>
+        <w:ind w:left="720" w:hanging="360"/>
+        <w:jc w:val="both"/>
+        <w:rPr>
+          <w:rFonts w:hint="default" w:ascii="Times New Roman" w:hAnsi="Times New Roman" w:cs="Times New Roman"/>
+          <w:sz w:val="28"/>
+          <w:szCs w:val="28"/>
+        </w:rPr>
+      </w:pPr>
+      <w:r>
+        <w:rPr>
+          <w:rFonts w:hint="default" w:ascii="Times New Roman" w:hAnsi="Times New Roman" w:cs="Times New Roman"/>
+          <w:sz w:val="28"/>
+          <w:szCs w:val="28"/>
+        </w:rPr>
+        <w:t xml:space="preserve">Docker </w:t>
+      </w:r>
+    </w:p>
+    <w:p>
+      <w:pPr>
+        <w:keepNext w:val="0"/>
+        <w:keepLines w:val="0"/>
+        <w:widowControl/>
+        <w:numPr>
+          <w:ilvl w:val="0"/>
+          <w:numId w:val="9"/>
+        </w:numPr>
+        <w:suppressLineNumbers w:val="0"/>
+        <w:spacing w:before="0" w:beforeAutospacing="1" w:after="0" w:afterAutospacing="1" w:line="360" w:lineRule="auto"/>
+        <w:ind w:left="720" w:hanging="360"/>
+        <w:jc w:val="both"/>
+        <w:rPr>
+          <w:rFonts w:hint="default" w:ascii="Times New Roman" w:hAnsi="Times New Roman" w:cs="Times New Roman"/>
+          <w:sz w:val="28"/>
+          <w:szCs w:val="28"/>
+        </w:rPr>
+      </w:pPr>
+      <w:r>
+        <w:rPr>
+          <w:rFonts w:hint="default" w:ascii="Times New Roman" w:hAnsi="Times New Roman" w:cs="Times New Roman"/>
+          <w:sz w:val="28"/>
+          <w:szCs w:val="28"/>
+        </w:rPr>
+        <w:t xml:space="preserve">Allure </w:t>
+      </w:r>
+    </w:p>
+    <w:p>
+      <w:pPr>
+        <w:keepNext w:val="0"/>
+        <w:keepLines w:val="0"/>
+        <w:widowControl/>
+        <w:numPr>
+          <w:ilvl w:val="0"/>
+          <w:numId w:val="9"/>
+        </w:numPr>
+        <w:suppressLineNumbers w:val="0"/>
+        <w:spacing w:before="0" w:beforeAutospacing="1" w:after="0" w:afterAutospacing="1" w:line="360" w:lineRule="auto"/>
+        <w:ind w:left="720" w:hanging="360"/>
+        <w:jc w:val="both"/>
+        <w:rPr>
+          <w:rFonts w:hint="default" w:ascii="Times New Roman" w:hAnsi="Times New Roman" w:cs="Times New Roman"/>
+          <w:sz w:val="28"/>
+          <w:szCs w:val="28"/>
+        </w:rPr>
+      </w:pPr>
+      <w:r>
+        <w:rPr>
+          <w:rFonts w:hint="default" w:ascii="Times New Roman" w:hAnsi="Times New Roman" w:cs="Times New Roman"/>
+          <w:sz w:val="28"/>
+          <w:szCs w:val="28"/>
+        </w:rPr>
+        <w:t xml:space="preserve">Jenkins (если есть) </w:t>
+      </w:r>
+    </w:p>
+    <w:p>
+      <w:pPr>
+        <w:pStyle w:val="11"/>
+        <w:keepNext w:val="0"/>
+        <w:keepLines w:val="0"/>
+        <w:widowControl/>
+        <w:suppressLineNumbers w:val="0"/>
+        <w:spacing w:beforeAutospacing="1" w:line="360" w:lineRule="auto"/>
+        <w:jc w:val="both"/>
+        <w:rPr>
+          <w:rFonts w:hint="default" w:ascii="Times New Roman" w:hAnsi="Times New Roman" w:cs="Times New Roman"/>
+          <w:sz w:val="28"/>
+          <w:szCs w:val="28"/>
+        </w:rPr>
+      </w:pPr>
+      <w:r>
+        <w:rPr>
+          <w:rFonts w:hint="default" w:ascii="Times New Roman" w:hAnsi="Times New Roman" w:cs="Times New Roman"/>
+          <w:sz w:val="28"/>
+          <w:szCs w:val="28"/>
+        </w:rPr>
+        <w:t>И как они взаимодействуют:</w:t>
+      </w:r>
+    </w:p>
+    <w:p>
+      <w:pPr>
+        <w:pStyle w:val="11"/>
+        <w:keepNext w:val="0"/>
+        <w:keepLines w:val="0"/>
+        <w:widowControl/>
+        <w:suppressLineNumbers w:val="0"/>
+        <w:spacing w:beforeAutospacing="1" w:line="360" w:lineRule="auto"/>
+        <w:jc w:val="both"/>
+        <w:rPr>
+          <w:rFonts w:hint="default" w:ascii="Times New Roman" w:hAnsi="Times New Roman" w:cs="Times New Roman"/>
+          <w:sz w:val="28"/>
+          <w:szCs w:val="28"/>
+        </w:rPr>
+      </w:pPr>
+      <w:r>
+        <w:rPr>
+          <w:rFonts w:hint="default" w:ascii="Times New Roman" w:hAnsi="Times New Roman" w:cs="Times New Roman"/>
+          <w:sz w:val="28"/>
+          <w:szCs w:val="28"/>
+        </w:rPr>
+        <w:t>Тесты → Selenium WebDriver → Selenium Grid → Browser Containers</w:t>
+      </w:r>
+    </w:p>
+    <w:p>
+      <w:pPr>
+        <w:pStyle w:val="11"/>
+        <w:keepNext w:val="0"/>
+        <w:keepLines w:val="0"/>
+        <w:widowControl/>
+        <w:suppressLineNumbers w:val="0"/>
+        <w:spacing w:beforeAutospacing="1" w:line="360" w:lineRule="auto"/>
+        <w:jc w:val="both"/>
+        <w:rPr>
+          <w:rFonts w:hint="default" w:ascii="Times New Roman" w:hAnsi="Times New Roman" w:cs="Times New Roman"/>
+          <w:sz w:val="28"/>
+          <w:szCs w:val="28"/>
+        </w:rPr>
+      </w:pPr>
+      <w:r>
+        <w:rPr>
+          <w:rFonts w:hint="default" w:ascii="Times New Roman" w:hAnsi="Times New Roman" w:cs="Times New Roman"/>
+          <w:sz w:val="28"/>
+          <w:szCs w:val="28"/>
+        </w:rPr>
+        <w:t xml:space="preserve">                            ↓</w:t>
+      </w:r>
+    </w:p>
+    <w:p>
+      <w:pPr>
+        <w:pStyle w:val="11"/>
+        <w:keepNext w:val="0"/>
+        <w:keepLines w:val="0"/>
+        <w:widowControl/>
+        <w:suppressLineNumbers w:val="0"/>
+        <w:spacing w:beforeAutospacing="1" w:line="360" w:lineRule="auto"/>
+        <w:jc w:val="both"/>
+        <w:rPr>
+          <w:rFonts w:hint="default" w:ascii="Times New Roman" w:hAnsi="Times New Roman" w:cs="Times New Roman"/>
+          <w:sz w:val="28"/>
+          <w:szCs w:val="28"/>
+        </w:rPr>
+      </w:pPr>
+      <w:r>
+        <w:rPr>
+          <w:rFonts w:hint="default" w:ascii="Times New Roman" w:hAnsi="Times New Roman" w:cs="Times New Roman"/>
+          <w:sz w:val="28"/>
+          <w:szCs w:val="28"/>
+        </w:rPr>
+        <w:t xml:space="preserve">                         Allure</w:t>
+      </w:r>
+    </w:p>
+    <w:p>
+      <w:pPr>
+        <w:pStyle w:val="11"/>
+        <w:keepNext w:val="0"/>
+        <w:keepLines w:val="0"/>
+        <w:widowControl/>
+        <w:suppressLineNumbers w:val="0"/>
+        <w:spacing w:beforeAutospacing="1" w:line="360" w:lineRule="auto"/>
+        <w:jc w:val="both"/>
+        <w:rPr>
+          <w:rFonts w:hint="default" w:ascii="Times New Roman" w:hAnsi="Times New Roman" w:cs="Times New Roman"/>
+          <w:sz w:val="28"/>
+          <w:szCs w:val="28"/>
+        </w:rPr>
+      </w:pPr>
+      <w:r>
+        <w:rPr>
+          <w:rFonts w:hint="default" w:ascii="Times New Roman" w:hAnsi="Times New Roman" w:cs="Times New Roman"/>
+          <w:sz w:val="28"/>
+          <w:szCs w:val="28"/>
+        </w:rPr>
+        <w:t xml:space="preserve">                            ↓</w:t>
+      </w:r>
+    </w:p>
+    <w:p>
+      <w:pPr>
+        <w:pStyle w:val="11"/>
+        <w:keepNext w:val="0"/>
+        <w:keepLines w:val="0"/>
+        <w:widowControl/>
+        <w:suppressLineNumbers w:val="0"/>
+        <w:spacing w:beforeAutospacing="1" w:line="360" w:lineRule="auto"/>
+        <w:jc w:val="both"/>
+        <w:rPr>
+          <w:rFonts w:hint="default" w:ascii="Times New Roman" w:hAnsi="Times New Roman" w:cs="Times New Roman"/>
+          <w:sz w:val="28"/>
+          <w:szCs w:val="28"/>
+        </w:rPr>
+      </w:pPr>
+      <w:r>
+        <w:rPr>
+          <w:rFonts w:hint="default" w:ascii="Times New Roman" w:hAnsi="Times New Roman" w:cs="Times New Roman"/>
+          <w:sz w:val="28"/>
+          <w:szCs w:val="28"/>
+        </w:rPr>
+        <w:t xml:space="preserve">                         Отчёты</w:t>
+      </w:r>
+    </w:p>
+    <w:p>
+      <w:pPr>
+        <w:pStyle w:val="3"/>
+        <w:keepNext w:val="0"/>
+        <w:keepLines w:val="0"/>
+        <w:widowControl/>
+        <w:suppressLineNumbers w:val="0"/>
+        <w:spacing w:line="360" w:lineRule="auto"/>
+        <w:jc w:val="both"/>
+        <w:rPr>
+          <w:rFonts w:hint="default" w:ascii="Times New Roman" w:hAnsi="Times New Roman" w:cs="Times New Roman"/>
+          <w:sz w:val="28"/>
+          <w:szCs w:val="28"/>
+        </w:rPr>
+      </w:pPr>
+      <w:r>
+        <w:rPr>
+          <w:rFonts w:hint="default" w:ascii="Times New Roman" w:hAnsi="Times New Roman" w:cs="Times New Roman"/>
+          <w:sz w:val="28"/>
+          <w:szCs w:val="28"/>
+        </w:rPr>
+        <w:t>2.2.3. Структура проекта автоматизированного тестирования</w:t>
+      </w:r>
+    </w:p>
+    <w:p>
+      <w:pPr>
+        <w:pStyle w:val="11"/>
+        <w:keepNext w:val="0"/>
+        <w:keepLines w:val="0"/>
+        <w:widowControl/>
+        <w:suppressLineNumbers w:val="0"/>
+        <w:spacing w:beforeAutospacing="1" w:line="360" w:lineRule="auto"/>
+        <w:jc w:val="both"/>
+        <w:rPr>
+          <w:rFonts w:hint="default" w:ascii="Times New Roman" w:hAnsi="Times New Roman" w:cs="Times New Roman"/>
+          <w:sz w:val="28"/>
+          <w:szCs w:val="28"/>
+        </w:rPr>
+      </w:pPr>
+      <w:r>
+        <w:rPr>
+          <w:rFonts w:hint="default" w:ascii="Times New Roman" w:hAnsi="Times New Roman" w:cs="Times New Roman"/>
+          <w:sz w:val="28"/>
+          <w:szCs w:val="28"/>
+        </w:rPr>
+        <w:t>Очень важный подпункт.</w:t>
+      </w:r>
+    </w:p>
+    <w:p>
+      <w:pPr>
+        <w:pStyle w:val="11"/>
+        <w:keepNext w:val="0"/>
+        <w:keepLines w:val="0"/>
+        <w:widowControl/>
+        <w:suppressLineNumbers w:val="0"/>
+        <w:spacing w:beforeAutospacing="1" w:line="360" w:lineRule="auto"/>
+        <w:jc w:val="both"/>
+        <w:rPr>
+          <w:rFonts w:hint="default" w:ascii="Times New Roman" w:hAnsi="Times New Roman" w:cs="Times New Roman"/>
+          <w:sz w:val="28"/>
+          <w:szCs w:val="28"/>
+        </w:rPr>
+      </w:pPr>
+      <w:r>
+        <w:rPr>
+          <w:rFonts w:hint="default" w:ascii="Times New Roman" w:hAnsi="Times New Roman" w:cs="Times New Roman"/>
+          <w:sz w:val="28"/>
+          <w:szCs w:val="28"/>
+        </w:rPr>
+        <w:t>Например:</w:t>
+      </w:r>
+    </w:p>
+    <w:p>
+      <w:pPr>
+        <w:keepNext w:val="0"/>
+        <w:keepLines w:val="0"/>
+        <w:widowControl/>
+        <w:numPr>
+          <w:ilvl w:val="0"/>
+          <w:numId w:val="10"/>
+        </w:numPr>
+        <w:suppressLineNumbers w:val="0"/>
+        <w:spacing w:before="0" w:beforeAutospacing="1" w:after="0" w:afterAutospacing="1" w:line="360" w:lineRule="auto"/>
+        <w:ind w:left="720" w:hanging="360"/>
+        <w:jc w:val="both"/>
+        <w:rPr>
+          <w:rFonts w:hint="default" w:ascii="Times New Roman" w:hAnsi="Times New Roman" w:cs="Times New Roman"/>
+          <w:sz w:val="28"/>
+          <w:szCs w:val="28"/>
+        </w:rPr>
+      </w:pPr>
+      <w:r>
+        <w:rPr>
+          <w:rFonts w:hint="default" w:ascii="Times New Roman" w:hAnsi="Times New Roman" w:cs="Times New Roman"/>
+          <w:sz w:val="28"/>
+          <w:szCs w:val="28"/>
+        </w:rPr>
+        <w:t xml:space="preserve">tests/ </w:t>
+      </w:r>
+    </w:p>
+    <w:p>
+      <w:pPr>
+        <w:keepNext w:val="0"/>
+        <w:keepLines w:val="0"/>
+        <w:widowControl/>
+        <w:numPr>
+          <w:ilvl w:val="0"/>
+          <w:numId w:val="10"/>
+        </w:numPr>
+        <w:suppressLineNumbers w:val="0"/>
+        <w:spacing w:before="0" w:beforeAutospacing="1" w:after="0" w:afterAutospacing="1" w:line="360" w:lineRule="auto"/>
+        <w:ind w:left="720" w:hanging="360"/>
+        <w:jc w:val="both"/>
+        <w:rPr>
+          <w:rFonts w:hint="default" w:ascii="Times New Roman" w:hAnsi="Times New Roman" w:cs="Times New Roman"/>
+          <w:sz w:val="28"/>
+          <w:szCs w:val="28"/>
+        </w:rPr>
+      </w:pPr>
+      <w:r>
+        <w:rPr>
+          <w:rFonts w:hint="default" w:ascii="Times New Roman" w:hAnsi="Times New Roman" w:cs="Times New Roman"/>
+          <w:sz w:val="28"/>
+          <w:szCs w:val="28"/>
+        </w:rPr>
+        <w:t xml:space="preserve">pages/ </w:t>
+      </w:r>
+    </w:p>
+    <w:p>
+      <w:pPr>
+        <w:keepNext w:val="0"/>
+        <w:keepLines w:val="0"/>
+        <w:widowControl/>
+        <w:numPr>
+          <w:ilvl w:val="0"/>
+          <w:numId w:val="10"/>
+        </w:numPr>
+        <w:suppressLineNumbers w:val="0"/>
+        <w:spacing w:before="0" w:beforeAutospacing="1" w:after="0" w:afterAutospacing="1" w:line="360" w:lineRule="auto"/>
+        <w:ind w:left="720" w:hanging="360"/>
+        <w:jc w:val="both"/>
+        <w:rPr>
+          <w:rFonts w:hint="default" w:ascii="Times New Roman" w:hAnsi="Times New Roman" w:cs="Times New Roman"/>
+          <w:sz w:val="28"/>
+          <w:szCs w:val="28"/>
+        </w:rPr>
+      </w:pPr>
+      <w:r>
+        <w:rPr>
+          <w:rFonts w:hint="default" w:ascii="Times New Roman" w:hAnsi="Times New Roman" w:cs="Times New Roman"/>
+          <w:sz w:val="28"/>
+          <w:szCs w:val="28"/>
+        </w:rPr>
+        <w:t xml:space="preserve">utils/ </w:t>
+      </w:r>
+    </w:p>
+    <w:p>
+      <w:pPr>
+        <w:keepNext w:val="0"/>
+        <w:keepLines w:val="0"/>
+        <w:widowControl/>
+        <w:numPr>
+          <w:ilvl w:val="0"/>
+          <w:numId w:val="10"/>
+        </w:numPr>
+        <w:suppressLineNumbers w:val="0"/>
+        <w:spacing w:before="0" w:beforeAutospacing="1" w:after="0" w:afterAutospacing="1" w:line="360" w:lineRule="auto"/>
+        <w:ind w:left="720" w:hanging="360"/>
+        <w:jc w:val="both"/>
+        <w:rPr>
+          <w:rFonts w:hint="default" w:ascii="Times New Roman" w:hAnsi="Times New Roman" w:cs="Times New Roman"/>
+          <w:sz w:val="28"/>
+          <w:szCs w:val="28"/>
+        </w:rPr>
+      </w:pPr>
+      <w:r>
+        <w:rPr>
+          <w:rFonts w:hint="default" w:ascii="Times New Roman" w:hAnsi="Times New Roman" w:cs="Times New Roman"/>
+          <w:sz w:val="28"/>
+          <w:szCs w:val="28"/>
+        </w:rPr>
+        <w:t xml:space="preserve">drivers/ </w:t>
+      </w:r>
+    </w:p>
+    <w:p>
+      <w:pPr>
+        <w:keepNext w:val="0"/>
+        <w:keepLines w:val="0"/>
+        <w:widowControl/>
+        <w:numPr>
+          <w:ilvl w:val="0"/>
+          <w:numId w:val="10"/>
+        </w:numPr>
+        <w:suppressLineNumbers w:val="0"/>
+        <w:spacing w:before="0" w:beforeAutospacing="1" w:after="0" w:afterAutospacing="1" w:line="360" w:lineRule="auto"/>
+        <w:ind w:left="720" w:hanging="360"/>
+        <w:jc w:val="both"/>
+        <w:rPr>
+          <w:rFonts w:hint="default" w:ascii="Times New Roman" w:hAnsi="Times New Roman" w:cs="Times New Roman"/>
+          <w:sz w:val="28"/>
+          <w:szCs w:val="28"/>
+        </w:rPr>
+      </w:pPr>
+      <w:r>
+        <w:rPr>
+          <w:rFonts w:hint="default" w:ascii="Times New Roman" w:hAnsi="Times New Roman" w:cs="Times New Roman"/>
+          <w:sz w:val="28"/>
+          <w:szCs w:val="28"/>
+        </w:rPr>
+        <w:t xml:space="preserve">listeners/ </w:t>
+      </w:r>
+    </w:p>
+    <w:p>
+      <w:pPr>
+        <w:keepNext w:val="0"/>
+        <w:keepLines w:val="0"/>
+        <w:widowControl/>
+        <w:numPr>
+          <w:ilvl w:val="0"/>
+          <w:numId w:val="10"/>
+        </w:numPr>
+        <w:suppressLineNumbers w:val="0"/>
+        <w:spacing w:before="0" w:beforeAutospacing="1" w:after="0" w:afterAutospacing="1" w:line="360" w:lineRule="auto"/>
+        <w:ind w:left="720" w:hanging="360"/>
+        <w:jc w:val="both"/>
+        <w:rPr>
+          <w:rFonts w:hint="default" w:ascii="Times New Roman" w:hAnsi="Times New Roman" w:cs="Times New Roman"/>
+          <w:sz w:val="28"/>
+          <w:szCs w:val="28"/>
+        </w:rPr>
+      </w:pPr>
+      <w:r>
+        <w:rPr>
+          <w:rFonts w:hint="default" w:ascii="Times New Roman" w:hAnsi="Times New Roman" w:cs="Times New Roman"/>
+          <w:sz w:val="28"/>
+          <w:szCs w:val="28"/>
+        </w:rPr>
+        <w:t xml:space="preserve">configs/ </w:t>
+      </w:r>
+    </w:p>
+    <w:p>
+      <w:pPr>
+        <w:keepNext w:val="0"/>
+        <w:keepLines w:val="0"/>
+        <w:widowControl/>
+        <w:numPr>
+          <w:ilvl w:val="0"/>
+          <w:numId w:val="10"/>
+        </w:numPr>
+        <w:suppressLineNumbers w:val="0"/>
+        <w:spacing w:before="0" w:beforeAutospacing="1" w:after="0" w:afterAutospacing="1" w:line="360" w:lineRule="auto"/>
+        <w:ind w:left="720" w:hanging="360"/>
+        <w:jc w:val="both"/>
+        <w:rPr>
+          <w:rFonts w:hint="default" w:ascii="Times New Roman" w:hAnsi="Times New Roman" w:cs="Times New Roman"/>
+          <w:sz w:val="28"/>
+          <w:szCs w:val="28"/>
+        </w:rPr>
+      </w:pPr>
+      <w:r>
+        <w:rPr>
+          <w:rFonts w:hint="default" w:ascii="Times New Roman" w:hAnsi="Times New Roman" w:cs="Times New Roman"/>
+          <w:sz w:val="28"/>
+          <w:szCs w:val="28"/>
+        </w:rPr>
+        <w:t xml:space="preserve">base/ </w:t>
+      </w:r>
+    </w:p>
+    <w:p>
+      <w:pPr>
+        <w:keepNext w:val="0"/>
+        <w:keepLines w:val="0"/>
+        <w:widowControl/>
+        <w:numPr>
+          <w:ilvl w:val="0"/>
+          <w:numId w:val="10"/>
+        </w:numPr>
+        <w:suppressLineNumbers w:val="0"/>
+        <w:spacing w:before="0" w:beforeAutospacing="1" w:after="0" w:afterAutospacing="1" w:line="360" w:lineRule="auto"/>
+        <w:ind w:left="720" w:hanging="360"/>
+        <w:jc w:val="both"/>
+        <w:rPr>
+          <w:rFonts w:hint="default" w:ascii="Times New Roman" w:hAnsi="Times New Roman" w:cs="Times New Roman"/>
+          <w:sz w:val="28"/>
+          <w:szCs w:val="28"/>
+        </w:rPr>
+      </w:pPr>
+      <w:r>
+        <w:rPr>
+          <w:rFonts w:hint="default" w:ascii="Times New Roman" w:hAnsi="Times New Roman" w:cs="Times New Roman"/>
+          <w:sz w:val="28"/>
+          <w:szCs w:val="28"/>
+        </w:rPr>
+        <w:t xml:space="preserve">resources/ </w:t>
+      </w:r>
+    </w:p>
+    <w:p>
+      <w:pPr>
+        <w:pStyle w:val="11"/>
+        <w:keepNext w:val="0"/>
+        <w:keepLines w:val="0"/>
+        <w:widowControl/>
+        <w:suppressLineNumbers w:val="0"/>
+        <w:spacing w:beforeAutospacing="1" w:line="360" w:lineRule="auto"/>
+        <w:jc w:val="both"/>
+        <w:rPr>
+          <w:rFonts w:hint="default" w:ascii="Times New Roman" w:hAnsi="Times New Roman" w:cs="Times New Roman"/>
+          <w:sz w:val="28"/>
+          <w:szCs w:val="28"/>
+        </w:rPr>
+      </w:pPr>
+      <w:r>
+        <w:rPr>
+          <w:rFonts w:hint="default" w:ascii="Times New Roman" w:hAnsi="Times New Roman" w:cs="Times New Roman"/>
+          <w:sz w:val="28"/>
+          <w:szCs w:val="28"/>
+        </w:rPr>
+        <w:t>И объяснение назначения каждого пакета.</w:t>
+      </w:r>
+    </w:p>
+    <w:p>
+      <w:pPr>
+        <w:keepNext w:val="0"/>
+        <w:keepLines w:val="0"/>
+        <w:widowControl/>
+        <w:suppressLineNumbers w:val="0"/>
+        <w:spacing w:line="360" w:lineRule="auto"/>
+        <w:jc w:val="both"/>
+        <w:rPr>
+          <w:rFonts w:hint="default" w:ascii="Times New Roman" w:hAnsi="Times New Roman" w:cs="Times New Roman"/>
+          <w:sz w:val="28"/>
+          <w:szCs w:val="28"/>
+        </w:rPr>
+      </w:pPr>
+      <w:r>
+        <w:rPr>
+          <w:rFonts w:hint="default" w:ascii="Times New Roman" w:hAnsi="Times New Roman" w:cs="Times New Roman"/>
+          <w:sz w:val="28"/>
+          <w:szCs w:val="28"/>
+        </w:rPr>
+        <w:pict>
+          <v:rect id="_x0000_i1026" o:spt="1" style="height:1.5pt;width:432pt;" fillcolor="#A0A0A0" filled="t" stroked="f" coordsize="21600,21600" o:hr="t" o:hrstd="t" o:hralign="center">
+            <v:path/>
+            <v:fill on="t" focussize="0,0"/>
+            <v:stroke on="f"/>
+            <v:imagedata o:title=""/>
+            <o:lock v:ext="edit"/>
+            <w10:wrap type="none"/>
+            <w10:anchorlock/>
+          </v:rect>
+        </w:pict>
+      </w:r>
+    </w:p>
+    <w:p>
+      <w:pPr>
+        <w:pStyle w:val="3"/>
+        <w:keepNext w:val="0"/>
+        <w:keepLines w:val="0"/>
+        <w:widowControl/>
+        <w:suppressLineNumbers w:val="0"/>
+        <w:spacing w:line="360" w:lineRule="auto"/>
+        <w:jc w:val="both"/>
+        <w:rPr>
+          <w:rFonts w:hint="default" w:ascii="Times New Roman" w:hAnsi="Times New Roman" w:cs="Times New Roman"/>
+          <w:sz w:val="28"/>
+          <w:szCs w:val="28"/>
+        </w:rPr>
+      </w:pPr>
+      <w:r>
+        <w:rPr>
+          <w:rFonts w:hint="default" w:ascii="Times New Roman" w:hAnsi="Times New Roman" w:cs="Times New Roman"/>
+          <w:sz w:val="28"/>
+          <w:szCs w:val="28"/>
+        </w:rPr>
+        <w:t>2.2.4. Проектирование механизма управления WebDriver</w:t>
+      </w:r>
+    </w:p>
+    <w:p>
+      <w:pPr>
+        <w:pStyle w:val="11"/>
+        <w:keepNext w:val="0"/>
+        <w:keepLines w:val="0"/>
+        <w:widowControl/>
+        <w:suppressLineNumbers w:val="0"/>
+        <w:spacing w:beforeAutospacing="1" w:line="360" w:lineRule="auto"/>
+        <w:jc w:val="both"/>
+        <w:rPr>
+          <w:rFonts w:hint="default" w:ascii="Times New Roman" w:hAnsi="Times New Roman" w:cs="Times New Roman"/>
+          <w:sz w:val="28"/>
+          <w:szCs w:val="28"/>
+        </w:rPr>
+      </w:pPr>
+      <w:r>
+        <w:rPr>
+          <w:rFonts w:hint="default" w:ascii="Times New Roman" w:hAnsi="Times New Roman" w:cs="Times New Roman"/>
+          <w:sz w:val="28"/>
+          <w:szCs w:val="28"/>
+        </w:rPr>
+        <w:t>Тут:</w:t>
+      </w:r>
+    </w:p>
+    <w:p>
+      <w:pPr>
+        <w:keepNext w:val="0"/>
+        <w:keepLines w:val="0"/>
+        <w:widowControl/>
+        <w:numPr>
+          <w:ilvl w:val="0"/>
+          <w:numId w:val="11"/>
+        </w:numPr>
+        <w:suppressLineNumbers w:val="0"/>
+        <w:spacing w:before="0" w:beforeAutospacing="1" w:after="0" w:afterAutospacing="1" w:line="360" w:lineRule="auto"/>
+        <w:ind w:left="720" w:hanging="360"/>
+        <w:jc w:val="both"/>
+        <w:rPr>
+          <w:rFonts w:hint="default" w:ascii="Times New Roman" w:hAnsi="Times New Roman" w:cs="Times New Roman"/>
+          <w:sz w:val="28"/>
+          <w:szCs w:val="28"/>
+        </w:rPr>
+      </w:pPr>
+      <w:r>
+        <w:rPr>
+          <w:rFonts w:hint="default" w:ascii="Times New Roman" w:hAnsi="Times New Roman" w:cs="Times New Roman"/>
+          <w:sz w:val="28"/>
+          <w:szCs w:val="28"/>
+        </w:rPr>
+        <w:t xml:space="preserve">создание драйвера </w:t>
+      </w:r>
+    </w:p>
+    <w:p>
+      <w:pPr>
+        <w:keepNext w:val="0"/>
+        <w:keepLines w:val="0"/>
+        <w:widowControl/>
+        <w:numPr>
+          <w:ilvl w:val="0"/>
+          <w:numId w:val="11"/>
+        </w:numPr>
+        <w:suppressLineNumbers w:val="0"/>
+        <w:spacing w:before="0" w:beforeAutospacing="1" w:after="0" w:afterAutospacing="1" w:line="360" w:lineRule="auto"/>
+        <w:ind w:left="720" w:hanging="360"/>
+        <w:jc w:val="both"/>
+        <w:rPr>
+          <w:rFonts w:hint="default" w:ascii="Times New Roman" w:hAnsi="Times New Roman" w:cs="Times New Roman"/>
+          <w:sz w:val="28"/>
+          <w:szCs w:val="28"/>
+        </w:rPr>
+      </w:pPr>
+      <w:r>
+        <w:rPr>
+          <w:rFonts w:hint="default" w:ascii="Times New Roman" w:hAnsi="Times New Roman" w:cs="Times New Roman"/>
+          <w:sz w:val="28"/>
+          <w:szCs w:val="28"/>
+        </w:rPr>
+        <w:t xml:space="preserve">ThreadLocal для параллельности </w:t>
+      </w:r>
+    </w:p>
+    <w:p>
+      <w:pPr>
+        <w:keepNext w:val="0"/>
+        <w:keepLines w:val="0"/>
+        <w:widowControl/>
+        <w:numPr>
+          <w:ilvl w:val="0"/>
+          <w:numId w:val="11"/>
+        </w:numPr>
+        <w:suppressLineNumbers w:val="0"/>
+        <w:spacing w:before="0" w:beforeAutospacing="1" w:after="0" w:afterAutospacing="1" w:line="360" w:lineRule="auto"/>
+        <w:ind w:left="720" w:hanging="360"/>
+        <w:jc w:val="both"/>
+        <w:rPr>
+          <w:rFonts w:hint="default" w:ascii="Times New Roman" w:hAnsi="Times New Roman" w:cs="Times New Roman"/>
+          <w:sz w:val="28"/>
+          <w:szCs w:val="28"/>
+        </w:rPr>
+      </w:pPr>
+      <w:r>
+        <w:rPr>
+          <w:rFonts w:hint="default" w:ascii="Times New Roman" w:hAnsi="Times New Roman" w:cs="Times New Roman"/>
+          <w:sz w:val="28"/>
+          <w:szCs w:val="28"/>
+        </w:rPr>
+        <w:t xml:space="preserve">WebDriverFactory </w:t>
+      </w:r>
+    </w:p>
+    <w:p>
+      <w:pPr>
+        <w:keepNext w:val="0"/>
+        <w:keepLines w:val="0"/>
+        <w:widowControl/>
+        <w:numPr>
+          <w:ilvl w:val="0"/>
+          <w:numId w:val="11"/>
+        </w:numPr>
+        <w:suppressLineNumbers w:val="0"/>
+        <w:spacing w:before="0" w:beforeAutospacing="1" w:after="0" w:afterAutospacing="1" w:line="360" w:lineRule="auto"/>
+        <w:ind w:left="720" w:hanging="360"/>
+        <w:jc w:val="both"/>
+        <w:rPr>
+          <w:rFonts w:hint="default" w:ascii="Times New Roman" w:hAnsi="Times New Roman" w:cs="Times New Roman"/>
+          <w:sz w:val="28"/>
+          <w:szCs w:val="28"/>
+        </w:rPr>
+      </w:pPr>
+      <w:r>
+        <w:rPr>
+          <w:rFonts w:hint="default" w:ascii="Times New Roman" w:hAnsi="Times New Roman" w:cs="Times New Roman"/>
+          <w:sz w:val="28"/>
+          <w:szCs w:val="28"/>
+        </w:rPr>
+        <w:t xml:space="preserve">жизненный цикл драйвера </w:t>
+      </w:r>
+    </w:p>
+    <w:p>
+      <w:pPr>
+        <w:keepNext w:val="0"/>
+        <w:keepLines w:val="0"/>
+        <w:widowControl/>
+        <w:numPr>
+          <w:ilvl w:val="0"/>
+          <w:numId w:val="11"/>
+        </w:numPr>
+        <w:suppressLineNumbers w:val="0"/>
+        <w:spacing w:before="0" w:beforeAutospacing="1" w:after="0" w:afterAutospacing="1" w:line="360" w:lineRule="auto"/>
+        <w:ind w:left="720" w:hanging="360"/>
+        <w:jc w:val="both"/>
+        <w:rPr>
+          <w:rFonts w:hint="default" w:ascii="Times New Roman" w:hAnsi="Times New Roman" w:cs="Times New Roman"/>
+          <w:sz w:val="28"/>
+          <w:szCs w:val="28"/>
+        </w:rPr>
+      </w:pPr>
+      <w:r>
+        <w:rPr>
+          <w:rFonts w:hint="default" w:ascii="Times New Roman" w:hAnsi="Times New Roman" w:cs="Times New Roman"/>
+          <w:sz w:val="28"/>
+          <w:szCs w:val="28"/>
+        </w:rPr>
+        <w:t xml:space="preserve">закрытие сессий </w:t>
+      </w:r>
+    </w:p>
+    <w:p>
+      <w:pPr>
+        <w:keepNext w:val="0"/>
+        <w:keepLines w:val="0"/>
+        <w:widowControl/>
+        <w:numPr>
+          <w:ilvl w:val="0"/>
+          <w:numId w:val="11"/>
+        </w:numPr>
+        <w:suppressLineNumbers w:val="0"/>
+        <w:spacing w:before="0" w:beforeAutospacing="1" w:after="0" w:afterAutospacing="1" w:line="360" w:lineRule="auto"/>
+        <w:ind w:left="720" w:hanging="360"/>
+        <w:jc w:val="both"/>
+        <w:rPr>
+          <w:rFonts w:hint="default" w:ascii="Times New Roman" w:hAnsi="Times New Roman" w:cs="Times New Roman"/>
+          <w:sz w:val="28"/>
+          <w:szCs w:val="28"/>
+        </w:rPr>
+      </w:pPr>
+      <w:r>
+        <w:rPr>
+          <w:rFonts w:hint="default" w:ascii="Times New Roman" w:hAnsi="Times New Roman" w:cs="Times New Roman"/>
+          <w:sz w:val="28"/>
+          <w:szCs w:val="28"/>
+        </w:rPr>
+        <w:t>поддержка разных браузеров</w:t>
+      </w:r>
+    </w:p>
+    <w:p>
+      <w:pPr>
+        <w:spacing w:line="360" w:lineRule="auto"/>
+        <w:jc w:val="both"/>
+        <w:rPr>
+          <w:rFonts w:hint="default" w:ascii="Times New Roman" w:hAnsi="Times New Roman" w:cs="Times New Roman"/>
+          <w:i/>
+          <w:iCs/>
+          <w:sz w:val="28"/>
+          <w:szCs w:val="28"/>
+          <w:lang w:val="ru-RU"/>
+        </w:rPr>
+      </w:pPr>
+      <w:r>
+        <w:rPr>
+          <w:rFonts w:hint="default" w:ascii="Times New Roman" w:hAnsi="Times New Roman" w:cs="Times New Roman"/>
+          <w:sz w:val="28"/>
+          <w:szCs w:val="28"/>
+          <w:lang w:val="en-US"/>
+        </w:rPr>
+        <w:tab/>
+      </w:r>
+      <w:r>
+        <w:rPr>
+          <w:rFonts w:hint="default" w:ascii="Times New Roman" w:hAnsi="Times New Roman" w:cs="Times New Roman"/>
+          <w:b/>
+          <w:bCs/>
+          <w:sz w:val="28"/>
+          <w:szCs w:val="28"/>
+          <w:lang w:val="ru-RU"/>
+        </w:rPr>
+        <w:t>Параграф 3.</w:t>
+      </w:r>
+      <w:r>
+        <w:rPr>
+          <w:rFonts w:hint="default" w:ascii="Times New Roman" w:hAnsi="Times New Roman" w:cs="Times New Roman"/>
+          <w:sz w:val="28"/>
+          <w:szCs w:val="28"/>
+          <w:lang w:val="ru-RU"/>
+        </w:rPr>
+        <w:t xml:space="preserve"> </w:t>
+      </w:r>
+      <w:r>
+        <w:rPr>
+          <w:rFonts w:hint="default" w:ascii="Times New Roman" w:hAnsi="Times New Roman" w:cs="Times New Roman"/>
+          <w:i/>
+          <w:iCs/>
+          <w:sz w:val="28"/>
+          <w:szCs w:val="28"/>
+          <w:lang w:val="ru-RU"/>
+        </w:rPr>
+        <w:t>Проектирование распределённого выполнения тестов</w:t>
+      </w:r>
+    </w:p>
+    <w:p>
+      <w:pPr>
+        <w:pStyle w:val="3"/>
+        <w:keepNext w:val="0"/>
+        <w:keepLines w:val="0"/>
+        <w:widowControl/>
+        <w:suppressLineNumbers w:val="0"/>
+        <w:spacing w:line="360" w:lineRule="auto"/>
+        <w:jc w:val="both"/>
+        <w:rPr>
+          <w:rFonts w:hint="default" w:ascii="Times New Roman" w:hAnsi="Times New Roman" w:cs="Times New Roman"/>
+          <w:sz w:val="28"/>
+          <w:szCs w:val="28"/>
+        </w:rPr>
+      </w:pPr>
+      <w:r>
+        <w:rPr>
+          <w:rFonts w:hint="default" w:ascii="Times New Roman" w:hAnsi="Times New Roman" w:cs="Times New Roman"/>
+          <w:sz w:val="28"/>
+          <w:szCs w:val="28"/>
+        </w:rPr>
+        <w:t>2.3.1. Принципы работы Selenium Grid</w:t>
+      </w:r>
+    </w:p>
+    <w:p>
+      <w:pPr>
+        <w:keepNext w:val="0"/>
+        <w:keepLines w:val="0"/>
+        <w:widowControl/>
+        <w:numPr>
+          <w:ilvl w:val="0"/>
+          <w:numId w:val="12"/>
+        </w:numPr>
+        <w:suppressLineNumbers w:val="0"/>
+        <w:spacing w:before="0" w:beforeAutospacing="1" w:after="0" w:afterAutospacing="1" w:line="360" w:lineRule="auto"/>
+        <w:ind w:left="720" w:hanging="360"/>
+        <w:jc w:val="both"/>
+        <w:rPr>
+          <w:rFonts w:hint="default" w:ascii="Times New Roman" w:hAnsi="Times New Roman" w:cs="Times New Roman"/>
+          <w:sz w:val="28"/>
+          <w:szCs w:val="28"/>
+        </w:rPr>
+      </w:pPr>
+      <w:r>
+        <w:rPr>
+          <w:rFonts w:hint="default" w:ascii="Times New Roman" w:hAnsi="Times New Roman" w:cs="Times New Roman"/>
+          <w:sz w:val="28"/>
+          <w:szCs w:val="28"/>
+        </w:rPr>
+        <w:t xml:space="preserve">Hub и Nodes </w:t>
+      </w:r>
+    </w:p>
+    <w:p>
+      <w:pPr>
+        <w:keepNext w:val="0"/>
+        <w:keepLines w:val="0"/>
+        <w:widowControl/>
+        <w:numPr>
+          <w:ilvl w:val="0"/>
+          <w:numId w:val="12"/>
+        </w:numPr>
+        <w:suppressLineNumbers w:val="0"/>
+        <w:spacing w:before="0" w:beforeAutospacing="1" w:after="0" w:afterAutospacing="1" w:line="360" w:lineRule="auto"/>
+        <w:ind w:left="720" w:hanging="360"/>
+        <w:jc w:val="both"/>
+        <w:rPr>
+          <w:rFonts w:hint="default" w:ascii="Times New Roman" w:hAnsi="Times New Roman" w:cs="Times New Roman"/>
+          <w:sz w:val="28"/>
+          <w:szCs w:val="28"/>
+        </w:rPr>
+      </w:pPr>
+      <w:r>
+        <w:rPr>
+          <w:rFonts w:hint="default" w:ascii="Times New Roman" w:hAnsi="Times New Roman" w:cs="Times New Roman"/>
+          <w:sz w:val="28"/>
+          <w:szCs w:val="28"/>
+        </w:rPr>
+        <w:t xml:space="preserve">распределение тестов </w:t>
+      </w:r>
+    </w:p>
+    <w:p>
+      <w:pPr>
+        <w:keepNext w:val="0"/>
+        <w:keepLines w:val="0"/>
+        <w:widowControl/>
+        <w:numPr>
+          <w:ilvl w:val="0"/>
+          <w:numId w:val="12"/>
+        </w:numPr>
+        <w:suppressLineNumbers w:val="0"/>
+        <w:spacing w:before="0" w:beforeAutospacing="1" w:after="0" w:afterAutospacing="1" w:line="360" w:lineRule="auto"/>
+        <w:ind w:left="720" w:hanging="360"/>
+        <w:jc w:val="both"/>
+        <w:rPr>
+          <w:rFonts w:hint="default" w:ascii="Times New Roman" w:hAnsi="Times New Roman" w:cs="Times New Roman"/>
+          <w:sz w:val="28"/>
+          <w:szCs w:val="28"/>
+        </w:rPr>
+      </w:pPr>
+      <w:r>
+        <w:rPr>
+          <w:rFonts w:hint="default" w:ascii="Times New Roman" w:hAnsi="Times New Roman" w:cs="Times New Roman"/>
+          <w:sz w:val="28"/>
+          <w:szCs w:val="28"/>
+        </w:rPr>
+        <w:t xml:space="preserve">удалённое выполнение </w:t>
+      </w:r>
+    </w:p>
+    <w:p>
+      <w:pPr>
+        <w:keepNext w:val="0"/>
+        <w:keepLines w:val="0"/>
+        <w:widowControl/>
+        <w:numPr>
+          <w:ilvl w:val="0"/>
+          <w:numId w:val="12"/>
+        </w:numPr>
+        <w:suppressLineNumbers w:val="0"/>
+        <w:spacing w:before="0" w:beforeAutospacing="1" w:after="0" w:afterAutospacing="1" w:line="360" w:lineRule="auto"/>
+        <w:ind w:left="720" w:hanging="360"/>
+        <w:jc w:val="both"/>
+        <w:rPr>
+          <w:rFonts w:hint="default" w:ascii="Times New Roman" w:hAnsi="Times New Roman" w:cs="Times New Roman"/>
+          <w:sz w:val="28"/>
+          <w:szCs w:val="28"/>
+        </w:rPr>
+      </w:pPr>
+      <w:r>
+        <w:rPr>
+          <w:rFonts w:hint="default" w:ascii="Times New Roman" w:hAnsi="Times New Roman" w:cs="Times New Roman"/>
+          <w:sz w:val="28"/>
+          <w:szCs w:val="28"/>
+        </w:rPr>
+        <w:t xml:space="preserve">RemoteWebDriver </w:t>
+      </w:r>
+    </w:p>
+    <w:p>
+      <w:pPr>
+        <w:keepNext w:val="0"/>
+        <w:keepLines w:val="0"/>
+        <w:widowControl/>
+        <w:suppressLineNumbers w:val="0"/>
+        <w:spacing w:line="360" w:lineRule="auto"/>
+        <w:jc w:val="both"/>
+        <w:rPr>
+          <w:rFonts w:hint="default" w:ascii="Times New Roman" w:hAnsi="Times New Roman" w:cs="Times New Roman"/>
+          <w:sz w:val="28"/>
+          <w:szCs w:val="28"/>
+        </w:rPr>
+      </w:pPr>
+      <w:r>
+        <w:rPr>
+          <w:rFonts w:hint="default" w:ascii="Times New Roman" w:hAnsi="Times New Roman" w:cs="Times New Roman"/>
+          <w:sz w:val="28"/>
+          <w:szCs w:val="28"/>
+        </w:rPr>
+        <w:pict>
+          <v:rect id="_x0000_i1028" o:spt="1" style="height:1.5pt;width:432pt;" fillcolor="#A0A0A0" filled="t" stroked="f" coordsize="21600,21600" o:hr="t" o:hrstd="t" o:hralign="center">
+            <v:path/>
+            <v:fill on="t" focussize="0,0"/>
+            <v:stroke on="f"/>
+            <v:imagedata o:title=""/>
+            <o:lock v:ext="edit"/>
+            <w10:wrap type="none"/>
+            <w10:anchorlock/>
+          </v:rect>
+        </w:pict>
+      </w:r>
+    </w:p>
+    <w:p>
+      <w:pPr>
+        <w:pStyle w:val="3"/>
+        <w:keepNext w:val="0"/>
+        <w:keepLines w:val="0"/>
+        <w:widowControl/>
+        <w:suppressLineNumbers w:val="0"/>
+        <w:spacing w:line="360" w:lineRule="auto"/>
+        <w:jc w:val="both"/>
+        <w:rPr>
+          <w:rFonts w:hint="default" w:ascii="Times New Roman" w:hAnsi="Times New Roman" w:cs="Times New Roman"/>
+          <w:sz w:val="28"/>
+          <w:szCs w:val="28"/>
+        </w:rPr>
+      </w:pPr>
+      <w:r>
+        <w:rPr>
+          <w:rFonts w:hint="default" w:ascii="Times New Roman" w:hAnsi="Times New Roman" w:cs="Times New Roman"/>
+          <w:sz w:val="28"/>
+          <w:szCs w:val="28"/>
+        </w:rPr>
+        <w:t>2.3.2. Использование Docker для контейнеризации среды тестирования</w:t>
+      </w:r>
+    </w:p>
+    <w:p>
+      <w:pPr>
+        <w:pStyle w:val="11"/>
+        <w:keepNext w:val="0"/>
+        <w:keepLines w:val="0"/>
+        <w:widowControl/>
+        <w:suppressLineNumbers w:val="0"/>
+        <w:spacing w:beforeAutospacing="1" w:line="360" w:lineRule="auto"/>
+        <w:jc w:val="both"/>
+        <w:rPr>
+          <w:rFonts w:hint="default" w:ascii="Times New Roman" w:hAnsi="Times New Roman" w:cs="Times New Roman"/>
+          <w:sz w:val="28"/>
+          <w:szCs w:val="28"/>
+        </w:rPr>
+      </w:pPr>
+      <w:r>
+        <w:rPr>
+          <w:rFonts w:hint="default" w:ascii="Times New Roman" w:hAnsi="Times New Roman" w:cs="Times New Roman"/>
+          <w:sz w:val="28"/>
+          <w:szCs w:val="28"/>
+        </w:rPr>
+        <w:t>Тут:</w:t>
+      </w:r>
+    </w:p>
+    <w:p>
+      <w:pPr>
+        <w:keepNext w:val="0"/>
+        <w:keepLines w:val="0"/>
+        <w:widowControl/>
+        <w:numPr>
+          <w:ilvl w:val="0"/>
+          <w:numId w:val="13"/>
+        </w:numPr>
+        <w:suppressLineNumbers w:val="0"/>
+        <w:spacing w:before="0" w:beforeAutospacing="1" w:after="0" w:afterAutospacing="1" w:line="360" w:lineRule="auto"/>
+        <w:ind w:left="720" w:hanging="360"/>
+        <w:jc w:val="both"/>
+        <w:rPr>
+          <w:rFonts w:hint="default" w:ascii="Times New Roman" w:hAnsi="Times New Roman" w:cs="Times New Roman"/>
+          <w:sz w:val="28"/>
+          <w:szCs w:val="28"/>
+        </w:rPr>
+      </w:pPr>
+      <w:r>
+        <w:rPr>
+          <w:rFonts w:hint="default" w:ascii="Times New Roman" w:hAnsi="Times New Roman" w:cs="Times New Roman"/>
+          <w:sz w:val="28"/>
+          <w:szCs w:val="28"/>
+        </w:rPr>
+        <w:t xml:space="preserve">зачем Docker </w:t>
+      </w:r>
+    </w:p>
+    <w:p>
+      <w:pPr>
+        <w:keepNext w:val="0"/>
+        <w:keepLines w:val="0"/>
+        <w:widowControl/>
+        <w:numPr>
+          <w:ilvl w:val="0"/>
+          <w:numId w:val="13"/>
+        </w:numPr>
+        <w:suppressLineNumbers w:val="0"/>
+        <w:spacing w:before="0" w:beforeAutospacing="1" w:after="0" w:afterAutospacing="1" w:line="360" w:lineRule="auto"/>
+        <w:ind w:left="720" w:hanging="360"/>
+        <w:jc w:val="both"/>
+        <w:rPr>
+          <w:rFonts w:hint="default" w:ascii="Times New Roman" w:hAnsi="Times New Roman" w:cs="Times New Roman"/>
+          <w:sz w:val="28"/>
+          <w:szCs w:val="28"/>
+        </w:rPr>
+      </w:pPr>
+      <w:r>
+        <w:rPr>
+          <w:rFonts w:hint="default" w:ascii="Times New Roman" w:hAnsi="Times New Roman" w:cs="Times New Roman"/>
+          <w:sz w:val="28"/>
+          <w:szCs w:val="28"/>
+        </w:rPr>
+        <w:t xml:space="preserve">контейнеры браузеров </w:t>
+      </w:r>
+    </w:p>
+    <w:p>
+      <w:pPr>
+        <w:keepNext w:val="0"/>
+        <w:keepLines w:val="0"/>
+        <w:widowControl/>
+        <w:numPr>
+          <w:ilvl w:val="0"/>
+          <w:numId w:val="13"/>
+        </w:numPr>
+        <w:suppressLineNumbers w:val="0"/>
+        <w:spacing w:before="0" w:beforeAutospacing="1" w:after="0" w:afterAutospacing="1" w:line="360" w:lineRule="auto"/>
+        <w:ind w:left="720" w:hanging="360"/>
+        <w:jc w:val="both"/>
+        <w:rPr>
+          <w:rFonts w:hint="default" w:ascii="Times New Roman" w:hAnsi="Times New Roman" w:cs="Times New Roman"/>
+          <w:sz w:val="28"/>
+          <w:szCs w:val="28"/>
+        </w:rPr>
+      </w:pPr>
+      <w:r>
+        <w:rPr>
+          <w:rFonts w:hint="default" w:ascii="Times New Roman" w:hAnsi="Times New Roman" w:cs="Times New Roman"/>
+          <w:sz w:val="28"/>
+          <w:szCs w:val="28"/>
+        </w:rPr>
+        <w:t xml:space="preserve">воспроизводимость среды </w:t>
+      </w:r>
+    </w:p>
+    <w:p>
+      <w:pPr>
+        <w:keepNext w:val="0"/>
+        <w:keepLines w:val="0"/>
+        <w:widowControl/>
+        <w:numPr>
+          <w:ilvl w:val="0"/>
+          <w:numId w:val="13"/>
+        </w:numPr>
+        <w:suppressLineNumbers w:val="0"/>
+        <w:spacing w:before="0" w:beforeAutospacing="1" w:after="0" w:afterAutospacing="1" w:line="360" w:lineRule="auto"/>
+        <w:ind w:left="720" w:hanging="360"/>
+        <w:jc w:val="both"/>
+        <w:rPr>
+          <w:rFonts w:hint="default" w:ascii="Times New Roman" w:hAnsi="Times New Roman" w:cs="Times New Roman"/>
+          <w:sz w:val="28"/>
+          <w:szCs w:val="28"/>
+        </w:rPr>
+      </w:pPr>
+      <w:r>
+        <w:rPr>
+          <w:rFonts w:hint="default" w:ascii="Times New Roman" w:hAnsi="Times New Roman" w:cs="Times New Roman"/>
+          <w:sz w:val="28"/>
+          <w:szCs w:val="28"/>
+        </w:rPr>
+        <w:t xml:space="preserve">изоляция запусков </w:t>
+      </w:r>
+    </w:p>
+    <w:p>
+      <w:pPr>
+        <w:keepNext w:val="0"/>
+        <w:keepLines w:val="0"/>
+        <w:widowControl/>
+        <w:numPr>
+          <w:ilvl w:val="0"/>
+          <w:numId w:val="13"/>
+        </w:numPr>
+        <w:suppressLineNumbers w:val="0"/>
+        <w:spacing w:before="0" w:beforeAutospacing="1" w:after="0" w:afterAutospacing="1" w:line="360" w:lineRule="auto"/>
+        <w:ind w:left="720" w:hanging="360"/>
+        <w:jc w:val="both"/>
+        <w:rPr>
+          <w:rFonts w:hint="default" w:ascii="Times New Roman" w:hAnsi="Times New Roman" w:cs="Times New Roman"/>
+          <w:sz w:val="28"/>
+          <w:szCs w:val="28"/>
+        </w:rPr>
+      </w:pPr>
+      <w:r>
+        <w:rPr>
+          <w:rFonts w:hint="default" w:ascii="Times New Roman" w:hAnsi="Times New Roman" w:cs="Times New Roman"/>
+          <w:sz w:val="28"/>
+          <w:szCs w:val="28"/>
+        </w:rPr>
+        <w:t xml:space="preserve">docker-compose </w:t>
+      </w:r>
+    </w:p>
+    <w:p>
+      <w:pPr>
+        <w:keepNext w:val="0"/>
+        <w:keepLines w:val="0"/>
+        <w:widowControl/>
+        <w:suppressLineNumbers w:val="0"/>
+        <w:spacing w:line="360" w:lineRule="auto"/>
+        <w:jc w:val="both"/>
+        <w:rPr>
+          <w:rFonts w:hint="default" w:ascii="Times New Roman" w:hAnsi="Times New Roman" w:cs="Times New Roman"/>
+          <w:sz w:val="28"/>
+          <w:szCs w:val="28"/>
+        </w:rPr>
+      </w:pPr>
+      <w:r>
+        <w:rPr>
+          <w:rFonts w:hint="default" w:ascii="Times New Roman" w:hAnsi="Times New Roman" w:cs="Times New Roman"/>
+          <w:sz w:val="28"/>
+          <w:szCs w:val="28"/>
+        </w:rPr>
+        <w:pict>
+          <v:rect id="_x0000_i1029" o:spt="1" style="height:1.5pt;width:432pt;" fillcolor="#A0A0A0" filled="t" stroked="f" coordsize="21600,21600" o:hr="t" o:hrstd="t" o:hralign="center">
+            <v:path/>
+            <v:fill on="t" focussize="0,0"/>
+            <v:stroke on="f"/>
+            <v:imagedata o:title=""/>
+            <o:lock v:ext="edit"/>
+            <w10:wrap type="none"/>
+            <w10:anchorlock/>
+          </v:rect>
+        </w:pict>
+      </w:r>
+    </w:p>
+    <w:p>
+      <w:pPr>
+        <w:pStyle w:val="3"/>
+        <w:keepNext w:val="0"/>
+        <w:keepLines w:val="0"/>
+        <w:widowControl/>
+        <w:suppressLineNumbers w:val="0"/>
+        <w:spacing w:line="360" w:lineRule="auto"/>
+        <w:jc w:val="both"/>
+        <w:rPr>
+          <w:rFonts w:hint="default" w:ascii="Times New Roman" w:hAnsi="Times New Roman" w:cs="Times New Roman"/>
+          <w:sz w:val="28"/>
+          <w:szCs w:val="28"/>
+        </w:rPr>
+      </w:pPr>
+      <w:r>
+        <w:rPr>
+          <w:rFonts w:hint="default" w:ascii="Times New Roman" w:hAnsi="Times New Roman" w:cs="Times New Roman"/>
+          <w:sz w:val="28"/>
+          <w:szCs w:val="28"/>
+        </w:rPr>
+        <w:t>2.3.3. Проектирование параллельного запуска тестов</w:t>
+      </w:r>
+    </w:p>
+    <w:p>
+      <w:pPr>
+        <w:pStyle w:val="11"/>
+        <w:keepNext w:val="0"/>
+        <w:keepLines w:val="0"/>
+        <w:widowControl/>
+        <w:suppressLineNumbers w:val="0"/>
+        <w:spacing w:beforeAutospacing="1" w:line="360" w:lineRule="auto"/>
+        <w:jc w:val="both"/>
+        <w:rPr>
+          <w:rFonts w:hint="default" w:ascii="Times New Roman" w:hAnsi="Times New Roman" w:cs="Times New Roman"/>
+          <w:sz w:val="28"/>
+          <w:szCs w:val="28"/>
+        </w:rPr>
+      </w:pPr>
+      <w:r>
+        <w:rPr>
+          <w:rFonts w:hint="default" w:ascii="Times New Roman" w:hAnsi="Times New Roman" w:cs="Times New Roman"/>
+          <w:sz w:val="28"/>
+          <w:szCs w:val="28"/>
+        </w:rPr>
+        <w:t>Очень важный раздел для твоей темы.</w:t>
+      </w:r>
+    </w:p>
+    <w:p>
+      <w:pPr>
+        <w:pStyle w:val="11"/>
+        <w:keepNext w:val="0"/>
+        <w:keepLines w:val="0"/>
+        <w:widowControl/>
+        <w:suppressLineNumbers w:val="0"/>
+        <w:spacing w:beforeAutospacing="1" w:line="360" w:lineRule="auto"/>
+        <w:jc w:val="both"/>
+        <w:rPr>
+          <w:rFonts w:hint="default" w:ascii="Times New Roman" w:hAnsi="Times New Roman" w:cs="Times New Roman"/>
+          <w:sz w:val="28"/>
+          <w:szCs w:val="28"/>
+        </w:rPr>
+      </w:pPr>
+      <w:r>
+        <w:rPr>
+          <w:rFonts w:hint="default" w:ascii="Times New Roman" w:hAnsi="Times New Roman" w:cs="Times New Roman"/>
+          <w:sz w:val="28"/>
+          <w:szCs w:val="28"/>
+        </w:rPr>
+        <w:t>Тут:</w:t>
+      </w:r>
+    </w:p>
+    <w:p>
+      <w:pPr>
+        <w:keepNext w:val="0"/>
+        <w:keepLines w:val="0"/>
+        <w:widowControl/>
+        <w:numPr>
+          <w:ilvl w:val="0"/>
+          <w:numId w:val="14"/>
+        </w:numPr>
+        <w:suppressLineNumbers w:val="0"/>
+        <w:spacing w:before="0" w:beforeAutospacing="1" w:after="0" w:afterAutospacing="1" w:line="360" w:lineRule="auto"/>
+        <w:ind w:left="720" w:hanging="360"/>
+        <w:jc w:val="both"/>
+        <w:rPr>
+          <w:rFonts w:hint="default" w:ascii="Times New Roman" w:hAnsi="Times New Roman" w:cs="Times New Roman"/>
+          <w:sz w:val="28"/>
+          <w:szCs w:val="28"/>
+        </w:rPr>
+      </w:pPr>
+      <w:r>
+        <w:rPr>
+          <w:rFonts w:hint="default" w:ascii="Times New Roman" w:hAnsi="Times New Roman" w:cs="Times New Roman"/>
+          <w:sz w:val="28"/>
+          <w:szCs w:val="28"/>
+        </w:rPr>
+        <w:t xml:space="preserve">parallel execution в TestNG </w:t>
+      </w:r>
+    </w:p>
+    <w:p>
+      <w:pPr>
+        <w:keepNext w:val="0"/>
+        <w:keepLines w:val="0"/>
+        <w:widowControl/>
+        <w:numPr>
+          <w:ilvl w:val="0"/>
+          <w:numId w:val="14"/>
+        </w:numPr>
+        <w:suppressLineNumbers w:val="0"/>
+        <w:spacing w:before="0" w:beforeAutospacing="1" w:after="0" w:afterAutospacing="1" w:line="360" w:lineRule="auto"/>
+        <w:ind w:left="720" w:hanging="360"/>
+        <w:jc w:val="both"/>
+        <w:rPr>
+          <w:rFonts w:hint="default" w:ascii="Times New Roman" w:hAnsi="Times New Roman" w:cs="Times New Roman"/>
+          <w:sz w:val="28"/>
+          <w:szCs w:val="28"/>
+        </w:rPr>
+      </w:pPr>
+      <w:r>
+        <w:rPr>
+          <w:rFonts w:hint="default" w:ascii="Times New Roman" w:hAnsi="Times New Roman" w:cs="Times New Roman"/>
+          <w:sz w:val="28"/>
+          <w:szCs w:val="28"/>
+        </w:rPr>
+        <w:t xml:space="preserve">thread-count </w:t>
+      </w:r>
+    </w:p>
+    <w:p>
+      <w:pPr>
+        <w:keepNext w:val="0"/>
+        <w:keepLines w:val="0"/>
+        <w:widowControl/>
+        <w:numPr>
+          <w:ilvl w:val="0"/>
+          <w:numId w:val="14"/>
+        </w:numPr>
+        <w:suppressLineNumbers w:val="0"/>
+        <w:spacing w:before="0" w:beforeAutospacing="1" w:after="0" w:afterAutospacing="1" w:line="360" w:lineRule="auto"/>
+        <w:ind w:left="720" w:hanging="360"/>
+        <w:jc w:val="both"/>
+        <w:rPr>
+          <w:rFonts w:hint="default" w:ascii="Times New Roman" w:hAnsi="Times New Roman" w:cs="Times New Roman"/>
+          <w:sz w:val="28"/>
+          <w:szCs w:val="28"/>
+        </w:rPr>
+      </w:pPr>
+      <w:r>
+        <w:rPr>
+          <w:rFonts w:hint="default" w:ascii="Times New Roman" w:hAnsi="Times New Roman" w:cs="Times New Roman"/>
+          <w:sz w:val="28"/>
+          <w:szCs w:val="28"/>
+        </w:rPr>
+        <w:t xml:space="preserve">проблемы многопоточности </w:t>
+      </w:r>
+    </w:p>
+    <w:p>
+      <w:pPr>
+        <w:keepNext w:val="0"/>
+        <w:keepLines w:val="0"/>
+        <w:widowControl/>
+        <w:numPr>
+          <w:ilvl w:val="0"/>
+          <w:numId w:val="14"/>
+        </w:numPr>
+        <w:suppressLineNumbers w:val="0"/>
+        <w:spacing w:before="0" w:beforeAutospacing="1" w:after="0" w:afterAutospacing="1" w:line="360" w:lineRule="auto"/>
+        <w:ind w:left="720" w:hanging="360"/>
+        <w:jc w:val="both"/>
+        <w:rPr>
+          <w:rFonts w:hint="default" w:ascii="Times New Roman" w:hAnsi="Times New Roman" w:cs="Times New Roman"/>
+          <w:sz w:val="28"/>
+          <w:szCs w:val="28"/>
+        </w:rPr>
+      </w:pPr>
+      <w:r>
+        <w:rPr>
+          <w:rFonts w:hint="default" w:ascii="Times New Roman" w:hAnsi="Times New Roman" w:cs="Times New Roman"/>
+          <w:sz w:val="28"/>
+          <w:szCs w:val="28"/>
+        </w:rPr>
+        <w:t xml:space="preserve">независимость тестов </w:t>
+      </w:r>
+    </w:p>
+    <w:p>
+      <w:pPr>
+        <w:keepNext w:val="0"/>
+        <w:keepLines w:val="0"/>
+        <w:widowControl/>
+        <w:numPr>
+          <w:ilvl w:val="0"/>
+          <w:numId w:val="14"/>
+        </w:numPr>
+        <w:suppressLineNumbers w:val="0"/>
+        <w:spacing w:before="0" w:beforeAutospacing="1" w:after="0" w:afterAutospacing="1" w:line="360" w:lineRule="auto"/>
+        <w:ind w:left="720" w:hanging="360"/>
+        <w:jc w:val="both"/>
+        <w:rPr>
+          <w:rFonts w:hint="default" w:ascii="Times New Roman" w:hAnsi="Times New Roman" w:cs="Times New Roman"/>
+          <w:sz w:val="28"/>
+          <w:szCs w:val="28"/>
+        </w:rPr>
+      </w:pPr>
+      <w:r>
+        <w:rPr>
+          <w:rFonts w:hint="default" w:ascii="Times New Roman" w:hAnsi="Times New Roman" w:cs="Times New Roman"/>
+          <w:sz w:val="28"/>
+          <w:szCs w:val="28"/>
+        </w:rPr>
+        <w:t xml:space="preserve">ThreadLocal </w:t>
+      </w:r>
+    </w:p>
+    <w:p>
+      <w:pPr>
+        <w:keepNext w:val="0"/>
+        <w:keepLines w:val="0"/>
+        <w:widowControl/>
+        <w:numPr>
+          <w:ilvl w:val="0"/>
+          <w:numId w:val="14"/>
+        </w:numPr>
+        <w:suppressLineNumbers w:val="0"/>
+        <w:spacing w:before="0" w:beforeAutospacing="1" w:after="0" w:afterAutospacing="1" w:line="360" w:lineRule="auto"/>
+        <w:ind w:left="720" w:hanging="360"/>
+        <w:jc w:val="both"/>
+        <w:rPr>
+          <w:rFonts w:hint="default" w:ascii="Times New Roman" w:hAnsi="Times New Roman" w:cs="Times New Roman"/>
+          <w:sz w:val="28"/>
+          <w:szCs w:val="28"/>
+        </w:rPr>
+      </w:pPr>
+      <w:r>
+        <w:rPr>
+          <w:rFonts w:hint="default" w:ascii="Times New Roman" w:hAnsi="Times New Roman" w:cs="Times New Roman"/>
+          <w:sz w:val="28"/>
+          <w:szCs w:val="28"/>
+        </w:rPr>
+        <w:t xml:space="preserve">оптимизация времени выполнения </w:t>
+      </w:r>
+    </w:p>
+    <w:p>
+      <w:pPr>
+        <w:keepNext w:val="0"/>
+        <w:keepLines w:val="0"/>
+        <w:widowControl/>
+        <w:suppressLineNumbers w:val="0"/>
+        <w:spacing w:line="360" w:lineRule="auto"/>
+        <w:jc w:val="both"/>
+        <w:rPr>
+          <w:rFonts w:hint="default" w:ascii="Times New Roman" w:hAnsi="Times New Roman" w:cs="Times New Roman"/>
+          <w:sz w:val="28"/>
+          <w:szCs w:val="28"/>
+        </w:rPr>
+      </w:pPr>
+      <w:r>
+        <w:rPr>
+          <w:rFonts w:hint="default" w:ascii="Times New Roman" w:hAnsi="Times New Roman" w:cs="Times New Roman"/>
+          <w:sz w:val="28"/>
+          <w:szCs w:val="28"/>
+        </w:rPr>
+        <w:pict>
+          <v:rect id="_x0000_i1030" o:spt="1" style="height:1.5pt;width:432pt;" fillcolor="#A0A0A0" filled="t" stroked="f" coordsize="21600,21600" o:hr="t" o:hrstd="t" o:hralign="center">
+            <v:path/>
+            <v:fill on="t" focussize="0,0"/>
+            <v:stroke on="f"/>
+            <v:imagedata o:title=""/>
+            <o:lock v:ext="edit"/>
+            <w10:wrap type="none"/>
+            <w10:anchorlock/>
+          </v:rect>
+        </w:pict>
+      </w:r>
+    </w:p>
+    <w:p>
+      <w:pPr>
+        <w:pStyle w:val="3"/>
+        <w:keepNext w:val="0"/>
+        <w:keepLines w:val="0"/>
+        <w:widowControl/>
+        <w:suppressLineNumbers w:val="0"/>
+        <w:spacing w:line="360" w:lineRule="auto"/>
+        <w:jc w:val="both"/>
+        <w:rPr>
+          <w:rFonts w:hint="default" w:ascii="Times New Roman" w:hAnsi="Times New Roman" w:cs="Times New Roman"/>
+          <w:sz w:val="28"/>
+          <w:szCs w:val="28"/>
+        </w:rPr>
+      </w:pPr>
+      <w:r>
+        <w:rPr>
+          <w:rFonts w:hint="default" w:ascii="Times New Roman" w:hAnsi="Times New Roman" w:cs="Times New Roman"/>
+          <w:sz w:val="28"/>
+          <w:szCs w:val="28"/>
+        </w:rPr>
+        <w:t>2.3.4. Масштабируемость и отказоустойчивость тестовой инфраструктуры</w:t>
+      </w:r>
+    </w:p>
+    <w:p>
+      <w:pPr>
+        <w:keepNext w:val="0"/>
+        <w:keepLines w:val="0"/>
+        <w:widowControl/>
+        <w:numPr>
+          <w:ilvl w:val="0"/>
+          <w:numId w:val="15"/>
+        </w:numPr>
+        <w:suppressLineNumbers w:val="0"/>
+        <w:spacing w:before="0" w:beforeAutospacing="1" w:after="0" w:afterAutospacing="1" w:line="360" w:lineRule="auto"/>
+        <w:ind w:left="720" w:hanging="360"/>
+        <w:jc w:val="both"/>
+        <w:rPr>
+          <w:rFonts w:hint="default" w:ascii="Times New Roman" w:hAnsi="Times New Roman" w:cs="Times New Roman"/>
+          <w:sz w:val="28"/>
+          <w:szCs w:val="28"/>
+        </w:rPr>
+      </w:pPr>
+      <w:r>
+        <w:rPr>
+          <w:rFonts w:hint="default" w:ascii="Times New Roman" w:hAnsi="Times New Roman" w:cs="Times New Roman"/>
+          <w:sz w:val="28"/>
+          <w:szCs w:val="28"/>
+        </w:rPr>
+        <w:t xml:space="preserve">добавление новых node </w:t>
+      </w:r>
+    </w:p>
+    <w:p>
+      <w:pPr>
+        <w:keepNext w:val="0"/>
+        <w:keepLines w:val="0"/>
+        <w:widowControl/>
+        <w:numPr>
+          <w:ilvl w:val="0"/>
+          <w:numId w:val="15"/>
+        </w:numPr>
+        <w:suppressLineNumbers w:val="0"/>
+        <w:spacing w:before="0" w:beforeAutospacing="1" w:after="0" w:afterAutospacing="1" w:line="360" w:lineRule="auto"/>
+        <w:ind w:left="720" w:hanging="360"/>
+        <w:jc w:val="both"/>
+        <w:rPr>
+          <w:rFonts w:hint="default" w:ascii="Times New Roman" w:hAnsi="Times New Roman" w:cs="Times New Roman"/>
+          <w:sz w:val="28"/>
+          <w:szCs w:val="28"/>
+        </w:rPr>
+      </w:pPr>
+      <w:r>
+        <w:rPr>
+          <w:rFonts w:hint="default" w:ascii="Times New Roman" w:hAnsi="Times New Roman" w:cs="Times New Roman"/>
+          <w:sz w:val="28"/>
+          <w:szCs w:val="28"/>
+        </w:rPr>
+        <w:t xml:space="preserve">запуск нескольких браузеров </w:t>
+      </w:r>
+    </w:p>
+    <w:p>
+      <w:pPr>
+        <w:keepNext w:val="0"/>
+        <w:keepLines w:val="0"/>
+        <w:widowControl/>
+        <w:numPr>
+          <w:ilvl w:val="0"/>
+          <w:numId w:val="15"/>
+        </w:numPr>
+        <w:suppressLineNumbers w:val="0"/>
+        <w:spacing w:before="0" w:beforeAutospacing="1" w:after="0" w:afterAutospacing="1" w:line="360" w:lineRule="auto"/>
+        <w:ind w:left="720" w:hanging="360"/>
+        <w:jc w:val="both"/>
+        <w:rPr>
+          <w:rFonts w:hint="default" w:ascii="Times New Roman" w:hAnsi="Times New Roman" w:cs="Times New Roman"/>
+          <w:sz w:val="28"/>
+          <w:szCs w:val="28"/>
+        </w:rPr>
+      </w:pPr>
+      <w:r>
+        <w:rPr>
+          <w:rFonts w:hint="default" w:ascii="Times New Roman" w:hAnsi="Times New Roman" w:cs="Times New Roman"/>
+          <w:sz w:val="28"/>
+          <w:szCs w:val="28"/>
+        </w:rPr>
+        <w:t xml:space="preserve">распределение нагрузки </w:t>
+      </w:r>
+    </w:p>
+    <w:p>
+      <w:pPr>
+        <w:keepNext w:val="0"/>
+        <w:keepLines w:val="0"/>
+        <w:widowControl/>
+        <w:numPr>
+          <w:ilvl w:val="0"/>
+          <w:numId w:val="15"/>
+        </w:numPr>
+        <w:suppressLineNumbers w:val="0"/>
+        <w:spacing w:before="0" w:beforeAutospacing="1" w:after="0" w:afterAutospacing="1" w:line="360" w:lineRule="auto"/>
+        <w:ind w:left="720" w:hanging="360"/>
+        <w:jc w:val="both"/>
+        <w:rPr>
+          <w:rFonts w:hint="default" w:ascii="Times New Roman" w:hAnsi="Times New Roman" w:cs="Times New Roman"/>
+          <w:sz w:val="28"/>
+          <w:szCs w:val="28"/>
+        </w:rPr>
+      </w:pPr>
+      <w:r>
+        <w:rPr>
+          <w:rFonts w:hint="default" w:ascii="Times New Roman" w:hAnsi="Times New Roman" w:cs="Times New Roman"/>
+          <w:sz w:val="28"/>
+          <w:szCs w:val="28"/>
+        </w:rPr>
+        <w:t>стабильность тестовой среды</w:t>
+      </w:r>
+    </w:p>
+    <w:p>
+      <w:pPr>
+        <w:spacing w:line="360" w:lineRule="auto"/>
+        <w:jc w:val="both"/>
+        <w:rPr>
+          <w:rFonts w:hint="default" w:ascii="Times New Roman" w:hAnsi="Times New Roman" w:cs="Times New Roman"/>
+          <w:i/>
+          <w:iCs/>
+          <w:sz w:val="28"/>
+          <w:szCs w:val="28"/>
+          <w:lang w:val="ru-RU"/>
+        </w:rPr>
+      </w:pPr>
+      <w:r>
+        <w:rPr>
+          <w:rFonts w:hint="default" w:ascii="Times New Roman" w:hAnsi="Times New Roman" w:cs="Times New Roman"/>
+          <w:b/>
+          <w:bCs/>
+          <w:sz w:val="28"/>
+          <w:szCs w:val="28"/>
+          <w:lang w:val="ru-RU"/>
+        </w:rPr>
+        <w:t>Параграф 4.</w:t>
+      </w:r>
+      <w:r>
+        <w:rPr>
+          <w:rFonts w:hint="default" w:ascii="Times New Roman" w:hAnsi="Times New Roman" w:cs="Times New Roman"/>
+          <w:sz w:val="28"/>
+          <w:szCs w:val="28"/>
+          <w:lang w:val="ru-RU"/>
+        </w:rPr>
+        <w:t xml:space="preserve"> </w:t>
+      </w:r>
+      <w:r>
+        <w:rPr>
+          <w:rFonts w:hint="default" w:ascii="Times New Roman" w:hAnsi="Times New Roman" w:cs="Times New Roman"/>
+          <w:i/>
+          <w:iCs/>
+          <w:sz w:val="28"/>
+          <w:szCs w:val="28"/>
+          <w:lang w:val="ru-RU"/>
+        </w:rPr>
+        <w:t>Проектирование системы отчётности и интеграции</w:t>
+      </w:r>
+    </w:p>
+    <w:p>
+      <w:pPr>
+        <w:pStyle w:val="3"/>
+        <w:keepNext w:val="0"/>
+        <w:keepLines w:val="0"/>
+        <w:widowControl/>
+        <w:suppressLineNumbers w:val="0"/>
+        <w:spacing w:line="360" w:lineRule="auto"/>
+        <w:jc w:val="both"/>
+        <w:rPr>
+          <w:rFonts w:hint="default" w:ascii="Times New Roman" w:hAnsi="Times New Roman" w:cs="Times New Roman"/>
+          <w:sz w:val="28"/>
+          <w:szCs w:val="28"/>
+        </w:rPr>
+      </w:pPr>
+      <w:r>
+        <w:rPr>
+          <w:rFonts w:hint="default" w:ascii="Times New Roman" w:hAnsi="Times New Roman" w:cs="Times New Roman"/>
+          <w:sz w:val="28"/>
+          <w:szCs w:val="28"/>
+        </w:rPr>
+        <w:t>2.4.1. Организация формирования отчётов о тестировании</w:t>
+      </w:r>
+    </w:p>
+    <w:p>
+      <w:pPr>
+        <w:keepNext w:val="0"/>
+        <w:keepLines w:val="0"/>
+        <w:widowControl/>
+        <w:numPr>
+          <w:ilvl w:val="0"/>
+          <w:numId w:val="16"/>
+        </w:numPr>
+        <w:suppressLineNumbers w:val="0"/>
+        <w:spacing w:before="0" w:beforeAutospacing="1" w:after="0" w:afterAutospacing="1" w:line="360" w:lineRule="auto"/>
+        <w:ind w:left="720" w:hanging="360"/>
+        <w:jc w:val="both"/>
+        <w:rPr>
+          <w:rFonts w:hint="default" w:ascii="Times New Roman" w:hAnsi="Times New Roman" w:cs="Times New Roman"/>
+          <w:sz w:val="28"/>
+          <w:szCs w:val="28"/>
+        </w:rPr>
+      </w:pPr>
+      <w:r>
+        <w:rPr>
+          <w:rFonts w:hint="default" w:ascii="Times New Roman" w:hAnsi="Times New Roman" w:cs="Times New Roman"/>
+          <w:sz w:val="28"/>
+          <w:szCs w:val="28"/>
+        </w:rPr>
+        <w:t xml:space="preserve">Allure Reports </w:t>
+      </w:r>
+    </w:p>
+    <w:p>
+      <w:pPr>
+        <w:keepNext w:val="0"/>
+        <w:keepLines w:val="0"/>
+        <w:widowControl/>
+        <w:numPr>
+          <w:ilvl w:val="0"/>
+          <w:numId w:val="16"/>
+        </w:numPr>
+        <w:suppressLineNumbers w:val="0"/>
+        <w:spacing w:before="0" w:beforeAutospacing="1" w:after="0" w:afterAutospacing="1" w:line="360" w:lineRule="auto"/>
+        <w:ind w:left="720" w:hanging="360"/>
+        <w:jc w:val="both"/>
+        <w:rPr>
+          <w:rFonts w:hint="default" w:ascii="Times New Roman" w:hAnsi="Times New Roman" w:cs="Times New Roman"/>
+          <w:sz w:val="28"/>
+          <w:szCs w:val="28"/>
+        </w:rPr>
+      </w:pPr>
+      <w:r>
+        <w:rPr>
+          <w:rFonts w:hint="default" w:ascii="Times New Roman" w:hAnsi="Times New Roman" w:cs="Times New Roman"/>
+          <w:sz w:val="28"/>
+          <w:szCs w:val="28"/>
+        </w:rPr>
+        <w:t xml:space="preserve">шаги тестов </w:t>
+      </w:r>
+    </w:p>
+    <w:p>
+      <w:pPr>
+        <w:keepNext w:val="0"/>
+        <w:keepLines w:val="0"/>
+        <w:widowControl/>
+        <w:numPr>
+          <w:ilvl w:val="0"/>
+          <w:numId w:val="16"/>
+        </w:numPr>
+        <w:suppressLineNumbers w:val="0"/>
+        <w:spacing w:before="0" w:beforeAutospacing="1" w:after="0" w:afterAutospacing="1" w:line="360" w:lineRule="auto"/>
+        <w:ind w:left="720" w:hanging="360"/>
+        <w:jc w:val="both"/>
+        <w:rPr>
+          <w:rFonts w:hint="default" w:ascii="Times New Roman" w:hAnsi="Times New Roman" w:cs="Times New Roman"/>
+          <w:sz w:val="28"/>
+          <w:szCs w:val="28"/>
+        </w:rPr>
+      </w:pPr>
+      <w:r>
+        <w:rPr>
+          <w:rFonts w:hint="default" w:ascii="Times New Roman" w:hAnsi="Times New Roman" w:cs="Times New Roman"/>
+          <w:sz w:val="28"/>
+          <w:szCs w:val="28"/>
+        </w:rPr>
+        <w:t xml:space="preserve">скриншоты </w:t>
+      </w:r>
+    </w:p>
+    <w:p>
+      <w:pPr>
+        <w:keepNext w:val="0"/>
+        <w:keepLines w:val="0"/>
+        <w:widowControl/>
+        <w:numPr>
+          <w:ilvl w:val="0"/>
+          <w:numId w:val="16"/>
+        </w:numPr>
+        <w:suppressLineNumbers w:val="0"/>
+        <w:spacing w:before="0" w:beforeAutospacing="1" w:after="0" w:afterAutospacing="1" w:line="360" w:lineRule="auto"/>
+        <w:ind w:left="720" w:hanging="360"/>
+        <w:jc w:val="both"/>
+        <w:rPr>
+          <w:rFonts w:hint="default" w:ascii="Times New Roman" w:hAnsi="Times New Roman" w:cs="Times New Roman"/>
+          <w:sz w:val="28"/>
+          <w:szCs w:val="28"/>
+        </w:rPr>
+      </w:pPr>
+      <w:r>
+        <w:rPr>
+          <w:rFonts w:hint="default" w:ascii="Times New Roman" w:hAnsi="Times New Roman" w:cs="Times New Roman"/>
+          <w:sz w:val="28"/>
+          <w:szCs w:val="28"/>
+        </w:rPr>
+        <w:t xml:space="preserve">логирование ошибок </w:t>
+      </w:r>
+    </w:p>
+    <w:p>
+      <w:pPr>
+        <w:keepNext w:val="0"/>
+        <w:keepLines w:val="0"/>
+        <w:widowControl/>
+        <w:numPr>
+          <w:ilvl w:val="0"/>
+          <w:numId w:val="16"/>
+        </w:numPr>
+        <w:suppressLineNumbers w:val="0"/>
+        <w:spacing w:before="0" w:beforeAutospacing="1" w:after="0" w:afterAutospacing="1" w:line="360" w:lineRule="auto"/>
+        <w:ind w:left="720" w:hanging="360"/>
+        <w:jc w:val="both"/>
+        <w:rPr>
+          <w:rFonts w:hint="default" w:ascii="Times New Roman" w:hAnsi="Times New Roman" w:cs="Times New Roman"/>
+          <w:sz w:val="28"/>
+          <w:szCs w:val="28"/>
+        </w:rPr>
+      </w:pPr>
+      <w:r>
+        <w:rPr>
+          <w:rFonts w:hint="default" w:ascii="Times New Roman" w:hAnsi="Times New Roman" w:cs="Times New Roman"/>
+          <w:sz w:val="28"/>
+          <w:szCs w:val="28"/>
+        </w:rPr>
+        <w:t xml:space="preserve">хранение результатов </w:t>
+      </w:r>
+    </w:p>
+    <w:p>
+      <w:pPr>
+        <w:keepNext w:val="0"/>
+        <w:keepLines w:val="0"/>
+        <w:widowControl/>
+        <w:suppressLineNumbers w:val="0"/>
+        <w:spacing w:line="360" w:lineRule="auto"/>
+        <w:jc w:val="both"/>
+        <w:rPr>
+          <w:rFonts w:hint="default" w:ascii="Times New Roman" w:hAnsi="Times New Roman" w:cs="Times New Roman"/>
+          <w:sz w:val="28"/>
+          <w:szCs w:val="28"/>
+        </w:rPr>
+      </w:pPr>
+      <w:r>
+        <w:rPr>
+          <w:rFonts w:hint="default" w:ascii="Times New Roman" w:hAnsi="Times New Roman" w:cs="Times New Roman"/>
+          <w:sz w:val="28"/>
+          <w:szCs w:val="28"/>
+        </w:rPr>
+        <w:pict>
+          <v:rect id="_x0000_i1033" o:spt="1" style="height:1.5pt;width:432pt;" fillcolor="#A0A0A0" filled="t" stroked="f" coordsize="21600,21600" o:hr="t" o:hrstd="t" o:hralign="center">
+            <v:path/>
+            <v:fill on="t" focussize="0,0"/>
+            <v:stroke on="f"/>
+            <v:imagedata o:title=""/>
+            <o:lock v:ext="edit"/>
+            <w10:wrap type="none"/>
+            <w10:anchorlock/>
+          </v:rect>
+        </w:pict>
+      </w:r>
+    </w:p>
+    <w:p>
+      <w:pPr>
+        <w:pStyle w:val="3"/>
+        <w:keepNext w:val="0"/>
+        <w:keepLines w:val="0"/>
+        <w:widowControl/>
+        <w:suppressLineNumbers w:val="0"/>
+        <w:spacing w:line="360" w:lineRule="auto"/>
+        <w:jc w:val="both"/>
+        <w:rPr>
+          <w:rFonts w:hint="default" w:ascii="Times New Roman" w:hAnsi="Times New Roman" w:cs="Times New Roman"/>
+          <w:sz w:val="28"/>
+          <w:szCs w:val="28"/>
+        </w:rPr>
+      </w:pPr>
+      <w:r>
+        <w:rPr>
+          <w:rFonts w:hint="default" w:ascii="Times New Roman" w:hAnsi="Times New Roman" w:cs="Times New Roman"/>
+          <w:sz w:val="28"/>
+          <w:szCs w:val="28"/>
+        </w:rPr>
+        <w:t>2.4.2. Интеграция фреймворка с CI/CD</w:t>
+      </w:r>
+    </w:p>
+    <w:p>
+      <w:pPr>
+        <w:keepNext w:val="0"/>
+        <w:keepLines w:val="0"/>
+        <w:widowControl/>
+        <w:numPr>
+          <w:ilvl w:val="0"/>
+          <w:numId w:val="17"/>
+        </w:numPr>
+        <w:suppressLineNumbers w:val="0"/>
+        <w:spacing w:before="0" w:beforeAutospacing="1" w:after="0" w:afterAutospacing="1" w:line="360" w:lineRule="auto"/>
+        <w:ind w:left="720" w:hanging="360"/>
+        <w:jc w:val="both"/>
+        <w:rPr>
+          <w:rFonts w:hint="default" w:ascii="Times New Roman" w:hAnsi="Times New Roman" w:cs="Times New Roman"/>
+          <w:sz w:val="28"/>
+          <w:szCs w:val="28"/>
+        </w:rPr>
+      </w:pPr>
+      <w:r>
+        <w:rPr>
+          <w:rFonts w:hint="default" w:ascii="Times New Roman" w:hAnsi="Times New Roman" w:cs="Times New Roman"/>
+          <w:sz w:val="28"/>
+          <w:szCs w:val="28"/>
+        </w:rPr>
+        <w:t xml:space="preserve">Jenkins pipeline </w:t>
+      </w:r>
+    </w:p>
+    <w:p>
+      <w:pPr>
+        <w:keepNext w:val="0"/>
+        <w:keepLines w:val="0"/>
+        <w:widowControl/>
+        <w:numPr>
+          <w:ilvl w:val="0"/>
+          <w:numId w:val="17"/>
+        </w:numPr>
+        <w:suppressLineNumbers w:val="0"/>
+        <w:spacing w:before="0" w:beforeAutospacing="1" w:after="0" w:afterAutospacing="1" w:line="360" w:lineRule="auto"/>
+        <w:ind w:left="720" w:hanging="360"/>
+        <w:jc w:val="both"/>
+        <w:rPr>
+          <w:rFonts w:hint="default" w:ascii="Times New Roman" w:hAnsi="Times New Roman" w:cs="Times New Roman"/>
+          <w:sz w:val="28"/>
+          <w:szCs w:val="28"/>
+        </w:rPr>
+      </w:pPr>
+      <w:r>
+        <w:rPr>
+          <w:rFonts w:hint="default" w:ascii="Times New Roman" w:hAnsi="Times New Roman" w:cs="Times New Roman"/>
+          <w:sz w:val="28"/>
+          <w:szCs w:val="28"/>
+        </w:rPr>
+        <w:t xml:space="preserve">автоматический запуск тестов </w:t>
+      </w:r>
+    </w:p>
+    <w:p>
+      <w:pPr>
+        <w:keepNext w:val="0"/>
+        <w:keepLines w:val="0"/>
+        <w:widowControl/>
+        <w:numPr>
+          <w:ilvl w:val="0"/>
+          <w:numId w:val="17"/>
+        </w:numPr>
+        <w:suppressLineNumbers w:val="0"/>
+        <w:spacing w:before="0" w:beforeAutospacing="1" w:after="0" w:afterAutospacing="1" w:line="360" w:lineRule="auto"/>
+        <w:ind w:left="720" w:hanging="360"/>
+        <w:jc w:val="both"/>
+        <w:rPr>
+          <w:rFonts w:hint="default" w:ascii="Times New Roman" w:hAnsi="Times New Roman" w:cs="Times New Roman"/>
+          <w:sz w:val="28"/>
+          <w:szCs w:val="28"/>
+        </w:rPr>
+      </w:pPr>
+      <w:r>
+        <w:rPr>
+          <w:rFonts w:hint="default" w:ascii="Times New Roman" w:hAnsi="Times New Roman" w:cs="Times New Roman"/>
+          <w:sz w:val="28"/>
+          <w:szCs w:val="28"/>
+        </w:rPr>
+        <w:t xml:space="preserve">запуск после сборки </w:t>
+      </w:r>
+    </w:p>
+    <w:p>
+      <w:pPr>
+        <w:keepNext w:val="0"/>
+        <w:keepLines w:val="0"/>
+        <w:widowControl/>
+        <w:numPr>
+          <w:ilvl w:val="0"/>
+          <w:numId w:val="17"/>
+        </w:numPr>
+        <w:suppressLineNumbers w:val="0"/>
+        <w:spacing w:before="0" w:beforeAutospacing="1" w:after="0" w:afterAutospacing="1" w:line="360" w:lineRule="auto"/>
+        <w:ind w:left="720" w:hanging="360"/>
+        <w:jc w:val="both"/>
+        <w:rPr>
+          <w:rFonts w:hint="default" w:ascii="Times New Roman" w:hAnsi="Times New Roman" w:cs="Times New Roman"/>
+          <w:sz w:val="28"/>
+          <w:szCs w:val="28"/>
+        </w:rPr>
+      </w:pPr>
+      <w:r>
+        <w:rPr>
+          <w:rFonts w:hint="default" w:ascii="Times New Roman" w:hAnsi="Times New Roman" w:cs="Times New Roman"/>
+          <w:sz w:val="28"/>
+          <w:szCs w:val="28"/>
+        </w:rPr>
+        <w:t xml:space="preserve">хранение отчётов </w:t>
+      </w:r>
+    </w:p>
+    <w:p>
+      <w:pPr>
+        <w:keepNext w:val="0"/>
+        <w:keepLines w:val="0"/>
+        <w:widowControl/>
+        <w:numPr>
+          <w:ilvl w:val="0"/>
+          <w:numId w:val="17"/>
+        </w:numPr>
+        <w:suppressLineNumbers w:val="0"/>
+        <w:spacing w:before="0" w:beforeAutospacing="1" w:after="0" w:afterAutospacing="1" w:line="360" w:lineRule="auto"/>
+        <w:ind w:left="720" w:hanging="360"/>
+        <w:jc w:val="both"/>
+        <w:rPr>
+          <w:rFonts w:hint="default" w:ascii="Times New Roman" w:hAnsi="Times New Roman" w:cs="Times New Roman"/>
+          <w:sz w:val="28"/>
+          <w:szCs w:val="28"/>
+        </w:rPr>
+      </w:pPr>
+      <w:r>
+        <w:rPr>
+          <w:rFonts w:hint="default" w:ascii="Times New Roman" w:hAnsi="Times New Roman" w:cs="Times New Roman"/>
+          <w:sz w:val="28"/>
+          <w:szCs w:val="28"/>
+        </w:rPr>
+        <w:t xml:space="preserve">автоматизация регрессии </w:t>
+      </w:r>
+    </w:p>
+    <w:p>
+      <w:pPr>
+        <w:keepNext w:val="0"/>
+        <w:keepLines w:val="0"/>
+        <w:widowControl/>
+        <w:suppressLineNumbers w:val="0"/>
+        <w:spacing w:line="360" w:lineRule="auto"/>
+        <w:jc w:val="both"/>
+        <w:rPr>
+          <w:rFonts w:hint="default" w:ascii="Times New Roman" w:hAnsi="Times New Roman" w:cs="Times New Roman"/>
+          <w:sz w:val="28"/>
+          <w:szCs w:val="28"/>
+        </w:rPr>
+      </w:pPr>
+      <w:r>
+        <w:rPr>
+          <w:rFonts w:hint="default" w:ascii="Times New Roman" w:hAnsi="Times New Roman" w:cs="Times New Roman"/>
+          <w:sz w:val="28"/>
+          <w:szCs w:val="28"/>
+        </w:rPr>
+        <w:pict>
+          <v:rect id="_x0000_i1034" o:spt="1" style="height:1.5pt;width:432pt;" fillcolor="#A0A0A0" filled="t" stroked="f" coordsize="21600,21600" o:hr="t" o:hrstd="t" o:hralign="center">
+            <v:path/>
+            <v:fill on="t" focussize="0,0"/>
+            <v:stroke on="f"/>
+            <v:imagedata o:title=""/>
+            <o:lock v:ext="edit"/>
+            <w10:wrap type="none"/>
+            <w10:anchorlock/>
+          </v:rect>
+        </w:pict>
+      </w:r>
+    </w:p>
+    <w:p>
+      <w:pPr>
+        <w:pStyle w:val="3"/>
+        <w:keepNext w:val="0"/>
+        <w:keepLines w:val="0"/>
+        <w:widowControl/>
+        <w:suppressLineNumbers w:val="0"/>
+        <w:spacing w:line="360" w:lineRule="auto"/>
+        <w:jc w:val="both"/>
+        <w:rPr>
+          <w:rFonts w:hint="default" w:ascii="Times New Roman" w:hAnsi="Times New Roman" w:cs="Times New Roman"/>
+          <w:sz w:val="28"/>
+          <w:szCs w:val="28"/>
+        </w:rPr>
+      </w:pPr>
+      <w:r>
+        <w:rPr>
+          <w:rFonts w:hint="default" w:ascii="Times New Roman" w:hAnsi="Times New Roman" w:cs="Times New Roman"/>
+          <w:sz w:val="28"/>
+          <w:szCs w:val="28"/>
+        </w:rPr>
+        <w:t>2.4.3. Сценарий работы разработанного фреймворка</w:t>
+      </w:r>
+    </w:p>
+    <w:p>
+      <w:pPr>
+        <w:pStyle w:val="11"/>
+        <w:keepNext w:val="0"/>
+        <w:keepLines w:val="0"/>
+        <w:widowControl/>
+        <w:suppressLineNumbers w:val="0"/>
+        <w:spacing w:beforeAutospacing="1" w:line="360" w:lineRule="auto"/>
+        <w:jc w:val="both"/>
+        <w:rPr>
+          <w:rFonts w:hint="default" w:ascii="Times New Roman" w:hAnsi="Times New Roman" w:cs="Times New Roman"/>
+          <w:sz w:val="28"/>
+          <w:szCs w:val="28"/>
+        </w:rPr>
+      </w:pPr>
+      <w:r>
+        <w:rPr>
+          <w:rFonts w:hint="default" w:ascii="Times New Roman" w:hAnsi="Times New Roman" w:cs="Times New Roman"/>
+          <w:sz w:val="28"/>
+          <w:szCs w:val="28"/>
+        </w:rPr>
+        <w:t>Тут можно описать полный pipeline:</w:t>
+      </w:r>
+    </w:p>
+    <w:p>
+      <w:pPr>
+        <w:keepNext w:val="0"/>
+        <w:keepLines w:val="0"/>
+        <w:widowControl/>
+        <w:numPr>
+          <w:ilvl w:val="0"/>
+          <w:numId w:val="18"/>
+        </w:numPr>
+        <w:suppressLineNumbers w:val="0"/>
+        <w:spacing w:before="0" w:beforeAutospacing="1" w:after="0" w:afterAutospacing="1" w:line="360" w:lineRule="auto"/>
+        <w:ind w:left="720" w:hanging="360"/>
+        <w:jc w:val="both"/>
+        <w:rPr>
+          <w:rFonts w:hint="default" w:ascii="Times New Roman" w:hAnsi="Times New Roman" w:cs="Times New Roman"/>
+          <w:sz w:val="28"/>
+          <w:szCs w:val="28"/>
+        </w:rPr>
+      </w:pPr>
+      <w:r>
+        <w:rPr>
+          <w:rFonts w:hint="default" w:ascii="Times New Roman" w:hAnsi="Times New Roman" w:cs="Times New Roman"/>
+          <w:sz w:val="28"/>
+          <w:szCs w:val="28"/>
+        </w:rPr>
+        <w:t xml:space="preserve">запуск тестов </w:t>
+      </w:r>
+    </w:p>
+    <w:p>
+      <w:pPr>
+        <w:keepNext w:val="0"/>
+        <w:keepLines w:val="0"/>
+        <w:widowControl/>
+        <w:numPr>
+          <w:ilvl w:val="0"/>
+          <w:numId w:val="18"/>
+        </w:numPr>
+        <w:suppressLineNumbers w:val="0"/>
+        <w:spacing w:before="0" w:beforeAutospacing="1" w:after="0" w:afterAutospacing="1" w:line="360" w:lineRule="auto"/>
+        <w:ind w:left="720" w:hanging="360"/>
+        <w:jc w:val="both"/>
+        <w:rPr>
+          <w:rFonts w:hint="default" w:ascii="Times New Roman" w:hAnsi="Times New Roman" w:cs="Times New Roman"/>
+          <w:sz w:val="28"/>
+          <w:szCs w:val="28"/>
+        </w:rPr>
+      </w:pPr>
+      <w:r>
+        <w:rPr>
+          <w:rFonts w:hint="default" w:ascii="Times New Roman" w:hAnsi="Times New Roman" w:cs="Times New Roman"/>
+          <w:sz w:val="28"/>
+          <w:szCs w:val="28"/>
+        </w:rPr>
+        <w:t xml:space="preserve">инициализация Grid </w:t>
+      </w:r>
+    </w:p>
+    <w:p>
+      <w:pPr>
+        <w:keepNext w:val="0"/>
+        <w:keepLines w:val="0"/>
+        <w:widowControl/>
+        <w:numPr>
+          <w:ilvl w:val="0"/>
+          <w:numId w:val="18"/>
+        </w:numPr>
+        <w:suppressLineNumbers w:val="0"/>
+        <w:spacing w:before="0" w:beforeAutospacing="1" w:after="0" w:afterAutospacing="1" w:line="360" w:lineRule="auto"/>
+        <w:ind w:left="720" w:hanging="360"/>
+        <w:jc w:val="both"/>
+        <w:rPr>
+          <w:rFonts w:hint="default" w:ascii="Times New Roman" w:hAnsi="Times New Roman" w:cs="Times New Roman"/>
+          <w:sz w:val="28"/>
+          <w:szCs w:val="28"/>
+        </w:rPr>
+      </w:pPr>
+      <w:r>
+        <w:rPr>
+          <w:rFonts w:hint="default" w:ascii="Times New Roman" w:hAnsi="Times New Roman" w:cs="Times New Roman"/>
+          <w:sz w:val="28"/>
+          <w:szCs w:val="28"/>
+        </w:rPr>
+        <w:t xml:space="preserve">подключение браузеров </w:t>
+      </w:r>
+    </w:p>
+    <w:p>
+      <w:pPr>
+        <w:keepNext w:val="0"/>
+        <w:keepLines w:val="0"/>
+        <w:widowControl/>
+        <w:numPr>
+          <w:ilvl w:val="0"/>
+          <w:numId w:val="18"/>
+        </w:numPr>
+        <w:suppressLineNumbers w:val="0"/>
+        <w:spacing w:before="0" w:beforeAutospacing="1" w:after="0" w:afterAutospacing="1" w:line="360" w:lineRule="auto"/>
+        <w:ind w:left="720" w:hanging="360"/>
+        <w:jc w:val="both"/>
+        <w:rPr>
+          <w:rFonts w:hint="default" w:ascii="Times New Roman" w:hAnsi="Times New Roman" w:cs="Times New Roman"/>
+          <w:sz w:val="28"/>
+          <w:szCs w:val="28"/>
+        </w:rPr>
+      </w:pPr>
+      <w:r>
+        <w:rPr>
+          <w:rFonts w:hint="default" w:ascii="Times New Roman" w:hAnsi="Times New Roman" w:cs="Times New Roman"/>
+          <w:sz w:val="28"/>
+          <w:szCs w:val="28"/>
+        </w:rPr>
+        <w:t xml:space="preserve">выполнение тестов </w:t>
+      </w:r>
+    </w:p>
+    <w:p>
+      <w:pPr>
+        <w:keepNext w:val="0"/>
+        <w:keepLines w:val="0"/>
+        <w:widowControl/>
+        <w:numPr>
+          <w:ilvl w:val="0"/>
+          <w:numId w:val="18"/>
+        </w:numPr>
+        <w:suppressLineNumbers w:val="0"/>
+        <w:spacing w:before="0" w:beforeAutospacing="1" w:after="0" w:afterAutospacing="1" w:line="360" w:lineRule="auto"/>
+        <w:ind w:left="720" w:hanging="360"/>
+        <w:jc w:val="both"/>
+        <w:rPr>
+          <w:rFonts w:hint="default" w:ascii="Times New Roman" w:hAnsi="Times New Roman" w:cs="Times New Roman"/>
+          <w:sz w:val="28"/>
+          <w:szCs w:val="28"/>
+        </w:rPr>
+      </w:pPr>
+      <w:r>
+        <w:rPr>
+          <w:rFonts w:hint="default" w:ascii="Times New Roman" w:hAnsi="Times New Roman" w:cs="Times New Roman"/>
+          <w:sz w:val="28"/>
+          <w:szCs w:val="28"/>
+        </w:rPr>
+        <w:t xml:space="preserve">сбор результатов </w:t>
+      </w:r>
+    </w:p>
+    <w:p>
+      <w:pPr>
+        <w:keepNext w:val="0"/>
+        <w:keepLines w:val="0"/>
+        <w:widowControl/>
+        <w:numPr>
+          <w:ilvl w:val="0"/>
+          <w:numId w:val="18"/>
+        </w:numPr>
+        <w:suppressLineNumbers w:val="0"/>
+        <w:spacing w:before="0" w:beforeAutospacing="1" w:after="0" w:afterAutospacing="1" w:line="360" w:lineRule="auto"/>
+        <w:ind w:left="720" w:hanging="360"/>
+        <w:jc w:val="both"/>
+        <w:rPr>
+          <w:rFonts w:hint="default" w:ascii="Times New Roman" w:hAnsi="Times New Roman" w:cs="Times New Roman"/>
+          <w:sz w:val="28"/>
+          <w:szCs w:val="28"/>
+        </w:rPr>
+      </w:pPr>
+      <w:r>
+        <w:rPr>
+          <w:rFonts w:hint="default" w:ascii="Times New Roman" w:hAnsi="Times New Roman" w:cs="Times New Roman"/>
+          <w:sz w:val="28"/>
+          <w:szCs w:val="28"/>
+        </w:rPr>
+        <w:t>генерация отчёта</w:t>
+      </w:r>
+    </w:p>
+    <w:p>
+      <w:pPr>
+        <w:spacing w:line="360" w:lineRule="auto"/>
+        <w:jc w:val="both"/>
+        <w:rPr>
+          <w:rFonts w:hint="default" w:ascii="Times New Roman" w:hAnsi="Times New Roman" w:cs="Times New Roman"/>
+          <w:i/>
+          <w:iCs/>
+          <w:sz w:val="28"/>
+          <w:szCs w:val="28"/>
+          <w:lang w:val="ru-RU"/>
+        </w:rPr>
+      </w:pPr>
+      <w:r>
+        <w:rPr>
+          <w:rFonts w:hint="default" w:ascii="Times New Roman" w:hAnsi="Times New Roman" w:cs="Times New Roman"/>
+          <w:b/>
+          <w:bCs/>
+          <w:sz w:val="28"/>
+          <w:szCs w:val="28"/>
+          <w:lang w:val="ru-RU"/>
+        </w:rPr>
+        <w:t>Параграф 5.</w:t>
+      </w:r>
+      <w:r>
+        <w:rPr>
+          <w:rFonts w:hint="default" w:ascii="Times New Roman" w:hAnsi="Times New Roman" w:cs="Times New Roman"/>
+          <w:sz w:val="28"/>
+          <w:szCs w:val="28"/>
+          <w:lang w:val="ru-RU"/>
+        </w:rPr>
+        <w:t xml:space="preserve"> </w:t>
+      </w:r>
+      <w:r>
+        <w:rPr>
+          <w:rFonts w:hint="default" w:ascii="Times New Roman" w:hAnsi="Times New Roman" w:cs="Times New Roman"/>
+          <w:i/>
+          <w:iCs/>
+          <w:sz w:val="28"/>
+          <w:szCs w:val="28"/>
+          <w:lang w:val="ru-RU"/>
+        </w:rPr>
+        <w:t>Выводы по второй главе</w:t>
+      </w:r>
+    </w:p>
+    <w:p>
+      <w:pPr>
+        <w:pStyle w:val="3"/>
+        <w:keepNext w:val="0"/>
+        <w:keepLines w:val="0"/>
+        <w:widowControl/>
+        <w:suppressLineNumbers w:val="0"/>
+        <w:spacing w:line="360" w:lineRule="auto"/>
+        <w:jc w:val="both"/>
+        <w:rPr>
+          <w:rFonts w:hint="default" w:ascii="Times New Roman" w:hAnsi="Times New Roman" w:cs="Times New Roman"/>
+          <w:sz w:val="28"/>
+          <w:szCs w:val="28"/>
+        </w:rPr>
+      </w:pPr>
+      <w:r>
+        <w:rPr>
+          <w:rFonts w:hint="default" w:ascii="Times New Roman" w:hAnsi="Times New Roman" w:cs="Times New Roman"/>
+          <w:sz w:val="28"/>
+          <w:szCs w:val="28"/>
+        </w:rPr>
+        <w:t>2.5.1. Основные результаты проектирования</w:t>
+      </w:r>
+    </w:p>
+    <w:p>
+      <w:pPr>
+        <w:keepNext w:val="0"/>
+        <w:keepLines w:val="0"/>
+        <w:widowControl/>
+        <w:numPr>
+          <w:ilvl w:val="0"/>
+          <w:numId w:val="19"/>
+        </w:numPr>
+        <w:suppressLineNumbers w:val="0"/>
+        <w:spacing w:before="0" w:beforeAutospacing="1" w:after="0" w:afterAutospacing="1" w:line="360" w:lineRule="auto"/>
+        <w:ind w:left="720" w:hanging="360"/>
+        <w:jc w:val="both"/>
+        <w:rPr>
+          <w:rFonts w:hint="default" w:ascii="Times New Roman" w:hAnsi="Times New Roman" w:cs="Times New Roman"/>
+          <w:sz w:val="28"/>
+          <w:szCs w:val="28"/>
+        </w:rPr>
+      </w:pPr>
+      <w:r>
+        <w:rPr>
+          <w:rFonts w:hint="default" w:ascii="Times New Roman" w:hAnsi="Times New Roman" w:cs="Times New Roman"/>
+          <w:sz w:val="28"/>
+          <w:szCs w:val="28"/>
+        </w:rPr>
+        <w:t xml:space="preserve">выбрана архитектура </w:t>
+      </w:r>
+    </w:p>
+    <w:p>
+      <w:pPr>
+        <w:keepNext w:val="0"/>
+        <w:keepLines w:val="0"/>
+        <w:widowControl/>
+        <w:numPr>
+          <w:ilvl w:val="0"/>
+          <w:numId w:val="19"/>
+        </w:numPr>
+        <w:suppressLineNumbers w:val="0"/>
+        <w:spacing w:before="0" w:beforeAutospacing="1" w:after="0" w:afterAutospacing="1" w:line="360" w:lineRule="auto"/>
+        <w:ind w:left="720" w:hanging="360"/>
+        <w:jc w:val="both"/>
+        <w:rPr>
+          <w:rFonts w:hint="default" w:ascii="Times New Roman" w:hAnsi="Times New Roman" w:cs="Times New Roman"/>
+          <w:sz w:val="28"/>
+          <w:szCs w:val="28"/>
+        </w:rPr>
+      </w:pPr>
+      <w:r>
+        <w:rPr>
+          <w:rFonts w:hint="default" w:ascii="Times New Roman" w:hAnsi="Times New Roman" w:cs="Times New Roman"/>
+          <w:sz w:val="28"/>
+          <w:szCs w:val="28"/>
+        </w:rPr>
+        <w:t xml:space="preserve">спроектирована инфраструктура </w:t>
+      </w:r>
+    </w:p>
+    <w:p>
+      <w:pPr>
+        <w:keepNext w:val="0"/>
+        <w:keepLines w:val="0"/>
+        <w:widowControl/>
+        <w:numPr>
+          <w:ilvl w:val="0"/>
+          <w:numId w:val="19"/>
+        </w:numPr>
+        <w:suppressLineNumbers w:val="0"/>
+        <w:spacing w:before="0" w:beforeAutospacing="1" w:after="0" w:afterAutospacing="1" w:line="360" w:lineRule="auto"/>
+        <w:ind w:left="720" w:hanging="360"/>
+        <w:jc w:val="both"/>
+        <w:rPr>
+          <w:rFonts w:hint="default" w:ascii="Times New Roman" w:hAnsi="Times New Roman" w:cs="Times New Roman"/>
+          <w:sz w:val="28"/>
+          <w:szCs w:val="28"/>
+        </w:rPr>
+      </w:pPr>
+      <w:r>
+        <w:rPr>
+          <w:rFonts w:hint="default" w:ascii="Times New Roman" w:hAnsi="Times New Roman" w:cs="Times New Roman"/>
+          <w:sz w:val="28"/>
+          <w:szCs w:val="28"/>
+        </w:rPr>
+        <w:t xml:space="preserve">определены механизмы параллельного запуска </w:t>
+      </w:r>
+    </w:p>
+    <w:p>
+      <w:pPr>
+        <w:pStyle w:val="3"/>
+        <w:keepNext w:val="0"/>
+        <w:keepLines w:val="0"/>
+        <w:widowControl/>
+        <w:suppressLineNumbers w:val="0"/>
+        <w:spacing w:line="360" w:lineRule="auto"/>
+        <w:jc w:val="both"/>
+        <w:rPr>
+          <w:rFonts w:hint="default" w:ascii="Times New Roman" w:hAnsi="Times New Roman" w:cs="Times New Roman"/>
+          <w:sz w:val="28"/>
+          <w:szCs w:val="28"/>
+        </w:rPr>
+      </w:pPr>
+      <w:r>
+        <w:rPr>
+          <w:rFonts w:hint="default" w:ascii="Times New Roman" w:hAnsi="Times New Roman" w:cs="Times New Roman"/>
+          <w:sz w:val="28"/>
+          <w:szCs w:val="28"/>
+        </w:rPr>
+        <w:t>2.5.2. Подготовка к реализации фреймворка</w:t>
+      </w:r>
+    </w:p>
+    <w:p>
+      <w:pPr>
+        <w:pStyle w:val="11"/>
+        <w:keepNext w:val="0"/>
+        <w:keepLines w:val="0"/>
+        <w:widowControl/>
+        <w:suppressLineNumbers w:val="0"/>
+        <w:spacing w:beforeAutospacing="1" w:line="360" w:lineRule="auto"/>
+        <w:jc w:val="both"/>
+        <w:rPr>
+          <w:rFonts w:hint="default" w:ascii="Times New Roman" w:hAnsi="Times New Roman" w:cs="Times New Roman"/>
+          <w:sz w:val="28"/>
+          <w:szCs w:val="28"/>
+        </w:rPr>
+      </w:pPr>
+      <w:r>
+        <w:rPr>
+          <w:rFonts w:hint="default" w:ascii="Times New Roman" w:hAnsi="Times New Roman" w:cs="Times New Roman"/>
+          <w:sz w:val="28"/>
+          <w:szCs w:val="28"/>
+        </w:rPr>
+        <w:t>Переход к главе 3:</w:t>
+      </w:r>
+    </w:p>
+    <w:p>
+      <w:pPr>
+        <w:keepNext w:val="0"/>
+        <w:keepLines w:val="0"/>
+        <w:widowControl/>
+        <w:numPr>
+          <w:ilvl w:val="0"/>
+          <w:numId w:val="20"/>
+        </w:numPr>
+        <w:suppressLineNumbers w:val="0"/>
+        <w:spacing w:before="0" w:beforeAutospacing="1" w:after="0" w:afterAutospacing="1" w:line="360" w:lineRule="auto"/>
+        <w:ind w:left="720" w:hanging="360"/>
+        <w:jc w:val="both"/>
+        <w:rPr>
+          <w:rFonts w:hint="default" w:ascii="Times New Roman" w:hAnsi="Times New Roman" w:cs="Times New Roman"/>
+          <w:sz w:val="28"/>
+          <w:szCs w:val="28"/>
+        </w:rPr>
+      </w:pPr>
+      <w:r>
+        <w:rPr>
+          <w:rFonts w:hint="default" w:ascii="Times New Roman" w:hAnsi="Times New Roman" w:cs="Times New Roman"/>
+          <w:sz w:val="28"/>
+          <w:szCs w:val="28"/>
+        </w:rPr>
+        <w:t xml:space="preserve">реализация классов </w:t>
+      </w:r>
+    </w:p>
+    <w:p>
+      <w:pPr>
+        <w:keepNext w:val="0"/>
+        <w:keepLines w:val="0"/>
+        <w:widowControl/>
+        <w:numPr>
+          <w:ilvl w:val="0"/>
+          <w:numId w:val="20"/>
+        </w:numPr>
+        <w:suppressLineNumbers w:val="0"/>
+        <w:spacing w:before="0" w:beforeAutospacing="1" w:after="0" w:afterAutospacing="1" w:line="360" w:lineRule="auto"/>
+        <w:ind w:left="720" w:hanging="360"/>
+        <w:jc w:val="both"/>
+        <w:rPr>
+          <w:rFonts w:hint="default" w:ascii="Times New Roman" w:hAnsi="Times New Roman" w:cs="Times New Roman"/>
+          <w:sz w:val="28"/>
+          <w:szCs w:val="28"/>
+        </w:rPr>
+      </w:pPr>
+      <w:r>
+        <w:rPr>
+          <w:rFonts w:hint="default" w:ascii="Times New Roman" w:hAnsi="Times New Roman" w:cs="Times New Roman"/>
+          <w:sz w:val="28"/>
+          <w:szCs w:val="28"/>
+        </w:rPr>
+        <w:t xml:space="preserve">настройка Grid </w:t>
+      </w:r>
+    </w:p>
+    <w:p>
+      <w:pPr>
+        <w:keepNext w:val="0"/>
+        <w:keepLines w:val="0"/>
+        <w:widowControl/>
+        <w:numPr>
+          <w:ilvl w:val="0"/>
+          <w:numId w:val="20"/>
+        </w:numPr>
+        <w:suppressLineNumbers w:val="0"/>
+        <w:spacing w:before="0" w:beforeAutospacing="1" w:after="0" w:afterAutospacing="1" w:line="360" w:lineRule="auto"/>
+        <w:ind w:left="720" w:hanging="360"/>
+        <w:jc w:val="both"/>
+        <w:rPr>
+          <w:rFonts w:hint="default" w:ascii="Times New Roman" w:hAnsi="Times New Roman" w:cs="Times New Roman"/>
+          <w:sz w:val="28"/>
+          <w:szCs w:val="28"/>
+        </w:rPr>
+      </w:pPr>
+      <w:r>
+        <w:rPr>
+          <w:rFonts w:hint="default" w:ascii="Times New Roman" w:hAnsi="Times New Roman" w:cs="Times New Roman"/>
+          <w:sz w:val="28"/>
+          <w:szCs w:val="28"/>
+        </w:rPr>
+        <w:t xml:space="preserve">написание тестов </w:t>
+      </w:r>
+    </w:p>
+    <w:p>
+      <w:pPr>
+        <w:keepNext w:val="0"/>
+        <w:keepLines w:val="0"/>
+        <w:widowControl/>
+        <w:numPr>
+          <w:ilvl w:val="0"/>
+          <w:numId w:val="20"/>
+        </w:numPr>
+        <w:suppressLineNumbers w:val="0"/>
+        <w:spacing w:before="0" w:beforeAutospacing="1" w:after="0" w:afterAutospacing="1" w:line="360" w:lineRule="auto"/>
+        <w:ind w:left="720" w:hanging="360"/>
+        <w:jc w:val="both"/>
+        <w:rPr>
+          <w:rFonts w:ascii="Times New Roman" w:hAnsi="Times New Roman" w:cs="Times New Roman"/>
+          <w:b/>
+          <w:bCs/>
+          <w:sz w:val="28"/>
+          <w:szCs w:val="28"/>
+          <w:lang w:val="ru-RU"/>
+        </w:rPr>
+      </w:pPr>
+      <w:r>
+        <w:rPr>
+          <w:rFonts w:hint="default" w:ascii="Times New Roman" w:hAnsi="Times New Roman" w:cs="Times New Roman"/>
+          <w:sz w:val="28"/>
+          <w:szCs w:val="28"/>
+        </w:rPr>
+        <w:t>демонстрация работы системы</w:t>
+      </w:r>
+    </w:p>
+    <w:p>
+      <w:pPr>
+        <w:spacing w:line="360" w:lineRule="auto"/>
+        <w:jc w:val="center"/>
+        <w:rPr>
+          <w:rFonts w:hint="default" w:ascii="Times New Roman" w:hAnsi="Times New Roman" w:cs="Times New Roman"/>
+          <w:b/>
+          <w:bCs/>
+          <w:sz w:val="28"/>
+          <w:szCs w:val="28"/>
+          <w:lang w:val="ru-RU"/>
+        </w:rPr>
+      </w:pPr>
+      <w:r>
+        <w:rPr>
+          <w:rFonts w:ascii="Times New Roman" w:hAnsi="Times New Roman" w:cs="Times New Roman"/>
+          <w:b/>
+          <w:bCs/>
+          <w:sz w:val="28"/>
+          <w:szCs w:val="28"/>
+          <w:lang w:val="ru-RU"/>
+        </w:rPr>
         <w:t>Введение</w:t>
       </w:r>
     </w:p>
@@ -1649,7 +5601,18 @@
           <w:szCs w:val="28"/>
           <w:lang w:val="ru-RU"/>
         </w:rPr>
-        <w:t>В условиях активного развития информационных технологий и роста сложности программных систем особую значимость приобретает обеспечение качества программного обеспечения. В рамках данной работы рассматриваются вопросы тестирования именно веб-приложений и их пользовательских веб-интерфейсов. Современные веб-приложения представляют собой многоуровневые системы, включающие клиентскую часть (frontend), серверную часть (backend) и интеграцию с внешними сервисами, что существенно усложняет процесс разработки и сопровождения. Взаимодействие между frontend и backend осуществляется посредством сетевых протоколов (HTTP/HTTPS) и программных интерфейсов (API), чаще всего с использованием форматов обмена данными, таких как JSON или XML. В связи с этим автоматизация процессов тестирования становится неотъемлемой частью жизненного цикла программного обеспечения.</w:t>
+        <w:t>В условиях активного развития информационных технологий и роста сложности программных систем особую значимость приобретает обеспечение качества программного обеспечения. В рамках данной работы рассматриваются вопросы тестирования именно веб-приложений и их пользовательских веб-интерфейсов. Современные веб-приложения представляют собой много</w:t>
+      </w:r>
+      <w:bookmarkStart w:id="1" w:name="_GoBack"/>
+      <w:bookmarkEnd w:id="1"/>
+      <w:r>
+        <w:rPr>
+          <w:rFonts w:hint="default" w:ascii="Times New Roman" w:hAnsi="Times New Roman" w:cs="Times New Roman"/>
+          <w:sz w:val="28"/>
+          <w:szCs w:val="28"/>
+          <w:lang w:val="ru-RU"/>
+        </w:rPr>
+        <w:t>уровневые системы, включающие клиентскую часть (frontend), серверную часть (backend) и интеграцию с внешними сервисами, что существенно усложняет процесс разработки и сопровождения. Взаимодействие между frontend и backend осуществляется посредством сетевых протоколов (HTTP/HTTPS) и программных интерфейсов (API), чаще всего с использованием форматов обмена данными, таких как JSON или XML. В связи с этим автоматизация процессов тестирования становится неотъемлемой частью жизненного цикла программного обеспечения.</w:t>
       </w:r>
     </w:p>
     <w:p>
@@ -1766,7 +5729,7 @@
       <w:pPr>
         <w:numPr>
           <w:ilvl w:val="0"/>
-          <w:numId w:val="3"/>
+          <w:numId w:val="21"/>
         </w:numPr>
         <w:spacing w:line="360" w:lineRule="auto"/>
         <w:ind w:left="420" w:leftChars="0" w:hanging="420" w:firstLineChars="0"/>
@@ -1792,7 +5755,7 @@
       <w:pPr>
         <w:numPr>
           <w:ilvl w:val="0"/>
-          <w:numId w:val="3"/>
+          <w:numId w:val="21"/>
         </w:numPr>
         <w:spacing w:line="360" w:lineRule="auto"/>
         <w:ind w:left="420" w:leftChars="0" w:hanging="420" w:firstLineChars="0"/>
@@ -1818,7 +5781,7 @@
       <w:pPr>
         <w:numPr>
           <w:ilvl w:val="0"/>
-          <w:numId w:val="3"/>
+          <w:numId w:val="21"/>
         </w:numPr>
         <w:spacing w:line="360" w:lineRule="auto"/>
         <w:ind w:left="420" w:leftChars="0" w:hanging="420" w:firstLineChars="0"/>
@@ -1844,7 +5807,7 @@
       <w:pPr>
         <w:numPr>
           <w:ilvl w:val="0"/>
-          <w:numId w:val="3"/>
+          <w:numId w:val="21"/>
         </w:numPr>
         <w:spacing w:line="360" w:lineRule="auto"/>
         <w:ind w:left="420" w:leftChars="0" w:hanging="420" w:firstLineChars="0"/>
@@ -1870,7 +5833,7 @@
       <w:pPr>
         <w:numPr>
           <w:ilvl w:val="0"/>
-          <w:numId w:val="3"/>
+          <w:numId w:val="21"/>
         </w:numPr>
         <w:spacing w:line="360" w:lineRule="auto"/>
         <w:ind w:left="420" w:leftChars="0" w:hanging="420" w:firstLineChars="0"/>
@@ -1896,7 +5859,7 @@
       <w:pPr>
         <w:numPr>
           <w:ilvl w:val="0"/>
-          <w:numId w:val="3"/>
+          <w:numId w:val="21"/>
         </w:numPr>
         <w:spacing w:line="360" w:lineRule="auto"/>
         <w:ind w:left="420" w:leftChars="0" w:hanging="420" w:firstLineChars="0"/>
@@ -2655,7 +6618,7 @@
       <w:pPr>
         <w:numPr>
           <w:ilvl w:val="0"/>
-          <w:numId w:val="4"/>
+          <w:numId w:val="22"/>
         </w:numPr>
         <w:spacing w:line="360" w:lineRule="auto"/>
         <w:ind w:left="420" w:leftChars="0" w:hanging="420" w:firstLineChars="0"/>
@@ -2689,7 +6652,7 @@
       <w:pPr>
         <w:numPr>
           <w:ilvl w:val="0"/>
-          <w:numId w:val="4"/>
+          <w:numId w:val="22"/>
         </w:numPr>
         <w:spacing w:line="360" w:lineRule="auto"/>
         <w:ind w:left="420" w:leftChars="0" w:hanging="420" w:firstLineChars="0"/>
@@ -2723,7 +6686,7 @@
       <w:pPr>
         <w:numPr>
           <w:ilvl w:val="0"/>
-          <w:numId w:val="4"/>
+          <w:numId w:val="22"/>
         </w:numPr>
         <w:spacing w:line="360" w:lineRule="auto"/>
         <w:ind w:left="420" w:leftChars="0" w:hanging="420" w:firstLineChars="0"/>
@@ -2757,7 +6720,7 @@
       <w:pPr>
         <w:numPr>
           <w:ilvl w:val="0"/>
-          <w:numId w:val="4"/>
+          <w:numId w:val="22"/>
         </w:numPr>
         <w:spacing w:line="360" w:lineRule="auto"/>
         <w:ind w:left="420" w:leftChars="0" w:hanging="420" w:firstLineChars="0"/>
@@ -2791,7 +6754,7 @@
       <w:pPr>
         <w:numPr>
           <w:ilvl w:val="0"/>
-          <w:numId w:val="4"/>
+          <w:numId w:val="22"/>
         </w:numPr>
         <w:spacing w:line="360" w:lineRule="auto"/>
         <w:ind w:left="420" w:leftChars="0" w:hanging="420" w:firstLineChars="0"/>
@@ -4405,7 +8368,6 @@
             <w:insideH w:val="none" w:color="auto" w:sz="0" w:space="0"/>
             <w:insideV w:val="none" w:color="auto" w:sz="0" w:space="0"/>
           </w:tblBorders>
-          <w:shd w:val="clear" w:color="auto" w:fill="auto"/>
           <w:tblCellMar>
             <w:top w:w="15" w:type="dxa"/>
             <w:left w:w="15" w:type="dxa"/>
@@ -4579,6 +8541,7 @@
             <w:insideH w:val="none" w:color="auto" w:sz="0" w:space="0"/>
             <w:insideV w:val="none" w:color="auto" w:sz="0" w:space="0"/>
           </w:tblBorders>
+          <w:shd w:val="clear" w:color="auto" w:fill="auto"/>
           <w:tblCellMar>
             <w:top w:w="15" w:type="dxa"/>
             <w:left w:w="15" w:type="dxa"/>
@@ -4752,6 +8715,7 @@
             <w:insideH w:val="none" w:color="auto" w:sz="0" w:space="0"/>
             <w:insideV w:val="none" w:color="auto" w:sz="0" w:space="0"/>
           </w:tblBorders>
+          <w:shd w:val="clear" w:color="auto" w:fill="auto"/>
           <w:tblCellMar>
             <w:top w:w="15" w:type="dxa"/>
             <w:left w:w="15" w:type="dxa"/>
@@ -5220,7 +9184,7 @@
       <w:pPr>
         <w:numPr>
           <w:ilvl w:val="0"/>
-          <w:numId w:val="5"/>
+          <w:numId w:val="23"/>
         </w:numPr>
         <w:spacing w:line="360" w:lineRule="auto"/>
         <w:ind w:left="420" w:leftChars="0" w:hanging="420" w:firstLineChars="0"/>
@@ -5250,7 +9214,7 @@
       <w:pPr>
         <w:numPr>
           <w:ilvl w:val="0"/>
-          <w:numId w:val="5"/>
+          <w:numId w:val="23"/>
         </w:numPr>
         <w:spacing w:line="360" w:lineRule="auto"/>
         <w:ind w:left="420" w:leftChars="0" w:hanging="420" w:firstLineChars="0"/>
@@ -5280,7 +9244,7 @@
       <w:pPr>
         <w:numPr>
           <w:ilvl w:val="0"/>
-          <w:numId w:val="5"/>
+          <w:numId w:val="23"/>
         </w:numPr>
         <w:spacing w:line="360" w:lineRule="auto"/>
         <w:ind w:left="420" w:leftChars="0" w:hanging="420" w:firstLineChars="0"/>
@@ -5310,7 +9274,7 @@
       <w:pPr>
         <w:numPr>
           <w:ilvl w:val="0"/>
-          <w:numId w:val="5"/>
+          <w:numId w:val="23"/>
         </w:numPr>
         <w:spacing w:line="360" w:lineRule="auto"/>
         <w:ind w:left="420" w:leftChars="0" w:hanging="420" w:firstLineChars="0"/>
@@ -5340,7 +9304,7 @@
       <w:pPr>
         <w:numPr>
           <w:ilvl w:val="0"/>
-          <w:numId w:val="5"/>
+          <w:numId w:val="23"/>
         </w:numPr>
         <w:spacing w:line="360" w:lineRule="auto"/>
         <w:ind w:left="420" w:leftChars="0" w:hanging="420" w:firstLineChars="0"/>
@@ -5440,7 +9404,7 @@
       <w:pPr>
         <w:numPr>
           <w:ilvl w:val="0"/>
-          <w:numId w:val="6"/>
+          <w:numId w:val="24"/>
         </w:numPr>
         <w:spacing w:after="160" w:line="360" w:lineRule="auto"/>
         <w:ind w:left="420" w:leftChars="0" w:hanging="420" w:firstLineChars="0"/>
@@ -5470,7 +9434,7 @@
       <w:pPr>
         <w:numPr>
           <w:ilvl w:val="0"/>
-          <w:numId w:val="6"/>
+          <w:numId w:val="24"/>
         </w:numPr>
         <w:spacing w:after="160" w:line="360" w:lineRule="auto"/>
         <w:ind w:left="420" w:leftChars="0" w:hanging="420" w:firstLineChars="0"/>
@@ -5500,7 +9464,7 @@
       <w:pPr>
         <w:numPr>
           <w:ilvl w:val="0"/>
-          <w:numId w:val="6"/>
+          <w:numId w:val="24"/>
         </w:numPr>
         <w:spacing w:after="160" w:line="360" w:lineRule="auto"/>
         <w:ind w:left="420" w:leftChars="0" w:hanging="420" w:firstLineChars="0"/>
@@ -6273,7 +10237,6 @@
             <w:insideH w:val="single" w:color="auto" w:sz="4" w:space="0"/>
             <w:insideV w:val="single" w:color="auto" w:sz="4" w:space="0"/>
           </w:tblBorders>
-          <w:shd w:val="clear" w:color="auto" w:fill="auto"/>
           <w:tblCellMar>
             <w:top w:w="15" w:type="dxa"/>
             <w:left w:w="15" w:type="dxa"/>
@@ -6477,7 +10440,6 @@
             <w:insideH w:val="single" w:color="auto" w:sz="4" w:space="0"/>
             <w:insideV w:val="single" w:color="auto" w:sz="4" w:space="0"/>
           </w:tblBorders>
-          <w:shd w:val="clear" w:color="auto" w:fill="auto"/>
           <w:tblCellMar>
             <w:top w:w="15" w:type="dxa"/>
             <w:left w:w="15" w:type="dxa"/>
@@ -6680,7 +10642,6 @@
             <w:insideH w:val="single" w:color="auto" w:sz="4" w:space="0"/>
             <w:insideV w:val="single" w:color="auto" w:sz="4" w:space="0"/>
           </w:tblBorders>
-          <w:shd w:val="clear" w:color="auto" w:fill="auto"/>
           <w:tblCellMar>
             <w:top w:w="15" w:type="dxa"/>
             <w:left w:w="15" w:type="dxa"/>
@@ -6883,7 +10844,6 @@
             <w:insideH w:val="single" w:color="auto" w:sz="4" w:space="0"/>
             <w:insideV w:val="single" w:color="auto" w:sz="4" w:space="0"/>
           </w:tblBorders>
-          <w:shd w:val="clear" w:color="auto" w:fill="auto"/>
           <w:tblCellMar>
             <w:top w:w="15" w:type="dxa"/>
             <w:left w:w="15" w:type="dxa"/>
@@ -7086,7 +11046,6 @@
             <w:insideH w:val="single" w:color="auto" w:sz="4" w:space="0"/>
             <w:insideV w:val="single" w:color="auto" w:sz="4" w:space="0"/>
           </w:tblBorders>
-          <w:shd w:val="clear" w:color="auto" w:fill="auto"/>
           <w:tblCellMar>
             <w:top w:w="15" w:type="dxa"/>
             <w:left w:w="15" w:type="dxa"/>
@@ -8383,6 +12342,7 @@
             <w:insideH w:val="single" w:color="auto" w:sz="4" w:space="0"/>
             <w:insideV w:val="single" w:color="auto" w:sz="4" w:space="0"/>
           </w:tblBorders>
+          <w:shd w:val="clear" w:color="auto" w:fill="auto"/>
           <w:tblCellMar>
             <w:top w:w="15" w:type="dxa"/>
             <w:left w:w="15" w:type="dxa"/>
@@ -8514,6 +12474,7 @@
             <w:insideH w:val="single" w:color="auto" w:sz="4" w:space="0"/>
             <w:insideV w:val="single" w:color="auto" w:sz="4" w:space="0"/>
           </w:tblBorders>
+          <w:shd w:val="clear" w:color="auto" w:fill="auto"/>
           <w:tblCellMar>
             <w:top w:w="15" w:type="dxa"/>
             <w:left w:w="15" w:type="dxa"/>
@@ -8632,6 +12593,7 @@
             <w:insideH w:val="single" w:color="auto" w:sz="4" w:space="0"/>
             <w:insideV w:val="single" w:color="auto" w:sz="4" w:space="0"/>
           </w:tblBorders>
+          <w:shd w:val="clear" w:color="auto" w:fill="auto"/>
           <w:tblCellMar>
             <w:top w:w="15" w:type="dxa"/>
             <w:left w:w="15" w:type="dxa"/>
@@ -8988,6 +12950,7 @@
             <w:insideH w:val="single" w:color="auto" w:sz="4" w:space="0"/>
             <w:insideV w:val="single" w:color="auto" w:sz="4" w:space="0"/>
           </w:tblBorders>
+          <w:shd w:val="clear" w:color="auto" w:fill="auto"/>
           <w:tblCellMar>
             <w:top w:w="15" w:type="dxa"/>
             <w:left w:w="15" w:type="dxa"/>
@@ -9699,6 +13662,44 @@
     </w:p>
     <w:p>
       <w:pPr>
+        <w:numPr>
+          <w:ilvl w:val="0"/>
+          <w:numId w:val="0"/>
+        </w:numPr>
+        <w:spacing w:after="160" w:line="360" w:lineRule="auto"/>
+        <w:ind w:firstLine="708" w:firstLineChars="0"/>
+        <w:jc w:val="both"/>
+        <w:rPr>
+          <w:rFonts w:hint="default" w:ascii="Times New Roman" w:hAnsi="Times New Roman"/>
+          <w:b w:val="0"/>
+          <w:bCs w:val="0"/>
+          <w:sz w:val="28"/>
+          <w:szCs w:val="28"/>
+          <w:lang w:val="ru-RU"/>
+        </w:rPr>
+      </w:pPr>
+    </w:p>
+    <w:p>
+      <w:pPr>
+        <w:numPr>
+          <w:ilvl w:val="0"/>
+          <w:numId w:val="0"/>
+        </w:numPr>
+        <w:spacing w:after="160" w:line="360" w:lineRule="auto"/>
+        <w:ind w:firstLine="708" w:firstLineChars="0"/>
+        <w:jc w:val="both"/>
+        <w:rPr>
+          <w:rFonts w:hint="default" w:ascii="Times New Roman" w:hAnsi="Times New Roman"/>
+          <w:b w:val="0"/>
+          <w:bCs w:val="0"/>
+          <w:sz w:val="28"/>
+          <w:szCs w:val="28"/>
+          <w:lang w:val="ru-RU"/>
+        </w:rPr>
+      </w:pPr>
+    </w:p>
+    <w:p>
+      <w:pPr>
         <w:rPr>
           <w:rFonts w:hint="default" w:ascii="Times New Roman" w:hAnsi="Times New Roman"/>
           <w:b w:val="0"/>
@@ -9754,7 +13755,7 @@
         <w:pStyle w:val="12"/>
         <w:numPr>
           <w:ilvl w:val="0"/>
-          <w:numId w:val="7"/>
+          <w:numId w:val="25"/>
         </w:numPr>
         <w:spacing w:line="360" w:lineRule="auto"/>
         <w:jc w:val="both"/>
@@ -9890,7 +13891,7 @@
         <w:pStyle w:val="12"/>
         <w:numPr>
           <w:ilvl w:val="0"/>
-          <w:numId w:val="7"/>
+          <w:numId w:val="25"/>
         </w:numPr>
         <w:spacing w:line="360" w:lineRule="auto"/>
         <w:jc w:val="both"/>
@@ -10050,7 +14051,7 @@
         <w:pStyle w:val="12"/>
         <w:numPr>
           <w:ilvl w:val="0"/>
-          <w:numId w:val="7"/>
+          <w:numId w:val="25"/>
         </w:numPr>
         <w:spacing w:line="360" w:lineRule="auto"/>
         <w:jc w:val="both"/>
@@ -10205,7 +14206,7 @@
         <w:pStyle w:val="12"/>
         <w:numPr>
           <w:ilvl w:val="0"/>
-          <w:numId w:val="7"/>
+          <w:numId w:val="25"/>
         </w:numPr>
         <w:spacing w:line="360" w:lineRule="auto"/>
         <w:jc w:val="both"/>
@@ -10398,7 +14399,7 @@
         <w:pStyle w:val="12"/>
         <w:numPr>
           <w:ilvl w:val="0"/>
-          <w:numId w:val="7"/>
+          <w:numId w:val="25"/>
         </w:numPr>
         <w:spacing w:line="360" w:lineRule="auto"/>
         <w:jc w:val="both"/>
@@ -10591,7 +14592,7 @@
         <w:pStyle w:val="12"/>
         <w:numPr>
           <w:ilvl w:val="0"/>
-          <w:numId w:val="7"/>
+          <w:numId w:val="25"/>
         </w:numPr>
         <w:spacing w:line="360" w:lineRule="auto"/>
         <w:jc w:val="both"/>
@@ -10734,7 +14735,7 @@
         <w:pStyle w:val="12"/>
         <w:numPr>
           <w:ilvl w:val="0"/>
-          <w:numId w:val="7"/>
+          <w:numId w:val="25"/>
         </w:numPr>
         <w:spacing w:line="360" w:lineRule="auto"/>
         <w:jc w:val="both"/>
@@ -10918,7 +14919,7 @@
         <w:pStyle w:val="12"/>
         <w:numPr>
           <w:ilvl w:val="0"/>
-          <w:numId w:val="7"/>
+          <w:numId w:val="25"/>
         </w:numPr>
         <w:spacing w:line="360" w:lineRule="auto"/>
         <w:jc w:val="both"/>
@@ -11060,7 +15061,7 @@
         <w:pStyle w:val="12"/>
         <w:numPr>
           <w:ilvl w:val="0"/>
-          <w:numId w:val="7"/>
+          <w:numId w:val="25"/>
         </w:numPr>
         <w:spacing w:line="360" w:lineRule="auto"/>
         <w:jc w:val="both"/>
@@ -11209,7 +15210,7 @@
         <w:pStyle w:val="12"/>
         <w:numPr>
           <w:ilvl w:val="0"/>
-          <w:numId w:val="7"/>
+          <w:numId w:val="25"/>
         </w:numPr>
         <w:spacing w:line="360" w:lineRule="auto"/>
         <w:jc w:val="both"/>
@@ -11366,6 +15367,7 @@
       <w:pPr>
         <w:pStyle w:val="12"/>
         <w:numPr>
+          <w:ilvl w:val="0"/>
           <w:numId w:val="0"/>
         </w:numPr>
         <w:spacing w:line="360" w:lineRule="auto"/>
@@ -11377,8 +15379,6 @@
           <w:szCs w:val="28"/>
         </w:rPr>
       </w:pPr>
-      <w:bookmarkStart w:id="1" w:name="_GoBack"/>
-      <w:bookmarkEnd w:id="1"/>
     </w:p>
     <w:p>
       <w:pPr>
@@ -11694,6 +15694,602 @@
 <file path=word/numbering.xml><?xml version="1.0" encoding="utf-8"?>
 <w:numbering xmlns:wpc="http://schemas.microsoft.com/office/word/2010/wordprocessingCanvas" xmlns:mc="http://schemas.openxmlformats.org/markup-compatibility/2006" xmlns:o="urn:schemas-microsoft-com:office:office" xmlns:r="http://schemas.openxmlformats.org/officeDocument/2006/relationships" xmlns:m="http://schemas.openxmlformats.org/officeDocument/2006/math" xmlns:v="urn:schemas-microsoft-com:vml" xmlns:wp14="http://schemas.microsoft.com/office/word/2010/wordprocessingDrawing" xmlns:wp="http://schemas.openxmlformats.org/drawingml/2006/wordprocessingDrawing" xmlns:w10="urn:schemas-microsoft-com:office:word" xmlns:w="http://schemas.openxmlformats.org/wordprocessingml/2006/main" xmlns:w14="http://schemas.microsoft.com/office/word/2010/wordml" xmlns:wpg="http://schemas.microsoft.com/office/word/2010/wordprocessingGroup" xmlns:wpi="http://schemas.microsoft.com/office/word/2010/wordprocessingInk" xmlns:wne="http://schemas.microsoft.com/office/word/2006/wordml" xmlns:wps="http://schemas.microsoft.com/office/word/2010/wordprocessingShape" xmlns:wpsCustomData="http://www.wps.cn/officeDocument/2013/wpsCustomData" mc:Ignorable="w14 wp14">
   <w:abstractNum w:abstractNumId="0">
+    <w:nsid w:val="86FC5AC1"/>
+    <w:multiLevelType w:val="multilevel"/>
+    <w:tmpl w:val="86FC5AC1"/>
+    <w:lvl w:ilvl="0" w:tentative="0">
+      <w:start w:val="1"/>
+      <w:numFmt w:val="bullet"/>
+      <w:lvlText w:val=""/>
+      <w:lvlJc w:val="left"/>
+      <w:pPr>
+        <w:tabs>
+          <w:tab w:val="left" w:pos="720"/>
+        </w:tabs>
+        <w:ind w:left="720" w:hanging="360"/>
+      </w:pPr>
+      <w:rPr>
+        <w:rFonts w:hint="default" w:ascii="Symbol" w:hAnsi="Symbol" w:cs="Symbol"/>
+        <w:sz w:val="20"/>
+      </w:rPr>
+    </w:lvl>
+    <w:lvl w:ilvl="1" w:tentative="0">
+      <w:start w:val="1"/>
+      <w:numFmt w:val="bullet"/>
+      <w:lvlText w:val="o"/>
+      <w:lvlJc w:val="left"/>
+      <w:pPr>
+        <w:tabs>
+          <w:tab w:val="left" w:pos="1440"/>
+        </w:tabs>
+        <w:ind w:left="1440" w:hanging="360"/>
+      </w:pPr>
+      <w:rPr>
+        <w:rFonts w:hint="default" w:ascii="Courier New" w:hAnsi="Courier New" w:cs="Courier New"/>
+        <w:sz w:val="20"/>
+      </w:rPr>
+    </w:lvl>
+    <w:lvl w:ilvl="2" w:tentative="0">
+      <w:start w:val="1"/>
+      <w:numFmt w:val="bullet"/>
+      <w:lvlText w:val=""/>
+      <w:lvlJc w:val="left"/>
+      <w:pPr>
+        <w:tabs>
+          <w:tab w:val="left" w:pos="2160"/>
+        </w:tabs>
+        <w:ind w:left="2160" w:hanging="360"/>
+      </w:pPr>
+      <w:rPr>
+        <w:rFonts w:hint="default" w:ascii="Wingdings" w:hAnsi="Wingdings" w:cs="Wingdings"/>
+        <w:sz w:val="20"/>
+      </w:rPr>
+    </w:lvl>
+    <w:lvl w:ilvl="3" w:tentative="0">
+      <w:start w:val="1"/>
+      <w:numFmt w:val="bullet"/>
+      <w:lvlText w:val=""/>
+      <w:lvlJc w:val="left"/>
+      <w:pPr>
+        <w:tabs>
+          <w:tab w:val="left" w:pos="2880"/>
+        </w:tabs>
+        <w:ind w:left="2880" w:hanging="360"/>
+      </w:pPr>
+      <w:rPr>
+        <w:rFonts w:hint="default" w:ascii="Wingdings" w:hAnsi="Wingdings" w:cs="Wingdings"/>
+        <w:sz w:val="20"/>
+      </w:rPr>
+    </w:lvl>
+    <w:lvl w:ilvl="4" w:tentative="0">
+      <w:start w:val="1"/>
+      <w:numFmt w:val="bullet"/>
+      <w:lvlText w:val=""/>
+      <w:lvlJc w:val="left"/>
+      <w:pPr>
+        <w:tabs>
+          <w:tab w:val="left" w:pos="3600"/>
+        </w:tabs>
+        <w:ind w:left="3600" w:hanging="360"/>
+      </w:pPr>
+      <w:rPr>
+        <w:rFonts w:hint="default" w:ascii="Wingdings" w:hAnsi="Wingdings" w:cs="Wingdings"/>
+        <w:sz w:val="20"/>
+      </w:rPr>
+    </w:lvl>
+    <w:lvl w:ilvl="5" w:tentative="0">
+      <w:start w:val="1"/>
+      <w:numFmt w:val="bullet"/>
+      <w:lvlText w:val=""/>
+      <w:lvlJc w:val="left"/>
+      <w:pPr>
+        <w:tabs>
+          <w:tab w:val="left" w:pos="4320"/>
+        </w:tabs>
+        <w:ind w:left="4320" w:hanging="360"/>
+      </w:pPr>
+      <w:rPr>
+        <w:rFonts w:hint="default" w:ascii="Wingdings" w:hAnsi="Wingdings" w:cs="Wingdings"/>
+        <w:sz w:val="20"/>
+      </w:rPr>
+    </w:lvl>
+    <w:lvl w:ilvl="6" w:tentative="0">
+      <w:start w:val="1"/>
+      <w:numFmt w:val="bullet"/>
+      <w:lvlText w:val=""/>
+      <w:lvlJc w:val="left"/>
+      <w:pPr>
+        <w:tabs>
+          <w:tab w:val="left" w:pos="5040"/>
+        </w:tabs>
+        <w:ind w:left="5040" w:hanging="360"/>
+      </w:pPr>
+      <w:rPr>
+        <w:rFonts w:hint="default" w:ascii="Wingdings" w:hAnsi="Wingdings" w:cs="Wingdings"/>
+        <w:sz w:val="20"/>
+      </w:rPr>
+    </w:lvl>
+    <w:lvl w:ilvl="7" w:tentative="0">
+      <w:start w:val="1"/>
+      <w:numFmt w:val="bullet"/>
+      <w:lvlText w:val=""/>
+      <w:lvlJc w:val="left"/>
+      <w:pPr>
+        <w:tabs>
+          <w:tab w:val="left" w:pos="5760"/>
+        </w:tabs>
+        <w:ind w:left="5760" w:hanging="360"/>
+      </w:pPr>
+      <w:rPr>
+        <w:rFonts w:hint="default" w:ascii="Wingdings" w:hAnsi="Wingdings" w:cs="Wingdings"/>
+        <w:sz w:val="20"/>
+      </w:rPr>
+    </w:lvl>
+    <w:lvl w:ilvl="8" w:tentative="0">
+      <w:start w:val="1"/>
+      <w:numFmt w:val="bullet"/>
+      <w:lvlText w:val=""/>
+      <w:lvlJc w:val="left"/>
+      <w:pPr>
+        <w:tabs>
+          <w:tab w:val="left" w:pos="6480"/>
+        </w:tabs>
+        <w:ind w:left="6480" w:hanging="360"/>
+      </w:pPr>
+      <w:rPr>
+        <w:rFonts w:hint="default" w:ascii="Wingdings" w:hAnsi="Wingdings" w:cs="Wingdings"/>
+        <w:sz w:val="20"/>
+      </w:rPr>
+    </w:lvl>
+  </w:abstractNum>
+  <w:abstractNum w:abstractNumId="1">
+    <w:nsid w:val="9BCE5E19"/>
+    <w:multiLevelType w:val="multilevel"/>
+    <w:tmpl w:val="9BCE5E19"/>
+    <w:lvl w:ilvl="0" w:tentative="0">
+      <w:start w:val="1"/>
+      <w:numFmt w:val="bullet"/>
+      <w:lvlText w:val=""/>
+      <w:lvlJc w:val="left"/>
+      <w:pPr>
+        <w:tabs>
+          <w:tab w:val="left" w:pos="720"/>
+        </w:tabs>
+        <w:ind w:left="720" w:hanging="360"/>
+      </w:pPr>
+      <w:rPr>
+        <w:rFonts w:hint="default" w:ascii="Symbol" w:hAnsi="Symbol" w:cs="Symbol"/>
+        <w:sz w:val="20"/>
+      </w:rPr>
+    </w:lvl>
+    <w:lvl w:ilvl="1" w:tentative="0">
+      <w:start w:val="1"/>
+      <w:numFmt w:val="bullet"/>
+      <w:lvlText w:val="o"/>
+      <w:lvlJc w:val="left"/>
+      <w:pPr>
+        <w:tabs>
+          <w:tab w:val="left" w:pos="1440"/>
+        </w:tabs>
+        <w:ind w:left="1440" w:hanging="360"/>
+      </w:pPr>
+      <w:rPr>
+        <w:rFonts w:hint="default" w:ascii="Courier New" w:hAnsi="Courier New" w:cs="Courier New"/>
+        <w:sz w:val="20"/>
+      </w:rPr>
+    </w:lvl>
+    <w:lvl w:ilvl="2" w:tentative="0">
+      <w:start w:val="1"/>
+      <w:numFmt w:val="bullet"/>
+      <w:lvlText w:val=""/>
+      <w:lvlJc w:val="left"/>
+      <w:pPr>
+        <w:tabs>
+          <w:tab w:val="left" w:pos="2160"/>
+        </w:tabs>
+        <w:ind w:left="2160" w:hanging="360"/>
+      </w:pPr>
+      <w:rPr>
+        <w:rFonts w:hint="default" w:ascii="Wingdings" w:hAnsi="Wingdings" w:cs="Wingdings"/>
+        <w:sz w:val="20"/>
+      </w:rPr>
+    </w:lvl>
+    <w:lvl w:ilvl="3" w:tentative="0">
+      <w:start w:val="1"/>
+      <w:numFmt w:val="bullet"/>
+      <w:lvlText w:val=""/>
+      <w:lvlJc w:val="left"/>
+      <w:pPr>
+        <w:tabs>
+          <w:tab w:val="left" w:pos="2880"/>
+        </w:tabs>
+        <w:ind w:left="2880" w:hanging="360"/>
+      </w:pPr>
+      <w:rPr>
+        <w:rFonts w:hint="default" w:ascii="Wingdings" w:hAnsi="Wingdings" w:cs="Wingdings"/>
+        <w:sz w:val="20"/>
+      </w:rPr>
+    </w:lvl>
+    <w:lvl w:ilvl="4" w:tentative="0">
+      <w:start w:val="1"/>
+      <w:numFmt w:val="bullet"/>
+      <w:lvlText w:val=""/>
+      <w:lvlJc w:val="left"/>
+      <w:pPr>
+        <w:tabs>
+          <w:tab w:val="left" w:pos="3600"/>
+        </w:tabs>
+        <w:ind w:left="3600" w:hanging="360"/>
+      </w:pPr>
+      <w:rPr>
+        <w:rFonts w:hint="default" w:ascii="Wingdings" w:hAnsi="Wingdings" w:cs="Wingdings"/>
+        <w:sz w:val="20"/>
+      </w:rPr>
+    </w:lvl>
+    <w:lvl w:ilvl="5" w:tentative="0">
+      <w:start w:val="1"/>
+      <w:numFmt w:val="bullet"/>
+      <w:lvlText w:val=""/>
+      <w:lvlJc w:val="left"/>
+      <w:pPr>
+        <w:tabs>
+          <w:tab w:val="left" w:pos="4320"/>
+        </w:tabs>
+        <w:ind w:left="4320" w:hanging="360"/>
+      </w:pPr>
+      <w:rPr>
+        <w:rFonts w:hint="default" w:ascii="Wingdings" w:hAnsi="Wingdings" w:cs="Wingdings"/>
+        <w:sz w:val="20"/>
+      </w:rPr>
+    </w:lvl>
+    <w:lvl w:ilvl="6" w:tentative="0">
+      <w:start w:val="1"/>
+      <w:numFmt w:val="bullet"/>
+      <w:lvlText w:val=""/>
+      <w:lvlJc w:val="left"/>
+      <w:pPr>
+        <w:tabs>
+          <w:tab w:val="left" w:pos="5040"/>
+        </w:tabs>
+        <w:ind w:left="5040" w:hanging="360"/>
+      </w:pPr>
+      <w:rPr>
+        <w:rFonts w:hint="default" w:ascii="Wingdings" w:hAnsi="Wingdings" w:cs="Wingdings"/>
+        <w:sz w:val="20"/>
+      </w:rPr>
+    </w:lvl>
+    <w:lvl w:ilvl="7" w:tentative="0">
+      <w:start w:val="1"/>
+      <w:numFmt w:val="bullet"/>
+      <w:lvlText w:val=""/>
+      <w:lvlJc w:val="left"/>
+      <w:pPr>
+        <w:tabs>
+          <w:tab w:val="left" w:pos="5760"/>
+        </w:tabs>
+        <w:ind w:left="5760" w:hanging="360"/>
+      </w:pPr>
+      <w:rPr>
+        <w:rFonts w:hint="default" w:ascii="Wingdings" w:hAnsi="Wingdings" w:cs="Wingdings"/>
+        <w:sz w:val="20"/>
+      </w:rPr>
+    </w:lvl>
+    <w:lvl w:ilvl="8" w:tentative="0">
+      <w:start w:val="1"/>
+      <w:numFmt w:val="bullet"/>
+      <w:lvlText w:val=""/>
+      <w:lvlJc w:val="left"/>
+      <w:pPr>
+        <w:tabs>
+          <w:tab w:val="left" w:pos="6480"/>
+        </w:tabs>
+        <w:ind w:left="6480" w:hanging="360"/>
+      </w:pPr>
+      <w:rPr>
+        <w:rFonts w:hint="default" w:ascii="Wingdings" w:hAnsi="Wingdings" w:cs="Wingdings"/>
+        <w:sz w:val="20"/>
+      </w:rPr>
+    </w:lvl>
+  </w:abstractNum>
+  <w:abstractNum w:abstractNumId="2">
+    <w:nsid w:val="9C410B2E"/>
+    <w:multiLevelType w:val="multilevel"/>
+    <w:tmpl w:val="9C410B2E"/>
+    <w:lvl w:ilvl="0" w:tentative="0">
+      <w:start w:val="1"/>
+      <w:numFmt w:val="bullet"/>
+      <w:lvlText w:val=""/>
+      <w:lvlJc w:val="left"/>
+      <w:pPr>
+        <w:tabs>
+          <w:tab w:val="left" w:pos="720"/>
+        </w:tabs>
+        <w:ind w:left="720" w:hanging="360"/>
+      </w:pPr>
+      <w:rPr>
+        <w:rFonts w:ascii="Symbol" w:hAnsi="Symbol" w:cs="Symbol"/>
+        <w:sz w:val="20"/>
+      </w:rPr>
+    </w:lvl>
+    <w:lvl w:ilvl="1" w:tentative="0">
+      <w:start w:val="1"/>
+      <w:numFmt w:val="bullet"/>
+      <w:lvlText w:val="o"/>
+      <w:lvlJc w:val="left"/>
+      <w:pPr>
+        <w:tabs>
+          <w:tab w:val="left" w:pos="1440"/>
+        </w:tabs>
+        <w:ind w:left="1440" w:hanging="360"/>
+      </w:pPr>
+      <w:rPr>
+        <w:rFonts w:ascii="Courier New" w:hAnsi="Courier New" w:cs="Courier New"/>
+        <w:sz w:val="20"/>
+      </w:rPr>
+    </w:lvl>
+    <w:lvl w:ilvl="2" w:tentative="0">
+      <w:start w:val="1"/>
+      <w:numFmt w:val="bullet"/>
+      <w:lvlText w:val=""/>
+      <w:lvlJc w:val="left"/>
+      <w:pPr>
+        <w:tabs>
+          <w:tab w:val="left" w:pos="2160"/>
+        </w:tabs>
+        <w:ind w:left="2160" w:hanging="360"/>
+      </w:pPr>
+      <w:rPr>
+        <w:rFonts w:ascii="Wingdings" w:hAnsi="Wingdings" w:cs="Wingdings"/>
+        <w:sz w:val="20"/>
+      </w:rPr>
+    </w:lvl>
+    <w:lvl w:ilvl="3" w:tentative="0">
+      <w:start w:val="1"/>
+      <w:numFmt w:val="bullet"/>
+      <w:lvlText w:val=""/>
+      <w:lvlJc w:val="left"/>
+      <w:pPr>
+        <w:tabs>
+          <w:tab w:val="left" w:pos="2880"/>
+        </w:tabs>
+        <w:ind w:left="2880" w:hanging="360"/>
+      </w:pPr>
+      <w:rPr>
+        <w:rFonts w:hint="default" w:ascii="Wingdings" w:hAnsi="Wingdings" w:cs="Wingdings"/>
+        <w:sz w:val="20"/>
+      </w:rPr>
+    </w:lvl>
+    <w:lvl w:ilvl="4" w:tentative="0">
+      <w:start w:val="1"/>
+      <w:numFmt w:val="bullet"/>
+      <w:lvlText w:val=""/>
+      <w:lvlJc w:val="left"/>
+      <w:pPr>
+        <w:tabs>
+          <w:tab w:val="left" w:pos="3600"/>
+        </w:tabs>
+        <w:ind w:left="3600" w:hanging="360"/>
+      </w:pPr>
+      <w:rPr>
+        <w:rFonts w:hint="default" w:ascii="Wingdings" w:hAnsi="Wingdings" w:cs="Wingdings"/>
+        <w:sz w:val="20"/>
+      </w:rPr>
+    </w:lvl>
+    <w:lvl w:ilvl="5" w:tentative="0">
+      <w:start w:val="1"/>
+      <w:numFmt w:val="bullet"/>
+      <w:lvlText w:val=""/>
+      <w:lvlJc w:val="left"/>
+      <w:pPr>
+        <w:tabs>
+          <w:tab w:val="left" w:pos="4320"/>
+        </w:tabs>
+        <w:ind w:left="4320" w:hanging="360"/>
+      </w:pPr>
+      <w:rPr>
+        <w:rFonts w:hint="default" w:ascii="Wingdings" w:hAnsi="Wingdings" w:cs="Wingdings"/>
+        <w:sz w:val="20"/>
+      </w:rPr>
+    </w:lvl>
+    <w:lvl w:ilvl="6" w:tentative="0">
+      <w:start w:val="1"/>
+      <w:numFmt w:val="bullet"/>
+      <w:lvlText w:val=""/>
+      <w:lvlJc w:val="left"/>
+      <w:pPr>
+        <w:tabs>
+          <w:tab w:val="left" w:pos="5040"/>
+        </w:tabs>
+        <w:ind w:left="5040" w:hanging="360"/>
+      </w:pPr>
+      <w:rPr>
+        <w:rFonts w:hint="default" w:ascii="Wingdings" w:hAnsi="Wingdings" w:cs="Wingdings"/>
+        <w:sz w:val="20"/>
+      </w:rPr>
+    </w:lvl>
+    <w:lvl w:ilvl="7" w:tentative="0">
+      <w:start w:val="1"/>
+      <w:numFmt w:val="bullet"/>
+      <w:lvlText w:val=""/>
+      <w:lvlJc w:val="left"/>
+      <w:pPr>
+        <w:tabs>
+          <w:tab w:val="left" w:pos="5760"/>
+        </w:tabs>
+        <w:ind w:left="5760" w:hanging="360"/>
+      </w:pPr>
+      <w:rPr>
+        <w:rFonts w:hint="default" w:ascii="Wingdings" w:hAnsi="Wingdings" w:cs="Wingdings"/>
+        <w:sz w:val="20"/>
+      </w:rPr>
+    </w:lvl>
+    <w:lvl w:ilvl="8" w:tentative="0">
+      <w:start w:val="1"/>
+      <w:numFmt w:val="bullet"/>
+      <w:lvlText w:val=""/>
+      <w:lvlJc w:val="left"/>
+      <w:pPr>
+        <w:tabs>
+          <w:tab w:val="left" w:pos="6480"/>
+        </w:tabs>
+        <w:ind w:left="6480" w:hanging="360"/>
+      </w:pPr>
+      <w:rPr>
+        <w:rFonts w:hint="default" w:ascii="Wingdings" w:hAnsi="Wingdings" w:cs="Wingdings"/>
+        <w:sz w:val="20"/>
+      </w:rPr>
+    </w:lvl>
+  </w:abstractNum>
+  <w:abstractNum w:abstractNumId="3">
+    <w:nsid w:val="A299CD63"/>
+    <w:multiLevelType w:val="multilevel"/>
+    <w:tmpl w:val="A299CD63"/>
+    <w:lvl w:ilvl="0" w:tentative="0">
+      <w:start w:val="1"/>
+      <w:numFmt w:val="bullet"/>
+      <w:lvlText w:val=""/>
+      <w:lvlJc w:val="left"/>
+      <w:pPr>
+        <w:tabs>
+          <w:tab w:val="left" w:pos="720"/>
+        </w:tabs>
+        <w:ind w:left="720" w:hanging="360"/>
+      </w:pPr>
+      <w:rPr>
+        <w:rFonts w:hint="default" w:ascii="Symbol" w:hAnsi="Symbol" w:cs="Symbol"/>
+        <w:sz w:val="20"/>
+      </w:rPr>
+    </w:lvl>
+    <w:lvl w:ilvl="1" w:tentative="0">
+      <w:start w:val="1"/>
+      <w:numFmt w:val="bullet"/>
+      <w:lvlText w:val="o"/>
+      <w:lvlJc w:val="left"/>
+      <w:pPr>
+        <w:tabs>
+          <w:tab w:val="left" w:pos="1440"/>
+        </w:tabs>
+        <w:ind w:left="1440" w:hanging="360"/>
+      </w:pPr>
+      <w:rPr>
+        <w:rFonts w:hint="default" w:ascii="Courier New" w:hAnsi="Courier New" w:cs="Courier New"/>
+        <w:sz w:val="20"/>
+      </w:rPr>
+    </w:lvl>
+    <w:lvl w:ilvl="2" w:tentative="0">
+      <w:start w:val="1"/>
+      <w:numFmt w:val="bullet"/>
+      <w:lvlText w:val=""/>
+      <w:lvlJc w:val="left"/>
+      <w:pPr>
+        <w:tabs>
+          <w:tab w:val="left" w:pos="2160"/>
+        </w:tabs>
+        <w:ind w:left="2160" w:hanging="360"/>
+      </w:pPr>
+      <w:rPr>
+        <w:rFonts w:hint="default" w:ascii="Wingdings" w:hAnsi="Wingdings" w:cs="Wingdings"/>
+        <w:sz w:val="20"/>
+      </w:rPr>
+    </w:lvl>
+    <w:lvl w:ilvl="3" w:tentative="0">
+      <w:start w:val="1"/>
+      <w:numFmt w:val="bullet"/>
+      <w:lvlText w:val=""/>
+      <w:lvlJc w:val="left"/>
+      <w:pPr>
+        <w:tabs>
+          <w:tab w:val="left" w:pos="2880"/>
+        </w:tabs>
+        <w:ind w:left="2880" w:hanging="360"/>
+      </w:pPr>
+      <w:rPr>
+        <w:rFonts w:hint="default" w:ascii="Wingdings" w:hAnsi="Wingdings" w:cs="Wingdings"/>
+        <w:sz w:val="20"/>
+      </w:rPr>
+    </w:lvl>
+    <w:lvl w:ilvl="4" w:tentative="0">
+      <w:start w:val="1"/>
+      <w:numFmt w:val="bullet"/>
+      <w:lvlText w:val=""/>
+      <w:lvlJc w:val="left"/>
+      <w:pPr>
+        <w:tabs>
+          <w:tab w:val="left" w:pos="3600"/>
+        </w:tabs>
+        <w:ind w:left="3600" w:hanging="360"/>
+      </w:pPr>
+      <w:rPr>
+        <w:rFonts w:hint="default" w:ascii="Wingdings" w:hAnsi="Wingdings" w:cs="Wingdings"/>
+        <w:sz w:val="20"/>
+      </w:rPr>
+    </w:lvl>
+    <w:lvl w:ilvl="5" w:tentative="0">
+      <w:start w:val="1"/>
+      <w:numFmt w:val="bullet"/>
+      <w:lvlText w:val=""/>
+      <w:lvlJc w:val="left"/>
+      <w:pPr>
+        <w:tabs>
+          <w:tab w:val="left" w:pos="4320"/>
+        </w:tabs>
+        <w:ind w:left="4320" w:hanging="360"/>
+      </w:pPr>
+      <w:rPr>
+        <w:rFonts w:hint="default" w:ascii="Wingdings" w:hAnsi="Wingdings" w:cs="Wingdings"/>
+        <w:sz w:val="20"/>
+      </w:rPr>
+    </w:lvl>
+    <w:lvl w:ilvl="6" w:tentative="0">
+      <w:start w:val="1"/>
+      <w:numFmt w:val="bullet"/>
+      <w:lvlText w:val=""/>
+      <w:lvlJc w:val="left"/>
+      <w:pPr>
+        <w:tabs>
+          <w:tab w:val="left" w:pos="5040"/>
+        </w:tabs>
+        <w:ind w:left="5040" w:hanging="360"/>
+      </w:pPr>
+      <w:rPr>
+        <w:rFonts w:hint="default" w:ascii="Wingdings" w:hAnsi="Wingdings" w:cs="Wingdings"/>
+        <w:sz w:val="20"/>
+      </w:rPr>
+    </w:lvl>
+    <w:lvl w:ilvl="7" w:tentative="0">
+      <w:start w:val="1"/>
+      <w:numFmt w:val="bullet"/>
+      <w:lvlText w:val=""/>
+      <w:lvlJc w:val="left"/>
+      <w:pPr>
+        <w:tabs>
+          <w:tab w:val="left" w:pos="5760"/>
+        </w:tabs>
+        <w:ind w:left="5760" w:hanging="360"/>
+      </w:pPr>
+      <w:rPr>
+        <w:rFonts w:hint="default" w:ascii="Wingdings" w:hAnsi="Wingdings" w:cs="Wingdings"/>
+        <w:sz w:val="20"/>
+      </w:rPr>
+    </w:lvl>
+    <w:lvl w:ilvl="8" w:tentative="0">
+      <w:start w:val="1"/>
+      <w:numFmt w:val="bullet"/>
+      <w:lvlText w:val=""/>
+      <w:lvlJc w:val="left"/>
+      <w:pPr>
+        <w:tabs>
+          <w:tab w:val="left" w:pos="6480"/>
+        </w:tabs>
+        <w:ind w:left="6480" w:hanging="360"/>
+      </w:pPr>
+      <w:rPr>
+        <w:rFonts w:hint="default" w:ascii="Wingdings" w:hAnsi="Wingdings" w:cs="Wingdings"/>
+        <w:sz w:val="20"/>
+      </w:rPr>
+    </w:lvl>
+  </w:abstractNum>
+  <w:abstractNum w:abstractNumId="4">
     <w:nsid w:val="B0B41195"/>
     <w:multiLevelType w:val="singleLevel"/>
     <w:tmpl w:val="B0B41195"/>
@@ -11713,7 +16309,454 @@
       </w:rPr>
     </w:lvl>
   </w:abstractNum>
-  <w:abstractNum w:abstractNumId="1">
+  <w:abstractNum w:abstractNumId="5">
+    <w:nsid w:val="B98B8C7B"/>
+    <w:multiLevelType w:val="multilevel"/>
+    <w:tmpl w:val="B98B8C7B"/>
+    <w:lvl w:ilvl="0" w:tentative="0">
+      <w:start w:val="1"/>
+      <w:numFmt w:val="bullet"/>
+      <w:lvlText w:val=""/>
+      <w:lvlJc w:val="left"/>
+      <w:pPr>
+        <w:tabs>
+          <w:tab w:val="left" w:pos="720"/>
+        </w:tabs>
+        <w:ind w:left="720" w:hanging="360"/>
+      </w:pPr>
+      <w:rPr>
+        <w:rFonts w:hint="default" w:ascii="Symbol" w:hAnsi="Symbol" w:cs="Symbol"/>
+        <w:sz w:val="20"/>
+      </w:rPr>
+    </w:lvl>
+    <w:lvl w:ilvl="1" w:tentative="0">
+      <w:start w:val="1"/>
+      <w:numFmt w:val="bullet"/>
+      <w:lvlText w:val="o"/>
+      <w:lvlJc w:val="left"/>
+      <w:pPr>
+        <w:tabs>
+          <w:tab w:val="left" w:pos="1440"/>
+        </w:tabs>
+        <w:ind w:left="1440" w:hanging="360"/>
+      </w:pPr>
+      <w:rPr>
+        <w:rFonts w:hint="default" w:ascii="Courier New" w:hAnsi="Courier New" w:cs="Courier New"/>
+        <w:sz w:val="20"/>
+      </w:rPr>
+    </w:lvl>
+    <w:lvl w:ilvl="2" w:tentative="0">
+      <w:start w:val="1"/>
+      <w:numFmt w:val="bullet"/>
+      <w:lvlText w:val=""/>
+      <w:lvlJc w:val="left"/>
+      <w:pPr>
+        <w:tabs>
+          <w:tab w:val="left" w:pos="2160"/>
+        </w:tabs>
+        <w:ind w:left="2160" w:hanging="360"/>
+      </w:pPr>
+      <w:rPr>
+        <w:rFonts w:hint="default" w:ascii="Wingdings" w:hAnsi="Wingdings" w:cs="Wingdings"/>
+        <w:sz w:val="20"/>
+      </w:rPr>
+    </w:lvl>
+    <w:lvl w:ilvl="3" w:tentative="0">
+      <w:start w:val="1"/>
+      <w:numFmt w:val="bullet"/>
+      <w:lvlText w:val=""/>
+      <w:lvlJc w:val="left"/>
+      <w:pPr>
+        <w:tabs>
+          <w:tab w:val="left" w:pos="2880"/>
+        </w:tabs>
+        <w:ind w:left="2880" w:hanging="360"/>
+      </w:pPr>
+      <w:rPr>
+        <w:rFonts w:hint="default" w:ascii="Wingdings" w:hAnsi="Wingdings" w:cs="Wingdings"/>
+        <w:sz w:val="20"/>
+      </w:rPr>
+    </w:lvl>
+    <w:lvl w:ilvl="4" w:tentative="0">
+      <w:start w:val="1"/>
+      <w:numFmt w:val="bullet"/>
+      <w:lvlText w:val=""/>
+      <w:lvlJc w:val="left"/>
+      <w:pPr>
+        <w:tabs>
+          <w:tab w:val="left" w:pos="3600"/>
+        </w:tabs>
+        <w:ind w:left="3600" w:hanging="360"/>
+      </w:pPr>
+      <w:rPr>
+        <w:rFonts w:hint="default" w:ascii="Wingdings" w:hAnsi="Wingdings" w:cs="Wingdings"/>
+        <w:sz w:val="20"/>
+      </w:rPr>
+    </w:lvl>
+    <w:lvl w:ilvl="5" w:tentative="0">
+      <w:start w:val="1"/>
+      <w:numFmt w:val="bullet"/>
+      <w:lvlText w:val=""/>
+      <w:lvlJc w:val="left"/>
+      <w:pPr>
+        <w:tabs>
+          <w:tab w:val="left" w:pos="4320"/>
+        </w:tabs>
+        <w:ind w:left="4320" w:hanging="360"/>
+      </w:pPr>
+      <w:rPr>
+        <w:rFonts w:hint="default" w:ascii="Wingdings" w:hAnsi="Wingdings" w:cs="Wingdings"/>
+        <w:sz w:val="20"/>
+      </w:rPr>
+    </w:lvl>
+    <w:lvl w:ilvl="6" w:tentative="0">
+      <w:start w:val="1"/>
+      <w:numFmt w:val="bullet"/>
+      <w:lvlText w:val=""/>
+      <w:lvlJc w:val="left"/>
+      <w:pPr>
+        <w:tabs>
+          <w:tab w:val="left" w:pos="5040"/>
+        </w:tabs>
+        <w:ind w:left="5040" w:hanging="360"/>
+      </w:pPr>
+      <w:rPr>
+        <w:rFonts w:hint="default" w:ascii="Wingdings" w:hAnsi="Wingdings" w:cs="Wingdings"/>
+        <w:sz w:val="20"/>
+      </w:rPr>
+    </w:lvl>
+    <w:lvl w:ilvl="7" w:tentative="0">
+      <w:start w:val="1"/>
+      <w:numFmt w:val="bullet"/>
+      <w:lvlText w:val=""/>
+      <w:lvlJc w:val="left"/>
+      <w:pPr>
+        <w:tabs>
+          <w:tab w:val="left" w:pos="5760"/>
+        </w:tabs>
+        <w:ind w:left="5760" w:hanging="360"/>
+      </w:pPr>
+      <w:rPr>
+        <w:rFonts w:hint="default" w:ascii="Wingdings" w:hAnsi="Wingdings" w:cs="Wingdings"/>
+        <w:sz w:val="20"/>
+      </w:rPr>
+    </w:lvl>
+    <w:lvl w:ilvl="8" w:tentative="0">
+      <w:start w:val="1"/>
+      <w:numFmt w:val="bullet"/>
+      <w:lvlText w:val=""/>
+      <w:lvlJc w:val="left"/>
+      <w:pPr>
+        <w:tabs>
+          <w:tab w:val="left" w:pos="6480"/>
+        </w:tabs>
+        <w:ind w:left="6480" w:hanging="360"/>
+      </w:pPr>
+      <w:rPr>
+        <w:rFonts w:hint="default" w:ascii="Wingdings" w:hAnsi="Wingdings" w:cs="Wingdings"/>
+        <w:sz w:val="20"/>
+      </w:rPr>
+    </w:lvl>
+  </w:abstractNum>
+  <w:abstractNum w:abstractNumId="6">
+    <w:nsid w:val="BCCF2FEB"/>
+    <w:multiLevelType w:val="multilevel"/>
+    <w:tmpl w:val="BCCF2FEB"/>
+    <w:lvl w:ilvl="0" w:tentative="0">
+      <w:start w:val="1"/>
+      <w:numFmt w:val="bullet"/>
+      <w:lvlText w:val=""/>
+      <w:lvlJc w:val="left"/>
+      <w:pPr>
+        <w:tabs>
+          <w:tab w:val="left" w:pos="720"/>
+        </w:tabs>
+        <w:ind w:left="720" w:hanging="360"/>
+      </w:pPr>
+      <w:rPr>
+        <w:rFonts w:hint="default" w:ascii="Symbol" w:hAnsi="Symbol" w:cs="Symbol"/>
+        <w:sz w:val="20"/>
+      </w:rPr>
+    </w:lvl>
+    <w:lvl w:ilvl="1" w:tentative="0">
+      <w:start w:val="1"/>
+      <w:numFmt w:val="bullet"/>
+      <w:lvlText w:val="o"/>
+      <w:lvlJc w:val="left"/>
+      <w:pPr>
+        <w:tabs>
+          <w:tab w:val="left" w:pos="1440"/>
+        </w:tabs>
+        <w:ind w:left="1440" w:hanging="360"/>
+      </w:pPr>
+      <w:rPr>
+        <w:rFonts w:hint="default" w:ascii="Courier New" w:hAnsi="Courier New" w:cs="Courier New"/>
+        <w:sz w:val="20"/>
+      </w:rPr>
+    </w:lvl>
+    <w:lvl w:ilvl="2" w:tentative="0">
+      <w:start w:val="1"/>
+      <w:numFmt w:val="bullet"/>
+      <w:lvlText w:val=""/>
+      <w:lvlJc w:val="left"/>
+      <w:pPr>
+        <w:tabs>
+          <w:tab w:val="left" w:pos="2160"/>
+        </w:tabs>
+        <w:ind w:left="2160" w:hanging="360"/>
+      </w:pPr>
+      <w:rPr>
+        <w:rFonts w:hint="default" w:ascii="Wingdings" w:hAnsi="Wingdings" w:cs="Wingdings"/>
+        <w:sz w:val="20"/>
+      </w:rPr>
+    </w:lvl>
+    <w:lvl w:ilvl="3" w:tentative="0">
+      <w:start w:val="1"/>
+      <w:numFmt w:val="bullet"/>
+      <w:lvlText w:val=""/>
+      <w:lvlJc w:val="left"/>
+      <w:pPr>
+        <w:tabs>
+          <w:tab w:val="left" w:pos="2880"/>
+        </w:tabs>
+        <w:ind w:left="2880" w:hanging="360"/>
+      </w:pPr>
+      <w:rPr>
+        <w:rFonts w:hint="default" w:ascii="Wingdings" w:hAnsi="Wingdings" w:cs="Wingdings"/>
+        <w:sz w:val="20"/>
+      </w:rPr>
+    </w:lvl>
+    <w:lvl w:ilvl="4" w:tentative="0">
+      <w:start w:val="1"/>
+      <w:numFmt w:val="bullet"/>
+      <w:lvlText w:val=""/>
+      <w:lvlJc w:val="left"/>
+      <w:pPr>
+        <w:tabs>
+          <w:tab w:val="left" w:pos="3600"/>
+        </w:tabs>
+        <w:ind w:left="3600" w:hanging="360"/>
+      </w:pPr>
+      <w:rPr>
+        <w:rFonts w:hint="default" w:ascii="Wingdings" w:hAnsi="Wingdings" w:cs="Wingdings"/>
+        <w:sz w:val="20"/>
+      </w:rPr>
+    </w:lvl>
+    <w:lvl w:ilvl="5" w:tentative="0">
+      <w:start w:val="1"/>
+      <w:numFmt w:val="bullet"/>
+      <w:lvlText w:val=""/>
+      <w:lvlJc w:val="left"/>
+      <w:pPr>
+        <w:tabs>
+          <w:tab w:val="left" w:pos="4320"/>
+        </w:tabs>
+        <w:ind w:left="4320" w:hanging="360"/>
+      </w:pPr>
+      <w:rPr>
+        <w:rFonts w:hint="default" w:ascii="Wingdings" w:hAnsi="Wingdings" w:cs="Wingdings"/>
+        <w:sz w:val="20"/>
+      </w:rPr>
+    </w:lvl>
+    <w:lvl w:ilvl="6" w:tentative="0">
+      <w:start w:val="1"/>
+      <w:numFmt w:val="bullet"/>
+      <w:lvlText w:val=""/>
+      <w:lvlJc w:val="left"/>
+      <w:pPr>
+        <w:tabs>
+          <w:tab w:val="left" w:pos="5040"/>
+        </w:tabs>
+        <w:ind w:left="5040" w:hanging="360"/>
+      </w:pPr>
+      <w:rPr>
+        <w:rFonts w:hint="default" w:ascii="Wingdings" w:hAnsi="Wingdings" w:cs="Wingdings"/>
+        <w:sz w:val="20"/>
+      </w:rPr>
+    </w:lvl>
+    <w:lvl w:ilvl="7" w:tentative="0">
+      <w:start w:val="1"/>
+      <w:numFmt w:val="bullet"/>
+      <w:lvlText w:val=""/>
+      <w:lvlJc w:val="left"/>
+      <w:pPr>
+        <w:tabs>
+          <w:tab w:val="left" w:pos="5760"/>
+        </w:tabs>
+        <w:ind w:left="5760" w:hanging="360"/>
+      </w:pPr>
+      <w:rPr>
+        <w:rFonts w:hint="default" w:ascii="Wingdings" w:hAnsi="Wingdings" w:cs="Wingdings"/>
+        <w:sz w:val="20"/>
+      </w:rPr>
+    </w:lvl>
+    <w:lvl w:ilvl="8" w:tentative="0">
+      <w:start w:val="1"/>
+      <w:numFmt w:val="bullet"/>
+      <w:lvlText w:val=""/>
+      <w:lvlJc w:val="left"/>
+      <w:pPr>
+        <w:tabs>
+          <w:tab w:val="left" w:pos="6480"/>
+        </w:tabs>
+        <w:ind w:left="6480" w:hanging="360"/>
+      </w:pPr>
+      <w:rPr>
+        <w:rFonts w:hint="default" w:ascii="Wingdings" w:hAnsi="Wingdings" w:cs="Wingdings"/>
+        <w:sz w:val="20"/>
+      </w:rPr>
+    </w:lvl>
+  </w:abstractNum>
+  <w:abstractNum w:abstractNumId="7">
+    <w:nsid w:val="BDFABDB1"/>
+    <w:multiLevelType w:val="multilevel"/>
+    <w:tmpl w:val="BDFABDB1"/>
+    <w:lvl w:ilvl="0" w:tentative="0">
+      <w:start w:val="1"/>
+      <w:numFmt w:val="bullet"/>
+      <w:lvlText w:val=""/>
+      <w:lvlJc w:val="left"/>
+      <w:pPr>
+        <w:tabs>
+          <w:tab w:val="left" w:pos="720"/>
+        </w:tabs>
+        <w:ind w:left="720" w:hanging="360"/>
+      </w:pPr>
+      <w:rPr>
+        <w:rFonts w:ascii="Symbol" w:hAnsi="Symbol" w:cs="Symbol"/>
+        <w:sz w:val="20"/>
+      </w:rPr>
+    </w:lvl>
+    <w:lvl w:ilvl="1" w:tentative="0">
+      <w:start w:val="1"/>
+      <w:numFmt w:val="bullet"/>
+      <w:lvlText w:val="o"/>
+      <w:lvlJc w:val="left"/>
+      <w:pPr>
+        <w:tabs>
+          <w:tab w:val="left" w:pos="1440"/>
+        </w:tabs>
+        <w:ind w:left="1440" w:hanging="360"/>
+      </w:pPr>
+      <w:rPr>
+        <w:rFonts w:ascii="Courier New" w:hAnsi="Courier New" w:cs="Courier New"/>
+        <w:sz w:val="20"/>
+      </w:rPr>
+    </w:lvl>
+    <w:lvl w:ilvl="2" w:tentative="0">
+      <w:start w:val="1"/>
+      <w:numFmt w:val="bullet"/>
+      <w:lvlText w:val=""/>
+      <w:lvlJc w:val="left"/>
+      <w:pPr>
+        <w:tabs>
+          <w:tab w:val="left" w:pos="2160"/>
+        </w:tabs>
+        <w:ind w:left="2160" w:hanging="360"/>
+      </w:pPr>
+      <w:rPr>
+        <w:rFonts w:ascii="Wingdings" w:hAnsi="Wingdings" w:cs="Wingdings"/>
+        <w:sz w:val="20"/>
+      </w:rPr>
+    </w:lvl>
+    <w:lvl w:ilvl="3" w:tentative="0">
+      <w:start w:val="1"/>
+      <w:numFmt w:val="bullet"/>
+      <w:lvlText w:val=""/>
+      <w:lvlJc w:val="left"/>
+      <w:pPr>
+        <w:tabs>
+          <w:tab w:val="left" w:pos="2880"/>
+        </w:tabs>
+        <w:ind w:left="2880" w:hanging="360"/>
+      </w:pPr>
+      <w:rPr>
+        <w:rFonts w:hint="default" w:ascii="Wingdings" w:hAnsi="Wingdings" w:cs="Wingdings"/>
+        <w:sz w:val="20"/>
+      </w:rPr>
+    </w:lvl>
+    <w:lvl w:ilvl="4" w:tentative="0">
+      <w:start w:val="1"/>
+      <w:numFmt w:val="bullet"/>
+      <w:lvlText w:val=""/>
+      <w:lvlJc w:val="left"/>
+      <w:pPr>
+        <w:tabs>
+          <w:tab w:val="left" w:pos="3600"/>
+        </w:tabs>
+        <w:ind w:left="3600" w:hanging="360"/>
+      </w:pPr>
+      <w:rPr>
+        <w:rFonts w:hint="default" w:ascii="Wingdings" w:hAnsi="Wingdings" w:cs="Wingdings"/>
+        <w:sz w:val="20"/>
+      </w:rPr>
+    </w:lvl>
+    <w:lvl w:ilvl="5" w:tentative="0">
+      <w:start w:val="1"/>
+      <w:numFmt w:val="bullet"/>
+      <w:lvlText w:val=""/>
+      <w:lvlJc w:val="left"/>
+      <w:pPr>
+        <w:tabs>
+          <w:tab w:val="left" w:pos="4320"/>
+        </w:tabs>
+        <w:ind w:left="4320" w:hanging="360"/>
+      </w:pPr>
+      <w:rPr>
+        <w:rFonts w:hint="default" w:ascii="Wingdings" w:hAnsi="Wingdings" w:cs="Wingdings"/>
+        <w:sz w:val="20"/>
+      </w:rPr>
+    </w:lvl>
+    <w:lvl w:ilvl="6" w:tentative="0">
+      <w:start w:val="1"/>
+      <w:numFmt w:val="bullet"/>
+      <w:lvlText w:val=""/>
+      <w:lvlJc w:val="left"/>
+      <w:pPr>
+        <w:tabs>
+          <w:tab w:val="left" w:pos="5040"/>
+        </w:tabs>
+        <w:ind w:left="5040" w:hanging="360"/>
+      </w:pPr>
+      <w:rPr>
+        <w:rFonts w:hint="default" w:ascii="Wingdings" w:hAnsi="Wingdings" w:cs="Wingdings"/>
+        <w:sz w:val="20"/>
+      </w:rPr>
+    </w:lvl>
+    <w:lvl w:ilvl="7" w:tentative="0">
+      <w:start w:val="1"/>
+      <w:numFmt w:val="bullet"/>
+      <w:lvlText w:val=""/>
+      <w:lvlJc w:val="left"/>
+      <w:pPr>
+        <w:tabs>
+          <w:tab w:val="left" w:pos="5760"/>
+        </w:tabs>
+        <w:ind w:left="5760" w:hanging="360"/>
+      </w:pPr>
+      <w:rPr>
+        <w:rFonts w:hint="default" w:ascii="Wingdings" w:hAnsi="Wingdings" w:cs="Wingdings"/>
+        <w:sz w:val="20"/>
+      </w:rPr>
+    </w:lvl>
+    <w:lvl w:ilvl="8" w:tentative="0">
+      <w:start w:val="1"/>
+      <w:numFmt w:val="bullet"/>
+      <w:lvlText w:val=""/>
+      <w:lvlJc w:val="left"/>
+      <w:pPr>
+        <w:tabs>
+          <w:tab w:val="left" w:pos="6480"/>
+        </w:tabs>
+        <w:ind w:left="6480" w:hanging="360"/>
+      </w:pPr>
+      <w:rPr>
+        <w:rFonts w:hint="default" w:ascii="Wingdings" w:hAnsi="Wingdings" w:cs="Wingdings"/>
+        <w:sz w:val="20"/>
+      </w:rPr>
+    </w:lvl>
+  </w:abstractNum>
+  <w:abstractNum w:abstractNumId="8">
     <w:nsid w:val="C06AC08F"/>
     <w:multiLevelType w:val="singleLevel"/>
     <w:tmpl w:val="C06AC08F"/>
@@ -11733,7 +16776,305 @@
       </w:rPr>
     </w:lvl>
   </w:abstractNum>
-  <w:abstractNum w:abstractNumId="2">
+  <w:abstractNum w:abstractNumId="9">
+    <w:nsid w:val="D49834D1"/>
+    <w:multiLevelType w:val="multilevel"/>
+    <w:tmpl w:val="D49834D1"/>
+    <w:lvl w:ilvl="0" w:tentative="0">
+      <w:start w:val="1"/>
+      <w:numFmt w:val="bullet"/>
+      <w:lvlText w:val=""/>
+      <w:lvlJc w:val="left"/>
+      <w:pPr>
+        <w:tabs>
+          <w:tab w:val="left" w:pos="720"/>
+        </w:tabs>
+        <w:ind w:left="720" w:hanging="360"/>
+      </w:pPr>
+      <w:rPr>
+        <w:rFonts w:ascii="Symbol" w:hAnsi="Symbol" w:cs="Symbol"/>
+        <w:sz w:val="20"/>
+      </w:rPr>
+    </w:lvl>
+    <w:lvl w:ilvl="1" w:tentative="0">
+      <w:start w:val="1"/>
+      <w:numFmt w:val="bullet"/>
+      <w:lvlText w:val="o"/>
+      <w:lvlJc w:val="left"/>
+      <w:pPr>
+        <w:tabs>
+          <w:tab w:val="left" w:pos="1440"/>
+        </w:tabs>
+        <w:ind w:left="1440" w:hanging="360"/>
+      </w:pPr>
+      <w:rPr>
+        <w:rFonts w:ascii="Courier New" w:hAnsi="Courier New" w:cs="Courier New"/>
+        <w:sz w:val="20"/>
+      </w:rPr>
+    </w:lvl>
+    <w:lvl w:ilvl="2" w:tentative="0">
+      <w:start w:val="1"/>
+      <w:numFmt w:val="bullet"/>
+      <w:lvlText w:val=""/>
+      <w:lvlJc w:val="left"/>
+      <w:pPr>
+        <w:tabs>
+          <w:tab w:val="left" w:pos="2160"/>
+        </w:tabs>
+        <w:ind w:left="2160" w:hanging="360"/>
+      </w:pPr>
+      <w:rPr>
+        <w:rFonts w:ascii="Wingdings" w:hAnsi="Wingdings" w:cs="Wingdings"/>
+        <w:sz w:val="20"/>
+      </w:rPr>
+    </w:lvl>
+    <w:lvl w:ilvl="3" w:tentative="0">
+      <w:start w:val="1"/>
+      <w:numFmt w:val="bullet"/>
+      <w:lvlText w:val=""/>
+      <w:lvlJc w:val="left"/>
+      <w:pPr>
+        <w:tabs>
+          <w:tab w:val="left" w:pos="2880"/>
+        </w:tabs>
+        <w:ind w:left="2880" w:hanging="360"/>
+      </w:pPr>
+      <w:rPr>
+        <w:rFonts w:hint="default" w:ascii="Wingdings" w:hAnsi="Wingdings" w:cs="Wingdings"/>
+        <w:sz w:val="20"/>
+      </w:rPr>
+    </w:lvl>
+    <w:lvl w:ilvl="4" w:tentative="0">
+      <w:start w:val="1"/>
+      <w:numFmt w:val="bullet"/>
+      <w:lvlText w:val=""/>
+      <w:lvlJc w:val="left"/>
+      <w:pPr>
+        <w:tabs>
+          <w:tab w:val="left" w:pos="3600"/>
+        </w:tabs>
+        <w:ind w:left="3600" w:hanging="360"/>
+      </w:pPr>
+      <w:rPr>
+        <w:rFonts w:hint="default" w:ascii="Wingdings" w:hAnsi="Wingdings" w:cs="Wingdings"/>
+        <w:sz w:val="20"/>
+      </w:rPr>
+    </w:lvl>
+    <w:lvl w:ilvl="5" w:tentative="0">
+      <w:start w:val="1"/>
+      <w:numFmt w:val="bullet"/>
+      <w:lvlText w:val=""/>
+      <w:lvlJc w:val="left"/>
+      <w:pPr>
+        <w:tabs>
+          <w:tab w:val="left" w:pos="4320"/>
+        </w:tabs>
+        <w:ind w:left="4320" w:hanging="360"/>
+      </w:pPr>
+      <w:rPr>
+        <w:rFonts w:hint="default" w:ascii="Wingdings" w:hAnsi="Wingdings" w:cs="Wingdings"/>
+        <w:sz w:val="20"/>
+      </w:rPr>
+    </w:lvl>
+    <w:lvl w:ilvl="6" w:tentative="0">
+      <w:start w:val="1"/>
+      <w:numFmt w:val="bullet"/>
+      <w:lvlText w:val=""/>
+      <w:lvlJc w:val="left"/>
+      <w:pPr>
+        <w:tabs>
+          <w:tab w:val="left" w:pos="5040"/>
+        </w:tabs>
+        <w:ind w:left="5040" w:hanging="360"/>
+      </w:pPr>
+      <w:rPr>
+        <w:rFonts w:hint="default" w:ascii="Wingdings" w:hAnsi="Wingdings" w:cs="Wingdings"/>
+        <w:sz w:val="20"/>
+      </w:rPr>
+    </w:lvl>
+    <w:lvl w:ilvl="7" w:tentative="0">
+      <w:start w:val="1"/>
+      <w:numFmt w:val="bullet"/>
+      <w:lvlText w:val=""/>
+      <w:lvlJc w:val="left"/>
+      <w:pPr>
+        <w:tabs>
+          <w:tab w:val="left" w:pos="5760"/>
+        </w:tabs>
+        <w:ind w:left="5760" w:hanging="360"/>
+      </w:pPr>
+      <w:rPr>
+        <w:rFonts w:hint="default" w:ascii="Wingdings" w:hAnsi="Wingdings" w:cs="Wingdings"/>
+        <w:sz w:val="20"/>
+      </w:rPr>
+    </w:lvl>
+    <w:lvl w:ilvl="8" w:tentative="0">
+      <w:start w:val="1"/>
+      <w:numFmt w:val="bullet"/>
+      <w:lvlText w:val=""/>
+      <w:lvlJc w:val="left"/>
+      <w:pPr>
+        <w:tabs>
+          <w:tab w:val="left" w:pos="6480"/>
+        </w:tabs>
+        <w:ind w:left="6480" w:hanging="360"/>
+      </w:pPr>
+      <w:rPr>
+        <w:rFonts w:hint="default" w:ascii="Wingdings" w:hAnsi="Wingdings" w:cs="Wingdings"/>
+        <w:sz w:val="20"/>
+      </w:rPr>
+    </w:lvl>
+  </w:abstractNum>
+  <w:abstractNum w:abstractNumId="10">
+    <w:nsid w:val="D49AE0E0"/>
+    <w:multiLevelType w:val="multilevel"/>
+    <w:tmpl w:val="D49AE0E0"/>
+    <w:lvl w:ilvl="0" w:tentative="0">
+      <w:start w:val="1"/>
+      <w:numFmt w:val="bullet"/>
+      <w:lvlText w:val=""/>
+      <w:lvlJc w:val="left"/>
+      <w:pPr>
+        <w:tabs>
+          <w:tab w:val="left" w:pos="720"/>
+        </w:tabs>
+        <w:ind w:left="720" w:hanging="360"/>
+      </w:pPr>
+      <w:rPr>
+        <w:rFonts w:hint="default" w:ascii="Symbol" w:hAnsi="Symbol" w:cs="Symbol"/>
+        <w:sz w:val="20"/>
+      </w:rPr>
+    </w:lvl>
+    <w:lvl w:ilvl="1" w:tentative="0">
+      <w:start w:val="1"/>
+      <w:numFmt w:val="bullet"/>
+      <w:lvlText w:val="o"/>
+      <w:lvlJc w:val="left"/>
+      <w:pPr>
+        <w:tabs>
+          <w:tab w:val="left" w:pos="1440"/>
+        </w:tabs>
+        <w:ind w:left="1440" w:hanging="360"/>
+      </w:pPr>
+      <w:rPr>
+        <w:rFonts w:hint="default" w:ascii="Courier New" w:hAnsi="Courier New" w:cs="Courier New"/>
+        <w:sz w:val="20"/>
+      </w:rPr>
+    </w:lvl>
+    <w:lvl w:ilvl="2" w:tentative="0">
+      <w:start w:val="1"/>
+      <w:numFmt w:val="bullet"/>
+      <w:lvlText w:val=""/>
+      <w:lvlJc w:val="left"/>
+      <w:pPr>
+        <w:tabs>
+          <w:tab w:val="left" w:pos="2160"/>
+        </w:tabs>
+        <w:ind w:left="2160" w:hanging="360"/>
+      </w:pPr>
+      <w:rPr>
+        <w:rFonts w:hint="default" w:ascii="Wingdings" w:hAnsi="Wingdings" w:cs="Wingdings"/>
+        <w:sz w:val="20"/>
+      </w:rPr>
+    </w:lvl>
+    <w:lvl w:ilvl="3" w:tentative="0">
+      <w:start w:val="1"/>
+      <w:numFmt w:val="bullet"/>
+      <w:lvlText w:val=""/>
+      <w:lvlJc w:val="left"/>
+      <w:pPr>
+        <w:tabs>
+          <w:tab w:val="left" w:pos="2880"/>
+        </w:tabs>
+        <w:ind w:left="2880" w:hanging="360"/>
+      </w:pPr>
+      <w:rPr>
+        <w:rFonts w:hint="default" w:ascii="Wingdings" w:hAnsi="Wingdings" w:cs="Wingdings"/>
+        <w:sz w:val="20"/>
+      </w:rPr>
+    </w:lvl>
+    <w:lvl w:ilvl="4" w:tentative="0">
+      <w:start w:val="1"/>
+      <w:numFmt w:val="bullet"/>
+      <w:lvlText w:val=""/>
+      <w:lvlJc w:val="left"/>
+      <w:pPr>
+        <w:tabs>
+          <w:tab w:val="left" w:pos="3600"/>
+        </w:tabs>
+        <w:ind w:left="3600" w:hanging="360"/>
+      </w:pPr>
+      <w:rPr>
+        <w:rFonts w:hint="default" w:ascii="Wingdings" w:hAnsi="Wingdings" w:cs="Wingdings"/>
+        <w:sz w:val="20"/>
+      </w:rPr>
+    </w:lvl>
+    <w:lvl w:ilvl="5" w:tentative="0">
+      <w:start w:val="1"/>
+      <w:numFmt w:val="bullet"/>
+      <w:lvlText w:val=""/>
+      <w:lvlJc w:val="left"/>
+      <w:pPr>
+        <w:tabs>
+          <w:tab w:val="left" w:pos="4320"/>
+        </w:tabs>
+        <w:ind w:left="4320" w:hanging="360"/>
+      </w:pPr>
+      <w:rPr>
+        <w:rFonts w:hint="default" w:ascii="Wingdings" w:hAnsi="Wingdings" w:cs="Wingdings"/>
+        <w:sz w:val="20"/>
+      </w:rPr>
+    </w:lvl>
+    <w:lvl w:ilvl="6" w:tentative="0">
+      <w:start w:val="1"/>
+      <w:numFmt w:val="bullet"/>
+      <w:lvlText w:val=""/>
+      <w:lvlJc w:val="left"/>
+      <w:pPr>
+        <w:tabs>
+          <w:tab w:val="left" w:pos="5040"/>
+        </w:tabs>
+        <w:ind w:left="5040" w:hanging="360"/>
+      </w:pPr>
+      <w:rPr>
+        <w:rFonts w:hint="default" w:ascii="Wingdings" w:hAnsi="Wingdings" w:cs="Wingdings"/>
+        <w:sz w:val="20"/>
+      </w:rPr>
+    </w:lvl>
+    <w:lvl w:ilvl="7" w:tentative="0">
+      <w:start w:val="1"/>
+      <w:numFmt w:val="bullet"/>
+      <w:lvlText w:val=""/>
+      <w:lvlJc w:val="left"/>
+      <w:pPr>
+        <w:tabs>
+          <w:tab w:val="left" w:pos="5760"/>
+        </w:tabs>
+        <w:ind w:left="5760" w:hanging="360"/>
+      </w:pPr>
+      <w:rPr>
+        <w:rFonts w:hint="default" w:ascii="Wingdings" w:hAnsi="Wingdings" w:cs="Wingdings"/>
+        <w:sz w:val="20"/>
+      </w:rPr>
+    </w:lvl>
+    <w:lvl w:ilvl="8" w:tentative="0">
+      <w:start w:val="1"/>
+      <w:numFmt w:val="bullet"/>
+      <w:lvlText w:val=""/>
+      <w:lvlJc w:val="left"/>
+      <w:pPr>
+        <w:tabs>
+          <w:tab w:val="left" w:pos="6480"/>
+        </w:tabs>
+        <w:ind w:left="6480" w:hanging="360"/>
+      </w:pPr>
+      <w:rPr>
+        <w:rFonts w:hint="default" w:ascii="Wingdings" w:hAnsi="Wingdings" w:cs="Wingdings"/>
+        <w:sz w:val="20"/>
+      </w:rPr>
+    </w:lvl>
+  </w:abstractNum>
+  <w:abstractNum w:abstractNumId="11">
     <w:nsid w:val="F59E7499"/>
     <w:multiLevelType w:val="singleLevel"/>
     <w:tmpl w:val="F59E7499"/>
@@ -11753,7 +17094,603 @@
       </w:rPr>
     </w:lvl>
   </w:abstractNum>
-  <w:abstractNum w:abstractNumId="3">
+  <w:abstractNum w:abstractNumId="12">
+    <w:nsid w:val="F8C44DFB"/>
+    <w:multiLevelType w:val="multilevel"/>
+    <w:tmpl w:val="F8C44DFB"/>
+    <w:lvl w:ilvl="0" w:tentative="0">
+      <w:start w:val="1"/>
+      <w:numFmt w:val="bullet"/>
+      <w:lvlText w:val=""/>
+      <w:lvlJc w:val="left"/>
+      <w:pPr>
+        <w:tabs>
+          <w:tab w:val="left" w:pos="720"/>
+        </w:tabs>
+        <w:ind w:left="720" w:hanging="360"/>
+      </w:pPr>
+      <w:rPr>
+        <w:rFonts w:ascii="Symbol" w:hAnsi="Symbol" w:cs="Symbol"/>
+        <w:sz w:val="20"/>
+      </w:rPr>
+    </w:lvl>
+    <w:lvl w:ilvl="1" w:tentative="0">
+      <w:start w:val="1"/>
+      <w:numFmt w:val="bullet"/>
+      <w:lvlText w:val="o"/>
+      <w:lvlJc w:val="left"/>
+      <w:pPr>
+        <w:tabs>
+          <w:tab w:val="left" w:pos="1440"/>
+        </w:tabs>
+        <w:ind w:left="1440" w:hanging="360"/>
+      </w:pPr>
+      <w:rPr>
+        <w:rFonts w:ascii="Courier New" w:hAnsi="Courier New" w:cs="Courier New"/>
+        <w:sz w:val="20"/>
+      </w:rPr>
+    </w:lvl>
+    <w:lvl w:ilvl="2" w:tentative="0">
+      <w:start w:val="1"/>
+      <w:numFmt w:val="bullet"/>
+      <w:lvlText w:val=""/>
+      <w:lvlJc w:val="left"/>
+      <w:pPr>
+        <w:tabs>
+          <w:tab w:val="left" w:pos="2160"/>
+        </w:tabs>
+        <w:ind w:left="2160" w:hanging="360"/>
+      </w:pPr>
+      <w:rPr>
+        <w:rFonts w:ascii="Wingdings" w:hAnsi="Wingdings" w:cs="Wingdings"/>
+        <w:sz w:val="20"/>
+      </w:rPr>
+    </w:lvl>
+    <w:lvl w:ilvl="3" w:tentative="0">
+      <w:start w:val="1"/>
+      <w:numFmt w:val="bullet"/>
+      <w:lvlText w:val=""/>
+      <w:lvlJc w:val="left"/>
+      <w:pPr>
+        <w:tabs>
+          <w:tab w:val="left" w:pos="2880"/>
+        </w:tabs>
+        <w:ind w:left="2880" w:hanging="360"/>
+      </w:pPr>
+      <w:rPr>
+        <w:rFonts w:hint="default" w:ascii="Wingdings" w:hAnsi="Wingdings" w:cs="Wingdings"/>
+        <w:sz w:val="20"/>
+      </w:rPr>
+    </w:lvl>
+    <w:lvl w:ilvl="4" w:tentative="0">
+      <w:start w:val="1"/>
+      <w:numFmt w:val="bullet"/>
+      <w:lvlText w:val=""/>
+      <w:lvlJc w:val="left"/>
+      <w:pPr>
+        <w:tabs>
+          <w:tab w:val="left" w:pos="3600"/>
+        </w:tabs>
+        <w:ind w:left="3600" w:hanging="360"/>
+      </w:pPr>
+      <w:rPr>
+        <w:rFonts w:hint="default" w:ascii="Wingdings" w:hAnsi="Wingdings" w:cs="Wingdings"/>
+        <w:sz w:val="20"/>
+      </w:rPr>
+    </w:lvl>
+    <w:lvl w:ilvl="5" w:tentative="0">
+      <w:start w:val="1"/>
+      <w:numFmt w:val="bullet"/>
+      <w:lvlText w:val=""/>
+      <w:lvlJc w:val="left"/>
+      <w:pPr>
+        <w:tabs>
+          <w:tab w:val="left" w:pos="4320"/>
+        </w:tabs>
+        <w:ind w:left="4320" w:hanging="360"/>
+      </w:pPr>
+      <w:rPr>
+        <w:rFonts w:hint="default" w:ascii="Wingdings" w:hAnsi="Wingdings" w:cs="Wingdings"/>
+        <w:sz w:val="20"/>
+      </w:rPr>
+    </w:lvl>
+    <w:lvl w:ilvl="6" w:tentative="0">
+      <w:start w:val="1"/>
+      <w:numFmt w:val="bullet"/>
+      <w:lvlText w:val=""/>
+      <w:lvlJc w:val="left"/>
+      <w:pPr>
+        <w:tabs>
+          <w:tab w:val="left" w:pos="5040"/>
+        </w:tabs>
+        <w:ind w:left="5040" w:hanging="360"/>
+      </w:pPr>
+      <w:rPr>
+        <w:rFonts w:hint="default" w:ascii="Wingdings" w:hAnsi="Wingdings" w:cs="Wingdings"/>
+        <w:sz w:val="20"/>
+      </w:rPr>
+    </w:lvl>
+    <w:lvl w:ilvl="7" w:tentative="0">
+      <w:start w:val="1"/>
+      <w:numFmt w:val="bullet"/>
+      <w:lvlText w:val=""/>
+      <w:lvlJc w:val="left"/>
+      <w:pPr>
+        <w:tabs>
+          <w:tab w:val="left" w:pos="5760"/>
+        </w:tabs>
+        <w:ind w:left="5760" w:hanging="360"/>
+      </w:pPr>
+      <w:rPr>
+        <w:rFonts w:hint="default" w:ascii="Wingdings" w:hAnsi="Wingdings" w:cs="Wingdings"/>
+        <w:sz w:val="20"/>
+      </w:rPr>
+    </w:lvl>
+    <w:lvl w:ilvl="8" w:tentative="0">
+      <w:start w:val="1"/>
+      <w:numFmt w:val="bullet"/>
+      <w:lvlText w:val=""/>
+      <w:lvlJc w:val="left"/>
+      <w:pPr>
+        <w:tabs>
+          <w:tab w:val="left" w:pos="6480"/>
+        </w:tabs>
+        <w:ind w:left="6480" w:hanging="360"/>
+      </w:pPr>
+      <w:rPr>
+        <w:rFonts w:hint="default" w:ascii="Wingdings" w:hAnsi="Wingdings" w:cs="Wingdings"/>
+        <w:sz w:val="20"/>
+      </w:rPr>
+    </w:lvl>
+  </w:abstractNum>
+  <w:abstractNum w:abstractNumId="13">
+    <w:nsid w:val="0183F1FB"/>
+    <w:multiLevelType w:val="multilevel"/>
+    <w:tmpl w:val="0183F1FB"/>
+    <w:lvl w:ilvl="0" w:tentative="0">
+      <w:start w:val="1"/>
+      <w:numFmt w:val="bullet"/>
+      <w:lvlText w:val=""/>
+      <w:lvlJc w:val="left"/>
+      <w:pPr>
+        <w:tabs>
+          <w:tab w:val="left" w:pos="720"/>
+        </w:tabs>
+        <w:ind w:left="720" w:hanging="360"/>
+      </w:pPr>
+      <w:rPr>
+        <w:rFonts w:hint="default" w:ascii="Symbol" w:hAnsi="Symbol" w:cs="Symbol"/>
+        <w:sz w:val="20"/>
+      </w:rPr>
+    </w:lvl>
+    <w:lvl w:ilvl="1" w:tentative="0">
+      <w:start w:val="1"/>
+      <w:numFmt w:val="bullet"/>
+      <w:lvlText w:val="o"/>
+      <w:lvlJc w:val="left"/>
+      <w:pPr>
+        <w:tabs>
+          <w:tab w:val="left" w:pos="1440"/>
+        </w:tabs>
+        <w:ind w:left="1440" w:hanging="360"/>
+      </w:pPr>
+      <w:rPr>
+        <w:rFonts w:hint="default" w:ascii="Courier New" w:hAnsi="Courier New" w:cs="Courier New"/>
+        <w:sz w:val="20"/>
+      </w:rPr>
+    </w:lvl>
+    <w:lvl w:ilvl="2" w:tentative="0">
+      <w:start w:val="1"/>
+      <w:numFmt w:val="bullet"/>
+      <w:lvlText w:val=""/>
+      <w:lvlJc w:val="left"/>
+      <w:pPr>
+        <w:tabs>
+          <w:tab w:val="left" w:pos="2160"/>
+        </w:tabs>
+        <w:ind w:left="2160" w:hanging="360"/>
+      </w:pPr>
+      <w:rPr>
+        <w:rFonts w:hint="default" w:ascii="Wingdings" w:hAnsi="Wingdings" w:cs="Wingdings"/>
+        <w:sz w:val="20"/>
+      </w:rPr>
+    </w:lvl>
+    <w:lvl w:ilvl="3" w:tentative="0">
+      <w:start w:val="1"/>
+      <w:numFmt w:val="bullet"/>
+      <w:lvlText w:val=""/>
+      <w:lvlJc w:val="left"/>
+      <w:pPr>
+        <w:tabs>
+          <w:tab w:val="left" w:pos="2880"/>
+        </w:tabs>
+        <w:ind w:left="2880" w:hanging="360"/>
+      </w:pPr>
+      <w:rPr>
+        <w:rFonts w:hint="default" w:ascii="Wingdings" w:hAnsi="Wingdings" w:cs="Wingdings"/>
+        <w:sz w:val="20"/>
+      </w:rPr>
+    </w:lvl>
+    <w:lvl w:ilvl="4" w:tentative="0">
+      <w:start w:val="1"/>
+      <w:numFmt w:val="bullet"/>
+      <w:lvlText w:val=""/>
+      <w:lvlJc w:val="left"/>
+      <w:pPr>
+        <w:tabs>
+          <w:tab w:val="left" w:pos="3600"/>
+        </w:tabs>
+        <w:ind w:left="3600" w:hanging="360"/>
+      </w:pPr>
+      <w:rPr>
+        <w:rFonts w:hint="default" w:ascii="Wingdings" w:hAnsi="Wingdings" w:cs="Wingdings"/>
+        <w:sz w:val="20"/>
+      </w:rPr>
+    </w:lvl>
+    <w:lvl w:ilvl="5" w:tentative="0">
+      <w:start w:val="1"/>
+      <w:numFmt w:val="bullet"/>
+      <w:lvlText w:val=""/>
+      <w:lvlJc w:val="left"/>
+      <w:pPr>
+        <w:tabs>
+          <w:tab w:val="left" w:pos="4320"/>
+        </w:tabs>
+        <w:ind w:left="4320" w:hanging="360"/>
+      </w:pPr>
+      <w:rPr>
+        <w:rFonts w:hint="default" w:ascii="Wingdings" w:hAnsi="Wingdings" w:cs="Wingdings"/>
+        <w:sz w:val="20"/>
+      </w:rPr>
+    </w:lvl>
+    <w:lvl w:ilvl="6" w:tentative="0">
+      <w:start w:val="1"/>
+      <w:numFmt w:val="bullet"/>
+      <w:lvlText w:val=""/>
+      <w:lvlJc w:val="left"/>
+      <w:pPr>
+        <w:tabs>
+          <w:tab w:val="left" w:pos="5040"/>
+        </w:tabs>
+        <w:ind w:left="5040" w:hanging="360"/>
+      </w:pPr>
+      <w:rPr>
+        <w:rFonts w:hint="default" w:ascii="Wingdings" w:hAnsi="Wingdings" w:cs="Wingdings"/>
+        <w:sz w:val="20"/>
+      </w:rPr>
+    </w:lvl>
+    <w:lvl w:ilvl="7" w:tentative="0">
+      <w:start w:val="1"/>
+      <w:numFmt w:val="bullet"/>
+      <w:lvlText w:val=""/>
+      <w:lvlJc w:val="left"/>
+      <w:pPr>
+        <w:tabs>
+          <w:tab w:val="left" w:pos="5760"/>
+        </w:tabs>
+        <w:ind w:left="5760" w:hanging="360"/>
+      </w:pPr>
+      <w:rPr>
+        <w:rFonts w:hint="default" w:ascii="Wingdings" w:hAnsi="Wingdings" w:cs="Wingdings"/>
+        <w:sz w:val="20"/>
+      </w:rPr>
+    </w:lvl>
+    <w:lvl w:ilvl="8" w:tentative="0">
+      <w:start w:val="1"/>
+      <w:numFmt w:val="bullet"/>
+      <w:lvlText w:val=""/>
+      <w:lvlJc w:val="left"/>
+      <w:pPr>
+        <w:tabs>
+          <w:tab w:val="left" w:pos="6480"/>
+        </w:tabs>
+        <w:ind w:left="6480" w:hanging="360"/>
+      </w:pPr>
+      <w:rPr>
+        <w:rFonts w:hint="default" w:ascii="Wingdings" w:hAnsi="Wingdings" w:cs="Wingdings"/>
+        <w:sz w:val="20"/>
+      </w:rPr>
+    </w:lvl>
+  </w:abstractNum>
+  <w:abstractNum w:abstractNumId="14">
+    <w:nsid w:val="062B8F67"/>
+    <w:multiLevelType w:val="multilevel"/>
+    <w:tmpl w:val="062B8F67"/>
+    <w:lvl w:ilvl="0" w:tentative="0">
+      <w:start w:val="1"/>
+      <w:numFmt w:val="bullet"/>
+      <w:lvlText w:val=""/>
+      <w:lvlJc w:val="left"/>
+      <w:pPr>
+        <w:tabs>
+          <w:tab w:val="left" w:pos="720"/>
+        </w:tabs>
+        <w:ind w:left="720" w:hanging="360"/>
+      </w:pPr>
+      <w:rPr>
+        <w:rFonts w:hint="default" w:ascii="Symbol" w:hAnsi="Symbol" w:cs="Symbol"/>
+        <w:sz w:val="20"/>
+      </w:rPr>
+    </w:lvl>
+    <w:lvl w:ilvl="1" w:tentative="0">
+      <w:start w:val="1"/>
+      <w:numFmt w:val="bullet"/>
+      <w:lvlText w:val="o"/>
+      <w:lvlJc w:val="left"/>
+      <w:pPr>
+        <w:tabs>
+          <w:tab w:val="left" w:pos="1440"/>
+        </w:tabs>
+        <w:ind w:left="1440" w:hanging="360"/>
+      </w:pPr>
+      <w:rPr>
+        <w:rFonts w:hint="default" w:ascii="Courier New" w:hAnsi="Courier New" w:cs="Courier New"/>
+        <w:sz w:val="20"/>
+      </w:rPr>
+    </w:lvl>
+    <w:lvl w:ilvl="2" w:tentative="0">
+      <w:start w:val="1"/>
+      <w:numFmt w:val="bullet"/>
+      <w:lvlText w:val=""/>
+      <w:lvlJc w:val="left"/>
+      <w:pPr>
+        <w:tabs>
+          <w:tab w:val="left" w:pos="2160"/>
+        </w:tabs>
+        <w:ind w:left="2160" w:hanging="360"/>
+      </w:pPr>
+      <w:rPr>
+        <w:rFonts w:hint="default" w:ascii="Wingdings" w:hAnsi="Wingdings" w:cs="Wingdings"/>
+        <w:sz w:val="20"/>
+      </w:rPr>
+    </w:lvl>
+    <w:lvl w:ilvl="3" w:tentative="0">
+      <w:start w:val="1"/>
+      <w:numFmt w:val="bullet"/>
+      <w:lvlText w:val=""/>
+      <w:lvlJc w:val="left"/>
+      <w:pPr>
+        <w:tabs>
+          <w:tab w:val="left" w:pos="2880"/>
+        </w:tabs>
+        <w:ind w:left="2880" w:hanging="360"/>
+      </w:pPr>
+      <w:rPr>
+        <w:rFonts w:hint="default" w:ascii="Wingdings" w:hAnsi="Wingdings" w:cs="Wingdings"/>
+        <w:sz w:val="20"/>
+      </w:rPr>
+    </w:lvl>
+    <w:lvl w:ilvl="4" w:tentative="0">
+      <w:start w:val="1"/>
+      <w:numFmt w:val="bullet"/>
+      <w:lvlText w:val=""/>
+      <w:lvlJc w:val="left"/>
+      <w:pPr>
+        <w:tabs>
+          <w:tab w:val="left" w:pos="3600"/>
+        </w:tabs>
+        <w:ind w:left="3600" w:hanging="360"/>
+      </w:pPr>
+      <w:rPr>
+        <w:rFonts w:hint="default" w:ascii="Wingdings" w:hAnsi="Wingdings" w:cs="Wingdings"/>
+        <w:sz w:val="20"/>
+      </w:rPr>
+    </w:lvl>
+    <w:lvl w:ilvl="5" w:tentative="0">
+      <w:start w:val="1"/>
+      <w:numFmt w:val="bullet"/>
+      <w:lvlText w:val=""/>
+      <w:lvlJc w:val="left"/>
+      <w:pPr>
+        <w:tabs>
+          <w:tab w:val="left" w:pos="4320"/>
+        </w:tabs>
+        <w:ind w:left="4320" w:hanging="360"/>
+      </w:pPr>
+      <w:rPr>
+        <w:rFonts w:hint="default" w:ascii="Wingdings" w:hAnsi="Wingdings" w:cs="Wingdings"/>
+        <w:sz w:val="20"/>
+      </w:rPr>
+    </w:lvl>
+    <w:lvl w:ilvl="6" w:tentative="0">
+      <w:start w:val="1"/>
+      <w:numFmt w:val="bullet"/>
+      <w:lvlText w:val=""/>
+      <w:lvlJc w:val="left"/>
+      <w:pPr>
+        <w:tabs>
+          <w:tab w:val="left" w:pos="5040"/>
+        </w:tabs>
+        <w:ind w:left="5040" w:hanging="360"/>
+      </w:pPr>
+      <w:rPr>
+        <w:rFonts w:hint="default" w:ascii="Wingdings" w:hAnsi="Wingdings" w:cs="Wingdings"/>
+        <w:sz w:val="20"/>
+      </w:rPr>
+    </w:lvl>
+    <w:lvl w:ilvl="7" w:tentative="0">
+      <w:start w:val="1"/>
+      <w:numFmt w:val="bullet"/>
+      <w:lvlText w:val=""/>
+      <w:lvlJc w:val="left"/>
+      <w:pPr>
+        <w:tabs>
+          <w:tab w:val="left" w:pos="5760"/>
+        </w:tabs>
+        <w:ind w:left="5760" w:hanging="360"/>
+      </w:pPr>
+      <w:rPr>
+        <w:rFonts w:hint="default" w:ascii="Wingdings" w:hAnsi="Wingdings" w:cs="Wingdings"/>
+        <w:sz w:val="20"/>
+      </w:rPr>
+    </w:lvl>
+    <w:lvl w:ilvl="8" w:tentative="0">
+      <w:start w:val="1"/>
+      <w:numFmt w:val="bullet"/>
+      <w:lvlText w:val=""/>
+      <w:lvlJc w:val="left"/>
+      <w:pPr>
+        <w:tabs>
+          <w:tab w:val="left" w:pos="6480"/>
+        </w:tabs>
+        <w:ind w:left="6480" w:hanging="360"/>
+      </w:pPr>
+      <w:rPr>
+        <w:rFonts w:hint="default" w:ascii="Wingdings" w:hAnsi="Wingdings" w:cs="Wingdings"/>
+        <w:sz w:val="20"/>
+      </w:rPr>
+    </w:lvl>
+  </w:abstractNum>
+  <w:abstractNum w:abstractNumId="15">
+    <w:nsid w:val="0BE0D52C"/>
+    <w:multiLevelType w:val="multilevel"/>
+    <w:tmpl w:val="0BE0D52C"/>
+    <w:lvl w:ilvl="0" w:tentative="0">
+      <w:start w:val="1"/>
+      <w:numFmt w:val="decimal"/>
+      <w:lvlText w:val="%1."/>
+      <w:lvlJc w:val="left"/>
+      <w:pPr>
+        <w:tabs>
+          <w:tab w:val="left" w:pos="720"/>
+        </w:tabs>
+        <w:ind w:left="720" w:hanging="360"/>
+      </w:pPr>
+      <w:rPr>
+        <w:sz w:val="24"/>
+        <w:szCs w:val="24"/>
+      </w:rPr>
+    </w:lvl>
+    <w:lvl w:ilvl="1" w:tentative="0">
+      <w:start w:val="1"/>
+      <w:numFmt w:val="decimal"/>
+      <w:lvlText w:val="%2."/>
+      <w:lvlJc w:val="left"/>
+      <w:pPr>
+        <w:tabs>
+          <w:tab w:val="left" w:pos="1440"/>
+        </w:tabs>
+        <w:ind w:left="1440" w:hanging="360"/>
+      </w:pPr>
+      <w:rPr>
+        <w:sz w:val="24"/>
+        <w:szCs w:val="24"/>
+      </w:rPr>
+    </w:lvl>
+    <w:lvl w:ilvl="2" w:tentative="0">
+      <w:start w:val="1"/>
+      <w:numFmt w:val="decimal"/>
+      <w:lvlText w:val="%3."/>
+      <w:lvlJc w:val="left"/>
+      <w:pPr>
+        <w:tabs>
+          <w:tab w:val="left" w:pos="2160"/>
+        </w:tabs>
+        <w:ind w:left="2160" w:hanging="360"/>
+      </w:pPr>
+      <w:rPr>
+        <w:sz w:val="24"/>
+        <w:szCs w:val="24"/>
+      </w:rPr>
+    </w:lvl>
+    <w:lvl w:ilvl="3" w:tentative="0">
+      <w:start w:val="1"/>
+      <w:numFmt w:val="decimal"/>
+      <w:lvlText w:val="%4."/>
+      <w:lvlJc w:val="left"/>
+      <w:pPr>
+        <w:tabs>
+          <w:tab w:val="left" w:pos="2500"/>
+        </w:tabs>
+        <w:ind w:left="2880" w:hanging="360"/>
+      </w:pPr>
+      <w:rPr>
+        <w:sz w:val="24"/>
+        <w:szCs w:val="24"/>
+      </w:rPr>
+    </w:lvl>
+    <w:lvl w:ilvl="4" w:tentative="0">
+      <w:start w:val="1"/>
+      <w:numFmt w:val="decimal"/>
+      <w:lvlText w:val="%5."/>
+      <w:lvlJc w:val="left"/>
+      <w:pPr>
+        <w:tabs>
+          <w:tab w:val="left" w:pos="3220"/>
+        </w:tabs>
+        <w:ind w:left="3600" w:hanging="360"/>
+      </w:pPr>
+      <w:rPr>
+        <w:sz w:val="24"/>
+        <w:szCs w:val="24"/>
+      </w:rPr>
+    </w:lvl>
+    <w:lvl w:ilvl="5" w:tentative="0">
+      <w:start w:val="1"/>
+      <w:numFmt w:val="decimal"/>
+      <w:lvlText w:val="%6."/>
+      <w:lvlJc w:val="left"/>
+      <w:pPr>
+        <w:tabs>
+          <w:tab w:val="left" w:pos="3940"/>
+        </w:tabs>
+        <w:ind w:left="4320" w:hanging="360"/>
+      </w:pPr>
+      <w:rPr>
+        <w:sz w:val="24"/>
+        <w:szCs w:val="24"/>
+      </w:rPr>
+    </w:lvl>
+    <w:lvl w:ilvl="6" w:tentative="0">
+      <w:start w:val="1"/>
+      <w:numFmt w:val="decimal"/>
+      <w:lvlText w:val="%7."/>
+      <w:lvlJc w:val="left"/>
+      <w:pPr>
+        <w:tabs>
+          <w:tab w:val="left" w:pos="4660"/>
+        </w:tabs>
+        <w:ind w:left="5040" w:hanging="360"/>
+      </w:pPr>
+      <w:rPr>
+        <w:sz w:val="24"/>
+        <w:szCs w:val="24"/>
+      </w:rPr>
+    </w:lvl>
+    <w:lvl w:ilvl="7" w:tentative="0">
+      <w:start w:val="1"/>
+      <w:numFmt w:val="decimal"/>
+      <w:lvlText w:val="%8."/>
+      <w:lvlJc w:val="left"/>
+      <w:pPr>
+        <w:tabs>
+          <w:tab w:val="left" w:pos="5380"/>
+        </w:tabs>
+        <w:ind w:left="5760" w:hanging="360"/>
+      </w:pPr>
+      <w:rPr>
+        <w:sz w:val="24"/>
+        <w:szCs w:val="24"/>
+      </w:rPr>
+    </w:lvl>
+    <w:lvl w:ilvl="8" w:tentative="0">
+      <w:start w:val="1"/>
+      <w:numFmt w:val="decimal"/>
+      <w:lvlText w:val="%9."/>
+      <w:lvlJc w:val="left"/>
+      <w:pPr>
+        <w:tabs>
+          <w:tab w:val="left" w:pos="6100"/>
+        </w:tabs>
+        <w:ind w:left="6480" w:hanging="360"/>
+      </w:pPr>
+      <w:rPr>
+        <w:sz w:val="24"/>
+        <w:szCs w:val="24"/>
+      </w:rPr>
+    </w:lvl>
+  </w:abstractNum>
+  <w:abstractNum w:abstractNumId="16">
     <w:nsid w:val="148A2A50"/>
     <w:multiLevelType w:val="multilevel"/>
     <w:tmpl w:val="148A2A50"/>
@@ -11839,7 +17776,7 @@
       </w:pPr>
     </w:lvl>
   </w:abstractNum>
-  <w:abstractNum w:abstractNumId="4">
+  <w:abstractNum w:abstractNumId="17">
     <w:nsid w:val="14A793B9"/>
     <w:multiLevelType w:val="singleLevel"/>
     <w:tmpl w:val="14A793B9"/>
@@ -11859,7 +17796,156 @@
       </w:rPr>
     </w:lvl>
   </w:abstractNum>
-  <w:abstractNum w:abstractNumId="5">
+  <w:abstractNum w:abstractNumId="18">
+    <w:nsid w:val="50B30E20"/>
+    <w:multiLevelType w:val="multilevel"/>
+    <w:tmpl w:val="50B30E20"/>
+    <w:lvl w:ilvl="0" w:tentative="0">
+      <w:start w:val="1"/>
+      <w:numFmt w:val="bullet"/>
+      <w:lvlText w:val=""/>
+      <w:lvlJc w:val="left"/>
+      <w:pPr>
+        <w:tabs>
+          <w:tab w:val="left" w:pos="720"/>
+        </w:tabs>
+        <w:ind w:left="720" w:hanging="360"/>
+      </w:pPr>
+      <w:rPr>
+        <w:rFonts w:ascii="Symbol" w:hAnsi="Symbol" w:cs="Symbol"/>
+        <w:sz w:val="20"/>
+      </w:rPr>
+    </w:lvl>
+    <w:lvl w:ilvl="1" w:tentative="0">
+      <w:start w:val="1"/>
+      <w:numFmt w:val="bullet"/>
+      <w:lvlText w:val="o"/>
+      <w:lvlJc w:val="left"/>
+      <w:pPr>
+        <w:tabs>
+          <w:tab w:val="left" w:pos="1440"/>
+        </w:tabs>
+        <w:ind w:left="1440" w:hanging="360"/>
+      </w:pPr>
+      <w:rPr>
+        <w:rFonts w:ascii="Courier New" w:hAnsi="Courier New" w:cs="Courier New"/>
+        <w:sz w:val="20"/>
+      </w:rPr>
+    </w:lvl>
+    <w:lvl w:ilvl="2" w:tentative="0">
+      <w:start w:val="1"/>
+      <w:numFmt w:val="bullet"/>
+      <w:lvlText w:val=""/>
+      <w:lvlJc w:val="left"/>
+      <w:pPr>
+        <w:tabs>
+          <w:tab w:val="left" w:pos="2160"/>
+        </w:tabs>
+        <w:ind w:left="2160" w:hanging="360"/>
+      </w:pPr>
+      <w:rPr>
+        <w:rFonts w:ascii="Wingdings" w:hAnsi="Wingdings" w:cs="Wingdings"/>
+        <w:sz w:val="20"/>
+      </w:rPr>
+    </w:lvl>
+    <w:lvl w:ilvl="3" w:tentative="0">
+      <w:start w:val="1"/>
+      <w:numFmt w:val="bullet"/>
+      <w:lvlText w:val=""/>
+      <w:lvlJc w:val="left"/>
+      <w:pPr>
+        <w:tabs>
+          <w:tab w:val="left" w:pos="2880"/>
+        </w:tabs>
+        <w:ind w:left="2880" w:hanging="360"/>
+      </w:pPr>
+      <w:rPr>
+        <w:rFonts w:hint="default" w:ascii="Wingdings" w:hAnsi="Wingdings" w:cs="Wingdings"/>
+        <w:sz w:val="20"/>
+      </w:rPr>
+    </w:lvl>
+    <w:lvl w:ilvl="4" w:tentative="0">
+      <w:start w:val="1"/>
+      <w:numFmt w:val="bullet"/>
+      <w:lvlText w:val=""/>
+      <w:lvlJc w:val="left"/>
+      <w:pPr>
+        <w:tabs>
+          <w:tab w:val="left" w:pos="3600"/>
+        </w:tabs>
+        <w:ind w:left="3600" w:hanging="360"/>
+      </w:pPr>
+      <w:rPr>
+        <w:rFonts w:hint="default" w:ascii="Wingdings" w:hAnsi="Wingdings" w:cs="Wingdings"/>
+        <w:sz w:val="20"/>
+      </w:rPr>
+    </w:lvl>
+    <w:lvl w:ilvl="5" w:tentative="0">
+      <w:start w:val="1"/>
+      <w:numFmt w:val="bullet"/>
+      <w:lvlText w:val=""/>
+      <w:lvlJc w:val="left"/>
+      <w:pPr>
+        <w:tabs>
+          <w:tab w:val="left" w:pos="4320"/>
+        </w:tabs>
+        <w:ind w:left="4320" w:hanging="360"/>
+      </w:pPr>
+      <w:rPr>
+        <w:rFonts w:hint="default" w:ascii="Wingdings" w:hAnsi="Wingdings" w:cs="Wingdings"/>
+        <w:sz w:val="20"/>
+      </w:rPr>
+    </w:lvl>
+    <w:lvl w:ilvl="6" w:tentative="0">
+      <w:start w:val="1"/>
+      <w:numFmt w:val="bullet"/>
+      <w:lvlText w:val=""/>
+      <w:lvlJc w:val="left"/>
+      <w:pPr>
+        <w:tabs>
+          <w:tab w:val="left" w:pos="5040"/>
+        </w:tabs>
+        <w:ind w:left="5040" w:hanging="360"/>
+      </w:pPr>
+      <w:rPr>
+        <w:rFonts w:hint="default" w:ascii="Wingdings" w:hAnsi="Wingdings" w:cs="Wingdings"/>
+        <w:sz w:val="20"/>
+      </w:rPr>
+    </w:lvl>
+    <w:lvl w:ilvl="7" w:tentative="0">
+      <w:start w:val="1"/>
+      <w:numFmt w:val="bullet"/>
+      <w:lvlText w:val=""/>
+      <w:lvlJc w:val="left"/>
+      <w:pPr>
+        <w:tabs>
+          <w:tab w:val="left" w:pos="5760"/>
+        </w:tabs>
+        <w:ind w:left="5760" w:hanging="360"/>
+      </w:pPr>
+      <w:rPr>
+        <w:rFonts w:hint="default" w:ascii="Wingdings" w:hAnsi="Wingdings" w:cs="Wingdings"/>
+        <w:sz w:val="20"/>
+      </w:rPr>
+    </w:lvl>
+    <w:lvl w:ilvl="8" w:tentative="0">
+      <w:start w:val="1"/>
+      <w:numFmt w:val="bullet"/>
+      <w:lvlText w:val=""/>
+      <w:lvlJc w:val="left"/>
+      <w:pPr>
+        <w:tabs>
+          <w:tab w:val="left" w:pos="6480"/>
+        </w:tabs>
+        <w:ind w:left="6480" w:hanging="360"/>
+      </w:pPr>
+      <w:rPr>
+        <w:rFonts w:hint="default" w:ascii="Wingdings" w:hAnsi="Wingdings" w:cs="Wingdings"/>
+        <w:sz w:val="20"/>
+      </w:rPr>
+    </w:lvl>
+  </w:abstractNum>
+  <w:abstractNum w:abstractNumId="19">
     <w:nsid w:val="54015A84"/>
     <w:multiLevelType w:val="multilevel"/>
     <w:tmpl w:val="54015A84"/>
@@ -11983,7 +18069,156 @@
       </w:rPr>
     </w:lvl>
   </w:abstractNum>
-  <w:abstractNum w:abstractNumId="6">
+  <w:abstractNum w:abstractNumId="20">
+    <w:nsid w:val="5C192861"/>
+    <w:multiLevelType w:val="multilevel"/>
+    <w:tmpl w:val="5C192861"/>
+    <w:lvl w:ilvl="0" w:tentative="0">
+      <w:start w:val="1"/>
+      <w:numFmt w:val="bullet"/>
+      <w:lvlText w:val=""/>
+      <w:lvlJc w:val="left"/>
+      <w:pPr>
+        <w:tabs>
+          <w:tab w:val="left" w:pos="720"/>
+        </w:tabs>
+        <w:ind w:left="720" w:hanging="360"/>
+      </w:pPr>
+      <w:rPr>
+        <w:rFonts w:hint="default" w:ascii="Symbol" w:hAnsi="Symbol" w:cs="Symbol"/>
+        <w:sz w:val="20"/>
+      </w:rPr>
+    </w:lvl>
+    <w:lvl w:ilvl="1" w:tentative="0">
+      <w:start w:val="1"/>
+      <w:numFmt w:val="bullet"/>
+      <w:lvlText w:val="o"/>
+      <w:lvlJc w:val="left"/>
+      <w:pPr>
+        <w:tabs>
+          <w:tab w:val="left" w:pos="1440"/>
+        </w:tabs>
+        <w:ind w:left="1440" w:hanging="360"/>
+      </w:pPr>
+      <w:rPr>
+        <w:rFonts w:hint="default" w:ascii="Courier New" w:hAnsi="Courier New" w:cs="Courier New"/>
+        <w:sz w:val="20"/>
+      </w:rPr>
+    </w:lvl>
+    <w:lvl w:ilvl="2" w:tentative="0">
+      <w:start w:val="1"/>
+      <w:numFmt w:val="bullet"/>
+      <w:lvlText w:val=""/>
+      <w:lvlJc w:val="left"/>
+      <w:pPr>
+        <w:tabs>
+          <w:tab w:val="left" w:pos="2160"/>
+        </w:tabs>
+        <w:ind w:left="2160" w:hanging="360"/>
+      </w:pPr>
+      <w:rPr>
+        <w:rFonts w:hint="default" w:ascii="Wingdings" w:hAnsi="Wingdings" w:cs="Wingdings"/>
+        <w:sz w:val="20"/>
+      </w:rPr>
+    </w:lvl>
+    <w:lvl w:ilvl="3" w:tentative="0">
+      <w:start w:val="1"/>
+      <w:numFmt w:val="bullet"/>
+      <w:lvlText w:val=""/>
+      <w:lvlJc w:val="left"/>
+      <w:pPr>
+        <w:tabs>
+          <w:tab w:val="left" w:pos="2880"/>
+        </w:tabs>
+        <w:ind w:left="2880" w:hanging="360"/>
+      </w:pPr>
+      <w:rPr>
+        <w:rFonts w:hint="default" w:ascii="Wingdings" w:hAnsi="Wingdings" w:cs="Wingdings"/>
+        <w:sz w:val="20"/>
+      </w:rPr>
+    </w:lvl>
+    <w:lvl w:ilvl="4" w:tentative="0">
+      <w:start w:val="1"/>
+      <w:numFmt w:val="bullet"/>
+      <w:lvlText w:val=""/>
+      <w:lvlJc w:val="left"/>
+      <w:pPr>
+        <w:tabs>
+          <w:tab w:val="left" w:pos="3600"/>
+        </w:tabs>
+        <w:ind w:left="3600" w:hanging="360"/>
+      </w:pPr>
+      <w:rPr>
+        <w:rFonts w:hint="default" w:ascii="Wingdings" w:hAnsi="Wingdings" w:cs="Wingdings"/>
+        <w:sz w:val="20"/>
+      </w:rPr>
+    </w:lvl>
+    <w:lvl w:ilvl="5" w:tentative="0">
+      <w:start w:val="1"/>
+      <w:numFmt w:val="bullet"/>
+      <w:lvlText w:val=""/>
+      <w:lvlJc w:val="left"/>
+      <w:pPr>
+        <w:tabs>
+          <w:tab w:val="left" w:pos="4320"/>
+        </w:tabs>
+        <w:ind w:left="4320" w:hanging="360"/>
+      </w:pPr>
+      <w:rPr>
+        <w:rFonts w:hint="default" w:ascii="Wingdings" w:hAnsi="Wingdings" w:cs="Wingdings"/>
+        <w:sz w:val="20"/>
+      </w:rPr>
+    </w:lvl>
+    <w:lvl w:ilvl="6" w:tentative="0">
+      <w:start w:val="1"/>
+      <w:numFmt w:val="bullet"/>
+      <w:lvlText w:val=""/>
+      <w:lvlJc w:val="left"/>
+      <w:pPr>
+        <w:tabs>
+          <w:tab w:val="left" w:pos="5040"/>
+        </w:tabs>
+        <w:ind w:left="5040" w:hanging="360"/>
+      </w:pPr>
+      <w:rPr>
+        <w:rFonts w:hint="default" w:ascii="Wingdings" w:hAnsi="Wingdings" w:cs="Wingdings"/>
+        <w:sz w:val="20"/>
+      </w:rPr>
+    </w:lvl>
+    <w:lvl w:ilvl="7" w:tentative="0">
+      <w:start w:val="1"/>
+      <w:numFmt w:val="bullet"/>
+      <w:lvlText w:val=""/>
+      <w:lvlJc w:val="left"/>
+      <w:pPr>
+        <w:tabs>
+          <w:tab w:val="left" w:pos="5760"/>
+        </w:tabs>
+        <w:ind w:left="5760" w:hanging="360"/>
+      </w:pPr>
+      <w:rPr>
+        <w:rFonts w:hint="default" w:ascii="Wingdings" w:hAnsi="Wingdings" w:cs="Wingdings"/>
+        <w:sz w:val="20"/>
+      </w:rPr>
+    </w:lvl>
+    <w:lvl w:ilvl="8" w:tentative="0">
+      <w:start w:val="1"/>
+      <w:numFmt w:val="bullet"/>
+      <w:lvlText w:val=""/>
+      <w:lvlJc w:val="left"/>
+      <w:pPr>
+        <w:tabs>
+          <w:tab w:val="left" w:pos="6480"/>
+        </w:tabs>
+        <w:ind w:left="6480" w:hanging="360"/>
+      </w:pPr>
+      <w:rPr>
+        <w:rFonts w:hint="default" w:ascii="Wingdings" w:hAnsi="Wingdings" w:cs="Wingdings"/>
+        <w:sz w:val="20"/>
+      </w:rPr>
+    </w:lvl>
+  </w:abstractNum>
+  <w:abstractNum w:abstractNumId="21">
     <w:nsid w:val="613638AE"/>
     <w:multiLevelType w:val="singleLevel"/>
     <w:tmpl w:val="613638AE"/>
@@ -12003,26 +18238,527 @@
       </w:rPr>
     </w:lvl>
   </w:abstractNum>
+  <w:abstractNum w:abstractNumId="22">
+    <w:nsid w:val="643119E1"/>
+    <w:multiLevelType w:val="multilevel"/>
+    <w:tmpl w:val="643119E1"/>
+    <w:lvl w:ilvl="0" w:tentative="0">
+      <w:start w:val="1"/>
+      <w:numFmt w:val="bullet"/>
+      <w:lvlText w:val=""/>
+      <w:lvlJc w:val="left"/>
+      <w:pPr>
+        <w:tabs>
+          <w:tab w:val="left" w:pos="720"/>
+        </w:tabs>
+        <w:ind w:left="720" w:hanging="360"/>
+      </w:pPr>
+      <w:rPr>
+        <w:rFonts w:hint="default" w:ascii="Symbol" w:hAnsi="Symbol" w:cs="Symbol"/>
+        <w:sz w:val="20"/>
+      </w:rPr>
+    </w:lvl>
+    <w:lvl w:ilvl="1" w:tentative="0">
+      <w:start w:val="1"/>
+      <w:numFmt w:val="bullet"/>
+      <w:lvlText w:val="o"/>
+      <w:lvlJc w:val="left"/>
+      <w:pPr>
+        <w:tabs>
+          <w:tab w:val="left" w:pos="1440"/>
+        </w:tabs>
+        <w:ind w:left="1440" w:hanging="360"/>
+      </w:pPr>
+      <w:rPr>
+        <w:rFonts w:hint="default" w:ascii="Courier New" w:hAnsi="Courier New" w:cs="Courier New"/>
+        <w:sz w:val="20"/>
+      </w:rPr>
+    </w:lvl>
+    <w:lvl w:ilvl="2" w:tentative="0">
+      <w:start w:val="1"/>
+      <w:numFmt w:val="bullet"/>
+      <w:lvlText w:val=""/>
+      <w:lvlJc w:val="left"/>
+      <w:pPr>
+        <w:tabs>
+          <w:tab w:val="left" w:pos="2160"/>
+        </w:tabs>
+        <w:ind w:left="2160" w:hanging="360"/>
+      </w:pPr>
+      <w:rPr>
+        <w:rFonts w:hint="default" w:ascii="Wingdings" w:hAnsi="Wingdings" w:cs="Wingdings"/>
+        <w:sz w:val="20"/>
+      </w:rPr>
+    </w:lvl>
+    <w:lvl w:ilvl="3" w:tentative="0">
+      <w:start w:val="1"/>
+      <w:numFmt w:val="bullet"/>
+      <w:lvlText w:val=""/>
+      <w:lvlJc w:val="left"/>
+      <w:pPr>
+        <w:tabs>
+          <w:tab w:val="left" w:pos="2880"/>
+        </w:tabs>
+        <w:ind w:left="2880" w:hanging="360"/>
+      </w:pPr>
+      <w:rPr>
+        <w:rFonts w:hint="default" w:ascii="Wingdings" w:hAnsi="Wingdings" w:cs="Wingdings"/>
+        <w:sz w:val="20"/>
+      </w:rPr>
+    </w:lvl>
+    <w:lvl w:ilvl="4" w:tentative="0">
+      <w:start w:val="1"/>
+      <w:numFmt w:val="bullet"/>
+      <w:lvlText w:val=""/>
+      <w:lvlJc w:val="left"/>
+      <w:pPr>
+        <w:tabs>
+          <w:tab w:val="left" w:pos="3600"/>
+        </w:tabs>
+        <w:ind w:left="3600" w:hanging="360"/>
+      </w:pPr>
+      <w:rPr>
+        <w:rFonts w:hint="default" w:ascii="Wingdings" w:hAnsi="Wingdings" w:cs="Wingdings"/>
+        <w:sz w:val="20"/>
+      </w:rPr>
+    </w:lvl>
+    <w:lvl w:ilvl="5" w:tentative="0">
+      <w:start w:val="1"/>
+      <w:numFmt w:val="bullet"/>
+      <w:lvlText w:val=""/>
+      <w:lvlJc w:val="left"/>
+      <w:pPr>
+        <w:tabs>
+          <w:tab w:val="left" w:pos="4320"/>
+        </w:tabs>
+        <w:ind w:left="4320" w:hanging="360"/>
+      </w:pPr>
+      <w:rPr>
+        <w:rFonts w:hint="default" w:ascii="Wingdings" w:hAnsi="Wingdings" w:cs="Wingdings"/>
+        <w:sz w:val="20"/>
+      </w:rPr>
+    </w:lvl>
+    <w:lvl w:ilvl="6" w:tentative="0">
+      <w:start w:val="1"/>
+      <w:numFmt w:val="bullet"/>
+      <w:lvlText w:val=""/>
+      <w:lvlJc w:val="left"/>
+      <w:pPr>
+        <w:tabs>
+          <w:tab w:val="left" w:pos="5040"/>
+        </w:tabs>
+        <w:ind w:left="5040" w:hanging="360"/>
+      </w:pPr>
+      <w:rPr>
+        <w:rFonts w:hint="default" w:ascii="Wingdings" w:hAnsi="Wingdings" w:cs="Wingdings"/>
+        <w:sz w:val="20"/>
+      </w:rPr>
+    </w:lvl>
+    <w:lvl w:ilvl="7" w:tentative="0">
+      <w:start w:val="1"/>
+      <w:numFmt w:val="bullet"/>
+      <w:lvlText w:val=""/>
+      <w:lvlJc w:val="left"/>
+      <w:pPr>
+        <w:tabs>
+          <w:tab w:val="left" w:pos="5760"/>
+        </w:tabs>
+        <w:ind w:left="5760" w:hanging="360"/>
+      </w:pPr>
+      <w:rPr>
+        <w:rFonts w:hint="default" w:ascii="Wingdings" w:hAnsi="Wingdings" w:cs="Wingdings"/>
+        <w:sz w:val="20"/>
+      </w:rPr>
+    </w:lvl>
+    <w:lvl w:ilvl="8" w:tentative="0">
+      <w:start w:val="1"/>
+      <w:numFmt w:val="bullet"/>
+      <w:lvlText w:val=""/>
+      <w:lvlJc w:val="left"/>
+      <w:pPr>
+        <w:tabs>
+          <w:tab w:val="left" w:pos="6480"/>
+        </w:tabs>
+        <w:ind w:left="6480" w:hanging="360"/>
+      </w:pPr>
+      <w:rPr>
+        <w:rFonts w:hint="default" w:ascii="Wingdings" w:hAnsi="Wingdings" w:cs="Wingdings"/>
+        <w:sz w:val="20"/>
+      </w:rPr>
+    </w:lvl>
+  </w:abstractNum>
+  <w:abstractNum w:abstractNumId="23">
+    <w:nsid w:val="68EC1EC0"/>
+    <w:multiLevelType w:val="multilevel"/>
+    <w:tmpl w:val="68EC1EC0"/>
+    <w:lvl w:ilvl="0" w:tentative="0">
+      <w:start w:val="1"/>
+      <w:numFmt w:val="bullet"/>
+      <w:lvlText w:val=""/>
+      <w:lvlJc w:val="left"/>
+      <w:pPr>
+        <w:tabs>
+          <w:tab w:val="left" w:pos="720"/>
+        </w:tabs>
+        <w:ind w:left="720" w:hanging="360"/>
+      </w:pPr>
+      <w:rPr>
+        <w:rFonts w:hint="default" w:ascii="Symbol" w:hAnsi="Symbol" w:cs="Symbol"/>
+        <w:sz w:val="20"/>
+      </w:rPr>
+    </w:lvl>
+    <w:lvl w:ilvl="1" w:tentative="0">
+      <w:start w:val="1"/>
+      <w:numFmt w:val="bullet"/>
+      <w:lvlText w:val="o"/>
+      <w:lvlJc w:val="left"/>
+      <w:pPr>
+        <w:tabs>
+          <w:tab w:val="left" w:pos="1440"/>
+        </w:tabs>
+        <w:ind w:left="1440" w:hanging="360"/>
+      </w:pPr>
+      <w:rPr>
+        <w:rFonts w:hint="default" w:ascii="Courier New" w:hAnsi="Courier New" w:cs="Courier New"/>
+        <w:sz w:val="20"/>
+      </w:rPr>
+    </w:lvl>
+    <w:lvl w:ilvl="2" w:tentative="0">
+      <w:start w:val="1"/>
+      <w:numFmt w:val="bullet"/>
+      <w:lvlText w:val=""/>
+      <w:lvlJc w:val="left"/>
+      <w:pPr>
+        <w:tabs>
+          <w:tab w:val="left" w:pos="2160"/>
+        </w:tabs>
+        <w:ind w:left="2160" w:hanging="360"/>
+      </w:pPr>
+      <w:rPr>
+        <w:rFonts w:hint="default" w:ascii="Wingdings" w:hAnsi="Wingdings" w:cs="Wingdings"/>
+        <w:sz w:val="20"/>
+      </w:rPr>
+    </w:lvl>
+    <w:lvl w:ilvl="3" w:tentative="0">
+      <w:start w:val="1"/>
+      <w:numFmt w:val="bullet"/>
+      <w:lvlText w:val=""/>
+      <w:lvlJc w:val="left"/>
+      <w:pPr>
+        <w:tabs>
+          <w:tab w:val="left" w:pos="2880"/>
+        </w:tabs>
+        <w:ind w:left="2880" w:hanging="360"/>
+      </w:pPr>
+      <w:rPr>
+        <w:rFonts w:hint="default" w:ascii="Wingdings" w:hAnsi="Wingdings" w:cs="Wingdings"/>
+        <w:sz w:val="20"/>
+      </w:rPr>
+    </w:lvl>
+    <w:lvl w:ilvl="4" w:tentative="0">
+      <w:start w:val="1"/>
+      <w:numFmt w:val="bullet"/>
+      <w:lvlText w:val=""/>
+      <w:lvlJc w:val="left"/>
+      <w:pPr>
+        <w:tabs>
+          <w:tab w:val="left" w:pos="3600"/>
+        </w:tabs>
+        <w:ind w:left="3600" w:hanging="360"/>
+      </w:pPr>
+      <w:rPr>
+        <w:rFonts w:hint="default" w:ascii="Wingdings" w:hAnsi="Wingdings" w:cs="Wingdings"/>
+        <w:sz w:val="20"/>
+      </w:rPr>
+    </w:lvl>
+    <w:lvl w:ilvl="5" w:tentative="0">
+      <w:start w:val="1"/>
+      <w:numFmt w:val="bullet"/>
+      <w:lvlText w:val=""/>
+      <w:lvlJc w:val="left"/>
+      <w:pPr>
+        <w:tabs>
+          <w:tab w:val="left" w:pos="4320"/>
+        </w:tabs>
+        <w:ind w:left="4320" w:hanging="360"/>
+      </w:pPr>
+      <w:rPr>
+        <w:rFonts w:hint="default" w:ascii="Wingdings" w:hAnsi="Wingdings" w:cs="Wingdings"/>
+        <w:sz w:val="20"/>
+      </w:rPr>
+    </w:lvl>
+    <w:lvl w:ilvl="6" w:tentative="0">
+      <w:start w:val="1"/>
+      <w:numFmt w:val="bullet"/>
+      <w:lvlText w:val=""/>
+      <w:lvlJc w:val="left"/>
+      <w:pPr>
+        <w:tabs>
+          <w:tab w:val="left" w:pos="5040"/>
+        </w:tabs>
+        <w:ind w:left="5040" w:hanging="360"/>
+      </w:pPr>
+      <w:rPr>
+        <w:rFonts w:hint="default" w:ascii="Wingdings" w:hAnsi="Wingdings" w:cs="Wingdings"/>
+        <w:sz w:val="20"/>
+      </w:rPr>
+    </w:lvl>
+    <w:lvl w:ilvl="7" w:tentative="0">
+      <w:start w:val="1"/>
+      <w:numFmt w:val="bullet"/>
+      <w:lvlText w:val=""/>
+      <w:lvlJc w:val="left"/>
+      <w:pPr>
+        <w:tabs>
+          <w:tab w:val="left" w:pos="5760"/>
+        </w:tabs>
+        <w:ind w:left="5760" w:hanging="360"/>
+      </w:pPr>
+      <w:rPr>
+        <w:rFonts w:hint="default" w:ascii="Wingdings" w:hAnsi="Wingdings" w:cs="Wingdings"/>
+        <w:sz w:val="20"/>
+      </w:rPr>
+    </w:lvl>
+    <w:lvl w:ilvl="8" w:tentative="0">
+      <w:start w:val="1"/>
+      <w:numFmt w:val="bullet"/>
+      <w:lvlText w:val=""/>
+      <w:lvlJc w:val="left"/>
+      <w:pPr>
+        <w:tabs>
+          <w:tab w:val="left" w:pos="6480"/>
+        </w:tabs>
+        <w:ind w:left="6480" w:hanging="360"/>
+      </w:pPr>
+      <w:rPr>
+        <w:rFonts w:hint="default" w:ascii="Wingdings" w:hAnsi="Wingdings" w:cs="Wingdings"/>
+        <w:sz w:val="20"/>
+      </w:rPr>
+    </w:lvl>
+  </w:abstractNum>
+  <w:abstractNum w:abstractNumId="24">
+    <w:nsid w:val="7824B23B"/>
+    <w:multiLevelType w:val="multilevel"/>
+    <w:tmpl w:val="7824B23B"/>
+    <w:lvl w:ilvl="0" w:tentative="0">
+      <w:start w:val="1"/>
+      <w:numFmt w:val="bullet"/>
+      <w:lvlText w:val=""/>
+      <w:lvlJc w:val="left"/>
+      <w:pPr>
+        <w:tabs>
+          <w:tab w:val="left" w:pos="720"/>
+        </w:tabs>
+        <w:ind w:left="720" w:hanging="360"/>
+      </w:pPr>
+      <w:rPr>
+        <w:rFonts w:ascii="Symbol" w:hAnsi="Symbol" w:cs="Symbol"/>
+        <w:sz w:val="20"/>
+      </w:rPr>
+    </w:lvl>
+    <w:lvl w:ilvl="1" w:tentative="0">
+      <w:start w:val="1"/>
+      <w:numFmt w:val="bullet"/>
+      <w:lvlText w:val="o"/>
+      <w:lvlJc w:val="left"/>
+      <w:pPr>
+        <w:tabs>
+          <w:tab w:val="left" w:pos="1440"/>
+        </w:tabs>
+        <w:ind w:left="1440" w:hanging="360"/>
+      </w:pPr>
+      <w:rPr>
+        <w:rFonts w:ascii="Courier New" w:hAnsi="Courier New" w:cs="Courier New"/>
+        <w:sz w:val="20"/>
+      </w:rPr>
+    </w:lvl>
+    <w:lvl w:ilvl="2" w:tentative="0">
+      <w:start w:val="1"/>
+      <w:numFmt w:val="bullet"/>
+      <w:lvlText w:val=""/>
+      <w:lvlJc w:val="left"/>
+      <w:pPr>
+        <w:tabs>
+          <w:tab w:val="left" w:pos="2160"/>
+        </w:tabs>
+        <w:ind w:left="2160" w:hanging="360"/>
+      </w:pPr>
+      <w:rPr>
+        <w:rFonts w:ascii="Wingdings" w:hAnsi="Wingdings" w:cs="Wingdings"/>
+        <w:sz w:val="20"/>
+      </w:rPr>
+    </w:lvl>
+    <w:lvl w:ilvl="3" w:tentative="0">
+      <w:start w:val="1"/>
+      <w:numFmt w:val="bullet"/>
+      <w:lvlText w:val=""/>
+      <w:lvlJc w:val="left"/>
+      <w:pPr>
+        <w:tabs>
+          <w:tab w:val="left" w:pos="2880"/>
+        </w:tabs>
+        <w:ind w:left="2880" w:hanging="360"/>
+      </w:pPr>
+      <w:rPr>
+        <w:rFonts w:hint="default" w:ascii="Wingdings" w:hAnsi="Wingdings" w:cs="Wingdings"/>
+        <w:sz w:val="20"/>
+      </w:rPr>
+    </w:lvl>
+    <w:lvl w:ilvl="4" w:tentative="0">
+      <w:start w:val="1"/>
+      <w:numFmt w:val="bullet"/>
+      <w:lvlText w:val=""/>
+      <w:lvlJc w:val="left"/>
+      <w:pPr>
+        <w:tabs>
+          <w:tab w:val="left" w:pos="3600"/>
+        </w:tabs>
+        <w:ind w:left="3600" w:hanging="360"/>
+      </w:pPr>
+      <w:rPr>
+        <w:rFonts w:hint="default" w:ascii="Wingdings" w:hAnsi="Wingdings" w:cs="Wingdings"/>
+        <w:sz w:val="20"/>
+      </w:rPr>
+    </w:lvl>
+    <w:lvl w:ilvl="5" w:tentative="0">
+      <w:start w:val="1"/>
+      <w:numFmt w:val="bullet"/>
+      <w:lvlText w:val=""/>
+      <w:lvlJc w:val="left"/>
+      <w:pPr>
+        <w:tabs>
+          <w:tab w:val="left" w:pos="4320"/>
+        </w:tabs>
+        <w:ind w:left="4320" w:hanging="360"/>
+      </w:pPr>
+      <w:rPr>
+        <w:rFonts w:hint="default" w:ascii="Wingdings" w:hAnsi="Wingdings" w:cs="Wingdings"/>
+        <w:sz w:val="20"/>
+      </w:rPr>
+    </w:lvl>
+    <w:lvl w:ilvl="6" w:tentative="0">
+      <w:start w:val="1"/>
+      <w:numFmt w:val="bullet"/>
+      <w:lvlText w:val=""/>
+      <w:lvlJc w:val="left"/>
+      <w:pPr>
+        <w:tabs>
+          <w:tab w:val="left" w:pos="5040"/>
+        </w:tabs>
+        <w:ind w:left="5040" w:hanging="360"/>
+      </w:pPr>
+      <w:rPr>
+        <w:rFonts w:hint="default" w:ascii="Wingdings" w:hAnsi="Wingdings" w:cs="Wingdings"/>
+        <w:sz w:val="20"/>
+      </w:rPr>
+    </w:lvl>
+    <w:lvl w:ilvl="7" w:tentative="0">
+      <w:start w:val="1"/>
+      <w:numFmt w:val="bullet"/>
+      <w:lvlText w:val=""/>
+      <w:lvlJc w:val="left"/>
+      <w:pPr>
+        <w:tabs>
+          <w:tab w:val="left" w:pos="5760"/>
+        </w:tabs>
+        <w:ind w:left="5760" w:hanging="360"/>
+      </w:pPr>
+      <w:rPr>
+        <w:rFonts w:hint="default" w:ascii="Wingdings" w:hAnsi="Wingdings" w:cs="Wingdings"/>
+        <w:sz w:val="20"/>
+      </w:rPr>
+    </w:lvl>
+    <w:lvl w:ilvl="8" w:tentative="0">
+      <w:start w:val="1"/>
+      <w:numFmt w:val="bullet"/>
+      <w:lvlText w:val=""/>
+      <w:lvlJc w:val="left"/>
+      <w:pPr>
+        <w:tabs>
+          <w:tab w:val="left" w:pos="6480"/>
+        </w:tabs>
+        <w:ind w:left="6480" w:hanging="360"/>
+      </w:pPr>
+      <w:rPr>
+        <w:rFonts w:hint="default" w:ascii="Wingdings" w:hAnsi="Wingdings" w:cs="Wingdings"/>
+        <w:sz w:val="20"/>
+      </w:rPr>
+    </w:lvl>
+  </w:abstractNum>
   <w:num w:numId="1">
+    <w:abstractNumId w:val="8"/>
+  </w:num>
+  <w:num w:numId="2">
+    <w:abstractNumId w:val="19"/>
+  </w:num>
+  <w:num w:numId="3">
+    <w:abstractNumId w:val="12"/>
+  </w:num>
+  <w:num w:numId="4">
     <w:abstractNumId w:val="1"/>
   </w:num>
-  <w:num w:numId="2">
+  <w:num w:numId="5">
     <w:abstractNumId w:val="5"/>
   </w:num>
-  <w:num w:numId="3">
+  <w:num w:numId="6">
+    <w:abstractNumId w:val="10"/>
+  </w:num>
+  <w:num w:numId="7">
+    <w:abstractNumId w:val="2"/>
+  </w:num>
+  <w:num w:numId="8">
+    <w:abstractNumId w:val="23"/>
+  </w:num>
+  <w:num w:numId="9">
     <w:abstractNumId w:val="0"/>
   </w:num>
-  <w:num w:numId="4">
+  <w:num w:numId="10">
+    <w:abstractNumId w:val="18"/>
+  </w:num>
+  <w:num w:numId="11">
+    <w:abstractNumId w:val="14"/>
+  </w:num>
+  <w:num w:numId="12">
+    <w:abstractNumId w:val="24"/>
+  </w:num>
+  <w:num w:numId="13">
+    <w:abstractNumId w:val="3"/>
+  </w:num>
+  <w:num w:numId="14">
+    <w:abstractNumId w:val="13"/>
+  </w:num>
+  <w:num w:numId="15">
+    <w:abstractNumId w:val="22"/>
+  </w:num>
+  <w:num w:numId="16">
+    <w:abstractNumId w:val="7"/>
+  </w:num>
+  <w:num w:numId="17">
+    <w:abstractNumId w:val="6"/>
+  </w:num>
+  <w:num w:numId="18">
+    <w:abstractNumId w:val="15"/>
+  </w:num>
+  <w:num w:numId="19">
+    <w:abstractNumId w:val="9"/>
+  </w:num>
+  <w:num w:numId="20">
+    <w:abstractNumId w:val="20"/>
+  </w:num>
+  <w:num w:numId="21">
     <w:abstractNumId w:val="4"/>
   </w:num>
-  <w:num w:numId="5">
-    <w:abstractNumId w:val="2"/>
+  <w:num w:numId="22">
+    <w:abstractNumId w:val="17"/>
   </w:num>
-  <w:num w:numId="6">
-    <w:abstractNumId w:val="6"/>
+  <w:num w:numId="23">
+    <w:abstractNumId w:val="11"/>
   </w:num>
-  <w:num w:numId="7">
-    <w:abstractNumId w:val="3"/>
+  <w:num w:numId="24">
+    <w:abstractNumId w:val="21"/>
+  </w:num>
+  <w:num w:numId="25">
+    <w:abstractNumId w:val="16"/>
   </w:num>
 </w:numbering>
 </file>

--- a/Дипломная_работа_ИВТАСбд-41_БорковИван.docx
+++ b/Дипломная_работа_ИВТАСбд-41_БорковИван.docx
@@ -5601,18 +5601,7 @@
           <w:szCs w:val="28"/>
           <w:lang w:val="ru-RU"/>
         </w:rPr>
-        <w:t>В условиях активного развития информационных технологий и роста сложности программных систем особую значимость приобретает обеспечение качества программного обеспечения. В рамках данной работы рассматриваются вопросы тестирования именно веб-приложений и их пользовательских веб-интерфейсов. Современные веб-приложения представляют собой много</w:t>
-      </w:r>
-      <w:bookmarkStart w:id="1" w:name="_GoBack"/>
-      <w:bookmarkEnd w:id="1"/>
-      <w:r>
-        <w:rPr>
-          <w:rFonts w:hint="default" w:ascii="Times New Roman" w:hAnsi="Times New Roman" w:cs="Times New Roman"/>
-          <w:sz w:val="28"/>
-          <w:szCs w:val="28"/>
-          <w:lang w:val="ru-RU"/>
-        </w:rPr>
-        <w:t>уровневые системы, включающие клиентскую часть (frontend), серверную часть (backend) и интеграцию с внешними сервисами, что существенно усложняет процесс разработки и сопровождения. Взаимодействие между frontend и backend осуществляется посредством сетевых протоколов (HTTP/HTTPS) и программных интерфейсов (API), чаще всего с использованием форматов обмена данными, таких как JSON или XML. В связи с этим автоматизация процессов тестирования становится неотъемлемой частью жизненного цикла программного обеспечения.</w:t>
+        <w:t>В условиях активного развития информационных технологий и роста сложности программных систем особую значимость приобретает обеспечение качества программного обеспечения. В рамках данной работы рассматриваются вопросы тестирования именно веб-приложений и их пользовательских веб-интерфейсов. Современные веб-приложения представляют собой многоуровневые системы, включающие клиентскую часть (frontend), серверную часть (backend) и интеграцию с внешними сервисами, что существенно усложняет процесс разработки и сопровождения. Взаимодействие между frontend и backend осуществляется посредством сетевых протоколов (HTTP/HTTPS) и программных интерфейсов (API), чаще всего с использованием форматов обмена данными, таких как JSON или XML. В связи с этим автоматизация процессов тестирования становится неотъемлемой частью жизненного цикла программного обеспечения.</w:t>
       </w:r>
     </w:p>
     <w:p>
@@ -7830,7 +7819,6 @@
             <w:insideH w:val="none" w:color="auto" w:sz="0" w:space="0"/>
             <w:insideV w:val="none" w:color="auto" w:sz="0" w:space="0"/>
           </w:tblBorders>
-          <w:shd w:val="clear" w:color="auto" w:fill="auto"/>
           <w:tblCellMar>
             <w:top w:w="15" w:type="dxa"/>
             <w:left w:w="15" w:type="dxa"/>
@@ -8021,6 +8009,7 @@
             <w:insideH w:val="none" w:color="auto" w:sz="0" w:space="0"/>
             <w:insideV w:val="none" w:color="auto" w:sz="0" w:space="0"/>
           </w:tblBorders>
+          <w:shd w:val="clear" w:color="auto" w:fill="auto"/>
           <w:tblCellMar>
             <w:top w:w="15" w:type="dxa"/>
             <w:left w:w="15" w:type="dxa"/>
@@ -10237,6 +10226,7 @@
             <w:insideH w:val="single" w:color="auto" w:sz="4" w:space="0"/>
             <w:insideV w:val="single" w:color="auto" w:sz="4" w:space="0"/>
           </w:tblBorders>
+          <w:shd w:val="clear" w:color="auto" w:fill="auto"/>
           <w:tblCellMar>
             <w:top w:w="15" w:type="dxa"/>
             <w:left w:w="15" w:type="dxa"/>
@@ -10440,6 +10430,7 @@
             <w:insideH w:val="single" w:color="auto" w:sz="4" w:space="0"/>
             <w:insideV w:val="single" w:color="auto" w:sz="4" w:space="0"/>
           </w:tblBorders>
+          <w:shd w:val="clear" w:color="auto" w:fill="auto"/>
           <w:tblCellMar>
             <w:top w:w="15" w:type="dxa"/>
             <w:left w:w="15" w:type="dxa"/>
@@ -10642,6 +10633,7 @@
             <w:insideH w:val="single" w:color="auto" w:sz="4" w:space="0"/>
             <w:insideV w:val="single" w:color="auto" w:sz="4" w:space="0"/>
           </w:tblBorders>
+          <w:shd w:val="clear" w:color="auto" w:fill="auto"/>
           <w:tblCellMar>
             <w:top w:w="15" w:type="dxa"/>
             <w:left w:w="15" w:type="dxa"/>
@@ -10844,6 +10836,7 @@
             <w:insideH w:val="single" w:color="auto" w:sz="4" w:space="0"/>
             <w:insideV w:val="single" w:color="auto" w:sz="4" w:space="0"/>
           </w:tblBorders>
+          <w:shd w:val="clear" w:color="auto" w:fill="auto"/>
           <w:tblCellMar>
             <w:top w:w="15" w:type="dxa"/>
             <w:left w:w="15" w:type="dxa"/>
@@ -11046,6 +11039,7 @@
             <w:insideH w:val="single" w:color="auto" w:sz="4" w:space="0"/>
             <w:insideV w:val="single" w:color="auto" w:sz="4" w:space="0"/>
           </w:tblBorders>
+          <w:shd w:val="clear" w:color="auto" w:fill="auto"/>
           <w:tblCellMar>
             <w:top w:w="15" w:type="dxa"/>
             <w:left w:w="15" w:type="dxa"/>
@@ -12950,7 +12944,6 @@
             <w:insideH w:val="single" w:color="auto" w:sz="4" w:space="0"/>
             <w:insideV w:val="single" w:color="auto" w:sz="4" w:space="0"/>
           </w:tblBorders>
-          <w:shd w:val="clear" w:color="auto" w:fill="auto"/>
           <w:tblCellMar>
             <w:top w:w="15" w:type="dxa"/>
             <w:left w:w="15" w:type="dxa"/>
@@ -13640,6 +13633,3096 @@
         </w:rPr>
         <w:t>Таким образом, теоретическая часть работы сформировала основу для дальнейшего проектирования системы автоматизированного тестирования веб-приложений. Полученные выводы и обоснования послужили базой для разработки архитектуры тестовой инфраструктуры, которая будет подробно рассмотрена во второй главе выпускной квалификационной работы.</w:t>
       </w:r>
+    </w:p>
+    <w:p>
+      <w:pPr>
+        <w:numPr>
+          <w:ilvl w:val="0"/>
+          <w:numId w:val="0"/>
+        </w:numPr>
+        <w:spacing w:after="160" w:line="360" w:lineRule="auto"/>
+        <w:ind w:firstLine="708" w:firstLineChars="0"/>
+        <w:jc w:val="both"/>
+        <w:rPr>
+          <w:rFonts w:hint="default" w:ascii="Times New Roman" w:hAnsi="Times New Roman"/>
+          <w:b w:val="0"/>
+          <w:bCs w:val="0"/>
+          <w:sz w:val="28"/>
+          <w:szCs w:val="28"/>
+          <w:lang w:val="ru-RU"/>
+        </w:rPr>
+      </w:pPr>
+    </w:p>
+    <w:p>
+      <w:pPr>
+        <w:rPr>
+          <w:rFonts w:hint="default" w:ascii="Times New Roman" w:hAnsi="Times New Roman"/>
+          <w:b w:val="0"/>
+          <w:bCs w:val="0"/>
+          <w:sz w:val="28"/>
+          <w:szCs w:val="28"/>
+          <w:lang w:val="ru-RU"/>
+        </w:rPr>
+      </w:pPr>
+      <w:r>
+        <w:rPr>
+          <w:rFonts w:hint="default" w:ascii="Times New Roman" w:hAnsi="Times New Roman"/>
+          <w:b w:val="0"/>
+          <w:bCs w:val="0"/>
+          <w:sz w:val="28"/>
+          <w:szCs w:val="28"/>
+          <w:lang w:val="ru-RU"/>
+        </w:rPr>
+        <w:br w:type="page"/>
+      </w:r>
+    </w:p>
+    <w:p>
+      <w:pPr>
+        <w:spacing w:line="360" w:lineRule="auto"/>
+        <w:jc w:val="center"/>
+        <w:rPr>
+          <w:rFonts w:hint="default" w:ascii="Times New Roman" w:hAnsi="Times New Roman" w:cs="Times New Roman"/>
+          <w:b/>
+          <w:bCs/>
+          <w:sz w:val="32"/>
+          <w:szCs w:val="32"/>
+          <w:lang w:val="en-US"/>
+        </w:rPr>
+      </w:pPr>
+      <w:r>
+        <w:rPr>
+          <w:rFonts w:hint="default" w:ascii="Times New Roman" w:hAnsi="Times New Roman" w:cs="Times New Roman"/>
+          <w:b/>
+          <w:bCs/>
+          <w:sz w:val="32"/>
+          <w:szCs w:val="32"/>
+          <w:lang w:val="en-US"/>
+        </w:rPr>
+        <w:t xml:space="preserve">Глава </w:t>
+      </w:r>
+      <w:r>
+        <w:rPr>
+          <w:rFonts w:hint="default" w:ascii="Times New Roman" w:hAnsi="Times New Roman" w:cs="Times New Roman"/>
+          <w:b/>
+          <w:bCs/>
+          <w:sz w:val="32"/>
+          <w:szCs w:val="32"/>
+          <w:lang w:val="ru-RU"/>
+        </w:rPr>
+        <w:t>2</w:t>
+      </w:r>
+      <w:r>
+        <w:rPr>
+          <w:rFonts w:hint="default" w:ascii="Times New Roman" w:hAnsi="Times New Roman" w:cs="Times New Roman"/>
+          <w:b/>
+          <w:bCs/>
+          <w:sz w:val="32"/>
+          <w:szCs w:val="32"/>
+          <w:lang w:val="en-US"/>
+        </w:rPr>
+        <w:t>. Теоретические основы тестирования программного обеспечения</w:t>
+      </w:r>
+    </w:p>
+    <w:p>
+      <w:pPr>
+        <w:spacing w:line="360" w:lineRule="auto"/>
+        <w:jc w:val="center"/>
+        <w:rPr>
+          <w:rFonts w:hint="default" w:ascii="Times New Roman" w:hAnsi="Times New Roman" w:cs="Times New Roman"/>
+          <w:b w:val="0"/>
+          <w:bCs w:val="0"/>
+          <w:i w:val="0"/>
+          <w:iCs w:val="0"/>
+          <w:sz w:val="28"/>
+          <w:szCs w:val="28"/>
+          <w:u w:val="single"/>
+          <w:lang w:val="ru-RU"/>
+        </w:rPr>
+      </w:pPr>
+      <w:r>
+        <w:rPr>
+          <w:rFonts w:hint="default" w:ascii="Times New Roman" w:hAnsi="Times New Roman" w:cs="Times New Roman"/>
+          <w:b/>
+          <w:bCs/>
+          <w:sz w:val="28"/>
+          <w:szCs w:val="28"/>
+          <w:u w:val="single"/>
+          <w:lang w:val="ru-RU"/>
+        </w:rPr>
+        <w:t>Параграф 2.</w:t>
+      </w:r>
+      <w:r>
+        <w:rPr>
+          <w:rFonts w:hint="default" w:ascii="Times New Roman" w:hAnsi="Times New Roman" w:cs="Times New Roman"/>
+          <w:sz w:val="28"/>
+          <w:szCs w:val="28"/>
+          <w:u w:val="single"/>
+          <w:lang w:val="ru-RU"/>
+        </w:rPr>
+        <w:t xml:space="preserve"> Проектирование фреймворка автоматизации UI-тестирования веб-приложений</w:t>
+      </w:r>
+    </w:p>
+    <w:p>
+      <w:pPr>
+        <w:spacing w:line="360" w:lineRule="auto"/>
+        <w:jc w:val="both"/>
+        <w:rPr>
+          <w:rFonts w:hint="default" w:ascii="Times New Roman" w:hAnsi="Times New Roman" w:cs="Times New Roman"/>
+          <w:b/>
+          <w:bCs/>
+          <w:i w:val="0"/>
+          <w:iCs w:val="0"/>
+          <w:sz w:val="28"/>
+          <w:szCs w:val="28"/>
+          <w:lang w:val="en-US"/>
+        </w:rPr>
+      </w:pPr>
+      <w:r>
+        <w:rPr>
+          <w:rFonts w:hint="default" w:ascii="Times New Roman" w:hAnsi="Times New Roman" w:cs="Times New Roman"/>
+          <w:b w:val="0"/>
+          <w:bCs w:val="0"/>
+          <w:i w:val="0"/>
+          <w:iCs w:val="0"/>
+          <w:sz w:val="28"/>
+          <w:szCs w:val="28"/>
+          <w:lang w:val="en-US"/>
+        </w:rPr>
+        <w:tab/>
+      </w:r>
+      <w:r>
+        <w:rPr>
+          <w:rFonts w:hint="default" w:ascii="Times New Roman" w:hAnsi="Times New Roman" w:cs="Times New Roman"/>
+          <w:b/>
+          <w:bCs/>
+          <w:i w:val="0"/>
+          <w:iCs w:val="0"/>
+          <w:sz w:val="28"/>
+          <w:szCs w:val="28"/>
+          <w:lang w:val="ru-RU"/>
+        </w:rPr>
+        <w:t>2</w:t>
+      </w:r>
+      <w:r>
+        <w:rPr>
+          <w:rFonts w:hint="default" w:ascii="Times New Roman" w:hAnsi="Times New Roman" w:cs="Times New Roman"/>
+          <w:b/>
+          <w:bCs/>
+          <w:i w:val="0"/>
+          <w:iCs w:val="0"/>
+          <w:sz w:val="28"/>
+          <w:szCs w:val="28"/>
+          <w:lang w:val="en-US"/>
+        </w:rPr>
+        <w:t>.1.1. Цели и задачи разрабатываемого фреймворка</w:t>
+      </w:r>
+    </w:p>
+    <w:p>
+      <w:pPr>
+        <w:spacing w:line="360" w:lineRule="auto"/>
+        <w:jc w:val="both"/>
+        <w:rPr>
+          <w:rFonts w:hint="default" w:ascii="Times New Roman" w:hAnsi="Times New Roman" w:cs="Times New Roman"/>
+          <w:b w:val="0"/>
+          <w:bCs w:val="0"/>
+          <w:i w:val="0"/>
+          <w:iCs w:val="0"/>
+          <w:sz w:val="28"/>
+          <w:szCs w:val="28"/>
+          <w:lang w:val="en-US"/>
+        </w:rPr>
+      </w:pPr>
+      <w:r>
+        <w:rPr>
+          <w:rFonts w:hint="default" w:ascii="Times New Roman" w:hAnsi="Times New Roman" w:cs="Times New Roman"/>
+          <w:b w:val="0"/>
+          <w:bCs w:val="0"/>
+          <w:i w:val="0"/>
+          <w:iCs w:val="0"/>
+          <w:sz w:val="28"/>
+          <w:szCs w:val="28"/>
+          <w:lang w:val="en-US"/>
+        </w:rPr>
+        <w:tab/>
+      </w:r>
+      <w:r>
+        <w:rPr>
+          <w:rFonts w:hint="default" w:ascii="Times New Roman" w:hAnsi="Times New Roman" w:cs="Times New Roman"/>
+          <w:b w:val="0"/>
+          <w:bCs w:val="0"/>
+          <w:i w:val="0"/>
+          <w:iCs w:val="0"/>
+          <w:sz w:val="28"/>
+          <w:szCs w:val="28"/>
+          <w:lang w:val="en-US"/>
+        </w:rPr>
+        <w:t>В современных условиях разработки программного обеспечения веб-приложения регулярно подвергаются изменениям, связанным с добавлением новой функциональности, исправлением дефектов и обновлением пользовательского интерфейса. В связи с этим возрастает необходимость обеспечения стабильной и быстрой проверки работоспособности системы после внесения изменений. Выполнение подобных проверок исключительно вручную требует значительных временных затрат и не обеспечивает достаточной скорости проведения регрессионного тестирования. Одним из наиболее эффективных способов решения данной проблемы является применение автоматизированного тестирования.</w:t>
+      </w:r>
+    </w:p>
+    <w:p>
+      <w:pPr>
+        <w:spacing w:line="360" w:lineRule="auto"/>
+        <w:ind w:firstLine="708" w:firstLineChars="0"/>
+        <w:jc w:val="both"/>
+        <w:rPr>
+          <w:rFonts w:hint="default" w:ascii="Times New Roman" w:hAnsi="Times New Roman" w:cs="Times New Roman"/>
+          <w:b w:val="0"/>
+          <w:bCs w:val="0"/>
+          <w:i w:val="0"/>
+          <w:iCs w:val="0"/>
+          <w:sz w:val="28"/>
+          <w:szCs w:val="28"/>
+          <w:lang w:val="en-US"/>
+        </w:rPr>
+      </w:pPr>
+      <w:r>
+        <w:rPr>
+          <w:rFonts w:hint="default" w:ascii="Times New Roman" w:hAnsi="Times New Roman" w:cs="Times New Roman"/>
+          <w:b w:val="0"/>
+          <w:bCs w:val="0"/>
+          <w:i w:val="0"/>
+          <w:iCs w:val="0"/>
+          <w:sz w:val="28"/>
+          <w:szCs w:val="28"/>
+          <w:lang w:val="en-US"/>
+        </w:rPr>
+        <w:t>Целью данной работы является проектирование и разработка фреймворка автоматизации UI-тестирования веб-приложений на языке Java с использованием Selenium WebDriver, TestNG и распределённого запуска тестов посредством Selenium Grid и Docker.</w:t>
+      </w:r>
+    </w:p>
+    <w:p>
+      <w:pPr>
+        <w:spacing w:line="360" w:lineRule="auto"/>
+        <w:ind w:firstLine="708" w:firstLineChars="0"/>
+        <w:jc w:val="both"/>
+        <w:rPr>
+          <w:rFonts w:hint="default" w:ascii="Times New Roman" w:hAnsi="Times New Roman" w:cs="Times New Roman"/>
+          <w:b w:val="0"/>
+          <w:bCs w:val="0"/>
+          <w:i w:val="0"/>
+          <w:iCs w:val="0"/>
+          <w:sz w:val="28"/>
+          <w:szCs w:val="28"/>
+          <w:lang w:val="en-US"/>
+        </w:rPr>
+      </w:pPr>
+      <w:r>
+        <w:rPr>
+          <w:rFonts w:hint="default" w:ascii="Times New Roman" w:hAnsi="Times New Roman" w:cs="Times New Roman"/>
+          <w:b w:val="0"/>
+          <w:bCs w:val="0"/>
+          <w:i w:val="0"/>
+          <w:iCs w:val="0"/>
+          <w:sz w:val="28"/>
+          <w:szCs w:val="28"/>
+          <w:lang w:val="en-US"/>
+        </w:rPr>
+        <w:t>Разрабатываемый фреймворк предназначен для автоматизации проверки пользовательского интерфейса веб-приложения, обеспечения стабильного выполнения тестовых сценариев и повышения эффективности процесса тестирования.</w:t>
+      </w:r>
+    </w:p>
+    <w:p>
+      <w:pPr>
+        <w:spacing w:line="360" w:lineRule="auto"/>
+        <w:ind w:firstLine="708" w:firstLineChars="0"/>
+        <w:jc w:val="both"/>
+        <w:rPr>
+          <w:rFonts w:hint="default" w:ascii="Times New Roman" w:hAnsi="Times New Roman" w:cs="Times New Roman"/>
+          <w:b w:val="0"/>
+          <w:bCs w:val="0"/>
+          <w:i w:val="0"/>
+          <w:iCs w:val="0"/>
+          <w:sz w:val="28"/>
+          <w:szCs w:val="28"/>
+          <w:lang w:val="en-US"/>
+        </w:rPr>
+      </w:pPr>
+      <w:r>
+        <w:rPr>
+          <w:rFonts w:hint="default" w:ascii="Times New Roman" w:hAnsi="Times New Roman" w:cs="Times New Roman"/>
+          <w:b w:val="0"/>
+          <w:bCs w:val="0"/>
+          <w:i w:val="0"/>
+          <w:iCs w:val="0"/>
+          <w:sz w:val="28"/>
+          <w:szCs w:val="28"/>
+          <w:lang w:val="en-US"/>
+        </w:rPr>
+        <w:t>Для достижения поставленной цели были определены следующие задачи:</w:t>
+      </w:r>
+    </w:p>
+    <w:p>
+      <w:pPr>
+        <w:numPr>
+          <w:ilvl w:val="0"/>
+          <w:numId w:val="24"/>
+        </w:numPr>
+        <w:spacing w:line="360" w:lineRule="auto"/>
+        <w:ind w:left="420" w:leftChars="0" w:hanging="420" w:firstLineChars="0"/>
+        <w:jc w:val="both"/>
+        <w:rPr>
+          <w:rFonts w:hint="default" w:ascii="Times New Roman" w:hAnsi="Times New Roman" w:cs="Times New Roman"/>
+          <w:b w:val="0"/>
+          <w:bCs w:val="0"/>
+          <w:i w:val="0"/>
+          <w:iCs w:val="0"/>
+          <w:sz w:val="28"/>
+          <w:szCs w:val="28"/>
+          <w:lang w:val="en-US"/>
+        </w:rPr>
+      </w:pPr>
+      <w:r>
+        <w:rPr>
+          <w:rFonts w:hint="default" w:ascii="Times New Roman" w:hAnsi="Times New Roman" w:cs="Times New Roman"/>
+          <w:b w:val="0"/>
+          <w:bCs w:val="0"/>
+          <w:i w:val="0"/>
+          <w:iCs w:val="0"/>
+          <w:sz w:val="28"/>
+          <w:szCs w:val="28"/>
+          <w:lang w:val="en-US"/>
+        </w:rPr>
+        <w:t xml:space="preserve">разработать архитектуру фреймворка автоматизированного тестирования; </w:t>
+      </w:r>
+    </w:p>
+    <w:p>
+      <w:pPr>
+        <w:numPr>
+          <w:ilvl w:val="0"/>
+          <w:numId w:val="24"/>
+        </w:numPr>
+        <w:spacing w:line="360" w:lineRule="auto"/>
+        <w:ind w:left="420" w:leftChars="0" w:hanging="420" w:firstLineChars="0"/>
+        <w:jc w:val="both"/>
+        <w:rPr>
+          <w:rFonts w:hint="default" w:ascii="Times New Roman" w:hAnsi="Times New Roman" w:cs="Times New Roman"/>
+          <w:b w:val="0"/>
+          <w:bCs w:val="0"/>
+          <w:i w:val="0"/>
+          <w:iCs w:val="0"/>
+          <w:sz w:val="28"/>
+          <w:szCs w:val="28"/>
+          <w:lang w:val="en-US"/>
+        </w:rPr>
+      </w:pPr>
+      <w:r>
+        <w:rPr>
+          <w:rFonts w:hint="default" w:ascii="Times New Roman" w:hAnsi="Times New Roman" w:cs="Times New Roman"/>
+          <w:b w:val="0"/>
+          <w:bCs w:val="0"/>
+          <w:i w:val="0"/>
+          <w:iCs w:val="0"/>
+          <w:sz w:val="28"/>
+          <w:szCs w:val="28"/>
+          <w:lang w:val="en-US"/>
+        </w:rPr>
+        <w:t xml:space="preserve">обеспечить поддержку автоматизированного выполнения UI-тестов веб-приложения; </w:t>
+      </w:r>
+    </w:p>
+    <w:p>
+      <w:pPr>
+        <w:numPr>
+          <w:ilvl w:val="0"/>
+          <w:numId w:val="24"/>
+        </w:numPr>
+        <w:spacing w:line="360" w:lineRule="auto"/>
+        <w:ind w:left="420" w:leftChars="0" w:hanging="420" w:firstLineChars="0"/>
+        <w:jc w:val="both"/>
+        <w:rPr>
+          <w:rFonts w:hint="default" w:ascii="Times New Roman" w:hAnsi="Times New Roman" w:cs="Times New Roman"/>
+          <w:b w:val="0"/>
+          <w:bCs w:val="0"/>
+          <w:i w:val="0"/>
+          <w:iCs w:val="0"/>
+          <w:sz w:val="28"/>
+          <w:szCs w:val="28"/>
+          <w:lang w:val="en-US"/>
+        </w:rPr>
+      </w:pPr>
+      <w:r>
+        <w:rPr>
+          <w:rFonts w:hint="default" w:ascii="Times New Roman" w:hAnsi="Times New Roman" w:cs="Times New Roman"/>
+          <w:b w:val="0"/>
+          <w:bCs w:val="0"/>
+          <w:i w:val="0"/>
+          <w:iCs w:val="0"/>
+          <w:sz w:val="28"/>
+          <w:szCs w:val="28"/>
+          <w:lang w:val="en-US"/>
+        </w:rPr>
+        <w:t xml:space="preserve">реализовать механизм параллельного выполнения тестов; </w:t>
+      </w:r>
+    </w:p>
+    <w:p>
+      <w:pPr>
+        <w:numPr>
+          <w:ilvl w:val="0"/>
+          <w:numId w:val="24"/>
+        </w:numPr>
+        <w:spacing w:line="360" w:lineRule="auto"/>
+        <w:ind w:left="420" w:leftChars="0" w:hanging="420" w:firstLineChars="0"/>
+        <w:jc w:val="both"/>
+        <w:rPr>
+          <w:rFonts w:hint="default" w:ascii="Times New Roman" w:hAnsi="Times New Roman" w:cs="Times New Roman"/>
+          <w:b w:val="0"/>
+          <w:bCs w:val="0"/>
+          <w:i w:val="0"/>
+          <w:iCs w:val="0"/>
+          <w:sz w:val="28"/>
+          <w:szCs w:val="28"/>
+          <w:lang w:val="en-US"/>
+        </w:rPr>
+      </w:pPr>
+      <w:r>
+        <w:rPr>
+          <w:rFonts w:hint="default" w:ascii="Times New Roman" w:hAnsi="Times New Roman" w:cs="Times New Roman"/>
+          <w:b w:val="0"/>
+          <w:bCs w:val="0"/>
+          <w:i w:val="0"/>
+          <w:iCs w:val="0"/>
+          <w:sz w:val="28"/>
+          <w:szCs w:val="28"/>
+          <w:lang w:val="en-US"/>
+        </w:rPr>
+        <w:t xml:space="preserve">обеспечить возможность распределённого запуска тестов с использованием Selenium Grid; </w:t>
+      </w:r>
+    </w:p>
+    <w:p>
+      <w:pPr>
+        <w:numPr>
+          <w:ilvl w:val="0"/>
+          <w:numId w:val="24"/>
+        </w:numPr>
+        <w:spacing w:line="360" w:lineRule="auto"/>
+        <w:ind w:left="420" w:leftChars="0" w:hanging="420" w:firstLineChars="0"/>
+        <w:jc w:val="both"/>
+        <w:rPr>
+          <w:rFonts w:hint="default" w:ascii="Times New Roman" w:hAnsi="Times New Roman" w:cs="Times New Roman"/>
+          <w:b w:val="0"/>
+          <w:bCs w:val="0"/>
+          <w:i w:val="0"/>
+          <w:iCs w:val="0"/>
+          <w:sz w:val="28"/>
+          <w:szCs w:val="28"/>
+          <w:lang w:val="en-US"/>
+        </w:rPr>
+      </w:pPr>
+      <w:r>
+        <w:rPr>
+          <w:rFonts w:hint="default" w:ascii="Times New Roman" w:hAnsi="Times New Roman" w:cs="Times New Roman"/>
+          <w:b w:val="0"/>
+          <w:bCs w:val="0"/>
+          <w:i w:val="0"/>
+          <w:iCs w:val="0"/>
+          <w:sz w:val="28"/>
+          <w:szCs w:val="28"/>
+          <w:lang w:val="en-US"/>
+        </w:rPr>
+        <w:t xml:space="preserve">реализовать контейнеризацию тестовой инфраструктуры с использованием Docker; </w:t>
+      </w:r>
+    </w:p>
+    <w:p>
+      <w:pPr>
+        <w:numPr>
+          <w:ilvl w:val="0"/>
+          <w:numId w:val="24"/>
+        </w:numPr>
+        <w:spacing w:line="360" w:lineRule="auto"/>
+        <w:ind w:left="420" w:leftChars="0" w:hanging="420" w:firstLineChars="0"/>
+        <w:jc w:val="both"/>
+        <w:rPr>
+          <w:rFonts w:hint="default" w:ascii="Times New Roman" w:hAnsi="Times New Roman" w:cs="Times New Roman"/>
+          <w:b w:val="0"/>
+          <w:bCs w:val="0"/>
+          <w:i w:val="0"/>
+          <w:iCs w:val="0"/>
+          <w:sz w:val="28"/>
+          <w:szCs w:val="28"/>
+          <w:lang w:val="en-US"/>
+        </w:rPr>
+      </w:pPr>
+      <w:r>
+        <w:rPr>
+          <w:rFonts w:hint="default" w:ascii="Times New Roman" w:hAnsi="Times New Roman" w:cs="Times New Roman"/>
+          <w:b w:val="0"/>
+          <w:bCs w:val="0"/>
+          <w:i w:val="0"/>
+          <w:iCs w:val="0"/>
+          <w:sz w:val="28"/>
+          <w:szCs w:val="28"/>
+          <w:lang w:val="en-US"/>
+        </w:rPr>
+        <w:t xml:space="preserve">обеспечить централизованное управление запуском тестов; </w:t>
+      </w:r>
+    </w:p>
+    <w:p>
+      <w:pPr>
+        <w:numPr>
+          <w:ilvl w:val="0"/>
+          <w:numId w:val="24"/>
+        </w:numPr>
+        <w:spacing w:line="360" w:lineRule="auto"/>
+        <w:ind w:left="420" w:leftChars="0" w:hanging="420" w:firstLineChars="0"/>
+        <w:jc w:val="both"/>
+        <w:rPr>
+          <w:rFonts w:hint="default" w:ascii="Times New Roman" w:hAnsi="Times New Roman" w:cs="Times New Roman"/>
+          <w:b w:val="0"/>
+          <w:bCs w:val="0"/>
+          <w:i w:val="0"/>
+          <w:iCs w:val="0"/>
+          <w:sz w:val="28"/>
+          <w:szCs w:val="28"/>
+          <w:lang w:val="en-US"/>
+        </w:rPr>
+      </w:pPr>
+      <w:r>
+        <w:rPr>
+          <w:rFonts w:hint="default" w:ascii="Times New Roman" w:hAnsi="Times New Roman" w:cs="Times New Roman"/>
+          <w:b w:val="0"/>
+          <w:bCs w:val="0"/>
+          <w:i w:val="0"/>
+          <w:iCs w:val="0"/>
+          <w:sz w:val="28"/>
+          <w:szCs w:val="28"/>
+          <w:lang w:val="en-US"/>
+        </w:rPr>
+        <w:t xml:space="preserve">реализовать механизм формирования отчётности о результатах тестирования; </w:t>
+      </w:r>
+    </w:p>
+    <w:p>
+      <w:pPr>
+        <w:numPr>
+          <w:ilvl w:val="0"/>
+          <w:numId w:val="24"/>
+        </w:numPr>
+        <w:spacing w:line="360" w:lineRule="auto"/>
+        <w:ind w:left="420" w:leftChars="0" w:hanging="420" w:firstLineChars="0"/>
+        <w:jc w:val="both"/>
+        <w:rPr>
+          <w:rFonts w:hint="default" w:ascii="Times New Roman" w:hAnsi="Times New Roman" w:cs="Times New Roman"/>
+          <w:b w:val="0"/>
+          <w:bCs w:val="0"/>
+          <w:i w:val="0"/>
+          <w:iCs w:val="0"/>
+          <w:sz w:val="28"/>
+          <w:szCs w:val="28"/>
+          <w:lang w:val="en-US"/>
+        </w:rPr>
+      </w:pPr>
+      <w:r>
+        <w:rPr>
+          <w:rFonts w:hint="default" w:ascii="Times New Roman" w:hAnsi="Times New Roman" w:cs="Times New Roman"/>
+          <w:b w:val="0"/>
+          <w:bCs w:val="0"/>
+          <w:i w:val="0"/>
+          <w:iCs w:val="0"/>
+          <w:sz w:val="28"/>
+          <w:szCs w:val="28"/>
+          <w:lang w:val="en-US"/>
+        </w:rPr>
+        <w:t xml:space="preserve">обеспечить масштабируемость и расширяемость тестового фреймворка; </w:t>
+      </w:r>
+    </w:p>
+    <w:p>
+      <w:pPr>
+        <w:numPr>
+          <w:ilvl w:val="0"/>
+          <w:numId w:val="24"/>
+        </w:numPr>
+        <w:spacing w:line="360" w:lineRule="auto"/>
+        <w:ind w:left="420" w:leftChars="0" w:hanging="420" w:firstLineChars="0"/>
+        <w:jc w:val="both"/>
+        <w:rPr>
+          <w:rFonts w:hint="default" w:ascii="Times New Roman" w:hAnsi="Times New Roman" w:cs="Times New Roman"/>
+          <w:b w:val="0"/>
+          <w:bCs w:val="0"/>
+          <w:i w:val="0"/>
+          <w:iCs w:val="0"/>
+          <w:sz w:val="28"/>
+          <w:szCs w:val="28"/>
+          <w:lang w:val="en-US"/>
+        </w:rPr>
+      </w:pPr>
+      <w:r>
+        <w:rPr>
+          <w:rFonts w:hint="default" w:ascii="Times New Roman" w:hAnsi="Times New Roman" w:cs="Times New Roman"/>
+          <w:b w:val="0"/>
+          <w:bCs w:val="0"/>
+          <w:i w:val="0"/>
+          <w:iCs w:val="0"/>
+          <w:sz w:val="28"/>
+          <w:szCs w:val="28"/>
+          <w:lang w:val="en-US"/>
+        </w:rPr>
+        <w:t>повысить стабильность выполнения UI-тестов за счёт использования архитектурных шаблонов и централизованного управления WebDriver.</w:t>
+      </w:r>
+    </w:p>
+    <w:p>
+      <w:pPr>
+        <w:numPr>
+          <w:numId w:val="0"/>
+        </w:numPr>
+        <w:spacing w:after="160" w:line="360" w:lineRule="auto"/>
+        <w:ind w:firstLine="708" w:firstLineChars="0"/>
+        <w:jc w:val="both"/>
+        <w:rPr>
+          <w:rFonts w:hint="default" w:ascii="Times New Roman" w:hAnsi="Times New Roman" w:cs="Times New Roman"/>
+          <w:b w:val="0"/>
+          <w:bCs w:val="0"/>
+          <w:i w:val="0"/>
+          <w:iCs w:val="0"/>
+          <w:sz w:val="28"/>
+          <w:szCs w:val="28"/>
+          <w:lang w:val="en-US"/>
+        </w:rPr>
+      </w:pPr>
+      <w:r>
+        <w:rPr>
+          <w:rFonts w:hint="default" w:ascii="Times New Roman" w:hAnsi="Times New Roman" w:cs="Times New Roman"/>
+          <w:b w:val="0"/>
+          <w:bCs w:val="0"/>
+          <w:i w:val="0"/>
+          <w:iCs w:val="0"/>
+          <w:sz w:val="28"/>
+          <w:szCs w:val="28"/>
+          <w:lang w:val="en-US"/>
+        </w:rPr>
+        <w:t>Одной из ключевых задач разработки фреймворка является сокращение времени регрессионного тестирования. При увеличении количества тестовых сценариев последовательное выполнение тестов приводит к значительным временным затратам. Для решения данной проблемы в проектируемой системе предусматривается поддержка параллельного и распределённого запуска тестов с использованием Selenium Grid.</w:t>
+      </w:r>
+    </w:p>
+    <w:p>
+      <w:pPr>
+        <w:numPr>
+          <w:numId w:val="0"/>
+        </w:numPr>
+        <w:spacing w:after="160" w:line="360" w:lineRule="auto"/>
+        <w:ind w:firstLine="708" w:firstLineChars="0"/>
+        <w:jc w:val="both"/>
+        <w:rPr>
+          <w:rFonts w:hint="default" w:ascii="Times New Roman" w:hAnsi="Times New Roman" w:cs="Times New Roman"/>
+          <w:b w:val="0"/>
+          <w:bCs w:val="0"/>
+          <w:i w:val="0"/>
+          <w:iCs w:val="0"/>
+          <w:sz w:val="28"/>
+          <w:szCs w:val="28"/>
+          <w:lang w:val="en-US"/>
+        </w:rPr>
+      </w:pPr>
+      <w:r>
+        <w:rPr>
+          <w:rFonts w:hint="default" w:ascii="Times New Roman" w:hAnsi="Times New Roman" w:cs="Times New Roman"/>
+          <w:b w:val="0"/>
+          <w:bCs w:val="0"/>
+          <w:i w:val="0"/>
+          <w:iCs w:val="0"/>
+          <w:sz w:val="28"/>
+          <w:szCs w:val="28"/>
+          <w:lang w:val="en-US"/>
+        </w:rPr>
+        <w:t>Дополнительной задачей является повышение стабильности проверки пользовательского интерфейса. UI-тестирование характеризуется высокой зависимостью от состояния веб-интерфейса, структуры DOM-элементов и особенностей работы браузеров. В связи с этим при проектировании фреймворка особое внимание уделяется вопросам переиспользования компонентов, централизованного управления драйверами и разделения тестовой логики.</w:t>
+      </w:r>
+    </w:p>
+    <w:p>
+      <w:pPr>
+        <w:numPr>
+          <w:numId w:val="0"/>
+        </w:numPr>
+        <w:spacing w:after="160" w:line="360" w:lineRule="auto"/>
+        <w:ind w:firstLine="708" w:firstLineChars="0"/>
+        <w:jc w:val="both"/>
+        <w:rPr>
+          <w:rFonts w:hint="default" w:ascii="Times New Roman" w:hAnsi="Times New Roman" w:cs="Times New Roman"/>
+          <w:b w:val="0"/>
+          <w:bCs w:val="0"/>
+          <w:i w:val="0"/>
+          <w:iCs w:val="0"/>
+          <w:sz w:val="28"/>
+          <w:szCs w:val="28"/>
+          <w:lang w:val="en-US"/>
+        </w:rPr>
+      </w:pPr>
+      <w:r>
+        <w:rPr>
+          <w:rFonts w:hint="default" w:ascii="Times New Roman" w:hAnsi="Times New Roman" w:cs="Times New Roman"/>
+          <w:b w:val="0"/>
+          <w:bCs w:val="0"/>
+          <w:i w:val="0"/>
+          <w:iCs w:val="0"/>
+          <w:sz w:val="28"/>
+          <w:szCs w:val="28"/>
+          <w:lang w:val="en-US"/>
+        </w:rPr>
+        <w:t>Также важным требованием к системе является возможность масштабирования тестовой инфраструктуры. Разрабатываемый фреймворк должен обеспечивать возможность подключения дополнительных browser-node для увеличения количества одновременно выполняемых тестов без необходимости изменения архитектуры системы.</w:t>
+      </w:r>
+    </w:p>
+    <w:p>
+      <w:pPr>
+        <w:numPr>
+          <w:numId w:val="0"/>
+        </w:numPr>
+        <w:spacing w:after="160" w:line="360" w:lineRule="auto"/>
+        <w:ind w:firstLine="708" w:firstLineChars="0"/>
+        <w:jc w:val="both"/>
+        <w:rPr>
+          <w:rFonts w:hint="default" w:ascii="Times New Roman" w:hAnsi="Times New Roman" w:cs="Times New Roman"/>
+          <w:b w:val="0"/>
+          <w:bCs w:val="0"/>
+          <w:i w:val="0"/>
+          <w:iCs w:val="0"/>
+          <w:sz w:val="28"/>
+          <w:szCs w:val="28"/>
+          <w:lang w:val="en-US"/>
+        </w:rPr>
+      </w:pPr>
+      <w:r>
+        <w:rPr>
+          <w:rFonts w:hint="default" w:ascii="Times New Roman" w:hAnsi="Times New Roman" w:cs="Times New Roman"/>
+          <w:b w:val="0"/>
+          <w:bCs w:val="0"/>
+          <w:i w:val="0"/>
+          <w:iCs w:val="0"/>
+          <w:sz w:val="28"/>
+          <w:szCs w:val="28"/>
+          <w:lang w:val="en-US"/>
+        </w:rPr>
+        <w:t>Для упрощения анализа результатов тестирования в составе фреймворка предусматривается механизм автоматической генерации отчётности. Формируемые отчёты должны содержать информацию о выполненных тестовых сценариях, результатах прохождения тестов, возникающих ошибках и времени выполнения тестов. Это позволяет упростить анализ качества программного продукта и ускорить процесс обнаружения дефектов.</w:t>
+      </w:r>
+    </w:p>
+    <w:p>
+      <w:pPr>
+        <w:numPr>
+          <w:numId w:val="0"/>
+        </w:numPr>
+        <w:spacing w:after="160" w:line="360" w:lineRule="auto"/>
+        <w:ind w:firstLine="708" w:firstLineChars="0"/>
+        <w:jc w:val="both"/>
+        <w:rPr>
+          <w:rFonts w:hint="default" w:ascii="Times New Roman" w:hAnsi="Times New Roman" w:cs="Times New Roman"/>
+          <w:b w:val="0"/>
+          <w:bCs w:val="0"/>
+          <w:i w:val="0"/>
+          <w:iCs w:val="0"/>
+          <w:sz w:val="28"/>
+          <w:szCs w:val="28"/>
+          <w:lang w:val="en-US"/>
+        </w:rPr>
+      </w:pPr>
+      <w:r>
+        <w:rPr>
+          <w:rFonts w:hint="default" w:ascii="Times New Roman" w:hAnsi="Times New Roman" w:cs="Times New Roman"/>
+          <w:b w:val="0"/>
+          <w:bCs w:val="0"/>
+          <w:i w:val="0"/>
+          <w:iCs w:val="0"/>
+          <w:sz w:val="28"/>
+          <w:szCs w:val="28"/>
+          <w:lang w:val="en-US"/>
+        </w:rPr>
+        <w:t>Таким образом, проектируемый фреймворк автоматизации тестирования должен обеспечить повышение эффективности процесса UI-тестирования веб-приложений, снижение трудозатрат на выполнение регрессионных проверок и создание масштабируемой инфраструктуры автоматизированного тестирования.</w:t>
+      </w:r>
+    </w:p>
+    <w:p>
+      <w:pPr>
+        <w:numPr>
+          <w:numId w:val="0"/>
+        </w:numPr>
+        <w:spacing w:after="160" w:line="360" w:lineRule="auto"/>
+        <w:ind w:firstLine="708" w:firstLineChars="0"/>
+        <w:jc w:val="both"/>
+        <w:rPr>
+          <w:rFonts w:hint="default" w:ascii="Times New Roman" w:hAnsi="Times New Roman" w:cs="Times New Roman"/>
+          <w:b w:val="0"/>
+          <w:bCs w:val="0"/>
+          <w:i w:val="0"/>
+          <w:iCs w:val="0"/>
+          <w:sz w:val="28"/>
+          <w:szCs w:val="28"/>
+          <w:lang w:val="en-US"/>
+        </w:rPr>
+      </w:pPr>
+    </w:p>
+    <w:p>
+      <w:pPr>
+        <w:spacing w:line="360" w:lineRule="auto"/>
+        <w:jc w:val="both"/>
+        <w:rPr>
+          <w:rFonts w:hint="default" w:ascii="Times New Roman" w:hAnsi="Times New Roman" w:cs="Times New Roman"/>
+          <w:b/>
+          <w:bCs/>
+          <w:i w:val="0"/>
+          <w:iCs w:val="0"/>
+          <w:sz w:val="28"/>
+          <w:szCs w:val="28"/>
+          <w:lang w:val="en-US"/>
+        </w:rPr>
+      </w:pPr>
+      <w:r>
+        <w:rPr>
+          <w:rFonts w:hint="default" w:ascii="Times New Roman" w:hAnsi="Times New Roman" w:cs="Times New Roman"/>
+          <w:b/>
+          <w:bCs/>
+          <w:i w:val="0"/>
+          <w:iCs w:val="0"/>
+          <w:sz w:val="28"/>
+          <w:szCs w:val="28"/>
+          <w:lang w:val="ru-RU"/>
+        </w:rPr>
+        <w:t>2</w:t>
+      </w:r>
+      <w:r>
+        <w:rPr>
+          <w:rFonts w:hint="default" w:ascii="Times New Roman" w:hAnsi="Times New Roman" w:cs="Times New Roman"/>
+          <w:b/>
+          <w:bCs/>
+          <w:i w:val="0"/>
+          <w:iCs w:val="0"/>
+          <w:sz w:val="28"/>
+          <w:szCs w:val="28"/>
+          <w:lang w:val="en-US"/>
+        </w:rPr>
+        <w:t>.1.</w:t>
+      </w:r>
+      <w:r>
+        <w:rPr>
+          <w:rFonts w:hint="default" w:ascii="Times New Roman" w:hAnsi="Times New Roman" w:cs="Times New Roman"/>
+          <w:b/>
+          <w:bCs/>
+          <w:i w:val="0"/>
+          <w:iCs w:val="0"/>
+          <w:sz w:val="28"/>
+          <w:szCs w:val="28"/>
+          <w:lang w:val="ru-RU"/>
+        </w:rPr>
+        <w:t>2</w:t>
+      </w:r>
+      <w:r>
+        <w:rPr>
+          <w:rFonts w:hint="default" w:ascii="Times New Roman" w:hAnsi="Times New Roman" w:cs="Times New Roman"/>
+          <w:b/>
+          <w:bCs/>
+          <w:i w:val="0"/>
+          <w:iCs w:val="0"/>
+          <w:sz w:val="28"/>
+          <w:szCs w:val="28"/>
+          <w:lang w:val="en-US"/>
+        </w:rPr>
+        <w:t>. Требования к архитектуре тестового фреймворка</w:t>
+      </w:r>
+    </w:p>
+    <w:p>
+      <w:pPr>
+        <w:spacing w:line="360" w:lineRule="auto"/>
+        <w:jc w:val="both"/>
+        <w:rPr>
+          <w:rFonts w:hint="default" w:ascii="Times New Roman" w:hAnsi="Times New Roman" w:cs="Times New Roman"/>
+          <w:b w:val="0"/>
+          <w:bCs w:val="0"/>
+          <w:i w:val="0"/>
+          <w:iCs w:val="0"/>
+          <w:sz w:val="28"/>
+          <w:szCs w:val="28"/>
+          <w:lang w:val="en-US"/>
+        </w:rPr>
+      </w:pPr>
+      <w:r>
+        <w:rPr>
+          <w:rFonts w:hint="default" w:ascii="Times New Roman" w:hAnsi="Times New Roman" w:cs="Times New Roman"/>
+          <w:b w:val="0"/>
+          <w:bCs w:val="0"/>
+          <w:i w:val="0"/>
+          <w:iCs w:val="0"/>
+          <w:sz w:val="28"/>
+          <w:szCs w:val="28"/>
+          <w:lang w:val="en-US"/>
+        </w:rPr>
+        <w:tab/>
+      </w:r>
+      <w:r>
+        <w:rPr>
+          <w:rFonts w:hint="default" w:ascii="Times New Roman" w:hAnsi="Times New Roman" w:cs="Times New Roman"/>
+          <w:b w:val="0"/>
+          <w:bCs w:val="0"/>
+          <w:i w:val="0"/>
+          <w:iCs w:val="0"/>
+          <w:sz w:val="28"/>
+          <w:szCs w:val="28"/>
+          <w:lang w:val="en-US"/>
+        </w:rPr>
+        <w:t xml:space="preserve">При разработке фреймворка автоматизации UI-тестирования для веб-приложения </w:t>
+      </w:r>
+      <w:r>
+        <w:rPr>
+          <w:rFonts w:hint="default" w:ascii="Times New Roman" w:hAnsi="Times New Roman" w:cs="Times New Roman"/>
+          <w:b w:val="0"/>
+          <w:bCs w:val="0"/>
+          <w:i w:val="0"/>
+          <w:iCs w:val="0"/>
+          <w:sz w:val="28"/>
+          <w:szCs w:val="28"/>
+          <w:lang w:val="en-US"/>
+        </w:rPr>
+        <w:fldChar w:fldCharType="begin"/>
+      </w:r>
+      <w:r>
+        <w:rPr>
+          <w:rFonts w:hint="default" w:ascii="Times New Roman" w:hAnsi="Times New Roman" w:cs="Times New Roman"/>
+          <w:b w:val="0"/>
+          <w:bCs w:val="0"/>
+          <w:i w:val="0"/>
+          <w:iCs w:val="0"/>
+          <w:sz w:val="28"/>
+          <w:szCs w:val="28"/>
+          <w:lang w:val="en-US"/>
+        </w:rPr>
+        <w:instrText xml:space="preserve"> HYPERLINK "https://www.saucedemo.com?utm_source=chatgpt.com" \t "_blank" </w:instrText>
+      </w:r>
+      <w:r>
+        <w:rPr>
+          <w:rFonts w:hint="default" w:ascii="Times New Roman" w:hAnsi="Times New Roman" w:cs="Times New Roman"/>
+          <w:b w:val="0"/>
+          <w:bCs w:val="0"/>
+          <w:i w:val="0"/>
+          <w:iCs w:val="0"/>
+          <w:sz w:val="28"/>
+          <w:szCs w:val="28"/>
+          <w:lang w:val="en-US"/>
+        </w:rPr>
+        <w:fldChar w:fldCharType="separate"/>
+      </w:r>
+      <w:r>
+        <w:rPr>
+          <w:rFonts w:hint="default" w:ascii="Times New Roman" w:hAnsi="Times New Roman" w:cs="Times New Roman"/>
+          <w:b w:val="0"/>
+          <w:bCs w:val="0"/>
+          <w:i w:val="0"/>
+          <w:iCs w:val="0"/>
+          <w:sz w:val="28"/>
+          <w:szCs w:val="28"/>
+          <w:lang w:val="en-US"/>
+        </w:rPr>
+        <w:t>SauceDemo</w:t>
+      </w:r>
+      <w:r>
+        <w:rPr>
+          <w:rFonts w:hint="default" w:ascii="Times New Roman" w:hAnsi="Times New Roman" w:cs="Times New Roman"/>
+          <w:b w:val="0"/>
+          <w:bCs w:val="0"/>
+          <w:i w:val="0"/>
+          <w:iCs w:val="0"/>
+          <w:sz w:val="28"/>
+          <w:szCs w:val="28"/>
+          <w:lang w:val="en-US"/>
+        </w:rPr>
+        <w:fldChar w:fldCharType="end"/>
+      </w:r>
+      <w:r>
+        <w:rPr>
+          <w:rFonts w:hint="default" w:ascii="Times New Roman" w:hAnsi="Times New Roman" w:cs="Times New Roman"/>
+          <w:b w:val="0"/>
+          <w:bCs w:val="0"/>
+          <w:i w:val="0"/>
+          <w:iCs w:val="0"/>
+          <w:sz w:val="28"/>
+          <w:szCs w:val="28"/>
+          <w:lang w:val="en-US"/>
+        </w:rPr>
+        <w:t xml:space="preserve"> особое внимание уделялось проектированию архитектуры системы автоматизированного тестирования. Архитектура фреймворка оказывает непосредственное влияние на стабильность выполнения тестов, удобство сопровождения проекта, возможность масштабирования тестовой инфраструктуры и скорость разработки новых тестовых сценариев.</w:t>
+      </w:r>
+      <w:bookmarkStart w:id="1" w:name="_GoBack"/>
+      <w:bookmarkEnd w:id="1"/>
+    </w:p>
+    <w:p>
+      <w:pPr>
+        <w:spacing w:line="360" w:lineRule="auto"/>
+        <w:jc w:val="both"/>
+        <w:rPr>
+          <w:rFonts w:hint="default" w:ascii="Times New Roman" w:hAnsi="Times New Roman" w:cs="Times New Roman"/>
+          <w:b w:val="0"/>
+          <w:bCs w:val="0"/>
+          <w:i w:val="0"/>
+          <w:iCs w:val="0"/>
+          <w:sz w:val="28"/>
+          <w:szCs w:val="28"/>
+          <w:lang w:val="en-US"/>
+        </w:rPr>
+      </w:pPr>
+      <w:r>
+        <w:rPr>
+          <w:rFonts w:hint="default" w:ascii="Times New Roman" w:hAnsi="Times New Roman" w:cs="Times New Roman"/>
+          <w:b w:val="0"/>
+          <w:bCs w:val="0"/>
+          <w:i w:val="0"/>
+          <w:iCs w:val="0"/>
+          <w:sz w:val="28"/>
+          <w:szCs w:val="28"/>
+          <w:lang w:val="en-US"/>
+        </w:rPr>
+        <w:t>В процессе проектирования были сформированы основные требования к архитектуре разрабатываемого тестового фреймворка.</w:t>
+      </w:r>
+    </w:p>
+    <w:p>
+      <w:pPr>
+        <w:spacing w:line="360" w:lineRule="auto"/>
+        <w:jc w:val="both"/>
+        <w:rPr>
+          <w:rFonts w:hint="default" w:ascii="Times New Roman" w:hAnsi="Times New Roman" w:cs="Times New Roman"/>
+          <w:b/>
+          <w:bCs/>
+          <w:i w:val="0"/>
+          <w:iCs w:val="0"/>
+          <w:sz w:val="28"/>
+          <w:szCs w:val="28"/>
+          <w:lang w:val="en-US"/>
+        </w:rPr>
+      </w:pPr>
+      <w:r>
+        <w:rPr>
+          <w:rFonts w:hint="default" w:ascii="Times New Roman" w:hAnsi="Times New Roman" w:cs="Times New Roman"/>
+          <w:b/>
+          <w:bCs/>
+          <w:i w:val="0"/>
+          <w:iCs w:val="0"/>
+          <w:sz w:val="28"/>
+          <w:szCs w:val="28"/>
+          <w:lang w:val="en-US"/>
+        </w:rPr>
+        <w:t>Модульность</w:t>
+      </w:r>
+    </w:p>
+    <w:p>
+      <w:pPr>
+        <w:spacing w:line="360" w:lineRule="auto"/>
+        <w:ind w:firstLine="708" w:firstLineChars="0"/>
+        <w:jc w:val="both"/>
+        <w:rPr>
+          <w:rFonts w:hint="default" w:ascii="Times New Roman" w:hAnsi="Times New Roman" w:cs="Times New Roman"/>
+          <w:b w:val="0"/>
+          <w:bCs w:val="0"/>
+          <w:i w:val="0"/>
+          <w:iCs w:val="0"/>
+          <w:sz w:val="28"/>
+          <w:szCs w:val="28"/>
+          <w:lang w:val="en-US"/>
+        </w:rPr>
+      </w:pPr>
+      <w:r>
+        <w:rPr>
+          <w:rFonts w:hint="default" w:ascii="Times New Roman" w:hAnsi="Times New Roman" w:cs="Times New Roman"/>
+          <w:b w:val="0"/>
+          <w:bCs w:val="0"/>
+          <w:i w:val="0"/>
+          <w:iCs w:val="0"/>
+          <w:sz w:val="28"/>
+          <w:szCs w:val="28"/>
+          <w:lang w:val="en-US"/>
+        </w:rPr>
+        <w:t>Одним из ключевых требований является модульность архитектуры. Фреймворк должен состоять из отдельных логически независимых компонентов, отвечающих за выполнение конкретных задач. Разделение системы на модули позволяет упростить сопровождение проекта, повысить читаемость кода и снизить уровень связанности между компонентами.</w:t>
+      </w:r>
+    </w:p>
+    <w:p>
+      <w:pPr>
+        <w:spacing w:line="360" w:lineRule="auto"/>
+        <w:ind w:firstLine="708" w:firstLineChars="0"/>
+        <w:jc w:val="both"/>
+        <w:rPr>
+          <w:rFonts w:hint="default" w:ascii="Times New Roman" w:hAnsi="Times New Roman" w:cs="Times New Roman"/>
+          <w:b w:val="0"/>
+          <w:bCs w:val="0"/>
+          <w:i w:val="0"/>
+          <w:iCs w:val="0"/>
+          <w:sz w:val="28"/>
+          <w:szCs w:val="28"/>
+          <w:lang w:val="en-US"/>
+        </w:rPr>
+      </w:pPr>
+      <w:r>
+        <w:rPr>
+          <w:rFonts w:hint="default" w:ascii="Times New Roman" w:hAnsi="Times New Roman" w:cs="Times New Roman"/>
+          <w:b w:val="0"/>
+          <w:bCs w:val="0"/>
+          <w:i w:val="0"/>
+          <w:iCs w:val="0"/>
+          <w:sz w:val="28"/>
+          <w:szCs w:val="28"/>
+          <w:lang w:val="en-US"/>
+        </w:rPr>
+        <w:t>В рамках разрабатываемого решения отдельные модули отвечают за:</w:t>
+      </w:r>
+    </w:p>
+    <w:p>
+      <w:pPr>
+        <w:numPr>
+          <w:ilvl w:val="0"/>
+          <w:numId w:val="24"/>
+        </w:numPr>
+        <w:spacing w:line="360" w:lineRule="auto"/>
+        <w:ind w:left="420" w:leftChars="0" w:hanging="420" w:firstLineChars="0"/>
+        <w:jc w:val="both"/>
+        <w:rPr>
+          <w:rFonts w:hint="default" w:ascii="Times New Roman" w:hAnsi="Times New Roman" w:cs="Times New Roman"/>
+          <w:b w:val="0"/>
+          <w:bCs w:val="0"/>
+          <w:i w:val="0"/>
+          <w:iCs w:val="0"/>
+          <w:sz w:val="28"/>
+          <w:szCs w:val="28"/>
+          <w:lang w:val="en-US"/>
+        </w:rPr>
+      </w:pPr>
+      <w:r>
+        <w:rPr>
+          <w:rFonts w:hint="default" w:ascii="Times New Roman" w:hAnsi="Times New Roman" w:cs="Times New Roman"/>
+          <w:b w:val="0"/>
+          <w:bCs w:val="0"/>
+          <w:i w:val="0"/>
+          <w:iCs w:val="0"/>
+          <w:sz w:val="28"/>
+          <w:szCs w:val="28"/>
+          <w:lang w:val="en-US"/>
+        </w:rPr>
+        <w:t xml:space="preserve">управление браузерами и WebDriver; </w:t>
+      </w:r>
+    </w:p>
+    <w:p>
+      <w:pPr>
+        <w:numPr>
+          <w:ilvl w:val="0"/>
+          <w:numId w:val="24"/>
+        </w:numPr>
+        <w:spacing w:line="360" w:lineRule="auto"/>
+        <w:ind w:left="420" w:leftChars="0" w:hanging="420" w:firstLineChars="0"/>
+        <w:jc w:val="both"/>
+        <w:rPr>
+          <w:rFonts w:hint="default" w:ascii="Times New Roman" w:hAnsi="Times New Roman" w:cs="Times New Roman"/>
+          <w:b w:val="0"/>
+          <w:bCs w:val="0"/>
+          <w:i w:val="0"/>
+          <w:iCs w:val="0"/>
+          <w:sz w:val="28"/>
+          <w:szCs w:val="28"/>
+          <w:lang w:val="en-US"/>
+        </w:rPr>
+      </w:pPr>
+      <w:r>
+        <w:rPr>
+          <w:rFonts w:hint="default" w:ascii="Times New Roman" w:hAnsi="Times New Roman" w:cs="Times New Roman"/>
+          <w:b w:val="0"/>
+          <w:bCs w:val="0"/>
+          <w:i w:val="0"/>
+          <w:iCs w:val="0"/>
+          <w:sz w:val="28"/>
+          <w:szCs w:val="28"/>
+          <w:lang w:val="en-US"/>
+        </w:rPr>
+        <w:t xml:space="preserve">хранение тестовых данных; </w:t>
+      </w:r>
+    </w:p>
+    <w:p>
+      <w:pPr>
+        <w:numPr>
+          <w:ilvl w:val="0"/>
+          <w:numId w:val="24"/>
+        </w:numPr>
+        <w:spacing w:line="360" w:lineRule="auto"/>
+        <w:ind w:left="420" w:leftChars="0" w:hanging="420" w:firstLineChars="0"/>
+        <w:jc w:val="both"/>
+        <w:rPr>
+          <w:rFonts w:hint="default" w:ascii="Times New Roman" w:hAnsi="Times New Roman" w:cs="Times New Roman"/>
+          <w:b w:val="0"/>
+          <w:bCs w:val="0"/>
+          <w:i w:val="0"/>
+          <w:iCs w:val="0"/>
+          <w:sz w:val="28"/>
+          <w:szCs w:val="28"/>
+          <w:lang w:val="en-US"/>
+        </w:rPr>
+      </w:pPr>
+      <w:r>
+        <w:rPr>
+          <w:rFonts w:hint="default" w:ascii="Times New Roman" w:hAnsi="Times New Roman" w:cs="Times New Roman"/>
+          <w:b w:val="0"/>
+          <w:bCs w:val="0"/>
+          <w:i w:val="0"/>
+          <w:iCs w:val="0"/>
+          <w:sz w:val="28"/>
+          <w:szCs w:val="28"/>
+          <w:lang w:val="en-US"/>
+        </w:rPr>
+        <w:t xml:space="preserve">реализацию Page Object классов; </w:t>
+      </w:r>
+    </w:p>
+    <w:p>
+      <w:pPr>
+        <w:numPr>
+          <w:ilvl w:val="0"/>
+          <w:numId w:val="24"/>
+        </w:numPr>
+        <w:spacing w:line="360" w:lineRule="auto"/>
+        <w:ind w:left="420" w:leftChars="0" w:hanging="420" w:firstLineChars="0"/>
+        <w:jc w:val="both"/>
+        <w:rPr>
+          <w:rFonts w:hint="default" w:ascii="Times New Roman" w:hAnsi="Times New Roman" w:cs="Times New Roman"/>
+          <w:b w:val="0"/>
+          <w:bCs w:val="0"/>
+          <w:i w:val="0"/>
+          <w:iCs w:val="0"/>
+          <w:sz w:val="28"/>
+          <w:szCs w:val="28"/>
+          <w:lang w:val="en-US"/>
+        </w:rPr>
+      </w:pPr>
+      <w:r>
+        <w:rPr>
+          <w:rFonts w:hint="default" w:ascii="Times New Roman" w:hAnsi="Times New Roman" w:cs="Times New Roman"/>
+          <w:b w:val="0"/>
+          <w:bCs w:val="0"/>
+          <w:i w:val="0"/>
+          <w:iCs w:val="0"/>
+          <w:sz w:val="28"/>
+          <w:szCs w:val="28"/>
+          <w:lang w:val="en-US"/>
+        </w:rPr>
+        <w:t xml:space="preserve">выполнение тестовых сценариев; </w:t>
+      </w:r>
+    </w:p>
+    <w:p>
+      <w:pPr>
+        <w:numPr>
+          <w:ilvl w:val="0"/>
+          <w:numId w:val="24"/>
+        </w:numPr>
+        <w:spacing w:line="360" w:lineRule="auto"/>
+        <w:ind w:left="420" w:leftChars="0" w:hanging="420" w:firstLineChars="0"/>
+        <w:jc w:val="both"/>
+        <w:rPr>
+          <w:rFonts w:hint="default" w:ascii="Times New Roman" w:hAnsi="Times New Roman" w:cs="Times New Roman"/>
+          <w:b w:val="0"/>
+          <w:bCs w:val="0"/>
+          <w:i w:val="0"/>
+          <w:iCs w:val="0"/>
+          <w:sz w:val="28"/>
+          <w:szCs w:val="28"/>
+          <w:lang w:val="en-US"/>
+        </w:rPr>
+      </w:pPr>
+      <w:r>
+        <w:rPr>
+          <w:rFonts w:hint="default" w:ascii="Times New Roman" w:hAnsi="Times New Roman" w:cs="Times New Roman"/>
+          <w:b w:val="0"/>
+          <w:bCs w:val="0"/>
+          <w:i w:val="0"/>
+          <w:iCs w:val="0"/>
+          <w:sz w:val="28"/>
+          <w:szCs w:val="28"/>
+          <w:lang w:val="en-US"/>
+        </w:rPr>
+        <w:t xml:space="preserve">генерацию отчётности; </w:t>
+      </w:r>
+    </w:p>
+    <w:p>
+      <w:pPr>
+        <w:numPr>
+          <w:ilvl w:val="0"/>
+          <w:numId w:val="24"/>
+        </w:numPr>
+        <w:spacing w:line="360" w:lineRule="auto"/>
+        <w:ind w:left="420" w:leftChars="0" w:hanging="420" w:firstLineChars="0"/>
+        <w:jc w:val="both"/>
+        <w:rPr>
+          <w:rFonts w:hint="default" w:ascii="Times New Roman" w:hAnsi="Times New Roman" w:cs="Times New Roman"/>
+          <w:b w:val="0"/>
+          <w:bCs w:val="0"/>
+          <w:i w:val="0"/>
+          <w:iCs w:val="0"/>
+          <w:sz w:val="28"/>
+          <w:szCs w:val="28"/>
+          <w:lang w:val="en-US"/>
+        </w:rPr>
+      </w:pPr>
+      <w:r>
+        <w:rPr>
+          <w:rFonts w:hint="default" w:ascii="Times New Roman" w:hAnsi="Times New Roman" w:cs="Times New Roman"/>
+          <w:b w:val="0"/>
+          <w:bCs w:val="0"/>
+          <w:i w:val="0"/>
+          <w:iCs w:val="0"/>
+          <w:sz w:val="28"/>
+          <w:szCs w:val="28"/>
+          <w:lang w:val="en-US"/>
+        </w:rPr>
+        <w:t xml:space="preserve">обработку конфигурационных параметров; </w:t>
+      </w:r>
+    </w:p>
+    <w:p>
+      <w:pPr>
+        <w:numPr>
+          <w:ilvl w:val="0"/>
+          <w:numId w:val="24"/>
+        </w:numPr>
+        <w:spacing w:line="360" w:lineRule="auto"/>
+        <w:ind w:left="420" w:leftChars="0" w:hanging="420" w:firstLineChars="0"/>
+        <w:jc w:val="both"/>
+        <w:rPr>
+          <w:rFonts w:hint="default" w:ascii="Times New Roman" w:hAnsi="Times New Roman" w:cs="Times New Roman"/>
+          <w:b w:val="0"/>
+          <w:bCs w:val="0"/>
+          <w:i w:val="0"/>
+          <w:iCs w:val="0"/>
+          <w:sz w:val="28"/>
+          <w:szCs w:val="28"/>
+          <w:lang w:val="en-US"/>
+        </w:rPr>
+      </w:pPr>
+      <w:r>
+        <w:rPr>
+          <w:rFonts w:hint="default" w:ascii="Times New Roman" w:hAnsi="Times New Roman" w:cs="Times New Roman"/>
+          <w:b w:val="0"/>
+          <w:bCs w:val="0"/>
+          <w:i w:val="0"/>
+          <w:iCs w:val="0"/>
+          <w:sz w:val="28"/>
+          <w:szCs w:val="28"/>
+          <w:lang w:val="en-US"/>
+        </w:rPr>
+        <w:t>интеграцию с Selenium Grid.</w:t>
+      </w:r>
+    </w:p>
+    <w:p>
+      <w:pPr>
+        <w:numPr>
+          <w:numId w:val="0"/>
+        </w:numPr>
+        <w:spacing w:after="160" w:line="360" w:lineRule="auto"/>
+        <w:ind w:firstLine="708" w:firstLineChars="0"/>
+        <w:jc w:val="both"/>
+        <w:rPr>
+          <w:rFonts w:hint="default" w:ascii="Times New Roman" w:hAnsi="Times New Roman" w:cs="Times New Roman"/>
+          <w:b w:val="0"/>
+          <w:bCs w:val="0"/>
+          <w:i w:val="0"/>
+          <w:iCs w:val="0"/>
+          <w:sz w:val="28"/>
+          <w:szCs w:val="28"/>
+          <w:lang w:val="en-US"/>
+        </w:rPr>
+      </w:pPr>
+      <w:r>
+        <w:rPr>
+          <w:rFonts w:hint="default" w:ascii="Times New Roman" w:hAnsi="Times New Roman" w:cs="Times New Roman"/>
+          <w:b w:val="0"/>
+          <w:bCs w:val="0"/>
+          <w:i w:val="0"/>
+          <w:iCs w:val="0"/>
+          <w:sz w:val="28"/>
+          <w:szCs w:val="28"/>
+          <w:lang w:val="en-US"/>
+        </w:rPr>
+        <w:t>Подобный подход позволяет изменять или расширять отдельные части системы без необходимости переработки всего фреймворка.</w:t>
+      </w:r>
+    </w:p>
+    <w:p>
+      <w:pPr>
+        <w:numPr>
+          <w:numId w:val="0"/>
+        </w:numPr>
+        <w:spacing w:after="160" w:line="360" w:lineRule="auto"/>
+        <w:jc w:val="both"/>
+        <w:rPr>
+          <w:rFonts w:hint="default" w:ascii="Times New Roman" w:hAnsi="Times New Roman" w:cs="Times New Roman"/>
+          <w:b/>
+          <w:bCs/>
+          <w:i w:val="0"/>
+          <w:iCs w:val="0"/>
+          <w:sz w:val="28"/>
+          <w:szCs w:val="28"/>
+          <w:lang w:val="en-US"/>
+        </w:rPr>
+      </w:pPr>
+      <w:r>
+        <w:rPr>
+          <w:rFonts w:hint="default" w:ascii="Times New Roman" w:hAnsi="Times New Roman" w:cs="Times New Roman"/>
+          <w:b/>
+          <w:bCs/>
+          <w:i w:val="0"/>
+          <w:iCs w:val="0"/>
+          <w:sz w:val="28"/>
+          <w:szCs w:val="28"/>
+          <w:lang w:val="en-US"/>
+        </w:rPr>
+        <w:t>Расширяемость</w:t>
+      </w:r>
+    </w:p>
+    <w:p>
+      <w:pPr>
+        <w:numPr>
+          <w:numId w:val="0"/>
+        </w:numPr>
+        <w:spacing w:after="160" w:line="360" w:lineRule="auto"/>
+        <w:ind w:firstLine="708" w:firstLineChars="0"/>
+        <w:jc w:val="both"/>
+        <w:rPr>
+          <w:rFonts w:hint="default" w:ascii="Times New Roman" w:hAnsi="Times New Roman" w:cs="Times New Roman"/>
+          <w:b w:val="0"/>
+          <w:bCs w:val="0"/>
+          <w:i w:val="0"/>
+          <w:iCs w:val="0"/>
+          <w:sz w:val="28"/>
+          <w:szCs w:val="28"/>
+          <w:lang w:val="en-US"/>
+        </w:rPr>
+      </w:pPr>
+      <w:r>
+        <w:rPr>
+          <w:rFonts w:hint="default" w:ascii="Times New Roman" w:hAnsi="Times New Roman" w:cs="Times New Roman"/>
+          <w:b w:val="0"/>
+          <w:bCs w:val="0"/>
+          <w:i w:val="0"/>
+          <w:iCs w:val="0"/>
+          <w:sz w:val="28"/>
+          <w:szCs w:val="28"/>
+          <w:lang w:val="en-US"/>
+        </w:rPr>
+        <w:t>Архитектура фреймворка должна обеспечивать возможность дальнейшего расширения функциональности системы. При увеличении количества тестовых сценариев или подключении новых модулей веб-приложения структура проекта не должна требовать существенных изменений.</w:t>
+      </w:r>
+    </w:p>
+    <w:p>
+      <w:pPr>
+        <w:numPr>
+          <w:numId w:val="0"/>
+        </w:numPr>
+        <w:spacing w:after="160" w:line="360" w:lineRule="auto"/>
+        <w:ind w:firstLine="708" w:firstLineChars="0"/>
+        <w:jc w:val="both"/>
+        <w:rPr>
+          <w:rFonts w:hint="default" w:ascii="Times New Roman" w:hAnsi="Times New Roman" w:cs="Times New Roman"/>
+          <w:b w:val="0"/>
+          <w:bCs w:val="0"/>
+          <w:i w:val="0"/>
+          <w:iCs w:val="0"/>
+          <w:sz w:val="28"/>
+          <w:szCs w:val="28"/>
+          <w:lang w:val="en-US"/>
+        </w:rPr>
+      </w:pPr>
+      <w:r>
+        <w:rPr>
+          <w:rFonts w:hint="default" w:ascii="Times New Roman" w:hAnsi="Times New Roman" w:cs="Times New Roman"/>
+          <w:b w:val="0"/>
+          <w:bCs w:val="0"/>
+          <w:i w:val="0"/>
+          <w:iCs w:val="0"/>
+          <w:sz w:val="28"/>
+          <w:szCs w:val="28"/>
+          <w:lang w:val="en-US"/>
+        </w:rPr>
+        <w:t>Требование расширяемости особенно важно для проектов автоматизированного тестирования, поскольку количество тестов и поддерживаемых браузеров со временем увеличивается. В разрабатываемом фреймворке возможность расширения обеспечивается за счёт:</w:t>
+      </w:r>
+    </w:p>
+    <w:p>
+      <w:pPr>
+        <w:numPr>
+          <w:ilvl w:val="0"/>
+          <w:numId w:val="24"/>
+        </w:numPr>
+        <w:spacing w:after="160" w:line="360" w:lineRule="auto"/>
+        <w:ind w:left="420" w:leftChars="0" w:hanging="420" w:firstLineChars="0"/>
+        <w:jc w:val="both"/>
+        <w:rPr>
+          <w:rFonts w:hint="default" w:ascii="Times New Roman" w:hAnsi="Times New Roman" w:cs="Times New Roman"/>
+          <w:b w:val="0"/>
+          <w:bCs w:val="0"/>
+          <w:i w:val="0"/>
+          <w:iCs w:val="0"/>
+          <w:sz w:val="28"/>
+          <w:szCs w:val="28"/>
+          <w:lang w:val="en-US"/>
+        </w:rPr>
+      </w:pPr>
+      <w:r>
+        <w:rPr>
+          <w:rFonts w:hint="default" w:ascii="Times New Roman" w:hAnsi="Times New Roman" w:cs="Times New Roman"/>
+          <w:b w:val="0"/>
+          <w:bCs w:val="0"/>
+          <w:i w:val="0"/>
+          <w:iCs w:val="0"/>
+          <w:sz w:val="28"/>
+          <w:szCs w:val="28"/>
+          <w:lang w:val="en-US"/>
+        </w:rPr>
+        <w:t xml:space="preserve">использования шаблона проектирования Page Object Model; </w:t>
+      </w:r>
+    </w:p>
+    <w:p>
+      <w:pPr>
+        <w:numPr>
+          <w:ilvl w:val="0"/>
+          <w:numId w:val="24"/>
+        </w:numPr>
+        <w:spacing w:after="160" w:line="360" w:lineRule="auto"/>
+        <w:ind w:left="420" w:leftChars="0" w:hanging="420" w:firstLineChars="0"/>
+        <w:jc w:val="both"/>
+        <w:rPr>
+          <w:rFonts w:hint="default" w:ascii="Times New Roman" w:hAnsi="Times New Roman" w:cs="Times New Roman"/>
+          <w:b w:val="0"/>
+          <w:bCs w:val="0"/>
+          <w:i w:val="0"/>
+          <w:iCs w:val="0"/>
+          <w:sz w:val="28"/>
+          <w:szCs w:val="28"/>
+          <w:lang w:val="en-US"/>
+        </w:rPr>
+      </w:pPr>
+      <w:r>
+        <w:rPr>
+          <w:rFonts w:hint="default" w:ascii="Times New Roman" w:hAnsi="Times New Roman" w:cs="Times New Roman"/>
+          <w:b w:val="0"/>
+          <w:bCs w:val="0"/>
+          <w:i w:val="0"/>
+          <w:iCs w:val="0"/>
+          <w:sz w:val="28"/>
+          <w:szCs w:val="28"/>
+          <w:lang w:val="en-US"/>
+        </w:rPr>
+        <w:t xml:space="preserve">централизованного управления драйверами; </w:t>
+      </w:r>
+    </w:p>
+    <w:p>
+      <w:pPr>
+        <w:numPr>
+          <w:ilvl w:val="0"/>
+          <w:numId w:val="24"/>
+        </w:numPr>
+        <w:spacing w:after="160" w:line="360" w:lineRule="auto"/>
+        <w:ind w:left="420" w:leftChars="0" w:hanging="420" w:firstLineChars="0"/>
+        <w:jc w:val="both"/>
+        <w:rPr>
+          <w:rFonts w:hint="default" w:ascii="Times New Roman" w:hAnsi="Times New Roman" w:cs="Times New Roman"/>
+          <w:b w:val="0"/>
+          <w:bCs w:val="0"/>
+          <w:i w:val="0"/>
+          <w:iCs w:val="0"/>
+          <w:sz w:val="28"/>
+          <w:szCs w:val="28"/>
+          <w:lang w:val="en-US"/>
+        </w:rPr>
+      </w:pPr>
+      <w:r>
+        <w:rPr>
+          <w:rFonts w:hint="default" w:ascii="Times New Roman" w:hAnsi="Times New Roman" w:cs="Times New Roman"/>
+          <w:b w:val="0"/>
+          <w:bCs w:val="0"/>
+          <w:i w:val="0"/>
+          <w:iCs w:val="0"/>
+          <w:sz w:val="28"/>
+          <w:szCs w:val="28"/>
+          <w:lang w:val="en-US"/>
+        </w:rPr>
+        <w:t xml:space="preserve">разделения тестовой логики и логики взаимодействия со страницами; </w:t>
+      </w:r>
+    </w:p>
+    <w:p>
+      <w:pPr>
+        <w:numPr>
+          <w:ilvl w:val="0"/>
+          <w:numId w:val="24"/>
+        </w:numPr>
+        <w:spacing w:after="160" w:line="360" w:lineRule="auto"/>
+        <w:ind w:left="420" w:leftChars="0" w:hanging="420" w:firstLineChars="0"/>
+        <w:jc w:val="both"/>
+        <w:rPr>
+          <w:rFonts w:hint="default" w:ascii="Times New Roman" w:hAnsi="Times New Roman" w:cs="Times New Roman"/>
+          <w:b w:val="0"/>
+          <w:bCs w:val="0"/>
+          <w:i w:val="0"/>
+          <w:iCs w:val="0"/>
+          <w:sz w:val="28"/>
+          <w:szCs w:val="28"/>
+          <w:lang w:val="en-US"/>
+        </w:rPr>
+      </w:pPr>
+      <w:r>
+        <w:rPr>
+          <w:rFonts w:hint="default" w:ascii="Times New Roman" w:hAnsi="Times New Roman" w:cs="Times New Roman"/>
+          <w:b w:val="0"/>
+          <w:bCs w:val="0"/>
+          <w:i w:val="0"/>
+          <w:iCs w:val="0"/>
+          <w:sz w:val="28"/>
+          <w:szCs w:val="28"/>
+          <w:lang w:val="en-US"/>
+        </w:rPr>
+        <w:t>использования базовых классов и вспомогательных компонентов.</w:t>
+      </w:r>
+    </w:p>
+    <w:p>
+      <w:pPr>
+        <w:numPr>
+          <w:numId w:val="0"/>
+        </w:numPr>
+        <w:spacing w:after="160" w:line="360" w:lineRule="auto"/>
+        <w:ind w:firstLine="708" w:firstLineChars="0"/>
+        <w:jc w:val="both"/>
+        <w:rPr>
+          <w:rFonts w:hint="default" w:ascii="Times New Roman" w:hAnsi="Times New Roman" w:cs="Times New Roman"/>
+          <w:b w:val="0"/>
+          <w:bCs w:val="0"/>
+          <w:i w:val="0"/>
+          <w:iCs w:val="0"/>
+          <w:sz w:val="28"/>
+          <w:szCs w:val="28"/>
+          <w:lang w:val="en-US"/>
+        </w:rPr>
+      </w:pPr>
+      <w:r>
+        <w:rPr>
+          <w:rFonts w:hint="default" w:ascii="Times New Roman" w:hAnsi="Times New Roman" w:cs="Times New Roman"/>
+          <w:b w:val="0"/>
+          <w:bCs w:val="0"/>
+          <w:i w:val="0"/>
+          <w:iCs w:val="0"/>
+          <w:sz w:val="28"/>
+          <w:szCs w:val="28"/>
+          <w:lang w:val="en-US"/>
+        </w:rPr>
+        <w:t>Это позволяет добавлять новые страницы, тестовые сценарии и конфигурации браузеров с минимальными изменениями существующего кода.</w:t>
+      </w:r>
+    </w:p>
+    <w:p>
+      <w:pPr>
+        <w:numPr>
+          <w:numId w:val="0"/>
+        </w:numPr>
+        <w:spacing w:after="160" w:line="360" w:lineRule="auto"/>
+        <w:jc w:val="both"/>
+        <w:rPr>
+          <w:rFonts w:hint="default" w:ascii="Times New Roman" w:hAnsi="Times New Roman" w:cs="Times New Roman"/>
+          <w:b/>
+          <w:bCs/>
+          <w:i w:val="0"/>
+          <w:iCs w:val="0"/>
+          <w:sz w:val="28"/>
+          <w:szCs w:val="28"/>
+          <w:lang w:val="en-US"/>
+        </w:rPr>
+      </w:pPr>
+      <w:r>
+        <w:rPr>
+          <w:rFonts w:hint="default" w:ascii="Times New Roman" w:hAnsi="Times New Roman" w:cs="Times New Roman"/>
+          <w:b/>
+          <w:bCs/>
+          <w:i w:val="0"/>
+          <w:iCs w:val="0"/>
+          <w:sz w:val="28"/>
+          <w:szCs w:val="28"/>
+          <w:lang w:val="en-US"/>
+        </w:rPr>
+        <w:t>Повторное использование компонентов</w:t>
+      </w:r>
+    </w:p>
+    <w:p>
+      <w:pPr>
+        <w:numPr>
+          <w:numId w:val="0"/>
+        </w:numPr>
+        <w:spacing w:after="160" w:line="360" w:lineRule="auto"/>
+        <w:ind w:firstLine="708" w:firstLineChars="0"/>
+        <w:jc w:val="both"/>
+        <w:rPr>
+          <w:rFonts w:hint="default" w:ascii="Times New Roman" w:hAnsi="Times New Roman" w:cs="Times New Roman"/>
+          <w:b w:val="0"/>
+          <w:bCs w:val="0"/>
+          <w:i w:val="0"/>
+          <w:iCs w:val="0"/>
+          <w:sz w:val="28"/>
+          <w:szCs w:val="28"/>
+          <w:lang w:val="en-US"/>
+        </w:rPr>
+      </w:pPr>
+      <w:r>
+        <w:rPr>
+          <w:rFonts w:hint="default" w:ascii="Times New Roman" w:hAnsi="Times New Roman" w:cs="Times New Roman"/>
+          <w:b w:val="0"/>
+          <w:bCs w:val="0"/>
+          <w:i w:val="0"/>
+          <w:iCs w:val="0"/>
+          <w:sz w:val="28"/>
+          <w:szCs w:val="28"/>
+          <w:lang w:val="en-US"/>
+        </w:rPr>
+        <w:t>Для уменьшения дублирования кода архитектура фреймворка должна обеспечивать повторное использование компонентов. В процессе разработки UI-тестов многие действия являются типовыми: открытие страниц, ожидание элементов, работа с браузером, авторизация пользователя и проверка состояний интерфейса.</w:t>
+      </w:r>
+    </w:p>
+    <w:p>
+      <w:pPr>
+        <w:numPr>
+          <w:numId w:val="0"/>
+        </w:numPr>
+        <w:spacing w:after="160" w:line="360" w:lineRule="auto"/>
+        <w:ind w:firstLine="708" w:firstLineChars="0"/>
+        <w:jc w:val="both"/>
+        <w:rPr>
+          <w:rFonts w:hint="default" w:ascii="Times New Roman" w:hAnsi="Times New Roman" w:cs="Times New Roman"/>
+          <w:b w:val="0"/>
+          <w:bCs w:val="0"/>
+          <w:i w:val="0"/>
+          <w:iCs w:val="0"/>
+          <w:sz w:val="28"/>
+          <w:szCs w:val="28"/>
+          <w:lang w:val="en-US"/>
+        </w:rPr>
+      </w:pPr>
+      <w:r>
+        <w:rPr>
+          <w:rFonts w:hint="default" w:ascii="Times New Roman" w:hAnsi="Times New Roman" w:cs="Times New Roman"/>
+          <w:b w:val="0"/>
+          <w:bCs w:val="0"/>
+          <w:i w:val="0"/>
+          <w:iCs w:val="0"/>
+          <w:sz w:val="28"/>
+          <w:szCs w:val="28"/>
+          <w:lang w:val="en-US"/>
+        </w:rPr>
+        <w:t>Повторное использование реализуется посредством:</w:t>
+      </w:r>
+    </w:p>
+    <w:p>
+      <w:pPr>
+        <w:numPr>
+          <w:ilvl w:val="0"/>
+          <w:numId w:val="24"/>
+        </w:numPr>
+        <w:spacing w:after="160" w:line="360" w:lineRule="auto"/>
+        <w:ind w:left="420" w:leftChars="0" w:hanging="420" w:firstLineChars="0"/>
+        <w:jc w:val="both"/>
+        <w:rPr>
+          <w:rFonts w:hint="default" w:ascii="Times New Roman" w:hAnsi="Times New Roman" w:cs="Times New Roman"/>
+          <w:b w:val="0"/>
+          <w:bCs w:val="0"/>
+          <w:i w:val="0"/>
+          <w:iCs w:val="0"/>
+          <w:sz w:val="28"/>
+          <w:szCs w:val="28"/>
+          <w:lang w:val="en-US"/>
+        </w:rPr>
+      </w:pPr>
+      <w:r>
+        <w:rPr>
+          <w:rFonts w:hint="default" w:ascii="Times New Roman" w:hAnsi="Times New Roman" w:cs="Times New Roman"/>
+          <w:b w:val="0"/>
+          <w:bCs w:val="0"/>
+          <w:i w:val="0"/>
+          <w:iCs w:val="0"/>
+          <w:sz w:val="28"/>
+          <w:szCs w:val="28"/>
+          <w:lang w:val="en-US"/>
+        </w:rPr>
+        <w:t xml:space="preserve">базовых классов страниц; </w:t>
+      </w:r>
+    </w:p>
+    <w:p>
+      <w:pPr>
+        <w:numPr>
+          <w:ilvl w:val="0"/>
+          <w:numId w:val="24"/>
+        </w:numPr>
+        <w:spacing w:after="160" w:line="360" w:lineRule="auto"/>
+        <w:ind w:left="420" w:leftChars="0" w:hanging="420" w:firstLineChars="0"/>
+        <w:jc w:val="both"/>
+        <w:rPr>
+          <w:rFonts w:hint="default" w:ascii="Times New Roman" w:hAnsi="Times New Roman" w:cs="Times New Roman"/>
+          <w:b w:val="0"/>
+          <w:bCs w:val="0"/>
+          <w:i w:val="0"/>
+          <w:iCs w:val="0"/>
+          <w:sz w:val="28"/>
+          <w:szCs w:val="28"/>
+          <w:lang w:val="en-US"/>
+        </w:rPr>
+      </w:pPr>
+      <w:r>
+        <w:rPr>
+          <w:rFonts w:hint="default" w:ascii="Times New Roman" w:hAnsi="Times New Roman" w:cs="Times New Roman"/>
+          <w:b w:val="0"/>
+          <w:bCs w:val="0"/>
+          <w:i w:val="0"/>
+          <w:iCs w:val="0"/>
+          <w:sz w:val="28"/>
+          <w:szCs w:val="28"/>
+          <w:lang w:val="en-US"/>
+        </w:rPr>
+        <w:t xml:space="preserve">общих utility-компонентов; </w:t>
+      </w:r>
+    </w:p>
+    <w:p>
+      <w:pPr>
+        <w:numPr>
+          <w:ilvl w:val="0"/>
+          <w:numId w:val="24"/>
+        </w:numPr>
+        <w:spacing w:after="160" w:line="360" w:lineRule="auto"/>
+        <w:ind w:left="420" w:leftChars="0" w:hanging="420" w:firstLineChars="0"/>
+        <w:jc w:val="both"/>
+        <w:rPr>
+          <w:rFonts w:hint="default" w:ascii="Times New Roman" w:hAnsi="Times New Roman" w:cs="Times New Roman"/>
+          <w:b w:val="0"/>
+          <w:bCs w:val="0"/>
+          <w:i w:val="0"/>
+          <w:iCs w:val="0"/>
+          <w:sz w:val="28"/>
+          <w:szCs w:val="28"/>
+          <w:lang w:val="en-US"/>
+        </w:rPr>
+      </w:pPr>
+      <w:r>
+        <w:rPr>
+          <w:rFonts w:hint="default" w:ascii="Times New Roman" w:hAnsi="Times New Roman" w:cs="Times New Roman"/>
+          <w:b w:val="0"/>
+          <w:bCs w:val="0"/>
+          <w:i w:val="0"/>
+          <w:iCs w:val="0"/>
+          <w:sz w:val="28"/>
+          <w:szCs w:val="28"/>
+          <w:lang w:val="en-US"/>
+        </w:rPr>
+        <w:t xml:space="preserve">универсальных методов взаимодействия с элементами интерфейса; </w:t>
+      </w:r>
+    </w:p>
+    <w:p>
+      <w:pPr>
+        <w:numPr>
+          <w:ilvl w:val="0"/>
+          <w:numId w:val="24"/>
+        </w:numPr>
+        <w:spacing w:after="160" w:line="360" w:lineRule="auto"/>
+        <w:ind w:left="420" w:leftChars="0" w:hanging="420" w:firstLineChars="0"/>
+        <w:jc w:val="both"/>
+        <w:rPr>
+          <w:rFonts w:hint="default" w:ascii="Times New Roman" w:hAnsi="Times New Roman" w:cs="Times New Roman"/>
+          <w:b w:val="0"/>
+          <w:bCs w:val="0"/>
+          <w:i w:val="0"/>
+          <w:iCs w:val="0"/>
+          <w:sz w:val="28"/>
+          <w:szCs w:val="28"/>
+          <w:lang w:val="en-US"/>
+        </w:rPr>
+      </w:pPr>
+      <w:r>
+        <w:rPr>
+          <w:rFonts w:hint="default" w:ascii="Times New Roman" w:hAnsi="Times New Roman" w:cs="Times New Roman"/>
+          <w:b w:val="0"/>
+          <w:bCs w:val="0"/>
+          <w:i w:val="0"/>
+          <w:iCs w:val="0"/>
+          <w:sz w:val="28"/>
+          <w:szCs w:val="28"/>
+          <w:lang w:val="en-US"/>
+        </w:rPr>
+        <w:t>централизованных механизмов ожиданий и конфигурации браузеров.</w:t>
+      </w:r>
+    </w:p>
+    <w:p>
+      <w:pPr>
+        <w:numPr>
+          <w:numId w:val="0"/>
+        </w:numPr>
+        <w:spacing w:after="160" w:line="360" w:lineRule="auto"/>
+        <w:ind w:firstLine="708" w:firstLineChars="0"/>
+        <w:jc w:val="both"/>
+        <w:rPr>
+          <w:rFonts w:hint="default" w:ascii="Times New Roman" w:hAnsi="Times New Roman" w:cs="Times New Roman"/>
+          <w:b w:val="0"/>
+          <w:bCs w:val="0"/>
+          <w:i w:val="0"/>
+          <w:iCs w:val="0"/>
+          <w:sz w:val="28"/>
+          <w:szCs w:val="28"/>
+          <w:lang w:val="en-US"/>
+        </w:rPr>
+      </w:pPr>
+      <w:r>
+        <w:rPr>
+          <w:rFonts w:hint="default" w:ascii="Times New Roman" w:hAnsi="Times New Roman" w:cs="Times New Roman"/>
+          <w:b w:val="0"/>
+          <w:bCs w:val="0"/>
+          <w:i w:val="0"/>
+          <w:iCs w:val="0"/>
+          <w:sz w:val="28"/>
+          <w:szCs w:val="28"/>
+          <w:lang w:val="en-US"/>
+        </w:rPr>
+        <w:t>Применение данного подхода позволяет уменьшить объём дублируемого кода, повысить стабильность тестов и упростить сопровождение проекта.</w:t>
+      </w:r>
+    </w:p>
+    <w:p>
+      <w:pPr>
+        <w:numPr>
+          <w:numId w:val="0"/>
+        </w:numPr>
+        <w:spacing w:after="160" w:line="360" w:lineRule="auto"/>
+        <w:jc w:val="both"/>
+        <w:rPr>
+          <w:rFonts w:hint="default" w:ascii="Times New Roman" w:hAnsi="Times New Roman" w:cs="Times New Roman"/>
+          <w:b/>
+          <w:bCs/>
+          <w:i w:val="0"/>
+          <w:iCs w:val="0"/>
+          <w:sz w:val="28"/>
+          <w:szCs w:val="28"/>
+          <w:lang w:val="en-US"/>
+        </w:rPr>
+      </w:pPr>
+      <w:r>
+        <w:rPr>
+          <w:rFonts w:hint="default" w:ascii="Times New Roman" w:hAnsi="Times New Roman" w:cs="Times New Roman"/>
+          <w:b/>
+          <w:bCs/>
+          <w:i w:val="0"/>
+          <w:iCs w:val="0"/>
+          <w:sz w:val="28"/>
+          <w:szCs w:val="28"/>
+          <w:lang w:val="en-US"/>
+        </w:rPr>
+        <w:t>Поддерживаемость</w:t>
+      </w:r>
+    </w:p>
+    <w:p>
+      <w:pPr>
+        <w:numPr>
+          <w:numId w:val="0"/>
+        </w:numPr>
+        <w:spacing w:after="160" w:line="360" w:lineRule="auto"/>
+        <w:ind w:firstLine="708" w:firstLineChars="0"/>
+        <w:jc w:val="both"/>
+        <w:rPr>
+          <w:rFonts w:hint="default" w:ascii="Times New Roman" w:hAnsi="Times New Roman" w:cs="Times New Roman"/>
+          <w:b w:val="0"/>
+          <w:bCs w:val="0"/>
+          <w:i w:val="0"/>
+          <w:iCs w:val="0"/>
+          <w:sz w:val="28"/>
+          <w:szCs w:val="28"/>
+          <w:lang w:val="en-US"/>
+        </w:rPr>
+      </w:pPr>
+      <w:r>
+        <w:rPr>
+          <w:rFonts w:hint="default" w:ascii="Times New Roman" w:hAnsi="Times New Roman" w:cs="Times New Roman"/>
+          <w:b w:val="0"/>
+          <w:bCs w:val="0"/>
+          <w:i w:val="0"/>
+          <w:iCs w:val="0"/>
+          <w:sz w:val="28"/>
+          <w:szCs w:val="28"/>
+          <w:lang w:val="en-US"/>
+        </w:rPr>
+        <w:t>Важным требованием к архитектуре тестового фреймворка является поддерживаемость. При изменении пользовательского интерфейса веб-приложения должна существовать возможность быстрого обновления тестов без необходимости изменения большого количества классов.</w:t>
+      </w:r>
+    </w:p>
+    <w:p>
+      <w:pPr>
+        <w:numPr>
+          <w:numId w:val="0"/>
+        </w:numPr>
+        <w:spacing w:after="160" w:line="360" w:lineRule="auto"/>
+        <w:ind w:firstLine="708" w:firstLineChars="0"/>
+        <w:jc w:val="both"/>
+        <w:rPr>
+          <w:rFonts w:hint="default" w:ascii="Times New Roman" w:hAnsi="Times New Roman" w:cs="Times New Roman"/>
+          <w:b w:val="0"/>
+          <w:bCs w:val="0"/>
+          <w:i w:val="0"/>
+          <w:iCs w:val="0"/>
+          <w:sz w:val="28"/>
+          <w:szCs w:val="28"/>
+          <w:lang w:val="en-US"/>
+        </w:rPr>
+      </w:pPr>
+      <w:r>
+        <w:rPr>
+          <w:rFonts w:hint="default" w:ascii="Times New Roman" w:hAnsi="Times New Roman" w:cs="Times New Roman"/>
+          <w:b w:val="0"/>
+          <w:bCs w:val="0"/>
+          <w:i w:val="0"/>
+          <w:iCs w:val="0"/>
+          <w:sz w:val="28"/>
+          <w:szCs w:val="28"/>
+          <w:lang w:val="en-US"/>
+        </w:rPr>
+        <w:t>Для повышения поддерживаемости в разрабатываемом фреймворке используется шаблон Page Object Model, обеспечивающий инкапсуляцию элементов интерфейса и методов взаимодействия со страницами. Благодаря этому изменения локаторов или структуры страниц вносятся централизованно в соответствующих Page Object классах, не затрагивая тестовые сценарии.</w:t>
+      </w:r>
+    </w:p>
+    <w:p>
+      <w:pPr>
+        <w:numPr>
+          <w:numId w:val="0"/>
+        </w:numPr>
+        <w:spacing w:after="160" w:line="360" w:lineRule="auto"/>
+        <w:ind w:firstLine="708" w:firstLineChars="0"/>
+        <w:jc w:val="both"/>
+        <w:rPr>
+          <w:rFonts w:hint="default" w:ascii="Times New Roman" w:hAnsi="Times New Roman" w:cs="Times New Roman"/>
+          <w:b w:val="0"/>
+          <w:bCs w:val="0"/>
+          <w:i w:val="0"/>
+          <w:iCs w:val="0"/>
+          <w:sz w:val="28"/>
+          <w:szCs w:val="28"/>
+          <w:lang w:val="en-US"/>
+        </w:rPr>
+      </w:pPr>
+      <w:r>
+        <w:rPr>
+          <w:rFonts w:hint="default" w:ascii="Times New Roman" w:hAnsi="Times New Roman" w:cs="Times New Roman"/>
+          <w:b w:val="0"/>
+          <w:bCs w:val="0"/>
+          <w:i w:val="0"/>
+          <w:iCs w:val="0"/>
+          <w:sz w:val="28"/>
+          <w:szCs w:val="28"/>
+          <w:lang w:val="en-US"/>
+        </w:rPr>
+        <w:t>Дополнительно поддерживаемость обеспечивается:</w:t>
+      </w:r>
+    </w:p>
+    <w:p>
+      <w:pPr>
+        <w:numPr>
+          <w:ilvl w:val="0"/>
+          <w:numId w:val="24"/>
+        </w:numPr>
+        <w:spacing w:after="160" w:line="360" w:lineRule="auto"/>
+        <w:ind w:left="420" w:leftChars="0" w:hanging="420" w:firstLineChars="0"/>
+        <w:jc w:val="both"/>
+        <w:rPr>
+          <w:rFonts w:hint="default" w:ascii="Times New Roman" w:hAnsi="Times New Roman" w:cs="Times New Roman"/>
+          <w:b w:val="0"/>
+          <w:bCs w:val="0"/>
+          <w:i w:val="0"/>
+          <w:iCs w:val="0"/>
+          <w:sz w:val="28"/>
+          <w:szCs w:val="28"/>
+          <w:lang w:val="en-US"/>
+        </w:rPr>
+      </w:pPr>
+      <w:r>
+        <w:rPr>
+          <w:rFonts w:hint="default" w:ascii="Times New Roman" w:hAnsi="Times New Roman" w:cs="Times New Roman"/>
+          <w:b w:val="0"/>
+          <w:bCs w:val="0"/>
+          <w:i w:val="0"/>
+          <w:iCs w:val="0"/>
+          <w:sz w:val="28"/>
+          <w:szCs w:val="28"/>
+          <w:lang w:val="en-US"/>
+        </w:rPr>
+        <w:t xml:space="preserve">единым стилем организации проекта; </w:t>
+      </w:r>
+    </w:p>
+    <w:p>
+      <w:pPr>
+        <w:numPr>
+          <w:ilvl w:val="0"/>
+          <w:numId w:val="24"/>
+        </w:numPr>
+        <w:spacing w:after="160" w:line="360" w:lineRule="auto"/>
+        <w:ind w:left="420" w:leftChars="0" w:hanging="420" w:firstLineChars="0"/>
+        <w:jc w:val="both"/>
+        <w:rPr>
+          <w:rFonts w:hint="default" w:ascii="Times New Roman" w:hAnsi="Times New Roman" w:cs="Times New Roman"/>
+          <w:b w:val="0"/>
+          <w:bCs w:val="0"/>
+          <w:i w:val="0"/>
+          <w:iCs w:val="0"/>
+          <w:sz w:val="28"/>
+          <w:szCs w:val="28"/>
+          <w:lang w:val="en-US"/>
+        </w:rPr>
+      </w:pPr>
+      <w:r>
+        <w:rPr>
+          <w:rFonts w:hint="default" w:ascii="Times New Roman" w:hAnsi="Times New Roman" w:cs="Times New Roman"/>
+          <w:b w:val="0"/>
+          <w:bCs w:val="0"/>
+          <w:i w:val="0"/>
+          <w:iCs w:val="0"/>
+          <w:sz w:val="28"/>
+          <w:szCs w:val="28"/>
+          <w:lang w:val="en-US"/>
+        </w:rPr>
+        <w:t xml:space="preserve">использованием базовых классов; </w:t>
+      </w:r>
+    </w:p>
+    <w:p>
+      <w:pPr>
+        <w:numPr>
+          <w:ilvl w:val="0"/>
+          <w:numId w:val="24"/>
+        </w:numPr>
+        <w:spacing w:after="160" w:line="360" w:lineRule="auto"/>
+        <w:ind w:left="420" w:leftChars="0" w:hanging="420" w:firstLineChars="0"/>
+        <w:jc w:val="both"/>
+        <w:rPr>
+          <w:rFonts w:hint="default" w:ascii="Times New Roman" w:hAnsi="Times New Roman" w:cs="Times New Roman"/>
+          <w:b w:val="0"/>
+          <w:bCs w:val="0"/>
+          <w:i w:val="0"/>
+          <w:iCs w:val="0"/>
+          <w:sz w:val="28"/>
+          <w:szCs w:val="28"/>
+          <w:lang w:val="en-US"/>
+        </w:rPr>
+      </w:pPr>
+      <w:r>
+        <w:rPr>
+          <w:rFonts w:hint="default" w:ascii="Times New Roman" w:hAnsi="Times New Roman" w:cs="Times New Roman"/>
+          <w:b w:val="0"/>
+          <w:bCs w:val="0"/>
+          <w:i w:val="0"/>
+          <w:iCs w:val="0"/>
+          <w:sz w:val="28"/>
+          <w:szCs w:val="28"/>
+          <w:lang w:val="en-US"/>
+        </w:rPr>
+        <w:t xml:space="preserve">централизованным хранением конфигурационных параметров; </w:t>
+      </w:r>
+    </w:p>
+    <w:p>
+      <w:pPr>
+        <w:numPr>
+          <w:ilvl w:val="0"/>
+          <w:numId w:val="24"/>
+        </w:numPr>
+        <w:spacing w:after="160" w:line="360" w:lineRule="auto"/>
+        <w:ind w:left="420" w:leftChars="0" w:hanging="420" w:firstLineChars="0"/>
+        <w:jc w:val="both"/>
+        <w:rPr>
+          <w:rFonts w:hint="default" w:ascii="Times New Roman" w:hAnsi="Times New Roman" w:cs="Times New Roman"/>
+          <w:b w:val="0"/>
+          <w:bCs w:val="0"/>
+          <w:i w:val="0"/>
+          <w:iCs w:val="0"/>
+          <w:sz w:val="28"/>
+          <w:szCs w:val="28"/>
+          <w:lang w:val="en-US"/>
+        </w:rPr>
+      </w:pPr>
+      <w:r>
+        <w:rPr>
+          <w:rFonts w:hint="default" w:ascii="Times New Roman" w:hAnsi="Times New Roman" w:cs="Times New Roman"/>
+          <w:b w:val="0"/>
+          <w:bCs w:val="0"/>
+          <w:i w:val="0"/>
+          <w:iCs w:val="0"/>
+          <w:sz w:val="28"/>
+          <w:szCs w:val="28"/>
+          <w:lang w:val="en-US"/>
+        </w:rPr>
+        <w:t>разделением тестов по функциональным модулям.</w:t>
+      </w:r>
+    </w:p>
+    <w:p>
+      <w:pPr>
+        <w:numPr>
+          <w:numId w:val="0"/>
+        </w:numPr>
+        <w:spacing w:after="160" w:line="360" w:lineRule="auto"/>
+        <w:jc w:val="both"/>
+        <w:rPr>
+          <w:rFonts w:hint="default" w:ascii="Times New Roman" w:hAnsi="Times New Roman" w:cs="Times New Roman"/>
+          <w:b/>
+          <w:bCs/>
+          <w:i w:val="0"/>
+          <w:iCs w:val="0"/>
+          <w:sz w:val="28"/>
+          <w:szCs w:val="28"/>
+          <w:lang w:val="en-US"/>
+        </w:rPr>
+      </w:pPr>
+      <w:r>
+        <w:rPr>
+          <w:rFonts w:hint="default" w:ascii="Times New Roman" w:hAnsi="Times New Roman" w:cs="Times New Roman"/>
+          <w:b/>
+          <w:bCs/>
+          <w:i w:val="0"/>
+          <w:iCs w:val="0"/>
+          <w:sz w:val="28"/>
+          <w:szCs w:val="28"/>
+          <w:lang w:val="en-US"/>
+        </w:rPr>
+        <w:t>Независимость тестов</w:t>
+      </w:r>
+    </w:p>
+    <w:p>
+      <w:pPr>
+        <w:numPr>
+          <w:numId w:val="0"/>
+        </w:numPr>
+        <w:spacing w:after="160" w:line="360" w:lineRule="auto"/>
+        <w:ind w:firstLine="708" w:firstLineChars="0"/>
+        <w:jc w:val="both"/>
+        <w:rPr>
+          <w:rFonts w:hint="default" w:ascii="Times New Roman" w:hAnsi="Times New Roman" w:cs="Times New Roman"/>
+          <w:b w:val="0"/>
+          <w:bCs w:val="0"/>
+          <w:i w:val="0"/>
+          <w:iCs w:val="0"/>
+          <w:sz w:val="28"/>
+          <w:szCs w:val="28"/>
+          <w:lang w:val="en-US"/>
+        </w:rPr>
+      </w:pPr>
+      <w:r>
+        <w:rPr>
+          <w:rFonts w:hint="default" w:ascii="Times New Roman" w:hAnsi="Times New Roman" w:cs="Times New Roman"/>
+          <w:b w:val="0"/>
+          <w:bCs w:val="0"/>
+          <w:i w:val="0"/>
+          <w:iCs w:val="0"/>
+          <w:sz w:val="28"/>
+          <w:szCs w:val="28"/>
+          <w:lang w:val="en-US"/>
+        </w:rPr>
+        <w:t>Одним из обязательных требований к системе автоматизированного тестирования является независимость тестовых сценариев. Каждый тест должен выполняться независимо от результатов выполнения других тестов и не должен изменять состояние системы таким образом, чтобы это влияло на последующие проверки.</w:t>
+      </w:r>
+    </w:p>
+    <w:p>
+      <w:pPr>
+        <w:numPr>
+          <w:numId w:val="0"/>
+        </w:numPr>
+        <w:spacing w:after="160" w:line="360" w:lineRule="auto"/>
+        <w:ind w:firstLine="708" w:firstLineChars="0"/>
+        <w:jc w:val="both"/>
+        <w:rPr>
+          <w:rFonts w:hint="default" w:ascii="Times New Roman" w:hAnsi="Times New Roman" w:cs="Times New Roman"/>
+          <w:b w:val="0"/>
+          <w:bCs w:val="0"/>
+          <w:i w:val="0"/>
+          <w:iCs w:val="0"/>
+          <w:sz w:val="28"/>
+          <w:szCs w:val="28"/>
+          <w:lang w:val="en-US"/>
+        </w:rPr>
+      </w:pPr>
+      <w:r>
+        <w:rPr>
+          <w:rFonts w:hint="default" w:ascii="Times New Roman" w:hAnsi="Times New Roman" w:cs="Times New Roman"/>
+          <w:b w:val="0"/>
+          <w:bCs w:val="0"/>
+          <w:i w:val="0"/>
+          <w:iCs w:val="0"/>
+          <w:sz w:val="28"/>
+          <w:szCs w:val="28"/>
+          <w:lang w:val="en-US"/>
+        </w:rPr>
+        <w:t>Независимость тестов особенно важна при использовании параллельного выполнения и распределённого запуска через Selenium Grid. Для обеспечения данного требования каждый тест:</w:t>
+      </w:r>
+    </w:p>
+    <w:p>
+      <w:pPr>
+        <w:numPr>
+          <w:ilvl w:val="0"/>
+          <w:numId w:val="24"/>
+        </w:numPr>
+        <w:spacing w:after="160" w:line="360" w:lineRule="auto"/>
+        <w:ind w:left="420" w:leftChars="0" w:hanging="420" w:firstLineChars="0"/>
+        <w:jc w:val="both"/>
+        <w:rPr>
+          <w:rFonts w:hint="default" w:ascii="Times New Roman" w:hAnsi="Times New Roman" w:cs="Times New Roman"/>
+          <w:b w:val="0"/>
+          <w:bCs w:val="0"/>
+          <w:i w:val="0"/>
+          <w:iCs w:val="0"/>
+          <w:sz w:val="28"/>
+          <w:szCs w:val="28"/>
+          <w:lang w:val="en-US"/>
+        </w:rPr>
+      </w:pPr>
+      <w:r>
+        <w:rPr>
+          <w:rFonts w:hint="default" w:ascii="Times New Roman" w:hAnsi="Times New Roman" w:cs="Times New Roman"/>
+          <w:b w:val="0"/>
+          <w:bCs w:val="0"/>
+          <w:i w:val="0"/>
+          <w:iCs w:val="0"/>
+          <w:sz w:val="28"/>
+          <w:szCs w:val="28"/>
+          <w:lang w:val="en-US"/>
+        </w:rPr>
+        <w:t xml:space="preserve">самостоятельно выполняет подготовку тестовых данных; </w:t>
+      </w:r>
+    </w:p>
+    <w:p>
+      <w:pPr>
+        <w:numPr>
+          <w:ilvl w:val="0"/>
+          <w:numId w:val="24"/>
+        </w:numPr>
+        <w:spacing w:after="160" w:line="360" w:lineRule="auto"/>
+        <w:ind w:left="420" w:leftChars="0" w:hanging="420" w:firstLineChars="0"/>
+        <w:jc w:val="both"/>
+        <w:rPr>
+          <w:rFonts w:hint="default" w:ascii="Times New Roman" w:hAnsi="Times New Roman" w:cs="Times New Roman"/>
+          <w:b w:val="0"/>
+          <w:bCs w:val="0"/>
+          <w:i w:val="0"/>
+          <w:iCs w:val="0"/>
+          <w:sz w:val="28"/>
+          <w:szCs w:val="28"/>
+          <w:lang w:val="en-US"/>
+        </w:rPr>
+      </w:pPr>
+      <w:r>
+        <w:rPr>
+          <w:rFonts w:hint="default" w:ascii="Times New Roman" w:hAnsi="Times New Roman" w:cs="Times New Roman"/>
+          <w:b w:val="0"/>
+          <w:bCs w:val="0"/>
+          <w:i w:val="0"/>
+          <w:iCs w:val="0"/>
+          <w:sz w:val="28"/>
+          <w:szCs w:val="28"/>
+          <w:lang w:val="en-US"/>
+        </w:rPr>
+        <w:t xml:space="preserve">создает собственную browser-session; </w:t>
+      </w:r>
+    </w:p>
+    <w:p>
+      <w:pPr>
+        <w:numPr>
+          <w:ilvl w:val="0"/>
+          <w:numId w:val="24"/>
+        </w:numPr>
+        <w:spacing w:after="160" w:line="360" w:lineRule="auto"/>
+        <w:ind w:left="420" w:leftChars="0" w:hanging="420" w:firstLineChars="0"/>
+        <w:jc w:val="both"/>
+        <w:rPr>
+          <w:rFonts w:hint="default" w:ascii="Times New Roman" w:hAnsi="Times New Roman" w:cs="Times New Roman"/>
+          <w:b w:val="0"/>
+          <w:bCs w:val="0"/>
+          <w:i w:val="0"/>
+          <w:iCs w:val="0"/>
+          <w:sz w:val="28"/>
+          <w:szCs w:val="28"/>
+          <w:lang w:val="en-US"/>
+        </w:rPr>
+      </w:pPr>
+      <w:r>
+        <w:rPr>
+          <w:rFonts w:hint="default" w:ascii="Times New Roman" w:hAnsi="Times New Roman" w:cs="Times New Roman"/>
+          <w:b w:val="0"/>
+          <w:bCs w:val="0"/>
+          <w:i w:val="0"/>
+          <w:iCs w:val="0"/>
+          <w:sz w:val="28"/>
+          <w:szCs w:val="28"/>
+          <w:lang w:val="en-US"/>
+        </w:rPr>
+        <w:t xml:space="preserve">выполняется в изолированном окружении; </w:t>
+      </w:r>
+    </w:p>
+    <w:p>
+      <w:pPr>
+        <w:numPr>
+          <w:ilvl w:val="0"/>
+          <w:numId w:val="24"/>
+        </w:numPr>
+        <w:spacing w:after="160" w:line="360" w:lineRule="auto"/>
+        <w:ind w:left="420" w:leftChars="0" w:hanging="420" w:firstLineChars="0"/>
+        <w:jc w:val="both"/>
+        <w:rPr>
+          <w:rFonts w:hint="default" w:ascii="Times New Roman" w:hAnsi="Times New Roman" w:cs="Times New Roman"/>
+          <w:b w:val="0"/>
+          <w:bCs w:val="0"/>
+          <w:i w:val="0"/>
+          <w:iCs w:val="0"/>
+          <w:sz w:val="28"/>
+          <w:szCs w:val="28"/>
+          <w:lang w:val="en-US"/>
+        </w:rPr>
+      </w:pPr>
+      <w:r>
+        <w:rPr>
+          <w:rFonts w:hint="default" w:ascii="Times New Roman" w:hAnsi="Times New Roman" w:cs="Times New Roman"/>
+          <w:b w:val="0"/>
+          <w:bCs w:val="0"/>
+          <w:i w:val="0"/>
+          <w:iCs w:val="0"/>
+          <w:sz w:val="28"/>
+          <w:szCs w:val="28"/>
+          <w:lang w:val="en-US"/>
+        </w:rPr>
+        <w:t>не зависит от порядка запуска других тестов.</w:t>
+      </w:r>
+    </w:p>
+    <w:p>
+      <w:pPr>
+        <w:numPr>
+          <w:numId w:val="0"/>
+        </w:numPr>
+        <w:spacing w:after="160" w:line="360" w:lineRule="auto"/>
+        <w:ind w:firstLine="708" w:firstLineChars="0"/>
+        <w:jc w:val="both"/>
+        <w:rPr>
+          <w:rFonts w:hint="default" w:ascii="Times New Roman" w:hAnsi="Times New Roman" w:cs="Times New Roman"/>
+          <w:b w:val="0"/>
+          <w:bCs w:val="0"/>
+          <w:i w:val="0"/>
+          <w:iCs w:val="0"/>
+          <w:sz w:val="28"/>
+          <w:szCs w:val="28"/>
+          <w:lang w:val="en-US"/>
+        </w:rPr>
+      </w:pPr>
+      <w:r>
+        <w:rPr>
+          <w:rFonts w:hint="default" w:ascii="Times New Roman" w:hAnsi="Times New Roman" w:cs="Times New Roman"/>
+          <w:b w:val="0"/>
+          <w:bCs w:val="0"/>
+          <w:i w:val="0"/>
+          <w:iCs w:val="0"/>
+          <w:sz w:val="28"/>
+          <w:szCs w:val="28"/>
+          <w:lang w:val="en-US"/>
+        </w:rPr>
+        <w:t>Подобный подход позволяет повысить стабильность тестового набора и обеспечить корректную работу многопоточного выполнения тестов.</w:t>
+      </w:r>
+    </w:p>
+    <w:p>
+      <w:pPr>
+        <w:numPr>
+          <w:numId w:val="0"/>
+        </w:numPr>
+        <w:spacing w:after="160" w:line="360" w:lineRule="auto"/>
+        <w:ind w:firstLine="708" w:firstLineChars="0"/>
+        <w:jc w:val="both"/>
+        <w:rPr>
+          <w:rFonts w:hint="default" w:ascii="Times New Roman" w:hAnsi="Times New Roman" w:cs="Times New Roman"/>
+          <w:b/>
+          <w:bCs/>
+          <w:i w:val="0"/>
+          <w:iCs w:val="0"/>
+          <w:sz w:val="28"/>
+          <w:szCs w:val="28"/>
+          <w:lang w:val="en-US"/>
+        </w:rPr>
+      </w:pPr>
+      <w:r>
+        <w:rPr>
+          <w:rFonts w:hint="default" w:ascii="Times New Roman" w:hAnsi="Times New Roman" w:cs="Times New Roman"/>
+          <w:b/>
+          <w:bCs/>
+          <w:i w:val="0"/>
+          <w:iCs w:val="0"/>
+          <w:sz w:val="28"/>
+          <w:szCs w:val="28"/>
+          <w:lang w:val="en-US"/>
+        </w:rPr>
+        <w:t>Удобство интеграции с CI/CD</w:t>
+      </w:r>
+    </w:p>
+    <w:p>
+      <w:pPr>
+        <w:numPr>
+          <w:numId w:val="0"/>
+        </w:numPr>
+        <w:spacing w:after="160" w:line="360" w:lineRule="auto"/>
+        <w:ind w:firstLine="708" w:firstLineChars="0"/>
+        <w:jc w:val="both"/>
+        <w:rPr>
+          <w:rFonts w:hint="default" w:ascii="Times New Roman" w:hAnsi="Times New Roman" w:cs="Times New Roman"/>
+          <w:b w:val="0"/>
+          <w:bCs w:val="0"/>
+          <w:i w:val="0"/>
+          <w:iCs w:val="0"/>
+          <w:sz w:val="28"/>
+          <w:szCs w:val="28"/>
+          <w:lang w:val="en-US"/>
+        </w:rPr>
+      </w:pPr>
+      <w:r>
+        <w:rPr>
+          <w:rFonts w:hint="default" w:ascii="Times New Roman" w:hAnsi="Times New Roman" w:cs="Times New Roman"/>
+          <w:b w:val="0"/>
+          <w:bCs w:val="0"/>
+          <w:i w:val="0"/>
+          <w:iCs w:val="0"/>
+          <w:sz w:val="28"/>
+          <w:szCs w:val="28"/>
+          <w:lang w:val="en-US"/>
+        </w:rPr>
+        <w:t>Современные процессы разработки программного обеспечения предполагают активное использование практик непрерывной интеграции и непрерывной поставки (CI/CD). В связи с этим архитектура тестового фреймворка должна обеспечивать возможность удобной интеграции с инструментами автоматической сборки и запуска тестов.</w:t>
+      </w:r>
+    </w:p>
+    <w:p>
+      <w:pPr>
+        <w:numPr>
+          <w:numId w:val="0"/>
+        </w:numPr>
+        <w:spacing w:after="160" w:line="360" w:lineRule="auto"/>
+        <w:ind w:firstLine="708" w:firstLineChars="0"/>
+        <w:jc w:val="both"/>
+        <w:rPr>
+          <w:rFonts w:hint="default" w:ascii="Times New Roman" w:hAnsi="Times New Roman" w:cs="Times New Roman"/>
+          <w:b w:val="0"/>
+          <w:bCs w:val="0"/>
+          <w:i w:val="0"/>
+          <w:iCs w:val="0"/>
+          <w:sz w:val="28"/>
+          <w:szCs w:val="28"/>
+          <w:lang w:val="en-US"/>
+        </w:rPr>
+      </w:pPr>
+      <w:r>
+        <w:rPr>
+          <w:rFonts w:hint="default" w:ascii="Times New Roman" w:hAnsi="Times New Roman" w:cs="Times New Roman"/>
+          <w:b w:val="0"/>
+          <w:bCs w:val="0"/>
+          <w:i w:val="0"/>
+          <w:iCs w:val="0"/>
+          <w:sz w:val="28"/>
+          <w:szCs w:val="28"/>
+          <w:lang w:val="en-US"/>
+        </w:rPr>
+        <w:t>Разрабатываемый фреймворк должен поддерживать:</w:t>
+      </w:r>
+    </w:p>
+    <w:p>
+      <w:pPr>
+        <w:numPr>
+          <w:ilvl w:val="0"/>
+          <w:numId w:val="24"/>
+        </w:numPr>
+        <w:spacing w:after="160" w:line="360" w:lineRule="auto"/>
+        <w:ind w:left="420" w:leftChars="0" w:hanging="420" w:firstLineChars="0"/>
+        <w:jc w:val="both"/>
+        <w:rPr>
+          <w:rFonts w:hint="default" w:ascii="Times New Roman" w:hAnsi="Times New Roman" w:cs="Times New Roman"/>
+          <w:b w:val="0"/>
+          <w:bCs w:val="0"/>
+          <w:i w:val="0"/>
+          <w:iCs w:val="0"/>
+          <w:sz w:val="28"/>
+          <w:szCs w:val="28"/>
+          <w:lang w:val="en-US"/>
+        </w:rPr>
+      </w:pPr>
+      <w:r>
+        <w:rPr>
+          <w:rFonts w:hint="default" w:ascii="Times New Roman" w:hAnsi="Times New Roman" w:cs="Times New Roman"/>
+          <w:b w:val="0"/>
+          <w:bCs w:val="0"/>
+          <w:i w:val="0"/>
+          <w:iCs w:val="0"/>
+          <w:sz w:val="28"/>
+          <w:szCs w:val="28"/>
+          <w:lang w:val="en-US"/>
+        </w:rPr>
+        <w:t xml:space="preserve">автоматический запуск тестов; </w:t>
+      </w:r>
+    </w:p>
+    <w:p>
+      <w:pPr>
+        <w:numPr>
+          <w:ilvl w:val="0"/>
+          <w:numId w:val="24"/>
+        </w:numPr>
+        <w:spacing w:after="160" w:line="360" w:lineRule="auto"/>
+        <w:ind w:left="420" w:leftChars="0" w:hanging="420" w:firstLineChars="0"/>
+        <w:jc w:val="both"/>
+        <w:rPr>
+          <w:rFonts w:hint="default" w:ascii="Times New Roman" w:hAnsi="Times New Roman" w:cs="Times New Roman"/>
+          <w:b w:val="0"/>
+          <w:bCs w:val="0"/>
+          <w:i w:val="0"/>
+          <w:iCs w:val="0"/>
+          <w:sz w:val="28"/>
+          <w:szCs w:val="28"/>
+          <w:lang w:val="en-US"/>
+        </w:rPr>
+      </w:pPr>
+      <w:r>
+        <w:rPr>
+          <w:rFonts w:hint="default" w:ascii="Times New Roman" w:hAnsi="Times New Roman" w:cs="Times New Roman"/>
+          <w:b w:val="0"/>
+          <w:bCs w:val="0"/>
+          <w:i w:val="0"/>
+          <w:iCs w:val="0"/>
+          <w:sz w:val="28"/>
+          <w:szCs w:val="28"/>
+          <w:lang w:val="en-US"/>
+        </w:rPr>
+        <w:t xml:space="preserve">выполнение тестов в контейнеризированной среде; </w:t>
+      </w:r>
+    </w:p>
+    <w:p>
+      <w:pPr>
+        <w:numPr>
+          <w:ilvl w:val="0"/>
+          <w:numId w:val="24"/>
+        </w:numPr>
+        <w:spacing w:after="160" w:line="360" w:lineRule="auto"/>
+        <w:ind w:left="420" w:leftChars="0" w:hanging="420" w:firstLineChars="0"/>
+        <w:jc w:val="both"/>
+        <w:rPr>
+          <w:rFonts w:hint="default" w:ascii="Times New Roman" w:hAnsi="Times New Roman" w:cs="Times New Roman"/>
+          <w:b w:val="0"/>
+          <w:bCs w:val="0"/>
+          <w:i w:val="0"/>
+          <w:iCs w:val="0"/>
+          <w:sz w:val="28"/>
+          <w:szCs w:val="28"/>
+          <w:lang w:val="en-US"/>
+        </w:rPr>
+      </w:pPr>
+      <w:r>
+        <w:rPr>
+          <w:rFonts w:hint="default" w:ascii="Times New Roman" w:hAnsi="Times New Roman" w:cs="Times New Roman"/>
+          <w:b w:val="0"/>
+          <w:bCs w:val="0"/>
+          <w:i w:val="0"/>
+          <w:iCs w:val="0"/>
+          <w:sz w:val="28"/>
+          <w:szCs w:val="28"/>
+          <w:lang w:val="en-US"/>
+        </w:rPr>
+        <w:t xml:space="preserve">генерацию отчётов после завершения тестирования; </w:t>
+      </w:r>
+    </w:p>
+    <w:p>
+      <w:pPr>
+        <w:numPr>
+          <w:ilvl w:val="0"/>
+          <w:numId w:val="24"/>
+        </w:numPr>
+        <w:spacing w:after="160" w:line="360" w:lineRule="auto"/>
+        <w:ind w:left="420" w:leftChars="0" w:hanging="420" w:firstLineChars="0"/>
+        <w:jc w:val="both"/>
+        <w:rPr>
+          <w:rFonts w:hint="default" w:ascii="Times New Roman" w:hAnsi="Times New Roman" w:cs="Times New Roman"/>
+          <w:b w:val="0"/>
+          <w:bCs w:val="0"/>
+          <w:i w:val="0"/>
+          <w:iCs w:val="0"/>
+          <w:sz w:val="28"/>
+          <w:szCs w:val="28"/>
+          <w:lang w:val="en-US"/>
+        </w:rPr>
+      </w:pPr>
+      <w:r>
+        <w:rPr>
+          <w:rFonts w:hint="default" w:ascii="Times New Roman" w:hAnsi="Times New Roman" w:cs="Times New Roman"/>
+          <w:b w:val="0"/>
+          <w:bCs w:val="0"/>
+          <w:i w:val="0"/>
+          <w:iCs w:val="0"/>
+          <w:sz w:val="28"/>
+          <w:szCs w:val="28"/>
+          <w:lang w:val="en-US"/>
+        </w:rPr>
+        <w:t xml:space="preserve">возможность запуска тестов в различных окружениях; </w:t>
+      </w:r>
+    </w:p>
+    <w:p>
+      <w:pPr>
+        <w:numPr>
+          <w:ilvl w:val="0"/>
+          <w:numId w:val="24"/>
+        </w:numPr>
+        <w:spacing w:after="160" w:line="360" w:lineRule="auto"/>
+        <w:ind w:left="420" w:leftChars="0" w:hanging="420" w:firstLineChars="0"/>
+        <w:jc w:val="both"/>
+        <w:rPr>
+          <w:rFonts w:hint="default" w:ascii="Times New Roman" w:hAnsi="Times New Roman" w:cs="Times New Roman"/>
+          <w:b w:val="0"/>
+          <w:bCs w:val="0"/>
+          <w:i w:val="0"/>
+          <w:iCs w:val="0"/>
+          <w:sz w:val="28"/>
+          <w:szCs w:val="28"/>
+          <w:lang w:val="en-US"/>
+        </w:rPr>
+      </w:pPr>
+      <w:r>
+        <w:rPr>
+          <w:rFonts w:hint="default" w:ascii="Times New Roman" w:hAnsi="Times New Roman" w:cs="Times New Roman"/>
+          <w:b w:val="0"/>
+          <w:bCs w:val="0"/>
+          <w:i w:val="0"/>
+          <w:iCs w:val="0"/>
+          <w:sz w:val="28"/>
+          <w:szCs w:val="28"/>
+          <w:lang w:val="en-US"/>
+        </w:rPr>
+        <w:t>интеграцию с системами CI/CD, включая Jenkins.</w:t>
+      </w:r>
+    </w:p>
+    <w:p>
+      <w:pPr>
+        <w:numPr>
+          <w:numId w:val="0"/>
+        </w:numPr>
+        <w:spacing w:after="160" w:line="360" w:lineRule="auto"/>
+        <w:ind w:firstLine="708" w:firstLineChars="0"/>
+        <w:jc w:val="both"/>
+        <w:rPr>
+          <w:rFonts w:hint="default" w:ascii="Times New Roman" w:hAnsi="Times New Roman" w:cs="Times New Roman"/>
+          <w:b w:val="0"/>
+          <w:bCs w:val="0"/>
+          <w:i w:val="0"/>
+          <w:iCs w:val="0"/>
+          <w:sz w:val="28"/>
+          <w:szCs w:val="28"/>
+          <w:lang w:val="en-US"/>
+        </w:rPr>
+      </w:pPr>
+      <w:r>
+        <w:rPr>
+          <w:rFonts w:hint="default" w:ascii="Times New Roman" w:hAnsi="Times New Roman" w:cs="Times New Roman"/>
+          <w:b w:val="0"/>
+          <w:bCs w:val="0"/>
+          <w:i w:val="0"/>
+          <w:iCs w:val="0"/>
+          <w:sz w:val="28"/>
+          <w:szCs w:val="28"/>
+          <w:lang w:val="en-US"/>
+        </w:rPr>
+        <w:t>Использование Docker и Selenium Grid позволяет обеспечить воспроизводимость среды выполнения тестов и упростить развёртывание тестовой инфраструктуры на различных машинах и серверах.</w:t>
+      </w:r>
+    </w:p>
+    <w:p>
+      <w:pPr>
+        <w:numPr>
+          <w:numId w:val="0"/>
+        </w:numPr>
+        <w:spacing w:after="160" w:line="360" w:lineRule="auto"/>
+        <w:ind w:firstLine="708" w:firstLineChars="0"/>
+        <w:jc w:val="both"/>
+        <w:rPr>
+          <w:rFonts w:hint="default" w:ascii="Times New Roman" w:hAnsi="Times New Roman" w:cs="Times New Roman"/>
+          <w:b w:val="0"/>
+          <w:bCs w:val="0"/>
+          <w:i w:val="0"/>
+          <w:iCs w:val="0"/>
+          <w:sz w:val="28"/>
+          <w:szCs w:val="28"/>
+          <w:lang w:val="en-US"/>
+        </w:rPr>
+      </w:pPr>
+      <w:r>
+        <w:rPr>
+          <w:rFonts w:hint="default" w:ascii="Times New Roman" w:hAnsi="Times New Roman" w:cs="Times New Roman"/>
+          <w:b w:val="0"/>
+          <w:bCs w:val="0"/>
+          <w:i w:val="0"/>
+          <w:iCs w:val="0"/>
+          <w:sz w:val="28"/>
+          <w:szCs w:val="28"/>
+          <w:lang w:val="en-US"/>
+        </w:rPr>
+        <w:t>Таким образом, сформированные требования к архитектуре тестового фреймворка направлены на создание масштабируемой, поддерживаемой и устойчивой системы автоматизированного UI-тестирования, способной эффективно использоваться в современных процессах разработки программного обеспечения.</w:t>
+      </w:r>
+    </w:p>
+    <w:p>
+      <w:pPr>
+        <w:numPr>
+          <w:numId w:val="0"/>
+        </w:numPr>
+        <w:spacing w:after="160" w:line="360" w:lineRule="auto"/>
+        <w:jc w:val="both"/>
+        <w:rPr>
+          <w:rFonts w:hint="default" w:ascii="Times New Roman" w:hAnsi="Times New Roman" w:cs="Times New Roman"/>
+          <w:b w:val="0"/>
+          <w:bCs w:val="0"/>
+          <w:i w:val="0"/>
+          <w:iCs w:val="0"/>
+          <w:sz w:val="28"/>
+          <w:szCs w:val="28"/>
+          <w:lang w:val="en-US"/>
+        </w:rPr>
+      </w:pPr>
+    </w:p>
+    <w:p>
+      <w:pPr>
+        <w:numPr>
+          <w:numId w:val="0"/>
+        </w:numPr>
+        <w:spacing w:after="160" w:line="360" w:lineRule="auto"/>
+        <w:jc w:val="both"/>
+        <w:rPr>
+          <w:rFonts w:hint="default" w:ascii="Times New Roman" w:hAnsi="Times New Roman" w:cs="Times New Roman"/>
+          <w:b w:val="0"/>
+          <w:bCs w:val="0"/>
+          <w:i w:val="0"/>
+          <w:iCs w:val="0"/>
+          <w:sz w:val="28"/>
+          <w:szCs w:val="28"/>
+          <w:lang w:val="en-US"/>
+        </w:rPr>
+      </w:pPr>
+    </w:p>
+    <w:p>
+      <w:pPr>
+        <w:numPr>
+          <w:numId w:val="0"/>
+        </w:numPr>
+        <w:spacing w:after="160" w:line="360" w:lineRule="auto"/>
+        <w:jc w:val="both"/>
+        <w:rPr>
+          <w:rFonts w:hint="default" w:ascii="Times New Roman" w:hAnsi="Times New Roman" w:cs="Times New Roman"/>
+          <w:b w:val="0"/>
+          <w:bCs w:val="0"/>
+          <w:i w:val="0"/>
+          <w:iCs w:val="0"/>
+          <w:sz w:val="28"/>
+          <w:szCs w:val="28"/>
+          <w:lang w:val="en-US"/>
+        </w:rPr>
+      </w:pPr>
+    </w:p>
+    <w:p>
+      <w:pPr>
+        <w:numPr>
+          <w:numId w:val="0"/>
+        </w:numPr>
+        <w:spacing w:after="160" w:line="360" w:lineRule="auto"/>
+        <w:ind w:firstLine="708" w:firstLineChars="0"/>
+        <w:jc w:val="both"/>
+        <w:rPr>
+          <w:rFonts w:hint="default" w:ascii="Times New Roman" w:hAnsi="Times New Roman" w:cs="Times New Roman"/>
+          <w:b w:val="0"/>
+          <w:bCs w:val="0"/>
+          <w:i w:val="0"/>
+          <w:iCs w:val="0"/>
+          <w:sz w:val="28"/>
+          <w:szCs w:val="28"/>
+          <w:lang w:val="en-US"/>
+        </w:rPr>
+      </w:pPr>
+    </w:p>
+    <w:p>
+      <w:pPr>
+        <w:numPr>
+          <w:numId w:val="0"/>
+        </w:numPr>
+        <w:spacing w:after="160" w:line="360" w:lineRule="auto"/>
+        <w:jc w:val="both"/>
+        <w:rPr>
+          <w:rFonts w:hint="default" w:ascii="Times New Roman" w:hAnsi="Times New Roman" w:cs="Times New Roman"/>
+          <w:b w:val="0"/>
+          <w:bCs w:val="0"/>
+          <w:i w:val="0"/>
+          <w:iCs w:val="0"/>
+          <w:sz w:val="28"/>
+          <w:szCs w:val="28"/>
+          <w:lang w:val="en-US"/>
+        </w:rPr>
+      </w:pPr>
+    </w:p>
+    <w:p>
+      <w:pPr>
+        <w:numPr>
+          <w:numId w:val="0"/>
+        </w:numPr>
+        <w:spacing w:after="160" w:line="360" w:lineRule="auto"/>
+        <w:jc w:val="both"/>
+        <w:rPr>
+          <w:rFonts w:hint="default" w:ascii="Times New Roman" w:hAnsi="Times New Roman" w:cs="Times New Roman"/>
+          <w:b w:val="0"/>
+          <w:bCs w:val="0"/>
+          <w:i w:val="0"/>
+          <w:iCs w:val="0"/>
+          <w:sz w:val="28"/>
+          <w:szCs w:val="28"/>
+          <w:lang w:val="en-US"/>
+        </w:rPr>
+      </w:pPr>
+    </w:p>
+    <w:p>
+      <w:pPr>
+        <w:numPr>
+          <w:numId w:val="0"/>
+        </w:numPr>
+        <w:spacing w:after="160" w:line="360" w:lineRule="auto"/>
+        <w:jc w:val="both"/>
+        <w:rPr>
+          <w:rFonts w:hint="default" w:ascii="Times New Roman" w:hAnsi="Times New Roman" w:cs="Times New Roman"/>
+          <w:b w:val="0"/>
+          <w:bCs w:val="0"/>
+          <w:i w:val="0"/>
+          <w:iCs w:val="0"/>
+          <w:sz w:val="28"/>
+          <w:szCs w:val="28"/>
+          <w:lang w:val="en-US"/>
+        </w:rPr>
+      </w:pPr>
+    </w:p>
+    <w:p>
+      <w:pPr>
+        <w:numPr>
+          <w:numId w:val="0"/>
+        </w:numPr>
+        <w:spacing w:after="160" w:line="360" w:lineRule="auto"/>
+        <w:jc w:val="both"/>
+        <w:rPr>
+          <w:rFonts w:hint="default" w:ascii="Times New Roman" w:hAnsi="Times New Roman" w:cs="Times New Roman"/>
+          <w:b w:val="0"/>
+          <w:bCs w:val="0"/>
+          <w:i w:val="0"/>
+          <w:iCs w:val="0"/>
+          <w:sz w:val="28"/>
+          <w:szCs w:val="28"/>
+          <w:lang w:val="en-US"/>
+        </w:rPr>
+      </w:pPr>
+    </w:p>
+    <w:p>
+      <w:pPr>
+        <w:numPr>
+          <w:numId w:val="0"/>
+        </w:numPr>
+        <w:spacing w:after="160" w:line="360" w:lineRule="auto"/>
+        <w:ind w:firstLine="708" w:firstLineChars="0"/>
+        <w:jc w:val="both"/>
+        <w:rPr>
+          <w:rFonts w:hint="default" w:ascii="Times New Roman" w:hAnsi="Times New Roman" w:cs="Times New Roman"/>
+          <w:b w:val="0"/>
+          <w:bCs w:val="0"/>
+          <w:i w:val="0"/>
+          <w:iCs w:val="0"/>
+          <w:sz w:val="28"/>
+          <w:szCs w:val="28"/>
+          <w:lang w:val="en-US"/>
+        </w:rPr>
+      </w:pPr>
+    </w:p>
+    <w:p>
+      <w:pPr>
+        <w:numPr>
+          <w:numId w:val="0"/>
+        </w:numPr>
+        <w:spacing w:after="160" w:line="360" w:lineRule="auto"/>
+        <w:jc w:val="both"/>
+        <w:rPr>
+          <w:rFonts w:hint="default" w:ascii="Times New Roman" w:hAnsi="Times New Roman" w:cs="Times New Roman"/>
+          <w:b w:val="0"/>
+          <w:bCs w:val="0"/>
+          <w:i w:val="0"/>
+          <w:iCs w:val="0"/>
+          <w:sz w:val="28"/>
+          <w:szCs w:val="28"/>
+          <w:lang w:val="en-US"/>
+        </w:rPr>
+      </w:pPr>
+    </w:p>
+    <w:p>
+      <w:pPr>
+        <w:numPr>
+          <w:numId w:val="0"/>
+        </w:numPr>
+        <w:spacing w:after="160" w:line="360" w:lineRule="auto"/>
+        <w:jc w:val="both"/>
+        <w:rPr>
+          <w:rFonts w:hint="default" w:ascii="Times New Roman" w:hAnsi="Times New Roman" w:cs="Times New Roman"/>
+          <w:b w:val="0"/>
+          <w:bCs w:val="0"/>
+          <w:i w:val="0"/>
+          <w:iCs w:val="0"/>
+          <w:sz w:val="28"/>
+          <w:szCs w:val="28"/>
+          <w:lang w:val="en-US"/>
+        </w:rPr>
+      </w:pPr>
+    </w:p>
+    <w:p>
+      <w:pPr>
+        <w:spacing w:line="360" w:lineRule="auto"/>
+        <w:ind w:firstLine="708" w:firstLineChars="0"/>
+        <w:jc w:val="both"/>
+        <w:rPr>
+          <w:rFonts w:hint="default" w:ascii="Times New Roman" w:hAnsi="Times New Roman" w:cs="Times New Roman"/>
+          <w:b w:val="0"/>
+          <w:bCs w:val="0"/>
+          <w:i w:val="0"/>
+          <w:iCs w:val="0"/>
+          <w:sz w:val="28"/>
+          <w:szCs w:val="28"/>
+          <w:lang w:val="en-US"/>
+        </w:rPr>
+      </w:pPr>
+    </w:p>
+    <w:p>
+      <w:pPr>
+        <w:numPr>
+          <w:numId w:val="0"/>
+        </w:numPr>
+        <w:spacing w:after="160" w:line="360" w:lineRule="auto"/>
+        <w:ind w:firstLine="708" w:firstLineChars="0"/>
+        <w:jc w:val="both"/>
+        <w:rPr>
+          <w:rFonts w:hint="default" w:ascii="Times New Roman" w:hAnsi="Times New Roman" w:cs="Times New Roman"/>
+          <w:b w:val="0"/>
+          <w:bCs w:val="0"/>
+          <w:i w:val="0"/>
+          <w:iCs w:val="0"/>
+          <w:sz w:val="28"/>
+          <w:szCs w:val="28"/>
+          <w:lang w:val="en-US"/>
+        </w:rPr>
+      </w:pPr>
+    </w:p>
+    <w:p>
+      <w:pPr>
+        <w:numPr>
+          <w:numId w:val="0"/>
+        </w:numPr>
+        <w:spacing w:after="160" w:line="360" w:lineRule="auto"/>
+        <w:jc w:val="both"/>
+        <w:rPr>
+          <w:rFonts w:hint="default" w:ascii="Times New Roman" w:hAnsi="Times New Roman" w:cs="Times New Roman"/>
+          <w:b w:val="0"/>
+          <w:bCs w:val="0"/>
+          <w:i w:val="0"/>
+          <w:iCs w:val="0"/>
+          <w:sz w:val="28"/>
+          <w:szCs w:val="28"/>
+          <w:lang w:val="en-US"/>
+        </w:rPr>
+      </w:pPr>
+    </w:p>
+    <w:p>
+      <w:pPr>
+        <w:spacing w:line="360" w:lineRule="auto"/>
+        <w:jc w:val="both"/>
+        <w:rPr>
+          <w:rFonts w:hint="default" w:ascii="Times New Roman" w:hAnsi="Times New Roman" w:cs="Times New Roman"/>
+          <w:b w:val="0"/>
+          <w:bCs w:val="0"/>
+          <w:i w:val="0"/>
+          <w:iCs w:val="0"/>
+          <w:sz w:val="28"/>
+          <w:szCs w:val="28"/>
+          <w:lang w:val="en-US"/>
+        </w:rPr>
+      </w:pPr>
+    </w:p>
+    <w:p>
+      <w:pPr>
+        <w:numPr>
+          <w:ilvl w:val="0"/>
+          <w:numId w:val="0"/>
+        </w:numPr>
+        <w:spacing w:after="160" w:line="360" w:lineRule="auto"/>
+        <w:ind w:firstLine="708" w:firstLineChars="0"/>
+        <w:jc w:val="both"/>
+        <w:rPr>
+          <w:rFonts w:hint="default" w:ascii="Times New Roman" w:hAnsi="Times New Roman"/>
+          <w:b w:val="0"/>
+          <w:bCs w:val="0"/>
+          <w:sz w:val="28"/>
+          <w:szCs w:val="28"/>
+          <w:lang w:val="ru-RU"/>
+        </w:rPr>
+      </w:pPr>
     </w:p>
     <w:p>
       <w:pPr>

--- a/Дипломная_работа_ИВТАСбд-41_БорковИван.docx
+++ b/Дипломная_работа_ИВТАСбд-41_БорковИван.docx
@@ -2115,7 +2115,7 @@
     </w:p>
     <w:p>
       <w:pPr>
-        <w:pStyle w:val="11"/>
+        <w:pStyle w:val="12"/>
         <w:keepNext w:val="0"/>
         <w:keepLines w:val="0"/>
         <w:widowControl/>
@@ -2130,7 +2130,7 @@
       </w:pPr>
       <w:r>
         <w:rPr>
-          <w:rStyle w:val="8"/>
+          <w:rStyle w:val="9"/>
           <w:rFonts w:hint="default" w:ascii="Times New Roman" w:hAnsi="Times New Roman" w:cs="Times New Roman"/>
           <w:sz w:val="28"/>
           <w:szCs w:val="28"/>
@@ -2280,7 +2280,7 @@
     </w:p>
     <w:p>
       <w:pPr>
-        <w:pStyle w:val="11"/>
+        <w:pStyle w:val="12"/>
         <w:keepNext w:val="0"/>
         <w:keepLines w:val="0"/>
         <w:widowControl/>
@@ -2295,7 +2295,7 @@
       </w:pPr>
       <w:r>
         <w:rPr>
-          <w:rStyle w:val="8"/>
+          <w:rStyle w:val="9"/>
           <w:rFonts w:hint="default" w:ascii="Times New Roman" w:hAnsi="Times New Roman" w:cs="Times New Roman"/>
           <w:sz w:val="28"/>
           <w:szCs w:val="28"/>
@@ -2521,7 +2521,7 @@
     </w:p>
     <w:p>
       <w:pPr>
-        <w:pStyle w:val="11"/>
+        <w:pStyle w:val="12"/>
         <w:keepNext w:val="0"/>
         <w:keepLines w:val="0"/>
         <w:widowControl/>
@@ -2657,7 +2657,7 @@
     </w:p>
     <w:p>
       <w:pPr>
-        <w:pStyle w:val="11"/>
+        <w:pStyle w:val="12"/>
         <w:keepNext w:val="0"/>
         <w:keepLines w:val="0"/>
         <w:widowControl/>
@@ -2822,7 +2822,7 @@
     </w:p>
     <w:p>
       <w:pPr>
-        <w:pStyle w:val="11"/>
+        <w:pStyle w:val="12"/>
         <w:keepNext w:val="0"/>
         <w:keepLines w:val="0"/>
         <w:widowControl/>
@@ -3014,7 +3014,7 @@
     </w:p>
     <w:p>
       <w:pPr>
-        <w:pStyle w:val="11"/>
+        <w:pStyle w:val="12"/>
         <w:keepNext w:val="0"/>
         <w:keepLines w:val="0"/>
         <w:widowControl/>
@@ -3038,7 +3038,7 @@
     </w:p>
     <w:p>
       <w:pPr>
-        <w:pStyle w:val="11"/>
+        <w:pStyle w:val="12"/>
         <w:keepNext w:val="0"/>
         <w:keepLines w:val="0"/>
         <w:widowControl/>
@@ -3062,7 +3062,7 @@
     </w:p>
     <w:p>
       <w:pPr>
-        <w:pStyle w:val="11"/>
+        <w:pStyle w:val="12"/>
         <w:keepNext w:val="0"/>
         <w:keepLines w:val="0"/>
         <w:widowControl/>
@@ -3086,7 +3086,7 @@
     </w:p>
     <w:p>
       <w:pPr>
-        <w:pStyle w:val="11"/>
+        <w:pStyle w:val="12"/>
         <w:keepNext w:val="0"/>
         <w:keepLines w:val="0"/>
         <w:widowControl/>
@@ -3110,7 +3110,7 @@
     </w:p>
     <w:p>
       <w:pPr>
-        <w:pStyle w:val="11"/>
+        <w:pStyle w:val="12"/>
         <w:keepNext w:val="0"/>
         <w:keepLines w:val="0"/>
         <w:widowControl/>
@@ -3134,7 +3134,7 @@
     </w:p>
     <w:p>
       <w:pPr>
-        <w:pStyle w:val="11"/>
+        <w:pStyle w:val="12"/>
         <w:keepNext w:val="0"/>
         <w:keepLines w:val="0"/>
         <w:widowControl/>
@@ -3182,7 +3182,7 @@
     </w:p>
     <w:p>
       <w:pPr>
-        <w:pStyle w:val="11"/>
+        <w:pStyle w:val="12"/>
         <w:keepNext w:val="0"/>
         <w:keepLines w:val="0"/>
         <w:widowControl/>
@@ -3206,7 +3206,7 @@
     </w:p>
     <w:p>
       <w:pPr>
-        <w:pStyle w:val="11"/>
+        <w:pStyle w:val="12"/>
         <w:keepNext w:val="0"/>
         <w:keepLines w:val="0"/>
         <w:widowControl/>
@@ -3454,7 +3454,7 @@
     </w:p>
     <w:p>
       <w:pPr>
-        <w:pStyle w:val="11"/>
+        <w:pStyle w:val="12"/>
         <w:keepNext w:val="0"/>
         <w:keepLines w:val="0"/>
         <w:widowControl/>
@@ -3535,7 +3535,7 @@
     </w:p>
     <w:p>
       <w:pPr>
-        <w:pStyle w:val="11"/>
+        <w:pStyle w:val="12"/>
         <w:keepNext w:val="0"/>
         <w:keepLines w:val="0"/>
         <w:widowControl/>
@@ -3913,6 +3913,227 @@
           <w:szCs w:val="28"/>
         </w:rPr>
         <w:t xml:space="preserve">RemoteWebDriver </w:t>
+      </w:r>
+    </w:p>
+    <w:p>
+      <w:pPr>
+        <w:keepNext w:val="0"/>
+        <w:keepLines w:val="0"/>
+        <w:widowControl/>
+        <w:suppressLineNumbers w:val="0"/>
+        <w:spacing w:line="360" w:lineRule="auto"/>
+        <w:jc w:val="both"/>
+        <w:rPr>
+          <w:rFonts w:hint="default" w:ascii="Times New Roman" w:hAnsi="Times New Roman" w:cs="Times New Roman"/>
+          <w:sz w:val="28"/>
+          <w:szCs w:val="28"/>
+        </w:rPr>
+      </w:pPr>
+      <w:r>
+        <w:rPr>
+          <w:rFonts w:hint="default" w:ascii="Times New Roman" w:hAnsi="Times New Roman" w:cs="Times New Roman"/>
+          <w:sz w:val="28"/>
+          <w:szCs w:val="28"/>
+        </w:rPr>
+        <w:pict>
+          <v:rect id="_x0000_i1027" o:spt="1" style="height:1.5pt;width:432pt;" fillcolor="#A0A0A0" filled="t" stroked="f" coordsize="21600,21600" o:hr="t" o:hrstd="t" o:hralign="center">
+            <v:path/>
+            <v:fill on="t" focussize="0,0"/>
+            <v:stroke on="f"/>
+            <v:imagedata o:title=""/>
+            <o:lock v:ext="edit"/>
+            <w10:wrap type="none"/>
+            <w10:anchorlock/>
+          </v:rect>
+        </w:pict>
+      </w:r>
+    </w:p>
+    <w:p>
+      <w:pPr>
+        <w:pStyle w:val="3"/>
+        <w:keepNext w:val="0"/>
+        <w:keepLines w:val="0"/>
+        <w:widowControl/>
+        <w:suppressLineNumbers w:val="0"/>
+        <w:spacing w:line="360" w:lineRule="auto"/>
+        <w:jc w:val="both"/>
+        <w:rPr>
+          <w:rFonts w:hint="default" w:ascii="Times New Roman" w:hAnsi="Times New Roman" w:cs="Times New Roman"/>
+          <w:sz w:val="28"/>
+          <w:szCs w:val="28"/>
+        </w:rPr>
+      </w:pPr>
+      <w:r>
+        <w:rPr>
+          <w:rFonts w:hint="default" w:ascii="Times New Roman" w:hAnsi="Times New Roman" w:cs="Times New Roman"/>
+          <w:sz w:val="28"/>
+          <w:szCs w:val="28"/>
+        </w:rPr>
+        <w:t>2.3.2. Использование Docker для контейнеризации среды тестирования</w:t>
+      </w:r>
+    </w:p>
+    <w:p>
+      <w:pPr>
+        <w:pStyle w:val="12"/>
+        <w:keepNext w:val="0"/>
+        <w:keepLines w:val="0"/>
+        <w:widowControl/>
+        <w:suppressLineNumbers w:val="0"/>
+        <w:spacing w:beforeAutospacing="1" w:line="360" w:lineRule="auto"/>
+        <w:jc w:val="both"/>
+        <w:rPr>
+          <w:rFonts w:hint="default" w:ascii="Times New Roman" w:hAnsi="Times New Roman" w:cs="Times New Roman"/>
+          <w:sz w:val="28"/>
+          <w:szCs w:val="28"/>
+        </w:rPr>
+      </w:pPr>
+      <w:r>
+        <w:rPr>
+          <w:rFonts w:hint="default" w:ascii="Times New Roman" w:hAnsi="Times New Roman" w:cs="Times New Roman"/>
+          <w:sz w:val="28"/>
+          <w:szCs w:val="28"/>
+        </w:rPr>
+        <w:t>Тут:</w:t>
+      </w:r>
+    </w:p>
+    <w:p>
+      <w:pPr>
+        <w:keepNext w:val="0"/>
+        <w:keepLines w:val="0"/>
+        <w:widowControl/>
+        <w:numPr>
+          <w:ilvl w:val="0"/>
+          <w:numId w:val="13"/>
+        </w:numPr>
+        <w:suppressLineNumbers w:val="0"/>
+        <w:spacing w:before="0" w:beforeAutospacing="1" w:after="0" w:afterAutospacing="1" w:line="360" w:lineRule="auto"/>
+        <w:ind w:left="720" w:hanging="360"/>
+        <w:jc w:val="both"/>
+        <w:rPr>
+          <w:rFonts w:hint="default" w:ascii="Times New Roman" w:hAnsi="Times New Roman" w:cs="Times New Roman"/>
+          <w:sz w:val="28"/>
+          <w:szCs w:val="28"/>
+        </w:rPr>
+      </w:pPr>
+      <w:r>
+        <w:rPr>
+          <w:rFonts w:hint="default" w:ascii="Times New Roman" w:hAnsi="Times New Roman" w:cs="Times New Roman"/>
+          <w:sz w:val="28"/>
+          <w:szCs w:val="28"/>
+        </w:rPr>
+        <w:t xml:space="preserve">зачем Docker </w:t>
+      </w:r>
+    </w:p>
+    <w:p>
+      <w:pPr>
+        <w:keepNext w:val="0"/>
+        <w:keepLines w:val="0"/>
+        <w:widowControl/>
+        <w:numPr>
+          <w:ilvl w:val="0"/>
+          <w:numId w:val="13"/>
+        </w:numPr>
+        <w:suppressLineNumbers w:val="0"/>
+        <w:spacing w:before="0" w:beforeAutospacing="1" w:after="0" w:afterAutospacing="1" w:line="360" w:lineRule="auto"/>
+        <w:ind w:left="720" w:hanging="360"/>
+        <w:jc w:val="both"/>
+        <w:rPr>
+          <w:rFonts w:hint="default" w:ascii="Times New Roman" w:hAnsi="Times New Roman" w:cs="Times New Roman"/>
+          <w:sz w:val="28"/>
+          <w:szCs w:val="28"/>
+        </w:rPr>
+      </w:pPr>
+      <w:r>
+        <w:rPr>
+          <w:rFonts w:hint="default" w:ascii="Times New Roman" w:hAnsi="Times New Roman" w:cs="Times New Roman"/>
+          <w:sz w:val="28"/>
+          <w:szCs w:val="28"/>
+        </w:rPr>
+        <w:t xml:space="preserve">контейнеры браузеров </w:t>
+      </w:r>
+    </w:p>
+    <w:p>
+      <w:pPr>
+        <w:keepNext w:val="0"/>
+        <w:keepLines w:val="0"/>
+        <w:widowControl/>
+        <w:numPr>
+          <w:ilvl w:val="0"/>
+          <w:numId w:val="13"/>
+        </w:numPr>
+        <w:suppressLineNumbers w:val="0"/>
+        <w:spacing w:before="0" w:beforeAutospacing="1" w:after="0" w:afterAutospacing="1" w:line="360" w:lineRule="auto"/>
+        <w:ind w:left="720" w:hanging="360"/>
+        <w:jc w:val="both"/>
+        <w:rPr>
+          <w:rFonts w:hint="default" w:ascii="Times New Roman" w:hAnsi="Times New Roman" w:cs="Times New Roman"/>
+          <w:sz w:val="28"/>
+          <w:szCs w:val="28"/>
+        </w:rPr>
+      </w:pPr>
+      <w:r>
+        <w:rPr>
+          <w:rFonts w:hint="default" w:ascii="Times New Roman" w:hAnsi="Times New Roman" w:cs="Times New Roman"/>
+          <w:sz w:val="28"/>
+          <w:szCs w:val="28"/>
+        </w:rPr>
+        <w:t xml:space="preserve">воспроизводимость среды </w:t>
+      </w:r>
+    </w:p>
+    <w:p>
+      <w:pPr>
+        <w:keepNext w:val="0"/>
+        <w:keepLines w:val="0"/>
+        <w:widowControl/>
+        <w:numPr>
+          <w:ilvl w:val="0"/>
+          <w:numId w:val="13"/>
+        </w:numPr>
+        <w:suppressLineNumbers w:val="0"/>
+        <w:spacing w:before="0" w:beforeAutospacing="1" w:after="0" w:afterAutospacing="1" w:line="360" w:lineRule="auto"/>
+        <w:ind w:left="720" w:hanging="360"/>
+        <w:jc w:val="both"/>
+        <w:rPr>
+          <w:rFonts w:hint="default" w:ascii="Times New Roman" w:hAnsi="Times New Roman" w:cs="Times New Roman"/>
+          <w:sz w:val="28"/>
+          <w:szCs w:val="28"/>
+        </w:rPr>
+      </w:pPr>
+      <w:r>
+        <w:rPr>
+          <w:rFonts w:hint="default" w:ascii="Times New Roman" w:hAnsi="Times New Roman" w:cs="Times New Roman"/>
+          <w:sz w:val="28"/>
+          <w:szCs w:val="28"/>
+        </w:rPr>
+        <w:t xml:space="preserve">изоляция запусков </w:t>
+      </w:r>
+    </w:p>
+    <w:p>
+      <w:pPr>
+        <w:keepNext w:val="0"/>
+        <w:keepLines w:val="0"/>
+        <w:widowControl/>
+        <w:numPr>
+          <w:ilvl w:val="0"/>
+          <w:numId w:val="13"/>
+        </w:numPr>
+        <w:suppressLineNumbers w:val="0"/>
+        <w:spacing w:before="0" w:beforeAutospacing="1" w:after="0" w:afterAutospacing="1" w:line="360" w:lineRule="auto"/>
+        <w:ind w:left="720" w:hanging="360"/>
+        <w:jc w:val="both"/>
+        <w:rPr>
+          <w:rFonts w:hint="default" w:ascii="Times New Roman" w:hAnsi="Times New Roman" w:cs="Times New Roman"/>
+          <w:sz w:val="28"/>
+          <w:szCs w:val="28"/>
+        </w:rPr>
+      </w:pPr>
+      <w:r>
+        <w:rPr>
+          <w:rFonts w:hint="default" w:ascii="Times New Roman" w:hAnsi="Times New Roman" w:cs="Times New Roman"/>
+          <w:sz w:val="28"/>
+          <w:szCs w:val="28"/>
+        </w:rPr>
+        <w:t xml:space="preserve">docker-compose </w:t>
       </w:r>
     </w:p>
     <w:p>
@@ -3969,12 +4190,12 @@
           <w:sz w:val="28"/>
           <w:szCs w:val="28"/>
         </w:rPr>
-        <w:t>2.3.2. Использование Docker для контейнеризации среды тестирования</w:t>
-      </w:r>
-    </w:p>
-    <w:p>
-      <w:pPr>
-        <w:pStyle w:val="11"/>
+        <w:t>2.3.3. Проектирование параллельного запуска тестов</w:t>
+      </w:r>
+    </w:p>
+    <w:p>
+      <w:pPr>
+        <w:pStyle w:val="12"/>
         <w:keepNext w:val="0"/>
         <w:keepLines w:val="0"/>
         <w:widowControl/>
@@ -3993,17 +4214,41 @@
           <w:sz w:val="28"/>
           <w:szCs w:val="28"/>
         </w:rPr>
-        <w:t>Тут:</w:t>
-      </w:r>
-    </w:p>
-    <w:p>
-      <w:pPr>
+        <w:t>Очень важный раздел для твоей темы.</w:t>
+      </w:r>
+    </w:p>
+    <w:p>
+      <w:pPr>
+        <w:pStyle w:val="12"/>
         <w:keepNext w:val="0"/>
         <w:keepLines w:val="0"/>
         <w:widowControl/>
-        <w:numPr>
-          <w:ilvl w:val="0"/>
-          <w:numId w:val="13"/>
+        <w:suppressLineNumbers w:val="0"/>
+        <w:spacing w:beforeAutospacing="1" w:line="360" w:lineRule="auto"/>
+        <w:jc w:val="both"/>
+        <w:rPr>
+          <w:rFonts w:hint="default" w:ascii="Times New Roman" w:hAnsi="Times New Roman" w:cs="Times New Roman"/>
+          <w:sz w:val="28"/>
+          <w:szCs w:val="28"/>
+        </w:rPr>
+      </w:pPr>
+      <w:r>
+        <w:rPr>
+          <w:rFonts w:hint="default" w:ascii="Times New Roman" w:hAnsi="Times New Roman" w:cs="Times New Roman"/>
+          <w:sz w:val="28"/>
+          <w:szCs w:val="28"/>
+        </w:rPr>
+        <w:t>Тут:</w:t>
+      </w:r>
+    </w:p>
+    <w:p>
+      <w:pPr>
+        <w:keepNext w:val="0"/>
+        <w:keepLines w:val="0"/>
+        <w:widowControl/>
+        <w:numPr>
+          <w:ilvl w:val="0"/>
+          <w:numId w:val="14"/>
         </w:numPr>
         <w:suppressLineNumbers w:val="0"/>
         <w:spacing w:before="0" w:beforeAutospacing="1" w:after="0" w:afterAutospacing="1" w:line="360" w:lineRule="auto"/>
@@ -4021,7 +4266,7 @@
           <w:sz w:val="28"/>
           <w:szCs w:val="28"/>
         </w:rPr>
-        <w:t xml:space="preserve">зачем Docker </w:t>
+        <w:t xml:space="preserve">parallel execution в TestNG </w:t>
       </w:r>
     </w:p>
     <w:p>
@@ -4031,7 +4276,7 @@
         <w:widowControl/>
         <w:numPr>
           <w:ilvl w:val="0"/>
-          <w:numId w:val="13"/>
+          <w:numId w:val="14"/>
         </w:numPr>
         <w:suppressLineNumbers w:val="0"/>
         <w:spacing w:before="0" w:beforeAutospacing="1" w:after="0" w:afterAutospacing="1" w:line="360" w:lineRule="auto"/>
@@ -4049,7 +4294,7 @@
           <w:sz w:val="28"/>
           <w:szCs w:val="28"/>
         </w:rPr>
-        <w:t xml:space="preserve">контейнеры браузеров </w:t>
+        <w:t xml:space="preserve">thread-count </w:t>
       </w:r>
     </w:p>
     <w:p>
@@ -4059,7 +4304,7 @@
         <w:widowControl/>
         <w:numPr>
           <w:ilvl w:val="0"/>
-          <w:numId w:val="13"/>
+          <w:numId w:val="14"/>
         </w:numPr>
         <w:suppressLineNumbers w:val="0"/>
         <w:spacing w:before="0" w:beforeAutospacing="1" w:after="0" w:afterAutospacing="1" w:line="360" w:lineRule="auto"/>
@@ -4077,7 +4322,7 @@
           <w:sz w:val="28"/>
           <w:szCs w:val="28"/>
         </w:rPr>
-        <w:t xml:space="preserve">воспроизводимость среды </w:t>
+        <w:t xml:space="preserve">проблемы многопоточности </w:t>
       </w:r>
     </w:p>
     <w:p>
@@ -4087,7 +4332,7 @@
         <w:widowControl/>
         <w:numPr>
           <w:ilvl w:val="0"/>
-          <w:numId w:val="13"/>
+          <w:numId w:val="14"/>
         </w:numPr>
         <w:suppressLineNumbers w:val="0"/>
         <w:spacing w:before="0" w:beforeAutospacing="1" w:after="0" w:afterAutospacing="1" w:line="360" w:lineRule="auto"/>
@@ -4105,7 +4350,7 @@
           <w:sz w:val="28"/>
           <w:szCs w:val="28"/>
         </w:rPr>
-        <w:t xml:space="preserve">изоляция запусков </w:t>
+        <w:t xml:space="preserve">независимость тестов </w:t>
       </w:r>
     </w:p>
     <w:p>
@@ -4115,7 +4360,7 @@
         <w:widowControl/>
         <w:numPr>
           <w:ilvl w:val="0"/>
-          <w:numId w:val="13"/>
+          <w:numId w:val="14"/>
         </w:numPr>
         <w:suppressLineNumbers w:val="0"/>
         <w:spacing w:before="0" w:beforeAutospacing="1" w:after="0" w:afterAutospacing="1" w:line="360" w:lineRule="auto"/>
@@ -4133,7 +4378,35 @@
           <w:sz w:val="28"/>
           <w:szCs w:val="28"/>
         </w:rPr>
-        <w:t xml:space="preserve">docker-compose </w:t>
+        <w:t xml:space="preserve">ThreadLocal </w:t>
+      </w:r>
+    </w:p>
+    <w:p>
+      <w:pPr>
+        <w:keepNext w:val="0"/>
+        <w:keepLines w:val="0"/>
+        <w:widowControl/>
+        <w:numPr>
+          <w:ilvl w:val="0"/>
+          <w:numId w:val="14"/>
+        </w:numPr>
+        <w:suppressLineNumbers w:val="0"/>
+        <w:spacing w:before="0" w:beforeAutospacing="1" w:after="0" w:afterAutospacing="1" w:line="360" w:lineRule="auto"/>
+        <w:ind w:left="720" w:hanging="360"/>
+        <w:jc w:val="both"/>
+        <w:rPr>
+          <w:rFonts w:hint="default" w:ascii="Times New Roman" w:hAnsi="Times New Roman" w:cs="Times New Roman"/>
+          <w:sz w:val="28"/>
+          <w:szCs w:val="28"/>
+        </w:rPr>
+      </w:pPr>
+      <w:r>
+        <w:rPr>
+          <w:rFonts w:hint="default" w:ascii="Times New Roman" w:hAnsi="Times New Roman" w:cs="Times New Roman"/>
+          <w:sz w:val="28"/>
+          <w:szCs w:val="28"/>
+        </w:rPr>
+        <w:t xml:space="preserve">оптимизация времени выполнения </w:t>
       </w:r>
     </w:p>
     <w:p>
@@ -4190,55 +4463,216 @@
           <w:sz w:val="28"/>
           <w:szCs w:val="28"/>
         </w:rPr>
-        <w:t>2.3.3. Проектирование параллельного запуска тестов</w:t>
-      </w:r>
-    </w:p>
-    <w:p>
-      <w:pPr>
-        <w:pStyle w:val="11"/>
+        <w:t>2.3.4. Масштабируемость и отказоустойчивость тестовой инфраструктуры</w:t>
+      </w:r>
+    </w:p>
+    <w:p>
+      <w:pPr>
+        <w:keepNext w:val="0"/>
+        <w:keepLines w:val="0"/>
+        <w:widowControl/>
+        <w:numPr>
+          <w:ilvl w:val="0"/>
+          <w:numId w:val="15"/>
+        </w:numPr>
+        <w:suppressLineNumbers w:val="0"/>
+        <w:spacing w:before="0" w:beforeAutospacing="1" w:after="0" w:afterAutospacing="1" w:line="360" w:lineRule="auto"/>
+        <w:ind w:left="720" w:hanging="360"/>
+        <w:jc w:val="both"/>
+        <w:rPr>
+          <w:rFonts w:hint="default" w:ascii="Times New Roman" w:hAnsi="Times New Roman" w:cs="Times New Roman"/>
+          <w:sz w:val="28"/>
+          <w:szCs w:val="28"/>
+        </w:rPr>
+      </w:pPr>
+      <w:r>
+        <w:rPr>
+          <w:rFonts w:hint="default" w:ascii="Times New Roman" w:hAnsi="Times New Roman" w:cs="Times New Roman"/>
+          <w:sz w:val="28"/>
+          <w:szCs w:val="28"/>
+        </w:rPr>
+        <w:t xml:space="preserve">добавление новых node </w:t>
+      </w:r>
+    </w:p>
+    <w:p>
+      <w:pPr>
+        <w:keepNext w:val="0"/>
+        <w:keepLines w:val="0"/>
+        <w:widowControl/>
+        <w:numPr>
+          <w:ilvl w:val="0"/>
+          <w:numId w:val="15"/>
+        </w:numPr>
+        <w:suppressLineNumbers w:val="0"/>
+        <w:spacing w:before="0" w:beforeAutospacing="1" w:after="0" w:afterAutospacing="1" w:line="360" w:lineRule="auto"/>
+        <w:ind w:left="720" w:hanging="360"/>
+        <w:jc w:val="both"/>
+        <w:rPr>
+          <w:rFonts w:hint="default" w:ascii="Times New Roman" w:hAnsi="Times New Roman" w:cs="Times New Roman"/>
+          <w:sz w:val="28"/>
+          <w:szCs w:val="28"/>
+        </w:rPr>
+      </w:pPr>
+      <w:r>
+        <w:rPr>
+          <w:rFonts w:hint="default" w:ascii="Times New Roman" w:hAnsi="Times New Roman" w:cs="Times New Roman"/>
+          <w:sz w:val="28"/>
+          <w:szCs w:val="28"/>
+        </w:rPr>
+        <w:t xml:space="preserve">запуск нескольких браузеров </w:t>
+      </w:r>
+    </w:p>
+    <w:p>
+      <w:pPr>
+        <w:keepNext w:val="0"/>
+        <w:keepLines w:val="0"/>
+        <w:widowControl/>
+        <w:numPr>
+          <w:ilvl w:val="0"/>
+          <w:numId w:val="15"/>
+        </w:numPr>
+        <w:suppressLineNumbers w:val="0"/>
+        <w:spacing w:before="0" w:beforeAutospacing="1" w:after="0" w:afterAutospacing="1" w:line="360" w:lineRule="auto"/>
+        <w:ind w:left="720" w:hanging="360"/>
+        <w:jc w:val="both"/>
+        <w:rPr>
+          <w:rFonts w:hint="default" w:ascii="Times New Roman" w:hAnsi="Times New Roman" w:cs="Times New Roman"/>
+          <w:sz w:val="28"/>
+          <w:szCs w:val="28"/>
+        </w:rPr>
+      </w:pPr>
+      <w:r>
+        <w:rPr>
+          <w:rFonts w:hint="default" w:ascii="Times New Roman" w:hAnsi="Times New Roman" w:cs="Times New Roman"/>
+          <w:sz w:val="28"/>
+          <w:szCs w:val="28"/>
+        </w:rPr>
+        <w:t xml:space="preserve">распределение нагрузки </w:t>
+      </w:r>
+    </w:p>
+    <w:p>
+      <w:pPr>
+        <w:keepNext w:val="0"/>
+        <w:keepLines w:val="0"/>
+        <w:widowControl/>
+        <w:numPr>
+          <w:ilvl w:val="0"/>
+          <w:numId w:val="15"/>
+        </w:numPr>
+        <w:suppressLineNumbers w:val="0"/>
+        <w:spacing w:before="0" w:beforeAutospacing="1" w:after="0" w:afterAutospacing="1" w:line="360" w:lineRule="auto"/>
+        <w:ind w:left="720" w:hanging="360"/>
+        <w:jc w:val="both"/>
+        <w:rPr>
+          <w:rFonts w:hint="default" w:ascii="Times New Roman" w:hAnsi="Times New Roman" w:cs="Times New Roman"/>
+          <w:sz w:val="28"/>
+          <w:szCs w:val="28"/>
+        </w:rPr>
+      </w:pPr>
+      <w:r>
+        <w:rPr>
+          <w:rFonts w:hint="default" w:ascii="Times New Roman" w:hAnsi="Times New Roman" w:cs="Times New Roman"/>
+          <w:sz w:val="28"/>
+          <w:szCs w:val="28"/>
+        </w:rPr>
+        <w:t>стабильность тестовой среды</w:t>
+      </w:r>
+    </w:p>
+    <w:p>
+      <w:pPr>
+        <w:spacing w:line="360" w:lineRule="auto"/>
+        <w:jc w:val="both"/>
+        <w:rPr>
+          <w:rFonts w:hint="default" w:ascii="Times New Roman" w:hAnsi="Times New Roman" w:cs="Times New Roman"/>
+          <w:i/>
+          <w:iCs/>
+          <w:sz w:val="28"/>
+          <w:szCs w:val="28"/>
+          <w:lang w:val="ru-RU"/>
+        </w:rPr>
+      </w:pPr>
+      <w:r>
+        <w:rPr>
+          <w:rFonts w:hint="default" w:ascii="Times New Roman" w:hAnsi="Times New Roman" w:cs="Times New Roman"/>
+          <w:b/>
+          <w:bCs/>
+          <w:sz w:val="28"/>
+          <w:szCs w:val="28"/>
+          <w:lang w:val="ru-RU"/>
+        </w:rPr>
+        <w:t>Параграф 4.</w:t>
+      </w:r>
+      <w:r>
+        <w:rPr>
+          <w:rFonts w:hint="default" w:ascii="Times New Roman" w:hAnsi="Times New Roman" w:cs="Times New Roman"/>
+          <w:sz w:val="28"/>
+          <w:szCs w:val="28"/>
+          <w:lang w:val="ru-RU"/>
+        </w:rPr>
+        <w:t xml:space="preserve"> </w:t>
+      </w:r>
+      <w:r>
+        <w:rPr>
+          <w:rFonts w:hint="default" w:ascii="Times New Roman" w:hAnsi="Times New Roman" w:cs="Times New Roman"/>
+          <w:i/>
+          <w:iCs/>
+          <w:sz w:val="28"/>
+          <w:szCs w:val="28"/>
+          <w:lang w:val="ru-RU"/>
+        </w:rPr>
+        <w:t>Проектирование системы отчётности и интеграции</w:t>
+      </w:r>
+    </w:p>
+    <w:p>
+      <w:pPr>
+        <w:pStyle w:val="3"/>
         <w:keepNext w:val="0"/>
         <w:keepLines w:val="0"/>
         <w:widowControl/>
         <w:suppressLineNumbers w:val="0"/>
-        <w:spacing w:beforeAutospacing="1" w:line="360" w:lineRule="auto"/>
-        <w:jc w:val="both"/>
-        <w:rPr>
-          <w:rFonts w:hint="default" w:ascii="Times New Roman" w:hAnsi="Times New Roman" w:cs="Times New Roman"/>
-          <w:sz w:val="28"/>
-          <w:szCs w:val="28"/>
-        </w:rPr>
-      </w:pPr>
-      <w:r>
-        <w:rPr>
-          <w:rFonts w:hint="default" w:ascii="Times New Roman" w:hAnsi="Times New Roman" w:cs="Times New Roman"/>
-          <w:sz w:val="28"/>
-          <w:szCs w:val="28"/>
-        </w:rPr>
-        <w:t>Очень важный раздел для твоей темы.</w:t>
-      </w:r>
-    </w:p>
-    <w:p>
-      <w:pPr>
-        <w:pStyle w:val="11"/>
+        <w:spacing w:line="360" w:lineRule="auto"/>
+        <w:jc w:val="both"/>
+        <w:rPr>
+          <w:rFonts w:hint="default" w:ascii="Times New Roman" w:hAnsi="Times New Roman" w:cs="Times New Roman"/>
+          <w:sz w:val="28"/>
+          <w:szCs w:val="28"/>
+        </w:rPr>
+      </w:pPr>
+      <w:r>
+        <w:rPr>
+          <w:rFonts w:hint="default" w:ascii="Times New Roman" w:hAnsi="Times New Roman" w:cs="Times New Roman"/>
+          <w:sz w:val="28"/>
+          <w:szCs w:val="28"/>
+        </w:rPr>
+        <w:t>2.4.1. Организация формирования отчётов о тестировании</w:t>
+      </w:r>
+    </w:p>
+    <w:p>
+      <w:pPr>
         <w:keepNext w:val="0"/>
         <w:keepLines w:val="0"/>
         <w:widowControl/>
+        <w:numPr>
+          <w:ilvl w:val="0"/>
+          <w:numId w:val="16"/>
+        </w:numPr>
         <w:suppressLineNumbers w:val="0"/>
-        <w:spacing w:beforeAutospacing="1" w:line="360" w:lineRule="auto"/>
-        <w:jc w:val="both"/>
-        <w:rPr>
-          <w:rFonts w:hint="default" w:ascii="Times New Roman" w:hAnsi="Times New Roman" w:cs="Times New Roman"/>
-          <w:sz w:val="28"/>
-          <w:szCs w:val="28"/>
-        </w:rPr>
-      </w:pPr>
-      <w:r>
-        <w:rPr>
-          <w:rFonts w:hint="default" w:ascii="Times New Roman" w:hAnsi="Times New Roman" w:cs="Times New Roman"/>
-          <w:sz w:val="28"/>
-          <w:szCs w:val="28"/>
-        </w:rPr>
-        <w:t>Тут:</w:t>
+        <w:spacing w:before="0" w:beforeAutospacing="1" w:after="0" w:afterAutospacing="1" w:line="360" w:lineRule="auto"/>
+        <w:ind w:left="720" w:hanging="360"/>
+        <w:jc w:val="both"/>
+        <w:rPr>
+          <w:rFonts w:hint="default" w:ascii="Times New Roman" w:hAnsi="Times New Roman" w:cs="Times New Roman"/>
+          <w:sz w:val="28"/>
+          <w:szCs w:val="28"/>
+        </w:rPr>
+      </w:pPr>
+      <w:r>
+        <w:rPr>
+          <w:rFonts w:hint="default" w:ascii="Times New Roman" w:hAnsi="Times New Roman" w:cs="Times New Roman"/>
+          <w:sz w:val="28"/>
+          <w:szCs w:val="28"/>
+        </w:rPr>
+        <w:t xml:space="preserve">Allure Reports </w:t>
       </w:r>
     </w:p>
     <w:p>
@@ -4248,7 +4682,7 @@
         <w:widowControl/>
         <w:numPr>
           <w:ilvl w:val="0"/>
-          <w:numId w:val="14"/>
+          <w:numId w:val="16"/>
         </w:numPr>
         <w:suppressLineNumbers w:val="0"/>
         <w:spacing w:before="0" w:beforeAutospacing="1" w:after="0" w:afterAutospacing="1" w:line="360" w:lineRule="auto"/>
@@ -4266,7 +4700,7 @@
           <w:sz w:val="28"/>
           <w:szCs w:val="28"/>
         </w:rPr>
-        <w:t xml:space="preserve">parallel execution в TestNG </w:t>
+        <w:t xml:space="preserve">шаги тестов </w:t>
       </w:r>
     </w:p>
     <w:p>
@@ -4276,7 +4710,7 @@
         <w:widowControl/>
         <w:numPr>
           <w:ilvl w:val="0"/>
-          <w:numId w:val="14"/>
+          <w:numId w:val="16"/>
         </w:numPr>
         <w:suppressLineNumbers w:val="0"/>
         <w:spacing w:before="0" w:beforeAutospacing="1" w:after="0" w:afterAutospacing="1" w:line="360" w:lineRule="auto"/>
@@ -4294,7 +4728,7 @@
           <w:sz w:val="28"/>
           <w:szCs w:val="28"/>
         </w:rPr>
-        <w:t xml:space="preserve">thread-count </w:t>
+        <w:t xml:space="preserve">скриншоты </w:t>
       </w:r>
     </w:p>
     <w:p>
@@ -4304,7 +4738,7 @@
         <w:widowControl/>
         <w:numPr>
           <w:ilvl w:val="0"/>
-          <w:numId w:val="14"/>
+          <w:numId w:val="16"/>
         </w:numPr>
         <w:suppressLineNumbers w:val="0"/>
         <w:spacing w:before="0" w:beforeAutospacing="1" w:after="0" w:afterAutospacing="1" w:line="360" w:lineRule="auto"/>
@@ -4322,7 +4756,7 @@
           <w:sz w:val="28"/>
           <w:szCs w:val="28"/>
         </w:rPr>
-        <w:t xml:space="preserve">проблемы многопоточности </w:t>
+        <w:t xml:space="preserve">логирование ошибок </w:t>
       </w:r>
     </w:p>
     <w:p>
@@ -4332,7 +4766,7 @@
         <w:widowControl/>
         <w:numPr>
           <w:ilvl w:val="0"/>
-          <w:numId w:val="14"/>
+          <w:numId w:val="16"/>
         </w:numPr>
         <w:suppressLineNumbers w:val="0"/>
         <w:spacing w:before="0" w:beforeAutospacing="1" w:after="0" w:afterAutospacing="1" w:line="360" w:lineRule="auto"/>
@@ -4350,63 +4784,7 @@
           <w:sz w:val="28"/>
           <w:szCs w:val="28"/>
         </w:rPr>
-        <w:t xml:space="preserve">независимость тестов </w:t>
-      </w:r>
-    </w:p>
-    <w:p>
-      <w:pPr>
-        <w:keepNext w:val="0"/>
-        <w:keepLines w:val="0"/>
-        <w:widowControl/>
-        <w:numPr>
-          <w:ilvl w:val="0"/>
-          <w:numId w:val="14"/>
-        </w:numPr>
-        <w:suppressLineNumbers w:val="0"/>
-        <w:spacing w:before="0" w:beforeAutospacing="1" w:after="0" w:afterAutospacing="1" w:line="360" w:lineRule="auto"/>
-        <w:ind w:left="720" w:hanging="360"/>
-        <w:jc w:val="both"/>
-        <w:rPr>
-          <w:rFonts w:hint="default" w:ascii="Times New Roman" w:hAnsi="Times New Roman" w:cs="Times New Roman"/>
-          <w:sz w:val="28"/>
-          <w:szCs w:val="28"/>
-        </w:rPr>
-      </w:pPr>
-      <w:r>
-        <w:rPr>
-          <w:rFonts w:hint="default" w:ascii="Times New Roman" w:hAnsi="Times New Roman" w:cs="Times New Roman"/>
-          <w:sz w:val="28"/>
-          <w:szCs w:val="28"/>
-        </w:rPr>
-        <w:t xml:space="preserve">ThreadLocal </w:t>
-      </w:r>
-    </w:p>
-    <w:p>
-      <w:pPr>
-        <w:keepNext w:val="0"/>
-        <w:keepLines w:val="0"/>
-        <w:widowControl/>
-        <w:numPr>
-          <w:ilvl w:val="0"/>
-          <w:numId w:val="14"/>
-        </w:numPr>
-        <w:suppressLineNumbers w:val="0"/>
-        <w:spacing w:before="0" w:beforeAutospacing="1" w:after="0" w:afterAutospacing="1" w:line="360" w:lineRule="auto"/>
-        <w:ind w:left="720" w:hanging="360"/>
-        <w:jc w:val="both"/>
-        <w:rPr>
-          <w:rFonts w:hint="default" w:ascii="Times New Roman" w:hAnsi="Times New Roman" w:cs="Times New Roman"/>
-          <w:sz w:val="28"/>
-          <w:szCs w:val="28"/>
-        </w:rPr>
-      </w:pPr>
-      <w:r>
-        <w:rPr>
-          <w:rFonts w:hint="default" w:ascii="Times New Roman" w:hAnsi="Times New Roman" w:cs="Times New Roman"/>
-          <w:sz w:val="28"/>
-          <w:szCs w:val="28"/>
-        </w:rPr>
-        <w:t xml:space="preserve">оптимизация времени выполнения </w:t>
+        <w:t xml:space="preserve">хранение результатов </w:t>
       </w:r>
     </w:p>
     <w:p>
@@ -4463,7 +4841,7 @@
           <w:sz w:val="28"/>
           <w:szCs w:val="28"/>
         </w:rPr>
-        <w:t>2.3.4. Масштабируемость и отказоустойчивость тестовой инфраструктуры</w:t>
+        <w:t>2.4.2. Интеграция фреймворка с CI/CD</w:t>
       </w:r>
     </w:p>
     <w:p>
@@ -4473,7 +4851,7 @@
         <w:widowControl/>
         <w:numPr>
           <w:ilvl w:val="0"/>
-          <w:numId w:val="15"/>
+          <w:numId w:val="17"/>
         </w:numPr>
         <w:suppressLineNumbers w:val="0"/>
         <w:spacing w:before="0" w:beforeAutospacing="1" w:after="0" w:afterAutospacing="1" w:line="360" w:lineRule="auto"/>
@@ -4491,7 +4869,7 @@
           <w:sz w:val="28"/>
           <w:szCs w:val="28"/>
         </w:rPr>
-        <w:t xml:space="preserve">добавление новых node </w:t>
+        <w:t xml:space="preserve">Jenkins pipeline </w:t>
       </w:r>
     </w:p>
     <w:p>
@@ -4501,7 +4879,7 @@
         <w:widowControl/>
         <w:numPr>
           <w:ilvl w:val="0"/>
-          <w:numId w:val="15"/>
+          <w:numId w:val="17"/>
         </w:numPr>
         <w:suppressLineNumbers w:val="0"/>
         <w:spacing w:before="0" w:beforeAutospacing="1" w:after="0" w:afterAutospacing="1" w:line="360" w:lineRule="auto"/>
@@ -4519,7 +4897,7 @@
           <w:sz w:val="28"/>
           <w:szCs w:val="28"/>
         </w:rPr>
-        <w:t xml:space="preserve">запуск нескольких браузеров </w:t>
+        <w:t xml:space="preserve">автоматический запуск тестов </w:t>
       </w:r>
     </w:p>
     <w:p>
@@ -4529,7 +4907,7 @@
         <w:widowControl/>
         <w:numPr>
           <w:ilvl w:val="0"/>
-          <w:numId w:val="15"/>
+          <w:numId w:val="17"/>
         </w:numPr>
         <w:suppressLineNumbers w:val="0"/>
         <w:spacing w:before="0" w:beforeAutospacing="1" w:after="0" w:afterAutospacing="1" w:line="360" w:lineRule="auto"/>
@@ -4547,7 +4925,7 @@
           <w:sz w:val="28"/>
           <w:szCs w:val="28"/>
         </w:rPr>
-        <w:t xml:space="preserve">распределение нагрузки </w:t>
+        <w:t xml:space="preserve">запуск после сборки </w:t>
       </w:r>
     </w:p>
     <w:p>
@@ -4557,7 +4935,7 @@
         <w:widowControl/>
         <w:numPr>
           <w:ilvl w:val="0"/>
-          <w:numId w:val="15"/>
+          <w:numId w:val="17"/>
         </w:numPr>
         <w:suppressLineNumbers w:val="0"/>
         <w:spacing w:before="0" w:beforeAutospacing="1" w:after="0" w:afterAutospacing="1" w:line="360" w:lineRule="auto"/>
@@ -4575,57 +4953,39 @@
           <w:sz w:val="28"/>
           <w:szCs w:val="28"/>
         </w:rPr>
-        <w:t>стабильность тестовой среды</w:t>
-      </w:r>
-    </w:p>
-    <w:p>
-      <w:pPr>
-        <w:spacing w:line="360" w:lineRule="auto"/>
-        <w:jc w:val="both"/>
-        <w:rPr>
-          <w:rFonts w:hint="default" w:ascii="Times New Roman" w:hAnsi="Times New Roman" w:cs="Times New Roman"/>
-          <w:i/>
-          <w:iCs/>
-          <w:sz w:val="28"/>
-          <w:szCs w:val="28"/>
-          <w:lang w:val="ru-RU"/>
-        </w:rPr>
-      </w:pPr>
-      <w:r>
-        <w:rPr>
-          <w:rFonts w:hint="default" w:ascii="Times New Roman" w:hAnsi="Times New Roman" w:cs="Times New Roman"/>
-          <w:b/>
-          <w:bCs/>
-          <w:sz w:val="28"/>
-          <w:szCs w:val="28"/>
-          <w:lang w:val="ru-RU"/>
-        </w:rPr>
-        <w:t>Параграф 4.</w:t>
-      </w:r>
-      <w:r>
-        <w:rPr>
-          <w:rFonts w:hint="default" w:ascii="Times New Roman" w:hAnsi="Times New Roman" w:cs="Times New Roman"/>
-          <w:sz w:val="28"/>
-          <w:szCs w:val="28"/>
-          <w:lang w:val="ru-RU"/>
-        </w:rPr>
-        <w:t xml:space="preserve"> </w:t>
-      </w:r>
-      <w:r>
-        <w:rPr>
-          <w:rFonts w:hint="default" w:ascii="Times New Roman" w:hAnsi="Times New Roman" w:cs="Times New Roman"/>
-          <w:i/>
-          <w:iCs/>
-          <w:sz w:val="28"/>
-          <w:szCs w:val="28"/>
-          <w:lang w:val="ru-RU"/>
-        </w:rPr>
-        <w:t>Проектирование системы отчётности и интеграции</w:t>
-      </w:r>
-    </w:p>
-    <w:p>
-      <w:pPr>
-        <w:pStyle w:val="3"/>
+        <w:t xml:space="preserve">хранение отчётов </w:t>
+      </w:r>
+    </w:p>
+    <w:p>
+      <w:pPr>
+        <w:keepNext w:val="0"/>
+        <w:keepLines w:val="0"/>
+        <w:widowControl/>
+        <w:numPr>
+          <w:ilvl w:val="0"/>
+          <w:numId w:val="17"/>
+        </w:numPr>
+        <w:suppressLineNumbers w:val="0"/>
+        <w:spacing w:before="0" w:beforeAutospacing="1" w:after="0" w:afterAutospacing="1" w:line="360" w:lineRule="auto"/>
+        <w:ind w:left="720" w:hanging="360"/>
+        <w:jc w:val="both"/>
+        <w:rPr>
+          <w:rFonts w:hint="default" w:ascii="Times New Roman" w:hAnsi="Times New Roman" w:cs="Times New Roman"/>
+          <w:sz w:val="28"/>
+          <w:szCs w:val="28"/>
+        </w:rPr>
+      </w:pPr>
+      <w:r>
+        <w:rPr>
+          <w:rFonts w:hint="default" w:ascii="Times New Roman" w:hAnsi="Times New Roman" w:cs="Times New Roman"/>
+          <w:sz w:val="28"/>
+          <w:szCs w:val="28"/>
+        </w:rPr>
+        <w:t xml:space="preserve">автоматизация регрессии </w:t>
+      </w:r>
+    </w:p>
+    <w:p>
+      <w:pPr>
         <w:keepNext w:val="0"/>
         <w:keepLines w:val="0"/>
         <w:widowControl/>
@@ -4644,171 +5004,8 @@
           <w:sz w:val="28"/>
           <w:szCs w:val="28"/>
         </w:rPr>
-        <w:t>2.4.1. Организация формирования отчётов о тестировании</w:t>
-      </w:r>
-    </w:p>
-    <w:p>
-      <w:pPr>
-        <w:keepNext w:val="0"/>
-        <w:keepLines w:val="0"/>
-        <w:widowControl/>
-        <w:numPr>
-          <w:ilvl w:val="0"/>
-          <w:numId w:val="16"/>
-        </w:numPr>
-        <w:suppressLineNumbers w:val="0"/>
-        <w:spacing w:before="0" w:beforeAutospacing="1" w:after="0" w:afterAutospacing="1" w:line="360" w:lineRule="auto"/>
-        <w:ind w:left="720" w:hanging="360"/>
-        <w:jc w:val="both"/>
-        <w:rPr>
-          <w:rFonts w:hint="default" w:ascii="Times New Roman" w:hAnsi="Times New Roman" w:cs="Times New Roman"/>
-          <w:sz w:val="28"/>
-          <w:szCs w:val="28"/>
-        </w:rPr>
-      </w:pPr>
-      <w:r>
-        <w:rPr>
-          <w:rFonts w:hint="default" w:ascii="Times New Roman" w:hAnsi="Times New Roman" w:cs="Times New Roman"/>
-          <w:sz w:val="28"/>
-          <w:szCs w:val="28"/>
-        </w:rPr>
-        <w:t xml:space="preserve">Allure Reports </w:t>
-      </w:r>
-    </w:p>
-    <w:p>
-      <w:pPr>
-        <w:keepNext w:val="0"/>
-        <w:keepLines w:val="0"/>
-        <w:widowControl/>
-        <w:numPr>
-          <w:ilvl w:val="0"/>
-          <w:numId w:val="16"/>
-        </w:numPr>
-        <w:suppressLineNumbers w:val="0"/>
-        <w:spacing w:before="0" w:beforeAutospacing="1" w:after="0" w:afterAutospacing="1" w:line="360" w:lineRule="auto"/>
-        <w:ind w:left="720" w:hanging="360"/>
-        <w:jc w:val="both"/>
-        <w:rPr>
-          <w:rFonts w:hint="default" w:ascii="Times New Roman" w:hAnsi="Times New Roman" w:cs="Times New Roman"/>
-          <w:sz w:val="28"/>
-          <w:szCs w:val="28"/>
-        </w:rPr>
-      </w:pPr>
-      <w:r>
-        <w:rPr>
-          <w:rFonts w:hint="default" w:ascii="Times New Roman" w:hAnsi="Times New Roman" w:cs="Times New Roman"/>
-          <w:sz w:val="28"/>
-          <w:szCs w:val="28"/>
-        </w:rPr>
-        <w:t xml:space="preserve">шаги тестов </w:t>
-      </w:r>
-    </w:p>
-    <w:p>
-      <w:pPr>
-        <w:keepNext w:val="0"/>
-        <w:keepLines w:val="0"/>
-        <w:widowControl/>
-        <w:numPr>
-          <w:ilvl w:val="0"/>
-          <w:numId w:val="16"/>
-        </w:numPr>
-        <w:suppressLineNumbers w:val="0"/>
-        <w:spacing w:before="0" w:beforeAutospacing="1" w:after="0" w:afterAutospacing="1" w:line="360" w:lineRule="auto"/>
-        <w:ind w:left="720" w:hanging="360"/>
-        <w:jc w:val="both"/>
-        <w:rPr>
-          <w:rFonts w:hint="default" w:ascii="Times New Roman" w:hAnsi="Times New Roman" w:cs="Times New Roman"/>
-          <w:sz w:val="28"/>
-          <w:szCs w:val="28"/>
-        </w:rPr>
-      </w:pPr>
-      <w:r>
-        <w:rPr>
-          <w:rFonts w:hint="default" w:ascii="Times New Roman" w:hAnsi="Times New Roman" w:cs="Times New Roman"/>
-          <w:sz w:val="28"/>
-          <w:szCs w:val="28"/>
-        </w:rPr>
-        <w:t xml:space="preserve">скриншоты </w:t>
-      </w:r>
-    </w:p>
-    <w:p>
-      <w:pPr>
-        <w:keepNext w:val="0"/>
-        <w:keepLines w:val="0"/>
-        <w:widowControl/>
-        <w:numPr>
-          <w:ilvl w:val="0"/>
-          <w:numId w:val="16"/>
-        </w:numPr>
-        <w:suppressLineNumbers w:val="0"/>
-        <w:spacing w:before="0" w:beforeAutospacing="1" w:after="0" w:afterAutospacing="1" w:line="360" w:lineRule="auto"/>
-        <w:ind w:left="720" w:hanging="360"/>
-        <w:jc w:val="both"/>
-        <w:rPr>
-          <w:rFonts w:hint="default" w:ascii="Times New Roman" w:hAnsi="Times New Roman" w:cs="Times New Roman"/>
-          <w:sz w:val="28"/>
-          <w:szCs w:val="28"/>
-        </w:rPr>
-      </w:pPr>
-      <w:r>
-        <w:rPr>
-          <w:rFonts w:hint="default" w:ascii="Times New Roman" w:hAnsi="Times New Roman" w:cs="Times New Roman"/>
-          <w:sz w:val="28"/>
-          <w:szCs w:val="28"/>
-        </w:rPr>
-        <w:t xml:space="preserve">логирование ошибок </w:t>
-      </w:r>
-    </w:p>
-    <w:p>
-      <w:pPr>
-        <w:keepNext w:val="0"/>
-        <w:keepLines w:val="0"/>
-        <w:widowControl/>
-        <w:numPr>
-          <w:ilvl w:val="0"/>
-          <w:numId w:val="16"/>
-        </w:numPr>
-        <w:suppressLineNumbers w:val="0"/>
-        <w:spacing w:before="0" w:beforeAutospacing="1" w:after="0" w:afterAutospacing="1" w:line="360" w:lineRule="auto"/>
-        <w:ind w:left="720" w:hanging="360"/>
-        <w:jc w:val="both"/>
-        <w:rPr>
-          <w:rFonts w:hint="default" w:ascii="Times New Roman" w:hAnsi="Times New Roman" w:cs="Times New Roman"/>
-          <w:sz w:val="28"/>
-          <w:szCs w:val="28"/>
-        </w:rPr>
-      </w:pPr>
-      <w:r>
-        <w:rPr>
-          <w:rFonts w:hint="default" w:ascii="Times New Roman" w:hAnsi="Times New Roman" w:cs="Times New Roman"/>
-          <w:sz w:val="28"/>
-          <w:szCs w:val="28"/>
-        </w:rPr>
-        <w:t xml:space="preserve">хранение результатов </w:t>
-      </w:r>
-    </w:p>
-    <w:p>
-      <w:pPr>
-        <w:keepNext w:val="0"/>
-        <w:keepLines w:val="0"/>
-        <w:widowControl/>
-        <w:suppressLineNumbers w:val="0"/>
-        <w:spacing w:line="360" w:lineRule="auto"/>
-        <w:jc w:val="both"/>
-        <w:rPr>
-          <w:rFonts w:hint="default" w:ascii="Times New Roman" w:hAnsi="Times New Roman" w:cs="Times New Roman"/>
-          <w:sz w:val="28"/>
-          <w:szCs w:val="28"/>
-        </w:rPr>
-      </w:pPr>
-      <w:r>
-        <w:rPr>
-          <w:rFonts w:hint="default" w:ascii="Times New Roman" w:hAnsi="Times New Roman" w:cs="Times New Roman"/>
-          <w:sz w:val="28"/>
-          <w:szCs w:val="28"/>
-        </w:rPr>
         <w:pict>
-          <v:rect id="_x0000_i1033" o:spt="1" style="height:1.5pt;width:432pt;" fillcolor="#A0A0A0" filled="t" stroked="f" coordsize="21600,21600" o:hr="t" o:hrstd="t" o:hralign="center">
+          <v:rect id="_x0000_i1031" o:spt="1" style="height:1.5pt;width:432pt;" fillcolor="#A0A0A0" filled="t" stroked="f" coordsize="21600,21600" o:hr="t" o:hrstd="t" o:hralign="center">
             <v:path/>
             <v:fill on="t" focussize="0,0"/>
             <v:stroke on="f"/>
@@ -4841,180 +5038,244 @@
           <w:sz w:val="28"/>
           <w:szCs w:val="28"/>
         </w:rPr>
-        <w:t>2.4.2. Интеграция фреймворка с CI/CD</w:t>
-      </w:r>
-    </w:p>
-    <w:p>
-      <w:pPr>
-        <w:keepNext w:val="0"/>
-        <w:keepLines w:val="0"/>
-        <w:widowControl/>
-        <w:numPr>
-          <w:ilvl w:val="0"/>
-          <w:numId w:val="17"/>
-        </w:numPr>
-        <w:suppressLineNumbers w:val="0"/>
-        <w:spacing w:before="0" w:beforeAutospacing="1" w:after="0" w:afterAutospacing="1" w:line="360" w:lineRule="auto"/>
-        <w:ind w:left="720" w:hanging="360"/>
-        <w:jc w:val="both"/>
-        <w:rPr>
-          <w:rFonts w:hint="default" w:ascii="Times New Roman" w:hAnsi="Times New Roman" w:cs="Times New Roman"/>
-          <w:sz w:val="28"/>
-          <w:szCs w:val="28"/>
-        </w:rPr>
-      </w:pPr>
-      <w:r>
-        <w:rPr>
-          <w:rFonts w:hint="default" w:ascii="Times New Roman" w:hAnsi="Times New Roman" w:cs="Times New Roman"/>
-          <w:sz w:val="28"/>
-          <w:szCs w:val="28"/>
-        </w:rPr>
-        <w:t xml:space="preserve">Jenkins pipeline </w:t>
-      </w:r>
-    </w:p>
-    <w:p>
-      <w:pPr>
-        <w:keepNext w:val="0"/>
-        <w:keepLines w:val="0"/>
-        <w:widowControl/>
-        <w:numPr>
-          <w:ilvl w:val="0"/>
-          <w:numId w:val="17"/>
-        </w:numPr>
-        <w:suppressLineNumbers w:val="0"/>
-        <w:spacing w:before="0" w:beforeAutospacing="1" w:after="0" w:afterAutospacing="1" w:line="360" w:lineRule="auto"/>
-        <w:ind w:left="720" w:hanging="360"/>
-        <w:jc w:val="both"/>
-        <w:rPr>
-          <w:rFonts w:hint="default" w:ascii="Times New Roman" w:hAnsi="Times New Roman" w:cs="Times New Roman"/>
-          <w:sz w:val="28"/>
-          <w:szCs w:val="28"/>
-        </w:rPr>
-      </w:pPr>
-      <w:r>
-        <w:rPr>
-          <w:rFonts w:hint="default" w:ascii="Times New Roman" w:hAnsi="Times New Roman" w:cs="Times New Roman"/>
-          <w:sz w:val="28"/>
-          <w:szCs w:val="28"/>
-        </w:rPr>
-        <w:t xml:space="preserve">автоматический запуск тестов </w:t>
-      </w:r>
-    </w:p>
-    <w:p>
-      <w:pPr>
-        <w:keepNext w:val="0"/>
-        <w:keepLines w:val="0"/>
-        <w:widowControl/>
-        <w:numPr>
-          <w:ilvl w:val="0"/>
-          <w:numId w:val="17"/>
-        </w:numPr>
-        <w:suppressLineNumbers w:val="0"/>
-        <w:spacing w:before="0" w:beforeAutospacing="1" w:after="0" w:afterAutospacing="1" w:line="360" w:lineRule="auto"/>
-        <w:ind w:left="720" w:hanging="360"/>
-        <w:jc w:val="both"/>
-        <w:rPr>
-          <w:rFonts w:hint="default" w:ascii="Times New Roman" w:hAnsi="Times New Roman" w:cs="Times New Roman"/>
-          <w:sz w:val="28"/>
-          <w:szCs w:val="28"/>
-        </w:rPr>
-      </w:pPr>
-      <w:r>
-        <w:rPr>
-          <w:rFonts w:hint="default" w:ascii="Times New Roman" w:hAnsi="Times New Roman" w:cs="Times New Roman"/>
-          <w:sz w:val="28"/>
-          <w:szCs w:val="28"/>
-        </w:rPr>
-        <w:t xml:space="preserve">запуск после сборки </w:t>
-      </w:r>
-    </w:p>
-    <w:p>
-      <w:pPr>
-        <w:keepNext w:val="0"/>
-        <w:keepLines w:val="0"/>
-        <w:widowControl/>
-        <w:numPr>
-          <w:ilvl w:val="0"/>
-          <w:numId w:val="17"/>
-        </w:numPr>
-        <w:suppressLineNumbers w:val="0"/>
-        <w:spacing w:before="0" w:beforeAutospacing="1" w:after="0" w:afterAutospacing="1" w:line="360" w:lineRule="auto"/>
-        <w:ind w:left="720" w:hanging="360"/>
-        <w:jc w:val="both"/>
-        <w:rPr>
-          <w:rFonts w:hint="default" w:ascii="Times New Roman" w:hAnsi="Times New Roman" w:cs="Times New Roman"/>
-          <w:sz w:val="28"/>
-          <w:szCs w:val="28"/>
-        </w:rPr>
-      </w:pPr>
-      <w:r>
-        <w:rPr>
-          <w:rFonts w:hint="default" w:ascii="Times New Roman" w:hAnsi="Times New Roman" w:cs="Times New Roman"/>
-          <w:sz w:val="28"/>
-          <w:szCs w:val="28"/>
-        </w:rPr>
-        <w:t xml:space="preserve">хранение отчётов </w:t>
-      </w:r>
-    </w:p>
-    <w:p>
-      <w:pPr>
-        <w:keepNext w:val="0"/>
-        <w:keepLines w:val="0"/>
-        <w:widowControl/>
-        <w:numPr>
-          <w:ilvl w:val="0"/>
-          <w:numId w:val="17"/>
-        </w:numPr>
-        <w:suppressLineNumbers w:val="0"/>
-        <w:spacing w:before="0" w:beforeAutospacing="1" w:after="0" w:afterAutospacing="1" w:line="360" w:lineRule="auto"/>
-        <w:ind w:left="720" w:hanging="360"/>
-        <w:jc w:val="both"/>
-        <w:rPr>
-          <w:rFonts w:hint="default" w:ascii="Times New Roman" w:hAnsi="Times New Roman" w:cs="Times New Roman"/>
-          <w:sz w:val="28"/>
-          <w:szCs w:val="28"/>
-        </w:rPr>
-      </w:pPr>
-      <w:r>
-        <w:rPr>
-          <w:rFonts w:hint="default" w:ascii="Times New Roman" w:hAnsi="Times New Roman" w:cs="Times New Roman"/>
-          <w:sz w:val="28"/>
-          <w:szCs w:val="28"/>
-        </w:rPr>
-        <w:t xml:space="preserve">автоматизация регрессии </w:t>
-      </w:r>
-    </w:p>
-    <w:p>
-      <w:pPr>
+        <w:t>2.4.3. Сценарий работы разработанного фреймворка</w:t>
+      </w:r>
+    </w:p>
+    <w:p>
+      <w:pPr>
+        <w:pStyle w:val="12"/>
         <w:keepNext w:val="0"/>
         <w:keepLines w:val="0"/>
         <w:widowControl/>
         <w:suppressLineNumbers w:val="0"/>
+        <w:spacing w:beforeAutospacing="1" w:line="360" w:lineRule="auto"/>
+        <w:jc w:val="both"/>
+        <w:rPr>
+          <w:rFonts w:hint="default" w:ascii="Times New Roman" w:hAnsi="Times New Roman" w:cs="Times New Roman"/>
+          <w:sz w:val="28"/>
+          <w:szCs w:val="28"/>
+        </w:rPr>
+      </w:pPr>
+      <w:r>
+        <w:rPr>
+          <w:rFonts w:hint="default" w:ascii="Times New Roman" w:hAnsi="Times New Roman" w:cs="Times New Roman"/>
+          <w:sz w:val="28"/>
+          <w:szCs w:val="28"/>
+        </w:rPr>
+        <w:t>Тут можно описать полный pipeline:</w:t>
+      </w:r>
+    </w:p>
+    <w:p>
+      <w:pPr>
+        <w:keepNext w:val="0"/>
+        <w:keepLines w:val="0"/>
+        <w:widowControl/>
+        <w:numPr>
+          <w:ilvl w:val="0"/>
+          <w:numId w:val="18"/>
+        </w:numPr>
+        <w:suppressLineNumbers w:val="0"/>
+        <w:spacing w:before="0" w:beforeAutospacing="1" w:after="0" w:afterAutospacing="1" w:line="360" w:lineRule="auto"/>
+        <w:ind w:left="720" w:hanging="360"/>
+        <w:jc w:val="both"/>
+        <w:rPr>
+          <w:rFonts w:hint="default" w:ascii="Times New Roman" w:hAnsi="Times New Roman" w:cs="Times New Roman"/>
+          <w:sz w:val="28"/>
+          <w:szCs w:val="28"/>
+        </w:rPr>
+      </w:pPr>
+      <w:r>
+        <w:rPr>
+          <w:rFonts w:hint="default" w:ascii="Times New Roman" w:hAnsi="Times New Roman" w:cs="Times New Roman"/>
+          <w:sz w:val="28"/>
+          <w:szCs w:val="28"/>
+        </w:rPr>
+        <w:t xml:space="preserve">запуск тестов </w:t>
+      </w:r>
+    </w:p>
+    <w:p>
+      <w:pPr>
+        <w:keepNext w:val="0"/>
+        <w:keepLines w:val="0"/>
+        <w:widowControl/>
+        <w:numPr>
+          <w:ilvl w:val="0"/>
+          <w:numId w:val="18"/>
+        </w:numPr>
+        <w:suppressLineNumbers w:val="0"/>
+        <w:spacing w:before="0" w:beforeAutospacing="1" w:after="0" w:afterAutospacing="1" w:line="360" w:lineRule="auto"/>
+        <w:ind w:left="720" w:hanging="360"/>
+        <w:jc w:val="both"/>
+        <w:rPr>
+          <w:rFonts w:hint="default" w:ascii="Times New Roman" w:hAnsi="Times New Roman" w:cs="Times New Roman"/>
+          <w:sz w:val="28"/>
+          <w:szCs w:val="28"/>
+        </w:rPr>
+      </w:pPr>
+      <w:r>
+        <w:rPr>
+          <w:rFonts w:hint="default" w:ascii="Times New Roman" w:hAnsi="Times New Roman" w:cs="Times New Roman"/>
+          <w:sz w:val="28"/>
+          <w:szCs w:val="28"/>
+        </w:rPr>
+        <w:t xml:space="preserve">инициализация Grid </w:t>
+      </w:r>
+    </w:p>
+    <w:p>
+      <w:pPr>
+        <w:keepNext w:val="0"/>
+        <w:keepLines w:val="0"/>
+        <w:widowControl/>
+        <w:numPr>
+          <w:ilvl w:val="0"/>
+          <w:numId w:val="18"/>
+        </w:numPr>
+        <w:suppressLineNumbers w:val="0"/>
+        <w:spacing w:before="0" w:beforeAutospacing="1" w:after="0" w:afterAutospacing="1" w:line="360" w:lineRule="auto"/>
+        <w:ind w:left="720" w:hanging="360"/>
+        <w:jc w:val="both"/>
+        <w:rPr>
+          <w:rFonts w:hint="default" w:ascii="Times New Roman" w:hAnsi="Times New Roman" w:cs="Times New Roman"/>
+          <w:sz w:val="28"/>
+          <w:szCs w:val="28"/>
+        </w:rPr>
+      </w:pPr>
+      <w:r>
+        <w:rPr>
+          <w:rFonts w:hint="default" w:ascii="Times New Roman" w:hAnsi="Times New Roman" w:cs="Times New Roman"/>
+          <w:sz w:val="28"/>
+          <w:szCs w:val="28"/>
+        </w:rPr>
+        <w:t xml:space="preserve">подключение браузеров </w:t>
+      </w:r>
+    </w:p>
+    <w:p>
+      <w:pPr>
+        <w:keepNext w:val="0"/>
+        <w:keepLines w:val="0"/>
+        <w:widowControl/>
+        <w:numPr>
+          <w:ilvl w:val="0"/>
+          <w:numId w:val="18"/>
+        </w:numPr>
+        <w:suppressLineNumbers w:val="0"/>
+        <w:spacing w:before="0" w:beforeAutospacing="1" w:after="0" w:afterAutospacing="1" w:line="360" w:lineRule="auto"/>
+        <w:ind w:left="720" w:hanging="360"/>
+        <w:jc w:val="both"/>
+        <w:rPr>
+          <w:rFonts w:hint="default" w:ascii="Times New Roman" w:hAnsi="Times New Roman" w:cs="Times New Roman"/>
+          <w:sz w:val="28"/>
+          <w:szCs w:val="28"/>
+        </w:rPr>
+      </w:pPr>
+      <w:r>
+        <w:rPr>
+          <w:rFonts w:hint="default" w:ascii="Times New Roman" w:hAnsi="Times New Roman" w:cs="Times New Roman"/>
+          <w:sz w:val="28"/>
+          <w:szCs w:val="28"/>
+        </w:rPr>
+        <w:t xml:space="preserve">выполнение тестов </w:t>
+      </w:r>
+    </w:p>
+    <w:p>
+      <w:pPr>
+        <w:keepNext w:val="0"/>
+        <w:keepLines w:val="0"/>
+        <w:widowControl/>
+        <w:numPr>
+          <w:ilvl w:val="0"/>
+          <w:numId w:val="18"/>
+        </w:numPr>
+        <w:suppressLineNumbers w:val="0"/>
+        <w:spacing w:before="0" w:beforeAutospacing="1" w:after="0" w:afterAutospacing="1" w:line="360" w:lineRule="auto"/>
+        <w:ind w:left="720" w:hanging="360"/>
+        <w:jc w:val="both"/>
+        <w:rPr>
+          <w:rFonts w:hint="default" w:ascii="Times New Roman" w:hAnsi="Times New Roman" w:cs="Times New Roman"/>
+          <w:sz w:val="28"/>
+          <w:szCs w:val="28"/>
+        </w:rPr>
+      </w:pPr>
+      <w:r>
+        <w:rPr>
+          <w:rFonts w:hint="default" w:ascii="Times New Roman" w:hAnsi="Times New Roman" w:cs="Times New Roman"/>
+          <w:sz w:val="28"/>
+          <w:szCs w:val="28"/>
+        </w:rPr>
+        <w:t xml:space="preserve">сбор результатов </w:t>
+      </w:r>
+    </w:p>
+    <w:p>
+      <w:pPr>
+        <w:keepNext w:val="0"/>
+        <w:keepLines w:val="0"/>
+        <w:widowControl/>
+        <w:numPr>
+          <w:ilvl w:val="0"/>
+          <w:numId w:val="18"/>
+        </w:numPr>
+        <w:suppressLineNumbers w:val="0"/>
+        <w:spacing w:before="0" w:beforeAutospacing="1" w:after="0" w:afterAutospacing="1" w:line="360" w:lineRule="auto"/>
+        <w:ind w:left="720" w:hanging="360"/>
+        <w:jc w:val="both"/>
+        <w:rPr>
+          <w:rFonts w:hint="default" w:ascii="Times New Roman" w:hAnsi="Times New Roman" w:cs="Times New Roman"/>
+          <w:sz w:val="28"/>
+          <w:szCs w:val="28"/>
+        </w:rPr>
+      </w:pPr>
+      <w:r>
+        <w:rPr>
+          <w:rFonts w:hint="default" w:ascii="Times New Roman" w:hAnsi="Times New Roman" w:cs="Times New Roman"/>
+          <w:sz w:val="28"/>
+          <w:szCs w:val="28"/>
+        </w:rPr>
+        <w:t>генерация отчёта</w:t>
+      </w:r>
+    </w:p>
+    <w:p>
+      <w:pPr>
         <w:spacing w:line="360" w:lineRule="auto"/>
         <w:jc w:val="both"/>
         <w:rPr>
           <w:rFonts w:hint="default" w:ascii="Times New Roman" w:hAnsi="Times New Roman" w:cs="Times New Roman"/>
-          <w:sz w:val="28"/>
-          <w:szCs w:val="28"/>
-        </w:rPr>
-      </w:pPr>
-      <w:r>
-        <w:rPr>
-          <w:rFonts w:hint="default" w:ascii="Times New Roman" w:hAnsi="Times New Roman" w:cs="Times New Roman"/>
-          <w:sz w:val="28"/>
-          <w:szCs w:val="28"/>
-        </w:rPr>
-        <w:pict>
-          <v:rect id="_x0000_i1034" o:spt="1" style="height:1.5pt;width:432pt;" fillcolor="#A0A0A0" filled="t" stroked="f" coordsize="21600,21600" o:hr="t" o:hrstd="t" o:hralign="center">
-            <v:path/>
-            <v:fill on="t" focussize="0,0"/>
-            <v:stroke on="f"/>
-            <v:imagedata o:title=""/>
-            <o:lock v:ext="edit"/>
-            <w10:wrap type="none"/>
-            <w10:anchorlock/>
-          </v:rect>
-        </w:pict>
+          <w:i/>
+          <w:iCs/>
+          <w:sz w:val="28"/>
+          <w:szCs w:val="28"/>
+          <w:lang w:val="ru-RU"/>
+        </w:rPr>
+      </w:pPr>
+      <w:r>
+        <w:rPr>
+          <w:rFonts w:hint="default" w:ascii="Times New Roman" w:hAnsi="Times New Roman" w:cs="Times New Roman"/>
+          <w:b/>
+          <w:bCs/>
+          <w:sz w:val="28"/>
+          <w:szCs w:val="28"/>
+          <w:lang w:val="ru-RU"/>
+        </w:rPr>
+        <w:t>Параграф 5.</w:t>
+      </w:r>
+      <w:r>
+        <w:rPr>
+          <w:rFonts w:hint="default" w:ascii="Times New Roman" w:hAnsi="Times New Roman" w:cs="Times New Roman"/>
+          <w:sz w:val="28"/>
+          <w:szCs w:val="28"/>
+          <w:lang w:val="ru-RU"/>
+        </w:rPr>
+        <w:t xml:space="preserve"> </w:t>
+      </w:r>
+      <w:r>
+        <w:rPr>
+          <w:rFonts w:hint="default" w:ascii="Times New Roman" w:hAnsi="Times New Roman" w:cs="Times New Roman"/>
+          <w:i/>
+          <w:iCs/>
+          <w:sz w:val="28"/>
+          <w:szCs w:val="28"/>
+          <w:lang w:val="ru-RU"/>
+        </w:rPr>
+        <w:t>Выводы по второй главе</w:t>
       </w:r>
     </w:p>
     <w:p>
@@ -5038,31 +5299,35 @@
           <w:sz w:val="28"/>
           <w:szCs w:val="28"/>
         </w:rPr>
-        <w:t>2.4.3. Сценарий работы разработанного фреймворка</w:t>
-      </w:r>
-    </w:p>
-    <w:p>
-      <w:pPr>
-        <w:pStyle w:val="11"/>
+        <w:t>2.5.1. Основные результаты проектирования</w:t>
+      </w:r>
+    </w:p>
+    <w:p>
+      <w:pPr>
         <w:keepNext w:val="0"/>
         <w:keepLines w:val="0"/>
         <w:widowControl/>
+        <w:numPr>
+          <w:ilvl w:val="0"/>
+          <w:numId w:val="19"/>
+        </w:numPr>
         <w:suppressLineNumbers w:val="0"/>
-        <w:spacing w:beforeAutospacing="1" w:line="360" w:lineRule="auto"/>
-        <w:jc w:val="both"/>
-        <w:rPr>
-          <w:rFonts w:hint="default" w:ascii="Times New Roman" w:hAnsi="Times New Roman" w:cs="Times New Roman"/>
-          <w:sz w:val="28"/>
-          <w:szCs w:val="28"/>
-        </w:rPr>
-      </w:pPr>
-      <w:r>
-        <w:rPr>
-          <w:rFonts w:hint="default" w:ascii="Times New Roman" w:hAnsi="Times New Roman" w:cs="Times New Roman"/>
-          <w:sz w:val="28"/>
-          <w:szCs w:val="28"/>
-        </w:rPr>
-        <w:t>Тут можно описать полный pipeline:</w:t>
+        <w:spacing w:before="0" w:beforeAutospacing="1" w:after="0" w:afterAutospacing="1" w:line="360" w:lineRule="auto"/>
+        <w:ind w:left="720" w:hanging="360"/>
+        <w:jc w:val="both"/>
+        <w:rPr>
+          <w:rFonts w:hint="default" w:ascii="Times New Roman" w:hAnsi="Times New Roman" w:cs="Times New Roman"/>
+          <w:sz w:val="28"/>
+          <w:szCs w:val="28"/>
+        </w:rPr>
+      </w:pPr>
+      <w:r>
+        <w:rPr>
+          <w:rFonts w:hint="default" w:ascii="Times New Roman" w:hAnsi="Times New Roman" w:cs="Times New Roman"/>
+          <w:sz w:val="28"/>
+          <w:szCs w:val="28"/>
+        </w:rPr>
+        <w:t xml:space="preserve">выбрана архитектура </w:t>
       </w:r>
     </w:p>
     <w:p>
@@ -5072,7 +5337,7 @@
         <w:widowControl/>
         <w:numPr>
           <w:ilvl w:val="0"/>
-          <w:numId w:val="18"/>
+          <w:numId w:val="19"/>
         </w:numPr>
         <w:suppressLineNumbers w:val="0"/>
         <w:spacing w:before="0" w:beforeAutospacing="1" w:after="0" w:afterAutospacing="1" w:line="360" w:lineRule="auto"/>
@@ -5090,7 +5355,7 @@
           <w:sz w:val="28"/>
           <w:szCs w:val="28"/>
         </w:rPr>
-        <w:t xml:space="preserve">запуск тестов </w:t>
+        <w:t xml:space="preserve">спроектирована инфраструктура </w:t>
       </w:r>
     </w:p>
     <w:p>
@@ -5100,7 +5365,7 @@
         <w:widowControl/>
         <w:numPr>
           <w:ilvl w:val="0"/>
-          <w:numId w:val="18"/>
+          <w:numId w:val="19"/>
         </w:numPr>
         <w:suppressLineNumbers w:val="0"/>
         <w:spacing w:before="0" w:beforeAutospacing="1" w:after="0" w:afterAutospacing="1" w:line="360" w:lineRule="auto"/>
@@ -5118,164 +5383,7 @@
           <w:sz w:val="28"/>
           <w:szCs w:val="28"/>
         </w:rPr>
-        <w:t xml:space="preserve">инициализация Grid </w:t>
-      </w:r>
-    </w:p>
-    <w:p>
-      <w:pPr>
-        <w:keepNext w:val="0"/>
-        <w:keepLines w:val="0"/>
-        <w:widowControl/>
-        <w:numPr>
-          <w:ilvl w:val="0"/>
-          <w:numId w:val="18"/>
-        </w:numPr>
-        <w:suppressLineNumbers w:val="0"/>
-        <w:spacing w:before="0" w:beforeAutospacing="1" w:after="0" w:afterAutospacing="1" w:line="360" w:lineRule="auto"/>
-        <w:ind w:left="720" w:hanging="360"/>
-        <w:jc w:val="both"/>
-        <w:rPr>
-          <w:rFonts w:hint="default" w:ascii="Times New Roman" w:hAnsi="Times New Roman" w:cs="Times New Roman"/>
-          <w:sz w:val="28"/>
-          <w:szCs w:val="28"/>
-        </w:rPr>
-      </w:pPr>
-      <w:r>
-        <w:rPr>
-          <w:rFonts w:hint="default" w:ascii="Times New Roman" w:hAnsi="Times New Roman" w:cs="Times New Roman"/>
-          <w:sz w:val="28"/>
-          <w:szCs w:val="28"/>
-        </w:rPr>
-        <w:t xml:space="preserve">подключение браузеров </w:t>
-      </w:r>
-    </w:p>
-    <w:p>
-      <w:pPr>
-        <w:keepNext w:val="0"/>
-        <w:keepLines w:val="0"/>
-        <w:widowControl/>
-        <w:numPr>
-          <w:ilvl w:val="0"/>
-          <w:numId w:val="18"/>
-        </w:numPr>
-        <w:suppressLineNumbers w:val="0"/>
-        <w:spacing w:before="0" w:beforeAutospacing="1" w:after="0" w:afterAutospacing="1" w:line="360" w:lineRule="auto"/>
-        <w:ind w:left="720" w:hanging="360"/>
-        <w:jc w:val="both"/>
-        <w:rPr>
-          <w:rFonts w:hint="default" w:ascii="Times New Roman" w:hAnsi="Times New Roman" w:cs="Times New Roman"/>
-          <w:sz w:val="28"/>
-          <w:szCs w:val="28"/>
-        </w:rPr>
-      </w:pPr>
-      <w:r>
-        <w:rPr>
-          <w:rFonts w:hint="default" w:ascii="Times New Roman" w:hAnsi="Times New Roman" w:cs="Times New Roman"/>
-          <w:sz w:val="28"/>
-          <w:szCs w:val="28"/>
-        </w:rPr>
-        <w:t xml:space="preserve">выполнение тестов </w:t>
-      </w:r>
-    </w:p>
-    <w:p>
-      <w:pPr>
-        <w:keepNext w:val="0"/>
-        <w:keepLines w:val="0"/>
-        <w:widowControl/>
-        <w:numPr>
-          <w:ilvl w:val="0"/>
-          <w:numId w:val="18"/>
-        </w:numPr>
-        <w:suppressLineNumbers w:val="0"/>
-        <w:spacing w:before="0" w:beforeAutospacing="1" w:after="0" w:afterAutospacing="1" w:line="360" w:lineRule="auto"/>
-        <w:ind w:left="720" w:hanging="360"/>
-        <w:jc w:val="both"/>
-        <w:rPr>
-          <w:rFonts w:hint="default" w:ascii="Times New Roman" w:hAnsi="Times New Roman" w:cs="Times New Roman"/>
-          <w:sz w:val="28"/>
-          <w:szCs w:val="28"/>
-        </w:rPr>
-      </w:pPr>
-      <w:r>
-        <w:rPr>
-          <w:rFonts w:hint="default" w:ascii="Times New Roman" w:hAnsi="Times New Roman" w:cs="Times New Roman"/>
-          <w:sz w:val="28"/>
-          <w:szCs w:val="28"/>
-        </w:rPr>
-        <w:t xml:space="preserve">сбор результатов </w:t>
-      </w:r>
-    </w:p>
-    <w:p>
-      <w:pPr>
-        <w:keepNext w:val="0"/>
-        <w:keepLines w:val="0"/>
-        <w:widowControl/>
-        <w:numPr>
-          <w:ilvl w:val="0"/>
-          <w:numId w:val="18"/>
-        </w:numPr>
-        <w:suppressLineNumbers w:val="0"/>
-        <w:spacing w:before="0" w:beforeAutospacing="1" w:after="0" w:afterAutospacing="1" w:line="360" w:lineRule="auto"/>
-        <w:ind w:left="720" w:hanging="360"/>
-        <w:jc w:val="both"/>
-        <w:rPr>
-          <w:rFonts w:hint="default" w:ascii="Times New Roman" w:hAnsi="Times New Roman" w:cs="Times New Roman"/>
-          <w:sz w:val="28"/>
-          <w:szCs w:val="28"/>
-        </w:rPr>
-      </w:pPr>
-      <w:r>
-        <w:rPr>
-          <w:rFonts w:hint="default" w:ascii="Times New Roman" w:hAnsi="Times New Roman" w:cs="Times New Roman"/>
-          <w:sz w:val="28"/>
-          <w:szCs w:val="28"/>
-        </w:rPr>
-        <w:t>генерация отчёта</w:t>
-      </w:r>
-    </w:p>
-    <w:p>
-      <w:pPr>
-        <w:spacing w:line="360" w:lineRule="auto"/>
-        <w:jc w:val="both"/>
-        <w:rPr>
-          <w:rFonts w:hint="default" w:ascii="Times New Roman" w:hAnsi="Times New Roman" w:cs="Times New Roman"/>
-          <w:i/>
-          <w:iCs/>
-          <w:sz w:val="28"/>
-          <w:szCs w:val="28"/>
-          <w:lang w:val="ru-RU"/>
-        </w:rPr>
-      </w:pPr>
-      <w:r>
-        <w:rPr>
-          <w:rFonts w:hint="default" w:ascii="Times New Roman" w:hAnsi="Times New Roman" w:cs="Times New Roman"/>
-          <w:b/>
-          <w:bCs/>
-          <w:sz w:val="28"/>
-          <w:szCs w:val="28"/>
-          <w:lang w:val="ru-RU"/>
-        </w:rPr>
-        <w:t>Параграф 5.</w:t>
-      </w:r>
-      <w:r>
-        <w:rPr>
-          <w:rFonts w:hint="default" w:ascii="Times New Roman" w:hAnsi="Times New Roman" w:cs="Times New Roman"/>
-          <w:sz w:val="28"/>
-          <w:szCs w:val="28"/>
-          <w:lang w:val="ru-RU"/>
-        </w:rPr>
-        <w:t xml:space="preserve"> </w:t>
-      </w:r>
-      <w:r>
-        <w:rPr>
-          <w:rFonts w:hint="default" w:ascii="Times New Roman" w:hAnsi="Times New Roman" w:cs="Times New Roman"/>
-          <w:i/>
-          <w:iCs/>
-          <w:sz w:val="28"/>
-          <w:szCs w:val="28"/>
-          <w:lang w:val="ru-RU"/>
-        </w:rPr>
-        <w:t>Выводы по второй главе</w:t>
+        <w:t xml:space="preserve">определены механизмы параллельного запуска </w:t>
       </w:r>
     </w:p>
     <w:p>
@@ -5299,120 +5407,12 @@
           <w:sz w:val="28"/>
           <w:szCs w:val="28"/>
         </w:rPr>
-        <w:t>2.5.1. Основные результаты проектирования</w:t>
-      </w:r>
-    </w:p>
-    <w:p>
-      <w:pPr>
-        <w:keepNext w:val="0"/>
-        <w:keepLines w:val="0"/>
-        <w:widowControl/>
-        <w:numPr>
-          <w:ilvl w:val="0"/>
-          <w:numId w:val="19"/>
-        </w:numPr>
-        <w:suppressLineNumbers w:val="0"/>
-        <w:spacing w:before="0" w:beforeAutospacing="1" w:after="0" w:afterAutospacing="1" w:line="360" w:lineRule="auto"/>
-        <w:ind w:left="720" w:hanging="360"/>
-        <w:jc w:val="both"/>
-        <w:rPr>
-          <w:rFonts w:hint="default" w:ascii="Times New Roman" w:hAnsi="Times New Roman" w:cs="Times New Roman"/>
-          <w:sz w:val="28"/>
-          <w:szCs w:val="28"/>
-        </w:rPr>
-      </w:pPr>
-      <w:r>
-        <w:rPr>
-          <w:rFonts w:hint="default" w:ascii="Times New Roman" w:hAnsi="Times New Roman" w:cs="Times New Roman"/>
-          <w:sz w:val="28"/>
-          <w:szCs w:val="28"/>
-        </w:rPr>
-        <w:t xml:space="preserve">выбрана архитектура </w:t>
-      </w:r>
-    </w:p>
-    <w:p>
-      <w:pPr>
-        <w:keepNext w:val="0"/>
-        <w:keepLines w:val="0"/>
-        <w:widowControl/>
-        <w:numPr>
-          <w:ilvl w:val="0"/>
-          <w:numId w:val="19"/>
-        </w:numPr>
-        <w:suppressLineNumbers w:val="0"/>
-        <w:spacing w:before="0" w:beforeAutospacing="1" w:after="0" w:afterAutospacing="1" w:line="360" w:lineRule="auto"/>
-        <w:ind w:left="720" w:hanging="360"/>
-        <w:jc w:val="both"/>
-        <w:rPr>
-          <w:rFonts w:hint="default" w:ascii="Times New Roman" w:hAnsi="Times New Roman" w:cs="Times New Roman"/>
-          <w:sz w:val="28"/>
-          <w:szCs w:val="28"/>
-        </w:rPr>
-      </w:pPr>
-      <w:r>
-        <w:rPr>
-          <w:rFonts w:hint="default" w:ascii="Times New Roman" w:hAnsi="Times New Roman" w:cs="Times New Roman"/>
-          <w:sz w:val="28"/>
-          <w:szCs w:val="28"/>
-        </w:rPr>
-        <w:t xml:space="preserve">спроектирована инфраструктура </w:t>
-      </w:r>
-    </w:p>
-    <w:p>
-      <w:pPr>
-        <w:keepNext w:val="0"/>
-        <w:keepLines w:val="0"/>
-        <w:widowControl/>
-        <w:numPr>
-          <w:ilvl w:val="0"/>
-          <w:numId w:val="19"/>
-        </w:numPr>
-        <w:suppressLineNumbers w:val="0"/>
-        <w:spacing w:before="0" w:beforeAutospacing="1" w:after="0" w:afterAutospacing="1" w:line="360" w:lineRule="auto"/>
-        <w:ind w:left="720" w:hanging="360"/>
-        <w:jc w:val="both"/>
-        <w:rPr>
-          <w:rFonts w:hint="default" w:ascii="Times New Roman" w:hAnsi="Times New Roman" w:cs="Times New Roman"/>
-          <w:sz w:val="28"/>
-          <w:szCs w:val="28"/>
-        </w:rPr>
-      </w:pPr>
-      <w:r>
-        <w:rPr>
-          <w:rFonts w:hint="default" w:ascii="Times New Roman" w:hAnsi="Times New Roman" w:cs="Times New Roman"/>
-          <w:sz w:val="28"/>
-          <w:szCs w:val="28"/>
-        </w:rPr>
-        <w:t xml:space="preserve">определены механизмы параллельного запуска </w:t>
-      </w:r>
-    </w:p>
-    <w:p>
-      <w:pPr>
-        <w:pStyle w:val="3"/>
-        <w:keepNext w:val="0"/>
-        <w:keepLines w:val="0"/>
-        <w:widowControl/>
-        <w:suppressLineNumbers w:val="0"/>
-        <w:spacing w:line="360" w:lineRule="auto"/>
-        <w:jc w:val="both"/>
-        <w:rPr>
-          <w:rFonts w:hint="default" w:ascii="Times New Roman" w:hAnsi="Times New Roman" w:cs="Times New Roman"/>
-          <w:sz w:val="28"/>
-          <w:szCs w:val="28"/>
-        </w:rPr>
-      </w:pPr>
-      <w:r>
-        <w:rPr>
-          <w:rFonts w:hint="default" w:ascii="Times New Roman" w:hAnsi="Times New Roman" w:cs="Times New Roman"/>
-          <w:sz w:val="28"/>
-          <w:szCs w:val="28"/>
-        </w:rPr>
         <w:t>2.5.2. Подготовка к реализации фреймворка</w:t>
       </w:r>
     </w:p>
     <w:p>
       <w:pPr>
-        <w:pStyle w:val="11"/>
+        <w:pStyle w:val="12"/>
         <w:keepNext w:val="0"/>
         <w:keepLines w:val="0"/>
         <w:widowControl/>
@@ -7782,7 +7782,7 @@
     </w:p>
     <w:tbl>
       <w:tblPr>
-        <w:tblStyle w:val="5"/>
+        <w:tblStyle w:val="6"/>
         <w:tblW w:w="0" w:type="auto"/>
         <w:tblCellSpacing w:w="15" w:type="dxa"/>
         <w:tblInd w:w="0" w:type="dxa"/>
@@ -7819,6 +7819,7 @@
             <w:insideH w:val="none" w:color="auto" w:sz="0" w:space="0"/>
             <w:insideV w:val="none" w:color="auto" w:sz="0" w:space="0"/>
           </w:tblBorders>
+          <w:shd w:val="clear" w:color="auto" w:fill="auto"/>
           <w:tblCellMar>
             <w:top w:w="15" w:type="dxa"/>
             <w:left w:w="15" w:type="dxa"/>
@@ -8357,6 +8358,7 @@
             <w:insideH w:val="none" w:color="auto" w:sz="0" w:space="0"/>
             <w:insideV w:val="none" w:color="auto" w:sz="0" w:space="0"/>
           </w:tblBorders>
+          <w:shd w:val="clear" w:color="auto" w:fill="auto"/>
           <w:tblCellMar>
             <w:top w:w="15" w:type="dxa"/>
             <w:left w:w="15" w:type="dxa"/>
@@ -10188,7 +10190,7 @@
     </w:p>
     <w:tbl>
       <w:tblPr>
-        <w:tblStyle w:val="5"/>
+        <w:tblStyle w:val="6"/>
         <w:tblW w:w="0" w:type="auto"/>
         <w:jc w:val="center"/>
         <w:tblCellSpacing w:w="15" w:type="dxa"/>
@@ -10226,7 +10228,6 @@
             <w:insideH w:val="single" w:color="auto" w:sz="4" w:space="0"/>
             <w:insideV w:val="single" w:color="auto" w:sz="4" w:space="0"/>
           </w:tblBorders>
-          <w:shd w:val="clear" w:color="auto" w:fill="auto"/>
           <w:tblCellMar>
             <w:top w:w="15" w:type="dxa"/>
             <w:left w:w="15" w:type="dxa"/>
@@ -11242,7 +11243,6 @@
             <w:insideH w:val="single" w:color="auto" w:sz="4" w:space="0"/>
             <w:insideV w:val="single" w:color="auto" w:sz="4" w:space="0"/>
           </w:tblBorders>
-          <w:shd w:val="clear" w:color="auto" w:fill="auto"/>
           <w:tblCellMar>
             <w:top w:w="15" w:type="dxa"/>
             <w:left w:w="15" w:type="dxa"/>
@@ -11445,7 +11445,6 @@
             <w:insideH w:val="single" w:color="auto" w:sz="4" w:space="0"/>
             <w:insideV w:val="single" w:color="auto" w:sz="4" w:space="0"/>
           </w:tblBorders>
-          <w:shd w:val="clear" w:color="auto" w:fill="auto"/>
           <w:tblCellMar>
             <w:top w:w="15" w:type="dxa"/>
             <w:left w:w="15" w:type="dxa"/>
@@ -12300,7 +12299,7 @@
     </w:p>
     <w:tbl>
       <w:tblPr>
-        <w:tblStyle w:val="5"/>
+        <w:tblStyle w:val="6"/>
         <w:tblW w:w="0" w:type="auto"/>
         <w:jc w:val="center"/>
         <w:tblCellSpacing w:w="15" w:type="dxa"/>
@@ -12944,6 +12943,7 @@
             <w:insideH w:val="single" w:color="auto" w:sz="4" w:space="0"/>
             <w:insideV w:val="single" w:color="auto" w:sz="4" w:space="0"/>
           </w:tblBorders>
+          <w:shd w:val="clear" w:color="auto" w:fill="auto"/>
           <w:tblCellMar>
             <w:top w:w="15" w:type="dxa"/>
             <w:left w:w="15" w:type="dxa"/>
@@ -14258,6 +14258,7 @@
     <w:p>
       <w:pPr>
         <w:numPr>
+          <w:ilvl w:val="0"/>
           <w:numId w:val="0"/>
         </w:numPr>
         <w:spacing w:after="160" w:line="360" w:lineRule="auto"/>
@@ -14291,6 +14292,7 @@
     <w:p>
       <w:pPr>
         <w:numPr>
+          <w:ilvl w:val="0"/>
           <w:numId w:val="0"/>
         </w:numPr>
         <w:spacing w:after="160" w:line="360" w:lineRule="auto"/>
@@ -14324,6 +14326,7 @@
     <w:p>
       <w:pPr>
         <w:numPr>
+          <w:ilvl w:val="0"/>
           <w:numId w:val="0"/>
         </w:numPr>
         <w:spacing w:after="160" w:line="360" w:lineRule="auto"/>
@@ -14357,6 +14360,7 @@
     <w:p>
       <w:pPr>
         <w:numPr>
+          <w:ilvl w:val="0"/>
           <w:numId w:val="0"/>
         </w:numPr>
         <w:spacing w:after="160" w:line="360" w:lineRule="auto"/>
@@ -14390,6 +14394,7 @@
     <w:p>
       <w:pPr>
         <w:numPr>
+          <w:ilvl w:val="0"/>
           <w:numId w:val="0"/>
         </w:numPr>
         <w:spacing w:after="160" w:line="360" w:lineRule="auto"/>
@@ -14423,6 +14428,7 @@
     <w:p>
       <w:pPr>
         <w:numPr>
+          <w:ilvl w:val="0"/>
           <w:numId w:val="0"/>
         </w:numPr>
         <w:spacing w:after="160" w:line="360" w:lineRule="auto"/>
@@ -14627,66 +14633,3675 @@
         </w:rPr>
         <w:t xml:space="preserve"> особое внимание уделялось проектированию архитектуры системы автоматизированного тестирования. Архитектура фреймворка оказывает непосредственное влияние на стабильность выполнения тестов, удобство сопровождения проекта, возможность масштабирования тестовой инфраструктуры и скорость разработки новых тестовых сценариев.</w:t>
       </w:r>
+    </w:p>
+    <w:p>
+      <w:pPr>
+        <w:spacing w:line="360" w:lineRule="auto"/>
+        <w:jc w:val="both"/>
+        <w:rPr>
+          <w:rFonts w:hint="default" w:ascii="Times New Roman" w:hAnsi="Times New Roman" w:cs="Times New Roman"/>
+          <w:b w:val="0"/>
+          <w:bCs w:val="0"/>
+          <w:i w:val="0"/>
+          <w:iCs w:val="0"/>
+          <w:sz w:val="28"/>
+          <w:szCs w:val="28"/>
+          <w:lang w:val="en-US"/>
+        </w:rPr>
+      </w:pPr>
+      <w:r>
+        <w:rPr>
+          <w:rFonts w:hint="default" w:ascii="Times New Roman" w:hAnsi="Times New Roman" w:cs="Times New Roman"/>
+          <w:b w:val="0"/>
+          <w:bCs w:val="0"/>
+          <w:i w:val="0"/>
+          <w:iCs w:val="0"/>
+          <w:sz w:val="28"/>
+          <w:szCs w:val="28"/>
+          <w:lang w:val="en-US"/>
+        </w:rPr>
+        <w:t>В процессе проектирования были сформированы основные требования к архитектуре разрабатываемого тестового фреймворка.</w:t>
+      </w:r>
+    </w:p>
+    <w:p>
+      <w:pPr>
+        <w:spacing w:line="360" w:lineRule="auto"/>
+        <w:jc w:val="both"/>
+        <w:rPr>
+          <w:rFonts w:hint="default" w:ascii="Times New Roman" w:hAnsi="Times New Roman" w:cs="Times New Roman"/>
+          <w:b/>
+          <w:bCs/>
+          <w:i w:val="0"/>
+          <w:iCs w:val="0"/>
+          <w:sz w:val="28"/>
+          <w:szCs w:val="28"/>
+          <w:lang w:val="en-US"/>
+        </w:rPr>
+      </w:pPr>
+      <w:r>
+        <w:rPr>
+          <w:rFonts w:hint="default" w:ascii="Times New Roman" w:hAnsi="Times New Roman" w:cs="Times New Roman"/>
+          <w:b/>
+          <w:bCs/>
+          <w:i w:val="0"/>
+          <w:iCs w:val="0"/>
+          <w:sz w:val="28"/>
+          <w:szCs w:val="28"/>
+          <w:lang w:val="en-US"/>
+        </w:rPr>
+        <w:t>Модульность</w:t>
+      </w:r>
+    </w:p>
+    <w:p>
+      <w:pPr>
+        <w:spacing w:line="360" w:lineRule="auto"/>
+        <w:ind w:firstLine="708" w:firstLineChars="0"/>
+        <w:jc w:val="both"/>
+        <w:rPr>
+          <w:rFonts w:hint="default" w:ascii="Times New Roman" w:hAnsi="Times New Roman" w:cs="Times New Roman"/>
+          <w:b w:val="0"/>
+          <w:bCs w:val="0"/>
+          <w:i w:val="0"/>
+          <w:iCs w:val="0"/>
+          <w:sz w:val="28"/>
+          <w:szCs w:val="28"/>
+          <w:lang w:val="en-US"/>
+        </w:rPr>
+      </w:pPr>
+      <w:r>
+        <w:rPr>
+          <w:rFonts w:hint="default" w:ascii="Times New Roman" w:hAnsi="Times New Roman" w:cs="Times New Roman"/>
+          <w:b w:val="0"/>
+          <w:bCs w:val="0"/>
+          <w:i w:val="0"/>
+          <w:iCs w:val="0"/>
+          <w:sz w:val="28"/>
+          <w:szCs w:val="28"/>
+          <w:lang w:val="en-US"/>
+        </w:rPr>
+        <w:t>Одним из ключевых требований является модульность архитектуры. Фреймворк должен состоять из отдельных логически независимых компонентов, отвечающих за выполнение конкретных задач. Разделение системы на модули позволяет упростить сопровождение проекта, повысить читаемость кода и снизить уровень связанности между компонентами.</w:t>
+      </w:r>
+    </w:p>
+    <w:p>
+      <w:pPr>
+        <w:spacing w:line="360" w:lineRule="auto"/>
+        <w:ind w:firstLine="708" w:firstLineChars="0"/>
+        <w:jc w:val="both"/>
+        <w:rPr>
+          <w:rFonts w:hint="default" w:ascii="Times New Roman" w:hAnsi="Times New Roman" w:cs="Times New Roman"/>
+          <w:b w:val="0"/>
+          <w:bCs w:val="0"/>
+          <w:i w:val="0"/>
+          <w:iCs w:val="0"/>
+          <w:sz w:val="28"/>
+          <w:szCs w:val="28"/>
+          <w:lang w:val="en-US"/>
+        </w:rPr>
+      </w:pPr>
+      <w:r>
+        <w:rPr>
+          <w:rFonts w:hint="default" w:ascii="Times New Roman" w:hAnsi="Times New Roman" w:cs="Times New Roman"/>
+          <w:b w:val="0"/>
+          <w:bCs w:val="0"/>
+          <w:i w:val="0"/>
+          <w:iCs w:val="0"/>
+          <w:sz w:val="28"/>
+          <w:szCs w:val="28"/>
+          <w:lang w:val="en-US"/>
+        </w:rPr>
+        <w:t>В рамках разрабатываемого решения отдельные модули отвечают за:</w:t>
+      </w:r>
+    </w:p>
+    <w:p>
+      <w:pPr>
+        <w:numPr>
+          <w:ilvl w:val="0"/>
+          <w:numId w:val="24"/>
+        </w:numPr>
+        <w:spacing w:line="360" w:lineRule="auto"/>
+        <w:ind w:left="420" w:leftChars="0" w:hanging="420" w:firstLineChars="0"/>
+        <w:jc w:val="both"/>
+        <w:rPr>
+          <w:rFonts w:hint="default" w:ascii="Times New Roman" w:hAnsi="Times New Roman" w:cs="Times New Roman"/>
+          <w:b w:val="0"/>
+          <w:bCs w:val="0"/>
+          <w:i w:val="0"/>
+          <w:iCs w:val="0"/>
+          <w:sz w:val="28"/>
+          <w:szCs w:val="28"/>
+          <w:lang w:val="en-US"/>
+        </w:rPr>
+      </w:pPr>
+      <w:r>
+        <w:rPr>
+          <w:rFonts w:hint="default" w:ascii="Times New Roman" w:hAnsi="Times New Roman" w:cs="Times New Roman"/>
+          <w:b w:val="0"/>
+          <w:bCs w:val="0"/>
+          <w:i w:val="0"/>
+          <w:iCs w:val="0"/>
+          <w:sz w:val="28"/>
+          <w:szCs w:val="28"/>
+          <w:lang w:val="en-US"/>
+        </w:rPr>
+        <w:t xml:space="preserve">управление браузерами и WebDriver; </w:t>
+      </w:r>
+    </w:p>
+    <w:p>
+      <w:pPr>
+        <w:numPr>
+          <w:ilvl w:val="0"/>
+          <w:numId w:val="24"/>
+        </w:numPr>
+        <w:spacing w:line="360" w:lineRule="auto"/>
+        <w:ind w:left="420" w:leftChars="0" w:hanging="420" w:firstLineChars="0"/>
+        <w:jc w:val="both"/>
+        <w:rPr>
+          <w:rFonts w:hint="default" w:ascii="Times New Roman" w:hAnsi="Times New Roman" w:cs="Times New Roman"/>
+          <w:b w:val="0"/>
+          <w:bCs w:val="0"/>
+          <w:i w:val="0"/>
+          <w:iCs w:val="0"/>
+          <w:sz w:val="28"/>
+          <w:szCs w:val="28"/>
+          <w:lang w:val="en-US"/>
+        </w:rPr>
+      </w:pPr>
+      <w:r>
+        <w:rPr>
+          <w:rFonts w:hint="default" w:ascii="Times New Roman" w:hAnsi="Times New Roman" w:cs="Times New Roman"/>
+          <w:b w:val="0"/>
+          <w:bCs w:val="0"/>
+          <w:i w:val="0"/>
+          <w:iCs w:val="0"/>
+          <w:sz w:val="28"/>
+          <w:szCs w:val="28"/>
+          <w:lang w:val="en-US"/>
+        </w:rPr>
+        <w:t xml:space="preserve">хранение тестовых данных; </w:t>
+      </w:r>
+    </w:p>
+    <w:p>
+      <w:pPr>
+        <w:numPr>
+          <w:ilvl w:val="0"/>
+          <w:numId w:val="24"/>
+        </w:numPr>
+        <w:spacing w:line="360" w:lineRule="auto"/>
+        <w:ind w:left="420" w:leftChars="0" w:hanging="420" w:firstLineChars="0"/>
+        <w:jc w:val="both"/>
+        <w:rPr>
+          <w:rFonts w:hint="default" w:ascii="Times New Roman" w:hAnsi="Times New Roman" w:cs="Times New Roman"/>
+          <w:b w:val="0"/>
+          <w:bCs w:val="0"/>
+          <w:i w:val="0"/>
+          <w:iCs w:val="0"/>
+          <w:sz w:val="28"/>
+          <w:szCs w:val="28"/>
+          <w:lang w:val="en-US"/>
+        </w:rPr>
+      </w:pPr>
+      <w:r>
+        <w:rPr>
+          <w:rFonts w:hint="default" w:ascii="Times New Roman" w:hAnsi="Times New Roman" w:cs="Times New Roman"/>
+          <w:b w:val="0"/>
+          <w:bCs w:val="0"/>
+          <w:i w:val="0"/>
+          <w:iCs w:val="0"/>
+          <w:sz w:val="28"/>
+          <w:szCs w:val="28"/>
+          <w:lang w:val="en-US"/>
+        </w:rPr>
+        <w:t xml:space="preserve">реализацию Page Object классов; </w:t>
+      </w:r>
+    </w:p>
+    <w:p>
+      <w:pPr>
+        <w:numPr>
+          <w:ilvl w:val="0"/>
+          <w:numId w:val="24"/>
+        </w:numPr>
+        <w:spacing w:line="360" w:lineRule="auto"/>
+        <w:ind w:left="420" w:leftChars="0" w:hanging="420" w:firstLineChars="0"/>
+        <w:jc w:val="both"/>
+        <w:rPr>
+          <w:rFonts w:hint="default" w:ascii="Times New Roman" w:hAnsi="Times New Roman" w:cs="Times New Roman"/>
+          <w:b w:val="0"/>
+          <w:bCs w:val="0"/>
+          <w:i w:val="0"/>
+          <w:iCs w:val="0"/>
+          <w:sz w:val="28"/>
+          <w:szCs w:val="28"/>
+          <w:lang w:val="en-US"/>
+        </w:rPr>
+      </w:pPr>
+      <w:r>
+        <w:rPr>
+          <w:rFonts w:hint="default" w:ascii="Times New Roman" w:hAnsi="Times New Roman" w:cs="Times New Roman"/>
+          <w:b w:val="0"/>
+          <w:bCs w:val="0"/>
+          <w:i w:val="0"/>
+          <w:iCs w:val="0"/>
+          <w:sz w:val="28"/>
+          <w:szCs w:val="28"/>
+          <w:lang w:val="en-US"/>
+        </w:rPr>
+        <w:t xml:space="preserve">выполнение тестовых сценариев; </w:t>
+      </w:r>
+    </w:p>
+    <w:p>
+      <w:pPr>
+        <w:numPr>
+          <w:ilvl w:val="0"/>
+          <w:numId w:val="24"/>
+        </w:numPr>
+        <w:spacing w:line="360" w:lineRule="auto"/>
+        <w:ind w:left="420" w:leftChars="0" w:hanging="420" w:firstLineChars="0"/>
+        <w:jc w:val="both"/>
+        <w:rPr>
+          <w:rFonts w:hint="default" w:ascii="Times New Roman" w:hAnsi="Times New Roman" w:cs="Times New Roman"/>
+          <w:b w:val="0"/>
+          <w:bCs w:val="0"/>
+          <w:i w:val="0"/>
+          <w:iCs w:val="0"/>
+          <w:sz w:val="28"/>
+          <w:szCs w:val="28"/>
+          <w:lang w:val="en-US"/>
+        </w:rPr>
+      </w:pPr>
+      <w:r>
+        <w:rPr>
+          <w:rFonts w:hint="default" w:ascii="Times New Roman" w:hAnsi="Times New Roman" w:cs="Times New Roman"/>
+          <w:b w:val="0"/>
+          <w:bCs w:val="0"/>
+          <w:i w:val="0"/>
+          <w:iCs w:val="0"/>
+          <w:sz w:val="28"/>
+          <w:szCs w:val="28"/>
+          <w:lang w:val="en-US"/>
+        </w:rPr>
+        <w:t xml:space="preserve">генерацию отчётности; </w:t>
+      </w:r>
+    </w:p>
+    <w:p>
+      <w:pPr>
+        <w:numPr>
+          <w:ilvl w:val="0"/>
+          <w:numId w:val="24"/>
+        </w:numPr>
+        <w:spacing w:line="360" w:lineRule="auto"/>
+        <w:ind w:left="420" w:leftChars="0" w:hanging="420" w:firstLineChars="0"/>
+        <w:jc w:val="both"/>
+        <w:rPr>
+          <w:rFonts w:hint="default" w:ascii="Times New Roman" w:hAnsi="Times New Roman" w:cs="Times New Roman"/>
+          <w:b w:val="0"/>
+          <w:bCs w:val="0"/>
+          <w:i w:val="0"/>
+          <w:iCs w:val="0"/>
+          <w:sz w:val="28"/>
+          <w:szCs w:val="28"/>
+          <w:lang w:val="en-US"/>
+        </w:rPr>
+      </w:pPr>
+      <w:r>
+        <w:rPr>
+          <w:rFonts w:hint="default" w:ascii="Times New Roman" w:hAnsi="Times New Roman" w:cs="Times New Roman"/>
+          <w:b w:val="0"/>
+          <w:bCs w:val="0"/>
+          <w:i w:val="0"/>
+          <w:iCs w:val="0"/>
+          <w:sz w:val="28"/>
+          <w:szCs w:val="28"/>
+          <w:lang w:val="en-US"/>
+        </w:rPr>
+        <w:t xml:space="preserve">обработку конфигурационных параметров; </w:t>
+      </w:r>
+    </w:p>
+    <w:p>
+      <w:pPr>
+        <w:numPr>
+          <w:ilvl w:val="0"/>
+          <w:numId w:val="24"/>
+        </w:numPr>
+        <w:spacing w:line="360" w:lineRule="auto"/>
+        <w:ind w:left="420" w:leftChars="0" w:hanging="420" w:firstLineChars="0"/>
+        <w:jc w:val="both"/>
+        <w:rPr>
+          <w:rFonts w:hint="default" w:ascii="Times New Roman" w:hAnsi="Times New Roman" w:cs="Times New Roman"/>
+          <w:b w:val="0"/>
+          <w:bCs w:val="0"/>
+          <w:i w:val="0"/>
+          <w:iCs w:val="0"/>
+          <w:sz w:val="28"/>
+          <w:szCs w:val="28"/>
+          <w:lang w:val="en-US"/>
+        </w:rPr>
+      </w:pPr>
+      <w:r>
+        <w:rPr>
+          <w:rFonts w:hint="default" w:ascii="Times New Roman" w:hAnsi="Times New Roman" w:cs="Times New Roman"/>
+          <w:b w:val="0"/>
+          <w:bCs w:val="0"/>
+          <w:i w:val="0"/>
+          <w:iCs w:val="0"/>
+          <w:sz w:val="28"/>
+          <w:szCs w:val="28"/>
+          <w:lang w:val="en-US"/>
+        </w:rPr>
+        <w:t>интеграцию с Selenium Grid.</w:t>
+      </w:r>
+    </w:p>
+    <w:p>
+      <w:pPr>
+        <w:numPr>
+          <w:ilvl w:val="0"/>
+          <w:numId w:val="0"/>
+        </w:numPr>
+        <w:spacing w:after="160" w:line="360" w:lineRule="auto"/>
+        <w:ind w:firstLine="708" w:firstLineChars="0"/>
+        <w:jc w:val="both"/>
+        <w:rPr>
+          <w:rFonts w:hint="default" w:ascii="Times New Roman" w:hAnsi="Times New Roman" w:cs="Times New Roman"/>
+          <w:b w:val="0"/>
+          <w:bCs w:val="0"/>
+          <w:i w:val="0"/>
+          <w:iCs w:val="0"/>
+          <w:sz w:val="28"/>
+          <w:szCs w:val="28"/>
+          <w:lang w:val="en-US"/>
+        </w:rPr>
+      </w:pPr>
+      <w:r>
+        <w:rPr>
+          <w:rFonts w:hint="default" w:ascii="Times New Roman" w:hAnsi="Times New Roman" w:cs="Times New Roman"/>
+          <w:b w:val="0"/>
+          <w:bCs w:val="0"/>
+          <w:i w:val="0"/>
+          <w:iCs w:val="0"/>
+          <w:sz w:val="28"/>
+          <w:szCs w:val="28"/>
+          <w:lang w:val="en-US"/>
+        </w:rPr>
+        <w:t>Подобный подход позволяет изменять или расширять отдельные части системы без необходимости переработки всего фреймворка.</w:t>
+      </w:r>
+    </w:p>
+    <w:p>
+      <w:pPr>
+        <w:numPr>
+          <w:ilvl w:val="0"/>
+          <w:numId w:val="0"/>
+        </w:numPr>
+        <w:spacing w:after="160" w:line="360" w:lineRule="auto"/>
+        <w:jc w:val="both"/>
+        <w:rPr>
+          <w:rFonts w:hint="default" w:ascii="Times New Roman" w:hAnsi="Times New Roman" w:cs="Times New Roman"/>
+          <w:b/>
+          <w:bCs/>
+          <w:i w:val="0"/>
+          <w:iCs w:val="0"/>
+          <w:sz w:val="28"/>
+          <w:szCs w:val="28"/>
+          <w:lang w:val="en-US"/>
+        </w:rPr>
+      </w:pPr>
+      <w:r>
+        <w:rPr>
+          <w:rFonts w:hint="default" w:ascii="Times New Roman" w:hAnsi="Times New Roman" w:cs="Times New Roman"/>
+          <w:b/>
+          <w:bCs/>
+          <w:i w:val="0"/>
+          <w:iCs w:val="0"/>
+          <w:sz w:val="28"/>
+          <w:szCs w:val="28"/>
+          <w:lang w:val="en-US"/>
+        </w:rPr>
+        <w:t>Расширяемость</w:t>
+      </w:r>
+    </w:p>
+    <w:p>
+      <w:pPr>
+        <w:numPr>
+          <w:ilvl w:val="0"/>
+          <w:numId w:val="0"/>
+        </w:numPr>
+        <w:spacing w:after="160" w:line="360" w:lineRule="auto"/>
+        <w:ind w:firstLine="708" w:firstLineChars="0"/>
+        <w:jc w:val="both"/>
+        <w:rPr>
+          <w:rFonts w:hint="default" w:ascii="Times New Roman" w:hAnsi="Times New Roman" w:cs="Times New Roman"/>
+          <w:b w:val="0"/>
+          <w:bCs w:val="0"/>
+          <w:i w:val="0"/>
+          <w:iCs w:val="0"/>
+          <w:sz w:val="28"/>
+          <w:szCs w:val="28"/>
+          <w:lang w:val="en-US"/>
+        </w:rPr>
+      </w:pPr>
+      <w:r>
+        <w:rPr>
+          <w:rFonts w:hint="default" w:ascii="Times New Roman" w:hAnsi="Times New Roman" w:cs="Times New Roman"/>
+          <w:b w:val="0"/>
+          <w:bCs w:val="0"/>
+          <w:i w:val="0"/>
+          <w:iCs w:val="0"/>
+          <w:sz w:val="28"/>
+          <w:szCs w:val="28"/>
+          <w:lang w:val="en-US"/>
+        </w:rPr>
+        <w:t>Архитектура фреймворка должна обеспечивать возможность дальнейшего расширения функциональности системы. При увеличении количества тестовых сценариев или подключении новых модулей веб-приложения структура проекта не должна требовать существенных изменений.</w:t>
+      </w:r>
+    </w:p>
+    <w:p>
+      <w:pPr>
+        <w:numPr>
+          <w:ilvl w:val="0"/>
+          <w:numId w:val="0"/>
+        </w:numPr>
+        <w:spacing w:after="160" w:line="360" w:lineRule="auto"/>
+        <w:ind w:firstLine="708" w:firstLineChars="0"/>
+        <w:jc w:val="both"/>
+        <w:rPr>
+          <w:rFonts w:hint="default" w:ascii="Times New Roman" w:hAnsi="Times New Roman" w:cs="Times New Roman"/>
+          <w:b w:val="0"/>
+          <w:bCs w:val="0"/>
+          <w:i w:val="0"/>
+          <w:iCs w:val="0"/>
+          <w:sz w:val="28"/>
+          <w:szCs w:val="28"/>
+          <w:lang w:val="en-US"/>
+        </w:rPr>
+      </w:pPr>
+      <w:r>
+        <w:rPr>
+          <w:rFonts w:hint="default" w:ascii="Times New Roman" w:hAnsi="Times New Roman" w:cs="Times New Roman"/>
+          <w:b w:val="0"/>
+          <w:bCs w:val="0"/>
+          <w:i w:val="0"/>
+          <w:iCs w:val="0"/>
+          <w:sz w:val="28"/>
+          <w:szCs w:val="28"/>
+          <w:lang w:val="en-US"/>
+        </w:rPr>
+        <w:t>Требование расширяемости особенно важно для проектов автоматизированного тестирования, поскольку количество тестов и поддерживаемых браузеров со временем увеличивается. В разрабатываемом фреймворке возможность расширения обеспечивается за счёт:</w:t>
+      </w:r>
+    </w:p>
+    <w:p>
+      <w:pPr>
+        <w:numPr>
+          <w:ilvl w:val="0"/>
+          <w:numId w:val="24"/>
+        </w:numPr>
+        <w:spacing w:after="160" w:line="360" w:lineRule="auto"/>
+        <w:ind w:left="420" w:leftChars="0" w:hanging="420" w:firstLineChars="0"/>
+        <w:jc w:val="both"/>
+        <w:rPr>
+          <w:rFonts w:hint="default" w:ascii="Times New Roman" w:hAnsi="Times New Roman" w:cs="Times New Roman"/>
+          <w:b w:val="0"/>
+          <w:bCs w:val="0"/>
+          <w:i w:val="0"/>
+          <w:iCs w:val="0"/>
+          <w:sz w:val="28"/>
+          <w:szCs w:val="28"/>
+          <w:lang w:val="en-US"/>
+        </w:rPr>
+      </w:pPr>
+      <w:r>
+        <w:rPr>
+          <w:rFonts w:hint="default" w:ascii="Times New Roman" w:hAnsi="Times New Roman" w:cs="Times New Roman"/>
+          <w:b w:val="0"/>
+          <w:bCs w:val="0"/>
+          <w:i w:val="0"/>
+          <w:iCs w:val="0"/>
+          <w:sz w:val="28"/>
+          <w:szCs w:val="28"/>
+          <w:lang w:val="en-US"/>
+        </w:rPr>
+        <w:t xml:space="preserve">использования шаблона проектирования Page Object Model; </w:t>
+      </w:r>
+    </w:p>
+    <w:p>
+      <w:pPr>
+        <w:numPr>
+          <w:ilvl w:val="0"/>
+          <w:numId w:val="24"/>
+        </w:numPr>
+        <w:spacing w:after="160" w:line="360" w:lineRule="auto"/>
+        <w:ind w:left="420" w:leftChars="0" w:hanging="420" w:firstLineChars="0"/>
+        <w:jc w:val="both"/>
+        <w:rPr>
+          <w:rFonts w:hint="default" w:ascii="Times New Roman" w:hAnsi="Times New Roman" w:cs="Times New Roman"/>
+          <w:b w:val="0"/>
+          <w:bCs w:val="0"/>
+          <w:i w:val="0"/>
+          <w:iCs w:val="0"/>
+          <w:sz w:val="28"/>
+          <w:szCs w:val="28"/>
+          <w:lang w:val="en-US"/>
+        </w:rPr>
+      </w:pPr>
+      <w:r>
+        <w:rPr>
+          <w:rFonts w:hint="default" w:ascii="Times New Roman" w:hAnsi="Times New Roman" w:cs="Times New Roman"/>
+          <w:b w:val="0"/>
+          <w:bCs w:val="0"/>
+          <w:i w:val="0"/>
+          <w:iCs w:val="0"/>
+          <w:sz w:val="28"/>
+          <w:szCs w:val="28"/>
+          <w:lang w:val="en-US"/>
+        </w:rPr>
+        <w:t xml:space="preserve">централизованного управления драйверами; </w:t>
+      </w:r>
+    </w:p>
+    <w:p>
+      <w:pPr>
+        <w:numPr>
+          <w:ilvl w:val="0"/>
+          <w:numId w:val="24"/>
+        </w:numPr>
+        <w:spacing w:after="160" w:line="360" w:lineRule="auto"/>
+        <w:ind w:left="420" w:leftChars="0" w:hanging="420" w:firstLineChars="0"/>
+        <w:jc w:val="both"/>
+        <w:rPr>
+          <w:rFonts w:hint="default" w:ascii="Times New Roman" w:hAnsi="Times New Roman" w:cs="Times New Roman"/>
+          <w:b w:val="0"/>
+          <w:bCs w:val="0"/>
+          <w:i w:val="0"/>
+          <w:iCs w:val="0"/>
+          <w:sz w:val="28"/>
+          <w:szCs w:val="28"/>
+          <w:lang w:val="en-US"/>
+        </w:rPr>
+      </w:pPr>
+      <w:r>
+        <w:rPr>
+          <w:rFonts w:hint="default" w:ascii="Times New Roman" w:hAnsi="Times New Roman" w:cs="Times New Roman"/>
+          <w:b w:val="0"/>
+          <w:bCs w:val="0"/>
+          <w:i w:val="0"/>
+          <w:iCs w:val="0"/>
+          <w:sz w:val="28"/>
+          <w:szCs w:val="28"/>
+          <w:lang w:val="en-US"/>
+        </w:rPr>
+        <w:t xml:space="preserve">разделения тестовой логики и логики взаимодействия со страницами; </w:t>
+      </w:r>
+    </w:p>
+    <w:p>
+      <w:pPr>
+        <w:numPr>
+          <w:ilvl w:val="0"/>
+          <w:numId w:val="24"/>
+        </w:numPr>
+        <w:spacing w:after="160" w:line="360" w:lineRule="auto"/>
+        <w:ind w:left="420" w:leftChars="0" w:hanging="420" w:firstLineChars="0"/>
+        <w:jc w:val="both"/>
+        <w:rPr>
+          <w:rFonts w:hint="default" w:ascii="Times New Roman" w:hAnsi="Times New Roman" w:cs="Times New Roman"/>
+          <w:b w:val="0"/>
+          <w:bCs w:val="0"/>
+          <w:i w:val="0"/>
+          <w:iCs w:val="0"/>
+          <w:sz w:val="28"/>
+          <w:szCs w:val="28"/>
+          <w:lang w:val="en-US"/>
+        </w:rPr>
+      </w:pPr>
+      <w:r>
+        <w:rPr>
+          <w:rFonts w:hint="default" w:ascii="Times New Roman" w:hAnsi="Times New Roman" w:cs="Times New Roman"/>
+          <w:b w:val="0"/>
+          <w:bCs w:val="0"/>
+          <w:i w:val="0"/>
+          <w:iCs w:val="0"/>
+          <w:sz w:val="28"/>
+          <w:szCs w:val="28"/>
+          <w:lang w:val="en-US"/>
+        </w:rPr>
+        <w:t>использования базовых классов и вспомогательных компонентов.</w:t>
+      </w:r>
+    </w:p>
+    <w:p>
+      <w:pPr>
+        <w:numPr>
+          <w:ilvl w:val="0"/>
+          <w:numId w:val="0"/>
+        </w:numPr>
+        <w:spacing w:after="160" w:line="360" w:lineRule="auto"/>
+        <w:ind w:firstLine="708" w:firstLineChars="0"/>
+        <w:jc w:val="both"/>
+        <w:rPr>
+          <w:rFonts w:hint="default" w:ascii="Times New Roman" w:hAnsi="Times New Roman" w:cs="Times New Roman"/>
+          <w:b w:val="0"/>
+          <w:bCs w:val="0"/>
+          <w:i w:val="0"/>
+          <w:iCs w:val="0"/>
+          <w:sz w:val="28"/>
+          <w:szCs w:val="28"/>
+          <w:lang w:val="en-US"/>
+        </w:rPr>
+      </w:pPr>
+      <w:r>
+        <w:rPr>
+          <w:rFonts w:hint="default" w:ascii="Times New Roman" w:hAnsi="Times New Roman" w:cs="Times New Roman"/>
+          <w:b w:val="0"/>
+          <w:bCs w:val="0"/>
+          <w:i w:val="0"/>
+          <w:iCs w:val="0"/>
+          <w:sz w:val="28"/>
+          <w:szCs w:val="28"/>
+          <w:lang w:val="en-US"/>
+        </w:rPr>
+        <w:t>Это позволяет добавлять новые страницы, тестовые сценарии и конфигурации браузеров с минимальными изменениями существующего кода.</w:t>
+      </w:r>
+    </w:p>
+    <w:p>
+      <w:pPr>
+        <w:numPr>
+          <w:ilvl w:val="0"/>
+          <w:numId w:val="0"/>
+        </w:numPr>
+        <w:spacing w:after="160" w:line="360" w:lineRule="auto"/>
+        <w:jc w:val="both"/>
+        <w:rPr>
+          <w:rFonts w:hint="default" w:ascii="Times New Roman" w:hAnsi="Times New Roman" w:cs="Times New Roman"/>
+          <w:b/>
+          <w:bCs/>
+          <w:i w:val="0"/>
+          <w:iCs w:val="0"/>
+          <w:sz w:val="28"/>
+          <w:szCs w:val="28"/>
+          <w:lang w:val="en-US"/>
+        </w:rPr>
+      </w:pPr>
+      <w:r>
+        <w:rPr>
+          <w:rFonts w:hint="default" w:ascii="Times New Roman" w:hAnsi="Times New Roman" w:cs="Times New Roman"/>
+          <w:b/>
+          <w:bCs/>
+          <w:i w:val="0"/>
+          <w:iCs w:val="0"/>
+          <w:sz w:val="28"/>
+          <w:szCs w:val="28"/>
+          <w:lang w:val="en-US"/>
+        </w:rPr>
+        <w:t>Повторное использование компонентов</w:t>
+      </w:r>
+    </w:p>
+    <w:p>
+      <w:pPr>
+        <w:numPr>
+          <w:ilvl w:val="0"/>
+          <w:numId w:val="0"/>
+        </w:numPr>
+        <w:spacing w:after="160" w:line="360" w:lineRule="auto"/>
+        <w:ind w:firstLine="708" w:firstLineChars="0"/>
+        <w:jc w:val="both"/>
+        <w:rPr>
+          <w:rFonts w:hint="default" w:ascii="Times New Roman" w:hAnsi="Times New Roman" w:cs="Times New Roman"/>
+          <w:b w:val="0"/>
+          <w:bCs w:val="0"/>
+          <w:i w:val="0"/>
+          <w:iCs w:val="0"/>
+          <w:sz w:val="28"/>
+          <w:szCs w:val="28"/>
+          <w:lang w:val="en-US"/>
+        </w:rPr>
+      </w:pPr>
+      <w:r>
+        <w:rPr>
+          <w:rFonts w:hint="default" w:ascii="Times New Roman" w:hAnsi="Times New Roman" w:cs="Times New Roman"/>
+          <w:b w:val="0"/>
+          <w:bCs w:val="0"/>
+          <w:i w:val="0"/>
+          <w:iCs w:val="0"/>
+          <w:sz w:val="28"/>
+          <w:szCs w:val="28"/>
+          <w:lang w:val="en-US"/>
+        </w:rPr>
+        <w:t>Для уменьшения дублирования кода архитектура фреймворка должна обеспечивать повторное использование компонентов. В процессе разработки UI-тестов многие действия являются типовыми: открытие страниц, ожидание элементов, работа с браузером, авторизация пользователя и проверка состояний интерфейса.</w:t>
+      </w:r>
+    </w:p>
+    <w:p>
+      <w:pPr>
+        <w:numPr>
+          <w:ilvl w:val="0"/>
+          <w:numId w:val="0"/>
+        </w:numPr>
+        <w:spacing w:after="160" w:line="360" w:lineRule="auto"/>
+        <w:ind w:firstLine="708" w:firstLineChars="0"/>
+        <w:jc w:val="both"/>
+        <w:rPr>
+          <w:rFonts w:hint="default" w:ascii="Times New Roman" w:hAnsi="Times New Roman" w:cs="Times New Roman"/>
+          <w:b w:val="0"/>
+          <w:bCs w:val="0"/>
+          <w:i w:val="0"/>
+          <w:iCs w:val="0"/>
+          <w:sz w:val="28"/>
+          <w:szCs w:val="28"/>
+          <w:lang w:val="en-US"/>
+        </w:rPr>
+      </w:pPr>
+      <w:r>
+        <w:rPr>
+          <w:rFonts w:hint="default" w:ascii="Times New Roman" w:hAnsi="Times New Roman" w:cs="Times New Roman"/>
+          <w:b w:val="0"/>
+          <w:bCs w:val="0"/>
+          <w:i w:val="0"/>
+          <w:iCs w:val="0"/>
+          <w:sz w:val="28"/>
+          <w:szCs w:val="28"/>
+          <w:lang w:val="en-US"/>
+        </w:rPr>
+        <w:t>Повторное использование реализуется посредством:</w:t>
+      </w:r>
+    </w:p>
+    <w:p>
+      <w:pPr>
+        <w:numPr>
+          <w:ilvl w:val="0"/>
+          <w:numId w:val="24"/>
+        </w:numPr>
+        <w:spacing w:after="160" w:line="360" w:lineRule="auto"/>
+        <w:ind w:left="420" w:leftChars="0" w:hanging="420" w:firstLineChars="0"/>
+        <w:jc w:val="both"/>
+        <w:rPr>
+          <w:rFonts w:hint="default" w:ascii="Times New Roman" w:hAnsi="Times New Roman" w:cs="Times New Roman"/>
+          <w:b w:val="0"/>
+          <w:bCs w:val="0"/>
+          <w:i w:val="0"/>
+          <w:iCs w:val="0"/>
+          <w:sz w:val="28"/>
+          <w:szCs w:val="28"/>
+          <w:lang w:val="en-US"/>
+        </w:rPr>
+      </w:pPr>
+      <w:r>
+        <w:rPr>
+          <w:rFonts w:hint="default" w:ascii="Times New Roman" w:hAnsi="Times New Roman" w:cs="Times New Roman"/>
+          <w:b w:val="0"/>
+          <w:bCs w:val="0"/>
+          <w:i w:val="0"/>
+          <w:iCs w:val="0"/>
+          <w:sz w:val="28"/>
+          <w:szCs w:val="28"/>
+          <w:lang w:val="en-US"/>
+        </w:rPr>
+        <w:t xml:space="preserve">базовых классов страниц; </w:t>
+      </w:r>
+    </w:p>
+    <w:p>
+      <w:pPr>
+        <w:numPr>
+          <w:ilvl w:val="0"/>
+          <w:numId w:val="24"/>
+        </w:numPr>
+        <w:spacing w:after="160" w:line="360" w:lineRule="auto"/>
+        <w:ind w:left="420" w:leftChars="0" w:hanging="420" w:firstLineChars="0"/>
+        <w:jc w:val="both"/>
+        <w:rPr>
+          <w:rFonts w:hint="default" w:ascii="Times New Roman" w:hAnsi="Times New Roman" w:cs="Times New Roman"/>
+          <w:b w:val="0"/>
+          <w:bCs w:val="0"/>
+          <w:i w:val="0"/>
+          <w:iCs w:val="0"/>
+          <w:sz w:val="28"/>
+          <w:szCs w:val="28"/>
+          <w:lang w:val="en-US"/>
+        </w:rPr>
+      </w:pPr>
+      <w:r>
+        <w:rPr>
+          <w:rFonts w:hint="default" w:ascii="Times New Roman" w:hAnsi="Times New Roman" w:cs="Times New Roman"/>
+          <w:b w:val="0"/>
+          <w:bCs w:val="0"/>
+          <w:i w:val="0"/>
+          <w:iCs w:val="0"/>
+          <w:sz w:val="28"/>
+          <w:szCs w:val="28"/>
+          <w:lang w:val="en-US"/>
+        </w:rPr>
+        <w:t xml:space="preserve">общих utility-компонентов; </w:t>
+      </w:r>
+    </w:p>
+    <w:p>
+      <w:pPr>
+        <w:numPr>
+          <w:ilvl w:val="0"/>
+          <w:numId w:val="24"/>
+        </w:numPr>
+        <w:spacing w:after="160" w:line="360" w:lineRule="auto"/>
+        <w:ind w:left="420" w:leftChars="0" w:hanging="420" w:firstLineChars="0"/>
+        <w:jc w:val="both"/>
+        <w:rPr>
+          <w:rFonts w:hint="default" w:ascii="Times New Roman" w:hAnsi="Times New Roman" w:cs="Times New Roman"/>
+          <w:b w:val="0"/>
+          <w:bCs w:val="0"/>
+          <w:i w:val="0"/>
+          <w:iCs w:val="0"/>
+          <w:sz w:val="28"/>
+          <w:szCs w:val="28"/>
+          <w:lang w:val="en-US"/>
+        </w:rPr>
+      </w:pPr>
+      <w:r>
+        <w:rPr>
+          <w:rFonts w:hint="default" w:ascii="Times New Roman" w:hAnsi="Times New Roman" w:cs="Times New Roman"/>
+          <w:b w:val="0"/>
+          <w:bCs w:val="0"/>
+          <w:i w:val="0"/>
+          <w:iCs w:val="0"/>
+          <w:sz w:val="28"/>
+          <w:szCs w:val="28"/>
+          <w:lang w:val="en-US"/>
+        </w:rPr>
+        <w:t xml:space="preserve">универсальных методов взаимодействия с элементами интерфейса; </w:t>
+      </w:r>
+    </w:p>
+    <w:p>
+      <w:pPr>
+        <w:numPr>
+          <w:ilvl w:val="0"/>
+          <w:numId w:val="24"/>
+        </w:numPr>
+        <w:spacing w:after="160" w:line="360" w:lineRule="auto"/>
+        <w:ind w:left="420" w:leftChars="0" w:hanging="420" w:firstLineChars="0"/>
+        <w:jc w:val="both"/>
+        <w:rPr>
+          <w:rFonts w:hint="default" w:ascii="Times New Roman" w:hAnsi="Times New Roman" w:cs="Times New Roman"/>
+          <w:b w:val="0"/>
+          <w:bCs w:val="0"/>
+          <w:i w:val="0"/>
+          <w:iCs w:val="0"/>
+          <w:sz w:val="28"/>
+          <w:szCs w:val="28"/>
+          <w:lang w:val="en-US"/>
+        </w:rPr>
+      </w:pPr>
+      <w:r>
+        <w:rPr>
+          <w:rFonts w:hint="default" w:ascii="Times New Roman" w:hAnsi="Times New Roman" w:cs="Times New Roman"/>
+          <w:b w:val="0"/>
+          <w:bCs w:val="0"/>
+          <w:i w:val="0"/>
+          <w:iCs w:val="0"/>
+          <w:sz w:val="28"/>
+          <w:szCs w:val="28"/>
+          <w:lang w:val="en-US"/>
+        </w:rPr>
+        <w:t>централизованных механизмов ожиданий и конфигурации браузеров.</w:t>
+      </w:r>
+    </w:p>
+    <w:p>
+      <w:pPr>
+        <w:numPr>
+          <w:ilvl w:val="0"/>
+          <w:numId w:val="0"/>
+        </w:numPr>
+        <w:spacing w:after="160" w:line="360" w:lineRule="auto"/>
+        <w:ind w:firstLine="708" w:firstLineChars="0"/>
+        <w:jc w:val="both"/>
+        <w:rPr>
+          <w:rFonts w:hint="default" w:ascii="Times New Roman" w:hAnsi="Times New Roman" w:cs="Times New Roman"/>
+          <w:b w:val="0"/>
+          <w:bCs w:val="0"/>
+          <w:i w:val="0"/>
+          <w:iCs w:val="0"/>
+          <w:sz w:val="28"/>
+          <w:szCs w:val="28"/>
+          <w:lang w:val="en-US"/>
+        </w:rPr>
+      </w:pPr>
+      <w:r>
+        <w:rPr>
+          <w:rFonts w:hint="default" w:ascii="Times New Roman" w:hAnsi="Times New Roman" w:cs="Times New Roman"/>
+          <w:b w:val="0"/>
+          <w:bCs w:val="0"/>
+          <w:i w:val="0"/>
+          <w:iCs w:val="0"/>
+          <w:sz w:val="28"/>
+          <w:szCs w:val="28"/>
+          <w:lang w:val="en-US"/>
+        </w:rPr>
+        <w:t>Применение данного подхода позволяет уменьшить объём дублируемого кода, повысить стабильность тестов и упростить сопровождение проекта.</w:t>
+      </w:r>
+    </w:p>
+    <w:p>
+      <w:pPr>
+        <w:numPr>
+          <w:ilvl w:val="0"/>
+          <w:numId w:val="0"/>
+        </w:numPr>
+        <w:spacing w:after="160" w:line="360" w:lineRule="auto"/>
+        <w:jc w:val="both"/>
+        <w:rPr>
+          <w:rFonts w:hint="default" w:ascii="Times New Roman" w:hAnsi="Times New Roman" w:cs="Times New Roman"/>
+          <w:b/>
+          <w:bCs/>
+          <w:i w:val="0"/>
+          <w:iCs w:val="0"/>
+          <w:sz w:val="28"/>
+          <w:szCs w:val="28"/>
+          <w:lang w:val="en-US"/>
+        </w:rPr>
+      </w:pPr>
+      <w:r>
+        <w:rPr>
+          <w:rFonts w:hint="default" w:ascii="Times New Roman" w:hAnsi="Times New Roman" w:cs="Times New Roman"/>
+          <w:b/>
+          <w:bCs/>
+          <w:i w:val="0"/>
+          <w:iCs w:val="0"/>
+          <w:sz w:val="28"/>
+          <w:szCs w:val="28"/>
+          <w:lang w:val="en-US"/>
+        </w:rPr>
+        <w:t>Поддерживаемость</w:t>
+      </w:r>
+    </w:p>
+    <w:p>
+      <w:pPr>
+        <w:numPr>
+          <w:ilvl w:val="0"/>
+          <w:numId w:val="0"/>
+        </w:numPr>
+        <w:spacing w:after="160" w:line="360" w:lineRule="auto"/>
+        <w:ind w:firstLine="708" w:firstLineChars="0"/>
+        <w:jc w:val="both"/>
+        <w:rPr>
+          <w:rFonts w:hint="default" w:ascii="Times New Roman" w:hAnsi="Times New Roman" w:cs="Times New Roman"/>
+          <w:b w:val="0"/>
+          <w:bCs w:val="0"/>
+          <w:i w:val="0"/>
+          <w:iCs w:val="0"/>
+          <w:sz w:val="28"/>
+          <w:szCs w:val="28"/>
+          <w:lang w:val="en-US"/>
+        </w:rPr>
+      </w:pPr>
+      <w:r>
+        <w:rPr>
+          <w:rFonts w:hint="default" w:ascii="Times New Roman" w:hAnsi="Times New Roman" w:cs="Times New Roman"/>
+          <w:b w:val="0"/>
+          <w:bCs w:val="0"/>
+          <w:i w:val="0"/>
+          <w:iCs w:val="0"/>
+          <w:sz w:val="28"/>
+          <w:szCs w:val="28"/>
+          <w:lang w:val="en-US"/>
+        </w:rPr>
+        <w:t>Важным требованием к архитектуре тестового фреймворка является поддерживаемость. При изменении пользовательского интерфейса веб-приложения должна существовать возможность быстрого обновления тестов без необходимости изменения большого количества классов.</w:t>
+      </w:r>
+    </w:p>
+    <w:p>
+      <w:pPr>
+        <w:numPr>
+          <w:ilvl w:val="0"/>
+          <w:numId w:val="0"/>
+        </w:numPr>
+        <w:spacing w:after="160" w:line="360" w:lineRule="auto"/>
+        <w:ind w:firstLine="708" w:firstLineChars="0"/>
+        <w:jc w:val="both"/>
+        <w:rPr>
+          <w:rFonts w:hint="default" w:ascii="Times New Roman" w:hAnsi="Times New Roman" w:cs="Times New Roman"/>
+          <w:b w:val="0"/>
+          <w:bCs w:val="0"/>
+          <w:i w:val="0"/>
+          <w:iCs w:val="0"/>
+          <w:sz w:val="28"/>
+          <w:szCs w:val="28"/>
+          <w:lang w:val="en-US"/>
+        </w:rPr>
+      </w:pPr>
+      <w:r>
+        <w:rPr>
+          <w:rFonts w:hint="default" w:ascii="Times New Roman" w:hAnsi="Times New Roman" w:cs="Times New Roman"/>
+          <w:b w:val="0"/>
+          <w:bCs w:val="0"/>
+          <w:i w:val="0"/>
+          <w:iCs w:val="0"/>
+          <w:sz w:val="28"/>
+          <w:szCs w:val="28"/>
+          <w:lang w:val="en-US"/>
+        </w:rPr>
+        <w:t>Для повышения поддерживаемости в разрабатываемом фреймворке используется шаблон Page Object Model, обеспечивающий инкапсуляцию элементов интерфейса и методов взаимодействия со страницами. Благодаря этому изменения локаторов или структуры страниц вносятся централизованно в соответствующих Page Object классах, не затрагивая тестовые сценарии.</w:t>
+      </w:r>
+    </w:p>
+    <w:p>
+      <w:pPr>
+        <w:numPr>
+          <w:ilvl w:val="0"/>
+          <w:numId w:val="0"/>
+        </w:numPr>
+        <w:spacing w:after="160" w:line="360" w:lineRule="auto"/>
+        <w:ind w:firstLine="708" w:firstLineChars="0"/>
+        <w:jc w:val="both"/>
+        <w:rPr>
+          <w:rFonts w:hint="default" w:ascii="Times New Roman" w:hAnsi="Times New Roman" w:cs="Times New Roman"/>
+          <w:b w:val="0"/>
+          <w:bCs w:val="0"/>
+          <w:i w:val="0"/>
+          <w:iCs w:val="0"/>
+          <w:sz w:val="28"/>
+          <w:szCs w:val="28"/>
+          <w:lang w:val="en-US"/>
+        </w:rPr>
+      </w:pPr>
+      <w:r>
+        <w:rPr>
+          <w:rFonts w:hint="default" w:ascii="Times New Roman" w:hAnsi="Times New Roman" w:cs="Times New Roman"/>
+          <w:b w:val="0"/>
+          <w:bCs w:val="0"/>
+          <w:i w:val="0"/>
+          <w:iCs w:val="0"/>
+          <w:sz w:val="28"/>
+          <w:szCs w:val="28"/>
+          <w:lang w:val="en-US"/>
+        </w:rPr>
+        <w:t>Дополнительно поддерживаемость обеспечивается:</w:t>
+      </w:r>
+    </w:p>
+    <w:p>
+      <w:pPr>
+        <w:numPr>
+          <w:ilvl w:val="0"/>
+          <w:numId w:val="24"/>
+        </w:numPr>
+        <w:spacing w:after="160" w:line="360" w:lineRule="auto"/>
+        <w:ind w:left="420" w:leftChars="0" w:hanging="420" w:firstLineChars="0"/>
+        <w:jc w:val="both"/>
+        <w:rPr>
+          <w:rFonts w:hint="default" w:ascii="Times New Roman" w:hAnsi="Times New Roman" w:cs="Times New Roman"/>
+          <w:b w:val="0"/>
+          <w:bCs w:val="0"/>
+          <w:i w:val="0"/>
+          <w:iCs w:val="0"/>
+          <w:sz w:val="28"/>
+          <w:szCs w:val="28"/>
+          <w:lang w:val="en-US"/>
+        </w:rPr>
+      </w:pPr>
+      <w:r>
+        <w:rPr>
+          <w:rFonts w:hint="default" w:ascii="Times New Roman" w:hAnsi="Times New Roman" w:cs="Times New Roman"/>
+          <w:b w:val="0"/>
+          <w:bCs w:val="0"/>
+          <w:i w:val="0"/>
+          <w:iCs w:val="0"/>
+          <w:sz w:val="28"/>
+          <w:szCs w:val="28"/>
+          <w:lang w:val="en-US"/>
+        </w:rPr>
+        <w:t xml:space="preserve">единым стилем организации проекта; </w:t>
+      </w:r>
+    </w:p>
+    <w:p>
+      <w:pPr>
+        <w:numPr>
+          <w:ilvl w:val="0"/>
+          <w:numId w:val="24"/>
+        </w:numPr>
+        <w:spacing w:after="160" w:line="360" w:lineRule="auto"/>
+        <w:ind w:left="420" w:leftChars="0" w:hanging="420" w:firstLineChars="0"/>
+        <w:jc w:val="both"/>
+        <w:rPr>
+          <w:rFonts w:hint="default" w:ascii="Times New Roman" w:hAnsi="Times New Roman" w:cs="Times New Roman"/>
+          <w:b w:val="0"/>
+          <w:bCs w:val="0"/>
+          <w:i w:val="0"/>
+          <w:iCs w:val="0"/>
+          <w:sz w:val="28"/>
+          <w:szCs w:val="28"/>
+          <w:lang w:val="en-US"/>
+        </w:rPr>
+      </w:pPr>
+      <w:r>
+        <w:rPr>
+          <w:rFonts w:hint="default" w:ascii="Times New Roman" w:hAnsi="Times New Roman" w:cs="Times New Roman"/>
+          <w:b w:val="0"/>
+          <w:bCs w:val="0"/>
+          <w:i w:val="0"/>
+          <w:iCs w:val="0"/>
+          <w:sz w:val="28"/>
+          <w:szCs w:val="28"/>
+          <w:lang w:val="en-US"/>
+        </w:rPr>
+        <w:t xml:space="preserve">использованием базовых классов; </w:t>
+      </w:r>
+    </w:p>
+    <w:p>
+      <w:pPr>
+        <w:numPr>
+          <w:ilvl w:val="0"/>
+          <w:numId w:val="24"/>
+        </w:numPr>
+        <w:spacing w:after="160" w:line="360" w:lineRule="auto"/>
+        <w:ind w:left="420" w:leftChars="0" w:hanging="420" w:firstLineChars="0"/>
+        <w:jc w:val="both"/>
+        <w:rPr>
+          <w:rFonts w:hint="default" w:ascii="Times New Roman" w:hAnsi="Times New Roman" w:cs="Times New Roman"/>
+          <w:b w:val="0"/>
+          <w:bCs w:val="0"/>
+          <w:i w:val="0"/>
+          <w:iCs w:val="0"/>
+          <w:sz w:val="28"/>
+          <w:szCs w:val="28"/>
+          <w:lang w:val="en-US"/>
+        </w:rPr>
+      </w:pPr>
+      <w:r>
+        <w:rPr>
+          <w:rFonts w:hint="default" w:ascii="Times New Roman" w:hAnsi="Times New Roman" w:cs="Times New Roman"/>
+          <w:b w:val="0"/>
+          <w:bCs w:val="0"/>
+          <w:i w:val="0"/>
+          <w:iCs w:val="0"/>
+          <w:sz w:val="28"/>
+          <w:szCs w:val="28"/>
+          <w:lang w:val="en-US"/>
+        </w:rPr>
+        <w:t xml:space="preserve">централизованным хранением конфигурационных параметров; </w:t>
+      </w:r>
+    </w:p>
+    <w:p>
+      <w:pPr>
+        <w:numPr>
+          <w:ilvl w:val="0"/>
+          <w:numId w:val="24"/>
+        </w:numPr>
+        <w:spacing w:after="160" w:line="360" w:lineRule="auto"/>
+        <w:ind w:left="420" w:leftChars="0" w:hanging="420" w:firstLineChars="0"/>
+        <w:jc w:val="both"/>
+        <w:rPr>
+          <w:rFonts w:hint="default" w:ascii="Times New Roman" w:hAnsi="Times New Roman" w:cs="Times New Roman"/>
+          <w:b w:val="0"/>
+          <w:bCs w:val="0"/>
+          <w:i w:val="0"/>
+          <w:iCs w:val="0"/>
+          <w:sz w:val="28"/>
+          <w:szCs w:val="28"/>
+          <w:lang w:val="en-US"/>
+        </w:rPr>
+      </w:pPr>
+      <w:r>
+        <w:rPr>
+          <w:rFonts w:hint="default" w:ascii="Times New Roman" w:hAnsi="Times New Roman" w:cs="Times New Roman"/>
+          <w:b w:val="0"/>
+          <w:bCs w:val="0"/>
+          <w:i w:val="0"/>
+          <w:iCs w:val="0"/>
+          <w:sz w:val="28"/>
+          <w:szCs w:val="28"/>
+          <w:lang w:val="en-US"/>
+        </w:rPr>
+        <w:t>разделением тестов по функциональным модулям.</w:t>
+      </w:r>
+    </w:p>
+    <w:p>
+      <w:pPr>
+        <w:numPr>
+          <w:ilvl w:val="0"/>
+          <w:numId w:val="0"/>
+        </w:numPr>
+        <w:spacing w:after="160" w:line="360" w:lineRule="auto"/>
+        <w:jc w:val="both"/>
+        <w:rPr>
+          <w:rFonts w:hint="default" w:ascii="Times New Roman" w:hAnsi="Times New Roman" w:cs="Times New Roman"/>
+          <w:b/>
+          <w:bCs/>
+          <w:i w:val="0"/>
+          <w:iCs w:val="0"/>
+          <w:sz w:val="28"/>
+          <w:szCs w:val="28"/>
+          <w:lang w:val="en-US"/>
+        </w:rPr>
+      </w:pPr>
+      <w:r>
+        <w:rPr>
+          <w:rFonts w:hint="default" w:ascii="Times New Roman" w:hAnsi="Times New Roman" w:cs="Times New Roman"/>
+          <w:b/>
+          <w:bCs/>
+          <w:i w:val="0"/>
+          <w:iCs w:val="0"/>
+          <w:sz w:val="28"/>
+          <w:szCs w:val="28"/>
+          <w:lang w:val="en-US"/>
+        </w:rPr>
+        <w:t>Независимость тестов</w:t>
+      </w:r>
+    </w:p>
+    <w:p>
+      <w:pPr>
+        <w:numPr>
+          <w:ilvl w:val="0"/>
+          <w:numId w:val="0"/>
+        </w:numPr>
+        <w:spacing w:after="160" w:line="360" w:lineRule="auto"/>
+        <w:ind w:firstLine="708" w:firstLineChars="0"/>
+        <w:jc w:val="both"/>
+        <w:rPr>
+          <w:rFonts w:hint="default" w:ascii="Times New Roman" w:hAnsi="Times New Roman" w:cs="Times New Roman"/>
+          <w:b w:val="0"/>
+          <w:bCs w:val="0"/>
+          <w:i w:val="0"/>
+          <w:iCs w:val="0"/>
+          <w:sz w:val="28"/>
+          <w:szCs w:val="28"/>
+          <w:lang w:val="en-US"/>
+        </w:rPr>
+      </w:pPr>
+      <w:r>
+        <w:rPr>
+          <w:rFonts w:hint="default" w:ascii="Times New Roman" w:hAnsi="Times New Roman" w:cs="Times New Roman"/>
+          <w:b w:val="0"/>
+          <w:bCs w:val="0"/>
+          <w:i w:val="0"/>
+          <w:iCs w:val="0"/>
+          <w:sz w:val="28"/>
+          <w:szCs w:val="28"/>
+          <w:lang w:val="en-US"/>
+        </w:rPr>
+        <w:t>Одним из обязательных требований к системе автоматизированного тестирования является независимость тестовых сценариев. Каждый тест должен выполняться независимо от результатов выполнения других тестов и не должен изменять состояние системы таким образом, чтобы это влияло на последующие проверки.</w:t>
+      </w:r>
+    </w:p>
+    <w:p>
+      <w:pPr>
+        <w:numPr>
+          <w:ilvl w:val="0"/>
+          <w:numId w:val="0"/>
+        </w:numPr>
+        <w:spacing w:after="160" w:line="360" w:lineRule="auto"/>
+        <w:ind w:firstLine="708" w:firstLineChars="0"/>
+        <w:jc w:val="both"/>
+        <w:rPr>
+          <w:rFonts w:hint="default" w:ascii="Times New Roman" w:hAnsi="Times New Roman" w:cs="Times New Roman"/>
+          <w:b w:val="0"/>
+          <w:bCs w:val="0"/>
+          <w:i w:val="0"/>
+          <w:iCs w:val="0"/>
+          <w:sz w:val="28"/>
+          <w:szCs w:val="28"/>
+          <w:lang w:val="en-US"/>
+        </w:rPr>
+      </w:pPr>
+      <w:r>
+        <w:rPr>
+          <w:rFonts w:hint="default" w:ascii="Times New Roman" w:hAnsi="Times New Roman" w:cs="Times New Roman"/>
+          <w:b w:val="0"/>
+          <w:bCs w:val="0"/>
+          <w:i w:val="0"/>
+          <w:iCs w:val="0"/>
+          <w:sz w:val="28"/>
+          <w:szCs w:val="28"/>
+          <w:lang w:val="en-US"/>
+        </w:rPr>
+        <w:t>Независимость тестов особенно важна при использовании параллельного выполнения и распределённого запуска через Selenium Grid. Для обеспечения данного требования каждый тест:</w:t>
+      </w:r>
+    </w:p>
+    <w:p>
+      <w:pPr>
+        <w:numPr>
+          <w:ilvl w:val="0"/>
+          <w:numId w:val="24"/>
+        </w:numPr>
+        <w:spacing w:after="160" w:line="360" w:lineRule="auto"/>
+        <w:ind w:left="420" w:leftChars="0" w:hanging="420" w:firstLineChars="0"/>
+        <w:jc w:val="both"/>
+        <w:rPr>
+          <w:rFonts w:hint="default" w:ascii="Times New Roman" w:hAnsi="Times New Roman" w:cs="Times New Roman"/>
+          <w:b w:val="0"/>
+          <w:bCs w:val="0"/>
+          <w:i w:val="0"/>
+          <w:iCs w:val="0"/>
+          <w:sz w:val="28"/>
+          <w:szCs w:val="28"/>
+          <w:lang w:val="en-US"/>
+        </w:rPr>
+      </w:pPr>
+      <w:r>
+        <w:rPr>
+          <w:rFonts w:hint="default" w:ascii="Times New Roman" w:hAnsi="Times New Roman" w:cs="Times New Roman"/>
+          <w:b w:val="0"/>
+          <w:bCs w:val="0"/>
+          <w:i w:val="0"/>
+          <w:iCs w:val="0"/>
+          <w:sz w:val="28"/>
+          <w:szCs w:val="28"/>
+          <w:lang w:val="en-US"/>
+        </w:rPr>
+        <w:t xml:space="preserve">самостоятельно выполняет подготовку тестовых данных; </w:t>
+      </w:r>
+    </w:p>
+    <w:p>
+      <w:pPr>
+        <w:numPr>
+          <w:ilvl w:val="0"/>
+          <w:numId w:val="24"/>
+        </w:numPr>
+        <w:spacing w:after="160" w:line="360" w:lineRule="auto"/>
+        <w:ind w:left="420" w:leftChars="0" w:hanging="420" w:firstLineChars="0"/>
+        <w:jc w:val="both"/>
+        <w:rPr>
+          <w:rFonts w:hint="default" w:ascii="Times New Roman" w:hAnsi="Times New Roman" w:cs="Times New Roman"/>
+          <w:b w:val="0"/>
+          <w:bCs w:val="0"/>
+          <w:i w:val="0"/>
+          <w:iCs w:val="0"/>
+          <w:sz w:val="28"/>
+          <w:szCs w:val="28"/>
+          <w:lang w:val="en-US"/>
+        </w:rPr>
+      </w:pPr>
+      <w:r>
+        <w:rPr>
+          <w:rFonts w:hint="default" w:ascii="Times New Roman" w:hAnsi="Times New Roman" w:cs="Times New Roman"/>
+          <w:b w:val="0"/>
+          <w:bCs w:val="0"/>
+          <w:i w:val="0"/>
+          <w:iCs w:val="0"/>
+          <w:sz w:val="28"/>
+          <w:szCs w:val="28"/>
+          <w:lang w:val="en-US"/>
+        </w:rPr>
+        <w:t xml:space="preserve">создает собственную browser-session; </w:t>
+      </w:r>
+    </w:p>
+    <w:p>
+      <w:pPr>
+        <w:numPr>
+          <w:ilvl w:val="0"/>
+          <w:numId w:val="24"/>
+        </w:numPr>
+        <w:spacing w:after="160" w:line="360" w:lineRule="auto"/>
+        <w:ind w:left="420" w:leftChars="0" w:hanging="420" w:firstLineChars="0"/>
+        <w:jc w:val="both"/>
+        <w:rPr>
+          <w:rFonts w:hint="default" w:ascii="Times New Roman" w:hAnsi="Times New Roman" w:cs="Times New Roman"/>
+          <w:b w:val="0"/>
+          <w:bCs w:val="0"/>
+          <w:i w:val="0"/>
+          <w:iCs w:val="0"/>
+          <w:sz w:val="28"/>
+          <w:szCs w:val="28"/>
+          <w:lang w:val="en-US"/>
+        </w:rPr>
+      </w:pPr>
+      <w:r>
+        <w:rPr>
+          <w:rFonts w:hint="default" w:ascii="Times New Roman" w:hAnsi="Times New Roman" w:cs="Times New Roman"/>
+          <w:b w:val="0"/>
+          <w:bCs w:val="0"/>
+          <w:i w:val="0"/>
+          <w:iCs w:val="0"/>
+          <w:sz w:val="28"/>
+          <w:szCs w:val="28"/>
+          <w:lang w:val="en-US"/>
+        </w:rPr>
+        <w:t xml:space="preserve">выполняется в изолированном окружении; </w:t>
+      </w:r>
+    </w:p>
+    <w:p>
+      <w:pPr>
+        <w:numPr>
+          <w:ilvl w:val="0"/>
+          <w:numId w:val="24"/>
+        </w:numPr>
+        <w:spacing w:after="160" w:line="360" w:lineRule="auto"/>
+        <w:ind w:left="420" w:leftChars="0" w:hanging="420" w:firstLineChars="0"/>
+        <w:jc w:val="both"/>
+        <w:rPr>
+          <w:rFonts w:hint="default" w:ascii="Times New Roman" w:hAnsi="Times New Roman" w:cs="Times New Roman"/>
+          <w:b w:val="0"/>
+          <w:bCs w:val="0"/>
+          <w:i w:val="0"/>
+          <w:iCs w:val="0"/>
+          <w:sz w:val="28"/>
+          <w:szCs w:val="28"/>
+          <w:lang w:val="en-US"/>
+        </w:rPr>
+      </w:pPr>
+      <w:r>
+        <w:rPr>
+          <w:rFonts w:hint="default" w:ascii="Times New Roman" w:hAnsi="Times New Roman" w:cs="Times New Roman"/>
+          <w:b w:val="0"/>
+          <w:bCs w:val="0"/>
+          <w:i w:val="0"/>
+          <w:iCs w:val="0"/>
+          <w:sz w:val="28"/>
+          <w:szCs w:val="28"/>
+          <w:lang w:val="en-US"/>
+        </w:rPr>
+        <w:t>не зависит от порядка запуска других тестов.</w:t>
+      </w:r>
+    </w:p>
+    <w:p>
+      <w:pPr>
+        <w:numPr>
+          <w:ilvl w:val="0"/>
+          <w:numId w:val="0"/>
+        </w:numPr>
+        <w:spacing w:after="160" w:line="360" w:lineRule="auto"/>
+        <w:ind w:firstLine="708" w:firstLineChars="0"/>
+        <w:jc w:val="both"/>
+        <w:rPr>
+          <w:rFonts w:hint="default" w:ascii="Times New Roman" w:hAnsi="Times New Roman" w:cs="Times New Roman"/>
+          <w:b w:val="0"/>
+          <w:bCs w:val="0"/>
+          <w:i w:val="0"/>
+          <w:iCs w:val="0"/>
+          <w:sz w:val="28"/>
+          <w:szCs w:val="28"/>
+          <w:lang w:val="en-US"/>
+        </w:rPr>
+      </w:pPr>
+      <w:r>
+        <w:rPr>
+          <w:rFonts w:hint="default" w:ascii="Times New Roman" w:hAnsi="Times New Roman" w:cs="Times New Roman"/>
+          <w:b w:val="0"/>
+          <w:bCs w:val="0"/>
+          <w:i w:val="0"/>
+          <w:iCs w:val="0"/>
+          <w:sz w:val="28"/>
+          <w:szCs w:val="28"/>
+          <w:lang w:val="en-US"/>
+        </w:rPr>
+        <w:t>Подобный подход позволяет повысить стабильность тестового набора и обеспечить корректную работу многопоточного выполнения тестов.</w:t>
+      </w:r>
+    </w:p>
+    <w:p>
+      <w:pPr>
+        <w:numPr>
+          <w:ilvl w:val="0"/>
+          <w:numId w:val="0"/>
+        </w:numPr>
+        <w:spacing w:after="160" w:line="360" w:lineRule="auto"/>
+        <w:ind w:firstLine="708" w:firstLineChars="0"/>
+        <w:jc w:val="both"/>
+        <w:rPr>
+          <w:rFonts w:hint="default" w:ascii="Times New Roman" w:hAnsi="Times New Roman" w:cs="Times New Roman"/>
+          <w:b/>
+          <w:bCs/>
+          <w:i w:val="0"/>
+          <w:iCs w:val="0"/>
+          <w:sz w:val="28"/>
+          <w:szCs w:val="28"/>
+          <w:lang w:val="en-US"/>
+        </w:rPr>
+      </w:pPr>
+      <w:r>
+        <w:rPr>
+          <w:rFonts w:hint="default" w:ascii="Times New Roman" w:hAnsi="Times New Roman" w:cs="Times New Roman"/>
+          <w:b/>
+          <w:bCs/>
+          <w:i w:val="0"/>
+          <w:iCs w:val="0"/>
+          <w:sz w:val="28"/>
+          <w:szCs w:val="28"/>
+          <w:lang w:val="en-US"/>
+        </w:rPr>
+        <w:t>Удобство интеграции с CI/CD</w:t>
+      </w:r>
+    </w:p>
+    <w:p>
+      <w:pPr>
+        <w:numPr>
+          <w:ilvl w:val="0"/>
+          <w:numId w:val="0"/>
+        </w:numPr>
+        <w:spacing w:after="160" w:line="360" w:lineRule="auto"/>
+        <w:ind w:firstLine="708" w:firstLineChars="0"/>
+        <w:jc w:val="both"/>
+        <w:rPr>
+          <w:rFonts w:hint="default" w:ascii="Times New Roman" w:hAnsi="Times New Roman" w:cs="Times New Roman"/>
+          <w:b w:val="0"/>
+          <w:bCs w:val="0"/>
+          <w:i w:val="0"/>
+          <w:iCs w:val="0"/>
+          <w:sz w:val="28"/>
+          <w:szCs w:val="28"/>
+          <w:lang w:val="en-US"/>
+        </w:rPr>
+      </w:pPr>
+      <w:r>
+        <w:rPr>
+          <w:rFonts w:hint="default" w:ascii="Times New Roman" w:hAnsi="Times New Roman" w:cs="Times New Roman"/>
+          <w:b w:val="0"/>
+          <w:bCs w:val="0"/>
+          <w:i w:val="0"/>
+          <w:iCs w:val="0"/>
+          <w:sz w:val="28"/>
+          <w:szCs w:val="28"/>
+          <w:lang w:val="en-US"/>
+        </w:rPr>
+        <w:t>Современные процессы разработки программного обеспечения предполагают активное использование практик непрерывной интеграции и непрерывной поставки (CI/CD). В связи с этим архитектура тестового фреймворка должна обеспечивать возможность удобной интеграции с инструментами автоматической сборки и запуска тестов.</w:t>
+      </w:r>
+    </w:p>
+    <w:p>
+      <w:pPr>
+        <w:numPr>
+          <w:ilvl w:val="0"/>
+          <w:numId w:val="0"/>
+        </w:numPr>
+        <w:spacing w:after="160" w:line="360" w:lineRule="auto"/>
+        <w:ind w:firstLine="708" w:firstLineChars="0"/>
+        <w:jc w:val="both"/>
+        <w:rPr>
+          <w:rFonts w:hint="default" w:ascii="Times New Roman" w:hAnsi="Times New Roman" w:cs="Times New Roman"/>
+          <w:b w:val="0"/>
+          <w:bCs w:val="0"/>
+          <w:i w:val="0"/>
+          <w:iCs w:val="0"/>
+          <w:sz w:val="28"/>
+          <w:szCs w:val="28"/>
+          <w:lang w:val="en-US"/>
+        </w:rPr>
+      </w:pPr>
+      <w:r>
+        <w:rPr>
+          <w:rFonts w:hint="default" w:ascii="Times New Roman" w:hAnsi="Times New Roman" w:cs="Times New Roman"/>
+          <w:b w:val="0"/>
+          <w:bCs w:val="0"/>
+          <w:i w:val="0"/>
+          <w:iCs w:val="0"/>
+          <w:sz w:val="28"/>
+          <w:szCs w:val="28"/>
+          <w:lang w:val="en-US"/>
+        </w:rPr>
+        <w:t>Разрабатываемый фреймворк должен поддерживать:</w:t>
+      </w:r>
+    </w:p>
+    <w:p>
+      <w:pPr>
+        <w:numPr>
+          <w:ilvl w:val="0"/>
+          <w:numId w:val="24"/>
+        </w:numPr>
+        <w:spacing w:after="160" w:line="360" w:lineRule="auto"/>
+        <w:ind w:left="420" w:leftChars="0" w:hanging="420" w:firstLineChars="0"/>
+        <w:jc w:val="both"/>
+        <w:rPr>
+          <w:rFonts w:hint="default" w:ascii="Times New Roman" w:hAnsi="Times New Roman" w:cs="Times New Roman"/>
+          <w:b w:val="0"/>
+          <w:bCs w:val="0"/>
+          <w:i w:val="0"/>
+          <w:iCs w:val="0"/>
+          <w:sz w:val="28"/>
+          <w:szCs w:val="28"/>
+          <w:lang w:val="en-US"/>
+        </w:rPr>
+      </w:pPr>
+      <w:r>
+        <w:rPr>
+          <w:rFonts w:hint="default" w:ascii="Times New Roman" w:hAnsi="Times New Roman" w:cs="Times New Roman"/>
+          <w:b w:val="0"/>
+          <w:bCs w:val="0"/>
+          <w:i w:val="0"/>
+          <w:iCs w:val="0"/>
+          <w:sz w:val="28"/>
+          <w:szCs w:val="28"/>
+          <w:lang w:val="en-US"/>
+        </w:rPr>
+        <w:t xml:space="preserve">автоматический запуск тестов; </w:t>
+      </w:r>
+    </w:p>
+    <w:p>
+      <w:pPr>
+        <w:numPr>
+          <w:ilvl w:val="0"/>
+          <w:numId w:val="24"/>
+        </w:numPr>
+        <w:spacing w:after="160" w:line="360" w:lineRule="auto"/>
+        <w:ind w:left="420" w:leftChars="0" w:hanging="420" w:firstLineChars="0"/>
+        <w:jc w:val="both"/>
+        <w:rPr>
+          <w:rFonts w:hint="default" w:ascii="Times New Roman" w:hAnsi="Times New Roman" w:cs="Times New Roman"/>
+          <w:b w:val="0"/>
+          <w:bCs w:val="0"/>
+          <w:i w:val="0"/>
+          <w:iCs w:val="0"/>
+          <w:sz w:val="28"/>
+          <w:szCs w:val="28"/>
+          <w:lang w:val="en-US"/>
+        </w:rPr>
+      </w:pPr>
+      <w:r>
+        <w:rPr>
+          <w:rFonts w:hint="default" w:ascii="Times New Roman" w:hAnsi="Times New Roman" w:cs="Times New Roman"/>
+          <w:b w:val="0"/>
+          <w:bCs w:val="0"/>
+          <w:i w:val="0"/>
+          <w:iCs w:val="0"/>
+          <w:sz w:val="28"/>
+          <w:szCs w:val="28"/>
+          <w:lang w:val="en-US"/>
+        </w:rPr>
+        <w:t xml:space="preserve">выполнение тестов в контейнеризированной среде; </w:t>
+      </w:r>
+    </w:p>
+    <w:p>
+      <w:pPr>
+        <w:numPr>
+          <w:ilvl w:val="0"/>
+          <w:numId w:val="24"/>
+        </w:numPr>
+        <w:spacing w:after="160" w:line="360" w:lineRule="auto"/>
+        <w:ind w:left="420" w:leftChars="0" w:hanging="420" w:firstLineChars="0"/>
+        <w:jc w:val="both"/>
+        <w:rPr>
+          <w:rFonts w:hint="default" w:ascii="Times New Roman" w:hAnsi="Times New Roman" w:cs="Times New Roman"/>
+          <w:b w:val="0"/>
+          <w:bCs w:val="0"/>
+          <w:i w:val="0"/>
+          <w:iCs w:val="0"/>
+          <w:sz w:val="28"/>
+          <w:szCs w:val="28"/>
+          <w:lang w:val="en-US"/>
+        </w:rPr>
+      </w:pPr>
+      <w:r>
+        <w:rPr>
+          <w:rFonts w:hint="default" w:ascii="Times New Roman" w:hAnsi="Times New Roman" w:cs="Times New Roman"/>
+          <w:b w:val="0"/>
+          <w:bCs w:val="0"/>
+          <w:i w:val="0"/>
+          <w:iCs w:val="0"/>
+          <w:sz w:val="28"/>
+          <w:szCs w:val="28"/>
+          <w:lang w:val="en-US"/>
+        </w:rPr>
+        <w:t xml:space="preserve">генерацию отчётов после завершения тестирования; </w:t>
+      </w:r>
+    </w:p>
+    <w:p>
+      <w:pPr>
+        <w:numPr>
+          <w:ilvl w:val="0"/>
+          <w:numId w:val="24"/>
+        </w:numPr>
+        <w:spacing w:after="160" w:line="360" w:lineRule="auto"/>
+        <w:ind w:left="420" w:leftChars="0" w:hanging="420" w:firstLineChars="0"/>
+        <w:jc w:val="both"/>
+        <w:rPr>
+          <w:rFonts w:hint="default" w:ascii="Times New Roman" w:hAnsi="Times New Roman" w:cs="Times New Roman"/>
+          <w:b w:val="0"/>
+          <w:bCs w:val="0"/>
+          <w:i w:val="0"/>
+          <w:iCs w:val="0"/>
+          <w:sz w:val="28"/>
+          <w:szCs w:val="28"/>
+          <w:lang w:val="en-US"/>
+        </w:rPr>
+      </w:pPr>
+      <w:r>
+        <w:rPr>
+          <w:rFonts w:hint="default" w:ascii="Times New Roman" w:hAnsi="Times New Roman" w:cs="Times New Roman"/>
+          <w:b w:val="0"/>
+          <w:bCs w:val="0"/>
+          <w:i w:val="0"/>
+          <w:iCs w:val="0"/>
+          <w:sz w:val="28"/>
+          <w:szCs w:val="28"/>
+          <w:lang w:val="en-US"/>
+        </w:rPr>
+        <w:t xml:space="preserve">возможность запуска тестов в различных окружениях; </w:t>
+      </w:r>
+    </w:p>
+    <w:p>
+      <w:pPr>
+        <w:numPr>
+          <w:ilvl w:val="0"/>
+          <w:numId w:val="24"/>
+        </w:numPr>
+        <w:spacing w:after="160" w:line="360" w:lineRule="auto"/>
+        <w:ind w:left="420" w:leftChars="0" w:hanging="420" w:firstLineChars="0"/>
+        <w:jc w:val="both"/>
+        <w:rPr>
+          <w:rFonts w:hint="default" w:ascii="Times New Roman" w:hAnsi="Times New Roman" w:cs="Times New Roman"/>
+          <w:b w:val="0"/>
+          <w:bCs w:val="0"/>
+          <w:i w:val="0"/>
+          <w:iCs w:val="0"/>
+          <w:sz w:val="28"/>
+          <w:szCs w:val="28"/>
+          <w:lang w:val="en-US"/>
+        </w:rPr>
+      </w:pPr>
+      <w:r>
+        <w:rPr>
+          <w:rFonts w:hint="default" w:ascii="Times New Roman" w:hAnsi="Times New Roman" w:cs="Times New Roman"/>
+          <w:b w:val="0"/>
+          <w:bCs w:val="0"/>
+          <w:i w:val="0"/>
+          <w:iCs w:val="0"/>
+          <w:sz w:val="28"/>
+          <w:szCs w:val="28"/>
+          <w:lang w:val="en-US"/>
+        </w:rPr>
+        <w:t>интеграцию с системами CI/CD, включая Jenkins.</w:t>
+      </w:r>
+    </w:p>
+    <w:p>
+      <w:pPr>
+        <w:numPr>
+          <w:ilvl w:val="0"/>
+          <w:numId w:val="0"/>
+        </w:numPr>
+        <w:spacing w:after="160" w:line="360" w:lineRule="auto"/>
+        <w:ind w:firstLine="708" w:firstLineChars="0"/>
+        <w:jc w:val="both"/>
+        <w:rPr>
+          <w:rFonts w:hint="default" w:ascii="Times New Roman" w:hAnsi="Times New Roman" w:cs="Times New Roman"/>
+          <w:b w:val="0"/>
+          <w:bCs w:val="0"/>
+          <w:i w:val="0"/>
+          <w:iCs w:val="0"/>
+          <w:sz w:val="28"/>
+          <w:szCs w:val="28"/>
+          <w:lang w:val="en-US"/>
+        </w:rPr>
+      </w:pPr>
+      <w:r>
+        <w:rPr>
+          <w:rFonts w:hint="default" w:ascii="Times New Roman" w:hAnsi="Times New Roman" w:cs="Times New Roman"/>
+          <w:b w:val="0"/>
+          <w:bCs w:val="0"/>
+          <w:i w:val="0"/>
+          <w:iCs w:val="0"/>
+          <w:sz w:val="28"/>
+          <w:szCs w:val="28"/>
+          <w:lang w:val="en-US"/>
+        </w:rPr>
+        <w:t>Использование Docker и Selenium Grid позволяет обеспечить воспроизводимость среды выполнения тестов и упростить развёртывание тестовой инфраструктуры на различных машинах и серверах.</w:t>
+      </w:r>
+    </w:p>
+    <w:p>
+      <w:pPr>
+        <w:numPr>
+          <w:ilvl w:val="0"/>
+          <w:numId w:val="0"/>
+        </w:numPr>
+        <w:spacing w:after="160" w:line="360" w:lineRule="auto"/>
+        <w:ind w:firstLine="708" w:firstLineChars="0"/>
+        <w:jc w:val="both"/>
+        <w:rPr>
+          <w:rFonts w:hint="default" w:ascii="Times New Roman" w:hAnsi="Times New Roman" w:cs="Times New Roman"/>
+          <w:b w:val="0"/>
+          <w:bCs w:val="0"/>
+          <w:i w:val="0"/>
+          <w:iCs w:val="0"/>
+          <w:sz w:val="28"/>
+          <w:szCs w:val="28"/>
+          <w:lang w:val="en-US"/>
+        </w:rPr>
+      </w:pPr>
+      <w:r>
+        <w:rPr>
+          <w:rFonts w:hint="default" w:ascii="Times New Roman" w:hAnsi="Times New Roman" w:cs="Times New Roman"/>
+          <w:b w:val="0"/>
+          <w:bCs w:val="0"/>
+          <w:i w:val="0"/>
+          <w:iCs w:val="0"/>
+          <w:sz w:val="28"/>
+          <w:szCs w:val="28"/>
+          <w:lang w:val="en-US"/>
+        </w:rPr>
+        <w:t>Таким образом, сформированные требования к архитектуре тестового фреймворка направлены на создание масштабируемой, поддерживаемой и устойчивой системы автоматизированного UI-тестирования, способной эффективно использоваться в современных процессах разработки программного обеспечения.</w:t>
+      </w:r>
+    </w:p>
+    <w:p>
+      <w:pPr>
+        <w:numPr>
+          <w:ilvl w:val="0"/>
+          <w:numId w:val="0"/>
+        </w:numPr>
+        <w:spacing w:after="160" w:line="360" w:lineRule="auto"/>
+        <w:ind w:firstLine="708" w:firstLineChars="0"/>
+        <w:jc w:val="both"/>
+        <w:rPr>
+          <w:rFonts w:hint="default" w:ascii="Times New Roman" w:hAnsi="Times New Roman" w:cs="Times New Roman"/>
+          <w:b w:val="0"/>
+          <w:bCs w:val="0"/>
+          <w:i w:val="0"/>
+          <w:iCs w:val="0"/>
+          <w:sz w:val="28"/>
+          <w:szCs w:val="28"/>
+          <w:lang w:val="en-US"/>
+        </w:rPr>
+      </w:pPr>
+    </w:p>
+    <w:p>
+      <w:pPr>
+        <w:spacing w:line="360" w:lineRule="auto"/>
+        <w:jc w:val="both"/>
+        <w:rPr>
+          <w:rFonts w:hint="default" w:ascii="Times New Roman" w:hAnsi="Times New Roman" w:cs="Times New Roman"/>
+          <w:b/>
+          <w:bCs/>
+          <w:i w:val="0"/>
+          <w:iCs w:val="0"/>
+          <w:sz w:val="28"/>
+          <w:szCs w:val="28"/>
+          <w:lang w:val="en-US"/>
+        </w:rPr>
+      </w:pPr>
+      <w:r>
+        <w:rPr>
+          <w:rFonts w:hint="default" w:ascii="Times New Roman" w:hAnsi="Times New Roman" w:cs="Times New Roman"/>
+          <w:b/>
+          <w:bCs/>
+          <w:i w:val="0"/>
+          <w:iCs w:val="0"/>
+          <w:sz w:val="28"/>
+          <w:szCs w:val="28"/>
+          <w:lang w:val="ru-RU"/>
+        </w:rPr>
+        <w:t>2</w:t>
+      </w:r>
+      <w:r>
+        <w:rPr>
+          <w:rFonts w:hint="default" w:ascii="Times New Roman" w:hAnsi="Times New Roman" w:cs="Times New Roman"/>
+          <w:b/>
+          <w:bCs/>
+          <w:i w:val="0"/>
+          <w:iCs w:val="0"/>
+          <w:sz w:val="28"/>
+          <w:szCs w:val="28"/>
+          <w:lang w:val="en-US"/>
+        </w:rPr>
+        <w:t>.1.</w:t>
+      </w:r>
+      <w:r>
+        <w:rPr>
+          <w:rFonts w:hint="default" w:ascii="Times New Roman" w:hAnsi="Times New Roman" w:cs="Times New Roman"/>
+          <w:b/>
+          <w:bCs/>
+          <w:i w:val="0"/>
+          <w:iCs w:val="0"/>
+          <w:sz w:val="28"/>
+          <w:szCs w:val="28"/>
+          <w:lang w:val="ru-RU"/>
+        </w:rPr>
+        <w:t>3</w:t>
+      </w:r>
+      <w:r>
+        <w:rPr>
+          <w:rFonts w:hint="default" w:ascii="Times New Roman" w:hAnsi="Times New Roman" w:cs="Times New Roman"/>
+          <w:b/>
+          <w:bCs/>
+          <w:i w:val="0"/>
+          <w:iCs w:val="0"/>
+          <w:sz w:val="28"/>
+          <w:szCs w:val="28"/>
+          <w:lang w:val="en-US"/>
+        </w:rPr>
+        <w:t>. Требования к архитектуре тестового фреймворка</w:t>
+      </w:r>
+    </w:p>
+    <w:p>
+      <w:pPr>
+        <w:spacing w:line="360" w:lineRule="auto"/>
+        <w:jc w:val="both"/>
+        <w:rPr>
+          <w:rFonts w:hint="default" w:ascii="Times New Roman" w:hAnsi="Times New Roman" w:cs="Times New Roman"/>
+          <w:b w:val="0"/>
+          <w:bCs w:val="0"/>
+          <w:i w:val="0"/>
+          <w:iCs w:val="0"/>
+          <w:sz w:val="28"/>
+          <w:szCs w:val="28"/>
+          <w:lang w:val="en-US"/>
+        </w:rPr>
+      </w:pPr>
+      <w:r>
+        <w:rPr>
+          <w:rFonts w:hint="default" w:ascii="Times New Roman" w:hAnsi="Times New Roman" w:cs="Times New Roman"/>
+          <w:b w:val="0"/>
+          <w:bCs w:val="0"/>
+          <w:i w:val="0"/>
+          <w:iCs w:val="0"/>
+          <w:sz w:val="28"/>
+          <w:szCs w:val="28"/>
+          <w:lang w:val="en-US"/>
+        </w:rPr>
+        <w:tab/>
+      </w:r>
+      <w:r>
+        <w:rPr>
+          <w:rFonts w:hint="default" w:ascii="Times New Roman" w:hAnsi="Times New Roman" w:cs="Times New Roman"/>
+          <w:b w:val="0"/>
+          <w:bCs w:val="0"/>
+          <w:i w:val="0"/>
+          <w:iCs w:val="0"/>
+          <w:sz w:val="28"/>
+          <w:szCs w:val="28"/>
+          <w:lang w:val="en-US"/>
+        </w:rPr>
+        <w:t>При проектировании фреймворка автоматизации UI-тестирования были определены функциональные и нефункциональные требования, определяющие возможности системы, особенности её работы и требования к качественным характеристикам программного решения.</w:t>
+      </w:r>
+    </w:p>
+    <w:p>
+      <w:pPr>
+        <w:spacing w:line="360" w:lineRule="auto"/>
+        <w:ind w:firstLine="708" w:firstLineChars="0"/>
+        <w:jc w:val="both"/>
+        <w:rPr>
+          <w:rFonts w:hint="default" w:ascii="Times New Roman" w:hAnsi="Times New Roman" w:cs="Times New Roman"/>
+          <w:b w:val="0"/>
+          <w:bCs w:val="0"/>
+          <w:i w:val="0"/>
+          <w:iCs w:val="0"/>
+          <w:sz w:val="28"/>
+          <w:szCs w:val="28"/>
+          <w:lang w:val="ru-RU"/>
+        </w:rPr>
+      </w:pPr>
+      <w:r>
+        <w:rPr>
+          <w:rFonts w:hint="default" w:ascii="Times New Roman" w:hAnsi="Times New Roman" w:cs="Times New Roman"/>
+          <w:b w:val="0"/>
+          <w:bCs w:val="0"/>
+          <w:i w:val="0"/>
+          <w:iCs w:val="0"/>
+          <w:sz w:val="28"/>
+          <w:szCs w:val="28"/>
+          <w:lang w:val="en-US"/>
+        </w:rPr>
+        <w:t>Сформированные требования учитывают специфику автоматизированного тестирования веб-приложений и особенности распределённого выполнения тестов с использованием Selenium Grid и Docker</w:t>
+      </w:r>
+      <w:r>
+        <w:rPr>
+          <w:rFonts w:hint="default" w:ascii="Times New Roman" w:hAnsi="Times New Roman" w:cs="Times New Roman"/>
+          <w:b w:val="0"/>
+          <w:bCs w:val="0"/>
+          <w:i w:val="0"/>
+          <w:iCs w:val="0"/>
+          <w:sz w:val="28"/>
+          <w:szCs w:val="28"/>
+          <w:lang w:val="ru-RU"/>
+        </w:rPr>
+        <w:t>.</w:t>
+      </w:r>
+    </w:p>
+    <w:p>
+      <w:pPr>
+        <w:spacing w:line="360" w:lineRule="auto"/>
+        <w:ind w:firstLine="708" w:firstLineChars="0"/>
+        <w:jc w:val="both"/>
+        <w:rPr>
+          <w:rFonts w:hint="default" w:ascii="Times New Roman" w:hAnsi="Times New Roman" w:cs="Times New Roman"/>
+          <w:b/>
+          <w:bCs/>
+          <w:i w:val="0"/>
+          <w:iCs w:val="0"/>
+          <w:sz w:val="28"/>
+          <w:szCs w:val="28"/>
+          <w:lang w:val="ru-RU"/>
+        </w:rPr>
+      </w:pPr>
+      <w:r>
+        <w:rPr>
+          <w:rFonts w:hint="default" w:ascii="Times New Roman" w:hAnsi="Times New Roman" w:cs="Times New Roman"/>
+          <w:b/>
+          <w:bCs/>
+          <w:i w:val="0"/>
+          <w:iCs w:val="0"/>
+          <w:sz w:val="28"/>
+          <w:szCs w:val="28"/>
+          <w:lang w:val="ru-RU"/>
+        </w:rPr>
+        <w:t>Функциональные требования</w:t>
+      </w:r>
+    </w:p>
+    <w:p>
+      <w:pPr>
+        <w:spacing w:line="360" w:lineRule="auto"/>
+        <w:ind w:firstLine="708" w:firstLineChars="0"/>
+        <w:jc w:val="both"/>
+        <w:rPr>
+          <w:rFonts w:hint="default" w:ascii="Times New Roman" w:hAnsi="Times New Roman" w:cs="Times New Roman"/>
+          <w:b w:val="0"/>
+          <w:bCs w:val="0"/>
+          <w:i w:val="0"/>
+          <w:iCs w:val="0"/>
+          <w:sz w:val="28"/>
+          <w:szCs w:val="28"/>
+          <w:lang w:val="ru-RU"/>
+        </w:rPr>
+      </w:pPr>
+      <w:r>
+        <w:rPr>
+          <w:rFonts w:hint="default" w:ascii="Times New Roman" w:hAnsi="Times New Roman" w:cs="Times New Roman"/>
+          <w:b w:val="0"/>
+          <w:bCs w:val="0"/>
+          <w:i w:val="0"/>
+          <w:iCs w:val="0"/>
+          <w:sz w:val="28"/>
+          <w:szCs w:val="28"/>
+          <w:lang w:val="ru-RU"/>
+        </w:rPr>
+        <w:t>Функциональные требования определяют основные возможности разрабатываемого фреймворка и перечень задач, которые система должна выполнять в процессе автоматизированного тестирования.</w:t>
+      </w:r>
+    </w:p>
+    <w:p>
+      <w:pPr>
+        <w:spacing w:line="360" w:lineRule="auto"/>
+        <w:ind w:firstLine="708" w:firstLineChars="0"/>
+        <w:jc w:val="both"/>
+        <w:rPr>
+          <w:rFonts w:hint="default" w:ascii="Times New Roman" w:hAnsi="Times New Roman" w:cs="Times New Roman"/>
+          <w:b/>
+          <w:bCs/>
+          <w:i w:val="0"/>
+          <w:iCs w:val="0"/>
+          <w:sz w:val="28"/>
+          <w:szCs w:val="28"/>
+          <w:lang w:val="ru-RU"/>
+        </w:rPr>
+      </w:pPr>
+      <w:r>
+        <w:rPr>
+          <w:rFonts w:hint="default" w:ascii="Times New Roman" w:hAnsi="Times New Roman" w:cs="Times New Roman"/>
+          <w:b/>
+          <w:bCs/>
+          <w:i w:val="0"/>
+          <w:iCs w:val="0"/>
+          <w:sz w:val="28"/>
+          <w:szCs w:val="28"/>
+          <w:lang w:val="ru-RU"/>
+        </w:rPr>
+        <w:t>Запуск UI-тестов</w:t>
+      </w:r>
+    </w:p>
+    <w:p>
+      <w:pPr>
+        <w:spacing w:line="360" w:lineRule="auto"/>
+        <w:ind w:firstLine="708" w:firstLineChars="0"/>
+        <w:jc w:val="both"/>
+        <w:rPr>
+          <w:rFonts w:hint="default" w:ascii="Times New Roman" w:hAnsi="Times New Roman" w:cs="Times New Roman"/>
+          <w:b w:val="0"/>
+          <w:bCs w:val="0"/>
+          <w:i w:val="0"/>
+          <w:iCs w:val="0"/>
+          <w:sz w:val="28"/>
+          <w:szCs w:val="28"/>
+          <w:lang w:val="ru-RU"/>
+        </w:rPr>
+      </w:pPr>
+      <w:r>
+        <w:rPr>
+          <w:rFonts w:hint="default" w:ascii="Times New Roman" w:hAnsi="Times New Roman" w:cs="Times New Roman"/>
+          <w:b w:val="0"/>
+          <w:bCs w:val="0"/>
+          <w:i w:val="0"/>
+          <w:iCs w:val="0"/>
+          <w:sz w:val="28"/>
+          <w:szCs w:val="28"/>
+          <w:lang w:val="ru-RU"/>
+        </w:rPr>
+        <w:t>Фреймворк должен обеспечивать возможность автоматизированного запуска UI-тестов веб-приложения. Система должна поддерживать выполнение отдельных тестовых сценариев, запуск тестовых наборов и выполнение полного набора регрессионных тестов.</w:t>
+      </w:r>
+    </w:p>
+    <w:p>
+      <w:pPr>
+        <w:spacing w:line="360" w:lineRule="auto"/>
+        <w:ind w:firstLine="708" w:firstLineChars="0"/>
+        <w:jc w:val="both"/>
+        <w:rPr>
+          <w:rFonts w:hint="default" w:ascii="Times New Roman" w:hAnsi="Times New Roman" w:cs="Times New Roman"/>
+          <w:b w:val="0"/>
+          <w:bCs w:val="0"/>
+          <w:i w:val="0"/>
+          <w:iCs w:val="0"/>
+          <w:sz w:val="28"/>
+          <w:szCs w:val="28"/>
+          <w:lang w:val="ru-RU"/>
+        </w:rPr>
+      </w:pPr>
+      <w:r>
+        <w:rPr>
+          <w:rFonts w:hint="default" w:ascii="Times New Roman" w:hAnsi="Times New Roman" w:cs="Times New Roman"/>
+          <w:b w:val="0"/>
+          <w:bCs w:val="0"/>
+          <w:i w:val="0"/>
+          <w:iCs w:val="0"/>
+          <w:sz w:val="28"/>
+          <w:szCs w:val="28"/>
+          <w:lang w:val="ru-RU"/>
+        </w:rPr>
+        <w:t>Запуск тестов должен осуществляться с использованием TestNG, обеспечивающего управление жизненным циклом тестирования, группировку тестов и поддержку параллельного выполнения.</w:t>
+      </w:r>
+    </w:p>
+    <w:p>
+      <w:pPr>
+        <w:spacing w:line="360" w:lineRule="auto"/>
+        <w:ind w:firstLine="708" w:firstLineChars="0"/>
+        <w:jc w:val="both"/>
+        <w:rPr>
+          <w:rFonts w:hint="default" w:ascii="Times New Roman" w:hAnsi="Times New Roman" w:cs="Times New Roman"/>
+          <w:b/>
+          <w:bCs/>
+          <w:i w:val="0"/>
+          <w:iCs w:val="0"/>
+          <w:sz w:val="28"/>
+          <w:szCs w:val="28"/>
+          <w:lang w:val="ru-RU"/>
+        </w:rPr>
+      </w:pPr>
+      <w:r>
+        <w:rPr>
+          <w:rFonts w:hint="default" w:ascii="Times New Roman" w:hAnsi="Times New Roman" w:cs="Times New Roman"/>
+          <w:b/>
+          <w:bCs/>
+          <w:i w:val="0"/>
+          <w:iCs w:val="0"/>
+          <w:sz w:val="28"/>
+          <w:szCs w:val="28"/>
+          <w:lang w:val="ru-RU"/>
+        </w:rPr>
+        <w:t>Работа с браузерами</w:t>
+      </w:r>
+    </w:p>
+    <w:p>
+      <w:pPr>
+        <w:spacing w:line="360" w:lineRule="auto"/>
+        <w:ind w:firstLine="708" w:firstLineChars="0"/>
+        <w:jc w:val="both"/>
+        <w:rPr>
+          <w:rFonts w:hint="default" w:ascii="Times New Roman" w:hAnsi="Times New Roman" w:cs="Times New Roman"/>
+          <w:b w:val="0"/>
+          <w:bCs w:val="0"/>
+          <w:i w:val="0"/>
+          <w:iCs w:val="0"/>
+          <w:sz w:val="28"/>
+          <w:szCs w:val="28"/>
+          <w:lang w:val="ru-RU"/>
+        </w:rPr>
+      </w:pPr>
+      <w:r>
+        <w:rPr>
+          <w:rFonts w:hint="default" w:ascii="Times New Roman" w:hAnsi="Times New Roman" w:cs="Times New Roman"/>
+          <w:b w:val="0"/>
+          <w:bCs w:val="0"/>
+          <w:i w:val="0"/>
+          <w:iCs w:val="0"/>
+          <w:sz w:val="28"/>
+          <w:szCs w:val="28"/>
+          <w:lang w:val="ru-RU"/>
+        </w:rPr>
+        <w:t>Фреймворк должен обеспечивать взаимодействие с веб-браузерами посредством Selenium WebDriver. Система должна поддерживать запуск тестов в различных браузерах, включая Google Chrome и Mozilla Firefox.</w:t>
+      </w:r>
+    </w:p>
+    <w:p>
+      <w:pPr>
+        <w:spacing w:line="360" w:lineRule="auto"/>
+        <w:ind w:firstLine="708" w:firstLineChars="0"/>
+        <w:jc w:val="both"/>
+        <w:rPr>
+          <w:rFonts w:hint="default" w:ascii="Times New Roman" w:hAnsi="Times New Roman" w:cs="Times New Roman"/>
+          <w:b w:val="0"/>
+          <w:bCs w:val="0"/>
+          <w:i w:val="0"/>
+          <w:iCs w:val="0"/>
+          <w:sz w:val="28"/>
+          <w:szCs w:val="28"/>
+          <w:lang w:val="ru-RU"/>
+        </w:rPr>
+      </w:pPr>
+      <w:r>
+        <w:rPr>
+          <w:rFonts w:hint="default" w:ascii="Times New Roman" w:hAnsi="Times New Roman" w:cs="Times New Roman"/>
+          <w:b w:val="0"/>
+          <w:bCs w:val="0"/>
+          <w:i w:val="0"/>
+          <w:iCs w:val="0"/>
+          <w:sz w:val="28"/>
+          <w:szCs w:val="28"/>
+          <w:lang w:val="ru-RU"/>
+        </w:rPr>
+        <w:t>Дополнительно должна обеспечиваться возможность удалённого подключения к browser-node Selenium Grid с использованием RemoteWebDriver. Это позволяет выполнять тесты в распределённой инфраструктуре и запускать браузеры в контейнерах Docker.</w:t>
+      </w:r>
+    </w:p>
+    <w:p>
+      <w:pPr>
+        <w:spacing w:line="360" w:lineRule="auto"/>
+        <w:ind w:firstLine="708" w:firstLineChars="0"/>
+        <w:jc w:val="both"/>
+        <w:rPr>
+          <w:rFonts w:hint="default" w:ascii="Times New Roman" w:hAnsi="Times New Roman" w:cs="Times New Roman"/>
+          <w:b/>
+          <w:bCs/>
+          <w:i w:val="0"/>
+          <w:iCs w:val="0"/>
+          <w:sz w:val="28"/>
+          <w:szCs w:val="28"/>
+          <w:lang w:val="ru-RU"/>
+        </w:rPr>
+      </w:pPr>
+      <w:r>
+        <w:rPr>
+          <w:rFonts w:hint="default" w:ascii="Times New Roman" w:hAnsi="Times New Roman" w:cs="Times New Roman"/>
+          <w:b/>
+          <w:bCs/>
+          <w:i w:val="0"/>
+          <w:iCs w:val="0"/>
+          <w:sz w:val="28"/>
+          <w:szCs w:val="28"/>
+          <w:lang w:val="ru-RU"/>
+        </w:rPr>
+        <w:t>Выполнение тестовых сценариев</w:t>
+      </w:r>
+    </w:p>
+    <w:p>
+      <w:pPr>
+        <w:spacing w:line="360" w:lineRule="auto"/>
+        <w:ind w:firstLine="708" w:firstLineChars="0"/>
+        <w:jc w:val="both"/>
+        <w:rPr>
+          <w:rFonts w:hint="default" w:ascii="Times New Roman" w:hAnsi="Times New Roman" w:cs="Times New Roman"/>
+          <w:b w:val="0"/>
+          <w:bCs w:val="0"/>
+          <w:i w:val="0"/>
+          <w:iCs w:val="0"/>
+          <w:sz w:val="28"/>
+          <w:szCs w:val="28"/>
+          <w:lang w:val="ru-RU"/>
+        </w:rPr>
+      </w:pPr>
+      <w:r>
+        <w:rPr>
+          <w:rFonts w:hint="default" w:ascii="Times New Roman" w:hAnsi="Times New Roman" w:cs="Times New Roman"/>
+          <w:b w:val="0"/>
+          <w:bCs w:val="0"/>
+          <w:i w:val="0"/>
+          <w:iCs w:val="0"/>
+          <w:sz w:val="28"/>
+          <w:szCs w:val="28"/>
+          <w:lang w:val="ru-RU"/>
+        </w:rPr>
+        <w:t xml:space="preserve">Система должна обеспечивать выполнение автоматизированных тестовых сценариев, реализующих проверку функциональности веб-приложения. В рамках разработанного проекта тестовые сценарии охватывают следующие функциональные области веб-приложения </w:t>
+      </w:r>
+      <w:r>
+        <w:rPr>
+          <w:rFonts w:hint="default" w:ascii="Times New Roman" w:hAnsi="Times New Roman" w:cs="Times New Roman"/>
+          <w:b w:val="0"/>
+          <w:bCs w:val="0"/>
+          <w:i w:val="0"/>
+          <w:iCs w:val="0"/>
+          <w:sz w:val="28"/>
+          <w:szCs w:val="28"/>
+          <w:lang w:val="ru-RU"/>
+        </w:rPr>
+        <w:fldChar w:fldCharType="begin"/>
+      </w:r>
+      <w:r>
+        <w:rPr>
+          <w:rFonts w:hint="default" w:ascii="Times New Roman" w:hAnsi="Times New Roman" w:cs="Times New Roman"/>
+          <w:b w:val="0"/>
+          <w:bCs w:val="0"/>
+          <w:i w:val="0"/>
+          <w:iCs w:val="0"/>
+          <w:sz w:val="28"/>
+          <w:szCs w:val="28"/>
+          <w:lang w:val="ru-RU"/>
+        </w:rPr>
+        <w:instrText xml:space="preserve"> HYPERLINK "https://www.saucedemo.com?utm_source=chatgpt.com" \t "_blank" </w:instrText>
+      </w:r>
+      <w:r>
+        <w:rPr>
+          <w:rFonts w:hint="default" w:ascii="Times New Roman" w:hAnsi="Times New Roman" w:cs="Times New Roman"/>
+          <w:b w:val="0"/>
+          <w:bCs w:val="0"/>
+          <w:i w:val="0"/>
+          <w:iCs w:val="0"/>
+          <w:sz w:val="28"/>
+          <w:szCs w:val="28"/>
+          <w:lang w:val="ru-RU"/>
+        </w:rPr>
+        <w:fldChar w:fldCharType="separate"/>
+      </w:r>
+      <w:r>
+        <w:rPr>
+          <w:rFonts w:hint="default" w:ascii="Times New Roman" w:hAnsi="Times New Roman" w:cs="Times New Roman"/>
+          <w:b w:val="0"/>
+          <w:bCs w:val="0"/>
+          <w:i w:val="0"/>
+          <w:iCs w:val="0"/>
+          <w:sz w:val="28"/>
+          <w:szCs w:val="28"/>
+          <w:lang w:val="ru-RU"/>
+        </w:rPr>
+        <w:t>SauceDemo</w:t>
+      </w:r>
+      <w:r>
+        <w:rPr>
+          <w:rFonts w:hint="default" w:ascii="Times New Roman" w:hAnsi="Times New Roman" w:cs="Times New Roman"/>
+          <w:b w:val="0"/>
+          <w:bCs w:val="0"/>
+          <w:i w:val="0"/>
+          <w:iCs w:val="0"/>
+          <w:sz w:val="28"/>
+          <w:szCs w:val="28"/>
+          <w:lang w:val="ru-RU"/>
+        </w:rPr>
+        <w:fldChar w:fldCharType="end"/>
+      </w:r>
+      <w:r>
+        <w:rPr>
+          <w:rFonts w:hint="default" w:ascii="Times New Roman" w:hAnsi="Times New Roman" w:cs="Times New Roman"/>
+          <w:b w:val="0"/>
+          <w:bCs w:val="0"/>
+          <w:i w:val="0"/>
+          <w:iCs w:val="0"/>
+          <w:sz w:val="28"/>
+          <w:szCs w:val="28"/>
+          <w:lang w:val="ru-RU"/>
+        </w:rPr>
+        <w:t>:</w:t>
+      </w:r>
+    </w:p>
+    <w:p>
+      <w:pPr>
+        <w:keepNext w:val="0"/>
+        <w:keepLines w:val="0"/>
+        <w:widowControl/>
+        <w:numPr>
+          <w:ilvl w:val="0"/>
+          <w:numId w:val="24"/>
+        </w:numPr>
+        <w:suppressLineNumbers w:val="0"/>
+        <w:spacing w:line="360" w:lineRule="auto"/>
+        <w:ind w:left="420" w:leftChars="0" w:hanging="420" w:firstLineChars="0"/>
+        <w:jc w:val="both"/>
+        <w:rPr>
+          <w:rFonts w:hint="default" w:ascii="Times New Roman" w:hAnsi="Times New Roman" w:cs="Times New Roman"/>
+          <w:sz w:val="28"/>
+          <w:szCs w:val="28"/>
+        </w:rPr>
+      </w:pPr>
+      <w:r>
+        <w:rPr>
+          <w:rFonts w:hint="default" w:ascii="Times New Roman" w:hAnsi="Times New Roman" w:cs="Times New Roman"/>
+          <w:sz w:val="28"/>
+          <w:szCs w:val="28"/>
+        </w:rPr>
+        <w:t xml:space="preserve">авторизация пользователей; </w:t>
+      </w:r>
+    </w:p>
+    <w:p>
+      <w:pPr>
+        <w:keepNext w:val="0"/>
+        <w:keepLines w:val="0"/>
+        <w:widowControl/>
+        <w:numPr>
+          <w:ilvl w:val="0"/>
+          <w:numId w:val="24"/>
+        </w:numPr>
+        <w:suppressLineNumbers w:val="0"/>
+        <w:spacing w:line="360" w:lineRule="auto"/>
+        <w:ind w:left="420" w:leftChars="0" w:hanging="420" w:firstLineChars="0"/>
+        <w:jc w:val="both"/>
+        <w:rPr>
+          <w:rFonts w:hint="default" w:ascii="Times New Roman" w:hAnsi="Times New Roman" w:cs="Times New Roman"/>
+          <w:sz w:val="28"/>
+          <w:szCs w:val="28"/>
+        </w:rPr>
+      </w:pPr>
+      <w:r>
+        <w:rPr>
+          <w:rFonts w:hint="default" w:ascii="Times New Roman" w:hAnsi="Times New Roman" w:cs="Times New Roman"/>
+          <w:sz w:val="28"/>
+          <w:szCs w:val="28"/>
+        </w:rPr>
+        <w:t xml:space="preserve">отображение каталога товаров; </w:t>
+      </w:r>
+    </w:p>
+    <w:p>
+      <w:pPr>
+        <w:keepNext w:val="0"/>
+        <w:keepLines w:val="0"/>
+        <w:widowControl/>
+        <w:numPr>
+          <w:ilvl w:val="0"/>
+          <w:numId w:val="24"/>
+        </w:numPr>
+        <w:suppressLineNumbers w:val="0"/>
+        <w:spacing w:line="360" w:lineRule="auto"/>
+        <w:ind w:left="420" w:leftChars="0" w:hanging="420" w:firstLineChars="0"/>
+        <w:jc w:val="both"/>
+        <w:rPr>
+          <w:rFonts w:hint="default" w:ascii="Times New Roman" w:hAnsi="Times New Roman" w:cs="Times New Roman"/>
+          <w:sz w:val="28"/>
+          <w:szCs w:val="28"/>
+        </w:rPr>
+      </w:pPr>
+      <w:r>
+        <w:rPr>
+          <w:rFonts w:hint="default" w:ascii="Times New Roman" w:hAnsi="Times New Roman" w:cs="Times New Roman"/>
+          <w:sz w:val="28"/>
+          <w:szCs w:val="28"/>
+        </w:rPr>
+        <w:t xml:space="preserve">сортировка товаров; </w:t>
+      </w:r>
+    </w:p>
+    <w:p>
+      <w:pPr>
+        <w:keepNext w:val="0"/>
+        <w:keepLines w:val="0"/>
+        <w:widowControl/>
+        <w:numPr>
+          <w:ilvl w:val="0"/>
+          <w:numId w:val="24"/>
+        </w:numPr>
+        <w:suppressLineNumbers w:val="0"/>
+        <w:spacing w:line="360" w:lineRule="auto"/>
+        <w:ind w:left="420" w:leftChars="0" w:hanging="420" w:firstLineChars="0"/>
+        <w:jc w:val="both"/>
+        <w:rPr>
+          <w:rFonts w:hint="default" w:ascii="Times New Roman" w:hAnsi="Times New Roman" w:cs="Times New Roman"/>
+          <w:sz w:val="28"/>
+          <w:szCs w:val="28"/>
+        </w:rPr>
+      </w:pPr>
+      <w:r>
+        <w:rPr>
+          <w:rFonts w:hint="default" w:ascii="Times New Roman" w:hAnsi="Times New Roman" w:cs="Times New Roman"/>
+          <w:sz w:val="28"/>
+          <w:szCs w:val="28"/>
+        </w:rPr>
+        <w:t xml:space="preserve">управление корзиной; </w:t>
+      </w:r>
+    </w:p>
+    <w:p>
+      <w:pPr>
+        <w:keepNext w:val="0"/>
+        <w:keepLines w:val="0"/>
+        <w:widowControl/>
+        <w:numPr>
+          <w:ilvl w:val="0"/>
+          <w:numId w:val="24"/>
+        </w:numPr>
+        <w:suppressLineNumbers w:val="0"/>
+        <w:spacing w:line="360" w:lineRule="auto"/>
+        <w:ind w:left="420" w:leftChars="0" w:hanging="420" w:firstLineChars="0"/>
+        <w:jc w:val="both"/>
+        <w:rPr>
+          <w:rFonts w:hint="default" w:ascii="Times New Roman" w:hAnsi="Times New Roman" w:cs="Times New Roman"/>
+          <w:sz w:val="28"/>
+          <w:szCs w:val="28"/>
+        </w:rPr>
+      </w:pPr>
+      <w:r>
+        <w:rPr>
+          <w:rFonts w:hint="default" w:ascii="Times New Roman" w:hAnsi="Times New Roman" w:cs="Times New Roman"/>
+          <w:sz w:val="28"/>
+          <w:szCs w:val="28"/>
+        </w:rPr>
+        <w:t>оформление заказа.</w:t>
+      </w:r>
+    </w:p>
+    <w:p>
+      <w:pPr>
+        <w:spacing w:line="360" w:lineRule="auto"/>
+        <w:ind w:firstLine="708" w:firstLineChars="0"/>
+        <w:jc w:val="both"/>
+        <w:rPr>
+          <w:rFonts w:hint="default" w:ascii="Times New Roman" w:hAnsi="Times New Roman" w:cs="Times New Roman"/>
+          <w:b w:val="0"/>
+          <w:bCs w:val="0"/>
+          <w:i w:val="0"/>
+          <w:iCs w:val="0"/>
+          <w:sz w:val="28"/>
+          <w:szCs w:val="28"/>
+          <w:lang w:val="ru-RU"/>
+        </w:rPr>
+      </w:pPr>
+      <w:r>
+        <w:rPr>
+          <w:rFonts w:hint="default" w:ascii="Times New Roman" w:hAnsi="Times New Roman" w:cs="Times New Roman"/>
+          <w:b w:val="0"/>
+          <w:bCs w:val="0"/>
+          <w:i w:val="0"/>
+          <w:iCs w:val="0"/>
+          <w:sz w:val="28"/>
+          <w:szCs w:val="28"/>
+          <w:lang w:val="ru-RU"/>
+        </w:rPr>
+        <w:t>Фреймворк должен поддерживать выполнение как позитивных, так и негативных тестовых сценариев.</w:t>
+      </w:r>
+    </w:p>
+    <w:p>
+      <w:pPr>
+        <w:spacing w:line="360" w:lineRule="auto"/>
+        <w:ind w:firstLine="708" w:firstLineChars="0"/>
+        <w:jc w:val="both"/>
+        <w:rPr>
+          <w:rFonts w:hint="default" w:ascii="Times New Roman" w:hAnsi="Times New Roman" w:cs="Times New Roman"/>
+          <w:b/>
+          <w:bCs/>
+          <w:i w:val="0"/>
+          <w:iCs w:val="0"/>
+          <w:sz w:val="28"/>
+          <w:szCs w:val="28"/>
+          <w:lang w:val="ru-RU"/>
+        </w:rPr>
+      </w:pPr>
+      <w:r>
+        <w:rPr>
+          <w:rFonts w:hint="default" w:ascii="Times New Roman" w:hAnsi="Times New Roman" w:cs="Times New Roman"/>
+          <w:b/>
+          <w:bCs/>
+          <w:i w:val="0"/>
+          <w:iCs w:val="0"/>
+          <w:sz w:val="28"/>
+          <w:szCs w:val="28"/>
+          <w:lang w:val="ru-RU"/>
+        </w:rPr>
+        <w:t>Формирование отчётов</w:t>
+      </w:r>
+    </w:p>
+    <w:p>
+      <w:pPr>
+        <w:spacing w:line="360" w:lineRule="auto"/>
+        <w:ind w:firstLine="708" w:firstLineChars="0"/>
+        <w:jc w:val="both"/>
+        <w:rPr>
+          <w:rFonts w:hint="default" w:ascii="Times New Roman" w:hAnsi="Times New Roman" w:cs="Times New Roman"/>
+          <w:b w:val="0"/>
+          <w:bCs w:val="0"/>
+          <w:i w:val="0"/>
+          <w:iCs w:val="0"/>
+          <w:sz w:val="28"/>
+          <w:szCs w:val="28"/>
+          <w:lang w:val="ru-RU"/>
+        </w:rPr>
+      </w:pPr>
+      <w:r>
+        <w:rPr>
+          <w:rFonts w:hint="default" w:ascii="Times New Roman" w:hAnsi="Times New Roman" w:cs="Times New Roman"/>
+          <w:b w:val="0"/>
+          <w:bCs w:val="0"/>
+          <w:i w:val="0"/>
+          <w:iCs w:val="0"/>
+          <w:sz w:val="28"/>
+          <w:szCs w:val="28"/>
+          <w:lang w:val="ru-RU"/>
+        </w:rPr>
+        <w:t>Одним из функциональных требований является автоматическая генерация отчётности по результатам выполнения тестов. Система должна обеспечивать формирование отчётов, содержащих:</w:t>
+      </w:r>
+    </w:p>
+    <w:p>
+      <w:pPr>
+        <w:keepNext w:val="0"/>
+        <w:keepLines w:val="0"/>
+        <w:widowControl/>
+        <w:numPr>
+          <w:ilvl w:val="0"/>
+          <w:numId w:val="24"/>
+        </w:numPr>
+        <w:suppressLineNumbers w:val="0"/>
+        <w:spacing w:line="360" w:lineRule="auto"/>
+        <w:ind w:left="420" w:leftChars="0" w:hanging="420" w:firstLineChars="0"/>
+        <w:jc w:val="both"/>
+        <w:rPr>
+          <w:rFonts w:hint="default" w:ascii="Times New Roman" w:hAnsi="Times New Roman" w:cs="Times New Roman"/>
+          <w:sz w:val="28"/>
+          <w:szCs w:val="28"/>
+        </w:rPr>
+      </w:pPr>
+      <w:r>
+        <w:rPr>
+          <w:rFonts w:hint="default" w:ascii="Times New Roman" w:hAnsi="Times New Roman" w:cs="Times New Roman"/>
+          <w:sz w:val="28"/>
+          <w:szCs w:val="28"/>
+        </w:rPr>
+        <w:t xml:space="preserve">информацию о выполненных тестах; </w:t>
+      </w:r>
+    </w:p>
+    <w:p>
+      <w:pPr>
+        <w:keepNext w:val="0"/>
+        <w:keepLines w:val="0"/>
+        <w:widowControl/>
+        <w:numPr>
+          <w:ilvl w:val="0"/>
+          <w:numId w:val="24"/>
+        </w:numPr>
+        <w:suppressLineNumbers w:val="0"/>
+        <w:spacing w:line="360" w:lineRule="auto"/>
+        <w:ind w:left="420" w:leftChars="0" w:hanging="420" w:firstLineChars="0"/>
+        <w:jc w:val="both"/>
+        <w:rPr>
+          <w:rFonts w:hint="default" w:ascii="Times New Roman" w:hAnsi="Times New Roman" w:cs="Times New Roman"/>
+          <w:sz w:val="28"/>
+          <w:szCs w:val="28"/>
+        </w:rPr>
+      </w:pPr>
+      <w:r>
+        <w:rPr>
+          <w:rFonts w:hint="default" w:ascii="Times New Roman" w:hAnsi="Times New Roman" w:cs="Times New Roman"/>
+          <w:sz w:val="28"/>
+          <w:szCs w:val="28"/>
+        </w:rPr>
+        <w:t xml:space="preserve">статус прохождения тестов; </w:t>
+      </w:r>
+    </w:p>
+    <w:p>
+      <w:pPr>
+        <w:keepNext w:val="0"/>
+        <w:keepLines w:val="0"/>
+        <w:widowControl/>
+        <w:numPr>
+          <w:ilvl w:val="0"/>
+          <w:numId w:val="24"/>
+        </w:numPr>
+        <w:suppressLineNumbers w:val="0"/>
+        <w:spacing w:line="360" w:lineRule="auto"/>
+        <w:ind w:left="420" w:leftChars="0" w:hanging="420" w:firstLineChars="0"/>
+        <w:jc w:val="both"/>
+        <w:rPr>
+          <w:rFonts w:hint="default" w:ascii="Times New Roman" w:hAnsi="Times New Roman" w:cs="Times New Roman"/>
+          <w:sz w:val="28"/>
+          <w:szCs w:val="28"/>
+        </w:rPr>
+      </w:pPr>
+      <w:r>
+        <w:rPr>
+          <w:rFonts w:hint="default" w:ascii="Times New Roman" w:hAnsi="Times New Roman" w:cs="Times New Roman"/>
+          <w:sz w:val="28"/>
+          <w:szCs w:val="28"/>
+        </w:rPr>
+        <w:t xml:space="preserve">сведения об ошибках; </w:t>
+      </w:r>
+    </w:p>
+    <w:p>
+      <w:pPr>
+        <w:keepNext w:val="0"/>
+        <w:keepLines w:val="0"/>
+        <w:widowControl/>
+        <w:numPr>
+          <w:ilvl w:val="0"/>
+          <w:numId w:val="24"/>
+        </w:numPr>
+        <w:suppressLineNumbers w:val="0"/>
+        <w:spacing w:line="360" w:lineRule="auto"/>
+        <w:ind w:left="420" w:leftChars="0" w:hanging="420" w:firstLineChars="0"/>
+        <w:jc w:val="both"/>
+        <w:rPr>
+          <w:rFonts w:hint="default" w:ascii="Times New Roman" w:hAnsi="Times New Roman" w:cs="Times New Roman"/>
+          <w:sz w:val="28"/>
+          <w:szCs w:val="28"/>
+        </w:rPr>
+      </w:pPr>
+      <w:r>
+        <w:rPr>
+          <w:rFonts w:hint="default" w:ascii="Times New Roman" w:hAnsi="Times New Roman" w:cs="Times New Roman"/>
+          <w:sz w:val="28"/>
+          <w:szCs w:val="28"/>
+        </w:rPr>
+        <w:t xml:space="preserve">время выполнения сценариев; </w:t>
+      </w:r>
+    </w:p>
+    <w:p>
+      <w:pPr>
+        <w:keepNext w:val="0"/>
+        <w:keepLines w:val="0"/>
+        <w:widowControl/>
+        <w:numPr>
+          <w:ilvl w:val="0"/>
+          <w:numId w:val="24"/>
+        </w:numPr>
+        <w:suppressLineNumbers w:val="0"/>
+        <w:spacing w:line="360" w:lineRule="auto"/>
+        <w:ind w:left="420" w:leftChars="0" w:hanging="420" w:firstLineChars="0"/>
+        <w:jc w:val="both"/>
+        <w:rPr>
+          <w:rFonts w:hint="default" w:ascii="Times New Roman" w:hAnsi="Times New Roman" w:cs="Times New Roman"/>
+          <w:sz w:val="28"/>
+          <w:szCs w:val="28"/>
+        </w:rPr>
+      </w:pPr>
+      <w:r>
+        <w:rPr>
+          <w:rFonts w:hint="default" w:ascii="Times New Roman" w:hAnsi="Times New Roman" w:cs="Times New Roman"/>
+          <w:sz w:val="28"/>
+          <w:szCs w:val="28"/>
+        </w:rPr>
+        <w:t>результаты выполнения шагов тестирования.</w:t>
+      </w:r>
+    </w:p>
+    <w:p>
+      <w:pPr>
+        <w:spacing w:line="360" w:lineRule="auto"/>
+        <w:ind w:firstLine="708" w:firstLineChars="0"/>
+        <w:jc w:val="both"/>
+        <w:rPr>
+          <w:rFonts w:hint="default" w:ascii="Times New Roman" w:hAnsi="Times New Roman" w:cs="Times New Roman"/>
+          <w:b w:val="0"/>
+          <w:bCs w:val="0"/>
+          <w:i w:val="0"/>
+          <w:iCs w:val="0"/>
+          <w:sz w:val="28"/>
+          <w:szCs w:val="28"/>
+          <w:lang w:val="ru-RU"/>
+        </w:rPr>
+      </w:pPr>
+      <w:r>
+        <w:rPr>
+          <w:rFonts w:hint="default" w:ascii="Times New Roman" w:hAnsi="Times New Roman" w:cs="Times New Roman"/>
+          <w:b w:val="0"/>
+          <w:bCs w:val="0"/>
+          <w:i w:val="0"/>
+          <w:iCs w:val="0"/>
+          <w:sz w:val="28"/>
+          <w:szCs w:val="28"/>
+          <w:lang w:val="ru-RU"/>
+        </w:rPr>
+        <w:t>Для реализации данной возможности используется система отчётности Allure Reports.</w:t>
+      </w:r>
+    </w:p>
+    <w:p>
+      <w:pPr>
+        <w:spacing w:line="360" w:lineRule="auto"/>
+        <w:ind w:firstLine="708" w:firstLineChars="0"/>
+        <w:jc w:val="both"/>
+        <w:rPr>
+          <w:rFonts w:hint="default" w:ascii="Times New Roman" w:hAnsi="Times New Roman" w:cs="Times New Roman"/>
+          <w:b/>
+          <w:bCs/>
+          <w:i w:val="0"/>
+          <w:iCs w:val="0"/>
+          <w:sz w:val="28"/>
+          <w:szCs w:val="28"/>
+          <w:lang w:val="ru-RU"/>
+        </w:rPr>
+      </w:pPr>
+      <w:r>
+        <w:rPr>
+          <w:rFonts w:hint="default" w:ascii="Times New Roman" w:hAnsi="Times New Roman" w:cs="Times New Roman"/>
+          <w:b/>
+          <w:bCs/>
+          <w:i w:val="0"/>
+          <w:iCs w:val="0"/>
+          <w:sz w:val="28"/>
+          <w:szCs w:val="28"/>
+          <w:lang w:val="ru-RU"/>
+        </w:rPr>
+        <w:t>Параллельный запуск тестов</w:t>
+      </w:r>
+    </w:p>
+    <w:p>
+      <w:pPr>
+        <w:spacing w:line="360" w:lineRule="auto"/>
+        <w:ind w:firstLine="708" w:firstLineChars="0"/>
+        <w:jc w:val="both"/>
+        <w:rPr>
+          <w:rFonts w:hint="default" w:ascii="Times New Roman" w:hAnsi="Times New Roman" w:cs="Times New Roman"/>
+          <w:b w:val="0"/>
+          <w:bCs w:val="0"/>
+          <w:i w:val="0"/>
+          <w:iCs w:val="0"/>
+          <w:sz w:val="28"/>
+          <w:szCs w:val="28"/>
+          <w:lang w:val="ru-RU"/>
+        </w:rPr>
+      </w:pPr>
+      <w:r>
+        <w:rPr>
+          <w:rFonts w:hint="default" w:ascii="Times New Roman" w:hAnsi="Times New Roman" w:cs="Times New Roman"/>
+          <w:b w:val="0"/>
+          <w:bCs w:val="0"/>
+          <w:i w:val="0"/>
+          <w:iCs w:val="0"/>
+          <w:sz w:val="28"/>
+          <w:szCs w:val="28"/>
+          <w:lang w:val="ru-RU"/>
+        </w:rPr>
+        <w:t>Фреймворк должен обеспечивать поддержку параллельного выполнения тестов для сокращения общего времени регрессионного тестирования. Параллельный запуск должен поддерживаться на уровне TestNG с использованием многопоточности.</w:t>
+      </w:r>
+    </w:p>
+    <w:p>
+      <w:pPr>
+        <w:spacing w:line="360" w:lineRule="auto"/>
+        <w:ind w:firstLine="708" w:firstLineChars="0"/>
+        <w:jc w:val="both"/>
+        <w:rPr>
+          <w:rFonts w:hint="default" w:ascii="Times New Roman" w:hAnsi="Times New Roman" w:cs="Times New Roman"/>
+          <w:b w:val="0"/>
+          <w:bCs w:val="0"/>
+          <w:i w:val="0"/>
+          <w:iCs w:val="0"/>
+          <w:sz w:val="28"/>
+          <w:szCs w:val="28"/>
+          <w:lang w:val="ru-RU"/>
+        </w:rPr>
+      </w:pPr>
+      <w:r>
+        <w:rPr>
+          <w:rFonts w:hint="default" w:ascii="Times New Roman" w:hAnsi="Times New Roman" w:cs="Times New Roman"/>
+          <w:b w:val="0"/>
+          <w:bCs w:val="0"/>
+          <w:i w:val="0"/>
+          <w:iCs w:val="0"/>
+          <w:sz w:val="28"/>
+          <w:szCs w:val="28"/>
+          <w:lang w:val="ru-RU"/>
+        </w:rPr>
+        <w:t>При этом система должна обеспечивать независимость тестов и корректную работу WebDriver в многопоточной среде.</w:t>
+      </w:r>
+    </w:p>
+    <w:p>
+      <w:pPr>
+        <w:spacing w:line="360" w:lineRule="auto"/>
+        <w:ind w:firstLine="708" w:firstLineChars="0"/>
+        <w:jc w:val="both"/>
+        <w:rPr>
+          <w:rFonts w:hint="default" w:ascii="Times New Roman" w:hAnsi="Times New Roman" w:cs="Times New Roman"/>
+          <w:b/>
+          <w:bCs/>
+          <w:i w:val="0"/>
+          <w:iCs w:val="0"/>
+          <w:sz w:val="28"/>
+          <w:szCs w:val="28"/>
+          <w:lang w:val="ru-RU"/>
+        </w:rPr>
+      </w:pPr>
+      <w:r>
+        <w:rPr>
+          <w:rFonts w:hint="default" w:ascii="Times New Roman" w:hAnsi="Times New Roman" w:cs="Times New Roman"/>
+          <w:b/>
+          <w:bCs/>
+          <w:i w:val="0"/>
+          <w:iCs w:val="0"/>
+          <w:sz w:val="28"/>
+          <w:szCs w:val="28"/>
+          <w:lang w:val="ru-RU"/>
+        </w:rPr>
+        <w:t>Нефункциональные требования</w:t>
+      </w:r>
+    </w:p>
+    <w:p>
+      <w:pPr>
+        <w:spacing w:line="360" w:lineRule="auto"/>
+        <w:ind w:firstLine="708" w:firstLineChars="0"/>
+        <w:jc w:val="both"/>
+        <w:rPr>
+          <w:rFonts w:hint="default" w:ascii="Times New Roman" w:hAnsi="Times New Roman" w:cs="Times New Roman"/>
+          <w:b w:val="0"/>
+          <w:bCs w:val="0"/>
+          <w:i w:val="0"/>
+          <w:iCs w:val="0"/>
+          <w:sz w:val="28"/>
+          <w:szCs w:val="28"/>
+          <w:lang w:val="ru-RU"/>
+        </w:rPr>
+      </w:pPr>
+      <w:r>
+        <w:rPr>
+          <w:rFonts w:hint="default" w:ascii="Times New Roman" w:hAnsi="Times New Roman" w:cs="Times New Roman"/>
+          <w:b w:val="0"/>
+          <w:bCs w:val="0"/>
+          <w:i w:val="0"/>
+          <w:iCs w:val="0"/>
+          <w:sz w:val="28"/>
+          <w:szCs w:val="28"/>
+          <w:lang w:val="ru-RU"/>
+        </w:rPr>
+        <w:t>Нефункциональные требования определяют качественные характеристики разрабатываемого фреймворка и требования к эффективности его работы.</w:t>
+      </w:r>
+    </w:p>
+    <w:p>
+      <w:pPr>
+        <w:spacing w:line="360" w:lineRule="auto"/>
+        <w:ind w:firstLine="708" w:firstLineChars="0"/>
+        <w:jc w:val="both"/>
+        <w:rPr>
+          <w:rFonts w:hint="default" w:ascii="Times New Roman" w:hAnsi="Times New Roman" w:cs="Times New Roman"/>
+          <w:b w:val="0"/>
+          <w:bCs w:val="0"/>
+          <w:i w:val="0"/>
+          <w:iCs w:val="0"/>
+          <w:sz w:val="28"/>
+          <w:szCs w:val="28"/>
+          <w:lang w:val="ru-RU"/>
+        </w:rPr>
+      </w:pPr>
+      <w:r>
+        <w:rPr>
+          <w:rFonts w:hint="default" w:ascii="Times New Roman" w:hAnsi="Times New Roman" w:cs="Times New Roman"/>
+          <w:b/>
+          <w:bCs/>
+          <w:i w:val="0"/>
+          <w:iCs w:val="0"/>
+          <w:sz w:val="28"/>
+          <w:szCs w:val="28"/>
+          <w:lang w:val="ru-RU"/>
+        </w:rPr>
+        <w:t>Производительность</w:t>
+      </w:r>
+    </w:p>
+    <w:p>
+      <w:pPr>
+        <w:spacing w:line="360" w:lineRule="auto"/>
+        <w:ind w:firstLine="708" w:firstLineChars="0"/>
+        <w:jc w:val="both"/>
+        <w:rPr>
+          <w:rFonts w:hint="default" w:ascii="Times New Roman" w:hAnsi="Times New Roman" w:cs="Times New Roman"/>
+          <w:b w:val="0"/>
+          <w:bCs w:val="0"/>
+          <w:i w:val="0"/>
+          <w:iCs w:val="0"/>
+          <w:sz w:val="28"/>
+          <w:szCs w:val="28"/>
+          <w:lang w:val="ru-RU"/>
+        </w:rPr>
+      </w:pPr>
+      <w:r>
+        <w:rPr>
+          <w:rFonts w:hint="default" w:ascii="Times New Roman" w:hAnsi="Times New Roman" w:cs="Times New Roman"/>
+          <w:b w:val="0"/>
+          <w:bCs w:val="0"/>
+          <w:i w:val="0"/>
+          <w:iCs w:val="0"/>
+          <w:sz w:val="28"/>
+          <w:szCs w:val="28"/>
+          <w:lang w:val="ru-RU"/>
+        </w:rPr>
+        <w:t>Фреймворк должен обеспечивать сокращение времени выполнения тестовых сценариев за счёт использования параллельного и распределённого запуска тестов. Производительность системы должна позволять эффективно выполнять регрессионные проверки при увеличении количества тестовых сценариев.</w:t>
+      </w:r>
+    </w:p>
+    <w:p>
+      <w:pPr>
+        <w:spacing w:line="360" w:lineRule="auto"/>
+        <w:ind w:firstLine="708" w:firstLineChars="0"/>
+        <w:jc w:val="both"/>
+        <w:rPr>
+          <w:rFonts w:hint="default" w:ascii="Times New Roman" w:hAnsi="Times New Roman" w:cs="Times New Roman"/>
+          <w:b w:val="0"/>
+          <w:bCs w:val="0"/>
+          <w:i w:val="0"/>
+          <w:iCs w:val="0"/>
+          <w:sz w:val="28"/>
+          <w:szCs w:val="28"/>
+          <w:lang w:val="ru-RU"/>
+        </w:rPr>
+      </w:pPr>
+      <w:r>
+        <w:rPr>
+          <w:rFonts w:hint="default" w:ascii="Times New Roman" w:hAnsi="Times New Roman" w:cs="Times New Roman"/>
+          <w:b w:val="0"/>
+          <w:bCs w:val="0"/>
+          <w:i w:val="0"/>
+          <w:iCs w:val="0"/>
+          <w:sz w:val="28"/>
+          <w:szCs w:val="28"/>
+          <w:lang w:val="ru-RU"/>
+        </w:rPr>
+        <w:t>Использование Selenium Grid и Docker позволяет распределять нагрузку между несколькими browser-node и ускорять процесс тестирования.</w:t>
+      </w:r>
+    </w:p>
+    <w:p>
+      <w:pPr>
+        <w:spacing w:line="360" w:lineRule="auto"/>
+        <w:ind w:firstLine="708" w:firstLineChars="0"/>
+        <w:jc w:val="both"/>
+        <w:rPr>
+          <w:rFonts w:hint="default" w:ascii="Times New Roman" w:hAnsi="Times New Roman" w:cs="Times New Roman"/>
+          <w:b/>
+          <w:bCs/>
+          <w:i w:val="0"/>
+          <w:iCs w:val="0"/>
+          <w:sz w:val="28"/>
+          <w:szCs w:val="28"/>
+          <w:lang w:val="ru-RU"/>
+        </w:rPr>
+      </w:pPr>
+      <w:r>
+        <w:rPr>
+          <w:rFonts w:hint="default" w:ascii="Times New Roman" w:hAnsi="Times New Roman" w:cs="Times New Roman"/>
+          <w:b/>
+          <w:bCs/>
+          <w:i w:val="0"/>
+          <w:iCs w:val="0"/>
+          <w:sz w:val="28"/>
+          <w:szCs w:val="28"/>
+          <w:lang w:val="ru-RU"/>
+        </w:rPr>
+        <w:t>Стабильность</w:t>
+      </w:r>
+    </w:p>
+    <w:p>
+      <w:pPr>
+        <w:spacing w:line="360" w:lineRule="auto"/>
+        <w:ind w:firstLine="708" w:firstLineChars="0"/>
+        <w:jc w:val="both"/>
+        <w:rPr>
+          <w:rFonts w:hint="default" w:ascii="Times New Roman" w:hAnsi="Times New Roman" w:cs="Times New Roman"/>
+          <w:b w:val="0"/>
+          <w:bCs w:val="0"/>
+          <w:i w:val="0"/>
+          <w:iCs w:val="0"/>
+          <w:sz w:val="28"/>
+          <w:szCs w:val="28"/>
+          <w:lang w:val="ru-RU"/>
+        </w:rPr>
+      </w:pPr>
+      <w:r>
+        <w:rPr>
+          <w:rFonts w:hint="default" w:ascii="Times New Roman" w:hAnsi="Times New Roman" w:cs="Times New Roman"/>
+          <w:b w:val="0"/>
+          <w:bCs w:val="0"/>
+          <w:i w:val="0"/>
+          <w:iCs w:val="0"/>
+          <w:sz w:val="28"/>
+          <w:szCs w:val="28"/>
+          <w:lang w:val="ru-RU"/>
+        </w:rPr>
+        <w:t>Система должна обеспечивать стабильное выполнение UI-тестов и минимизировать количество ложных срабатываний (false positive results). Для повышения стабильности должны использоваться:</w:t>
+      </w:r>
+    </w:p>
+    <w:p>
+      <w:pPr>
+        <w:keepNext w:val="0"/>
+        <w:keepLines w:val="0"/>
+        <w:widowControl/>
+        <w:numPr>
+          <w:ilvl w:val="0"/>
+          <w:numId w:val="24"/>
+        </w:numPr>
+        <w:suppressLineNumbers w:val="0"/>
+        <w:spacing w:line="360" w:lineRule="auto"/>
+        <w:ind w:left="420" w:leftChars="0" w:hanging="420" w:firstLineChars="0"/>
+        <w:jc w:val="both"/>
+        <w:rPr>
+          <w:rFonts w:hint="default" w:ascii="Times New Roman" w:hAnsi="Times New Roman" w:cs="Times New Roman"/>
+          <w:sz w:val="28"/>
+          <w:szCs w:val="28"/>
+        </w:rPr>
+      </w:pPr>
+      <w:r>
+        <w:rPr>
+          <w:rFonts w:hint="default" w:ascii="Times New Roman" w:hAnsi="Times New Roman" w:cs="Times New Roman"/>
+          <w:sz w:val="28"/>
+          <w:szCs w:val="28"/>
+        </w:rPr>
+        <w:t xml:space="preserve">механизмы ожиданий элементов; </w:t>
+      </w:r>
+    </w:p>
+    <w:p>
+      <w:pPr>
+        <w:keepNext w:val="0"/>
+        <w:keepLines w:val="0"/>
+        <w:widowControl/>
+        <w:numPr>
+          <w:ilvl w:val="0"/>
+          <w:numId w:val="24"/>
+        </w:numPr>
+        <w:suppressLineNumbers w:val="0"/>
+        <w:spacing w:line="360" w:lineRule="auto"/>
+        <w:ind w:left="420" w:leftChars="0" w:hanging="420" w:firstLineChars="0"/>
+        <w:jc w:val="both"/>
+        <w:rPr>
+          <w:rFonts w:hint="default" w:ascii="Times New Roman" w:hAnsi="Times New Roman" w:cs="Times New Roman"/>
+          <w:sz w:val="28"/>
+          <w:szCs w:val="28"/>
+        </w:rPr>
+      </w:pPr>
+      <w:r>
+        <w:rPr>
+          <w:rFonts w:hint="default" w:ascii="Times New Roman" w:hAnsi="Times New Roman" w:cs="Times New Roman"/>
+          <w:sz w:val="28"/>
+          <w:szCs w:val="28"/>
+        </w:rPr>
+        <w:t xml:space="preserve">централизованное управление драйверами; </w:t>
+      </w:r>
+    </w:p>
+    <w:p>
+      <w:pPr>
+        <w:keepNext w:val="0"/>
+        <w:keepLines w:val="0"/>
+        <w:widowControl/>
+        <w:numPr>
+          <w:ilvl w:val="0"/>
+          <w:numId w:val="24"/>
+        </w:numPr>
+        <w:suppressLineNumbers w:val="0"/>
+        <w:spacing w:line="360" w:lineRule="auto"/>
+        <w:ind w:left="420" w:leftChars="0" w:hanging="420" w:firstLineChars="0"/>
+        <w:jc w:val="both"/>
+        <w:rPr>
+          <w:rFonts w:hint="default" w:ascii="Times New Roman" w:hAnsi="Times New Roman" w:cs="Times New Roman"/>
+          <w:sz w:val="28"/>
+          <w:szCs w:val="28"/>
+        </w:rPr>
+      </w:pPr>
+      <w:r>
+        <w:rPr>
+          <w:rFonts w:hint="default" w:ascii="Times New Roman" w:hAnsi="Times New Roman" w:cs="Times New Roman"/>
+          <w:sz w:val="28"/>
+          <w:szCs w:val="28"/>
+        </w:rPr>
+        <w:t xml:space="preserve">изоляция тестовых сценариев; </w:t>
+      </w:r>
+    </w:p>
+    <w:p>
+      <w:pPr>
+        <w:keepNext w:val="0"/>
+        <w:keepLines w:val="0"/>
+        <w:widowControl/>
+        <w:numPr>
+          <w:ilvl w:val="0"/>
+          <w:numId w:val="24"/>
+        </w:numPr>
+        <w:suppressLineNumbers w:val="0"/>
+        <w:spacing w:line="360" w:lineRule="auto"/>
+        <w:ind w:left="420" w:leftChars="0" w:hanging="420" w:firstLineChars="0"/>
+        <w:jc w:val="both"/>
+        <w:rPr>
+          <w:rFonts w:hint="default" w:ascii="Times New Roman" w:hAnsi="Times New Roman" w:cs="Times New Roman"/>
+          <w:sz w:val="28"/>
+          <w:szCs w:val="28"/>
+        </w:rPr>
+      </w:pPr>
+      <w:r>
+        <w:rPr>
+          <w:rFonts w:hint="default" w:ascii="Times New Roman" w:hAnsi="Times New Roman" w:cs="Times New Roman"/>
+          <w:sz w:val="28"/>
+          <w:szCs w:val="28"/>
+        </w:rPr>
+        <w:t>единые механизмы взаимодействия с элементами интерфейса.</w:t>
+      </w:r>
+    </w:p>
+    <w:p>
+      <w:pPr>
+        <w:spacing w:line="360" w:lineRule="auto"/>
+        <w:ind w:firstLine="708" w:firstLineChars="0"/>
+        <w:jc w:val="both"/>
+        <w:rPr>
+          <w:rFonts w:hint="default" w:ascii="Times New Roman" w:hAnsi="Times New Roman" w:cs="Times New Roman"/>
+          <w:b/>
+          <w:bCs/>
+          <w:i w:val="0"/>
+          <w:iCs w:val="0"/>
+          <w:sz w:val="28"/>
+          <w:szCs w:val="28"/>
+          <w:lang w:val="ru-RU"/>
+        </w:rPr>
+      </w:pPr>
+      <w:r>
+        <w:rPr>
+          <w:rFonts w:hint="default" w:ascii="Times New Roman" w:hAnsi="Times New Roman" w:cs="Times New Roman"/>
+          <w:b/>
+          <w:bCs/>
+          <w:i w:val="0"/>
+          <w:iCs w:val="0"/>
+          <w:sz w:val="28"/>
+          <w:szCs w:val="28"/>
+          <w:lang w:val="ru-RU"/>
+        </w:rPr>
+        <w:t>Масштабируемость</w:t>
+      </w:r>
+    </w:p>
+    <w:p>
+      <w:pPr>
+        <w:spacing w:line="360" w:lineRule="auto"/>
+        <w:ind w:firstLine="708" w:firstLineChars="0"/>
+        <w:jc w:val="both"/>
+        <w:rPr>
+          <w:rFonts w:hint="default" w:ascii="Times New Roman" w:hAnsi="Times New Roman" w:cs="Times New Roman"/>
+          <w:b w:val="0"/>
+          <w:bCs w:val="0"/>
+          <w:i w:val="0"/>
+          <w:iCs w:val="0"/>
+          <w:sz w:val="28"/>
+          <w:szCs w:val="28"/>
+          <w:lang w:val="ru-RU"/>
+        </w:rPr>
+      </w:pPr>
+      <w:r>
+        <w:rPr>
+          <w:rFonts w:hint="default" w:ascii="Times New Roman" w:hAnsi="Times New Roman" w:cs="Times New Roman"/>
+          <w:b w:val="0"/>
+          <w:bCs w:val="0"/>
+          <w:i w:val="0"/>
+          <w:iCs w:val="0"/>
+          <w:sz w:val="28"/>
+          <w:szCs w:val="28"/>
+          <w:lang w:val="ru-RU"/>
+        </w:rPr>
+        <w:t>Архитектура фреймворка должна обеспечивать возможность масштабирования тестовой инфраструктуры. Система должна поддерживать подключение дополнительных browser-node без изменения логики тестов и структуры проекта.</w:t>
+      </w:r>
+    </w:p>
+    <w:p>
+      <w:pPr>
+        <w:spacing w:line="360" w:lineRule="auto"/>
+        <w:ind w:firstLine="708" w:firstLineChars="0"/>
+        <w:jc w:val="both"/>
+        <w:rPr>
+          <w:rFonts w:hint="default" w:ascii="Times New Roman" w:hAnsi="Times New Roman" w:cs="Times New Roman"/>
+          <w:b w:val="0"/>
+          <w:bCs w:val="0"/>
+          <w:i w:val="0"/>
+          <w:iCs w:val="0"/>
+          <w:sz w:val="28"/>
+          <w:szCs w:val="28"/>
+          <w:lang w:val="ru-RU"/>
+        </w:rPr>
+      </w:pPr>
+      <w:r>
+        <w:rPr>
+          <w:rFonts w:hint="default" w:ascii="Times New Roman" w:hAnsi="Times New Roman" w:cs="Times New Roman"/>
+          <w:b w:val="0"/>
+          <w:bCs w:val="0"/>
+          <w:i w:val="0"/>
+          <w:iCs w:val="0"/>
+          <w:sz w:val="28"/>
+          <w:szCs w:val="28"/>
+          <w:lang w:val="ru-RU"/>
+        </w:rPr>
+        <w:t>Масштабируемость особенно важна при увеличении объёма тестового покрытия и необходимости ускорения выполнения регрессионного тестирования.</w:t>
+      </w:r>
+    </w:p>
+    <w:p>
+      <w:pPr>
+        <w:spacing w:line="360" w:lineRule="auto"/>
+        <w:ind w:firstLine="708" w:firstLineChars="0"/>
+        <w:jc w:val="both"/>
+        <w:rPr>
+          <w:rFonts w:hint="default" w:ascii="Times New Roman" w:hAnsi="Times New Roman" w:cs="Times New Roman"/>
+          <w:b/>
+          <w:bCs/>
+          <w:i w:val="0"/>
+          <w:iCs w:val="0"/>
+          <w:sz w:val="28"/>
+          <w:szCs w:val="28"/>
+          <w:lang w:val="ru-RU"/>
+        </w:rPr>
+      </w:pPr>
+      <w:r>
+        <w:rPr>
+          <w:rFonts w:hint="default" w:ascii="Times New Roman" w:hAnsi="Times New Roman" w:cs="Times New Roman"/>
+          <w:b/>
+          <w:bCs/>
+          <w:i w:val="0"/>
+          <w:iCs w:val="0"/>
+          <w:sz w:val="28"/>
+          <w:szCs w:val="28"/>
+          <w:lang w:val="ru-RU"/>
+        </w:rPr>
+        <w:t>Переносимость</w:t>
+      </w:r>
+    </w:p>
+    <w:p>
+      <w:pPr>
+        <w:spacing w:line="360" w:lineRule="auto"/>
+        <w:ind w:firstLine="708" w:firstLineChars="0"/>
+        <w:jc w:val="both"/>
+        <w:rPr>
+          <w:rFonts w:hint="default" w:ascii="Times New Roman" w:hAnsi="Times New Roman" w:cs="Times New Roman"/>
+          <w:b w:val="0"/>
+          <w:bCs w:val="0"/>
+          <w:i w:val="0"/>
+          <w:iCs w:val="0"/>
+          <w:sz w:val="28"/>
+          <w:szCs w:val="28"/>
+          <w:lang w:val="ru-RU"/>
+        </w:rPr>
+      </w:pPr>
+      <w:r>
+        <w:rPr>
+          <w:rFonts w:hint="default" w:ascii="Times New Roman" w:hAnsi="Times New Roman" w:cs="Times New Roman"/>
+          <w:b w:val="0"/>
+          <w:bCs w:val="0"/>
+          <w:i w:val="0"/>
+          <w:iCs w:val="0"/>
+          <w:sz w:val="28"/>
+          <w:szCs w:val="28"/>
+          <w:lang w:val="ru-RU"/>
+        </w:rPr>
+        <w:t>Фреймворк должен обеспечивать возможность запуска в различных окружениях. Использование Docker-контейнеров позволяет обеспечить воспроизводимость среды выполнения тестов независимо от конфигурации операционной системы или аппаратного обеспечения.</w:t>
+      </w:r>
+    </w:p>
+    <w:p>
+      <w:pPr>
+        <w:spacing w:line="360" w:lineRule="auto"/>
+        <w:ind w:firstLine="708" w:firstLineChars="0"/>
+        <w:jc w:val="both"/>
+        <w:rPr>
+          <w:rFonts w:hint="default" w:ascii="Times New Roman" w:hAnsi="Times New Roman" w:cs="Times New Roman"/>
+          <w:b w:val="0"/>
+          <w:bCs w:val="0"/>
+          <w:i w:val="0"/>
+          <w:iCs w:val="0"/>
+          <w:sz w:val="28"/>
+          <w:szCs w:val="28"/>
+          <w:lang w:val="ru-RU"/>
+        </w:rPr>
+      </w:pPr>
+      <w:r>
+        <w:rPr>
+          <w:rFonts w:hint="default" w:ascii="Times New Roman" w:hAnsi="Times New Roman" w:cs="Times New Roman"/>
+          <w:b w:val="0"/>
+          <w:bCs w:val="0"/>
+          <w:i w:val="0"/>
+          <w:iCs w:val="0"/>
+          <w:sz w:val="28"/>
+          <w:szCs w:val="28"/>
+          <w:lang w:val="ru-RU"/>
+        </w:rPr>
+        <w:t>Переносимость системы также обеспечивает упрощение развёртывания тестовой инфраструктуры на локальных машинах и CI/CD-серверах.</w:t>
+      </w:r>
+    </w:p>
+    <w:p>
+      <w:pPr>
+        <w:spacing w:line="360" w:lineRule="auto"/>
+        <w:ind w:firstLine="708" w:firstLineChars="0"/>
+        <w:jc w:val="both"/>
+        <w:rPr>
+          <w:rFonts w:hint="default" w:ascii="Times New Roman" w:hAnsi="Times New Roman" w:cs="Times New Roman"/>
+          <w:b/>
+          <w:bCs/>
+          <w:i w:val="0"/>
+          <w:iCs w:val="0"/>
+          <w:sz w:val="28"/>
+          <w:szCs w:val="28"/>
+          <w:lang w:val="ru-RU"/>
+        </w:rPr>
+      </w:pPr>
+      <w:r>
+        <w:rPr>
+          <w:rFonts w:hint="default" w:ascii="Times New Roman" w:hAnsi="Times New Roman" w:cs="Times New Roman"/>
+          <w:b/>
+          <w:bCs/>
+          <w:i w:val="0"/>
+          <w:iCs w:val="0"/>
+          <w:sz w:val="28"/>
+          <w:szCs w:val="28"/>
+          <w:lang w:val="ru-RU"/>
+        </w:rPr>
+        <w:t>Удобство сопровождения</w:t>
+      </w:r>
+    </w:p>
+    <w:p>
+      <w:pPr>
+        <w:spacing w:line="360" w:lineRule="auto"/>
+        <w:ind w:firstLine="708" w:firstLineChars="0"/>
+        <w:jc w:val="both"/>
+        <w:rPr>
+          <w:rFonts w:hint="default" w:ascii="Times New Roman" w:hAnsi="Times New Roman" w:cs="Times New Roman"/>
+          <w:b w:val="0"/>
+          <w:bCs w:val="0"/>
+          <w:i w:val="0"/>
+          <w:iCs w:val="0"/>
+          <w:sz w:val="28"/>
+          <w:szCs w:val="28"/>
+          <w:lang w:val="ru-RU"/>
+        </w:rPr>
+      </w:pPr>
+      <w:r>
+        <w:rPr>
+          <w:rFonts w:hint="default" w:ascii="Times New Roman" w:hAnsi="Times New Roman" w:cs="Times New Roman"/>
+          <w:b w:val="0"/>
+          <w:bCs w:val="0"/>
+          <w:i w:val="0"/>
+          <w:iCs w:val="0"/>
+          <w:sz w:val="28"/>
+          <w:szCs w:val="28"/>
+          <w:lang w:val="ru-RU"/>
+        </w:rPr>
+        <w:t>Важным нефункциональным требованием является удобство сопровождения тестового проекта. Архитектура фреймворка должна обеспечивать возможность быстрого внесения изменений при обновлении пользовательского интерфейса или расширении функциональности приложения.</w:t>
+      </w:r>
+    </w:p>
+    <w:p>
+      <w:pPr>
+        <w:spacing w:line="360" w:lineRule="auto"/>
+        <w:ind w:firstLine="708" w:firstLineChars="0"/>
+        <w:jc w:val="both"/>
+        <w:rPr>
+          <w:rFonts w:hint="default" w:ascii="Times New Roman" w:hAnsi="Times New Roman" w:cs="Times New Roman"/>
+          <w:b w:val="0"/>
+          <w:bCs w:val="0"/>
+          <w:i w:val="0"/>
+          <w:iCs w:val="0"/>
+          <w:sz w:val="28"/>
+          <w:szCs w:val="28"/>
+          <w:lang w:val="ru-RU"/>
+        </w:rPr>
+      </w:pPr>
+      <w:r>
+        <w:rPr>
+          <w:rFonts w:hint="default" w:ascii="Times New Roman" w:hAnsi="Times New Roman" w:cs="Times New Roman"/>
+          <w:b w:val="0"/>
+          <w:bCs w:val="0"/>
+          <w:i w:val="0"/>
+          <w:iCs w:val="0"/>
+          <w:sz w:val="28"/>
+          <w:szCs w:val="28"/>
+          <w:lang w:val="ru-RU"/>
+        </w:rPr>
+        <w:t>Для обеспечения поддерживаемости используются:</w:t>
+      </w:r>
+    </w:p>
+    <w:p>
+      <w:pPr>
+        <w:keepNext w:val="0"/>
+        <w:keepLines w:val="0"/>
+        <w:widowControl/>
+        <w:numPr>
+          <w:ilvl w:val="0"/>
+          <w:numId w:val="24"/>
+        </w:numPr>
+        <w:suppressLineNumbers w:val="0"/>
+        <w:spacing w:line="360" w:lineRule="auto"/>
+        <w:ind w:left="420" w:leftChars="0" w:hanging="420" w:firstLineChars="0"/>
+        <w:jc w:val="both"/>
+        <w:rPr>
+          <w:rFonts w:hint="default" w:ascii="Times New Roman" w:hAnsi="Times New Roman" w:cs="Times New Roman"/>
+          <w:sz w:val="28"/>
+          <w:szCs w:val="28"/>
+        </w:rPr>
+      </w:pPr>
+      <w:r>
+        <w:rPr>
+          <w:rFonts w:hint="default" w:ascii="Times New Roman" w:hAnsi="Times New Roman" w:cs="Times New Roman"/>
+          <w:sz w:val="28"/>
+          <w:szCs w:val="28"/>
+        </w:rPr>
+        <w:t xml:space="preserve">шаблон проектирования Page Object Model; </w:t>
+      </w:r>
+    </w:p>
+    <w:p>
+      <w:pPr>
+        <w:keepNext w:val="0"/>
+        <w:keepLines w:val="0"/>
+        <w:widowControl/>
+        <w:numPr>
+          <w:ilvl w:val="0"/>
+          <w:numId w:val="24"/>
+        </w:numPr>
+        <w:suppressLineNumbers w:val="0"/>
+        <w:spacing w:line="360" w:lineRule="auto"/>
+        <w:ind w:left="420" w:leftChars="0" w:hanging="420" w:firstLineChars="0"/>
+        <w:jc w:val="both"/>
+        <w:rPr>
+          <w:rFonts w:hint="default" w:ascii="Times New Roman" w:hAnsi="Times New Roman" w:cs="Times New Roman"/>
+          <w:sz w:val="28"/>
+          <w:szCs w:val="28"/>
+        </w:rPr>
+      </w:pPr>
+      <w:r>
+        <w:rPr>
+          <w:rFonts w:hint="default" w:ascii="Times New Roman" w:hAnsi="Times New Roman" w:cs="Times New Roman"/>
+          <w:sz w:val="28"/>
+          <w:szCs w:val="28"/>
+        </w:rPr>
+        <w:t xml:space="preserve">разделение ответственности между компонентами системы; </w:t>
+      </w:r>
+    </w:p>
+    <w:p>
+      <w:pPr>
+        <w:keepNext w:val="0"/>
+        <w:keepLines w:val="0"/>
+        <w:widowControl/>
+        <w:numPr>
+          <w:ilvl w:val="0"/>
+          <w:numId w:val="24"/>
+        </w:numPr>
+        <w:suppressLineNumbers w:val="0"/>
+        <w:spacing w:line="360" w:lineRule="auto"/>
+        <w:ind w:left="420" w:leftChars="0" w:hanging="420" w:firstLineChars="0"/>
+        <w:jc w:val="both"/>
+        <w:rPr>
+          <w:rFonts w:hint="default" w:ascii="Times New Roman" w:hAnsi="Times New Roman" w:cs="Times New Roman"/>
+          <w:sz w:val="28"/>
+          <w:szCs w:val="28"/>
+        </w:rPr>
+      </w:pPr>
+      <w:r>
+        <w:rPr>
+          <w:rFonts w:hint="default" w:ascii="Times New Roman" w:hAnsi="Times New Roman" w:cs="Times New Roman"/>
+          <w:sz w:val="28"/>
+          <w:szCs w:val="28"/>
+        </w:rPr>
+        <w:t xml:space="preserve">повторное использование кода; </w:t>
+      </w:r>
+    </w:p>
+    <w:p>
+      <w:pPr>
+        <w:keepNext w:val="0"/>
+        <w:keepLines w:val="0"/>
+        <w:widowControl/>
+        <w:numPr>
+          <w:ilvl w:val="0"/>
+          <w:numId w:val="24"/>
+        </w:numPr>
+        <w:suppressLineNumbers w:val="0"/>
+        <w:spacing w:line="360" w:lineRule="auto"/>
+        <w:ind w:left="420" w:leftChars="0" w:hanging="420" w:firstLineChars="0"/>
+        <w:jc w:val="both"/>
+        <w:rPr>
+          <w:rFonts w:hint="default" w:ascii="Times New Roman" w:hAnsi="Times New Roman" w:cs="Times New Roman"/>
+          <w:sz w:val="28"/>
+          <w:szCs w:val="28"/>
+        </w:rPr>
+      </w:pPr>
+      <w:r>
+        <w:rPr>
+          <w:rFonts w:hint="default" w:ascii="Times New Roman" w:hAnsi="Times New Roman" w:cs="Times New Roman"/>
+          <w:sz w:val="28"/>
+          <w:szCs w:val="28"/>
+        </w:rPr>
+        <w:t xml:space="preserve">централизованное хранение конфигурационных параметров; </w:t>
+      </w:r>
+    </w:p>
+    <w:p>
+      <w:pPr>
+        <w:keepNext w:val="0"/>
+        <w:keepLines w:val="0"/>
+        <w:widowControl/>
+        <w:numPr>
+          <w:ilvl w:val="0"/>
+          <w:numId w:val="24"/>
+        </w:numPr>
+        <w:suppressLineNumbers w:val="0"/>
+        <w:spacing w:line="360" w:lineRule="auto"/>
+        <w:ind w:left="420" w:leftChars="0" w:hanging="420" w:firstLineChars="0"/>
+        <w:jc w:val="both"/>
+        <w:rPr>
+          <w:rFonts w:hint="default" w:ascii="Times New Roman" w:hAnsi="Times New Roman" w:cs="Times New Roman"/>
+          <w:sz w:val="28"/>
+          <w:szCs w:val="28"/>
+        </w:rPr>
+      </w:pPr>
+      <w:r>
+        <w:rPr>
+          <w:rFonts w:hint="default" w:ascii="Times New Roman" w:hAnsi="Times New Roman" w:cs="Times New Roman"/>
+          <w:sz w:val="28"/>
+          <w:szCs w:val="28"/>
+        </w:rPr>
+        <w:t>единая структура проекта.</w:t>
+      </w:r>
+    </w:p>
+    <w:p>
+      <w:pPr>
+        <w:spacing w:line="360" w:lineRule="auto"/>
+        <w:ind w:firstLine="708" w:firstLineChars="0"/>
+        <w:jc w:val="both"/>
+        <w:rPr>
+          <w:rFonts w:hint="default" w:ascii="Times New Roman" w:hAnsi="Times New Roman" w:cs="Times New Roman"/>
+          <w:b w:val="0"/>
+          <w:bCs w:val="0"/>
+          <w:i w:val="0"/>
+          <w:iCs w:val="0"/>
+          <w:sz w:val="28"/>
+          <w:szCs w:val="28"/>
+          <w:lang w:val="ru-RU"/>
+        </w:rPr>
+      </w:pPr>
+      <w:r>
+        <w:rPr>
+          <w:rFonts w:hint="default" w:ascii="Times New Roman" w:hAnsi="Times New Roman" w:cs="Times New Roman"/>
+          <w:b w:val="0"/>
+          <w:bCs w:val="0"/>
+          <w:i w:val="0"/>
+          <w:iCs w:val="0"/>
+          <w:sz w:val="28"/>
+          <w:szCs w:val="28"/>
+          <w:lang w:val="ru-RU"/>
+        </w:rPr>
+        <w:t>Таким образом, сформированные функциональные и нефункциональные требования определяют основные характеристики разрабатываемого фреймворка автоматизации тестирования и формируют основу для дальнейшего проектирования архитектуры системы</w:t>
+      </w:r>
       <w:bookmarkStart w:id="1" w:name="_GoBack"/>
       <w:bookmarkEnd w:id="1"/>
-    </w:p>
-    <w:p>
-      <w:pPr>
-        <w:spacing w:line="360" w:lineRule="auto"/>
-        <w:jc w:val="both"/>
-        <w:rPr>
-          <w:rFonts w:hint="default" w:ascii="Times New Roman" w:hAnsi="Times New Roman" w:cs="Times New Roman"/>
-          <w:b w:val="0"/>
-          <w:bCs w:val="0"/>
-          <w:i w:val="0"/>
-          <w:iCs w:val="0"/>
-          <w:sz w:val="28"/>
-          <w:szCs w:val="28"/>
-          <w:lang w:val="en-US"/>
-        </w:rPr>
-      </w:pPr>
-      <w:r>
-        <w:rPr>
-          <w:rFonts w:hint="default" w:ascii="Times New Roman" w:hAnsi="Times New Roman" w:cs="Times New Roman"/>
-          <w:b w:val="0"/>
-          <w:bCs w:val="0"/>
-          <w:i w:val="0"/>
-          <w:iCs w:val="0"/>
-          <w:sz w:val="28"/>
-          <w:szCs w:val="28"/>
-          <w:lang w:val="en-US"/>
-        </w:rPr>
-        <w:t>В процессе проектирования были сформированы основные требования к архитектуре разрабатываемого тестового фреймворка.</w:t>
-      </w:r>
-    </w:p>
-    <w:p>
-      <w:pPr>
-        <w:spacing w:line="360" w:lineRule="auto"/>
-        <w:jc w:val="both"/>
-        <w:rPr>
-          <w:rFonts w:hint="default" w:ascii="Times New Roman" w:hAnsi="Times New Roman" w:cs="Times New Roman"/>
-          <w:b/>
-          <w:bCs/>
-          <w:i w:val="0"/>
-          <w:iCs w:val="0"/>
-          <w:sz w:val="28"/>
-          <w:szCs w:val="28"/>
-          <w:lang w:val="en-US"/>
-        </w:rPr>
-      </w:pPr>
-      <w:r>
-        <w:rPr>
-          <w:rFonts w:hint="default" w:ascii="Times New Roman" w:hAnsi="Times New Roman" w:cs="Times New Roman"/>
-          <w:b/>
-          <w:bCs/>
-          <w:i w:val="0"/>
-          <w:iCs w:val="0"/>
-          <w:sz w:val="28"/>
-          <w:szCs w:val="28"/>
-          <w:lang w:val="en-US"/>
-        </w:rPr>
-        <w:t>Модульность</w:t>
-      </w:r>
+      <w:r>
+        <w:rPr>
+          <w:rFonts w:hint="default" w:ascii="Times New Roman" w:hAnsi="Times New Roman" w:cs="Times New Roman"/>
+          <w:b w:val="0"/>
+          <w:bCs w:val="0"/>
+          <w:i w:val="0"/>
+          <w:iCs w:val="0"/>
+          <w:sz w:val="28"/>
+          <w:szCs w:val="28"/>
+          <w:lang w:val="ru-RU"/>
+        </w:rPr>
+        <w:t>.</w:t>
+      </w:r>
+    </w:p>
+    <w:p>
+      <w:pPr>
+        <w:keepNext w:val="0"/>
+        <w:keepLines w:val="0"/>
+        <w:widowControl/>
+        <w:numPr>
+          <w:numId w:val="0"/>
+        </w:numPr>
+        <w:suppressLineNumbers w:val="0"/>
+        <w:spacing w:after="160" w:line="360" w:lineRule="auto"/>
+        <w:jc w:val="both"/>
+        <w:rPr>
+          <w:rFonts w:hint="default" w:ascii="Times New Roman" w:hAnsi="Times New Roman" w:cs="Times New Roman"/>
+          <w:sz w:val="28"/>
+          <w:szCs w:val="28"/>
+        </w:rPr>
+      </w:pPr>
+    </w:p>
+    <w:p>
+      <w:pPr>
+        <w:keepNext w:val="0"/>
+        <w:keepLines w:val="0"/>
+        <w:widowControl/>
+        <w:numPr>
+          <w:numId w:val="0"/>
+        </w:numPr>
+        <w:suppressLineNumbers w:val="0"/>
+        <w:spacing w:after="160" w:line="360" w:lineRule="auto"/>
+        <w:jc w:val="both"/>
+        <w:rPr>
+          <w:rFonts w:hint="default" w:ascii="Times New Roman" w:hAnsi="Times New Roman" w:cs="Times New Roman"/>
+          <w:sz w:val="28"/>
+          <w:szCs w:val="28"/>
+        </w:rPr>
+      </w:pPr>
     </w:p>
     <w:p>
       <w:pPr>
@@ -14701,22 +18316,27 @@
           <w:iCs w:val="0"/>
           <w:sz w:val="28"/>
           <w:szCs w:val="28"/>
-          <w:lang w:val="en-US"/>
-        </w:rPr>
-      </w:pPr>
-      <w:r>
-        <w:rPr>
-          <w:rFonts w:hint="default" w:ascii="Times New Roman" w:hAnsi="Times New Roman" w:cs="Times New Roman"/>
-          <w:b w:val="0"/>
-          <w:bCs w:val="0"/>
-          <w:i w:val="0"/>
-          <w:iCs w:val="0"/>
-          <w:sz w:val="28"/>
-          <w:szCs w:val="28"/>
-          <w:lang w:val="en-US"/>
-        </w:rPr>
-        <w:t>Одним из ключевых требований является модульность архитектуры. Фреймворк должен состоять из отдельных логически независимых компонентов, отвечающих за выполнение конкретных задач. Разделение системы на модули позволяет упростить сопровождение проекта, повысить читаемость кода и снизить уровень связанности между компонентами.</w:t>
-      </w:r>
+          <w:lang w:val="ru-RU"/>
+        </w:rPr>
+      </w:pPr>
+    </w:p>
+    <w:p>
+      <w:pPr>
+        <w:keepNext w:val="0"/>
+        <w:keepLines w:val="0"/>
+        <w:widowControl/>
+        <w:numPr>
+          <w:numId w:val="0"/>
+        </w:numPr>
+        <w:suppressLineNumbers w:val="0"/>
+        <w:spacing w:after="160" w:line="360" w:lineRule="auto"/>
+        <w:jc w:val="both"/>
+        <w:rPr>
+          <w:rFonts w:hint="default" w:ascii="Times New Roman" w:hAnsi="Times New Roman" w:cs="Times New Roman"/>
+          <w:sz w:val="28"/>
+          <w:szCs w:val="28"/>
+        </w:rPr>
+      </w:pPr>
     </w:p>
     <w:p>
       <w:pPr>
@@ -14731,264 +18351,136 @@
           <w:iCs w:val="0"/>
           <w:sz w:val="28"/>
           <w:szCs w:val="28"/>
-          <w:lang w:val="en-US"/>
-        </w:rPr>
-      </w:pPr>
-      <w:r>
-        <w:rPr>
-          <w:rFonts w:hint="default" w:ascii="Times New Roman" w:hAnsi="Times New Roman" w:cs="Times New Roman"/>
-          <w:b w:val="0"/>
-          <w:bCs w:val="0"/>
-          <w:i w:val="0"/>
-          <w:iCs w:val="0"/>
-          <w:sz w:val="28"/>
-          <w:szCs w:val="28"/>
-          <w:lang w:val="en-US"/>
-        </w:rPr>
-        <w:t>В рамках разрабатываемого решения отдельные модули отвечают за:</w:t>
-      </w:r>
-    </w:p>
-    <w:p>
-      <w:pPr>
-        <w:numPr>
-          <w:ilvl w:val="0"/>
-          <w:numId w:val="24"/>
-        </w:numPr>
+          <w:lang w:val="ru-RU"/>
+        </w:rPr>
+      </w:pPr>
+    </w:p>
+    <w:p>
+      <w:pPr>
+        <w:keepNext w:val="0"/>
+        <w:keepLines w:val="0"/>
+        <w:widowControl/>
+        <w:numPr>
+          <w:numId w:val="0"/>
+        </w:numPr>
+        <w:suppressLineNumbers w:val="0"/>
+        <w:spacing w:after="160" w:line="360" w:lineRule="auto"/>
+        <w:jc w:val="both"/>
+        <w:rPr>
+          <w:rFonts w:hint="default" w:ascii="Times New Roman" w:hAnsi="Times New Roman" w:cs="Times New Roman"/>
+          <w:sz w:val="28"/>
+          <w:szCs w:val="28"/>
+        </w:rPr>
+      </w:pPr>
+    </w:p>
+    <w:p>
+      <w:pPr>
         <w:spacing w:line="360" w:lineRule="auto"/>
-        <w:ind w:left="420" w:leftChars="0" w:hanging="420" w:firstLineChars="0"/>
-        <w:jc w:val="both"/>
-        <w:rPr>
-          <w:rFonts w:hint="default" w:ascii="Times New Roman" w:hAnsi="Times New Roman" w:cs="Times New Roman"/>
-          <w:b w:val="0"/>
-          <w:bCs w:val="0"/>
-          <w:i w:val="0"/>
-          <w:iCs w:val="0"/>
-          <w:sz w:val="28"/>
-          <w:szCs w:val="28"/>
-          <w:lang w:val="en-US"/>
-        </w:rPr>
-      </w:pPr>
-      <w:r>
-        <w:rPr>
-          <w:rFonts w:hint="default" w:ascii="Times New Roman" w:hAnsi="Times New Roman" w:cs="Times New Roman"/>
-          <w:b w:val="0"/>
-          <w:bCs w:val="0"/>
-          <w:i w:val="0"/>
-          <w:iCs w:val="0"/>
-          <w:sz w:val="28"/>
-          <w:szCs w:val="28"/>
-          <w:lang w:val="en-US"/>
-        </w:rPr>
-        <w:t xml:space="preserve">управление браузерами и WebDriver; </w:t>
-      </w:r>
-    </w:p>
-    <w:p>
-      <w:pPr>
-        <w:numPr>
-          <w:ilvl w:val="0"/>
-          <w:numId w:val="24"/>
-        </w:numPr>
+        <w:ind w:firstLine="708" w:firstLineChars="0"/>
+        <w:jc w:val="both"/>
+        <w:rPr>
+          <w:rFonts w:hint="default" w:ascii="Times New Roman" w:hAnsi="Times New Roman" w:cs="Times New Roman"/>
+          <w:b w:val="0"/>
+          <w:bCs w:val="0"/>
+          <w:i w:val="0"/>
+          <w:iCs w:val="0"/>
+          <w:sz w:val="28"/>
+          <w:szCs w:val="28"/>
+          <w:lang w:val="ru-RU"/>
+        </w:rPr>
+      </w:pPr>
+    </w:p>
+    <w:p>
+      <w:pPr>
+        <w:keepNext w:val="0"/>
+        <w:keepLines w:val="0"/>
+        <w:widowControl/>
+        <w:numPr>
+          <w:numId w:val="0"/>
+        </w:numPr>
+        <w:suppressLineNumbers w:val="0"/>
+        <w:spacing w:after="160" w:line="360" w:lineRule="auto"/>
+        <w:jc w:val="both"/>
+        <w:rPr>
+          <w:rFonts w:hint="default" w:ascii="Times New Roman" w:hAnsi="Times New Roman" w:cs="Times New Roman"/>
+          <w:sz w:val="28"/>
+          <w:szCs w:val="28"/>
+        </w:rPr>
+      </w:pPr>
+    </w:p>
+    <w:p>
+      <w:pPr>
+        <w:keepNext w:val="0"/>
+        <w:keepLines w:val="0"/>
+        <w:widowControl/>
+        <w:numPr>
+          <w:numId w:val="0"/>
+        </w:numPr>
+        <w:suppressLineNumbers w:val="0"/>
+        <w:spacing w:after="160" w:line="360" w:lineRule="auto"/>
+        <w:jc w:val="both"/>
+        <w:rPr>
+          <w:rFonts w:hint="default" w:ascii="Times New Roman" w:hAnsi="Times New Roman" w:cs="Times New Roman"/>
+          <w:sz w:val="28"/>
+          <w:szCs w:val="28"/>
+        </w:rPr>
+      </w:pPr>
+    </w:p>
+    <w:p>
+      <w:pPr>
         <w:spacing w:line="360" w:lineRule="auto"/>
-        <w:ind w:left="420" w:leftChars="0" w:hanging="420" w:firstLineChars="0"/>
-        <w:jc w:val="both"/>
-        <w:rPr>
-          <w:rFonts w:hint="default" w:ascii="Times New Roman" w:hAnsi="Times New Roman" w:cs="Times New Roman"/>
-          <w:b w:val="0"/>
-          <w:bCs w:val="0"/>
-          <w:i w:val="0"/>
-          <w:iCs w:val="0"/>
-          <w:sz w:val="28"/>
-          <w:szCs w:val="28"/>
-          <w:lang w:val="en-US"/>
-        </w:rPr>
-      </w:pPr>
-      <w:r>
-        <w:rPr>
-          <w:rFonts w:hint="default" w:ascii="Times New Roman" w:hAnsi="Times New Roman" w:cs="Times New Roman"/>
-          <w:b w:val="0"/>
-          <w:bCs w:val="0"/>
-          <w:i w:val="0"/>
-          <w:iCs w:val="0"/>
-          <w:sz w:val="28"/>
-          <w:szCs w:val="28"/>
-          <w:lang w:val="en-US"/>
-        </w:rPr>
-        <w:t xml:space="preserve">хранение тестовых данных; </w:t>
-      </w:r>
-    </w:p>
-    <w:p>
-      <w:pPr>
-        <w:numPr>
-          <w:ilvl w:val="0"/>
-          <w:numId w:val="24"/>
-        </w:numPr>
+        <w:ind w:firstLine="708" w:firstLineChars="0"/>
+        <w:jc w:val="both"/>
+        <w:rPr>
+          <w:rFonts w:hint="default" w:ascii="Times New Roman" w:hAnsi="Times New Roman" w:cs="Times New Roman"/>
+          <w:b w:val="0"/>
+          <w:bCs w:val="0"/>
+          <w:i w:val="0"/>
+          <w:iCs w:val="0"/>
+          <w:sz w:val="28"/>
+          <w:szCs w:val="28"/>
+          <w:lang w:val="ru-RU"/>
+        </w:rPr>
+      </w:pPr>
+    </w:p>
+    <w:p>
+      <w:pPr>
         <w:spacing w:line="360" w:lineRule="auto"/>
-        <w:ind w:left="420" w:leftChars="0" w:hanging="420" w:firstLineChars="0"/>
-        <w:jc w:val="both"/>
-        <w:rPr>
-          <w:rFonts w:hint="default" w:ascii="Times New Roman" w:hAnsi="Times New Roman" w:cs="Times New Roman"/>
-          <w:b w:val="0"/>
-          <w:bCs w:val="0"/>
-          <w:i w:val="0"/>
-          <w:iCs w:val="0"/>
-          <w:sz w:val="28"/>
-          <w:szCs w:val="28"/>
-          <w:lang w:val="en-US"/>
-        </w:rPr>
-      </w:pPr>
-      <w:r>
-        <w:rPr>
-          <w:rFonts w:hint="default" w:ascii="Times New Roman" w:hAnsi="Times New Roman" w:cs="Times New Roman"/>
-          <w:b w:val="0"/>
-          <w:bCs w:val="0"/>
-          <w:i w:val="0"/>
-          <w:iCs w:val="0"/>
-          <w:sz w:val="28"/>
-          <w:szCs w:val="28"/>
-          <w:lang w:val="en-US"/>
-        </w:rPr>
-        <w:t xml:space="preserve">реализацию Page Object классов; </w:t>
-      </w:r>
-    </w:p>
-    <w:p>
-      <w:pPr>
-        <w:numPr>
-          <w:ilvl w:val="0"/>
-          <w:numId w:val="24"/>
-        </w:numPr>
+        <w:ind w:firstLine="708" w:firstLineChars="0"/>
+        <w:jc w:val="both"/>
+        <w:rPr>
+          <w:rFonts w:hint="default" w:ascii="Times New Roman" w:hAnsi="Times New Roman" w:cs="Times New Roman"/>
+          <w:b w:val="0"/>
+          <w:bCs w:val="0"/>
+          <w:i w:val="0"/>
+          <w:iCs w:val="0"/>
+          <w:sz w:val="28"/>
+          <w:szCs w:val="28"/>
+          <w:lang w:val="ru-RU"/>
+        </w:rPr>
+      </w:pPr>
+    </w:p>
+    <w:p>
+      <w:pPr>
         <w:spacing w:line="360" w:lineRule="auto"/>
-        <w:ind w:left="420" w:leftChars="0" w:hanging="420" w:firstLineChars="0"/>
-        <w:jc w:val="both"/>
-        <w:rPr>
-          <w:rFonts w:hint="default" w:ascii="Times New Roman" w:hAnsi="Times New Roman" w:cs="Times New Roman"/>
-          <w:b w:val="0"/>
-          <w:bCs w:val="0"/>
-          <w:i w:val="0"/>
-          <w:iCs w:val="0"/>
-          <w:sz w:val="28"/>
-          <w:szCs w:val="28"/>
-          <w:lang w:val="en-US"/>
-        </w:rPr>
-      </w:pPr>
-      <w:r>
-        <w:rPr>
-          <w:rFonts w:hint="default" w:ascii="Times New Roman" w:hAnsi="Times New Roman" w:cs="Times New Roman"/>
-          <w:b w:val="0"/>
-          <w:bCs w:val="0"/>
-          <w:i w:val="0"/>
-          <w:iCs w:val="0"/>
-          <w:sz w:val="28"/>
-          <w:szCs w:val="28"/>
-          <w:lang w:val="en-US"/>
-        </w:rPr>
-        <w:t xml:space="preserve">выполнение тестовых сценариев; </w:t>
-      </w:r>
-    </w:p>
-    <w:p>
-      <w:pPr>
-        <w:numPr>
-          <w:ilvl w:val="0"/>
-          <w:numId w:val="24"/>
-        </w:numPr>
-        <w:spacing w:line="360" w:lineRule="auto"/>
-        <w:ind w:left="420" w:leftChars="0" w:hanging="420" w:firstLineChars="0"/>
-        <w:jc w:val="both"/>
-        <w:rPr>
-          <w:rFonts w:hint="default" w:ascii="Times New Roman" w:hAnsi="Times New Roman" w:cs="Times New Roman"/>
-          <w:b w:val="0"/>
-          <w:bCs w:val="0"/>
-          <w:i w:val="0"/>
-          <w:iCs w:val="0"/>
-          <w:sz w:val="28"/>
-          <w:szCs w:val="28"/>
-          <w:lang w:val="en-US"/>
-        </w:rPr>
-      </w:pPr>
-      <w:r>
-        <w:rPr>
-          <w:rFonts w:hint="default" w:ascii="Times New Roman" w:hAnsi="Times New Roman" w:cs="Times New Roman"/>
-          <w:b w:val="0"/>
-          <w:bCs w:val="0"/>
-          <w:i w:val="0"/>
-          <w:iCs w:val="0"/>
-          <w:sz w:val="28"/>
-          <w:szCs w:val="28"/>
-          <w:lang w:val="en-US"/>
-        </w:rPr>
-        <w:t xml:space="preserve">генерацию отчётности; </w:t>
-      </w:r>
-    </w:p>
-    <w:p>
-      <w:pPr>
-        <w:numPr>
-          <w:ilvl w:val="0"/>
-          <w:numId w:val="24"/>
-        </w:numPr>
-        <w:spacing w:line="360" w:lineRule="auto"/>
-        <w:ind w:left="420" w:leftChars="0" w:hanging="420" w:firstLineChars="0"/>
-        <w:jc w:val="both"/>
-        <w:rPr>
-          <w:rFonts w:hint="default" w:ascii="Times New Roman" w:hAnsi="Times New Roman" w:cs="Times New Roman"/>
-          <w:b w:val="0"/>
-          <w:bCs w:val="0"/>
-          <w:i w:val="0"/>
-          <w:iCs w:val="0"/>
-          <w:sz w:val="28"/>
-          <w:szCs w:val="28"/>
-          <w:lang w:val="en-US"/>
-        </w:rPr>
-      </w:pPr>
-      <w:r>
-        <w:rPr>
-          <w:rFonts w:hint="default" w:ascii="Times New Roman" w:hAnsi="Times New Roman" w:cs="Times New Roman"/>
-          <w:b w:val="0"/>
-          <w:bCs w:val="0"/>
-          <w:i w:val="0"/>
-          <w:iCs w:val="0"/>
-          <w:sz w:val="28"/>
-          <w:szCs w:val="28"/>
-          <w:lang w:val="en-US"/>
-        </w:rPr>
-        <w:t xml:space="preserve">обработку конфигурационных параметров; </w:t>
-      </w:r>
-    </w:p>
-    <w:p>
-      <w:pPr>
-        <w:numPr>
-          <w:ilvl w:val="0"/>
-          <w:numId w:val="24"/>
-        </w:numPr>
-        <w:spacing w:line="360" w:lineRule="auto"/>
-        <w:ind w:left="420" w:leftChars="0" w:hanging="420" w:firstLineChars="0"/>
-        <w:jc w:val="both"/>
-        <w:rPr>
-          <w:rFonts w:hint="default" w:ascii="Times New Roman" w:hAnsi="Times New Roman" w:cs="Times New Roman"/>
-          <w:b w:val="0"/>
-          <w:bCs w:val="0"/>
-          <w:i w:val="0"/>
-          <w:iCs w:val="0"/>
-          <w:sz w:val="28"/>
-          <w:szCs w:val="28"/>
-          <w:lang w:val="en-US"/>
-        </w:rPr>
-      </w:pPr>
-      <w:r>
-        <w:rPr>
-          <w:rFonts w:hint="default" w:ascii="Times New Roman" w:hAnsi="Times New Roman" w:cs="Times New Roman"/>
-          <w:b w:val="0"/>
-          <w:bCs w:val="0"/>
-          <w:i w:val="0"/>
-          <w:iCs w:val="0"/>
-          <w:sz w:val="28"/>
-          <w:szCs w:val="28"/>
-          <w:lang w:val="en-US"/>
-        </w:rPr>
-        <w:t>интеграцию с Selenium Grid.</w:t>
-      </w:r>
-    </w:p>
-    <w:p>
-      <w:pPr>
-        <w:numPr>
+        <w:ind w:firstLine="708" w:firstLineChars="0"/>
+        <w:jc w:val="both"/>
+        <w:rPr>
+          <w:rFonts w:hint="default" w:ascii="Times New Roman" w:hAnsi="Times New Roman" w:cs="Times New Roman"/>
+          <w:b w:val="0"/>
+          <w:bCs w:val="0"/>
+          <w:i w:val="0"/>
+          <w:iCs w:val="0"/>
+          <w:sz w:val="28"/>
+          <w:szCs w:val="28"/>
+          <w:lang w:val="en-US"/>
+        </w:rPr>
+      </w:pPr>
+    </w:p>
+    <w:p>
+      <w:pPr>
+        <w:numPr>
+          <w:ilvl w:val="0"/>
           <w:numId w:val="0"/>
         </w:numPr>
         <w:spacing w:after="160" w:line="360" w:lineRule="auto"/>
@@ -15005,55 +18497,71 @@
           <w:lang w:val="en-US"/>
         </w:rPr>
       </w:pPr>
-      <w:r>
-        <w:rPr>
-          <w:rFonts w:hint="default" w:ascii="Times New Roman" w:hAnsi="Times New Roman" w:cs="Times New Roman"/>
-          <w:b w:val="0"/>
-          <w:bCs w:val="0"/>
-          <w:i w:val="0"/>
-          <w:iCs w:val="0"/>
-          <w:sz w:val="28"/>
-          <w:szCs w:val="28"/>
-          <w:lang w:val="en-US"/>
-        </w:rPr>
-        <w:t>Подобный подход позволяет изменять или расширять отдельные части системы без необходимости переработки всего фреймворка.</w:t>
-      </w:r>
-    </w:p>
-    <w:p>
-      <w:pPr>
-        <w:numPr>
+    </w:p>
+    <w:p>
+      <w:pPr>
+        <w:numPr>
+          <w:ilvl w:val="0"/>
           <w:numId w:val="0"/>
         </w:numPr>
         <w:spacing w:after="160" w:line="360" w:lineRule="auto"/>
         <w:jc w:val="both"/>
         <w:rPr>
           <w:rFonts w:hint="default" w:ascii="Times New Roman" w:hAnsi="Times New Roman" w:cs="Times New Roman"/>
-          <w:b/>
-          <w:bCs/>
-          <w:i w:val="0"/>
-          <w:iCs w:val="0"/>
-          <w:sz w:val="28"/>
-          <w:szCs w:val="28"/>
-          <w:lang w:val="en-US"/>
-        </w:rPr>
-      </w:pPr>
-      <w:r>
-        <w:rPr>
-          <w:rFonts w:hint="default" w:ascii="Times New Roman" w:hAnsi="Times New Roman" w:cs="Times New Roman"/>
-          <w:b/>
-          <w:bCs/>
-          <w:i w:val="0"/>
-          <w:iCs w:val="0"/>
-          <w:sz w:val="28"/>
-          <w:szCs w:val="28"/>
-          <w:lang w:val="en-US"/>
-        </w:rPr>
-        <w:t>Расширяемость</w:t>
-      </w:r>
-    </w:p>
-    <w:p>
-      <w:pPr>
-        <w:numPr>
+          <w:b w:val="0"/>
+          <w:bCs w:val="0"/>
+          <w:i w:val="0"/>
+          <w:iCs w:val="0"/>
+          <w:sz w:val="28"/>
+          <w:szCs w:val="28"/>
+          <w:lang w:val="en-US"/>
+        </w:rPr>
+      </w:pPr>
+    </w:p>
+    <w:p>
+      <w:pPr>
+        <w:numPr>
+          <w:ilvl w:val="0"/>
+          <w:numId w:val="0"/>
+        </w:numPr>
+        <w:spacing w:after="160" w:line="360" w:lineRule="auto"/>
+        <w:jc w:val="both"/>
+        <w:rPr>
+          <w:rFonts w:hint="default" w:ascii="Times New Roman" w:hAnsi="Times New Roman" w:cs="Times New Roman"/>
+          <w:b w:val="0"/>
+          <w:bCs w:val="0"/>
+          <w:i w:val="0"/>
+          <w:iCs w:val="0"/>
+          <w:sz w:val="28"/>
+          <w:szCs w:val="28"/>
+          <w:lang w:val="en-US"/>
+        </w:rPr>
+      </w:pPr>
+    </w:p>
+    <w:p>
+      <w:pPr>
+        <w:numPr>
+          <w:ilvl w:val="0"/>
+          <w:numId w:val="0"/>
+        </w:numPr>
+        <w:spacing w:after="160" w:line="360" w:lineRule="auto"/>
+        <w:jc w:val="both"/>
+        <w:rPr>
+          <w:rFonts w:hint="default" w:ascii="Times New Roman" w:hAnsi="Times New Roman" w:cs="Times New Roman"/>
+          <w:b w:val="0"/>
+          <w:bCs w:val="0"/>
+          <w:i w:val="0"/>
+          <w:iCs w:val="0"/>
+          <w:sz w:val="28"/>
+          <w:szCs w:val="28"/>
+          <w:lang w:val="en-US"/>
+        </w:rPr>
+      </w:pPr>
+    </w:p>
+    <w:p>
+      <w:pPr>
+        <w:numPr>
+          <w:ilvl w:val="0"/>
           <w:numId w:val="0"/>
         </w:numPr>
         <w:spacing w:after="160" w:line="360" w:lineRule="auto"/>
@@ -15070,23 +18578,91 @@
           <w:lang w:val="en-US"/>
         </w:rPr>
       </w:pPr>
-      <w:r>
-        <w:rPr>
-          <w:rFonts w:hint="default" w:ascii="Times New Roman" w:hAnsi="Times New Roman" w:cs="Times New Roman"/>
-          <w:b w:val="0"/>
-          <w:bCs w:val="0"/>
-          <w:i w:val="0"/>
-          <w:iCs w:val="0"/>
-          <w:sz w:val="28"/>
-          <w:szCs w:val="28"/>
-          <w:lang w:val="en-US"/>
-        </w:rPr>
-        <w:t>Архитектура фреймворка должна обеспечивать возможность дальнейшего расширения функциональности системы. При увеличении количества тестовых сценариев или подключении новых модулей веб-приложения структура проекта не должна требовать существенных изменений.</w:t>
-      </w:r>
-    </w:p>
-    <w:p>
-      <w:pPr>
-        <w:numPr>
+    </w:p>
+    <w:p>
+      <w:pPr>
+        <w:numPr>
+          <w:ilvl w:val="0"/>
+          <w:numId w:val="0"/>
+        </w:numPr>
+        <w:spacing w:after="160" w:line="360" w:lineRule="auto"/>
+        <w:jc w:val="both"/>
+        <w:rPr>
+          <w:rFonts w:hint="default" w:ascii="Times New Roman" w:hAnsi="Times New Roman" w:cs="Times New Roman"/>
+          <w:b w:val="0"/>
+          <w:bCs w:val="0"/>
+          <w:i w:val="0"/>
+          <w:iCs w:val="0"/>
+          <w:sz w:val="28"/>
+          <w:szCs w:val="28"/>
+          <w:lang w:val="en-US"/>
+        </w:rPr>
+      </w:pPr>
+    </w:p>
+    <w:p>
+      <w:pPr>
+        <w:numPr>
+          <w:ilvl w:val="0"/>
+          <w:numId w:val="0"/>
+        </w:numPr>
+        <w:spacing w:after="160" w:line="360" w:lineRule="auto"/>
+        <w:jc w:val="both"/>
+        <w:rPr>
+          <w:rFonts w:hint="default" w:ascii="Times New Roman" w:hAnsi="Times New Roman" w:cs="Times New Roman"/>
+          <w:b w:val="0"/>
+          <w:bCs w:val="0"/>
+          <w:i w:val="0"/>
+          <w:iCs w:val="0"/>
+          <w:sz w:val="28"/>
+          <w:szCs w:val="28"/>
+          <w:lang w:val="en-US"/>
+        </w:rPr>
+      </w:pPr>
+    </w:p>
+    <w:p>
+      <w:pPr>
+        <w:numPr>
+          <w:ilvl w:val="0"/>
+          <w:numId w:val="0"/>
+        </w:numPr>
+        <w:spacing w:after="160" w:line="360" w:lineRule="auto"/>
+        <w:jc w:val="both"/>
+        <w:rPr>
+          <w:rFonts w:hint="default" w:ascii="Times New Roman" w:hAnsi="Times New Roman" w:cs="Times New Roman"/>
+          <w:b w:val="0"/>
+          <w:bCs w:val="0"/>
+          <w:i w:val="0"/>
+          <w:iCs w:val="0"/>
+          <w:sz w:val="28"/>
+          <w:szCs w:val="28"/>
+          <w:lang w:val="en-US"/>
+        </w:rPr>
+      </w:pPr>
+    </w:p>
+    <w:p>
+      <w:pPr>
+        <w:numPr>
+          <w:ilvl w:val="0"/>
+          <w:numId w:val="0"/>
+        </w:numPr>
+        <w:spacing w:after="160" w:line="360" w:lineRule="auto"/>
+        <w:jc w:val="both"/>
+        <w:rPr>
+          <w:rFonts w:hint="default" w:ascii="Times New Roman" w:hAnsi="Times New Roman" w:cs="Times New Roman"/>
+          <w:b w:val="0"/>
+          <w:bCs w:val="0"/>
+          <w:i w:val="0"/>
+          <w:iCs w:val="0"/>
+          <w:sz w:val="28"/>
+          <w:szCs w:val="28"/>
+          <w:lang w:val="en-US"/>
+        </w:rPr>
+      </w:pPr>
+    </w:p>
+    <w:p>
+      <w:pPr>
+        <w:numPr>
+          <w:ilvl w:val="0"/>
           <w:numId w:val="0"/>
         </w:numPr>
         <w:spacing w:after="160" w:line="360" w:lineRule="auto"/>
@@ -15103,159 +18679,68 @@
           <w:lang w:val="en-US"/>
         </w:rPr>
       </w:pPr>
-      <w:r>
-        <w:rPr>
-          <w:rFonts w:hint="default" w:ascii="Times New Roman" w:hAnsi="Times New Roman" w:cs="Times New Roman"/>
-          <w:b w:val="0"/>
-          <w:bCs w:val="0"/>
-          <w:i w:val="0"/>
-          <w:iCs w:val="0"/>
-          <w:sz w:val="28"/>
-          <w:szCs w:val="28"/>
-          <w:lang w:val="en-US"/>
-        </w:rPr>
-        <w:t>Требование расширяемости особенно важно для проектов автоматизированного тестирования, поскольку количество тестов и поддерживаемых браузеров со временем увеличивается. В разрабатываемом фреймворке возможность расширения обеспечивается за счёт:</w:t>
-      </w:r>
-    </w:p>
-    <w:p>
-      <w:pPr>
-        <w:numPr>
-          <w:ilvl w:val="0"/>
-          <w:numId w:val="24"/>
+    </w:p>
+    <w:p>
+      <w:pPr>
+        <w:numPr>
+          <w:ilvl w:val="0"/>
+          <w:numId w:val="0"/>
         </w:numPr>
         <w:spacing w:after="160" w:line="360" w:lineRule="auto"/>
-        <w:ind w:left="420" w:leftChars="0" w:hanging="420" w:firstLineChars="0"/>
-        <w:jc w:val="both"/>
-        <w:rPr>
-          <w:rFonts w:hint="default" w:ascii="Times New Roman" w:hAnsi="Times New Roman" w:cs="Times New Roman"/>
-          <w:b w:val="0"/>
-          <w:bCs w:val="0"/>
-          <w:i w:val="0"/>
-          <w:iCs w:val="0"/>
-          <w:sz w:val="28"/>
-          <w:szCs w:val="28"/>
-          <w:lang w:val="en-US"/>
-        </w:rPr>
-      </w:pPr>
-      <w:r>
-        <w:rPr>
-          <w:rFonts w:hint="default" w:ascii="Times New Roman" w:hAnsi="Times New Roman" w:cs="Times New Roman"/>
-          <w:b w:val="0"/>
-          <w:bCs w:val="0"/>
-          <w:i w:val="0"/>
-          <w:iCs w:val="0"/>
-          <w:sz w:val="28"/>
-          <w:szCs w:val="28"/>
-          <w:lang w:val="en-US"/>
-        </w:rPr>
-        <w:t xml:space="preserve">использования шаблона проектирования Page Object Model; </w:t>
-      </w:r>
-    </w:p>
-    <w:p>
-      <w:pPr>
-        <w:numPr>
-          <w:ilvl w:val="0"/>
-          <w:numId w:val="24"/>
+        <w:jc w:val="both"/>
+        <w:rPr>
+          <w:rFonts w:hint="default" w:ascii="Times New Roman" w:hAnsi="Times New Roman" w:cs="Times New Roman"/>
+          <w:b w:val="0"/>
+          <w:bCs w:val="0"/>
+          <w:i w:val="0"/>
+          <w:iCs w:val="0"/>
+          <w:sz w:val="28"/>
+          <w:szCs w:val="28"/>
+          <w:lang w:val="en-US"/>
+        </w:rPr>
+      </w:pPr>
+    </w:p>
+    <w:p>
+      <w:pPr>
+        <w:numPr>
+          <w:ilvl w:val="0"/>
+          <w:numId w:val="0"/>
         </w:numPr>
         <w:spacing w:after="160" w:line="360" w:lineRule="auto"/>
-        <w:ind w:left="420" w:leftChars="0" w:hanging="420" w:firstLineChars="0"/>
-        <w:jc w:val="both"/>
-        <w:rPr>
-          <w:rFonts w:hint="default" w:ascii="Times New Roman" w:hAnsi="Times New Roman" w:cs="Times New Roman"/>
-          <w:b w:val="0"/>
-          <w:bCs w:val="0"/>
-          <w:i w:val="0"/>
-          <w:iCs w:val="0"/>
-          <w:sz w:val="28"/>
-          <w:szCs w:val="28"/>
-          <w:lang w:val="en-US"/>
-        </w:rPr>
-      </w:pPr>
-      <w:r>
-        <w:rPr>
-          <w:rFonts w:hint="default" w:ascii="Times New Roman" w:hAnsi="Times New Roman" w:cs="Times New Roman"/>
-          <w:b w:val="0"/>
-          <w:bCs w:val="0"/>
-          <w:i w:val="0"/>
-          <w:iCs w:val="0"/>
-          <w:sz w:val="28"/>
-          <w:szCs w:val="28"/>
-          <w:lang w:val="en-US"/>
-        </w:rPr>
-        <w:t xml:space="preserve">централизованного управления драйверами; </w:t>
-      </w:r>
-    </w:p>
-    <w:p>
-      <w:pPr>
-        <w:numPr>
-          <w:ilvl w:val="0"/>
-          <w:numId w:val="24"/>
-        </w:numPr>
-        <w:spacing w:after="160" w:line="360" w:lineRule="auto"/>
-        <w:ind w:left="420" w:leftChars="0" w:hanging="420" w:firstLineChars="0"/>
-        <w:jc w:val="both"/>
-        <w:rPr>
-          <w:rFonts w:hint="default" w:ascii="Times New Roman" w:hAnsi="Times New Roman" w:cs="Times New Roman"/>
-          <w:b w:val="0"/>
-          <w:bCs w:val="0"/>
-          <w:i w:val="0"/>
-          <w:iCs w:val="0"/>
-          <w:sz w:val="28"/>
-          <w:szCs w:val="28"/>
-          <w:lang w:val="en-US"/>
-        </w:rPr>
-      </w:pPr>
-      <w:r>
-        <w:rPr>
-          <w:rFonts w:hint="default" w:ascii="Times New Roman" w:hAnsi="Times New Roman" w:cs="Times New Roman"/>
-          <w:b w:val="0"/>
-          <w:bCs w:val="0"/>
-          <w:i w:val="0"/>
-          <w:iCs w:val="0"/>
-          <w:sz w:val="28"/>
-          <w:szCs w:val="28"/>
-          <w:lang w:val="en-US"/>
-        </w:rPr>
-        <w:t xml:space="preserve">разделения тестовой логики и логики взаимодействия со страницами; </w:t>
-      </w:r>
-    </w:p>
-    <w:p>
-      <w:pPr>
-        <w:numPr>
-          <w:ilvl w:val="0"/>
-          <w:numId w:val="24"/>
-        </w:numPr>
-        <w:spacing w:after="160" w:line="360" w:lineRule="auto"/>
-        <w:ind w:left="420" w:leftChars="0" w:hanging="420" w:firstLineChars="0"/>
-        <w:jc w:val="both"/>
-        <w:rPr>
-          <w:rFonts w:hint="default" w:ascii="Times New Roman" w:hAnsi="Times New Roman" w:cs="Times New Roman"/>
-          <w:b w:val="0"/>
-          <w:bCs w:val="0"/>
-          <w:i w:val="0"/>
-          <w:iCs w:val="0"/>
-          <w:sz w:val="28"/>
-          <w:szCs w:val="28"/>
-          <w:lang w:val="en-US"/>
-        </w:rPr>
-      </w:pPr>
-      <w:r>
-        <w:rPr>
-          <w:rFonts w:hint="default" w:ascii="Times New Roman" w:hAnsi="Times New Roman" w:cs="Times New Roman"/>
-          <w:b w:val="0"/>
-          <w:bCs w:val="0"/>
-          <w:i w:val="0"/>
-          <w:iCs w:val="0"/>
-          <w:sz w:val="28"/>
-          <w:szCs w:val="28"/>
-          <w:lang w:val="en-US"/>
-        </w:rPr>
-        <w:t>использования базовых классов и вспомогательных компонентов.</w:t>
-      </w:r>
-    </w:p>
-    <w:p>
-      <w:pPr>
-        <w:numPr>
+        <w:jc w:val="both"/>
+        <w:rPr>
+          <w:rFonts w:hint="default" w:ascii="Times New Roman" w:hAnsi="Times New Roman" w:cs="Times New Roman"/>
+          <w:b w:val="0"/>
+          <w:bCs w:val="0"/>
+          <w:i w:val="0"/>
+          <w:iCs w:val="0"/>
+          <w:sz w:val="28"/>
+          <w:szCs w:val="28"/>
+          <w:lang w:val="en-US"/>
+        </w:rPr>
+      </w:pPr>
+    </w:p>
+    <w:p>
+      <w:pPr>
+        <w:spacing w:line="360" w:lineRule="auto"/>
+        <w:ind w:firstLine="708" w:firstLineChars="0"/>
+        <w:jc w:val="both"/>
+        <w:rPr>
+          <w:rFonts w:hint="default" w:ascii="Times New Roman" w:hAnsi="Times New Roman" w:cs="Times New Roman"/>
+          <w:b w:val="0"/>
+          <w:bCs w:val="0"/>
+          <w:i w:val="0"/>
+          <w:iCs w:val="0"/>
+          <w:sz w:val="28"/>
+          <w:szCs w:val="28"/>
+          <w:lang w:val="en-US"/>
+        </w:rPr>
+      </w:pPr>
+    </w:p>
+    <w:p>
+      <w:pPr>
+        <w:numPr>
+          <w:ilvl w:val="0"/>
           <w:numId w:val="0"/>
         </w:numPr>
         <w:spacing w:after="160" w:line="360" w:lineRule="auto"/>
@@ -15272,1407 +18757,11 @@
           <w:lang w:val="en-US"/>
         </w:rPr>
       </w:pPr>
-      <w:r>
-        <w:rPr>
-          <w:rFonts w:hint="default" w:ascii="Times New Roman" w:hAnsi="Times New Roman" w:cs="Times New Roman"/>
-          <w:b w:val="0"/>
-          <w:bCs w:val="0"/>
-          <w:i w:val="0"/>
-          <w:iCs w:val="0"/>
-          <w:sz w:val="28"/>
-          <w:szCs w:val="28"/>
-          <w:lang w:val="en-US"/>
-        </w:rPr>
-        <w:t>Это позволяет добавлять новые страницы, тестовые сценарии и конфигурации браузеров с минимальными изменениями существующего кода.</w:t>
-      </w:r>
-    </w:p>
-    <w:p>
-      <w:pPr>
-        <w:numPr>
-          <w:numId w:val="0"/>
-        </w:numPr>
-        <w:spacing w:after="160" w:line="360" w:lineRule="auto"/>
-        <w:jc w:val="both"/>
-        <w:rPr>
-          <w:rFonts w:hint="default" w:ascii="Times New Roman" w:hAnsi="Times New Roman" w:cs="Times New Roman"/>
-          <w:b/>
-          <w:bCs/>
-          <w:i w:val="0"/>
-          <w:iCs w:val="0"/>
-          <w:sz w:val="28"/>
-          <w:szCs w:val="28"/>
-          <w:lang w:val="en-US"/>
-        </w:rPr>
-      </w:pPr>
-      <w:r>
-        <w:rPr>
-          <w:rFonts w:hint="default" w:ascii="Times New Roman" w:hAnsi="Times New Roman" w:cs="Times New Roman"/>
-          <w:b/>
-          <w:bCs/>
-          <w:i w:val="0"/>
-          <w:iCs w:val="0"/>
-          <w:sz w:val="28"/>
-          <w:szCs w:val="28"/>
-          <w:lang w:val="en-US"/>
-        </w:rPr>
-        <w:t>Повторное использование компонентов</w:t>
-      </w:r>
-    </w:p>
-    <w:p>
-      <w:pPr>
-        <w:numPr>
-          <w:numId w:val="0"/>
-        </w:numPr>
-        <w:spacing w:after="160" w:line="360" w:lineRule="auto"/>
-        <w:ind w:firstLine="708" w:firstLineChars="0"/>
-        <w:jc w:val="both"/>
-        <w:rPr>
-          <w:rFonts w:hint="default" w:ascii="Times New Roman" w:hAnsi="Times New Roman" w:cs="Times New Roman"/>
-          <w:b w:val="0"/>
-          <w:bCs w:val="0"/>
-          <w:i w:val="0"/>
-          <w:iCs w:val="0"/>
-          <w:sz w:val="28"/>
-          <w:szCs w:val="28"/>
-          <w:lang w:val="en-US"/>
-        </w:rPr>
-      </w:pPr>
-      <w:r>
-        <w:rPr>
-          <w:rFonts w:hint="default" w:ascii="Times New Roman" w:hAnsi="Times New Roman" w:cs="Times New Roman"/>
-          <w:b w:val="0"/>
-          <w:bCs w:val="0"/>
-          <w:i w:val="0"/>
-          <w:iCs w:val="0"/>
-          <w:sz w:val="28"/>
-          <w:szCs w:val="28"/>
-          <w:lang w:val="en-US"/>
-        </w:rPr>
-        <w:t>Для уменьшения дублирования кода архитектура фреймворка должна обеспечивать повторное использование компонентов. В процессе разработки UI-тестов многие действия являются типовыми: открытие страниц, ожидание элементов, работа с браузером, авторизация пользователя и проверка состояний интерфейса.</w:t>
-      </w:r>
-    </w:p>
-    <w:p>
-      <w:pPr>
-        <w:numPr>
-          <w:numId w:val="0"/>
-        </w:numPr>
-        <w:spacing w:after="160" w:line="360" w:lineRule="auto"/>
-        <w:ind w:firstLine="708" w:firstLineChars="0"/>
-        <w:jc w:val="both"/>
-        <w:rPr>
-          <w:rFonts w:hint="default" w:ascii="Times New Roman" w:hAnsi="Times New Roman" w:cs="Times New Roman"/>
-          <w:b w:val="0"/>
-          <w:bCs w:val="0"/>
-          <w:i w:val="0"/>
-          <w:iCs w:val="0"/>
-          <w:sz w:val="28"/>
-          <w:szCs w:val="28"/>
-          <w:lang w:val="en-US"/>
-        </w:rPr>
-      </w:pPr>
-      <w:r>
-        <w:rPr>
-          <w:rFonts w:hint="default" w:ascii="Times New Roman" w:hAnsi="Times New Roman" w:cs="Times New Roman"/>
-          <w:b w:val="0"/>
-          <w:bCs w:val="0"/>
-          <w:i w:val="0"/>
-          <w:iCs w:val="0"/>
-          <w:sz w:val="28"/>
-          <w:szCs w:val="28"/>
-          <w:lang w:val="en-US"/>
-        </w:rPr>
-        <w:t>Повторное использование реализуется посредством:</w:t>
-      </w:r>
-    </w:p>
-    <w:p>
-      <w:pPr>
-        <w:numPr>
-          <w:ilvl w:val="0"/>
-          <w:numId w:val="24"/>
-        </w:numPr>
-        <w:spacing w:after="160" w:line="360" w:lineRule="auto"/>
-        <w:ind w:left="420" w:leftChars="0" w:hanging="420" w:firstLineChars="0"/>
-        <w:jc w:val="both"/>
-        <w:rPr>
-          <w:rFonts w:hint="default" w:ascii="Times New Roman" w:hAnsi="Times New Roman" w:cs="Times New Roman"/>
-          <w:b w:val="0"/>
-          <w:bCs w:val="0"/>
-          <w:i w:val="0"/>
-          <w:iCs w:val="0"/>
-          <w:sz w:val="28"/>
-          <w:szCs w:val="28"/>
-          <w:lang w:val="en-US"/>
-        </w:rPr>
-      </w:pPr>
-      <w:r>
-        <w:rPr>
-          <w:rFonts w:hint="default" w:ascii="Times New Roman" w:hAnsi="Times New Roman" w:cs="Times New Roman"/>
-          <w:b w:val="0"/>
-          <w:bCs w:val="0"/>
-          <w:i w:val="0"/>
-          <w:iCs w:val="0"/>
-          <w:sz w:val="28"/>
-          <w:szCs w:val="28"/>
-          <w:lang w:val="en-US"/>
-        </w:rPr>
-        <w:t xml:space="preserve">базовых классов страниц; </w:t>
-      </w:r>
-    </w:p>
-    <w:p>
-      <w:pPr>
-        <w:numPr>
-          <w:ilvl w:val="0"/>
-          <w:numId w:val="24"/>
-        </w:numPr>
-        <w:spacing w:after="160" w:line="360" w:lineRule="auto"/>
-        <w:ind w:left="420" w:leftChars="0" w:hanging="420" w:firstLineChars="0"/>
-        <w:jc w:val="both"/>
-        <w:rPr>
-          <w:rFonts w:hint="default" w:ascii="Times New Roman" w:hAnsi="Times New Roman" w:cs="Times New Roman"/>
-          <w:b w:val="0"/>
-          <w:bCs w:val="0"/>
-          <w:i w:val="0"/>
-          <w:iCs w:val="0"/>
-          <w:sz w:val="28"/>
-          <w:szCs w:val="28"/>
-          <w:lang w:val="en-US"/>
-        </w:rPr>
-      </w:pPr>
-      <w:r>
-        <w:rPr>
-          <w:rFonts w:hint="default" w:ascii="Times New Roman" w:hAnsi="Times New Roman" w:cs="Times New Roman"/>
-          <w:b w:val="0"/>
-          <w:bCs w:val="0"/>
-          <w:i w:val="0"/>
-          <w:iCs w:val="0"/>
-          <w:sz w:val="28"/>
-          <w:szCs w:val="28"/>
-          <w:lang w:val="en-US"/>
-        </w:rPr>
-        <w:t xml:space="preserve">общих utility-компонентов; </w:t>
-      </w:r>
-    </w:p>
-    <w:p>
-      <w:pPr>
-        <w:numPr>
-          <w:ilvl w:val="0"/>
-          <w:numId w:val="24"/>
-        </w:numPr>
-        <w:spacing w:after="160" w:line="360" w:lineRule="auto"/>
-        <w:ind w:left="420" w:leftChars="0" w:hanging="420" w:firstLineChars="0"/>
-        <w:jc w:val="both"/>
-        <w:rPr>
-          <w:rFonts w:hint="default" w:ascii="Times New Roman" w:hAnsi="Times New Roman" w:cs="Times New Roman"/>
-          <w:b w:val="0"/>
-          <w:bCs w:val="0"/>
-          <w:i w:val="0"/>
-          <w:iCs w:val="0"/>
-          <w:sz w:val="28"/>
-          <w:szCs w:val="28"/>
-          <w:lang w:val="en-US"/>
-        </w:rPr>
-      </w:pPr>
-      <w:r>
-        <w:rPr>
-          <w:rFonts w:hint="default" w:ascii="Times New Roman" w:hAnsi="Times New Roman" w:cs="Times New Roman"/>
-          <w:b w:val="0"/>
-          <w:bCs w:val="0"/>
-          <w:i w:val="0"/>
-          <w:iCs w:val="0"/>
-          <w:sz w:val="28"/>
-          <w:szCs w:val="28"/>
-          <w:lang w:val="en-US"/>
-        </w:rPr>
-        <w:t xml:space="preserve">универсальных методов взаимодействия с элементами интерфейса; </w:t>
-      </w:r>
-    </w:p>
-    <w:p>
-      <w:pPr>
-        <w:numPr>
-          <w:ilvl w:val="0"/>
-          <w:numId w:val="24"/>
-        </w:numPr>
-        <w:spacing w:after="160" w:line="360" w:lineRule="auto"/>
-        <w:ind w:left="420" w:leftChars="0" w:hanging="420" w:firstLineChars="0"/>
-        <w:jc w:val="both"/>
-        <w:rPr>
-          <w:rFonts w:hint="default" w:ascii="Times New Roman" w:hAnsi="Times New Roman" w:cs="Times New Roman"/>
-          <w:b w:val="0"/>
-          <w:bCs w:val="0"/>
-          <w:i w:val="0"/>
-          <w:iCs w:val="0"/>
-          <w:sz w:val="28"/>
-          <w:szCs w:val="28"/>
-          <w:lang w:val="en-US"/>
-        </w:rPr>
-      </w:pPr>
-      <w:r>
-        <w:rPr>
-          <w:rFonts w:hint="default" w:ascii="Times New Roman" w:hAnsi="Times New Roman" w:cs="Times New Roman"/>
-          <w:b w:val="0"/>
-          <w:bCs w:val="0"/>
-          <w:i w:val="0"/>
-          <w:iCs w:val="0"/>
-          <w:sz w:val="28"/>
-          <w:szCs w:val="28"/>
-          <w:lang w:val="en-US"/>
-        </w:rPr>
-        <w:t>централизованных механизмов ожиданий и конфигурации браузеров.</w:t>
-      </w:r>
-    </w:p>
-    <w:p>
-      <w:pPr>
-        <w:numPr>
-          <w:numId w:val="0"/>
-        </w:numPr>
-        <w:spacing w:after="160" w:line="360" w:lineRule="auto"/>
-        <w:ind w:firstLine="708" w:firstLineChars="0"/>
-        <w:jc w:val="both"/>
-        <w:rPr>
-          <w:rFonts w:hint="default" w:ascii="Times New Roman" w:hAnsi="Times New Roman" w:cs="Times New Roman"/>
-          <w:b w:val="0"/>
-          <w:bCs w:val="0"/>
-          <w:i w:val="0"/>
-          <w:iCs w:val="0"/>
-          <w:sz w:val="28"/>
-          <w:szCs w:val="28"/>
-          <w:lang w:val="en-US"/>
-        </w:rPr>
-      </w:pPr>
-      <w:r>
-        <w:rPr>
-          <w:rFonts w:hint="default" w:ascii="Times New Roman" w:hAnsi="Times New Roman" w:cs="Times New Roman"/>
-          <w:b w:val="0"/>
-          <w:bCs w:val="0"/>
-          <w:i w:val="0"/>
-          <w:iCs w:val="0"/>
-          <w:sz w:val="28"/>
-          <w:szCs w:val="28"/>
-          <w:lang w:val="en-US"/>
-        </w:rPr>
-        <w:t>Применение данного подхода позволяет уменьшить объём дублируемого кода, повысить стабильность тестов и упростить сопровождение проекта.</w:t>
-      </w:r>
-    </w:p>
-    <w:p>
-      <w:pPr>
-        <w:numPr>
-          <w:numId w:val="0"/>
-        </w:numPr>
-        <w:spacing w:after="160" w:line="360" w:lineRule="auto"/>
-        <w:jc w:val="both"/>
-        <w:rPr>
-          <w:rFonts w:hint="default" w:ascii="Times New Roman" w:hAnsi="Times New Roman" w:cs="Times New Roman"/>
-          <w:b/>
-          <w:bCs/>
-          <w:i w:val="0"/>
-          <w:iCs w:val="0"/>
-          <w:sz w:val="28"/>
-          <w:szCs w:val="28"/>
-          <w:lang w:val="en-US"/>
-        </w:rPr>
-      </w:pPr>
-      <w:r>
-        <w:rPr>
-          <w:rFonts w:hint="default" w:ascii="Times New Roman" w:hAnsi="Times New Roman" w:cs="Times New Roman"/>
-          <w:b/>
-          <w:bCs/>
-          <w:i w:val="0"/>
-          <w:iCs w:val="0"/>
-          <w:sz w:val="28"/>
-          <w:szCs w:val="28"/>
-          <w:lang w:val="en-US"/>
-        </w:rPr>
-        <w:t>Поддерживаемость</w:t>
-      </w:r>
-    </w:p>
-    <w:p>
-      <w:pPr>
-        <w:numPr>
-          <w:numId w:val="0"/>
-        </w:numPr>
-        <w:spacing w:after="160" w:line="360" w:lineRule="auto"/>
-        <w:ind w:firstLine="708" w:firstLineChars="0"/>
-        <w:jc w:val="both"/>
-        <w:rPr>
-          <w:rFonts w:hint="default" w:ascii="Times New Roman" w:hAnsi="Times New Roman" w:cs="Times New Roman"/>
-          <w:b w:val="0"/>
-          <w:bCs w:val="0"/>
-          <w:i w:val="0"/>
-          <w:iCs w:val="0"/>
-          <w:sz w:val="28"/>
-          <w:szCs w:val="28"/>
-          <w:lang w:val="en-US"/>
-        </w:rPr>
-      </w:pPr>
-      <w:r>
-        <w:rPr>
-          <w:rFonts w:hint="default" w:ascii="Times New Roman" w:hAnsi="Times New Roman" w:cs="Times New Roman"/>
-          <w:b w:val="0"/>
-          <w:bCs w:val="0"/>
-          <w:i w:val="0"/>
-          <w:iCs w:val="0"/>
-          <w:sz w:val="28"/>
-          <w:szCs w:val="28"/>
-          <w:lang w:val="en-US"/>
-        </w:rPr>
-        <w:t>Важным требованием к архитектуре тестового фреймворка является поддерживаемость. При изменении пользовательского интерфейса веб-приложения должна существовать возможность быстрого обновления тестов без необходимости изменения большого количества классов.</w:t>
-      </w:r>
-    </w:p>
-    <w:p>
-      <w:pPr>
-        <w:numPr>
-          <w:numId w:val="0"/>
-        </w:numPr>
-        <w:spacing w:after="160" w:line="360" w:lineRule="auto"/>
-        <w:ind w:firstLine="708" w:firstLineChars="0"/>
-        <w:jc w:val="both"/>
-        <w:rPr>
-          <w:rFonts w:hint="default" w:ascii="Times New Roman" w:hAnsi="Times New Roman" w:cs="Times New Roman"/>
-          <w:b w:val="0"/>
-          <w:bCs w:val="0"/>
-          <w:i w:val="0"/>
-          <w:iCs w:val="0"/>
-          <w:sz w:val="28"/>
-          <w:szCs w:val="28"/>
-          <w:lang w:val="en-US"/>
-        </w:rPr>
-      </w:pPr>
-      <w:r>
-        <w:rPr>
-          <w:rFonts w:hint="default" w:ascii="Times New Roman" w:hAnsi="Times New Roman" w:cs="Times New Roman"/>
-          <w:b w:val="0"/>
-          <w:bCs w:val="0"/>
-          <w:i w:val="0"/>
-          <w:iCs w:val="0"/>
-          <w:sz w:val="28"/>
-          <w:szCs w:val="28"/>
-          <w:lang w:val="en-US"/>
-        </w:rPr>
-        <w:t>Для повышения поддерживаемости в разрабатываемом фреймворке используется шаблон Page Object Model, обеспечивающий инкапсуляцию элементов интерфейса и методов взаимодействия со страницами. Благодаря этому изменения локаторов или структуры страниц вносятся централизованно в соответствующих Page Object классах, не затрагивая тестовые сценарии.</w:t>
-      </w:r>
-    </w:p>
-    <w:p>
-      <w:pPr>
-        <w:numPr>
-          <w:numId w:val="0"/>
-        </w:numPr>
-        <w:spacing w:after="160" w:line="360" w:lineRule="auto"/>
-        <w:ind w:firstLine="708" w:firstLineChars="0"/>
-        <w:jc w:val="both"/>
-        <w:rPr>
-          <w:rFonts w:hint="default" w:ascii="Times New Roman" w:hAnsi="Times New Roman" w:cs="Times New Roman"/>
-          <w:b w:val="0"/>
-          <w:bCs w:val="0"/>
-          <w:i w:val="0"/>
-          <w:iCs w:val="0"/>
-          <w:sz w:val="28"/>
-          <w:szCs w:val="28"/>
-          <w:lang w:val="en-US"/>
-        </w:rPr>
-      </w:pPr>
-      <w:r>
-        <w:rPr>
-          <w:rFonts w:hint="default" w:ascii="Times New Roman" w:hAnsi="Times New Roman" w:cs="Times New Roman"/>
-          <w:b w:val="0"/>
-          <w:bCs w:val="0"/>
-          <w:i w:val="0"/>
-          <w:iCs w:val="0"/>
-          <w:sz w:val="28"/>
-          <w:szCs w:val="28"/>
-          <w:lang w:val="en-US"/>
-        </w:rPr>
-        <w:t>Дополнительно поддерживаемость обеспечивается:</w:t>
-      </w:r>
-    </w:p>
-    <w:p>
-      <w:pPr>
-        <w:numPr>
-          <w:ilvl w:val="0"/>
-          <w:numId w:val="24"/>
-        </w:numPr>
-        <w:spacing w:after="160" w:line="360" w:lineRule="auto"/>
-        <w:ind w:left="420" w:leftChars="0" w:hanging="420" w:firstLineChars="0"/>
-        <w:jc w:val="both"/>
-        <w:rPr>
-          <w:rFonts w:hint="default" w:ascii="Times New Roman" w:hAnsi="Times New Roman" w:cs="Times New Roman"/>
-          <w:b w:val="0"/>
-          <w:bCs w:val="0"/>
-          <w:i w:val="0"/>
-          <w:iCs w:val="0"/>
-          <w:sz w:val="28"/>
-          <w:szCs w:val="28"/>
-          <w:lang w:val="en-US"/>
-        </w:rPr>
-      </w:pPr>
-      <w:r>
-        <w:rPr>
-          <w:rFonts w:hint="default" w:ascii="Times New Roman" w:hAnsi="Times New Roman" w:cs="Times New Roman"/>
-          <w:b w:val="0"/>
-          <w:bCs w:val="0"/>
-          <w:i w:val="0"/>
-          <w:iCs w:val="0"/>
-          <w:sz w:val="28"/>
-          <w:szCs w:val="28"/>
-          <w:lang w:val="en-US"/>
-        </w:rPr>
-        <w:t xml:space="preserve">единым стилем организации проекта; </w:t>
-      </w:r>
-    </w:p>
-    <w:p>
-      <w:pPr>
-        <w:numPr>
-          <w:ilvl w:val="0"/>
-          <w:numId w:val="24"/>
-        </w:numPr>
-        <w:spacing w:after="160" w:line="360" w:lineRule="auto"/>
-        <w:ind w:left="420" w:leftChars="0" w:hanging="420" w:firstLineChars="0"/>
-        <w:jc w:val="both"/>
-        <w:rPr>
-          <w:rFonts w:hint="default" w:ascii="Times New Roman" w:hAnsi="Times New Roman" w:cs="Times New Roman"/>
-          <w:b w:val="0"/>
-          <w:bCs w:val="0"/>
-          <w:i w:val="0"/>
-          <w:iCs w:val="0"/>
-          <w:sz w:val="28"/>
-          <w:szCs w:val="28"/>
-          <w:lang w:val="en-US"/>
-        </w:rPr>
-      </w:pPr>
-      <w:r>
-        <w:rPr>
-          <w:rFonts w:hint="default" w:ascii="Times New Roman" w:hAnsi="Times New Roman" w:cs="Times New Roman"/>
-          <w:b w:val="0"/>
-          <w:bCs w:val="0"/>
-          <w:i w:val="0"/>
-          <w:iCs w:val="0"/>
-          <w:sz w:val="28"/>
-          <w:szCs w:val="28"/>
-          <w:lang w:val="en-US"/>
-        </w:rPr>
-        <w:t xml:space="preserve">использованием базовых классов; </w:t>
-      </w:r>
-    </w:p>
-    <w:p>
-      <w:pPr>
-        <w:numPr>
-          <w:ilvl w:val="0"/>
-          <w:numId w:val="24"/>
-        </w:numPr>
-        <w:spacing w:after="160" w:line="360" w:lineRule="auto"/>
-        <w:ind w:left="420" w:leftChars="0" w:hanging="420" w:firstLineChars="0"/>
-        <w:jc w:val="both"/>
-        <w:rPr>
-          <w:rFonts w:hint="default" w:ascii="Times New Roman" w:hAnsi="Times New Roman" w:cs="Times New Roman"/>
-          <w:b w:val="0"/>
-          <w:bCs w:val="0"/>
-          <w:i w:val="0"/>
-          <w:iCs w:val="0"/>
-          <w:sz w:val="28"/>
-          <w:szCs w:val="28"/>
-          <w:lang w:val="en-US"/>
-        </w:rPr>
-      </w:pPr>
-      <w:r>
-        <w:rPr>
-          <w:rFonts w:hint="default" w:ascii="Times New Roman" w:hAnsi="Times New Roman" w:cs="Times New Roman"/>
-          <w:b w:val="0"/>
-          <w:bCs w:val="0"/>
-          <w:i w:val="0"/>
-          <w:iCs w:val="0"/>
-          <w:sz w:val="28"/>
-          <w:szCs w:val="28"/>
-          <w:lang w:val="en-US"/>
-        </w:rPr>
-        <w:t xml:space="preserve">централизованным хранением конфигурационных параметров; </w:t>
-      </w:r>
-    </w:p>
-    <w:p>
-      <w:pPr>
-        <w:numPr>
-          <w:ilvl w:val="0"/>
-          <w:numId w:val="24"/>
-        </w:numPr>
-        <w:spacing w:after="160" w:line="360" w:lineRule="auto"/>
-        <w:ind w:left="420" w:leftChars="0" w:hanging="420" w:firstLineChars="0"/>
-        <w:jc w:val="both"/>
-        <w:rPr>
-          <w:rFonts w:hint="default" w:ascii="Times New Roman" w:hAnsi="Times New Roman" w:cs="Times New Roman"/>
-          <w:b w:val="0"/>
-          <w:bCs w:val="0"/>
-          <w:i w:val="0"/>
-          <w:iCs w:val="0"/>
-          <w:sz w:val="28"/>
-          <w:szCs w:val="28"/>
-          <w:lang w:val="en-US"/>
-        </w:rPr>
-      </w:pPr>
-      <w:r>
-        <w:rPr>
-          <w:rFonts w:hint="default" w:ascii="Times New Roman" w:hAnsi="Times New Roman" w:cs="Times New Roman"/>
-          <w:b w:val="0"/>
-          <w:bCs w:val="0"/>
-          <w:i w:val="0"/>
-          <w:iCs w:val="0"/>
-          <w:sz w:val="28"/>
-          <w:szCs w:val="28"/>
-          <w:lang w:val="en-US"/>
-        </w:rPr>
-        <w:t>разделением тестов по функциональным модулям.</w:t>
-      </w:r>
-    </w:p>
-    <w:p>
-      <w:pPr>
-        <w:numPr>
-          <w:numId w:val="0"/>
-        </w:numPr>
-        <w:spacing w:after="160" w:line="360" w:lineRule="auto"/>
-        <w:jc w:val="both"/>
-        <w:rPr>
-          <w:rFonts w:hint="default" w:ascii="Times New Roman" w:hAnsi="Times New Roman" w:cs="Times New Roman"/>
-          <w:b/>
-          <w:bCs/>
-          <w:i w:val="0"/>
-          <w:iCs w:val="0"/>
-          <w:sz w:val="28"/>
-          <w:szCs w:val="28"/>
-          <w:lang w:val="en-US"/>
-        </w:rPr>
-      </w:pPr>
-      <w:r>
-        <w:rPr>
-          <w:rFonts w:hint="default" w:ascii="Times New Roman" w:hAnsi="Times New Roman" w:cs="Times New Roman"/>
-          <w:b/>
-          <w:bCs/>
-          <w:i w:val="0"/>
-          <w:iCs w:val="0"/>
-          <w:sz w:val="28"/>
-          <w:szCs w:val="28"/>
-          <w:lang w:val="en-US"/>
-        </w:rPr>
-        <w:t>Независимость тестов</w:t>
-      </w:r>
-    </w:p>
-    <w:p>
-      <w:pPr>
-        <w:numPr>
-          <w:numId w:val="0"/>
-        </w:numPr>
-        <w:spacing w:after="160" w:line="360" w:lineRule="auto"/>
-        <w:ind w:firstLine="708" w:firstLineChars="0"/>
-        <w:jc w:val="both"/>
-        <w:rPr>
-          <w:rFonts w:hint="default" w:ascii="Times New Roman" w:hAnsi="Times New Roman" w:cs="Times New Roman"/>
-          <w:b w:val="0"/>
-          <w:bCs w:val="0"/>
-          <w:i w:val="0"/>
-          <w:iCs w:val="0"/>
-          <w:sz w:val="28"/>
-          <w:szCs w:val="28"/>
-          <w:lang w:val="en-US"/>
-        </w:rPr>
-      </w:pPr>
-      <w:r>
-        <w:rPr>
-          <w:rFonts w:hint="default" w:ascii="Times New Roman" w:hAnsi="Times New Roman" w:cs="Times New Roman"/>
-          <w:b w:val="0"/>
-          <w:bCs w:val="0"/>
-          <w:i w:val="0"/>
-          <w:iCs w:val="0"/>
-          <w:sz w:val="28"/>
-          <w:szCs w:val="28"/>
-          <w:lang w:val="en-US"/>
-        </w:rPr>
-        <w:t>Одним из обязательных требований к системе автоматизированного тестирования является независимость тестовых сценариев. Каждый тест должен выполняться независимо от результатов выполнения других тестов и не должен изменять состояние системы таким образом, чтобы это влияло на последующие проверки.</w:t>
-      </w:r>
-    </w:p>
-    <w:p>
-      <w:pPr>
-        <w:numPr>
-          <w:numId w:val="0"/>
-        </w:numPr>
-        <w:spacing w:after="160" w:line="360" w:lineRule="auto"/>
-        <w:ind w:firstLine="708" w:firstLineChars="0"/>
-        <w:jc w:val="both"/>
-        <w:rPr>
-          <w:rFonts w:hint="default" w:ascii="Times New Roman" w:hAnsi="Times New Roman" w:cs="Times New Roman"/>
-          <w:b w:val="0"/>
-          <w:bCs w:val="0"/>
-          <w:i w:val="0"/>
-          <w:iCs w:val="0"/>
-          <w:sz w:val="28"/>
-          <w:szCs w:val="28"/>
-          <w:lang w:val="en-US"/>
-        </w:rPr>
-      </w:pPr>
-      <w:r>
-        <w:rPr>
-          <w:rFonts w:hint="default" w:ascii="Times New Roman" w:hAnsi="Times New Roman" w:cs="Times New Roman"/>
-          <w:b w:val="0"/>
-          <w:bCs w:val="0"/>
-          <w:i w:val="0"/>
-          <w:iCs w:val="0"/>
-          <w:sz w:val="28"/>
-          <w:szCs w:val="28"/>
-          <w:lang w:val="en-US"/>
-        </w:rPr>
-        <w:t>Независимость тестов особенно важна при использовании параллельного выполнения и распределённого запуска через Selenium Grid. Для обеспечения данного требования каждый тест:</w:t>
-      </w:r>
-    </w:p>
-    <w:p>
-      <w:pPr>
-        <w:numPr>
-          <w:ilvl w:val="0"/>
-          <w:numId w:val="24"/>
-        </w:numPr>
-        <w:spacing w:after="160" w:line="360" w:lineRule="auto"/>
-        <w:ind w:left="420" w:leftChars="0" w:hanging="420" w:firstLineChars="0"/>
-        <w:jc w:val="both"/>
-        <w:rPr>
-          <w:rFonts w:hint="default" w:ascii="Times New Roman" w:hAnsi="Times New Roman" w:cs="Times New Roman"/>
-          <w:b w:val="0"/>
-          <w:bCs w:val="0"/>
-          <w:i w:val="0"/>
-          <w:iCs w:val="0"/>
-          <w:sz w:val="28"/>
-          <w:szCs w:val="28"/>
-          <w:lang w:val="en-US"/>
-        </w:rPr>
-      </w:pPr>
-      <w:r>
-        <w:rPr>
-          <w:rFonts w:hint="default" w:ascii="Times New Roman" w:hAnsi="Times New Roman" w:cs="Times New Roman"/>
-          <w:b w:val="0"/>
-          <w:bCs w:val="0"/>
-          <w:i w:val="0"/>
-          <w:iCs w:val="0"/>
-          <w:sz w:val="28"/>
-          <w:szCs w:val="28"/>
-          <w:lang w:val="en-US"/>
-        </w:rPr>
-        <w:t xml:space="preserve">самостоятельно выполняет подготовку тестовых данных; </w:t>
-      </w:r>
-    </w:p>
-    <w:p>
-      <w:pPr>
-        <w:numPr>
-          <w:ilvl w:val="0"/>
-          <w:numId w:val="24"/>
-        </w:numPr>
-        <w:spacing w:after="160" w:line="360" w:lineRule="auto"/>
-        <w:ind w:left="420" w:leftChars="0" w:hanging="420" w:firstLineChars="0"/>
-        <w:jc w:val="both"/>
-        <w:rPr>
-          <w:rFonts w:hint="default" w:ascii="Times New Roman" w:hAnsi="Times New Roman" w:cs="Times New Roman"/>
-          <w:b w:val="0"/>
-          <w:bCs w:val="0"/>
-          <w:i w:val="0"/>
-          <w:iCs w:val="0"/>
-          <w:sz w:val="28"/>
-          <w:szCs w:val="28"/>
-          <w:lang w:val="en-US"/>
-        </w:rPr>
-      </w:pPr>
-      <w:r>
-        <w:rPr>
-          <w:rFonts w:hint="default" w:ascii="Times New Roman" w:hAnsi="Times New Roman" w:cs="Times New Roman"/>
-          <w:b w:val="0"/>
-          <w:bCs w:val="0"/>
-          <w:i w:val="0"/>
-          <w:iCs w:val="0"/>
-          <w:sz w:val="28"/>
-          <w:szCs w:val="28"/>
-          <w:lang w:val="en-US"/>
-        </w:rPr>
-        <w:t xml:space="preserve">создает собственную browser-session; </w:t>
-      </w:r>
-    </w:p>
-    <w:p>
-      <w:pPr>
-        <w:numPr>
-          <w:ilvl w:val="0"/>
-          <w:numId w:val="24"/>
-        </w:numPr>
-        <w:spacing w:after="160" w:line="360" w:lineRule="auto"/>
-        <w:ind w:left="420" w:leftChars="0" w:hanging="420" w:firstLineChars="0"/>
-        <w:jc w:val="both"/>
-        <w:rPr>
-          <w:rFonts w:hint="default" w:ascii="Times New Roman" w:hAnsi="Times New Roman" w:cs="Times New Roman"/>
-          <w:b w:val="0"/>
-          <w:bCs w:val="0"/>
-          <w:i w:val="0"/>
-          <w:iCs w:val="0"/>
-          <w:sz w:val="28"/>
-          <w:szCs w:val="28"/>
-          <w:lang w:val="en-US"/>
-        </w:rPr>
-      </w:pPr>
-      <w:r>
-        <w:rPr>
-          <w:rFonts w:hint="default" w:ascii="Times New Roman" w:hAnsi="Times New Roman" w:cs="Times New Roman"/>
-          <w:b w:val="0"/>
-          <w:bCs w:val="0"/>
-          <w:i w:val="0"/>
-          <w:iCs w:val="0"/>
-          <w:sz w:val="28"/>
-          <w:szCs w:val="28"/>
-          <w:lang w:val="en-US"/>
-        </w:rPr>
-        <w:t xml:space="preserve">выполняется в изолированном окружении; </w:t>
-      </w:r>
-    </w:p>
-    <w:p>
-      <w:pPr>
-        <w:numPr>
-          <w:ilvl w:val="0"/>
-          <w:numId w:val="24"/>
-        </w:numPr>
-        <w:spacing w:after="160" w:line="360" w:lineRule="auto"/>
-        <w:ind w:left="420" w:leftChars="0" w:hanging="420" w:firstLineChars="0"/>
-        <w:jc w:val="both"/>
-        <w:rPr>
-          <w:rFonts w:hint="default" w:ascii="Times New Roman" w:hAnsi="Times New Roman" w:cs="Times New Roman"/>
-          <w:b w:val="0"/>
-          <w:bCs w:val="0"/>
-          <w:i w:val="0"/>
-          <w:iCs w:val="0"/>
-          <w:sz w:val="28"/>
-          <w:szCs w:val="28"/>
-          <w:lang w:val="en-US"/>
-        </w:rPr>
-      </w:pPr>
-      <w:r>
-        <w:rPr>
-          <w:rFonts w:hint="default" w:ascii="Times New Roman" w:hAnsi="Times New Roman" w:cs="Times New Roman"/>
-          <w:b w:val="0"/>
-          <w:bCs w:val="0"/>
-          <w:i w:val="0"/>
-          <w:iCs w:val="0"/>
-          <w:sz w:val="28"/>
-          <w:szCs w:val="28"/>
-          <w:lang w:val="en-US"/>
-        </w:rPr>
-        <w:t>не зависит от порядка запуска других тестов.</w:t>
-      </w:r>
-    </w:p>
-    <w:p>
-      <w:pPr>
-        <w:numPr>
-          <w:numId w:val="0"/>
-        </w:numPr>
-        <w:spacing w:after="160" w:line="360" w:lineRule="auto"/>
-        <w:ind w:firstLine="708" w:firstLineChars="0"/>
-        <w:jc w:val="both"/>
-        <w:rPr>
-          <w:rFonts w:hint="default" w:ascii="Times New Roman" w:hAnsi="Times New Roman" w:cs="Times New Roman"/>
-          <w:b w:val="0"/>
-          <w:bCs w:val="0"/>
-          <w:i w:val="0"/>
-          <w:iCs w:val="0"/>
-          <w:sz w:val="28"/>
-          <w:szCs w:val="28"/>
-          <w:lang w:val="en-US"/>
-        </w:rPr>
-      </w:pPr>
-      <w:r>
-        <w:rPr>
-          <w:rFonts w:hint="default" w:ascii="Times New Roman" w:hAnsi="Times New Roman" w:cs="Times New Roman"/>
-          <w:b w:val="0"/>
-          <w:bCs w:val="0"/>
-          <w:i w:val="0"/>
-          <w:iCs w:val="0"/>
-          <w:sz w:val="28"/>
-          <w:szCs w:val="28"/>
-          <w:lang w:val="en-US"/>
-        </w:rPr>
-        <w:t>Подобный подход позволяет повысить стабильность тестового набора и обеспечить корректную работу многопоточного выполнения тестов.</w:t>
-      </w:r>
-    </w:p>
-    <w:p>
-      <w:pPr>
-        <w:numPr>
-          <w:numId w:val="0"/>
-        </w:numPr>
-        <w:spacing w:after="160" w:line="360" w:lineRule="auto"/>
-        <w:ind w:firstLine="708" w:firstLineChars="0"/>
-        <w:jc w:val="both"/>
-        <w:rPr>
-          <w:rFonts w:hint="default" w:ascii="Times New Roman" w:hAnsi="Times New Roman" w:cs="Times New Roman"/>
-          <w:b/>
-          <w:bCs/>
-          <w:i w:val="0"/>
-          <w:iCs w:val="0"/>
-          <w:sz w:val="28"/>
-          <w:szCs w:val="28"/>
-          <w:lang w:val="en-US"/>
-        </w:rPr>
-      </w:pPr>
-      <w:r>
-        <w:rPr>
-          <w:rFonts w:hint="default" w:ascii="Times New Roman" w:hAnsi="Times New Roman" w:cs="Times New Roman"/>
-          <w:b/>
-          <w:bCs/>
-          <w:i w:val="0"/>
-          <w:iCs w:val="0"/>
-          <w:sz w:val="28"/>
-          <w:szCs w:val="28"/>
-          <w:lang w:val="en-US"/>
-        </w:rPr>
-        <w:t>Удобство интеграции с CI/CD</w:t>
-      </w:r>
-    </w:p>
-    <w:p>
-      <w:pPr>
-        <w:numPr>
-          <w:numId w:val="0"/>
-        </w:numPr>
-        <w:spacing w:after="160" w:line="360" w:lineRule="auto"/>
-        <w:ind w:firstLine="708" w:firstLineChars="0"/>
-        <w:jc w:val="both"/>
-        <w:rPr>
-          <w:rFonts w:hint="default" w:ascii="Times New Roman" w:hAnsi="Times New Roman" w:cs="Times New Roman"/>
-          <w:b w:val="0"/>
-          <w:bCs w:val="0"/>
-          <w:i w:val="0"/>
-          <w:iCs w:val="0"/>
-          <w:sz w:val="28"/>
-          <w:szCs w:val="28"/>
-          <w:lang w:val="en-US"/>
-        </w:rPr>
-      </w:pPr>
-      <w:r>
-        <w:rPr>
-          <w:rFonts w:hint="default" w:ascii="Times New Roman" w:hAnsi="Times New Roman" w:cs="Times New Roman"/>
-          <w:b w:val="0"/>
-          <w:bCs w:val="0"/>
-          <w:i w:val="0"/>
-          <w:iCs w:val="0"/>
-          <w:sz w:val="28"/>
-          <w:szCs w:val="28"/>
-          <w:lang w:val="en-US"/>
-        </w:rPr>
-        <w:t>Современные процессы разработки программного обеспечения предполагают активное использование практик непрерывной интеграции и непрерывной поставки (CI/CD). В связи с этим архитектура тестового фреймворка должна обеспечивать возможность удобной интеграции с инструментами автоматической сборки и запуска тестов.</w:t>
-      </w:r>
-    </w:p>
-    <w:p>
-      <w:pPr>
-        <w:numPr>
-          <w:numId w:val="0"/>
-        </w:numPr>
-        <w:spacing w:after="160" w:line="360" w:lineRule="auto"/>
-        <w:ind w:firstLine="708" w:firstLineChars="0"/>
-        <w:jc w:val="both"/>
-        <w:rPr>
-          <w:rFonts w:hint="default" w:ascii="Times New Roman" w:hAnsi="Times New Roman" w:cs="Times New Roman"/>
-          <w:b w:val="0"/>
-          <w:bCs w:val="0"/>
-          <w:i w:val="0"/>
-          <w:iCs w:val="0"/>
-          <w:sz w:val="28"/>
-          <w:szCs w:val="28"/>
-          <w:lang w:val="en-US"/>
-        </w:rPr>
-      </w:pPr>
-      <w:r>
-        <w:rPr>
-          <w:rFonts w:hint="default" w:ascii="Times New Roman" w:hAnsi="Times New Roman" w:cs="Times New Roman"/>
-          <w:b w:val="0"/>
-          <w:bCs w:val="0"/>
-          <w:i w:val="0"/>
-          <w:iCs w:val="0"/>
-          <w:sz w:val="28"/>
-          <w:szCs w:val="28"/>
-          <w:lang w:val="en-US"/>
-        </w:rPr>
-        <w:t>Разрабатываемый фреймворк должен поддерживать:</w:t>
-      </w:r>
-    </w:p>
-    <w:p>
-      <w:pPr>
-        <w:numPr>
-          <w:ilvl w:val="0"/>
-          <w:numId w:val="24"/>
-        </w:numPr>
-        <w:spacing w:after="160" w:line="360" w:lineRule="auto"/>
-        <w:ind w:left="420" w:leftChars="0" w:hanging="420" w:firstLineChars="0"/>
-        <w:jc w:val="both"/>
-        <w:rPr>
-          <w:rFonts w:hint="default" w:ascii="Times New Roman" w:hAnsi="Times New Roman" w:cs="Times New Roman"/>
-          <w:b w:val="0"/>
-          <w:bCs w:val="0"/>
-          <w:i w:val="0"/>
-          <w:iCs w:val="0"/>
-          <w:sz w:val="28"/>
-          <w:szCs w:val="28"/>
-          <w:lang w:val="en-US"/>
-        </w:rPr>
-      </w:pPr>
-      <w:r>
-        <w:rPr>
-          <w:rFonts w:hint="default" w:ascii="Times New Roman" w:hAnsi="Times New Roman" w:cs="Times New Roman"/>
-          <w:b w:val="0"/>
-          <w:bCs w:val="0"/>
-          <w:i w:val="0"/>
-          <w:iCs w:val="0"/>
-          <w:sz w:val="28"/>
-          <w:szCs w:val="28"/>
-          <w:lang w:val="en-US"/>
-        </w:rPr>
-        <w:t xml:space="preserve">автоматический запуск тестов; </w:t>
-      </w:r>
-    </w:p>
-    <w:p>
-      <w:pPr>
-        <w:numPr>
-          <w:ilvl w:val="0"/>
-          <w:numId w:val="24"/>
-        </w:numPr>
-        <w:spacing w:after="160" w:line="360" w:lineRule="auto"/>
-        <w:ind w:left="420" w:leftChars="0" w:hanging="420" w:firstLineChars="0"/>
-        <w:jc w:val="both"/>
-        <w:rPr>
-          <w:rFonts w:hint="default" w:ascii="Times New Roman" w:hAnsi="Times New Roman" w:cs="Times New Roman"/>
-          <w:b w:val="0"/>
-          <w:bCs w:val="0"/>
-          <w:i w:val="0"/>
-          <w:iCs w:val="0"/>
-          <w:sz w:val="28"/>
-          <w:szCs w:val="28"/>
-          <w:lang w:val="en-US"/>
-        </w:rPr>
-      </w:pPr>
-      <w:r>
-        <w:rPr>
-          <w:rFonts w:hint="default" w:ascii="Times New Roman" w:hAnsi="Times New Roman" w:cs="Times New Roman"/>
-          <w:b w:val="0"/>
-          <w:bCs w:val="0"/>
-          <w:i w:val="0"/>
-          <w:iCs w:val="0"/>
-          <w:sz w:val="28"/>
-          <w:szCs w:val="28"/>
-          <w:lang w:val="en-US"/>
-        </w:rPr>
-        <w:t xml:space="preserve">выполнение тестов в контейнеризированной среде; </w:t>
-      </w:r>
-    </w:p>
-    <w:p>
-      <w:pPr>
-        <w:numPr>
-          <w:ilvl w:val="0"/>
-          <w:numId w:val="24"/>
-        </w:numPr>
-        <w:spacing w:after="160" w:line="360" w:lineRule="auto"/>
-        <w:ind w:left="420" w:leftChars="0" w:hanging="420" w:firstLineChars="0"/>
-        <w:jc w:val="both"/>
-        <w:rPr>
-          <w:rFonts w:hint="default" w:ascii="Times New Roman" w:hAnsi="Times New Roman" w:cs="Times New Roman"/>
-          <w:b w:val="0"/>
-          <w:bCs w:val="0"/>
-          <w:i w:val="0"/>
-          <w:iCs w:val="0"/>
-          <w:sz w:val="28"/>
-          <w:szCs w:val="28"/>
-          <w:lang w:val="en-US"/>
-        </w:rPr>
-      </w:pPr>
-      <w:r>
-        <w:rPr>
-          <w:rFonts w:hint="default" w:ascii="Times New Roman" w:hAnsi="Times New Roman" w:cs="Times New Roman"/>
-          <w:b w:val="0"/>
-          <w:bCs w:val="0"/>
-          <w:i w:val="0"/>
-          <w:iCs w:val="0"/>
-          <w:sz w:val="28"/>
-          <w:szCs w:val="28"/>
-          <w:lang w:val="en-US"/>
-        </w:rPr>
-        <w:t xml:space="preserve">генерацию отчётов после завершения тестирования; </w:t>
-      </w:r>
-    </w:p>
-    <w:p>
-      <w:pPr>
-        <w:numPr>
-          <w:ilvl w:val="0"/>
-          <w:numId w:val="24"/>
-        </w:numPr>
-        <w:spacing w:after="160" w:line="360" w:lineRule="auto"/>
-        <w:ind w:left="420" w:leftChars="0" w:hanging="420" w:firstLineChars="0"/>
-        <w:jc w:val="both"/>
-        <w:rPr>
-          <w:rFonts w:hint="default" w:ascii="Times New Roman" w:hAnsi="Times New Roman" w:cs="Times New Roman"/>
-          <w:b w:val="0"/>
-          <w:bCs w:val="0"/>
-          <w:i w:val="0"/>
-          <w:iCs w:val="0"/>
-          <w:sz w:val="28"/>
-          <w:szCs w:val="28"/>
-          <w:lang w:val="en-US"/>
-        </w:rPr>
-      </w:pPr>
-      <w:r>
-        <w:rPr>
-          <w:rFonts w:hint="default" w:ascii="Times New Roman" w:hAnsi="Times New Roman" w:cs="Times New Roman"/>
-          <w:b w:val="0"/>
-          <w:bCs w:val="0"/>
-          <w:i w:val="0"/>
-          <w:iCs w:val="0"/>
-          <w:sz w:val="28"/>
-          <w:szCs w:val="28"/>
-          <w:lang w:val="en-US"/>
-        </w:rPr>
-        <w:t xml:space="preserve">возможность запуска тестов в различных окружениях; </w:t>
-      </w:r>
-    </w:p>
-    <w:p>
-      <w:pPr>
-        <w:numPr>
-          <w:ilvl w:val="0"/>
-          <w:numId w:val="24"/>
-        </w:numPr>
-        <w:spacing w:after="160" w:line="360" w:lineRule="auto"/>
-        <w:ind w:left="420" w:leftChars="0" w:hanging="420" w:firstLineChars="0"/>
-        <w:jc w:val="both"/>
-        <w:rPr>
-          <w:rFonts w:hint="default" w:ascii="Times New Roman" w:hAnsi="Times New Roman" w:cs="Times New Roman"/>
-          <w:b w:val="0"/>
-          <w:bCs w:val="0"/>
-          <w:i w:val="0"/>
-          <w:iCs w:val="0"/>
-          <w:sz w:val="28"/>
-          <w:szCs w:val="28"/>
-          <w:lang w:val="en-US"/>
-        </w:rPr>
-      </w:pPr>
-      <w:r>
-        <w:rPr>
-          <w:rFonts w:hint="default" w:ascii="Times New Roman" w:hAnsi="Times New Roman" w:cs="Times New Roman"/>
-          <w:b w:val="0"/>
-          <w:bCs w:val="0"/>
-          <w:i w:val="0"/>
-          <w:iCs w:val="0"/>
-          <w:sz w:val="28"/>
-          <w:szCs w:val="28"/>
-          <w:lang w:val="en-US"/>
-        </w:rPr>
-        <w:t>интеграцию с системами CI/CD, включая Jenkins.</w:t>
-      </w:r>
-    </w:p>
-    <w:p>
-      <w:pPr>
-        <w:numPr>
-          <w:numId w:val="0"/>
-        </w:numPr>
-        <w:spacing w:after="160" w:line="360" w:lineRule="auto"/>
-        <w:ind w:firstLine="708" w:firstLineChars="0"/>
-        <w:jc w:val="both"/>
-        <w:rPr>
-          <w:rFonts w:hint="default" w:ascii="Times New Roman" w:hAnsi="Times New Roman" w:cs="Times New Roman"/>
-          <w:b w:val="0"/>
-          <w:bCs w:val="0"/>
-          <w:i w:val="0"/>
-          <w:iCs w:val="0"/>
-          <w:sz w:val="28"/>
-          <w:szCs w:val="28"/>
-          <w:lang w:val="en-US"/>
-        </w:rPr>
-      </w:pPr>
-      <w:r>
-        <w:rPr>
-          <w:rFonts w:hint="default" w:ascii="Times New Roman" w:hAnsi="Times New Roman" w:cs="Times New Roman"/>
-          <w:b w:val="0"/>
-          <w:bCs w:val="0"/>
-          <w:i w:val="0"/>
-          <w:iCs w:val="0"/>
-          <w:sz w:val="28"/>
-          <w:szCs w:val="28"/>
-          <w:lang w:val="en-US"/>
-        </w:rPr>
-        <w:t>Использование Docker и Selenium Grid позволяет обеспечить воспроизводимость среды выполнения тестов и упростить развёртывание тестовой инфраструктуры на различных машинах и серверах.</w:t>
-      </w:r>
-    </w:p>
-    <w:p>
-      <w:pPr>
-        <w:numPr>
-          <w:numId w:val="0"/>
-        </w:numPr>
-        <w:spacing w:after="160" w:line="360" w:lineRule="auto"/>
-        <w:ind w:firstLine="708" w:firstLineChars="0"/>
-        <w:jc w:val="both"/>
-        <w:rPr>
-          <w:rFonts w:hint="default" w:ascii="Times New Roman" w:hAnsi="Times New Roman" w:cs="Times New Roman"/>
-          <w:b w:val="0"/>
-          <w:bCs w:val="0"/>
-          <w:i w:val="0"/>
-          <w:iCs w:val="0"/>
-          <w:sz w:val="28"/>
-          <w:szCs w:val="28"/>
-          <w:lang w:val="en-US"/>
-        </w:rPr>
-      </w:pPr>
-      <w:r>
-        <w:rPr>
-          <w:rFonts w:hint="default" w:ascii="Times New Roman" w:hAnsi="Times New Roman" w:cs="Times New Roman"/>
-          <w:b w:val="0"/>
-          <w:bCs w:val="0"/>
-          <w:i w:val="0"/>
-          <w:iCs w:val="0"/>
-          <w:sz w:val="28"/>
-          <w:szCs w:val="28"/>
-          <w:lang w:val="en-US"/>
-        </w:rPr>
-        <w:t>Таким образом, сформированные требования к архитектуре тестового фреймворка направлены на создание масштабируемой, поддерживаемой и устойчивой системы автоматизированного UI-тестирования, способной эффективно использоваться в современных процессах разработки программного обеспечения.</w:t>
-      </w:r>
-    </w:p>
-    <w:p>
-      <w:pPr>
-        <w:numPr>
-          <w:numId w:val="0"/>
-        </w:numPr>
-        <w:spacing w:after="160" w:line="360" w:lineRule="auto"/>
-        <w:jc w:val="both"/>
-        <w:rPr>
-          <w:rFonts w:hint="default" w:ascii="Times New Roman" w:hAnsi="Times New Roman" w:cs="Times New Roman"/>
-          <w:b w:val="0"/>
-          <w:bCs w:val="0"/>
-          <w:i w:val="0"/>
-          <w:iCs w:val="0"/>
-          <w:sz w:val="28"/>
-          <w:szCs w:val="28"/>
-          <w:lang w:val="en-US"/>
-        </w:rPr>
-      </w:pPr>
-    </w:p>
-    <w:p>
-      <w:pPr>
-        <w:numPr>
-          <w:numId w:val="0"/>
-        </w:numPr>
-        <w:spacing w:after="160" w:line="360" w:lineRule="auto"/>
-        <w:jc w:val="both"/>
-        <w:rPr>
-          <w:rFonts w:hint="default" w:ascii="Times New Roman" w:hAnsi="Times New Roman" w:cs="Times New Roman"/>
-          <w:b w:val="0"/>
-          <w:bCs w:val="0"/>
-          <w:i w:val="0"/>
-          <w:iCs w:val="0"/>
-          <w:sz w:val="28"/>
-          <w:szCs w:val="28"/>
-          <w:lang w:val="en-US"/>
-        </w:rPr>
-      </w:pPr>
-    </w:p>
-    <w:p>
-      <w:pPr>
-        <w:numPr>
-          <w:numId w:val="0"/>
-        </w:numPr>
-        <w:spacing w:after="160" w:line="360" w:lineRule="auto"/>
-        <w:jc w:val="both"/>
-        <w:rPr>
-          <w:rFonts w:hint="default" w:ascii="Times New Roman" w:hAnsi="Times New Roman" w:cs="Times New Roman"/>
-          <w:b w:val="0"/>
-          <w:bCs w:val="0"/>
-          <w:i w:val="0"/>
-          <w:iCs w:val="0"/>
-          <w:sz w:val="28"/>
-          <w:szCs w:val="28"/>
-          <w:lang w:val="en-US"/>
-        </w:rPr>
-      </w:pPr>
-    </w:p>
-    <w:p>
-      <w:pPr>
-        <w:numPr>
-          <w:numId w:val="0"/>
-        </w:numPr>
-        <w:spacing w:after="160" w:line="360" w:lineRule="auto"/>
-        <w:ind w:firstLine="708" w:firstLineChars="0"/>
-        <w:jc w:val="both"/>
-        <w:rPr>
-          <w:rFonts w:hint="default" w:ascii="Times New Roman" w:hAnsi="Times New Roman" w:cs="Times New Roman"/>
-          <w:b w:val="0"/>
-          <w:bCs w:val="0"/>
-          <w:i w:val="0"/>
-          <w:iCs w:val="0"/>
-          <w:sz w:val="28"/>
-          <w:szCs w:val="28"/>
-          <w:lang w:val="en-US"/>
-        </w:rPr>
-      </w:pPr>
-    </w:p>
-    <w:p>
-      <w:pPr>
-        <w:numPr>
-          <w:numId w:val="0"/>
-        </w:numPr>
-        <w:spacing w:after="160" w:line="360" w:lineRule="auto"/>
-        <w:jc w:val="both"/>
-        <w:rPr>
-          <w:rFonts w:hint="default" w:ascii="Times New Roman" w:hAnsi="Times New Roman" w:cs="Times New Roman"/>
-          <w:b w:val="0"/>
-          <w:bCs w:val="0"/>
-          <w:i w:val="0"/>
-          <w:iCs w:val="0"/>
-          <w:sz w:val="28"/>
-          <w:szCs w:val="28"/>
-          <w:lang w:val="en-US"/>
-        </w:rPr>
-      </w:pPr>
-    </w:p>
-    <w:p>
-      <w:pPr>
-        <w:numPr>
-          <w:numId w:val="0"/>
-        </w:numPr>
-        <w:spacing w:after="160" w:line="360" w:lineRule="auto"/>
-        <w:jc w:val="both"/>
-        <w:rPr>
-          <w:rFonts w:hint="default" w:ascii="Times New Roman" w:hAnsi="Times New Roman" w:cs="Times New Roman"/>
-          <w:b w:val="0"/>
-          <w:bCs w:val="0"/>
-          <w:i w:val="0"/>
-          <w:iCs w:val="0"/>
-          <w:sz w:val="28"/>
-          <w:szCs w:val="28"/>
-          <w:lang w:val="en-US"/>
-        </w:rPr>
-      </w:pPr>
-    </w:p>
-    <w:p>
-      <w:pPr>
-        <w:numPr>
-          <w:numId w:val="0"/>
-        </w:numPr>
-        <w:spacing w:after="160" w:line="360" w:lineRule="auto"/>
-        <w:jc w:val="both"/>
-        <w:rPr>
-          <w:rFonts w:hint="default" w:ascii="Times New Roman" w:hAnsi="Times New Roman" w:cs="Times New Roman"/>
-          <w:b w:val="0"/>
-          <w:bCs w:val="0"/>
-          <w:i w:val="0"/>
-          <w:iCs w:val="0"/>
-          <w:sz w:val="28"/>
-          <w:szCs w:val="28"/>
-          <w:lang w:val="en-US"/>
-        </w:rPr>
-      </w:pPr>
-    </w:p>
-    <w:p>
-      <w:pPr>
-        <w:numPr>
-          <w:numId w:val="0"/>
-        </w:numPr>
-        <w:spacing w:after="160" w:line="360" w:lineRule="auto"/>
-        <w:jc w:val="both"/>
-        <w:rPr>
-          <w:rFonts w:hint="default" w:ascii="Times New Roman" w:hAnsi="Times New Roman" w:cs="Times New Roman"/>
-          <w:b w:val="0"/>
-          <w:bCs w:val="0"/>
-          <w:i w:val="0"/>
-          <w:iCs w:val="0"/>
-          <w:sz w:val="28"/>
-          <w:szCs w:val="28"/>
-          <w:lang w:val="en-US"/>
-        </w:rPr>
-      </w:pPr>
-    </w:p>
-    <w:p>
-      <w:pPr>
-        <w:numPr>
-          <w:numId w:val="0"/>
-        </w:numPr>
-        <w:spacing w:after="160" w:line="360" w:lineRule="auto"/>
-        <w:ind w:firstLine="708" w:firstLineChars="0"/>
-        <w:jc w:val="both"/>
-        <w:rPr>
-          <w:rFonts w:hint="default" w:ascii="Times New Roman" w:hAnsi="Times New Roman" w:cs="Times New Roman"/>
-          <w:b w:val="0"/>
-          <w:bCs w:val="0"/>
-          <w:i w:val="0"/>
-          <w:iCs w:val="0"/>
-          <w:sz w:val="28"/>
-          <w:szCs w:val="28"/>
-          <w:lang w:val="en-US"/>
-        </w:rPr>
-      </w:pPr>
-    </w:p>
-    <w:p>
-      <w:pPr>
-        <w:numPr>
-          <w:numId w:val="0"/>
-        </w:numPr>
-        <w:spacing w:after="160" w:line="360" w:lineRule="auto"/>
-        <w:jc w:val="both"/>
-        <w:rPr>
-          <w:rFonts w:hint="default" w:ascii="Times New Roman" w:hAnsi="Times New Roman" w:cs="Times New Roman"/>
-          <w:b w:val="0"/>
-          <w:bCs w:val="0"/>
-          <w:i w:val="0"/>
-          <w:iCs w:val="0"/>
-          <w:sz w:val="28"/>
-          <w:szCs w:val="28"/>
-          <w:lang w:val="en-US"/>
-        </w:rPr>
-      </w:pPr>
-    </w:p>
-    <w:p>
-      <w:pPr>
-        <w:numPr>
-          <w:numId w:val="0"/>
-        </w:numPr>
-        <w:spacing w:after="160" w:line="360" w:lineRule="auto"/>
-        <w:jc w:val="both"/>
-        <w:rPr>
-          <w:rFonts w:hint="default" w:ascii="Times New Roman" w:hAnsi="Times New Roman" w:cs="Times New Roman"/>
-          <w:b w:val="0"/>
-          <w:bCs w:val="0"/>
-          <w:i w:val="0"/>
-          <w:iCs w:val="0"/>
-          <w:sz w:val="28"/>
-          <w:szCs w:val="28"/>
-          <w:lang w:val="en-US"/>
-        </w:rPr>
-      </w:pPr>
-    </w:p>
-    <w:p>
-      <w:pPr>
-        <w:spacing w:line="360" w:lineRule="auto"/>
-        <w:ind w:firstLine="708" w:firstLineChars="0"/>
-        <w:jc w:val="both"/>
-        <w:rPr>
-          <w:rFonts w:hint="default" w:ascii="Times New Roman" w:hAnsi="Times New Roman" w:cs="Times New Roman"/>
-          <w:b w:val="0"/>
-          <w:bCs w:val="0"/>
-          <w:i w:val="0"/>
-          <w:iCs w:val="0"/>
-          <w:sz w:val="28"/>
-          <w:szCs w:val="28"/>
-          <w:lang w:val="en-US"/>
-        </w:rPr>
-      </w:pPr>
-    </w:p>
-    <w:p>
-      <w:pPr>
-        <w:numPr>
-          <w:numId w:val="0"/>
-        </w:numPr>
-        <w:spacing w:after="160" w:line="360" w:lineRule="auto"/>
-        <w:ind w:firstLine="708" w:firstLineChars="0"/>
-        <w:jc w:val="both"/>
-        <w:rPr>
-          <w:rFonts w:hint="default" w:ascii="Times New Roman" w:hAnsi="Times New Roman" w:cs="Times New Roman"/>
-          <w:b w:val="0"/>
-          <w:bCs w:val="0"/>
-          <w:i w:val="0"/>
-          <w:iCs w:val="0"/>
-          <w:sz w:val="28"/>
-          <w:szCs w:val="28"/>
-          <w:lang w:val="en-US"/>
-        </w:rPr>
-      </w:pPr>
-    </w:p>
-    <w:p>
-      <w:pPr>
-        <w:numPr>
+    </w:p>
+    <w:p>
+      <w:pPr>
+        <w:numPr>
+          <w:ilvl w:val="0"/>
           <w:numId w:val="0"/>
         </w:numPr>
         <w:spacing w:after="160" w:line="360" w:lineRule="auto"/>
@@ -16835,7 +18924,7 @@
     </w:p>
     <w:p>
       <w:pPr>
-        <w:pStyle w:val="12"/>
+        <w:pStyle w:val="13"/>
         <w:numPr>
           <w:ilvl w:val="0"/>
           <w:numId w:val="25"/>
@@ -16893,7 +18982,7 @@
       </w:r>
       <w:r>
         <w:rPr>
-          <w:rStyle w:val="6"/>
+          <w:rStyle w:val="7"/>
           <w:rFonts w:hint="default" w:ascii="Times New Roman" w:hAnsi="Times New Roman"/>
           <w:sz w:val="28"/>
           <w:szCs w:val="28"/>
@@ -16971,7 +19060,7 @@
     </w:p>
     <w:p>
       <w:pPr>
-        <w:pStyle w:val="12"/>
+        <w:pStyle w:val="13"/>
         <w:numPr>
           <w:ilvl w:val="0"/>
           <w:numId w:val="25"/>
@@ -17045,7 +19134,7 @@
       </w:r>
       <w:r>
         <w:rPr>
-          <w:rStyle w:val="6"/>
+          <w:rStyle w:val="7"/>
           <w:rFonts w:hint="default" w:ascii="Times New Roman" w:hAnsi="Times New Roman"/>
           <w:sz w:val="28"/>
           <w:szCs w:val="28"/>
@@ -17131,7 +19220,7 @@
     </w:p>
     <w:p>
       <w:pPr>
-        <w:pStyle w:val="12"/>
+        <w:pStyle w:val="13"/>
         <w:numPr>
           <w:ilvl w:val="0"/>
           <w:numId w:val="25"/>
@@ -17186,7 +19275,7 @@
       </w:r>
       <w:r>
         <w:rPr>
-          <w:rStyle w:val="6"/>
+          <w:rStyle w:val="7"/>
           <w:rFonts w:ascii="Times New Roman" w:hAnsi="Times New Roman"/>
           <w:sz w:val="28"/>
           <w:szCs w:val="28"/>
@@ -17286,7 +19375,7 @@
     </w:p>
     <w:p>
       <w:pPr>
-        <w:pStyle w:val="12"/>
+        <w:pStyle w:val="13"/>
         <w:numPr>
           <w:ilvl w:val="0"/>
           <w:numId w:val="25"/>
@@ -17379,7 +19468,7 @@
       </w:r>
       <w:r>
         <w:rPr>
-          <w:rStyle w:val="6"/>
+          <w:rStyle w:val="7"/>
           <w:rFonts w:hint="default" w:ascii="Times New Roman" w:hAnsi="Times New Roman"/>
           <w:sz w:val="28"/>
           <w:szCs w:val="28"/>
@@ -17479,7 +19568,7 @@
     </w:p>
     <w:p>
       <w:pPr>
-        <w:pStyle w:val="12"/>
+        <w:pStyle w:val="13"/>
         <w:numPr>
           <w:ilvl w:val="0"/>
           <w:numId w:val="25"/>
@@ -17572,7 +19661,7 @@
       </w:r>
       <w:r>
         <w:rPr>
-          <w:rStyle w:val="6"/>
+          <w:rStyle w:val="7"/>
           <w:rFonts w:hint="default" w:ascii="Times New Roman" w:hAnsi="Times New Roman"/>
           <w:sz w:val="28"/>
           <w:szCs w:val="28"/>
@@ -17672,7 +19761,7 @@
     </w:p>
     <w:p>
       <w:pPr>
-        <w:pStyle w:val="12"/>
+        <w:pStyle w:val="13"/>
         <w:numPr>
           <w:ilvl w:val="0"/>
           <w:numId w:val="25"/>
@@ -17729,7 +19818,7 @@
       </w:r>
       <w:r>
         <w:rPr>
-          <w:rStyle w:val="6"/>
+          <w:rStyle w:val="7"/>
           <w:rFonts w:hint="default" w:ascii="Times New Roman" w:hAnsi="Times New Roman"/>
           <w:sz w:val="28"/>
           <w:szCs w:val="28"/>
@@ -17815,7 +19904,7 @@
     </w:p>
     <w:p>
       <w:pPr>
-        <w:pStyle w:val="12"/>
+        <w:pStyle w:val="13"/>
         <w:numPr>
           <w:ilvl w:val="0"/>
           <w:numId w:val="25"/>
@@ -17908,7 +19997,7 @@
       </w:r>
       <w:r>
         <w:rPr>
-          <w:rStyle w:val="6"/>
+          <w:rStyle w:val="7"/>
           <w:rFonts w:hint="default" w:ascii="Times New Roman" w:hAnsi="Times New Roman"/>
           <w:sz w:val="28"/>
           <w:szCs w:val="28"/>
@@ -17999,7 +20088,7 @@
     </w:p>
     <w:p>
       <w:pPr>
-        <w:pStyle w:val="12"/>
+        <w:pStyle w:val="13"/>
         <w:numPr>
           <w:ilvl w:val="0"/>
           <w:numId w:val="25"/>
@@ -18056,7 +20145,7 @@
       </w:r>
       <w:r>
         <w:rPr>
-          <w:rStyle w:val="6"/>
+          <w:rStyle w:val="7"/>
           <w:rFonts w:hint="default" w:ascii="Times New Roman" w:hAnsi="Times New Roman"/>
           <w:sz w:val="28"/>
           <w:szCs w:val="28"/>
@@ -18141,7 +20230,7 @@
     </w:p>
     <w:p>
       <w:pPr>
-        <w:pStyle w:val="12"/>
+        <w:pStyle w:val="13"/>
         <w:numPr>
           <w:ilvl w:val="0"/>
           <w:numId w:val="25"/>
@@ -18213,7 +20302,7 @@
       </w:r>
       <w:r>
         <w:rPr>
-          <w:rStyle w:val="6"/>
+          <w:rStyle w:val="7"/>
           <w:rFonts w:hint="default" w:ascii="Times New Roman" w:hAnsi="Times New Roman"/>
           <w:sz w:val="28"/>
           <w:szCs w:val="28"/>
@@ -18290,7 +20379,7 @@
     </w:p>
     <w:p>
       <w:pPr>
-        <w:pStyle w:val="12"/>
+        <w:pStyle w:val="13"/>
         <w:numPr>
           <w:ilvl w:val="0"/>
           <w:numId w:val="25"/>
@@ -18362,7 +20451,7 @@
       </w:r>
       <w:r>
         <w:rPr>
-          <w:rStyle w:val="6"/>
+          <w:rStyle w:val="7"/>
           <w:rFonts w:hint="default" w:ascii="Times New Roman" w:hAnsi="Times New Roman"/>
           <w:sz w:val="28"/>
           <w:szCs w:val="28"/>
@@ -18448,7 +20537,7 @@
     </w:p>
     <w:p>
       <w:pPr>
-        <w:pStyle w:val="12"/>
+        <w:pStyle w:val="13"/>
         <w:numPr>
           <w:ilvl w:val="0"/>
           <w:numId w:val="0"/>
@@ -18623,7 +20712,7 @@
 <w:ftr xmlns:wpc="http://schemas.microsoft.com/office/word/2010/wordprocessingCanvas" xmlns:mc="http://schemas.openxmlformats.org/markup-compatibility/2006" xmlns:o="urn:schemas-microsoft-com:office:office" xmlns:r="http://schemas.openxmlformats.org/officeDocument/2006/relationships" xmlns:m="http://schemas.openxmlformats.org/officeDocument/2006/math" xmlns:v="urn:schemas-microsoft-com:vml" xmlns:wp14="http://schemas.microsoft.com/office/word/2010/wordprocessingDrawing" xmlns:wp="http://schemas.openxmlformats.org/drawingml/2006/wordprocessingDrawing" xmlns:w10="urn:schemas-microsoft-com:office:word" xmlns:w="http://schemas.openxmlformats.org/wordprocessingml/2006/main" xmlns:w14="http://schemas.microsoft.com/office/word/2010/wordml" xmlns:w15="http://schemas.microsoft.com/office/word/2012/wordml" xmlns:wpg="http://schemas.microsoft.com/office/word/2010/wordprocessingGroup" xmlns:wpi="http://schemas.microsoft.com/office/word/2010/wordprocessingInk" xmlns:wne="http://schemas.microsoft.com/office/word/2006/wordml" xmlns:wps="http://schemas.microsoft.com/office/word/2010/wordprocessingShape" xmlns:wpsCustomData="http://www.wps.cn/officeDocument/2013/wpsCustomData" mc:Ignorable="w14 w15 wp14">
   <w:p>
     <w:pPr>
-      <w:pStyle w:val="10"/>
+      <w:pStyle w:val="11"/>
     </w:pPr>
     <w:r>
       <w:rPr>
@@ -18680,7 +20769,7 @@
                       <w:txbxContent>
                         <w:p>
                           <w:pPr>
-                            <w:pStyle w:val="10"/>
+                            <w:pStyle w:val="11"/>
                           </w:pPr>
                           <w:r>
                             <w:fldChar w:fldCharType="begin"/>
@@ -18720,7 +20809,7 @@
                 <w:txbxContent>
                   <w:p>
                     <w:pPr>
-                      <w:pStyle w:val="10"/>
+                      <w:pStyle w:val="11"/>
                     </w:pPr>
                     <w:r>
                       <w:fldChar w:fldCharType="begin"/>
@@ -22045,7 +24134,7 @@
   <w:style w:type="paragraph" w:styleId="3">
     <w:name w:val="heading 3"/>
     <w:basedOn w:val="1"/>
-    <w:link w:val="17"/>
+    <w:link w:val="18"/>
     <w:qFormat/>
     <w:uiPriority w:val="9"/>
     <w:pPr>
@@ -22061,13 +24150,34 @@
       <w:lang w:eastAsia="ru-RU"/>
     </w:rPr>
   </w:style>
-  <w:style w:type="character" w:default="1" w:styleId="4">
+  <w:style w:type="paragraph" w:styleId="4">
+    <w:name w:val="heading 4"/>
+    <w:next w:val="1"/>
+    <w:semiHidden/>
+    <w:unhideWhenUsed/>
+    <w:qFormat/>
+    <w:uiPriority w:val="9"/>
+    <w:pPr>
+      <w:spacing w:before="0" w:beforeAutospacing="1" w:after="0" w:afterAutospacing="1"/>
+      <w:jc w:val="left"/>
+    </w:pPr>
+    <w:rPr>
+      <w:rFonts w:hint="eastAsia" w:ascii="SimSun" w:hAnsi="SimSun" w:eastAsia="SimSun" w:cs="SimSun"/>
+      <w:b/>
+      <w:bCs/>
+      <w:kern w:val="0"/>
+      <w:sz w:val="24"/>
+      <w:szCs w:val="24"/>
+      <w:lang w:val="en-US" w:eastAsia="zh-CN" w:bidi="ar"/>
+    </w:rPr>
+  </w:style>
+  <w:style w:type="character" w:default="1" w:styleId="5">
     <w:name w:val="Default Paragraph Font"/>
     <w:unhideWhenUsed/>
     <w:qFormat/>
     <w:uiPriority w:val="1"/>
   </w:style>
-  <w:style w:type="table" w:default="1" w:styleId="5">
+  <w:style w:type="table" w:default="1" w:styleId="6">
     <w:name w:val="Normal Table"/>
     <w:semiHidden/>
     <w:unhideWhenUsed/>
@@ -22082,7 +24192,7 @@
       </w:tblCellMar>
     </w:tblPr>
   </w:style>
-  <w:style w:type="character" w:styleId="6">
+  <w:style w:type="character" w:styleId="7">
     <w:name w:val="Hyperlink"/>
     <w:unhideWhenUsed/>
     <w:qFormat/>
@@ -22092,9 +24202,9 @@
       <w:u w:val="single"/>
     </w:rPr>
   </w:style>
-  <w:style w:type="character" w:styleId="7">
+  <w:style w:type="character" w:styleId="8">
     <w:name w:val="HTML Code"/>
-    <w:basedOn w:val="4"/>
+    <w:basedOn w:val="5"/>
     <w:semiHidden/>
     <w:unhideWhenUsed/>
     <w:qFormat/>
@@ -22105,9 +24215,9 @@
       <w:szCs w:val="20"/>
     </w:rPr>
   </w:style>
-  <w:style w:type="character" w:styleId="8">
+  <w:style w:type="character" w:styleId="9">
     <w:name w:val="Strong"/>
-    <w:basedOn w:val="4"/>
+    <w:basedOn w:val="5"/>
     <w:qFormat/>
     <w:uiPriority w:val="22"/>
     <w:rPr>
@@ -22115,7 +24225,7 @@
       <w:bCs/>
     </w:rPr>
   </w:style>
-  <w:style w:type="paragraph" w:styleId="9">
+  <w:style w:type="paragraph" w:styleId="10">
     <w:name w:val="header"/>
     <w:basedOn w:val="1"/>
     <w:semiHidden/>
@@ -22129,7 +24239,7 @@
       </w:tabs>
     </w:pPr>
   </w:style>
-  <w:style w:type="paragraph" w:styleId="10">
+  <w:style w:type="paragraph" w:styleId="11">
     <w:name w:val="footer"/>
     <w:basedOn w:val="1"/>
     <w:semiHidden/>
@@ -22143,7 +24253,7 @@
       </w:tabs>
     </w:pPr>
   </w:style>
-  <w:style w:type="paragraph" w:styleId="11">
+  <w:style w:type="paragraph" w:styleId="12">
     <w:name w:val="Normal (Web)"/>
     <w:basedOn w:val="1"/>
     <w:semiHidden/>
@@ -22156,7 +24266,7 @@
       <w:szCs w:val="24"/>
     </w:rPr>
   </w:style>
-  <w:style w:type="paragraph" w:styleId="12">
+  <w:style w:type="paragraph" w:styleId="13">
     <w:name w:val="List Paragraph"/>
     <w:basedOn w:val="1"/>
     <w:qFormat/>
@@ -22166,33 +24276,33 @@
       <w:contextualSpacing/>
     </w:pPr>
   </w:style>
-  <w:style w:type="character" w:customStyle="1" w:styleId="13">
+  <w:style w:type="character" w:customStyle="1" w:styleId="14">
     <w:name w:val="mord"/>
-    <w:basedOn w:val="4"/>
-    <w:qFormat/>
-    <w:uiPriority w:val="0"/>
-  </w:style>
-  <w:style w:type="character" w:customStyle="1" w:styleId="14">
-    <w:name w:val="mopen"/>
-    <w:basedOn w:val="4"/>
+    <w:basedOn w:val="5"/>
     <w:qFormat/>
     <w:uiPriority w:val="0"/>
   </w:style>
   <w:style w:type="character" w:customStyle="1" w:styleId="15">
-    <w:name w:val="mclose"/>
-    <w:basedOn w:val="4"/>
+    <w:name w:val="mopen"/>
+    <w:basedOn w:val="5"/>
     <w:qFormat/>
     <w:uiPriority w:val="0"/>
   </w:style>
   <w:style w:type="character" w:customStyle="1" w:styleId="16">
-    <w:name w:val="mpunct"/>
-    <w:basedOn w:val="4"/>
+    <w:name w:val="mclose"/>
+    <w:basedOn w:val="5"/>
     <w:qFormat/>
     <w:uiPriority w:val="0"/>
   </w:style>
   <w:style w:type="character" w:customStyle="1" w:styleId="17">
+    <w:name w:val="mpunct"/>
+    <w:basedOn w:val="5"/>
+    <w:qFormat/>
+    <w:uiPriority w:val="0"/>
+  </w:style>
+  <w:style w:type="character" w:customStyle="1" w:styleId="18">
     <w:name w:val="Заголовок 3 Знак"/>
-    <w:basedOn w:val="4"/>
+    <w:basedOn w:val="5"/>
     <w:link w:val="3"/>
     <w:qFormat/>
     <w:uiPriority w:val="9"/>
@@ -22205,9 +24315,9 @@
       <w:lang w:eastAsia="ru-RU"/>
     </w:rPr>
   </w:style>
-  <w:style w:type="character" w:customStyle="1" w:styleId="18">
+  <w:style w:type="character" w:customStyle="1" w:styleId="19">
     <w:name w:val="vlist-s"/>
-    <w:basedOn w:val="4"/>
+    <w:basedOn w:val="5"/>
     <w:qFormat/>
     <w:uiPriority w:val="0"/>
   </w:style>

--- a/Дипломная_работа_ИВТАСбд-41_БорковИван.docx
+++ b/Дипломная_работа_ИВТАСбд-41_БорковИван.docx
@@ -7819,7 +7819,6 @@
             <w:insideH w:val="none" w:color="auto" w:sz="0" w:space="0"/>
             <w:insideV w:val="none" w:color="auto" w:sz="0" w:space="0"/>
           </w:tblBorders>
-          <w:shd w:val="clear" w:color="auto" w:fill="auto"/>
           <w:tblCellMar>
             <w:top w:w="15" w:type="dxa"/>
             <w:left w:w="15" w:type="dxa"/>
@@ -10228,6 +10227,7 @@
             <w:insideH w:val="single" w:color="auto" w:sz="4" w:space="0"/>
             <w:insideV w:val="single" w:color="auto" w:sz="4" w:space="0"/>
           </w:tblBorders>
+          <w:shd w:val="clear" w:color="auto" w:fill="auto"/>
           <w:tblCellMar>
             <w:top w:w="15" w:type="dxa"/>
             <w:left w:w="15" w:type="dxa"/>
@@ -11243,6 +11243,7 @@
             <w:insideH w:val="single" w:color="auto" w:sz="4" w:space="0"/>
             <w:insideV w:val="single" w:color="auto" w:sz="4" w:space="0"/>
           </w:tblBorders>
+          <w:shd w:val="clear" w:color="auto" w:fill="auto"/>
           <w:tblCellMar>
             <w:top w:w="15" w:type="dxa"/>
             <w:left w:w="15" w:type="dxa"/>
@@ -11445,6 +11446,7 @@
             <w:insideH w:val="single" w:color="auto" w:sz="4" w:space="0"/>
             <w:insideV w:val="single" w:color="auto" w:sz="4" w:space="0"/>
           </w:tblBorders>
+          <w:shd w:val="clear" w:color="auto" w:fill="auto"/>
           <w:tblCellMar>
             <w:top w:w="15" w:type="dxa"/>
             <w:left w:w="15" w:type="dxa"/>
@@ -12824,7 +12826,6 @@
             <w:insideH w:val="single" w:color="auto" w:sz="4" w:space="0"/>
             <w:insideV w:val="single" w:color="auto" w:sz="4" w:space="0"/>
           </w:tblBorders>
-          <w:shd w:val="clear" w:color="auto" w:fill="auto"/>
           <w:tblCellMar>
             <w:top w:w="15" w:type="dxa"/>
             <w:left w:w="15" w:type="dxa"/>
@@ -12943,7 +12944,6 @@
             <w:insideH w:val="single" w:color="auto" w:sz="4" w:space="0"/>
             <w:insideV w:val="single" w:color="auto" w:sz="4" w:space="0"/>
           </w:tblBorders>
-          <w:shd w:val="clear" w:color="auto" w:fill="auto"/>
           <w:tblCellMar>
             <w:top w:w="15" w:type="dxa"/>
             <w:left w:w="15" w:type="dxa"/>
@@ -13749,17 +13749,41 @@
           <w:u w:val="single"/>
           <w:lang w:val="ru-RU"/>
         </w:rPr>
-        <w:t>Параграф 2.</w:t>
-      </w:r>
-      <w:r>
-        <w:rPr>
-          <w:rFonts w:hint="default" w:ascii="Times New Roman" w:hAnsi="Times New Roman" w:cs="Times New Roman"/>
+        <w:t xml:space="preserve">Параграф </w:t>
+      </w:r>
+      <w:r>
+        <w:rPr>
+          <w:rFonts w:hint="default" w:ascii="Times New Roman" w:hAnsi="Times New Roman" w:cs="Times New Roman"/>
+          <w:b/>
+          <w:bCs/>
           <w:sz w:val="28"/>
           <w:szCs w:val="28"/>
           <w:u w:val="single"/>
-          <w:lang w:val="ru-RU"/>
-        </w:rPr>
-        <w:t xml:space="preserve"> Проектирование фреймворка автоматизации UI-тестирования веб-приложений</w:t>
+          <w:lang w:val="en-US"/>
+        </w:rPr>
+        <w:t>1</w:t>
+      </w:r>
+      <w:r>
+        <w:rPr>
+          <w:rFonts w:hint="default" w:ascii="Times New Roman" w:hAnsi="Times New Roman" w:cs="Times New Roman"/>
+          <w:b/>
+          <w:bCs/>
+          <w:sz w:val="28"/>
+          <w:szCs w:val="28"/>
+          <w:u w:val="single"/>
+          <w:lang w:val="ru-RU"/>
+        </w:rPr>
+        <w:t>.</w:t>
+      </w:r>
+      <w:r>
+        <w:rPr>
+          <w:rFonts w:hint="default" w:ascii="Times New Roman" w:hAnsi="Times New Roman" w:cs="Times New Roman"/>
+          <w:sz w:val="28"/>
+          <w:szCs w:val="28"/>
+          <w:u w:val="single"/>
+          <w:lang w:val="ru-RU"/>
+        </w:rPr>
+        <w:t xml:space="preserve"> Анализ требований к системе автоматизированного тестирования</w:t>
       </w:r>
     </w:p>
     <w:p>
@@ -18249,23 +18273,2401 @@
           <w:szCs w:val="28"/>
           <w:lang w:val="ru-RU"/>
         </w:rPr>
-        <w:t>Таким образом, сформированные функциональные и нефункциональные требования определяют основные характеристики разрабатываемого фреймворка автоматизации тестирования и формируют основу для дальнейшего проектирования архитектуры системы</w:t>
+        <w:t>Таким образом, сформированные функциональные и нефункциональные требования определяют основные характеристики разрабатываемого фреймворка автоматизации тестирования и формируют основу для дальнейшего проектирования архитектуры системы.</w:t>
+      </w:r>
+    </w:p>
+    <w:p>
+      <w:pPr>
+        <w:spacing w:line="360" w:lineRule="auto"/>
+        <w:ind w:firstLine="708" w:firstLineChars="0"/>
+        <w:jc w:val="both"/>
+        <w:rPr>
+          <w:rFonts w:hint="default" w:ascii="Times New Roman" w:hAnsi="Times New Roman" w:cs="Times New Roman"/>
+          <w:b w:val="0"/>
+          <w:bCs w:val="0"/>
+          <w:i w:val="0"/>
+          <w:iCs w:val="0"/>
+          <w:sz w:val="28"/>
+          <w:szCs w:val="28"/>
+          <w:lang w:val="ru-RU"/>
+        </w:rPr>
+      </w:pPr>
+    </w:p>
+    <w:p>
+      <w:pPr>
+        <w:spacing w:line="360" w:lineRule="auto"/>
+        <w:jc w:val="center"/>
+        <w:rPr>
+          <w:rFonts w:hint="default" w:ascii="Times New Roman" w:hAnsi="Times New Roman" w:cs="Times New Roman"/>
+          <w:b w:val="0"/>
+          <w:bCs w:val="0"/>
+          <w:i w:val="0"/>
+          <w:iCs w:val="0"/>
+          <w:sz w:val="28"/>
+          <w:szCs w:val="28"/>
+          <w:u w:val="single"/>
+          <w:lang w:val="ru-RU"/>
+        </w:rPr>
+      </w:pPr>
+      <w:r>
+        <w:rPr>
+          <w:rFonts w:hint="default" w:ascii="Times New Roman" w:hAnsi="Times New Roman" w:cs="Times New Roman"/>
+          <w:b/>
+          <w:bCs/>
+          <w:sz w:val="28"/>
+          <w:szCs w:val="28"/>
+          <w:u w:val="single"/>
+          <w:lang w:val="ru-RU"/>
+        </w:rPr>
+        <w:t>Параграф 2.</w:t>
+      </w:r>
+      <w:r>
+        <w:rPr>
+          <w:rFonts w:hint="default" w:ascii="Times New Roman" w:hAnsi="Times New Roman" w:cs="Times New Roman"/>
+          <w:sz w:val="28"/>
+          <w:szCs w:val="28"/>
+          <w:u w:val="single"/>
+          <w:lang w:val="ru-RU"/>
+        </w:rPr>
+        <w:t xml:space="preserve"> Проектирование архитектуры фреймворка автоматизации тестирования</w:t>
+      </w:r>
+    </w:p>
+    <w:p>
+      <w:pPr>
+        <w:spacing w:line="360" w:lineRule="auto"/>
+        <w:jc w:val="both"/>
+        <w:rPr>
+          <w:rFonts w:hint="default" w:ascii="Times New Roman" w:hAnsi="Times New Roman" w:cs="Times New Roman"/>
+          <w:b/>
+          <w:bCs/>
+          <w:i w:val="0"/>
+          <w:iCs w:val="0"/>
+          <w:sz w:val="28"/>
+          <w:szCs w:val="28"/>
+          <w:lang w:val="en-US"/>
+        </w:rPr>
+      </w:pPr>
+      <w:r>
+        <w:rPr>
+          <w:rFonts w:hint="default" w:ascii="Times New Roman" w:hAnsi="Times New Roman" w:cs="Times New Roman"/>
+          <w:b w:val="0"/>
+          <w:bCs w:val="0"/>
+          <w:i w:val="0"/>
+          <w:iCs w:val="0"/>
+          <w:sz w:val="28"/>
+          <w:szCs w:val="28"/>
+          <w:lang w:val="en-US"/>
+        </w:rPr>
+        <w:tab/>
+      </w:r>
+      <w:r>
+        <w:rPr>
+          <w:rFonts w:hint="default" w:ascii="Times New Roman" w:hAnsi="Times New Roman" w:cs="Times New Roman"/>
+          <w:b/>
+          <w:bCs/>
+          <w:i w:val="0"/>
+          <w:iCs w:val="0"/>
+          <w:sz w:val="28"/>
+          <w:szCs w:val="28"/>
+          <w:lang w:val="ru-RU"/>
+        </w:rPr>
+        <w:t>2</w:t>
+      </w:r>
+      <w:r>
+        <w:rPr>
+          <w:rFonts w:hint="default" w:ascii="Times New Roman" w:hAnsi="Times New Roman" w:cs="Times New Roman"/>
+          <w:b/>
+          <w:bCs/>
+          <w:i w:val="0"/>
+          <w:iCs w:val="0"/>
+          <w:sz w:val="28"/>
+          <w:szCs w:val="28"/>
+          <w:lang w:val="en-US"/>
+        </w:rPr>
+        <w:t>.2.1. Выбор архитектурного подхода к построению фреймворка</w:t>
+      </w:r>
+    </w:p>
+    <w:p>
+      <w:pPr>
+        <w:spacing w:line="360" w:lineRule="auto"/>
+        <w:jc w:val="both"/>
+        <w:rPr>
+          <w:rFonts w:hint="default" w:ascii="Times New Roman" w:hAnsi="Times New Roman" w:cs="Times New Roman"/>
+          <w:b w:val="0"/>
+          <w:bCs w:val="0"/>
+          <w:i w:val="0"/>
+          <w:iCs w:val="0"/>
+          <w:sz w:val="28"/>
+          <w:szCs w:val="28"/>
+          <w:lang w:val="en-US"/>
+        </w:rPr>
+      </w:pPr>
+      <w:r>
+        <w:rPr>
+          <w:rFonts w:hint="default" w:ascii="Times New Roman" w:hAnsi="Times New Roman" w:cs="Times New Roman"/>
+          <w:b w:val="0"/>
+          <w:bCs w:val="0"/>
+          <w:i w:val="0"/>
+          <w:iCs w:val="0"/>
+          <w:sz w:val="28"/>
+          <w:szCs w:val="28"/>
+          <w:lang w:val="en-US"/>
+        </w:rPr>
+        <w:tab/>
+      </w:r>
+      <w:r>
+        <w:rPr>
+          <w:rFonts w:hint="default" w:ascii="Times New Roman" w:hAnsi="Times New Roman" w:cs="Times New Roman"/>
+          <w:b w:val="0"/>
+          <w:bCs w:val="0"/>
+          <w:i w:val="0"/>
+          <w:iCs w:val="0"/>
+          <w:sz w:val="28"/>
+          <w:szCs w:val="28"/>
+          <w:lang w:val="en-US"/>
+        </w:rPr>
+        <w:t>При разработке фреймворка автоматизации UI-тестирования особое внимание уделялось выбору архитектурного подхода к организации тестового проекта. Архитектура фреймворка должна обеспечивать удобство сопровождения, расширяемость, повторное использование компонентов и стабильность выполнения тестов.</w:t>
+      </w:r>
+    </w:p>
+    <w:p>
+      <w:pPr>
+        <w:spacing w:line="360" w:lineRule="auto"/>
+        <w:ind w:firstLine="708" w:firstLineChars="0"/>
+        <w:jc w:val="both"/>
+        <w:rPr>
+          <w:rFonts w:hint="default" w:ascii="Times New Roman" w:hAnsi="Times New Roman" w:cs="Times New Roman"/>
+          <w:b w:val="0"/>
+          <w:bCs w:val="0"/>
+          <w:i w:val="0"/>
+          <w:iCs w:val="0"/>
+          <w:sz w:val="28"/>
+          <w:szCs w:val="28"/>
+          <w:lang w:val="en-US"/>
+        </w:rPr>
+      </w:pPr>
+      <w:r>
+        <w:rPr>
+          <w:rFonts w:hint="default" w:ascii="Times New Roman" w:hAnsi="Times New Roman" w:cs="Times New Roman"/>
+          <w:b w:val="0"/>
+          <w:bCs w:val="0"/>
+          <w:i w:val="0"/>
+          <w:iCs w:val="0"/>
+          <w:sz w:val="28"/>
+          <w:szCs w:val="28"/>
+          <w:lang w:val="en-US"/>
+        </w:rPr>
+        <w:t>В качестве основного архитектурного подхода при разработке системы был выбран шаблон проектирования Page Object Model (POM). Данный подход является одним из наиболее распространённых решений при разработке UI-автотестов с использованием Selenium WebDriver и применяется для структурирования взаимодействия тестов с пользовательским интерфейсом веб-приложения.</w:t>
+      </w:r>
+    </w:p>
+    <w:p>
+      <w:pPr>
+        <w:spacing w:line="360" w:lineRule="auto"/>
+        <w:ind w:firstLine="708" w:firstLineChars="0"/>
+        <w:jc w:val="both"/>
+        <w:rPr>
+          <w:rFonts w:hint="default" w:ascii="Times New Roman" w:hAnsi="Times New Roman" w:cs="Times New Roman"/>
+          <w:b w:val="0"/>
+          <w:bCs w:val="0"/>
+          <w:i w:val="0"/>
+          <w:iCs w:val="0"/>
+          <w:sz w:val="28"/>
+          <w:szCs w:val="28"/>
+          <w:lang w:val="en-US"/>
+        </w:rPr>
+      </w:pPr>
+      <w:r>
+        <w:rPr>
+          <w:rFonts w:hint="default" w:ascii="Times New Roman" w:hAnsi="Times New Roman" w:cs="Times New Roman"/>
+          <w:b w:val="0"/>
+          <w:bCs w:val="0"/>
+          <w:i w:val="0"/>
+          <w:iCs w:val="0"/>
+          <w:sz w:val="28"/>
+          <w:szCs w:val="28"/>
+          <w:lang w:val="en-US"/>
+        </w:rPr>
+        <w:t>Суть подхода Page Object Model заключается в представлении каждой страницы веб-приложения в виде отдельного класса, содержащего:</w:t>
+      </w:r>
+    </w:p>
+    <w:p>
+      <w:pPr>
+        <w:numPr>
+          <w:ilvl w:val="0"/>
+          <w:numId w:val="24"/>
+        </w:numPr>
+        <w:spacing w:line="360" w:lineRule="auto"/>
+        <w:ind w:left="420" w:leftChars="0" w:hanging="420" w:firstLineChars="0"/>
+        <w:jc w:val="both"/>
+        <w:rPr>
+          <w:rFonts w:hint="default" w:ascii="Times New Roman" w:hAnsi="Times New Roman" w:cs="Times New Roman"/>
+          <w:b w:val="0"/>
+          <w:bCs w:val="0"/>
+          <w:i w:val="0"/>
+          <w:iCs w:val="0"/>
+          <w:sz w:val="28"/>
+          <w:szCs w:val="28"/>
+          <w:lang w:val="en-US"/>
+        </w:rPr>
+      </w:pPr>
+      <w:r>
+        <w:rPr>
+          <w:rFonts w:hint="default" w:ascii="Times New Roman" w:hAnsi="Times New Roman" w:cs="Times New Roman"/>
+          <w:b w:val="0"/>
+          <w:bCs w:val="0"/>
+          <w:i w:val="0"/>
+          <w:iCs w:val="0"/>
+          <w:sz w:val="28"/>
+          <w:szCs w:val="28"/>
+          <w:lang w:val="en-US"/>
+        </w:rPr>
+        <w:t>локаторы элементов интерфейса;</w:t>
+      </w:r>
+    </w:p>
+    <w:p>
+      <w:pPr>
+        <w:numPr>
+          <w:ilvl w:val="0"/>
+          <w:numId w:val="24"/>
+        </w:numPr>
+        <w:spacing w:line="360" w:lineRule="auto"/>
+        <w:ind w:left="420" w:leftChars="0" w:hanging="420" w:firstLineChars="0"/>
+        <w:jc w:val="both"/>
+        <w:rPr>
+          <w:rFonts w:hint="default" w:ascii="Times New Roman" w:hAnsi="Times New Roman" w:cs="Times New Roman"/>
+          <w:b w:val="0"/>
+          <w:bCs w:val="0"/>
+          <w:i w:val="0"/>
+          <w:iCs w:val="0"/>
+          <w:sz w:val="28"/>
+          <w:szCs w:val="28"/>
+          <w:lang w:val="en-US"/>
+        </w:rPr>
+      </w:pPr>
+      <w:r>
+        <w:rPr>
+          <w:rFonts w:hint="default" w:ascii="Times New Roman" w:hAnsi="Times New Roman" w:cs="Times New Roman"/>
+          <w:b w:val="0"/>
+          <w:bCs w:val="0"/>
+          <w:i w:val="0"/>
+          <w:iCs w:val="0"/>
+          <w:sz w:val="28"/>
+          <w:szCs w:val="28"/>
+          <w:lang w:val="en-US"/>
+        </w:rPr>
+        <w:t>методы взаимодействия с элементами страницы;</w:t>
+      </w:r>
+    </w:p>
+    <w:p>
+      <w:pPr>
+        <w:numPr>
+          <w:ilvl w:val="0"/>
+          <w:numId w:val="24"/>
+        </w:numPr>
+        <w:spacing w:line="360" w:lineRule="auto"/>
+        <w:ind w:left="420" w:leftChars="0" w:hanging="420" w:firstLineChars="0"/>
+        <w:jc w:val="both"/>
+        <w:rPr>
+          <w:rFonts w:hint="default" w:ascii="Times New Roman" w:hAnsi="Times New Roman" w:cs="Times New Roman"/>
+          <w:b w:val="0"/>
+          <w:bCs w:val="0"/>
+          <w:i w:val="0"/>
+          <w:iCs w:val="0"/>
+          <w:sz w:val="28"/>
+          <w:szCs w:val="28"/>
+          <w:lang w:val="en-US"/>
+        </w:rPr>
+      </w:pPr>
+      <w:r>
+        <w:rPr>
+          <w:rFonts w:hint="default" w:ascii="Times New Roman" w:hAnsi="Times New Roman" w:cs="Times New Roman"/>
+          <w:b w:val="0"/>
+          <w:bCs w:val="0"/>
+          <w:i w:val="0"/>
+          <w:iCs w:val="0"/>
+          <w:sz w:val="28"/>
+          <w:szCs w:val="28"/>
+          <w:lang w:val="en-US"/>
+        </w:rPr>
+        <w:t>бизнес-операции, выполняемые пользователем.</w:t>
+      </w:r>
+    </w:p>
+    <w:p>
+      <w:pPr>
+        <w:numPr>
+          <w:numId w:val="0"/>
+        </w:numPr>
+        <w:spacing w:after="160" w:line="360" w:lineRule="auto"/>
+        <w:ind w:firstLine="708" w:firstLineChars="0"/>
+        <w:jc w:val="both"/>
+        <w:rPr>
+          <w:rFonts w:hint="default" w:ascii="Times New Roman" w:hAnsi="Times New Roman" w:cs="Times New Roman"/>
+          <w:b w:val="0"/>
+          <w:bCs w:val="0"/>
+          <w:i w:val="0"/>
+          <w:iCs w:val="0"/>
+          <w:sz w:val="28"/>
+          <w:szCs w:val="28"/>
+          <w:lang w:val="en-US"/>
+        </w:rPr>
+      </w:pPr>
+      <w:r>
+        <w:rPr>
+          <w:rFonts w:hint="default" w:ascii="Times New Roman" w:hAnsi="Times New Roman" w:cs="Times New Roman"/>
+          <w:b w:val="0"/>
+          <w:bCs w:val="0"/>
+          <w:i w:val="0"/>
+          <w:iCs w:val="0"/>
+          <w:sz w:val="28"/>
+          <w:szCs w:val="28"/>
+          <w:lang w:val="en-US"/>
+        </w:rPr>
+        <w:t>В рамках разрабатываемого фреймворка для веб-приложения SauceDemo отдельные Page Object классы реализованы для страниц:</w:t>
+      </w:r>
+    </w:p>
+    <w:p>
+      <w:pPr>
+        <w:numPr>
+          <w:ilvl w:val="0"/>
+          <w:numId w:val="24"/>
+        </w:numPr>
+        <w:spacing w:after="160" w:line="360" w:lineRule="auto"/>
+        <w:ind w:left="420" w:leftChars="0" w:hanging="420" w:firstLineChars="0"/>
+        <w:jc w:val="both"/>
+        <w:rPr>
+          <w:rFonts w:hint="default" w:ascii="Times New Roman" w:hAnsi="Times New Roman" w:cs="Times New Roman"/>
+          <w:b w:val="0"/>
+          <w:bCs w:val="0"/>
+          <w:i w:val="0"/>
+          <w:iCs w:val="0"/>
+          <w:sz w:val="28"/>
+          <w:szCs w:val="28"/>
+          <w:lang w:val="en-US"/>
+        </w:rPr>
+      </w:pPr>
+      <w:r>
+        <w:rPr>
+          <w:rFonts w:hint="default" w:ascii="Times New Roman" w:hAnsi="Times New Roman" w:cs="Times New Roman"/>
+          <w:b w:val="0"/>
+          <w:bCs w:val="0"/>
+          <w:i w:val="0"/>
+          <w:iCs w:val="0"/>
+          <w:sz w:val="28"/>
+          <w:szCs w:val="28"/>
+          <w:lang w:val="en-US"/>
+        </w:rPr>
+        <w:t>авторизации;</w:t>
+      </w:r>
+    </w:p>
+    <w:p>
+      <w:pPr>
+        <w:numPr>
+          <w:ilvl w:val="0"/>
+          <w:numId w:val="24"/>
+        </w:numPr>
+        <w:spacing w:after="160" w:line="360" w:lineRule="auto"/>
+        <w:ind w:left="420" w:leftChars="0" w:hanging="420" w:firstLineChars="0"/>
+        <w:jc w:val="both"/>
+        <w:rPr>
+          <w:rFonts w:hint="default" w:ascii="Times New Roman" w:hAnsi="Times New Roman" w:cs="Times New Roman"/>
+          <w:b w:val="0"/>
+          <w:bCs w:val="0"/>
+          <w:i w:val="0"/>
+          <w:iCs w:val="0"/>
+          <w:sz w:val="28"/>
+          <w:szCs w:val="28"/>
+          <w:lang w:val="en-US"/>
+        </w:rPr>
+      </w:pPr>
+      <w:r>
+        <w:rPr>
+          <w:rFonts w:hint="default" w:ascii="Times New Roman" w:hAnsi="Times New Roman" w:cs="Times New Roman"/>
+          <w:b w:val="0"/>
+          <w:bCs w:val="0"/>
+          <w:i w:val="0"/>
+          <w:iCs w:val="0"/>
+          <w:sz w:val="28"/>
+          <w:szCs w:val="28"/>
+          <w:lang w:val="en-US"/>
+        </w:rPr>
+        <w:t>каталога товаров;</w:t>
+      </w:r>
+    </w:p>
+    <w:p>
+      <w:pPr>
+        <w:numPr>
+          <w:ilvl w:val="0"/>
+          <w:numId w:val="24"/>
+        </w:numPr>
+        <w:spacing w:after="160" w:line="360" w:lineRule="auto"/>
+        <w:ind w:left="420" w:leftChars="0" w:hanging="420" w:firstLineChars="0"/>
+        <w:jc w:val="both"/>
+        <w:rPr>
+          <w:rFonts w:hint="default" w:ascii="Times New Roman" w:hAnsi="Times New Roman" w:cs="Times New Roman"/>
+          <w:b w:val="0"/>
+          <w:bCs w:val="0"/>
+          <w:i w:val="0"/>
+          <w:iCs w:val="0"/>
+          <w:sz w:val="28"/>
+          <w:szCs w:val="28"/>
+          <w:lang w:val="en-US"/>
+        </w:rPr>
+      </w:pPr>
+      <w:r>
+        <w:rPr>
+          <w:rFonts w:hint="default" w:ascii="Times New Roman" w:hAnsi="Times New Roman" w:cs="Times New Roman"/>
+          <w:b w:val="0"/>
+          <w:bCs w:val="0"/>
+          <w:i w:val="0"/>
+          <w:iCs w:val="0"/>
+          <w:sz w:val="28"/>
+          <w:szCs w:val="28"/>
+          <w:lang w:val="en-US"/>
+        </w:rPr>
+        <w:t>корзины;</w:t>
+      </w:r>
+    </w:p>
+    <w:p>
+      <w:pPr>
+        <w:numPr>
+          <w:ilvl w:val="0"/>
+          <w:numId w:val="24"/>
+        </w:numPr>
+        <w:spacing w:after="160" w:line="360" w:lineRule="auto"/>
+        <w:ind w:left="420" w:leftChars="0" w:hanging="420" w:firstLineChars="0"/>
+        <w:jc w:val="both"/>
+        <w:rPr>
+          <w:rFonts w:hint="default" w:ascii="Times New Roman" w:hAnsi="Times New Roman" w:cs="Times New Roman"/>
+          <w:b w:val="0"/>
+          <w:bCs w:val="0"/>
+          <w:i w:val="0"/>
+          <w:iCs w:val="0"/>
+          <w:sz w:val="28"/>
+          <w:szCs w:val="28"/>
+          <w:lang w:val="en-US"/>
+        </w:rPr>
+      </w:pPr>
+      <w:r>
+        <w:rPr>
+          <w:rFonts w:hint="default" w:ascii="Times New Roman" w:hAnsi="Times New Roman" w:cs="Times New Roman"/>
+          <w:b w:val="0"/>
+          <w:bCs w:val="0"/>
+          <w:i w:val="0"/>
+          <w:iCs w:val="0"/>
+          <w:sz w:val="28"/>
+          <w:szCs w:val="28"/>
+          <w:lang w:val="en-US"/>
+        </w:rPr>
+        <w:t>оформления заказа;</w:t>
+      </w:r>
+    </w:p>
+    <w:p>
+      <w:pPr>
+        <w:numPr>
+          <w:ilvl w:val="0"/>
+          <w:numId w:val="24"/>
+        </w:numPr>
+        <w:spacing w:after="160" w:line="360" w:lineRule="auto"/>
+        <w:ind w:left="420" w:leftChars="0" w:hanging="420" w:firstLineChars="0"/>
+        <w:jc w:val="both"/>
+        <w:rPr>
+          <w:rFonts w:hint="default" w:ascii="Times New Roman" w:hAnsi="Times New Roman" w:cs="Times New Roman"/>
+          <w:b w:val="0"/>
+          <w:bCs w:val="0"/>
+          <w:i w:val="0"/>
+          <w:iCs w:val="0"/>
+          <w:sz w:val="28"/>
+          <w:szCs w:val="28"/>
+          <w:lang w:val="en-US"/>
+        </w:rPr>
+      </w:pPr>
+      <w:r>
+        <w:rPr>
+          <w:rFonts w:hint="default" w:ascii="Times New Roman" w:hAnsi="Times New Roman" w:cs="Times New Roman"/>
+          <w:b w:val="0"/>
+          <w:bCs w:val="0"/>
+          <w:i w:val="0"/>
+          <w:iCs w:val="0"/>
+          <w:sz w:val="28"/>
+          <w:szCs w:val="28"/>
+          <w:lang w:val="en-US"/>
+        </w:rPr>
+        <w:t>подтверждения заказа.</w:t>
+      </w:r>
+    </w:p>
+    <w:p>
+      <w:pPr>
+        <w:numPr>
+          <w:ilvl w:val="0"/>
+          <w:numId w:val="0"/>
+        </w:numPr>
+        <w:spacing w:after="160" w:line="360" w:lineRule="auto"/>
+        <w:ind w:firstLine="708" w:firstLineChars="0"/>
+        <w:jc w:val="both"/>
+        <w:rPr>
+          <w:rFonts w:hint="default" w:ascii="Times New Roman" w:hAnsi="Times New Roman" w:cs="Times New Roman"/>
+          <w:b w:val="0"/>
+          <w:bCs w:val="0"/>
+          <w:i w:val="0"/>
+          <w:iCs w:val="0"/>
+          <w:sz w:val="28"/>
+          <w:szCs w:val="28"/>
+          <w:lang w:val="en-US"/>
+        </w:rPr>
+      </w:pPr>
+      <w:r>
+        <w:rPr>
+          <w:rFonts w:hint="default" w:ascii="Times New Roman" w:hAnsi="Times New Roman" w:cs="Times New Roman"/>
+          <w:b/>
+          <w:bCs/>
+          <w:i w:val="0"/>
+          <w:iCs w:val="0"/>
+          <w:sz w:val="28"/>
+          <w:szCs w:val="28"/>
+          <w:lang w:val="en-US"/>
+        </w:rPr>
+        <w:t>Причины выбора Page Object Model</w:t>
+      </w:r>
+    </w:p>
+    <w:p>
+      <w:pPr>
+        <w:numPr>
+          <w:ilvl w:val="0"/>
+          <w:numId w:val="0"/>
+        </w:numPr>
+        <w:spacing w:after="160" w:line="360" w:lineRule="auto"/>
+        <w:ind w:firstLine="708" w:firstLineChars="0"/>
+        <w:jc w:val="both"/>
+        <w:rPr>
+          <w:rFonts w:hint="default" w:ascii="Times New Roman" w:hAnsi="Times New Roman" w:cs="Times New Roman"/>
+          <w:b w:val="0"/>
+          <w:bCs w:val="0"/>
+          <w:i w:val="0"/>
+          <w:iCs w:val="0"/>
+          <w:sz w:val="28"/>
+          <w:szCs w:val="28"/>
+          <w:lang w:val="en-US"/>
+        </w:rPr>
+      </w:pPr>
+      <w:r>
+        <w:rPr>
+          <w:rFonts w:hint="default" w:ascii="Times New Roman" w:hAnsi="Times New Roman" w:cs="Times New Roman"/>
+          <w:b w:val="0"/>
+          <w:bCs w:val="0"/>
+          <w:i w:val="0"/>
+          <w:iCs w:val="0"/>
+          <w:sz w:val="28"/>
+          <w:szCs w:val="28"/>
+          <w:lang w:val="en-US"/>
+        </w:rPr>
+        <w:t>Выбор Page Object Model обусловлен рядом преимуществ данного подхода при разработке автоматизированных UI-тестов.</w:t>
+      </w:r>
+    </w:p>
+    <w:p>
+      <w:pPr>
+        <w:numPr>
+          <w:ilvl w:val="0"/>
+          <w:numId w:val="0"/>
+        </w:numPr>
+        <w:spacing w:after="160" w:line="360" w:lineRule="auto"/>
+        <w:ind w:firstLine="708" w:firstLineChars="0"/>
+        <w:jc w:val="both"/>
+        <w:rPr>
+          <w:rFonts w:hint="default" w:ascii="Times New Roman" w:hAnsi="Times New Roman" w:cs="Times New Roman"/>
+          <w:b w:val="0"/>
+          <w:bCs w:val="0"/>
+          <w:i w:val="0"/>
+          <w:iCs w:val="0"/>
+          <w:sz w:val="28"/>
+          <w:szCs w:val="28"/>
+          <w:lang w:val="en-US"/>
+        </w:rPr>
+      </w:pPr>
+      <w:r>
+        <w:rPr>
+          <w:rFonts w:hint="default" w:ascii="Times New Roman" w:hAnsi="Times New Roman" w:cs="Times New Roman"/>
+          <w:b w:val="0"/>
+          <w:bCs w:val="0"/>
+          <w:i w:val="0"/>
+          <w:iCs w:val="0"/>
+          <w:sz w:val="28"/>
+          <w:szCs w:val="28"/>
+          <w:lang w:val="en-US"/>
+        </w:rPr>
+        <w:t>Во-первых, использование POM обеспечивает разделение тестовой логики и логики взаимодействия с пользовательским интерфейсом. Тестовые сценарии содержат только последовательность действий и проверок, тогда как работа с элементами страницы инкапсулируется внутри Page Object классов.</w:t>
+      </w:r>
+    </w:p>
+    <w:p>
+      <w:pPr>
+        <w:numPr>
+          <w:ilvl w:val="0"/>
+          <w:numId w:val="0"/>
+        </w:numPr>
+        <w:spacing w:after="160" w:line="360" w:lineRule="auto"/>
+        <w:ind w:firstLine="708" w:firstLineChars="0"/>
+        <w:jc w:val="both"/>
+        <w:rPr>
+          <w:rFonts w:hint="default" w:ascii="Times New Roman" w:hAnsi="Times New Roman" w:cs="Times New Roman"/>
+          <w:b w:val="0"/>
+          <w:bCs w:val="0"/>
+          <w:i w:val="0"/>
+          <w:iCs w:val="0"/>
+          <w:sz w:val="28"/>
+          <w:szCs w:val="28"/>
+          <w:lang w:val="en-US"/>
+        </w:rPr>
+      </w:pPr>
+      <w:r>
+        <w:rPr>
+          <w:rFonts w:hint="default" w:ascii="Times New Roman" w:hAnsi="Times New Roman" w:cs="Times New Roman"/>
+          <w:b w:val="0"/>
+          <w:bCs w:val="0"/>
+          <w:i w:val="0"/>
+          <w:iCs w:val="0"/>
+          <w:sz w:val="28"/>
+          <w:szCs w:val="28"/>
+          <w:lang w:val="en-US"/>
+        </w:rPr>
+        <w:t>Например, тест авторизации описывает только бизнес-сценарий:</w:t>
+      </w:r>
+    </w:p>
+    <w:p>
+      <w:pPr>
+        <w:numPr>
+          <w:ilvl w:val="0"/>
+          <w:numId w:val="24"/>
+        </w:numPr>
+        <w:spacing w:after="160" w:line="360" w:lineRule="auto"/>
+        <w:ind w:left="420" w:leftChars="0" w:hanging="420" w:firstLineChars="0"/>
+        <w:jc w:val="both"/>
+        <w:rPr>
+          <w:rFonts w:hint="default" w:ascii="Times New Roman" w:hAnsi="Times New Roman" w:cs="Times New Roman"/>
+          <w:b w:val="0"/>
+          <w:bCs w:val="0"/>
+          <w:i w:val="0"/>
+          <w:iCs w:val="0"/>
+          <w:sz w:val="28"/>
+          <w:szCs w:val="28"/>
+          <w:lang w:val="en-US"/>
+        </w:rPr>
+      </w:pPr>
+      <w:r>
+        <w:rPr>
+          <w:rFonts w:hint="default" w:ascii="Times New Roman" w:hAnsi="Times New Roman" w:cs="Times New Roman"/>
+          <w:b w:val="0"/>
+          <w:bCs w:val="0"/>
+          <w:i w:val="0"/>
+          <w:iCs w:val="0"/>
+          <w:sz w:val="28"/>
+          <w:szCs w:val="28"/>
+          <w:lang w:val="en-US"/>
+        </w:rPr>
+        <w:t>ввод логина;</w:t>
+      </w:r>
+    </w:p>
+    <w:p>
+      <w:pPr>
+        <w:numPr>
+          <w:ilvl w:val="0"/>
+          <w:numId w:val="24"/>
+        </w:numPr>
+        <w:spacing w:after="160" w:line="360" w:lineRule="auto"/>
+        <w:ind w:left="420" w:leftChars="0" w:hanging="420" w:firstLineChars="0"/>
+        <w:jc w:val="both"/>
+        <w:rPr>
+          <w:rFonts w:hint="default" w:ascii="Times New Roman" w:hAnsi="Times New Roman" w:cs="Times New Roman"/>
+          <w:b w:val="0"/>
+          <w:bCs w:val="0"/>
+          <w:i w:val="0"/>
+          <w:iCs w:val="0"/>
+          <w:sz w:val="28"/>
+          <w:szCs w:val="28"/>
+          <w:lang w:val="en-US"/>
+        </w:rPr>
+      </w:pPr>
+      <w:r>
+        <w:rPr>
+          <w:rFonts w:hint="default" w:ascii="Times New Roman" w:hAnsi="Times New Roman" w:cs="Times New Roman"/>
+          <w:b w:val="0"/>
+          <w:bCs w:val="0"/>
+          <w:i w:val="0"/>
+          <w:iCs w:val="0"/>
+          <w:sz w:val="28"/>
+          <w:szCs w:val="28"/>
+          <w:lang w:val="en-US"/>
+        </w:rPr>
+        <w:t>ввод пароля;</w:t>
+      </w:r>
+    </w:p>
+    <w:p>
+      <w:pPr>
+        <w:numPr>
+          <w:ilvl w:val="0"/>
+          <w:numId w:val="24"/>
+        </w:numPr>
+        <w:spacing w:after="160" w:line="360" w:lineRule="auto"/>
+        <w:ind w:left="420" w:leftChars="0" w:hanging="420" w:firstLineChars="0"/>
+        <w:jc w:val="both"/>
+        <w:rPr>
+          <w:rFonts w:hint="default" w:ascii="Times New Roman" w:hAnsi="Times New Roman" w:cs="Times New Roman"/>
+          <w:b w:val="0"/>
+          <w:bCs w:val="0"/>
+          <w:i w:val="0"/>
+          <w:iCs w:val="0"/>
+          <w:sz w:val="28"/>
+          <w:szCs w:val="28"/>
+          <w:lang w:val="en-US"/>
+        </w:rPr>
+      </w:pPr>
+      <w:r>
+        <w:rPr>
+          <w:rFonts w:hint="default" w:ascii="Times New Roman" w:hAnsi="Times New Roman" w:cs="Times New Roman"/>
+          <w:b w:val="0"/>
+          <w:bCs w:val="0"/>
+          <w:i w:val="0"/>
+          <w:iCs w:val="0"/>
+          <w:sz w:val="28"/>
+          <w:szCs w:val="28"/>
+          <w:lang w:val="en-US"/>
+        </w:rPr>
+        <w:t>нажатие кнопки входа;</w:t>
+      </w:r>
+    </w:p>
+    <w:p>
+      <w:pPr>
+        <w:numPr>
+          <w:ilvl w:val="0"/>
+          <w:numId w:val="24"/>
+        </w:numPr>
+        <w:spacing w:after="160" w:line="360" w:lineRule="auto"/>
+        <w:ind w:left="420" w:leftChars="0" w:hanging="420" w:firstLineChars="0"/>
+        <w:jc w:val="both"/>
+        <w:rPr>
+          <w:rFonts w:hint="default" w:ascii="Times New Roman" w:hAnsi="Times New Roman" w:cs="Times New Roman"/>
+          <w:b w:val="0"/>
+          <w:bCs w:val="0"/>
+          <w:i w:val="0"/>
+          <w:iCs w:val="0"/>
+          <w:sz w:val="28"/>
+          <w:szCs w:val="28"/>
+          <w:lang w:val="en-US"/>
+        </w:rPr>
+      </w:pPr>
+      <w:r>
+        <w:rPr>
+          <w:rFonts w:hint="default" w:ascii="Times New Roman" w:hAnsi="Times New Roman" w:cs="Times New Roman"/>
+          <w:b w:val="0"/>
+          <w:bCs w:val="0"/>
+          <w:i w:val="0"/>
+          <w:iCs w:val="0"/>
+          <w:sz w:val="28"/>
+          <w:szCs w:val="28"/>
+          <w:lang w:val="en-US"/>
+        </w:rPr>
+        <w:t>проверка успешной авторизации.</w:t>
+      </w:r>
+    </w:p>
+    <w:p>
+      <w:pPr>
+        <w:numPr>
+          <w:ilvl w:val="0"/>
+          <w:numId w:val="0"/>
+        </w:numPr>
+        <w:spacing w:after="160" w:line="360" w:lineRule="auto"/>
+        <w:ind w:firstLine="708" w:firstLineChars="0"/>
+        <w:jc w:val="both"/>
+        <w:rPr>
+          <w:rFonts w:hint="default" w:ascii="Times New Roman" w:hAnsi="Times New Roman" w:cs="Times New Roman"/>
+          <w:b w:val="0"/>
+          <w:bCs w:val="0"/>
+          <w:i w:val="0"/>
+          <w:iCs w:val="0"/>
+          <w:sz w:val="28"/>
+          <w:szCs w:val="28"/>
+          <w:lang w:val="en-US"/>
+        </w:rPr>
+      </w:pPr>
+      <w:r>
+        <w:rPr>
+          <w:rFonts w:hint="default" w:ascii="Times New Roman" w:hAnsi="Times New Roman" w:cs="Times New Roman"/>
+          <w:b w:val="0"/>
+          <w:bCs w:val="0"/>
+          <w:i w:val="0"/>
+          <w:iCs w:val="0"/>
+          <w:sz w:val="28"/>
+          <w:szCs w:val="28"/>
+          <w:lang w:val="en-US"/>
+        </w:rPr>
+        <w:t>При этом локаторы полей ввода и кнопок хранятся внутри соответствующего Page Object класса. Такой подход повышает читаемость тестов и делает их более понятными.</w:t>
+      </w:r>
+    </w:p>
+    <w:p>
+      <w:pPr>
+        <w:numPr>
+          <w:ilvl w:val="0"/>
+          <w:numId w:val="0"/>
+        </w:numPr>
+        <w:spacing w:after="160" w:line="360" w:lineRule="auto"/>
+        <w:ind w:firstLine="708" w:firstLineChars="0"/>
+        <w:jc w:val="both"/>
+        <w:rPr>
+          <w:rFonts w:hint="default" w:ascii="Times New Roman" w:hAnsi="Times New Roman" w:cs="Times New Roman"/>
+          <w:b w:val="0"/>
+          <w:bCs w:val="0"/>
+          <w:i w:val="0"/>
+          <w:iCs w:val="0"/>
+          <w:sz w:val="28"/>
+          <w:szCs w:val="28"/>
+          <w:lang w:val="en-US"/>
+        </w:rPr>
+      </w:pPr>
+      <w:r>
+        <w:rPr>
+          <w:rFonts w:hint="default" w:ascii="Times New Roman" w:hAnsi="Times New Roman" w:cs="Times New Roman"/>
+          <w:b w:val="0"/>
+          <w:bCs w:val="0"/>
+          <w:i w:val="0"/>
+          <w:iCs w:val="0"/>
+          <w:sz w:val="28"/>
+          <w:szCs w:val="28"/>
+          <w:lang w:val="en-US"/>
+        </w:rPr>
+        <w:t>Во-вторых, применение POM позволяет существенно уменьшить дублирование кода. Одни и те же элементы интерфейса и действия пользователя могут использоваться в различных тестовых сценариях. Без применения архитектурного шаблона локаторы и методы взаимодействия пришлось бы повторять во множестве тестов.</w:t>
+      </w:r>
+    </w:p>
+    <w:p>
+      <w:pPr>
+        <w:numPr>
+          <w:ilvl w:val="0"/>
+          <w:numId w:val="0"/>
+        </w:numPr>
+        <w:spacing w:after="160" w:line="360" w:lineRule="auto"/>
+        <w:ind w:firstLine="708" w:firstLineChars="0"/>
+        <w:jc w:val="both"/>
+        <w:rPr>
+          <w:rFonts w:hint="default" w:ascii="Times New Roman" w:hAnsi="Times New Roman" w:cs="Times New Roman"/>
+          <w:b w:val="0"/>
+          <w:bCs w:val="0"/>
+          <w:i w:val="0"/>
+          <w:iCs w:val="0"/>
+          <w:sz w:val="28"/>
+          <w:szCs w:val="28"/>
+          <w:lang w:val="en-US"/>
+        </w:rPr>
+      </w:pPr>
+      <w:r>
+        <w:rPr>
+          <w:rFonts w:hint="default" w:ascii="Times New Roman" w:hAnsi="Times New Roman" w:cs="Times New Roman"/>
+          <w:b w:val="0"/>
+          <w:bCs w:val="0"/>
+          <w:i w:val="0"/>
+          <w:iCs w:val="0"/>
+          <w:sz w:val="28"/>
+          <w:szCs w:val="28"/>
+          <w:lang w:val="en-US"/>
+        </w:rPr>
+        <w:t>Использование Page Object классов позволяет централизовать работу с элементами интерфейса и повторно использовать уже реализованные методы.</w:t>
+      </w:r>
+    </w:p>
+    <w:p>
+      <w:pPr>
+        <w:numPr>
+          <w:ilvl w:val="0"/>
+          <w:numId w:val="0"/>
+        </w:numPr>
+        <w:spacing w:after="160" w:line="360" w:lineRule="auto"/>
+        <w:ind w:firstLine="708" w:firstLineChars="0"/>
+        <w:jc w:val="both"/>
+        <w:rPr>
+          <w:rFonts w:hint="default" w:ascii="Times New Roman" w:hAnsi="Times New Roman" w:cs="Times New Roman"/>
+          <w:b/>
+          <w:bCs/>
+          <w:i w:val="0"/>
+          <w:iCs w:val="0"/>
+          <w:sz w:val="28"/>
+          <w:szCs w:val="28"/>
+          <w:lang w:val="en-US"/>
+        </w:rPr>
+      </w:pPr>
+      <w:r>
+        <w:rPr>
+          <w:rFonts w:hint="default" w:ascii="Times New Roman" w:hAnsi="Times New Roman" w:cs="Times New Roman"/>
+          <w:b/>
+          <w:bCs/>
+          <w:i w:val="0"/>
+          <w:iCs w:val="0"/>
+          <w:sz w:val="28"/>
+          <w:szCs w:val="28"/>
+          <w:lang w:val="en-US"/>
+        </w:rPr>
+        <w:t>Преимущества использования POM</w:t>
+      </w:r>
+    </w:p>
+    <w:p>
+      <w:pPr>
+        <w:numPr>
+          <w:ilvl w:val="0"/>
+          <w:numId w:val="0"/>
+        </w:numPr>
+        <w:spacing w:after="160" w:line="360" w:lineRule="auto"/>
+        <w:ind w:firstLine="708" w:firstLineChars="0"/>
+        <w:jc w:val="both"/>
+        <w:rPr>
+          <w:rFonts w:hint="default" w:ascii="Times New Roman" w:hAnsi="Times New Roman" w:cs="Times New Roman"/>
+          <w:b w:val="0"/>
+          <w:bCs w:val="0"/>
+          <w:i w:val="0"/>
+          <w:iCs w:val="0"/>
+          <w:sz w:val="28"/>
+          <w:szCs w:val="28"/>
+          <w:lang w:val="en-US"/>
+        </w:rPr>
+      </w:pPr>
+      <w:r>
+        <w:rPr>
+          <w:rFonts w:hint="default" w:ascii="Times New Roman" w:hAnsi="Times New Roman" w:cs="Times New Roman"/>
+          <w:b w:val="0"/>
+          <w:bCs w:val="0"/>
+          <w:i w:val="0"/>
+          <w:iCs w:val="0"/>
+          <w:sz w:val="28"/>
+          <w:szCs w:val="28"/>
+          <w:lang w:val="en-US"/>
+        </w:rPr>
+        <w:t>Применение Page Object Model в разрабатываемом фреймворке обеспечивает следующие преимущества:</w:t>
+      </w:r>
+    </w:p>
+    <w:p>
+      <w:pPr>
+        <w:numPr>
+          <w:ilvl w:val="0"/>
+          <w:numId w:val="24"/>
+        </w:numPr>
+        <w:spacing w:after="160" w:line="360" w:lineRule="auto"/>
+        <w:ind w:left="420" w:leftChars="0" w:hanging="420" w:firstLineChars="0"/>
+        <w:jc w:val="both"/>
+        <w:rPr>
+          <w:rFonts w:hint="default" w:ascii="Times New Roman" w:hAnsi="Times New Roman" w:cs="Times New Roman"/>
+          <w:b w:val="0"/>
+          <w:bCs w:val="0"/>
+          <w:i w:val="0"/>
+          <w:iCs w:val="0"/>
+          <w:sz w:val="28"/>
+          <w:szCs w:val="28"/>
+          <w:lang w:val="en-US"/>
+        </w:rPr>
+      </w:pPr>
+      <w:r>
+        <w:rPr>
+          <w:rFonts w:hint="default" w:ascii="Times New Roman" w:hAnsi="Times New Roman" w:cs="Times New Roman"/>
+          <w:b w:val="0"/>
+          <w:bCs w:val="0"/>
+          <w:i w:val="0"/>
+          <w:iCs w:val="0"/>
+          <w:sz w:val="28"/>
+          <w:szCs w:val="28"/>
+          <w:lang w:val="en-US"/>
+        </w:rPr>
+        <w:t>упрощение сопровождения тестового проекта;</w:t>
+      </w:r>
+    </w:p>
+    <w:p>
+      <w:pPr>
+        <w:numPr>
+          <w:ilvl w:val="0"/>
+          <w:numId w:val="24"/>
+        </w:numPr>
+        <w:spacing w:after="160" w:line="360" w:lineRule="auto"/>
+        <w:ind w:left="420" w:leftChars="0" w:hanging="420" w:firstLineChars="0"/>
+        <w:jc w:val="both"/>
+        <w:rPr>
+          <w:rFonts w:hint="default" w:ascii="Times New Roman" w:hAnsi="Times New Roman" w:cs="Times New Roman"/>
+          <w:b w:val="0"/>
+          <w:bCs w:val="0"/>
+          <w:i w:val="0"/>
+          <w:iCs w:val="0"/>
+          <w:sz w:val="28"/>
+          <w:szCs w:val="28"/>
+          <w:lang w:val="en-US"/>
+        </w:rPr>
+      </w:pPr>
+      <w:r>
+        <w:rPr>
+          <w:rFonts w:hint="default" w:ascii="Times New Roman" w:hAnsi="Times New Roman" w:cs="Times New Roman"/>
+          <w:b w:val="0"/>
+          <w:bCs w:val="0"/>
+          <w:i w:val="0"/>
+          <w:iCs w:val="0"/>
+          <w:sz w:val="28"/>
+          <w:szCs w:val="28"/>
+          <w:lang w:val="en-US"/>
+        </w:rPr>
+        <w:t>снижение связанности между тестами и пользовательским интерфейсом;</w:t>
+      </w:r>
+    </w:p>
+    <w:p>
+      <w:pPr>
+        <w:numPr>
+          <w:ilvl w:val="0"/>
+          <w:numId w:val="24"/>
+        </w:numPr>
+        <w:spacing w:after="160" w:line="360" w:lineRule="auto"/>
+        <w:ind w:left="420" w:leftChars="0" w:hanging="420" w:firstLineChars="0"/>
+        <w:jc w:val="both"/>
+        <w:rPr>
+          <w:rFonts w:hint="default" w:ascii="Times New Roman" w:hAnsi="Times New Roman" w:cs="Times New Roman"/>
+          <w:b w:val="0"/>
+          <w:bCs w:val="0"/>
+          <w:i w:val="0"/>
+          <w:iCs w:val="0"/>
+          <w:sz w:val="28"/>
+          <w:szCs w:val="28"/>
+          <w:lang w:val="en-US"/>
+        </w:rPr>
+      </w:pPr>
+      <w:r>
+        <w:rPr>
+          <w:rFonts w:hint="default" w:ascii="Times New Roman" w:hAnsi="Times New Roman" w:cs="Times New Roman"/>
+          <w:b w:val="0"/>
+          <w:bCs w:val="0"/>
+          <w:i w:val="0"/>
+          <w:iCs w:val="0"/>
+          <w:sz w:val="28"/>
+          <w:szCs w:val="28"/>
+          <w:lang w:val="en-US"/>
+        </w:rPr>
+        <w:t>уменьшение объёма дублируемого кода;</w:t>
+      </w:r>
+    </w:p>
+    <w:p>
+      <w:pPr>
+        <w:numPr>
+          <w:ilvl w:val="0"/>
+          <w:numId w:val="24"/>
+        </w:numPr>
+        <w:spacing w:after="160" w:line="360" w:lineRule="auto"/>
+        <w:ind w:left="420" w:leftChars="0" w:hanging="420" w:firstLineChars="0"/>
+        <w:jc w:val="both"/>
+        <w:rPr>
+          <w:rFonts w:hint="default" w:ascii="Times New Roman" w:hAnsi="Times New Roman" w:cs="Times New Roman"/>
+          <w:b w:val="0"/>
+          <w:bCs w:val="0"/>
+          <w:i w:val="0"/>
+          <w:iCs w:val="0"/>
+          <w:sz w:val="28"/>
+          <w:szCs w:val="28"/>
+          <w:lang w:val="en-US"/>
+        </w:rPr>
+      </w:pPr>
+      <w:r>
+        <w:rPr>
+          <w:rFonts w:hint="default" w:ascii="Times New Roman" w:hAnsi="Times New Roman" w:cs="Times New Roman"/>
+          <w:b w:val="0"/>
+          <w:bCs w:val="0"/>
+          <w:i w:val="0"/>
+          <w:iCs w:val="0"/>
+          <w:sz w:val="28"/>
+          <w:szCs w:val="28"/>
+          <w:lang w:val="en-US"/>
+        </w:rPr>
+        <w:t>повышение читаемости тестовых сценариев;</w:t>
+      </w:r>
+    </w:p>
+    <w:p>
+      <w:pPr>
+        <w:numPr>
+          <w:ilvl w:val="0"/>
+          <w:numId w:val="24"/>
+        </w:numPr>
+        <w:spacing w:after="160" w:line="360" w:lineRule="auto"/>
+        <w:ind w:left="420" w:leftChars="0" w:hanging="420" w:firstLineChars="0"/>
+        <w:jc w:val="both"/>
+        <w:rPr>
+          <w:rFonts w:hint="default" w:ascii="Times New Roman" w:hAnsi="Times New Roman" w:cs="Times New Roman"/>
+          <w:b w:val="0"/>
+          <w:bCs w:val="0"/>
+          <w:i w:val="0"/>
+          <w:iCs w:val="0"/>
+          <w:sz w:val="28"/>
+          <w:szCs w:val="28"/>
+          <w:lang w:val="en-US"/>
+        </w:rPr>
+      </w:pPr>
+      <w:r>
+        <w:rPr>
+          <w:rFonts w:hint="default" w:ascii="Times New Roman" w:hAnsi="Times New Roman" w:cs="Times New Roman"/>
+          <w:b w:val="0"/>
+          <w:bCs w:val="0"/>
+          <w:i w:val="0"/>
+          <w:iCs w:val="0"/>
+          <w:sz w:val="28"/>
+          <w:szCs w:val="28"/>
+          <w:lang w:val="en-US"/>
+        </w:rPr>
+        <w:t>упрощение масштабирования тестового набора;</w:t>
+      </w:r>
+    </w:p>
+    <w:p>
+      <w:pPr>
+        <w:numPr>
+          <w:ilvl w:val="0"/>
+          <w:numId w:val="24"/>
+        </w:numPr>
+        <w:spacing w:after="160" w:line="360" w:lineRule="auto"/>
+        <w:ind w:left="420" w:leftChars="0" w:hanging="420" w:firstLineChars="0"/>
+        <w:jc w:val="both"/>
+        <w:rPr>
+          <w:rFonts w:hint="default" w:ascii="Times New Roman" w:hAnsi="Times New Roman" w:cs="Times New Roman"/>
+          <w:b w:val="0"/>
+          <w:bCs w:val="0"/>
+          <w:i w:val="0"/>
+          <w:iCs w:val="0"/>
+          <w:sz w:val="28"/>
+          <w:szCs w:val="28"/>
+          <w:lang w:val="en-US"/>
+        </w:rPr>
+      </w:pPr>
+      <w:r>
+        <w:rPr>
+          <w:rFonts w:hint="default" w:ascii="Times New Roman" w:hAnsi="Times New Roman" w:cs="Times New Roman"/>
+          <w:b w:val="0"/>
+          <w:bCs w:val="0"/>
+          <w:i w:val="0"/>
+          <w:iCs w:val="0"/>
+          <w:sz w:val="28"/>
+          <w:szCs w:val="28"/>
+          <w:lang w:val="en-US"/>
+        </w:rPr>
+        <w:t>централизованное управление локаторами элементов;</w:t>
+      </w:r>
+    </w:p>
+    <w:p>
+      <w:pPr>
+        <w:numPr>
+          <w:ilvl w:val="0"/>
+          <w:numId w:val="24"/>
+        </w:numPr>
+        <w:spacing w:after="160" w:line="360" w:lineRule="auto"/>
+        <w:ind w:left="420" w:leftChars="0" w:hanging="420" w:firstLineChars="0"/>
+        <w:jc w:val="both"/>
+        <w:rPr>
+          <w:rFonts w:hint="default" w:ascii="Times New Roman" w:hAnsi="Times New Roman" w:cs="Times New Roman"/>
+          <w:b w:val="0"/>
+          <w:bCs w:val="0"/>
+          <w:i w:val="0"/>
+          <w:iCs w:val="0"/>
+          <w:sz w:val="28"/>
+          <w:szCs w:val="28"/>
+          <w:lang w:val="en-US"/>
+        </w:rPr>
+      </w:pPr>
+      <w:r>
+        <w:rPr>
+          <w:rFonts w:hint="default" w:ascii="Times New Roman" w:hAnsi="Times New Roman" w:cs="Times New Roman"/>
+          <w:b w:val="0"/>
+          <w:bCs w:val="0"/>
+          <w:i w:val="0"/>
+          <w:iCs w:val="0"/>
+          <w:sz w:val="28"/>
+          <w:szCs w:val="28"/>
+          <w:lang w:val="en-US"/>
+        </w:rPr>
+        <w:t>повышение стабильности тестов при изменении интерфейса приложения.</w:t>
+      </w:r>
+    </w:p>
+    <w:p>
+      <w:pPr>
+        <w:numPr>
+          <w:ilvl w:val="0"/>
+          <w:numId w:val="0"/>
+        </w:numPr>
+        <w:spacing w:after="160" w:line="360" w:lineRule="auto"/>
+        <w:ind w:firstLine="708" w:firstLineChars="0"/>
+        <w:jc w:val="both"/>
+        <w:rPr>
+          <w:rFonts w:hint="default" w:ascii="Times New Roman" w:hAnsi="Times New Roman" w:cs="Times New Roman"/>
+          <w:b w:val="0"/>
+          <w:bCs w:val="0"/>
+          <w:i w:val="0"/>
+          <w:iCs w:val="0"/>
+          <w:sz w:val="28"/>
+          <w:szCs w:val="28"/>
+          <w:lang w:val="en-US"/>
+        </w:rPr>
+      </w:pPr>
+      <w:r>
+        <w:rPr>
+          <w:rFonts w:hint="default" w:ascii="Times New Roman" w:hAnsi="Times New Roman" w:cs="Times New Roman"/>
+          <w:b w:val="0"/>
+          <w:bCs w:val="0"/>
+          <w:i w:val="0"/>
+          <w:iCs w:val="0"/>
+          <w:sz w:val="28"/>
+          <w:szCs w:val="28"/>
+          <w:lang w:val="en-US"/>
+        </w:rPr>
+        <w:t>Особенно важным преимуществом является упрощение сопровождения тестов при изменении структуры веб-интерфейса. В случае изменения локаторов элементов достаточно обновить соответствующий Page Object класс без необходимости изменения тестовых сценариев.</w:t>
+      </w:r>
+    </w:p>
+    <w:p>
+      <w:pPr>
+        <w:numPr>
+          <w:ilvl w:val="0"/>
+          <w:numId w:val="0"/>
+        </w:numPr>
+        <w:spacing w:after="160" w:line="360" w:lineRule="auto"/>
+        <w:ind w:firstLine="708" w:firstLineChars="0"/>
+        <w:jc w:val="both"/>
+        <w:rPr>
+          <w:rFonts w:hint="default" w:ascii="Times New Roman" w:hAnsi="Times New Roman" w:cs="Times New Roman"/>
+          <w:b/>
+          <w:bCs/>
+          <w:i w:val="0"/>
+          <w:iCs w:val="0"/>
+          <w:sz w:val="28"/>
+          <w:szCs w:val="28"/>
+          <w:lang w:val="en-US"/>
+        </w:rPr>
+      </w:pPr>
+      <w:r>
+        <w:rPr>
+          <w:rFonts w:hint="default" w:ascii="Times New Roman" w:hAnsi="Times New Roman" w:cs="Times New Roman"/>
+          <w:b/>
+          <w:bCs/>
+          <w:i w:val="0"/>
+          <w:iCs w:val="0"/>
+          <w:sz w:val="28"/>
+          <w:szCs w:val="28"/>
+          <w:lang w:val="en-US"/>
+        </w:rPr>
+        <w:t>Использование базовых компонентов фреймворка</w:t>
+      </w:r>
+    </w:p>
+    <w:p>
+      <w:pPr>
+        <w:numPr>
+          <w:ilvl w:val="0"/>
+          <w:numId w:val="0"/>
+        </w:numPr>
+        <w:spacing w:after="160" w:line="360" w:lineRule="auto"/>
+        <w:ind w:firstLine="708" w:firstLineChars="0"/>
+        <w:jc w:val="both"/>
+        <w:rPr>
+          <w:rFonts w:hint="default" w:ascii="Times New Roman" w:hAnsi="Times New Roman" w:cs="Times New Roman"/>
+          <w:b w:val="0"/>
+          <w:bCs w:val="0"/>
+          <w:i w:val="0"/>
+          <w:iCs w:val="0"/>
+          <w:sz w:val="28"/>
+          <w:szCs w:val="28"/>
+          <w:lang w:val="en-US"/>
+        </w:rPr>
+      </w:pPr>
+      <w:r>
+        <w:rPr>
+          <w:rFonts w:hint="default" w:ascii="Times New Roman" w:hAnsi="Times New Roman" w:cs="Times New Roman"/>
+          <w:b w:val="0"/>
+          <w:bCs w:val="0"/>
+          <w:i w:val="0"/>
+          <w:iCs w:val="0"/>
+          <w:sz w:val="28"/>
+          <w:szCs w:val="28"/>
+          <w:lang w:val="en-US"/>
+        </w:rPr>
+        <w:t>Для повышения уровня переиспользования компонентов и упрощения структуры проекта в архитектуре фреймворка используются базовые классы и вспомогательные компоненты.</w:t>
+      </w:r>
+    </w:p>
+    <w:p>
+      <w:pPr>
+        <w:numPr>
+          <w:ilvl w:val="0"/>
+          <w:numId w:val="0"/>
+        </w:numPr>
+        <w:spacing w:after="160" w:line="360" w:lineRule="auto"/>
+        <w:ind w:firstLine="708" w:firstLineChars="0"/>
+        <w:jc w:val="both"/>
+        <w:rPr>
+          <w:rFonts w:hint="default" w:ascii="Times New Roman" w:hAnsi="Times New Roman" w:cs="Times New Roman"/>
+          <w:b/>
+          <w:bCs/>
+          <w:i w:val="0"/>
+          <w:iCs w:val="0"/>
+          <w:sz w:val="28"/>
+          <w:szCs w:val="28"/>
+          <w:lang w:val="en-US"/>
+        </w:rPr>
+      </w:pPr>
+      <w:r>
+        <w:rPr>
+          <w:rFonts w:hint="default" w:ascii="Times New Roman" w:hAnsi="Times New Roman" w:cs="Times New Roman"/>
+          <w:b/>
+          <w:bCs/>
+          <w:i w:val="0"/>
+          <w:iCs w:val="0"/>
+          <w:sz w:val="28"/>
+          <w:szCs w:val="28"/>
+          <w:lang w:val="en-US"/>
+        </w:rPr>
+        <w:t>BasePage</w:t>
+      </w:r>
+    </w:p>
+    <w:p>
+      <w:pPr>
+        <w:numPr>
+          <w:ilvl w:val="0"/>
+          <w:numId w:val="0"/>
+        </w:numPr>
+        <w:spacing w:after="160" w:line="360" w:lineRule="auto"/>
+        <w:ind w:firstLine="708" w:firstLineChars="0"/>
+        <w:jc w:val="both"/>
+        <w:rPr>
+          <w:rFonts w:hint="default" w:ascii="Times New Roman" w:hAnsi="Times New Roman" w:cs="Times New Roman"/>
+          <w:b w:val="0"/>
+          <w:bCs w:val="0"/>
+          <w:i w:val="0"/>
+          <w:iCs w:val="0"/>
+          <w:sz w:val="28"/>
+          <w:szCs w:val="28"/>
+          <w:lang w:val="en-US"/>
+        </w:rPr>
+      </w:pPr>
+      <w:r>
+        <w:rPr>
+          <w:rFonts w:hint="default" w:ascii="Times New Roman" w:hAnsi="Times New Roman" w:cs="Times New Roman"/>
+          <w:b w:val="0"/>
+          <w:bCs w:val="0"/>
+          <w:i w:val="0"/>
+          <w:iCs w:val="0"/>
+          <w:sz w:val="28"/>
+          <w:szCs w:val="28"/>
+          <w:lang w:val="en-US"/>
+        </w:rPr>
+        <w:t>Класс BasePage используется в качестве базового класса для всех Page Object компонентов. В данном классе реализуются общие методы взаимодействия с элементами пользовательского интерфейса:</w:t>
+      </w:r>
+    </w:p>
+    <w:p>
+      <w:pPr>
+        <w:numPr>
+          <w:ilvl w:val="0"/>
+          <w:numId w:val="24"/>
+        </w:numPr>
+        <w:spacing w:after="160" w:line="360" w:lineRule="auto"/>
+        <w:ind w:left="420" w:leftChars="0" w:hanging="420" w:firstLineChars="0"/>
+        <w:jc w:val="both"/>
+        <w:rPr>
+          <w:rFonts w:hint="default" w:ascii="Times New Roman" w:hAnsi="Times New Roman" w:cs="Times New Roman"/>
+          <w:b w:val="0"/>
+          <w:bCs w:val="0"/>
+          <w:i w:val="0"/>
+          <w:iCs w:val="0"/>
+          <w:sz w:val="28"/>
+          <w:szCs w:val="28"/>
+          <w:lang w:val="en-US"/>
+        </w:rPr>
+      </w:pPr>
+      <w:r>
+        <w:rPr>
+          <w:rFonts w:hint="default" w:ascii="Times New Roman" w:hAnsi="Times New Roman" w:cs="Times New Roman"/>
+          <w:b w:val="0"/>
+          <w:bCs w:val="0"/>
+          <w:i w:val="0"/>
+          <w:iCs w:val="0"/>
+          <w:sz w:val="28"/>
+          <w:szCs w:val="28"/>
+          <w:lang w:val="en-US"/>
+        </w:rPr>
+        <w:t>поиск элементов;</w:t>
+      </w:r>
+    </w:p>
+    <w:p>
+      <w:pPr>
+        <w:numPr>
+          <w:ilvl w:val="0"/>
+          <w:numId w:val="24"/>
+        </w:numPr>
+        <w:spacing w:after="160" w:line="360" w:lineRule="auto"/>
+        <w:ind w:left="420" w:leftChars="0" w:hanging="420" w:firstLineChars="0"/>
+        <w:jc w:val="both"/>
+        <w:rPr>
+          <w:rFonts w:hint="default" w:ascii="Times New Roman" w:hAnsi="Times New Roman" w:cs="Times New Roman"/>
+          <w:b w:val="0"/>
+          <w:bCs w:val="0"/>
+          <w:i w:val="0"/>
+          <w:iCs w:val="0"/>
+          <w:sz w:val="28"/>
+          <w:szCs w:val="28"/>
+          <w:lang w:val="en-US"/>
+        </w:rPr>
+      </w:pPr>
+      <w:r>
+        <w:rPr>
+          <w:rFonts w:hint="default" w:ascii="Times New Roman" w:hAnsi="Times New Roman" w:cs="Times New Roman"/>
+          <w:b w:val="0"/>
+          <w:bCs w:val="0"/>
+          <w:i w:val="0"/>
+          <w:iCs w:val="0"/>
+          <w:sz w:val="28"/>
+          <w:szCs w:val="28"/>
+          <w:lang w:val="en-US"/>
+        </w:rPr>
+        <w:t>ожидание появления элементов;</w:t>
+      </w:r>
+    </w:p>
+    <w:p>
+      <w:pPr>
+        <w:numPr>
+          <w:ilvl w:val="0"/>
+          <w:numId w:val="24"/>
+        </w:numPr>
+        <w:spacing w:after="160" w:line="360" w:lineRule="auto"/>
+        <w:ind w:left="420" w:leftChars="0" w:hanging="420" w:firstLineChars="0"/>
+        <w:jc w:val="both"/>
+        <w:rPr>
+          <w:rFonts w:hint="default" w:ascii="Times New Roman" w:hAnsi="Times New Roman" w:cs="Times New Roman"/>
+          <w:b w:val="0"/>
+          <w:bCs w:val="0"/>
+          <w:i w:val="0"/>
+          <w:iCs w:val="0"/>
+          <w:sz w:val="28"/>
+          <w:szCs w:val="28"/>
+          <w:lang w:val="en-US"/>
+        </w:rPr>
+      </w:pPr>
+      <w:r>
+        <w:rPr>
+          <w:rFonts w:hint="default" w:ascii="Times New Roman" w:hAnsi="Times New Roman" w:cs="Times New Roman"/>
+          <w:b w:val="0"/>
+          <w:bCs w:val="0"/>
+          <w:i w:val="0"/>
+          <w:iCs w:val="0"/>
+          <w:sz w:val="28"/>
+          <w:szCs w:val="28"/>
+          <w:lang w:val="en-US"/>
+        </w:rPr>
+        <w:t>нажатие кнопок;</w:t>
+      </w:r>
+    </w:p>
+    <w:p>
+      <w:pPr>
+        <w:numPr>
+          <w:ilvl w:val="0"/>
+          <w:numId w:val="24"/>
+        </w:numPr>
+        <w:spacing w:after="160" w:line="360" w:lineRule="auto"/>
+        <w:ind w:left="420" w:leftChars="0" w:hanging="420" w:firstLineChars="0"/>
+        <w:jc w:val="both"/>
+        <w:rPr>
+          <w:rFonts w:hint="default" w:ascii="Times New Roman" w:hAnsi="Times New Roman" w:cs="Times New Roman"/>
+          <w:b w:val="0"/>
+          <w:bCs w:val="0"/>
+          <w:i w:val="0"/>
+          <w:iCs w:val="0"/>
+          <w:sz w:val="28"/>
+          <w:szCs w:val="28"/>
+          <w:lang w:val="en-US"/>
+        </w:rPr>
+      </w:pPr>
+      <w:r>
+        <w:rPr>
+          <w:rFonts w:hint="default" w:ascii="Times New Roman" w:hAnsi="Times New Roman" w:cs="Times New Roman"/>
+          <w:b w:val="0"/>
+          <w:bCs w:val="0"/>
+          <w:i w:val="0"/>
+          <w:iCs w:val="0"/>
+          <w:sz w:val="28"/>
+          <w:szCs w:val="28"/>
+          <w:lang w:val="en-US"/>
+        </w:rPr>
+        <w:t>ввод текста;</w:t>
+      </w:r>
+    </w:p>
+    <w:p>
+      <w:pPr>
+        <w:numPr>
+          <w:ilvl w:val="0"/>
+          <w:numId w:val="24"/>
+        </w:numPr>
+        <w:spacing w:after="160" w:line="360" w:lineRule="auto"/>
+        <w:ind w:left="420" w:leftChars="0" w:hanging="420" w:firstLineChars="0"/>
+        <w:jc w:val="both"/>
+        <w:rPr>
+          <w:rFonts w:hint="default" w:ascii="Times New Roman" w:hAnsi="Times New Roman" w:cs="Times New Roman"/>
+          <w:b w:val="0"/>
+          <w:bCs w:val="0"/>
+          <w:i w:val="0"/>
+          <w:iCs w:val="0"/>
+          <w:sz w:val="28"/>
+          <w:szCs w:val="28"/>
+          <w:lang w:val="en-US"/>
+        </w:rPr>
+      </w:pPr>
+      <w:r>
+        <w:rPr>
+          <w:rFonts w:hint="default" w:ascii="Times New Roman" w:hAnsi="Times New Roman" w:cs="Times New Roman"/>
+          <w:b w:val="0"/>
+          <w:bCs w:val="0"/>
+          <w:i w:val="0"/>
+          <w:iCs w:val="0"/>
+          <w:sz w:val="28"/>
+          <w:szCs w:val="28"/>
+          <w:lang w:val="en-US"/>
+        </w:rPr>
+        <w:t>получение текстовых значений;</w:t>
+      </w:r>
+    </w:p>
+    <w:p>
+      <w:pPr>
+        <w:numPr>
+          <w:ilvl w:val="0"/>
+          <w:numId w:val="24"/>
+        </w:numPr>
+        <w:spacing w:after="160" w:line="360" w:lineRule="auto"/>
+        <w:ind w:left="420" w:leftChars="0" w:hanging="420" w:firstLineChars="0"/>
+        <w:jc w:val="both"/>
+        <w:rPr>
+          <w:rFonts w:hint="default" w:ascii="Times New Roman" w:hAnsi="Times New Roman" w:cs="Times New Roman"/>
+          <w:b w:val="0"/>
+          <w:bCs w:val="0"/>
+          <w:i w:val="0"/>
+          <w:iCs w:val="0"/>
+          <w:sz w:val="28"/>
+          <w:szCs w:val="28"/>
+          <w:lang w:val="en-US"/>
+        </w:rPr>
+      </w:pPr>
+      <w:r>
+        <w:rPr>
+          <w:rFonts w:hint="default" w:ascii="Times New Roman" w:hAnsi="Times New Roman" w:cs="Times New Roman"/>
+          <w:b w:val="0"/>
+          <w:bCs w:val="0"/>
+          <w:i w:val="0"/>
+          <w:iCs w:val="0"/>
+          <w:sz w:val="28"/>
+          <w:szCs w:val="28"/>
+          <w:lang w:val="en-US"/>
+        </w:rPr>
+        <w:t>проверка состояния элементов.</w:t>
+      </w:r>
+    </w:p>
+    <w:p>
+      <w:pPr>
+        <w:numPr>
+          <w:ilvl w:val="0"/>
+          <w:numId w:val="0"/>
+        </w:numPr>
+        <w:spacing w:after="160" w:line="360" w:lineRule="auto"/>
+        <w:ind w:firstLine="708" w:firstLineChars="0"/>
+        <w:jc w:val="both"/>
+        <w:rPr>
+          <w:rFonts w:hint="default" w:ascii="Times New Roman" w:hAnsi="Times New Roman" w:cs="Times New Roman"/>
+          <w:b w:val="0"/>
+          <w:bCs w:val="0"/>
+          <w:i w:val="0"/>
+          <w:iCs w:val="0"/>
+          <w:sz w:val="28"/>
+          <w:szCs w:val="28"/>
+          <w:lang w:val="en-US"/>
+        </w:rPr>
+      </w:pPr>
+      <w:r>
+        <w:rPr>
+          <w:rFonts w:hint="default" w:ascii="Times New Roman" w:hAnsi="Times New Roman" w:cs="Times New Roman"/>
+          <w:b w:val="0"/>
+          <w:bCs w:val="0"/>
+          <w:i w:val="0"/>
+          <w:iCs w:val="0"/>
+          <w:sz w:val="28"/>
+          <w:szCs w:val="28"/>
+          <w:lang w:val="en-US"/>
+        </w:rPr>
+        <w:t>Использование BasePage позволяет централизовать общую функциональность и избежать повторения одинаковых методов в различных Page Object классах.</w:t>
+      </w:r>
+    </w:p>
+    <w:p>
+      <w:pPr>
+        <w:numPr>
+          <w:ilvl w:val="0"/>
+          <w:numId w:val="0"/>
+        </w:numPr>
+        <w:spacing w:after="160" w:line="360" w:lineRule="auto"/>
+        <w:ind w:firstLine="708" w:firstLineChars="0"/>
+        <w:jc w:val="both"/>
+        <w:rPr>
+          <w:rFonts w:hint="default" w:ascii="Times New Roman" w:hAnsi="Times New Roman" w:cs="Times New Roman"/>
+          <w:b/>
+          <w:bCs/>
+          <w:i w:val="0"/>
+          <w:iCs w:val="0"/>
+          <w:sz w:val="28"/>
+          <w:szCs w:val="28"/>
+          <w:lang w:val="en-US"/>
+        </w:rPr>
+      </w:pPr>
+      <w:r>
+        <w:rPr>
+          <w:rFonts w:hint="default" w:ascii="Times New Roman" w:hAnsi="Times New Roman" w:cs="Times New Roman"/>
+          <w:b/>
+          <w:bCs/>
+          <w:i w:val="0"/>
+          <w:iCs w:val="0"/>
+          <w:sz w:val="28"/>
+          <w:szCs w:val="28"/>
+          <w:lang w:val="en-US"/>
+        </w:rPr>
+        <w:t>BaseTest</w:t>
+      </w:r>
+    </w:p>
+    <w:p>
+      <w:pPr>
+        <w:numPr>
+          <w:ilvl w:val="0"/>
+          <w:numId w:val="0"/>
+        </w:numPr>
+        <w:spacing w:after="160" w:line="360" w:lineRule="auto"/>
+        <w:ind w:firstLine="708" w:firstLineChars="0"/>
+        <w:jc w:val="both"/>
+        <w:rPr>
+          <w:rFonts w:hint="default" w:ascii="Times New Roman" w:hAnsi="Times New Roman" w:cs="Times New Roman"/>
+          <w:b w:val="0"/>
+          <w:bCs w:val="0"/>
+          <w:i w:val="0"/>
+          <w:iCs w:val="0"/>
+          <w:sz w:val="28"/>
+          <w:szCs w:val="28"/>
+          <w:lang w:val="en-US"/>
+        </w:rPr>
+      </w:pPr>
+      <w:r>
+        <w:rPr>
+          <w:rFonts w:hint="default" w:ascii="Times New Roman" w:hAnsi="Times New Roman" w:cs="Times New Roman"/>
+          <w:b w:val="0"/>
+          <w:bCs w:val="0"/>
+          <w:i w:val="0"/>
+          <w:iCs w:val="0"/>
+          <w:sz w:val="28"/>
+          <w:szCs w:val="28"/>
+          <w:lang w:val="en-US"/>
+        </w:rPr>
+        <w:t>Класс BaseTest используется в качестве базового класса для тестовых сценариев. В нём реализуется:</w:t>
+      </w:r>
+    </w:p>
+    <w:p>
+      <w:pPr>
+        <w:numPr>
+          <w:ilvl w:val="0"/>
+          <w:numId w:val="24"/>
+        </w:numPr>
+        <w:spacing w:after="160" w:line="360" w:lineRule="auto"/>
+        <w:ind w:left="420" w:leftChars="0" w:hanging="420" w:firstLineChars="0"/>
+        <w:jc w:val="both"/>
+        <w:rPr>
+          <w:rFonts w:hint="default" w:ascii="Times New Roman" w:hAnsi="Times New Roman" w:cs="Times New Roman"/>
+          <w:b w:val="0"/>
+          <w:bCs w:val="0"/>
+          <w:i w:val="0"/>
+          <w:iCs w:val="0"/>
+          <w:sz w:val="28"/>
+          <w:szCs w:val="28"/>
+          <w:lang w:val="en-US"/>
+        </w:rPr>
+      </w:pPr>
+      <w:r>
+        <w:rPr>
+          <w:rFonts w:hint="default" w:ascii="Times New Roman" w:hAnsi="Times New Roman" w:cs="Times New Roman"/>
+          <w:b w:val="0"/>
+          <w:bCs w:val="0"/>
+          <w:i w:val="0"/>
+          <w:iCs w:val="0"/>
+          <w:sz w:val="28"/>
+          <w:szCs w:val="28"/>
+          <w:lang w:val="en-US"/>
+        </w:rPr>
+        <w:t>инициализация WebDriver;</w:t>
+      </w:r>
+    </w:p>
+    <w:p>
+      <w:pPr>
+        <w:numPr>
+          <w:ilvl w:val="0"/>
+          <w:numId w:val="24"/>
+        </w:numPr>
+        <w:spacing w:after="160" w:line="360" w:lineRule="auto"/>
+        <w:ind w:left="420" w:leftChars="0" w:hanging="420" w:firstLineChars="0"/>
+        <w:jc w:val="both"/>
+        <w:rPr>
+          <w:rFonts w:hint="default" w:ascii="Times New Roman" w:hAnsi="Times New Roman" w:cs="Times New Roman"/>
+          <w:b w:val="0"/>
+          <w:bCs w:val="0"/>
+          <w:i w:val="0"/>
+          <w:iCs w:val="0"/>
+          <w:sz w:val="28"/>
+          <w:szCs w:val="28"/>
+          <w:lang w:val="en-US"/>
+        </w:rPr>
+      </w:pPr>
+      <w:r>
+        <w:rPr>
+          <w:rFonts w:hint="default" w:ascii="Times New Roman" w:hAnsi="Times New Roman" w:cs="Times New Roman"/>
+          <w:b w:val="0"/>
+          <w:bCs w:val="0"/>
+          <w:i w:val="0"/>
+          <w:iCs w:val="0"/>
+          <w:sz w:val="28"/>
+          <w:szCs w:val="28"/>
+          <w:lang w:val="en-US"/>
+        </w:rPr>
+        <w:t>настройка браузера;</w:t>
+      </w:r>
+    </w:p>
+    <w:p>
+      <w:pPr>
+        <w:numPr>
+          <w:ilvl w:val="0"/>
+          <w:numId w:val="24"/>
+        </w:numPr>
+        <w:spacing w:after="160" w:line="360" w:lineRule="auto"/>
+        <w:ind w:left="420" w:leftChars="0" w:hanging="420" w:firstLineChars="0"/>
+        <w:jc w:val="both"/>
+        <w:rPr>
+          <w:rFonts w:hint="default" w:ascii="Times New Roman" w:hAnsi="Times New Roman" w:cs="Times New Roman"/>
+          <w:b w:val="0"/>
+          <w:bCs w:val="0"/>
+          <w:i w:val="0"/>
+          <w:iCs w:val="0"/>
+          <w:sz w:val="28"/>
+          <w:szCs w:val="28"/>
+          <w:lang w:val="en-US"/>
+        </w:rPr>
+      </w:pPr>
+      <w:r>
+        <w:rPr>
+          <w:rFonts w:hint="default" w:ascii="Times New Roman" w:hAnsi="Times New Roman" w:cs="Times New Roman"/>
+          <w:b w:val="0"/>
+          <w:bCs w:val="0"/>
+          <w:i w:val="0"/>
+          <w:iCs w:val="0"/>
+          <w:sz w:val="28"/>
+          <w:szCs w:val="28"/>
+          <w:lang w:val="en-US"/>
+        </w:rPr>
+        <w:t>подключение к Selenium Grid;</w:t>
+      </w:r>
+    </w:p>
+    <w:p>
+      <w:pPr>
+        <w:numPr>
+          <w:ilvl w:val="0"/>
+          <w:numId w:val="24"/>
+        </w:numPr>
+        <w:spacing w:after="160" w:line="360" w:lineRule="auto"/>
+        <w:ind w:left="420" w:leftChars="0" w:hanging="420" w:firstLineChars="0"/>
+        <w:jc w:val="both"/>
+        <w:rPr>
+          <w:rFonts w:hint="default" w:ascii="Times New Roman" w:hAnsi="Times New Roman" w:cs="Times New Roman"/>
+          <w:b w:val="0"/>
+          <w:bCs w:val="0"/>
+          <w:i w:val="0"/>
+          <w:iCs w:val="0"/>
+          <w:sz w:val="28"/>
+          <w:szCs w:val="28"/>
+          <w:lang w:val="en-US"/>
+        </w:rPr>
+      </w:pPr>
+      <w:r>
+        <w:rPr>
+          <w:rFonts w:hint="default" w:ascii="Times New Roman" w:hAnsi="Times New Roman" w:cs="Times New Roman"/>
+          <w:b w:val="0"/>
+          <w:bCs w:val="0"/>
+          <w:i w:val="0"/>
+          <w:iCs w:val="0"/>
+          <w:sz w:val="28"/>
+          <w:szCs w:val="28"/>
+          <w:lang w:val="en-US"/>
+        </w:rPr>
+        <w:t>управление жизненным циклом тестов;</w:t>
+      </w:r>
+    </w:p>
+    <w:p>
+      <w:pPr>
+        <w:numPr>
+          <w:ilvl w:val="0"/>
+          <w:numId w:val="24"/>
+        </w:numPr>
+        <w:spacing w:after="160" w:line="360" w:lineRule="auto"/>
+        <w:ind w:left="420" w:leftChars="0" w:hanging="420" w:firstLineChars="0"/>
+        <w:jc w:val="both"/>
+        <w:rPr>
+          <w:rFonts w:hint="default" w:ascii="Times New Roman" w:hAnsi="Times New Roman" w:cs="Times New Roman"/>
+          <w:b w:val="0"/>
+          <w:bCs w:val="0"/>
+          <w:i w:val="0"/>
+          <w:iCs w:val="0"/>
+          <w:sz w:val="28"/>
+          <w:szCs w:val="28"/>
+          <w:lang w:val="en-US"/>
+        </w:rPr>
+      </w:pPr>
+      <w:r>
+        <w:rPr>
+          <w:rFonts w:hint="default" w:ascii="Times New Roman" w:hAnsi="Times New Roman" w:cs="Times New Roman"/>
+          <w:b w:val="0"/>
+          <w:bCs w:val="0"/>
+          <w:i w:val="0"/>
+          <w:iCs w:val="0"/>
+          <w:sz w:val="28"/>
+          <w:szCs w:val="28"/>
+          <w:lang w:val="en-US"/>
+        </w:rPr>
+        <w:t>запуск и завершение browser-session.</w:t>
+      </w:r>
+    </w:p>
+    <w:p>
+      <w:pPr>
+        <w:numPr>
+          <w:ilvl w:val="0"/>
+          <w:numId w:val="0"/>
+        </w:numPr>
+        <w:spacing w:after="160" w:line="360" w:lineRule="auto"/>
+        <w:ind w:firstLine="708" w:firstLineChars="0"/>
+        <w:jc w:val="both"/>
+        <w:rPr>
+          <w:rFonts w:hint="default" w:ascii="Times New Roman" w:hAnsi="Times New Roman" w:cs="Times New Roman"/>
+          <w:b w:val="0"/>
+          <w:bCs w:val="0"/>
+          <w:i w:val="0"/>
+          <w:iCs w:val="0"/>
+          <w:sz w:val="28"/>
+          <w:szCs w:val="28"/>
+          <w:lang w:val="en-US"/>
+        </w:rPr>
+      </w:pPr>
+      <w:r>
+        <w:rPr>
+          <w:rFonts w:hint="default" w:ascii="Times New Roman" w:hAnsi="Times New Roman" w:cs="Times New Roman"/>
+          <w:b w:val="0"/>
+          <w:bCs w:val="0"/>
+          <w:i w:val="0"/>
+          <w:iCs w:val="0"/>
+          <w:sz w:val="28"/>
+          <w:szCs w:val="28"/>
+          <w:lang w:val="en-US"/>
+        </w:rPr>
+        <w:t>Дополнительно BaseTest обеспечивает подготовку тестового окружения перед выполнением тестов и освобождение ресурсов после завершения тестирования.</w:t>
+      </w:r>
+    </w:p>
+    <w:p>
+      <w:pPr>
+        <w:numPr>
+          <w:ilvl w:val="0"/>
+          <w:numId w:val="0"/>
+        </w:numPr>
+        <w:spacing w:after="160" w:line="360" w:lineRule="auto"/>
+        <w:ind w:firstLine="708" w:firstLineChars="0"/>
+        <w:jc w:val="both"/>
+        <w:rPr>
+          <w:rFonts w:hint="default" w:ascii="Times New Roman" w:hAnsi="Times New Roman" w:cs="Times New Roman"/>
+          <w:b/>
+          <w:bCs/>
+          <w:i w:val="0"/>
+          <w:iCs w:val="0"/>
+          <w:sz w:val="28"/>
+          <w:szCs w:val="28"/>
+          <w:lang w:val="en-US"/>
+        </w:rPr>
+      </w:pPr>
+      <w:r>
+        <w:rPr>
+          <w:rFonts w:hint="default" w:ascii="Times New Roman" w:hAnsi="Times New Roman" w:cs="Times New Roman"/>
+          <w:b/>
+          <w:bCs/>
+          <w:i w:val="0"/>
+          <w:iCs w:val="0"/>
+          <w:sz w:val="28"/>
+          <w:szCs w:val="28"/>
+          <w:lang w:val="en-US"/>
+        </w:rPr>
+        <w:t>Использование utility-классов</w:t>
+      </w:r>
+    </w:p>
+    <w:p>
+      <w:pPr>
+        <w:numPr>
+          <w:ilvl w:val="0"/>
+          <w:numId w:val="0"/>
+        </w:numPr>
+        <w:spacing w:after="160" w:line="360" w:lineRule="auto"/>
+        <w:ind w:firstLine="708" w:firstLineChars="0"/>
+        <w:jc w:val="both"/>
+        <w:rPr>
+          <w:rFonts w:hint="default" w:ascii="Times New Roman" w:hAnsi="Times New Roman" w:cs="Times New Roman"/>
+          <w:b w:val="0"/>
+          <w:bCs w:val="0"/>
+          <w:i w:val="0"/>
+          <w:iCs w:val="0"/>
+          <w:sz w:val="28"/>
+          <w:szCs w:val="28"/>
+          <w:lang w:val="en-US"/>
+        </w:rPr>
+      </w:pPr>
+      <w:r>
+        <w:rPr>
+          <w:rFonts w:hint="default" w:ascii="Times New Roman" w:hAnsi="Times New Roman" w:cs="Times New Roman"/>
+          <w:b w:val="0"/>
+          <w:bCs w:val="0"/>
+          <w:i w:val="0"/>
+          <w:iCs w:val="0"/>
+          <w:sz w:val="28"/>
+          <w:szCs w:val="28"/>
+          <w:lang w:val="en-US"/>
+        </w:rPr>
+        <w:t>Для реализации вспомогательной функциональности во фреймворке используются utility-классы. Подобные компоненты предназначены для выполнения общих операций, не связанных напрямую с конкретными страницами приложения.</w:t>
+      </w:r>
+    </w:p>
+    <w:p>
+      <w:pPr>
+        <w:numPr>
+          <w:ilvl w:val="0"/>
+          <w:numId w:val="0"/>
+        </w:numPr>
+        <w:spacing w:after="160" w:line="360" w:lineRule="auto"/>
+        <w:ind w:firstLine="708" w:firstLineChars="0"/>
+        <w:jc w:val="both"/>
+        <w:rPr>
+          <w:rFonts w:hint="default" w:ascii="Times New Roman" w:hAnsi="Times New Roman" w:cs="Times New Roman"/>
+          <w:b w:val="0"/>
+          <w:bCs w:val="0"/>
+          <w:i w:val="0"/>
+          <w:iCs w:val="0"/>
+          <w:sz w:val="28"/>
+          <w:szCs w:val="28"/>
+          <w:lang w:val="en-US"/>
+        </w:rPr>
+      </w:pPr>
+      <w:r>
+        <w:rPr>
+          <w:rFonts w:hint="default" w:ascii="Times New Roman" w:hAnsi="Times New Roman" w:cs="Times New Roman"/>
+          <w:b w:val="0"/>
+          <w:bCs w:val="0"/>
+          <w:i w:val="0"/>
+          <w:iCs w:val="0"/>
+          <w:sz w:val="28"/>
+          <w:szCs w:val="28"/>
+          <w:lang w:val="en-US"/>
+        </w:rPr>
+        <w:t>Utility-классы могут использоваться для:</w:t>
+      </w:r>
+    </w:p>
+    <w:p>
+      <w:pPr>
+        <w:numPr>
+          <w:ilvl w:val="0"/>
+          <w:numId w:val="24"/>
+        </w:numPr>
+        <w:spacing w:after="160" w:line="360" w:lineRule="auto"/>
+        <w:ind w:left="420" w:leftChars="0" w:hanging="420" w:firstLineChars="0"/>
+        <w:jc w:val="both"/>
+        <w:rPr>
+          <w:rFonts w:hint="default" w:ascii="Times New Roman" w:hAnsi="Times New Roman" w:cs="Times New Roman"/>
+          <w:b w:val="0"/>
+          <w:bCs w:val="0"/>
+          <w:i w:val="0"/>
+          <w:iCs w:val="0"/>
+          <w:sz w:val="28"/>
+          <w:szCs w:val="28"/>
+          <w:lang w:val="en-US"/>
+        </w:rPr>
+      </w:pPr>
+      <w:r>
+        <w:rPr>
+          <w:rFonts w:hint="default" w:ascii="Times New Roman" w:hAnsi="Times New Roman" w:cs="Times New Roman"/>
+          <w:b w:val="0"/>
+          <w:bCs w:val="0"/>
+          <w:i w:val="0"/>
+          <w:iCs w:val="0"/>
+          <w:sz w:val="28"/>
+          <w:szCs w:val="28"/>
+          <w:lang w:val="en-US"/>
+        </w:rPr>
+        <w:t>чтения конфигурационных параметров;</w:t>
+      </w:r>
+    </w:p>
+    <w:p>
+      <w:pPr>
+        <w:numPr>
+          <w:ilvl w:val="0"/>
+          <w:numId w:val="24"/>
+        </w:numPr>
+        <w:spacing w:after="160" w:line="360" w:lineRule="auto"/>
+        <w:ind w:left="420" w:leftChars="0" w:hanging="420" w:firstLineChars="0"/>
+        <w:jc w:val="both"/>
+        <w:rPr>
+          <w:rFonts w:hint="default" w:ascii="Times New Roman" w:hAnsi="Times New Roman" w:cs="Times New Roman"/>
+          <w:b w:val="0"/>
+          <w:bCs w:val="0"/>
+          <w:i w:val="0"/>
+          <w:iCs w:val="0"/>
+          <w:sz w:val="28"/>
+          <w:szCs w:val="28"/>
+          <w:lang w:val="en-US"/>
+        </w:rPr>
+      </w:pPr>
+      <w:r>
+        <w:rPr>
+          <w:rFonts w:hint="default" w:ascii="Times New Roman" w:hAnsi="Times New Roman" w:cs="Times New Roman"/>
+          <w:b w:val="0"/>
+          <w:bCs w:val="0"/>
+          <w:i w:val="0"/>
+          <w:iCs w:val="0"/>
+          <w:sz w:val="28"/>
+          <w:szCs w:val="28"/>
+          <w:lang w:val="en-US"/>
+        </w:rPr>
+        <w:t>работы с тестовыми данными;</w:t>
+      </w:r>
+    </w:p>
+    <w:p>
+      <w:pPr>
+        <w:numPr>
+          <w:ilvl w:val="0"/>
+          <w:numId w:val="24"/>
+        </w:numPr>
+        <w:spacing w:after="160" w:line="360" w:lineRule="auto"/>
+        <w:ind w:left="420" w:leftChars="0" w:hanging="420" w:firstLineChars="0"/>
+        <w:jc w:val="both"/>
+        <w:rPr>
+          <w:rFonts w:hint="default" w:ascii="Times New Roman" w:hAnsi="Times New Roman" w:cs="Times New Roman"/>
+          <w:b w:val="0"/>
+          <w:bCs w:val="0"/>
+          <w:i w:val="0"/>
+          <w:iCs w:val="0"/>
+          <w:sz w:val="28"/>
+          <w:szCs w:val="28"/>
+          <w:lang w:val="en-US"/>
+        </w:rPr>
+      </w:pPr>
+      <w:r>
+        <w:rPr>
+          <w:rFonts w:hint="default" w:ascii="Times New Roman" w:hAnsi="Times New Roman" w:cs="Times New Roman"/>
+          <w:b w:val="0"/>
+          <w:bCs w:val="0"/>
+          <w:i w:val="0"/>
+          <w:iCs w:val="0"/>
+          <w:sz w:val="28"/>
+          <w:szCs w:val="28"/>
+          <w:lang w:val="en-US"/>
+        </w:rPr>
+        <w:t>генерации случайных значений;</w:t>
+      </w:r>
+    </w:p>
+    <w:p>
+      <w:pPr>
+        <w:numPr>
+          <w:ilvl w:val="0"/>
+          <w:numId w:val="24"/>
+        </w:numPr>
+        <w:spacing w:after="160" w:line="360" w:lineRule="auto"/>
+        <w:ind w:left="420" w:leftChars="0" w:hanging="420" w:firstLineChars="0"/>
+        <w:jc w:val="both"/>
+        <w:rPr>
+          <w:rFonts w:hint="default" w:ascii="Times New Roman" w:hAnsi="Times New Roman" w:cs="Times New Roman"/>
+          <w:b w:val="0"/>
+          <w:bCs w:val="0"/>
+          <w:i w:val="0"/>
+          <w:iCs w:val="0"/>
+          <w:sz w:val="28"/>
+          <w:szCs w:val="28"/>
+          <w:lang w:val="en-US"/>
+        </w:rPr>
+      </w:pPr>
+      <w:r>
+        <w:rPr>
+          <w:rFonts w:hint="default" w:ascii="Times New Roman" w:hAnsi="Times New Roman" w:cs="Times New Roman"/>
+          <w:b w:val="0"/>
+          <w:bCs w:val="0"/>
+          <w:i w:val="0"/>
+          <w:iCs w:val="0"/>
+          <w:sz w:val="28"/>
+          <w:szCs w:val="28"/>
+          <w:lang w:val="en-US"/>
+        </w:rPr>
+        <w:t>выполнения дополнительных проверок;</w:t>
+      </w:r>
+    </w:p>
+    <w:p>
+      <w:pPr>
+        <w:numPr>
+          <w:ilvl w:val="0"/>
+          <w:numId w:val="24"/>
+        </w:numPr>
+        <w:spacing w:after="160" w:line="360" w:lineRule="auto"/>
+        <w:ind w:left="420" w:leftChars="0" w:hanging="420" w:firstLineChars="0"/>
+        <w:jc w:val="both"/>
+        <w:rPr>
+          <w:rFonts w:hint="default" w:ascii="Times New Roman" w:hAnsi="Times New Roman" w:cs="Times New Roman"/>
+          <w:b w:val="0"/>
+          <w:bCs w:val="0"/>
+          <w:i w:val="0"/>
+          <w:iCs w:val="0"/>
+          <w:sz w:val="28"/>
+          <w:szCs w:val="28"/>
+          <w:lang w:val="en-US"/>
+        </w:rPr>
+      </w:pPr>
+      <w:r>
+        <w:rPr>
+          <w:rFonts w:hint="default" w:ascii="Times New Roman" w:hAnsi="Times New Roman" w:cs="Times New Roman"/>
+          <w:b w:val="0"/>
+          <w:bCs w:val="0"/>
+          <w:i w:val="0"/>
+          <w:iCs w:val="0"/>
+          <w:sz w:val="28"/>
+          <w:szCs w:val="28"/>
+          <w:lang w:val="en-US"/>
+        </w:rPr>
+        <w:t>логирования;</w:t>
+      </w:r>
+    </w:p>
+    <w:p>
+      <w:pPr>
+        <w:numPr>
+          <w:ilvl w:val="0"/>
+          <w:numId w:val="24"/>
+        </w:numPr>
+        <w:spacing w:after="160" w:line="360" w:lineRule="auto"/>
+        <w:ind w:left="420" w:leftChars="0" w:hanging="420" w:firstLineChars="0"/>
+        <w:jc w:val="both"/>
+        <w:rPr>
+          <w:rFonts w:hint="default" w:ascii="Times New Roman" w:hAnsi="Times New Roman" w:cs="Times New Roman"/>
+          <w:b w:val="0"/>
+          <w:bCs w:val="0"/>
+          <w:i w:val="0"/>
+          <w:iCs w:val="0"/>
+          <w:sz w:val="28"/>
+          <w:szCs w:val="28"/>
+          <w:lang w:val="en-US"/>
+        </w:rPr>
+      </w:pPr>
+      <w:r>
+        <w:rPr>
+          <w:rFonts w:hint="default" w:ascii="Times New Roman" w:hAnsi="Times New Roman" w:cs="Times New Roman"/>
+          <w:b w:val="0"/>
+          <w:bCs w:val="0"/>
+          <w:i w:val="0"/>
+          <w:iCs w:val="0"/>
+          <w:sz w:val="28"/>
+          <w:szCs w:val="28"/>
+          <w:lang w:val="en-US"/>
+        </w:rPr>
+        <w:t>работы со скриншотами;</w:t>
+      </w:r>
+    </w:p>
+    <w:p>
+      <w:pPr>
+        <w:numPr>
+          <w:ilvl w:val="0"/>
+          <w:numId w:val="24"/>
+        </w:numPr>
+        <w:spacing w:after="160" w:line="360" w:lineRule="auto"/>
+        <w:ind w:left="420" w:leftChars="0" w:hanging="420" w:firstLineChars="0"/>
+        <w:jc w:val="both"/>
+        <w:rPr>
+          <w:rFonts w:hint="default" w:ascii="Times New Roman" w:hAnsi="Times New Roman" w:cs="Times New Roman"/>
+          <w:b w:val="0"/>
+          <w:bCs w:val="0"/>
+          <w:i w:val="0"/>
+          <w:iCs w:val="0"/>
+          <w:sz w:val="28"/>
+          <w:szCs w:val="28"/>
+          <w:lang w:val="en-US"/>
+        </w:rPr>
+      </w:pPr>
+      <w:r>
+        <w:rPr>
+          <w:rFonts w:hint="default" w:ascii="Times New Roman" w:hAnsi="Times New Roman" w:cs="Times New Roman"/>
+          <w:b w:val="0"/>
+          <w:bCs w:val="0"/>
+          <w:i w:val="0"/>
+          <w:iCs w:val="0"/>
+          <w:sz w:val="28"/>
+          <w:szCs w:val="28"/>
+          <w:lang w:val="en-US"/>
+        </w:rPr>
+        <w:t>взаимодействия с системой отчётности Allure.</w:t>
+      </w:r>
+    </w:p>
+    <w:p>
+      <w:pPr>
+        <w:numPr>
+          <w:ilvl w:val="0"/>
+          <w:numId w:val="0"/>
+        </w:numPr>
+        <w:spacing w:after="160" w:line="360" w:lineRule="auto"/>
+        <w:ind w:firstLine="708" w:firstLineChars="0"/>
+        <w:jc w:val="both"/>
+        <w:rPr>
+          <w:rFonts w:hint="default" w:ascii="Times New Roman" w:hAnsi="Times New Roman" w:cs="Times New Roman"/>
+          <w:b w:val="0"/>
+          <w:bCs w:val="0"/>
+          <w:i w:val="0"/>
+          <w:iCs w:val="0"/>
+          <w:sz w:val="28"/>
+          <w:szCs w:val="28"/>
+          <w:lang w:val="en-US"/>
+        </w:rPr>
+      </w:pPr>
+      <w:r>
+        <w:rPr>
+          <w:rFonts w:hint="default" w:ascii="Times New Roman" w:hAnsi="Times New Roman" w:cs="Times New Roman"/>
+          <w:b w:val="0"/>
+          <w:bCs w:val="0"/>
+          <w:i w:val="0"/>
+          <w:iCs w:val="0"/>
+          <w:sz w:val="28"/>
+          <w:szCs w:val="28"/>
+          <w:lang w:val="en-US"/>
+        </w:rPr>
+        <w:t>Использование вспомогательных компонентов позволяет повысить модульность проекта и упростить сопровождение системы автоматизированного тестирования.</w:t>
+      </w:r>
+    </w:p>
+    <w:p>
+      <w:pPr>
+        <w:numPr>
+          <w:ilvl w:val="0"/>
+          <w:numId w:val="0"/>
+        </w:numPr>
+        <w:spacing w:after="160" w:line="360" w:lineRule="auto"/>
+        <w:ind w:firstLine="708" w:firstLineChars="0"/>
+        <w:jc w:val="both"/>
+        <w:rPr>
+          <w:rFonts w:hint="default" w:ascii="Times New Roman" w:hAnsi="Times New Roman" w:cs="Times New Roman"/>
+          <w:b w:val="0"/>
+          <w:bCs w:val="0"/>
+          <w:i w:val="0"/>
+          <w:iCs w:val="0"/>
+          <w:sz w:val="28"/>
+          <w:szCs w:val="28"/>
+          <w:lang w:val="ru-RU"/>
+        </w:rPr>
+      </w:pPr>
+      <w:r>
+        <w:rPr>
+          <w:rFonts w:hint="default" w:ascii="Times New Roman" w:hAnsi="Times New Roman" w:cs="Times New Roman"/>
+          <w:b w:val="0"/>
+          <w:bCs w:val="0"/>
+          <w:i w:val="0"/>
+          <w:iCs w:val="0"/>
+          <w:sz w:val="28"/>
+          <w:szCs w:val="28"/>
+          <w:lang w:val="en-US"/>
+        </w:rPr>
+        <w:t>Таким образом, применение архитектурного подхода Page Object Model совместно с использованием базовых классов и вспомогательных компонентов позволяет создать масштабируемый, поддерживаемый и устойчивый фреймворк автоматизации UI-тестирования веб-приложений</w:t>
+      </w:r>
+      <w:r>
+        <w:rPr>
+          <w:rFonts w:hint="default" w:ascii="Times New Roman" w:hAnsi="Times New Roman" w:cs="Times New Roman"/>
+          <w:b w:val="0"/>
+          <w:bCs w:val="0"/>
+          <w:i w:val="0"/>
+          <w:iCs w:val="0"/>
+          <w:sz w:val="28"/>
+          <w:szCs w:val="28"/>
+          <w:lang w:val="ru-RU"/>
+        </w:rPr>
+        <w:t>.</w:t>
       </w:r>
       <w:bookmarkStart w:id="1" w:name="_GoBack"/>
       <w:bookmarkEnd w:id="1"/>
-      <w:r>
-        <w:rPr>
-          <w:rFonts w:hint="default" w:ascii="Times New Roman" w:hAnsi="Times New Roman" w:cs="Times New Roman"/>
-          <w:b w:val="0"/>
-          <w:bCs w:val="0"/>
-          <w:i w:val="0"/>
-          <w:iCs w:val="0"/>
-          <w:sz w:val="28"/>
-          <w:szCs w:val="28"/>
-          <w:lang w:val="ru-RU"/>
-        </w:rPr>
-        <w:t>.</w:t>
-      </w:r>
+    </w:p>
+    <w:p>
+      <w:pPr>
+        <w:numPr>
+          <w:numId w:val="0"/>
+        </w:numPr>
+        <w:spacing w:after="160" w:line="360" w:lineRule="auto"/>
+        <w:jc w:val="both"/>
+        <w:rPr>
+          <w:rFonts w:hint="default" w:ascii="Times New Roman" w:hAnsi="Times New Roman" w:cs="Times New Roman"/>
+          <w:b w:val="0"/>
+          <w:bCs w:val="0"/>
+          <w:i w:val="0"/>
+          <w:iCs w:val="0"/>
+          <w:sz w:val="28"/>
+          <w:szCs w:val="28"/>
+          <w:lang w:val="en-US"/>
+        </w:rPr>
+      </w:pPr>
+    </w:p>
+    <w:p>
+      <w:pPr>
+        <w:numPr>
+          <w:numId w:val="0"/>
+        </w:numPr>
+        <w:spacing w:after="160" w:line="360" w:lineRule="auto"/>
+        <w:jc w:val="both"/>
+        <w:rPr>
+          <w:rFonts w:hint="default" w:ascii="Times New Roman" w:hAnsi="Times New Roman" w:cs="Times New Roman"/>
+          <w:b w:val="0"/>
+          <w:bCs w:val="0"/>
+          <w:i w:val="0"/>
+          <w:iCs w:val="0"/>
+          <w:sz w:val="28"/>
+          <w:szCs w:val="28"/>
+          <w:lang w:val="en-US"/>
+        </w:rPr>
+      </w:pPr>
+    </w:p>
+    <w:p>
+      <w:pPr>
+        <w:numPr>
+          <w:numId w:val="0"/>
+        </w:numPr>
+        <w:spacing w:after="160" w:line="360" w:lineRule="auto"/>
+        <w:jc w:val="both"/>
+        <w:rPr>
+          <w:rFonts w:hint="default" w:ascii="Times New Roman" w:hAnsi="Times New Roman" w:cs="Times New Roman"/>
+          <w:b w:val="0"/>
+          <w:bCs w:val="0"/>
+          <w:i w:val="0"/>
+          <w:iCs w:val="0"/>
+          <w:sz w:val="28"/>
+          <w:szCs w:val="28"/>
+          <w:lang w:val="en-US"/>
+        </w:rPr>
+      </w:pPr>
+    </w:p>
+    <w:p>
+      <w:pPr>
+        <w:numPr>
+          <w:numId w:val="0"/>
+        </w:numPr>
+        <w:spacing w:after="160" w:line="360" w:lineRule="auto"/>
+        <w:jc w:val="both"/>
+        <w:rPr>
+          <w:rFonts w:hint="default" w:ascii="Times New Roman" w:hAnsi="Times New Roman" w:cs="Times New Roman"/>
+          <w:b w:val="0"/>
+          <w:bCs w:val="0"/>
+          <w:i w:val="0"/>
+          <w:iCs w:val="0"/>
+          <w:sz w:val="28"/>
+          <w:szCs w:val="28"/>
+          <w:lang w:val="en-US"/>
+        </w:rPr>
+      </w:pPr>
+    </w:p>
+    <w:p>
+      <w:pPr>
+        <w:spacing w:line="360" w:lineRule="auto"/>
+        <w:jc w:val="both"/>
+        <w:rPr>
+          <w:rFonts w:hint="default" w:ascii="Times New Roman" w:hAnsi="Times New Roman" w:cs="Times New Roman"/>
+          <w:b w:val="0"/>
+          <w:bCs w:val="0"/>
+          <w:i w:val="0"/>
+          <w:iCs w:val="0"/>
+          <w:sz w:val="28"/>
+          <w:szCs w:val="28"/>
+          <w:lang w:val="ru-RU"/>
+        </w:rPr>
+      </w:pPr>
     </w:p>
     <w:p>
       <w:pPr>

--- a/Дипломная_работа_ИВТАСбд-41_БорковИван.docx
+++ b/Дипломная_работа_ИВТАСбд-41_БорковИван.docx
@@ -10227,7 +10227,6 @@
             <w:insideH w:val="single" w:color="auto" w:sz="4" w:space="0"/>
             <w:insideV w:val="single" w:color="auto" w:sz="4" w:space="0"/>
           </w:tblBorders>
-          <w:shd w:val="clear" w:color="auto" w:fill="auto"/>
           <w:tblCellMar>
             <w:top w:w="15" w:type="dxa"/>
             <w:left w:w="15" w:type="dxa"/>
@@ -10634,7 +10633,6 @@
             <w:insideH w:val="single" w:color="auto" w:sz="4" w:space="0"/>
             <w:insideV w:val="single" w:color="auto" w:sz="4" w:space="0"/>
           </w:tblBorders>
-          <w:shd w:val="clear" w:color="auto" w:fill="auto"/>
           <w:tblCellMar>
             <w:top w:w="15" w:type="dxa"/>
             <w:left w:w="15" w:type="dxa"/>
@@ -11446,7 +11444,6 @@
             <w:insideH w:val="single" w:color="auto" w:sz="4" w:space="0"/>
             <w:insideV w:val="single" w:color="auto" w:sz="4" w:space="0"/>
           </w:tblBorders>
-          <w:shd w:val="clear" w:color="auto" w:fill="auto"/>
           <w:tblCellMar>
             <w:top w:w="15" w:type="dxa"/>
             <w:left w:w="15" w:type="dxa"/>
@@ -12338,12 +12335,6 @@
             <w:insideV w:val="single" w:color="auto" w:sz="4" w:space="0"/>
           </w:tblBorders>
           <w:shd w:val="clear" w:color="auto" w:fill="auto"/>
-          <w:tblCellMar>
-            <w:top w:w="15" w:type="dxa"/>
-            <w:left w:w="15" w:type="dxa"/>
-            <w:bottom w:w="15" w:type="dxa"/>
-            <w:right w:w="15" w:type="dxa"/>
-          </w:tblCellMar>
         </w:tblPrEx>
         <w:trPr>
           <w:tblHeader/>
@@ -12826,6 +12817,7 @@
             <w:insideH w:val="single" w:color="auto" w:sz="4" w:space="0"/>
             <w:insideV w:val="single" w:color="auto" w:sz="4" w:space="0"/>
           </w:tblBorders>
+          <w:shd w:val="clear" w:color="auto" w:fill="auto"/>
           <w:tblCellMar>
             <w:top w:w="15" w:type="dxa"/>
             <w:left w:w="15" w:type="dxa"/>
@@ -12944,6 +12936,7 @@
             <w:insideH w:val="single" w:color="auto" w:sz="4" w:space="0"/>
             <w:insideV w:val="single" w:color="auto" w:sz="4" w:space="0"/>
           </w:tblBorders>
+          <w:shd w:val="clear" w:color="auto" w:fill="auto"/>
           <w:tblCellMar>
             <w:top w:w="15" w:type="dxa"/>
             <w:left w:w="15" w:type="dxa"/>
@@ -20574,100 +20567,6 @@
         </w:rPr>
         <w:t>.</w:t>
       </w:r>
-      <w:bookmarkStart w:id="1" w:name="_GoBack"/>
-      <w:bookmarkEnd w:id="1"/>
-    </w:p>
-    <w:p>
-      <w:pPr>
-        <w:numPr>
-          <w:numId w:val="0"/>
-        </w:numPr>
-        <w:spacing w:after="160" w:line="360" w:lineRule="auto"/>
-        <w:jc w:val="both"/>
-        <w:rPr>
-          <w:rFonts w:hint="default" w:ascii="Times New Roman" w:hAnsi="Times New Roman" w:cs="Times New Roman"/>
-          <w:b w:val="0"/>
-          <w:bCs w:val="0"/>
-          <w:i w:val="0"/>
-          <w:iCs w:val="0"/>
-          <w:sz w:val="28"/>
-          <w:szCs w:val="28"/>
-          <w:lang w:val="en-US"/>
-        </w:rPr>
-      </w:pPr>
-    </w:p>
-    <w:p>
-      <w:pPr>
-        <w:numPr>
-          <w:numId w:val="0"/>
-        </w:numPr>
-        <w:spacing w:after="160" w:line="360" w:lineRule="auto"/>
-        <w:jc w:val="both"/>
-        <w:rPr>
-          <w:rFonts w:hint="default" w:ascii="Times New Roman" w:hAnsi="Times New Roman" w:cs="Times New Roman"/>
-          <w:b w:val="0"/>
-          <w:bCs w:val="0"/>
-          <w:i w:val="0"/>
-          <w:iCs w:val="0"/>
-          <w:sz w:val="28"/>
-          <w:szCs w:val="28"/>
-          <w:lang w:val="en-US"/>
-        </w:rPr>
-      </w:pPr>
-    </w:p>
-    <w:p>
-      <w:pPr>
-        <w:numPr>
-          <w:numId w:val="0"/>
-        </w:numPr>
-        <w:spacing w:after="160" w:line="360" w:lineRule="auto"/>
-        <w:jc w:val="both"/>
-        <w:rPr>
-          <w:rFonts w:hint="default" w:ascii="Times New Roman" w:hAnsi="Times New Roman" w:cs="Times New Roman"/>
-          <w:b w:val="0"/>
-          <w:bCs w:val="0"/>
-          <w:i w:val="0"/>
-          <w:iCs w:val="0"/>
-          <w:sz w:val="28"/>
-          <w:szCs w:val="28"/>
-          <w:lang w:val="en-US"/>
-        </w:rPr>
-      </w:pPr>
-    </w:p>
-    <w:p>
-      <w:pPr>
-        <w:numPr>
-          <w:numId w:val="0"/>
-        </w:numPr>
-        <w:spacing w:after="160" w:line="360" w:lineRule="auto"/>
-        <w:jc w:val="both"/>
-        <w:rPr>
-          <w:rFonts w:hint="default" w:ascii="Times New Roman" w:hAnsi="Times New Roman" w:cs="Times New Roman"/>
-          <w:b w:val="0"/>
-          <w:bCs w:val="0"/>
-          <w:i w:val="0"/>
-          <w:iCs w:val="0"/>
-          <w:sz w:val="28"/>
-          <w:szCs w:val="28"/>
-          <w:lang w:val="en-US"/>
-        </w:rPr>
-      </w:pPr>
-    </w:p>
-    <w:p>
-      <w:pPr>
-        <w:spacing w:line="360" w:lineRule="auto"/>
-        <w:jc w:val="both"/>
-        <w:rPr>
-          <w:rFonts w:hint="default" w:ascii="Times New Roman" w:hAnsi="Times New Roman" w:cs="Times New Roman"/>
-          <w:b w:val="0"/>
-          <w:bCs w:val="0"/>
-          <w:i w:val="0"/>
-          <w:iCs w:val="0"/>
-          <w:sz w:val="28"/>
-          <w:szCs w:val="28"/>
-          <w:lang w:val="ru-RU"/>
-        </w:rPr>
-      </w:pPr>
     </w:p>
     <w:p>
       <w:pPr>
@@ -20689,6 +20588,4065 @@
     </w:p>
     <w:p>
       <w:pPr>
+        <w:spacing w:line="360" w:lineRule="auto"/>
+        <w:jc w:val="center"/>
+        <w:rPr>
+          <w:rFonts w:hint="default" w:ascii="Times New Roman" w:hAnsi="Times New Roman" w:cs="Times New Roman"/>
+          <w:b/>
+          <w:bCs/>
+          <w:i w:val="0"/>
+          <w:iCs w:val="0"/>
+          <w:sz w:val="28"/>
+          <w:szCs w:val="28"/>
+          <w:lang w:val="en-US"/>
+        </w:rPr>
+      </w:pPr>
+      <w:r>
+        <w:rPr>
+          <w:rFonts w:hint="default" w:ascii="Times New Roman" w:hAnsi="Times New Roman" w:cs="Times New Roman"/>
+          <w:b/>
+          <w:bCs/>
+          <w:i w:val="0"/>
+          <w:iCs w:val="0"/>
+          <w:sz w:val="28"/>
+          <w:szCs w:val="28"/>
+          <w:lang w:val="ru-RU"/>
+        </w:rPr>
+        <w:t>2</w:t>
+      </w:r>
+      <w:r>
+        <w:rPr>
+          <w:rFonts w:hint="default" w:ascii="Times New Roman" w:hAnsi="Times New Roman" w:cs="Times New Roman"/>
+          <w:b/>
+          <w:bCs/>
+          <w:i w:val="0"/>
+          <w:iCs w:val="0"/>
+          <w:sz w:val="28"/>
+          <w:szCs w:val="28"/>
+          <w:lang w:val="en-US"/>
+        </w:rPr>
+        <w:t>.2.</w:t>
+      </w:r>
+      <w:r>
+        <w:rPr>
+          <w:rFonts w:hint="default" w:ascii="Times New Roman" w:hAnsi="Times New Roman" w:cs="Times New Roman"/>
+          <w:b/>
+          <w:bCs/>
+          <w:i w:val="0"/>
+          <w:iCs w:val="0"/>
+          <w:sz w:val="28"/>
+          <w:szCs w:val="28"/>
+          <w:lang w:val="ru-RU"/>
+        </w:rPr>
+        <w:t>2</w:t>
+      </w:r>
+      <w:r>
+        <w:rPr>
+          <w:rFonts w:hint="default" w:ascii="Times New Roman" w:hAnsi="Times New Roman" w:cs="Times New Roman"/>
+          <w:b/>
+          <w:bCs/>
+          <w:i w:val="0"/>
+          <w:iCs w:val="0"/>
+          <w:sz w:val="28"/>
+          <w:szCs w:val="28"/>
+          <w:lang w:val="en-US"/>
+        </w:rPr>
+        <w:t>. Общая архитектура системы автоматизированного тестирования</w:t>
+      </w:r>
+    </w:p>
+    <w:p>
+      <w:pPr>
+        <w:spacing w:line="360" w:lineRule="auto"/>
+        <w:jc w:val="both"/>
+        <w:rPr>
+          <w:rFonts w:hint="default" w:ascii="Times New Roman" w:hAnsi="Times New Roman" w:cs="Times New Roman"/>
+          <w:b w:val="0"/>
+          <w:bCs w:val="0"/>
+          <w:i w:val="0"/>
+          <w:iCs w:val="0"/>
+          <w:sz w:val="28"/>
+          <w:szCs w:val="28"/>
+          <w:lang w:val="en-US"/>
+        </w:rPr>
+      </w:pPr>
+      <w:r>
+        <w:rPr>
+          <w:rFonts w:hint="default" w:ascii="Times New Roman" w:hAnsi="Times New Roman" w:cs="Times New Roman"/>
+          <w:b w:val="0"/>
+          <w:bCs w:val="0"/>
+          <w:i w:val="0"/>
+          <w:iCs w:val="0"/>
+          <w:sz w:val="28"/>
+          <w:szCs w:val="28"/>
+          <w:lang w:val="en-US"/>
+        </w:rPr>
+        <w:tab/>
+      </w:r>
+      <w:r>
+        <w:rPr>
+          <w:rFonts w:hint="default" w:ascii="Times New Roman" w:hAnsi="Times New Roman" w:cs="Times New Roman"/>
+          <w:b w:val="0"/>
+          <w:bCs w:val="0"/>
+          <w:i w:val="0"/>
+          <w:iCs w:val="0"/>
+          <w:sz w:val="28"/>
+          <w:szCs w:val="28"/>
+          <w:lang w:val="ru-RU"/>
+        </w:rPr>
+        <w:t>СХЕМКУ НАМУТИТЬ ПТОМ</w:t>
+      </w:r>
+      <w:r>
+        <w:rPr>
+          <w:rFonts w:hint="default" w:ascii="Times New Roman" w:hAnsi="Times New Roman" w:cs="Times New Roman"/>
+          <w:b w:val="0"/>
+          <w:bCs w:val="0"/>
+          <w:i w:val="0"/>
+          <w:iCs w:val="0"/>
+          <w:sz w:val="28"/>
+          <w:szCs w:val="28"/>
+          <w:lang w:val="en-US"/>
+        </w:rPr>
+        <w:t>.</w:t>
+      </w:r>
+    </w:p>
+    <w:p>
+      <w:pPr>
+        <w:spacing w:line="360" w:lineRule="auto"/>
+        <w:jc w:val="both"/>
+        <w:rPr>
+          <w:rFonts w:hint="default" w:ascii="Times New Roman" w:hAnsi="Times New Roman" w:cs="Times New Roman"/>
+          <w:b w:val="0"/>
+          <w:bCs w:val="0"/>
+          <w:i w:val="0"/>
+          <w:iCs w:val="0"/>
+          <w:sz w:val="28"/>
+          <w:szCs w:val="28"/>
+          <w:lang w:val="en-US"/>
+        </w:rPr>
+      </w:pPr>
+    </w:p>
+    <w:p>
+      <w:pPr>
+        <w:spacing w:line="360" w:lineRule="auto"/>
+        <w:jc w:val="both"/>
+        <w:rPr>
+          <w:rFonts w:hint="default" w:ascii="Times New Roman" w:hAnsi="Times New Roman" w:cs="Times New Roman"/>
+          <w:b/>
+          <w:bCs/>
+          <w:i w:val="0"/>
+          <w:iCs w:val="0"/>
+          <w:sz w:val="28"/>
+          <w:szCs w:val="28"/>
+          <w:lang w:val="en-US"/>
+        </w:rPr>
+      </w:pPr>
+      <w:r>
+        <w:rPr>
+          <w:rFonts w:hint="default" w:ascii="Times New Roman" w:hAnsi="Times New Roman" w:cs="Times New Roman"/>
+          <w:b/>
+          <w:bCs/>
+          <w:i w:val="0"/>
+          <w:iCs w:val="0"/>
+          <w:sz w:val="28"/>
+          <w:szCs w:val="28"/>
+          <w:lang w:val="ru-RU"/>
+        </w:rPr>
+        <w:t>2</w:t>
+      </w:r>
+      <w:r>
+        <w:rPr>
+          <w:rFonts w:hint="default" w:ascii="Times New Roman" w:hAnsi="Times New Roman" w:cs="Times New Roman"/>
+          <w:b/>
+          <w:bCs/>
+          <w:i w:val="0"/>
+          <w:iCs w:val="0"/>
+          <w:sz w:val="28"/>
+          <w:szCs w:val="28"/>
+          <w:lang w:val="en-US"/>
+        </w:rPr>
+        <w:t>.2.</w:t>
+      </w:r>
+      <w:r>
+        <w:rPr>
+          <w:rFonts w:hint="default" w:ascii="Times New Roman" w:hAnsi="Times New Roman" w:cs="Times New Roman"/>
+          <w:b/>
+          <w:bCs/>
+          <w:i w:val="0"/>
+          <w:iCs w:val="0"/>
+          <w:sz w:val="28"/>
+          <w:szCs w:val="28"/>
+          <w:lang w:val="ru-RU"/>
+        </w:rPr>
+        <w:t>3</w:t>
+      </w:r>
+      <w:r>
+        <w:rPr>
+          <w:rFonts w:hint="default" w:ascii="Times New Roman" w:hAnsi="Times New Roman" w:cs="Times New Roman"/>
+          <w:b/>
+          <w:bCs/>
+          <w:i w:val="0"/>
+          <w:iCs w:val="0"/>
+          <w:sz w:val="28"/>
+          <w:szCs w:val="28"/>
+          <w:lang w:val="en-US"/>
+        </w:rPr>
+        <w:t>. Структура проекта автоматизированного тестирования</w:t>
+      </w:r>
+    </w:p>
+    <w:p>
+      <w:pPr>
+        <w:spacing w:line="360" w:lineRule="auto"/>
+        <w:jc w:val="both"/>
+        <w:rPr>
+          <w:rFonts w:hint="default" w:ascii="Times New Roman" w:hAnsi="Times New Roman" w:cs="Times New Roman"/>
+          <w:b w:val="0"/>
+          <w:bCs w:val="0"/>
+          <w:i w:val="0"/>
+          <w:iCs w:val="0"/>
+          <w:sz w:val="28"/>
+          <w:szCs w:val="28"/>
+          <w:lang w:val="en-US"/>
+        </w:rPr>
+      </w:pPr>
+      <w:r>
+        <w:rPr>
+          <w:rFonts w:hint="default" w:ascii="Times New Roman" w:hAnsi="Times New Roman" w:cs="Times New Roman"/>
+          <w:b w:val="0"/>
+          <w:bCs w:val="0"/>
+          <w:i w:val="0"/>
+          <w:iCs w:val="0"/>
+          <w:sz w:val="28"/>
+          <w:szCs w:val="28"/>
+          <w:lang w:val="en-US"/>
+        </w:rPr>
+        <w:tab/>
+      </w:r>
+      <w:r>
+        <w:rPr>
+          <w:rFonts w:hint="default" w:ascii="Times New Roman" w:hAnsi="Times New Roman" w:cs="Times New Roman"/>
+          <w:b w:val="0"/>
+          <w:bCs w:val="0"/>
+          <w:i w:val="0"/>
+          <w:iCs w:val="0"/>
+          <w:sz w:val="28"/>
+          <w:szCs w:val="28"/>
+          <w:lang w:val="en-US"/>
+        </w:rPr>
+        <w:t>Одним из важных этапов проектирования фреймворка автоматизации тестирования является организация структуры проекта. Грамотное разделение компонентов системы по пакетам и модулям позволяет повысить читаемость проекта, упростить сопровождение тестов и обеспечить возможность дальнейшего масштабирования тестового набора.</w:t>
+      </w:r>
+    </w:p>
+    <w:p>
+      <w:pPr>
+        <w:spacing w:line="360" w:lineRule="auto"/>
+        <w:ind w:firstLine="708" w:firstLineChars="0"/>
+        <w:jc w:val="both"/>
+        <w:rPr>
+          <w:rFonts w:hint="default" w:ascii="Times New Roman" w:hAnsi="Times New Roman" w:cs="Times New Roman"/>
+          <w:b w:val="0"/>
+          <w:bCs w:val="0"/>
+          <w:i w:val="0"/>
+          <w:iCs w:val="0"/>
+          <w:sz w:val="28"/>
+          <w:szCs w:val="28"/>
+          <w:lang w:val="en-US"/>
+        </w:rPr>
+      </w:pPr>
+      <w:r>
+        <w:rPr>
+          <w:rFonts w:hint="default" w:ascii="Times New Roman" w:hAnsi="Times New Roman" w:cs="Times New Roman"/>
+          <w:b w:val="0"/>
+          <w:bCs w:val="0"/>
+          <w:i w:val="0"/>
+          <w:iCs w:val="0"/>
+          <w:sz w:val="28"/>
+          <w:szCs w:val="28"/>
+          <w:lang w:val="en-US"/>
+        </w:rPr>
+        <w:t xml:space="preserve">При разработке фреймворка автоматизации UI-тестирования веб-приложения </w:t>
+      </w:r>
+      <w:r>
+        <w:rPr>
+          <w:rFonts w:hint="default" w:ascii="Times New Roman" w:hAnsi="Times New Roman" w:cs="Times New Roman"/>
+          <w:b w:val="0"/>
+          <w:bCs w:val="0"/>
+          <w:i w:val="0"/>
+          <w:iCs w:val="0"/>
+          <w:sz w:val="28"/>
+          <w:szCs w:val="28"/>
+          <w:lang w:val="en-US"/>
+        </w:rPr>
+        <w:fldChar w:fldCharType="begin"/>
+      </w:r>
+      <w:r>
+        <w:rPr>
+          <w:rFonts w:hint="default" w:ascii="Times New Roman" w:hAnsi="Times New Roman" w:cs="Times New Roman"/>
+          <w:b w:val="0"/>
+          <w:bCs w:val="0"/>
+          <w:i w:val="0"/>
+          <w:iCs w:val="0"/>
+          <w:sz w:val="28"/>
+          <w:szCs w:val="28"/>
+          <w:lang w:val="en-US"/>
+        </w:rPr>
+        <w:instrText xml:space="preserve"> HYPERLINK "https://www.saucedemo.com?utm_source=chatgpt.com" \t "_blank" </w:instrText>
+      </w:r>
+      <w:r>
+        <w:rPr>
+          <w:rFonts w:hint="default" w:ascii="Times New Roman" w:hAnsi="Times New Roman" w:cs="Times New Roman"/>
+          <w:b w:val="0"/>
+          <w:bCs w:val="0"/>
+          <w:i w:val="0"/>
+          <w:iCs w:val="0"/>
+          <w:sz w:val="28"/>
+          <w:szCs w:val="28"/>
+          <w:lang w:val="en-US"/>
+        </w:rPr>
+        <w:fldChar w:fldCharType="separate"/>
+      </w:r>
+      <w:r>
+        <w:rPr>
+          <w:rFonts w:hint="default" w:ascii="Times New Roman" w:hAnsi="Times New Roman" w:cs="Times New Roman"/>
+          <w:b w:val="0"/>
+          <w:bCs w:val="0"/>
+          <w:i w:val="0"/>
+          <w:iCs w:val="0"/>
+          <w:sz w:val="28"/>
+          <w:szCs w:val="28"/>
+          <w:lang w:val="en-US"/>
+        </w:rPr>
+        <w:t>SauceDemo</w:t>
+      </w:r>
+      <w:r>
+        <w:rPr>
+          <w:rFonts w:hint="default" w:ascii="Times New Roman" w:hAnsi="Times New Roman" w:cs="Times New Roman"/>
+          <w:b w:val="0"/>
+          <w:bCs w:val="0"/>
+          <w:i w:val="0"/>
+          <w:iCs w:val="0"/>
+          <w:sz w:val="28"/>
+          <w:szCs w:val="28"/>
+          <w:lang w:val="en-US"/>
+        </w:rPr>
+        <w:fldChar w:fldCharType="end"/>
+      </w:r>
+      <w:r>
+        <w:rPr>
+          <w:rFonts w:hint="default" w:ascii="Times New Roman" w:hAnsi="Times New Roman" w:cs="Times New Roman"/>
+          <w:b w:val="0"/>
+          <w:bCs w:val="0"/>
+          <w:i w:val="0"/>
+          <w:iCs w:val="0"/>
+          <w:sz w:val="28"/>
+          <w:szCs w:val="28"/>
+          <w:lang w:val="en-US"/>
+        </w:rPr>
+        <w:t xml:space="preserve"> была реализована многоуровневая структура проекта, основанная на разделении ответственности между компонентами системы.</w:t>
+      </w:r>
+    </w:p>
+    <w:p>
+      <w:pPr>
+        <w:spacing w:line="360" w:lineRule="auto"/>
+        <w:ind w:firstLine="708" w:firstLineChars="0"/>
+        <w:jc w:val="both"/>
+        <w:rPr>
+          <w:rFonts w:hint="default" w:ascii="Times New Roman" w:hAnsi="Times New Roman" w:cs="Times New Roman"/>
+          <w:b w:val="0"/>
+          <w:bCs w:val="0"/>
+          <w:i w:val="0"/>
+          <w:iCs w:val="0"/>
+          <w:sz w:val="28"/>
+          <w:szCs w:val="28"/>
+          <w:lang w:val="en-US"/>
+        </w:rPr>
+      </w:pPr>
+      <w:r>
+        <w:rPr>
+          <w:rFonts w:hint="default" w:ascii="Times New Roman" w:hAnsi="Times New Roman" w:cs="Times New Roman"/>
+          <w:b w:val="0"/>
+          <w:bCs w:val="0"/>
+          <w:i w:val="0"/>
+          <w:iCs w:val="0"/>
+          <w:sz w:val="28"/>
+          <w:szCs w:val="28"/>
+          <w:lang w:val="en-US"/>
+        </w:rPr>
+        <w:t>Структура проекта представлена на рисунке 2.2.</w:t>
+      </w:r>
+    </w:p>
+    <w:p>
+      <w:pPr>
+        <w:spacing w:line="360" w:lineRule="auto"/>
+        <w:ind w:firstLine="708" w:firstLineChars="0"/>
+        <w:jc w:val="center"/>
+      </w:pPr>
+      <w:r>
+        <w:drawing>
+          <wp:inline distT="0" distB="0" distL="114300" distR="114300">
+            <wp:extent cx="1769110" cy="4324350"/>
+            <wp:effectExtent l="0" t="0" r="2540" b="0"/>
+            <wp:docPr id="1" name="Изображение 8"/>
+            <wp:cNvGraphicFramePr>
+              <a:graphicFrameLocks xmlns:a="http://schemas.openxmlformats.org/drawingml/2006/main" noChangeAspect="1"/>
+            </wp:cNvGraphicFramePr>
+            <a:graphic xmlns:a="http://schemas.openxmlformats.org/drawingml/2006/main">
+              <a:graphicData uri="http://schemas.openxmlformats.org/drawingml/2006/picture">
+                <pic:pic xmlns:pic="http://schemas.openxmlformats.org/drawingml/2006/picture">
+                  <pic:nvPicPr>
+                    <pic:cNvPr id="1" name="Изображение 8"/>
+                    <pic:cNvPicPr>
+                      <a:picLocks noChangeAspect="1"/>
+                    </pic:cNvPicPr>
+                  </pic:nvPicPr>
+                  <pic:blipFill>
+                    <a:blip r:embed="rId11"/>
+                    <a:stretch>
+                      <a:fillRect/>
+                    </a:stretch>
+                  </pic:blipFill>
+                  <pic:spPr>
+                    <a:xfrm>
+                      <a:off x="0" y="0"/>
+                      <a:ext cx="1769110" cy="4324350"/>
+                    </a:xfrm>
+                    <a:prstGeom prst="rect">
+                      <a:avLst/>
+                    </a:prstGeom>
+                    <a:noFill/>
+                    <a:ln>
+                      <a:noFill/>
+                    </a:ln>
+                  </pic:spPr>
+                </pic:pic>
+              </a:graphicData>
+            </a:graphic>
+          </wp:inline>
+        </w:drawing>
+      </w:r>
+    </w:p>
+    <w:p>
+      <w:pPr>
+        <w:numPr>
+          <w:ilvl w:val="0"/>
+          <w:numId w:val="0"/>
+        </w:numPr>
+        <w:spacing w:after="160" w:line="360" w:lineRule="auto"/>
+        <w:jc w:val="center"/>
+        <w:rPr>
+          <w:rFonts w:hint="default" w:ascii="Times New Roman" w:hAnsi="Times New Roman" w:eastAsia="SimSun" w:cs="Times New Roman"/>
+          <w:sz w:val="28"/>
+          <w:szCs w:val="28"/>
+          <w:lang w:val="ru-RU"/>
+        </w:rPr>
+      </w:pPr>
+      <w:r>
+        <w:rPr>
+          <w:rFonts w:hint="default" w:ascii="Times New Roman" w:hAnsi="Times New Roman" w:eastAsia="SimSun" w:cs="Times New Roman"/>
+          <w:sz w:val="28"/>
+          <w:szCs w:val="28"/>
+          <w:lang w:val="ru-RU"/>
+        </w:rPr>
+        <w:t>Рисунок 2.2.3. Структура проекта.</w:t>
+      </w:r>
+    </w:p>
+    <w:p>
+      <w:pPr>
+        <w:spacing w:line="360" w:lineRule="auto"/>
+        <w:ind w:firstLine="708" w:firstLineChars="0"/>
+        <w:jc w:val="both"/>
+        <w:rPr>
+          <w:rFonts w:hint="default" w:ascii="Times New Roman" w:hAnsi="Times New Roman" w:cs="Times New Roman"/>
+          <w:b/>
+          <w:bCs/>
+          <w:i w:val="0"/>
+          <w:iCs w:val="0"/>
+          <w:sz w:val="28"/>
+          <w:szCs w:val="28"/>
+          <w:lang w:val="en-US"/>
+        </w:rPr>
+      </w:pPr>
+      <w:r>
+        <w:rPr>
+          <w:rFonts w:hint="default" w:ascii="Times New Roman" w:hAnsi="Times New Roman" w:cs="Times New Roman"/>
+          <w:b/>
+          <w:bCs/>
+          <w:i w:val="0"/>
+          <w:iCs w:val="0"/>
+          <w:sz w:val="28"/>
+          <w:szCs w:val="28"/>
+          <w:lang w:val="en-US"/>
+        </w:rPr>
+        <w:t>Пакет core</w:t>
+      </w:r>
+    </w:p>
+    <w:p>
+      <w:pPr>
+        <w:spacing w:line="360" w:lineRule="auto"/>
+        <w:ind w:firstLine="708" w:firstLineChars="0"/>
+        <w:jc w:val="both"/>
+        <w:rPr>
+          <w:rFonts w:hint="default" w:ascii="Times New Roman" w:hAnsi="Times New Roman" w:cs="Times New Roman"/>
+          <w:b w:val="0"/>
+          <w:bCs w:val="0"/>
+          <w:i w:val="0"/>
+          <w:iCs w:val="0"/>
+          <w:sz w:val="28"/>
+          <w:szCs w:val="28"/>
+          <w:lang w:val="en-US"/>
+        </w:rPr>
+      </w:pPr>
+      <w:r>
+        <w:rPr>
+          <w:rFonts w:hint="default" w:ascii="Times New Roman" w:hAnsi="Times New Roman" w:cs="Times New Roman"/>
+          <w:b w:val="0"/>
+          <w:bCs w:val="0"/>
+          <w:i w:val="0"/>
+          <w:iCs w:val="0"/>
+          <w:sz w:val="28"/>
+          <w:szCs w:val="28"/>
+          <w:lang w:val="en-US"/>
+        </w:rPr>
+        <w:t>Пакет core содержит базовые компоненты фреймворка, обеспечивающие общую функциональность системы автоматизированного тестирования.</w:t>
+      </w:r>
+    </w:p>
+    <w:p>
+      <w:pPr>
+        <w:spacing w:line="360" w:lineRule="auto"/>
+        <w:ind w:firstLine="708" w:firstLineChars="0"/>
+        <w:jc w:val="both"/>
+        <w:rPr>
+          <w:rFonts w:hint="default" w:ascii="Times New Roman" w:hAnsi="Times New Roman" w:cs="Times New Roman"/>
+          <w:b w:val="0"/>
+          <w:bCs w:val="0"/>
+          <w:i w:val="0"/>
+          <w:iCs w:val="0"/>
+          <w:sz w:val="28"/>
+          <w:szCs w:val="28"/>
+          <w:lang w:val="en-US"/>
+        </w:rPr>
+      </w:pPr>
+      <w:r>
+        <w:rPr>
+          <w:rFonts w:hint="default" w:ascii="Times New Roman" w:hAnsi="Times New Roman" w:cs="Times New Roman"/>
+          <w:b w:val="0"/>
+          <w:bCs w:val="0"/>
+          <w:i w:val="0"/>
+          <w:iCs w:val="0"/>
+          <w:sz w:val="28"/>
+          <w:szCs w:val="28"/>
+          <w:lang w:val="en-US"/>
+        </w:rPr>
+        <w:t>В данном пакете располагаются следующие классы:</w:t>
+      </w:r>
+    </w:p>
+    <w:p>
+      <w:pPr>
+        <w:numPr>
+          <w:ilvl w:val="0"/>
+          <w:numId w:val="24"/>
+        </w:numPr>
+        <w:spacing w:line="360" w:lineRule="auto"/>
+        <w:ind w:left="420" w:leftChars="0" w:hanging="420" w:firstLineChars="0"/>
+        <w:jc w:val="both"/>
+        <w:rPr>
+          <w:rFonts w:hint="default" w:ascii="Times New Roman" w:hAnsi="Times New Roman" w:cs="Times New Roman"/>
+          <w:b w:val="0"/>
+          <w:bCs w:val="0"/>
+          <w:i w:val="0"/>
+          <w:iCs w:val="0"/>
+          <w:sz w:val="28"/>
+          <w:szCs w:val="28"/>
+          <w:lang w:val="en-US"/>
+        </w:rPr>
+      </w:pPr>
+      <w:r>
+        <w:rPr>
+          <w:rFonts w:hint="default" w:ascii="Times New Roman" w:hAnsi="Times New Roman" w:cs="Times New Roman"/>
+          <w:b w:val="0"/>
+          <w:bCs w:val="0"/>
+          <w:i w:val="0"/>
+          <w:iCs w:val="0"/>
+          <w:sz w:val="28"/>
+          <w:szCs w:val="28"/>
+          <w:lang w:val="en-US"/>
+        </w:rPr>
+        <w:t>BasePage.java;</w:t>
+      </w:r>
+    </w:p>
+    <w:p>
+      <w:pPr>
+        <w:numPr>
+          <w:ilvl w:val="0"/>
+          <w:numId w:val="24"/>
+        </w:numPr>
+        <w:spacing w:line="360" w:lineRule="auto"/>
+        <w:ind w:left="420" w:leftChars="0" w:hanging="420" w:firstLineChars="0"/>
+        <w:jc w:val="both"/>
+        <w:rPr>
+          <w:rFonts w:hint="default" w:ascii="Times New Roman" w:hAnsi="Times New Roman" w:cs="Times New Roman"/>
+          <w:b w:val="0"/>
+          <w:bCs w:val="0"/>
+          <w:i w:val="0"/>
+          <w:iCs w:val="0"/>
+          <w:sz w:val="28"/>
+          <w:szCs w:val="28"/>
+          <w:lang w:val="en-US"/>
+        </w:rPr>
+      </w:pPr>
+      <w:r>
+        <w:rPr>
+          <w:rFonts w:hint="default" w:ascii="Times New Roman" w:hAnsi="Times New Roman" w:cs="Times New Roman"/>
+          <w:b w:val="0"/>
+          <w:bCs w:val="0"/>
+          <w:i w:val="0"/>
+          <w:iCs w:val="0"/>
+          <w:sz w:val="28"/>
+          <w:szCs w:val="28"/>
+          <w:lang w:val="en-US"/>
+        </w:rPr>
+        <w:t>BaseTest.java.</w:t>
+      </w:r>
+    </w:p>
+    <w:p>
+      <w:pPr>
+        <w:spacing w:line="360" w:lineRule="auto"/>
+        <w:ind w:firstLine="708" w:firstLineChars="0"/>
+        <w:jc w:val="both"/>
+        <w:rPr>
+          <w:rFonts w:hint="default" w:ascii="Times New Roman" w:hAnsi="Times New Roman" w:cs="Times New Roman"/>
+          <w:b w:val="0"/>
+          <w:bCs w:val="0"/>
+          <w:i w:val="0"/>
+          <w:iCs w:val="0"/>
+          <w:sz w:val="28"/>
+          <w:szCs w:val="28"/>
+          <w:lang w:val="en-US"/>
+        </w:rPr>
+      </w:pPr>
+      <w:r>
+        <w:rPr>
+          <w:rFonts w:hint="default" w:ascii="Times New Roman" w:hAnsi="Times New Roman" w:cs="Times New Roman"/>
+          <w:b w:val="0"/>
+          <w:bCs w:val="0"/>
+          <w:i w:val="0"/>
+          <w:iCs w:val="0"/>
+          <w:sz w:val="28"/>
+          <w:szCs w:val="28"/>
+          <w:lang w:val="en-US"/>
+        </w:rPr>
+        <w:t>Класс BasePage используется в качестве базового класса для всех Page Object компонентов и содержит общие методы взаимодействия с элементами пользовательского интерфейса:</w:t>
+      </w:r>
+    </w:p>
+    <w:p>
+      <w:pPr>
+        <w:numPr>
+          <w:ilvl w:val="0"/>
+          <w:numId w:val="24"/>
+        </w:numPr>
+        <w:spacing w:line="360" w:lineRule="auto"/>
+        <w:ind w:left="420" w:leftChars="0" w:hanging="420" w:firstLineChars="0"/>
+        <w:jc w:val="both"/>
+        <w:rPr>
+          <w:rFonts w:hint="default" w:ascii="Times New Roman" w:hAnsi="Times New Roman" w:cs="Times New Roman"/>
+          <w:b w:val="0"/>
+          <w:bCs w:val="0"/>
+          <w:i w:val="0"/>
+          <w:iCs w:val="0"/>
+          <w:sz w:val="28"/>
+          <w:szCs w:val="28"/>
+          <w:lang w:val="en-US"/>
+        </w:rPr>
+      </w:pPr>
+      <w:r>
+        <w:rPr>
+          <w:rFonts w:hint="default" w:ascii="Times New Roman" w:hAnsi="Times New Roman" w:cs="Times New Roman"/>
+          <w:b w:val="0"/>
+          <w:bCs w:val="0"/>
+          <w:i w:val="0"/>
+          <w:iCs w:val="0"/>
+          <w:sz w:val="28"/>
+          <w:szCs w:val="28"/>
+          <w:lang w:val="en-US"/>
+        </w:rPr>
+        <w:t>ввод текста;</w:t>
+      </w:r>
+    </w:p>
+    <w:p>
+      <w:pPr>
+        <w:numPr>
+          <w:ilvl w:val="0"/>
+          <w:numId w:val="24"/>
+        </w:numPr>
+        <w:spacing w:line="360" w:lineRule="auto"/>
+        <w:ind w:left="420" w:leftChars="0" w:hanging="420" w:firstLineChars="0"/>
+        <w:jc w:val="both"/>
+        <w:rPr>
+          <w:rFonts w:hint="default" w:ascii="Times New Roman" w:hAnsi="Times New Roman" w:cs="Times New Roman"/>
+          <w:b w:val="0"/>
+          <w:bCs w:val="0"/>
+          <w:i w:val="0"/>
+          <w:iCs w:val="0"/>
+          <w:sz w:val="28"/>
+          <w:szCs w:val="28"/>
+          <w:lang w:val="en-US"/>
+        </w:rPr>
+      </w:pPr>
+      <w:r>
+        <w:rPr>
+          <w:rFonts w:hint="default" w:ascii="Times New Roman" w:hAnsi="Times New Roman" w:cs="Times New Roman"/>
+          <w:b w:val="0"/>
+          <w:bCs w:val="0"/>
+          <w:i w:val="0"/>
+          <w:iCs w:val="0"/>
+          <w:sz w:val="28"/>
+          <w:szCs w:val="28"/>
+          <w:lang w:val="en-US"/>
+        </w:rPr>
+        <w:t>нажатие кнопок;</w:t>
+      </w:r>
+    </w:p>
+    <w:p>
+      <w:pPr>
+        <w:numPr>
+          <w:ilvl w:val="0"/>
+          <w:numId w:val="24"/>
+        </w:numPr>
+        <w:spacing w:line="360" w:lineRule="auto"/>
+        <w:ind w:left="420" w:leftChars="0" w:hanging="420" w:firstLineChars="0"/>
+        <w:jc w:val="both"/>
+        <w:rPr>
+          <w:rFonts w:hint="default" w:ascii="Times New Roman" w:hAnsi="Times New Roman" w:cs="Times New Roman"/>
+          <w:b w:val="0"/>
+          <w:bCs w:val="0"/>
+          <w:i w:val="0"/>
+          <w:iCs w:val="0"/>
+          <w:sz w:val="28"/>
+          <w:szCs w:val="28"/>
+          <w:lang w:val="en-US"/>
+        </w:rPr>
+      </w:pPr>
+      <w:r>
+        <w:rPr>
+          <w:rFonts w:hint="default" w:ascii="Times New Roman" w:hAnsi="Times New Roman" w:cs="Times New Roman"/>
+          <w:b w:val="0"/>
+          <w:bCs w:val="0"/>
+          <w:i w:val="0"/>
+          <w:iCs w:val="0"/>
+          <w:sz w:val="28"/>
+          <w:szCs w:val="28"/>
+          <w:lang w:val="en-US"/>
+        </w:rPr>
+        <w:t>ожидание элементов;</w:t>
+      </w:r>
+    </w:p>
+    <w:p>
+      <w:pPr>
+        <w:numPr>
+          <w:ilvl w:val="0"/>
+          <w:numId w:val="24"/>
+        </w:numPr>
+        <w:spacing w:line="360" w:lineRule="auto"/>
+        <w:ind w:left="420" w:leftChars="0" w:hanging="420" w:firstLineChars="0"/>
+        <w:jc w:val="both"/>
+        <w:rPr>
+          <w:rFonts w:hint="default" w:ascii="Times New Roman" w:hAnsi="Times New Roman" w:cs="Times New Roman"/>
+          <w:b w:val="0"/>
+          <w:bCs w:val="0"/>
+          <w:i w:val="0"/>
+          <w:iCs w:val="0"/>
+          <w:sz w:val="28"/>
+          <w:szCs w:val="28"/>
+          <w:lang w:val="en-US"/>
+        </w:rPr>
+      </w:pPr>
+      <w:r>
+        <w:rPr>
+          <w:rFonts w:hint="default" w:ascii="Times New Roman" w:hAnsi="Times New Roman" w:cs="Times New Roman"/>
+          <w:b w:val="0"/>
+          <w:bCs w:val="0"/>
+          <w:i w:val="0"/>
+          <w:iCs w:val="0"/>
+          <w:sz w:val="28"/>
+          <w:szCs w:val="28"/>
+          <w:lang w:val="en-US"/>
+        </w:rPr>
+        <w:t>получение текстовых значений;</w:t>
+      </w:r>
+    </w:p>
+    <w:p>
+      <w:pPr>
+        <w:numPr>
+          <w:ilvl w:val="0"/>
+          <w:numId w:val="24"/>
+        </w:numPr>
+        <w:spacing w:line="360" w:lineRule="auto"/>
+        <w:ind w:left="420" w:leftChars="0" w:hanging="420" w:firstLineChars="0"/>
+        <w:jc w:val="both"/>
+        <w:rPr>
+          <w:rFonts w:hint="default" w:ascii="Times New Roman" w:hAnsi="Times New Roman" w:cs="Times New Roman"/>
+          <w:b w:val="0"/>
+          <w:bCs w:val="0"/>
+          <w:i w:val="0"/>
+          <w:iCs w:val="0"/>
+          <w:sz w:val="28"/>
+          <w:szCs w:val="28"/>
+          <w:lang w:val="en-US"/>
+        </w:rPr>
+      </w:pPr>
+      <w:r>
+        <w:rPr>
+          <w:rFonts w:hint="default" w:ascii="Times New Roman" w:hAnsi="Times New Roman" w:cs="Times New Roman"/>
+          <w:b w:val="0"/>
+          <w:bCs w:val="0"/>
+          <w:i w:val="0"/>
+          <w:iCs w:val="0"/>
+          <w:sz w:val="28"/>
+          <w:szCs w:val="28"/>
+          <w:lang w:val="en-US"/>
+        </w:rPr>
+        <w:t>работа с WebDriver.</w:t>
+      </w:r>
+    </w:p>
+    <w:p>
+      <w:pPr>
+        <w:spacing w:line="360" w:lineRule="auto"/>
+        <w:ind w:firstLine="708" w:firstLineChars="0"/>
+        <w:jc w:val="both"/>
+        <w:rPr>
+          <w:rFonts w:hint="default" w:ascii="Times New Roman" w:hAnsi="Times New Roman" w:cs="Times New Roman"/>
+          <w:b w:val="0"/>
+          <w:bCs w:val="0"/>
+          <w:i w:val="0"/>
+          <w:iCs w:val="0"/>
+          <w:sz w:val="28"/>
+          <w:szCs w:val="28"/>
+          <w:lang w:val="en-US"/>
+        </w:rPr>
+      </w:pPr>
+      <w:r>
+        <w:rPr>
+          <w:rFonts w:hint="default" w:ascii="Times New Roman" w:hAnsi="Times New Roman" w:cs="Times New Roman"/>
+          <w:b w:val="0"/>
+          <w:bCs w:val="0"/>
+          <w:i w:val="0"/>
+          <w:iCs w:val="0"/>
+          <w:sz w:val="28"/>
+          <w:szCs w:val="28"/>
+          <w:lang w:val="en-US"/>
+        </w:rPr>
+        <w:t>Класс BaseTest обеспечивает базовую настройку тестового окружения:</w:t>
+      </w:r>
+    </w:p>
+    <w:p>
+      <w:pPr>
+        <w:numPr>
+          <w:ilvl w:val="0"/>
+          <w:numId w:val="24"/>
+        </w:numPr>
+        <w:spacing w:line="360" w:lineRule="auto"/>
+        <w:ind w:left="420" w:leftChars="0" w:hanging="420" w:firstLineChars="0"/>
+        <w:jc w:val="both"/>
+        <w:rPr>
+          <w:rFonts w:hint="default" w:ascii="Times New Roman" w:hAnsi="Times New Roman" w:cs="Times New Roman"/>
+          <w:b w:val="0"/>
+          <w:bCs w:val="0"/>
+          <w:i w:val="0"/>
+          <w:iCs w:val="0"/>
+          <w:sz w:val="28"/>
+          <w:szCs w:val="28"/>
+          <w:lang w:val="en-US"/>
+        </w:rPr>
+      </w:pPr>
+      <w:r>
+        <w:rPr>
+          <w:rFonts w:hint="default" w:ascii="Times New Roman" w:hAnsi="Times New Roman" w:cs="Times New Roman"/>
+          <w:b w:val="0"/>
+          <w:bCs w:val="0"/>
+          <w:i w:val="0"/>
+          <w:iCs w:val="0"/>
+          <w:sz w:val="28"/>
+          <w:szCs w:val="28"/>
+          <w:lang w:val="en-US"/>
+        </w:rPr>
+        <w:t>инициализацию браузера;</w:t>
+      </w:r>
+    </w:p>
+    <w:p>
+      <w:pPr>
+        <w:numPr>
+          <w:ilvl w:val="0"/>
+          <w:numId w:val="24"/>
+        </w:numPr>
+        <w:spacing w:line="360" w:lineRule="auto"/>
+        <w:ind w:left="420" w:leftChars="0" w:hanging="420" w:firstLineChars="0"/>
+        <w:jc w:val="both"/>
+        <w:rPr>
+          <w:rFonts w:hint="default" w:ascii="Times New Roman" w:hAnsi="Times New Roman" w:cs="Times New Roman"/>
+          <w:b w:val="0"/>
+          <w:bCs w:val="0"/>
+          <w:i w:val="0"/>
+          <w:iCs w:val="0"/>
+          <w:sz w:val="28"/>
+          <w:szCs w:val="28"/>
+          <w:lang w:val="en-US"/>
+        </w:rPr>
+      </w:pPr>
+      <w:r>
+        <w:rPr>
+          <w:rFonts w:hint="default" w:ascii="Times New Roman" w:hAnsi="Times New Roman" w:cs="Times New Roman"/>
+          <w:b w:val="0"/>
+          <w:bCs w:val="0"/>
+          <w:i w:val="0"/>
+          <w:iCs w:val="0"/>
+          <w:sz w:val="28"/>
+          <w:szCs w:val="28"/>
+          <w:lang w:val="en-US"/>
+        </w:rPr>
+        <w:t>создание экземпляра WebDriver;</w:t>
+      </w:r>
+    </w:p>
+    <w:p>
+      <w:pPr>
+        <w:numPr>
+          <w:ilvl w:val="0"/>
+          <w:numId w:val="24"/>
+        </w:numPr>
+        <w:spacing w:line="360" w:lineRule="auto"/>
+        <w:ind w:left="420" w:leftChars="0" w:hanging="420" w:firstLineChars="0"/>
+        <w:jc w:val="both"/>
+        <w:rPr>
+          <w:rFonts w:hint="default" w:ascii="Times New Roman" w:hAnsi="Times New Roman" w:cs="Times New Roman"/>
+          <w:b w:val="0"/>
+          <w:bCs w:val="0"/>
+          <w:i w:val="0"/>
+          <w:iCs w:val="0"/>
+          <w:sz w:val="28"/>
+          <w:szCs w:val="28"/>
+          <w:lang w:val="en-US"/>
+        </w:rPr>
+      </w:pPr>
+      <w:r>
+        <w:rPr>
+          <w:rFonts w:hint="default" w:ascii="Times New Roman" w:hAnsi="Times New Roman" w:cs="Times New Roman"/>
+          <w:b w:val="0"/>
+          <w:bCs w:val="0"/>
+          <w:i w:val="0"/>
+          <w:iCs w:val="0"/>
+          <w:sz w:val="28"/>
+          <w:szCs w:val="28"/>
+          <w:lang w:val="en-US"/>
+        </w:rPr>
+        <w:t>подключение к Selenium Grid;</w:t>
+      </w:r>
+    </w:p>
+    <w:p>
+      <w:pPr>
+        <w:numPr>
+          <w:ilvl w:val="0"/>
+          <w:numId w:val="24"/>
+        </w:numPr>
+        <w:spacing w:line="360" w:lineRule="auto"/>
+        <w:ind w:left="420" w:leftChars="0" w:hanging="420" w:firstLineChars="0"/>
+        <w:jc w:val="both"/>
+        <w:rPr>
+          <w:rFonts w:hint="default" w:ascii="Times New Roman" w:hAnsi="Times New Roman" w:cs="Times New Roman"/>
+          <w:b w:val="0"/>
+          <w:bCs w:val="0"/>
+          <w:i w:val="0"/>
+          <w:iCs w:val="0"/>
+          <w:sz w:val="28"/>
+          <w:szCs w:val="28"/>
+          <w:lang w:val="en-US"/>
+        </w:rPr>
+      </w:pPr>
+      <w:r>
+        <w:rPr>
+          <w:rFonts w:hint="default" w:ascii="Times New Roman" w:hAnsi="Times New Roman" w:cs="Times New Roman"/>
+          <w:b w:val="0"/>
+          <w:bCs w:val="0"/>
+          <w:i w:val="0"/>
+          <w:iCs w:val="0"/>
+          <w:sz w:val="28"/>
+          <w:szCs w:val="28"/>
+          <w:lang w:val="en-US"/>
+        </w:rPr>
+        <w:t>запуск и завершение тестовых сессий.</w:t>
+      </w:r>
+    </w:p>
+    <w:p>
+      <w:pPr>
+        <w:spacing w:line="360" w:lineRule="auto"/>
+        <w:ind w:firstLine="708" w:firstLineChars="0"/>
+        <w:jc w:val="both"/>
+        <w:rPr>
+          <w:rFonts w:hint="default" w:ascii="Times New Roman" w:hAnsi="Times New Roman" w:cs="Times New Roman"/>
+          <w:b w:val="0"/>
+          <w:bCs w:val="0"/>
+          <w:i w:val="0"/>
+          <w:iCs w:val="0"/>
+          <w:sz w:val="28"/>
+          <w:szCs w:val="28"/>
+          <w:lang w:val="en-US"/>
+        </w:rPr>
+      </w:pPr>
+      <w:r>
+        <w:rPr>
+          <w:rFonts w:hint="default" w:ascii="Times New Roman" w:hAnsi="Times New Roman" w:cs="Times New Roman"/>
+          <w:b w:val="0"/>
+          <w:bCs w:val="0"/>
+          <w:i w:val="0"/>
+          <w:iCs w:val="0"/>
+          <w:sz w:val="28"/>
+          <w:szCs w:val="28"/>
+          <w:lang w:val="en-US"/>
+        </w:rPr>
+        <w:t>Использование базовых классов позволяет централизовать общую функциональность и уменьшить дублирование кода.</w:t>
+      </w:r>
+    </w:p>
+    <w:p>
+      <w:pPr>
+        <w:spacing w:line="360" w:lineRule="auto"/>
+        <w:ind w:firstLine="708" w:firstLineChars="0"/>
+        <w:jc w:val="both"/>
+        <w:rPr>
+          <w:rFonts w:hint="default" w:ascii="Times New Roman" w:hAnsi="Times New Roman" w:cs="Times New Roman"/>
+          <w:b/>
+          <w:bCs/>
+          <w:i w:val="0"/>
+          <w:iCs w:val="0"/>
+          <w:sz w:val="28"/>
+          <w:szCs w:val="28"/>
+          <w:lang w:val="en-US"/>
+        </w:rPr>
+      </w:pPr>
+      <w:r>
+        <w:rPr>
+          <w:rFonts w:hint="default" w:ascii="Times New Roman" w:hAnsi="Times New Roman" w:cs="Times New Roman"/>
+          <w:b/>
+          <w:bCs/>
+          <w:i w:val="0"/>
+          <w:iCs w:val="0"/>
+          <w:sz w:val="28"/>
+          <w:szCs w:val="28"/>
+          <w:lang w:val="en-US"/>
+        </w:rPr>
+        <w:t>Пакет driver</w:t>
+      </w:r>
+    </w:p>
+    <w:p>
+      <w:pPr>
+        <w:spacing w:line="360" w:lineRule="auto"/>
+        <w:ind w:firstLine="708" w:firstLineChars="0"/>
+        <w:jc w:val="both"/>
+        <w:rPr>
+          <w:rFonts w:hint="default" w:ascii="Times New Roman" w:hAnsi="Times New Roman" w:cs="Times New Roman"/>
+          <w:b w:val="0"/>
+          <w:bCs w:val="0"/>
+          <w:i w:val="0"/>
+          <w:iCs w:val="0"/>
+          <w:sz w:val="28"/>
+          <w:szCs w:val="28"/>
+          <w:lang w:val="en-US"/>
+        </w:rPr>
+      </w:pPr>
+      <w:r>
+        <w:rPr>
+          <w:rFonts w:hint="default" w:ascii="Times New Roman" w:hAnsi="Times New Roman" w:cs="Times New Roman"/>
+          <w:b w:val="0"/>
+          <w:bCs w:val="0"/>
+          <w:i w:val="0"/>
+          <w:iCs w:val="0"/>
+          <w:sz w:val="28"/>
+          <w:szCs w:val="28"/>
+          <w:lang w:val="en-US"/>
+        </w:rPr>
+        <w:t>Пакет driver содержит компоненты, отвечающие за создание и управление экземплярами WebDriver.</w:t>
+      </w:r>
+    </w:p>
+    <w:p>
+      <w:pPr>
+        <w:spacing w:line="360" w:lineRule="auto"/>
+        <w:ind w:firstLine="708" w:firstLineChars="0"/>
+        <w:jc w:val="both"/>
+        <w:rPr>
+          <w:rFonts w:hint="default" w:ascii="Times New Roman" w:hAnsi="Times New Roman" w:cs="Times New Roman"/>
+          <w:b w:val="0"/>
+          <w:bCs w:val="0"/>
+          <w:i w:val="0"/>
+          <w:iCs w:val="0"/>
+          <w:sz w:val="28"/>
+          <w:szCs w:val="28"/>
+          <w:lang w:val="en-US"/>
+        </w:rPr>
+      </w:pPr>
+      <w:r>
+        <w:rPr>
+          <w:rFonts w:hint="default" w:ascii="Times New Roman" w:hAnsi="Times New Roman" w:cs="Times New Roman"/>
+          <w:b w:val="0"/>
+          <w:bCs w:val="0"/>
+          <w:i w:val="0"/>
+          <w:iCs w:val="0"/>
+          <w:sz w:val="28"/>
+          <w:szCs w:val="28"/>
+          <w:lang w:val="en-US"/>
+        </w:rPr>
+        <w:t>В рамках проекта данный пакет включает класс DriverFactory.java, реализующий механизм создания драйверов браузеров. Основной задачей данного компонента является:</w:t>
+      </w:r>
+    </w:p>
+    <w:p>
+      <w:pPr>
+        <w:numPr>
+          <w:ilvl w:val="0"/>
+          <w:numId w:val="24"/>
+        </w:numPr>
+        <w:spacing w:line="360" w:lineRule="auto"/>
+        <w:ind w:left="420" w:leftChars="0" w:hanging="420" w:firstLineChars="0"/>
+        <w:jc w:val="both"/>
+        <w:rPr>
+          <w:rFonts w:hint="default" w:ascii="Times New Roman" w:hAnsi="Times New Roman" w:cs="Times New Roman"/>
+          <w:b w:val="0"/>
+          <w:bCs w:val="0"/>
+          <w:i w:val="0"/>
+          <w:iCs w:val="0"/>
+          <w:sz w:val="28"/>
+          <w:szCs w:val="28"/>
+          <w:lang w:val="en-US"/>
+        </w:rPr>
+      </w:pPr>
+      <w:r>
+        <w:rPr>
+          <w:rFonts w:hint="default" w:ascii="Times New Roman" w:hAnsi="Times New Roman" w:cs="Times New Roman"/>
+          <w:b w:val="0"/>
+          <w:bCs w:val="0"/>
+          <w:i w:val="0"/>
+          <w:iCs w:val="0"/>
+          <w:sz w:val="28"/>
+          <w:szCs w:val="28"/>
+          <w:lang w:val="en-US"/>
+        </w:rPr>
+        <w:t>инициализация локального или удалённого WebDriver;</w:t>
+      </w:r>
+    </w:p>
+    <w:p>
+      <w:pPr>
+        <w:numPr>
+          <w:ilvl w:val="0"/>
+          <w:numId w:val="24"/>
+        </w:numPr>
+        <w:spacing w:line="360" w:lineRule="auto"/>
+        <w:ind w:left="420" w:leftChars="0" w:hanging="420" w:firstLineChars="0"/>
+        <w:jc w:val="both"/>
+        <w:rPr>
+          <w:rFonts w:hint="default" w:ascii="Times New Roman" w:hAnsi="Times New Roman" w:cs="Times New Roman"/>
+          <w:b w:val="0"/>
+          <w:bCs w:val="0"/>
+          <w:i w:val="0"/>
+          <w:iCs w:val="0"/>
+          <w:sz w:val="28"/>
+          <w:szCs w:val="28"/>
+          <w:lang w:val="en-US"/>
+        </w:rPr>
+      </w:pPr>
+      <w:r>
+        <w:rPr>
+          <w:rFonts w:hint="default" w:ascii="Times New Roman" w:hAnsi="Times New Roman" w:cs="Times New Roman"/>
+          <w:b w:val="0"/>
+          <w:bCs w:val="0"/>
+          <w:i w:val="0"/>
+          <w:iCs w:val="0"/>
+          <w:sz w:val="28"/>
+          <w:szCs w:val="28"/>
+          <w:lang w:val="en-US"/>
+        </w:rPr>
+        <w:t>настройка параметров браузера;</w:t>
+      </w:r>
+    </w:p>
+    <w:p>
+      <w:pPr>
+        <w:numPr>
+          <w:ilvl w:val="0"/>
+          <w:numId w:val="24"/>
+        </w:numPr>
+        <w:spacing w:line="360" w:lineRule="auto"/>
+        <w:ind w:left="420" w:leftChars="0" w:hanging="420" w:firstLineChars="0"/>
+        <w:jc w:val="both"/>
+        <w:rPr>
+          <w:rFonts w:hint="default" w:ascii="Times New Roman" w:hAnsi="Times New Roman" w:cs="Times New Roman"/>
+          <w:b w:val="0"/>
+          <w:bCs w:val="0"/>
+          <w:i w:val="0"/>
+          <w:iCs w:val="0"/>
+          <w:sz w:val="28"/>
+          <w:szCs w:val="28"/>
+          <w:lang w:val="en-US"/>
+        </w:rPr>
+      </w:pPr>
+      <w:r>
+        <w:rPr>
+          <w:rFonts w:hint="default" w:ascii="Times New Roman" w:hAnsi="Times New Roman" w:cs="Times New Roman"/>
+          <w:b w:val="0"/>
+          <w:bCs w:val="0"/>
+          <w:i w:val="0"/>
+          <w:iCs w:val="0"/>
+          <w:sz w:val="28"/>
+          <w:szCs w:val="28"/>
+          <w:lang w:val="en-US"/>
+        </w:rPr>
+        <w:t>подключение к Selenium Grid;</w:t>
+      </w:r>
+    </w:p>
+    <w:p>
+      <w:pPr>
+        <w:numPr>
+          <w:ilvl w:val="0"/>
+          <w:numId w:val="24"/>
+        </w:numPr>
+        <w:spacing w:line="360" w:lineRule="auto"/>
+        <w:ind w:left="420" w:leftChars="0" w:hanging="420" w:firstLineChars="0"/>
+        <w:jc w:val="both"/>
+        <w:rPr>
+          <w:rFonts w:hint="default" w:ascii="Times New Roman" w:hAnsi="Times New Roman" w:cs="Times New Roman"/>
+          <w:b w:val="0"/>
+          <w:bCs w:val="0"/>
+          <w:i w:val="0"/>
+          <w:iCs w:val="0"/>
+          <w:sz w:val="28"/>
+          <w:szCs w:val="28"/>
+          <w:lang w:val="en-US"/>
+        </w:rPr>
+      </w:pPr>
+      <w:r>
+        <w:rPr>
+          <w:rFonts w:hint="default" w:ascii="Times New Roman" w:hAnsi="Times New Roman" w:cs="Times New Roman"/>
+          <w:b w:val="0"/>
+          <w:bCs w:val="0"/>
+          <w:i w:val="0"/>
+          <w:iCs w:val="0"/>
+          <w:sz w:val="28"/>
+          <w:szCs w:val="28"/>
+          <w:lang w:val="en-US"/>
+        </w:rPr>
+        <w:t>управление browser-session.</w:t>
+      </w:r>
+    </w:p>
+    <w:p>
+      <w:pPr>
+        <w:spacing w:line="360" w:lineRule="auto"/>
+        <w:ind w:firstLine="708" w:firstLineChars="0"/>
+        <w:jc w:val="both"/>
+        <w:rPr>
+          <w:rFonts w:hint="default" w:ascii="Times New Roman" w:hAnsi="Times New Roman" w:cs="Times New Roman"/>
+          <w:b w:val="0"/>
+          <w:bCs w:val="0"/>
+          <w:i w:val="0"/>
+          <w:iCs w:val="0"/>
+          <w:sz w:val="28"/>
+          <w:szCs w:val="28"/>
+          <w:lang w:val="en-US"/>
+        </w:rPr>
+      </w:pPr>
+      <w:r>
+        <w:rPr>
+          <w:rFonts w:hint="default" w:ascii="Times New Roman" w:hAnsi="Times New Roman" w:cs="Times New Roman"/>
+          <w:b w:val="0"/>
+          <w:bCs w:val="0"/>
+          <w:i w:val="0"/>
+          <w:iCs w:val="0"/>
+          <w:sz w:val="28"/>
+          <w:szCs w:val="28"/>
+          <w:lang w:val="en-US"/>
+        </w:rPr>
+        <w:t>Использование отдельного компонента для управления драйверами позволяет изолировать логику работы с браузерами от тестовых сценариев и повысить гибкость архитектуры проекта.</w:t>
+      </w:r>
+    </w:p>
+    <w:p>
+      <w:pPr>
+        <w:spacing w:line="360" w:lineRule="auto"/>
+        <w:ind w:firstLine="708" w:firstLineChars="0"/>
+        <w:jc w:val="both"/>
+        <w:rPr>
+          <w:rFonts w:hint="default" w:ascii="Times New Roman" w:hAnsi="Times New Roman" w:cs="Times New Roman"/>
+          <w:b/>
+          <w:bCs/>
+          <w:i w:val="0"/>
+          <w:iCs w:val="0"/>
+          <w:sz w:val="28"/>
+          <w:szCs w:val="28"/>
+          <w:lang w:val="en-US"/>
+        </w:rPr>
+      </w:pPr>
+      <w:r>
+        <w:rPr>
+          <w:rFonts w:hint="default" w:ascii="Times New Roman" w:hAnsi="Times New Roman" w:cs="Times New Roman"/>
+          <w:b/>
+          <w:bCs/>
+          <w:i w:val="0"/>
+          <w:iCs w:val="0"/>
+          <w:sz w:val="28"/>
+          <w:szCs w:val="28"/>
+          <w:lang w:val="en-US"/>
+        </w:rPr>
+        <w:t>Пакет pages</w:t>
+      </w:r>
+    </w:p>
+    <w:p>
+      <w:pPr>
+        <w:spacing w:line="360" w:lineRule="auto"/>
+        <w:ind w:firstLine="708" w:firstLineChars="0"/>
+        <w:jc w:val="both"/>
+        <w:rPr>
+          <w:rFonts w:hint="default" w:ascii="Times New Roman" w:hAnsi="Times New Roman" w:cs="Times New Roman"/>
+          <w:b w:val="0"/>
+          <w:bCs w:val="0"/>
+          <w:i w:val="0"/>
+          <w:iCs w:val="0"/>
+          <w:sz w:val="28"/>
+          <w:szCs w:val="28"/>
+          <w:lang w:val="en-US"/>
+        </w:rPr>
+      </w:pPr>
+      <w:r>
+        <w:rPr>
+          <w:rFonts w:hint="default" w:ascii="Times New Roman" w:hAnsi="Times New Roman" w:cs="Times New Roman"/>
+          <w:b w:val="0"/>
+          <w:bCs w:val="0"/>
+          <w:i w:val="0"/>
+          <w:iCs w:val="0"/>
+          <w:sz w:val="28"/>
+          <w:szCs w:val="28"/>
+          <w:lang w:val="en-US"/>
+        </w:rPr>
+        <w:t>Пакет pages содержит Page Object классы, реализующие взаимодействие со страницами веб-приложения.</w:t>
+      </w:r>
+    </w:p>
+    <w:p>
+      <w:pPr>
+        <w:spacing w:line="360" w:lineRule="auto"/>
+        <w:ind w:firstLine="708" w:firstLineChars="0"/>
+        <w:jc w:val="both"/>
+        <w:rPr>
+          <w:rFonts w:hint="default" w:ascii="Times New Roman" w:hAnsi="Times New Roman" w:cs="Times New Roman"/>
+          <w:b w:val="0"/>
+          <w:bCs w:val="0"/>
+          <w:i w:val="0"/>
+          <w:iCs w:val="0"/>
+          <w:sz w:val="28"/>
+          <w:szCs w:val="28"/>
+          <w:lang w:val="en-US"/>
+        </w:rPr>
+      </w:pPr>
+      <w:r>
+        <w:rPr>
+          <w:rFonts w:hint="default" w:ascii="Times New Roman" w:hAnsi="Times New Roman" w:cs="Times New Roman"/>
+          <w:b w:val="0"/>
+          <w:bCs w:val="0"/>
+          <w:i w:val="0"/>
+          <w:iCs w:val="0"/>
+          <w:sz w:val="28"/>
+          <w:szCs w:val="28"/>
+          <w:lang w:val="en-US"/>
+        </w:rPr>
+        <w:t>Каждый класс данного пакета соответствует отдельной странице системы и содержит:</w:t>
+      </w:r>
+    </w:p>
+    <w:p>
+      <w:pPr>
+        <w:numPr>
+          <w:ilvl w:val="0"/>
+          <w:numId w:val="24"/>
+        </w:numPr>
+        <w:spacing w:line="360" w:lineRule="auto"/>
+        <w:ind w:left="420" w:leftChars="0" w:hanging="420" w:firstLineChars="0"/>
+        <w:jc w:val="both"/>
+        <w:rPr>
+          <w:rFonts w:hint="default" w:ascii="Times New Roman" w:hAnsi="Times New Roman" w:cs="Times New Roman"/>
+          <w:b w:val="0"/>
+          <w:bCs w:val="0"/>
+          <w:i w:val="0"/>
+          <w:iCs w:val="0"/>
+          <w:sz w:val="28"/>
+          <w:szCs w:val="28"/>
+          <w:lang w:val="en-US"/>
+        </w:rPr>
+      </w:pPr>
+      <w:r>
+        <w:rPr>
+          <w:rFonts w:hint="default" w:ascii="Times New Roman" w:hAnsi="Times New Roman" w:cs="Times New Roman"/>
+          <w:b w:val="0"/>
+          <w:bCs w:val="0"/>
+          <w:i w:val="0"/>
+          <w:iCs w:val="0"/>
+          <w:sz w:val="28"/>
+          <w:szCs w:val="28"/>
+          <w:lang w:val="en-US"/>
+        </w:rPr>
+        <w:t>локаторы элементов интерфейса;</w:t>
+      </w:r>
+    </w:p>
+    <w:p>
+      <w:pPr>
+        <w:numPr>
+          <w:ilvl w:val="0"/>
+          <w:numId w:val="24"/>
+        </w:numPr>
+        <w:spacing w:line="360" w:lineRule="auto"/>
+        <w:ind w:left="420" w:leftChars="0" w:hanging="420" w:firstLineChars="0"/>
+        <w:jc w:val="both"/>
+        <w:rPr>
+          <w:rFonts w:hint="default" w:ascii="Times New Roman" w:hAnsi="Times New Roman" w:cs="Times New Roman"/>
+          <w:b w:val="0"/>
+          <w:bCs w:val="0"/>
+          <w:i w:val="0"/>
+          <w:iCs w:val="0"/>
+          <w:sz w:val="28"/>
+          <w:szCs w:val="28"/>
+          <w:lang w:val="en-US"/>
+        </w:rPr>
+      </w:pPr>
+      <w:r>
+        <w:rPr>
+          <w:rFonts w:hint="default" w:ascii="Times New Roman" w:hAnsi="Times New Roman" w:cs="Times New Roman"/>
+          <w:b w:val="0"/>
+          <w:bCs w:val="0"/>
+          <w:i w:val="0"/>
+          <w:iCs w:val="0"/>
+          <w:sz w:val="28"/>
+          <w:szCs w:val="28"/>
+          <w:lang w:val="en-US"/>
+        </w:rPr>
+        <w:t>методы взаимодействия со страницей;</w:t>
+      </w:r>
+    </w:p>
+    <w:p>
+      <w:pPr>
+        <w:numPr>
+          <w:ilvl w:val="0"/>
+          <w:numId w:val="24"/>
+        </w:numPr>
+        <w:spacing w:line="360" w:lineRule="auto"/>
+        <w:ind w:left="420" w:leftChars="0" w:hanging="420" w:firstLineChars="0"/>
+        <w:jc w:val="both"/>
+        <w:rPr>
+          <w:rFonts w:hint="default" w:ascii="Times New Roman" w:hAnsi="Times New Roman" w:cs="Times New Roman"/>
+          <w:b w:val="0"/>
+          <w:bCs w:val="0"/>
+          <w:i w:val="0"/>
+          <w:iCs w:val="0"/>
+          <w:sz w:val="28"/>
+          <w:szCs w:val="28"/>
+          <w:lang w:val="en-US"/>
+        </w:rPr>
+      </w:pPr>
+      <w:r>
+        <w:rPr>
+          <w:rFonts w:hint="default" w:ascii="Times New Roman" w:hAnsi="Times New Roman" w:cs="Times New Roman"/>
+          <w:b w:val="0"/>
+          <w:bCs w:val="0"/>
+          <w:i w:val="0"/>
+          <w:iCs w:val="0"/>
+          <w:sz w:val="28"/>
+          <w:szCs w:val="28"/>
+          <w:lang w:val="en-US"/>
+        </w:rPr>
+        <w:t>пользовательские операции.</w:t>
+      </w:r>
+    </w:p>
+    <w:p>
+      <w:pPr>
+        <w:spacing w:line="360" w:lineRule="auto"/>
+        <w:ind w:firstLine="708" w:firstLineChars="0"/>
+        <w:jc w:val="both"/>
+        <w:rPr>
+          <w:rFonts w:hint="default" w:ascii="Times New Roman" w:hAnsi="Times New Roman" w:cs="Times New Roman"/>
+          <w:b w:val="0"/>
+          <w:bCs w:val="0"/>
+          <w:i w:val="0"/>
+          <w:iCs w:val="0"/>
+          <w:sz w:val="28"/>
+          <w:szCs w:val="28"/>
+          <w:lang w:val="en-US"/>
+        </w:rPr>
+      </w:pPr>
+      <w:r>
+        <w:rPr>
+          <w:rFonts w:hint="default" w:ascii="Times New Roman" w:hAnsi="Times New Roman" w:cs="Times New Roman"/>
+          <w:b w:val="0"/>
+          <w:bCs w:val="0"/>
+          <w:i w:val="0"/>
+          <w:iCs w:val="0"/>
+          <w:sz w:val="28"/>
+          <w:szCs w:val="28"/>
+          <w:lang w:val="en-US"/>
+        </w:rPr>
+        <w:t>Подобный подход реализует архитектурный шаблон Page Object Model и обеспечивает разделение тестовой логики и логики взаимодействия с пользовательским интерфейсом.</w:t>
+      </w:r>
+    </w:p>
+    <w:p>
+      <w:pPr>
+        <w:spacing w:line="360" w:lineRule="auto"/>
+        <w:ind w:firstLine="708" w:firstLineChars="0"/>
+        <w:jc w:val="both"/>
+        <w:rPr>
+          <w:rFonts w:hint="default" w:ascii="Times New Roman" w:hAnsi="Times New Roman" w:cs="Times New Roman"/>
+          <w:b w:val="0"/>
+          <w:bCs w:val="0"/>
+          <w:i w:val="0"/>
+          <w:iCs w:val="0"/>
+          <w:sz w:val="28"/>
+          <w:szCs w:val="28"/>
+          <w:lang w:val="en-US"/>
+        </w:rPr>
+      </w:pPr>
+      <w:r>
+        <w:rPr>
+          <w:rFonts w:hint="default" w:ascii="Times New Roman" w:hAnsi="Times New Roman" w:cs="Times New Roman"/>
+          <w:b w:val="0"/>
+          <w:bCs w:val="0"/>
+          <w:i w:val="0"/>
+          <w:iCs w:val="0"/>
+          <w:sz w:val="28"/>
+          <w:szCs w:val="28"/>
+          <w:lang w:val="en-US"/>
+        </w:rPr>
+        <w:t>Для проекта автоматизации тестирования веб-приложения SauceDemo в пакете pages реализованы классы для:</w:t>
+      </w:r>
+    </w:p>
+    <w:p>
+      <w:pPr>
+        <w:numPr>
+          <w:ilvl w:val="0"/>
+          <w:numId w:val="24"/>
+        </w:numPr>
+        <w:spacing w:line="360" w:lineRule="auto"/>
+        <w:ind w:left="420" w:leftChars="0" w:hanging="420" w:firstLineChars="0"/>
+        <w:jc w:val="both"/>
+        <w:rPr>
+          <w:rFonts w:hint="default" w:ascii="Times New Roman" w:hAnsi="Times New Roman" w:cs="Times New Roman"/>
+          <w:b w:val="0"/>
+          <w:bCs w:val="0"/>
+          <w:i w:val="0"/>
+          <w:iCs w:val="0"/>
+          <w:sz w:val="28"/>
+          <w:szCs w:val="28"/>
+          <w:lang w:val="en-US"/>
+        </w:rPr>
+      </w:pPr>
+      <w:r>
+        <w:rPr>
+          <w:rFonts w:hint="default" w:ascii="Times New Roman" w:hAnsi="Times New Roman" w:cs="Times New Roman"/>
+          <w:b w:val="0"/>
+          <w:bCs w:val="0"/>
+          <w:i w:val="0"/>
+          <w:iCs w:val="0"/>
+          <w:sz w:val="28"/>
+          <w:szCs w:val="28"/>
+          <w:lang w:val="en-US"/>
+        </w:rPr>
+        <w:t>страницы авторизации;</w:t>
+      </w:r>
+    </w:p>
+    <w:p>
+      <w:pPr>
+        <w:numPr>
+          <w:ilvl w:val="0"/>
+          <w:numId w:val="24"/>
+        </w:numPr>
+        <w:spacing w:line="360" w:lineRule="auto"/>
+        <w:ind w:left="420" w:leftChars="0" w:hanging="420" w:firstLineChars="0"/>
+        <w:jc w:val="both"/>
+        <w:rPr>
+          <w:rFonts w:hint="default" w:ascii="Times New Roman" w:hAnsi="Times New Roman" w:cs="Times New Roman"/>
+          <w:b w:val="0"/>
+          <w:bCs w:val="0"/>
+          <w:i w:val="0"/>
+          <w:iCs w:val="0"/>
+          <w:sz w:val="28"/>
+          <w:szCs w:val="28"/>
+          <w:lang w:val="en-US"/>
+        </w:rPr>
+      </w:pPr>
+      <w:r>
+        <w:rPr>
+          <w:rFonts w:hint="default" w:ascii="Times New Roman" w:hAnsi="Times New Roman" w:cs="Times New Roman"/>
+          <w:b w:val="0"/>
+          <w:bCs w:val="0"/>
+          <w:i w:val="0"/>
+          <w:iCs w:val="0"/>
+          <w:sz w:val="28"/>
+          <w:szCs w:val="28"/>
+          <w:lang w:val="en-US"/>
+        </w:rPr>
+        <w:t>страницы товаров;</w:t>
+      </w:r>
+    </w:p>
+    <w:p>
+      <w:pPr>
+        <w:numPr>
+          <w:ilvl w:val="0"/>
+          <w:numId w:val="24"/>
+        </w:numPr>
+        <w:spacing w:line="360" w:lineRule="auto"/>
+        <w:ind w:left="420" w:leftChars="0" w:hanging="420" w:firstLineChars="0"/>
+        <w:jc w:val="both"/>
+        <w:rPr>
+          <w:rFonts w:hint="default" w:ascii="Times New Roman" w:hAnsi="Times New Roman" w:cs="Times New Roman"/>
+          <w:b w:val="0"/>
+          <w:bCs w:val="0"/>
+          <w:i w:val="0"/>
+          <w:iCs w:val="0"/>
+          <w:sz w:val="28"/>
+          <w:szCs w:val="28"/>
+          <w:lang w:val="en-US"/>
+        </w:rPr>
+      </w:pPr>
+      <w:r>
+        <w:rPr>
+          <w:rFonts w:hint="default" w:ascii="Times New Roman" w:hAnsi="Times New Roman" w:cs="Times New Roman"/>
+          <w:b w:val="0"/>
+          <w:bCs w:val="0"/>
+          <w:i w:val="0"/>
+          <w:iCs w:val="0"/>
+          <w:sz w:val="28"/>
+          <w:szCs w:val="28"/>
+          <w:lang w:val="en-US"/>
+        </w:rPr>
+        <w:t>страницы корзины;</w:t>
+      </w:r>
+    </w:p>
+    <w:p>
+      <w:pPr>
+        <w:numPr>
+          <w:ilvl w:val="0"/>
+          <w:numId w:val="24"/>
+        </w:numPr>
+        <w:spacing w:line="360" w:lineRule="auto"/>
+        <w:ind w:left="420" w:leftChars="0" w:hanging="420" w:firstLineChars="0"/>
+        <w:jc w:val="both"/>
+        <w:rPr>
+          <w:rFonts w:hint="default" w:ascii="Times New Roman" w:hAnsi="Times New Roman" w:cs="Times New Roman"/>
+          <w:b w:val="0"/>
+          <w:bCs w:val="0"/>
+          <w:i w:val="0"/>
+          <w:iCs w:val="0"/>
+          <w:sz w:val="28"/>
+          <w:szCs w:val="28"/>
+          <w:lang w:val="en-US"/>
+        </w:rPr>
+      </w:pPr>
+      <w:r>
+        <w:rPr>
+          <w:rFonts w:hint="default" w:ascii="Times New Roman" w:hAnsi="Times New Roman" w:cs="Times New Roman"/>
+          <w:b w:val="0"/>
+          <w:bCs w:val="0"/>
+          <w:i w:val="0"/>
+          <w:iCs w:val="0"/>
+          <w:sz w:val="28"/>
+          <w:szCs w:val="28"/>
+          <w:lang w:val="en-US"/>
+        </w:rPr>
+        <w:t>страницы оформления заказа;</w:t>
+      </w:r>
+    </w:p>
+    <w:p>
+      <w:pPr>
+        <w:numPr>
+          <w:ilvl w:val="0"/>
+          <w:numId w:val="24"/>
+        </w:numPr>
+        <w:spacing w:line="360" w:lineRule="auto"/>
+        <w:ind w:left="420" w:leftChars="0" w:hanging="420" w:firstLineChars="0"/>
+        <w:jc w:val="both"/>
+        <w:rPr>
+          <w:rFonts w:hint="default" w:ascii="Times New Roman" w:hAnsi="Times New Roman" w:cs="Times New Roman"/>
+          <w:b w:val="0"/>
+          <w:bCs w:val="0"/>
+          <w:i w:val="0"/>
+          <w:iCs w:val="0"/>
+          <w:sz w:val="28"/>
+          <w:szCs w:val="28"/>
+          <w:lang w:val="en-US"/>
+        </w:rPr>
+      </w:pPr>
+      <w:r>
+        <w:rPr>
+          <w:rFonts w:hint="default" w:ascii="Times New Roman" w:hAnsi="Times New Roman" w:cs="Times New Roman"/>
+          <w:b w:val="0"/>
+          <w:bCs w:val="0"/>
+          <w:i w:val="0"/>
+          <w:iCs w:val="0"/>
+          <w:sz w:val="28"/>
+          <w:szCs w:val="28"/>
+          <w:lang w:val="en-US"/>
+        </w:rPr>
+        <w:t>страницы подтверждения заказа.</w:t>
+      </w:r>
+    </w:p>
+    <w:p>
+      <w:pPr>
+        <w:spacing w:line="360" w:lineRule="auto"/>
+        <w:ind w:firstLine="708" w:firstLineChars="0"/>
+        <w:jc w:val="both"/>
+        <w:rPr>
+          <w:rFonts w:hint="default" w:ascii="Times New Roman" w:hAnsi="Times New Roman" w:cs="Times New Roman"/>
+          <w:b/>
+          <w:bCs/>
+          <w:i w:val="0"/>
+          <w:iCs w:val="0"/>
+          <w:sz w:val="28"/>
+          <w:szCs w:val="28"/>
+          <w:lang w:val="en-US"/>
+        </w:rPr>
+      </w:pPr>
+      <w:r>
+        <w:rPr>
+          <w:rFonts w:hint="default" w:ascii="Times New Roman" w:hAnsi="Times New Roman" w:cs="Times New Roman"/>
+          <w:b/>
+          <w:bCs/>
+          <w:i w:val="0"/>
+          <w:iCs w:val="0"/>
+          <w:sz w:val="28"/>
+          <w:szCs w:val="28"/>
+          <w:lang w:val="en-US"/>
+        </w:rPr>
+        <w:t>Пакет tests</w:t>
+      </w:r>
+    </w:p>
+    <w:p>
+      <w:pPr>
+        <w:spacing w:line="360" w:lineRule="auto"/>
+        <w:ind w:firstLine="708" w:firstLineChars="0"/>
+        <w:jc w:val="both"/>
+        <w:rPr>
+          <w:rFonts w:hint="default" w:ascii="Times New Roman" w:hAnsi="Times New Roman" w:cs="Times New Roman"/>
+          <w:b w:val="0"/>
+          <w:bCs w:val="0"/>
+          <w:i w:val="0"/>
+          <w:iCs w:val="0"/>
+          <w:sz w:val="28"/>
+          <w:szCs w:val="28"/>
+          <w:lang w:val="en-US"/>
+        </w:rPr>
+      </w:pPr>
+      <w:r>
+        <w:rPr>
+          <w:rFonts w:hint="default" w:ascii="Times New Roman" w:hAnsi="Times New Roman" w:cs="Times New Roman"/>
+          <w:b w:val="0"/>
+          <w:bCs w:val="0"/>
+          <w:i w:val="0"/>
+          <w:iCs w:val="0"/>
+          <w:sz w:val="28"/>
+          <w:szCs w:val="28"/>
+          <w:lang w:val="en-US"/>
+        </w:rPr>
+        <w:t>Пакет tests содержит классы с реализованными тестовыми сценариями.</w:t>
+      </w:r>
+    </w:p>
+    <w:p>
+      <w:pPr>
+        <w:spacing w:line="360" w:lineRule="auto"/>
+        <w:ind w:firstLine="708" w:firstLineChars="0"/>
+        <w:jc w:val="both"/>
+        <w:rPr>
+          <w:rFonts w:hint="default" w:ascii="Times New Roman" w:hAnsi="Times New Roman" w:cs="Times New Roman"/>
+          <w:b w:val="0"/>
+          <w:bCs w:val="0"/>
+          <w:i w:val="0"/>
+          <w:iCs w:val="0"/>
+          <w:sz w:val="28"/>
+          <w:szCs w:val="28"/>
+          <w:lang w:val="en-US"/>
+        </w:rPr>
+      </w:pPr>
+      <w:r>
+        <w:rPr>
+          <w:rFonts w:hint="default" w:ascii="Times New Roman" w:hAnsi="Times New Roman" w:cs="Times New Roman"/>
+          <w:b w:val="0"/>
+          <w:bCs w:val="0"/>
+          <w:i w:val="0"/>
+          <w:iCs w:val="0"/>
+          <w:sz w:val="28"/>
+          <w:szCs w:val="28"/>
+          <w:lang w:val="en-US"/>
+        </w:rPr>
+        <w:t>В рамках проекта тесты разделены по функциональным модулям веб-приложения:</w:t>
+      </w:r>
+    </w:p>
+    <w:p>
+      <w:pPr>
+        <w:numPr>
+          <w:ilvl w:val="0"/>
+          <w:numId w:val="24"/>
+        </w:numPr>
+        <w:spacing w:line="360" w:lineRule="auto"/>
+        <w:ind w:left="420" w:leftChars="0" w:hanging="420" w:firstLineChars="0"/>
+        <w:jc w:val="both"/>
+        <w:rPr>
+          <w:rFonts w:hint="default" w:ascii="Times New Roman" w:hAnsi="Times New Roman" w:cs="Times New Roman"/>
+          <w:b w:val="0"/>
+          <w:bCs w:val="0"/>
+          <w:i w:val="0"/>
+          <w:iCs w:val="0"/>
+          <w:sz w:val="28"/>
+          <w:szCs w:val="28"/>
+          <w:lang w:val="en-US"/>
+        </w:rPr>
+      </w:pPr>
+      <w:r>
+        <w:rPr>
+          <w:rFonts w:hint="default" w:ascii="Times New Roman" w:hAnsi="Times New Roman" w:cs="Times New Roman"/>
+          <w:b w:val="0"/>
+          <w:bCs w:val="0"/>
+          <w:i w:val="0"/>
+          <w:iCs w:val="0"/>
+          <w:sz w:val="28"/>
+          <w:szCs w:val="28"/>
+          <w:lang w:val="en-US"/>
+        </w:rPr>
+        <w:t>LoginTest.java — тестирование авторизации пользователей;</w:t>
+      </w:r>
+    </w:p>
+    <w:p>
+      <w:pPr>
+        <w:numPr>
+          <w:ilvl w:val="0"/>
+          <w:numId w:val="24"/>
+        </w:numPr>
+        <w:spacing w:line="360" w:lineRule="auto"/>
+        <w:ind w:left="420" w:leftChars="0" w:hanging="420" w:firstLineChars="0"/>
+        <w:jc w:val="both"/>
+        <w:rPr>
+          <w:rFonts w:hint="default" w:ascii="Times New Roman" w:hAnsi="Times New Roman" w:cs="Times New Roman"/>
+          <w:b w:val="0"/>
+          <w:bCs w:val="0"/>
+          <w:i w:val="0"/>
+          <w:iCs w:val="0"/>
+          <w:sz w:val="28"/>
+          <w:szCs w:val="28"/>
+          <w:lang w:val="en-US"/>
+        </w:rPr>
+      </w:pPr>
+      <w:r>
+        <w:rPr>
+          <w:rFonts w:hint="default" w:ascii="Times New Roman" w:hAnsi="Times New Roman" w:cs="Times New Roman"/>
+          <w:b w:val="0"/>
+          <w:bCs w:val="0"/>
+          <w:i w:val="0"/>
+          <w:iCs w:val="0"/>
+          <w:sz w:val="28"/>
+          <w:szCs w:val="28"/>
+          <w:lang w:val="en-US"/>
+        </w:rPr>
+        <w:t>ProductsTest.java — тестирование каталога товаров;</w:t>
+      </w:r>
+    </w:p>
+    <w:p>
+      <w:pPr>
+        <w:numPr>
+          <w:ilvl w:val="0"/>
+          <w:numId w:val="24"/>
+        </w:numPr>
+        <w:spacing w:line="360" w:lineRule="auto"/>
+        <w:ind w:left="420" w:leftChars="0" w:hanging="420" w:firstLineChars="0"/>
+        <w:jc w:val="both"/>
+        <w:rPr>
+          <w:rFonts w:hint="default" w:ascii="Times New Roman" w:hAnsi="Times New Roman" w:cs="Times New Roman"/>
+          <w:b w:val="0"/>
+          <w:bCs w:val="0"/>
+          <w:i w:val="0"/>
+          <w:iCs w:val="0"/>
+          <w:sz w:val="28"/>
+          <w:szCs w:val="28"/>
+          <w:lang w:val="en-US"/>
+        </w:rPr>
+      </w:pPr>
+      <w:r>
+        <w:rPr>
+          <w:rFonts w:hint="default" w:ascii="Times New Roman" w:hAnsi="Times New Roman" w:cs="Times New Roman"/>
+          <w:b w:val="0"/>
+          <w:bCs w:val="0"/>
+          <w:i w:val="0"/>
+          <w:iCs w:val="0"/>
+          <w:sz w:val="28"/>
+          <w:szCs w:val="28"/>
+          <w:lang w:val="en-US"/>
+        </w:rPr>
+        <w:t>CartTest.java — тестирование функциональности корзины;</w:t>
+      </w:r>
+    </w:p>
+    <w:p>
+      <w:pPr>
+        <w:numPr>
+          <w:ilvl w:val="0"/>
+          <w:numId w:val="24"/>
+        </w:numPr>
+        <w:spacing w:line="360" w:lineRule="auto"/>
+        <w:ind w:left="420" w:leftChars="0" w:hanging="420" w:firstLineChars="0"/>
+        <w:jc w:val="both"/>
+        <w:rPr>
+          <w:rFonts w:hint="default" w:ascii="Times New Roman" w:hAnsi="Times New Roman" w:cs="Times New Roman"/>
+          <w:b w:val="0"/>
+          <w:bCs w:val="0"/>
+          <w:i w:val="0"/>
+          <w:iCs w:val="0"/>
+          <w:sz w:val="28"/>
+          <w:szCs w:val="28"/>
+          <w:lang w:val="en-US"/>
+        </w:rPr>
+      </w:pPr>
+      <w:r>
+        <w:rPr>
+          <w:rFonts w:hint="default" w:ascii="Times New Roman" w:hAnsi="Times New Roman" w:cs="Times New Roman"/>
+          <w:b w:val="0"/>
+          <w:bCs w:val="0"/>
+          <w:i w:val="0"/>
+          <w:iCs w:val="0"/>
+          <w:sz w:val="28"/>
+          <w:szCs w:val="28"/>
+          <w:lang w:val="en-US"/>
+        </w:rPr>
+        <w:t>CheckoutTest.java — тестирование оформления заказа.</w:t>
+      </w:r>
+    </w:p>
+    <w:p>
+      <w:pPr>
+        <w:spacing w:line="360" w:lineRule="auto"/>
+        <w:ind w:firstLine="708" w:firstLineChars="0"/>
+        <w:jc w:val="both"/>
+        <w:rPr>
+          <w:rFonts w:hint="default" w:ascii="Times New Roman" w:hAnsi="Times New Roman" w:cs="Times New Roman"/>
+          <w:b w:val="0"/>
+          <w:bCs w:val="0"/>
+          <w:i w:val="0"/>
+          <w:iCs w:val="0"/>
+          <w:sz w:val="28"/>
+          <w:szCs w:val="28"/>
+          <w:lang w:val="en-US"/>
+        </w:rPr>
+      </w:pPr>
+      <w:r>
+        <w:rPr>
+          <w:rFonts w:hint="default" w:ascii="Times New Roman" w:hAnsi="Times New Roman" w:cs="Times New Roman"/>
+          <w:b w:val="0"/>
+          <w:bCs w:val="0"/>
+          <w:i w:val="0"/>
+          <w:iCs w:val="0"/>
+          <w:sz w:val="28"/>
+          <w:szCs w:val="28"/>
+          <w:lang w:val="en-US"/>
+        </w:rPr>
+        <w:t>Тестовые классы содержат:</w:t>
+      </w:r>
+    </w:p>
+    <w:p>
+      <w:pPr>
+        <w:numPr>
+          <w:ilvl w:val="0"/>
+          <w:numId w:val="24"/>
+        </w:numPr>
+        <w:spacing w:line="360" w:lineRule="auto"/>
+        <w:ind w:left="420" w:leftChars="0" w:hanging="420" w:firstLineChars="0"/>
+        <w:jc w:val="both"/>
+        <w:rPr>
+          <w:rFonts w:hint="default" w:ascii="Times New Roman" w:hAnsi="Times New Roman" w:cs="Times New Roman"/>
+          <w:b w:val="0"/>
+          <w:bCs w:val="0"/>
+          <w:i w:val="0"/>
+          <w:iCs w:val="0"/>
+          <w:sz w:val="28"/>
+          <w:szCs w:val="28"/>
+          <w:lang w:val="en-US"/>
+        </w:rPr>
+      </w:pPr>
+      <w:r>
+        <w:rPr>
+          <w:rFonts w:hint="default" w:ascii="Times New Roman" w:hAnsi="Times New Roman" w:cs="Times New Roman"/>
+          <w:b w:val="0"/>
+          <w:bCs w:val="0"/>
+          <w:i w:val="0"/>
+          <w:iCs w:val="0"/>
+          <w:sz w:val="28"/>
+          <w:szCs w:val="28"/>
+          <w:lang w:val="en-US"/>
+        </w:rPr>
+        <w:t>позитивные тестовые сценарии;</w:t>
+      </w:r>
+    </w:p>
+    <w:p>
+      <w:pPr>
+        <w:numPr>
+          <w:ilvl w:val="0"/>
+          <w:numId w:val="24"/>
+        </w:numPr>
+        <w:spacing w:line="360" w:lineRule="auto"/>
+        <w:ind w:left="420" w:leftChars="0" w:hanging="420" w:firstLineChars="0"/>
+        <w:jc w:val="both"/>
+        <w:rPr>
+          <w:rFonts w:hint="default" w:ascii="Times New Roman" w:hAnsi="Times New Roman" w:cs="Times New Roman"/>
+          <w:b w:val="0"/>
+          <w:bCs w:val="0"/>
+          <w:i w:val="0"/>
+          <w:iCs w:val="0"/>
+          <w:sz w:val="28"/>
+          <w:szCs w:val="28"/>
+          <w:lang w:val="en-US"/>
+        </w:rPr>
+      </w:pPr>
+      <w:r>
+        <w:rPr>
+          <w:rFonts w:hint="default" w:ascii="Times New Roman" w:hAnsi="Times New Roman" w:cs="Times New Roman"/>
+          <w:b w:val="0"/>
+          <w:bCs w:val="0"/>
+          <w:i w:val="0"/>
+          <w:iCs w:val="0"/>
+          <w:sz w:val="28"/>
+          <w:szCs w:val="28"/>
+          <w:lang w:val="en-US"/>
+        </w:rPr>
+        <w:t>негативные тестовые сценарии;</w:t>
+      </w:r>
+    </w:p>
+    <w:p>
+      <w:pPr>
+        <w:numPr>
+          <w:ilvl w:val="0"/>
+          <w:numId w:val="24"/>
+        </w:numPr>
+        <w:spacing w:line="360" w:lineRule="auto"/>
+        <w:ind w:left="420" w:leftChars="0" w:hanging="420" w:firstLineChars="0"/>
+        <w:jc w:val="both"/>
+        <w:rPr>
+          <w:rFonts w:hint="default" w:ascii="Times New Roman" w:hAnsi="Times New Roman" w:cs="Times New Roman"/>
+          <w:b w:val="0"/>
+          <w:bCs w:val="0"/>
+          <w:i w:val="0"/>
+          <w:iCs w:val="0"/>
+          <w:sz w:val="28"/>
+          <w:szCs w:val="28"/>
+          <w:lang w:val="en-US"/>
+        </w:rPr>
+      </w:pPr>
+      <w:r>
+        <w:rPr>
+          <w:rFonts w:hint="default" w:ascii="Times New Roman" w:hAnsi="Times New Roman" w:cs="Times New Roman"/>
+          <w:b w:val="0"/>
+          <w:bCs w:val="0"/>
+          <w:i w:val="0"/>
+          <w:iCs w:val="0"/>
+          <w:sz w:val="28"/>
+          <w:szCs w:val="28"/>
+          <w:lang w:val="en-US"/>
+        </w:rPr>
+        <w:t>smoke-тесты;</w:t>
+      </w:r>
+    </w:p>
+    <w:p>
+      <w:pPr>
+        <w:numPr>
+          <w:ilvl w:val="0"/>
+          <w:numId w:val="24"/>
+        </w:numPr>
+        <w:spacing w:line="360" w:lineRule="auto"/>
+        <w:ind w:left="420" w:leftChars="0" w:hanging="420" w:firstLineChars="0"/>
+        <w:jc w:val="both"/>
+        <w:rPr>
+          <w:rFonts w:hint="default" w:ascii="Times New Roman" w:hAnsi="Times New Roman" w:cs="Times New Roman"/>
+          <w:b w:val="0"/>
+          <w:bCs w:val="0"/>
+          <w:i w:val="0"/>
+          <w:iCs w:val="0"/>
+          <w:sz w:val="28"/>
+          <w:szCs w:val="28"/>
+          <w:lang w:val="en-US"/>
+        </w:rPr>
+      </w:pPr>
+      <w:r>
+        <w:rPr>
+          <w:rFonts w:hint="default" w:ascii="Times New Roman" w:hAnsi="Times New Roman" w:cs="Times New Roman"/>
+          <w:b w:val="0"/>
+          <w:bCs w:val="0"/>
+          <w:i w:val="0"/>
+          <w:iCs w:val="0"/>
+          <w:sz w:val="28"/>
+          <w:szCs w:val="28"/>
+          <w:lang w:val="en-US"/>
+        </w:rPr>
+        <w:t>проверки пользовательского интерфейса.</w:t>
+      </w:r>
+    </w:p>
+    <w:p>
+      <w:pPr>
+        <w:spacing w:line="360" w:lineRule="auto"/>
+        <w:ind w:firstLine="708" w:firstLineChars="0"/>
+        <w:jc w:val="both"/>
+        <w:rPr>
+          <w:rFonts w:hint="default" w:ascii="Times New Roman" w:hAnsi="Times New Roman" w:cs="Times New Roman"/>
+          <w:b w:val="0"/>
+          <w:bCs w:val="0"/>
+          <w:i w:val="0"/>
+          <w:iCs w:val="0"/>
+          <w:sz w:val="28"/>
+          <w:szCs w:val="28"/>
+          <w:lang w:val="en-US"/>
+        </w:rPr>
+      </w:pPr>
+      <w:r>
+        <w:rPr>
+          <w:rFonts w:hint="default" w:ascii="Times New Roman" w:hAnsi="Times New Roman" w:cs="Times New Roman"/>
+          <w:b w:val="0"/>
+          <w:bCs w:val="0"/>
+          <w:i w:val="0"/>
+          <w:iCs w:val="0"/>
+          <w:sz w:val="28"/>
+          <w:szCs w:val="28"/>
+          <w:lang w:val="en-US"/>
+        </w:rPr>
+        <w:t>Для выполнения тестов используется фреймворк TestNG.</w:t>
+      </w:r>
+    </w:p>
+    <w:p>
+      <w:pPr>
+        <w:spacing w:line="360" w:lineRule="auto"/>
+        <w:ind w:firstLine="708" w:firstLineChars="0"/>
+        <w:jc w:val="both"/>
+        <w:rPr>
+          <w:rFonts w:hint="default" w:ascii="Times New Roman" w:hAnsi="Times New Roman" w:cs="Times New Roman"/>
+          <w:b/>
+          <w:bCs/>
+          <w:i w:val="0"/>
+          <w:iCs w:val="0"/>
+          <w:sz w:val="28"/>
+          <w:szCs w:val="28"/>
+          <w:lang w:val="en-US"/>
+        </w:rPr>
+      </w:pPr>
+      <w:r>
+        <w:rPr>
+          <w:rFonts w:hint="default" w:ascii="Times New Roman" w:hAnsi="Times New Roman" w:cs="Times New Roman"/>
+          <w:b/>
+          <w:bCs/>
+          <w:i w:val="0"/>
+          <w:iCs w:val="0"/>
+          <w:sz w:val="28"/>
+          <w:szCs w:val="28"/>
+          <w:lang w:val="en-US"/>
+        </w:rPr>
+        <w:t>Пакет utils</w:t>
+      </w:r>
+    </w:p>
+    <w:p>
+      <w:pPr>
+        <w:spacing w:line="360" w:lineRule="auto"/>
+        <w:ind w:firstLine="708" w:firstLineChars="0"/>
+        <w:jc w:val="both"/>
+        <w:rPr>
+          <w:rFonts w:hint="default" w:ascii="Times New Roman" w:hAnsi="Times New Roman" w:cs="Times New Roman"/>
+          <w:b w:val="0"/>
+          <w:bCs w:val="0"/>
+          <w:i w:val="0"/>
+          <w:iCs w:val="0"/>
+          <w:sz w:val="28"/>
+          <w:szCs w:val="28"/>
+          <w:lang w:val="en-US"/>
+        </w:rPr>
+      </w:pPr>
+      <w:r>
+        <w:rPr>
+          <w:rFonts w:hint="default" w:ascii="Times New Roman" w:hAnsi="Times New Roman" w:cs="Times New Roman"/>
+          <w:b w:val="0"/>
+          <w:bCs w:val="0"/>
+          <w:i w:val="0"/>
+          <w:iCs w:val="0"/>
+          <w:sz w:val="28"/>
+          <w:szCs w:val="28"/>
+          <w:lang w:val="en-US"/>
+        </w:rPr>
+        <w:t>Пакет utils содержит вспомогательные компоненты, предназначенные для выполнения общих операций, используемых различными частями фреймворка.</w:t>
+      </w:r>
+    </w:p>
+    <w:p>
+      <w:pPr>
+        <w:spacing w:line="360" w:lineRule="auto"/>
+        <w:ind w:firstLine="708" w:firstLineChars="0"/>
+        <w:jc w:val="both"/>
+        <w:rPr>
+          <w:rFonts w:hint="default" w:ascii="Times New Roman" w:hAnsi="Times New Roman" w:cs="Times New Roman"/>
+          <w:b w:val="0"/>
+          <w:bCs w:val="0"/>
+          <w:i w:val="0"/>
+          <w:iCs w:val="0"/>
+          <w:sz w:val="28"/>
+          <w:szCs w:val="28"/>
+          <w:lang w:val="en-US"/>
+        </w:rPr>
+      </w:pPr>
+      <w:r>
+        <w:rPr>
+          <w:rFonts w:hint="default" w:ascii="Times New Roman" w:hAnsi="Times New Roman" w:cs="Times New Roman"/>
+          <w:b w:val="0"/>
+          <w:bCs w:val="0"/>
+          <w:i w:val="0"/>
+          <w:iCs w:val="0"/>
+          <w:sz w:val="28"/>
+          <w:szCs w:val="28"/>
+          <w:lang w:val="en-US"/>
+        </w:rPr>
+        <w:t>Utility-компоненты могут использоваться для:</w:t>
+      </w:r>
+    </w:p>
+    <w:p>
+      <w:pPr>
+        <w:numPr>
+          <w:ilvl w:val="0"/>
+          <w:numId w:val="24"/>
+        </w:numPr>
+        <w:spacing w:line="360" w:lineRule="auto"/>
+        <w:ind w:left="420" w:leftChars="0" w:hanging="420" w:firstLineChars="0"/>
+        <w:jc w:val="both"/>
+        <w:rPr>
+          <w:rFonts w:hint="default" w:ascii="Times New Roman" w:hAnsi="Times New Roman" w:cs="Times New Roman"/>
+          <w:b w:val="0"/>
+          <w:bCs w:val="0"/>
+          <w:i w:val="0"/>
+          <w:iCs w:val="0"/>
+          <w:sz w:val="28"/>
+          <w:szCs w:val="28"/>
+          <w:lang w:val="en-US"/>
+        </w:rPr>
+      </w:pPr>
+      <w:r>
+        <w:rPr>
+          <w:rFonts w:hint="default" w:ascii="Times New Roman" w:hAnsi="Times New Roman" w:cs="Times New Roman"/>
+          <w:b w:val="0"/>
+          <w:bCs w:val="0"/>
+          <w:i w:val="0"/>
+          <w:iCs w:val="0"/>
+          <w:sz w:val="28"/>
+          <w:szCs w:val="28"/>
+          <w:lang w:val="en-US"/>
+        </w:rPr>
+        <w:t>работы с конфигурационными файлами;</w:t>
+      </w:r>
+    </w:p>
+    <w:p>
+      <w:pPr>
+        <w:numPr>
+          <w:ilvl w:val="0"/>
+          <w:numId w:val="24"/>
+        </w:numPr>
+        <w:spacing w:line="360" w:lineRule="auto"/>
+        <w:ind w:left="420" w:leftChars="0" w:hanging="420" w:firstLineChars="0"/>
+        <w:jc w:val="both"/>
+        <w:rPr>
+          <w:rFonts w:hint="default" w:ascii="Times New Roman" w:hAnsi="Times New Roman" w:cs="Times New Roman"/>
+          <w:b w:val="0"/>
+          <w:bCs w:val="0"/>
+          <w:i w:val="0"/>
+          <w:iCs w:val="0"/>
+          <w:sz w:val="28"/>
+          <w:szCs w:val="28"/>
+          <w:lang w:val="en-US"/>
+        </w:rPr>
+      </w:pPr>
+      <w:r>
+        <w:rPr>
+          <w:rFonts w:hint="default" w:ascii="Times New Roman" w:hAnsi="Times New Roman" w:cs="Times New Roman"/>
+          <w:b w:val="0"/>
+          <w:bCs w:val="0"/>
+          <w:i w:val="0"/>
+          <w:iCs w:val="0"/>
+          <w:sz w:val="28"/>
+          <w:szCs w:val="28"/>
+          <w:lang w:val="en-US"/>
+        </w:rPr>
+        <w:t>генерации тестовых данных;</w:t>
+      </w:r>
+    </w:p>
+    <w:p>
+      <w:pPr>
+        <w:numPr>
+          <w:ilvl w:val="0"/>
+          <w:numId w:val="24"/>
+        </w:numPr>
+        <w:spacing w:line="360" w:lineRule="auto"/>
+        <w:ind w:left="420" w:leftChars="0" w:hanging="420" w:firstLineChars="0"/>
+        <w:jc w:val="both"/>
+        <w:rPr>
+          <w:rFonts w:hint="default" w:ascii="Times New Roman" w:hAnsi="Times New Roman" w:cs="Times New Roman"/>
+          <w:b w:val="0"/>
+          <w:bCs w:val="0"/>
+          <w:i w:val="0"/>
+          <w:iCs w:val="0"/>
+          <w:sz w:val="28"/>
+          <w:szCs w:val="28"/>
+          <w:lang w:val="en-US"/>
+        </w:rPr>
+      </w:pPr>
+      <w:r>
+        <w:rPr>
+          <w:rFonts w:hint="default" w:ascii="Times New Roman" w:hAnsi="Times New Roman" w:cs="Times New Roman"/>
+          <w:b w:val="0"/>
+          <w:bCs w:val="0"/>
+          <w:i w:val="0"/>
+          <w:iCs w:val="0"/>
+          <w:sz w:val="28"/>
+          <w:szCs w:val="28"/>
+          <w:lang w:val="en-US"/>
+        </w:rPr>
+        <w:t>реализации дополнительных проверок;</w:t>
+      </w:r>
+    </w:p>
+    <w:p>
+      <w:pPr>
+        <w:numPr>
+          <w:ilvl w:val="0"/>
+          <w:numId w:val="24"/>
+        </w:numPr>
+        <w:spacing w:line="360" w:lineRule="auto"/>
+        <w:ind w:left="420" w:leftChars="0" w:hanging="420" w:firstLineChars="0"/>
+        <w:jc w:val="both"/>
+        <w:rPr>
+          <w:rFonts w:hint="default" w:ascii="Times New Roman" w:hAnsi="Times New Roman" w:cs="Times New Roman"/>
+          <w:b w:val="0"/>
+          <w:bCs w:val="0"/>
+          <w:i w:val="0"/>
+          <w:iCs w:val="0"/>
+          <w:sz w:val="28"/>
+          <w:szCs w:val="28"/>
+          <w:lang w:val="en-US"/>
+        </w:rPr>
+      </w:pPr>
+      <w:r>
+        <w:rPr>
+          <w:rFonts w:hint="default" w:ascii="Times New Roman" w:hAnsi="Times New Roman" w:cs="Times New Roman"/>
+          <w:b w:val="0"/>
+          <w:bCs w:val="0"/>
+          <w:i w:val="0"/>
+          <w:iCs w:val="0"/>
+          <w:sz w:val="28"/>
+          <w:szCs w:val="28"/>
+          <w:lang w:val="en-US"/>
+        </w:rPr>
+        <w:t>обработки строковых значений;</w:t>
+      </w:r>
+    </w:p>
+    <w:p>
+      <w:pPr>
+        <w:numPr>
+          <w:ilvl w:val="0"/>
+          <w:numId w:val="24"/>
+        </w:numPr>
+        <w:spacing w:line="360" w:lineRule="auto"/>
+        <w:ind w:left="420" w:leftChars="0" w:hanging="420" w:firstLineChars="0"/>
+        <w:jc w:val="both"/>
+        <w:rPr>
+          <w:rFonts w:hint="default" w:ascii="Times New Roman" w:hAnsi="Times New Roman" w:cs="Times New Roman"/>
+          <w:b w:val="0"/>
+          <w:bCs w:val="0"/>
+          <w:i w:val="0"/>
+          <w:iCs w:val="0"/>
+          <w:sz w:val="28"/>
+          <w:szCs w:val="28"/>
+          <w:lang w:val="en-US"/>
+        </w:rPr>
+      </w:pPr>
+      <w:r>
+        <w:rPr>
+          <w:rFonts w:hint="default" w:ascii="Times New Roman" w:hAnsi="Times New Roman" w:cs="Times New Roman"/>
+          <w:b w:val="0"/>
+          <w:bCs w:val="0"/>
+          <w:i w:val="0"/>
+          <w:iCs w:val="0"/>
+          <w:sz w:val="28"/>
+          <w:szCs w:val="28"/>
+          <w:lang w:val="en-US"/>
+        </w:rPr>
+        <w:t>выполнения вспомогательных операций.</w:t>
+      </w:r>
+    </w:p>
+    <w:p>
+      <w:pPr>
+        <w:spacing w:line="360" w:lineRule="auto"/>
+        <w:ind w:firstLine="708" w:firstLineChars="0"/>
+        <w:jc w:val="both"/>
+        <w:rPr>
+          <w:rFonts w:hint="default" w:ascii="Times New Roman" w:hAnsi="Times New Roman" w:cs="Times New Roman"/>
+          <w:b w:val="0"/>
+          <w:bCs w:val="0"/>
+          <w:i w:val="0"/>
+          <w:iCs w:val="0"/>
+          <w:sz w:val="28"/>
+          <w:szCs w:val="28"/>
+          <w:lang w:val="en-US"/>
+        </w:rPr>
+      </w:pPr>
+      <w:r>
+        <w:rPr>
+          <w:rFonts w:hint="default" w:ascii="Times New Roman" w:hAnsi="Times New Roman" w:cs="Times New Roman"/>
+          <w:b w:val="0"/>
+          <w:bCs w:val="0"/>
+          <w:i w:val="0"/>
+          <w:iCs w:val="0"/>
+          <w:sz w:val="28"/>
+          <w:szCs w:val="28"/>
+          <w:lang w:val="en-US"/>
+        </w:rPr>
+        <w:t>Использование отдельного пакета для вспомогательных компонентов позволяет повысить модульность проекта и уменьшить связанность между компонентами системы.</w:t>
+      </w:r>
+    </w:p>
+    <w:p>
+      <w:pPr>
+        <w:spacing w:line="360" w:lineRule="auto"/>
+        <w:ind w:firstLine="708" w:firstLineChars="0"/>
+        <w:jc w:val="both"/>
+        <w:rPr>
+          <w:rFonts w:hint="default" w:ascii="Times New Roman" w:hAnsi="Times New Roman" w:cs="Times New Roman"/>
+          <w:b/>
+          <w:bCs/>
+          <w:i w:val="0"/>
+          <w:iCs w:val="0"/>
+          <w:sz w:val="28"/>
+          <w:szCs w:val="28"/>
+          <w:lang w:val="en-US"/>
+        </w:rPr>
+      </w:pPr>
+      <w:r>
+        <w:rPr>
+          <w:rFonts w:hint="default" w:ascii="Times New Roman" w:hAnsi="Times New Roman" w:cs="Times New Roman"/>
+          <w:b/>
+          <w:bCs/>
+          <w:i w:val="0"/>
+          <w:iCs w:val="0"/>
+          <w:sz w:val="28"/>
+          <w:szCs w:val="28"/>
+          <w:lang w:val="en-US"/>
+        </w:rPr>
+        <w:t>Каталог resources</w:t>
+      </w:r>
+    </w:p>
+    <w:p>
+      <w:pPr>
+        <w:spacing w:line="360" w:lineRule="auto"/>
+        <w:ind w:firstLine="708" w:firstLineChars="0"/>
+        <w:jc w:val="both"/>
+        <w:rPr>
+          <w:rFonts w:hint="default" w:ascii="Times New Roman" w:hAnsi="Times New Roman" w:cs="Times New Roman"/>
+          <w:b w:val="0"/>
+          <w:bCs w:val="0"/>
+          <w:i w:val="0"/>
+          <w:iCs w:val="0"/>
+          <w:sz w:val="28"/>
+          <w:szCs w:val="28"/>
+          <w:lang w:val="en-US"/>
+        </w:rPr>
+      </w:pPr>
+      <w:r>
+        <w:rPr>
+          <w:rFonts w:hint="default" w:ascii="Times New Roman" w:hAnsi="Times New Roman" w:cs="Times New Roman"/>
+          <w:b w:val="0"/>
+          <w:bCs w:val="0"/>
+          <w:i w:val="0"/>
+          <w:iCs w:val="0"/>
+          <w:sz w:val="28"/>
+          <w:szCs w:val="28"/>
+          <w:lang w:val="en-US"/>
+        </w:rPr>
+        <w:t>Каталог resources содержит конфигурационные файлы проекта.</w:t>
+      </w:r>
+    </w:p>
+    <w:p>
+      <w:pPr>
+        <w:spacing w:line="360" w:lineRule="auto"/>
+        <w:ind w:firstLine="708" w:firstLineChars="0"/>
+        <w:jc w:val="both"/>
+        <w:rPr>
+          <w:rFonts w:hint="default" w:ascii="Times New Roman" w:hAnsi="Times New Roman" w:cs="Times New Roman"/>
+          <w:b w:val="0"/>
+          <w:bCs w:val="0"/>
+          <w:i w:val="0"/>
+          <w:iCs w:val="0"/>
+          <w:sz w:val="28"/>
+          <w:szCs w:val="28"/>
+          <w:lang w:val="en-US"/>
+        </w:rPr>
+      </w:pPr>
+      <w:r>
+        <w:rPr>
+          <w:rFonts w:hint="default" w:ascii="Times New Roman" w:hAnsi="Times New Roman" w:cs="Times New Roman"/>
+          <w:b w:val="0"/>
+          <w:bCs w:val="0"/>
+          <w:i w:val="0"/>
+          <w:iCs w:val="0"/>
+          <w:sz w:val="28"/>
+          <w:szCs w:val="28"/>
+          <w:lang w:val="en-US"/>
+        </w:rPr>
+        <w:t>В рамках разработанного фреймворка используются:</w:t>
+      </w:r>
+    </w:p>
+    <w:p>
+      <w:pPr>
+        <w:numPr>
+          <w:ilvl w:val="0"/>
+          <w:numId w:val="24"/>
+        </w:numPr>
+        <w:spacing w:line="360" w:lineRule="auto"/>
+        <w:ind w:left="420" w:leftChars="0" w:hanging="420" w:firstLineChars="0"/>
+        <w:jc w:val="both"/>
+        <w:rPr>
+          <w:rFonts w:hint="default" w:ascii="Times New Roman" w:hAnsi="Times New Roman" w:cs="Times New Roman"/>
+          <w:b w:val="0"/>
+          <w:bCs w:val="0"/>
+          <w:i w:val="0"/>
+          <w:iCs w:val="0"/>
+          <w:sz w:val="28"/>
+          <w:szCs w:val="28"/>
+          <w:lang w:val="en-US"/>
+        </w:rPr>
+      </w:pPr>
+      <w:r>
+        <w:rPr>
+          <w:rFonts w:hint="default" w:ascii="Times New Roman" w:hAnsi="Times New Roman" w:cs="Times New Roman"/>
+          <w:b w:val="0"/>
+          <w:bCs w:val="0"/>
+          <w:i w:val="0"/>
+          <w:iCs w:val="0"/>
+          <w:sz w:val="28"/>
+          <w:szCs w:val="28"/>
+          <w:lang w:val="en-US"/>
+        </w:rPr>
+        <w:t>config.properties — файл конфигурации тестового окружения;</w:t>
+      </w:r>
+    </w:p>
+    <w:p>
+      <w:pPr>
+        <w:numPr>
+          <w:ilvl w:val="0"/>
+          <w:numId w:val="24"/>
+        </w:numPr>
+        <w:spacing w:line="360" w:lineRule="auto"/>
+        <w:ind w:left="420" w:leftChars="0" w:hanging="420" w:firstLineChars="0"/>
+        <w:jc w:val="both"/>
+        <w:rPr>
+          <w:rFonts w:hint="default" w:ascii="Times New Roman" w:hAnsi="Times New Roman" w:cs="Times New Roman"/>
+          <w:b w:val="0"/>
+          <w:bCs w:val="0"/>
+          <w:i w:val="0"/>
+          <w:iCs w:val="0"/>
+          <w:sz w:val="28"/>
+          <w:szCs w:val="28"/>
+          <w:lang w:val="en-US"/>
+        </w:rPr>
+      </w:pPr>
+      <w:r>
+        <w:rPr>
+          <w:rFonts w:hint="default" w:ascii="Times New Roman" w:hAnsi="Times New Roman" w:cs="Times New Roman"/>
+          <w:b w:val="0"/>
+          <w:bCs w:val="0"/>
+          <w:i w:val="0"/>
+          <w:iCs w:val="0"/>
+          <w:sz w:val="28"/>
+          <w:szCs w:val="28"/>
+          <w:lang w:val="en-US"/>
+        </w:rPr>
+        <w:t>testng.xml — конфигурация запуска тестов TestNG.</w:t>
+      </w:r>
+    </w:p>
+    <w:p>
+      <w:pPr>
+        <w:spacing w:line="360" w:lineRule="auto"/>
+        <w:ind w:firstLine="708" w:firstLineChars="0"/>
+        <w:jc w:val="both"/>
+        <w:rPr>
+          <w:rFonts w:hint="default" w:ascii="Times New Roman" w:hAnsi="Times New Roman" w:cs="Times New Roman"/>
+          <w:b w:val="0"/>
+          <w:bCs w:val="0"/>
+          <w:i w:val="0"/>
+          <w:iCs w:val="0"/>
+          <w:sz w:val="28"/>
+          <w:szCs w:val="28"/>
+          <w:lang w:val="en-US"/>
+        </w:rPr>
+      </w:pPr>
+      <w:r>
+        <w:rPr>
+          <w:rFonts w:hint="default" w:ascii="Times New Roman" w:hAnsi="Times New Roman" w:cs="Times New Roman"/>
+          <w:b w:val="0"/>
+          <w:bCs w:val="0"/>
+          <w:i w:val="0"/>
+          <w:iCs w:val="0"/>
+          <w:sz w:val="28"/>
+          <w:szCs w:val="28"/>
+          <w:lang w:val="en-US"/>
+        </w:rPr>
+        <w:t>Файл config.properties используется для хранения параметров:</w:t>
+      </w:r>
+    </w:p>
+    <w:p>
+      <w:pPr>
+        <w:numPr>
+          <w:ilvl w:val="0"/>
+          <w:numId w:val="24"/>
+        </w:numPr>
+        <w:spacing w:line="360" w:lineRule="auto"/>
+        <w:ind w:left="420" w:leftChars="0" w:hanging="420" w:firstLineChars="0"/>
+        <w:jc w:val="both"/>
+        <w:rPr>
+          <w:rFonts w:hint="default" w:ascii="Times New Roman" w:hAnsi="Times New Roman" w:cs="Times New Roman"/>
+          <w:b w:val="0"/>
+          <w:bCs w:val="0"/>
+          <w:i w:val="0"/>
+          <w:iCs w:val="0"/>
+          <w:sz w:val="28"/>
+          <w:szCs w:val="28"/>
+          <w:lang w:val="en-US"/>
+        </w:rPr>
+      </w:pPr>
+      <w:r>
+        <w:rPr>
+          <w:rFonts w:hint="default" w:ascii="Times New Roman" w:hAnsi="Times New Roman" w:cs="Times New Roman"/>
+          <w:b w:val="0"/>
+          <w:bCs w:val="0"/>
+          <w:i w:val="0"/>
+          <w:iCs w:val="0"/>
+          <w:sz w:val="28"/>
+          <w:szCs w:val="28"/>
+          <w:lang w:val="en-US"/>
+        </w:rPr>
+        <w:t>URL тестируемого приложения;</w:t>
+      </w:r>
+    </w:p>
+    <w:p>
+      <w:pPr>
+        <w:numPr>
+          <w:ilvl w:val="0"/>
+          <w:numId w:val="24"/>
+        </w:numPr>
+        <w:spacing w:line="360" w:lineRule="auto"/>
+        <w:ind w:left="420" w:leftChars="0" w:hanging="420" w:firstLineChars="0"/>
+        <w:jc w:val="both"/>
+        <w:rPr>
+          <w:rFonts w:hint="default" w:ascii="Times New Roman" w:hAnsi="Times New Roman" w:cs="Times New Roman"/>
+          <w:b w:val="0"/>
+          <w:bCs w:val="0"/>
+          <w:i w:val="0"/>
+          <w:iCs w:val="0"/>
+          <w:sz w:val="28"/>
+          <w:szCs w:val="28"/>
+          <w:lang w:val="en-US"/>
+        </w:rPr>
+      </w:pPr>
+      <w:r>
+        <w:rPr>
+          <w:rFonts w:hint="default" w:ascii="Times New Roman" w:hAnsi="Times New Roman" w:cs="Times New Roman"/>
+          <w:b w:val="0"/>
+          <w:bCs w:val="0"/>
+          <w:i w:val="0"/>
+          <w:iCs w:val="0"/>
+          <w:sz w:val="28"/>
+          <w:szCs w:val="28"/>
+          <w:lang w:val="en-US"/>
+        </w:rPr>
+        <w:t>параметров браузера;</w:t>
+      </w:r>
+    </w:p>
+    <w:p>
+      <w:pPr>
+        <w:numPr>
+          <w:ilvl w:val="0"/>
+          <w:numId w:val="24"/>
+        </w:numPr>
+        <w:spacing w:line="360" w:lineRule="auto"/>
+        <w:ind w:left="420" w:leftChars="0" w:hanging="420" w:firstLineChars="0"/>
+        <w:jc w:val="both"/>
+        <w:rPr>
+          <w:rFonts w:hint="default" w:ascii="Times New Roman" w:hAnsi="Times New Roman" w:cs="Times New Roman"/>
+          <w:b w:val="0"/>
+          <w:bCs w:val="0"/>
+          <w:i w:val="0"/>
+          <w:iCs w:val="0"/>
+          <w:sz w:val="28"/>
+          <w:szCs w:val="28"/>
+          <w:lang w:val="en-US"/>
+        </w:rPr>
+      </w:pPr>
+      <w:r>
+        <w:rPr>
+          <w:rFonts w:hint="default" w:ascii="Times New Roman" w:hAnsi="Times New Roman" w:cs="Times New Roman"/>
+          <w:b w:val="0"/>
+          <w:bCs w:val="0"/>
+          <w:i w:val="0"/>
+          <w:iCs w:val="0"/>
+          <w:sz w:val="28"/>
+          <w:szCs w:val="28"/>
+          <w:lang w:val="en-US"/>
+        </w:rPr>
+        <w:t>адреса Selenium Grid;</w:t>
+      </w:r>
+    </w:p>
+    <w:p>
+      <w:pPr>
+        <w:numPr>
+          <w:ilvl w:val="0"/>
+          <w:numId w:val="24"/>
+        </w:numPr>
+        <w:spacing w:line="360" w:lineRule="auto"/>
+        <w:ind w:left="420" w:leftChars="0" w:hanging="420" w:firstLineChars="0"/>
+        <w:jc w:val="both"/>
+        <w:rPr>
+          <w:rFonts w:hint="default" w:ascii="Times New Roman" w:hAnsi="Times New Roman" w:cs="Times New Roman"/>
+          <w:b w:val="0"/>
+          <w:bCs w:val="0"/>
+          <w:i w:val="0"/>
+          <w:iCs w:val="0"/>
+          <w:sz w:val="28"/>
+          <w:szCs w:val="28"/>
+          <w:lang w:val="en-US"/>
+        </w:rPr>
+      </w:pPr>
+      <w:r>
+        <w:rPr>
+          <w:rFonts w:hint="default" w:ascii="Times New Roman" w:hAnsi="Times New Roman" w:cs="Times New Roman"/>
+          <w:b w:val="0"/>
+          <w:bCs w:val="0"/>
+          <w:i w:val="0"/>
+          <w:iCs w:val="0"/>
+          <w:sz w:val="28"/>
+          <w:szCs w:val="28"/>
+          <w:lang w:val="en-US"/>
+        </w:rPr>
+        <w:t>настроек окружения.</w:t>
+      </w:r>
+    </w:p>
+    <w:p>
+      <w:pPr>
+        <w:numPr>
+          <w:numId w:val="0"/>
+        </w:numPr>
+        <w:spacing w:after="160" w:line="360" w:lineRule="auto"/>
+        <w:ind w:firstLine="708" w:firstLineChars="0"/>
+        <w:jc w:val="both"/>
+        <w:rPr>
+          <w:rFonts w:hint="default" w:ascii="Times New Roman" w:hAnsi="Times New Roman" w:cs="Times New Roman"/>
+          <w:b w:val="0"/>
+          <w:bCs w:val="0"/>
+          <w:i w:val="0"/>
+          <w:iCs w:val="0"/>
+          <w:sz w:val="28"/>
+          <w:szCs w:val="28"/>
+          <w:lang w:val="en-US"/>
+        </w:rPr>
+      </w:pPr>
+      <w:r>
+        <w:rPr>
+          <w:rFonts w:hint="default" w:ascii="Times New Roman" w:hAnsi="Times New Roman" w:cs="Times New Roman"/>
+          <w:b w:val="0"/>
+          <w:bCs w:val="0"/>
+          <w:i w:val="0"/>
+          <w:iCs w:val="0"/>
+          <w:sz w:val="28"/>
+          <w:szCs w:val="28"/>
+          <w:lang w:val="en-US"/>
+        </w:rPr>
+        <w:t>Файл testng.xml определяет:</w:t>
+      </w:r>
+    </w:p>
+    <w:p>
+      <w:pPr>
+        <w:numPr>
+          <w:ilvl w:val="0"/>
+          <w:numId w:val="24"/>
+        </w:numPr>
+        <w:spacing w:line="360" w:lineRule="auto"/>
+        <w:ind w:left="420" w:leftChars="0" w:hanging="420" w:firstLineChars="0"/>
+        <w:jc w:val="both"/>
+        <w:rPr>
+          <w:rFonts w:hint="default" w:ascii="Times New Roman" w:hAnsi="Times New Roman" w:cs="Times New Roman"/>
+          <w:b w:val="0"/>
+          <w:bCs w:val="0"/>
+          <w:i w:val="0"/>
+          <w:iCs w:val="0"/>
+          <w:sz w:val="28"/>
+          <w:szCs w:val="28"/>
+          <w:lang w:val="en-US"/>
+        </w:rPr>
+      </w:pPr>
+      <w:r>
+        <w:rPr>
+          <w:rFonts w:hint="default" w:ascii="Times New Roman" w:hAnsi="Times New Roman" w:cs="Times New Roman"/>
+          <w:b w:val="0"/>
+          <w:bCs w:val="0"/>
+          <w:i w:val="0"/>
+          <w:iCs w:val="0"/>
+          <w:sz w:val="28"/>
+          <w:szCs w:val="28"/>
+          <w:lang w:val="en-US"/>
+        </w:rPr>
+        <w:t>наборы запускаемых тестов;</w:t>
+      </w:r>
+    </w:p>
+    <w:p>
+      <w:pPr>
+        <w:numPr>
+          <w:ilvl w:val="0"/>
+          <w:numId w:val="24"/>
+        </w:numPr>
+        <w:spacing w:line="360" w:lineRule="auto"/>
+        <w:ind w:left="420" w:leftChars="0" w:hanging="420" w:firstLineChars="0"/>
+        <w:jc w:val="both"/>
+        <w:rPr>
+          <w:rFonts w:hint="default" w:ascii="Times New Roman" w:hAnsi="Times New Roman" w:cs="Times New Roman"/>
+          <w:b w:val="0"/>
+          <w:bCs w:val="0"/>
+          <w:i w:val="0"/>
+          <w:iCs w:val="0"/>
+          <w:sz w:val="28"/>
+          <w:szCs w:val="28"/>
+          <w:lang w:val="en-US"/>
+        </w:rPr>
+      </w:pPr>
+      <w:r>
+        <w:rPr>
+          <w:rFonts w:hint="default" w:ascii="Times New Roman" w:hAnsi="Times New Roman" w:cs="Times New Roman"/>
+          <w:b w:val="0"/>
+          <w:bCs w:val="0"/>
+          <w:i w:val="0"/>
+          <w:iCs w:val="0"/>
+          <w:sz w:val="28"/>
+          <w:szCs w:val="28"/>
+          <w:lang w:val="en-US"/>
+        </w:rPr>
+        <w:t>параметры параллельного выполнения;</w:t>
+      </w:r>
+    </w:p>
+    <w:p>
+      <w:pPr>
+        <w:numPr>
+          <w:ilvl w:val="0"/>
+          <w:numId w:val="24"/>
+        </w:numPr>
+        <w:spacing w:line="360" w:lineRule="auto"/>
+        <w:ind w:left="420" w:leftChars="0" w:hanging="420" w:firstLineChars="0"/>
+        <w:jc w:val="both"/>
+        <w:rPr>
+          <w:rFonts w:hint="default" w:ascii="Times New Roman" w:hAnsi="Times New Roman" w:cs="Times New Roman"/>
+          <w:b w:val="0"/>
+          <w:bCs w:val="0"/>
+          <w:i w:val="0"/>
+          <w:iCs w:val="0"/>
+          <w:sz w:val="28"/>
+          <w:szCs w:val="28"/>
+          <w:lang w:val="en-US"/>
+        </w:rPr>
+      </w:pPr>
+      <w:r>
+        <w:rPr>
+          <w:rFonts w:hint="default" w:ascii="Times New Roman" w:hAnsi="Times New Roman" w:cs="Times New Roman"/>
+          <w:b w:val="0"/>
+          <w:bCs w:val="0"/>
+          <w:i w:val="0"/>
+          <w:iCs w:val="0"/>
+          <w:sz w:val="28"/>
+          <w:szCs w:val="28"/>
+          <w:lang w:val="en-US"/>
+        </w:rPr>
+        <w:t>количество потоков;</w:t>
+      </w:r>
+    </w:p>
+    <w:p>
+      <w:pPr>
+        <w:numPr>
+          <w:ilvl w:val="0"/>
+          <w:numId w:val="24"/>
+        </w:numPr>
+        <w:spacing w:line="360" w:lineRule="auto"/>
+        <w:ind w:left="420" w:leftChars="0" w:hanging="420" w:firstLineChars="0"/>
+        <w:jc w:val="both"/>
+        <w:rPr>
+          <w:rFonts w:hint="default" w:ascii="Times New Roman" w:hAnsi="Times New Roman" w:cs="Times New Roman"/>
+          <w:b w:val="0"/>
+          <w:bCs w:val="0"/>
+          <w:i w:val="0"/>
+          <w:iCs w:val="0"/>
+          <w:sz w:val="28"/>
+          <w:szCs w:val="28"/>
+          <w:lang w:val="en-US"/>
+        </w:rPr>
+      </w:pPr>
+      <w:r>
+        <w:rPr>
+          <w:rFonts w:hint="default" w:ascii="Times New Roman" w:hAnsi="Times New Roman" w:cs="Times New Roman"/>
+          <w:b w:val="0"/>
+          <w:bCs w:val="0"/>
+          <w:i w:val="0"/>
+          <w:iCs w:val="0"/>
+          <w:sz w:val="28"/>
+          <w:szCs w:val="28"/>
+          <w:lang w:val="en-US"/>
+        </w:rPr>
+        <w:t>порядок выполнения тестовых классов.</w:t>
+      </w:r>
+    </w:p>
+    <w:p>
+      <w:pPr>
+        <w:spacing w:line="360" w:lineRule="auto"/>
+        <w:ind w:firstLine="708" w:firstLineChars="0"/>
+        <w:jc w:val="both"/>
+        <w:rPr>
+          <w:rFonts w:hint="default" w:ascii="Times New Roman" w:hAnsi="Times New Roman" w:cs="Times New Roman"/>
+          <w:b/>
+          <w:bCs/>
+          <w:i w:val="0"/>
+          <w:iCs w:val="0"/>
+          <w:sz w:val="28"/>
+          <w:szCs w:val="28"/>
+          <w:lang w:val="en-US"/>
+        </w:rPr>
+      </w:pPr>
+      <w:r>
+        <w:rPr>
+          <w:rFonts w:hint="default" w:ascii="Times New Roman" w:hAnsi="Times New Roman" w:cs="Times New Roman"/>
+          <w:b/>
+          <w:bCs/>
+          <w:i w:val="0"/>
+          <w:iCs w:val="0"/>
+          <w:sz w:val="28"/>
+          <w:szCs w:val="28"/>
+          <w:lang w:val="en-US"/>
+        </w:rPr>
+        <w:t>Файл pom.xml</w:t>
+      </w:r>
+    </w:p>
+    <w:p>
+      <w:pPr>
+        <w:spacing w:line="360" w:lineRule="auto"/>
+        <w:ind w:firstLine="708" w:firstLineChars="0"/>
+        <w:jc w:val="both"/>
+        <w:rPr>
+          <w:rFonts w:hint="default" w:ascii="Times New Roman" w:hAnsi="Times New Roman" w:cs="Times New Roman"/>
+          <w:b w:val="0"/>
+          <w:bCs w:val="0"/>
+          <w:i w:val="0"/>
+          <w:iCs w:val="0"/>
+          <w:sz w:val="28"/>
+          <w:szCs w:val="28"/>
+          <w:lang w:val="en-US"/>
+        </w:rPr>
+      </w:pPr>
+      <w:r>
+        <w:rPr>
+          <w:rFonts w:hint="default" w:ascii="Times New Roman" w:hAnsi="Times New Roman" w:cs="Times New Roman"/>
+          <w:b w:val="0"/>
+          <w:bCs w:val="0"/>
+          <w:i w:val="0"/>
+          <w:iCs w:val="0"/>
+          <w:sz w:val="28"/>
+          <w:szCs w:val="28"/>
+          <w:lang w:val="en-US"/>
+        </w:rPr>
+        <w:t>В корневом каталоге проекта также располагается файл pom.xml, являющийся основным конфигурационным файлом системы сборки Maven. Данный файл используется для управления зависимостями проекта, настройки процесса сборки и подключения необходимых библиотек.</w:t>
+      </w:r>
+    </w:p>
+    <w:p>
+      <w:pPr>
+        <w:spacing w:line="360" w:lineRule="auto"/>
+        <w:ind w:firstLine="708" w:firstLineChars="0"/>
+        <w:jc w:val="both"/>
+        <w:rPr>
+          <w:rFonts w:hint="default" w:ascii="Times New Roman" w:hAnsi="Times New Roman" w:cs="Times New Roman"/>
+          <w:b w:val="0"/>
+          <w:bCs w:val="0"/>
+          <w:i w:val="0"/>
+          <w:iCs w:val="0"/>
+          <w:sz w:val="28"/>
+          <w:szCs w:val="28"/>
+          <w:lang w:val="en-US"/>
+        </w:rPr>
+      </w:pPr>
+      <w:r>
+        <w:rPr>
+          <w:rFonts w:hint="default" w:ascii="Times New Roman" w:hAnsi="Times New Roman" w:cs="Times New Roman"/>
+          <w:b w:val="0"/>
+          <w:bCs w:val="0"/>
+          <w:i w:val="0"/>
+          <w:iCs w:val="0"/>
+          <w:sz w:val="28"/>
+          <w:szCs w:val="28"/>
+          <w:lang w:val="en-US"/>
+        </w:rPr>
+        <w:t>В рамках разработанного фреймворка через Maven подключаются следующие основные компоненты:</w:t>
+      </w:r>
+    </w:p>
+    <w:p>
+      <w:pPr>
+        <w:numPr>
+          <w:ilvl w:val="0"/>
+          <w:numId w:val="24"/>
+        </w:numPr>
+        <w:spacing w:line="360" w:lineRule="auto"/>
+        <w:ind w:left="420" w:leftChars="0" w:hanging="420" w:firstLineChars="0"/>
+        <w:jc w:val="both"/>
+        <w:rPr>
+          <w:rFonts w:hint="default" w:ascii="Times New Roman" w:hAnsi="Times New Roman" w:cs="Times New Roman"/>
+          <w:b w:val="0"/>
+          <w:bCs w:val="0"/>
+          <w:i w:val="0"/>
+          <w:iCs w:val="0"/>
+          <w:sz w:val="28"/>
+          <w:szCs w:val="28"/>
+          <w:lang w:val="en-US"/>
+        </w:rPr>
+      </w:pPr>
+      <w:r>
+        <w:rPr>
+          <w:rFonts w:hint="default" w:ascii="Times New Roman" w:hAnsi="Times New Roman" w:cs="Times New Roman"/>
+          <w:b w:val="0"/>
+          <w:bCs w:val="0"/>
+          <w:i w:val="0"/>
+          <w:iCs w:val="0"/>
+          <w:sz w:val="28"/>
+          <w:szCs w:val="28"/>
+          <w:lang w:val="en-US"/>
+        </w:rPr>
+        <w:t>Selenium WebDriver;</w:t>
+      </w:r>
+    </w:p>
+    <w:p>
+      <w:pPr>
+        <w:numPr>
+          <w:ilvl w:val="0"/>
+          <w:numId w:val="24"/>
+        </w:numPr>
+        <w:spacing w:line="360" w:lineRule="auto"/>
+        <w:ind w:left="420" w:leftChars="0" w:hanging="420" w:firstLineChars="0"/>
+        <w:jc w:val="both"/>
+        <w:rPr>
+          <w:rFonts w:hint="default" w:ascii="Times New Roman" w:hAnsi="Times New Roman" w:cs="Times New Roman"/>
+          <w:b w:val="0"/>
+          <w:bCs w:val="0"/>
+          <w:i w:val="0"/>
+          <w:iCs w:val="0"/>
+          <w:sz w:val="28"/>
+          <w:szCs w:val="28"/>
+          <w:lang w:val="en-US"/>
+        </w:rPr>
+      </w:pPr>
+      <w:r>
+        <w:rPr>
+          <w:rFonts w:hint="default" w:ascii="Times New Roman" w:hAnsi="Times New Roman" w:cs="Times New Roman"/>
+          <w:b w:val="0"/>
+          <w:bCs w:val="0"/>
+          <w:i w:val="0"/>
+          <w:iCs w:val="0"/>
+          <w:sz w:val="28"/>
+          <w:szCs w:val="28"/>
+          <w:lang w:val="en-US"/>
+        </w:rPr>
+        <w:t>TestNG;</w:t>
+      </w:r>
+    </w:p>
+    <w:p>
+      <w:pPr>
+        <w:numPr>
+          <w:ilvl w:val="0"/>
+          <w:numId w:val="24"/>
+        </w:numPr>
+        <w:spacing w:line="360" w:lineRule="auto"/>
+        <w:ind w:left="420" w:leftChars="0" w:hanging="420" w:firstLineChars="0"/>
+        <w:jc w:val="both"/>
+        <w:rPr>
+          <w:rFonts w:hint="default" w:ascii="Times New Roman" w:hAnsi="Times New Roman" w:cs="Times New Roman"/>
+          <w:b w:val="0"/>
+          <w:bCs w:val="0"/>
+          <w:i w:val="0"/>
+          <w:iCs w:val="0"/>
+          <w:sz w:val="28"/>
+          <w:szCs w:val="28"/>
+          <w:lang w:val="en-US"/>
+        </w:rPr>
+      </w:pPr>
+      <w:r>
+        <w:rPr>
+          <w:rFonts w:hint="default" w:ascii="Times New Roman" w:hAnsi="Times New Roman" w:cs="Times New Roman"/>
+          <w:b w:val="0"/>
+          <w:bCs w:val="0"/>
+          <w:i w:val="0"/>
+          <w:iCs w:val="0"/>
+          <w:sz w:val="28"/>
+          <w:szCs w:val="28"/>
+          <w:lang w:val="en-US"/>
+        </w:rPr>
+        <w:t>Allure Report;</w:t>
+      </w:r>
+    </w:p>
+    <w:p>
+      <w:pPr>
+        <w:numPr>
+          <w:ilvl w:val="0"/>
+          <w:numId w:val="24"/>
+        </w:numPr>
+        <w:spacing w:line="360" w:lineRule="auto"/>
+        <w:ind w:left="420" w:leftChars="0" w:hanging="420" w:firstLineChars="0"/>
+        <w:jc w:val="both"/>
+        <w:rPr>
+          <w:rFonts w:hint="default" w:ascii="Times New Roman" w:hAnsi="Times New Roman" w:cs="Times New Roman"/>
+          <w:b w:val="0"/>
+          <w:bCs w:val="0"/>
+          <w:i w:val="0"/>
+          <w:iCs w:val="0"/>
+          <w:sz w:val="28"/>
+          <w:szCs w:val="28"/>
+          <w:lang w:val="en-US"/>
+        </w:rPr>
+      </w:pPr>
+      <w:r>
+        <w:rPr>
+          <w:rFonts w:hint="default" w:ascii="Times New Roman" w:hAnsi="Times New Roman" w:cs="Times New Roman"/>
+          <w:b w:val="0"/>
+          <w:bCs w:val="0"/>
+          <w:i w:val="0"/>
+          <w:iCs w:val="0"/>
+          <w:sz w:val="28"/>
+          <w:szCs w:val="28"/>
+          <w:lang w:val="en-US"/>
+        </w:rPr>
+        <w:t>библиотеки логирования;</w:t>
+      </w:r>
+    </w:p>
+    <w:p>
+      <w:pPr>
+        <w:numPr>
+          <w:ilvl w:val="0"/>
+          <w:numId w:val="24"/>
+        </w:numPr>
+        <w:spacing w:line="360" w:lineRule="auto"/>
+        <w:ind w:left="420" w:leftChars="0" w:hanging="420" w:firstLineChars="0"/>
+        <w:jc w:val="both"/>
+        <w:rPr>
+          <w:rFonts w:hint="default" w:ascii="Times New Roman" w:hAnsi="Times New Roman" w:cs="Times New Roman"/>
+          <w:b w:val="0"/>
+          <w:bCs w:val="0"/>
+          <w:i w:val="0"/>
+          <w:iCs w:val="0"/>
+          <w:sz w:val="28"/>
+          <w:szCs w:val="28"/>
+          <w:lang w:val="en-US"/>
+        </w:rPr>
+      </w:pPr>
+      <w:r>
+        <w:rPr>
+          <w:rFonts w:hint="default" w:ascii="Times New Roman" w:hAnsi="Times New Roman" w:cs="Times New Roman"/>
+          <w:b w:val="0"/>
+          <w:bCs w:val="0"/>
+          <w:i w:val="0"/>
+          <w:iCs w:val="0"/>
+          <w:sz w:val="28"/>
+          <w:szCs w:val="28"/>
+          <w:lang w:val="en-US"/>
+        </w:rPr>
+        <w:t>дополнительные вспомогательные зависимости.</w:t>
+      </w:r>
+    </w:p>
+    <w:p>
+      <w:pPr>
+        <w:spacing w:line="360" w:lineRule="auto"/>
+        <w:ind w:firstLine="708" w:firstLineChars="0"/>
+        <w:jc w:val="both"/>
+        <w:rPr>
+          <w:rFonts w:hint="default" w:ascii="Times New Roman" w:hAnsi="Times New Roman" w:cs="Times New Roman"/>
+          <w:b w:val="0"/>
+          <w:bCs w:val="0"/>
+          <w:i w:val="0"/>
+          <w:iCs w:val="0"/>
+          <w:sz w:val="28"/>
+          <w:szCs w:val="28"/>
+          <w:lang w:val="en-US"/>
+        </w:rPr>
+      </w:pPr>
+      <w:r>
+        <w:rPr>
+          <w:rFonts w:hint="default" w:ascii="Times New Roman" w:hAnsi="Times New Roman" w:cs="Times New Roman"/>
+          <w:b w:val="0"/>
+          <w:bCs w:val="0"/>
+          <w:i w:val="0"/>
+          <w:iCs w:val="0"/>
+          <w:sz w:val="28"/>
+          <w:szCs w:val="28"/>
+          <w:lang w:val="en-US"/>
+        </w:rPr>
+        <w:t>Кроме управления зависимостями, файл pom.xml используется для:</w:t>
+      </w:r>
+    </w:p>
+    <w:p>
+      <w:pPr>
+        <w:numPr>
+          <w:ilvl w:val="0"/>
+          <w:numId w:val="24"/>
+        </w:numPr>
+        <w:spacing w:line="360" w:lineRule="auto"/>
+        <w:ind w:left="420" w:leftChars="0" w:hanging="420" w:firstLineChars="0"/>
+        <w:jc w:val="both"/>
+        <w:rPr>
+          <w:rFonts w:hint="default" w:ascii="Times New Roman" w:hAnsi="Times New Roman" w:cs="Times New Roman"/>
+          <w:b w:val="0"/>
+          <w:bCs w:val="0"/>
+          <w:i w:val="0"/>
+          <w:iCs w:val="0"/>
+          <w:sz w:val="28"/>
+          <w:szCs w:val="28"/>
+          <w:lang w:val="en-US"/>
+        </w:rPr>
+      </w:pPr>
+      <w:r>
+        <w:rPr>
+          <w:rFonts w:hint="default" w:ascii="Times New Roman" w:hAnsi="Times New Roman" w:cs="Times New Roman"/>
+          <w:b w:val="0"/>
+          <w:bCs w:val="0"/>
+          <w:i w:val="0"/>
+          <w:iCs w:val="0"/>
+          <w:sz w:val="28"/>
+          <w:szCs w:val="28"/>
+          <w:lang w:val="en-US"/>
+        </w:rPr>
+        <w:t>настройки процесса компиляции проекта;</w:t>
+      </w:r>
+    </w:p>
+    <w:p>
+      <w:pPr>
+        <w:numPr>
+          <w:ilvl w:val="0"/>
+          <w:numId w:val="24"/>
+        </w:numPr>
+        <w:spacing w:line="360" w:lineRule="auto"/>
+        <w:ind w:left="420" w:leftChars="0" w:hanging="420" w:firstLineChars="0"/>
+        <w:jc w:val="both"/>
+        <w:rPr>
+          <w:rFonts w:hint="default" w:ascii="Times New Roman" w:hAnsi="Times New Roman" w:cs="Times New Roman"/>
+          <w:b w:val="0"/>
+          <w:bCs w:val="0"/>
+          <w:i w:val="0"/>
+          <w:iCs w:val="0"/>
+          <w:sz w:val="28"/>
+          <w:szCs w:val="28"/>
+          <w:lang w:val="en-US"/>
+        </w:rPr>
+      </w:pPr>
+      <w:r>
+        <w:rPr>
+          <w:rFonts w:hint="default" w:ascii="Times New Roman" w:hAnsi="Times New Roman" w:cs="Times New Roman"/>
+          <w:b w:val="0"/>
+          <w:bCs w:val="0"/>
+          <w:i w:val="0"/>
+          <w:iCs w:val="0"/>
+          <w:sz w:val="28"/>
+          <w:szCs w:val="28"/>
+          <w:lang w:val="en-US"/>
+        </w:rPr>
+        <w:t>запуска автоматизированных тестов;</w:t>
+      </w:r>
+    </w:p>
+    <w:p>
+      <w:pPr>
+        <w:numPr>
+          <w:ilvl w:val="0"/>
+          <w:numId w:val="24"/>
+        </w:numPr>
+        <w:spacing w:line="360" w:lineRule="auto"/>
+        <w:ind w:left="420" w:leftChars="0" w:hanging="420" w:firstLineChars="0"/>
+        <w:jc w:val="both"/>
+        <w:rPr>
+          <w:rFonts w:hint="default" w:ascii="Times New Roman" w:hAnsi="Times New Roman" w:cs="Times New Roman"/>
+          <w:b w:val="0"/>
+          <w:bCs w:val="0"/>
+          <w:i w:val="0"/>
+          <w:iCs w:val="0"/>
+          <w:sz w:val="28"/>
+          <w:szCs w:val="28"/>
+          <w:lang w:val="en-US"/>
+        </w:rPr>
+      </w:pPr>
+      <w:r>
+        <w:rPr>
+          <w:rFonts w:hint="default" w:ascii="Times New Roman" w:hAnsi="Times New Roman" w:cs="Times New Roman"/>
+          <w:b w:val="0"/>
+          <w:bCs w:val="0"/>
+          <w:i w:val="0"/>
+          <w:iCs w:val="0"/>
+          <w:sz w:val="28"/>
+          <w:szCs w:val="28"/>
+          <w:lang w:val="en-US"/>
+        </w:rPr>
+        <w:t>интеграции с системой отчётности Allure;</w:t>
+      </w:r>
+    </w:p>
+    <w:p>
+      <w:pPr>
+        <w:numPr>
+          <w:ilvl w:val="0"/>
+          <w:numId w:val="24"/>
+        </w:numPr>
+        <w:spacing w:line="360" w:lineRule="auto"/>
+        <w:ind w:left="420" w:leftChars="0" w:hanging="420" w:firstLineChars="0"/>
+        <w:jc w:val="both"/>
+        <w:rPr>
+          <w:rFonts w:hint="default" w:ascii="Times New Roman" w:hAnsi="Times New Roman" w:cs="Times New Roman"/>
+          <w:b w:val="0"/>
+          <w:bCs w:val="0"/>
+          <w:i w:val="0"/>
+          <w:iCs w:val="0"/>
+          <w:sz w:val="28"/>
+          <w:szCs w:val="28"/>
+          <w:lang w:val="en-US"/>
+        </w:rPr>
+      </w:pPr>
+      <w:r>
+        <w:rPr>
+          <w:rFonts w:hint="default" w:ascii="Times New Roman" w:hAnsi="Times New Roman" w:cs="Times New Roman"/>
+          <w:b w:val="0"/>
+          <w:bCs w:val="0"/>
+          <w:i w:val="0"/>
+          <w:iCs w:val="0"/>
+          <w:sz w:val="28"/>
+          <w:szCs w:val="28"/>
+          <w:lang w:val="en-US"/>
+        </w:rPr>
+        <w:t>управления версиями используемых библиотек.</w:t>
+      </w:r>
+    </w:p>
+    <w:p>
+      <w:pPr>
+        <w:spacing w:line="360" w:lineRule="auto"/>
+        <w:ind w:firstLine="708" w:firstLineChars="0"/>
+        <w:jc w:val="both"/>
+        <w:rPr>
+          <w:rFonts w:hint="default" w:ascii="Times New Roman" w:hAnsi="Times New Roman" w:cs="Times New Roman"/>
+          <w:b w:val="0"/>
+          <w:bCs w:val="0"/>
+          <w:i w:val="0"/>
+          <w:iCs w:val="0"/>
+          <w:sz w:val="28"/>
+          <w:szCs w:val="28"/>
+          <w:lang w:val="en-US"/>
+        </w:rPr>
+      </w:pPr>
+      <w:r>
+        <w:rPr>
+          <w:rFonts w:hint="default" w:ascii="Times New Roman" w:hAnsi="Times New Roman" w:cs="Times New Roman"/>
+          <w:b w:val="0"/>
+          <w:bCs w:val="0"/>
+          <w:i w:val="0"/>
+          <w:iCs w:val="0"/>
+          <w:sz w:val="28"/>
+          <w:szCs w:val="28"/>
+          <w:lang w:val="en-US"/>
+        </w:rPr>
+        <w:t>Использование Maven позволяет обеспечить централизованное управление конфигурацией проекта и упростить процесс развёртывания тестового фреймворка в различных окружениях.</w:t>
+      </w:r>
+    </w:p>
+    <w:p>
+      <w:pPr>
+        <w:spacing w:line="360" w:lineRule="auto"/>
+        <w:ind w:firstLine="708" w:firstLineChars="0"/>
+        <w:jc w:val="both"/>
+        <w:rPr>
+          <w:rFonts w:hint="default" w:ascii="Times New Roman" w:hAnsi="Times New Roman" w:cs="Times New Roman"/>
+          <w:b/>
+          <w:bCs/>
+          <w:i w:val="0"/>
+          <w:iCs w:val="0"/>
+          <w:sz w:val="28"/>
+          <w:szCs w:val="28"/>
+          <w:lang w:val="en-US"/>
+        </w:rPr>
+      </w:pPr>
+      <w:r>
+        <w:rPr>
+          <w:rFonts w:hint="default" w:ascii="Times New Roman" w:hAnsi="Times New Roman" w:cs="Times New Roman"/>
+          <w:b/>
+          <w:bCs/>
+          <w:i w:val="0"/>
+          <w:iCs w:val="0"/>
+          <w:sz w:val="28"/>
+          <w:szCs w:val="28"/>
+          <w:lang w:val="en-US"/>
+        </w:rPr>
+        <w:t>Файл docker-compose.yml</w:t>
+      </w:r>
+    </w:p>
+    <w:p>
+      <w:pPr>
+        <w:spacing w:line="360" w:lineRule="auto"/>
+        <w:ind w:firstLine="708" w:firstLineChars="0"/>
+        <w:jc w:val="both"/>
+        <w:rPr>
+          <w:rFonts w:hint="default" w:ascii="Times New Roman" w:hAnsi="Times New Roman" w:cs="Times New Roman"/>
+          <w:b w:val="0"/>
+          <w:bCs w:val="0"/>
+          <w:i w:val="0"/>
+          <w:iCs w:val="0"/>
+          <w:sz w:val="28"/>
+          <w:szCs w:val="28"/>
+          <w:lang w:val="en-US"/>
+        </w:rPr>
+      </w:pPr>
+      <w:r>
+        <w:rPr>
+          <w:rFonts w:hint="default" w:ascii="Times New Roman" w:hAnsi="Times New Roman" w:cs="Times New Roman"/>
+          <w:b w:val="0"/>
+          <w:bCs w:val="0"/>
+          <w:i w:val="0"/>
+          <w:iCs w:val="0"/>
+          <w:sz w:val="28"/>
+          <w:szCs w:val="28"/>
+          <w:lang w:val="en-US"/>
+        </w:rPr>
+        <w:t>Для организации распределённой инфраструктуры автоматизированного тестирования в проекте используется файл docker-compose.yml.</w:t>
+      </w:r>
+    </w:p>
+    <w:p>
+      <w:pPr>
+        <w:spacing w:line="360" w:lineRule="auto"/>
+        <w:ind w:firstLine="708" w:firstLineChars="0"/>
+        <w:jc w:val="both"/>
+        <w:rPr>
+          <w:rFonts w:hint="default" w:ascii="Times New Roman" w:hAnsi="Times New Roman" w:cs="Times New Roman"/>
+          <w:b w:val="0"/>
+          <w:bCs w:val="0"/>
+          <w:i w:val="0"/>
+          <w:iCs w:val="0"/>
+          <w:sz w:val="28"/>
+          <w:szCs w:val="28"/>
+          <w:lang w:val="en-US"/>
+        </w:rPr>
+      </w:pPr>
+      <w:r>
+        <w:rPr>
+          <w:rFonts w:hint="default" w:ascii="Times New Roman" w:hAnsi="Times New Roman" w:cs="Times New Roman"/>
+          <w:b w:val="0"/>
+          <w:bCs w:val="0"/>
+          <w:i w:val="0"/>
+          <w:iCs w:val="0"/>
+          <w:sz w:val="28"/>
+          <w:szCs w:val="28"/>
+          <w:lang w:val="en-US"/>
+        </w:rPr>
+        <w:t>Данный файл предназначен для автоматизированного развёртывания контейнеризированной среды тестирования с использованием Docker Compose. В рамках разработанного решения файл конфигурации обеспечивает запуск компонентов Selenium Grid, включая:</w:t>
+      </w:r>
+    </w:p>
+    <w:p>
+      <w:pPr>
+        <w:numPr>
+          <w:ilvl w:val="0"/>
+          <w:numId w:val="24"/>
+        </w:numPr>
+        <w:spacing w:line="360" w:lineRule="auto"/>
+        <w:ind w:left="420" w:leftChars="0" w:hanging="420" w:firstLineChars="0"/>
+        <w:jc w:val="both"/>
+        <w:rPr>
+          <w:rFonts w:hint="default" w:ascii="Times New Roman" w:hAnsi="Times New Roman" w:cs="Times New Roman"/>
+          <w:b w:val="0"/>
+          <w:bCs w:val="0"/>
+          <w:i w:val="0"/>
+          <w:iCs w:val="0"/>
+          <w:sz w:val="28"/>
+          <w:szCs w:val="28"/>
+          <w:lang w:val="en-US"/>
+        </w:rPr>
+      </w:pPr>
+      <w:r>
+        <w:rPr>
+          <w:rFonts w:hint="default" w:ascii="Times New Roman" w:hAnsi="Times New Roman" w:cs="Times New Roman"/>
+          <w:b w:val="0"/>
+          <w:bCs w:val="0"/>
+          <w:i w:val="0"/>
+          <w:iCs w:val="0"/>
+          <w:sz w:val="28"/>
+          <w:szCs w:val="28"/>
+          <w:lang w:val="en-US"/>
+        </w:rPr>
+        <w:t>Selenium Hub;</w:t>
+      </w:r>
+    </w:p>
+    <w:p>
+      <w:pPr>
+        <w:numPr>
+          <w:ilvl w:val="0"/>
+          <w:numId w:val="24"/>
+        </w:numPr>
+        <w:spacing w:line="360" w:lineRule="auto"/>
+        <w:ind w:left="420" w:leftChars="0" w:hanging="420" w:firstLineChars="0"/>
+        <w:jc w:val="both"/>
+        <w:rPr>
+          <w:rFonts w:hint="default" w:ascii="Times New Roman" w:hAnsi="Times New Roman" w:cs="Times New Roman"/>
+          <w:b w:val="0"/>
+          <w:bCs w:val="0"/>
+          <w:i w:val="0"/>
+          <w:iCs w:val="0"/>
+          <w:sz w:val="28"/>
+          <w:szCs w:val="28"/>
+          <w:lang w:val="en-US"/>
+        </w:rPr>
+      </w:pPr>
+      <w:r>
+        <w:rPr>
+          <w:rFonts w:hint="default" w:ascii="Times New Roman" w:hAnsi="Times New Roman" w:cs="Times New Roman"/>
+          <w:b w:val="0"/>
+          <w:bCs w:val="0"/>
+          <w:i w:val="0"/>
+          <w:iCs w:val="0"/>
+          <w:sz w:val="28"/>
+          <w:szCs w:val="28"/>
+          <w:lang w:val="en-US"/>
+        </w:rPr>
+        <w:t>browser-node с Google Chrome;</w:t>
+      </w:r>
+    </w:p>
+    <w:p>
+      <w:pPr>
+        <w:numPr>
+          <w:ilvl w:val="0"/>
+          <w:numId w:val="24"/>
+        </w:numPr>
+        <w:spacing w:line="360" w:lineRule="auto"/>
+        <w:ind w:left="420" w:leftChars="0" w:hanging="420" w:firstLineChars="0"/>
+        <w:jc w:val="both"/>
+        <w:rPr>
+          <w:rFonts w:hint="default" w:ascii="Times New Roman" w:hAnsi="Times New Roman" w:cs="Times New Roman"/>
+          <w:b w:val="0"/>
+          <w:bCs w:val="0"/>
+          <w:i w:val="0"/>
+          <w:iCs w:val="0"/>
+          <w:sz w:val="28"/>
+          <w:szCs w:val="28"/>
+          <w:lang w:val="en-US"/>
+        </w:rPr>
+      </w:pPr>
+      <w:r>
+        <w:rPr>
+          <w:rFonts w:hint="default" w:ascii="Times New Roman" w:hAnsi="Times New Roman" w:cs="Times New Roman"/>
+          <w:b w:val="0"/>
+          <w:bCs w:val="0"/>
+          <w:i w:val="0"/>
+          <w:iCs w:val="0"/>
+          <w:sz w:val="28"/>
+          <w:szCs w:val="28"/>
+          <w:lang w:val="en-US"/>
+        </w:rPr>
+        <w:t>browser-node с Mozilla Firefox.</w:t>
+      </w:r>
+    </w:p>
+    <w:p>
+      <w:pPr>
+        <w:spacing w:line="360" w:lineRule="auto"/>
+        <w:ind w:firstLine="708" w:firstLineChars="0"/>
+        <w:jc w:val="both"/>
+        <w:rPr>
+          <w:rFonts w:hint="default" w:ascii="Times New Roman" w:hAnsi="Times New Roman" w:cs="Times New Roman"/>
+          <w:b w:val="0"/>
+          <w:bCs w:val="0"/>
+          <w:i w:val="0"/>
+          <w:iCs w:val="0"/>
+          <w:sz w:val="28"/>
+          <w:szCs w:val="28"/>
+          <w:lang w:val="en-US"/>
+        </w:rPr>
+      </w:pPr>
+      <w:r>
+        <w:rPr>
+          <w:rFonts w:hint="default" w:ascii="Times New Roman" w:hAnsi="Times New Roman" w:cs="Times New Roman"/>
+          <w:b w:val="0"/>
+          <w:bCs w:val="0"/>
+          <w:i w:val="0"/>
+          <w:iCs w:val="0"/>
+          <w:sz w:val="28"/>
+          <w:szCs w:val="28"/>
+          <w:lang w:val="en-US"/>
+        </w:rPr>
+        <w:t>Использование Docker Compose позволяет централизованно управлять тестовой инфраструктурой и автоматически подготавливать окружение для выполнения UI-тестов.</w:t>
+      </w:r>
+    </w:p>
+    <w:p>
+      <w:pPr>
+        <w:spacing w:line="360" w:lineRule="auto"/>
+        <w:ind w:firstLine="708" w:firstLineChars="0"/>
+        <w:jc w:val="both"/>
+        <w:rPr>
+          <w:rFonts w:hint="default" w:ascii="Times New Roman" w:hAnsi="Times New Roman" w:cs="Times New Roman"/>
+          <w:b w:val="0"/>
+          <w:bCs w:val="0"/>
+          <w:i w:val="0"/>
+          <w:iCs w:val="0"/>
+          <w:sz w:val="28"/>
+          <w:szCs w:val="28"/>
+          <w:lang w:val="en-US"/>
+        </w:rPr>
+      </w:pPr>
+      <w:r>
+        <w:rPr>
+          <w:rFonts w:hint="default" w:ascii="Times New Roman" w:hAnsi="Times New Roman" w:cs="Times New Roman"/>
+          <w:b w:val="0"/>
+          <w:bCs w:val="0"/>
+          <w:i w:val="0"/>
+          <w:iCs w:val="0"/>
+          <w:sz w:val="28"/>
+          <w:szCs w:val="28"/>
+          <w:lang w:val="en-US"/>
+        </w:rPr>
+        <w:t>Файл docker-compose.yml содержит:</w:t>
+      </w:r>
+    </w:p>
+    <w:p>
+      <w:pPr>
+        <w:numPr>
+          <w:ilvl w:val="0"/>
+          <w:numId w:val="24"/>
+        </w:numPr>
+        <w:spacing w:line="360" w:lineRule="auto"/>
+        <w:ind w:left="420" w:leftChars="0" w:hanging="420" w:firstLineChars="0"/>
+        <w:jc w:val="both"/>
+        <w:rPr>
+          <w:rFonts w:hint="default" w:ascii="Times New Roman" w:hAnsi="Times New Roman" w:cs="Times New Roman"/>
+          <w:b w:val="0"/>
+          <w:bCs w:val="0"/>
+          <w:i w:val="0"/>
+          <w:iCs w:val="0"/>
+          <w:sz w:val="28"/>
+          <w:szCs w:val="28"/>
+          <w:lang w:val="en-US"/>
+        </w:rPr>
+      </w:pPr>
+      <w:r>
+        <w:rPr>
+          <w:rFonts w:hint="default" w:ascii="Times New Roman" w:hAnsi="Times New Roman" w:cs="Times New Roman"/>
+          <w:b w:val="0"/>
+          <w:bCs w:val="0"/>
+          <w:i w:val="0"/>
+          <w:iCs w:val="0"/>
+          <w:sz w:val="28"/>
+          <w:szCs w:val="28"/>
+          <w:lang w:val="en-US"/>
+        </w:rPr>
+        <w:t>описание контейнеров;</w:t>
+      </w:r>
+    </w:p>
+    <w:p>
+      <w:pPr>
+        <w:numPr>
+          <w:ilvl w:val="0"/>
+          <w:numId w:val="24"/>
+        </w:numPr>
+        <w:spacing w:line="360" w:lineRule="auto"/>
+        <w:ind w:left="420" w:leftChars="0" w:hanging="420" w:firstLineChars="0"/>
+        <w:jc w:val="both"/>
+        <w:rPr>
+          <w:rFonts w:hint="default" w:ascii="Times New Roman" w:hAnsi="Times New Roman" w:cs="Times New Roman"/>
+          <w:b w:val="0"/>
+          <w:bCs w:val="0"/>
+          <w:i w:val="0"/>
+          <w:iCs w:val="0"/>
+          <w:sz w:val="28"/>
+          <w:szCs w:val="28"/>
+          <w:lang w:val="en-US"/>
+        </w:rPr>
+      </w:pPr>
+      <w:r>
+        <w:rPr>
+          <w:rFonts w:hint="default" w:ascii="Times New Roman" w:hAnsi="Times New Roman" w:cs="Times New Roman"/>
+          <w:b w:val="0"/>
+          <w:bCs w:val="0"/>
+          <w:i w:val="0"/>
+          <w:iCs w:val="0"/>
+          <w:sz w:val="28"/>
+          <w:szCs w:val="28"/>
+          <w:lang w:val="en-US"/>
+        </w:rPr>
+        <w:t>параметры сетевого взаимодействия;</w:t>
+      </w:r>
+    </w:p>
+    <w:p>
+      <w:pPr>
+        <w:numPr>
+          <w:ilvl w:val="0"/>
+          <w:numId w:val="24"/>
+        </w:numPr>
+        <w:spacing w:line="360" w:lineRule="auto"/>
+        <w:ind w:left="420" w:leftChars="0" w:hanging="420" w:firstLineChars="0"/>
+        <w:jc w:val="both"/>
+        <w:rPr>
+          <w:rFonts w:hint="default" w:ascii="Times New Roman" w:hAnsi="Times New Roman" w:cs="Times New Roman"/>
+          <w:b w:val="0"/>
+          <w:bCs w:val="0"/>
+          <w:i w:val="0"/>
+          <w:iCs w:val="0"/>
+          <w:sz w:val="28"/>
+          <w:szCs w:val="28"/>
+          <w:lang w:val="en-US"/>
+        </w:rPr>
+      </w:pPr>
+      <w:r>
+        <w:rPr>
+          <w:rFonts w:hint="default" w:ascii="Times New Roman" w:hAnsi="Times New Roman" w:cs="Times New Roman"/>
+          <w:b w:val="0"/>
+          <w:bCs w:val="0"/>
+          <w:i w:val="0"/>
+          <w:iCs w:val="0"/>
+          <w:sz w:val="28"/>
+          <w:szCs w:val="28"/>
+          <w:lang w:val="en-US"/>
+        </w:rPr>
+        <w:t>настройки портов;</w:t>
+      </w:r>
+    </w:p>
+    <w:p>
+      <w:pPr>
+        <w:numPr>
+          <w:ilvl w:val="0"/>
+          <w:numId w:val="24"/>
+        </w:numPr>
+        <w:spacing w:line="360" w:lineRule="auto"/>
+        <w:ind w:left="420" w:leftChars="0" w:hanging="420" w:firstLineChars="0"/>
+        <w:jc w:val="both"/>
+        <w:rPr>
+          <w:rFonts w:hint="default" w:ascii="Times New Roman" w:hAnsi="Times New Roman" w:cs="Times New Roman"/>
+          <w:b w:val="0"/>
+          <w:bCs w:val="0"/>
+          <w:i w:val="0"/>
+          <w:iCs w:val="0"/>
+          <w:sz w:val="28"/>
+          <w:szCs w:val="28"/>
+          <w:lang w:val="en-US"/>
+        </w:rPr>
+      </w:pPr>
+      <w:r>
+        <w:rPr>
+          <w:rFonts w:hint="default" w:ascii="Times New Roman" w:hAnsi="Times New Roman" w:cs="Times New Roman"/>
+          <w:b w:val="0"/>
+          <w:bCs w:val="0"/>
+          <w:i w:val="0"/>
+          <w:iCs w:val="0"/>
+          <w:sz w:val="28"/>
+          <w:szCs w:val="28"/>
+          <w:lang w:val="en-US"/>
+        </w:rPr>
+        <w:t>конфигурацию browser-node;</w:t>
+      </w:r>
+    </w:p>
+    <w:p>
+      <w:pPr>
+        <w:numPr>
+          <w:ilvl w:val="0"/>
+          <w:numId w:val="24"/>
+        </w:numPr>
+        <w:spacing w:line="360" w:lineRule="auto"/>
+        <w:ind w:left="420" w:leftChars="0" w:hanging="420" w:firstLineChars="0"/>
+        <w:jc w:val="both"/>
+        <w:rPr>
+          <w:rFonts w:hint="default" w:ascii="Times New Roman" w:hAnsi="Times New Roman" w:cs="Times New Roman"/>
+          <w:b w:val="0"/>
+          <w:bCs w:val="0"/>
+          <w:i w:val="0"/>
+          <w:iCs w:val="0"/>
+          <w:sz w:val="28"/>
+          <w:szCs w:val="28"/>
+          <w:lang w:val="en-US"/>
+        </w:rPr>
+      </w:pPr>
+      <w:r>
+        <w:rPr>
+          <w:rFonts w:hint="default" w:ascii="Times New Roman" w:hAnsi="Times New Roman" w:cs="Times New Roman"/>
+          <w:b w:val="0"/>
+          <w:bCs w:val="0"/>
+          <w:i w:val="0"/>
+          <w:iCs w:val="0"/>
+          <w:sz w:val="28"/>
+          <w:szCs w:val="28"/>
+          <w:lang w:val="en-US"/>
+        </w:rPr>
+        <w:t>параметры масштабирования контейнеров.</w:t>
+      </w:r>
+    </w:p>
+    <w:p>
+      <w:pPr>
+        <w:spacing w:line="360" w:lineRule="auto"/>
+        <w:ind w:firstLine="708" w:firstLineChars="0"/>
+        <w:jc w:val="both"/>
+        <w:rPr>
+          <w:rFonts w:hint="default" w:ascii="Times New Roman" w:hAnsi="Times New Roman" w:cs="Times New Roman"/>
+          <w:b w:val="0"/>
+          <w:bCs w:val="0"/>
+          <w:i w:val="0"/>
+          <w:iCs w:val="0"/>
+          <w:sz w:val="28"/>
+          <w:szCs w:val="28"/>
+          <w:lang w:val="en-US"/>
+        </w:rPr>
+      </w:pPr>
+      <w:r>
+        <w:rPr>
+          <w:rFonts w:hint="default" w:ascii="Times New Roman" w:hAnsi="Times New Roman" w:cs="Times New Roman"/>
+          <w:b w:val="0"/>
+          <w:bCs w:val="0"/>
+          <w:i w:val="0"/>
+          <w:iCs w:val="0"/>
+          <w:sz w:val="28"/>
+          <w:szCs w:val="28"/>
+          <w:lang w:val="en-US"/>
+        </w:rPr>
+        <w:t>Применение контейнеризации обеспечивает:</w:t>
+      </w:r>
+    </w:p>
+    <w:p>
+      <w:pPr>
+        <w:numPr>
+          <w:ilvl w:val="0"/>
+          <w:numId w:val="24"/>
+        </w:numPr>
+        <w:spacing w:line="360" w:lineRule="auto"/>
+        <w:ind w:left="420" w:leftChars="0" w:hanging="420" w:firstLineChars="0"/>
+        <w:jc w:val="both"/>
+        <w:rPr>
+          <w:rFonts w:hint="default" w:ascii="Times New Roman" w:hAnsi="Times New Roman" w:cs="Times New Roman"/>
+          <w:b w:val="0"/>
+          <w:bCs w:val="0"/>
+          <w:i w:val="0"/>
+          <w:iCs w:val="0"/>
+          <w:sz w:val="28"/>
+          <w:szCs w:val="28"/>
+          <w:lang w:val="en-US"/>
+        </w:rPr>
+      </w:pPr>
+      <w:r>
+        <w:rPr>
+          <w:rFonts w:hint="default" w:ascii="Times New Roman" w:hAnsi="Times New Roman" w:cs="Times New Roman"/>
+          <w:b w:val="0"/>
+          <w:bCs w:val="0"/>
+          <w:i w:val="0"/>
+          <w:iCs w:val="0"/>
+          <w:sz w:val="28"/>
+          <w:szCs w:val="28"/>
+          <w:lang w:val="en-US"/>
+        </w:rPr>
+        <w:t>воспроизводимость тестовой среды;</w:t>
+      </w:r>
+    </w:p>
+    <w:p>
+      <w:pPr>
+        <w:numPr>
+          <w:ilvl w:val="0"/>
+          <w:numId w:val="24"/>
+        </w:numPr>
+        <w:spacing w:line="360" w:lineRule="auto"/>
+        <w:ind w:left="420" w:leftChars="0" w:hanging="420" w:firstLineChars="0"/>
+        <w:jc w:val="both"/>
+        <w:rPr>
+          <w:rFonts w:hint="default" w:ascii="Times New Roman" w:hAnsi="Times New Roman" w:cs="Times New Roman"/>
+          <w:b w:val="0"/>
+          <w:bCs w:val="0"/>
+          <w:i w:val="0"/>
+          <w:iCs w:val="0"/>
+          <w:sz w:val="28"/>
+          <w:szCs w:val="28"/>
+          <w:lang w:val="en-US"/>
+        </w:rPr>
+      </w:pPr>
+      <w:r>
+        <w:rPr>
+          <w:rFonts w:hint="default" w:ascii="Times New Roman" w:hAnsi="Times New Roman" w:cs="Times New Roman"/>
+          <w:b w:val="0"/>
+          <w:bCs w:val="0"/>
+          <w:i w:val="0"/>
+          <w:iCs w:val="0"/>
+          <w:sz w:val="28"/>
+          <w:szCs w:val="28"/>
+          <w:lang w:val="en-US"/>
+        </w:rPr>
+        <w:t>изоляцию браузерных сессий;</w:t>
+      </w:r>
+    </w:p>
+    <w:p>
+      <w:pPr>
+        <w:numPr>
+          <w:ilvl w:val="0"/>
+          <w:numId w:val="24"/>
+        </w:numPr>
+        <w:spacing w:line="360" w:lineRule="auto"/>
+        <w:ind w:left="420" w:leftChars="0" w:hanging="420" w:firstLineChars="0"/>
+        <w:jc w:val="both"/>
+        <w:rPr>
+          <w:rFonts w:hint="default" w:ascii="Times New Roman" w:hAnsi="Times New Roman" w:cs="Times New Roman"/>
+          <w:b w:val="0"/>
+          <w:bCs w:val="0"/>
+          <w:i w:val="0"/>
+          <w:iCs w:val="0"/>
+          <w:sz w:val="28"/>
+          <w:szCs w:val="28"/>
+          <w:lang w:val="en-US"/>
+        </w:rPr>
+      </w:pPr>
+      <w:r>
+        <w:rPr>
+          <w:rFonts w:hint="default" w:ascii="Times New Roman" w:hAnsi="Times New Roman" w:cs="Times New Roman"/>
+          <w:b w:val="0"/>
+          <w:bCs w:val="0"/>
+          <w:i w:val="0"/>
+          <w:iCs w:val="0"/>
+          <w:sz w:val="28"/>
+          <w:szCs w:val="28"/>
+          <w:lang w:val="en-US"/>
+        </w:rPr>
+        <w:t>упрощение масштабирования Selenium Grid;</w:t>
+      </w:r>
+    </w:p>
+    <w:p>
+      <w:pPr>
+        <w:numPr>
+          <w:ilvl w:val="0"/>
+          <w:numId w:val="24"/>
+        </w:numPr>
+        <w:spacing w:line="360" w:lineRule="auto"/>
+        <w:ind w:left="420" w:leftChars="0" w:hanging="420" w:firstLineChars="0"/>
+        <w:jc w:val="both"/>
+        <w:rPr>
+          <w:rFonts w:hint="default" w:ascii="Times New Roman" w:hAnsi="Times New Roman" w:cs="Times New Roman"/>
+          <w:b w:val="0"/>
+          <w:bCs w:val="0"/>
+          <w:i w:val="0"/>
+          <w:iCs w:val="0"/>
+          <w:sz w:val="28"/>
+          <w:szCs w:val="28"/>
+          <w:lang w:val="en-US"/>
+        </w:rPr>
+      </w:pPr>
+      <w:r>
+        <w:rPr>
+          <w:rFonts w:hint="default" w:ascii="Times New Roman" w:hAnsi="Times New Roman" w:cs="Times New Roman"/>
+          <w:b w:val="0"/>
+          <w:bCs w:val="0"/>
+          <w:i w:val="0"/>
+          <w:iCs w:val="0"/>
+          <w:sz w:val="28"/>
+          <w:szCs w:val="28"/>
+          <w:lang w:val="en-US"/>
+        </w:rPr>
+        <w:t>переносимость инфраструктуры между различными машинами и серверами.</w:t>
+      </w:r>
+    </w:p>
+    <w:p>
+      <w:pPr>
+        <w:numPr>
+          <w:numId w:val="0"/>
+        </w:numPr>
+        <w:spacing w:after="160" w:line="360" w:lineRule="auto"/>
+        <w:ind w:firstLine="708" w:firstLineChars="0"/>
+        <w:jc w:val="both"/>
+        <w:rPr>
+          <w:rFonts w:hint="default" w:ascii="Times New Roman" w:hAnsi="Times New Roman" w:cs="Times New Roman"/>
+          <w:b w:val="0"/>
+          <w:bCs w:val="0"/>
+          <w:i w:val="0"/>
+          <w:iCs w:val="0"/>
+          <w:sz w:val="28"/>
+          <w:szCs w:val="28"/>
+          <w:lang w:val="en-US"/>
+        </w:rPr>
+      </w:pPr>
+      <w:bookmarkStart w:id="1" w:name="_GoBack"/>
+      <w:bookmarkEnd w:id="1"/>
+      <w:r>
+        <w:rPr>
+          <w:rFonts w:hint="default" w:ascii="Times New Roman" w:hAnsi="Times New Roman" w:cs="Times New Roman"/>
+          <w:b w:val="0"/>
+          <w:bCs w:val="0"/>
+          <w:i w:val="0"/>
+          <w:iCs w:val="0"/>
+          <w:sz w:val="28"/>
+          <w:szCs w:val="28"/>
+          <w:lang w:val="en-US"/>
+        </w:rPr>
+        <w:t>Дополнительно использование Docker Compose упрощает интеграцию тестового фреймворка с CI/CD-системами и позволяет автоматически разворачивать инфраструктуру тестирования перед запуском тестов.</w:t>
+      </w:r>
+    </w:p>
+    <w:p>
+      <w:pPr>
+        <w:numPr>
+          <w:numId w:val="0"/>
+        </w:numPr>
+        <w:spacing w:after="160" w:line="360" w:lineRule="auto"/>
+        <w:jc w:val="both"/>
+        <w:rPr>
+          <w:rFonts w:hint="default" w:ascii="Times New Roman" w:hAnsi="Times New Roman" w:cs="Times New Roman"/>
+          <w:b w:val="0"/>
+          <w:bCs w:val="0"/>
+          <w:i w:val="0"/>
+          <w:iCs w:val="0"/>
+          <w:sz w:val="28"/>
+          <w:szCs w:val="28"/>
+          <w:lang w:val="en-US"/>
+        </w:rPr>
+      </w:pPr>
+    </w:p>
+    <w:p>
+      <w:pPr>
+        <w:numPr>
+          <w:numId w:val="0"/>
+        </w:numPr>
+        <w:spacing w:after="160" w:line="360" w:lineRule="auto"/>
+        <w:jc w:val="both"/>
+        <w:rPr>
+          <w:rFonts w:hint="default" w:ascii="Times New Roman" w:hAnsi="Times New Roman" w:cs="Times New Roman"/>
+          <w:b w:val="0"/>
+          <w:bCs w:val="0"/>
+          <w:i w:val="0"/>
+          <w:iCs w:val="0"/>
+          <w:sz w:val="28"/>
+          <w:szCs w:val="28"/>
+          <w:lang w:val="en-US"/>
+        </w:rPr>
+      </w:pPr>
+    </w:p>
+    <w:p>
+      <w:pPr>
+        <w:numPr>
+          <w:ilvl w:val="0"/>
+          <w:numId w:val="0"/>
+        </w:numPr>
+        <w:spacing w:after="160" w:line="360" w:lineRule="auto"/>
+        <w:jc w:val="both"/>
+        <w:rPr>
+          <w:rFonts w:hint="default" w:ascii="Times New Roman" w:hAnsi="Times New Roman" w:eastAsia="SimSun" w:cs="Times New Roman"/>
+          <w:sz w:val="28"/>
+          <w:szCs w:val="28"/>
+          <w:lang w:val="ru-RU"/>
+        </w:rPr>
+      </w:pPr>
+    </w:p>
+    <w:p>
+      <w:pPr>
+        <w:spacing w:line="360" w:lineRule="auto"/>
+        <w:ind w:firstLine="708" w:firstLineChars="0"/>
+        <w:jc w:val="center"/>
+        <w:rPr>
+          <w:rFonts w:hint="default"/>
+          <w:lang w:val="en-US"/>
+        </w:rPr>
+      </w:pPr>
+    </w:p>
+    <w:p>
+      <w:pPr>
+        <w:spacing w:line="360" w:lineRule="auto"/>
+        <w:jc w:val="both"/>
+        <w:rPr>
+          <w:rFonts w:hint="default" w:ascii="Times New Roman" w:hAnsi="Times New Roman" w:cs="Times New Roman"/>
+          <w:b w:val="0"/>
+          <w:bCs w:val="0"/>
+          <w:i w:val="0"/>
+          <w:iCs w:val="0"/>
+          <w:sz w:val="28"/>
+          <w:szCs w:val="28"/>
+          <w:lang w:val="en-US"/>
+        </w:rPr>
+      </w:pPr>
+    </w:p>
+    <w:p>
+      <w:pPr>
         <w:keepNext w:val="0"/>
         <w:keepLines w:val="0"/>
         <w:widowControl/>
@@ -20700,41 +24658,8 @@
         <w:jc w:val="both"/>
         <w:rPr>
           <w:rFonts w:hint="default" w:ascii="Times New Roman" w:hAnsi="Times New Roman" w:cs="Times New Roman"/>
-          <w:sz w:val="28"/>
-          <w:szCs w:val="28"/>
-        </w:rPr>
-      </w:pPr>
-    </w:p>
-    <w:p>
-      <w:pPr>
-        <w:spacing w:line="360" w:lineRule="auto"/>
-        <w:ind w:firstLine="708" w:firstLineChars="0"/>
-        <w:jc w:val="both"/>
-        <w:rPr>
-          <w:rFonts w:hint="default" w:ascii="Times New Roman" w:hAnsi="Times New Roman" w:cs="Times New Roman"/>
-          <w:b w:val="0"/>
-          <w:bCs w:val="0"/>
-          <w:i w:val="0"/>
-          <w:iCs w:val="0"/>
-          <w:sz w:val="28"/>
-          <w:szCs w:val="28"/>
-          <w:lang w:val="ru-RU"/>
-        </w:rPr>
-      </w:pPr>
-    </w:p>
-    <w:p>
-      <w:pPr>
-        <w:keepNext w:val="0"/>
-        <w:keepLines w:val="0"/>
-        <w:widowControl/>
-        <w:numPr>
-          <w:numId w:val="0"/>
-        </w:numPr>
-        <w:suppressLineNumbers w:val="0"/>
-        <w:spacing w:after="160" w:line="360" w:lineRule="auto"/>
-        <w:jc w:val="both"/>
-        <w:rPr>
-          <w:rFonts w:hint="default" w:ascii="Times New Roman" w:hAnsi="Times New Roman" w:cs="Times New Roman"/>
+          <w:b/>
+          <w:bCs/>
           <w:sz w:val="28"/>
           <w:szCs w:val="28"/>
         </w:rPr>

--- a/Дипломная_работа_ИВТАСбд-41_БорковИван.docx
+++ b/Дипломная_работа_ИВТАСбд-41_БорковИван.docx
@@ -3511,6 +3511,60 @@
     </w:p>
     <w:p>
       <w:pPr>
+        <w:spacing w:line="360" w:lineRule="auto"/>
+        <w:jc w:val="both"/>
+        <w:rPr>
+          <w:rFonts w:hint="default" w:ascii="Times New Roman" w:hAnsi="Times New Roman" w:cs="Times New Roman"/>
+          <w:i/>
+          <w:iCs/>
+          <w:sz w:val="28"/>
+          <w:szCs w:val="28"/>
+          <w:lang w:val="ru-RU"/>
+        </w:rPr>
+      </w:pPr>
+      <w:r>
+        <w:rPr>
+          <w:rFonts w:hint="default" w:ascii="Times New Roman" w:hAnsi="Times New Roman" w:cs="Times New Roman"/>
+          <w:sz w:val="28"/>
+          <w:szCs w:val="28"/>
+          <w:lang w:val="en-US"/>
+        </w:rPr>
+        <w:tab/>
+      </w:r>
+      <w:r>
+        <w:rPr>
+          <w:rFonts w:hint="default" w:ascii="Times New Roman" w:hAnsi="Times New Roman" w:cs="Times New Roman"/>
+          <w:b/>
+          <w:bCs/>
+          <w:sz w:val="28"/>
+          <w:szCs w:val="28"/>
+          <w:lang w:val="ru-RU"/>
+        </w:rPr>
+        <w:t>Параграф 3.</w:t>
+      </w:r>
+      <w:r>
+        <w:rPr>
+          <w:rFonts w:hint="default" w:ascii="Times New Roman" w:hAnsi="Times New Roman" w:cs="Times New Roman"/>
+          <w:sz w:val="28"/>
+          <w:szCs w:val="28"/>
+          <w:lang w:val="ru-RU"/>
+        </w:rPr>
+        <w:t xml:space="preserve"> </w:t>
+      </w:r>
+      <w:r>
+        <w:rPr>
+          <w:rFonts w:hint="default" w:ascii="Times New Roman" w:hAnsi="Times New Roman" w:cs="Times New Roman"/>
+          <w:i/>
+          <w:iCs/>
+          <w:sz w:val="28"/>
+          <w:szCs w:val="28"/>
+          <w:lang w:val="ru-RU"/>
+        </w:rPr>
+        <w:t>Проектирование распределённого выполнения тестов</w:t>
+      </w:r>
+    </w:p>
+    <w:p>
+      <w:pPr>
         <w:pStyle w:val="3"/>
         <w:keepNext w:val="0"/>
         <w:keepLines w:val="0"/>
@@ -3530,31 +3584,35 @@
           <w:sz w:val="28"/>
           <w:szCs w:val="28"/>
         </w:rPr>
-        <w:t>2.2.4. Проектирование механизма управления WebDriver</w:t>
-      </w:r>
-    </w:p>
-    <w:p>
-      <w:pPr>
-        <w:pStyle w:val="12"/>
+        <w:t>2.3.1. Принципы работы Selenium Grid</w:t>
+      </w:r>
+    </w:p>
+    <w:p>
+      <w:pPr>
         <w:keepNext w:val="0"/>
         <w:keepLines w:val="0"/>
         <w:widowControl/>
+        <w:numPr>
+          <w:ilvl w:val="0"/>
+          <w:numId w:val="11"/>
+        </w:numPr>
         <w:suppressLineNumbers w:val="0"/>
-        <w:spacing w:beforeAutospacing="1" w:line="360" w:lineRule="auto"/>
-        <w:jc w:val="both"/>
-        <w:rPr>
-          <w:rFonts w:hint="default" w:ascii="Times New Roman" w:hAnsi="Times New Roman" w:cs="Times New Roman"/>
-          <w:sz w:val="28"/>
-          <w:szCs w:val="28"/>
-        </w:rPr>
-      </w:pPr>
-      <w:r>
-        <w:rPr>
-          <w:rFonts w:hint="default" w:ascii="Times New Roman" w:hAnsi="Times New Roman" w:cs="Times New Roman"/>
-          <w:sz w:val="28"/>
-          <w:szCs w:val="28"/>
-        </w:rPr>
-        <w:t>Тут:</w:t>
+        <w:spacing w:before="0" w:beforeAutospacing="1" w:after="0" w:afterAutospacing="1" w:line="360" w:lineRule="auto"/>
+        <w:ind w:left="720" w:hanging="360"/>
+        <w:jc w:val="both"/>
+        <w:rPr>
+          <w:rFonts w:hint="default" w:ascii="Times New Roman" w:hAnsi="Times New Roman" w:cs="Times New Roman"/>
+          <w:sz w:val="28"/>
+          <w:szCs w:val="28"/>
+        </w:rPr>
+      </w:pPr>
+      <w:r>
+        <w:rPr>
+          <w:rFonts w:hint="default" w:ascii="Times New Roman" w:hAnsi="Times New Roman" w:cs="Times New Roman"/>
+          <w:sz w:val="28"/>
+          <w:szCs w:val="28"/>
+        </w:rPr>
+        <w:t xml:space="preserve">Hub и Nodes </w:t>
       </w:r>
     </w:p>
     <w:p>
@@ -3582,7 +3640,7 @@
           <w:sz w:val="28"/>
           <w:szCs w:val="28"/>
         </w:rPr>
-        <w:t xml:space="preserve">создание драйвера </w:t>
+        <w:t xml:space="preserve">распределение тестов </w:t>
       </w:r>
     </w:p>
     <w:p>
@@ -3610,7 +3668,7 @@
           <w:sz w:val="28"/>
           <w:szCs w:val="28"/>
         </w:rPr>
-        <w:t xml:space="preserve">ThreadLocal для параллельности </w:t>
+        <w:t xml:space="preserve">удалённое выполнение </w:t>
       </w:r>
     </w:p>
     <w:p>
@@ -3621,280 +3679,6 @@
         <w:numPr>
           <w:ilvl w:val="0"/>
           <w:numId w:val="11"/>
-        </w:numPr>
-        <w:suppressLineNumbers w:val="0"/>
-        <w:spacing w:before="0" w:beforeAutospacing="1" w:after="0" w:afterAutospacing="1" w:line="360" w:lineRule="auto"/>
-        <w:ind w:left="720" w:hanging="360"/>
-        <w:jc w:val="both"/>
-        <w:rPr>
-          <w:rFonts w:hint="default" w:ascii="Times New Roman" w:hAnsi="Times New Roman" w:cs="Times New Roman"/>
-          <w:sz w:val="28"/>
-          <w:szCs w:val="28"/>
-        </w:rPr>
-      </w:pPr>
-      <w:r>
-        <w:rPr>
-          <w:rFonts w:hint="default" w:ascii="Times New Roman" w:hAnsi="Times New Roman" w:cs="Times New Roman"/>
-          <w:sz w:val="28"/>
-          <w:szCs w:val="28"/>
-        </w:rPr>
-        <w:t xml:space="preserve">WebDriverFactory </w:t>
-      </w:r>
-    </w:p>
-    <w:p>
-      <w:pPr>
-        <w:keepNext w:val="0"/>
-        <w:keepLines w:val="0"/>
-        <w:widowControl/>
-        <w:numPr>
-          <w:ilvl w:val="0"/>
-          <w:numId w:val="11"/>
-        </w:numPr>
-        <w:suppressLineNumbers w:val="0"/>
-        <w:spacing w:before="0" w:beforeAutospacing="1" w:after="0" w:afterAutospacing="1" w:line="360" w:lineRule="auto"/>
-        <w:ind w:left="720" w:hanging="360"/>
-        <w:jc w:val="both"/>
-        <w:rPr>
-          <w:rFonts w:hint="default" w:ascii="Times New Roman" w:hAnsi="Times New Roman" w:cs="Times New Roman"/>
-          <w:sz w:val="28"/>
-          <w:szCs w:val="28"/>
-        </w:rPr>
-      </w:pPr>
-      <w:r>
-        <w:rPr>
-          <w:rFonts w:hint="default" w:ascii="Times New Roman" w:hAnsi="Times New Roman" w:cs="Times New Roman"/>
-          <w:sz w:val="28"/>
-          <w:szCs w:val="28"/>
-        </w:rPr>
-        <w:t xml:space="preserve">жизненный цикл драйвера </w:t>
-      </w:r>
-    </w:p>
-    <w:p>
-      <w:pPr>
-        <w:keepNext w:val="0"/>
-        <w:keepLines w:val="0"/>
-        <w:widowControl/>
-        <w:numPr>
-          <w:ilvl w:val="0"/>
-          <w:numId w:val="11"/>
-        </w:numPr>
-        <w:suppressLineNumbers w:val="0"/>
-        <w:spacing w:before="0" w:beforeAutospacing="1" w:after="0" w:afterAutospacing="1" w:line="360" w:lineRule="auto"/>
-        <w:ind w:left="720" w:hanging="360"/>
-        <w:jc w:val="both"/>
-        <w:rPr>
-          <w:rFonts w:hint="default" w:ascii="Times New Roman" w:hAnsi="Times New Roman" w:cs="Times New Roman"/>
-          <w:sz w:val="28"/>
-          <w:szCs w:val="28"/>
-        </w:rPr>
-      </w:pPr>
-      <w:r>
-        <w:rPr>
-          <w:rFonts w:hint="default" w:ascii="Times New Roman" w:hAnsi="Times New Roman" w:cs="Times New Roman"/>
-          <w:sz w:val="28"/>
-          <w:szCs w:val="28"/>
-        </w:rPr>
-        <w:t xml:space="preserve">закрытие сессий </w:t>
-      </w:r>
-    </w:p>
-    <w:p>
-      <w:pPr>
-        <w:keepNext w:val="0"/>
-        <w:keepLines w:val="0"/>
-        <w:widowControl/>
-        <w:numPr>
-          <w:ilvl w:val="0"/>
-          <w:numId w:val="11"/>
-        </w:numPr>
-        <w:suppressLineNumbers w:val="0"/>
-        <w:spacing w:before="0" w:beforeAutospacing="1" w:after="0" w:afterAutospacing="1" w:line="360" w:lineRule="auto"/>
-        <w:ind w:left="720" w:hanging="360"/>
-        <w:jc w:val="both"/>
-        <w:rPr>
-          <w:rFonts w:hint="default" w:ascii="Times New Roman" w:hAnsi="Times New Roman" w:cs="Times New Roman"/>
-          <w:sz w:val="28"/>
-          <w:szCs w:val="28"/>
-        </w:rPr>
-      </w:pPr>
-      <w:r>
-        <w:rPr>
-          <w:rFonts w:hint="default" w:ascii="Times New Roman" w:hAnsi="Times New Roman" w:cs="Times New Roman"/>
-          <w:sz w:val="28"/>
-          <w:szCs w:val="28"/>
-        </w:rPr>
-        <w:t>поддержка разных браузеров</w:t>
-      </w:r>
-    </w:p>
-    <w:p>
-      <w:pPr>
-        <w:spacing w:line="360" w:lineRule="auto"/>
-        <w:jc w:val="both"/>
-        <w:rPr>
-          <w:rFonts w:hint="default" w:ascii="Times New Roman" w:hAnsi="Times New Roman" w:cs="Times New Roman"/>
-          <w:i/>
-          <w:iCs/>
-          <w:sz w:val="28"/>
-          <w:szCs w:val="28"/>
-          <w:lang w:val="ru-RU"/>
-        </w:rPr>
-      </w:pPr>
-      <w:r>
-        <w:rPr>
-          <w:rFonts w:hint="default" w:ascii="Times New Roman" w:hAnsi="Times New Roman" w:cs="Times New Roman"/>
-          <w:sz w:val="28"/>
-          <w:szCs w:val="28"/>
-          <w:lang w:val="en-US"/>
-        </w:rPr>
-        <w:tab/>
-      </w:r>
-      <w:r>
-        <w:rPr>
-          <w:rFonts w:hint="default" w:ascii="Times New Roman" w:hAnsi="Times New Roman" w:cs="Times New Roman"/>
-          <w:b/>
-          <w:bCs/>
-          <w:sz w:val="28"/>
-          <w:szCs w:val="28"/>
-          <w:lang w:val="ru-RU"/>
-        </w:rPr>
-        <w:t>Параграф 3.</w:t>
-      </w:r>
-      <w:r>
-        <w:rPr>
-          <w:rFonts w:hint="default" w:ascii="Times New Roman" w:hAnsi="Times New Roman" w:cs="Times New Roman"/>
-          <w:sz w:val="28"/>
-          <w:szCs w:val="28"/>
-          <w:lang w:val="ru-RU"/>
-        </w:rPr>
-        <w:t xml:space="preserve"> </w:t>
-      </w:r>
-      <w:r>
-        <w:rPr>
-          <w:rFonts w:hint="default" w:ascii="Times New Roman" w:hAnsi="Times New Roman" w:cs="Times New Roman"/>
-          <w:i/>
-          <w:iCs/>
-          <w:sz w:val="28"/>
-          <w:szCs w:val="28"/>
-          <w:lang w:val="ru-RU"/>
-        </w:rPr>
-        <w:t>Проектирование распределённого выполнения тестов</w:t>
-      </w:r>
-    </w:p>
-    <w:p>
-      <w:pPr>
-        <w:pStyle w:val="3"/>
-        <w:keepNext w:val="0"/>
-        <w:keepLines w:val="0"/>
-        <w:widowControl/>
-        <w:suppressLineNumbers w:val="0"/>
-        <w:spacing w:line="360" w:lineRule="auto"/>
-        <w:jc w:val="both"/>
-        <w:rPr>
-          <w:rFonts w:hint="default" w:ascii="Times New Roman" w:hAnsi="Times New Roman" w:cs="Times New Roman"/>
-          <w:sz w:val="28"/>
-          <w:szCs w:val="28"/>
-        </w:rPr>
-      </w:pPr>
-      <w:r>
-        <w:rPr>
-          <w:rFonts w:hint="default" w:ascii="Times New Roman" w:hAnsi="Times New Roman" w:cs="Times New Roman"/>
-          <w:sz w:val="28"/>
-          <w:szCs w:val="28"/>
-        </w:rPr>
-        <w:t>2.3.1. Принципы работы Selenium Grid</w:t>
-      </w:r>
-    </w:p>
-    <w:p>
-      <w:pPr>
-        <w:keepNext w:val="0"/>
-        <w:keepLines w:val="0"/>
-        <w:widowControl/>
-        <w:numPr>
-          <w:ilvl w:val="0"/>
-          <w:numId w:val="12"/>
-        </w:numPr>
-        <w:suppressLineNumbers w:val="0"/>
-        <w:spacing w:before="0" w:beforeAutospacing="1" w:after="0" w:afterAutospacing="1" w:line="360" w:lineRule="auto"/>
-        <w:ind w:left="720" w:hanging="360"/>
-        <w:jc w:val="both"/>
-        <w:rPr>
-          <w:rFonts w:hint="default" w:ascii="Times New Roman" w:hAnsi="Times New Roman" w:cs="Times New Roman"/>
-          <w:sz w:val="28"/>
-          <w:szCs w:val="28"/>
-        </w:rPr>
-      </w:pPr>
-      <w:r>
-        <w:rPr>
-          <w:rFonts w:hint="default" w:ascii="Times New Roman" w:hAnsi="Times New Roman" w:cs="Times New Roman"/>
-          <w:sz w:val="28"/>
-          <w:szCs w:val="28"/>
-        </w:rPr>
-        <w:t xml:space="preserve">Hub и Nodes </w:t>
-      </w:r>
-    </w:p>
-    <w:p>
-      <w:pPr>
-        <w:keepNext w:val="0"/>
-        <w:keepLines w:val="0"/>
-        <w:widowControl/>
-        <w:numPr>
-          <w:ilvl w:val="0"/>
-          <w:numId w:val="12"/>
-        </w:numPr>
-        <w:suppressLineNumbers w:val="0"/>
-        <w:spacing w:before="0" w:beforeAutospacing="1" w:after="0" w:afterAutospacing="1" w:line="360" w:lineRule="auto"/>
-        <w:ind w:left="720" w:hanging="360"/>
-        <w:jc w:val="both"/>
-        <w:rPr>
-          <w:rFonts w:hint="default" w:ascii="Times New Roman" w:hAnsi="Times New Roman" w:cs="Times New Roman"/>
-          <w:sz w:val="28"/>
-          <w:szCs w:val="28"/>
-        </w:rPr>
-      </w:pPr>
-      <w:r>
-        <w:rPr>
-          <w:rFonts w:hint="default" w:ascii="Times New Roman" w:hAnsi="Times New Roman" w:cs="Times New Roman"/>
-          <w:sz w:val="28"/>
-          <w:szCs w:val="28"/>
-        </w:rPr>
-        <w:t xml:space="preserve">распределение тестов </w:t>
-      </w:r>
-    </w:p>
-    <w:p>
-      <w:pPr>
-        <w:keepNext w:val="0"/>
-        <w:keepLines w:val="0"/>
-        <w:widowControl/>
-        <w:numPr>
-          <w:ilvl w:val="0"/>
-          <w:numId w:val="12"/>
-        </w:numPr>
-        <w:suppressLineNumbers w:val="0"/>
-        <w:spacing w:before="0" w:beforeAutospacing="1" w:after="0" w:afterAutospacing="1" w:line="360" w:lineRule="auto"/>
-        <w:ind w:left="720" w:hanging="360"/>
-        <w:jc w:val="both"/>
-        <w:rPr>
-          <w:rFonts w:hint="default" w:ascii="Times New Roman" w:hAnsi="Times New Roman" w:cs="Times New Roman"/>
-          <w:sz w:val="28"/>
-          <w:szCs w:val="28"/>
-        </w:rPr>
-      </w:pPr>
-      <w:r>
-        <w:rPr>
-          <w:rFonts w:hint="default" w:ascii="Times New Roman" w:hAnsi="Times New Roman" w:cs="Times New Roman"/>
-          <w:sz w:val="28"/>
-          <w:szCs w:val="28"/>
-        </w:rPr>
-        <w:t xml:space="preserve">удалённое выполнение </w:t>
-      </w:r>
-    </w:p>
-    <w:p>
-      <w:pPr>
-        <w:keepNext w:val="0"/>
-        <w:keepLines w:val="0"/>
-        <w:widowControl/>
-        <w:numPr>
-          <w:ilvl w:val="0"/>
-          <w:numId w:val="12"/>
         </w:numPr>
         <w:suppressLineNumbers w:val="0"/>
         <w:spacing w:before="0" w:beforeAutospacing="1" w:after="0" w:afterAutospacing="1" w:line="360" w:lineRule="auto"/>
@@ -4003,7 +3787,7 @@
         <w:widowControl/>
         <w:numPr>
           <w:ilvl w:val="0"/>
-          <w:numId w:val="13"/>
+          <w:numId w:val="12"/>
         </w:numPr>
         <w:suppressLineNumbers w:val="0"/>
         <w:spacing w:before="0" w:beforeAutospacing="1" w:after="0" w:afterAutospacing="1" w:line="360" w:lineRule="auto"/>
@@ -4031,7 +3815,7 @@
         <w:widowControl/>
         <w:numPr>
           <w:ilvl w:val="0"/>
-          <w:numId w:val="13"/>
+          <w:numId w:val="12"/>
         </w:numPr>
         <w:suppressLineNumbers w:val="0"/>
         <w:spacing w:before="0" w:beforeAutospacing="1" w:after="0" w:afterAutospacing="1" w:line="360" w:lineRule="auto"/>
@@ -4059,7 +3843,7 @@
         <w:widowControl/>
         <w:numPr>
           <w:ilvl w:val="0"/>
-          <w:numId w:val="13"/>
+          <w:numId w:val="12"/>
         </w:numPr>
         <w:suppressLineNumbers w:val="0"/>
         <w:spacing w:before="0" w:beforeAutospacing="1" w:after="0" w:afterAutospacing="1" w:line="360" w:lineRule="auto"/>
@@ -4087,7 +3871,7 @@
         <w:widowControl/>
         <w:numPr>
           <w:ilvl w:val="0"/>
-          <w:numId w:val="13"/>
+          <w:numId w:val="12"/>
         </w:numPr>
         <w:suppressLineNumbers w:val="0"/>
         <w:spacing w:before="0" w:beforeAutospacing="1" w:after="0" w:afterAutospacing="1" w:line="360" w:lineRule="auto"/>
@@ -4115,7 +3899,7 @@
         <w:widowControl/>
         <w:numPr>
           <w:ilvl w:val="0"/>
-          <w:numId w:val="13"/>
+          <w:numId w:val="12"/>
         </w:numPr>
         <w:suppressLineNumbers w:val="0"/>
         <w:spacing w:before="0" w:beforeAutospacing="1" w:after="0" w:afterAutospacing="1" w:line="360" w:lineRule="auto"/>
@@ -4248,7 +4032,7 @@
         <w:widowControl/>
         <w:numPr>
           <w:ilvl w:val="0"/>
-          <w:numId w:val="14"/>
+          <w:numId w:val="13"/>
         </w:numPr>
         <w:suppressLineNumbers w:val="0"/>
         <w:spacing w:before="0" w:beforeAutospacing="1" w:after="0" w:afterAutospacing="1" w:line="360" w:lineRule="auto"/>
@@ -4276,7 +4060,7 @@
         <w:widowControl/>
         <w:numPr>
           <w:ilvl w:val="0"/>
-          <w:numId w:val="14"/>
+          <w:numId w:val="13"/>
         </w:numPr>
         <w:suppressLineNumbers w:val="0"/>
         <w:spacing w:before="0" w:beforeAutospacing="1" w:after="0" w:afterAutospacing="1" w:line="360" w:lineRule="auto"/>
@@ -4304,7 +4088,7 @@
         <w:widowControl/>
         <w:numPr>
           <w:ilvl w:val="0"/>
-          <w:numId w:val="14"/>
+          <w:numId w:val="13"/>
         </w:numPr>
         <w:suppressLineNumbers w:val="0"/>
         <w:spacing w:before="0" w:beforeAutospacing="1" w:after="0" w:afterAutospacing="1" w:line="360" w:lineRule="auto"/>
@@ -4332,7 +4116,7 @@
         <w:widowControl/>
         <w:numPr>
           <w:ilvl w:val="0"/>
-          <w:numId w:val="14"/>
+          <w:numId w:val="13"/>
         </w:numPr>
         <w:suppressLineNumbers w:val="0"/>
         <w:spacing w:before="0" w:beforeAutospacing="1" w:after="0" w:afterAutospacing="1" w:line="360" w:lineRule="auto"/>
@@ -4360,7 +4144,7 @@
         <w:widowControl/>
         <w:numPr>
           <w:ilvl w:val="0"/>
-          <w:numId w:val="14"/>
+          <w:numId w:val="13"/>
         </w:numPr>
         <w:suppressLineNumbers w:val="0"/>
         <w:spacing w:before="0" w:beforeAutospacing="1" w:after="0" w:afterAutospacing="1" w:line="360" w:lineRule="auto"/>
@@ -4388,7 +4172,7 @@
         <w:widowControl/>
         <w:numPr>
           <w:ilvl w:val="0"/>
-          <w:numId w:val="14"/>
+          <w:numId w:val="13"/>
         </w:numPr>
         <w:suppressLineNumbers w:val="0"/>
         <w:spacing w:before="0" w:beforeAutospacing="1" w:after="0" w:afterAutospacing="1" w:line="360" w:lineRule="auto"/>
@@ -4473,7 +4257,7 @@
         <w:widowControl/>
         <w:numPr>
           <w:ilvl w:val="0"/>
-          <w:numId w:val="15"/>
+          <w:numId w:val="14"/>
         </w:numPr>
         <w:suppressLineNumbers w:val="0"/>
         <w:spacing w:before="0" w:beforeAutospacing="1" w:after="0" w:afterAutospacing="1" w:line="360" w:lineRule="auto"/>
@@ -4501,7 +4285,7 @@
         <w:widowControl/>
         <w:numPr>
           <w:ilvl w:val="0"/>
-          <w:numId w:val="15"/>
+          <w:numId w:val="14"/>
         </w:numPr>
         <w:suppressLineNumbers w:val="0"/>
         <w:spacing w:before="0" w:beforeAutospacing="1" w:after="0" w:afterAutospacing="1" w:line="360" w:lineRule="auto"/>
@@ -4529,7 +4313,7 @@
         <w:widowControl/>
         <w:numPr>
           <w:ilvl w:val="0"/>
-          <w:numId w:val="15"/>
+          <w:numId w:val="14"/>
         </w:numPr>
         <w:suppressLineNumbers w:val="0"/>
         <w:spacing w:before="0" w:beforeAutospacing="1" w:after="0" w:afterAutospacing="1" w:line="360" w:lineRule="auto"/>
@@ -4557,7 +4341,7 @@
         <w:widowControl/>
         <w:numPr>
           <w:ilvl w:val="0"/>
-          <w:numId w:val="15"/>
+          <w:numId w:val="14"/>
         </w:numPr>
         <w:suppressLineNumbers w:val="0"/>
         <w:spacing w:before="0" w:beforeAutospacing="1" w:after="0" w:afterAutospacing="1" w:line="360" w:lineRule="auto"/>
@@ -4654,7 +4438,7 @@
         <w:widowControl/>
         <w:numPr>
           <w:ilvl w:val="0"/>
-          <w:numId w:val="16"/>
+          <w:numId w:val="15"/>
         </w:numPr>
         <w:suppressLineNumbers w:val="0"/>
         <w:spacing w:before="0" w:beforeAutospacing="1" w:after="0" w:afterAutospacing="1" w:line="360" w:lineRule="auto"/>
@@ -4682,7 +4466,7 @@
         <w:widowControl/>
         <w:numPr>
           <w:ilvl w:val="0"/>
-          <w:numId w:val="16"/>
+          <w:numId w:val="15"/>
         </w:numPr>
         <w:suppressLineNumbers w:val="0"/>
         <w:spacing w:before="0" w:beforeAutospacing="1" w:after="0" w:afterAutospacing="1" w:line="360" w:lineRule="auto"/>
@@ -4710,7 +4494,7 @@
         <w:widowControl/>
         <w:numPr>
           <w:ilvl w:val="0"/>
-          <w:numId w:val="16"/>
+          <w:numId w:val="15"/>
         </w:numPr>
         <w:suppressLineNumbers w:val="0"/>
         <w:spacing w:before="0" w:beforeAutospacing="1" w:after="0" w:afterAutospacing="1" w:line="360" w:lineRule="auto"/>
@@ -4738,7 +4522,7 @@
         <w:widowControl/>
         <w:numPr>
           <w:ilvl w:val="0"/>
-          <w:numId w:val="16"/>
+          <w:numId w:val="15"/>
         </w:numPr>
         <w:suppressLineNumbers w:val="0"/>
         <w:spacing w:before="0" w:beforeAutospacing="1" w:after="0" w:afterAutospacing="1" w:line="360" w:lineRule="auto"/>
@@ -4766,7 +4550,7 @@
         <w:widowControl/>
         <w:numPr>
           <w:ilvl w:val="0"/>
-          <w:numId w:val="16"/>
+          <w:numId w:val="15"/>
         </w:numPr>
         <w:suppressLineNumbers w:val="0"/>
         <w:spacing w:before="0" w:beforeAutospacing="1" w:after="0" w:afterAutospacing="1" w:line="360" w:lineRule="auto"/>
@@ -4851,7 +4635,7 @@
         <w:widowControl/>
         <w:numPr>
           <w:ilvl w:val="0"/>
-          <w:numId w:val="17"/>
+          <w:numId w:val="16"/>
         </w:numPr>
         <w:suppressLineNumbers w:val="0"/>
         <w:spacing w:before="0" w:beforeAutospacing="1" w:after="0" w:afterAutospacing="1" w:line="360" w:lineRule="auto"/>
@@ -4879,7 +4663,7 @@
         <w:widowControl/>
         <w:numPr>
           <w:ilvl w:val="0"/>
-          <w:numId w:val="17"/>
+          <w:numId w:val="16"/>
         </w:numPr>
         <w:suppressLineNumbers w:val="0"/>
         <w:spacing w:before="0" w:beforeAutospacing="1" w:after="0" w:afterAutospacing="1" w:line="360" w:lineRule="auto"/>
@@ -4907,7 +4691,7 @@
         <w:widowControl/>
         <w:numPr>
           <w:ilvl w:val="0"/>
-          <w:numId w:val="17"/>
+          <w:numId w:val="16"/>
         </w:numPr>
         <w:suppressLineNumbers w:val="0"/>
         <w:spacing w:before="0" w:beforeAutospacing="1" w:after="0" w:afterAutospacing="1" w:line="360" w:lineRule="auto"/>
@@ -4935,7 +4719,7 @@
         <w:widowControl/>
         <w:numPr>
           <w:ilvl w:val="0"/>
-          <w:numId w:val="17"/>
+          <w:numId w:val="16"/>
         </w:numPr>
         <w:suppressLineNumbers w:val="0"/>
         <w:spacing w:before="0" w:beforeAutospacing="1" w:after="0" w:afterAutospacing="1" w:line="360" w:lineRule="auto"/>
@@ -4963,7 +4747,7 @@
         <w:widowControl/>
         <w:numPr>
           <w:ilvl w:val="0"/>
-          <w:numId w:val="17"/>
+          <w:numId w:val="16"/>
         </w:numPr>
         <w:suppressLineNumbers w:val="0"/>
         <w:spacing w:before="0" w:beforeAutospacing="1" w:after="0" w:afterAutospacing="1" w:line="360" w:lineRule="auto"/>
@@ -5072,7 +4856,7 @@
         <w:widowControl/>
         <w:numPr>
           <w:ilvl w:val="0"/>
-          <w:numId w:val="18"/>
+          <w:numId w:val="17"/>
         </w:numPr>
         <w:suppressLineNumbers w:val="0"/>
         <w:spacing w:before="0" w:beforeAutospacing="1" w:after="0" w:afterAutospacing="1" w:line="360" w:lineRule="auto"/>
@@ -5100,7 +4884,7 @@
         <w:widowControl/>
         <w:numPr>
           <w:ilvl w:val="0"/>
-          <w:numId w:val="18"/>
+          <w:numId w:val="17"/>
         </w:numPr>
         <w:suppressLineNumbers w:val="0"/>
         <w:spacing w:before="0" w:beforeAutospacing="1" w:after="0" w:afterAutospacing="1" w:line="360" w:lineRule="auto"/>
@@ -5128,7 +4912,7 @@
         <w:widowControl/>
         <w:numPr>
           <w:ilvl w:val="0"/>
-          <w:numId w:val="18"/>
+          <w:numId w:val="17"/>
         </w:numPr>
         <w:suppressLineNumbers w:val="0"/>
         <w:spacing w:before="0" w:beforeAutospacing="1" w:after="0" w:afterAutospacing="1" w:line="360" w:lineRule="auto"/>
@@ -5156,7 +4940,7 @@
         <w:widowControl/>
         <w:numPr>
           <w:ilvl w:val="0"/>
-          <w:numId w:val="18"/>
+          <w:numId w:val="17"/>
         </w:numPr>
         <w:suppressLineNumbers w:val="0"/>
         <w:spacing w:before="0" w:beforeAutospacing="1" w:after="0" w:afterAutospacing="1" w:line="360" w:lineRule="auto"/>
@@ -5184,7 +4968,7 @@
         <w:widowControl/>
         <w:numPr>
           <w:ilvl w:val="0"/>
-          <w:numId w:val="18"/>
+          <w:numId w:val="17"/>
         </w:numPr>
         <w:suppressLineNumbers w:val="0"/>
         <w:spacing w:before="0" w:beforeAutospacing="1" w:after="0" w:afterAutospacing="1" w:line="360" w:lineRule="auto"/>
@@ -5212,7 +4996,7 @@
         <w:widowControl/>
         <w:numPr>
           <w:ilvl w:val="0"/>
-          <w:numId w:val="18"/>
+          <w:numId w:val="17"/>
         </w:numPr>
         <w:suppressLineNumbers w:val="0"/>
         <w:spacing w:before="0" w:beforeAutospacing="1" w:after="0" w:afterAutospacing="1" w:line="360" w:lineRule="auto"/>
@@ -5309,7 +5093,7 @@
         <w:widowControl/>
         <w:numPr>
           <w:ilvl w:val="0"/>
-          <w:numId w:val="19"/>
+          <w:numId w:val="18"/>
         </w:numPr>
         <w:suppressLineNumbers w:val="0"/>
         <w:spacing w:before="0" w:beforeAutospacing="1" w:after="0" w:afterAutospacing="1" w:line="360" w:lineRule="auto"/>
@@ -5337,7 +5121,7 @@
         <w:widowControl/>
         <w:numPr>
           <w:ilvl w:val="0"/>
-          <w:numId w:val="19"/>
+          <w:numId w:val="18"/>
         </w:numPr>
         <w:suppressLineNumbers w:val="0"/>
         <w:spacing w:before="0" w:beforeAutospacing="1" w:after="0" w:afterAutospacing="1" w:line="360" w:lineRule="auto"/>
@@ -5365,7 +5149,7 @@
         <w:widowControl/>
         <w:numPr>
           <w:ilvl w:val="0"/>
-          <w:numId w:val="19"/>
+          <w:numId w:val="18"/>
         </w:numPr>
         <w:suppressLineNumbers w:val="0"/>
         <w:spacing w:before="0" w:beforeAutospacing="1" w:after="0" w:afterAutospacing="1" w:line="360" w:lineRule="auto"/>
@@ -5441,7 +5225,7 @@
         <w:widowControl/>
         <w:numPr>
           <w:ilvl w:val="0"/>
-          <w:numId w:val="20"/>
+          <w:numId w:val="19"/>
         </w:numPr>
         <w:suppressLineNumbers w:val="0"/>
         <w:spacing w:before="0" w:beforeAutospacing="1" w:after="0" w:afterAutospacing="1" w:line="360" w:lineRule="auto"/>
@@ -5469,7 +5253,7 @@
         <w:widowControl/>
         <w:numPr>
           <w:ilvl w:val="0"/>
-          <w:numId w:val="20"/>
+          <w:numId w:val="19"/>
         </w:numPr>
         <w:suppressLineNumbers w:val="0"/>
         <w:spacing w:before="0" w:beforeAutospacing="1" w:after="0" w:afterAutospacing="1" w:line="360" w:lineRule="auto"/>
@@ -5497,7 +5281,7 @@
         <w:widowControl/>
         <w:numPr>
           <w:ilvl w:val="0"/>
-          <w:numId w:val="20"/>
+          <w:numId w:val="19"/>
         </w:numPr>
         <w:suppressLineNumbers w:val="0"/>
         <w:spacing w:before="0" w:beforeAutospacing="1" w:after="0" w:afterAutospacing="1" w:line="360" w:lineRule="auto"/>
@@ -5525,7 +5309,7 @@
         <w:widowControl/>
         <w:numPr>
           <w:ilvl w:val="0"/>
-          <w:numId w:val="20"/>
+          <w:numId w:val="19"/>
         </w:numPr>
         <w:suppressLineNumbers w:val="0"/>
         <w:spacing w:before="0" w:beforeAutospacing="1" w:after="0" w:afterAutospacing="1" w:line="360" w:lineRule="auto"/>
@@ -5718,7 +5502,7 @@
       <w:pPr>
         <w:numPr>
           <w:ilvl w:val="0"/>
-          <w:numId w:val="21"/>
+          <w:numId w:val="20"/>
         </w:numPr>
         <w:spacing w:line="360" w:lineRule="auto"/>
         <w:ind w:left="420" w:leftChars="0" w:hanging="420" w:firstLineChars="0"/>
@@ -5744,7 +5528,7 @@
       <w:pPr>
         <w:numPr>
           <w:ilvl w:val="0"/>
-          <w:numId w:val="21"/>
+          <w:numId w:val="20"/>
         </w:numPr>
         <w:spacing w:line="360" w:lineRule="auto"/>
         <w:ind w:left="420" w:leftChars="0" w:hanging="420" w:firstLineChars="0"/>
@@ -5770,7 +5554,7 @@
       <w:pPr>
         <w:numPr>
           <w:ilvl w:val="0"/>
-          <w:numId w:val="21"/>
+          <w:numId w:val="20"/>
         </w:numPr>
         <w:spacing w:line="360" w:lineRule="auto"/>
         <w:ind w:left="420" w:leftChars="0" w:hanging="420" w:firstLineChars="0"/>
@@ -5796,7 +5580,7 @@
       <w:pPr>
         <w:numPr>
           <w:ilvl w:val="0"/>
-          <w:numId w:val="21"/>
+          <w:numId w:val="20"/>
         </w:numPr>
         <w:spacing w:line="360" w:lineRule="auto"/>
         <w:ind w:left="420" w:leftChars="0" w:hanging="420" w:firstLineChars="0"/>
@@ -5822,7 +5606,7 @@
       <w:pPr>
         <w:numPr>
           <w:ilvl w:val="0"/>
-          <w:numId w:val="21"/>
+          <w:numId w:val="20"/>
         </w:numPr>
         <w:spacing w:line="360" w:lineRule="auto"/>
         <w:ind w:left="420" w:leftChars="0" w:hanging="420" w:firstLineChars="0"/>
@@ -5848,7 +5632,7 @@
       <w:pPr>
         <w:numPr>
           <w:ilvl w:val="0"/>
-          <w:numId w:val="21"/>
+          <w:numId w:val="20"/>
         </w:numPr>
         <w:spacing w:line="360" w:lineRule="auto"/>
         <w:ind w:left="420" w:leftChars="0" w:hanging="420" w:firstLineChars="0"/>
@@ -6607,7 +6391,7 @@
       <w:pPr>
         <w:numPr>
           <w:ilvl w:val="0"/>
-          <w:numId w:val="22"/>
+          <w:numId w:val="21"/>
         </w:numPr>
         <w:spacing w:line="360" w:lineRule="auto"/>
         <w:ind w:left="420" w:leftChars="0" w:hanging="420" w:firstLineChars="0"/>
@@ -6641,7 +6425,7 @@
       <w:pPr>
         <w:numPr>
           <w:ilvl w:val="0"/>
-          <w:numId w:val="22"/>
+          <w:numId w:val="21"/>
         </w:numPr>
         <w:spacing w:line="360" w:lineRule="auto"/>
         <w:ind w:left="420" w:leftChars="0" w:hanging="420" w:firstLineChars="0"/>
@@ -6675,7 +6459,7 @@
       <w:pPr>
         <w:numPr>
           <w:ilvl w:val="0"/>
-          <w:numId w:val="22"/>
+          <w:numId w:val="21"/>
         </w:numPr>
         <w:spacing w:line="360" w:lineRule="auto"/>
         <w:ind w:left="420" w:leftChars="0" w:hanging="420" w:firstLineChars="0"/>
@@ -6709,7 +6493,7 @@
       <w:pPr>
         <w:numPr>
           <w:ilvl w:val="0"/>
-          <w:numId w:val="22"/>
+          <w:numId w:val="21"/>
         </w:numPr>
         <w:spacing w:line="360" w:lineRule="auto"/>
         <w:ind w:left="420" w:leftChars="0" w:hanging="420" w:firstLineChars="0"/>
@@ -6743,7 +6527,7 @@
       <w:pPr>
         <w:numPr>
           <w:ilvl w:val="0"/>
-          <w:numId w:val="22"/>
+          <w:numId w:val="21"/>
         </w:numPr>
         <w:spacing w:line="360" w:lineRule="auto"/>
         <w:ind w:left="420" w:leftChars="0" w:hanging="420" w:firstLineChars="0"/>
@@ -7819,6 +7603,7 @@
             <w:insideH w:val="none" w:color="auto" w:sz="0" w:space="0"/>
             <w:insideV w:val="none" w:color="auto" w:sz="0" w:space="0"/>
           </w:tblBorders>
+          <w:shd w:val="clear" w:color="auto" w:fill="auto"/>
           <w:tblCellMar>
             <w:top w:w="15" w:type="dxa"/>
             <w:left w:w="15" w:type="dxa"/>
@@ -9174,7 +8959,7 @@
       <w:pPr>
         <w:numPr>
           <w:ilvl w:val="0"/>
-          <w:numId w:val="23"/>
+          <w:numId w:val="22"/>
         </w:numPr>
         <w:spacing w:line="360" w:lineRule="auto"/>
         <w:ind w:left="420" w:leftChars="0" w:hanging="420" w:firstLineChars="0"/>
@@ -9204,7 +8989,7 @@
       <w:pPr>
         <w:numPr>
           <w:ilvl w:val="0"/>
-          <w:numId w:val="23"/>
+          <w:numId w:val="22"/>
         </w:numPr>
         <w:spacing w:line="360" w:lineRule="auto"/>
         <w:ind w:left="420" w:leftChars="0" w:hanging="420" w:firstLineChars="0"/>
@@ -9234,7 +9019,7 @@
       <w:pPr>
         <w:numPr>
           <w:ilvl w:val="0"/>
-          <w:numId w:val="23"/>
+          <w:numId w:val="22"/>
         </w:numPr>
         <w:spacing w:line="360" w:lineRule="auto"/>
         <w:ind w:left="420" w:leftChars="0" w:hanging="420" w:firstLineChars="0"/>
@@ -9264,7 +9049,7 @@
       <w:pPr>
         <w:numPr>
           <w:ilvl w:val="0"/>
-          <w:numId w:val="23"/>
+          <w:numId w:val="22"/>
         </w:numPr>
         <w:spacing w:line="360" w:lineRule="auto"/>
         <w:ind w:left="420" w:leftChars="0" w:hanging="420" w:firstLineChars="0"/>
@@ -9294,7 +9079,7 @@
       <w:pPr>
         <w:numPr>
           <w:ilvl w:val="0"/>
-          <w:numId w:val="23"/>
+          <w:numId w:val="22"/>
         </w:numPr>
         <w:spacing w:line="360" w:lineRule="auto"/>
         <w:ind w:left="420" w:leftChars="0" w:hanging="420" w:firstLineChars="0"/>
@@ -9394,7 +9179,7 @@
       <w:pPr>
         <w:numPr>
           <w:ilvl w:val="0"/>
-          <w:numId w:val="24"/>
+          <w:numId w:val="23"/>
         </w:numPr>
         <w:spacing w:after="160" w:line="360" w:lineRule="auto"/>
         <w:ind w:left="420" w:leftChars="0" w:hanging="420" w:firstLineChars="0"/>
@@ -9424,7 +9209,7 @@
       <w:pPr>
         <w:numPr>
           <w:ilvl w:val="0"/>
-          <w:numId w:val="24"/>
+          <w:numId w:val="23"/>
         </w:numPr>
         <w:spacing w:after="160" w:line="360" w:lineRule="auto"/>
         <w:ind w:left="420" w:leftChars="0" w:hanging="420" w:firstLineChars="0"/>
@@ -9454,7 +9239,7 @@
       <w:pPr>
         <w:numPr>
           <w:ilvl w:val="0"/>
-          <w:numId w:val="24"/>
+          <w:numId w:val="23"/>
         </w:numPr>
         <w:spacing w:after="160" w:line="360" w:lineRule="auto"/>
         <w:ind w:left="420" w:leftChars="0" w:hanging="420" w:firstLineChars="0"/>
@@ -10227,6 +10012,7 @@
             <w:insideH w:val="single" w:color="auto" w:sz="4" w:space="0"/>
             <w:insideV w:val="single" w:color="auto" w:sz="4" w:space="0"/>
           </w:tblBorders>
+          <w:shd w:val="clear" w:color="auto" w:fill="auto"/>
           <w:tblCellMar>
             <w:top w:w="15" w:type="dxa"/>
             <w:left w:w="15" w:type="dxa"/>
@@ -10633,6 +10419,7 @@
             <w:insideH w:val="single" w:color="auto" w:sz="4" w:space="0"/>
             <w:insideV w:val="single" w:color="auto" w:sz="4" w:space="0"/>
           </w:tblBorders>
+          <w:shd w:val="clear" w:color="auto" w:fill="auto"/>
           <w:tblCellMar>
             <w:top w:w="15" w:type="dxa"/>
             <w:left w:w="15" w:type="dxa"/>
@@ -11444,6 +11231,7 @@
             <w:insideH w:val="single" w:color="auto" w:sz="4" w:space="0"/>
             <w:insideV w:val="single" w:color="auto" w:sz="4" w:space="0"/>
           </w:tblBorders>
+          <w:shd w:val="clear" w:color="auto" w:fill="auto"/>
           <w:tblCellMar>
             <w:top w:w="15" w:type="dxa"/>
             <w:left w:w="15" w:type="dxa"/>
@@ -12335,6 +12123,12 @@
             <w:insideV w:val="single" w:color="auto" w:sz="4" w:space="0"/>
           </w:tblBorders>
           <w:shd w:val="clear" w:color="auto" w:fill="auto"/>
+          <w:tblCellMar>
+            <w:top w:w="15" w:type="dxa"/>
+            <w:left w:w="15" w:type="dxa"/>
+            <w:bottom w:w="15" w:type="dxa"/>
+            <w:right w:w="15" w:type="dxa"/>
+          </w:tblCellMar>
         </w:tblPrEx>
         <w:trPr>
           <w:tblHeader/>
@@ -12460,7 +12254,6 @@
             <w:insideH w:val="single" w:color="auto" w:sz="4" w:space="0"/>
             <w:insideV w:val="single" w:color="auto" w:sz="4" w:space="0"/>
           </w:tblBorders>
-          <w:shd w:val="clear" w:color="auto" w:fill="auto"/>
           <w:tblCellMar>
             <w:top w:w="15" w:type="dxa"/>
             <w:left w:w="15" w:type="dxa"/>
@@ -12579,7 +12372,6 @@
             <w:insideH w:val="single" w:color="auto" w:sz="4" w:space="0"/>
             <w:insideV w:val="single" w:color="auto" w:sz="4" w:space="0"/>
           </w:tblBorders>
-          <w:shd w:val="clear" w:color="auto" w:fill="auto"/>
           <w:tblCellMar>
             <w:top w:w="15" w:type="dxa"/>
             <w:left w:w="15" w:type="dxa"/>
@@ -12698,7 +12490,6 @@
             <w:insideH w:val="single" w:color="auto" w:sz="4" w:space="0"/>
             <w:insideV w:val="single" w:color="auto" w:sz="4" w:space="0"/>
           </w:tblBorders>
-          <w:shd w:val="clear" w:color="auto" w:fill="auto"/>
           <w:tblCellMar>
             <w:top w:w="15" w:type="dxa"/>
             <w:left w:w="15" w:type="dxa"/>
@@ -12936,7 +12727,6 @@
             <w:insideH w:val="single" w:color="auto" w:sz="4" w:space="0"/>
             <w:insideV w:val="single" w:color="auto" w:sz="4" w:space="0"/>
           </w:tblBorders>
-          <w:shd w:val="clear" w:color="auto" w:fill="auto"/>
           <w:tblCellMar>
             <w:top w:w="15" w:type="dxa"/>
             <w:left w:w="15" w:type="dxa"/>
@@ -13970,7 +13760,7 @@
       <w:pPr>
         <w:numPr>
           <w:ilvl w:val="0"/>
-          <w:numId w:val="24"/>
+          <w:numId w:val="23"/>
         </w:numPr>
         <w:spacing w:line="360" w:lineRule="auto"/>
         <w:ind w:left="420" w:leftChars="0" w:hanging="420" w:firstLineChars="0"/>
@@ -14004,7 +13794,7 @@
       <w:pPr>
         <w:numPr>
           <w:ilvl w:val="0"/>
-          <w:numId w:val="24"/>
+          <w:numId w:val="23"/>
         </w:numPr>
         <w:spacing w:line="360" w:lineRule="auto"/>
         <w:ind w:left="420" w:leftChars="0" w:hanging="420" w:firstLineChars="0"/>
@@ -14038,7 +13828,7 @@
       <w:pPr>
         <w:numPr>
           <w:ilvl w:val="0"/>
-          <w:numId w:val="24"/>
+          <w:numId w:val="23"/>
         </w:numPr>
         <w:spacing w:line="360" w:lineRule="auto"/>
         <w:ind w:left="420" w:leftChars="0" w:hanging="420" w:firstLineChars="0"/>
@@ -14072,7 +13862,7 @@
       <w:pPr>
         <w:numPr>
           <w:ilvl w:val="0"/>
-          <w:numId w:val="24"/>
+          <w:numId w:val="23"/>
         </w:numPr>
         <w:spacing w:line="360" w:lineRule="auto"/>
         <w:ind w:left="420" w:leftChars="0" w:hanging="420" w:firstLineChars="0"/>
@@ -14106,7 +13896,7 @@
       <w:pPr>
         <w:numPr>
           <w:ilvl w:val="0"/>
-          <w:numId w:val="24"/>
+          <w:numId w:val="23"/>
         </w:numPr>
         <w:spacing w:line="360" w:lineRule="auto"/>
         <w:ind w:left="420" w:leftChars="0" w:hanging="420" w:firstLineChars="0"/>
@@ -14140,7 +13930,7 @@
       <w:pPr>
         <w:numPr>
           <w:ilvl w:val="0"/>
-          <w:numId w:val="24"/>
+          <w:numId w:val="23"/>
         </w:numPr>
         <w:spacing w:line="360" w:lineRule="auto"/>
         <w:ind w:left="420" w:leftChars="0" w:hanging="420" w:firstLineChars="0"/>
@@ -14174,7 +13964,7 @@
       <w:pPr>
         <w:numPr>
           <w:ilvl w:val="0"/>
-          <w:numId w:val="24"/>
+          <w:numId w:val="23"/>
         </w:numPr>
         <w:spacing w:line="360" w:lineRule="auto"/>
         <w:ind w:left="420" w:leftChars="0" w:hanging="420" w:firstLineChars="0"/>
@@ -14208,7 +13998,7 @@
       <w:pPr>
         <w:numPr>
           <w:ilvl w:val="0"/>
-          <w:numId w:val="24"/>
+          <w:numId w:val="23"/>
         </w:numPr>
         <w:spacing w:line="360" w:lineRule="auto"/>
         <w:ind w:left="420" w:leftChars="0" w:hanging="420" w:firstLineChars="0"/>
@@ -14242,7 +14032,7 @@
       <w:pPr>
         <w:numPr>
           <w:ilvl w:val="0"/>
-          <w:numId w:val="24"/>
+          <w:numId w:val="23"/>
         </w:numPr>
         <w:spacing w:line="360" w:lineRule="auto"/>
         <w:ind w:left="420" w:leftChars="0" w:hanging="420" w:firstLineChars="0"/>
@@ -14773,7 +14563,7 @@
       <w:pPr>
         <w:numPr>
           <w:ilvl w:val="0"/>
-          <w:numId w:val="24"/>
+          <w:numId w:val="23"/>
         </w:numPr>
         <w:spacing w:line="360" w:lineRule="auto"/>
         <w:ind w:left="420" w:leftChars="0" w:hanging="420" w:firstLineChars="0"/>
@@ -14807,7 +14597,7 @@
       <w:pPr>
         <w:numPr>
           <w:ilvl w:val="0"/>
-          <w:numId w:val="24"/>
+          <w:numId w:val="23"/>
         </w:numPr>
         <w:spacing w:line="360" w:lineRule="auto"/>
         <w:ind w:left="420" w:leftChars="0" w:hanging="420" w:firstLineChars="0"/>
@@ -14841,7 +14631,7 @@
       <w:pPr>
         <w:numPr>
           <w:ilvl w:val="0"/>
-          <w:numId w:val="24"/>
+          <w:numId w:val="23"/>
         </w:numPr>
         <w:spacing w:line="360" w:lineRule="auto"/>
         <w:ind w:left="420" w:leftChars="0" w:hanging="420" w:firstLineChars="0"/>
@@ -14875,7 +14665,7 @@
       <w:pPr>
         <w:numPr>
           <w:ilvl w:val="0"/>
-          <w:numId w:val="24"/>
+          <w:numId w:val="23"/>
         </w:numPr>
         <w:spacing w:line="360" w:lineRule="auto"/>
         <w:ind w:left="420" w:leftChars="0" w:hanging="420" w:firstLineChars="0"/>
@@ -14909,7 +14699,7 @@
       <w:pPr>
         <w:numPr>
           <w:ilvl w:val="0"/>
-          <w:numId w:val="24"/>
+          <w:numId w:val="23"/>
         </w:numPr>
         <w:spacing w:line="360" w:lineRule="auto"/>
         <w:ind w:left="420" w:leftChars="0" w:hanging="420" w:firstLineChars="0"/>
@@ -14943,7 +14733,7 @@
       <w:pPr>
         <w:numPr>
           <w:ilvl w:val="0"/>
-          <w:numId w:val="24"/>
+          <w:numId w:val="23"/>
         </w:numPr>
         <w:spacing w:line="360" w:lineRule="auto"/>
         <w:ind w:left="420" w:leftChars="0" w:hanging="420" w:firstLineChars="0"/>
@@ -14977,7 +14767,7 @@
       <w:pPr>
         <w:numPr>
           <w:ilvl w:val="0"/>
-          <w:numId w:val="24"/>
+          <w:numId w:val="23"/>
         </w:numPr>
         <w:spacing w:line="360" w:lineRule="auto"/>
         <w:ind w:left="420" w:leftChars="0" w:hanging="420" w:firstLineChars="0"/>
@@ -15146,7 +14936,7 @@
       <w:pPr>
         <w:numPr>
           <w:ilvl w:val="0"/>
-          <w:numId w:val="24"/>
+          <w:numId w:val="23"/>
         </w:numPr>
         <w:spacing w:after="160" w:line="360" w:lineRule="auto"/>
         <w:ind w:left="420" w:leftChars="0" w:hanging="420" w:firstLineChars="0"/>
@@ -15180,7 +14970,7 @@
       <w:pPr>
         <w:numPr>
           <w:ilvl w:val="0"/>
-          <w:numId w:val="24"/>
+          <w:numId w:val="23"/>
         </w:numPr>
         <w:spacing w:after="160" w:line="360" w:lineRule="auto"/>
         <w:ind w:left="420" w:leftChars="0" w:hanging="420" w:firstLineChars="0"/>
@@ -15214,7 +15004,7 @@
       <w:pPr>
         <w:numPr>
           <w:ilvl w:val="0"/>
-          <w:numId w:val="24"/>
+          <w:numId w:val="23"/>
         </w:numPr>
         <w:spacing w:after="160" w:line="360" w:lineRule="auto"/>
         <w:ind w:left="420" w:leftChars="0" w:hanging="420" w:firstLineChars="0"/>
@@ -15248,7 +15038,7 @@
       <w:pPr>
         <w:numPr>
           <w:ilvl w:val="0"/>
-          <w:numId w:val="24"/>
+          <w:numId w:val="23"/>
         </w:numPr>
         <w:spacing w:after="160" w:line="360" w:lineRule="auto"/>
         <w:ind w:left="420" w:leftChars="0" w:hanging="420" w:firstLineChars="0"/>
@@ -15417,7 +15207,7 @@
       <w:pPr>
         <w:numPr>
           <w:ilvl w:val="0"/>
-          <w:numId w:val="24"/>
+          <w:numId w:val="23"/>
         </w:numPr>
         <w:spacing w:after="160" w:line="360" w:lineRule="auto"/>
         <w:ind w:left="420" w:leftChars="0" w:hanging="420" w:firstLineChars="0"/>
@@ -15451,7 +15241,7 @@
       <w:pPr>
         <w:numPr>
           <w:ilvl w:val="0"/>
-          <w:numId w:val="24"/>
+          <w:numId w:val="23"/>
         </w:numPr>
         <w:spacing w:after="160" w:line="360" w:lineRule="auto"/>
         <w:ind w:left="420" w:leftChars="0" w:hanging="420" w:firstLineChars="0"/>
@@ -15485,7 +15275,7 @@
       <w:pPr>
         <w:numPr>
           <w:ilvl w:val="0"/>
-          <w:numId w:val="24"/>
+          <w:numId w:val="23"/>
         </w:numPr>
         <w:spacing w:after="160" w:line="360" w:lineRule="auto"/>
         <w:ind w:left="420" w:leftChars="0" w:hanging="420" w:firstLineChars="0"/>
@@ -15519,7 +15309,7 @@
       <w:pPr>
         <w:numPr>
           <w:ilvl w:val="0"/>
-          <w:numId w:val="24"/>
+          <w:numId w:val="23"/>
         </w:numPr>
         <w:spacing w:after="160" w:line="360" w:lineRule="auto"/>
         <w:ind w:left="420" w:leftChars="0" w:hanging="420" w:firstLineChars="0"/>
@@ -15722,7 +15512,7 @@
       <w:pPr>
         <w:numPr>
           <w:ilvl w:val="0"/>
-          <w:numId w:val="24"/>
+          <w:numId w:val="23"/>
         </w:numPr>
         <w:spacing w:after="160" w:line="360" w:lineRule="auto"/>
         <w:ind w:left="420" w:leftChars="0" w:hanging="420" w:firstLineChars="0"/>
@@ -15756,7 +15546,7 @@
       <w:pPr>
         <w:numPr>
           <w:ilvl w:val="0"/>
-          <w:numId w:val="24"/>
+          <w:numId w:val="23"/>
         </w:numPr>
         <w:spacing w:after="160" w:line="360" w:lineRule="auto"/>
         <w:ind w:left="420" w:leftChars="0" w:hanging="420" w:firstLineChars="0"/>
@@ -15790,7 +15580,7 @@
       <w:pPr>
         <w:numPr>
           <w:ilvl w:val="0"/>
-          <w:numId w:val="24"/>
+          <w:numId w:val="23"/>
         </w:numPr>
         <w:spacing w:after="160" w:line="360" w:lineRule="auto"/>
         <w:ind w:left="420" w:leftChars="0" w:hanging="420" w:firstLineChars="0"/>
@@ -15824,7 +15614,7 @@
       <w:pPr>
         <w:numPr>
           <w:ilvl w:val="0"/>
-          <w:numId w:val="24"/>
+          <w:numId w:val="23"/>
         </w:numPr>
         <w:spacing w:after="160" w:line="360" w:lineRule="auto"/>
         <w:ind w:left="420" w:leftChars="0" w:hanging="420" w:firstLineChars="0"/>
@@ -15959,7 +15749,7 @@
       <w:pPr>
         <w:numPr>
           <w:ilvl w:val="0"/>
-          <w:numId w:val="24"/>
+          <w:numId w:val="23"/>
         </w:numPr>
         <w:spacing w:after="160" w:line="360" w:lineRule="auto"/>
         <w:ind w:left="420" w:leftChars="0" w:hanging="420" w:firstLineChars="0"/>
@@ -15993,7 +15783,7 @@
       <w:pPr>
         <w:numPr>
           <w:ilvl w:val="0"/>
-          <w:numId w:val="24"/>
+          <w:numId w:val="23"/>
         </w:numPr>
         <w:spacing w:after="160" w:line="360" w:lineRule="auto"/>
         <w:ind w:left="420" w:leftChars="0" w:hanging="420" w:firstLineChars="0"/>
@@ -16027,7 +15817,7 @@
       <w:pPr>
         <w:numPr>
           <w:ilvl w:val="0"/>
-          <w:numId w:val="24"/>
+          <w:numId w:val="23"/>
         </w:numPr>
         <w:spacing w:after="160" w:line="360" w:lineRule="auto"/>
         <w:ind w:left="420" w:leftChars="0" w:hanging="420" w:firstLineChars="0"/>
@@ -16061,7 +15851,7 @@
       <w:pPr>
         <w:numPr>
           <w:ilvl w:val="0"/>
-          <w:numId w:val="24"/>
+          <w:numId w:val="23"/>
         </w:numPr>
         <w:spacing w:after="160" w:line="360" w:lineRule="auto"/>
         <w:ind w:left="420" w:leftChars="0" w:hanging="420" w:firstLineChars="0"/>
@@ -16231,7 +16021,7 @@
       <w:pPr>
         <w:numPr>
           <w:ilvl w:val="0"/>
-          <w:numId w:val="24"/>
+          <w:numId w:val="23"/>
         </w:numPr>
         <w:spacing w:after="160" w:line="360" w:lineRule="auto"/>
         <w:ind w:left="420" w:leftChars="0" w:hanging="420" w:firstLineChars="0"/>
@@ -16265,7 +16055,7 @@
       <w:pPr>
         <w:numPr>
           <w:ilvl w:val="0"/>
-          <w:numId w:val="24"/>
+          <w:numId w:val="23"/>
         </w:numPr>
         <w:spacing w:after="160" w:line="360" w:lineRule="auto"/>
         <w:ind w:left="420" w:leftChars="0" w:hanging="420" w:firstLineChars="0"/>
@@ -16299,7 +16089,7 @@
       <w:pPr>
         <w:numPr>
           <w:ilvl w:val="0"/>
-          <w:numId w:val="24"/>
+          <w:numId w:val="23"/>
         </w:numPr>
         <w:spacing w:after="160" w:line="360" w:lineRule="auto"/>
         <w:ind w:left="420" w:leftChars="0" w:hanging="420" w:firstLineChars="0"/>
@@ -16333,7 +16123,7 @@
       <w:pPr>
         <w:numPr>
           <w:ilvl w:val="0"/>
-          <w:numId w:val="24"/>
+          <w:numId w:val="23"/>
         </w:numPr>
         <w:spacing w:after="160" w:line="360" w:lineRule="auto"/>
         <w:ind w:left="420" w:leftChars="0" w:hanging="420" w:firstLineChars="0"/>
@@ -16367,7 +16157,7 @@
       <w:pPr>
         <w:numPr>
           <w:ilvl w:val="0"/>
-          <w:numId w:val="24"/>
+          <w:numId w:val="23"/>
         </w:numPr>
         <w:spacing w:after="160" w:line="360" w:lineRule="auto"/>
         <w:ind w:left="420" w:leftChars="0" w:hanging="420" w:firstLineChars="0"/>
@@ -17024,7 +16814,7 @@
         <w:widowControl/>
         <w:numPr>
           <w:ilvl w:val="0"/>
-          <w:numId w:val="24"/>
+          <w:numId w:val="23"/>
         </w:numPr>
         <w:suppressLineNumbers w:val="0"/>
         <w:spacing w:line="360" w:lineRule="auto"/>
@@ -17052,7 +16842,7 @@
         <w:widowControl/>
         <w:numPr>
           <w:ilvl w:val="0"/>
-          <w:numId w:val="24"/>
+          <w:numId w:val="23"/>
         </w:numPr>
         <w:suppressLineNumbers w:val="0"/>
         <w:spacing w:line="360" w:lineRule="auto"/>
@@ -17080,7 +16870,7 @@
         <w:widowControl/>
         <w:numPr>
           <w:ilvl w:val="0"/>
-          <w:numId w:val="24"/>
+          <w:numId w:val="23"/>
         </w:numPr>
         <w:suppressLineNumbers w:val="0"/>
         <w:spacing w:line="360" w:lineRule="auto"/>
@@ -17108,7 +16898,7 @@
         <w:widowControl/>
         <w:numPr>
           <w:ilvl w:val="0"/>
-          <w:numId w:val="24"/>
+          <w:numId w:val="23"/>
         </w:numPr>
         <w:suppressLineNumbers w:val="0"/>
         <w:spacing w:line="360" w:lineRule="auto"/>
@@ -17136,7 +16926,7 @@
         <w:widowControl/>
         <w:numPr>
           <w:ilvl w:val="0"/>
-          <w:numId w:val="24"/>
+          <w:numId w:val="23"/>
         </w:numPr>
         <w:suppressLineNumbers w:val="0"/>
         <w:spacing w:line="360" w:lineRule="auto"/>
@@ -17254,7 +17044,7 @@
         <w:widowControl/>
         <w:numPr>
           <w:ilvl w:val="0"/>
-          <w:numId w:val="24"/>
+          <w:numId w:val="23"/>
         </w:numPr>
         <w:suppressLineNumbers w:val="0"/>
         <w:spacing w:line="360" w:lineRule="auto"/>
@@ -17282,7 +17072,7 @@
         <w:widowControl/>
         <w:numPr>
           <w:ilvl w:val="0"/>
-          <w:numId w:val="24"/>
+          <w:numId w:val="23"/>
         </w:numPr>
         <w:suppressLineNumbers w:val="0"/>
         <w:spacing w:line="360" w:lineRule="auto"/>
@@ -17310,7 +17100,7 @@
         <w:widowControl/>
         <w:numPr>
           <w:ilvl w:val="0"/>
-          <w:numId w:val="24"/>
+          <w:numId w:val="23"/>
         </w:numPr>
         <w:suppressLineNumbers w:val="0"/>
         <w:spacing w:line="360" w:lineRule="auto"/>
@@ -17338,7 +17128,7 @@
         <w:widowControl/>
         <w:numPr>
           <w:ilvl w:val="0"/>
-          <w:numId w:val="24"/>
+          <w:numId w:val="23"/>
         </w:numPr>
         <w:suppressLineNumbers w:val="0"/>
         <w:spacing w:line="360" w:lineRule="auto"/>
@@ -17366,7 +17156,7 @@
         <w:widowControl/>
         <w:numPr>
           <w:ilvl w:val="0"/>
-          <w:numId w:val="24"/>
+          <w:numId w:val="23"/>
         </w:numPr>
         <w:suppressLineNumbers w:val="0"/>
         <w:spacing w:line="360" w:lineRule="auto"/>
@@ -17724,7 +17514,7 @@
         <w:widowControl/>
         <w:numPr>
           <w:ilvl w:val="0"/>
-          <w:numId w:val="24"/>
+          <w:numId w:val="23"/>
         </w:numPr>
         <w:suppressLineNumbers w:val="0"/>
         <w:spacing w:line="360" w:lineRule="auto"/>
@@ -17752,7 +17542,7 @@
         <w:widowControl/>
         <w:numPr>
           <w:ilvl w:val="0"/>
-          <w:numId w:val="24"/>
+          <w:numId w:val="23"/>
         </w:numPr>
         <w:suppressLineNumbers w:val="0"/>
         <w:spacing w:line="360" w:lineRule="auto"/>
@@ -17780,7 +17570,7 @@
         <w:widowControl/>
         <w:numPr>
           <w:ilvl w:val="0"/>
-          <w:numId w:val="24"/>
+          <w:numId w:val="23"/>
         </w:numPr>
         <w:suppressLineNumbers w:val="0"/>
         <w:spacing w:line="360" w:lineRule="auto"/>
@@ -17808,7 +17598,7 @@
         <w:widowControl/>
         <w:numPr>
           <w:ilvl w:val="0"/>
-          <w:numId w:val="24"/>
+          <w:numId w:val="23"/>
         </w:numPr>
         <w:suppressLineNumbers w:val="0"/>
         <w:spacing w:line="360" w:lineRule="auto"/>
@@ -18106,7 +17896,7 @@
         <w:widowControl/>
         <w:numPr>
           <w:ilvl w:val="0"/>
-          <w:numId w:val="24"/>
+          <w:numId w:val="23"/>
         </w:numPr>
         <w:suppressLineNumbers w:val="0"/>
         <w:spacing w:line="360" w:lineRule="auto"/>
@@ -18134,7 +17924,7 @@
         <w:widowControl/>
         <w:numPr>
           <w:ilvl w:val="0"/>
-          <w:numId w:val="24"/>
+          <w:numId w:val="23"/>
         </w:numPr>
         <w:suppressLineNumbers w:val="0"/>
         <w:spacing w:line="360" w:lineRule="auto"/>
@@ -18162,7 +17952,7 @@
         <w:widowControl/>
         <w:numPr>
           <w:ilvl w:val="0"/>
-          <w:numId w:val="24"/>
+          <w:numId w:val="23"/>
         </w:numPr>
         <w:suppressLineNumbers w:val="0"/>
         <w:spacing w:line="360" w:lineRule="auto"/>
@@ -18190,7 +17980,7 @@
         <w:widowControl/>
         <w:numPr>
           <w:ilvl w:val="0"/>
-          <w:numId w:val="24"/>
+          <w:numId w:val="23"/>
         </w:numPr>
         <w:suppressLineNumbers w:val="0"/>
         <w:spacing w:line="360" w:lineRule="auto"/>
@@ -18218,7 +18008,7 @@
         <w:widowControl/>
         <w:numPr>
           <w:ilvl w:val="0"/>
-          <w:numId w:val="24"/>
+          <w:numId w:val="23"/>
         </w:numPr>
         <w:suppressLineNumbers w:val="0"/>
         <w:spacing w:line="360" w:lineRule="auto"/>
@@ -18486,7 +18276,7 @@
       <w:pPr>
         <w:numPr>
           <w:ilvl w:val="0"/>
-          <w:numId w:val="24"/>
+          <w:numId w:val="23"/>
         </w:numPr>
         <w:spacing w:line="360" w:lineRule="auto"/>
         <w:ind w:left="420" w:leftChars="0" w:hanging="420" w:firstLineChars="0"/>
@@ -18520,7 +18310,7 @@
       <w:pPr>
         <w:numPr>
           <w:ilvl w:val="0"/>
-          <w:numId w:val="24"/>
+          <w:numId w:val="23"/>
         </w:numPr>
         <w:spacing w:line="360" w:lineRule="auto"/>
         <w:ind w:left="420" w:leftChars="0" w:hanging="420" w:firstLineChars="0"/>
@@ -18554,7 +18344,7 @@
       <w:pPr>
         <w:numPr>
           <w:ilvl w:val="0"/>
-          <w:numId w:val="24"/>
+          <w:numId w:val="23"/>
         </w:numPr>
         <w:spacing w:line="360" w:lineRule="auto"/>
         <w:ind w:left="420" w:leftChars="0" w:hanging="420" w:firstLineChars="0"/>
@@ -18621,7 +18411,7 @@
       <w:pPr>
         <w:numPr>
           <w:ilvl w:val="0"/>
-          <w:numId w:val="24"/>
+          <w:numId w:val="23"/>
         </w:numPr>
         <w:spacing w:after="160" w:line="360" w:lineRule="auto"/>
         <w:ind w:left="420" w:leftChars="0" w:hanging="420" w:firstLineChars="0"/>
@@ -18655,7 +18445,7 @@
       <w:pPr>
         <w:numPr>
           <w:ilvl w:val="0"/>
-          <w:numId w:val="24"/>
+          <w:numId w:val="23"/>
         </w:numPr>
         <w:spacing w:after="160" w:line="360" w:lineRule="auto"/>
         <w:ind w:left="420" w:leftChars="0" w:hanging="420" w:firstLineChars="0"/>
@@ -18689,7 +18479,7 @@
       <w:pPr>
         <w:numPr>
           <w:ilvl w:val="0"/>
-          <w:numId w:val="24"/>
+          <w:numId w:val="23"/>
         </w:numPr>
         <w:spacing w:after="160" w:line="360" w:lineRule="auto"/>
         <w:ind w:left="420" w:leftChars="0" w:hanging="420" w:firstLineChars="0"/>
@@ -18723,7 +18513,7 @@
       <w:pPr>
         <w:numPr>
           <w:ilvl w:val="0"/>
-          <w:numId w:val="24"/>
+          <w:numId w:val="23"/>
         </w:numPr>
         <w:spacing w:after="160" w:line="360" w:lineRule="auto"/>
         <w:ind w:left="420" w:leftChars="0" w:hanging="420" w:firstLineChars="0"/>
@@ -18757,7 +18547,7 @@
       <w:pPr>
         <w:numPr>
           <w:ilvl w:val="0"/>
-          <w:numId w:val="24"/>
+          <w:numId w:val="23"/>
         </w:numPr>
         <w:spacing w:after="160" w:line="360" w:lineRule="auto"/>
         <w:ind w:left="420" w:leftChars="0" w:hanging="420" w:firstLineChars="0"/>
@@ -18927,7 +18717,7 @@
       <w:pPr>
         <w:numPr>
           <w:ilvl w:val="0"/>
-          <w:numId w:val="24"/>
+          <w:numId w:val="23"/>
         </w:numPr>
         <w:spacing w:after="160" w:line="360" w:lineRule="auto"/>
         <w:ind w:left="420" w:leftChars="0" w:hanging="420" w:firstLineChars="0"/>
@@ -18961,7 +18751,7 @@
       <w:pPr>
         <w:numPr>
           <w:ilvl w:val="0"/>
-          <w:numId w:val="24"/>
+          <w:numId w:val="23"/>
         </w:numPr>
         <w:spacing w:after="160" w:line="360" w:lineRule="auto"/>
         <w:ind w:left="420" w:leftChars="0" w:hanging="420" w:firstLineChars="0"/>
@@ -18995,7 +18785,7 @@
       <w:pPr>
         <w:numPr>
           <w:ilvl w:val="0"/>
-          <w:numId w:val="24"/>
+          <w:numId w:val="23"/>
         </w:numPr>
         <w:spacing w:after="160" w:line="360" w:lineRule="auto"/>
         <w:ind w:left="420" w:leftChars="0" w:hanging="420" w:firstLineChars="0"/>
@@ -19029,7 +18819,7 @@
       <w:pPr>
         <w:numPr>
           <w:ilvl w:val="0"/>
-          <w:numId w:val="24"/>
+          <w:numId w:val="23"/>
         </w:numPr>
         <w:spacing w:after="160" w:line="360" w:lineRule="auto"/>
         <w:ind w:left="420" w:leftChars="0" w:hanging="420" w:firstLineChars="0"/>
@@ -19233,7 +19023,7 @@
       <w:pPr>
         <w:numPr>
           <w:ilvl w:val="0"/>
-          <w:numId w:val="24"/>
+          <w:numId w:val="23"/>
         </w:numPr>
         <w:spacing w:after="160" w:line="360" w:lineRule="auto"/>
         <w:ind w:left="420" w:leftChars="0" w:hanging="420" w:firstLineChars="0"/>
@@ -19267,7 +19057,7 @@
       <w:pPr>
         <w:numPr>
           <w:ilvl w:val="0"/>
-          <w:numId w:val="24"/>
+          <w:numId w:val="23"/>
         </w:numPr>
         <w:spacing w:after="160" w:line="360" w:lineRule="auto"/>
         <w:ind w:left="420" w:leftChars="0" w:hanging="420" w:firstLineChars="0"/>
@@ -19301,7 +19091,7 @@
       <w:pPr>
         <w:numPr>
           <w:ilvl w:val="0"/>
-          <w:numId w:val="24"/>
+          <w:numId w:val="23"/>
         </w:numPr>
         <w:spacing w:after="160" w:line="360" w:lineRule="auto"/>
         <w:ind w:left="420" w:leftChars="0" w:hanging="420" w:firstLineChars="0"/>
@@ -19335,7 +19125,7 @@
       <w:pPr>
         <w:numPr>
           <w:ilvl w:val="0"/>
-          <w:numId w:val="24"/>
+          <w:numId w:val="23"/>
         </w:numPr>
         <w:spacing w:after="160" w:line="360" w:lineRule="auto"/>
         <w:ind w:left="420" w:leftChars="0" w:hanging="420" w:firstLineChars="0"/>
@@ -19369,7 +19159,7 @@
       <w:pPr>
         <w:numPr>
           <w:ilvl w:val="0"/>
-          <w:numId w:val="24"/>
+          <w:numId w:val="23"/>
         </w:numPr>
         <w:spacing w:after="160" w:line="360" w:lineRule="auto"/>
         <w:ind w:left="420" w:leftChars="0" w:hanging="420" w:firstLineChars="0"/>
@@ -19403,7 +19193,7 @@
       <w:pPr>
         <w:numPr>
           <w:ilvl w:val="0"/>
-          <w:numId w:val="24"/>
+          <w:numId w:val="23"/>
         </w:numPr>
         <w:spacing w:after="160" w:line="360" w:lineRule="auto"/>
         <w:ind w:left="420" w:leftChars="0" w:hanging="420" w:firstLineChars="0"/>
@@ -19437,7 +19227,7 @@
       <w:pPr>
         <w:numPr>
           <w:ilvl w:val="0"/>
-          <w:numId w:val="24"/>
+          <w:numId w:val="23"/>
         </w:numPr>
         <w:spacing w:after="160" w:line="360" w:lineRule="auto"/>
         <w:ind w:left="420" w:leftChars="0" w:hanging="420" w:firstLineChars="0"/>
@@ -19641,7 +19431,7 @@
       <w:pPr>
         <w:numPr>
           <w:ilvl w:val="0"/>
-          <w:numId w:val="24"/>
+          <w:numId w:val="23"/>
         </w:numPr>
         <w:spacing w:after="160" w:line="360" w:lineRule="auto"/>
         <w:ind w:left="420" w:leftChars="0" w:hanging="420" w:firstLineChars="0"/>
@@ -19675,7 +19465,7 @@
       <w:pPr>
         <w:numPr>
           <w:ilvl w:val="0"/>
-          <w:numId w:val="24"/>
+          <w:numId w:val="23"/>
         </w:numPr>
         <w:spacing w:after="160" w:line="360" w:lineRule="auto"/>
         <w:ind w:left="420" w:leftChars="0" w:hanging="420" w:firstLineChars="0"/>
@@ -19709,7 +19499,7 @@
       <w:pPr>
         <w:numPr>
           <w:ilvl w:val="0"/>
-          <w:numId w:val="24"/>
+          <w:numId w:val="23"/>
         </w:numPr>
         <w:spacing w:after="160" w:line="360" w:lineRule="auto"/>
         <w:ind w:left="420" w:leftChars="0" w:hanging="420" w:firstLineChars="0"/>
@@ -19743,7 +19533,7 @@
       <w:pPr>
         <w:numPr>
           <w:ilvl w:val="0"/>
-          <w:numId w:val="24"/>
+          <w:numId w:val="23"/>
         </w:numPr>
         <w:spacing w:after="160" w:line="360" w:lineRule="auto"/>
         <w:ind w:left="420" w:leftChars="0" w:hanging="420" w:firstLineChars="0"/>
@@ -19777,7 +19567,7 @@
       <w:pPr>
         <w:numPr>
           <w:ilvl w:val="0"/>
-          <w:numId w:val="24"/>
+          <w:numId w:val="23"/>
         </w:numPr>
         <w:spacing w:after="160" w:line="360" w:lineRule="auto"/>
         <w:ind w:left="420" w:leftChars="0" w:hanging="420" w:firstLineChars="0"/>
@@ -19811,7 +19601,7 @@
       <w:pPr>
         <w:numPr>
           <w:ilvl w:val="0"/>
-          <w:numId w:val="24"/>
+          <w:numId w:val="23"/>
         </w:numPr>
         <w:spacing w:after="160" w:line="360" w:lineRule="auto"/>
         <w:ind w:left="420" w:leftChars="0" w:hanging="420" w:firstLineChars="0"/>
@@ -19947,7 +19737,7 @@
       <w:pPr>
         <w:numPr>
           <w:ilvl w:val="0"/>
-          <w:numId w:val="24"/>
+          <w:numId w:val="23"/>
         </w:numPr>
         <w:spacing w:after="160" w:line="360" w:lineRule="auto"/>
         <w:ind w:left="420" w:leftChars="0" w:hanging="420" w:firstLineChars="0"/>
@@ -19981,7 +19771,7 @@
       <w:pPr>
         <w:numPr>
           <w:ilvl w:val="0"/>
-          <w:numId w:val="24"/>
+          <w:numId w:val="23"/>
         </w:numPr>
         <w:spacing w:after="160" w:line="360" w:lineRule="auto"/>
         <w:ind w:left="420" w:leftChars="0" w:hanging="420" w:firstLineChars="0"/>
@@ -20015,7 +19805,7 @@
       <w:pPr>
         <w:numPr>
           <w:ilvl w:val="0"/>
-          <w:numId w:val="24"/>
+          <w:numId w:val="23"/>
         </w:numPr>
         <w:spacing w:after="160" w:line="360" w:lineRule="auto"/>
         <w:ind w:left="420" w:leftChars="0" w:hanging="420" w:firstLineChars="0"/>
@@ -20049,7 +19839,7 @@
       <w:pPr>
         <w:numPr>
           <w:ilvl w:val="0"/>
-          <w:numId w:val="24"/>
+          <w:numId w:val="23"/>
         </w:numPr>
         <w:spacing w:after="160" w:line="360" w:lineRule="auto"/>
         <w:ind w:left="420" w:leftChars="0" w:hanging="420" w:firstLineChars="0"/>
@@ -20083,7 +19873,7 @@
       <w:pPr>
         <w:numPr>
           <w:ilvl w:val="0"/>
-          <w:numId w:val="24"/>
+          <w:numId w:val="23"/>
         </w:numPr>
         <w:spacing w:after="160" w:line="360" w:lineRule="auto"/>
         <w:ind w:left="420" w:leftChars="0" w:hanging="420" w:firstLineChars="0"/>
@@ -20253,7 +20043,7 @@
       <w:pPr>
         <w:numPr>
           <w:ilvl w:val="0"/>
-          <w:numId w:val="24"/>
+          <w:numId w:val="23"/>
         </w:numPr>
         <w:spacing w:after="160" w:line="360" w:lineRule="auto"/>
         <w:ind w:left="420" w:leftChars="0" w:hanging="420" w:firstLineChars="0"/>
@@ -20287,7 +20077,7 @@
       <w:pPr>
         <w:numPr>
           <w:ilvl w:val="0"/>
-          <w:numId w:val="24"/>
+          <w:numId w:val="23"/>
         </w:numPr>
         <w:spacing w:after="160" w:line="360" w:lineRule="auto"/>
         <w:ind w:left="420" w:leftChars="0" w:hanging="420" w:firstLineChars="0"/>
@@ -20321,7 +20111,7 @@
       <w:pPr>
         <w:numPr>
           <w:ilvl w:val="0"/>
-          <w:numId w:val="24"/>
+          <w:numId w:val="23"/>
         </w:numPr>
         <w:spacing w:after="160" w:line="360" w:lineRule="auto"/>
         <w:ind w:left="420" w:leftChars="0" w:hanging="420" w:firstLineChars="0"/>
@@ -20355,7 +20145,7 @@
       <w:pPr>
         <w:numPr>
           <w:ilvl w:val="0"/>
-          <w:numId w:val="24"/>
+          <w:numId w:val="23"/>
         </w:numPr>
         <w:spacing w:after="160" w:line="360" w:lineRule="auto"/>
         <w:ind w:left="420" w:leftChars="0" w:hanging="420" w:firstLineChars="0"/>
@@ -20389,7 +20179,7 @@
       <w:pPr>
         <w:numPr>
           <w:ilvl w:val="0"/>
-          <w:numId w:val="24"/>
+          <w:numId w:val="23"/>
         </w:numPr>
         <w:spacing w:after="160" w:line="360" w:lineRule="auto"/>
         <w:ind w:left="420" w:leftChars="0" w:hanging="420" w:firstLineChars="0"/>
@@ -20423,7 +20213,7 @@
       <w:pPr>
         <w:numPr>
           <w:ilvl w:val="0"/>
-          <w:numId w:val="24"/>
+          <w:numId w:val="23"/>
         </w:numPr>
         <w:spacing w:after="160" w:line="360" w:lineRule="auto"/>
         <w:ind w:left="420" w:leftChars="0" w:hanging="420" w:firstLineChars="0"/>
@@ -20457,7 +20247,7 @@
       <w:pPr>
         <w:numPr>
           <w:ilvl w:val="0"/>
-          <w:numId w:val="24"/>
+          <w:numId w:val="23"/>
         </w:numPr>
         <w:spacing w:after="160" w:line="360" w:lineRule="auto"/>
         <w:ind w:left="420" w:leftChars="0" w:hanging="420" w:firstLineChars="0"/>
@@ -21142,7 +20932,7 @@
       <w:pPr>
         <w:numPr>
           <w:ilvl w:val="0"/>
-          <w:numId w:val="24"/>
+          <w:numId w:val="23"/>
         </w:numPr>
         <w:spacing w:line="360" w:lineRule="auto"/>
         <w:ind w:left="420" w:leftChars="0" w:hanging="420" w:firstLineChars="0"/>
@@ -21176,7 +20966,7 @@
       <w:pPr>
         <w:numPr>
           <w:ilvl w:val="0"/>
-          <w:numId w:val="24"/>
+          <w:numId w:val="23"/>
         </w:numPr>
         <w:spacing w:line="360" w:lineRule="auto"/>
         <w:ind w:left="420" w:leftChars="0" w:hanging="420" w:firstLineChars="0"/>
@@ -21240,7 +21030,7 @@
       <w:pPr>
         <w:numPr>
           <w:ilvl w:val="0"/>
-          <w:numId w:val="24"/>
+          <w:numId w:val="23"/>
         </w:numPr>
         <w:spacing w:line="360" w:lineRule="auto"/>
         <w:ind w:left="420" w:leftChars="0" w:hanging="420" w:firstLineChars="0"/>
@@ -21274,7 +21064,7 @@
       <w:pPr>
         <w:numPr>
           <w:ilvl w:val="0"/>
-          <w:numId w:val="24"/>
+          <w:numId w:val="23"/>
         </w:numPr>
         <w:spacing w:line="360" w:lineRule="auto"/>
         <w:ind w:left="420" w:leftChars="0" w:hanging="420" w:firstLineChars="0"/>
@@ -21308,7 +21098,7 @@
       <w:pPr>
         <w:numPr>
           <w:ilvl w:val="0"/>
-          <w:numId w:val="24"/>
+          <w:numId w:val="23"/>
         </w:numPr>
         <w:spacing w:line="360" w:lineRule="auto"/>
         <w:ind w:left="420" w:leftChars="0" w:hanging="420" w:firstLineChars="0"/>
@@ -21342,7 +21132,7 @@
       <w:pPr>
         <w:numPr>
           <w:ilvl w:val="0"/>
-          <w:numId w:val="24"/>
+          <w:numId w:val="23"/>
         </w:numPr>
         <w:spacing w:line="360" w:lineRule="auto"/>
         <w:ind w:left="420" w:leftChars="0" w:hanging="420" w:firstLineChars="0"/>
@@ -21376,7 +21166,7 @@
       <w:pPr>
         <w:numPr>
           <w:ilvl w:val="0"/>
-          <w:numId w:val="24"/>
+          <w:numId w:val="23"/>
         </w:numPr>
         <w:spacing w:line="360" w:lineRule="auto"/>
         <w:ind w:left="420" w:leftChars="0" w:hanging="420" w:firstLineChars="0"/>
@@ -21440,7 +21230,7 @@
       <w:pPr>
         <w:numPr>
           <w:ilvl w:val="0"/>
-          <w:numId w:val="24"/>
+          <w:numId w:val="23"/>
         </w:numPr>
         <w:spacing w:line="360" w:lineRule="auto"/>
         <w:ind w:left="420" w:leftChars="0" w:hanging="420" w:firstLineChars="0"/>
@@ -21474,7 +21264,7 @@
       <w:pPr>
         <w:numPr>
           <w:ilvl w:val="0"/>
-          <w:numId w:val="24"/>
+          <w:numId w:val="23"/>
         </w:numPr>
         <w:spacing w:line="360" w:lineRule="auto"/>
         <w:ind w:left="420" w:leftChars="0" w:hanging="420" w:firstLineChars="0"/>
@@ -21508,7 +21298,7 @@
       <w:pPr>
         <w:numPr>
           <w:ilvl w:val="0"/>
-          <w:numId w:val="24"/>
+          <w:numId w:val="23"/>
         </w:numPr>
         <w:spacing w:line="360" w:lineRule="auto"/>
         <w:ind w:left="420" w:leftChars="0" w:hanging="420" w:firstLineChars="0"/>
@@ -21542,7 +21332,7 @@
       <w:pPr>
         <w:numPr>
           <w:ilvl w:val="0"/>
-          <w:numId w:val="24"/>
+          <w:numId w:val="23"/>
         </w:numPr>
         <w:spacing w:line="360" w:lineRule="auto"/>
         <w:ind w:left="420" w:leftChars="0" w:hanging="420" w:firstLineChars="0"/>
@@ -21696,7 +21486,7 @@
       <w:pPr>
         <w:numPr>
           <w:ilvl w:val="0"/>
-          <w:numId w:val="24"/>
+          <w:numId w:val="23"/>
         </w:numPr>
         <w:spacing w:line="360" w:lineRule="auto"/>
         <w:ind w:left="420" w:leftChars="0" w:hanging="420" w:firstLineChars="0"/>
@@ -21730,7 +21520,7 @@
       <w:pPr>
         <w:numPr>
           <w:ilvl w:val="0"/>
-          <w:numId w:val="24"/>
+          <w:numId w:val="23"/>
         </w:numPr>
         <w:spacing w:line="360" w:lineRule="auto"/>
         <w:ind w:left="420" w:leftChars="0" w:hanging="420" w:firstLineChars="0"/>
@@ -21764,7 +21554,7 @@
       <w:pPr>
         <w:numPr>
           <w:ilvl w:val="0"/>
-          <w:numId w:val="24"/>
+          <w:numId w:val="23"/>
         </w:numPr>
         <w:spacing w:line="360" w:lineRule="auto"/>
         <w:ind w:left="420" w:leftChars="0" w:hanging="420" w:firstLineChars="0"/>
@@ -21798,7 +21588,7 @@
       <w:pPr>
         <w:numPr>
           <w:ilvl w:val="0"/>
-          <w:numId w:val="24"/>
+          <w:numId w:val="23"/>
         </w:numPr>
         <w:spacing w:line="360" w:lineRule="auto"/>
         <w:ind w:left="420" w:leftChars="0" w:hanging="420" w:firstLineChars="0"/>
@@ -21952,7 +21742,7 @@
       <w:pPr>
         <w:numPr>
           <w:ilvl w:val="0"/>
-          <w:numId w:val="24"/>
+          <w:numId w:val="23"/>
         </w:numPr>
         <w:spacing w:line="360" w:lineRule="auto"/>
         <w:ind w:left="420" w:leftChars="0" w:hanging="420" w:firstLineChars="0"/>
@@ -21986,7 +21776,7 @@
       <w:pPr>
         <w:numPr>
           <w:ilvl w:val="0"/>
-          <w:numId w:val="24"/>
+          <w:numId w:val="23"/>
         </w:numPr>
         <w:spacing w:line="360" w:lineRule="auto"/>
         <w:ind w:left="420" w:leftChars="0" w:hanging="420" w:firstLineChars="0"/>
@@ -22020,7 +21810,7 @@
       <w:pPr>
         <w:numPr>
           <w:ilvl w:val="0"/>
-          <w:numId w:val="24"/>
+          <w:numId w:val="23"/>
         </w:numPr>
         <w:spacing w:line="360" w:lineRule="auto"/>
         <w:ind w:left="420" w:leftChars="0" w:hanging="420" w:firstLineChars="0"/>
@@ -22114,7 +21904,7 @@
       <w:pPr>
         <w:numPr>
           <w:ilvl w:val="0"/>
-          <w:numId w:val="24"/>
+          <w:numId w:val="23"/>
         </w:numPr>
         <w:spacing w:line="360" w:lineRule="auto"/>
         <w:ind w:left="420" w:leftChars="0" w:hanging="420" w:firstLineChars="0"/>
@@ -22148,7 +21938,7 @@
       <w:pPr>
         <w:numPr>
           <w:ilvl w:val="0"/>
-          <w:numId w:val="24"/>
+          <w:numId w:val="23"/>
         </w:numPr>
         <w:spacing w:line="360" w:lineRule="auto"/>
         <w:ind w:left="420" w:leftChars="0" w:hanging="420" w:firstLineChars="0"/>
@@ -22182,7 +21972,7 @@
       <w:pPr>
         <w:numPr>
           <w:ilvl w:val="0"/>
-          <w:numId w:val="24"/>
+          <w:numId w:val="23"/>
         </w:numPr>
         <w:spacing w:line="360" w:lineRule="auto"/>
         <w:ind w:left="420" w:leftChars="0" w:hanging="420" w:firstLineChars="0"/>
@@ -22216,7 +22006,7 @@
       <w:pPr>
         <w:numPr>
           <w:ilvl w:val="0"/>
-          <w:numId w:val="24"/>
+          <w:numId w:val="23"/>
         </w:numPr>
         <w:spacing w:line="360" w:lineRule="auto"/>
         <w:ind w:left="420" w:leftChars="0" w:hanging="420" w:firstLineChars="0"/>
@@ -22250,7 +22040,7 @@
       <w:pPr>
         <w:numPr>
           <w:ilvl w:val="0"/>
-          <w:numId w:val="24"/>
+          <w:numId w:val="23"/>
         </w:numPr>
         <w:spacing w:line="360" w:lineRule="auto"/>
         <w:ind w:left="420" w:leftChars="0" w:hanging="420" w:firstLineChars="0"/>
@@ -22374,7 +22164,7 @@
       <w:pPr>
         <w:numPr>
           <w:ilvl w:val="0"/>
-          <w:numId w:val="24"/>
+          <w:numId w:val="23"/>
         </w:numPr>
         <w:spacing w:line="360" w:lineRule="auto"/>
         <w:ind w:left="420" w:leftChars="0" w:hanging="420" w:firstLineChars="0"/>
@@ -22408,7 +22198,7 @@
       <w:pPr>
         <w:numPr>
           <w:ilvl w:val="0"/>
-          <w:numId w:val="24"/>
+          <w:numId w:val="23"/>
         </w:numPr>
         <w:spacing w:line="360" w:lineRule="auto"/>
         <w:ind w:left="420" w:leftChars="0" w:hanging="420" w:firstLineChars="0"/>
@@ -22442,7 +22232,7 @@
       <w:pPr>
         <w:numPr>
           <w:ilvl w:val="0"/>
-          <w:numId w:val="24"/>
+          <w:numId w:val="23"/>
         </w:numPr>
         <w:spacing w:line="360" w:lineRule="auto"/>
         <w:ind w:left="420" w:leftChars="0" w:hanging="420" w:firstLineChars="0"/>
@@ -22476,7 +22266,7 @@
       <w:pPr>
         <w:numPr>
           <w:ilvl w:val="0"/>
-          <w:numId w:val="24"/>
+          <w:numId w:val="23"/>
         </w:numPr>
         <w:spacing w:line="360" w:lineRule="auto"/>
         <w:ind w:left="420" w:leftChars="0" w:hanging="420" w:firstLineChars="0"/>
@@ -22540,7 +22330,7 @@
       <w:pPr>
         <w:numPr>
           <w:ilvl w:val="0"/>
-          <w:numId w:val="24"/>
+          <w:numId w:val="23"/>
         </w:numPr>
         <w:spacing w:line="360" w:lineRule="auto"/>
         <w:ind w:left="420" w:leftChars="0" w:hanging="420" w:firstLineChars="0"/>
@@ -22574,7 +22364,7 @@
       <w:pPr>
         <w:numPr>
           <w:ilvl w:val="0"/>
-          <w:numId w:val="24"/>
+          <w:numId w:val="23"/>
         </w:numPr>
         <w:spacing w:line="360" w:lineRule="auto"/>
         <w:ind w:left="420" w:leftChars="0" w:hanging="420" w:firstLineChars="0"/>
@@ -22608,7 +22398,7 @@
       <w:pPr>
         <w:numPr>
           <w:ilvl w:val="0"/>
-          <w:numId w:val="24"/>
+          <w:numId w:val="23"/>
         </w:numPr>
         <w:spacing w:line="360" w:lineRule="auto"/>
         <w:ind w:left="420" w:leftChars="0" w:hanging="420" w:firstLineChars="0"/>
@@ -22642,7 +22432,7 @@
       <w:pPr>
         <w:numPr>
           <w:ilvl w:val="0"/>
-          <w:numId w:val="24"/>
+          <w:numId w:val="23"/>
         </w:numPr>
         <w:spacing w:line="360" w:lineRule="auto"/>
         <w:ind w:left="420" w:leftChars="0" w:hanging="420" w:firstLineChars="0"/>
@@ -22796,7 +22586,7 @@
       <w:pPr>
         <w:numPr>
           <w:ilvl w:val="0"/>
-          <w:numId w:val="24"/>
+          <w:numId w:val="23"/>
         </w:numPr>
         <w:spacing w:line="360" w:lineRule="auto"/>
         <w:ind w:left="420" w:leftChars="0" w:hanging="420" w:firstLineChars="0"/>
@@ -22830,7 +22620,7 @@
       <w:pPr>
         <w:numPr>
           <w:ilvl w:val="0"/>
-          <w:numId w:val="24"/>
+          <w:numId w:val="23"/>
         </w:numPr>
         <w:spacing w:line="360" w:lineRule="auto"/>
         <w:ind w:left="420" w:leftChars="0" w:hanging="420" w:firstLineChars="0"/>
@@ -22864,7 +22654,7 @@
       <w:pPr>
         <w:numPr>
           <w:ilvl w:val="0"/>
-          <w:numId w:val="24"/>
+          <w:numId w:val="23"/>
         </w:numPr>
         <w:spacing w:line="360" w:lineRule="auto"/>
         <w:ind w:left="420" w:leftChars="0" w:hanging="420" w:firstLineChars="0"/>
@@ -22898,7 +22688,7 @@
       <w:pPr>
         <w:numPr>
           <w:ilvl w:val="0"/>
-          <w:numId w:val="24"/>
+          <w:numId w:val="23"/>
         </w:numPr>
         <w:spacing w:line="360" w:lineRule="auto"/>
         <w:ind w:left="420" w:leftChars="0" w:hanging="420" w:firstLineChars="0"/>
@@ -22932,7 +22722,7 @@
       <w:pPr>
         <w:numPr>
           <w:ilvl w:val="0"/>
-          <w:numId w:val="24"/>
+          <w:numId w:val="23"/>
         </w:numPr>
         <w:spacing w:line="360" w:lineRule="auto"/>
         <w:ind w:left="420" w:leftChars="0" w:hanging="420" w:firstLineChars="0"/>
@@ -23086,7 +22876,7 @@
       <w:pPr>
         <w:numPr>
           <w:ilvl w:val="0"/>
-          <w:numId w:val="24"/>
+          <w:numId w:val="23"/>
         </w:numPr>
         <w:spacing w:line="360" w:lineRule="auto"/>
         <w:ind w:left="420" w:leftChars="0" w:hanging="420" w:firstLineChars="0"/>
@@ -23120,7 +22910,7 @@
       <w:pPr>
         <w:numPr>
           <w:ilvl w:val="0"/>
-          <w:numId w:val="24"/>
+          <w:numId w:val="23"/>
         </w:numPr>
         <w:spacing w:line="360" w:lineRule="auto"/>
         <w:ind w:left="420" w:leftChars="0" w:hanging="420" w:firstLineChars="0"/>
@@ -23184,7 +22974,7 @@
       <w:pPr>
         <w:numPr>
           <w:ilvl w:val="0"/>
-          <w:numId w:val="24"/>
+          <w:numId w:val="23"/>
         </w:numPr>
         <w:spacing w:line="360" w:lineRule="auto"/>
         <w:ind w:left="420" w:leftChars="0" w:hanging="420" w:firstLineChars="0"/>
@@ -23218,7 +23008,7 @@
       <w:pPr>
         <w:numPr>
           <w:ilvl w:val="0"/>
-          <w:numId w:val="24"/>
+          <w:numId w:val="23"/>
         </w:numPr>
         <w:spacing w:line="360" w:lineRule="auto"/>
         <w:ind w:left="420" w:leftChars="0" w:hanging="420" w:firstLineChars="0"/>
@@ -23252,7 +23042,7 @@
       <w:pPr>
         <w:numPr>
           <w:ilvl w:val="0"/>
-          <w:numId w:val="24"/>
+          <w:numId w:val="23"/>
         </w:numPr>
         <w:spacing w:line="360" w:lineRule="auto"/>
         <w:ind w:left="420" w:leftChars="0" w:hanging="420" w:firstLineChars="0"/>
@@ -23286,7 +23076,7 @@
       <w:pPr>
         <w:numPr>
           <w:ilvl w:val="0"/>
-          <w:numId w:val="24"/>
+          <w:numId w:val="23"/>
         </w:numPr>
         <w:spacing w:line="360" w:lineRule="auto"/>
         <w:ind w:left="420" w:leftChars="0" w:hanging="420" w:firstLineChars="0"/>
@@ -23353,7 +23143,7 @@
       <w:pPr>
         <w:numPr>
           <w:ilvl w:val="0"/>
-          <w:numId w:val="24"/>
+          <w:numId w:val="23"/>
         </w:numPr>
         <w:spacing w:line="360" w:lineRule="auto"/>
         <w:ind w:left="420" w:leftChars="0" w:hanging="420" w:firstLineChars="0"/>
@@ -23387,7 +23177,7 @@
       <w:pPr>
         <w:numPr>
           <w:ilvl w:val="0"/>
-          <w:numId w:val="24"/>
+          <w:numId w:val="23"/>
         </w:numPr>
         <w:spacing w:line="360" w:lineRule="auto"/>
         <w:ind w:left="420" w:leftChars="0" w:hanging="420" w:firstLineChars="0"/>
@@ -23421,7 +23211,7 @@
       <w:pPr>
         <w:numPr>
           <w:ilvl w:val="0"/>
-          <w:numId w:val="24"/>
+          <w:numId w:val="23"/>
         </w:numPr>
         <w:spacing w:line="360" w:lineRule="auto"/>
         <w:ind w:left="420" w:leftChars="0" w:hanging="420" w:firstLineChars="0"/>
@@ -23455,7 +23245,7 @@
       <w:pPr>
         <w:numPr>
           <w:ilvl w:val="0"/>
-          <w:numId w:val="24"/>
+          <w:numId w:val="23"/>
         </w:numPr>
         <w:spacing w:line="360" w:lineRule="auto"/>
         <w:ind w:left="420" w:leftChars="0" w:hanging="420" w:firstLineChars="0"/>
@@ -23579,7 +23369,7 @@
       <w:pPr>
         <w:numPr>
           <w:ilvl w:val="0"/>
-          <w:numId w:val="24"/>
+          <w:numId w:val="23"/>
         </w:numPr>
         <w:spacing w:line="360" w:lineRule="auto"/>
         <w:ind w:left="420" w:leftChars="0" w:hanging="420" w:firstLineChars="0"/>
@@ -23613,7 +23403,7 @@
       <w:pPr>
         <w:numPr>
           <w:ilvl w:val="0"/>
-          <w:numId w:val="24"/>
+          <w:numId w:val="23"/>
         </w:numPr>
         <w:spacing w:line="360" w:lineRule="auto"/>
         <w:ind w:left="420" w:leftChars="0" w:hanging="420" w:firstLineChars="0"/>
@@ -23647,7 +23437,7 @@
       <w:pPr>
         <w:numPr>
           <w:ilvl w:val="0"/>
-          <w:numId w:val="24"/>
+          <w:numId w:val="23"/>
         </w:numPr>
         <w:spacing w:line="360" w:lineRule="auto"/>
         <w:ind w:left="420" w:leftChars="0" w:hanging="420" w:firstLineChars="0"/>
@@ -23681,7 +23471,7 @@
       <w:pPr>
         <w:numPr>
           <w:ilvl w:val="0"/>
-          <w:numId w:val="24"/>
+          <w:numId w:val="23"/>
         </w:numPr>
         <w:spacing w:line="360" w:lineRule="auto"/>
         <w:ind w:left="420" w:leftChars="0" w:hanging="420" w:firstLineChars="0"/>
@@ -23715,7 +23505,7 @@
       <w:pPr>
         <w:numPr>
           <w:ilvl w:val="0"/>
-          <w:numId w:val="24"/>
+          <w:numId w:val="23"/>
         </w:numPr>
         <w:spacing w:line="360" w:lineRule="auto"/>
         <w:ind w:left="420" w:leftChars="0" w:hanging="420" w:firstLineChars="0"/>
@@ -23779,7 +23569,7 @@
       <w:pPr>
         <w:numPr>
           <w:ilvl w:val="0"/>
-          <w:numId w:val="24"/>
+          <w:numId w:val="23"/>
         </w:numPr>
         <w:spacing w:line="360" w:lineRule="auto"/>
         <w:ind w:left="420" w:leftChars="0" w:hanging="420" w:firstLineChars="0"/>
@@ -23813,7 +23603,7 @@
       <w:pPr>
         <w:numPr>
           <w:ilvl w:val="0"/>
-          <w:numId w:val="24"/>
+          <w:numId w:val="23"/>
         </w:numPr>
         <w:spacing w:line="360" w:lineRule="auto"/>
         <w:ind w:left="420" w:leftChars="0" w:hanging="420" w:firstLineChars="0"/>
@@ -23847,7 +23637,7 @@
       <w:pPr>
         <w:numPr>
           <w:ilvl w:val="0"/>
-          <w:numId w:val="24"/>
+          <w:numId w:val="23"/>
         </w:numPr>
         <w:spacing w:line="360" w:lineRule="auto"/>
         <w:ind w:left="420" w:leftChars="0" w:hanging="420" w:firstLineChars="0"/>
@@ -23881,7 +23671,7 @@
       <w:pPr>
         <w:numPr>
           <w:ilvl w:val="0"/>
-          <w:numId w:val="24"/>
+          <w:numId w:val="23"/>
         </w:numPr>
         <w:spacing w:line="360" w:lineRule="auto"/>
         <w:ind w:left="420" w:leftChars="0" w:hanging="420" w:firstLineChars="0"/>
@@ -24035,7 +23825,7 @@
       <w:pPr>
         <w:numPr>
           <w:ilvl w:val="0"/>
-          <w:numId w:val="24"/>
+          <w:numId w:val="23"/>
         </w:numPr>
         <w:spacing w:line="360" w:lineRule="auto"/>
         <w:ind w:left="420" w:leftChars="0" w:hanging="420" w:firstLineChars="0"/>
@@ -24069,7 +23859,7 @@
       <w:pPr>
         <w:numPr>
           <w:ilvl w:val="0"/>
-          <w:numId w:val="24"/>
+          <w:numId w:val="23"/>
         </w:numPr>
         <w:spacing w:line="360" w:lineRule="auto"/>
         <w:ind w:left="420" w:leftChars="0" w:hanging="420" w:firstLineChars="0"/>
@@ -24103,7 +23893,7 @@
       <w:pPr>
         <w:numPr>
           <w:ilvl w:val="0"/>
-          <w:numId w:val="24"/>
+          <w:numId w:val="23"/>
         </w:numPr>
         <w:spacing w:line="360" w:lineRule="auto"/>
         <w:ind w:left="420" w:leftChars="0" w:hanging="420" w:firstLineChars="0"/>
@@ -24197,7 +23987,7 @@
       <w:pPr>
         <w:numPr>
           <w:ilvl w:val="0"/>
-          <w:numId w:val="24"/>
+          <w:numId w:val="23"/>
         </w:numPr>
         <w:spacing w:line="360" w:lineRule="auto"/>
         <w:ind w:left="420" w:leftChars="0" w:hanging="420" w:firstLineChars="0"/>
@@ -24231,7 +24021,7 @@
       <w:pPr>
         <w:numPr>
           <w:ilvl w:val="0"/>
-          <w:numId w:val="24"/>
+          <w:numId w:val="23"/>
         </w:numPr>
         <w:spacing w:line="360" w:lineRule="auto"/>
         <w:ind w:left="420" w:leftChars="0" w:hanging="420" w:firstLineChars="0"/>
@@ -24265,7 +24055,7 @@
       <w:pPr>
         <w:numPr>
           <w:ilvl w:val="0"/>
-          <w:numId w:val="24"/>
+          <w:numId w:val="23"/>
         </w:numPr>
         <w:spacing w:line="360" w:lineRule="auto"/>
         <w:ind w:left="420" w:leftChars="0" w:hanging="420" w:firstLineChars="0"/>
@@ -24299,7 +24089,7 @@
       <w:pPr>
         <w:numPr>
           <w:ilvl w:val="0"/>
-          <w:numId w:val="24"/>
+          <w:numId w:val="23"/>
         </w:numPr>
         <w:spacing w:line="360" w:lineRule="auto"/>
         <w:ind w:left="420" w:leftChars="0" w:hanging="420" w:firstLineChars="0"/>
@@ -24333,7 +24123,7 @@
       <w:pPr>
         <w:numPr>
           <w:ilvl w:val="0"/>
-          <w:numId w:val="24"/>
+          <w:numId w:val="23"/>
         </w:numPr>
         <w:spacing w:line="360" w:lineRule="auto"/>
         <w:ind w:left="420" w:leftChars="0" w:hanging="420" w:firstLineChars="0"/>
@@ -24397,7 +24187,7 @@
       <w:pPr>
         <w:numPr>
           <w:ilvl w:val="0"/>
-          <w:numId w:val="24"/>
+          <w:numId w:val="23"/>
         </w:numPr>
         <w:spacing w:line="360" w:lineRule="auto"/>
         <w:ind w:left="420" w:leftChars="0" w:hanging="420" w:firstLineChars="0"/>
@@ -24431,7 +24221,7 @@
       <w:pPr>
         <w:numPr>
           <w:ilvl w:val="0"/>
-          <w:numId w:val="24"/>
+          <w:numId w:val="23"/>
         </w:numPr>
         <w:spacing w:line="360" w:lineRule="auto"/>
         <w:ind w:left="420" w:leftChars="0" w:hanging="420" w:firstLineChars="0"/>
@@ -24465,7 +24255,7 @@
       <w:pPr>
         <w:numPr>
           <w:ilvl w:val="0"/>
-          <w:numId w:val="24"/>
+          <w:numId w:val="23"/>
         </w:numPr>
         <w:spacing w:line="360" w:lineRule="auto"/>
         <w:ind w:left="420" w:leftChars="0" w:hanging="420" w:firstLineChars="0"/>
@@ -24499,7 +24289,7 @@
       <w:pPr>
         <w:numPr>
           <w:ilvl w:val="0"/>
-          <w:numId w:val="24"/>
+          <w:numId w:val="23"/>
         </w:numPr>
         <w:spacing w:line="360" w:lineRule="auto"/>
         <w:ind w:left="420" w:leftChars="0" w:hanging="420" w:firstLineChars="0"/>
@@ -24548,21 +24338,2087 @@
           <w:lang w:val="en-US"/>
         </w:rPr>
       </w:pPr>
+      <w:r>
+        <w:rPr>
+          <w:rFonts w:hint="default" w:ascii="Times New Roman" w:hAnsi="Times New Roman" w:cs="Times New Roman"/>
+          <w:b w:val="0"/>
+          <w:bCs w:val="0"/>
+          <w:i w:val="0"/>
+          <w:iCs w:val="0"/>
+          <w:sz w:val="28"/>
+          <w:szCs w:val="28"/>
+          <w:lang w:val="en-US"/>
+        </w:rPr>
+        <w:t>Дополнительно использование Docker Compose упрощает интеграцию тестового фреймворка с CI/CD-системами и позволяет автоматически разворачивать инфраструктуру тестирования перед запуском тестов.</w:t>
+      </w:r>
+    </w:p>
+    <w:p>
+      <w:pPr>
+        <w:numPr>
+          <w:numId w:val="0"/>
+        </w:numPr>
+        <w:spacing w:after="160" w:line="360" w:lineRule="auto"/>
+        <w:jc w:val="both"/>
+        <w:rPr>
+          <w:rFonts w:hint="default" w:ascii="Times New Roman" w:hAnsi="Times New Roman" w:cs="Times New Roman"/>
+          <w:b w:val="0"/>
+          <w:bCs w:val="0"/>
+          <w:i w:val="0"/>
+          <w:iCs w:val="0"/>
+          <w:sz w:val="28"/>
+          <w:szCs w:val="28"/>
+          <w:lang w:val="en-US"/>
+        </w:rPr>
+      </w:pPr>
+    </w:p>
+    <w:p>
+      <w:pPr>
+        <w:spacing w:line="360" w:lineRule="auto"/>
+        <w:jc w:val="center"/>
+        <w:rPr>
+          <w:rFonts w:hint="default" w:ascii="Times New Roman" w:hAnsi="Times New Roman" w:cs="Times New Roman"/>
+          <w:b w:val="0"/>
+          <w:bCs w:val="0"/>
+          <w:i w:val="0"/>
+          <w:iCs w:val="0"/>
+          <w:sz w:val="28"/>
+          <w:szCs w:val="28"/>
+          <w:u w:val="single"/>
+          <w:lang w:val="ru-RU"/>
+        </w:rPr>
+      </w:pPr>
+      <w:r>
+        <w:rPr>
+          <w:rFonts w:hint="default" w:ascii="Times New Roman" w:hAnsi="Times New Roman" w:cs="Times New Roman"/>
+          <w:b/>
+          <w:bCs/>
+          <w:sz w:val="28"/>
+          <w:szCs w:val="28"/>
+          <w:u w:val="single"/>
+          <w:lang w:val="ru-RU"/>
+        </w:rPr>
+        <w:t>Параграф 3.</w:t>
+      </w:r>
+      <w:r>
+        <w:rPr>
+          <w:rFonts w:hint="default" w:ascii="Times New Roman" w:hAnsi="Times New Roman" w:cs="Times New Roman"/>
+          <w:sz w:val="28"/>
+          <w:szCs w:val="28"/>
+          <w:u w:val="single"/>
+          <w:lang w:val="ru-RU"/>
+        </w:rPr>
+        <w:t xml:space="preserve"> Проектирование распределённого выполнения тестов</w:t>
+      </w:r>
+    </w:p>
+    <w:p>
+      <w:pPr>
+        <w:spacing w:line="360" w:lineRule="auto"/>
+        <w:jc w:val="both"/>
+        <w:rPr>
+          <w:rFonts w:hint="default" w:ascii="Times New Roman" w:hAnsi="Times New Roman" w:cs="Times New Roman"/>
+          <w:b/>
+          <w:bCs/>
+          <w:i w:val="0"/>
+          <w:iCs w:val="0"/>
+          <w:sz w:val="28"/>
+          <w:szCs w:val="28"/>
+          <w:lang w:val="en-US"/>
+        </w:rPr>
+      </w:pPr>
+      <w:r>
+        <w:rPr>
+          <w:rFonts w:hint="default" w:ascii="Times New Roman" w:hAnsi="Times New Roman" w:cs="Times New Roman"/>
+          <w:b w:val="0"/>
+          <w:bCs w:val="0"/>
+          <w:i w:val="0"/>
+          <w:iCs w:val="0"/>
+          <w:sz w:val="28"/>
+          <w:szCs w:val="28"/>
+          <w:lang w:val="en-US"/>
+        </w:rPr>
+        <w:tab/>
+      </w:r>
+      <w:r>
+        <w:rPr>
+          <w:rFonts w:hint="default" w:ascii="Times New Roman" w:hAnsi="Times New Roman" w:cs="Times New Roman"/>
+          <w:b/>
+          <w:bCs/>
+          <w:i w:val="0"/>
+          <w:iCs w:val="0"/>
+          <w:sz w:val="28"/>
+          <w:szCs w:val="28"/>
+          <w:lang w:val="ru-RU"/>
+        </w:rPr>
+        <w:t>2</w:t>
+      </w:r>
+      <w:r>
+        <w:rPr>
+          <w:rFonts w:hint="default" w:ascii="Times New Roman" w:hAnsi="Times New Roman" w:cs="Times New Roman"/>
+          <w:b/>
+          <w:bCs/>
+          <w:i w:val="0"/>
+          <w:iCs w:val="0"/>
+          <w:sz w:val="28"/>
+          <w:szCs w:val="28"/>
+          <w:lang w:val="en-US"/>
+        </w:rPr>
+        <w:t>.</w:t>
+      </w:r>
+      <w:r>
+        <w:rPr>
+          <w:rFonts w:hint="default" w:ascii="Times New Roman" w:hAnsi="Times New Roman" w:cs="Times New Roman"/>
+          <w:b/>
+          <w:bCs/>
+          <w:i w:val="0"/>
+          <w:iCs w:val="0"/>
+          <w:sz w:val="28"/>
+          <w:szCs w:val="28"/>
+          <w:lang w:val="ru-RU"/>
+        </w:rPr>
+        <w:t>3</w:t>
+      </w:r>
+      <w:r>
+        <w:rPr>
+          <w:rFonts w:hint="default" w:ascii="Times New Roman" w:hAnsi="Times New Roman" w:cs="Times New Roman"/>
+          <w:b/>
+          <w:bCs/>
+          <w:i w:val="0"/>
+          <w:iCs w:val="0"/>
+          <w:sz w:val="28"/>
+          <w:szCs w:val="28"/>
+          <w:lang w:val="en-US"/>
+        </w:rPr>
+        <w:t>.1. Принципы работы Selenium Grid</w:t>
+      </w:r>
+    </w:p>
+    <w:p>
+      <w:pPr>
+        <w:spacing w:line="360" w:lineRule="auto"/>
+        <w:jc w:val="both"/>
+        <w:rPr>
+          <w:rFonts w:hint="default" w:ascii="Times New Roman" w:hAnsi="Times New Roman" w:cs="Times New Roman"/>
+          <w:b w:val="0"/>
+          <w:bCs w:val="0"/>
+          <w:i w:val="0"/>
+          <w:iCs w:val="0"/>
+          <w:sz w:val="28"/>
+          <w:szCs w:val="28"/>
+          <w:lang w:val="en-US"/>
+        </w:rPr>
+      </w:pPr>
+      <w:r>
+        <w:rPr>
+          <w:rFonts w:hint="default" w:ascii="Times New Roman" w:hAnsi="Times New Roman" w:cs="Times New Roman"/>
+          <w:b w:val="0"/>
+          <w:bCs w:val="0"/>
+          <w:i w:val="0"/>
+          <w:iCs w:val="0"/>
+          <w:sz w:val="28"/>
+          <w:szCs w:val="28"/>
+          <w:lang w:val="en-US"/>
+        </w:rPr>
+        <w:tab/>
+      </w:r>
+      <w:r>
+        <w:rPr>
+          <w:rFonts w:hint="default" w:ascii="Times New Roman" w:hAnsi="Times New Roman" w:cs="Times New Roman"/>
+          <w:b w:val="0"/>
+          <w:bCs w:val="0"/>
+          <w:i w:val="0"/>
+          <w:iCs w:val="0"/>
+          <w:sz w:val="28"/>
+          <w:szCs w:val="28"/>
+          <w:lang w:val="en-US"/>
+        </w:rPr>
+        <w:t>При увеличении количества автоматизированных UI-тестов существенно возрастает время выполнения регрессионного тестирования. Последовательный запуск тестовых сценариев на одном браузере становится неэффективным, особенно при необходимости проверки работы приложения в различных браузерах и конфигурациях окружения. Для решения данной проблемы в разработанном фреймворке используется Selenium Grid.</w:t>
+      </w:r>
+    </w:p>
+    <w:p>
+      <w:pPr>
+        <w:spacing w:line="360" w:lineRule="auto"/>
+        <w:ind w:firstLine="708" w:firstLineChars="0"/>
+        <w:jc w:val="both"/>
+        <w:rPr>
+          <w:rFonts w:hint="default" w:ascii="Times New Roman" w:hAnsi="Times New Roman" w:cs="Times New Roman"/>
+          <w:b w:val="0"/>
+          <w:bCs w:val="0"/>
+          <w:i w:val="0"/>
+          <w:iCs w:val="0"/>
+          <w:sz w:val="28"/>
+          <w:szCs w:val="28"/>
+          <w:lang w:val="en-US"/>
+        </w:rPr>
+      </w:pPr>
+      <w:r>
+        <w:rPr>
+          <w:rFonts w:hint="default" w:ascii="Times New Roman" w:hAnsi="Times New Roman" w:cs="Times New Roman"/>
+          <w:b w:val="0"/>
+          <w:bCs w:val="0"/>
+          <w:i w:val="0"/>
+          <w:iCs w:val="0"/>
+          <w:sz w:val="28"/>
+          <w:szCs w:val="28"/>
+          <w:lang w:val="en-US"/>
+        </w:rPr>
+        <w:t>Selenium Grid представляет собой компонент экосистемы Selenium, предназначенный для организации распределённого выполнения автоматизированных тестов. Использование Selenium Grid позволяет запускать тестовые сценарии одновременно на нескольких браузерах и различных узлах инфраструктуры, что значительно сокращает общее время выполнения тестового набора.</w:t>
+      </w:r>
+    </w:p>
+    <w:p>
+      <w:pPr>
+        <w:spacing w:line="360" w:lineRule="auto"/>
+        <w:ind w:firstLine="708" w:firstLineChars="0"/>
+        <w:jc w:val="both"/>
+        <w:rPr>
+          <w:rFonts w:hint="default" w:ascii="Times New Roman" w:hAnsi="Times New Roman" w:cs="Times New Roman"/>
+          <w:b w:val="0"/>
+          <w:bCs w:val="0"/>
+          <w:i w:val="0"/>
+          <w:iCs w:val="0"/>
+          <w:sz w:val="28"/>
+          <w:szCs w:val="28"/>
+          <w:lang w:val="en-US"/>
+        </w:rPr>
+      </w:pPr>
+      <w:r>
+        <w:rPr>
+          <w:rFonts w:hint="default" w:ascii="Times New Roman" w:hAnsi="Times New Roman" w:cs="Times New Roman"/>
+          <w:b w:val="0"/>
+          <w:bCs w:val="0"/>
+          <w:i w:val="0"/>
+          <w:iCs w:val="0"/>
+          <w:sz w:val="28"/>
+          <w:szCs w:val="28"/>
+          <w:lang w:val="en-US"/>
+        </w:rPr>
+        <w:t>В рамках разработанного фреймворка Selenium Grid используется совместно с Docker-контейнерами для организации масштабируемой среды автоматизированного тестирования.</w:t>
+      </w:r>
+    </w:p>
+    <w:p>
+      <w:pPr>
+        <w:spacing w:line="360" w:lineRule="auto"/>
+        <w:jc w:val="both"/>
+        <w:rPr>
+          <w:rFonts w:hint="default" w:ascii="Times New Roman" w:hAnsi="Times New Roman" w:cs="Times New Roman"/>
+          <w:b/>
+          <w:bCs/>
+          <w:i w:val="0"/>
+          <w:iCs w:val="0"/>
+          <w:sz w:val="28"/>
+          <w:szCs w:val="28"/>
+          <w:lang w:val="en-US"/>
+        </w:rPr>
+      </w:pPr>
+      <w:r>
+        <w:rPr>
+          <w:rFonts w:hint="default" w:ascii="Times New Roman" w:hAnsi="Times New Roman" w:cs="Times New Roman"/>
+          <w:b/>
+          <w:bCs/>
+          <w:i w:val="0"/>
+          <w:iCs w:val="0"/>
+          <w:sz w:val="28"/>
+          <w:szCs w:val="28"/>
+          <w:lang w:val="en-US"/>
+        </w:rPr>
+        <w:t>Архитектура Selenium Grid</w:t>
+      </w:r>
+    </w:p>
+    <w:p>
+      <w:pPr>
+        <w:spacing w:line="360" w:lineRule="auto"/>
+        <w:ind w:firstLine="708" w:firstLineChars="0"/>
+        <w:jc w:val="both"/>
+        <w:rPr>
+          <w:rFonts w:hint="default" w:ascii="Times New Roman" w:hAnsi="Times New Roman" w:cs="Times New Roman"/>
+          <w:b w:val="0"/>
+          <w:bCs w:val="0"/>
+          <w:i w:val="0"/>
+          <w:iCs w:val="0"/>
+          <w:sz w:val="28"/>
+          <w:szCs w:val="28"/>
+          <w:lang w:val="en-US"/>
+        </w:rPr>
+      </w:pPr>
+      <w:r>
+        <w:rPr>
+          <w:rFonts w:hint="default" w:ascii="Times New Roman" w:hAnsi="Times New Roman" w:cs="Times New Roman"/>
+          <w:b w:val="0"/>
+          <w:bCs w:val="0"/>
+          <w:i w:val="0"/>
+          <w:iCs w:val="0"/>
+          <w:sz w:val="28"/>
+          <w:szCs w:val="28"/>
+          <w:lang w:val="en-US"/>
+        </w:rPr>
+        <w:t>Архитектура Selenium Grid основана на использовании центрального сервера управления и набора исполнительных узлов.</w:t>
+      </w:r>
+    </w:p>
+    <w:p>
+      <w:pPr>
+        <w:spacing w:line="360" w:lineRule="auto"/>
+        <w:ind w:firstLine="708" w:firstLineChars="0"/>
+        <w:jc w:val="both"/>
+        <w:rPr>
+          <w:rFonts w:hint="default" w:ascii="Times New Roman" w:hAnsi="Times New Roman" w:cs="Times New Roman"/>
+          <w:b w:val="0"/>
+          <w:bCs w:val="0"/>
+          <w:i w:val="0"/>
+          <w:iCs w:val="0"/>
+          <w:sz w:val="28"/>
+          <w:szCs w:val="28"/>
+          <w:lang w:val="en-US"/>
+        </w:rPr>
+      </w:pPr>
+      <w:r>
+        <w:rPr>
+          <w:rFonts w:hint="default" w:ascii="Times New Roman" w:hAnsi="Times New Roman" w:cs="Times New Roman"/>
+          <w:b w:val="0"/>
+          <w:bCs w:val="0"/>
+          <w:i w:val="0"/>
+          <w:iCs w:val="0"/>
+          <w:sz w:val="28"/>
+          <w:szCs w:val="28"/>
+          <w:lang w:val="en-US"/>
+        </w:rPr>
+        <w:t>Основными компонентами Selenium Grid являются:</w:t>
+      </w:r>
+    </w:p>
+    <w:p>
+      <w:pPr>
+        <w:numPr>
+          <w:ilvl w:val="0"/>
+          <w:numId w:val="23"/>
+        </w:numPr>
+        <w:spacing w:line="360" w:lineRule="auto"/>
+        <w:ind w:left="420" w:leftChars="0" w:hanging="420" w:firstLineChars="0"/>
+        <w:jc w:val="both"/>
+        <w:rPr>
+          <w:rFonts w:hint="default" w:ascii="Times New Roman" w:hAnsi="Times New Roman" w:cs="Times New Roman"/>
+          <w:b w:val="0"/>
+          <w:bCs w:val="0"/>
+          <w:i w:val="0"/>
+          <w:iCs w:val="0"/>
+          <w:sz w:val="28"/>
+          <w:szCs w:val="28"/>
+          <w:lang w:val="en-US"/>
+        </w:rPr>
+      </w:pPr>
+      <w:r>
+        <w:rPr>
+          <w:rFonts w:hint="default" w:ascii="Times New Roman" w:hAnsi="Times New Roman" w:cs="Times New Roman"/>
+          <w:b w:val="0"/>
+          <w:bCs w:val="0"/>
+          <w:i w:val="0"/>
+          <w:iCs w:val="0"/>
+          <w:sz w:val="28"/>
+          <w:szCs w:val="28"/>
+          <w:lang w:val="en-US"/>
+        </w:rPr>
+        <w:t>Hub;</w:t>
+      </w:r>
+    </w:p>
+    <w:p>
+      <w:pPr>
+        <w:numPr>
+          <w:ilvl w:val="0"/>
+          <w:numId w:val="23"/>
+        </w:numPr>
+        <w:spacing w:line="360" w:lineRule="auto"/>
+        <w:ind w:left="420" w:leftChars="0" w:hanging="420" w:firstLineChars="0"/>
+        <w:jc w:val="both"/>
+        <w:rPr>
+          <w:rFonts w:hint="default" w:ascii="Times New Roman" w:hAnsi="Times New Roman" w:cs="Times New Roman"/>
+          <w:b w:val="0"/>
+          <w:bCs w:val="0"/>
+          <w:i w:val="0"/>
+          <w:iCs w:val="0"/>
+          <w:sz w:val="28"/>
+          <w:szCs w:val="28"/>
+          <w:lang w:val="en-US"/>
+        </w:rPr>
+      </w:pPr>
+      <w:r>
+        <w:rPr>
+          <w:rFonts w:hint="default" w:ascii="Times New Roman" w:hAnsi="Times New Roman" w:cs="Times New Roman"/>
+          <w:b w:val="0"/>
+          <w:bCs w:val="0"/>
+          <w:i w:val="0"/>
+          <w:iCs w:val="0"/>
+          <w:sz w:val="28"/>
+          <w:szCs w:val="28"/>
+          <w:lang w:val="en-US"/>
+        </w:rPr>
+        <w:t>Nodes.</w:t>
+      </w:r>
+    </w:p>
+    <w:p>
+      <w:pPr>
+        <w:spacing w:line="360" w:lineRule="auto"/>
+        <w:ind w:firstLine="708" w:firstLineChars="0"/>
+        <w:jc w:val="both"/>
+        <w:rPr>
+          <w:rFonts w:hint="default" w:ascii="Times New Roman" w:hAnsi="Times New Roman" w:cs="Times New Roman"/>
+          <w:b/>
+          <w:bCs/>
+          <w:i w:val="0"/>
+          <w:iCs w:val="0"/>
+          <w:sz w:val="28"/>
+          <w:szCs w:val="28"/>
+          <w:lang w:val="en-US"/>
+        </w:rPr>
+      </w:pPr>
+      <w:r>
+        <w:rPr>
+          <w:rFonts w:hint="default" w:ascii="Times New Roman" w:hAnsi="Times New Roman" w:cs="Times New Roman"/>
+          <w:b/>
+          <w:bCs/>
+          <w:i w:val="0"/>
+          <w:iCs w:val="0"/>
+          <w:sz w:val="28"/>
+          <w:szCs w:val="28"/>
+          <w:lang w:val="en-US"/>
+        </w:rPr>
+        <w:t>Selenium Hub</w:t>
+      </w:r>
+    </w:p>
+    <w:p>
+      <w:pPr>
+        <w:spacing w:line="360" w:lineRule="auto"/>
+        <w:ind w:firstLine="708" w:firstLineChars="0"/>
+        <w:jc w:val="both"/>
+        <w:rPr>
+          <w:rFonts w:hint="default" w:ascii="Times New Roman" w:hAnsi="Times New Roman" w:cs="Times New Roman"/>
+          <w:b w:val="0"/>
+          <w:bCs w:val="0"/>
+          <w:i w:val="0"/>
+          <w:iCs w:val="0"/>
+          <w:sz w:val="28"/>
+          <w:szCs w:val="28"/>
+          <w:lang w:val="en-US"/>
+        </w:rPr>
+      </w:pPr>
+      <w:r>
+        <w:rPr>
+          <w:rFonts w:hint="default" w:ascii="Times New Roman" w:hAnsi="Times New Roman" w:cs="Times New Roman"/>
+          <w:b w:val="0"/>
+          <w:bCs w:val="0"/>
+          <w:i w:val="0"/>
+          <w:iCs w:val="0"/>
+          <w:sz w:val="28"/>
+          <w:szCs w:val="28"/>
+          <w:lang w:val="en-US"/>
+        </w:rPr>
+        <w:t>Hub представляет собой центральный компонент Selenium Grid, выполняющий функции координации и распределения тестовых задач.</w:t>
+      </w:r>
+    </w:p>
+    <w:p>
+      <w:pPr>
+        <w:spacing w:line="360" w:lineRule="auto"/>
+        <w:ind w:firstLine="708" w:firstLineChars="0"/>
+        <w:jc w:val="both"/>
+        <w:rPr>
+          <w:rFonts w:hint="default" w:ascii="Times New Roman" w:hAnsi="Times New Roman" w:cs="Times New Roman"/>
+          <w:b w:val="0"/>
+          <w:bCs w:val="0"/>
+          <w:i w:val="0"/>
+          <w:iCs w:val="0"/>
+          <w:sz w:val="28"/>
+          <w:szCs w:val="28"/>
+          <w:lang w:val="en-US"/>
+        </w:rPr>
+      </w:pPr>
+      <w:r>
+        <w:rPr>
+          <w:rFonts w:hint="default" w:ascii="Times New Roman" w:hAnsi="Times New Roman" w:cs="Times New Roman"/>
+          <w:b w:val="0"/>
+          <w:bCs w:val="0"/>
+          <w:i w:val="0"/>
+          <w:iCs w:val="0"/>
+          <w:sz w:val="28"/>
+          <w:szCs w:val="28"/>
+          <w:lang w:val="en-US"/>
+        </w:rPr>
+        <w:t>Основными задачами Hub являются:</w:t>
+      </w:r>
+    </w:p>
+    <w:p>
+      <w:pPr>
+        <w:numPr>
+          <w:ilvl w:val="0"/>
+          <w:numId w:val="23"/>
+        </w:numPr>
+        <w:spacing w:line="360" w:lineRule="auto"/>
+        <w:ind w:left="420" w:leftChars="0" w:hanging="420" w:firstLineChars="0"/>
+        <w:jc w:val="both"/>
+        <w:rPr>
+          <w:rFonts w:hint="default" w:ascii="Times New Roman" w:hAnsi="Times New Roman" w:cs="Times New Roman"/>
+          <w:b w:val="0"/>
+          <w:bCs w:val="0"/>
+          <w:i w:val="0"/>
+          <w:iCs w:val="0"/>
+          <w:sz w:val="28"/>
+          <w:szCs w:val="28"/>
+          <w:lang w:val="en-US"/>
+        </w:rPr>
+      </w:pPr>
+      <w:r>
+        <w:rPr>
+          <w:rFonts w:hint="default" w:ascii="Times New Roman" w:hAnsi="Times New Roman" w:cs="Times New Roman"/>
+          <w:b w:val="0"/>
+          <w:bCs w:val="0"/>
+          <w:i w:val="0"/>
+          <w:iCs w:val="0"/>
+          <w:sz w:val="28"/>
+          <w:szCs w:val="28"/>
+          <w:lang w:val="en-US"/>
+        </w:rPr>
+        <w:t>приём запросов на выполнение тестов;</w:t>
+      </w:r>
+    </w:p>
+    <w:p>
+      <w:pPr>
+        <w:numPr>
+          <w:ilvl w:val="0"/>
+          <w:numId w:val="23"/>
+        </w:numPr>
+        <w:spacing w:line="360" w:lineRule="auto"/>
+        <w:ind w:left="420" w:leftChars="0" w:hanging="420" w:firstLineChars="0"/>
+        <w:jc w:val="both"/>
+        <w:rPr>
+          <w:rFonts w:hint="default" w:ascii="Times New Roman" w:hAnsi="Times New Roman" w:cs="Times New Roman"/>
+          <w:b w:val="0"/>
+          <w:bCs w:val="0"/>
+          <w:i w:val="0"/>
+          <w:iCs w:val="0"/>
+          <w:sz w:val="28"/>
+          <w:szCs w:val="28"/>
+          <w:lang w:val="en-US"/>
+        </w:rPr>
+      </w:pPr>
+      <w:r>
+        <w:rPr>
+          <w:rFonts w:hint="default" w:ascii="Times New Roman" w:hAnsi="Times New Roman" w:cs="Times New Roman"/>
+          <w:b w:val="0"/>
+          <w:bCs w:val="0"/>
+          <w:i w:val="0"/>
+          <w:iCs w:val="0"/>
+          <w:sz w:val="28"/>
+          <w:szCs w:val="28"/>
+          <w:lang w:val="en-US"/>
+        </w:rPr>
+        <w:t>распределение тестов между доступными browser-node;</w:t>
+      </w:r>
+    </w:p>
+    <w:p>
+      <w:pPr>
+        <w:numPr>
+          <w:ilvl w:val="0"/>
+          <w:numId w:val="23"/>
+        </w:numPr>
+        <w:spacing w:line="360" w:lineRule="auto"/>
+        <w:ind w:left="420" w:leftChars="0" w:hanging="420" w:firstLineChars="0"/>
+        <w:jc w:val="both"/>
+        <w:rPr>
+          <w:rFonts w:hint="default" w:ascii="Times New Roman" w:hAnsi="Times New Roman" w:cs="Times New Roman"/>
+          <w:b w:val="0"/>
+          <w:bCs w:val="0"/>
+          <w:i w:val="0"/>
+          <w:iCs w:val="0"/>
+          <w:sz w:val="28"/>
+          <w:szCs w:val="28"/>
+          <w:lang w:val="en-US"/>
+        </w:rPr>
+      </w:pPr>
+      <w:r>
+        <w:rPr>
+          <w:rFonts w:hint="default" w:ascii="Times New Roman" w:hAnsi="Times New Roman" w:cs="Times New Roman"/>
+          <w:b w:val="0"/>
+          <w:bCs w:val="0"/>
+          <w:i w:val="0"/>
+          <w:iCs w:val="0"/>
+          <w:sz w:val="28"/>
+          <w:szCs w:val="28"/>
+          <w:lang w:val="en-US"/>
+        </w:rPr>
+        <w:t>управление браузерными сессиями;</w:t>
+      </w:r>
+    </w:p>
+    <w:p>
+      <w:pPr>
+        <w:numPr>
+          <w:ilvl w:val="0"/>
+          <w:numId w:val="23"/>
+        </w:numPr>
+        <w:spacing w:line="360" w:lineRule="auto"/>
+        <w:ind w:left="420" w:leftChars="0" w:hanging="420" w:firstLineChars="0"/>
+        <w:jc w:val="both"/>
+        <w:rPr>
+          <w:rFonts w:hint="default" w:ascii="Times New Roman" w:hAnsi="Times New Roman" w:cs="Times New Roman"/>
+          <w:b w:val="0"/>
+          <w:bCs w:val="0"/>
+          <w:i w:val="0"/>
+          <w:iCs w:val="0"/>
+          <w:sz w:val="28"/>
+          <w:szCs w:val="28"/>
+          <w:lang w:val="en-US"/>
+        </w:rPr>
+      </w:pPr>
+      <w:r>
+        <w:rPr>
+          <w:rFonts w:hint="default" w:ascii="Times New Roman" w:hAnsi="Times New Roman" w:cs="Times New Roman"/>
+          <w:b w:val="0"/>
+          <w:bCs w:val="0"/>
+          <w:i w:val="0"/>
+          <w:iCs w:val="0"/>
+          <w:sz w:val="28"/>
+          <w:szCs w:val="28"/>
+          <w:lang w:val="en-US"/>
+        </w:rPr>
+        <w:t>контроль подключённых узлов;</w:t>
+      </w:r>
+    </w:p>
+    <w:p>
+      <w:pPr>
+        <w:numPr>
+          <w:ilvl w:val="0"/>
+          <w:numId w:val="23"/>
+        </w:numPr>
+        <w:spacing w:line="360" w:lineRule="auto"/>
+        <w:ind w:left="420" w:leftChars="0" w:hanging="420" w:firstLineChars="0"/>
+        <w:jc w:val="both"/>
+        <w:rPr>
+          <w:rFonts w:hint="default" w:ascii="Times New Roman" w:hAnsi="Times New Roman" w:cs="Times New Roman"/>
+          <w:b w:val="0"/>
+          <w:bCs w:val="0"/>
+          <w:i w:val="0"/>
+          <w:iCs w:val="0"/>
+          <w:sz w:val="28"/>
+          <w:szCs w:val="28"/>
+          <w:lang w:val="en-US"/>
+        </w:rPr>
+      </w:pPr>
+      <w:r>
+        <w:rPr>
+          <w:rFonts w:hint="default" w:ascii="Times New Roman" w:hAnsi="Times New Roman" w:cs="Times New Roman"/>
+          <w:b w:val="0"/>
+          <w:bCs w:val="0"/>
+          <w:i w:val="0"/>
+          <w:iCs w:val="0"/>
+          <w:sz w:val="28"/>
+          <w:szCs w:val="28"/>
+          <w:lang w:val="en-US"/>
+        </w:rPr>
+        <w:t>маршрутизация команд WebDriver.</w:t>
+      </w:r>
+    </w:p>
+    <w:p>
+      <w:pPr>
+        <w:spacing w:line="360" w:lineRule="auto"/>
+        <w:ind w:firstLine="708" w:firstLineChars="0"/>
+        <w:jc w:val="both"/>
+        <w:rPr>
+          <w:rFonts w:hint="default" w:ascii="Times New Roman" w:hAnsi="Times New Roman" w:cs="Times New Roman"/>
+          <w:b w:val="0"/>
+          <w:bCs w:val="0"/>
+          <w:i w:val="0"/>
+          <w:iCs w:val="0"/>
+          <w:sz w:val="28"/>
+          <w:szCs w:val="28"/>
+          <w:lang w:val="en-US"/>
+        </w:rPr>
+      </w:pPr>
+      <w:r>
+        <w:rPr>
+          <w:rFonts w:hint="default" w:ascii="Times New Roman" w:hAnsi="Times New Roman" w:cs="Times New Roman"/>
+          <w:b w:val="0"/>
+          <w:bCs w:val="0"/>
+          <w:i w:val="0"/>
+          <w:iCs w:val="0"/>
+          <w:sz w:val="28"/>
+          <w:szCs w:val="28"/>
+          <w:lang w:val="en-US"/>
+        </w:rPr>
+        <w:t>Тестовые сценарии не взаимодействуют с браузерами напрямую. Все команды передаются через Selenium Hub, который определяет, на каком узле будет выполняться конкретный тест.</w:t>
+      </w:r>
+    </w:p>
+    <w:p>
+      <w:pPr>
+        <w:spacing w:line="360" w:lineRule="auto"/>
+        <w:ind w:firstLine="708" w:firstLineChars="0"/>
+        <w:jc w:val="both"/>
+        <w:rPr>
+          <w:rFonts w:hint="default" w:ascii="Times New Roman" w:hAnsi="Times New Roman" w:cs="Times New Roman"/>
+          <w:b/>
+          <w:bCs/>
+          <w:i w:val="0"/>
+          <w:iCs w:val="0"/>
+          <w:sz w:val="28"/>
+          <w:szCs w:val="28"/>
+          <w:lang w:val="en-US"/>
+        </w:rPr>
+      </w:pPr>
+      <w:r>
+        <w:rPr>
+          <w:rFonts w:hint="default" w:ascii="Times New Roman" w:hAnsi="Times New Roman" w:cs="Times New Roman"/>
+          <w:b/>
+          <w:bCs/>
+          <w:i w:val="0"/>
+          <w:iCs w:val="0"/>
+          <w:sz w:val="28"/>
+          <w:szCs w:val="28"/>
+          <w:lang w:val="en-US"/>
+        </w:rPr>
+        <w:t>Selenium Nodes</w:t>
+      </w:r>
+    </w:p>
+    <w:p>
+      <w:pPr>
+        <w:spacing w:line="360" w:lineRule="auto"/>
+        <w:ind w:firstLine="708" w:firstLineChars="0"/>
+        <w:jc w:val="both"/>
+        <w:rPr>
+          <w:rFonts w:hint="default" w:ascii="Times New Roman" w:hAnsi="Times New Roman" w:cs="Times New Roman"/>
+          <w:b w:val="0"/>
+          <w:bCs w:val="0"/>
+          <w:i w:val="0"/>
+          <w:iCs w:val="0"/>
+          <w:sz w:val="28"/>
+          <w:szCs w:val="28"/>
+          <w:lang w:val="en-US"/>
+        </w:rPr>
+      </w:pPr>
+      <w:r>
+        <w:rPr>
+          <w:rFonts w:hint="default" w:ascii="Times New Roman" w:hAnsi="Times New Roman" w:cs="Times New Roman"/>
+          <w:b w:val="0"/>
+          <w:bCs w:val="0"/>
+          <w:i w:val="0"/>
+          <w:iCs w:val="0"/>
+          <w:sz w:val="28"/>
+          <w:szCs w:val="28"/>
+          <w:lang w:val="en-US"/>
+        </w:rPr>
+        <w:t>Nodes являются исполнительными узлами Selenium Grid. Каждый node представляет собой отдельное окружение, в котором запускается браузер и выполняются тестовые сценарии.</w:t>
+      </w:r>
+    </w:p>
+    <w:p>
+      <w:pPr>
+        <w:spacing w:line="360" w:lineRule="auto"/>
+        <w:ind w:firstLine="708" w:firstLineChars="0"/>
+        <w:jc w:val="both"/>
+        <w:rPr>
+          <w:rFonts w:hint="default" w:ascii="Times New Roman" w:hAnsi="Times New Roman" w:cs="Times New Roman"/>
+          <w:b w:val="0"/>
+          <w:bCs w:val="0"/>
+          <w:i w:val="0"/>
+          <w:iCs w:val="0"/>
+          <w:sz w:val="28"/>
+          <w:szCs w:val="28"/>
+          <w:lang w:val="en-US"/>
+        </w:rPr>
+      </w:pPr>
+      <w:r>
+        <w:rPr>
+          <w:rFonts w:hint="default" w:ascii="Times New Roman" w:hAnsi="Times New Roman" w:cs="Times New Roman"/>
+          <w:b w:val="0"/>
+          <w:bCs w:val="0"/>
+          <w:i w:val="0"/>
+          <w:iCs w:val="0"/>
+          <w:sz w:val="28"/>
+          <w:szCs w:val="28"/>
+          <w:lang w:val="en-US"/>
+        </w:rPr>
+        <w:t>В разработанном проекте browser-node разворачиваются в Docker-контейнерах и содержат:</w:t>
+      </w:r>
+    </w:p>
+    <w:p>
+      <w:pPr>
+        <w:numPr>
+          <w:ilvl w:val="0"/>
+          <w:numId w:val="23"/>
+        </w:numPr>
+        <w:spacing w:line="360" w:lineRule="auto"/>
+        <w:ind w:left="420" w:leftChars="0" w:hanging="420" w:firstLineChars="0"/>
+        <w:jc w:val="both"/>
+        <w:rPr>
+          <w:rFonts w:hint="default" w:ascii="Times New Roman" w:hAnsi="Times New Roman" w:cs="Times New Roman"/>
+          <w:b w:val="0"/>
+          <w:bCs w:val="0"/>
+          <w:i w:val="0"/>
+          <w:iCs w:val="0"/>
+          <w:sz w:val="28"/>
+          <w:szCs w:val="28"/>
+          <w:lang w:val="en-US"/>
+        </w:rPr>
+      </w:pPr>
+      <w:r>
+        <w:rPr>
+          <w:rFonts w:hint="default" w:ascii="Times New Roman" w:hAnsi="Times New Roman" w:cs="Times New Roman"/>
+          <w:b w:val="0"/>
+          <w:bCs w:val="0"/>
+          <w:i w:val="0"/>
+          <w:iCs w:val="0"/>
+          <w:sz w:val="28"/>
+          <w:szCs w:val="28"/>
+          <w:lang w:val="en-US"/>
+        </w:rPr>
+        <w:t>экземпляр браузера;</w:t>
+      </w:r>
+    </w:p>
+    <w:p>
+      <w:pPr>
+        <w:numPr>
+          <w:ilvl w:val="0"/>
+          <w:numId w:val="23"/>
+        </w:numPr>
+        <w:spacing w:line="360" w:lineRule="auto"/>
+        <w:ind w:left="420" w:leftChars="0" w:hanging="420" w:firstLineChars="0"/>
+        <w:jc w:val="both"/>
+        <w:rPr>
+          <w:rFonts w:hint="default" w:ascii="Times New Roman" w:hAnsi="Times New Roman" w:cs="Times New Roman"/>
+          <w:b w:val="0"/>
+          <w:bCs w:val="0"/>
+          <w:i w:val="0"/>
+          <w:iCs w:val="0"/>
+          <w:sz w:val="28"/>
+          <w:szCs w:val="28"/>
+          <w:lang w:val="en-US"/>
+        </w:rPr>
+      </w:pPr>
+      <w:r>
+        <w:rPr>
+          <w:rFonts w:hint="default" w:ascii="Times New Roman" w:hAnsi="Times New Roman" w:cs="Times New Roman"/>
+          <w:b w:val="0"/>
+          <w:bCs w:val="0"/>
+          <w:i w:val="0"/>
+          <w:iCs w:val="0"/>
+          <w:sz w:val="28"/>
+          <w:szCs w:val="28"/>
+          <w:lang w:val="en-US"/>
+        </w:rPr>
+        <w:t>WebDriver;</w:t>
+      </w:r>
+    </w:p>
+    <w:p>
+      <w:pPr>
+        <w:numPr>
+          <w:ilvl w:val="0"/>
+          <w:numId w:val="23"/>
+        </w:numPr>
+        <w:spacing w:line="360" w:lineRule="auto"/>
+        <w:ind w:left="420" w:leftChars="0" w:hanging="420" w:firstLineChars="0"/>
+        <w:jc w:val="both"/>
+        <w:rPr>
+          <w:rFonts w:hint="default" w:ascii="Times New Roman" w:hAnsi="Times New Roman" w:cs="Times New Roman"/>
+          <w:b w:val="0"/>
+          <w:bCs w:val="0"/>
+          <w:i w:val="0"/>
+          <w:iCs w:val="0"/>
+          <w:sz w:val="28"/>
+          <w:szCs w:val="28"/>
+          <w:lang w:val="en-US"/>
+        </w:rPr>
+      </w:pPr>
+      <w:r>
+        <w:rPr>
+          <w:rFonts w:hint="default" w:ascii="Times New Roman" w:hAnsi="Times New Roman" w:cs="Times New Roman"/>
+          <w:b w:val="0"/>
+          <w:bCs w:val="0"/>
+          <w:i w:val="0"/>
+          <w:iCs w:val="0"/>
+          <w:sz w:val="28"/>
+          <w:szCs w:val="28"/>
+          <w:lang w:val="en-US"/>
+        </w:rPr>
+        <w:t>компоненты Selenium Node.</w:t>
+      </w:r>
+    </w:p>
+    <w:p>
+      <w:pPr>
+        <w:spacing w:line="360" w:lineRule="auto"/>
+        <w:ind w:firstLine="708" w:firstLineChars="0"/>
+        <w:jc w:val="both"/>
+        <w:rPr>
+          <w:rFonts w:hint="default" w:ascii="Times New Roman" w:hAnsi="Times New Roman" w:cs="Times New Roman"/>
+          <w:b w:val="0"/>
+          <w:bCs w:val="0"/>
+          <w:i w:val="0"/>
+          <w:iCs w:val="0"/>
+          <w:sz w:val="28"/>
+          <w:szCs w:val="28"/>
+          <w:lang w:val="en-US"/>
+        </w:rPr>
+      </w:pPr>
+      <w:r>
+        <w:rPr>
+          <w:rFonts w:hint="default" w:ascii="Times New Roman" w:hAnsi="Times New Roman" w:cs="Times New Roman"/>
+          <w:b w:val="0"/>
+          <w:bCs w:val="0"/>
+          <w:i w:val="0"/>
+          <w:iCs w:val="0"/>
+          <w:sz w:val="28"/>
+          <w:szCs w:val="28"/>
+          <w:lang w:val="en-US"/>
+        </w:rPr>
+        <w:t>В качестве browser-node используются контейнеры:</w:t>
+      </w:r>
+    </w:p>
+    <w:p>
+      <w:pPr>
+        <w:numPr>
+          <w:ilvl w:val="0"/>
+          <w:numId w:val="23"/>
+        </w:numPr>
+        <w:spacing w:line="360" w:lineRule="auto"/>
+        <w:ind w:left="420" w:leftChars="0" w:hanging="420" w:firstLineChars="0"/>
+        <w:jc w:val="both"/>
+        <w:rPr>
+          <w:rFonts w:hint="default" w:ascii="Times New Roman" w:hAnsi="Times New Roman" w:cs="Times New Roman"/>
+          <w:b w:val="0"/>
+          <w:bCs w:val="0"/>
+          <w:i w:val="0"/>
+          <w:iCs w:val="0"/>
+          <w:sz w:val="28"/>
+          <w:szCs w:val="28"/>
+          <w:lang w:val="en-US"/>
+        </w:rPr>
+      </w:pPr>
+      <w:r>
+        <w:rPr>
+          <w:rFonts w:hint="default" w:ascii="Times New Roman" w:hAnsi="Times New Roman" w:cs="Times New Roman"/>
+          <w:b w:val="0"/>
+          <w:bCs w:val="0"/>
+          <w:i w:val="0"/>
+          <w:iCs w:val="0"/>
+          <w:sz w:val="28"/>
+          <w:szCs w:val="28"/>
+          <w:lang w:val="en-US"/>
+        </w:rPr>
+        <w:t>Google Chrome;</w:t>
+      </w:r>
+    </w:p>
+    <w:p>
+      <w:pPr>
+        <w:numPr>
+          <w:ilvl w:val="0"/>
+          <w:numId w:val="23"/>
+        </w:numPr>
+        <w:spacing w:line="360" w:lineRule="auto"/>
+        <w:ind w:left="420" w:leftChars="0" w:hanging="420" w:firstLineChars="0"/>
+        <w:jc w:val="both"/>
+        <w:rPr>
+          <w:rFonts w:hint="default" w:ascii="Times New Roman" w:hAnsi="Times New Roman" w:cs="Times New Roman"/>
+          <w:b w:val="0"/>
+          <w:bCs w:val="0"/>
+          <w:i w:val="0"/>
+          <w:iCs w:val="0"/>
+          <w:sz w:val="28"/>
+          <w:szCs w:val="28"/>
+          <w:lang w:val="en-US"/>
+        </w:rPr>
+      </w:pPr>
+      <w:r>
+        <w:rPr>
+          <w:rFonts w:hint="default" w:ascii="Times New Roman" w:hAnsi="Times New Roman" w:cs="Times New Roman"/>
+          <w:b w:val="0"/>
+          <w:bCs w:val="0"/>
+          <w:i w:val="0"/>
+          <w:iCs w:val="0"/>
+          <w:sz w:val="28"/>
+          <w:szCs w:val="28"/>
+          <w:lang w:val="en-US"/>
+        </w:rPr>
+        <w:t>Mozilla Firefox.</w:t>
+      </w:r>
+    </w:p>
+    <w:p>
+      <w:pPr>
+        <w:spacing w:line="360" w:lineRule="auto"/>
+        <w:ind w:firstLine="708" w:firstLineChars="0"/>
+        <w:jc w:val="both"/>
+        <w:rPr>
+          <w:rFonts w:hint="default" w:ascii="Times New Roman" w:hAnsi="Times New Roman" w:cs="Times New Roman"/>
+          <w:b w:val="0"/>
+          <w:bCs w:val="0"/>
+          <w:i w:val="0"/>
+          <w:iCs w:val="0"/>
+          <w:sz w:val="28"/>
+          <w:szCs w:val="28"/>
+          <w:lang w:val="en-US"/>
+        </w:rPr>
+      </w:pPr>
+      <w:r>
+        <w:rPr>
+          <w:rFonts w:hint="default" w:ascii="Times New Roman" w:hAnsi="Times New Roman" w:cs="Times New Roman"/>
+          <w:b w:val="0"/>
+          <w:bCs w:val="0"/>
+          <w:i w:val="0"/>
+          <w:iCs w:val="0"/>
+          <w:sz w:val="28"/>
+          <w:szCs w:val="28"/>
+          <w:lang w:val="en-US"/>
+        </w:rPr>
+        <w:t>Каждый node регистрируется в Selenium Hub и становится доступным для выполнения тестов.</w:t>
+      </w:r>
+    </w:p>
+    <w:p>
+      <w:pPr>
+        <w:spacing w:line="360" w:lineRule="auto"/>
+        <w:ind w:firstLine="708" w:firstLineChars="0"/>
+        <w:jc w:val="both"/>
+        <w:rPr>
+          <w:rFonts w:hint="default" w:ascii="Times New Roman" w:hAnsi="Times New Roman" w:cs="Times New Roman"/>
+          <w:b/>
+          <w:bCs/>
+          <w:i w:val="0"/>
+          <w:iCs w:val="0"/>
+          <w:sz w:val="28"/>
+          <w:szCs w:val="28"/>
+          <w:lang w:val="en-US"/>
+        </w:rPr>
+      </w:pPr>
+      <w:r>
+        <w:rPr>
+          <w:rFonts w:hint="default" w:ascii="Times New Roman" w:hAnsi="Times New Roman" w:cs="Times New Roman"/>
+          <w:b/>
+          <w:bCs/>
+          <w:i w:val="0"/>
+          <w:iCs w:val="0"/>
+          <w:sz w:val="28"/>
+          <w:szCs w:val="28"/>
+          <w:lang w:val="en-US"/>
+        </w:rPr>
+        <w:t>Распределение тестов</w:t>
+      </w:r>
+    </w:p>
+    <w:p>
+      <w:pPr>
+        <w:spacing w:line="360" w:lineRule="auto"/>
+        <w:ind w:firstLine="708" w:firstLineChars="0"/>
+        <w:jc w:val="both"/>
+        <w:rPr>
+          <w:rFonts w:hint="default" w:ascii="Times New Roman" w:hAnsi="Times New Roman" w:cs="Times New Roman"/>
+          <w:b w:val="0"/>
+          <w:bCs w:val="0"/>
+          <w:i w:val="0"/>
+          <w:iCs w:val="0"/>
+          <w:sz w:val="28"/>
+          <w:szCs w:val="28"/>
+          <w:lang w:val="en-US"/>
+        </w:rPr>
+      </w:pPr>
+      <w:r>
+        <w:rPr>
+          <w:rFonts w:hint="default" w:ascii="Times New Roman" w:hAnsi="Times New Roman" w:cs="Times New Roman"/>
+          <w:b w:val="0"/>
+          <w:bCs w:val="0"/>
+          <w:i w:val="0"/>
+          <w:iCs w:val="0"/>
+          <w:sz w:val="28"/>
+          <w:szCs w:val="28"/>
+          <w:lang w:val="en-US"/>
+        </w:rPr>
+        <w:t>Одним из ключевых преимуществ Selenium Grid является возможность распределённого выполнения тестов.</w:t>
+      </w:r>
+    </w:p>
+    <w:p>
+      <w:pPr>
+        <w:spacing w:line="360" w:lineRule="auto"/>
+        <w:ind w:firstLine="708" w:firstLineChars="0"/>
+        <w:jc w:val="both"/>
+        <w:rPr>
+          <w:rFonts w:hint="default" w:ascii="Times New Roman" w:hAnsi="Times New Roman" w:cs="Times New Roman"/>
+          <w:b w:val="0"/>
+          <w:bCs w:val="0"/>
+          <w:i w:val="0"/>
+          <w:iCs w:val="0"/>
+          <w:sz w:val="28"/>
+          <w:szCs w:val="28"/>
+          <w:lang w:val="en-US"/>
+        </w:rPr>
+      </w:pPr>
+      <w:r>
+        <w:rPr>
+          <w:rFonts w:hint="default" w:ascii="Times New Roman" w:hAnsi="Times New Roman" w:cs="Times New Roman"/>
+          <w:b w:val="0"/>
+          <w:bCs w:val="0"/>
+          <w:i w:val="0"/>
+          <w:iCs w:val="0"/>
+          <w:sz w:val="28"/>
+          <w:szCs w:val="28"/>
+          <w:lang w:val="en-US"/>
+        </w:rPr>
+        <w:t>При запуске тестового набора TestNG инициирует выполнение нескольких тестов параллельно. Selenium Hub получает запросы на создание browser-session и распределяет их между доступными node в зависимости от:</w:t>
+      </w:r>
+    </w:p>
+    <w:p>
+      <w:pPr>
+        <w:numPr>
+          <w:ilvl w:val="0"/>
+          <w:numId w:val="23"/>
+        </w:numPr>
+        <w:spacing w:line="360" w:lineRule="auto"/>
+        <w:ind w:left="420" w:leftChars="0" w:hanging="420" w:firstLineChars="0"/>
+        <w:jc w:val="both"/>
+        <w:rPr>
+          <w:rFonts w:hint="default" w:ascii="Times New Roman" w:hAnsi="Times New Roman" w:cs="Times New Roman"/>
+          <w:b w:val="0"/>
+          <w:bCs w:val="0"/>
+          <w:i w:val="0"/>
+          <w:iCs w:val="0"/>
+          <w:sz w:val="28"/>
+          <w:szCs w:val="28"/>
+          <w:lang w:val="en-US"/>
+        </w:rPr>
+      </w:pPr>
+      <w:r>
+        <w:rPr>
+          <w:rFonts w:hint="default" w:ascii="Times New Roman" w:hAnsi="Times New Roman" w:cs="Times New Roman"/>
+          <w:b w:val="0"/>
+          <w:bCs w:val="0"/>
+          <w:i w:val="0"/>
+          <w:iCs w:val="0"/>
+          <w:sz w:val="28"/>
+          <w:szCs w:val="28"/>
+          <w:lang w:val="en-US"/>
+        </w:rPr>
+        <w:t>типа браузера;</w:t>
+      </w:r>
+    </w:p>
+    <w:p>
+      <w:pPr>
+        <w:numPr>
+          <w:ilvl w:val="0"/>
+          <w:numId w:val="23"/>
+        </w:numPr>
+        <w:spacing w:line="360" w:lineRule="auto"/>
+        <w:ind w:left="420" w:leftChars="0" w:hanging="420" w:firstLineChars="0"/>
+        <w:jc w:val="both"/>
+        <w:rPr>
+          <w:rFonts w:hint="default" w:ascii="Times New Roman" w:hAnsi="Times New Roman" w:cs="Times New Roman"/>
+          <w:b w:val="0"/>
+          <w:bCs w:val="0"/>
+          <w:i w:val="0"/>
+          <w:iCs w:val="0"/>
+          <w:sz w:val="28"/>
+          <w:szCs w:val="28"/>
+          <w:lang w:val="en-US"/>
+        </w:rPr>
+      </w:pPr>
+      <w:r>
+        <w:rPr>
+          <w:rFonts w:hint="default" w:ascii="Times New Roman" w:hAnsi="Times New Roman" w:cs="Times New Roman"/>
+          <w:b w:val="0"/>
+          <w:bCs w:val="0"/>
+          <w:i w:val="0"/>
+          <w:iCs w:val="0"/>
+          <w:sz w:val="28"/>
+          <w:szCs w:val="28"/>
+          <w:lang w:val="en-US"/>
+        </w:rPr>
+        <w:t>доступности узлов;</w:t>
+      </w:r>
+    </w:p>
+    <w:p>
+      <w:pPr>
+        <w:numPr>
+          <w:ilvl w:val="0"/>
+          <w:numId w:val="23"/>
+        </w:numPr>
+        <w:spacing w:line="360" w:lineRule="auto"/>
+        <w:ind w:left="420" w:leftChars="0" w:hanging="420" w:firstLineChars="0"/>
+        <w:jc w:val="both"/>
+        <w:rPr>
+          <w:rFonts w:hint="default" w:ascii="Times New Roman" w:hAnsi="Times New Roman" w:cs="Times New Roman"/>
+          <w:b w:val="0"/>
+          <w:bCs w:val="0"/>
+          <w:i w:val="0"/>
+          <w:iCs w:val="0"/>
+          <w:sz w:val="28"/>
+          <w:szCs w:val="28"/>
+          <w:lang w:val="en-US"/>
+        </w:rPr>
+      </w:pPr>
+      <w:r>
+        <w:rPr>
+          <w:rFonts w:hint="default" w:ascii="Times New Roman" w:hAnsi="Times New Roman" w:cs="Times New Roman"/>
+          <w:b w:val="0"/>
+          <w:bCs w:val="0"/>
+          <w:i w:val="0"/>
+          <w:iCs w:val="0"/>
+          <w:sz w:val="28"/>
+          <w:szCs w:val="28"/>
+          <w:lang w:val="en-US"/>
+        </w:rPr>
+        <w:t>количества активных сессий;</w:t>
+      </w:r>
+    </w:p>
+    <w:p>
+      <w:pPr>
+        <w:numPr>
+          <w:ilvl w:val="0"/>
+          <w:numId w:val="23"/>
+        </w:numPr>
+        <w:spacing w:line="360" w:lineRule="auto"/>
+        <w:ind w:left="420" w:leftChars="0" w:hanging="420" w:firstLineChars="0"/>
+        <w:jc w:val="both"/>
+        <w:rPr>
+          <w:rFonts w:hint="default" w:ascii="Times New Roman" w:hAnsi="Times New Roman" w:cs="Times New Roman"/>
+          <w:b w:val="0"/>
+          <w:bCs w:val="0"/>
+          <w:i w:val="0"/>
+          <w:iCs w:val="0"/>
+          <w:sz w:val="28"/>
+          <w:szCs w:val="28"/>
+          <w:lang w:val="en-US"/>
+        </w:rPr>
+      </w:pPr>
+      <w:r>
+        <w:rPr>
+          <w:rFonts w:hint="default" w:ascii="Times New Roman" w:hAnsi="Times New Roman" w:cs="Times New Roman"/>
+          <w:b w:val="0"/>
+          <w:bCs w:val="0"/>
+          <w:i w:val="0"/>
+          <w:iCs w:val="0"/>
+          <w:sz w:val="28"/>
+          <w:szCs w:val="28"/>
+          <w:lang w:val="en-US"/>
+        </w:rPr>
+        <w:t>параметров конфигурации.</w:t>
+      </w:r>
+    </w:p>
+    <w:p>
+      <w:pPr>
+        <w:spacing w:line="360" w:lineRule="auto"/>
+        <w:ind w:firstLine="708" w:firstLineChars="0"/>
+        <w:jc w:val="both"/>
+        <w:rPr>
+          <w:rFonts w:hint="default" w:ascii="Times New Roman" w:hAnsi="Times New Roman" w:cs="Times New Roman"/>
+          <w:b w:val="0"/>
+          <w:bCs w:val="0"/>
+          <w:i w:val="0"/>
+          <w:iCs w:val="0"/>
+          <w:sz w:val="28"/>
+          <w:szCs w:val="28"/>
+          <w:lang w:val="en-US"/>
+        </w:rPr>
+      </w:pPr>
+      <w:r>
+        <w:rPr>
+          <w:rFonts w:hint="default" w:ascii="Times New Roman" w:hAnsi="Times New Roman" w:cs="Times New Roman"/>
+          <w:b w:val="0"/>
+          <w:bCs w:val="0"/>
+          <w:i w:val="0"/>
+          <w:iCs w:val="0"/>
+          <w:sz w:val="28"/>
+          <w:szCs w:val="28"/>
+          <w:lang w:val="en-US"/>
+        </w:rPr>
+        <w:t>Подобный механизм позволяет одновременно выполнять несколько тестовых сценариев на различных browser-node, существенно сокращая общее время выполнения регрессионного тестирования.</w:t>
+      </w:r>
+    </w:p>
+    <w:p>
+      <w:pPr>
+        <w:spacing w:line="360" w:lineRule="auto"/>
+        <w:ind w:firstLine="708" w:firstLineChars="0"/>
+        <w:jc w:val="both"/>
+        <w:rPr>
+          <w:rFonts w:hint="default" w:ascii="Times New Roman" w:hAnsi="Times New Roman" w:cs="Times New Roman"/>
+          <w:b w:val="0"/>
+          <w:bCs w:val="0"/>
+          <w:i w:val="0"/>
+          <w:iCs w:val="0"/>
+          <w:sz w:val="28"/>
+          <w:szCs w:val="28"/>
+          <w:lang w:val="en-US"/>
+        </w:rPr>
+      </w:pPr>
+      <w:r>
+        <w:rPr>
+          <w:rFonts w:hint="default" w:ascii="Times New Roman" w:hAnsi="Times New Roman" w:cs="Times New Roman"/>
+          <w:b w:val="0"/>
+          <w:bCs w:val="0"/>
+          <w:i w:val="0"/>
+          <w:iCs w:val="0"/>
+          <w:sz w:val="28"/>
+          <w:szCs w:val="28"/>
+          <w:lang w:val="en-US"/>
+        </w:rPr>
+        <w:t>Распределение нагрузки между узлами также позволяет повысить эффективность использования вычислительных ресурсов.</w:t>
+      </w:r>
+    </w:p>
+    <w:p>
+      <w:pPr>
+        <w:spacing w:line="360" w:lineRule="auto"/>
+        <w:ind w:firstLine="708" w:firstLineChars="0"/>
+        <w:jc w:val="both"/>
+        <w:rPr>
+          <w:rFonts w:hint="default" w:ascii="Times New Roman" w:hAnsi="Times New Roman" w:cs="Times New Roman"/>
+          <w:b/>
+          <w:bCs/>
+          <w:i w:val="0"/>
+          <w:iCs w:val="0"/>
+          <w:sz w:val="28"/>
+          <w:szCs w:val="28"/>
+          <w:lang w:val="en-US"/>
+        </w:rPr>
+      </w:pPr>
+      <w:r>
+        <w:rPr>
+          <w:rFonts w:hint="default" w:ascii="Times New Roman" w:hAnsi="Times New Roman" w:cs="Times New Roman"/>
+          <w:b/>
+          <w:bCs/>
+          <w:i w:val="0"/>
+          <w:iCs w:val="0"/>
+          <w:sz w:val="28"/>
+          <w:szCs w:val="28"/>
+          <w:lang w:val="en-US"/>
+        </w:rPr>
+        <w:t>Удалённое выполнение тестов</w:t>
+      </w:r>
+    </w:p>
+    <w:p>
+      <w:pPr>
+        <w:spacing w:line="360" w:lineRule="auto"/>
+        <w:ind w:firstLine="708" w:firstLineChars="0"/>
+        <w:jc w:val="both"/>
+        <w:rPr>
+          <w:rFonts w:hint="default" w:ascii="Times New Roman" w:hAnsi="Times New Roman" w:cs="Times New Roman"/>
+          <w:b w:val="0"/>
+          <w:bCs w:val="0"/>
+          <w:i w:val="0"/>
+          <w:iCs w:val="0"/>
+          <w:sz w:val="28"/>
+          <w:szCs w:val="28"/>
+          <w:lang w:val="en-US"/>
+        </w:rPr>
+      </w:pPr>
+      <w:r>
+        <w:rPr>
+          <w:rFonts w:hint="default" w:ascii="Times New Roman" w:hAnsi="Times New Roman" w:cs="Times New Roman"/>
+          <w:b w:val="0"/>
+          <w:bCs w:val="0"/>
+          <w:i w:val="0"/>
+          <w:iCs w:val="0"/>
+          <w:sz w:val="28"/>
+          <w:szCs w:val="28"/>
+          <w:lang w:val="en-US"/>
+        </w:rPr>
+        <w:t>В отличие от локального запуска WebDriver, при использовании Selenium Grid тесты выполняются удалённо. Это означает, что браузер запускается не на локальной машине пользователя, а на удалённом node Selenium Grid.</w:t>
+      </w:r>
+    </w:p>
+    <w:p>
+      <w:pPr>
+        <w:spacing w:line="360" w:lineRule="auto"/>
+        <w:ind w:firstLine="708" w:firstLineChars="0"/>
+        <w:jc w:val="both"/>
+        <w:rPr>
+          <w:rFonts w:hint="default" w:ascii="Times New Roman" w:hAnsi="Times New Roman" w:cs="Times New Roman"/>
+          <w:b w:val="0"/>
+          <w:bCs w:val="0"/>
+          <w:i w:val="0"/>
+          <w:iCs w:val="0"/>
+          <w:sz w:val="28"/>
+          <w:szCs w:val="28"/>
+          <w:lang w:val="en-US"/>
+        </w:rPr>
+      </w:pPr>
+      <w:r>
+        <w:rPr>
+          <w:rFonts w:hint="default" w:ascii="Times New Roman" w:hAnsi="Times New Roman" w:cs="Times New Roman"/>
+          <w:b w:val="0"/>
+          <w:bCs w:val="0"/>
+          <w:i w:val="0"/>
+          <w:iCs w:val="0"/>
+          <w:sz w:val="28"/>
+          <w:szCs w:val="28"/>
+          <w:lang w:val="en-US"/>
+        </w:rPr>
+        <w:t>Удалённое выполнение тестов обеспечивает следующие преимущества:</w:t>
+      </w:r>
+    </w:p>
+    <w:p>
+      <w:pPr>
+        <w:numPr>
+          <w:ilvl w:val="0"/>
+          <w:numId w:val="23"/>
+        </w:numPr>
+        <w:spacing w:line="360" w:lineRule="auto"/>
+        <w:ind w:left="420" w:leftChars="0" w:hanging="420" w:firstLineChars="0"/>
+        <w:jc w:val="both"/>
+        <w:rPr>
+          <w:rFonts w:hint="default" w:ascii="Times New Roman" w:hAnsi="Times New Roman" w:cs="Times New Roman"/>
+          <w:b w:val="0"/>
+          <w:bCs w:val="0"/>
+          <w:i w:val="0"/>
+          <w:iCs w:val="0"/>
+          <w:sz w:val="28"/>
+          <w:szCs w:val="28"/>
+          <w:lang w:val="en-US"/>
+        </w:rPr>
+      </w:pPr>
+      <w:r>
+        <w:rPr>
+          <w:rFonts w:hint="default" w:ascii="Times New Roman" w:hAnsi="Times New Roman" w:cs="Times New Roman"/>
+          <w:b w:val="0"/>
+          <w:bCs w:val="0"/>
+          <w:i w:val="0"/>
+          <w:iCs w:val="0"/>
+          <w:sz w:val="28"/>
+          <w:szCs w:val="28"/>
+          <w:lang w:val="en-US"/>
+        </w:rPr>
+        <w:t>возможность запуска тестов на различных машинах;</w:t>
+      </w:r>
+    </w:p>
+    <w:p>
+      <w:pPr>
+        <w:numPr>
+          <w:ilvl w:val="0"/>
+          <w:numId w:val="23"/>
+        </w:numPr>
+        <w:spacing w:line="360" w:lineRule="auto"/>
+        <w:ind w:left="420" w:leftChars="0" w:hanging="420" w:firstLineChars="0"/>
+        <w:jc w:val="both"/>
+        <w:rPr>
+          <w:rFonts w:hint="default" w:ascii="Times New Roman" w:hAnsi="Times New Roman" w:cs="Times New Roman"/>
+          <w:b w:val="0"/>
+          <w:bCs w:val="0"/>
+          <w:i w:val="0"/>
+          <w:iCs w:val="0"/>
+          <w:sz w:val="28"/>
+          <w:szCs w:val="28"/>
+          <w:lang w:val="en-US"/>
+        </w:rPr>
+      </w:pPr>
+      <w:r>
+        <w:rPr>
+          <w:rFonts w:hint="default" w:ascii="Times New Roman" w:hAnsi="Times New Roman" w:cs="Times New Roman"/>
+          <w:b w:val="0"/>
+          <w:bCs w:val="0"/>
+          <w:i w:val="0"/>
+          <w:iCs w:val="0"/>
+          <w:sz w:val="28"/>
+          <w:szCs w:val="28"/>
+          <w:lang w:val="en-US"/>
+        </w:rPr>
+        <w:t>поддержка различных браузеров и версий;</w:t>
+      </w:r>
+    </w:p>
+    <w:p>
+      <w:pPr>
+        <w:numPr>
+          <w:ilvl w:val="0"/>
+          <w:numId w:val="23"/>
+        </w:numPr>
+        <w:spacing w:line="360" w:lineRule="auto"/>
+        <w:ind w:left="420" w:leftChars="0" w:hanging="420" w:firstLineChars="0"/>
+        <w:jc w:val="both"/>
+        <w:rPr>
+          <w:rFonts w:hint="default" w:ascii="Times New Roman" w:hAnsi="Times New Roman" w:cs="Times New Roman"/>
+          <w:b w:val="0"/>
+          <w:bCs w:val="0"/>
+          <w:i w:val="0"/>
+          <w:iCs w:val="0"/>
+          <w:sz w:val="28"/>
+          <w:szCs w:val="28"/>
+          <w:lang w:val="en-US"/>
+        </w:rPr>
+      </w:pPr>
+      <w:r>
+        <w:rPr>
+          <w:rFonts w:hint="default" w:ascii="Times New Roman" w:hAnsi="Times New Roman" w:cs="Times New Roman"/>
+          <w:b w:val="0"/>
+          <w:bCs w:val="0"/>
+          <w:i w:val="0"/>
+          <w:iCs w:val="0"/>
+          <w:sz w:val="28"/>
+          <w:szCs w:val="28"/>
+          <w:lang w:val="en-US"/>
+        </w:rPr>
+        <w:t>масштабирование тестовой инфраструктуры;</w:t>
+      </w:r>
+    </w:p>
+    <w:p>
+      <w:pPr>
+        <w:numPr>
+          <w:ilvl w:val="0"/>
+          <w:numId w:val="23"/>
+        </w:numPr>
+        <w:spacing w:line="360" w:lineRule="auto"/>
+        <w:ind w:left="420" w:leftChars="0" w:hanging="420" w:firstLineChars="0"/>
+        <w:jc w:val="both"/>
+        <w:rPr>
+          <w:rFonts w:hint="default" w:ascii="Times New Roman" w:hAnsi="Times New Roman" w:cs="Times New Roman"/>
+          <w:b w:val="0"/>
+          <w:bCs w:val="0"/>
+          <w:i w:val="0"/>
+          <w:iCs w:val="0"/>
+          <w:sz w:val="28"/>
+          <w:szCs w:val="28"/>
+          <w:lang w:val="en-US"/>
+        </w:rPr>
+      </w:pPr>
+      <w:r>
+        <w:rPr>
+          <w:rFonts w:hint="default" w:ascii="Times New Roman" w:hAnsi="Times New Roman" w:cs="Times New Roman"/>
+          <w:b w:val="0"/>
+          <w:bCs w:val="0"/>
+          <w:i w:val="0"/>
+          <w:iCs w:val="0"/>
+          <w:sz w:val="28"/>
+          <w:szCs w:val="28"/>
+          <w:lang w:val="en-US"/>
+        </w:rPr>
+        <w:t>изоляция браузерных сессий;</w:t>
+      </w:r>
+    </w:p>
+    <w:p>
+      <w:pPr>
+        <w:numPr>
+          <w:ilvl w:val="0"/>
+          <w:numId w:val="23"/>
+        </w:numPr>
+        <w:spacing w:line="360" w:lineRule="auto"/>
+        <w:ind w:left="420" w:leftChars="0" w:hanging="420" w:firstLineChars="0"/>
+        <w:jc w:val="both"/>
+        <w:rPr>
+          <w:rFonts w:hint="default" w:ascii="Times New Roman" w:hAnsi="Times New Roman" w:cs="Times New Roman"/>
+          <w:b w:val="0"/>
+          <w:bCs w:val="0"/>
+          <w:i w:val="0"/>
+          <w:iCs w:val="0"/>
+          <w:sz w:val="28"/>
+          <w:szCs w:val="28"/>
+          <w:lang w:val="en-US"/>
+        </w:rPr>
+      </w:pPr>
+      <w:r>
+        <w:rPr>
+          <w:rFonts w:hint="default" w:ascii="Times New Roman" w:hAnsi="Times New Roman" w:cs="Times New Roman"/>
+          <w:b w:val="0"/>
+          <w:bCs w:val="0"/>
+          <w:i w:val="0"/>
+          <w:iCs w:val="0"/>
+          <w:sz w:val="28"/>
+          <w:szCs w:val="28"/>
+          <w:lang w:val="en-US"/>
+        </w:rPr>
+        <w:t>упрощение интеграции с CI/CD.</w:t>
+      </w:r>
+    </w:p>
+    <w:p>
+      <w:pPr>
+        <w:spacing w:line="360" w:lineRule="auto"/>
+        <w:ind w:firstLine="708" w:firstLineChars="0"/>
+        <w:jc w:val="both"/>
+        <w:rPr>
+          <w:rFonts w:hint="default" w:ascii="Times New Roman" w:hAnsi="Times New Roman" w:cs="Times New Roman"/>
+          <w:b w:val="0"/>
+          <w:bCs w:val="0"/>
+          <w:i w:val="0"/>
+          <w:iCs w:val="0"/>
+          <w:sz w:val="28"/>
+          <w:szCs w:val="28"/>
+          <w:lang w:val="en-US"/>
+        </w:rPr>
+      </w:pPr>
+      <w:r>
+        <w:rPr>
+          <w:rFonts w:hint="default" w:ascii="Times New Roman" w:hAnsi="Times New Roman" w:cs="Times New Roman"/>
+          <w:b w:val="0"/>
+          <w:bCs w:val="0"/>
+          <w:i w:val="0"/>
+          <w:iCs w:val="0"/>
+          <w:sz w:val="28"/>
+          <w:szCs w:val="28"/>
+          <w:lang w:val="en-US"/>
+        </w:rPr>
+        <w:t>В разработанном фреймворке удалённый запуск браузеров осуществляется внутри Docker-контейнеров, что обеспечивает воспроизводимость среды выполнения тестов и упрощает развёртывание инфраструктуры.</w:t>
+      </w:r>
+    </w:p>
+    <w:p>
+      <w:pPr>
+        <w:spacing w:line="360" w:lineRule="auto"/>
+        <w:ind w:firstLine="708" w:firstLineChars="0"/>
+        <w:jc w:val="both"/>
+        <w:rPr>
+          <w:rFonts w:hint="default" w:ascii="Times New Roman" w:hAnsi="Times New Roman" w:cs="Times New Roman"/>
+          <w:b/>
+          <w:bCs/>
+          <w:i w:val="0"/>
+          <w:iCs w:val="0"/>
+          <w:sz w:val="28"/>
+          <w:szCs w:val="28"/>
+          <w:lang w:val="en-US"/>
+        </w:rPr>
+      </w:pPr>
+      <w:r>
+        <w:rPr>
+          <w:rFonts w:hint="default" w:ascii="Times New Roman" w:hAnsi="Times New Roman" w:cs="Times New Roman"/>
+          <w:b/>
+          <w:bCs/>
+          <w:i w:val="0"/>
+          <w:iCs w:val="0"/>
+          <w:sz w:val="28"/>
+          <w:szCs w:val="28"/>
+          <w:lang w:val="en-US"/>
+        </w:rPr>
+        <w:t>Использование RemoteWebDriver</w:t>
+      </w:r>
+    </w:p>
+    <w:p>
+      <w:pPr>
+        <w:spacing w:line="360" w:lineRule="auto"/>
+        <w:ind w:firstLine="708" w:firstLineChars="0"/>
+        <w:jc w:val="both"/>
+        <w:rPr>
+          <w:rFonts w:hint="default" w:ascii="Times New Roman" w:hAnsi="Times New Roman" w:cs="Times New Roman"/>
+          <w:b w:val="0"/>
+          <w:bCs w:val="0"/>
+          <w:i w:val="0"/>
+          <w:iCs w:val="0"/>
+          <w:sz w:val="28"/>
+          <w:szCs w:val="28"/>
+          <w:lang w:val="en-US"/>
+        </w:rPr>
+      </w:pPr>
+      <w:r>
+        <w:rPr>
+          <w:rFonts w:hint="default" w:ascii="Times New Roman" w:hAnsi="Times New Roman" w:cs="Times New Roman"/>
+          <w:b w:val="0"/>
+          <w:bCs w:val="0"/>
+          <w:i w:val="0"/>
+          <w:iCs w:val="0"/>
+          <w:sz w:val="28"/>
+          <w:szCs w:val="28"/>
+          <w:lang w:val="en-US"/>
+        </w:rPr>
+        <w:t>Для взаимодействия с Selenium Grid в проекте используется класс RemoteWebDriver.</w:t>
+      </w:r>
+    </w:p>
+    <w:p>
+      <w:pPr>
+        <w:spacing w:line="360" w:lineRule="auto"/>
+        <w:ind w:firstLine="708" w:firstLineChars="0"/>
+        <w:jc w:val="both"/>
+        <w:rPr>
+          <w:rFonts w:hint="default" w:ascii="Times New Roman" w:hAnsi="Times New Roman" w:cs="Times New Roman"/>
+          <w:b w:val="0"/>
+          <w:bCs w:val="0"/>
+          <w:i w:val="0"/>
+          <w:iCs w:val="0"/>
+          <w:sz w:val="28"/>
+          <w:szCs w:val="28"/>
+          <w:lang w:val="en-US"/>
+        </w:rPr>
+      </w:pPr>
+      <w:r>
+        <w:rPr>
+          <w:rFonts w:hint="default" w:ascii="Times New Roman" w:hAnsi="Times New Roman" w:cs="Times New Roman"/>
+          <w:b w:val="0"/>
+          <w:bCs w:val="0"/>
+          <w:i w:val="0"/>
+          <w:iCs w:val="0"/>
+          <w:sz w:val="28"/>
+          <w:szCs w:val="28"/>
+          <w:lang w:val="en-US"/>
+        </w:rPr>
+        <w:t>В отличие от локального ChromeDriver или FirefoxDriver, RemoteWebDriver не управляет браузером напрямую. Вместо этого он отправляет команды на Selenium Hub по сетевому протоколу.</w:t>
+      </w:r>
+    </w:p>
+    <w:p>
+      <w:pPr>
+        <w:spacing w:line="360" w:lineRule="auto"/>
+        <w:ind w:firstLine="708" w:firstLineChars="0"/>
+        <w:jc w:val="both"/>
+        <w:rPr>
+          <w:rFonts w:hint="default" w:ascii="Times New Roman" w:hAnsi="Times New Roman" w:cs="Times New Roman"/>
+          <w:b w:val="0"/>
+          <w:bCs w:val="0"/>
+          <w:i w:val="0"/>
+          <w:iCs w:val="0"/>
+          <w:sz w:val="28"/>
+          <w:szCs w:val="28"/>
+          <w:lang w:val="en-US"/>
+        </w:rPr>
+      </w:pPr>
+      <w:r>
+        <w:rPr>
+          <w:rFonts w:hint="default" w:ascii="Times New Roman" w:hAnsi="Times New Roman" w:cs="Times New Roman"/>
+          <w:b w:val="0"/>
+          <w:bCs w:val="0"/>
+          <w:i w:val="0"/>
+          <w:iCs w:val="0"/>
+          <w:sz w:val="28"/>
+          <w:szCs w:val="28"/>
+          <w:lang w:val="en-US"/>
+        </w:rPr>
+        <w:t>При инициализации RemoteWebDriver указываются:</w:t>
+      </w:r>
+    </w:p>
+    <w:p>
+      <w:pPr>
+        <w:numPr>
+          <w:ilvl w:val="0"/>
+          <w:numId w:val="23"/>
+        </w:numPr>
+        <w:spacing w:line="360" w:lineRule="auto"/>
+        <w:ind w:left="420" w:leftChars="0" w:hanging="420" w:firstLineChars="0"/>
+        <w:jc w:val="both"/>
+        <w:rPr>
+          <w:rFonts w:hint="default" w:ascii="Times New Roman" w:hAnsi="Times New Roman" w:cs="Times New Roman"/>
+          <w:b w:val="0"/>
+          <w:bCs w:val="0"/>
+          <w:i w:val="0"/>
+          <w:iCs w:val="0"/>
+          <w:sz w:val="28"/>
+          <w:szCs w:val="28"/>
+          <w:lang w:val="en-US"/>
+        </w:rPr>
+      </w:pPr>
+      <w:r>
+        <w:rPr>
+          <w:rFonts w:hint="default" w:ascii="Times New Roman" w:hAnsi="Times New Roman" w:cs="Times New Roman"/>
+          <w:b w:val="0"/>
+          <w:bCs w:val="0"/>
+          <w:i w:val="0"/>
+          <w:iCs w:val="0"/>
+          <w:sz w:val="28"/>
+          <w:szCs w:val="28"/>
+          <w:lang w:val="en-US"/>
+        </w:rPr>
+        <w:t>адрес Selenium Hub;</w:t>
+      </w:r>
+    </w:p>
+    <w:p>
+      <w:pPr>
+        <w:numPr>
+          <w:ilvl w:val="0"/>
+          <w:numId w:val="23"/>
+        </w:numPr>
+        <w:spacing w:line="360" w:lineRule="auto"/>
+        <w:ind w:left="420" w:leftChars="0" w:hanging="420" w:firstLineChars="0"/>
+        <w:jc w:val="both"/>
+        <w:rPr>
+          <w:rFonts w:hint="default" w:ascii="Times New Roman" w:hAnsi="Times New Roman" w:cs="Times New Roman"/>
+          <w:b w:val="0"/>
+          <w:bCs w:val="0"/>
+          <w:i w:val="0"/>
+          <w:iCs w:val="0"/>
+          <w:sz w:val="28"/>
+          <w:szCs w:val="28"/>
+          <w:lang w:val="en-US"/>
+        </w:rPr>
+      </w:pPr>
+      <w:r>
+        <w:rPr>
+          <w:rFonts w:hint="default" w:ascii="Times New Roman" w:hAnsi="Times New Roman" w:cs="Times New Roman"/>
+          <w:b w:val="0"/>
+          <w:bCs w:val="0"/>
+          <w:i w:val="0"/>
+          <w:iCs w:val="0"/>
+          <w:sz w:val="28"/>
+          <w:szCs w:val="28"/>
+          <w:lang w:val="en-US"/>
+        </w:rPr>
+        <w:t>тип браузера;</w:t>
+      </w:r>
+    </w:p>
+    <w:p>
+      <w:pPr>
+        <w:numPr>
+          <w:ilvl w:val="0"/>
+          <w:numId w:val="23"/>
+        </w:numPr>
+        <w:spacing w:line="360" w:lineRule="auto"/>
+        <w:ind w:left="420" w:leftChars="0" w:hanging="420" w:firstLineChars="0"/>
+        <w:jc w:val="both"/>
+        <w:rPr>
+          <w:rFonts w:hint="default" w:ascii="Times New Roman" w:hAnsi="Times New Roman" w:cs="Times New Roman"/>
+          <w:b w:val="0"/>
+          <w:bCs w:val="0"/>
+          <w:i w:val="0"/>
+          <w:iCs w:val="0"/>
+          <w:sz w:val="28"/>
+          <w:szCs w:val="28"/>
+          <w:lang w:val="en-US"/>
+        </w:rPr>
+      </w:pPr>
+      <w:r>
+        <w:rPr>
+          <w:rFonts w:hint="default" w:ascii="Times New Roman" w:hAnsi="Times New Roman" w:cs="Times New Roman"/>
+          <w:b w:val="0"/>
+          <w:bCs w:val="0"/>
+          <w:i w:val="0"/>
+          <w:iCs w:val="0"/>
+          <w:sz w:val="28"/>
+          <w:szCs w:val="28"/>
+          <w:lang w:val="en-US"/>
+        </w:rPr>
+        <w:t>параметры browser capabilities;</w:t>
+      </w:r>
+    </w:p>
+    <w:p>
+      <w:pPr>
+        <w:numPr>
+          <w:ilvl w:val="0"/>
+          <w:numId w:val="23"/>
+        </w:numPr>
+        <w:spacing w:line="360" w:lineRule="auto"/>
+        <w:ind w:left="420" w:leftChars="0" w:hanging="420" w:firstLineChars="0"/>
+        <w:jc w:val="both"/>
+        <w:rPr>
+          <w:rFonts w:hint="default" w:ascii="Times New Roman" w:hAnsi="Times New Roman" w:cs="Times New Roman"/>
+          <w:b w:val="0"/>
+          <w:bCs w:val="0"/>
+          <w:i w:val="0"/>
+          <w:iCs w:val="0"/>
+          <w:sz w:val="28"/>
+          <w:szCs w:val="28"/>
+          <w:lang w:val="en-US"/>
+        </w:rPr>
+      </w:pPr>
+      <w:r>
+        <w:rPr>
+          <w:rFonts w:hint="default" w:ascii="Times New Roman" w:hAnsi="Times New Roman" w:cs="Times New Roman"/>
+          <w:b w:val="0"/>
+          <w:bCs w:val="0"/>
+          <w:i w:val="0"/>
+          <w:iCs w:val="0"/>
+          <w:sz w:val="28"/>
+          <w:szCs w:val="28"/>
+          <w:lang w:val="en-US"/>
+        </w:rPr>
+        <w:t>дополнительные настройки браузера.</w:t>
+      </w:r>
+    </w:p>
+    <w:p>
+      <w:pPr>
+        <w:spacing w:line="360" w:lineRule="auto"/>
+        <w:ind w:firstLine="708" w:firstLineChars="0"/>
+        <w:jc w:val="both"/>
+        <w:rPr>
+          <w:rFonts w:hint="default" w:ascii="Times New Roman" w:hAnsi="Times New Roman" w:cs="Times New Roman"/>
+          <w:b w:val="0"/>
+          <w:bCs w:val="0"/>
+          <w:i w:val="0"/>
+          <w:iCs w:val="0"/>
+          <w:sz w:val="28"/>
+          <w:szCs w:val="28"/>
+          <w:lang w:val="en-US"/>
+        </w:rPr>
+      </w:pPr>
+      <w:r>
+        <w:rPr>
+          <w:rFonts w:hint="default" w:ascii="Times New Roman" w:hAnsi="Times New Roman" w:cs="Times New Roman"/>
+          <w:b w:val="0"/>
+          <w:bCs w:val="0"/>
+          <w:i w:val="0"/>
+          <w:iCs w:val="0"/>
+          <w:sz w:val="28"/>
+          <w:szCs w:val="28"/>
+          <w:lang w:val="en-US"/>
+        </w:rPr>
+        <w:t>После создания browser-session Selenium Hub перенаправляет команды соответствующему browser-node, где выполняются действия:</w:t>
+      </w:r>
+    </w:p>
+    <w:p>
+      <w:pPr>
+        <w:numPr>
+          <w:ilvl w:val="0"/>
+          <w:numId w:val="23"/>
+        </w:numPr>
+        <w:spacing w:line="360" w:lineRule="auto"/>
+        <w:ind w:left="420" w:leftChars="0" w:hanging="420" w:firstLineChars="0"/>
+        <w:jc w:val="both"/>
+        <w:rPr>
+          <w:rFonts w:hint="default" w:ascii="Times New Roman" w:hAnsi="Times New Roman" w:cs="Times New Roman"/>
+          <w:b w:val="0"/>
+          <w:bCs w:val="0"/>
+          <w:i w:val="0"/>
+          <w:iCs w:val="0"/>
+          <w:sz w:val="28"/>
+          <w:szCs w:val="28"/>
+          <w:lang w:val="en-US"/>
+        </w:rPr>
+      </w:pPr>
+      <w:r>
+        <w:rPr>
+          <w:rFonts w:hint="default" w:ascii="Times New Roman" w:hAnsi="Times New Roman" w:cs="Times New Roman"/>
+          <w:b w:val="0"/>
+          <w:bCs w:val="0"/>
+          <w:i w:val="0"/>
+          <w:iCs w:val="0"/>
+          <w:sz w:val="28"/>
+          <w:szCs w:val="28"/>
+          <w:lang w:val="en-US"/>
+        </w:rPr>
+        <w:t>открытие страниц;</w:t>
+      </w:r>
+    </w:p>
+    <w:p>
+      <w:pPr>
+        <w:numPr>
+          <w:ilvl w:val="0"/>
+          <w:numId w:val="23"/>
+        </w:numPr>
+        <w:spacing w:line="360" w:lineRule="auto"/>
+        <w:ind w:left="420" w:leftChars="0" w:hanging="420" w:firstLineChars="0"/>
+        <w:jc w:val="both"/>
+        <w:rPr>
+          <w:rFonts w:hint="default" w:ascii="Times New Roman" w:hAnsi="Times New Roman" w:cs="Times New Roman"/>
+          <w:b w:val="0"/>
+          <w:bCs w:val="0"/>
+          <w:i w:val="0"/>
+          <w:iCs w:val="0"/>
+          <w:sz w:val="28"/>
+          <w:szCs w:val="28"/>
+          <w:lang w:val="en-US"/>
+        </w:rPr>
+      </w:pPr>
+      <w:r>
+        <w:rPr>
+          <w:rFonts w:hint="default" w:ascii="Times New Roman" w:hAnsi="Times New Roman" w:cs="Times New Roman"/>
+          <w:b w:val="0"/>
+          <w:bCs w:val="0"/>
+          <w:i w:val="0"/>
+          <w:iCs w:val="0"/>
+          <w:sz w:val="28"/>
+          <w:szCs w:val="28"/>
+          <w:lang w:val="en-US"/>
+        </w:rPr>
+        <w:t>взаимодействие с элементами интерфейса;</w:t>
+      </w:r>
+    </w:p>
+    <w:p>
+      <w:pPr>
+        <w:numPr>
+          <w:ilvl w:val="0"/>
+          <w:numId w:val="23"/>
+        </w:numPr>
+        <w:spacing w:line="360" w:lineRule="auto"/>
+        <w:ind w:left="420" w:leftChars="0" w:hanging="420" w:firstLineChars="0"/>
+        <w:jc w:val="both"/>
+        <w:rPr>
+          <w:rFonts w:hint="default" w:ascii="Times New Roman" w:hAnsi="Times New Roman" w:cs="Times New Roman"/>
+          <w:b w:val="0"/>
+          <w:bCs w:val="0"/>
+          <w:i w:val="0"/>
+          <w:iCs w:val="0"/>
+          <w:sz w:val="28"/>
+          <w:szCs w:val="28"/>
+          <w:lang w:val="en-US"/>
+        </w:rPr>
+      </w:pPr>
+      <w:r>
+        <w:rPr>
+          <w:rFonts w:hint="default" w:ascii="Times New Roman" w:hAnsi="Times New Roman" w:cs="Times New Roman"/>
+          <w:b w:val="0"/>
+          <w:bCs w:val="0"/>
+          <w:i w:val="0"/>
+          <w:iCs w:val="0"/>
+          <w:sz w:val="28"/>
+          <w:szCs w:val="28"/>
+          <w:lang w:val="en-US"/>
+        </w:rPr>
+        <w:t>выполнение пользовательских операций;</w:t>
+      </w:r>
+    </w:p>
+    <w:p>
+      <w:pPr>
+        <w:numPr>
+          <w:ilvl w:val="0"/>
+          <w:numId w:val="23"/>
+        </w:numPr>
+        <w:spacing w:line="360" w:lineRule="auto"/>
+        <w:ind w:left="420" w:leftChars="0" w:hanging="420" w:firstLineChars="0"/>
+        <w:jc w:val="both"/>
+        <w:rPr>
+          <w:rFonts w:hint="default" w:ascii="Times New Roman" w:hAnsi="Times New Roman" w:cs="Times New Roman"/>
+          <w:b w:val="0"/>
+          <w:bCs w:val="0"/>
+          <w:i w:val="0"/>
+          <w:iCs w:val="0"/>
+          <w:sz w:val="28"/>
+          <w:szCs w:val="28"/>
+          <w:lang w:val="en-US"/>
+        </w:rPr>
+      </w:pPr>
+      <w:r>
+        <w:rPr>
+          <w:rFonts w:hint="default" w:ascii="Times New Roman" w:hAnsi="Times New Roman" w:cs="Times New Roman"/>
+          <w:b w:val="0"/>
+          <w:bCs w:val="0"/>
+          <w:i w:val="0"/>
+          <w:iCs w:val="0"/>
+          <w:sz w:val="28"/>
+          <w:szCs w:val="28"/>
+          <w:lang w:val="en-US"/>
+        </w:rPr>
+        <w:t>получение результатов тестирования.</w:t>
+      </w:r>
+    </w:p>
+    <w:p>
+      <w:pPr>
+        <w:spacing w:line="360" w:lineRule="auto"/>
+        <w:ind w:firstLine="708" w:firstLineChars="0"/>
+        <w:jc w:val="both"/>
+        <w:rPr>
+          <w:rFonts w:hint="default" w:ascii="Times New Roman" w:hAnsi="Times New Roman" w:cs="Times New Roman"/>
+          <w:b w:val="0"/>
+          <w:bCs w:val="0"/>
+          <w:i w:val="0"/>
+          <w:iCs w:val="0"/>
+          <w:sz w:val="28"/>
+          <w:szCs w:val="28"/>
+          <w:lang w:val="en-US"/>
+        </w:rPr>
+      </w:pPr>
+      <w:r>
+        <w:rPr>
+          <w:rFonts w:hint="default" w:ascii="Times New Roman" w:hAnsi="Times New Roman" w:cs="Times New Roman"/>
+          <w:b w:val="0"/>
+          <w:bCs w:val="0"/>
+          <w:i w:val="0"/>
+          <w:iCs w:val="0"/>
+          <w:sz w:val="28"/>
+          <w:szCs w:val="28"/>
+          <w:lang w:val="en-US"/>
+        </w:rPr>
+        <w:t>Использование RemoteWebDriver позволяет абстрагировать тестовые сценарии от конкретной инфраструктуры выполнения и обеспечивает возможность гибкого масштабирования системы автоматизированного тестирования.</w:t>
+      </w:r>
+    </w:p>
+    <w:p>
+      <w:pPr>
+        <w:spacing w:line="360" w:lineRule="auto"/>
+        <w:ind w:firstLine="708" w:firstLineChars="0"/>
+        <w:jc w:val="both"/>
+        <w:rPr>
+          <w:rFonts w:hint="default" w:ascii="Times New Roman" w:hAnsi="Times New Roman" w:cs="Times New Roman"/>
+          <w:b w:val="0"/>
+          <w:bCs w:val="0"/>
+          <w:i w:val="0"/>
+          <w:iCs w:val="0"/>
+          <w:sz w:val="28"/>
+          <w:szCs w:val="28"/>
+          <w:lang w:val="en-US"/>
+        </w:rPr>
+      </w:pPr>
+      <w:r>
+        <w:rPr>
+          <w:rFonts w:hint="default" w:ascii="Times New Roman" w:hAnsi="Times New Roman" w:cs="Times New Roman"/>
+          <w:b w:val="0"/>
+          <w:bCs w:val="0"/>
+          <w:i w:val="0"/>
+          <w:iCs w:val="0"/>
+          <w:sz w:val="28"/>
+          <w:szCs w:val="28"/>
+          <w:lang w:val="en-US"/>
+        </w:rPr>
+        <w:t>Таким образом, применение Selenium Grid совместно с RemoteWebDriver позволяет реализовать распределённое и параллельное выполнение UI-тестов, повысить производительность регрессионного тестирования и обеспечить масштабируемость тестовой инфраструктуры.</w:t>
+      </w:r>
       <w:bookmarkStart w:id="1" w:name="_GoBack"/>
       <w:bookmarkEnd w:id="1"/>
-      <w:r>
-        <w:rPr>
-          <w:rFonts w:hint="default" w:ascii="Times New Roman" w:hAnsi="Times New Roman" w:cs="Times New Roman"/>
-          <w:b w:val="0"/>
-          <w:bCs w:val="0"/>
-          <w:i w:val="0"/>
-          <w:iCs w:val="0"/>
-          <w:sz w:val="28"/>
-          <w:szCs w:val="28"/>
-          <w:lang w:val="en-US"/>
-        </w:rPr>
-        <w:t>Дополнительно использование Docker Compose упрощает интеграцию тестового фреймворка с CI/CD-системами и позволяет автоматически разворачивать инфраструктуру тестирования перед запуском тестов.</w:t>
-      </w:r>
     </w:p>
     <w:p>
       <w:pPr>
@@ -25254,7 +27110,7 @@
         <w:pStyle w:val="13"/>
         <w:numPr>
           <w:ilvl w:val="0"/>
-          <w:numId w:val="25"/>
+          <w:numId w:val="24"/>
         </w:numPr>
         <w:spacing w:line="360" w:lineRule="auto"/>
         <w:jc w:val="both"/>
@@ -25390,7 +27246,7 @@
         <w:pStyle w:val="13"/>
         <w:numPr>
           <w:ilvl w:val="0"/>
-          <w:numId w:val="25"/>
+          <w:numId w:val="24"/>
         </w:numPr>
         <w:spacing w:line="360" w:lineRule="auto"/>
         <w:jc w:val="both"/>
@@ -25550,7 +27406,7 @@
         <w:pStyle w:val="13"/>
         <w:numPr>
           <w:ilvl w:val="0"/>
-          <w:numId w:val="25"/>
+          <w:numId w:val="24"/>
         </w:numPr>
         <w:spacing w:line="360" w:lineRule="auto"/>
         <w:jc w:val="both"/>
@@ -25705,7 +27561,7 @@
         <w:pStyle w:val="13"/>
         <w:numPr>
           <w:ilvl w:val="0"/>
-          <w:numId w:val="25"/>
+          <w:numId w:val="24"/>
         </w:numPr>
         <w:spacing w:line="360" w:lineRule="auto"/>
         <w:jc w:val="both"/>
@@ -25898,7 +27754,7 @@
         <w:pStyle w:val="13"/>
         <w:numPr>
           <w:ilvl w:val="0"/>
-          <w:numId w:val="25"/>
+          <w:numId w:val="24"/>
         </w:numPr>
         <w:spacing w:line="360" w:lineRule="auto"/>
         <w:jc w:val="both"/>
@@ -26091,7 +27947,7 @@
         <w:pStyle w:val="13"/>
         <w:numPr>
           <w:ilvl w:val="0"/>
-          <w:numId w:val="25"/>
+          <w:numId w:val="24"/>
         </w:numPr>
         <w:spacing w:line="360" w:lineRule="auto"/>
         <w:jc w:val="both"/>
@@ -26234,7 +28090,7 @@
         <w:pStyle w:val="13"/>
         <w:numPr>
           <w:ilvl w:val="0"/>
-          <w:numId w:val="25"/>
+          <w:numId w:val="24"/>
         </w:numPr>
         <w:spacing w:line="360" w:lineRule="auto"/>
         <w:jc w:val="both"/>
@@ -26418,7 +28274,7 @@
         <w:pStyle w:val="13"/>
         <w:numPr>
           <w:ilvl w:val="0"/>
-          <w:numId w:val="25"/>
+          <w:numId w:val="24"/>
         </w:numPr>
         <w:spacing w:line="360" w:lineRule="auto"/>
         <w:jc w:val="both"/>
@@ -26560,7 +28416,7 @@
         <w:pStyle w:val="13"/>
         <w:numPr>
           <w:ilvl w:val="0"/>
-          <w:numId w:val="25"/>
+          <w:numId w:val="24"/>
         </w:numPr>
         <w:spacing w:line="360" w:lineRule="auto"/>
         <w:jc w:val="both"/>
@@ -26709,7 +28565,7 @@
         <w:pStyle w:val="13"/>
         <w:numPr>
           <w:ilvl w:val="0"/>
-          <w:numId w:val="25"/>
+          <w:numId w:val="24"/>
         </w:numPr>
         <w:spacing w:line="360" w:lineRule="auto"/>
         <w:jc w:val="both"/>
@@ -28892,9 +30748,264 @@
     </w:lvl>
   </w:abstractNum>
   <w:abstractNum w:abstractNumId="14">
-    <w:nsid w:val="062B8F67"/>
+    <w:nsid w:val="0BE0D52C"/>
     <w:multiLevelType w:val="multilevel"/>
-    <w:tmpl w:val="062B8F67"/>
+    <w:tmpl w:val="0BE0D52C"/>
+    <w:lvl w:ilvl="0" w:tentative="0">
+      <w:start w:val="1"/>
+      <w:numFmt w:val="decimal"/>
+      <w:lvlText w:val="%1."/>
+      <w:lvlJc w:val="left"/>
+      <w:pPr>
+        <w:tabs>
+          <w:tab w:val="left" w:pos="720"/>
+        </w:tabs>
+        <w:ind w:left="720" w:hanging="360"/>
+      </w:pPr>
+      <w:rPr>
+        <w:sz w:val="24"/>
+        <w:szCs w:val="24"/>
+      </w:rPr>
+    </w:lvl>
+    <w:lvl w:ilvl="1" w:tentative="0">
+      <w:start w:val="1"/>
+      <w:numFmt w:val="decimal"/>
+      <w:lvlText w:val="%2."/>
+      <w:lvlJc w:val="left"/>
+      <w:pPr>
+        <w:tabs>
+          <w:tab w:val="left" w:pos="1440"/>
+        </w:tabs>
+        <w:ind w:left="1440" w:hanging="360"/>
+      </w:pPr>
+      <w:rPr>
+        <w:sz w:val="24"/>
+        <w:szCs w:val="24"/>
+      </w:rPr>
+    </w:lvl>
+    <w:lvl w:ilvl="2" w:tentative="0">
+      <w:start w:val="1"/>
+      <w:numFmt w:val="decimal"/>
+      <w:lvlText w:val="%3."/>
+      <w:lvlJc w:val="left"/>
+      <w:pPr>
+        <w:tabs>
+          <w:tab w:val="left" w:pos="2160"/>
+        </w:tabs>
+        <w:ind w:left="2160" w:hanging="360"/>
+      </w:pPr>
+      <w:rPr>
+        <w:sz w:val="24"/>
+        <w:szCs w:val="24"/>
+      </w:rPr>
+    </w:lvl>
+    <w:lvl w:ilvl="3" w:tentative="0">
+      <w:start w:val="1"/>
+      <w:numFmt w:val="decimal"/>
+      <w:lvlText w:val="%4."/>
+      <w:lvlJc w:val="left"/>
+      <w:pPr>
+        <w:tabs>
+          <w:tab w:val="left" w:pos="2500"/>
+        </w:tabs>
+        <w:ind w:left="2880" w:hanging="360"/>
+      </w:pPr>
+      <w:rPr>
+        <w:sz w:val="24"/>
+        <w:szCs w:val="24"/>
+      </w:rPr>
+    </w:lvl>
+    <w:lvl w:ilvl="4" w:tentative="0">
+      <w:start w:val="1"/>
+      <w:numFmt w:val="decimal"/>
+      <w:lvlText w:val="%5."/>
+      <w:lvlJc w:val="left"/>
+      <w:pPr>
+        <w:tabs>
+          <w:tab w:val="left" w:pos="3220"/>
+        </w:tabs>
+        <w:ind w:left="3600" w:hanging="360"/>
+      </w:pPr>
+      <w:rPr>
+        <w:sz w:val="24"/>
+        <w:szCs w:val="24"/>
+      </w:rPr>
+    </w:lvl>
+    <w:lvl w:ilvl="5" w:tentative="0">
+      <w:start w:val="1"/>
+      <w:numFmt w:val="decimal"/>
+      <w:lvlText w:val="%6."/>
+      <w:lvlJc w:val="left"/>
+      <w:pPr>
+        <w:tabs>
+          <w:tab w:val="left" w:pos="3940"/>
+        </w:tabs>
+        <w:ind w:left="4320" w:hanging="360"/>
+      </w:pPr>
+      <w:rPr>
+        <w:sz w:val="24"/>
+        <w:szCs w:val="24"/>
+      </w:rPr>
+    </w:lvl>
+    <w:lvl w:ilvl="6" w:tentative="0">
+      <w:start w:val="1"/>
+      <w:numFmt w:val="decimal"/>
+      <w:lvlText w:val="%7."/>
+      <w:lvlJc w:val="left"/>
+      <w:pPr>
+        <w:tabs>
+          <w:tab w:val="left" w:pos="4660"/>
+        </w:tabs>
+        <w:ind w:left="5040" w:hanging="360"/>
+      </w:pPr>
+      <w:rPr>
+        <w:sz w:val="24"/>
+        <w:szCs w:val="24"/>
+      </w:rPr>
+    </w:lvl>
+    <w:lvl w:ilvl="7" w:tentative="0">
+      <w:start w:val="1"/>
+      <w:numFmt w:val="decimal"/>
+      <w:lvlText w:val="%8."/>
+      <w:lvlJc w:val="left"/>
+      <w:pPr>
+        <w:tabs>
+          <w:tab w:val="left" w:pos="5380"/>
+        </w:tabs>
+        <w:ind w:left="5760" w:hanging="360"/>
+      </w:pPr>
+      <w:rPr>
+        <w:sz w:val="24"/>
+        <w:szCs w:val="24"/>
+      </w:rPr>
+    </w:lvl>
+    <w:lvl w:ilvl="8" w:tentative="0">
+      <w:start w:val="1"/>
+      <w:numFmt w:val="decimal"/>
+      <w:lvlText w:val="%9."/>
+      <w:lvlJc w:val="left"/>
+      <w:pPr>
+        <w:tabs>
+          <w:tab w:val="left" w:pos="6100"/>
+        </w:tabs>
+        <w:ind w:left="6480" w:hanging="360"/>
+      </w:pPr>
+      <w:rPr>
+        <w:sz w:val="24"/>
+        <w:szCs w:val="24"/>
+      </w:rPr>
+    </w:lvl>
+  </w:abstractNum>
+  <w:abstractNum w:abstractNumId="15">
+    <w:nsid w:val="148A2A50"/>
+    <w:multiLevelType w:val="multilevel"/>
+    <w:tmpl w:val="148A2A50"/>
+    <w:lvl w:ilvl="0" w:tentative="0">
+      <w:start w:val="1"/>
+      <w:numFmt w:val="decimal"/>
+      <w:lvlText w:val="%1."/>
+      <w:lvlJc w:val="left"/>
+      <w:pPr>
+        <w:ind w:left="709" w:hanging="360"/>
+      </w:pPr>
+    </w:lvl>
+    <w:lvl w:ilvl="1" w:tentative="0">
+      <w:start w:val="1"/>
+      <w:numFmt w:val="lowerLetter"/>
+      <w:lvlText w:val="%2."/>
+      <w:lvlJc w:val="left"/>
+      <w:pPr>
+        <w:ind w:left="1429" w:hanging="360"/>
+      </w:pPr>
+    </w:lvl>
+    <w:lvl w:ilvl="2" w:tentative="0">
+      <w:start w:val="1"/>
+      <w:numFmt w:val="lowerRoman"/>
+      <w:lvlText w:val="%3."/>
+      <w:lvlJc w:val="right"/>
+      <w:pPr>
+        <w:ind w:left="2149" w:hanging="180"/>
+      </w:pPr>
+    </w:lvl>
+    <w:lvl w:ilvl="3" w:tentative="0">
+      <w:start w:val="1"/>
+      <w:numFmt w:val="decimal"/>
+      <w:lvlText w:val="%4."/>
+      <w:lvlJc w:val="left"/>
+      <w:pPr>
+        <w:ind w:left="2869" w:hanging="360"/>
+      </w:pPr>
+    </w:lvl>
+    <w:lvl w:ilvl="4" w:tentative="0">
+      <w:start w:val="1"/>
+      <w:numFmt w:val="lowerLetter"/>
+      <w:lvlText w:val="%5."/>
+      <w:lvlJc w:val="left"/>
+      <w:pPr>
+        <w:ind w:left="3589" w:hanging="360"/>
+      </w:pPr>
+    </w:lvl>
+    <w:lvl w:ilvl="5" w:tentative="0">
+      <w:start w:val="1"/>
+      <w:numFmt w:val="lowerRoman"/>
+      <w:lvlText w:val="%6."/>
+      <w:lvlJc w:val="right"/>
+      <w:pPr>
+        <w:ind w:left="4309" w:hanging="180"/>
+      </w:pPr>
+    </w:lvl>
+    <w:lvl w:ilvl="6" w:tentative="0">
+      <w:start w:val="1"/>
+      <w:numFmt w:val="decimal"/>
+      <w:lvlText w:val="%7."/>
+      <w:lvlJc w:val="left"/>
+      <w:pPr>
+        <w:ind w:left="5029" w:hanging="360"/>
+      </w:pPr>
+    </w:lvl>
+    <w:lvl w:ilvl="7" w:tentative="0">
+      <w:start w:val="1"/>
+      <w:numFmt w:val="lowerLetter"/>
+      <w:lvlText w:val="%8."/>
+      <w:lvlJc w:val="left"/>
+      <w:pPr>
+        <w:ind w:left="5749" w:hanging="360"/>
+      </w:pPr>
+    </w:lvl>
+    <w:lvl w:ilvl="8" w:tentative="0">
+      <w:start w:val="1"/>
+      <w:numFmt w:val="lowerRoman"/>
+      <w:lvlText w:val="%9."/>
+      <w:lvlJc w:val="right"/>
+      <w:pPr>
+        <w:ind w:left="6469" w:hanging="180"/>
+      </w:pPr>
+    </w:lvl>
+  </w:abstractNum>
+  <w:abstractNum w:abstractNumId="16">
+    <w:nsid w:val="14A793B9"/>
+    <w:multiLevelType w:val="singleLevel"/>
+    <w:tmpl w:val="14A793B9"/>
+    <w:lvl w:ilvl="0" w:tentative="0">
+      <w:start w:val="1"/>
+      <w:numFmt w:val="bullet"/>
+      <w:lvlText w:val=""/>
+      <w:lvlJc w:val="left"/>
+      <w:pPr>
+        <w:tabs>
+          <w:tab w:val="left" w:pos="420"/>
+        </w:tabs>
+        <w:ind w:left="420" w:leftChars="0" w:hanging="420" w:firstLineChars="0"/>
+      </w:pPr>
+      <w:rPr>
+        <w:rFonts w:hint="default" w:ascii="Wingdings" w:hAnsi="Wingdings"/>
+      </w:rPr>
+    </w:lvl>
+  </w:abstractNum>
+  <w:abstractNum w:abstractNumId="17">
+    <w:nsid w:val="50B30E20"/>
+    <w:multiLevelType w:val="multilevel"/>
+    <w:tmpl w:val="50B30E20"/>
     <w:lvl w:ilvl="0" w:tentative="0">
       <w:start w:val="1"/>
       <w:numFmt w:val="bullet"/>
@@ -28907,7 +31018,7 @@
         <w:ind w:left="720" w:hanging="360"/>
       </w:pPr>
       <w:rPr>
-        <w:rFonts w:hint="default" w:ascii="Symbol" w:hAnsi="Symbol" w:cs="Symbol"/>
+        <w:rFonts w:ascii="Symbol" w:hAnsi="Symbol" w:cs="Symbol"/>
         <w:sz w:val="20"/>
       </w:rPr>
     </w:lvl>
@@ -28923,7 +31034,7 @@
         <w:ind w:left="1440" w:hanging="360"/>
       </w:pPr>
       <w:rPr>
-        <w:rFonts w:hint="default" w:ascii="Courier New" w:hAnsi="Courier New" w:cs="Courier New"/>
+        <w:rFonts w:ascii="Courier New" w:hAnsi="Courier New" w:cs="Courier New"/>
         <w:sz w:val="20"/>
       </w:rPr>
     </w:lvl>
@@ -28939,7 +31050,7 @@
         <w:ind w:left="2160" w:hanging="360"/>
       </w:pPr>
       <w:rPr>
-        <w:rFonts w:hint="default" w:ascii="Wingdings" w:hAnsi="Wingdings" w:cs="Wingdings"/>
+        <w:rFonts w:ascii="Wingdings" w:hAnsi="Wingdings" w:cs="Wingdings"/>
         <w:sz w:val="20"/>
       </w:rPr>
     </w:lvl>
@@ -29040,411 +31151,7 @@
       </w:rPr>
     </w:lvl>
   </w:abstractNum>
-  <w:abstractNum w:abstractNumId="15">
-    <w:nsid w:val="0BE0D52C"/>
-    <w:multiLevelType w:val="multilevel"/>
-    <w:tmpl w:val="0BE0D52C"/>
-    <w:lvl w:ilvl="0" w:tentative="0">
-      <w:start w:val="1"/>
-      <w:numFmt w:val="decimal"/>
-      <w:lvlText w:val="%1."/>
-      <w:lvlJc w:val="left"/>
-      <w:pPr>
-        <w:tabs>
-          <w:tab w:val="left" w:pos="720"/>
-        </w:tabs>
-        <w:ind w:left="720" w:hanging="360"/>
-      </w:pPr>
-      <w:rPr>
-        <w:sz w:val="24"/>
-        <w:szCs w:val="24"/>
-      </w:rPr>
-    </w:lvl>
-    <w:lvl w:ilvl="1" w:tentative="0">
-      <w:start w:val="1"/>
-      <w:numFmt w:val="decimal"/>
-      <w:lvlText w:val="%2."/>
-      <w:lvlJc w:val="left"/>
-      <w:pPr>
-        <w:tabs>
-          <w:tab w:val="left" w:pos="1440"/>
-        </w:tabs>
-        <w:ind w:left="1440" w:hanging="360"/>
-      </w:pPr>
-      <w:rPr>
-        <w:sz w:val="24"/>
-        <w:szCs w:val="24"/>
-      </w:rPr>
-    </w:lvl>
-    <w:lvl w:ilvl="2" w:tentative="0">
-      <w:start w:val="1"/>
-      <w:numFmt w:val="decimal"/>
-      <w:lvlText w:val="%3."/>
-      <w:lvlJc w:val="left"/>
-      <w:pPr>
-        <w:tabs>
-          <w:tab w:val="left" w:pos="2160"/>
-        </w:tabs>
-        <w:ind w:left="2160" w:hanging="360"/>
-      </w:pPr>
-      <w:rPr>
-        <w:sz w:val="24"/>
-        <w:szCs w:val="24"/>
-      </w:rPr>
-    </w:lvl>
-    <w:lvl w:ilvl="3" w:tentative="0">
-      <w:start w:val="1"/>
-      <w:numFmt w:val="decimal"/>
-      <w:lvlText w:val="%4."/>
-      <w:lvlJc w:val="left"/>
-      <w:pPr>
-        <w:tabs>
-          <w:tab w:val="left" w:pos="2500"/>
-        </w:tabs>
-        <w:ind w:left="2880" w:hanging="360"/>
-      </w:pPr>
-      <w:rPr>
-        <w:sz w:val="24"/>
-        <w:szCs w:val="24"/>
-      </w:rPr>
-    </w:lvl>
-    <w:lvl w:ilvl="4" w:tentative="0">
-      <w:start w:val="1"/>
-      <w:numFmt w:val="decimal"/>
-      <w:lvlText w:val="%5."/>
-      <w:lvlJc w:val="left"/>
-      <w:pPr>
-        <w:tabs>
-          <w:tab w:val="left" w:pos="3220"/>
-        </w:tabs>
-        <w:ind w:left="3600" w:hanging="360"/>
-      </w:pPr>
-      <w:rPr>
-        <w:sz w:val="24"/>
-        <w:szCs w:val="24"/>
-      </w:rPr>
-    </w:lvl>
-    <w:lvl w:ilvl="5" w:tentative="0">
-      <w:start w:val="1"/>
-      <w:numFmt w:val="decimal"/>
-      <w:lvlText w:val="%6."/>
-      <w:lvlJc w:val="left"/>
-      <w:pPr>
-        <w:tabs>
-          <w:tab w:val="left" w:pos="3940"/>
-        </w:tabs>
-        <w:ind w:left="4320" w:hanging="360"/>
-      </w:pPr>
-      <w:rPr>
-        <w:sz w:val="24"/>
-        <w:szCs w:val="24"/>
-      </w:rPr>
-    </w:lvl>
-    <w:lvl w:ilvl="6" w:tentative="0">
-      <w:start w:val="1"/>
-      <w:numFmt w:val="decimal"/>
-      <w:lvlText w:val="%7."/>
-      <w:lvlJc w:val="left"/>
-      <w:pPr>
-        <w:tabs>
-          <w:tab w:val="left" w:pos="4660"/>
-        </w:tabs>
-        <w:ind w:left="5040" w:hanging="360"/>
-      </w:pPr>
-      <w:rPr>
-        <w:sz w:val="24"/>
-        <w:szCs w:val="24"/>
-      </w:rPr>
-    </w:lvl>
-    <w:lvl w:ilvl="7" w:tentative="0">
-      <w:start w:val="1"/>
-      <w:numFmt w:val="decimal"/>
-      <w:lvlText w:val="%8."/>
-      <w:lvlJc w:val="left"/>
-      <w:pPr>
-        <w:tabs>
-          <w:tab w:val="left" w:pos="5380"/>
-        </w:tabs>
-        <w:ind w:left="5760" w:hanging="360"/>
-      </w:pPr>
-      <w:rPr>
-        <w:sz w:val="24"/>
-        <w:szCs w:val="24"/>
-      </w:rPr>
-    </w:lvl>
-    <w:lvl w:ilvl="8" w:tentative="0">
-      <w:start w:val="1"/>
-      <w:numFmt w:val="decimal"/>
-      <w:lvlText w:val="%9."/>
-      <w:lvlJc w:val="left"/>
-      <w:pPr>
-        <w:tabs>
-          <w:tab w:val="left" w:pos="6100"/>
-        </w:tabs>
-        <w:ind w:left="6480" w:hanging="360"/>
-      </w:pPr>
-      <w:rPr>
-        <w:sz w:val="24"/>
-        <w:szCs w:val="24"/>
-      </w:rPr>
-    </w:lvl>
-  </w:abstractNum>
-  <w:abstractNum w:abstractNumId="16">
-    <w:nsid w:val="148A2A50"/>
-    <w:multiLevelType w:val="multilevel"/>
-    <w:tmpl w:val="148A2A50"/>
-    <w:lvl w:ilvl="0" w:tentative="0">
-      <w:start w:val="1"/>
-      <w:numFmt w:val="decimal"/>
-      <w:lvlText w:val="%1."/>
-      <w:lvlJc w:val="left"/>
-      <w:pPr>
-        <w:ind w:left="709" w:hanging="360"/>
-      </w:pPr>
-    </w:lvl>
-    <w:lvl w:ilvl="1" w:tentative="0">
-      <w:start w:val="1"/>
-      <w:numFmt w:val="lowerLetter"/>
-      <w:lvlText w:val="%2."/>
-      <w:lvlJc w:val="left"/>
-      <w:pPr>
-        <w:ind w:left="1429" w:hanging="360"/>
-      </w:pPr>
-    </w:lvl>
-    <w:lvl w:ilvl="2" w:tentative="0">
-      <w:start w:val="1"/>
-      <w:numFmt w:val="lowerRoman"/>
-      <w:lvlText w:val="%3."/>
-      <w:lvlJc w:val="right"/>
-      <w:pPr>
-        <w:ind w:left="2149" w:hanging="180"/>
-      </w:pPr>
-    </w:lvl>
-    <w:lvl w:ilvl="3" w:tentative="0">
-      <w:start w:val="1"/>
-      <w:numFmt w:val="decimal"/>
-      <w:lvlText w:val="%4."/>
-      <w:lvlJc w:val="left"/>
-      <w:pPr>
-        <w:ind w:left="2869" w:hanging="360"/>
-      </w:pPr>
-    </w:lvl>
-    <w:lvl w:ilvl="4" w:tentative="0">
-      <w:start w:val="1"/>
-      <w:numFmt w:val="lowerLetter"/>
-      <w:lvlText w:val="%5."/>
-      <w:lvlJc w:val="left"/>
-      <w:pPr>
-        <w:ind w:left="3589" w:hanging="360"/>
-      </w:pPr>
-    </w:lvl>
-    <w:lvl w:ilvl="5" w:tentative="0">
-      <w:start w:val="1"/>
-      <w:numFmt w:val="lowerRoman"/>
-      <w:lvlText w:val="%6."/>
-      <w:lvlJc w:val="right"/>
-      <w:pPr>
-        <w:ind w:left="4309" w:hanging="180"/>
-      </w:pPr>
-    </w:lvl>
-    <w:lvl w:ilvl="6" w:tentative="0">
-      <w:start w:val="1"/>
-      <w:numFmt w:val="decimal"/>
-      <w:lvlText w:val="%7."/>
-      <w:lvlJc w:val="left"/>
-      <w:pPr>
-        <w:ind w:left="5029" w:hanging="360"/>
-      </w:pPr>
-    </w:lvl>
-    <w:lvl w:ilvl="7" w:tentative="0">
-      <w:start w:val="1"/>
-      <w:numFmt w:val="lowerLetter"/>
-      <w:lvlText w:val="%8."/>
-      <w:lvlJc w:val="left"/>
-      <w:pPr>
-        <w:ind w:left="5749" w:hanging="360"/>
-      </w:pPr>
-    </w:lvl>
-    <w:lvl w:ilvl="8" w:tentative="0">
-      <w:start w:val="1"/>
-      <w:numFmt w:val="lowerRoman"/>
-      <w:lvlText w:val="%9."/>
-      <w:lvlJc w:val="right"/>
-      <w:pPr>
-        <w:ind w:left="6469" w:hanging="180"/>
-      </w:pPr>
-    </w:lvl>
-  </w:abstractNum>
-  <w:abstractNum w:abstractNumId="17">
-    <w:nsid w:val="14A793B9"/>
-    <w:multiLevelType w:val="singleLevel"/>
-    <w:tmpl w:val="14A793B9"/>
-    <w:lvl w:ilvl="0" w:tentative="0">
-      <w:start w:val="1"/>
-      <w:numFmt w:val="bullet"/>
-      <w:lvlText w:val=""/>
-      <w:lvlJc w:val="left"/>
-      <w:pPr>
-        <w:tabs>
-          <w:tab w:val="left" w:pos="420"/>
-        </w:tabs>
-        <w:ind w:left="420" w:leftChars="0" w:hanging="420" w:firstLineChars="0"/>
-      </w:pPr>
-      <w:rPr>
-        <w:rFonts w:hint="default" w:ascii="Wingdings" w:hAnsi="Wingdings"/>
-      </w:rPr>
-    </w:lvl>
-  </w:abstractNum>
   <w:abstractNum w:abstractNumId="18">
-    <w:nsid w:val="50B30E20"/>
-    <w:multiLevelType w:val="multilevel"/>
-    <w:tmpl w:val="50B30E20"/>
-    <w:lvl w:ilvl="0" w:tentative="0">
-      <w:start w:val="1"/>
-      <w:numFmt w:val="bullet"/>
-      <w:lvlText w:val=""/>
-      <w:lvlJc w:val="left"/>
-      <w:pPr>
-        <w:tabs>
-          <w:tab w:val="left" w:pos="720"/>
-        </w:tabs>
-        <w:ind w:left="720" w:hanging="360"/>
-      </w:pPr>
-      <w:rPr>
-        <w:rFonts w:ascii="Symbol" w:hAnsi="Symbol" w:cs="Symbol"/>
-        <w:sz w:val="20"/>
-      </w:rPr>
-    </w:lvl>
-    <w:lvl w:ilvl="1" w:tentative="0">
-      <w:start w:val="1"/>
-      <w:numFmt w:val="bullet"/>
-      <w:lvlText w:val="o"/>
-      <w:lvlJc w:val="left"/>
-      <w:pPr>
-        <w:tabs>
-          <w:tab w:val="left" w:pos="1440"/>
-        </w:tabs>
-        <w:ind w:left="1440" w:hanging="360"/>
-      </w:pPr>
-      <w:rPr>
-        <w:rFonts w:ascii="Courier New" w:hAnsi="Courier New" w:cs="Courier New"/>
-        <w:sz w:val="20"/>
-      </w:rPr>
-    </w:lvl>
-    <w:lvl w:ilvl="2" w:tentative="0">
-      <w:start w:val="1"/>
-      <w:numFmt w:val="bullet"/>
-      <w:lvlText w:val=""/>
-      <w:lvlJc w:val="left"/>
-      <w:pPr>
-        <w:tabs>
-          <w:tab w:val="left" w:pos="2160"/>
-        </w:tabs>
-        <w:ind w:left="2160" w:hanging="360"/>
-      </w:pPr>
-      <w:rPr>
-        <w:rFonts w:ascii="Wingdings" w:hAnsi="Wingdings" w:cs="Wingdings"/>
-        <w:sz w:val="20"/>
-      </w:rPr>
-    </w:lvl>
-    <w:lvl w:ilvl="3" w:tentative="0">
-      <w:start w:val="1"/>
-      <w:numFmt w:val="bullet"/>
-      <w:lvlText w:val=""/>
-      <w:lvlJc w:val="left"/>
-      <w:pPr>
-        <w:tabs>
-          <w:tab w:val="left" w:pos="2880"/>
-        </w:tabs>
-        <w:ind w:left="2880" w:hanging="360"/>
-      </w:pPr>
-      <w:rPr>
-        <w:rFonts w:hint="default" w:ascii="Wingdings" w:hAnsi="Wingdings" w:cs="Wingdings"/>
-        <w:sz w:val="20"/>
-      </w:rPr>
-    </w:lvl>
-    <w:lvl w:ilvl="4" w:tentative="0">
-      <w:start w:val="1"/>
-      <w:numFmt w:val="bullet"/>
-      <w:lvlText w:val=""/>
-      <w:lvlJc w:val="left"/>
-      <w:pPr>
-        <w:tabs>
-          <w:tab w:val="left" w:pos="3600"/>
-        </w:tabs>
-        <w:ind w:left="3600" w:hanging="360"/>
-      </w:pPr>
-      <w:rPr>
-        <w:rFonts w:hint="default" w:ascii="Wingdings" w:hAnsi="Wingdings" w:cs="Wingdings"/>
-        <w:sz w:val="20"/>
-      </w:rPr>
-    </w:lvl>
-    <w:lvl w:ilvl="5" w:tentative="0">
-      <w:start w:val="1"/>
-      <w:numFmt w:val="bullet"/>
-      <w:lvlText w:val=""/>
-      <w:lvlJc w:val="left"/>
-      <w:pPr>
-        <w:tabs>
-          <w:tab w:val="left" w:pos="4320"/>
-        </w:tabs>
-        <w:ind w:left="4320" w:hanging="360"/>
-      </w:pPr>
-      <w:rPr>
-        <w:rFonts w:hint="default" w:ascii="Wingdings" w:hAnsi="Wingdings" w:cs="Wingdings"/>
-        <w:sz w:val="20"/>
-      </w:rPr>
-    </w:lvl>
-    <w:lvl w:ilvl="6" w:tentative="0">
-      <w:start w:val="1"/>
-      <w:numFmt w:val="bullet"/>
-      <w:lvlText w:val=""/>
-      <w:lvlJc w:val="left"/>
-      <w:pPr>
-        <w:tabs>
-          <w:tab w:val="left" w:pos="5040"/>
-        </w:tabs>
-        <w:ind w:left="5040" w:hanging="360"/>
-      </w:pPr>
-      <w:rPr>
-        <w:rFonts w:hint="default" w:ascii="Wingdings" w:hAnsi="Wingdings" w:cs="Wingdings"/>
-        <w:sz w:val="20"/>
-      </w:rPr>
-    </w:lvl>
-    <w:lvl w:ilvl="7" w:tentative="0">
-      <w:start w:val="1"/>
-      <w:numFmt w:val="bullet"/>
-      <w:lvlText w:val=""/>
-      <w:lvlJc w:val="left"/>
-      <w:pPr>
-        <w:tabs>
-          <w:tab w:val="left" w:pos="5760"/>
-        </w:tabs>
-        <w:ind w:left="5760" w:hanging="360"/>
-      </w:pPr>
-      <w:rPr>
-        <w:rFonts w:hint="default" w:ascii="Wingdings" w:hAnsi="Wingdings" w:cs="Wingdings"/>
-        <w:sz w:val="20"/>
-      </w:rPr>
-    </w:lvl>
-    <w:lvl w:ilvl="8" w:tentative="0">
-      <w:start w:val="1"/>
-      <w:numFmt w:val="bullet"/>
-      <w:lvlText w:val=""/>
-      <w:lvlJc w:val="left"/>
-      <w:pPr>
-        <w:tabs>
-          <w:tab w:val="left" w:pos="6480"/>
-        </w:tabs>
-        <w:ind w:left="6480" w:hanging="360"/>
-      </w:pPr>
-      <w:rPr>
-        <w:rFonts w:hint="default" w:ascii="Wingdings" w:hAnsi="Wingdings" w:cs="Wingdings"/>
-        <w:sz w:val="20"/>
-      </w:rPr>
-    </w:lvl>
-  </w:abstractNum>
-  <w:abstractNum w:abstractNumId="19">
     <w:nsid w:val="54015A84"/>
     <w:multiLevelType w:val="multilevel"/>
     <w:tmpl w:val="54015A84"/>
@@ -29568,7 +31275,7 @@
       </w:rPr>
     </w:lvl>
   </w:abstractNum>
-  <w:abstractNum w:abstractNumId="20">
+  <w:abstractNum w:abstractNumId="19">
     <w:nsid w:val="5C192861"/>
     <w:multiLevelType w:val="multilevel"/>
     <w:tmpl w:val="5C192861"/>
@@ -29717,7 +31424,7 @@
       </w:rPr>
     </w:lvl>
   </w:abstractNum>
-  <w:abstractNum w:abstractNumId="21">
+  <w:abstractNum w:abstractNumId="20">
     <w:nsid w:val="613638AE"/>
     <w:multiLevelType w:val="singleLevel"/>
     <w:tmpl w:val="613638AE"/>
@@ -29737,7 +31444,7 @@
       </w:rPr>
     </w:lvl>
   </w:abstractNum>
-  <w:abstractNum w:abstractNumId="22">
+  <w:abstractNum w:abstractNumId="21">
     <w:nsid w:val="643119E1"/>
     <w:multiLevelType w:val="multilevel"/>
     <w:tmpl w:val="643119E1"/>
@@ -29886,7 +31593,7 @@
       </w:rPr>
     </w:lvl>
   </w:abstractNum>
-  <w:abstractNum w:abstractNumId="23">
+  <w:abstractNum w:abstractNumId="22">
     <w:nsid w:val="68EC1EC0"/>
     <w:multiLevelType w:val="multilevel"/>
     <w:tmpl w:val="68EC1EC0"/>
@@ -30035,7 +31742,7 @@
       </w:rPr>
     </w:lvl>
   </w:abstractNum>
-  <w:abstractNum w:abstractNumId="24">
+  <w:abstractNum w:abstractNumId="23">
     <w:nsid w:val="7824B23B"/>
     <w:multiLevelType w:val="multilevel"/>
     <w:tmpl w:val="7824B23B"/>
@@ -30188,7 +31895,7 @@
     <w:abstractNumId w:val="8"/>
   </w:num>
   <w:num w:numId="2">
-    <w:abstractNumId w:val="19"/>
+    <w:abstractNumId w:val="18"/>
   </w:num>
   <w:num w:numId="3">
     <w:abstractNumId w:val="12"/>
@@ -30206,58 +31913,55 @@
     <w:abstractNumId w:val="2"/>
   </w:num>
   <w:num w:numId="8">
-    <w:abstractNumId w:val="23"/>
+    <w:abstractNumId w:val="22"/>
   </w:num>
   <w:num w:numId="9">
     <w:abstractNumId w:val="0"/>
   </w:num>
   <w:num w:numId="10">
-    <w:abstractNumId w:val="18"/>
+    <w:abstractNumId w:val="17"/>
   </w:num>
   <w:num w:numId="11">
+    <w:abstractNumId w:val="23"/>
+  </w:num>
+  <w:num w:numId="12">
+    <w:abstractNumId w:val="3"/>
+  </w:num>
+  <w:num w:numId="13">
+    <w:abstractNumId w:val="13"/>
+  </w:num>
+  <w:num w:numId="14">
+    <w:abstractNumId w:val="21"/>
+  </w:num>
+  <w:num w:numId="15">
+    <w:abstractNumId w:val="7"/>
+  </w:num>
+  <w:num w:numId="16">
+    <w:abstractNumId w:val="6"/>
+  </w:num>
+  <w:num w:numId="17">
     <w:abstractNumId w:val="14"/>
   </w:num>
-  <w:num w:numId="12">
-    <w:abstractNumId w:val="24"/>
-  </w:num>
-  <w:num w:numId="13">
-    <w:abstractNumId w:val="3"/>
-  </w:num>
-  <w:num w:numId="14">
-    <w:abstractNumId w:val="13"/>
-  </w:num>
-  <w:num w:numId="15">
-    <w:abstractNumId w:val="22"/>
-  </w:num>
-  <w:num w:numId="16">
-    <w:abstractNumId w:val="7"/>
-  </w:num>
-  <w:num w:numId="17">
-    <w:abstractNumId w:val="6"/>
-  </w:num>
   <w:num w:numId="18">
-    <w:abstractNumId w:val="15"/>
+    <w:abstractNumId w:val="9"/>
   </w:num>
   <w:num w:numId="19">
-    <w:abstractNumId w:val="9"/>
+    <w:abstractNumId w:val="19"/>
   </w:num>
   <w:num w:numId="20">
+    <w:abstractNumId w:val="4"/>
+  </w:num>
+  <w:num w:numId="21">
+    <w:abstractNumId w:val="16"/>
+  </w:num>
+  <w:num w:numId="22">
+    <w:abstractNumId w:val="11"/>
+  </w:num>
+  <w:num w:numId="23">
     <w:abstractNumId w:val="20"/>
   </w:num>
-  <w:num w:numId="21">
-    <w:abstractNumId w:val="4"/>
-  </w:num>
-  <w:num w:numId="22">
-    <w:abstractNumId w:val="17"/>
-  </w:num>
-  <w:num w:numId="23">
-    <w:abstractNumId w:val="11"/>
-  </w:num>
   <w:num w:numId="24">
-    <w:abstractNumId w:val="21"/>
-  </w:num>
-  <w:num w:numId="25">
-    <w:abstractNumId w:val="16"/>
+    <w:abstractNumId w:val="15"/>
   </w:num>
 </w:numbering>
 </file>

--- a/Дипломная_работа_ИВТАСбд-41_БорковИван.docx
+++ b/Дипломная_работа_ИВТАСбд-41_БорковИван.docx
@@ -10012,7 +10012,6 @@
             <w:insideH w:val="single" w:color="auto" w:sz="4" w:space="0"/>
             <w:insideV w:val="single" w:color="auto" w:sz="4" w:space="0"/>
           </w:tblBorders>
-          <w:shd w:val="clear" w:color="auto" w:fill="auto"/>
           <w:tblCellMar>
             <w:top w:w="15" w:type="dxa"/>
             <w:left w:w="15" w:type="dxa"/>
@@ -12254,6 +12253,7 @@
             <w:insideH w:val="single" w:color="auto" w:sz="4" w:space="0"/>
             <w:insideV w:val="single" w:color="auto" w:sz="4" w:space="0"/>
           </w:tblBorders>
+          <w:shd w:val="clear" w:color="auto" w:fill="auto"/>
           <w:tblCellMar>
             <w:top w:w="15" w:type="dxa"/>
             <w:left w:w="15" w:type="dxa"/>
@@ -12372,6 +12372,7 @@
             <w:insideH w:val="single" w:color="auto" w:sz="4" w:space="0"/>
             <w:insideV w:val="single" w:color="auto" w:sz="4" w:space="0"/>
           </w:tblBorders>
+          <w:shd w:val="clear" w:color="auto" w:fill="auto"/>
           <w:tblCellMar>
             <w:top w:w="15" w:type="dxa"/>
             <w:left w:w="15" w:type="dxa"/>
@@ -12490,6 +12491,7 @@
             <w:insideH w:val="single" w:color="auto" w:sz="4" w:space="0"/>
             <w:insideV w:val="single" w:color="auto" w:sz="4" w:space="0"/>
           </w:tblBorders>
+          <w:shd w:val="clear" w:color="auto" w:fill="auto"/>
           <w:tblCellMar>
             <w:top w:w="15" w:type="dxa"/>
             <w:left w:w="15" w:type="dxa"/>
@@ -12608,7 +12610,6 @@
             <w:insideH w:val="single" w:color="auto" w:sz="4" w:space="0"/>
             <w:insideV w:val="single" w:color="auto" w:sz="4" w:space="0"/>
           </w:tblBorders>
-          <w:shd w:val="clear" w:color="auto" w:fill="auto"/>
           <w:tblCellMar>
             <w:top w:w="15" w:type="dxa"/>
             <w:left w:w="15" w:type="dxa"/>
@@ -18377,6 +18378,7 @@
     <w:p>
       <w:pPr>
         <w:numPr>
+          <w:ilvl w:val="0"/>
           <w:numId w:val="0"/>
         </w:numPr>
         <w:spacing w:after="160" w:line="360" w:lineRule="auto"/>
@@ -20364,6 +20366,7 @@
         <w:keepLines w:val="0"/>
         <w:widowControl/>
         <w:numPr>
+          <w:ilvl w:val="0"/>
           <w:numId w:val="0"/>
         </w:numPr>
         <w:suppressLineNumbers w:val="0"/>
@@ -20447,43 +20450,134 @@
     <w:p>
       <w:pPr>
         <w:spacing w:line="360" w:lineRule="auto"/>
-        <w:jc w:val="both"/>
-        <w:rPr>
-          <w:rFonts w:hint="default" w:ascii="Times New Roman" w:hAnsi="Times New Roman" w:cs="Times New Roman"/>
-          <w:b w:val="0"/>
-          <w:bCs w:val="0"/>
-          <w:i w:val="0"/>
-          <w:iCs w:val="0"/>
-          <w:sz w:val="28"/>
-          <w:szCs w:val="28"/>
-          <w:lang w:val="en-US"/>
-        </w:rPr>
-      </w:pPr>
-      <w:r>
-        <w:rPr>
-          <w:rFonts w:hint="default" w:ascii="Times New Roman" w:hAnsi="Times New Roman" w:cs="Times New Roman"/>
-          <w:b w:val="0"/>
-          <w:bCs w:val="0"/>
-          <w:i w:val="0"/>
-          <w:iCs w:val="0"/>
-          <w:sz w:val="28"/>
-          <w:szCs w:val="28"/>
-          <w:lang w:val="en-US"/>
-        </w:rPr>
-        <w:tab/>
-      </w:r>
-      <w:r>
-        <w:rPr>
-          <w:rFonts w:hint="default" w:ascii="Times New Roman" w:hAnsi="Times New Roman" w:cs="Times New Roman"/>
-          <w:b w:val="0"/>
-          <w:bCs w:val="0"/>
-          <w:i w:val="0"/>
-          <w:iCs w:val="0"/>
-          <w:sz w:val="28"/>
-          <w:szCs w:val="28"/>
-          <w:lang w:val="ru-RU"/>
-        </w:rPr>
-        <w:t>СХЕМКУ НАМУТИТЬ ПТОМ</w:t>
+        <w:jc w:val="center"/>
+      </w:pPr>
+      <w:r>
+        <w:drawing>
+          <wp:inline distT="0" distB="0" distL="114300" distR="114300">
+            <wp:extent cx="3733800" cy="4495800"/>
+            <wp:effectExtent l="0" t="0" r="0" b="0"/>
+            <wp:docPr id="7" name="Изображение 8"/>
+            <wp:cNvGraphicFramePr>
+              <a:graphicFrameLocks xmlns:a="http://schemas.openxmlformats.org/drawingml/2006/main" noChangeAspect="1"/>
+            </wp:cNvGraphicFramePr>
+            <a:graphic xmlns:a="http://schemas.openxmlformats.org/drawingml/2006/main">
+              <a:graphicData uri="http://schemas.openxmlformats.org/drawingml/2006/picture">
+                <pic:pic xmlns:pic="http://schemas.openxmlformats.org/drawingml/2006/picture">
+                  <pic:nvPicPr>
+                    <pic:cNvPr id="7" name="Изображение 8"/>
+                    <pic:cNvPicPr>
+                      <a:picLocks noChangeAspect="1"/>
+                    </pic:cNvPicPr>
+                  </pic:nvPicPr>
+                  <pic:blipFill>
+                    <a:blip r:embed="rId11"/>
+                    <a:stretch>
+                      <a:fillRect/>
+                    </a:stretch>
+                  </pic:blipFill>
+                  <pic:spPr>
+                    <a:xfrm>
+                      <a:off x="0" y="0"/>
+                      <a:ext cx="3733800" cy="4495800"/>
+                    </a:xfrm>
+                    <a:prstGeom prst="rect">
+                      <a:avLst/>
+                    </a:prstGeom>
+                    <a:noFill/>
+                    <a:ln>
+                      <a:noFill/>
+                    </a:ln>
+                  </pic:spPr>
+                </pic:pic>
+              </a:graphicData>
+            </a:graphic>
+          </wp:inline>
+        </w:drawing>
+      </w:r>
+    </w:p>
+    <w:p>
+      <w:pPr>
+        <w:numPr>
+          <w:ilvl w:val="0"/>
+          <w:numId w:val="0"/>
+        </w:numPr>
+        <w:spacing w:after="160" w:line="360" w:lineRule="auto"/>
+        <w:jc w:val="center"/>
+        <w:rPr>
+          <w:rFonts w:hint="default"/>
+          <w:lang w:val="en-US"/>
+        </w:rPr>
+      </w:pPr>
+      <w:r>
+        <w:rPr>
+          <w:rFonts w:hint="default" w:ascii="Times New Roman" w:hAnsi="Times New Roman" w:eastAsia="SimSun" w:cs="Times New Roman"/>
+          <w:sz w:val="28"/>
+          <w:szCs w:val="28"/>
+          <w:lang w:val="ru-RU"/>
+        </w:rPr>
+        <w:t>Рисунок 2.2.</w:t>
+      </w:r>
+      <w:r>
+        <w:rPr>
+          <w:rFonts w:hint="default" w:ascii="Times New Roman" w:hAnsi="Times New Roman" w:eastAsia="SimSun" w:cs="Times New Roman"/>
+          <w:sz w:val="28"/>
+          <w:szCs w:val="28"/>
+          <w:lang w:val="en-US"/>
+        </w:rPr>
+        <w:t>2</w:t>
+      </w:r>
+      <w:r>
+        <w:rPr>
+          <w:rFonts w:hint="default" w:ascii="Times New Roman" w:hAnsi="Times New Roman" w:eastAsia="SimSun" w:cs="Times New Roman"/>
+          <w:sz w:val="28"/>
+          <w:szCs w:val="28"/>
+          <w:lang w:val="ru-RU"/>
+        </w:rPr>
+        <w:t>. Архитектура фреймворка.</w:t>
+      </w:r>
+    </w:p>
+    <w:p>
+      <w:pPr>
+        <w:spacing w:line="360" w:lineRule="auto"/>
+        <w:ind w:firstLine="708" w:firstLineChars="0"/>
+        <w:jc w:val="both"/>
+        <w:rPr>
+          <w:rFonts w:hint="default" w:ascii="Times New Roman" w:hAnsi="Times New Roman" w:cs="Times New Roman"/>
+          <w:b w:val="0"/>
+          <w:bCs w:val="0"/>
+          <w:i w:val="0"/>
+          <w:iCs w:val="0"/>
+          <w:sz w:val="28"/>
+          <w:szCs w:val="28"/>
+          <w:lang w:val="en-US"/>
+        </w:rPr>
+      </w:pPr>
+      <w:r>
+        <w:rPr>
+          <w:rFonts w:hint="default" w:ascii="Times New Roman" w:hAnsi="Times New Roman" w:cs="Times New Roman"/>
+          <w:b w:val="0"/>
+          <w:bCs w:val="0"/>
+          <w:i w:val="0"/>
+          <w:iCs w:val="0"/>
+          <w:sz w:val="28"/>
+          <w:szCs w:val="28"/>
+          <w:lang w:val="en-US"/>
+        </w:rPr>
+        <w:t>Архитектура разработанного фреймворка автоматизированного тестирования включает набор взаимосвязанных компонентов, обеспечивающих выполнение UI-тестов, распределённый запуск браузеров и формирование отчётности. Общая схема взаимодействия компонентов системы представлена на рисунке 2.</w:t>
+      </w:r>
+      <w:r>
+        <w:rPr>
+          <w:rFonts w:hint="default" w:ascii="Times New Roman" w:hAnsi="Times New Roman" w:cs="Times New Roman"/>
+          <w:b w:val="0"/>
+          <w:bCs w:val="0"/>
+          <w:i w:val="0"/>
+          <w:iCs w:val="0"/>
+          <w:sz w:val="28"/>
+          <w:szCs w:val="28"/>
+          <w:lang w:val="ru-RU"/>
+        </w:rPr>
+        <w:t>2.2</w:t>
       </w:r>
       <w:r>
         <w:rPr>
@@ -20498,6 +20592,750 @@
         </w:rPr>
         <w:t>.</w:t>
       </w:r>
+    </w:p>
+    <w:p>
+      <w:pPr>
+        <w:spacing w:line="360" w:lineRule="auto"/>
+        <w:ind w:firstLine="708" w:firstLineChars="0"/>
+        <w:jc w:val="both"/>
+        <w:rPr>
+          <w:rFonts w:hint="default" w:ascii="Times New Roman" w:hAnsi="Times New Roman" w:cs="Times New Roman"/>
+          <w:b w:val="0"/>
+          <w:bCs w:val="0"/>
+          <w:i w:val="0"/>
+          <w:iCs w:val="0"/>
+          <w:sz w:val="28"/>
+          <w:szCs w:val="28"/>
+          <w:lang w:val="en-US"/>
+        </w:rPr>
+      </w:pPr>
+      <w:r>
+        <w:rPr>
+          <w:rFonts w:hint="default" w:ascii="Times New Roman" w:hAnsi="Times New Roman" w:cs="Times New Roman"/>
+          <w:b w:val="0"/>
+          <w:bCs w:val="0"/>
+          <w:i w:val="0"/>
+          <w:iCs w:val="0"/>
+          <w:sz w:val="28"/>
+          <w:szCs w:val="28"/>
+          <w:lang w:val="en-US"/>
+        </w:rPr>
+        <w:t>В основе системы лежит фреймворк TestNG, отвечающий за управление выполнением тестовых сценариев. TestNG обеспечивает запуск тестов, управление жизненным циклом тестирования, поддержку параллельного выполнения и формирование тестовых наборов. С помощью файла testng.xml задаются параметры запуска тестов, количество потоков и последовательность выполнения тестовых классов.</w:t>
+      </w:r>
+    </w:p>
+    <w:p>
+      <w:pPr>
+        <w:spacing w:line="360" w:lineRule="auto"/>
+        <w:ind w:firstLine="708" w:firstLineChars="0"/>
+        <w:jc w:val="both"/>
+        <w:rPr>
+          <w:rFonts w:hint="default" w:ascii="Times New Roman" w:hAnsi="Times New Roman" w:cs="Times New Roman"/>
+          <w:b w:val="0"/>
+          <w:bCs w:val="0"/>
+          <w:i w:val="0"/>
+          <w:iCs w:val="0"/>
+          <w:sz w:val="28"/>
+          <w:szCs w:val="28"/>
+          <w:lang w:val="en-US"/>
+        </w:rPr>
+      </w:pPr>
+      <w:r>
+        <w:rPr>
+          <w:rFonts w:hint="default" w:ascii="Times New Roman" w:hAnsi="Times New Roman" w:cs="Times New Roman"/>
+          <w:b w:val="0"/>
+          <w:bCs w:val="0"/>
+          <w:i w:val="0"/>
+          <w:iCs w:val="0"/>
+          <w:sz w:val="28"/>
+          <w:szCs w:val="28"/>
+          <w:lang w:val="en-US"/>
+        </w:rPr>
+        <w:t>Для автоматизации взаимодействия с веб-интерфейсом используется Selenium WebDriver. Данный компонент обеспечивает управление браузером и выполнение пользовательских действий:</w:t>
+      </w:r>
+    </w:p>
+    <w:p>
+      <w:pPr>
+        <w:numPr>
+          <w:ilvl w:val="0"/>
+          <w:numId w:val="23"/>
+        </w:numPr>
+        <w:spacing w:line="360" w:lineRule="auto"/>
+        <w:ind w:left="420" w:leftChars="0" w:hanging="420" w:firstLineChars="0"/>
+        <w:jc w:val="both"/>
+        <w:rPr>
+          <w:rFonts w:hint="default" w:ascii="Times New Roman" w:hAnsi="Times New Roman" w:cs="Times New Roman"/>
+          <w:b w:val="0"/>
+          <w:bCs w:val="0"/>
+          <w:i w:val="0"/>
+          <w:iCs w:val="0"/>
+          <w:sz w:val="28"/>
+          <w:szCs w:val="28"/>
+          <w:lang w:val="en-US"/>
+        </w:rPr>
+      </w:pPr>
+      <w:r>
+        <w:rPr>
+          <w:rFonts w:hint="default" w:ascii="Times New Roman" w:hAnsi="Times New Roman" w:cs="Times New Roman"/>
+          <w:b w:val="0"/>
+          <w:bCs w:val="0"/>
+          <w:i w:val="0"/>
+          <w:iCs w:val="0"/>
+          <w:sz w:val="28"/>
+          <w:szCs w:val="28"/>
+          <w:lang w:val="en-US"/>
+        </w:rPr>
+        <w:t>открытие страниц;</w:t>
+      </w:r>
+    </w:p>
+    <w:p>
+      <w:pPr>
+        <w:numPr>
+          <w:ilvl w:val="0"/>
+          <w:numId w:val="23"/>
+        </w:numPr>
+        <w:spacing w:line="360" w:lineRule="auto"/>
+        <w:ind w:left="420" w:leftChars="0" w:hanging="420" w:firstLineChars="0"/>
+        <w:jc w:val="both"/>
+        <w:rPr>
+          <w:rFonts w:hint="default" w:ascii="Times New Roman" w:hAnsi="Times New Roman" w:cs="Times New Roman"/>
+          <w:b w:val="0"/>
+          <w:bCs w:val="0"/>
+          <w:i w:val="0"/>
+          <w:iCs w:val="0"/>
+          <w:sz w:val="28"/>
+          <w:szCs w:val="28"/>
+          <w:lang w:val="en-US"/>
+        </w:rPr>
+      </w:pPr>
+      <w:r>
+        <w:rPr>
+          <w:rFonts w:hint="default" w:ascii="Times New Roman" w:hAnsi="Times New Roman" w:cs="Times New Roman"/>
+          <w:b w:val="0"/>
+          <w:bCs w:val="0"/>
+          <w:i w:val="0"/>
+          <w:iCs w:val="0"/>
+          <w:sz w:val="28"/>
+          <w:szCs w:val="28"/>
+          <w:lang w:val="en-US"/>
+        </w:rPr>
+        <w:t>ввод данных;</w:t>
+      </w:r>
+    </w:p>
+    <w:p>
+      <w:pPr>
+        <w:numPr>
+          <w:ilvl w:val="0"/>
+          <w:numId w:val="23"/>
+        </w:numPr>
+        <w:spacing w:line="360" w:lineRule="auto"/>
+        <w:ind w:left="420" w:leftChars="0" w:hanging="420" w:firstLineChars="0"/>
+        <w:jc w:val="both"/>
+        <w:rPr>
+          <w:rFonts w:hint="default" w:ascii="Times New Roman" w:hAnsi="Times New Roman" w:cs="Times New Roman"/>
+          <w:b w:val="0"/>
+          <w:bCs w:val="0"/>
+          <w:i w:val="0"/>
+          <w:iCs w:val="0"/>
+          <w:sz w:val="28"/>
+          <w:szCs w:val="28"/>
+          <w:lang w:val="en-US"/>
+        </w:rPr>
+      </w:pPr>
+      <w:r>
+        <w:rPr>
+          <w:rFonts w:hint="default" w:ascii="Times New Roman" w:hAnsi="Times New Roman" w:cs="Times New Roman"/>
+          <w:b w:val="0"/>
+          <w:bCs w:val="0"/>
+          <w:i w:val="0"/>
+          <w:iCs w:val="0"/>
+          <w:sz w:val="28"/>
+          <w:szCs w:val="28"/>
+          <w:lang w:val="en-US"/>
+        </w:rPr>
+        <w:t>нажатие элементов интерфейса;</w:t>
+      </w:r>
+    </w:p>
+    <w:p>
+      <w:pPr>
+        <w:numPr>
+          <w:ilvl w:val="0"/>
+          <w:numId w:val="23"/>
+        </w:numPr>
+        <w:spacing w:line="360" w:lineRule="auto"/>
+        <w:ind w:left="420" w:leftChars="0" w:hanging="420" w:firstLineChars="0"/>
+        <w:jc w:val="both"/>
+        <w:rPr>
+          <w:rFonts w:hint="default" w:ascii="Times New Roman" w:hAnsi="Times New Roman" w:cs="Times New Roman"/>
+          <w:b w:val="0"/>
+          <w:bCs w:val="0"/>
+          <w:i w:val="0"/>
+          <w:iCs w:val="0"/>
+          <w:sz w:val="28"/>
+          <w:szCs w:val="28"/>
+          <w:lang w:val="en-US"/>
+        </w:rPr>
+      </w:pPr>
+      <w:r>
+        <w:rPr>
+          <w:rFonts w:hint="default" w:ascii="Times New Roman" w:hAnsi="Times New Roman" w:cs="Times New Roman"/>
+          <w:b w:val="0"/>
+          <w:bCs w:val="0"/>
+          <w:i w:val="0"/>
+          <w:iCs w:val="0"/>
+          <w:sz w:val="28"/>
+          <w:szCs w:val="28"/>
+          <w:lang w:val="en-US"/>
+        </w:rPr>
+        <w:t>выполнение проверок.</w:t>
+      </w:r>
+    </w:p>
+    <w:p>
+      <w:pPr>
+        <w:spacing w:line="360" w:lineRule="auto"/>
+        <w:ind w:firstLine="708" w:firstLineChars="0"/>
+        <w:jc w:val="both"/>
+        <w:rPr>
+          <w:rFonts w:hint="default" w:ascii="Times New Roman" w:hAnsi="Times New Roman" w:cs="Times New Roman"/>
+          <w:b w:val="0"/>
+          <w:bCs w:val="0"/>
+          <w:i w:val="0"/>
+          <w:iCs w:val="0"/>
+          <w:sz w:val="28"/>
+          <w:szCs w:val="28"/>
+          <w:lang w:val="en-US"/>
+        </w:rPr>
+      </w:pPr>
+      <w:r>
+        <w:rPr>
+          <w:rFonts w:hint="default" w:ascii="Times New Roman" w:hAnsi="Times New Roman" w:cs="Times New Roman"/>
+          <w:b w:val="0"/>
+          <w:bCs w:val="0"/>
+          <w:i w:val="0"/>
+          <w:iCs w:val="0"/>
+          <w:sz w:val="28"/>
+          <w:szCs w:val="28"/>
+          <w:lang w:val="en-US"/>
+        </w:rPr>
+        <w:t>Тестовые сценарии используют Selenium WebDriver для отправки команд браузеру и получения результатов выполнения операций.</w:t>
+      </w:r>
+    </w:p>
+    <w:p>
+      <w:pPr>
+        <w:spacing w:line="360" w:lineRule="auto"/>
+        <w:ind w:firstLine="708" w:firstLineChars="0"/>
+        <w:jc w:val="both"/>
+        <w:rPr>
+          <w:rFonts w:hint="default" w:ascii="Times New Roman" w:hAnsi="Times New Roman" w:cs="Times New Roman"/>
+          <w:b w:val="0"/>
+          <w:bCs w:val="0"/>
+          <w:i w:val="0"/>
+          <w:iCs w:val="0"/>
+          <w:sz w:val="28"/>
+          <w:szCs w:val="28"/>
+          <w:lang w:val="en-US"/>
+        </w:rPr>
+      </w:pPr>
+      <w:r>
+        <w:rPr>
+          <w:rFonts w:hint="default" w:ascii="Times New Roman" w:hAnsi="Times New Roman" w:cs="Times New Roman"/>
+          <w:b w:val="0"/>
+          <w:bCs w:val="0"/>
+          <w:i w:val="0"/>
+          <w:iCs w:val="0"/>
+          <w:sz w:val="28"/>
+          <w:szCs w:val="28"/>
+          <w:lang w:val="en-US"/>
+        </w:rPr>
+        <w:t>Для организации распределённого выполнения тестов используется Selenium Grid. Selenium Grid выступает в роли промежуточного компонента между тестами и браузерными контейнерами. Основной задачей Grid является распределение тестовых сессий между доступными browser-node и управление удалённым выполнением тестов.</w:t>
+      </w:r>
+    </w:p>
+    <w:p>
+      <w:pPr>
+        <w:spacing w:line="360" w:lineRule="auto"/>
+        <w:ind w:firstLine="708" w:firstLineChars="0"/>
+        <w:jc w:val="both"/>
+        <w:rPr>
+          <w:rFonts w:hint="default" w:ascii="Times New Roman" w:hAnsi="Times New Roman" w:cs="Times New Roman"/>
+          <w:b w:val="0"/>
+          <w:bCs w:val="0"/>
+          <w:i w:val="0"/>
+          <w:iCs w:val="0"/>
+          <w:sz w:val="28"/>
+          <w:szCs w:val="28"/>
+          <w:lang w:val="en-US"/>
+        </w:rPr>
+      </w:pPr>
+      <w:r>
+        <w:rPr>
+          <w:rFonts w:hint="default" w:ascii="Times New Roman" w:hAnsi="Times New Roman" w:cs="Times New Roman"/>
+          <w:b w:val="0"/>
+          <w:bCs w:val="0"/>
+          <w:i w:val="0"/>
+          <w:iCs w:val="0"/>
+          <w:sz w:val="28"/>
+          <w:szCs w:val="28"/>
+          <w:lang w:val="en-US"/>
+        </w:rPr>
+        <w:t>В рамках разработанного проекта browser-node запускаются внутри Docker-контейнеров. Использование Docker позволяет изолировать браузерные окружения, обеспечить воспроизводимость среды выполнения и упростить масштабирование тестовой инфраструктуры. Для выполнения тестов используются контейнеры с браузерами Google Chrome и Mozilla Firefox.</w:t>
+      </w:r>
+    </w:p>
+    <w:p>
+      <w:pPr>
+        <w:spacing w:line="360" w:lineRule="auto"/>
+        <w:ind w:firstLine="708" w:firstLineChars="0"/>
+        <w:jc w:val="both"/>
+        <w:rPr>
+          <w:rFonts w:hint="default" w:ascii="Times New Roman" w:hAnsi="Times New Roman" w:cs="Times New Roman"/>
+          <w:b w:val="0"/>
+          <w:bCs w:val="0"/>
+          <w:i w:val="0"/>
+          <w:iCs w:val="0"/>
+          <w:sz w:val="28"/>
+          <w:szCs w:val="28"/>
+          <w:lang w:val="en-US"/>
+        </w:rPr>
+      </w:pPr>
+      <w:r>
+        <w:rPr>
+          <w:rFonts w:hint="default" w:ascii="Times New Roman" w:hAnsi="Times New Roman" w:cs="Times New Roman"/>
+          <w:b w:val="0"/>
+          <w:bCs w:val="0"/>
+          <w:i w:val="0"/>
+          <w:iCs w:val="0"/>
+          <w:sz w:val="28"/>
+          <w:szCs w:val="28"/>
+          <w:lang w:val="en-US"/>
+        </w:rPr>
+        <w:t>Каждый browser-container содержит:</w:t>
+      </w:r>
+    </w:p>
+    <w:p>
+      <w:pPr>
+        <w:numPr>
+          <w:ilvl w:val="0"/>
+          <w:numId w:val="23"/>
+        </w:numPr>
+        <w:spacing w:line="360" w:lineRule="auto"/>
+        <w:ind w:left="420" w:leftChars="0" w:hanging="420" w:firstLineChars="0"/>
+        <w:jc w:val="both"/>
+        <w:rPr>
+          <w:rFonts w:hint="default" w:ascii="Times New Roman" w:hAnsi="Times New Roman" w:cs="Times New Roman"/>
+          <w:b w:val="0"/>
+          <w:bCs w:val="0"/>
+          <w:i w:val="0"/>
+          <w:iCs w:val="0"/>
+          <w:sz w:val="28"/>
+          <w:szCs w:val="28"/>
+          <w:lang w:val="en-US"/>
+        </w:rPr>
+      </w:pPr>
+      <w:r>
+        <w:rPr>
+          <w:rFonts w:hint="default" w:ascii="Times New Roman" w:hAnsi="Times New Roman" w:cs="Times New Roman"/>
+          <w:b w:val="0"/>
+          <w:bCs w:val="0"/>
+          <w:i w:val="0"/>
+          <w:iCs w:val="0"/>
+          <w:sz w:val="28"/>
+          <w:szCs w:val="28"/>
+          <w:lang w:val="en-US"/>
+        </w:rPr>
+        <w:t>браузер;</w:t>
+      </w:r>
+    </w:p>
+    <w:p>
+      <w:pPr>
+        <w:numPr>
+          <w:ilvl w:val="0"/>
+          <w:numId w:val="23"/>
+        </w:numPr>
+        <w:spacing w:line="360" w:lineRule="auto"/>
+        <w:ind w:left="420" w:leftChars="0" w:hanging="420" w:firstLineChars="0"/>
+        <w:jc w:val="both"/>
+        <w:rPr>
+          <w:rFonts w:hint="default" w:ascii="Times New Roman" w:hAnsi="Times New Roman" w:cs="Times New Roman"/>
+          <w:b w:val="0"/>
+          <w:bCs w:val="0"/>
+          <w:i w:val="0"/>
+          <w:iCs w:val="0"/>
+          <w:sz w:val="28"/>
+          <w:szCs w:val="28"/>
+          <w:lang w:val="en-US"/>
+        </w:rPr>
+      </w:pPr>
+      <w:r>
+        <w:rPr>
+          <w:rFonts w:hint="default" w:ascii="Times New Roman" w:hAnsi="Times New Roman" w:cs="Times New Roman"/>
+          <w:b w:val="0"/>
+          <w:bCs w:val="0"/>
+          <w:i w:val="0"/>
+          <w:iCs w:val="0"/>
+          <w:sz w:val="28"/>
+          <w:szCs w:val="28"/>
+          <w:lang w:val="en-US"/>
+        </w:rPr>
+        <w:t>WebDriver;</w:t>
+      </w:r>
+    </w:p>
+    <w:p>
+      <w:pPr>
+        <w:numPr>
+          <w:ilvl w:val="0"/>
+          <w:numId w:val="23"/>
+        </w:numPr>
+        <w:spacing w:line="360" w:lineRule="auto"/>
+        <w:ind w:left="420" w:leftChars="0" w:hanging="420" w:firstLineChars="0"/>
+        <w:jc w:val="both"/>
+        <w:rPr>
+          <w:rFonts w:hint="default" w:ascii="Times New Roman" w:hAnsi="Times New Roman" w:cs="Times New Roman"/>
+          <w:b w:val="0"/>
+          <w:bCs w:val="0"/>
+          <w:i w:val="0"/>
+          <w:iCs w:val="0"/>
+          <w:sz w:val="28"/>
+          <w:szCs w:val="28"/>
+          <w:lang w:val="en-US"/>
+        </w:rPr>
+      </w:pPr>
+      <w:r>
+        <w:rPr>
+          <w:rFonts w:hint="default" w:ascii="Times New Roman" w:hAnsi="Times New Roman" w:cs="Times New Roman"/>
+          <w:b w:val="0"/>
+          <w:bCs w:val="0"/>
+          <w:i w:val="0"/>
+          <w:iCs w:val="0"/>
+          <w:sz w:val="28"/>
+          <w:szCs w:val="28"/>
+          <w:lang w:val="en-US"/>
+        </w:rPr>
+        <w:t>Selenium Node;</w:t>
+      </w:r>
+    </w:p>
+    <w:p>
+      <w:pPr>
+        <w:numPr>
+          <w:ilvl w:val="0"/>
+          <w:numId w:val="23"/>
+        </w:numPr>
+        <w:spacing w:line="360" w:lineRule="auto"/>
+        <w:ind w:left="420" w:leftChars="0" w:hanging="420" w:firstLineChars="0"/>
+        <w:jc w:val="both"/>
+        <w:rPr>
+          <w:rFonts w:hint="default" w:ascii="Times New Roman" w:hAnsi="Times New Roman" w:cs="Times New Roman"/>
+          <w:b w:val="0"/>
+          <w:bCs w:val="0"/>
+          <w:i w:val="0"/>
+          <w:iCs w:val="0"/>
+          <w:sz w:val="28"/>
+          <w:szCs w:val="28"/>
+          <w:lang w:val="en-US"/>
+        </w:rPr>
+      </w:pPr>
+      <w:r>
+        <w:rPr>
+          <w:rFonts w:hint="default" w:ascii="Times New Roman" w:hAnsi="Times New Roman" w:cs="Times New Roman"/>
+          <w:b w:val="0"/>
+          <w:bCs w:val="0"/>
+          <w:i w:val="0"/>
+          <w:iCs w:val="0"/>
+          <w:sz w:val="28"/>
+          <w:szCs w:val="28"/>
+          <w:lang w:val="en-US"/>
+        </w:rPr>
+        <w:t>необходимые системные зависимости.</w:t>
+      </w:r>
+    </w:p>
+    <w:p>
+      <w:pPr>
+        <w:spacing w:line="360" w:lineRule="auto"/>
+        <w:ind w:firstLine="708" w:firstLineChars="0"/>
+        <w:jc w:val="both"/>
+        <w:rPr>
+          <w:rFonts w:hint="default" w:ascii="Times New Roman" w:hAnsi="Times New Roman" w:cs="Times New Roman"/>
+          <w:b w:val="0"/>
+          <w:bCs w:val="0"/>
+          <w:i w:val="0"/>
+          <w:iCs w:val="0"/>
+          <w:sz w:val="28"/>
+          <w:szCs w:val="28"/>
+          <w:lang w:val="en-US"/>
+        </w:rPr>
+      </w:pPr>
+      <w:r>
+        <w:rPr>
+          <w:rFonts w:hint="default" w:ascii="Times New Roman" w:hAnsi="Times New Roman" w:cs="Times New Roman"/>
+          <w:b w:val="0"/>
+          <w:bCs w:val="0"/>
+          <w:i w:val="0"/>
+          <w:iCs w:val="0"/>
+          <w:sz w:val="28"/>
+          <w:szCs w:val="28"/>
+          <w:lang w:val="en-US"/>
+        </w:rPr>
+        <w:t>После запуска контейнеры регистрируются в Selenium Grid и становятся доступны для выполнения тестовых сценариев.</w:t>
+      </w:r>
+    </w:p>
+    <w:p>
+      <w:pPr>
+        <w:spacing w:line="360" w:lineRule="auto"/>
+        <w:ind w:firstLine="708" w:firstLineChars="0"/>
+        <w:jc w:val="both"/>
+        <w:rPr>
+          <w:rFonts w:hint="default" w:ascii="Times New Roman" w:hAnsi="Times New Roman" w:cs="Times New Roman"/>
+          <w:b w:val="0"/>
+          <w:bCs w:val="0"/>
+          <w:i w:val="0"/>
+          <w:iCs w:val="0"/>
+          <w:sz w:val="28"/>
+          <w:szCs w:val="28"/>
+          <w:lang w:val="en-US"/>
+        </w:rPr>
+      </w:pPr>
+      <w:r>
+        <w:rPr>
+          <w:rFonts w:hint="default" w:ascii="Times New Roman" w:hAnsi="Times New Roman" w:cs="Times New Roman"/>
+          <w:b w:val="0"/>
+          <w:bCs w:val="0"/>
+          <w:i w:val="0"/>
+          <w:iCs w:val="0"/>
+          <w:sz w:val="28"/>
+          <w:szCs w:val="28"/>
+          <w:lang w:val="en-US"/>
+        </w:rPr>
+        <w:t>Для формирования отчётности в проекте используется Allure Reports. После завершения выполнения тестов система автоматически формирует отчёты, содержащие:</w:t>
+      </w:r>
+    </w:p>
+    <w:p>
+      <w:pPr>
+        <w:numPr>
+          <w:ilvl w:val="0"/>
+          <w:numId w:val="23"/>
+        </w:numPr>
+        <w:spacing w:line="360" w:lineRule="auto"/>
+        <w:ind w:left="420" w:leftChars="0" w:hanging="420" w:firstLineChars="0"/>
+        <w:jc w:val="both"/>
+        <w:rPr>
+          <w:rFonts w:hint="default" w:ascii="Times New Roman" w:hAnsi="Times New Roman" w:cs="Times New Roman"/>
+          <w:b w:val="0"/>
+          <w:bCs w:val="0"/>
+          <w:i w:val="0"/>
+          <w:iCs w:val="0"/>
+          <w:sz w:val="28"/>
+          <w:szCs w:val="28"/>
+          <w:lang w:val="en-US"/>
+        </w:rPr>
+      </w:pPr>
+      <w:r>
+        <w:rPr>
+          <w:rFonts w:hint="default" w:ascii="Times New Roman" w:hAnsi="Times New Roman" w:cs="Times New Roman"/>
+          <w:b w:val="0"/>
+          <w:bCs w:val="0"/>
+          <w:i w:val="0"/>
+          <w:iCs w:val="0"/>
+          <w:sz w:val="28"/>
+          <w:szCs w:val="28"/>
+          <w:lang w:val="en-US"/>
+        </w:rPr>
+        <w:t>результаты выполнения тестов;</w:t>
+      </w:r>
+    </w:p>
+    <w:p>
+      <w:pPr>
+        <w:numPr>
+          <w:ilvl w:val="0"/>
+          <w:numId w:val="23"/>
+        </w:numPr>
+        <w:spacing w:line="360" w:lineRule="auto"/>
+        <w:ind w:left="420" w:leftChars="0" w:hanging="420" w:firstLineChars="0"/>
+        <w:jc w:val="both"/>
+        <w:rPr>
+          <w:rFonts w:hint="default" w:ascii="Times New Roman" w:hAnsi="Times New Roman" w:cs="Times New Roman"/>
+          <w:b w:val="0"/>
+          <w:bCs w:val="0"/>
+          <w:i w:val="0"/>
+          <w:iCs w:val="0"/>
+          <w:sz w:val="28"/>
+          <w:szCs w:val="28"/>
+          <w:lang w:val="en-US"/>
+        </w:rPr>
+      </w:pPr>
+      <w:r>
+        <w:rPr>
+          <w:rFonts w:hint="default" w:ascii="Times New Roman" w:hAnsi="Times New Roman" w:cs="Times New Roman"/>
+          <w:b w:val="0"/>
+          <w:bCs w:val="0"/>
+          <w:i w:val="0"/>
+          <w:iCs w:val="0"/>
+          <w:sz w:val="28"/>
+          <w:szCs w:val="28"/>
+          <w:lang w:val="en-US"/>
+        </w:rPr>
+        <w:t>информацию об ошибках;</w:t>
+      </w:r>
+    </w:p>
+    <w:p>
+      <w:pPr>
+        <w:numPr>
+          <w:ilvl w:val="0"/>
+          <w:numId w:val="23"/>
+        </w:numPr>
+        <w:spacing w:line="360" w:lineRule="auto"/>
+        <w:ind w:left="420" w:leftChars="0" w:hanging="420" w:firstLineChars="0"/>
+        <w:jc w:val="both"/>
+        <w:rPr>
+          <w:rFonts w:hint="default" w:ascii="Times New Roman" w:hAnsi="Times New Roman" w:cs="Times New Roman"/>
+          <w:b w:val="0"/>
+          <w:bCs w:val="0"/>
+          <w:i w:val="0"/>
+          <w:iCs w:val="0"/>
+          <w:sz w:val="28"/>
+          <w:szCs w:val="28"/>
+          <w:lang w:val="en-US"/>
+        </w:rPr>
+      </w:pPr>
+      <w:r>
+        <w:rPr>
+          <w:rFonts w:hint="default" w:ascii="Times New Roman" w:hAnsi="Times New Roman" w:cs="Times New Roman"/>
+          <w:b w:val="0"/>
+          <w:bCs w:val="0"/>
+          <w:i w:val="0"/>
+          <w:iCs w:val="0"/>
+          <w:sz w:val="28"/>
+          <w:szCs w:val="28"/>
+          <w:lang w:val="en-US"/>
+        </w:rPr>
+        <w:t>сведения о времени выполнения;</w:t>
+      </w:r>
+    </w:p>
+    <w:p>
+      <w:pPr>
+        <w:numPr>
+          <w:ilvl w:val="0"/>
+          <w:numId w:val="23"/>
+        </w:numPr>
+        <w:spacing w:line="360" w:lineRule="auto"/>
+        <w:ind w:left="420" w:leftChars="0" w:hanging="420" w:firstLineChars="0"/>
+        <w:jc w:val="both"/>
+        <w:rPr>
+          <w:rFonts w:hint="default" w:ascii="Times New Roman" w:hAnsi="Times New Roman" w:cs="Times New Roman"/>
+          <w:b w:val="0"/>
+          <w:bCs w:val="0"/>
+          <w:i w:val="0"/>
+          <w:iCs w:val="0"/>
+          <w:sz w:val="28"/>
+          <w:szCs w:val="28"/>
+          <w:lang w:val="en-US"/>
+        </w:rPr>
+      </w:pPr>
+      <w:r>
+        <w:rPr>
+          <w:rFonts w:hint="default" w:ascii="Times New Roman" w:hAnsi="Times New Roman" w:cs="Times New Roman"/>
+          <w:b w:val="0"/>
+          <w:bCs w:val="0"/>
+          <w:i w:val="0"/>
+          <w:iCs w:val="0"/>
+          <w:sz w:val="28"/>
+          <w:szCs w:val="28"/>
+          <w:lang w:val="en-US"/>
+        </w:rPr>
+        <w:t>статус прохождения тестовых сценариев;</w:t>
+      </w:r>
+    </w:p>
+    <w:p>
+      <w:pPr>
+        <w:numPr>
+          <w:ilvl w:val="0"/>
+          <w:numId w:val="23"/>
+        </w:numPr>
+        <w:spacing w:line="360" w:lineRule="auto"/>
+        <w:ind w:left="420" w:leftChars="0" w:hanging="420" w:firstLineChars="0"/>
+        <w:jc w:val="both"/>
+        <w:rPr>
+          <w:rFonts w:hint="default" w:ascii="Times New Roman" w:hAnsi="Times New Roman" w:cs="Times New Roman"/>
+   